--- a/torch.docx
+++ b/torch.docx
@@ -1060,723 +1060,6 @@
     <w:p>
       <w:pPr>
         <w:pStyle w:val="ListParagraph"/>
-        <w:numPr>
-          <w:ilvl w:val="0"/>
-          <w:numId w:val="2"/>
-        </w:numPr>
-        <w:pBdr>
-          <w:top w:val="single" w:sz="4" w:space="1" w:color="auto"/>
-          <w:left w:val="single" w:sz="4" w:space="4" w:color="auto"/>
-          <w:bottom w:val="single" w:sz="4" w:space="1" w:color="auto"/>
-          <w:right w:val="single" w:sz="4" w:space="4" w:color="auto"/>
-        </w:pBdr>
-        <w:rPr>
-          <w:lang w:val="en-US"/>
-        </w:rPr>
-      </w:pPr>
-      <w:r>
-        <w:rPr>
-          <w:lang w:val="en-US"/>
-        </w:rPr>
-        <w:t>!pip install gym gym[atari] gym[accept-rom-license] pyvirtualdisplay pygame</w:t>
-      </w:r>
-    </w:p>
-    <w:p>
-      <w:pPr>
-        <w:pStyle w:val="ListParagraph"/>
-        <w:numPr>
-          <w:ilvl w:val="0"/>
-          <w:numId w:val="2"/>
-        </w:numPr>
-        <w:pBdr>
-          <w:top w:val="single" w:sz="4" w:space="1" w:color="auto"/>
-          <w:left w:val="single" w:sz="4" w:space="4" w:color="auto"/>
-          <w:bottom w:val="single" w:sz="4" w:space="1" w:color="auto"/>
-          <w:right w:val="single" w:sz="4" w:space="4" w:color="auto"/>
-        </w:pBdr>
-        <w:rPr>
-          <w:lang w:val="en-US"/>
-        </w:rPr>
-      </w:pPr>
-      <w:r>
-        <w:rPr>
-          <w:lang w:val="en-US"/>
-        </w:rPr>
-        <w:t>!apt-get update</w:t>
-      </w:r>
-    </w:p>
-    <w:p>
-      <w:pPr>
-        <w:pStyle w:val="ListParagraph"/>
-        <w:numPr>
-          <w:ilvl w:val="0"/>
-          <w:numId w:val="2"/>
-        </w:numPr>
-        <w:pBdr>
-          <w:top w:val="single" w:sz="4" w:space="1" w:color="auto"/>
-          <w:left w:val="single" w:sz="4" w:space="4" w:color="auto"/>
-          <w:bottom w:val="single" w:sz="4" w:space="1" w:color="auto"/>
-          <w:right w:val="single" w:sz="4" w:space="4" w:color="auto"/>
-        </w:pBdr>
-        <w:rPr>
-          <w:lang w:val="en-US"/>
-        </w:rPr>
-      </w:pPr>
-      <w:r>
-        <w:rPr>
-          <w:lang w:val="en-US"/>
-        </w:rPr>
-        <w:t>!apt-get install xvfb</w:t>
-      </w:r>
-    </w:p>
-    <w:p>
-      <w:pPr>
-        <w:pStyle w:val="ListParagraph"/>
-        <w:numPr>
-          <w:ilvl w:val="0"/>
-          <w:numId w:val="1"/>
-        </w:numPr>
-        <w:rPr>
-          <w:lang w:val="en-US"/>
-        </w:rPr>
-      </w:pPr>
-      <w:r>
-        <w:rPr>
-          <w:lang w:val="en-US"/>
-        </w:rPr>
-        <w:t xml:space="preserve">Những </w:t>
-      </w:r>
-      <w:r>
-        <w:rPr>
-          <w:lang w:val="en-US"/>
-        </w:rPr>
-        <w:t xml:space="preserve">Thư Viện Đã Có Sẵn Trong </w:t>
-      </w:r>
-      <w:r>
-        <w:rPr>
-          <w:lang w:val="en-US"/>
-        </w:rPr>
-        <w:t>Google Colab</w:t>
-      </w:r>
-      <w:r>
-        <w:rPr>
-          <w:lang w:val="en-US"/>
-        </w:rPr>
-        <w:t>?</w:t>
-      </w:r>
-    </w:p>
-    <w:p>
-      <w:pPr>
-        <w:pStyle w:val="ListParagraph"/>
-        <w:numPr>
-          <w:ilvl w:val="0"/>
-          <w:numId w:val="2"/>
-        </w:numPr>
-        <w:pBdr>
-          <w:top w:val="single" w:sz="4" w:space="1" w:color="auto"/>
-          <w:left w:val="single" w:sz="4" w:space="4" w:color="auto"/>
-          <w:bottom w:val="single" w:sz="4" w:space="1" w:color="auto"/>
-          <w:right w:val="single" w:sz="4" w:space="4" w:color="auto"/>
-        </w:pBdr>
-        <w:rPr>
-          <w:lang w:val="en-US"/>
-        </w:rPr>
-      </w:pPr>
-      <w:r>
-        <w:rPr>
-          <w:lang w:val="en-US"/>
-        </w:rPr>
-        <w:t>keras, torch, tensorflow</w:t>
-      </w:r>
-      <w:r>
-        <w:rPr>
-          <w:lang w:val="en-US"/>
-        </w:rPr>
-        <w:t>, jax</w:t>
-      </w:r>
-    </w:p>
-    <w:p>
-      <w:pPr>
-        <w:pStyle w:val="ListParagraph"/>
-        <w:numPr>
-          <w:ilvl w:val="0"/>
-          <w:numId w:val="2"/>
-        </w:numPr>
-        <w:rPr>
-          <w:lang w:val="en-US"/>
-        </w:rPr>
-      </w:pPr>
-      <w:r>
-        <w:rPr>
-          <w:lang w:val="en-US"/>
-        </w:rPr>
-        <w:t>Những thư viện này đều là bản mới nhất</w:t>
-      </w:r>
-    </w:p>
-    <w:p>
-      <w:pPr>
-        <w:pStyle w:val="ListParagraph"/>
-        <w:numPr>
-          <w:ilvl w:val="0"/>
-          <w:numId w:val="1"/>
-        </w:numPr>
-        <w:rPr>
-          <w:lang w:val="en-US"/>
-        </w:rPr>
-      </w:pPr>
-      <w:r>
-        <w:rPr>
-          <w:lang w:val="en-US"/>
-        </w:rPr>
-        <w:t>Cách Chọn GPU Và TPU?</w:t>
-      </w:r>
-    </w:p>
-    <w:p>
-      <w:pPr>
-        <w:pStyle w:val="ListParagraph"/>
-        <w:numPr>
-          <w:ilvl w:val="0"/>
-          <w:numId w:val="2"/>
-        </w:numPr>
-        <w:rPr>
-          <w:lang w:val="en-US"/>
-        </w:rPr>
-      </w:pPr>
-      <w:r>
-        <w:rPr>
-          <w:lang w:val="en-US"/>
-        </w:rPr>
-        <w:t>Vào Tab Runtime + chọn Change Runtime Type + tại Hardware Accelerator chọn GPU hoặc TPU + Click Save</w:t>
-      </w:r>
-    </w:p>
-    <w:p>
-      <w:pPr>
-        <w:pStyle w:val="ListParagraph"/>
-        <w:numPr>
-          <w:ilvl w:val="0"/>
-          <w:numId w:val="2"/>
-        </w:numPr>
-        <w:rPr>
-          <w:lang w:val="en-US"/>
-        </w:rPr>
-      </w:pPr>
-      <w:r>
-        <w:rPr>
-          <w:lang w:val="en-US"/>
-        </w:rPr>
-        <w:t>Việc làm này sẽ xóa toàn bộ dữ liệu đã tải xuống trước đó</w:t>
-      </w:r>
-    </w:p>
-    <w:p>
-      <w:pPr>
-        <w:pStyle w:val="ListParagraph"/>
-        <w:numPr>
-          <w:ilvl w:val="0"/>
-          <w:numId w:val="1"/>
-        </w:numPr>
-        <w:rPr>
-          <w:lang w:val="en-US"/>
-        </w:rPr>
-      </w:pPr>
-      <w:r>
-        <w:rPr>
-          <w:lang w:val="en-US"/>
-        </w:rPr>
-        <w:t>Câu Lệnh Dừng Code Trên Google Colab?</w:t>
-      </w:r>
-    </w:p>
-    <w:p>
-      <w:pPr>
-        <w:pStyle w:val="ListParagraph"/>
-        <w:numPr>
-          <w:ilvl w:val="0"/>
-          <w:numId w:val="2"/>
-        </w:numPr>
-        <w:rPr>
-          <w:lang w:val="en-US"/>
-        </w:rPr>
-      </w:pPr>
-      <w:r>
-        <w:rPr>
-          <w:lang w:val="en-US"/>
-        </w:rPr>
-        <w:t>Trước tiên khai báo thư viện</w:t>
-      </w:r>
-    </w:p>
-    <w:p>
-      <w:pPr>
-        <w:pStyle w:val="ListParagraph"/>
-        <w:numPr>
-          <w:ilvl w:val="0"/>
-          <w:numId w:val="2"/>
-        </w:numPr>
-        <w:pBdr>
-          <w:top w:val="single" w:sz="4" w:space="1" w:color="auto"/>
-          <w:left w:val="single" w:sz="4" w:space="4" w:color="auto"/>
-          <w:bottom w:val="single" w:sz="4" w:space="1" w:color="auto"/>
-          <w:right w:val="single" w:sz="4" w:space="4" w:color="auto"/>
-        </w:pBdr>
-        <w:rPr>
-          <w:lang w:val="en-US"/>
-        </w:rPr>
-      </w:pPr>
-      <w:r>
-        <w:rPr>
-          <w:lang w:val="en-US"/>
-        </w:rPr>
-        <w:t>import sys</w:t>
-      </w:r>
-    </w:p>
-    <w:p>
-      <w:pPr>
-        <w:pStyle w:val="ListParagraph"/>
-        <w:numPr>
-          <w:ilvl w:val="0"/>
-          <w:numId w:val="2"/>
-        </w:numPr>
-        <w:rPr>
-          <w:lang w:val="en-US"/>
-        </w:rPr>
-      </w:pPr>
-      <w:r>
-        <w:rPr>
-          <w:lang w:val="en-US"/>
-        </w:rPr>
-        <w:t>Sau đó muốn dừng chỗ nào thì đặt câu lệnh</w:t>
-      </w:r>
-      <w:r>
-        <w:rPr>
-          <w:lang w:val="en-US"/>
-        </w:rPr>
-        <w:t xml:space="preserve"> này</w:t>
-      </w:r>
-      <w:r>
-        <w:rPr>
-          <w:lang w:val="en-US"/>
-        </w:rPr>
-        <w:t xml:space="preserve"> ngay chỗ đó</w:t>
-      </w:r>
-    </w:p>
-    <w:p>
-      <w:pPr>
-        <w:pStyle w:val="ListParagraph"/>
-        <w:numPr>
-          <w:ilvl w:val="0"/>
-          <w:numId w:val="2"/>
-        </w:numPr>
-        <w:pBdr>
-          <w:top w:val="single" w:sz="4" w:space="1" w:color="auto"/>
-          <w:left w:val="single" w:sz="4" w:space="4" w:color="auto"/>
-          <w:bottom w:val="single" w:sz="4" w:space="1" w:color="auto"/>
-          <w:right w:val="single" w:sz="4" w:space="4" w:color="auto"/>
-        </w:pBdr>
-        <w:rPr>
-          <w:lang w:val="en-US"/>
-        </w:rPr>
-      </w:pPr>
-      <w:r>
-        <w:rPr>
-          <w:lang w:val="en-US"/>
-        </w:rPr>
-        <w:t>sys.exit()</w:t>
-      </w:r>
-    </w:p>
-    <w:p>
-      <w:pPr>
-        <w:pStyle w:val="ListParagraph"/>
-        <w:numPr>
-          <w:ilvl w:val="0"/>
-          <w:numId w:val="1"/>
-        </w:numPr>
-        <w:rPr>
-          <w:lang w:val="en-US"/>
-        </w:rPr>
-      </w:pPr>
-      <w:r>
-        <w:rPr>
-          <w:lang w:val="en-US"/>
-        </w:rPr>
-        <w:t>Muốn Đo Thời Gian</w:t>
-      </w:r>
-      <w:r>
-        <w:rPr>
-          <w:lang w:val="en-US"/>
-        </w:rPr>
-        <w:t xml:space="preserve"> Trung Bình</w:t>
-      </w:r>
-      <w:r>
-        <w:rPr>
-          <w:lang w:val="en-US"/>
-        </w:rPr>
-        <w:t xml:space="preserve"> Thực Thi 1 Câu Lệnh Trên Google Colab?</w:t>
-      </w:r>
-    </w:p>
-    <w:p>
-      <w:pPr>
-        <w:pStyle w:val="ListParagraph"/>
-        <w:numPr>
-          <w:ilvl w:val="0"/>
-          <w:numId w:val="2"/>
-        </w:numPr>
-        <w:rPr>
-          <w:lang w:val="en-US"/>
-        </w:rPr>
-      </w:pPr>
-      <w:r>
-        <w:rPr>
-          <w:lang w:val="en-US"/>
-        </w:rPr>
-        <w:t>Đặt trước câu lệnh dòng Code sau</w:t>
-      </w:r>
-    </w:p>
-    <w:p>
-      <w:pPr>
-        <w:pStyle w:val="ListParagraph"/>
-        <w:numPr>
-          <w:ilvl w:val="0"/>
-          <w:numId w:val="2"/>
-        </w:numPr>
-        <w:pBdr>
-          <w:top w:val="single" w:sz="4" w:space="1" w:color="auto"/>
-          <w:left w:val="single" w:sz="4" w:space="4" w:color="auto"/>
-          <w:bottom w:val="single" w:sz="4" w:space="1" w:color="auto"/>
-          <w:right w:val="single" w:sz="4" w:space="4" w:color="auto"/>
-        </w:pBdr>
-        <w:rPr>
-          <w:lang w:val="en-US"/>
-        </w:rPr>
-      </w:pPr>
-      <w:r>
-        <w:rPr>
-          <w:lang w:val="en-US"/>
-        </w:rPr>
-        <w:t xml:space="preserve">%timeit –r &lt;Số Lần Chạy&gt; –n &lt;Số Lần Thực Thi Câu Lệnh Lệnh Mỗi Lần Chạy&gt; </w:t>
-      </w:r>
-    </w:p>
-    <w:p>
-      <w:pPr>
-        <w:pStyle w:val="ListParagraph"/>
-        <w:numPr>
-          <w:ilvl w:val="0"/>
-          <w:numId w:val="2"/>
-        </w:numPr>
-        <w:rPr>
-          <w:lang w:val="en-US"/>
-        </w:rPr>
-      </w:pPr>
-      <w:r>
-        <w:rPr>
-          <w:lang w:val="en-US"/>
-        </w:rPr>
-        <w:t>Ví dụ, câu lệnh sum sẽ chạy tổng cộng 1000 lần và đo thời gian trung bình thực hiện câu lệnh này</w:t>
-      </w:r>
-    </w:p>
-    <w:p>
-      <w:pPr>
-        <w:pStyle w:val="ListParagraph"/>
-        <w:numPr>
-          <w:ilvl w:val="0"/>
-          <w:numId w:val="2"/>
-        </w:numPr>
-        <w:pBdr>
-          <w:top w:val="single" w:sz="4" w:space="1" w:color="auto"/>
-          <w:left w:val="single" w:sz="4" w:space="4" w:color="auto"/>
-          <w:bottom w:val="single" w:sz="4" w:space="1" w:color="auto"/>
-          <w:right w:val="single" w:sz="4" w:space="4" w:color="auto"/>
-        </w:pBdr>
-        <w:rPr>
-          <w:lang w:val="en-US"/>
-        </w:rPr>
-      </w:pPr>
-      <w:r>
-        <w:rPr>
-          <w:lang w:val="en-US"/>
-        </w:rPr>
-        <w:t>%timeit –r 10 –n 100 sum(range(20))</w:t>
-      </w:r>
-    </w:p>
-    <w:p>
-      <w:pPr>
-        <w:pStyle w:val="ListParagraph"/>
-        <w:numPr>
-          <w:ilvl w:val="0"/>
-          <w:numId w:val="2"/>
-        </w:numPr>
-        <w:rPr>
-          <w:lang w:val="en-US"/>
-        </w:rPr>
-      </w:pPr>
-      <w:r>
-        <w:rPr>
-          <w:lang w:val="en-US"/>
-        </w:rPr>
-        <w:t>Màn hình Output</w:t>
-      </w:r>
-    </w:p>
-    <w:p>
-      <w:pPr>
-        <w:pStyle w:val="ListParagraph"/>
-        <w:numPr>
-          <w:ilvl w:val="0"/>
-          <w:numId w:val="2"/>
-        </w:numPr>
-        <w:rPr>
-          <w:lang w:val="en-US"/>
-        </w:rPr>
-      </w:pPr>
-      <w:r>
-        <w:rPr>
-          <w:lang w:val="en-US"/>
-        </w:rPr>
-        <w:t>475 ns ± 43.5 ns per loop (mean ± std. dev. of 10 runs, 100 loops each)</w:t>
-      </w:r>
-    </w:p>
-    <w:p>
-      <w:pPr>
-        <w:pStyle w:val="ListParagraph"/>
-        <w:numPr>
-          <w:ilvl w:val="0"/>
-          <w:numId w:val="1"/>
-        </w:numPr>
-        <w:rPr>
-          <w:lang w:val="en-US"/>
-        </w:rPr>
-      </w:pPr>
-      <w:r>
-        <w:rPr>
-          <w:lang w:val="en-US"/>
-        </w:rPr>
-        <w:t>Chỉ Muốn Đo 1 Lần Thời Gian Thực Hiện Câu Lệnh Tại Thời Điểm Hiện Tại?</w:t>
-      </w:r>
-    </w:p>
-    <w:p>
-      <w:pPr>
-        <w:pStyle w:val="ListParagraph"/>
-        <w:numPr>
-          <w:ilvl w:val="0"/>
-          <w:numId w:val="2"/>
-        </w:numPr>
-        <w:pBdr>
-          <w:top w:val="single" w:sz="4" w:space="1" w:color="auto"/>
-          <w:left w:val="single" w:sz="4" w:space="4" w:color="auto"/>
-          <w:bottom w:val="single" w:sz="4" w:space="1" w:color="auto"/>
-          <w:right w:val="single" w:sz="4" w:space="4" w:color="auto"/>
-        </w:pBdr>
-        <w:rPr>
-          <w:lang w:val="en-US"/>
-        </w:rPr>
-      </w:pPr>
-      <w:r>
-        <w:rPr>
-          <w:lang w:val="en-US"/>
-        </w:rPr>
-        <w:t>%time &lt;Câu Lệnh&gt;</w:t>
-      </w:r>
-    </w:p>
-    <w:p>
-      <w:pPr>
-        <w:pStyle w:val="ListParagraph"/>
-        <w:numPr>
-          <w:ilvl w:val="0"/>
-          <w:numId w:val="2"/>
-        </w:numPr>
-        <w:rPr>
-          <w:lang w:val="en-US"/>
-        </w:rPr>
-      </w:pPr>
-      <w:r>
-        <w:rPr>
-          <w:lang w:val="en-US"/>
-        </w:rPr>
-        <w:t>Ví dụ</w:t>
-      </w:r>
-    </w:p>
-    <w:p>
-      <w:pPr>
-        <w:pStyle w:val="ListParagraph"/>
-        <w:numPr>
-          <w:ilvl w:val="0"/>
-          <w:numId w:val="2"/>
-        </w:numPr>
-        <w:pBdr>
-          <w:top w:val="single" w:sz="4" w:space="1" w:color="auto"/>
-          <w:left w:val="single" w:sz="4" w:space="4" w:color="auto"/>
-          <w:bottom w:val="single" w:sz="4" w:space="1" w:color="auto"/>
-          <w:right w:val="single" w:sz="4" w:space="4" w:color="auto"/>
-        </w:pBdr>
-        <w:rPr>
-          <w:lang w:val="en-US"/>
-        </w:rPr>
-      </w:pPr>
-      <w:r>
-        <w:rPr>
-          <w:lang w:val="en-US"/>
-        </w:rPr>
-        <w:t>%time sum(range(100))</w:t>
-      </w:r>
-    </w:p>
-    <w:p>
-      <w:pPr>
-        <w:pStyle w:val="ListParagraph"/>
-        <w:numPr>
-          <w:ilvl w:val="0"/>
-          <w:numId w:val="2"/>
-        </w:numPr>
-        <w:rPr>
-          <w:lang w:val="en-US"/>
-        </w:rPr>
-      </w:pPr>
-      <w:r>
-        <w:rPr>
-          <w:lang w:val="en-US"/>
-        </w:rPr>
-        <w:t>Màn hình Output</w:t>
-      </w:r>
-    </w:p>
-    <w:p>
-      <w:pPr>
-        <w:pStyle w:val="ListParagraph"/>
-        <w:numPr>
-          <w:ilvl w:val="0"/>
-          <w:numId w:val="2"/>
-        </w:numPr>
-        <w:pBdr>
-          <w:top w:val="single" w:sz="4" w:space="1" w:color="auto"/>
-          <w:left w:val="single" w:sz="4" w:space="4" w:color="auto"/>
-          <w:bottom w:val="single" w:sz="4" w:space="1" w:color="auto"/>
-          <w:right w:val="single" w:sz="4" w:space="4" w:color="auto"/>
-        </w:pBdr>
-        <w:rPr>
-          <w:lang w:val="en-US"/>
-        </w:rPr>
-      </w:pPr>
-      <w:r>
-        <w:rPr>
-          <w:lang w:val="en-US"/>
-        </w:rPr>
-        <w:t>CPU times: user 8 µs, sys: 1 µs, total: 9 µs</w:t>
-      </w:r>
-    </w:p>
-    <w:p>
-      <w:pPr>
-        <w:pStyle w:val="ListParagraph"/>
-        <w:numPr>
-          <w:ilvl w:val="0"/>
-          <w:numId w:val="2"/>
-        </w:numPr>
-        <w:pBdr>
-          <w:top w:val="single" w:sz="4" w:space="1" w:color="auto"/>
-          <w:left w:val="single" w:sz="4" w:space="4" w:color="auto"/>
-          <w:bottom w:val="single" w:sz="4" w:space="1" w:color="auto"/>
-          <w:right w:val="single" w:sz="4" w:space="4" w:color="auto"/>
-        </w:pBdr>
-        <w:rPr>
-          <w:lang w:val="en-US"/>
-        </w:rPr>
-      </w:pPr>
-      <w:r>
-        <w:rPr>
-          <w:lang w:val="en-US"/>
-        </w:rPr>
-        <w:t>Wall time: 12.4 µs</w:t>
-      </w:r>
-    </w:p>
-    <w:p>
-      <w:pPr>
-        <w:pStyle w:val="ListParagraph"/>
-        <w:numPr>
-          <w:ilvl w:val="0"/>
-          <w:numId w:val="2"/>
-        </w:numPr>
-        <w:rPr>
-          <w:lang w:val="en-US"/>
-        </w:rPr>
-      </w:pPr>
-      <w:r>
-        <w:rPr>
-          <w:lang w:val="en-US"/>
-        </w:rPr>
-        <w:t>User chỉ bao gồm thời gian CPU thực thi câu lệnh</w:t>
-      </w:r>
-    </w:p>
-    <w:p>
-      <w:pPr>
-        <w:pStyle w:val="ListParagraph"/>
-        <w:numPr>
-          <w:ilvl w:val="0"/>
-          <w:numId w:val="2"/>
-        </w:numPr>
-        <w:rPr>
-          <w:lang w:val="en-US"/>
-        </w:rPr>
-      </w:pPr>
-      <w:r>
-        <w:rPr>
-          <w:lang w:val="en-US"/>
-        </w:rPr>
-        <w:t>Sys là thời gian CPU xử lí mấy cái tác vụ hệ thống râu ria không liên quan đến câu lệnh</w:t>
-      </w:r>
-    </w:p>
-    <w:p>
-      <w:pPr>
-        <w:pStyle w:val="ListParagraph"/>
-        <w:numPr>
-          <w:ilvl w:val="0"/>
-          <w:numId w:val="2"/>
-        </w:numPr>
-        <w:rPr>
-          <w:lang w:val="en-US"/>
-        </w:rPr>
-      </w:pPr>
-      <w:r>
-        <w:rPr>
-          <w:lang w:val="en-US"/>
-        </w:rPr>
-        <w:lastRenderedPageBreak/>
-        <w:t>Wall Time là thời gian thực tế của người quan sát khi chạy câu lệnh từ đầu đến cuối, bao gồm luôn thời gian chờ đợi Input nhập vào, Output xuất ra</w:t>
-      </w:r>
-    </w:p>
-    <w:p>
-      <w:pPr>
-        <w:rPr>
-          <w:lang w:val="en-US"/>
-        </w:rPr>
-      </w:pPr>
-    </w:p>
-    <w:p>
-      <w:pPr>
-        <w:rPr>
-          <w:lang w:val="en-US"/>
-        </w:rPr>
-      </w:pPr>
-      <w:r>
-        <w:rPr>
-          <w:lang w:val="en-US"/>
-        </w:rPr>
-        <w:t>Torch:</w:t>
-      </w:r>
-    </w:p>
-    <w:p>
-      <w:pPr>
-        <w:pStyle w:val="ListParagraph"/>
-        <w:numPr>
-          <w:ilvl w:val="0"/>
-          <w:numId w:val="3"/>
-        </w:numPr>
-        <w:rPr>
-          <w:lang w:val="en-US"/>
-        </w:rPr>
-      </w:pPr>
-      <w:r>
-        <w:rPr>
-          <w:lang w:val="en-US"/>
-        </w:rPr>
-        <w:t>Cách Import?</w:t>
-      </w:r>
-    </w:p>
-    <w:p>
-      <w:pPr>
-        <w:pStyle w:val="ListParagraph"/>
         <w:pBdr>
           <w:top w:val="single" w:sz="4" w:space="1" w:color="auto"/>
           <w:left w:val="single" w:sz="4" w:space="4" w:color="auto"/>
@@ -1792,85 +1075,7 @@
         <w:rPr>
           <w:lang w:val="en-US"/>
         </w:rPr>
-        <w:t>import torch</w:t>
-      </w:r>
-    </w:p>
-    <w:p>
-      <w:pPr>
-        <w:pStyle w:val="ListParagraph"/>
-        <w:numPr>
-          <w:ilvl w:val="0"/>
-          <w:numId w:val="3"/>
-        </w:numPr>
-        <w:rPr>
-          <w:lang w:val="en-US"/>
-        </w:rPr>
-      </w:pPr>
-      <w:r>
-        <w:rPr>
-          <w:lang w:val="en-US"/>
-        </w:rPr>
-        <w:t xml:space="preserve">Dấu </w:t>
-      </w:r>
-      <w:r>
-        <w:rPr>
-          <w:lang w:val="en-US"/>
-        </w:rPr>
-        <w:t>“</w:t>
-      </w:r>
-      <w:r>
-        <w:rPr>
-          <w:lang w:val="en-US"/>
-        </w:rPr>
-        <w:t>@</w:t>
-      </w:r>
-      <w:r>
-        <w:rPr>
-          <w:lang w:val="en-US"/>
-        </w:rPr>
-        <w:t>”</w:t>
-      </w:r>
-      <w:r>
-        <w:rPr>
-          <w:lang w:val="en-US"/>
-        </w:rPr>
-        <w:t xml:space="preserve"> Có Ý Nghĩa Gì?</w:t>
-      </w:r>
-    </w:p>
-    <w:p>
-      <w:pPr>
-        <w:pStyle w:val="ListParagraph"/>
-        <w:numPr>
-          <w:ilvl w:val="0"/>
-          <w:numId w:val="2"/>
-        </w:numPr>
-        <w:rPr>
-          <w:lang w:val="en-US"/>
-        </w:rPr>
-      </w:pPr>
-      <w:r>
-        <w:rPr>
-          <w:lang w:val="en-US"/>
-        </w:rPr>
-        <w:t>Phép nhân ma trận hoặc tích vô hướng</w:t>
-      </w:r>
-    </w:p>
-    <w:p>
-      <w:pPr>
-        <w:pStyle w:val="ListParagraph"/>
-        <w:numPr>
-          <w:ilvl w:val="0"/>
-          <w:numId w:val="3"/>
-        </w:numPr>
-        <w:rPr>
-          <w:lang w:val="en-US"/>
-        </w:rPr>
-      </w:pPr>
-      <w:r>
-        <w:rPr>
-          <w:lang w:val="en-US"/>
-        </w:rPr>
-        <w:t>Cách Để Hiện Số Thập Phân Thay Vì Số Khoa Học?</w:t>
+        <w:t>!pip install gym gym[atari] gym[accept-rom-license] pyvirtualdisplay pygame</w:t>
       </w:r>
     </w:p>
     <w:p>
@@ -1891,6 +1096,828 @@
         <w:rPr>
           <w:lang w:val="en-US"/>
         </w:rPr>
+        <w:t>!apt-get update</w:t>
+      </w:r>
+    </w:p>
+    <w:p>
+      <w:pPr>
+        <w:pStyle w:val="ListParagraph"/>
+        <w:pBdr>
+          <w:top w:val="single" w:sz="4" w:space="1" w:color="auto"/>
+          <w:left w:val="single" w:sz="4" w:space="4" w:color="auto"/>
+          <w:bottom w:val="single" w:sz="4" w:space="1" w:color="auto"/>
+          <w:right w:val="single" w:sz="4" w:space="4" w:color="auto"/>
+        </w:pBdr>
+        <w:ind w:left="1080"/>
+        <w:rPr>
+          <w:lang w:val="en-US"/>
+        </w:rPr>
+      </w:pPr>
+      <w:r>
+        <w:rPr>
+          <w:lang w:val="en-US"/>
+        </w:rPr>
+        <w:t>!apt-get install xvfb</w:t>
+      </w:r>
+    </w:p>
+    <w:p>
+      <w:pPr>
+        <w:pStyle w:val="ListParagraph"/>
+        <w:numPr>
+          <w:ilvl w:val="0"/>
+          <w:numId w:val="1"/>
+        </w:numPr>
+        <w:rPr>
+          <w:lang w:val="en-US"/>
+        </w:rPr>
+      </w:pPr>
+      <w:r>
+        <w:rPr>
+          <w:lang w:val="en-US"/>
+        </w:rPr>
+        <w:t xml:space="preserve">Những </w:t>
+      </w:r>
+      <w:r>
+        <w:rPr>
+          <w:lang w:val="en-US"/>
+        </w:rPr>
+        <w:t xml:space="preserve">Thư Viện Đã Có Sẵn Trong </w:t>
+      </w:r>
+      <w:r>
+        <w:rPr>
+          <w:lang w:val="en-US"/>
+        </w:rPr>
+        <w:t>Google Colab</w:t>
+      </w:r>
+      <w:r>
+        <w:rPr>
+          <w:lang w:val="en-US"/>
+        </w:rPr>
+        <w:t>?</w:t>
+      </w:r>
+    </w:p>
+    <w:p>
+      <w:pPr>
+        <w:pStyle w:val="ListParagraph"/>
+        <w:pBdr>
+          <w:top w:val="single" w:sz="4" w:space="1" w:color="auto"/>
+          <w:left w:val="single" w:sz="4" w:space="4" w:color="auto"/>
+          <w:bottom w:val="single" w:sz="4" w:space="1" w:color="auto"/>
+          <w:right w:val="single" w:sz="4" w:space="4" w:color="auto"/>
+        </w:pBdr>
+        <w:ind w:left="1080"/>
+        <w:rPr>
+          <w:lang w:val="en-US"/>
+        </w:rPr>
+      </w:pPr>
+      <w:r>
+        <w:rPr>
+          <w:lang w:val="en-US"/>
+        </w:rPr>
+        <w:t>keras, torch, tensorflow</w:t>
+      </w:r>
+      <w:r>
+        <w:rPr>
+          <w:lang w:val="en-US"/>
+        </w:rPr>
+        <w:t>, jax</w:t>
+      </w:r>
+    </w:p>
+    <w:p>
+      <w:pPr>
+        <w:pStyle w:val="ListParagraph"/>
+        <w:numPr>
+          <w:ilvl w:val="0"/>
+          <w:numId w:val="2"/>
+        </w:numPr>
+        <w:rPr>
+          <w:lang w:val="en-US"/>
+        </w:rPr>
+      </w:pPr>
+      <w:r>
+        <w:rPr>
+          <w:lang w:val="en-US"/>
+        </w:rPr>
+        <w:t>Những thư viện này đều là bản mới nhất</w:t>
+      </w:r>
+    </w:p>
+    <w:p>
+      <w:pPr>
+        <w:pStyle w:val="ListParagraph"/>
+        <w:numPr>
+          <w:ilvl w:val="0"/>
+          <w:numId w:val="1"/>
+        </w:numPr>
+        <w:rPr>
+          <w:lang w:val="en-US"/>
+        </w:rPr>
+      </w:pPr>
+      <w:r>
+        <w:rPr>
+          <w:lang w:val="en-US"/>
+        </w:rPr>
+        <w:t>Tải Nhanh Những Thư Viện Xử Lí Hình Ảnh Chưa Có?</w:t>
+      </w:r>
+    </w:p>
+    <w:p>
+      <w:pPr>
+        <w:pStyle w:val="ListParagraph"/>
+        <w:pBdr>
+          <w:top w:val="single" w:sz="4" w:space="1" w:color="auto"/>
+          <w:left w:val="single" w:sz="4" w:space="4" w:color="auto"/>
+          <w:bottom w:val="single" w:sz="4" w:space="1" w:color="auto"/>
+          <w:right w:val="single" w:sz="4" w:space="4" w:color="auto"/>
+        </w:pBdr>
+        <w:ind w:left="1080"/>
+        <w:rPr>
+          <w:lang w:val="en-US"/>
+        </w:rPr>
+      </w:pPr>
+      <w:r>
+        <w:rPr>
+          <w:lang w:val="en-US"/>
+        </w:rPr>
+        <w:t>!pip install mediapipe</w:t>
+      </w:r>
+    </w:p>
+    <w:p>
+      <w:pPr>
+        <w:pStyle w:val="ListParagraph"/>
+        <w:numPr>
+          <w:ilvl w:val="0"/>
+          <w:numId w:val="1"/>
+        </w:numPr>
+        <w:rPr>
+          <w:lang w:val="en-US"/>
+        </w:rPr>
+      </w:pPr>
+      <w:r>
+        <w:rPr>
+          <w:lang w:val="en-US"/>
+        </w:rPr>
+        <w:t>Cách Chọn GPU Và TPU?</w:t>
+      </w:r>
+    </w:p>
+    <w:p>
+      <w:pPr>
+        <w:pStyle w:val="ListParagraph"/>
+        <w:numPr>
+          <w:ilvl w:val="0"/>
+          <w:numId w:val="2"/>
+        </w:numPr>
+        <w:rPr>
+          <w:lang w:val="en-US"/>
+        </w:rPr>
+      </w:pPr>
+      <w:r>
+        <w:rPr>
+          <w:lang w:val="en-US"/>
+        </w:rPr>
+        <w:t>Vào Tab Runtime + chọn Change Runtime Type + tại Hardware Accelerator chọn GPU hoặc TPU + Click Save</w:t>
+      </w:r>
+    </w:p>
+    <w:p>
+      <w:pPr>
+        <w:pStyle w:val="ListParagraph"/>
+        <w:numPr>
+          <w:ilvl w:val="0"/>
+          <w:numId w:val="2"/>
+        </w:numPr>
+        <w:rPr>
+          <w:lang w:val="en-US"/>
+        </w:rPr>
+      </w:pPr>
+      <w:r>
+        <w:rPr>
+          <w:lang w:val="en-US"/>
+        </w:rPr>
+        <w:t>Việc làm này sẽ xóa toàn bộ dữ liệu đã tải xuống trước đó</w:t>
+      </w:r>
+    </w:p>
+    <w:p>
+      <w:pPr>
+        <w:pStyle w:val="ListParagraph"/>
+        <w:numPr>
+          <w:ilvl w:val="0"/>
+          <w:numId w:val="1"/>
+        </w:numPr>
+        <w:rPr>
+          <w:lang w:val="en-US"/>
+        </w:rPr>
+      </w:pPr>
+      <w:r>
+        <w:rPr>
+          <w:lang w:val="en-US"/>
+        </w:rPr>
+        <w:t>Câu Lệnh Dừng Code Trên Google Colab?</w:t>
+      </w:r>
+    </w:p>
+    <w:p>
+      <w:pPr>
+        <w:pStyle w:val="ListParagraph"/>
+        <w:numPr>
+          <w:ilvl w:val="0"/>
+          <w:numId w:val="2"/>
+        </w:numPr>
+        <w:rPr>
+          <w:lang w:val="en-US"/>
+        </w:rPr>
+      </w:pPr>
+      <w:r>
+        <w:rPr>
+          <w:lang w:val="en-US"/>
+        </w:rPr>
+        <w:t>Trước tiên khai báo thư viện</w:t>
+      </w:r>
+    </w:p>
+    <w:p>
+      <w:pPr>
+        <w:pStyle w:val="ListParagraph"/>
+        <w:numPr>
+          <w:ilvl w:val="0"/>
+          <w:numId w:val="2"/>
+        </w:numPr>
+        <w:pBdr>
+          <w:top w:val="single" w:sz="4" w:space="1" w:color="auto"/>
+          <w:left w:val="single" w:sz="4" w:space="4" w:color="auto"/>
+          <w:bottom w:val="single" w:sz="4" w:space="1" w:color="auto"/>
+          <w:right w:val="single" w:sz="4" w:space="4" w:color="auto"/>
+        </w:pBdr>
+        <w:rPr>
+          <w:lang w:val="en-US"/>
+        </w:rPr>
+      </w:pPr>
+      <w:r>
+        <w:rPr>
+          <w:lang w:val="en-US"/>
+        </w:rPr>
+        <w:t>import sys</w:t>
+      </w:r>
+    </w:p>
+    <w:p>
+      <w:pPr>
+        <w:pStyle w:val="ListParagraph"/>
+        <w:numPr>
+          <w:ilvl w:val="0"/>
+          <w:numId w:val="2"/>
+        </w:numPr>
+        <w:rPr>
+          <w:lang w:val="en-US"/>
+        </w:rPr>
+      </w:pPr>
+      <w:r>
+        <w:rPr>
+          <w:lang w:val="en-US"/>
+        </w:rPr>
+        <w:t>Sau đó muốn dừng chỗ nào thì đặt câu lệnh</w:t>
+      </w:r>
+      <w:r>
+        <w:rPr>
+          <w:lang w:val="en-US"/>
+        </w:rPr>
+        <w:t xml:space="preserve"> này</w:t>
+      </w:r>
+      <w:r>
+        <w:rPr>
+          <w:lang w:val="en-US"/>
+        </w:rPr>
+        <w:t xml:space="preserve"> ngay chỗ đó</w:t>
+      </w:r>
+    </w:p>
+    <w:p>
+      <w:pPr>
+        <w:pStyle w:val="ListParagraph"/>
+        <w:numPr>
+          <w:ilvl w:val="0"/>
+          <w:numId w:val="2"/>
+        </w:numPr>
+        <w:pBdr>
+          <w:top w:val="single" w:sz="4" w:space="1" w:color="auto"/>
+          <w:left w:val="single" w:sz="4" w:space="4" w:color="auto"/>
+          <w:bottom w:val="single" w:sz="4" w:space="1" w:color="auto"/>
+          <w:right w:val="single" w:sz="4" w:space="4" w:color="auto"/>
+        </w:pBdr>
+        <w:rPr>
+          <w:lang w:val="en-US"/>
+        </w:rPr>
+      </w:pPr>
+      <w:r>
+        <w:rPr>
+          <w:lang w:val="en-US"/>
+        </w:rPr>
+        <w:t>sys.exit()</w:t>
+      </w:r>
+    </w:p>
+    <w:p>
+      <w:pPr>
+        <w:pStyle w:val="ListParagraph"/>
+        <w:numPr>
+          <w:ilvl w:val="0"/>
+          <w:numId w:val="1"/>
+        </w:numPr>
+        <w:rPr>
+          <w:lang w:val="en-US"/>
+        </w:rPr>
+      </w:pPr>
+      <w:r>
+        <w:rPr>
+          <w:lang w:val="en-US"/>
+        </w:rPr>
+        <w:t>Muốn Đo Thời Gian</w:t>
+      </w:r>
+      <w:r>
+        <w:rPr>
+          <w:lang w:val="en-US"/>
+        </w:rPr>
+        <w:t xml:space="preserve"> Trung Bình</w:t>
+      </w:r>
+      <w:r>
+        <w:rPr>
+          <w:lang w:val="en-US"/>
+        </w:rPr>
+        <w:t xml:space="preserve"> Thực Thi 1 Câu Lệnh Trên Google Colab?</w:t>
+      </w:r>
+    </w:p>
+    <w:p>
+      <w:pPr>
+        <w:pStyle w:val="ListParagraph"/>
+        <w:numPr>
+          <w:ilvl w:val="0"/>
+          <w:numId w:val="2"/>
+        </w:numPr>
+        <w:rPr>
+          <w:lang w:val="en-US"/>
+        </w:rPr>
+      </w:pPr>
+      <w:r>
+        <w:rPr>
+          <w:lang w:val="en-US"/>
+        </w:rPr>
+        <w:t>Đặt trước câu lệnh dòng Code sau</w:t>
+      </w:r>
+    </w:p>
+    <w:p>
+      <w:pPr>
+        <w:pStyle w:val="ListParagraph"/>
+        <w:numPr>
+          <w:ilvl w:val="0"/>
+          <w:numId w:val="2"/>
+        </w:numPr>
+        <w:pBdr>
+          <w:top w:val="single" w:sz="4" w:space="1" w:color="auto"/>
+          <w:left w:val="single" w:sz="4" w:space="4" w:color="auto"/>
+          <w:bottom w:val="single" w:sz="4" w:space="1" w:color="auto"/>
+          <w:right w:val="single" w:sz="4" w:space="4" w:color="auto"/>
+        </w:pBdr>
+        <w:rPr>
+          <w:lang w:val="en-US"/>
+        </w:rPr>
+      </w:pPr>
+      <w:r>
+        <w:rPr>
+          <w:lang w:val="en-US"/>
+        </w:rPr>
+        <w:t xml:space="preserve">%timeit –r &lt;Số Lần Chạy&gt; –n &lt;Số Lần Thực Thi Câu Lệnh Lệnh Mỗi Lần Chạy&gt; </w:t>
+      </w:r>
+    </w:p>
+    <w:p>
+      <w:pPr>
+        <w:pStyle w:val="ListParagraph"/>
+        <w:numPr>
+          <w:ilvl w:val="0"/>
+          <w:numId w:val="2"/>
+        </w:numPr>
+        <w:rPr>
+          <w:lang w:val="en-US"/>
+        </w:rPr>
+      </w:pPr>
+      <w:r>
+        <w:rPr>
+          <w:lang w:val="en-US"/>
+        </w:rPr>
+        <w:t>Ví dụ, câu lệnh sum sẽ chạy tổng cộng 1000 lần và đo thời gian trung bình thực hiện câu lệnh này</w:t>
+      </w:r>
+    </w:p>
+    <w:p>
+      <w:pPr>
+        <w:pStyle w:val="ListParagraph"/>
+        <w:numPr>
+          <w:ilvl w:val="0"/>
+          <w:numId w:val="2"/>
+        </w:numPr>
+        <w:pBdr>
+          <w:top w:val="single" w:sz="4" w:space="1" w:color="auto"/>
+          <w:left w:val="single" w:sz="4" w:space="4" w:color="auto"/>
+          <w:bottom w:val="single" w:sz="4" w:space="1" w:color="auto"/>
+          <w:right w:val="single" w:sz="4" w:space="4" w:color="auto"/>
+        </w:pBdr>
+        <w:rPr>
+          <w:lang w:val="en-US"/>
+        </w:rPr>
+      </w:pPr>
+      <w:r>
+        <w:rPr>
+          <w:lang w:val="en-US"/>
+        </w:rPr>
+        <w:t>%timeit –r 10 –n 100 sum(range(20))</w:t>
+      </w:r>
+    </w:p>
+    <w:p>
+      <w:pPr>
+        <w:pStyle w:val="ListParagraph"/>
+        <w:numPr>
+          <w:ilvl w:val="0"/>
+          <w:numId w:val="2"/>
+        </w:numPr>
+        <w:rPr>
+          <w:lang w:val="en-US"/>
+        </w:rPr>
+      </w:pPr>
+      <w:r>
+        <w:rPr>
+          <w:lang w:val="en-US"/>
+        </w:rPr>
+        <w:t>Màn hình Output</w:t>
+      </w:r>
+    </w:p>
+    <w:p>
+      <w:pPr>
+        <w:pStyle w:val="ListParagraph"/>
+        <w:numPr>
+          <w:ilvl w:val="0"/>
+          <w:numId w:val="2"/>
+        </w:numPr>
+        <w:rPr>
+          <w:lang w:val="en-US"/>
+        </w:rPr>
+      </w:pPr>
+      <w:r>
+        <w:rPr>
+          <w:lang w:val="en-US"/>
+        </w:rPr>
+        <w:t>475 ns ± 43.5 ns per loop (mean ± std. dev. of 10 runs, 100 loops each)</w:t>
+      </w:r>
+    </w:p>
+    <w:p>
+      <w:pPr>
+        <w:pStyle w:val="ListParagraph"/>
+        <w:numPr>
+          <w:ilvl w:val="0"/>
+          <w:numId w:val="1"/>
+        </w:numPr>
+        <w:rPr>
+          <w:lang w:val="en-US"/>
+        </w:rPr>
+      </w:pPr>
+      <w:r>
+        <w:rPr>
+          <w:lang w:val="en-US"/>
+        </w:rPr>
+        <w:t>Chỉ Muốn Đo 1 Lần Thời Gian Thực Hiện Câu Lệnh Tại Thời Điểm Hiện Tại?</w:t>
+      </w:r>
+    </w:p>
+    <w:p>
+      <w:pPr>
+        <w:pStyle w:val="ListParagraph"/>
+        <w:numPr>
+          <w:ilvl w:val="0"/>
+          <w:numId w:val="2"/>
+        </w:numPr>
+        <w:pBdr>
+          <w:top w:val="single" w:sz="4" w:space="1" w:color="auto"/>
+          <w:left w:val="single" w:sz="4" w:space="4" w:color="auto"/>
+          <w:bottom w:val="single" w:sz="4" w:space="1" w:color="auto"/>
+          <w:right w:val="single" w:sz="4" w:space="4" w:color="auto"/>
+        </w:pBdr>
+        <w:rPr>
+          <w:lang w:val="en-US"/>
+        </w:rPr>
+      </w:pPr>
+      <w:r>
+        <w:rPr>
+          <w:lang w:val="en-US"/>
+        </w:rPr>
+        <w:t>%time &lt;Câu Lệnh&gt;</w:t>
+      </w:r>
+    </w:p>
+    <w:p>
+      <w:pPr>
+        <w:pStyle w:val="ListParagraph"/>
+        <w:numPr>
+          <w:ilvl w:val="0"/>
+          <w:numId w:val="2"/>
+        </w:numPr>
+        <w:rPr>
+          <w:lang w:val="en-US"/>
+        </w:rPr>
+      </w:pPr>
+      <w:r>
+        <w:rPr>
+          <w:lang w:val="en-US"/>
+        </w:rPr>
+        <w:t>Ví dụ</w:t>
+      </w:r>
+    </w:p>
+    <w:p>
+      <w:pPr>
+        <w:pStyle w:val="ListParagraph"/>
+        <w:numPr>
+          <w:ilvl w:val="0"/>
+          <w:numId w:val="2"/>
+        </w:numPr>
+        <w:pBdr>
+          <w:top w:val="single" w:sz="4" w:space="1" w:color="auto"/>
+          <w:left w:val="single" w:sz="4" w:space="4" w:color="auto"/>
+          <w:bottom w:val="single" w:sz="4" w:space="1" w:color="auto"/>
+          <w:right w:val="single" w:sz="4" w:space="4" w:color="auto"/>
+        </w:pBdr>
+        <w:rPr>
+          <w:lang w:val="en-US"/>
+        </w:rPr>
+      </w:pPr>
+      <w:r>
+        <w:rPr>
+          <w:lang w:val="en-US"/>
+        </w:rPr>
+        <w:t>%time sum(range(100))</w:t>
+      </w:r>
+    </w:p>
+    <w:p>
+      <w:pPr>
+        <w:pStyle w:val="ListParagraph"/>
+        <w:numPr>
+          <w:ilvl w:val="0"/>
+          <w:numId w:val="2"/>
+        </w:numPr>
+        <w:rPr>
+          <w:lang w:val="en-US"/>
+        </w:rPr>
+      </w:pPr>
+      <w:r>
+        <w:rPr>
+          <w:lang w:val="en-US"/>
+        </w:rPr>
+        <w:t>Màn hình Output</w:t>
+      </w:r>
+    </w:p>
+    <w:p>
+      <w:pPr>
+        <w:pStyle w:val="ListParagraph"/>
+        <w:numPr>
+          <w:ilvl w:val="0"/>
+          <w:numId w:val="2"/>
+        </w:numPr>
+        <w:pBdr>
+          <w:top w:val="single" w:sz="4" w:space="1" w:color="auto"/>
+          <w:left w:val="single" w:sz="4" w:space="4" w:color="auto"/>
+          <w:bottom w:val="single" w:sz="4" w:space="1" w:color="auto"/>
+          <w:right w:val="single" w:sz="4" w:space="4" w:color="auto"/>
+        </w:pBdr>
+        <w:rPr>
+          <w:lang w:val="en-US"/>
+        </w:rPr>
+      </w:pPr>
+      <w:r>
+        <w:rPr>
+          <w:lang w:val="en-US"/>
+        </w:rPr>
+        <w:t>CPU times: user 8 µs, sys: 1 µs, total: 9 µs</w:t>
+      </w:r>
+    </w:p>
+    <w:p>
+      <w:pPr>
+        <w:pStyle w:val="ListParagraph"/>
+        <w:numPr>
+          <w:ilvl w:val="0"/>
+          <w:numId w:val="2"/>
+        </w:numPr>
+        <w:pBdr>
+          <w:top w:val="single" w:sz="4" w:space="1" w:color="auto"/>
+          <w:left w:val="single" w:sz="4" w:space="4" w:color="auto"/>
+          <w:bottom w:val="single" w:sz="4" w:space="1" w:color="auto"/>
+          <w:right w:val="single" w:sz="4" w:space="4" w:color="auto"/>
+        </w:pBdr>
+        <w:rPr>
+          <w:lang w:val="en-US"/>
+        </w:rPr>
+      </w:pPr>
+      <w:r>
+        <w:rPr>
+          <w:lang w:val="en-US"/>
+        </w:rPr>
+        <w:t>Wall time: 12.4 µs</w:t>
+      </w:r>
+    </w:p>
+    <w:p>
+      <w:pPr>
+        <w:pStyle w:val="ListParagraph"/>
+        <w:numPr>
+          <w:ilvl w:val="0"/>
+          <w:numId w:val="2"/>
+        </w:numPr>
+        <w:rPr>
+          <w:lang w:val="en-US"/>
+        </w:rPr>
+      </w:pPr>
+      <w:r>
+        <w:rPr>
+          <w:lang w:val="en-US"/>
+        </w:rPr>
+        <w:t>User chỉ bao gồm thời gian CPU thực thi câu lệnh</w:t>
+      </w:r>
+    </w:p>
+    <w:p>
+      <w:pPr>
+        <w:pStyle w:val="ListParagraph"/>
+        <w:numPr>
+          <w:ilvl w:val="0"/>
+          <w:numId w:val="2"/>
+        </w:numPr>
+        <w:rPr>
+          <w:lang w:val="en-US"/>
+        </w:rPr>
+      </w:pPr>
+      <w:r>
+        <w:rPr>
+          <w:lang w:val="en-US"/>
+        </w:rPr>
+        <w:lastRenderedPageBreak/>
+        <w:t>Sys là thời gian CPU xử lí mấy cái tác vụ hệ thống râu ria không liên quan đến câu lệnh</w:t>
+      </w:r>
+    </w:p>
+    <w:p>
+      <w:pPr>
+        <w:pStyle w:val="ListParagraph"/>
+        <w:numPr>
+          <w:ilvl w:val="0"/>
+          <w:numId w:val="2"/>
+        </w:numPr>
+        <w:rPr>
+          <w:lang w:val="en-US"/>
+        </w:rPr>
+      </w:pPr>
+      <w:r>
+        <w:rPr>
+          <w:lang w:val="en-US"/>
+        </w:rPr>
+        <w:t>Wall Time là thời gian thực tế của người quan sát khi chạy câu lệnh từ đầu đến cuối, bao gồm luôn thời gian chờ đợi Input nhập vào, Output xuất ra</w:t>
+      </w:r>
+    </w:p>
+    <w:p>
+      <w:pPr>
+        <w:rPr>
+          <w:lang w:val="en-US"/>
+        </w:rPr>
+      </w:pPr>
+    </w:p>
+    <w:p>
+      <w:pPr>
+        <w:rPr>
+          <w:lang w:val="en-US"/>
+        </w:rPr>
+      </w:pPr>
+      <w:r>
+        <w:rPr>
+          <w:lang w:val="en-US"/>
+        </w:rPr>
+        <w:t>Torch:</w:t>
+      </w:r>
+    </w:p>
+    <w:p>
+      <w:pPr>
+        <w:pStyle w:val="ListParagraph"/>
+        <w:numPr>
+          <w:ilvl w:val="0"/>
+          <w:numId w:val="3"/>
+        </w:numPr>
+        <w:rPr>
+          <w:lang w:val="en-US"/>
+        </w:rPr>
+      </w:pPr>
+      <w:r>
+        <w:rPr>
+          <w:lang w:val="en-US"/>
+        </w:rPr>
+        <w:t>Cách Import?</w:t>
+      </w:r>
+    </w:p>
+    <w:p>
+      <w:pPr>
+        <w:pStyle w:val="ListParagraph"/>
+        <w:pBdr>
+          <w:top w:val="single" w:sz="4" w:space="1" w:color="auto"/>
+          <w:left w:val="single" w:sz="4" w:space="4" w:color="auto"/>
+          <w:bottom w:val="single" w:sz="4" w:space="1" w:color="auto"/>
+          <w:right w:val="single" w:sz="4" w:space="4" w:color="auto"/>
+        </w:pBdr>
+        <w:ind w:left="1080"/>
+        <w:rPr>
+          <w:lang w:val="en-US"/>
+        </w:rPr>
+      </w:pPr>
+      <w:r>
+        <w:rPr>
+          <w:lang w:val="en-US"/>
+        </w:rPr>
+        <w:t>import torch</w:t>
+      </w:r>
+    </w:p>
+    <w:p>
+      <w:pPr>
+        <w:pStyle w:val="ListParagraph"/>
+        <w:numPr>
+          <w:ilvl w:val="0"/>
+          <w:numId w:val="3"/>
+        </w:numPr>
+        <w:rPr>
+          <w:lang w:val="en-US"/>
+        </w:rPr>
+      </w:pPr>
+      <w:r>
+        <w:rPr>
+          <w:lang w:val="en-US"/>
+        </w:rPr>
+        <w:t xml:space="preserve">Dấu </w:t>
+      </w:r>
+      <w:r>
+        <w:rPr>
+          <w:lang w:val="en-US"/>
+        </w:rPr>
+        <w:t>“</w:t>
+      </w:r>
+      <w:r>
+        <w:rPr>
+          <w:lang w:val="en-US"/>
+        </w:rPr>
+        <w:t>@</w:t>
+      </w:r>
+      <w:r>
+        <w:rPr>
+          <w:lang w:val="en-US"/>
+        </w:rPr>
+        <w:t>”</w:t>
+      </w:r>
+      <w:r>
+        <w:rPr>
+          <w:lang w:val="en-US"/>
+        </w:rPr>
+        <w:t xml:space="preserve"> Có Ý Nghĩa Gì?</w:t>
+      </w:r>
+    </w:p>
+    <w:p>
+      <w:pPr>
+        <w:pStyle w:val="ListParagraph"/>
+        <w:numPr>
+          <w:ilvl w:val="0"/>
+          <w:numId w:val="2"/>
+        </w:numPr>
+        <w:rPr>
+          <w:lang w:val="en-US"/>
+        </w:rPr>
+      </w:pPr>
+      <w:r>
+        <w:rPr>
+          <w:lang w:val="en-US"/>
+        </w:rPr>
+        <w:t>Phép nhân ma trận hoặc tích vô hướng</w:t>
+      </w:r>
+    </w:p>
+    <w:p>
+      <w:pPr>
+        <w:pStyle w:val="ListParagraph"/>
+        <w:numPr>
+          <w:ilvl w:val="0"/>
+          <w:numId w:val="3"/>
+        </w:numPr>
+        <w:rPr>
+          <w:lang w:val="en-US"/>
+        </w:rPr>
+      </w:pPr>
+      <w:r>
+        <w:rPr>
+          <w:lang w:val="en-US"/>
+        </w:rPr>
+        <w:t>Cách Để Hiện Số Thập Phân Thay Vì Số Khoa Học?</w:t>
+      </w:r>
+    </w:p>
+    <w:p>
+      <w:pPr>
+        <w:pStyle w:val="ListParagraph"/>
+        <w:pBdr>
+          <w:top w:val="single" w:sz="4" w:space="1" w:color="auto"/>
+          <w:left w:val="single" w:sz="4" w:space="4" w:color="auto"/>
+          <w:bottom w:val="single" w:sz="4" w:space="1" w:color="auto"/>
+          <w:right w:val="single" w:sz="4" w:space="4" w:color="auto"/>
+        </w:pBdr>
+        <w:ind w:left="1080"/>
+        <w:rPr>
+          <w:lang w:val="en-US"/>
+        </w:rPr>
+      </w:pPr>
+      <w:r>
+        <w:rPr>
+          <w:lang w:val="en-US"/>
+        </w:rPr>
         <w:t>torch.set_printoptions(</w:t>
       </w:r>
     </w:p>
@@ -2053,21 +2080,7 @@
         <w:rPr>
           <w:lang w:val="en-US"/>
         </w:rPr>
-        <w:t>threshold = &lt;Số Phần Tử</w:t>
-      </w:r>
-      <w:bookmarkStart w:id="0" w:name="_GoBack"/>
-      <w:bookmarkEnd w:id="0"/>
-      <w:r>
-        <w:rPr>
-          <w:lang w:val="en-US"/>
-        </w:rPr>
-        <w:t xml:space="preserve"> Tối Đa Được Hiện&gt;</w:t>
-      </w:r>
-      <w:r>
-        <w:rPr>
-          <w:lang w:val="en-US"/>
-        </w:rPr>
-        <w:t>)</w:t>
+        <w:t>threshold = &lt;Số Phần Tử Tối Đa Được Hiện&gt;)</w:t>
       </w:r>
     </w:p>
     <w:p>
@@ -2363,25 +2376,493 @@
         <w:rPr>
           <w:lang w:val="en-US"/>
         </w:rPr>
-        <w:t>Tensor:</w:t>
-      </w:r>
-    </w:p>
-    <w:p>
-      <w:pPr>
-        <w:pStyle w:val="ListParagraph"/>
-        <w:numPr>
-          <w:ilvl w:val="0"/>
-          <w:numId w:val="4"/>
-        </w:numPr>
-        <w:rPr>
-          <w:lang w:val="en-US"/>
-        </w:rPr>
-      </w:pPr>
-      <w:r>
-        <w:rPr>
-          <w:lang w:val="en-US"/>
-        </w:rPr>
-        <w:t>Cách Import?</w:t>
+        <w:t>Computation Graph – Sơ Đồ Tính Toán:</w:t>
+      </w:r>
+    </w:p>
+    <w:p>
+      <w:pPr>
+        <w:pStyle w:val="ListParagraph"/>
+        <w:numPr>
+          <w:ilvl w:val="0"/>
+          <w:numId w:val="6"/>
+        </w:numPr>
+        <w:rPr>
+          <w:lang w:val="en-US"/>
+        </w:rPr>
+      </w:pPr>
+      <w:r>
+        <w:rPr>
+          <w:lang w:val="en-US"/>
+        </w:rPr>
+        <w:t xml:space="preserve">Cách </w:t>
+      </w:r>
+      <w:r>
+        <w:rPr>
+          <w:lang w:val="en-US"/>
+        </w:rPr>
+        <w:t xml:space="preserve">Torch </w:t>
+      </w:r>
+      <w:r>
+        <w:rPr>
+          <w:lang w:val="en-US"/>
+        </w:rPr>
+        <w:t xml:space="preserve">Tính </w:t>
+      </w:r>
+      <w:r>
+        <w:rPr>
+          <w:lang w:val="en-US"/>
+        </w:rPr>
+        <w:t>Gradient</w:t>
+      </w:r>
+      <w:r>
+        <w:rPr>
+          <w:lang w:val="en-US"/>
+        </w:rPr>
+        <w:t>?</w:t>
+      </w:r>
+    </w:p>
+    <w:p>
+      <w:pPr>
+        <w:pStyle w:val="ListParagraph"/>
+        <w:numPr>
+          <w:ilvl w:val="0"/>
+          <w:numId w:val="2"/>
+        </w:numPr>
+        <w:rPr>
+          <w:lang w:val="en-US"/>
+        </w:rPr>
+      </w:pPr>
+      <w:r>
+        <w:rPr>
+          <w:lang w:val="en-US"/>
+        </w:rPr>
+        <w:t xml:space="preserve">Nó tính Gradient = Chain Rule, đúng vậy, </w:t>
+      </w:r>
+      <w:r>
+        <w:rPr>
+          <w:lang w:val="en-US"/>
+        </w:rPr>
+        <w:t xml:space="preserve">bắt đầu từ Node chỉ định, nó sẽ xác định xem Node này được Node nào nhắm tới, giả sử Node </w:t>
+      </w:r>
+      <w:r>
+        <w:rPr>
+          <w:lang w:val="en-US"/>
+        </w:rPr>
+        <w:t>q</w:t>
+      </w:r>
+      <w:r>
+        <w:rPr>
+          <w:lang w:val="en-US"/>
+        </w:rPr>
+        <w:t xml:space="preserve"> = </w:t>
+      </w:r>
+      <w:r>
+        <w:rPr>
+          <w:lang w:val="en-US"/>
+        </w:rPr>
+        <w:t xml:space="preserve">Node </w:t>
+      </w:r>
+      <w:r>
+        <w:rPr>
+          <w:lang w:val="en-US"/>
+        </w:rPr>
+        <w:t xml:space="preserve">w * </w:t>
+      </w:r>
+      <w:r>
+        <w:rPr>
+          <w:lang w:val="en-US"/>
+        </w:rPr>
+        <w:t xml:space="preserve">Node </w:t>
+      </w:r>
+      <w:r>
+        <w:rPr>
+          <w:lang w:val="en-US"/>
+        </w:rPr>
+        <w:t>z,</w:t>
+      </w:r>
+      <w:r>
+        <w:rPr>
+          <w:lang w:val="en-US"/>
+        </w:rPr>
+        <w:t xml:space="preserve"> w có giá trị hiện tại = 10, z có giá trị hiện tại = 9,</w:t>
+      </w:r>
+      <w:r>
+        <w:rPr>
+          <w:lang w:val="en-US"/>
+        </w:rPr>
+        <w:t xml:space="preserve"> thì Node w và Node z chính là những Node đang nhắm tới Node y, ở đây, dựa vào toán tử “*”, nó xác định được </w:t>
+      </w:r>
+      <w:r>
+        <w:rPr>
+          <w:lang w:val="en-US"/>
+        </w:rPr>
+        <w:t>q</w:t>
+      </w:r>
+      <w:r>
+        <w:rPr>
+          <w:lang w:val="en-US"/>
+        </w:rPr>
+        <w:t>’ = w’z + wz’</w:t>
+      </w:r>
+      <w:r>
+        <w:rPr>
+          <w:lang w:val="en-US"/>
+        </w:rPr>
+        <w:t xml:space="preserve"> = </w:t>
+      </w:r>
+      <w:r>
+        <w:rPr>
+          <w:lang w:val="en-US"/>
+        </w:rPr>
+        <w:t>9</w:t>
+      </w:r>
+      <w:r>
+        <w:rPr>
+          <w:lang w:val="en-US"/>
+        </w:rPr>
+        <w:t>w’</w:t>
+      </w:r>
+      <w:r>
+        <w:rPr>
+          <w:lang w:val="en-US"/>
+        </w:rPr>
+        <w:t xml:space="preserve"> + 10</w:t>
+      </w:r>
+      <w:r>
+        <w:rPr>
+          <w:lang w:val="en-US"/>
+        </w:rPr>
+        <w:t>z’</w:t>
+      </w:r>
+      <w:r>
+        <w:rPr>
+          <w:lang w:val="en-US"/>
+        </w:rPr>
+        <w:t xml:space="preserve">, </w:t>
+      </w:r>
+      <w:r>
+        <w:rPr>
+          <w:lang w:val="en-US"/>
+        </w:rPr>
+        <w:t>dựa vào đây, nó truyền 9 cho Node w và 10 cho Node z, giả sử Node z = x</w:t>
+      </w:r>
+      <w:r>
+        <w:rPr>
+          <w:vertAlign w:val="superscript"/>
+          <w:lang w:val="en-US"/>
+        </w:rPr>
+        <w:t>2</w:t>
+      </w:r>
+      <w:r>
+        <w:rPr>
+          <w:lang w:val="en-US"/>
+        </w:rPr>
+        <w:t>, x có giá trị hiện tại = 3, nó sẽ tính 10z’ = 10(</w:t>
+      </w:r>
+      <w:r>
+        <w:rPr>
+          <w:lang w:val="en-US"/>
+        </w:rPr>
+        <w:t>2x</w:t>
+      </w:r>
+      <w:r>
+        <w:rPr>
+          <w:lang w:val="en-US"/>
+        </w:rPr>
+        <w:t>x’</w:t>
+      </w:r>
+      <w:r>
+        <w:rPr>
+          <w:lang w:val="en-US"/>
+        </w:rPr>
+        <w:t xml:space="preserve">) = </w:t>
+      </w:r>
+      <w:r>
+        <w:rPr>
+          <w:lang w:val="en-US"/>
+        </w:rPr>
+        <w:t>60</w:t>
+      </w:r>
+      <w:r>
+        <w:rPr>
+          <w:lang w:val="en-US"/>
+        </w:rPr>
+        <w:t>x’, nó tiếp tục truyền 6</w:t>
+      </w:r>
+      <w:r>
+        <w:rPr>
+          <w:lang w:val="en-US"/>
+        </w:rPr>
+        <w:t>0</w:t>
+      </w:r>
+      <w:r>
+        <w:rPr>
+          <w:lang w:val="en-US"/>
+        </w:rPr>
+        <w:t xml:space="preserve"> cho Node x</w:t>
+      </w:r>
+      <w:r>
+        <w:rPr>
+          <w:lang w:val="en-US"/>
+        </w:rPr>
+        <w:t>,</w:t>
+      </w:r>
+      <w:r>
+        <w:rPr>
+          <w:lang w:val="en-US"/>
+        </w:rPr>
+        <w:t xml:space="preserve"> x là Node cuối cùng, nghĩa là không còn Node nào nhắm tới nó nữa,</w:t>
+      </w:r>
+      <w:r>
+        <w:rPr>
+          <w:lang w:val="en-US"/>
+        </w:rPr>
+        <w:t xml:space="preserve"> nên Gradient hiện tại của x là 0 được + 60, nãy giờ </w:t>
+      </w:r>
+      <w:r>
+        <w:rPr>
+          <w:lang w:val="en-US"/>
+        </w:rPr>
+        <w:lastRenderedPageBreak/>
+        <w:t>nói về việc lan truyền của z quên mẹ w, giả sử Node w = 3x + y, y có giá trị hiện tại = 1, nó sẽ tính 9w’ = 9(3x’ + y’) = 27x’ + 9y’, nó truyền 27 cho Node x, nhưng như đã nói thì nó sẽ dừng lại tại đây và 27 được + vào Gradient của Node x, làm cho Gradient của nó = 60 + 27 = 87, quên nữa là 9 được truyền cho Node y nhưng đây cũng là Node cuối cùng rồi nên Gradient của y là 0 được + 9, vậy sau khi tính toán ta có Gradient của x = 87 và Gradient củ</w:t>
+      </w:r>
+      <w:r>
+        <w:rPr>
+          <w:lang w:val="en-US"/>
+        </w:rPr>
+        <w:t xml:space="preserve">a y = 9, </w:t>
+      </w:r>
+      <w:r>
+        <w:rPr>
+          <w:lang w:val="en-US"/>
+        </w:rPr>
+        <w:t xml:space="preserve">nghiệm lại thấy </w:t>
+      </w:r>
+      <w:r>
+        <w:rPr>
+          <w:lang w:val="en-US"/>
+        </w:rPr>
+        <w:t xml:space="preserve">biểu thức </w:t>
+      </w:r>
+      <w:r>
+        <w:rPr>
+          <w:lang w:val="en-US"/>
+        </w:rPr>
+        <w:t>q = w</w:t>
+      </w:r>
+      <w:r>
+        <w:rPr>
+          <w:lang w:val="en-US"/>
+        </w:rPr>
+        <w:t>z</w:t>
+      </w:r>
+      <w:r>
+        <w:rPr>
+          <w:lang w:val="en-US"/>
+        </w:rPr>
+        <w:t xml:space="preserve"> = (3x + y)x</w:t>
+      </w:r>
+      <w:r>
+        <w:rPr>
+          <w:vertAlign w:val="superscript"/>
+          <w:lang w:val="en-US"/>
+        </w:rPr>
+        <w:t>2</w:t>
+      </w:r>
+      <w:r>
+        <w:rPr>
+          <w:lang w:val="en-US"/>
+        </w:rPr>
+        <w:t xml:space="preserve"> có đạo hàm theo x và theo y tại x = 3, và y = 1 đúng thật là = 87 và 9</w:t>
+      </w:r>
+    </w:p>
+    <w:p>
+      <w:pPr>
+        <w:pStyle w:val="ListParagraph"/>
+        <w:numPr>
+          <w:ilvl w:val="0"/>
+          <w:numId w:val="2"/>
+        </w:numPr>
+        <w:rPr>
+          <w:lang w:val="en-US"/>
+        </w:rPr>
+      </w:pPr>
+      <w:r>
+        <w:rPr>
+          <w:lang w:val="en-US"/>
+        </w:rPr>
+        <w:t>Nếu điều kiện có xuất hiện trong quá trình tính toán thì cũng đéo quan trọng, giả dụ có điều kiện nếu x &lt; 5 thì z = x</w:t>
+      </w:r>
+      <w:r>
+        <w:rPr>
+          <w:vertAlign w:val="superscript"/>
+          <w:lang w:val="en-US"/>
+        </w:rPr>
+        <w:t>2</w:t>
+      </w:r>
+      <w:r>
+        <w:rPr>
+          <w:lang w:val="en-US"/>
+        </w:rPr>
+        <w:t>, còn không thì z = 4x, rõ ràng trong đồ thị tính toán khi x = 3 sẽ chỉ có Node z = x</w:t>
+      </w:r>
+      <w:r>
+        <w:rPr>
+          <w:vertAlign w:val="superscript"/>
+          <w:lang w:val="en-US"/>
+        </w:rPr>
+        <w:t>2</w:t>
+      </w:r>
+      <w:r>
+        <w:rPr>
+          <w:lang w:val="en-US"/>
+        </w:rPr>
+        <w:t>, nên nó sẽ tính Gradient theo hàm này, còn cái z = 4x đéo quan tâm</w:t>
+      </w:r>
+    </w:p>
+    <w:p>
+      <w:pPr>
+        <w:pStyle w:val="ListParagraph"/>
+        <w:numPr>
+          <w:ilvl w:val="0"/>
+          <w:numId w:val="2"/>
+        </w:numPr>
+        <w:rPr>
+          <w:lang w:val="en-US"/>
+        </w:rPr>
+      </w:pPr>
+      <w:r>
+        <w:rPr>
+          <w:lang w:val="en-US"/>
+        </w:rPr>
+        <w:t>Lưu ý q phải là Tensor với duy nhất 1 giá trị, bao nhiêu chiều cũng được</w:t>
+      </w:r>
+    </w:p>
+    <w:p>
+      <w:pPr>
+        <w:pStyle w:val="ListParagraph"/>
+        <w:numPr>
+          <w:ilvl w:val="0"/>
+          <w:numId w:val="6"/>
+        </w:numPr>
+        <w:rPr>
+          <w:rFonts w:eastAsiaTheme="minorEastAsia"/>
+          <w:lang w:val="en-US"/>
+        </w:rPr>
+      </w:pPr>
+      <w:r>
+        <w:rPr>
+          <w:lang w:val="en-US"/>
+        </w:rPr>
+        <w:t>Đưa Tensor Vào Sơ Đồ Tính Toán?</w:t>
+      </w:r>
+    </w:p>
+    <w:p>
+      <w:pPr>
+        <w:pStyle w:val="ListParagraph"/>
+        <w:numPr>
+          <w:ilvl w:val="0"/>
+          <w:numId w:val="2"/>
+        </w:numPr>
+        <w:rPr>
+          <w:lang w:val="en-US"/>
+        </w:rPr>
+      </w:pPr>
+      <w:r>
+        <w:rPr>
+          <w:lang w:val="en-US"/>
+        </w:rPr>
+        <w:t>&lt;Tensor Muốn Đưa Vào Sơ Đồ Tính Toán&gt;.require_grad_()</w:t>
+      </w:r>
+    </w:p>
+    <w:p>
+      <w:pPr>
+        <w:pStyle w:val="ListParagraph"/>
+        <w:numPr>
+          <w:ilvl w:val="0"/>
+          <w:numId w:val="2"/>
+        </w:numPr>
+        <w:rPr>
+          <w:lang w:val="en-US"/>
+        </w:rPr>
+      </w:pPr>
+      <w:r>
+        <w:rPr>
+          <w:lang w:val="en-US"/>
+        </w:rPr>
+        <w:t>&lt;Tensor Muốn Đưa Vào Sơ Đồ Tính Toán&gt; là Tensor sẽ chứa Gradient khi lan truyền ngược</w:t>
+      </w:r>
+    </w:p>
+    <w:p>
+      <w:pPr>
+        <w:pStyle w:val="ListParagraph"/>
+        <w:numPr>
+          <w:ilvl w:val="0"/>
+          <w:numId w:val="2"/>
+        </w:numPr>
+        <w:rPr>
+          <w:lang w:val="en-US"/>
+        </w:rPr>
+      </w:pPr>
+      <w:r>
+        <w:rPr>
+          <w:lang w:val="en-US"/>
+        </w:rPr>
+        <w:t>Tất cả Tensor được tính bởi Tensor trong sơ đồ tính toán cũng sẽ được đưa vào sơ đồ tính toán</w:t>
+      </w:r>
+    </w:p>
+    <w:p>
+      <w:pPr>
+        <w:pStyle w:val="ListParagraph"/>
+        <w:numPr>
+          <w:ilvl w:val="0"/>
+          <w:numId w:val="6"/>
+        </w:numPr>
+        <w:rPr>
+          <w:lang w:val="en-US"/>
+        </w:rPr>
+      </w:pPr>
+      <w:r>
+        <w:rPr>
+          <w:lang w:val="en-US"/>
+        </w:rPr>
+        <w:t>Thực hiện lan truyền ngược?</w:t>
+      </w:r>
+    </w:p>
+    <w:p>
+      <w:pPr>
+        <w:pStyle w:val="ListParagraph"/>
+        <w:numPr>
+          <w:ilvl w:val="0"/>
+          <w:numId w:val="2"/>
+        </w:numPr>
+        <w:rPr>
+          <w:lang w:val="en-US"/>
+        </w:rPr>
+      </w:pPr>
+      <w:r>
+        <w:rPr>
+          <w:lang w:val="en-US"/>
+        </w:rPr>
+        <w:t>&lt;Tensor Chứa kết quả cuối cùng&gt;.backward()</w:t>
+      </w:r>
+    </w:p>
+    <w:p>
+      <w:pPr>
+        <w:pStyle w:val="ListParagraph"/>
+        <w:numPr>
+          <w:ilvl w:val="0"/>
+          <w:numId w:val="6"/>
+        </w:numPr>
+        <w:rPr>
+          <w:lang w:val="en-US"/>
+        </w:rPr>
+      </w:pPr>
+      <w:r>
+        <w:rPr>
+          <w:lang w:val="en-US"/>
+        </w:rPr>
+        <w:t>Truy Cập Gradient?</w:t>
       </w:r>
     </w:p>
     <w:p>
@@ -2402,7 +2883,27 @@
         <w:rPr>
           <w:lang w:val="en-US"/>
         </w:rPr>
-        <w:t>from torch import tensor</w:t>
+        <w:t>&lt;Tensor Lưu Trữ Gradient&gt; = &lt;Tensor Được Tính Gradient&gt;.grad</w:t>
+      </w:r>
+    </w:p>
+    <w:p>
+      <w:pPr>
+        <w:rPr>
+          <w:lang w:val="en-US"/>
+        </w:rPr>
+      </w:pPr>
+    </w:p>
+    <w:p>
+      <w:pPr>
+        <w:rPr>
+          <w:lang w:val="en-US"/>
+        </w:rPr>
+      </w:pPr>
+      <w:r>
+        <w:rPr>
+          <w:lang w:val="en-US"/>
+        </w:rPr>
+        <w:t>Tensor:</w:t>
       </w:r>
     </w:p>
     <w:p>
@@ -2420,7 +2921,7 @@
         <w:rPr>
           <w:lang w:val="en-US"/>
         </w:rPr>
-        <w:t>Các Kiểu Dữ Liệu Của Tensor?</w:t>
+        <w:t>Cách Import?</w:t>
       </w:r>
     </w:p>
     <w:p>
@@ -2441,7 +2942,25 @@
         <w:rPr>
           <w:lang w:val="en-US"/>
         </w:rPr>
-        <w:t>torch.int32</w:t>
+        <w:t>from torch import tensor</w:t>
+      </w:r>
+    </w:p>
+    <w:p>
+      <w:pPr>
+        <w:pStyle w:val="ListParagraph"/>
+        <w:numPr>
+          <w:ilvl w:val="0"/>
+          <w:numId w:val="4"/>
+        </w:numPr>
+        <w:rPr>
+          <w:lang w:val="en-US"/>
+        </w:rPr>
+      </w:pPr>
+      <w:r>
+        <w:rPr>
+          <w:lang w:val="en-US"/>
+        </w:rPr>
+        <w:t>Các Kiểu Dữ Liệu Của Tensor?</w:t>
       </w:r>
     </w:p>
     <w:p>
@@ -2462,356 +2981,7 @@
         <w:rPr>
           <w:lang w:val="en-US"/>
         </w:rPr>
-        <w:t>torch.float32</w:t>
-      </w:r>
-    </w:p>
-    <w:p>
-      <w:pPr>
-        <w:pStyle w:val="ListParagraph"/>
-        <w:numPr>
-          <w:ilvl w:val="0"/>
-          <w:numId w:val="4"/>
-        </w:numPr>
-        <w:rPr>
-          <w:lang w:val="en-US"/>
-        </w:rPr>
-      </w:pPr>
-      <w:r>
-        <w:rPr>
-          <w:lang w:val="en-US"/>
-        </w:rPr>
-        <w:t>Khi Gán Giá Trị Có Kiểu Dữ Liệu Khác Kiểu Dữ Liệu Của Tensor Vào Tensor Thì Chuyện Gì Sẽ Xảy Ra?</w:t>
-      </w:r>
-    </w:p>
-    <w:p>
-      <w:pPr>
-        <w:pStyle w:val="ListParagraph"/>
-        <w:numPr>
-          <w:ilvl w:val="0"/>
-          <w:numId w:val="2"/>
-        </w:numPr>
-        <w:rPr>
-          <w:lang w:val="en-US"/>
-        </w:rPr>
-      </w:pPr>
-      <w:r>
-        <w:rPr>
-          <w:lang w:val="en-US"/>
-        </w:rPr>
-        <w:t>Giá trị được gán vào sẽ được ép thành kiểu dữ liệu của Tensor</w:t>
-      </w:r>
-    </w:p>
-    <w:p>
-      <w:pPr>
-        <w:pStyle w:val="ListParagraph"/>
-        <w:numPr>
-          <w:ilvl w:val="0"/>
-          <w:numId w:val="4"/>
-        </w:numPr>
-        <w:rPr>
-          <w:lang w:val="en-US"/>
-        </w:rPr>
-      </w:pPr>
-      <w:r>
-        <w:rPr>
-          <w:lang w:val="en-US"/>
-        </w:rPr>
-        <w:t>Cách Hình Dung Tensor 3 Chiều?</w:t>
-      </w:r>
-    </w:p>
-    <w:p>
-      <w:pPr>
-        <w:pStyle w:val="ListParagraph"/>
-        <w:numPr>
-          <w:ilvl w:val="0"/>
-          <w:numId w:val="2"/>
-        </w:numPr>
-        <w:rPr>
-          <w:lang w:val="en-US"/>
-        </w:rPr>
-      </w:pPr>
-      <w:r>
-        <w:rPr>
-          <w:lang w:val="en-US"/>
-        </w:rPr>
-        <w:lastRenderedPageBreak/>
-        <w:t>Tensor 3 chiều có Shape là (</w:t>
-      </w:r>
-      <w:r>
-        <w:rPr>
-          <w:lang w:val="en-US"/>
-        </w:rPr>
-        <w:t>a, b, c</w:t>
-      </w:r>
-      <w:r>
-        <w:rPr>
-          <w:lang w:val="en-US"/>
-        </w:rPr>
-        <w:t>),</w:t>
-      </w:r>
-      <w:r>
-        <w:rPr>
-          <w:lang w:val="en-US"/>
-        </w:rPr>
-        <w:t xml:space="preserve"> tưởng tượng nó như 1 xấp ảnh đặt trước mặt bạn,</w:t>
-      </w:r>
-      <w:r>
-        <w:rPr>
-          <w:lang w:val="en-US"/>
-        </w:rPr>
-        <w:t xml:space="preserve"> và đặt nó khít vào góc tường</w:t>
-      </w:r>
-      <w:r>
-        <w:rPr>
-          <w:lang w:val="en-US"/>
-        </w:rPr>
-        <w:t xml:space="preserve"> bên tay trái của bạn</w:t>
-      </w:r>
-      <w:r>
-        <w:rPr>
-          <w:lang w:val="en-US"/>
-        </w:rPr>
-        <w:t>,</w:t>
-      </w:r>
-      <w:r>
-        <w:rPr>
-          <w:lang w:val="en-US"/>
-        </w:rPr>
-        <w:t xml:space="preserve"> gọi đây là vị trí nằm mặc định,</w:t>
-      </w:r>
-      <w:r>
-        <w:rPr>
-          <w:lang w:val="en-US"/>
-        </w:rPr>
-        <w:t xml:space="preserve"> chiều cao xấp ảnh = a, chiều ngang = c, chiều hướng tới mặt bạn = b, đọc giá trị Tensor cũng giống như xem ảnh, từ trái qua phải, từ xa tới gần, từ trên xuống dưới</w:t>
-      </w:r>
-      <w:r>
-        <w:rPr>
-          <w:lang w:val="en-US"/>
-        </w:rPr>
-        <w:t xml:space="preserve"> </w:t>
-      </w:r>
-    </w:p>
-    <w:p>
-      <w:pPr>
-        <w:pStyle w:val="ListParagraph"/>
-        <w:numPr>
-          <w:ilvl w:val="0"/>
-          <w:numId w:val="2"/>
-        </w:numPr>
-        <w:rPr>
-          <w:lang w:val="en-US"/>
-        </w:rPr>
-      </w:pPr>
-      <w:r>
-        <w:rPr>
-          <w:lang w:val="en-US"/>
-        </w:rPr>
-        <w:t>Mọi phép biến đổi Shape Tensor sau này cứ liên tưởng tới góc tường và xấp ảnh</w:t>
-      </w:r>
-      <w:r>
-        <w:rPr>
-          <w:lang w:val="en-US"/>
-        </w:rPr>
-        <w:t>, dù nó có biến đổi kiểu gì thì giá trị đầu tiên được đọc luôn giống nhau</w:t>
-      </w:r>
-    </w:p>
-    <w:p>
-      <w:pPr>
-        <w:pStyle w:val="ListParagraph"/>
-        <w:numPr>
-          <w:ilvl w:val="0"/>
-          <w:numId w:val="4"/>
-        </w:numPr>
-        <w:rPr>
-          <w:lang w:val="en-US"/>
-        </w:rPr>
-      </w:pPr>
-      <w:r>
-        <w:rPr>
-          <w:lang w:val="en-US"/>
-        </w:rPr>
-        <w:t xml:space="preserve">Hai Tensor </w:t>
-      </w:r>
-      <w:r>
-        <w:rPr>
-          <w:lang w:val="en-US"/>
-        </w:rPr>
-        <w:t>Cộng Trừ Nhân Chia Nhau Được Khi Nào?</w:t>
-      </w:r>
-    </w:p>
-    <w:p>
-      <w:pPr>
-        <w:pStyle w:val="ListParagraph"/>
-        <w:numPr>
-          <w:ilvl w:val="0"/>
-          <w:numId w:val="2"/>
-        </w:numPr>
-        <w:rPr>
-          <w:lang w:val="en-US"/>
-        </w:rPr>
-      </w:pPr>
-      <w:r>
-        <w:rPr>
-          <w:lang w:val="en-US"/>
-        </w:rPr>
-        <w:t>Trước tiên Tensor có số chiều ít hơn sẽ được ép thêm chiều, ví dụ tấm ảnh 2D sẽ được ép thành tấm ảnh 3D chiều cao = 1</w:t>
-      </w:r>
-    </w:p>
-    <w:p>
-      <w:pPr>
-        <w:pStyle w:val="ListParagraph"/>
-        <w:numPr>
-          <w:ilvl w:val="0"/>
-          <w:numId w:val="2"/>
-        </w:numPr>
-        <w:rPr>
-          <w:lang w:val="en-US"/>
-        </w:rPr>
-      </w:pPr>
-      <w:r>
-        <w:rPr>
-          <w:lang w:val="en-US"/>
-        </w:rPr>
-        <w:t>Tiếp theo nếu 2 Tensor có cùng số chiều nhưng Shape không bằng nhau thì xấp ảnh nào nhỏ hơn thì đặt bên trong xấp ảnh lớn hơn,</w:t>
-      </w:r>
-      <w:r>
-        <w:rPr>
-          <w:lang w:val="en-US"/>
-        </w:rPr>
-        <w:t xml:space="preserve"> cả 2 xấp ảnh phải sát góc tường,</w:t>
-      </w:r>
-      <w:r>
-        <w:rPr>
-          <w:lang w:val="en-US"/>
-        </w:rPr>
-        <w:t xml:space="preserve"> sau đó</w:t>
-      </w:r>
-      <w:r>
-        <w:rPr>
-          <w:lang w:val="en-US"/>
-        </w:rPr>
-        <w:t xml:space="preserve"> xấp ảnh nhỏ</w:t>
-      </w:r>
-      <w:r>
-        <w:rPr>
-          <w:lang w:val="en-US"/>
-        </w:rPr>
-        <w:t xml:space="preserve"> phân thân lấp đầy xấp ảnh lớn, lưu ý xấp ảnh nhỏ</w:t>
-      </w:r>
-      <w:r>
-        <w:rPr>
-          <w:lang w:val="en-US"/>
-        </w:rPr>
-        <w:t xml:space="preserve"> khi đặt trong xấp ảnh lớn,  chiều nào không khít thì chiều đấy phải = 1</w:t>
-      </w:r>
-    </w:p>
-    <w:p>
-      <w:pPr>
-        <w:pStyle w:val="ListParagraph"/>
-        <w:numPr>
-          <w:ilvl w:val="0"/>
-          <w:numId w:val="2"/>
-        </w:numPr>
-        <w:rPr>
-          <w:lang w:val="en-US"/>
-        </w:rPr>
-      </w:pPr>
-      <w:r>
-        <w:rPr>
-          <w:lang w:val="en-US"/>
-        </w:rPr>
-        <w:t>Sau khi ô nào cũng có 2 giá trị, thì tiến hành cộng trừ nhân chia</w:t>
-      </w:r>
-    </w:p>
-    <w:p>
-      <w:pPr>
-        <w:pStyle w:val="ListParagraph"/>
-        <w:numPr>
-          <w:ilvl w:val="0"/>
-          <w:numId w:val="4"/>
-        </w:numPr>
-        <w:rPr>
-          <w:lang w:val="en-US"/>
-        </w:rPr>
-      </w:pPr>
-      <w:r>
-        <w:rPr>
-          <w:lang w:val="en-US"/>
-        </w:rPr>
-        <w:t xml:space="preserve">Cách Show Ảnh </w:t>
-      </w:r>
-      <w:r>
-        <w:rPr>
-          <w:lang w:val="en-US"/>
-        </w:rPr>
-        <w:t>Màu Từ Tensor?</w:t>
-      </w:r>
-    </w:p>
-    <w:p>
-      <w:pPr>
-        <w:pStyle w:val="ListParagraph"/>
-        <w:numPr>
-          <w:ilvl w:val="0"/>
-          <w:numId w:val="2"/>
-        </w:numPr>
-        <w:rPr>
-          <w:lang w:val="en-US"/>
-        </w:rPr>
-      </w:pPr>
-      <w:r>
-        <w:rPr>
-          <w:lang w:val="en-US"/>
-        </w:rPr>
-        <w:t>Đảm bảo chiều cao xấp ảnh = 3, tấm trên cùng là đỏ, tấm giữa là xanh lá, tấm dưới là xanh dương, cầm chặt tấm ảnh lên rồi đặt lại góc tường sao cho mặt ảnh áp vào tường</w:t>
-      </w:r>
-    </w:p>
-    <w:p>
-      <w:pPr>
-        <w:pStyle w:val="ListParagraph"/>
-        <w:numPr>
-          <w:ilvl w:val="0"/>
-          <w:numId w:val="2"/>
-        </w:numPr>
-        <w:rPr>
-          <w:lang w:val="en-US"/>
-        </w:rPr>
-      </w:pPr>
-      <w:r>
-        <w:rPr>
-          <w:lang w:val="en-US"/>
-        </w:rPr>
-        <w:t>Lưu ý các giá trị trong xấp ảnh phải có giá trị từ 0 đến 1 ứng với từ 0 đến 255</w:t>
-      </w:r>
-      <w:r>
-        <w:rPr>
-          <w:lang w:val="en-US"/>
-        </w:rPr>
-        <w:t>, nằm ngoài khoảng này sẽ bị Clip</w:t>
-      </w:r>
-      <w:r>
-        <w:rPr>
-          <w:lang w:val="en-US"/>
-        </w:rPr>
-        <w:t>, nên kiểu dữ liệu phải là Float</w:t>
-      </w:r>
-    </w:p>
-    <w:p>
-      <w:pPr>
-        <w:pStyle w:val="ListParagraph"/>
-        <w:numPr>
-          <w:ilvl w:val="0"/>
-          <w:numId w:val="2"/>
-        </w:numPr>
-        <w:rPr>
-          <w:lang w:val="en-US"/>
-        </w:rPr>
-      </w:pPr>
-      <w:r>
-        <w:rPr>
-          <w:lang w:val="en-US"/>
-        </w:rPr>
-        <w:t>Nhập đoạn Code sau</w:t>
+        <w:t>torch.int32</w:t>
       </w:r>
     </w:p>
     <w:p>
@@ -2832,7 +3002,404 @@
         <w:rPr>
           <w:lang w:val="en-US"/>
         </w:rPr>
-        <w:t>import matplotlib.pyplot as plt</w:t>
+        <w:t>torch.float32</w:t>
+      </w:r>
+    </w:p>
+    <w:p>
+      <w:pPr>
+        <w:pStyle w:val="ListParagraph"/>
+        <w:numPr>
+          <w:ilvl w:val="0"/>
+          <w:numId w:val="4"/>
+        </w:numPr>
+        <w:rPr>
+          <w:lang w:val="en-US"/>
+        </w:rPr>
+      </w:pPr>
+      <w:r>
+        <w:rPr>
+          <w:lang w:val="en-US"/>
+        </w:rPr>
+        <w:t>Khi Gán Giá Trị Có Kiểu Dữ Liệu Khác Kiểu Dữ Liệu Của Tensor Vào Tensor Thì Chuyện Gì Sẽ Xảy Ra?</w:t>
+      </w:r>
+    </w:p>
+    <w:p>
+      <w:pPr>
+        <w:pStyle w:val="ListParagraph"/>
+        <w:numPr>
+          <w:ilvl w:val="0"/>
+          <w:numId w:val="2"/>
+        </w:numPr>
+        <w:rPr>
+          <w:lang w:val="en-US"/>
+        </w:rPr>
+      </w:pPr>
+      <w:r>
+        <w:rPr>
+          <w:lang w:val="en-US"/>
+        </w:rPr>
+        <w:t>Giá trị được gán vào sẽ được ép thành kiểu dữ liệu của Tensor</w:t>
+      </w:r>
+    </w:p>
+    <w:p>
+      <w:pPr>
+        <w:pStyle w:val="ListParagraph"/>
+        <w:numPr>
+          <w:ilvl w:val="0"/>
+          <w:numId w:val="4"/>
+        </w:numPr>
+        <w:rPr>
+          <w:lang w:val="en-US"/>
+        </w:rPr>
+      </w:pPr>
+      <w:r>
+        <w:rPr>
+          <w:lang w:val="en-US"/>
+        </w:rPr>
+        <w:t>Cách Hình Dung Tensor 3 Chiều?</w:t>
+      </w:r>
+    </w:p>
+    <w:p>
+      <w:pPr>
+        <w:pStyle w:val="ListParagraph"/>
+        <w:numPr>
+          <w:ilvl w:val="0"/>
+          <w:numId w:val="2"/>
+        </w:numPr>
+        <w:rPr>
+          <w:lang w:val="en-US"/>
+        </w:rPr>
+      </w:pPr>
+      <w:r>
+        <w:rPr>
+          <w:lang w:val="en-US"/>
+        </w:rPr>
+        <w:t>Tensor 3 chiều có Shape là (</w:t>
+      </w:r>
+      <w:r>
+        <w:rPr>
+          <w:lang w:val="en-US"/>
+        </w:rPr>
+        <w:t>a, b, c</w:t>
+      </w:r>
+      <w:r>
+        <w:rPr>
+          <w:lang w:val="en-US"/>
+        </w:rPr>
+        <w:t>),</w:t>
+      </w:r>
+      <w:r>
+        <w:rPr>
+          <w:lang w:val="en-US"/>
+        </w:rPr>
+        <w:t xml:space="preserve"> tưởng tượng nó như 1 xấp ảnh đặt trước mặt bạn,</w:t>
+      </w:r>
+      <w:r>
+        <w:rPr>
+          <w:lang w:val="en-US"/>
+        </w:rPr>
+        <w:t xml:space="preserve"> và đặt nó khít vào góc tường</w:t>
+      </w:r>
+      <w:r>
+        <w:rPr>
+          <w:lang w:val="en-US"/>
+        </w:rPr>
+        <w:t xml:space="preserve"> bên tay trái của bạn</w:t>
+      </w:r>
+      <w:r>
+        <w:rPr>
+          <w:lang w:val="en-US"/>
+        </w:rPr>
+        <w:t>,</w:t>
+      </w:r>
+      <w:r>
+        <w:rPr>
+          <w:lang w:val="en-US"/>
+        </w:rPr>
+        <w:t xml:space="preserve"> gọi đây là vị trí nằm mặc định,</w:t>
+      </w:r>
+      <w:r>
+        <w:rPr>
+          <w:lang w:val="en-US"/>
+        </w:rPr>
+        <w:t xml:space="preserve"> chiều cao xấp ảnh = a, chiều ngang = c, chiều hướng tới mặt bạn = b, đọc giá trị Tensor cũng giống như xem ảnh, từ trái qua phải, từ xa tới gần, từ trên xuống dưới</w:t>
+      </w:r>
+      <w:r>
+        <w:rPr>
+          <w:lang w:val="en-US"/>
+        </w:rPr>
+        <w:t xml:space="preserve"> </w:t>
+      </w:r>
+    </w:p>
+    <w:p>
+      <w:pPr>
+        <w:pStyle w:val="ListParagraph"/>
+        <w:numPr>
+          <w:ilvl w:val="0"/>
+          <w:numId w:val="2"/>
+        </w:numPr>
+        <w:rPr>
+          <w:lang w:val="en-US"/>
+        </w:rPr>
+      </w:pPr>
+      <w:r>
+        <w:rPr>
+          <w:lang w:val="en-US"/>
+        </w:rPr>
+        <w:t>Mọi phép biến đổi Shape Tensor sau này cứ liên tưởng tới góc tường và xấp ảnh</w:t>
+      </w:r>
+      <w:r>
+        <w:rPr>
+          <w:lang w:val="en-US"/>
+        </w:rPr>
+        <w:t>, dù nó có biến đổi kiểu gì thì giá trị đầu tiên được đọc luôn giống nhau</w:t>
+      </w:r>
+    </w:p>
+    <w:p>
+      <w:pPr>
+        <w:pStyle w:val="ListParagraph"/>
+        <w:numPr>
+          <w:ilvl w:val="0"/>
+          <w:numId w:val="4"/>
+        </w:numPr>
+        <w:rPr>
+          <w:lang w:val="en-US"/>
+        </w:rPr>
+      </w:pPr>
+      <w:r>
+        <w:rPr>
+          <w:lang w:val="en-US"/>
+        </w:rPr>
+        <w:t xml:space="preserve">Hai Tensor </w:t>
+      </w:r>
+      <w:r>
+        <w:rPr>
+          <w:lang w:val="en-US"/>
+        </w:rPr>
+        <w:t>Cộng Trừ Nhân Chia Nhau Được Khi Nào?</w:t>
+      </w:r>
+    </w:p>
+    <w:p>
+      <w:pPr>
+        <w:pStyle w:val="ListParagraph"/>
+        <w:numPr>
+          <w:ilvl w:val="0"/>
+          <w:numId w:val="2"/>
+        </w:numPr>
+        <w:rPr>
+          <w:lang w:val="en-US"/>
+        </w:rPr>
+      </w:pPr>
+      <w:r>
+        <w:rPr>
+          <w:lang w:val="en-US"/>
+        </w:rPr>
+        <w:t>Trước tiên Tensor có số chiều ít hơn sẽ được ép thêm chiều, ví dụ tấm ảnh 2D sẽ được ép thành tấm ảnh 3D chiều cao = 1</w:t>
+      </w:r>
+    </w:p>
+    <w:p>
+      <w:pPr>
+        <w:pStyle w:val="ListParagraph"/>
+        <w:numPr>
+          <w:ilvl w:val="0"/>
+          <w:numId w:val="2"/>
+        </w:numPr>
+        <w:rPr>
+          <w:lang w:val="en-US"/>
+        </w:rPr>
+      </w:pPr>
+      <w:r>
+        <w:rPr>
+          <w:lang w:val="en-US"/>
+        </w:rPr>
+        <w:lastRenderedPageBreak/>
+        <w:t>Tiếp theo nếu 2 Tensor có cùng số chiều nhưng Shape không bằng nhau thì xấp ảnh nào nhỏ hơn thì đặt bên trong xấp ảnh lớn hơn,</w:t>
+      </w:r>
+      <w:r>
+        <w:rPr>
+          <w:lang w:val="en-US"/>
+        </w:rPr>
+        <w:t xml:space="preserve"> cả 2 xấp ảnh phải sát góc tường,</w:t>
+      </w:r>
+      <w:r>
+        <w:rPr>
+          <w:lang w:val="en-US"/>
+        </w:rPr>
+        <w:t xml:space="preserve"> sau đó</w:t>
+      </w:r>
+      <w:r>
+        <w:rPr>
+          <w:lang w:val="en-US"/>
+        </w:rPr>
+        <w:t xml:space="preserve"> xấp ảnh nhỏ</w:t>
+      </w:r>
+      <w:r>
+        <w:rPr>
+          <w:lang w:val="en-US"/>
+        </w:rPr>
+        <w:t xml:space="preserve"> phân thân lấp đầy xấp ảnh lớn, lưu ý xấp ảnh nhỏ</w:t>
+      </w:r>
+      <w:r>
+        <w:rPr>
+          <w:lang w:val="en-US"/>
+        </w:rPr>
+        <w:t xml:space="preserve"> khi đặt trong xấp ảnh lớn,  chiều nào không khít thì chiều đấy phải = 1</w:t>
+      </w:r>
+    </w:p>
+    <w:p>
+      <w:pPr>
+        <w:pStyle w:val="ListParagraph"/>
+        <w:numPr>
+          <w:ilvl w:val="0"/>
+          <w:numId w:val="2"/>
+        </w:numPr>
+        <w:rPr>
+          <w:lang w:val="en-US"/>
+        </w:rPr>
+      </w:pPr>
+      <w:r>
+        <w:rPr>
+          <w:lang w:val="en-US"/>
+        </w:rPr>
+        <w:t>Sau khi ô nào cũng có 2 giá trị, thì tiến hành cộng trừ nhân chia</w:t>
+      </w:r>
+    </w:p>
+    <w:p>
+      <w:pPr>
+        <w:pStyle w:val="ListParagraph"/>
+        <w:numPr>
+          <w:ilvl w:val="0"/>
+          <w:numId w:val="4"/>
+        </w:numPr>
+        <w:rPr>
+          <w:lang w:val="en-US"/>
+        </w:rPr>
+      </w:pPr>
+      <w:r>
+        <w:rPr>
+          <w:lang w:val="en-US"/>
+        </w:rPr>
+        <w:t>Trả Về Tensor N + 1 Chiều Từ Tensor N Chiều?</w:t>
+      </w:r>
+    </w:p>
+    <w:p>
+      <w:pPr>
+        <w:pStyle w:val="ListParagraph"/>
+        <w:numPr>
+          <w:ilvl w:val="0"/>
+          <w:numId w:val="2"/>
+        </w:numPr>
+        <w:rPr>
+          <w:lang w:val="en-US"/>
+        </w:rPr>
+      </w:pPr>
+      <w:r>
+        <w:rPr>
+          <w:lang w:val="en-US"/>
+        </w:rPr>
+        <w:t xml:space="preserve">&lt;Tensor </w:t>
+      </w:r>
+      <w:r>
+        <w:rPr>
+          <w:lang w:val="en-US"/>
+        </w:rPr>
+        <w:t>N + 1 Chiều</w:t>
+      </w:r>
+      <w:r>
+        <w:rPr>
+          <w:lang w:val="en-US"/>
+        </w:rPr>
+        <w:t xml:space="preserve">&gt; = &lt;Tensor </w:t>
+      </w:r>
+      <w:r>
+        <w:rPr>
+          <w:lang w:val="en-US"/>
+        </w:rPr>
+        <w:t>N Chiều</w:t>
+      </w:r>
+      <w:r>
+        <w:rPr>
+          <w:lang w:val="en-US"/>
+        </w:rPr>
+        <w:t>&gt;</w:t>
+      </w:r>
+      <w:r>
+        <w:rPr>
+          <w:lang w:val="en-US"/>
+        </w:rPr>
+        <w:t>.unsqueeze(&lt;Vị Trí Chèn Chiều&gt;)</w:t>
+      </w:r>
+    </w:p>
+    <w:p>
+      <w:pPr>
+        <w:pStyle w:val="ListParagraph"/>
+        <w:numPr>
+          <w:ilvl w:val="0"/>
+          <w:numId w:val="2"/>
+        </w:numPr>
+        <w:rPr>
+          <w:lang w:val="en-US"/>
+        </w:rPr>
+      </w:pPr>
+      <w:r>
+        <w:rPr>
+          <w:lang w:val="en-US"/>
+        </w:rPr>
+        <w:t>&lt;Vị Trí Chèn Chiều&gt; có giá trị từ – n + 1 đến n, giá trị dương thì tính từ trái qua phải, bắt đầu = 0, giá trị âm thì tính từ phải qua trái, bắt đầu = 1</w:t>
+      </w:r>
+    </w:p>
+    <w:p>
+      <w:pPr>
+        <w:pStyle w:val="ListParagraph"/>
+        <w:numPr>
+          <w:ilvl w:val="0"/>
+          <w:numId w:val="2"/>
+        </w:numPr>
+        <w:rPr>
+          <w:lang w:val="en-US"/>
+        </w:rPr>
+      </w:pPr>
+      <w:r>
+        <w:rPr>
+          <w:lang w:val="en-US"/>
+        </w:rPr>
+        <w:t>Khi đưa tensor lên 1 chiều như vậy, thì cấu trúc của nó không thay đổi, ví dụ xấp ảnh 2D đưa lên 3D thì nó vẫn vậy, chỉ có điều nó sẽ nằm ngang, hay úp mặt vào tường trái, hay dựa lưng vào tường phải</w:t>
+      </w:r>
+    </w:p>
+    <w:p>
+      <w:pPr>
+        <w:pStyle w:val="ListParagraph"/>
+        <w:numPr>
+          <w:ilvl w:val="0"/>
+          <w:numId w:val="2"/>
+        </w:numPr>
+        <w:rPr>
+          <w:lang w:val="en-US"/>
+        </w:rPr>
+      </w:pPr>
+      <w:r>
+        <w:rPr>
+          <w:lang w:val="en-US"/>
+        </w:rPr>
+        <w:t>Ví dụ</w:t>
+      </w:r>
+    </w:p>
+    <w:p>
+      <w:pPr>
+        <w:pStyle w:val="ListParagraph"/>
+        <w:numPr>
+          <w:ilvl w:val="0"/>
+          <w:numId w:val="2"/>
+        </w:numPr>
+        <w:rPr>
+          <w:lang w:val="en-US"/>
+        </w:rPr>
+      </w:pPr>
+      <w:r>
+        <w:rPr>
+          <w:lang w:val="en-US"/>
+        </w:rPr>
+        <w:t>x có Shape là (2, 3, 4)</w:t>
       </w:r>
     </w:p>
     <w:p>
@@ -2849,6 +3416,56 @@
           <w:lang w:val="en-US"/>
         </w:rPr>
       </w:pPr>
+      <w:r>
+        <w:rPr>
+          <w:lang w:val="en-US"/>
+        </w:rPr>
+        <w:t>y = x.unsqueeze(2)</w:t>
+      </w:r>
+    </w:p>
+    <w:p>
+      <w:pPr>
+        <w:pStyle w:val="ListParagraph"/>
+        <w:numPr>
+          <w:ilvl w:val="0"/>
+          <w:numId w:val="2"/>
+        </w:numPr>
+        <w:rPr>
+          <w:lang w:val="en-US"/>
+        </w:rPr>
+      </w:pPr>
+      <w:r>
+        <w:rPr>
+          <w:lang w:val="en-US"/>
+        </w:rPr>
+        <w:t>y có Shape là (2, 3, 1, 4)</w:t>
+      </w:r>
+    </w:p>
+    <w:p>
+      <w:pPr>
+        <w:pStyle w:val="ListParagraph"/>
+        <w:numPr>
+          <w:ilvl w:val="0"/>
+          <w:numId w:val="4"/>
+        </w:numPr>
+        <w:rPr>
+          <w:lang w:val="en-US"/>
+        </w:rPr>
+      </w:pPr>
+      <w:r>
+        <w:rPr>
+          <w:lang w:val="en-US"/>
+        </w:rPr>
+        <w:t xml:space="preserve">Cách Nhanh Nhất Để Cho Tất Cả Các </w:t>
+      </w:r>
+      <w:bookmarkStart w:id="0" w:name="_GoBack"/>
+      <w:bookmarkEnd w:id="0"/>
+      <w:r>
+        <w:rPr>
+          <w:lang w:val="en-US"/>
+        </w:rPr>
+        <w:t>Giá Trị Trong Tensor Về 0?</w:t>
+      </w:r>
     </w:p>
     <w:p>
       <w:pPr>
@@ -2868,19 +3485,31 @@
         <w:rPr>
           <w:lang w:val="en-US"/>
         </w:rPr>
-        <w:t>plt.imshow(&lt;</w:t>
-      </w:r>
-      <w:r>
-        <w:rPr>
-          <w:lang w:val="en-US"/>
-        </w:rPr>
-        <w:t>Biến</w:t>
-      </w:r>
-      <w:r>
-        <w:rPr>
-          <w:lang w:val="en-US"/>
-        </w:rPr>
-        <w:t xml:space="preserve"> Tensor Ảnh&gt;)</w:t>
+        <w:t>&lt;Tensor Muốn Đưa Về Mo&gt;.zero_()</w:t>
+      </w:r>
+    </w:p>
+    <w:p>
+      <w:pPr>
+        <w:pStyle w:val="ListParagraph"/>
+        <w:numPr>
+          <w:ilvl w:val="0"/>
+          <w:numId w:val="4"/>
+        </w:numPr>
+        <w:rPr>
+          <w:lang w:val="en-US"/>
+        </w:rPr>
+      </w:pPr>
+      <w:r>
+        <w:rPr>
+          <w:lang w:val="en-US"/>
+        </w:rPr>
+        <w:t>Cách Nhanh Nhất Để Chỉ Copy Dữ Liệu Của 1 Tensor</w:t>
+      </w:r>
+      <w:r>
+        <w:rPr>
+          <w:lang w:val="en-US"/>
+        </w:rPr>
+        <w:t>?</w:t>
       </w:r>
     </w:p>
     <w:p>
@@ -2901,19 +3530,145 @@
         <w:rPr>
           <w:lang w:val="en-US"/>
         </w:rPr>
-        <w:t>plt.axis(</w:t>
-      </w:r>
-      <w:r>
-        <w:rPr>
-          <w:lang w:val="en-US"/>
-        </w:rPr>
-        <w:t>‘</w:t>
-      </w:r>
-      <w:r>
-        <w:rPr>
-          <w:lang w:val="en-US"/>
-        </w:rPr>
-        <w:t>off’)</w:t>
+        <w:t>&lt;Tensor Chỉ Chứa Dữ Liệu Copy&gt; =</w:t>
+      </w:r>
+      <w:r>
+        <w:rPr>
+          <w:lang w:val="en-US"/>
+        </w:rPr>
+        <w:t xml:space="preserve"> </w:t>
+      </w:r>
+      <w:r>
+        <w:rPr>
+          <w:lang w:val="en-US"/>
+        </w:rPr>
+        <w:t>tensor(&lt;Tensor Bị Copy</w:t>
+      </w:r>
+      <w:r>
+        <w:rPr>
+          <w:lang w:val="en-US"/>
+        </w:rPr>
+        <w:t xml:space="preserve"> </w:t>
+      </w:r>
+      <w:r>
+        <w:rPr>
+          <w:lang w:val="en-US"/>
+        </w:rPr>
+        <w:t>Dữ Liệu&gt;)</w:t>
+      </w:r>
+    </w:p>
+    <w:p>
+      <w:pPr>
+        <w:pStyle w:val="ListParagraph"/>
+        <w:numPr>
+          <w:ilvl w:val="0"/>
+          <w:numId w:val="2"/>
+        </w:numPr>
+        <w:rPr>
+          <w:lang w:val="en-US"/>
+        </w:rPr>
+      </w:pPr>
+      <w:r>
+        <w:rPr>
+          <w:lang w:val="en-US"/>
+        </w:rPr>
+        <w:t>&lt;Tensor Chỉ Chứa Dữ Liệu Copy&gt; không có trong sơ đồ tính</w:t>
+      </w:r>
+      <w:r>
+        <w:rPr>
+          <w:lang w:val="en-US"/>
+        </w:rPr>
+        <w:t xml:space="preserve"> toán</w:t>
+      </w:r>
+    </w:p>
+    <w:p>
+      <w:pPr>
+        <w:pStyle w:val="ListParagraph"/>
+        <w:numPr>
+          <w:ilvl w:val="0"/>
+          <w:numId w:val="4"/>
+        </w:numPr>
+        <w:rPr>
+          <w:lang w:val="en-US"/>
+        </w:rPr>
+      </w:pPr>
+      <w:r>
+        <w:rPr>
+          <w:lang w:val="en-US"/>
+        </w:rPr>
+        <w:t xml:space="preserve">Cách Show Ảnh </w:t>
+      </w:r>
+      <w:r>
+        <w:rPr>
+          <w:lang w:val="en-US"/>
+        </w:rPr>
+        <w:t>Màu Từ Tensor?</w:t>
+      </w:r>
+    </w:p>
+    <w:p>
+      <w:pPr>
+        <w:pStyle w:val="ListParagraph"/>
+        <w:numPr>
+          <w:ilvl w:val="0"/>
+          <w:numId w:val="2"/>
+        </w:numPr>
+        <w:rPr>
+          <w:lang w:val="en-US"/>
+        </w:rPr>
+      </w:pPr>
+      <w:r>
+        <w:rPr>
+          <w:lang w:val="en-US"/>
+        </w:rPr>
+        <w:t>Đảm bảo chiều cao xấp ảnh = 3, tấm trên cùng là đỏ, tấm giữa là xanh lá, tấm dưới là xanh dương, cầm chặt tấm ảnh lên rồi đặt lại góc tường sao cho mặt ảnh áp vào tường</w:t>
+      </w:r>
+    </w:p>
+    <w:p>
+      <w:pPr>
+        <w:pStyle w:val="ListParagraph"/>
+        <w:numPr>
+          <w:ilvl w:val="0"/>
+          <w:numId w:val="2"/>
+        </w:numPr>
+        <w:rPr>
+          <w:lang w:val="en-US"/>
+        </w:rPr>
+      </w:pPr>
+      <w:r>
+        <w:rPr>
+          <w:lang w:val="en-US"/>
+        </w:rPr>
+        <w:t>Lưu ý các giá trị trong xấp ảnh phải có giá trị từ 0 đến 1 ứng với từ 0 đến 255</w:t>
+      </w:r>
+      <w:r>
+        <w:rPr>
+          <w:lang w:val="en-US"/>
+        </w:rPr>
+        <w:t>, nằm ngoài khoảng này sẽ bị Clip</w:t>
+      </w:r>
+      <w:r>
+        <w:rPr>
+          <w:lang w:val="en-US"/>
+        </w:rPr>
+        <w:t>, nên kiểu dữ liệu phải là Float</w:t>
+      </w:r>
+    </w:p>
+    <w:p>
+      <w:pPr>
+        <w:pStyle w:val="ListParagraph"/>
+        <w:numPr>
+          <w:ilvl w:val="0"/>
+          <w:numId w:val="2"/>
+        </w:numPr>
+        <w:rPr>
+          <w:lang w:val="en-US"/>
+        </w:rPr>
+      </w:pPr>
+      <w:r>
+        <w:rPr>
+          <w:lang w:val="en-US"/>
+        </w:rPr>
+        <w:t>Nhập đoạn Code sau</w:t>
       </w:r>
     </w:p>
     <w:p>
@@ -2934,61 +3689,7 @@
         <w:rPr>
           <w:lang w:val="en-US"/>
         </w:rPr>
-        <w:t>plt.show()</w:t>
-      </w:r>
-    </w:p>
-    <w:p>
-      <w:pPr>
-        <w:pStyle w:val="ListParagraph"/>
-        <w:numPr>
-          <w:ilvl w:val="0"/>
-          <w:numId w:val="4"/>
-        </w:numPr>
-        <w:rPr>
-          <w:lang w:val="en-US"/>
-        </w:rPr>
-      </w:pPr>
-      <w:r>
-        <w:rPr>
-          <w:lang w:val="en-US"/>
-        </w:rPr>
-        <w:t>Cách Show Ảnh Trắng Đen Từ Tensor?</w:t>
-      </w:r>
-    </w:p>
-    <w:p>
-      <w:pPr>
-        <w:pStyle w:val="ListParagraph"/>
-        <w:numPr>
-          <w:ilvl w:val="0"/>
-          <w:numId w:val="2"/>
-        </w:numPr>
-        <w:rPr>
-          <w:lang w:val="en-US"/>
-        </w:rPr>
-      </w:pPr>
-      <w:r>
-        <w:rPr>
-          <w:lang w:val="en-US"/>
-        </w:rPr>
-        <w:t>Đảm bảo ảnh có Shape 2D, kiểu dữ liệu là Float</w:t>
-      </w:r>
-    </w:p>
-    <w:p>
-      <w:pPr>
-        <w:pStyle w:val="ListParagraph"/>
-        <w:numPr>
-          <w:ilvl w:val="0"/>
-          <w:numId w:val="2"/>
-        </w:numPr>
-        <w:rPr>
-          <w:lang w:val="en-US"/>
-        </w:rPr>
-      </w:pPr>
-      <w:r>
-        <w:rPr>
-          <w:lang w:val="en-US"/>
-        </w:rPr>
-        <w:t>Nhập đoạn Code sau</w:t>
+        <w:t>import matplotlib.pyplot as plt</w:t>
       </w:r>
     </w:p>
     <w:p>
@@ -3005,12 +3706,6 @@
           <w:lang w:val="en-US"/>
         </w:rPr>
       </w:pPr>
-      <w:r>
-        <w:rPr>
-          <w:lang w:val="en-US"/>
-        </w:rPr>
-        <w:t>import matplotlib.pyplot as plt</w:t>
-      </w:r>
     </w:p>
     <w:p>
       <w:pPr>
@@ -3026,6 +3721,12 @@
           <w:lang w:val="en-US"/>
         </w:rPr>
       </w:pPr>
+      <w:r>
+        <w:rPr>
+          <w:lang w:val="en-US"/>
+        </w:rPr>
+        <w:t>plt.imshow(&lt;Tensor Ảnh&gt;)</w:t>
+      </w:r>
     </w:p>
     <w:p>
       <w:pPr>
@@ -3045,6 +3746,150 @@
         <w:rPr>
           <w:lang w:val="en-US"/>
         </w:rPr>
+        <w:t>plt.axis(</w:t>
+      </w:r>
+      <w:r>
+        <w:rPr>
+          <w:lang w:val="en-US"/>
+        </w:rPr>
+        <w:t>‘</w:t>
+      </w:r>
+      <w:r>
+        <w:rPr>
+          <w:lang w:val="en-US"/>
+        </w:rPr>
+        <w:t>off’)</w:t>
+      </w:r>
+    </w:p>
+    <w:p>
+      <w:pPr>
+        <w:pStyle w:val="ListParagraph"/>
+        <w:pBdr>
+          <w:top w:val="single" w:sz="4" w:space="1" w:color="auto"/>
+          <w:left w:val="single" w:sz="4" w:space="4" w:color="auto"/>
+          <w:bottom w:val="single" w:sz="4" w:space="1" w:color="auto"/>
+          <w:right w:val="single" w:sz="4" w:space="4" w:color="auto"/>
+        </w:pBdr>
+        <w:ind w:left="1080"/>
+        <w:rPr>
+          <w:lang w:val="en-US"/>
+        </w:rPr>
+      </w:pPr>
+      <w:r>
+        <w:rPr>
+          <w:lang w:val="en-US"/>
+        </w:rPr>
+        <w:t>plt.show()</w:t>
+      </w:r>
+    </w:p>
+    <w:p>
+      <w:pPr>
+        <w:pStyle w:val="ListParagraph"/>
+        <w:numPr>
+          <w:ilvl w:val="0"/>
+          <w:numId w:val="4"/>
+        </w:numPr>
+        <w:rPr>
+          <w:lang w:val="en-US"/>
+        </w:rPr>
+      </w:pPr>
+      <w:r>
+        <w:rPr>
+          <w:lang w:val="en-US"/>
+        </w:rPr>
+        <w:t>Cách Show Ảnh Trắng Đen Từ Tensor?</w:t>
+      </w:r>
+    </w:p>
+    <w:p>
+      <w:pPr>
+        <w:pStyle w:val="ListParagraph"/>
+        <w:numPr>
+          <w:ilvl w:val="0"/>
+          <w:numId w:val="2"/>
+        </w:numPr>
+        <w:rPr>
+          <w:lang w:val="en-US"/>
+        </w:rPr>
+      </w:pPr>
+      <w:r>
+        <w:rPr>
+          <w:lang w:val="en-US"/>
+        </w:rPr>
+        <w:t>Đảm bảo ảnh có Shape 2D, kiểu dữ liệu là Float</w:t>
+      </w:r>
+    </w:p>
+    <w:p>
+      <w:pPr>
+        <w:pStyle w:val="ListParagraph"/>
+        <w:numPr>
+          <w:ilvl w:val="0"/>
+          <w:numId w:val="2"/>
+        </w:numPr>
+        <w:rPr>
+          <w:lang w:val="en-US"/>
+        </w:rPr>
+      </w:pPr>
+      <w:r>
+        <w:rPr>
+          <w:lang w:val="en-US"/>
+        </w:rPr>
+        <w:t>Nhập đoạn Code sau</w:t>
+      </w:r>
+    </w:p>
+    <w:p>
+      <w:pPr>
+        <w:pStyle w:val="ListParagraph"/>
+        <w:pBdr>
+          <w:top w:val="single" w:sz="4" w:space="1" w:color="auto"/>
+          <w:left w:val="single" w:sz="4" w:space="4" w:color="auto"/>
+          <w:bottom w:val="single" w:sz="4" w:space="1" w:color="auto"/>
+          <w:right w:val="single" w:sz="4" w:space="4" w:color="auto"/>
+        </w:pBdr>
+        <w:ind w:left="1080"/>
+        <w:rPr>
+          <w:lang w:val="en-US"/>
+        </w:rPr>
+      </w:pPr>
+      <w:r>
+        <w:rPr>
+          <w:lang w:val="en-US"/>
+        </w:rPr>
+        <w:t>import matplotlib.pyplot as plt</w:t>
+      </w:r>
+    </w:p>
+    <w:p>
+      <w:pPr>
+        <w:pStyle w:val="ListParagraph"/>
+        <w:pBdr>
+          <w:top w:val="single" w:sz="4" w:space="1" w:color="auto"/>
+          <w:left w:val="single" w:sz="4" w:space="4" w:color="auto"/>
+          <w:bottom w:val="single" w:sz="4" w:space="1" w:color="auto"/>
+          <w:right w:val="single" w:sz="4" w:space="4" w:color="auto"/>
+        </w:pBdr>
+        <w:ind w:left="1080"/>
+        <w:rPr>
+          <w:lang w:val="en-US"/>
+        </w:rPr>
+      </w:pPr>
+    </w:p>
+    <w:p>
+      <w:pPr>
+        <w:pStyle w:val="ListParagraph"/>
+        <w:pBdr>
+          <w:top w:val="single" w:sz="4" w:space="1" w:color="auto"/>
+          <w:left w:val="single" w:sz="4" w:space="4" w:color="auto"/>
+          <w:bottom w:val="single" w:sz="4" w:space="1" w:color="auto"/>
+          <w:right w:val="single" w:sz="4" w:space="4" w:color="auto"/>
+        </w:pBdr>
+        <w:ind w:left="1080"/>
+        <w:rPr>
+          <w:lang w:val="en-US"/>
+        </w:rPr>
+      </w:pPr>
+      <w:r>
+        <w:rPr>
+          <w:lang w:val="en-US"/>
+        </w:rPr>
         <w:t>plt.imshow(</w:t>
       </w:r>
     </w:p>
@@ -3066,7 +3911,7 @@
         <w:rPr>
           <w:lang w:val="en-US"/>
         </w:rPr>
-        <w:t xml:space="preserve">&lt;Biến Tensor Ảnh&gt;, </w:t>
+        <w:t xml:space="preserve">&lt; Tensor Ảnh&gt;, </w:t>
       </w:r>
     </w:p>
     <w:p>
@@ -3228,6 +4073,7 @@
         <w:rPr>
           <w:lang w:val="en-US"/>
         </w:rPr>
+        <w:lastRenderedPageBreak/>
         <w:t>Đặt cmap = “gray” để cho ảnh có hệ màu từ đen tới trắng, nếu không thì màu sẽ từ tím tới vàng</w:t>
       </w:r>
     </w:p>
@@ -3306,7 +4152,6 @@
         <w:rPr>
           <w:lang w:val="en-US"/>
         </w:rPr>
-        <w:lastRenderedPageBreak/>
         <w:t>vmax = 1</w:t>
       </w:r>
     </w:p>
@@ -4044,6 +4889,7 @@
         <w:rPr>
           <w:lang w:val="en-US"/>
         </w:rPr>
+        <w:lastRenderedPageBreak/>
         <w:t>from keras.datasets import mnist</w:t>
       </w:r>
     </w:p>
@@ -4182,7 +5028,6 @@
         <w:rPr>
           <w:lang w:val="en-US"/>
         </w:rPr>
-        <w:lastRenderedPageBreak/>
         <w:t>y_train có Shape (60000), gồm 60000 nghìn nhãn ứng với 60000 hình, mỗi nhãn có giá trị từ 0 đến 9</w:t>
       </w:r>
     </w:p>
@@ -4926,6 +5771,7 @@
         <w:rPr>
           <w:lang w:val="en-US"/>
         </w:rPr>
+        <w:lastRenderedPageBreak/>
         <w:tab/>
         <w:t>Singleton Tensor: torch.tensor(num)</w:t>
       </w:r>
@@ -5019,7 +5865,6 @@
         <w:rPr>
           <w:lang w:val="en-US"/>
         </w:rPr>
-        <w:lastRenderedPageBreak/>
         <w:tab/>
         <w:t>.diag(): trả về diagonal tensor từ 1d input</w:t>
       </w:r>
@@ -5999,6 +6844,7 @@
         <w:rPr>
           <w:lang w:val="en-US"/>
         </w:rPr>
+        <w:lastRenderedPageBreak/>
         <w:tab/>
       </w:r>
       <w:r>
@@ -6082,415 +6928,1076 @@
         <w:rPr>
           <w:lang w:val="en-US"/>
         </w:rPr>
+        <w:t xml:space="preserve">      c.grad = 2</w:t>
+      </w:r>
+    </w:p>
+    <w:p>
+      <w:pPr>
+        <w:rPr>
+          <w:lang w:val="en-US"/>
+        </w:rPr>
+      </w:pPr>
+      <w:r>
+        <w:rPr>
+          <w:lang w:val="en-US"/>
+        </w:rPr>
+        <w:tab/>
+        <w:t>.numpy(): convert sang numpy</w:t>
+      </w:r>
+    </w:p>
+    <w:p>
+      <w:pPr>
+        <w:rPr>
+          <w:lang w:val="en-US"/>
+        </w:rPr>
+      </w:pPr>
+      <w:r>
+        <w:rPr>
+          <w:lang w:val="en-US"/>
+        </w:rPr>
+        <w:tab/>
+        <w:t xml:space="preserve">.unfold(dim,  size, step): </w:t>
+      </w:r>
+      <w:r>
+        <w:rPr>
+          <w:lang w:val="en-US"/>
+        </w:rPr>
+        <w:t>sliding window</w:t>
+      </w:r>
+    </w:p>
+    <w:p>
+      <w:pPr>
+        <w:rPr>
+          <w:lang w:val="en-US"/>
+        </w:rPr>
+      </w:pPr>
+      <w:r>
+        <w:rPr>
+          <w:lang w:val="en-US"/>
+        </w:rPr>
+        <w:tab/>
+      </w:r>
+      <w:r>
+        <w:rPr>
+          <w:lang w:val="en-US"/>
+        </w:rPr>
+        <w:tab/>
+        <w:t>Ex: [1, 2, 3, 4, 5].unfold(0, 3, 1) = [[1, 2, 3]</w:t>
+      </w:r>
+    </w:p>
+    <w:p>
+      <w:pPr>
+        <w:rPr>
+          <w:lang w:val="en-US"/>
+        </w:rPr>
+      </w:pPr>
+      <w:r>
+        <w:rPr>
+          <w:lang w:val="en-US"/>
+        </w:rPr>
+        <w:tab/>
+      </w:r>
+      <w:r>
+        <w:rPr>
+          <w:lang w:val="en-US"/>
+        </w:rPr>
+        <w:tab/>
+      </w:r>
+      <w:r>
+        <w:rPr>
+          <w:lang w:val="en-US"/>
+        </w:rPr>
+        <w:tab/>
+      </w:r>
+      <w:r>
+        <w:rPr>
+          <w:lang w:val="en-US"/>
+        </w:rPr>
+        <w:tab/>
+      </w:r>
+      <w:r>
+        <w:rPr>
+          <w:lang w:val="en-US"/>
+        </w:rPr>
+        <w:tab/>
+      </w:r>
+      <w:r>
+        <w:rPr>
+          <w:lang w:val="en-US"/>
+        </w:rPr>
+        <w:tab/>
+      </w:r>
+      <w:r>
+        <w:rPr>
+          <w:lang w:val="en-US"/>
+        </w:rPr>
+        <w:tab/>
+        <w:t>[2, 3, 4]</w:t>
+      </w:r>
+    </w:p>
+    <w:p>
+      <w:pPr>
+        <w:rPr>
+          <w:lang w:val="en-US"/>
+        </w:rPr>
+      </w:pPr>
+      <w:r>
+        <w:rPr>
+          <w:lang w:val="en-US"/>
+        </w:rPr>
+        <w:tab/>
+      </w:r>
+      <w:r>
+        <w:rPr>
+          <w:lang w:val="en-US"/>
+        </w:rPr>
+        <w:tab/>
+      </w:r>
+      <w:r>
+        <w:rPr>
+          <w:lang w:val="en-US"/>
+        </w:rPr>
+        <w:tab/>
+      </w:r>
+      <w:r>
+        <w:rPr>
+          <w:lang w:val="en-US"/>
+        </w:rPr>
+        <w:tab/>
+      </w:r>
+      <w:r>
+        <w:rPr>
+          <w:lang w:val="en-US"/>
+        </w:rPr>
+        <w:tab/>
+      </w:r>
+      <w:r>
+        <w:rPr>
+          <w:lang w:val="en-US"/>
+        </w:rPr>
+        <w:tab/>
+      </w:r>
+      <w:r>
+        <w:rPr>
+          <w:lang w:val="en-US"/>
+        </w:rPr>
+        <w:tab/>
+        <w:t xml:space="preserve">    [3, 4, 5]]</w:t>
+      </w:r>
+    </w:p>
+    <w:p>
+      <w:pPr>
+        <w:rPr>
+          <w:lang w:val="en-US"/>
+        </w:rPr>
+      </w:pPr>
+      <w:r>
+        <w:rPr>
+          <w:lang w:val="en-US"/>
+        </w:rPr>
+        <w:tab/>
+        <w:t>.share_memory_(): đưa tensor lên host để share giữa các cpu</w:t>
+      </w:r>
+    </w:p>
+    <w:p>
+      <w:pPr>
+        <w:rPr>
+          <w:lang w:val="en-US"/>
+        </w:rPr>
+      </w:pPr>
+      <w:r>
+        <w:rPr>
+          <w:lang w:val="en-US"/>
+        </w:rPr>
+        <w:tab/>
+      </w:r>
+      <w:r>
+        <w:rPr>
+          <w:lang w:val="en-US"/>
+        </w:rPr>
+        <w:tab/>
+        <w:t>Ex: [1, 2, 3].share_memory_()</w:t>
+      </w:r>
+    </w:p>
+    <w:p>
+      <w:pPr>
+        <w:rPr>
+          <w:lang w:val="en-US"/>
+        </w:rPr>
+      </w:pPr>
+      <w:r>
+        <w:rPr>
+          <w:lang w:val="en-US"/>
+        </w:rPr>
+        <w:t>Torch</w:t>
+      </w:r>
+    </w:p>
+    <w:p>
+      <w:pPr>
+        <w:rPr>
+          <w:lang w:val="en-US"/>
+        </w:rPr>
+      </w:pPr>
+      <w:r>
+        <w:rPr>
+          <w:lang w:val="en-US"/>
+        </w:rPr>
+        <w:tab/>
+        <w:t xml:space="preserve">.tril_indices(m, n, offset): trả về tensor </w:t>
+      </w:r>
+      <w:r>
+        <w:rPr>
+          <w:lang w:val="en-US"/>
+        </w:rPr>
+        <w:t xml:space="preserve">có dim = </w:t>
+      </w:r>
+      <w:r>
+        <w:rPr>
+          <w:lang w:val="en-US"/>
+        </w:rPr>
+        <w:t xml:space="preserve">2 * số entry trong lower triangular </w:t>
+      </w:r>
+    </w:p>
+    <w:p>
+      <w:pPr>
+        <w:ind w:left="2160" w:firstLine="720"/>
+        <w:rPr>
+          <w:lang w:val="en-US"/>
+        </w:rPr>
+      </w:pPr>
+      <w:r>
+        <w:rPr>
+          <w:lang w:val="en-US"/>
+        </w:rPr>
+        <w:t xml:space="preserve">     matrix theo đường chéo được dịch chuyển lên offset</w:t>
+      </w:r>
+      <w:r>
+        <w:rPr>
+          <w:lang w:val="en-US"/>
+        </w:rPr>
+        <w:t>,</w:t>
+      </w:r>
+    </w:p>
+    <w:p>
+      <w:pPr>
+        <w:ind w:left="2160" w:firstLine="720"/>
+        <w:rPr>
+          <w:lang w:val="en-US"/>
+        </w:rPr>
+      </w:pPr>
+      <w:r>
+        <w:rPr>
+          <w:lang w:val="en-US"/>
+        </w:rPr>
+        <w:t xml:space="preserve">      </w:t>
+      </w:r>
+      <w:r>
+        <w:rPr>
+          <w:lang w:val="en-US"/>
+        </w:rPr>
+        <w:t>row 1 là tọa độ row, row 2 là tọa độ cột</w:t>
+      </w:r>
+    </w:p>
+    <w:p>
+      <w:pPr>
+        <w:rPr>
+          <w:lang w:val="en-US"/>
+        </w:rPr>
+      </w:pPr>
+      <w:r>
+        <w:rPr>
+          <w:lang w:val="en-US"/>
+        </w:rPr>
+        <w:tab/>
+      </w:r>
+      <w:r>
+        <w:rPr>
+          <w:lang w:val="en-US"/>
+        </w:rPr>
+        <w:tab/>
+        <w:t>Ex: torch.tril_indices(3, 3) = [0, 1, 1, 2, 2, 2] =&gt; [0, 0], [1, 0], [1, 1], [2, 0],…</w:t>
+      </w:r>
+    </w:p>
+    <w:p>
+      <w:pPr>
+        <w:rPr>
+          <w:lang w:val="en-US"/>
+        </w:rPr>
+      </w:pPr>
+      <w:r>
+        <w:rPr>
+          <w:lang w:val="en-US"/>
+        </w:rPr>
+        <w:tab/>
+      </w:r>
+      <w:r>
+        <w:rPr>
+          <w:lang w:val="en-US"/>
+        </w:rPr>
+        <w:tab/>
+      </w:r>
+      <w:r>
+        <w:rPr>
+          <w:lang w:val="en-US"/>
+        </w:rPr>
+        <w:tab/>
+      </w:r>
+      <w:r>
+        <w:rPr>
+          <w:lang w:val="en-US"/>
+        </w:rPr>
+        <w:tab/>
+      </w:r>
+      <w:r>
+        <w:rPr>
+          <w:lang w:val="en-US"/>
+        </w:rPr>
+        <w:tab/>
+        <w:t xml:space="preserve">         [0, 0, 1, 0, 1, 2]</w:t>
+      </w:r>
+    </w:p>
+    <w:p>
+      <w:pPr>
+        <w:rPr>
+          <w:lang w:val="en-US"/>
+        </w:rPr>
+      </w:pPr>
+      <w:r>
+        <w:rPr>
+          <w:lang w:val="en-US"/>
+        </w:rPr>
+        <w:tab/>
+        <w:t>.stack(inputs_tuple, dim): stack các tensor lên nhau theo dim mới</w:t>
+      </w:r>
+    </w:p>
+    <w:p>
+      <w:pPr>
+        <w:rPr>
+          <w:lang w:val="en-US"/>
+        </w:rPr>
+      </w:pPr>
+      <w:r>
+        <w:rPr>
+          <w:lang w:val="en-US"/>
+        </w:rPr>
+        <w:tab/>
+      </w:r>
+      <w:r>
+        <w:rPr>
+          <w:lang w:val="en-US"/>
+        </w:rPr>
+        <w:tab/>
+        <w:t>Ex: torch.stack(([1, 2, 3], [4, 5, 6])) = [[1, 2, 3]</w:t>
+      </w:r>
+    </w:p>
+    <w:p>
+      <w:pPr>
+        <w:ind w:left="4320" w:firstLine="720"/>
+        <w:rPr>
+          <w:lang w:val="en-US"/>
+        </w:rPr>
+      </w:pPr>
+      <w:r>
+        <w:rPr>
+          <w:lang w:val="en-US"/>
+        </w:rPr>
+        <w:t>[4, 5, 6]]</w:t>
+      </w:r>
+    </w:p>
+    <w:p>
+      <w:pPr>
+        <w:rPr>
+          <w:lang w:val="en-US"/>
+        </w:rPr>
+      </w:pPr>
+      <w:r>
+        <w:rPr>
+          <w:lang w:val="en-US"/>
+        </w:rPr>
+        <w:tab/>
+        <w:t>.inverse(tensor): trả về invert matrix</w:t>
+      </w:r>
+    </w:p>
+    <w:p>
+      <w:pPr>
+        <w:rPr>
+          <w:lang w:val="en-US"/>
+        </w:rPr>
+      </w:pPr>
+      <w:r>
+        <w:rPr>
+          <w:lang w:val="en-US"/>
+        </w:rPr>
+        <w:tab/>
+      </w:r>
+      <w:r>
+        <w:rPr>
+          <w:lang w:val="en-US"/>
+        </w:rPr>
+        <w:tab/>
+        <w:t>Ex: torch.inverse([</w:t>
+      </w:r>
+    </w:p>
+    <w:p>
+      <w:pPr>
+        <w:ind w:left="720" w:firstLine="720"/>
+        <w:rPr>
+          <w:lang w:val="en-US"/>
+        </w:rPr>
+      </w:pPr>
+      <w:r>
+        <w:rPr>
+          <w:lang w:val="en-US"/>
+        </w:rPr>
+        <w:tab/>
+        <w:t>[1, 2, 3],</w:t>
+      </w:r>
+    </w:p>
+    <w:p>
+      <w:pPr>
+        <w:ind w:left="720" w:firstLine="720"/>
+        <w:rPr>
+          <w:lang w:val="en-US"/>
+        </w:rPr>
+      </w:pPr>
+      <w:r>
+        <w:rPr>
+          <w:lang w:val="en-US"/>
+        </w:rPr>
+        <w:tab/>
+        <w:t>[4, 5, 6],</w:t>
+      </w:r>
+    </w:p>
+    <w:p>
+      <w:pPr>
+        <w:ind w:left="720" w:firstLine="720"/>
+        <w:rPr>
+          <w:lang w:val="en-US"/>
+        </w:rPr>
+      </w:pPr>
+      <w:r>
+        <w:rPr>
+          <w:lang w:val="en-US"/>
+        </w:rPr>
+        <w:tab/>
+        <w:t>[7, 8, 9]</w:t>
+      </w:r>
+    </w:p>
+    <w:p>
+      <w:pPr>
+        <w:ind w:left="720" w:firstLine="720"/>
+        <w:rPr>
+          <w:lang w:val="en-US"/>
+        </w:rPr>
+      </w:pPr>
+      <w:r>
+        <w:rPr>
+          <w:lang w:val="en-US"/>
+        </w:rPr>
+        <w:t>])</w:t>
+      </w:r>
+    </w:p>
+    <w:p>
+      <w:pPr>
+        <w:rPr>
+          <w:lang w:val="en-US"/>
+        </w:rPr>
+      </w:pPr>
+      <w:r>
+        <w:rPr>
+          <w:lang w:val="en-US"/>
+        </w:rPr>
         <w:lastRenderedPageBreak/>
-        <w:t xml:space="preserve">      c.grad = 2</w:t>
-      </w:r>
-    </w:p>
-    <w:p>
-      <w:pPr>
-        <w:rPr>
-          <w:lang w:val="en-US"/>
-        </w:rPr>
-      </w:pPr>
-      <w:r>
-        <w:rPr>
-          <w:lang w:val="en-US"/>
-        </w:rPr>
-        <w:tab/>
-        <w:t>.numpy(): convert sang numpy</w:t>
-      </w:r>
-    </w:p>
-    <w:p>
-      <w:pPr>
-        <w:rPr>
-          <w:lang w:val="en-US"/>
-        </w:rPr>
-      </w:pPr>
-      <w:r>
-        <w:rPr>
-          <w:lang w:val="en-US"/>
-        </w:rPr>
-        <w:tab/>
-        <w:t xml:space="preserve">.unfold(dim,  size, step): </w:t>
-      </w:r>
-      <w:r>
-        <w:rPr>
-          <w:lang w:val="en-US"/>
-        </w:rPr>
-        <w:t>sliding window</w:t>
-      </w:r>
-    </w:p>
-    <w:p>
-      <w:pPr>
-        <w:rPr>
-          <w:lang w:val="en-US"/>
-        </w:rPr>
-      </w:pPr>
-      <w:r>
-        <w:rPr>
-          <w:lang w:val="en-US"/>
-        </w:rPr>
-        <w:tab/>
-      </w:r>
-      <w:r>
-        <w:rPr>
-          <w:lang w:val="en-US"/>
-        </w:rPr>
-        <w:tab/>
-        <w:t>Ex: [1, 2, 3, 4, 5].unfold(0, 3, 1) = [[1, 2, 3]</w:t>
-      </w:r>
-    </w:p>
-    <w:p>
-      <w:pPr>
-        <w:rPr>
-          <w:lang w:val="en-US"/>
-        </w:rPr>
-      </w:pPr>
-      <w:r>
-        <w:rPr>
-          <w:lang w:val="en-US"/>
-        </w:rPr>
-        <w:tab/>
-      </w:r>
-      <w:r>
-        <w:rPr>
-          <w:lang w:val="en-US"/>
-        </w:rPr>
-        <w:tab/>
-      </w:r>
-      <w:r>
-        <w:rPr>
-          <w:lang w:val="en-US"/>
-        </w:rPr>
-        <w:tab/>
-      </w:r>
-      <w:r>
-        <w:rPr>
-          <w:lang w:val="en-US"/>
-        </w:rPr>
-        <w:tab/>
-      </w:r>
-      <w:r>
-        <w:rPr>
-          <w:lang w:val="en-US"/>
-        </w:rPr>
-        <w:tab/>
-      </w:r>
-      <w:r>
-        <w:rPr>
-          <w:lang w:val="en-US"/>
-        </w:rPr>
-        <w:tab/>
-      </w:r>
-      <w:r>
-        <w:rPr>
-          <w:lang w:val="en-US"/>
-        </w:rPr>
-        <w:tab/>
-        <w:t>[2, 3, 4]</w:t>
-      </w:r>
-    </w:p>
-    <w:p>
-      <w:pPr>
-        <w:rPr>
-          <w:lang w:val="en-US"/>
-        </w:rPr>
-      </w:pPr>
-      <w:r>
-        <w:rPr>
-          <w:lang w:val="en-US"/>
-        </w:rPr>
-        <w:tab/>
-      </w:r>
-      <w:r>
-        <w:rPr>
-          <w:lang w:val="en-US"/>
-        </w:rPr>
-        <w:tab/>
-      </w:r>
-      <w:r>
-        <w:rPr>
-          <w:lang w:val="en-US"/>
-        </w:rPr>
-        <w:tab/>
-      </w:r>
-      <w:r>
-        <w:rPr>
-          <w:lang w:val="en-US"/>
-        </w:rPr>
-        <w:tab/>
-      </w:r>
-      <w:r>
-        <w:rPr>
-          <w:lang w:val="en-US"/>
-        </w:rPr>
-        <w:tab/>
-      </w:r>
-      <w:r>
-        <w:rPr>
-          <w:lang w:val="en-US"/>
-        </w:rPr>
-        <w:tab/>
-      </w:r>
-      <w:r>
-        <w:rPr>
-          <w:lang w:val="en-US"/>
-        </w:rPr>
-        <w:tab/>
-        <w:t xml:space="preserve">    [3, 4, 5]]</w:t>
-      </w:r>
-    </w:p>
-    <w:p>
-      <w:pPr>
-        <w:rPr>
-          <w:lang w:val="en-US"/>
-        </w:rPr>
-      </w:pPr>
-      <w:r>
-        <w:rPr>
-          <w:lang w:val="en-US"/>
-        </w:rPr>
-        <w:tab/>
-        <w:t>.share_memory_(): đưa tensor lên host để share giữa các cpu</w:t>
-      </w:r>
-    </w:p>
-    <w:p>
-      <w:pPr>
-        <w:rPr>
-          <w:lang w:val="en-US"/>
-        </w:rPr>
-      </w:pPr>
-      <w:r>
-        <w:rPr>
-          <w:lang w:val="en-US"/>
-        </w:rPr>
-        <w:tab/>
-      </w:r>
-      <w:r>
-        <w:rPr>
-          <w:lang w:val="en-US"/>
-        </w:rPr>
-        <w:tab/>
-        <w:t>Ex: [1, 2, 3].share_memory_()</w:t>
-      </w:r>
-    </w:p>
-    <w:p>
-      <w:pPr>
-        <w:rPr>
-          <w:lang w:val="en-US"/>
-        </w:rPr>
-      </w:pPr>
-      <w:r>
-        <w:rPr>
-          <w:lang w:val="en-US"/>
-        </w:rPr>
-        <w:t>Torch</w:t>
-      </w:r>
-    </w:p>
-    <w:p>
-      <w:pPr>
-        <w:rPr>
-          <w:lang w:val="en-US"/>
-        </w:rPr>
-      </w:pPr>
-      <w:r>
-        <w:rPr>
-          <w:lang w:val="en-US"/>
-        </w:rPr>
-        <w:tab/>
-        <w:t xml:space="preserve">.tril_indices(m, n, offset): trả về tensor </w:t>
-      </w:r>
-      <w:r>
-        <w:rPr>
-          <w:lang w:val="en-US"/>
-        </w:rPr>
-        <w:t xml:space="preserve">có dim = </w:t>
-      </w:r>
-      <w:r>
-        <w:rPr>
-          <w:lang w:val="en-US"/>
-        </w:rPr>
-        <w:t xml:space="preserve">2 * số entry trong lower triangular </w:t>
-      </w:r>
-    </w:p>
-    <w:p>
-      <w:pPr>
-        <w:ind w:left="2160" w:firstLine="720"/>
-        <w:rPr>
-          <w:lang w:val="en-US"/>
-        </w:rPr>
-      </w:pPr>
-      <w:r>
-        <w:rPr>
-          <w:lang w:val="en-US"/>
-        </w:rPr>
-        <w:t xml:space="preserve">     matrix theo đường chéo được dịch chuyển lên offset</w:t>
-      </w:r>
-      <w:r>
-        <w:rPr>
-          <w:lang w:val="en-US"/>
-        </w:rPr>
-        <w:t>,</w:t>
-      </w:r>
-    </w:p>
-    <w:p>
-      <w:pPr>
-        <w:ind w:left="2160" w:firstLine="720"/>
-        <w:rPr>
-          <w:lang w:val="en-US"/>
-        </w:rPr>
-      </w:pPr>
-      <w:r>
-        <w:rPr>
-          <w:lang w:val="en-US"/>
-        </w:rPr>
-        <w:t xml:space="preserve">      </w:t>
-      </w:r>
-      <w:r>
-        <w:rPr>
-          <w:lang w:val="en-US"/>
-        </w:rPr>
-        <w:t>row 1 là tọa độ row, row 2 là tọa độ cột</w:t>
-      </w:r>
-    </w:p>
-    <w:p>
-      <w:pPr>
-        <w:rPr>
-          <w:lang w:val="en-US"/>
-        </w:rPr>
-      </w:pPr>
-      <w:r>
-        <w:rPr>
-          <w:lang w:val="en-US"/>
-        </w:rPr>
-        <w:tab/>
-      </w:r>
-      <w:r>
-        <w:rPr>
-          <w:lang w:val="en-US"/>
-        </w:rPr>
-        <w:tab/>
-        <w:t>Ex: torch.tril_indices(3, 3) = [0, 1, 1, 2, 2, 2] =&gt; [0, 0], [1, 0], [1, 1], [2, 0],…</w:t>
-      </w:r>
-    </w:p>
-    <w:p>
-      <w:pPr>
-        <w:rPr>
-          <w:lang w:val="en-US"/>
-        </w:rPr>
-      </w:pPr>
-      <w:r>
-        <w:rPr>
-          <w:lang w:val="en-US"/>
-        </w:rPr>
-        <w:tab/>
-      </w:r>
-      <w:r>
-        <w:rPr>
-          <w:lang w:val="en-US"/>
-        </w:rPr>
-        <w:tab/>
-      </w:r>
-      <w:r>
-        <w:rPr>
-          <w:lang w:val="en-US"/>
-        </w:rPr>
-        <w:tab/>
-      </w:r>
-      <w:r>
-        <w:rPr>
-          <w:lang w:val="en-US"/>
-        </w:rPr>
-        <w:tab/>
-      </w:r>
-      <w:r>
-        <w:rPr>
-          <w:lang w:val="en-US"/>
-        </w:rPr>
-        <w:tab/>
-        <w:t xml:space="preserve">         [0, 0, 1, 0, 1, 2]</w:t>
-      </w:r>
-    </w:p>
-    <w:p>
-      <w:pPr>
-        <w:rPr>
-          <w:lang w:val="en-US"/>
-        </w:rPr>
-      </w:pPr>
-      <w:r>
-        <w:rPr>
-          <w:lang w:val="en-US"/>
-        </w:rPr>
-        <w:tab/>
-        <w:t>.stack(inputs_tuple, dim): stack các tensor lên nhau theo dim mới</w:t>
-      </w:r>
-    </w:p>
-    <w:p>
-      <w:pPr>
-        <w:rPr>
-          <w:lang w:val="en-US"/>
-        </w:rPr>
-      </w:pPr>
-      <w:r>
-        <w:rPr>
-          <w:lang w:val="en-US"/>
-        </w:rPr>
-        <w:tab/>
-      </w:r>
-      <w:r>
-        <w:rPr>
-          <w:lang w:val="en-US"/>
-        </w:rPr>
-        <w:tab/>
-        <w:t>Ex: torch.stack(([1, 2, 3], [4, 5, 6])) = [[1, 2, 3]</w:t>
-      </w:r>
-    </w:p>
-    <w:p>
-      <w:pPr>
-        <w:ind w:left="4320" w:firstLine="720"/>
-        <w:rPr>
-          <w:lang w:val="en-US"/>
-        </w:rPr>
-      </w:pPr>
-      <w:r>
-        <w:rPr>
-          <w:lang w:val="en-US"/>
-        </w:rPr>
-        <w:t>[4, 5, 6]]</w:t>
-      </w:r>
-    </w:p>
-    <w:p>
-      <w:pPr>
-        <w:rPr>
-          <w:lang w:val="en-US"/>
-        </w:rPr>
-      </w:pPr>
-      <w:r>
-        <w:rPr>
-          <w:lang w:val="en-US"/>
-        </w:rPr>
-        <w:tab/>
-        <w:t>.inverse(tensor): trả về invert matrix</w:t>
-      </w:r>
-    </w:p>
-    <w:p>
-      <w:pPr>
-        <w:rPr>
-          <w:lang w:val="en-US"/>
-        </w:rPr>
-      </w:pPr>
-      <w:r>
-        <w:rPr>
-          <w:lang w:val="en-US"/>
-        </w:rPr>
-        <w:tab/>
-      </w:r>
-      <w:r>
-        <w:rPr>
-          <w:lang w:val="en-US"/>
-        </w:rPr>
-        <w:tab/>
-        <w:t>Ex: torch.inverse([</w:t>
+        <w:tab/>
+        <w:t>.finfo(dtype): trả về thông tin của kiểu dữ liệu</w:t>
+      </w:r>
+    </w:p>
+    <w:p>
+      <w:pPr>
+        <w:rPr>
+          <w:lang w:val="en-US"/>
+        </w:rPr>
+      </w:pPr>
+      <w:r>
+        <w:rPr>
+          <w:lang w:val="en-US"/>
+        </w:rPr>
+        <w:tab/>
+      </w:r>
+      <w:r>
+        <w:rPr>
+          <w:lang w:val="en-US"/>
+        </w:rPr>
+        <w:tab/>
+        <w:t>Ex: torch.finfo(torch.float32)</w:t>
+      </w:r>
+    </w:p>
+    <w:p>
+      <w:pPr>
+        <w:rPr>
+          <w:lang w:val="en-US"/>
+        </w:rPr>
+      </w:pPr>
+      <w:r>
+        <w:rPr>
+          <w:lang w:val="en-US"/>
+        </w:rPr>
+        <w:tab/>
+        <w:t>.randperm(n): hoán vị ngẫu nhiên từ 0 đến n – 1</w:t>
+      </w:r>
+    </w:p>
+    <w:p>
+      <w:pPr>
+        <w:rPr>
+          <w:lang w:val="en-US"/>
+        </w:rPr>
+      </w:pPr>
+      <w:r>
+        <w:rPr>
+          <w:lang w:val="en-US"/>
+        </w:rPr>
+        <w:tab/>
+      </w:r>
+      <w:r>
+        <w:rPr>
+          <w:lang w:val="en-US"/>
+        </w:rPr>
+        <w:tab/>
+        <w:t>Ex: torch.randperm(5) = [0, 4, 2, 3, 1]</w:t>
+      </w:r>
+    </w:p>
+    <w:p>
+      <w:pPr>
+        <w:rPr>
+          <w:lang w:val="en-US"/>
+        </w:rPr>
+      </w:pPr>
+      <w:r>
+        <w:rPr>
+          <w:lang w:val="en-US"/>
+        </w:rPr>
+        <w:tab/>
+        <w:t>.save(model.state_dict(), path): save model</w:t>
+      </w:r>
+    </w:p>
+    <w:p>
+      <w:pPr>
+        <w:rPr>
+          <w:lang w:val="en-US"/>
+        </w:rPr>
+      </w:pPr>
+      <w:r>
+        <w:rPr>
+          <w:lang w:val="en-US"/>
+        </w:rPr>
+        <w:tab/>
+      </w:r>
+      <w:r>
+        <w:rPr>
+          <w:lang w:val="en-US"/>
+        </w:rPr>
+        <w:tab/>
+        <w:t>Ex: torch.save(model.state_dict(), ‘./model.pth’)</w:t>
+      </w:r>
+    </w:p>
+    <w:p>
+      <w:pPr>
+        <w:rPr>
+          <w:lang w:val="en-US"/>
+        </w:rPr>
+      </w:pPr>
+      <w:r>
+        <w:rPr>
+          <w:lang w:val="en-US"/>
+        </w:rPr>
+        <w:t>Distributions</w:t>
+      </w:r>
+    </w:p>
+    <w:p>
+      <w:pPr>
+        <w:rPr>
+          <w:lang w:val="en-US"/>
+        </w:rPr>
+      </w:pPr>
+      <w:r>
+        <w:rPr>
+          <w:lang w:val="en-US"/>
+        </w:rPr>
+        <w:tab/>
+        <w:t>.</w:t>
+      </w:r>
+      <w:r>
+        <w:rPr>
+          <w:lang w:val="en-US"/>
+        </w:rPr>
+        <w:t>MultivariateNormal</w:t>
+      </w:r>
+      <w:r>
+        <w:rPr>
+          <w:lang w:val="en-US"/>
+        </w:rPr>
+        <w:t>(mean_tensor, covariance_matrix_tensor): trar về MN distribution</w:t>
+      </w:r>
+    </w:p>
+    <w:p>
+      <w:pPr>
+        <w:rPr>
+          <w:lang w:val="en-US"/>
+        </w:rPr>
+      </w:pPr>
+      <w:r>
+        <w:rPr>
+          <w:lang w:val="en-US"/>
+        </w:rPr>
+        <w:tab/>
+      </w:r>
+      <w:r>
+        <w:rPr>
+          <w:lang w:val="en-US"/>
+        </w:rPr>
+        <w:tab/>
+        <w:t>Ex: dist = torch.distributions.</w:t>
+      </w:r>
+      <w:r>
+        <w:rPr>
+          <w:lang w:val="en-US"/>
+        </w:rPr>
+        <w:t xml:space="preserve"> MultivariateNormal</w:t>
+      </w:r>
+      <w:r>
+        <w:rPr>
+          <w:lang w:val="en-US"/>
+        </w:rPr>
+        <w:t>([1, 2], [[1, 0], [0, 2]])</w:t>
+      </w:r>
+    </w:p>
+    <w:p>
+      <w:pPr>
+        <w:rPr>
+          <w:lang w:val="en-US"/>
+        </w:rPr>
+      </w:pPr>
+      <w:r>
+        <w:rPr>
+          <w:lang w:val="en-US"/>
+        </w:rPr>
+        <w:tab/>
+        <w:t>.Normal(mean_tensor, std_tensor): trả về một normal distribution</w:t>
+      </w:r>
+    </w:p>
+    <w:p>
+      <w:pPr>
+        <w:rPr>
+          <w:lang w:val="en-US"/>
+        </w:rPr>
+      </w:pPr>
+      <w:r>
+        <w:rPr>
+          <w:lang w:val="en-US"/>
+        </w:rPr>
+        <w:tab/>
+      </w:r>
+      <w:r>
+        <w:rPr>
+          <w:lang w:val="en-US"/>
+        </w:rPr>
+        <w:tab/>
+        <w:t>Ex: dist = torch.distributions.normal([1, 2], [2, 4])</w:t>
+      </w:r>
+    </w:p>
+    <w:p>
+      <w:pPr>
+        <w:rPr>
+          <w:lang w:val="en-US"/>
+        </w:rPr>
+      </w:pPr>
+      <w:r>
+        <w:rPr>
+          <w:lang w:val="en-US"/>
+        </w:rPr>
+        <w:tab/>
+      </w:r>
+      <w:r>
+        <w:rPr>
+          <w:lang w:val="en-US"/>
+        </w:rPr>
+        <w:tab/>
+        <w:t>.</w:t>
+      </w:r>
+      <w:r>
+        <w:rPr>
+          <w:lang w:val="en-US"/>
+        </w:rPr>
+        <w:t>sample(): trả về tensor ngẫu nhiên theo mean và std</w:t>
+      </w:r>
+    </w:p>
+    <w:p>
+      <w:pPr>
+        <w:rPr>
+          <w:lang w:val="en-US"/>
+        </w:rPr>
+      </w:pPr>
+      <w:r>
+        <w:rPr>
+          <w:lang w:val="en-US"/>
+        </w:rPr>
+        <w:tab/>
+      </w:r>
+      <w:r>
+        <w:rPr>
+          <w:lang w:val="en-US"/>
+        </w:rPr>
+        <w:tab/>
+      </w:r>
+      <w:r>
+        <w:rPr>
+          <w:lang w:val="en-US"/>
+        </w:rPr>
+        <w:tab/>
+        <w:t>Ex: dist.sample() = [1.2, 2.8]</w:t>
+      </w:r>
+    </w:p>
+    <w:p>
+      <w:pPr>
+        <w:rPr>
+          <w:lang w:val="en-US"/>
+        </w:rPr>
+      </w:pPr>
+      <w:r>
+        <w:rPr>
+          <w:lang w:val="en-US"/>
+        </w:rPr>
+        <w:tab/>
+      </w:r>
+      <w:r>
+        <w:rPr>
+          <w:lang w:val="en-US"/>
+        </w:rPr>
+        <w:tab/>
+        <w:t xml:space="preserve">.rsample(): giống sample nhưng đã reparameterize để backprop cho mean và </w:t>
+      </w:r>
+    </w:p>
+    <w:p>
+      <w:pPr>
+        <w:ind w:left="1440" w:firstLine="720"/>
+        <w:rPr>
+          <w:lang w:val="en-US"/>
+        </w:rPr>
+      </w:pPr>
+      <w:r>
+        <w:rPr>
+          <w:lang w:val="en-US"/>
+        </w:rPr>
+        <w:t xml:space="preserve">      std, sample = mean + std * e</w:t>
+      </w:r>
+    </w:p>
+    <w:p>
+      <w:pPr>
+        <w:ind w:left="1440" w:firstLine="720"/>
+        <w:rPr>
+          <w:lang w:val="en-US"/>
+        </w:rPr>
+      </w:pPr>
+      <w:r>
+        <w:rPr>
+          <w:lang w:val="en-US"/>
+        </w:rPr>
+        <w:t>Ex: dist.</w:t>
+      </w:r>
+      <w:r>
+        <w:rPr>
+          <w:lang w:val="en-US"/>
+        </w:rPr>
+        <w:t>r</w:t>
+      </w:r>
+      <w:r>
+        <w:rPr>
+          <w:lang w:val="en-US"/>
+        </w:rPr>
+        <w:t>sample() = [1.2, 2.8]</w:t>
+      </w:r>
+      <w:r>
+        <w:rPr>
+          <w:lang w:val="en-US"/>
+        </w:rPr>
+        <w:t>, backward</w:t>
+      </w:r>
+    </w:p>
+    <w:p>
+      <w:pPr>
+        <w:rPr>
+          <w:lang w:val="en-US"/>
+        </w:rPr>
+      </w:pPr>
+      <w:r>
+        <w:rPr>
+          <w:lang w:val="en-US"/>
+        </w:rPr>
+        <w:tab/>
+      </w:r>
+      <w:r>
+        <w:rPr>
+          <w:lang w:val="en-US"/>
+        </w:rPr>
+        <w:tab/>
+        <w:t xml:space="preserve">.log_prob(action_tensor): trả về log likelihood của action trong normal </w:t>
+      </w:r>
+    </w:p>
+    <w:p>
+      <w:pPr>
+        <w:ind w:left="3600"/>
+        <w:rPr>
+          <w:lang w:val="en-US"/>
+        </w:rPr>
+      </w:pPr>
+      <w:r>
+        <w:rPr>
+          <w:lang w:val="en-US"/>
+        </w:rPr>
+        <w:t xml:space="preserve">      distribution</w:t>
+      </w:r>
+    </w:p>
+    <w:p>
+      <w:pPr>
+        <w:rPr>
+          <w:lang w:val="en-US"/>
+        </w:rPr>
+      </w:pPr>
+      <w:r>
+        <w:rPr>
+          <w:lang w:val="en-US"/>
+        </w:rPr>
+        <w:tab/>
+      </w:r>
+      <w:r>
+        <w:rPr>
+          <w:lang w:val="en-US"/>
+        </w:rPr>
+        <w:tab/>
+      </w:r>
+      <w:r>
+        <w:rPr>
+          <w:lang w:val="en-US"/>
+        </w:rPr>
+        <w:tab/>
+        <w:t>Ex: dist.log_prob([1.5, 0.5]) ~ [-1.64, -2.37]</w:t>
+      </w:r>
+    </w:p>
+    <w:p>
+      <w:pPr>
+        <w:rPr>
+          <w:lang w:val="en-US"/>
+        </w:rPr>
+      </w:pPr>
+      <w:r>
+        <w:rPr>
+          <w:lang w:val="en-US"/>
+        </w:rPr>
+        <w:tab/>
+        <w:t>.utils</w:t>
+      </w:r>
+    </w:p>
+    <w:p>
+      <w:pPr>
+        <w:rPr>
+          <w:lang w:val="en-US"/>
+        </w:rPr>
+      </w:pPr>
+      <w:r>
+        <w:rPr>
+          <w:lang w:val="en-US"/>
+        </w:rPr>
+        <w:tab/>
+      </w:r>
+      <w:r>
+        <w:rPr>
+          <w:lang w:val="en-US"/>
+        </w:rPr>
+        <w:tab/>
+        <w:t>.clamp_probs(probs): clamp giá trị trong khoảng eps đến 1 – eps</w:t>
+      </w:r>
+    </w:p>
+    <w:p>
+      <w:pPr>
+        <w:rPr>
+          <w:lang w:val="en-US"/>
+        </w:rPr>
+      </w:pPr>
+      <w:r>
+        <w:rPr>
+          <w:lang w:val="en-US"/>
+        </w:rPr>
+        <w:tab/>
+      </w:r>
+      <w:r>
+        <w:rPr>
+          <w:lang w:val="en-US"/>
+        </w:rPr>
+        <w:tab/>
+      </w:r>
+      <w:r>
+        <w:rPr>
+          <w:lang w:val="en-US"/>
+        </w:rPr>
+        <w:tab/>
+        <w:t>Ex: torch.distributions.utils.clamp_probs([</w:t>
+      </w:r>
+      <w:r>
+        <w:rPr>
+          <w:lang w:val="en-US"/>
+        </w:rPr>
+        <w:t>-1, 2</w:t>
+      </w:r>
+      <w:r>
+        <w:rPr>
+          <w:lang w:val="en-US"/>
+        </w:rPr>
+        <w:t>]) = [eps, 1 - eps]</w:t>
+      </w:r>
+    </w:p>
+    <w:p>
+      <w:pPr>
+        <w:rPr>
+          <w:lang w:val="en-US"/>
+        </w:rPr>
+      </w:pPr>
+      <w:r>
+        <w:rPr>
+          <w:lang w:val="en-US"/>
+        </w:rPr>
+        <w:t>Autograd</w:t>
+      </w:r>
+    </w:p>
+    <w:p>
+      <w:pPr>
+        <w:rPr>
+          <w:lang w:val="en-US"/>
+        </w:rPr>
+      </w:pPr>
+      <w:r>
+        <w:rPr>
+          <w:lang w:val="en-US"/>
+        </w:rPr>
+        <w:tab/>
+        <w:t xml:space="preserve">.grad(loss, inputs_tuple, retain_grad = T – giữ lại grad| F – free grad, create_graph = </w:t>
+      </w:r>
+    </w:p>
+    <w:p>
+      <w:pPr>
+        <w:ind w:left="720"/>
+        <w:rPr>
+          <w:lang w:val="en-US"/>
+        </w:rPr>
+      </w:pPr>
+      <w:r>
+        <w:rPr>
+          <w:lang w:val="en-US"/>
+        </w:rPr>
+        <w:t xml:space="preserve">         T – tạo một node đạo hàm (để tính higher order derivative)| F): </w:t>
+      </w:r>
+    </w:p>
+    <w:p>
+      <w:pPr>
+        <w:ind w:left="720"/>
+        <w:rPr>
+          <w:lang w:val="en-US"/>
+        </w:rPr>
+      </w:pPr>
+      <w:r>
+        <w:rPr>
+          <w:lang w:val="en-US"/>
+        </w:rPr>
+        <w:t xml:space="preserve">         Trả về tuple gradient của inputs</w:t>
+      </w:r>
+    </w:p>
+    <w:p>
+      <w:pPr>
+        <w:ind w:left="720"/>
+        <w:rPr>
+          <w:lang w:val="en-US"/>
+        </w:rPr>
+      </w:pPr>
+      <w:r>
+        <w:rPr>
+          <w:lang w:val="en-US"/>
+        </w:rPr>
+        <w:tab/>
+        <w:t>Ex: x = [1, 2, 3], y = x ** 2, z = y.sum()</w:t>
+      </w:r>
+    </w:p>
+    <w:p>
+      <w:pPr>
+        <w:ind w:left="720"/>
+        <w:rPr>
+          <w:lang w:val="en-US"/>
+        </w:rPr>
+      </w:pPr>
+      <w:r>
+        <w:rPr>
+          <w:lang w:val="en-US"/>
+        </w:rPr>
+        <w:tab/>
+        <w:t xml:space="preserve">      torch.autograd.grad(z, x) = [1, 2, 3]</w:t>
+      </w:r>
+    </w:p>
+    <w:p>
+      <w:pPr>
+        <w:rPr>
+          <w:lang w:val="en-US"/>
+        </w:rPr>
+      </w:pPr>
+      <w:r>
+        <w:rPr>
+          <w:lang w:val="en-US"/>
+        </w:rPr>
+        <w:lastRenderedPageBreak/>
+        <w:t>NN</w:t>
+      </w:r>
+    </w:p>
+    <w:p>
+      <w:pPr>
+        <w:rPr>
+          <w:lang w:val="en-US"/>
+        </w:rPr>
+      </w:pPr>
+      <w:r>
+        <w:rPr>
+          <w:lang w:val="en-US"/>
+        </w:rPr>
+        <w:tab/>
+        <w:t>.LayerNorm(</w:t>
+      </w:r>
+      <w:r>
+        <w:rPr>
+          <w:lang w:val="en-US"/>
+        </w:rPr>
+        <w:t>dims_tuple</w:t>
+      </w:r>
+      <w:r>
+        <w:rPr>
+          <w:lang w:val="en-US"/>
+        </w:rPr>
+        <w:t>): normalize các dim cuối cùng (normalize nguyên layer)</w:t>
+      </w:r>
+    </w:p>
+    <w:p>
+      <w:pPr>
+        <w:rPr>
+          <w:lang w:val="en-US"/>
+        </w:rPr>
+      </w:pPr>
+      <w:r>
+        <w:rPr>
+          <w:lang w:val="en-US"/>
+        </w:rPr>
+        <w:tab/>
+      </w:r>
+      <w:r>
+        <w:rPr>
+          <w:lang w:val="en-US"/>
+        </w:rPr>
+        <w:tab/>
+        <w:t>Ex: torch.nn.LayerNorm(4) =&gt; batch size = 5, 4 neuron, normalize 4 neuron</w:t>
       </w:r>
     </w:p>
     <w:p>
@@ -6504,667 +8011,6 @@
         <w:rPr>
           <w:lang w:val="en-US"/>
         </w:rPr>
-        <w:tab/>
-        <w:t>[1, 2, 3],</w:t>
-      </w:r>
-    </w:p>
-    <w:p>
-      <w:pPr>
-        <w:ind w:left="720" w:firstLine="720"/>
-        <w:rPr>
-          <w:lang w:val="en-US"/>
-        </w:rPr>
-      </w:pPr>
-      <w:r>
-        <w:rPr>
-          <w:lang w:val="en-US"/>
-        </w:rPr>
-        <w:tab/>
-        <w:t>[4, 5, 6],</w:t>
-      </w:r>
-    </w:p>
-    <w:p>
-      <w:pPr>
-        <w:ind w:left="720" w:firstLine="720"/>
-        <w:rPr>
-          <w:lang w:val="en-US"/>
-        </w:rPr>
-      </w:pPr>
-      <w:r>
-        <w:rPr>
-          <w:lang w:val="en-US"/>
-        </w:rPr>
-        <w:tab/>
-        <w:t>[7, 8, 9]</w:t>
-      </w:r>
-    </w:p>
-    <w:p>
-      <w:pPr>
-        <w:ind w:left="720" w:firstLine="720"/>
-        <w:rPr>
-          <w:lang w:val="en-US"/>
-        </w:rPr>
-      </w:pPr>
-      <w:r>
-        <w:rPr>
-          <w:lang w:val="en-US"/>
-        </w:rPr>
-        <w:t>])</w:t>
-      </w:r>
-    </w:p>
-    <w:p>
-      <w:pPr>
-        <w:rPr>
-          <w:lang w:val="en-US"/>
-        </w:rPr>
-      </w:pPr>
-      <w:r>
-        <w:rPr>
-          <w:lang w:val="en-US"/>
-        </w:rPr>
-        <w:tab/>
-        <w:t>.finfo(dtype): trả về thông tin của kiểu dữ liệu</w:t>
-      </w:r>
-    </w:p>
-    <w:p>
-      <w:pPr>
-        <w:rPr>
-          <w:lang w:val="en-US"/>
-        </w:rPr>
-      </w:pPr>
-      <w:r>
-        <w:rPr>
-          <w:lang w:val="en-US"/>
-        </w:rPr>
-        <w:tab/>
-      </w:r>
-      <w:r>
-        <w:rPr>
-          <w:lang w:val="en-US"/>
-        </w:rPr>
-        <w:tab/>
-        <w:t>Ex: torch.finfo(torch.float32)</w:t>
-      </w:r>
-    </w:p>
-    <w:p>
-      <w:pPr>
-        <w:rPr>
-          <w:lang w:val="en-US"/>
-        </w:rPr>
-      </w:pPr>
-      <w:r>
-        <w:rPr>
-          <w:lang w:val="en-US"/>
-        </w:rPr>
-        <w:tab/>
-        <w:t>.randperm(n): hoán vị ngẫu nhiên từ 0 đến n – 1</w:t>
-      </w:r>
-    </w:p>
-    <w:p>
-      <w:pPr>
-        <w:rPr>
-          <w:lang w:val="en-US"/>
-        </w:rPr>
-      </w:pPr>
-      <w:r>
-        <w:rPr>
-          <w:lang w:val="en-US"/>
-        </w:rPr>
-        <w:tab/>
-      </w:r>
-      <w:r>
-        <w:rPr>
-          <w:lang w:val="en-US"/>
-        </w:rPr>
-        <w:tab/>
-        <w:t>Ex: torch.randperm(5) = [0, 4, 2, 3, 1]</w:t>
-      </w:r>
-    </w:p>
-    <w:p>
-      <w:pPr>
-        <w:rPr>
-          <w:lang w:val="en-US"/>
-        </w:rPr>
-      </w:pPr>
-      <w:r>
-        <w:rPr>
-          <w:lang w:val="en-US"/>
-        </w:rPr>
-        <w:tab/>
-        <w:t>.save(model.state_dict(), path): save model</w:t>
-      </w:r>
-    </w:p>
-    <w:p>
-      <w:pPr>
-        <w:rPr>
-          <w:lang w:val="en-US"/>
-        </w:rPr>
-      </w:pPr>
-      <w:r>
-        <w:rPr>
-          <w:lang w:val="en-US"/>
-        </w:rPr>
-        <w:lastRenderedPageBreak/>
-        <w:tab/>
-      </w:r>
-      <w:r>
-        <w:rPr>
-          <w:lang w:val="en-US"/>
-        </w:rPr>
-        <w:tab/>
-        <w:t>Ex: torch.save(model.state_dict(), ‘./model.pth’)</w:t>
-      </w:r>
-    </w:p>
-    <w:p>
-      <w:pPr>
-        <w:rPr>
-          <w:lang w:val="en-US"/>
-        </w:rPr>
-      </w:pPr>
-      <w:r>
-        <w:rPr>
-          <w:lang w:val="en-US"/>
-        </w:rPr>
-        <w:t>Distributions</w:t>
-      </w:r>
-    </w:p>
-    <w:p>
-      <w:pPr>
-        <w:rPr>
-          <w:lang w:val="en-US"/>
-        </w:rPr>
-      </w:pPr>
-      <w:r>
-        <w:rPr>
-          <w:lang w:val="en-US"/>
-        </w:rPr>
-        <w:tab/>
-        <w:t>.</w:t>
-      </w:r>
-      <w:r>
-        <w:rPr>
-          <w:lang w:val="en-US"/>
-        </w:rPr>
-        <w:t>MultivariateNormal</w:t>
-      </w:r>
-      <w:r>
-        <w:rPr>
-          <w:lang w:val="en-US"/>
-        </w:rPr>
-        <w:t>(mean_tensor, covariance_matrix_tensor): trar về MN distribution</w:t>
-      </w:r>
-    </w:p>
-    <w:p>
-      <w:pPr>
-        <w:rPr>
-          <w:lang w:val="en-US"/>
-        </w:rPr>
-      </w:pPr>
-      <w:r>
-        <w:rPr>
-          <w:lang w:val="en-US"/>
-        </w:rPr>
-        <w:tab/>
-      </w:r>
-      <w:r>
-        <w:rPr>
-          <w:lang w:val="en-US"/>
-        </w:rPr>
-        <w:tab/>
-        <w:t>Ex: dist = torch.distributions.</w:t>
-      </w:r>
-      <w:r>
-        <w:rPr>
-          <w:lang w:val="en-US"/>
-        </w:rPr>
-        <w:t xml:space="preserve"> MultivariateNormal</w:t>
-      </w:r>
-      <w:r>
-        <w:rPr>
-          <w:lang w:val="en-US"/>
-        </w:rPr>
-        <w:t>([1, 2], [[1, 0], [0, 2]])</w:t>
-      </w:r>
-    </w:p>
-    <w:p>
-      <w:pPr>
-        <w:rPr>
-          <w:lang w:val="en-US"/>
-        </w:rPr>
-      </w:pPr>
-      <w:r>
-        <w:rPr>
-          <w:lang w:val="en-US"/>
-        </w:rPr>
-        <w:tab/>
-        <w:t>.Normal(mean_tensor, std_tensor): trả về một normal distribution</w:t>
-      </w:r>
-    </w:p>
-    <w:p>
-      <w:pPr>
-        <w:rPr>
-          <w:lang w:val="en-US"/>
-        </w:rPr>
-      </w:pPr>
-      <w:r>
-        <w:rPr>
-          <w:lang w:val="en-US"/>
-        </w:rPr>
-        <w:tab/>
-      </w:r>
-      <w:r>
-        <w:rPr>
-          <w:lang w:val="en-US"/>
-        </w:rPr>
-        <w:tab/>
-        <w:t>Ex: dist = torch.distributions.normal([1, 2], [2, 4])</w:t>
-      </w:r>
-    </w:p>
-    <w:p>
-      <w:pPr>
-        <w:rPr>
-          <w:lang w:val="en-US"/>
-        </w:rPr>
-      </w:pPr>
-      <w:r>
-        <w:rPr>
-          <w:lang w:val="en-US"/>
-        </w:rPr>
-        <w:tab/>
-      </w:r>
-      <w:r>
-        <w:rPr>
-          <w:lang w:val="en-US"/>
-        </w:rPr>
-        <w:tab/>
-        <w:t>.</w:t>
-      </w:r>
-      <w:r>
-        <w:rPr>
-          <w:lang w:val="en-US"/>
-        </w:rPr>
-        <w:t>sample(): trả về tensor ngẫu nhiên theo mean và std</w:t>
-      </w:r>
-    </w:p>
-    <w:p>
-      <w:pPr>
-        <w:rPr>
-          <w:lang w:val="en-US"/>
-        </w:rPr>
-      </w:pPr>
-      <w:r>
-        <w:rPr>
-          <w:lang w:val="en-US"/>
-        </w:rPr>
-        <w:tab/>
-      </w:r>
-      <w:r>
-        <w:rPr>
-          <w:lang w:val="en-US"/>
-        </w:rPr>
-        <w:tab/>
-      </w:r>
-      <w:r>
-        <w:rPr>
-          <w:lang w:val="en-US"/>
-        </w:rPr>
-        <w:tab/>
-        <w:t>Ex: dist.sample() = [1.2, 2.8]</w:t>
-      </w:r>
-    </w:p>
-    <w:p>
-      <w:pPr>
-        <w:rPr>
-          <w:lang w:val="en-US"/>
-        </w:rPr>
-      </w:pPr>
-      <w:r>
-        <w:rPr>
-          <w:lang w:val="en-US"/>
-        </w:rPr>
-        <w:tab/>
-      </w:r>
-      <w:r>
-        <w:rPr>
-          <w:lang w:val="en-US"/>
-        </w:rPr>
-        <w:tab/>
-        <w:t xml:space="preserve">.rsample(): giống sample nhưng đã reparameterize để backprop cho mean và </w:t>
-      </w:r>
-    </w:p>
-    <w:p>
-      <w:pPr>
-        <w:ind w:left="1440" w:firstLine="720"/>
-        <w:rPr>
-          <w:lang w:val="en-US"/>
-        </w:rPr>
-      </w:pPr>
-      <w:r>
-        <w:rPr>
-          <w:lang w:val="en-US"/>
-        </w:rPr>
-        <w:t xml:space="preserve">      std, sample = mean + std * e</w:t>
-      </w:r>
-    </w:p>
-    <w:p>
-      <w:pPr>
-        <w:ind w:left="1440" w:firstLine="720"/>
-        <w:rPr>
-          <w:lang w:val="en-US"/>
-        </w:rPr>
-      </w:pPr>
-      <w:r>
-        <w:rPr>
-          <w:lang w:val="en-US"/>
-        </w:rPr>
-        <w:t>Ex: dist.</w:t>
-      </w:r>
-      <w:r>
-        <w:rPr>
-          <w:lang w:val="en-US"/>
-        </w:rPr>
-        <w:t>r</w:t>
-      </w:r>
-      <w:r>
-        <w:rPr>
-          <w:lang w:val="en-US"/>
-        </w:rPr>
-        <w:t>sample() = [1.2, 2.8]</w:t>
-      </w:r>
-      <w:r>
-        <w:rPr>
-          <w:lang w:val="en-US"/>
-        </w:rPr>
-        <w:t>, backward</w:t>
-      </w:r>
-    </w:p>
-    <w:p>
-      <w:pPr>
-        <w:rPr>
-          <w:lang w:val="en-US"/>
-        </w:rPr>
-      </w:pPr>
-      <w:r>
-        <w:rPr>
-          <w:lang w:val="en-US"/>
-        </w:rPr>
-        <w:tab/>
-      </w:r>
-      <w:r>
-        <w:rPr>
-          <w:lang w:val="en-US"/>
-        </w:rPr>
-        <w:tab/>
-        <w:t xml:space="preserve">.log_prob(action_tensor): trả về log likelihood của action trong normal </w:t>
-      </w:r>
-    </w:p>
-    <w:p>
-      <w:pPr>
-        <w:ind w:left="3600"/>
-        <w:rPr>
-          <w:lang w:val="en-US"/>
-        </w:rPr>
-      </w:pPr>
-      <w:r>
-        <w:rPr>
-          <w:lang w:val="en-US"/>
-        </w:rPr>
-        <w:t xml:space="preserve">      distribution</w:t>
-      </w:r>
-    </w:p>
-    <w:p>
-      <w:pPr>
-        <w:rPr>
-          <w:lang w:val="en-US"/>
-        </w:rPr>
-      </w:pPr>
-      <w:r>
-        <w:rPr>
-          <w:lang w:val="en-US"/>
-        </w:rPr>
-        <w:tab/>
-      </w:r>
-      <w:r>
-        <w:rPr>
-          <w:lang w:val="en-US"/>
-        </w:rPr>
-        <w:tab/>
-      </w:r>
-      <w:r>
-        <w:rPr>
-          <w:lang w:val="en-US"/>
-        </w:rPr>
-        <w:tab/>
-        <w:t>Ex: dist.log_prob([1.5, 0.5]) ~ [-1.64, -2.37]</w:t>
-      </w:r>
-    </w:p>
-    <w:p>
-      <w:pPr>
-        <w:rPr>
-          <w:lang w:val="en-US"/>
-        </w:rPr>
-      </w:pPr>
-      <w:r>
-        <w:rPr>
-          <w:lang w:val="en-US"/>
-        </w:rPr>
-        <w:tab/>
-        <w:t>.utils</w:t>
-      </w:r>
-    </w:p>
-    <w:p>
-      <w:pPr>
-        <w:rPr>
-          <w:lang w:val="en-US"/>
-        </w:rPr>
-      </w:pPr>
-      <w:r>
-        <w:rPr>
-          <w:lang w:val="en-US"/>
-        </w:rPr>
-        <w:tab/>
-      </w:r>
-      <w:r>
-        <w:rPr>
-          <w:lang w:val="en-US"/>
-        </w:rPr>
-        <w:tab/>
-        <w:t>.clamp_probs(probs): clamp giá trị trong khoảng eps đến 1 – eps</w:t>
-      </w:r>
-    </w:p>
-    <w:p>
-      <w:pPr>
-        <w:rPr>
-          <w:lang w:val="en-US"/>
-        </w:rPr>
-      </w:pPr>
-      <w:r>
-        <w:rPr>
-          <w:lang w:val="en-US"/>
-        </w:rPr>
-        <w:tab/>
-      </w:r>
-      <w:r>
-        <w:rPr>
-          <w:lang w:val="en-US"/>
-        </w:rPr>
-        <w:tab/>
-      </w:r>
-      <w:r>
-        <w:rPr>
-          <w:lang w:val="en-US"/>
-        </w:rPr>
-        <w:tab/>
-        <w:t>Ex: torch.distributions.utils.clamp_probs([</w:t>
-      </w:r>
-      <w:r>
-        <w:rPr>
-          <w:lang w:val="en-US"/>
-        </w:rPr>
-        <w:t>-1, 2</w:t>
-      </w:r>
-      <w:r>
-        <w:rPr>
-          <w:lang w:val="en-US"/>
-        </w:rPr>
-        <w:t>]) = [eps, 1 - eps]</w:t>
-      </w:r>
-    </w:p>
-    <w:p>
-      <w:pPr>
-        <w:rPr>
-          <w:lang w:val="en-US"/>
-        </w:rPr>
-      </w:pPr>
-      <w:r>
-        <w:rPr>
-          <w:lang w:val="en-US"/>
-        </w:rPr>
-        <w:t>Autograd</w:t>
-      </w:r>
-    </w:p>
-    <w:p>
-      <w:pPr>
-        <w:rPr>
-          <w:lang w:val="en-US"/>
-        </w:rPr>
-      </w:pPr>
-      <w:r>
-        <w:rPr>
-          <w:lang w:val="en-US"/>
-        </w:rPr>
-        <w:tab/>
-        <w:t xml:space="preserve">.grad(loss, inputs_tuple, retain_grad = T – giữ lại grad| F – free grad, create_graph = </w:t>
-      </w:r>
-    </w:p>
-    <w:p>
-      <w:pPr>
-        <w:ind w:left="720"/>
-        <w:rPr>
-          <w:lang w:val="en-US"/>
-        </w:rPr>
-      </w:pPr>
-      <w:r>
-        <w:rPr>
-          <w:lang w:val="en-US"/>
-        </w:rPr>
-        <w:t xml:space="preserve">         T – tạo một node đạo hàm (để tính higher order derivative)| F): </w:t>
-      </w:r>
-    </w:p>
-    <w:p>
-      <w:pPr>
-        <w:ind w:left="720"/>
-        <w:rPr>
-          <w:lang w:val="en-US"/>
-        </w:rPr>
-      </w:pPr>
-      <w:r>
-        <w:rPr>
-          <w:lang w:val="en-US"/>
-        </w:rPr>
-        <w:t xml:space="preserve">         Trả về tuple gradient của inputs</w:t>
-      </w:r>
-    </w:p>
-    <w:p>
-      <w:pPr>
-        <w:ind w:left="720"/>
-        <w:rPr>
-          <w:lang w:val="en-US"/>
-        </w:rPr>
-      </w:pPr>
-      <w:r>
-        <w:rPr>
-          <w:lang w:val="en-US"/>
-        </w:rPr>
-        <w:tab/>
-        <w:t>Ex: x = [1, 2, 3], y = x ** 2, z = y.sum()</w:t>
-      </w:r>
-    </w:p>
-    <w:p>
-      <w:pPr>
-        <w:ind w:left="720"/>
-        <w:rPr>
-          <w:lang w:val="en-US"/>
-        </w:rPr>
-      </w:pPr>
-      <w:r>
-        <w:rPr>
-          <w:lang w:val="en-US"/>
-        </w:rPr>
-        <w:tab/>
-        <w:t xml:space="preserve">      torch.autograd.grad(z, x) = [1, 2, 3]</w:t>
-      </w:r>
-    </w:p>
-    <w:p>
-      <w:pPr>
-        <w:rPr>
-          <w:lang w:val="en-US"/>
-        </w:rPr>
-      </w:pPr>
-      <w:r>
-        <w:rPr>
-          <w:lang w:val="en-US"/>
-        </w:rPr>
-        <w:t>NN</w:t>
-      </w:r>
-    </w:p>
-    <w:p>
-      <w:pPr>
-        <w:rPr>
-          <w:lang w:val="en-US"/>
-        </w:rPr>
-      </w:pPr>
-      <w:r>
-        <w:rPr>
-          <w:lang w:val="en-US"/>
-        </w:rPr>
-        <w:tab/>
-        <w:t>.LayerNorm(</w:t>
-      </w:r>
-      <w:r>
-        <w:rPr>
-          <w:lang w:val="en-US"/>
-        </w:rPr>
-        <w:t>dims_tuple</w:t>
-      </w:r>
-      <w:r>
-        <w:rPr>
-          <w:lang w:val="en-US"/>
-        </w:rPr>
-        <w:t>): normalize các dim cuối cùng (normalize nguyên layer)</w:t>
-      </w:r>
-    </w:p>
-    <w:p>
-      <w:pPr>
-        <w:rPr>
-          <w:lang w:val="en-US"/>
-        </w:rPr>
-      </w:pPr>
-      <w:r>
-        <w:rPr>
-          <w:lang w:val="en-US"/>
-        </w:rPr>
-        <w:tab/>
-      </w:r>
-      <w:r>
-        <w:rPr>
-          <w:lang w:val="en-US"/>
-        </w:rPr>
-        <w:tab/>
-        <w:t>Ex: torch.nn.LayerNorm(4) =&gt; batch size = 5, 4 neuron, normalize 4 neuron</w:t>
-      </w:r>
-    </w:p>
-    <w:p>
-      <w:pPr>
-        <w:ind w:left="720" w:firstLine="720"/>
-        <w:rPr>
-          <w:lang w:val="en-US"/>
-        </w:rPr>
-      </w:pPr>
-      <w:r>
-        <w:rPr>
-          <w:lang w:val="en-US"/>
-        </w:rPr>
         <w:t xml:space="preserve">      mỗi batch</w:t>
       </w:r>
       <w:r>
@@ -7198,7 +8044,6 @@
         <w:rPr>
           <w:lang w:val="en-US"/>
         </w:rPr>
-        <w:lastRenderedPageBreak/>
         <w:tab/>
       </w:r>
       <w:r>
@@ -7529,10 +8374,10 @@
 <file path=word/numbering.xml><?xml version="1.0" encoding="utf-8"?>
 <w:numbering xmlns:wpc="http://schemas.microsoft.com/office/word/2010/wordprocessingCanvas" xmlns:mc="http://schemas.openxmlformats.org/markup-compatibility/2006" xmlns:o="urn:schemas-microsoft-com:office:office" xmlns:r="http://schemas.openxmlformats.org/officeDocument/2006/relationships" xmlns:m="http://schemas.openxmlformats.org/officeDocument/2006/math" xmlns:v="urn:schemas-microsoft-com:vml" xmlns:wp14="http://schemas.microsoft.com/office/word/2010/wordprocessingDrawing" xmlns:wp="http://schemas.openxmlformats.org/drawingml/2006/wordprocessingDrawing" xmlns:w10="urn:schemas-microsoft-com:office:word" xmlns:w="http://schemas.openxmlformats.org/wordprocessingml/2006/main" xmlns:w14="http://schemas.microsoft.com/office/word/2010/wordml" xmlns:wpg="http://schemas.microsoft.com/office/word/2010/wordprocessingGroup" xmlns:wpi="http://schemas.microsoft.com/office/word/2010/wordprocessingInk" xmlns:wne="http://schemas.microsoft.com/office/word/2006/wordml" xmlns:wps="http://schemas.microsoft.com/office/word/2010/wordprocessingShape" mc:Ignorable="w14 wp14">
   <w:abstractNum w:abstractNumId="0">
-    <w:nsid w:val="177E00F6"/>
+    <w:nsid w:val="022A313D"/>
     <w:multiLevelType w:val="hybridMultilevel"/>
-    <w:tmpl w:val="78FA7A46"/>
-    <w:lvl w:ilvl="0" w:tplc="042A000F">
+    <w:tmpl w:val="75549DA2"/>
+    <w:lvl w:ilvl="0" w:tplc="15FCA4FA">
       <w:start w:val="1"/>
       <w:numFmt w:val="decimal"/>
       <w:lvlText w:val="%1."/>
@@ -7618,10 +8463,10 @@
     </w:lvl>
   </w:abstractNum>
   <w:abstractNum w:abstractNumId="1">
-    <w:nsid w:val="20EA6A08"/>
+    <w:nsid w:val="177E00F6"/>
     <w:multiLevelType w:val="hybridMultilevel"/>
-    <w:tmpl w:val="150A5F22"/>
-    <w:lvl w:ilvl="0" w:tplc="F9561E8A">
+    <w:tmpl w:val="78FA7A46"/>
+    <w:lvl w:ilvl="0" w:tplc="042A000F">
       <w:start w:val="1"/>
       <w:numFmt w:val="decimal"/>
       <w:lvlText w:val="%1."/>
@@ -7707,10 +8552,10 @@
     </w:lvl>
   </w:abstractNum>
   <w:abstractNum w:abstractNumId="2">
-    <w:nsid w:val="3BAC63A6"/>
+    <w:nsid w:val="20EA6A08"/>
     <w:multiLevelType w:val="hybridMultilevel"/>
-    <w:tmpl w:val="66FA105C"/>
-    <w:lvl w:ilvl="0" w:tplc="ABB01EF0">
+    <w:tmpl w:val="150A5F22"/>
+    <w:lvl w:ilvl="0" w:tplc="F9561E8A">
       <w:start w:val="1"/>
       <w:numFmt w:val="decimal"/>
       <w:lvlText w:val="%1."/>
@@ -7796,10 +8641,10 @@
     </w:lvl>
   </w:abstractNum>
   <w:abstractNum w:abstractNumId="3">
-    <w:nsid w:val="5F480BCC"/>
+    <w:nsid w:val="3BAC63A6"/>
     <w:multiLevelType w:val="hybridMultilevel"/>
-    <w:tmpl w:val="CE205946"/>
-    <w:lvl w:ilvl="0" w:tplc="6C64CD26">
+    <w:tmpl w:val="66FA105C"/>
+    <w:lvl w:ilvl="0" w:tplc="ABB01EF0">
       <w:start w:val="1"/>
       <w:numFmt w:val="decimal"/>
       <w:lvlText w:val="%1."/>
@@ -7885,6 +8730,184 @@
     </w:lvl>
   </w:abstractNum>
   <w:abstractNum w:abstractNumId="4">
+    <w:nsid w:val="4A3B0043"/>
+    <w:multiLevelType w:val="hybridMultilevel"/>
+    <w:tmpl w:val="8C84171A"/>
+    <w:lvl w:ilvl="0" w:tplc="AC247D40">
+      <w:start w:val="1"/>
+      <w:numFmt w:val="decimal"/>
+      <w:lvlText w:val="%1."/>
+      <w:lvlJc w:val="left"/>
+      <w:pPr>
+        <w:ind w:left="1080" w:hanging="360"/>
+      </w:pPr>
+      <w:rPr>
+        <w:rFonts w:hint="default"/>
+      </w:rPr>
+    </w:lvl>
+    <w:lvl w:ilvl="1" w:tplc="042A0019" w:tentative="1">
+      <w:start w:val="1"/>
+      <w:numFmt w:val="lowerLetter"/>
+      <w:lvlText w:val="%2."/>
+      <w:lvlJc w:val="left"/>
+      <w:pPr>
+        <w:ind w:left="1800" w:hanging="360"/>
+      </w:pPr>
+    </w:lvl>
+    <w:lvl w:ilvl="2" w:tplc="042A001B" w:tentative="1">
+      <w:start w:val="1"/>
+      <w:numFmt w:val="lowerRoman"/>
+      <w:lvlText w:val="%3."/>
+      <w:lvlJc w:val="right"/>
+      <w:pPr>
+        <w:ind w:left="2520" w:hanging="180"/>
+      </w:pPr>
+    </w:lvl>
+    <w:lvl w:ilvl="3" w:tplc="042A000F" w:tentative="1">
+      <w:start w:val="1"/>
+      <w:numFmt w:val="decimal"/>
+      <w:lvlText w:val="%4."/>
+      <w:lvlJc w:val="left"/>
+      <w:pPr>
+        <w:ind w:left="3240" w:hanging="360"/>
+      </w:pPr>
+    </w:lvl>
+    <w:lvl w:ilvl="4" w:tplc="042A0019" w:tentative="1">
+      <w:start w:val="1"/>
+      <w:numFmt w:val="lowerLetter"/>
+      <w:lvlText w:val="%5."/>
+      <w:lvlJc w:val="left"/>
+      <w:pPr>
+        <w:ind w:left="3960" w:hanging="360"/>
+      </w:pPr>
+    </w:lvl>
+    <w:lvl w:ilvl="5" w:tplc="042A001B" w:tentative="1">
+      <w:start w:val="1"/>
+      <w:numFmt w:val="lowerRoman"/>
+      <w:lvlText w:val="%6."/>
+      <w:lvlJc w:val="right"/>
+      <w:pPr>
+        <w:ind w:left="4680" w:hanging="180"/>
+      </w:pPr>
+    </w:lvl>
+    <w:lvl w:ilvl="6" w:tplc="042A000F" w:tentative="1">
+      <w:start w:val="1"/>
+      <w:numFmt w:val="decimal"/>
+      <w:lvlText w:val="%7."/>
+      <w:lvlJc w:val="left"/>
+      <w:pPr>
+        <w:ind w:left="5400" w:hanging="360"/>
+      </w:pPr>
+    </w:lvl>
+    <w:lvl w:ilvl="7" w:tplc="042A0019" w:tentative="1">
+      <w:start w:val="1"/>
+      <w:numFmt w:val="lowerLetter"/>
+      <w:lvlText w:val="%8."/>
+      <w:lvlJc w:val="left"/>
+      <w:pPr>
+        <w:ind w:left="6120" w:hanging="360"/>
+      </w:pPr>
+    </w:lvl>
+    <w:lvl w:ilvl="8" w:tplc="042A001B" w:tentative="1">
+      <w:start w:val="1"/>
+      <w:numFmt w:val="lowerRoman"/>
+      <w:lvlText w:val="%9."/>
+      <w:lvlJc w:val="right"/>
+      <w:pPr>
+        <w:ind w:left="6840" w:hanging="180"/>
+      </w:pPr>
+    </w:lvl>
+  </w:abstractNum>
+  <w:abstractNum w:abstractNumId="5">
+    <w:nsid w:val="5F480BCC"/>
+    <w:multiLevelType w:val="hybridMultilevel"/>
+    <w:tmpl w:val="CE205946"/>
+    <w:lvl w:ilvl="0" w:tplc="6C64CD26">
+      <w:start w:val="1"/>
+      <w:numFmt w:val="decimal"/>
+      <w:lvlText w:val="%1."/>
+      <w:lvlJc w:val="left"/>
+      <w:pPr>
+        <w:ind w:left="1080" w:hanging="360"/>
+      </w:pPr>
+      <w:rPr>
+        <w:rFonts w:hint="default"/>
+      </w:rPr>
+    </w:lvl>
+    <w:lvl w:ilvl="1" w:tplc="042A0019" w:tentative="1">
+      <w:start w:val="1"/>
+      <w:numFmt w:val="lowerLetter"/>
+      <w:lvlText w:val="%2."/>
+      <w:lvlJc w:val="left"/>
+      <w:pPr>
+        <w:ind w:left="1800" w:hanging="360"/>
+      </w:pPr>
+    </w:lvl>
+    <w:lvl w:ilvl="2" w:tplc="042A001B" w:tentative="1">
+      <w:start w:val="1"/>
+      <w:numFmt w:val="lowerRoman"/>
+      <w:lvlText w:val="%3."/>
+      <w:lvlJc w:val="right"/>
+      <w:pPr>
+        <w:ind w:left="2520" w:hanging="180"/>
+      </w:pPr>
+    </w:lvl>
+    <w:lvl w:ilvl="3" w:tplc="042A000F" w:tentative="1">
+      <w:start w:val="1"/>
+      <w:numFmt w:val="decimal"/>
+      <w:lvlText w:val="%4."/>
+      <w:lvlJc w:val="left"/>
+      <w:pPr>
+        <w:ind w:left="3240" w:hanging="360"/>
+      </w:pPr>
+    </w:lvl>
+    <w:lvl w:ilvl="4" w:tplc="042A0019" w:tentative="1">
+      <w:start w:val="1"/>
+      <w:numFmt w:val="lowerLetter"/>
+      <w:lvlText w:val="%5."/>
+      <w:lvlJc w:val="left"/>
+      <w:pPr>
+        <w:ind w:left="3960" w:hanging="360"/>
+      </w:pPr>
+    </w:lvl>
+    <w:lvl w:ilvl="5" w:tplc="042A001B" w:tentative="1">
+      <w:start w:val="1"/>
+      <w:numFmt w:val="lowerRoman"/>
+      <w:lvlText w:val="%6."/>
+      <w:lvlJc w:val="right"/>
+      <w:pPr>
+        <w:ind w:left="4680" w:hanging="180"/>
+      </w:pPr>
+    </w:lvl>
+    <w:lvl w:ilvl="6" w:tplc="042A000F" w:tentative="1">
+      <w:start w:val="1"/>
+      <w:numFmt w:val="decimal"/>
+      <w:lvlText w:val="%7."/>
+      <w:lvlJc w:val="left"/>
+      <w:pPr>
+        <w:ind w:left="5400" w:hanging="360"/>
+      </w:pPr>
+    </w:lvl>
+    <w:lvl w:ilvl="7" w:tplc="042A0019" w:tentative="1">
+      <w:start w:val="1"/>
+      <w:numFmt w:val="lowerLetter"/>
+      <w:lvlText w:val="%8."/>
+      <w:lvlJc w:val="left"/>
+      <w:pPr>
+        <w:ind w:left="6120" w:hanging="360"/>
+      </w:pPr>
+    </w:lvl>
+    <w:lvl w:ilvl="8" w:tplc="042A001B" w:tentative="1">
+      <w:start w:val="1"/>
+      <w:numFmt w:val="lowerRoman"/>
+      <w:lvlText w:val="%9."/>
+      <w:lvlJc w:val="right"/>
+      <w:pPr>
+        <w:ind w:left="6840" w:hanging="180"/>
+      </w:pPr>
+    </w:lvl>
+  </w:abstractNum>
+  <w:abstractNum w:abstractNumId="6">
     <w:nsid w:val="68BD6CF9"/>
     <w:multiLevelType w:val="hybridMultilevel"/>
     <w:tmpl w:val="FD54193C"/>
@@ -7998,19 +9021,25 @@
     </w:lvl>
   </w:abstractNum>
   <w:num w:numId="1">
+    <w:abstractNumId w:val="2"/>
+  </w:num>
+  <w:num w:numId="2">
+    <w:abstractNumId w:val="6"/>
+  </w:num>
+  <w:num w:numId="3">
+    <w:abstractNumId w:val="3"/>
+  </w:num>
+  <w:num w:numId="4">
     <w:abstractNumId w:val="1"/>
   </w:num>
-  <w:num w:numId="2">
+  <w:num w:numId="5">
+    <w:abstractNumId w:val="5"/>
+  </w:num>
+  <w:num w:numId="6">
     <w:abstractNumId w:val="4"/>
   </w:num>
-  <w:num w:numId="3">
-    <w:abstractNumId w:val="2"/>
-  </w:num>
-  <w:num w:numId="4">
+  <w:num w:numId="7">
     <w:abstractNumId w:val="0"/>
-  </w:num>
-  <w:num w:numId="5">
-    <w:abstractNumId w:val="3"/>
   </w:num>
 </w:numbering>
 </file>

--- a/torch.docx
+++ b/torch.docx
@@ -6366,40 +6366,20 @@
     </w:p>
     <w:p>
       <w:pPr>
-        <w:rPr>
-          <w:lang w:val="en-US"/>
-        </w:rPr>
-      </w:pPr>
-    </w:p>
-    <w:p>
-      <w:pPr>
-        <w:rPr>
-          <w:lang w:val="en-US"/>
-        </w:rPr>
-      </w:pPr>
-      <w:r>
-        <w:rPr>
-          <w:lang w:val="en-US"/>
-        </w:rPr>
-        <w:t>Trick – Mẹo:</w:t>
-      </w:r>
-    </w:p>
-    <w:p>
-      <w:pPr>
-        <w:pStyle w:val="ListParagraph"/>
-        <w:numPr>
-          <w:ilvl w:val="0"/>
-          <w:numId w:val="8"/>
-        </w:numPr>
-        <w:rPr>
-          <w:lang w:val="en-US"/>
-        </w:rPr>
-      </w:pPr>
-      <w:r>
-        <w:rPr>
-          <w:lang w:val="en-US"/>
-        </w:rPr>
-        <w:t>Trả Về 1 Cột Trong Tensor 2D Dưới Dạng Tensor 1D?</w:t>
+        <w:pStyle w:val="ListParagraph"/>
+        <w:numPr>
+          <w:ilvl w:val="0"/>
+          <w:numId w:val="4"/>
+        </w:numPr>
+        <w:rPr>
+          <w:lang w:val="en-US"/>
+        </w:rPr>
+      </w:pPr>
+      <w:r>
+        <w:rPr>
+          <w:lang w:val="en-US"/>
+        </w:rPr>
+        <w:t>Trả Về Tích Hadamard Của 2 Tensor?</w:t>
       </w:r>
     </w:p>
     <w:p>
@@ -6420,43 +6400,45 @@
         <w:rPr>
           <w:lang w:val="en-US"/>
         </w:rPr>
-        <w:t>&lt;Tensor Đa Chiều&gt;[:, &lt;Số Thứ Tự Cột&gt;]</w:t>
-      </w:r>
-    </w:p>
-    <w:p>
-      <w:pPr>
-        <w:pStyle w:val="ListParagraph"/>
-        <w:numPr>
-          <w:ilvl w:val="0"/>
-          <w:numId w:val="2"/>
-        </w:numPr>
-        <w:rPr>
-          <w:lang w:val="en-US"/>
-        </w:rPr>
-      </w:pPr>
-      <w:r>
-        <w:rPr>
-          <w:lang w:val="en-US"/>
-        </w:rPr>
-        <w:t>Ví dụ</w:t>
-      </w:r>
-    </w:p>
-    <w:p>
-      <w:pPr>
-        <w:pStyle w:val="ListParagraph"/>
-        <w:numPr>
-          <w:ilvl w:val="0"/>
-          <w:numId w:val="2"/>
-        </w:numPr>
-        <w:rPr>
-          <w:lang w:val="en-US"/>
-        </w:rPr>
-      </w:pPr>
-      <w:r>
-        <w:rPr>
-          <w:lang w:val="en-US"/>
-        </w:rPr>
-        <w:t>x có shape (4, 3)</w:t>
+        <w:t>&lt;Tensor 1&gt; * &lt;Tensor 2&gt;</w:t>
+      </w:r>
+    </w:p>
+    <w:p>
+      <w:pPr>
+        <w:rPr>
+          <w:lang w:val="en-US"/>
+        </w:rPr>
+      </w:pPr>
+    </w:p>
+    <w:p>
+      <w:pPr>
+        <w:rPr>
+          <w:lang w:val="en-US"/>
+        </w:rPr>
+      </w:pPr>
+      <w:r>
+        <w:rPr>
+          <w:lang w:val="en-US"/>
+        </w:rPr>
+        <w:t>Trick – Mẹo:</w:t>
+      </w:r>
+    </w:p>
+    <w:p>
+      <w:pPr>
+        <w:pStyle w:val="ListParagraph"/>
+        <w:numPr>
+          <w:ilvl w:val="0"/>
+          <w:numId w:val="8"/>
+        </w:numPr>
+        <w:rPr>
+          <w:lang w:val="en-US"/>
+        </w:rPr>
+      </w:pPr>
+      <w:r>
+        <w:rPr>
+          <w:lang w:val="en-US"/>
+        </w:rPr>
+        <w:t>Trả Về 1 Cột Trong Tensor 2D Dưới Dạng Tensor 1D?</w:t>
       </w:r>
     </w:p>
     <w:p>
@@ -6477,61 +6459,43 @@
         <w:rPr>
           <w:lang w:val="en-US"/>
         </w:rPr>
-        <w:t>y = x[:, 1]</w:t>
-      </w:r>
-    </w:p>
-    <w:p>
-      <w:pPr>
-        <w:pStyle w:val="ListParagraph"/>
-        <w:numPr>
-          <w:ilvl w:val="0"/>
-          <w:numId w:val="2"/>
-        </w:numPr>
-        <w:rPr>
-          <w:lang w:val="en-US"/>
-        </w:rPr>
-      </w:pPr>
-      <w:r>
-        <w:rPr>
-          <w:lang w:val="en-US"/>
-        </w:rPr>
-        <w:t>y có Shape (4)</w:t>
-      </w:r>
-    </w:p>
-    <w:p>
-      <w:pPr>
-        <w:pStyle w:val="ListParagraph"/>
-        <w:numPr>
-          <w:ilvl w:val="0"/>
-          <w:numId w:val="8"/>
-        </w:numPr>
-        <w:rPr>
-          <w:lang w:val="en-US"/>
-        </w:rPr>
-      </w:pPr>
-      <w:r>
-        <w:rPr>
-          <w:lang w:val="en-US"/>
-        </w:rPr>
-        <w:t>Lưu Parameter của Model và Load nó?</w:t>
-      </w:r>
-    </w:p>
-    <w:p>
-      <w:pPr>
-        <w:pStyle w:val="ListParagraph"/>
-        <w:numPr>
-          <w:ilvl w:val="0"/>
-          <w:numId w:val="2"/>
-        </w:numPr>
-        <w:rPr>
-          <w:lang w:val="en-US"/>
-        </w:rPr>
-      </w:pPr>
-      <w:r>
-        <w:rPr>
-          <w:lang w:val="en-US"/>
-        </w:rPr>
-        <w:t>Đặt 2 hàm sau vào trong Model</w:t>
+        <w:t>&lt;Tensor Đa Chiều&gt;[:, &lt;Số Thứ Tự Cột&gt;]</w:t>
+      </w:r>
+    </w:p>
+    <w:p>
+      <w:pPr>
+        <w:pStyle w:val="ListParagraph"/>
+        <w:numPr>
+          <w:ilvl w:val="0"/>
+          <w:numId w:val="2"/>
+        </w:numPr>
+        <w:rPr>
+          <w:lang w:val="en-US"/>
+        </w:rPr>
+      </w:pPr>
+      <w:r>
+        <w:rPr>
+          <w:lang w:val="en-US"/>
+        </w:rPr>
+        <w:t>Ví dụ</w:t>
+      </w:r>
+    </w:p>
+    <w:p>
+      <w:pPr>
+        <w:pStyle w:val="ListParagraph"/>
+        <w:numPr>
+          <w:ilvl w:val="0"/>
+          <w:numId w:val="2"/>
+        </w:numPr>
+        <w:rPr>
+          <w:lang w:val="en-US"/>
+        </w:rPr>
+      </w:pPr>
+      <w:r>
+        <w:rPr>
+          <w:lang w:val="en-US"/>
+        </w:rPr>
+        <w:t>x có shape (4, 3)</w:t>
       </w:r>
     </w:p>
     <w:p>
@@ -6552,7 +6516,61 @@
         <w:rPr>
           <w:lang w:val="en-US"/>
         </w:rPr>
-        <w:t>def load(self, name = None):</w:t>
+        <w:t>y = x[:, 1]</w:t>
+      </w:r>
+    </w:p>
+    <w:p>
+      <w:pPr>
+        <w:pStyle w:val="ListParagraph"/>
+        <w:numPr>
+          <w:ilvl w:val="0"/>
+          <w:numId w:val="2"/>
+        </w:numPr>
+        <w:rPr>
+          <w:lang w:val="en-US"/>
+        </w:rPr>
+      </w:pPr>
+      <w:r>
+        <w:rPr>
+          <w:lang w:val="en-US"/>
+        </w:rPr>
+        <w:t>y có Shape (4)</w:t>
+      </w:r>
+    </w:p>
+    <w:p>
+      <w:pPr>
+        <w:pStyle w:val="ListParagraph"/>
+        <w:numPr>
+          <w:ilvl w:val="0"/>
+          <w:numId w:val="8"/>
+        </w:numPr>
+        <w:rPr>
+          <w:lang w:val="en-US"/>
+        </w:rPr>
+      </w:pPr>
+      <w:r>
+        <w:rPr>
+          <w:lang w:val="en-US"/>
+        </w:rPr>
+        <w:t>Lưu Parameter của Model và Load nó?</w:t>
+      </w:r>
+    </w:p>
+    <w:p>
+      <w:pPr>
+        <w:pStyle w:val="ListParagraph"/>
+        <w:numPr>
+          <w:ilvl w:val="0"/>
+          <w:numId w:val="2"/>
+        </w:numPr>
+        <w:rPr>
+          <w:lang w:val="en-US"/>
+        </w:rPr>
+      </w:pPr>
+      <w:r>
+        <w:rPr>
+          <w:lang w:val="en-US"/>
+        </w:rPr>
+        <w:t>Đặt 2 hàm sau vào trong Model</w:t>
       </w:r>
     </w:p>
     <w:p>
@@ -6573,13 +6591,7 @@
         <w:rPr>
           <w:lang w:val="en-US"/>
         </w:rPr>
-        <w:t xml:space="preserve">    </w:t>
-      </w:r>
-      <w:r>
-        <w:rPr>
-          <w:lang w:val="en-US"/>
-        </w:rPr>
-        <w:t>if name:</w:t>
+        <w:t>def load(self, name = None):</w:t>
       </w:r>
     </w:p>
     <w:p>
@@ -6600,19 +6612,14 @@
         <w:rPr>
           <w:lang w:val="en-US"/>
         </w:rPr>
-        <w:t xml:space="preserve">        self.path = f”</w:t>
-      </w:r>
-      <w:r>
-        <w:rPr>
-          <w:lang w:val="en-US"/>
-        </w:rPr>
-        <w:t>./{name}.pth</w:t>
-      </w:r>
-      <w:r>
-        <w:rPr>
-          <w:lang w:val="en-US"/>
-        </w:rPr>
-        <w:t>”</w:t>
+        <w:lastRenderedPageBreak/>
+        <w:t xml:space="preserve">    </w:t>
+      </w:r>
+      <w:r>
+        <w:rPr>
+          <w:lang w:val="en-US"/>
+        </w:rPr>
+        <w:t>if name:</w:t>
       </w:r>
     </w:p>
     <w:p>
@@ -6633,8 +6640,19 @@
         <w:rPr>
           <w:lang w:val="en-US"/>
         </w:rPr>
-        <w:lastRenderedPageBreak/>
-        <w:t xml:space="preserve">        try:</w:t>
+        <w:t xml:space="preserve">        self.path = f”</w:t>
+      </w:r>
+      <w:r>
+        <w:rPr>
+          <w:lang w:val="en-US"/>
+        </w:rPr>
+        <w:t>./{name}.pth</w:t>
+      </w:r>
+      <w:r>
+        <w:rPr>
+          <w:lang w:val="en-US"/>
+        </w:rPr>
+        <w:t>”</w:t>
       </w:r>
     </w:p>
     <w:p>
@@ -6655,7 +6673,7 @@
         <w:rPr>
           <w:lang w:val="en-US"/>
         </w:rPr>
-        <w:t xml:space="preserve">            self.load_state_dict(torch.load(self.path))</w:t>
+        <w:t xml:space="preserve">        try:</w:t>
       </w:r>
     </w:p>
     <w:p>
@@ -6676,7 +6694,7 @@
         <w:rPr>
           <w:lang w:val="en-US"/>
         </w:rPr>
-        <w:t xml:space="preserve">        except:</w:t>
+        <w:t xml:space="preserve">            self.load_state_dict(torch.load(self.path))</w:t>
       </w:r>
     </w:p>
     <w:p>
@@ -6697,7 +6715,7 @@
         <w:rPr>
           <w:lang w:val="en-US"/>
         </w:rPr>
-        <w:t xml:space="preserve">            pass</w:t>
+        <w:t xml:space="preserve">        except:</w:t>
       </w:r>
     </w:p>
     <w:p>
@@ -6714,6 +6732,12 @@
           <w:lang w:val="en-US"/>
         </w:rPr>
       </w:pPr>
+      <w:r>
+        <w:rPr>
+          <w:lang w:val="en-US"/>
+        </w:rPr>
+        <w:t xml:space="preserve">            pass</w:t>
+      </w:r>
     </w:p>
     <w:p>
       <w:pPr>
@@ -6729,12 +6753,6 @@
           <w:lang w:val="en-US"/>
         </w:rPr>
       </w:pPr>
-      <w:r>
-        <w:rPr>
-          <w:lang w:val="en-US"/>
-        </w:rPr>
-        <w:t>def save(self):</w:t>
-      </w:r>
     </w:p>
     <w:p>
       <w:pPr>
@@ -6754,25 +6772,7 @@
         <w:rPr>
           <w:lang w:val="en-US"/>
         </w:rPr>
-        <w:t xml:space="preserve">    torch.save(self.state_dict(), self.path)</w:t>
-      </w:r>
-    </w:p>
-    <w:p>
-      <w:pPr>
-        <w:pStyle w:val="ListParagraph"/>
-        <w:numPr>
-          <w:ilvl w:val="0"/>
-          <w:numId w:val="2"/>
-        </w:numPr>
-        <w:rPr>
-          <w:lang w:val="en-US"/>
-        </w:rPr>
-      </w:pPr>
-      <w:r>
-        <w:rPr>
-          <w:lang w:val="en-US"/>
-        </w:rPr>
-        <w:t>Mỗi lần khởi tạo Model mới mà muốn tải lại Parameter đã lưu, thêm dòng Code</w:t>
+        <w:t>def save(self):</w:t>
       </w:r>
     </w:p>
     <w:p>
@@ -6793,73 +6793,25 @@
         <w:rPr>
           <w:lang w:val="en-US"/>
         </w:rPr>
-        <w:t>&lt;Model&gt;.load(&lt;Tên File Lưu&gt;)</w:t>
-      </w:r>
-    </w:p>
-    <w:p>
-      <w:pPr>
-        <w:pStyle w:val="ListParagraph"/>
-        <w:numPr>
-          <w:ilvl w:val="0"/>
-          <w:numId w:val="2"/>
-        </w:numPr>
-        <w:rPr>
-          <w:lang w:val="en-US"/>
-        </w:rPr>
-      </w:pPr>
-      <w:r>
-        <w:rPr>
-          <w:lang w:val="en-US"/>
-        </w:rPr>
-        <w:t>Nếu ch</w:t>
-      </w:r>
-      <w:r>
-        <w:rPr>
-          <w:lang w:val="en-US"/>
-        </w:rPr>
-        <w:t>ư</w:t>
-      </w:r>
-      <w:r>
-        <w:rPr>
-          <w:lang w:val="en-US"/>
-        </w:rPr>
-        <w:t>a có File lưu thì nó sẽ không tải gì cả</w:t>
-      </w:r>
-    </w:p>
-    <w:p>
-      <w:pPr>
-        <w:pStyle w:val="ListParagraph"/>
-        <w:numPr>
-          <w:ilvl w:val="0"/>
-          <w:numId w:val="2"/>
-        </w:numPr>
-        <w:rPr>
-          <w:lang w:val="en-US"/>
-        </w:rPr>
-      </w:pPr>
-      <w:r>
-        <w:rPr>
-          <w:lang w:val="en-US"/>
-        </w:rPr>
-        <w:t>&lt;Tên File Lưu&gt; không cần phần mở rộng</w:t>
-      </w:r>
-    </w:p>
-    <w:p>
-      <w:pPr>
-        <w:pStyle w:val="ListParagraph"/>
-        <w:numPr>
-          <w:ilvl w:val="0"/>
-          <w:numId w:val="2"/>
-        </w:numPr>
-        <w:rPr>
-          <w:lang w:val="en-US"/>
-        </w:rPr>
-      </w:pPr>
-      <w:r>
-        <w:rPr>
-          <w:lang w:val="en-US"/>
-        </w:rPr>
-        <w:t>Mỗi lần muốn lưu Parameter của Model, thêm dòng Code</w:t>
+        <w:t xml:space="preserve">    torch.save(self.state_dict(), self.path)</w:t>
+      </w:r>
+    </w:p>
+    <w:p>
+      <w:pPr>
+        <w:pStyle w:val="ListParagraph"/>
+        <w:numPr>
+          <w:ilvl w:val="0"/>
+          <w:numId w:val="2"/>
+        </w:numPr>
+        <w:rPr>
+          <w:lang w:val="en-US"/>
+        </w:rPr>
+      </w:pPr>
+      <w:r>
+        <w:rPr>
+          <w:lang w:val="en-US"/>
+        </w:rPr>
+        <w:t>Mỗi lần khởi tạo Model mới mà muốn tải lại Parameter đã lưu, thêm dòng Code</w:t>
       </w:r>
     </w:p>
     <w:p>
@@ -6880,49 +6832,73 @@
         <w:rPr>
           <w:lang w:val="en-US"/>
         </w:rPr>
-        <w:t>&lt;Model&gt;.save()</w:t>
-      </w:r>
-    </w:p>
-    <w:p>
-      <w:pPr>
-        <w:pStyle w:val="ListParagraph"/>
-        <w:numPr>
-          <w:ilvl w:val="0"/>
-          <w:numId w:val="2"/>
-        </w:numPr>
-        <w:rPr>
-          <w:lang w:val="en-US"/>
-        </w:rPr>
-      </w:pPr>
-      <w:r>
-        <w:rPr>
-          <w:lang w:val="en-US"/>
-        </w:rPr>
-        <w:t>Nếu chưa có File lưu sẽ tạo ra File mới</w:t>
-      </w:r>
-      <w:r>
-        <w:rPr>
-          <w:lang w:val="en-US"/>
-        </w:rPr>
-        <w:t>, nằm trong thư mục làm việc hiện tại</w:t>
-      </w:r>
-    </w:p>
-    <w:p>
-      <w:pPr>
-        <w:pStyle w:val="ListParagraph"/>
-        <w:numPr>
-          <w:ilvl w:val="0"/>
-          <w:numId w:val="8"/>
-        </w:numPr>
-        <w:rPr>
-          <w:lang w:val="en-US"/>
-        </w:rPr>
-      </w:pPr>
-      <w:r>
-        <w:rPr>
-          <w:lang w:val="en-US"/>
-        </w:rPr>
-        <w:t>Hàm Trả về One Hot Vector?</w:t>
+        <w:t>&lt;Model&gt;.load(&lt;Tên File Lưu&gt;)</w:t>
+      </w:r>
+    </w:p>
+    <w:p>
+      <w:pPr>
+        <w:pStyle w:val="ListParagraph"/>
+        <w:numPr>
+          <w:ilvl w:val="0"/>
+          <w:numId w:val="2"/>
+        </w:numPr>
+        <w:rPr>
+          <w:lang w:val="en-US"/>
+        </w:rPr>
+      </w:pPr>
+      <w:r>
+        <w:rPr>
+          <w:lang w:val="en-US"/>
+        </w:rPr>
+        <w:t>Nếu ch</w:t>
+      </w:r>
+      <w:r>
+        <w:rPr>
+          <w:lang w:val="en-US"/>
+        </w:rPr>
+        <w:t>ư</w:t>
+      </w:r>
+      <w:r>
+        <w:rPr>
+          <w:lang w:val="en-US"/>
+        </w:rPr>
+        <w:t>a có File lưu thì nó sẽ không tải gì cả</w:t>
+      </w:r>
+    </w:p>
+    <w:p>
+      <w:pPr>
+        <w:pStyle w:val="ListParagraph"/>
+        <w:numPr>
+          <w:ilvl w:val="0"/>
+          <w:numId w:val="2"/>
+        </w:numPr>
+        <w:rPr>
+          <w:lang w:val="en-US"/>
+        </w:rPr>
+      </w:pPr>
+      <w:r>
+        <w:rPr>
+          <w:lang w:val="en-US"/>
+        </w:rPr>
+        <w:t>&lt;Tên File Lưu&gt; không cần phần mở rộng</w:t>
+      </w:r>
+    </w:p>
+    <w:p>
+      <w:pPr>
+        <w:pStyle w:val="ListParagraph"/>
+        <w:numPr>
+          <w:ilvl w:val="0"/>
+          <w:numId w:val="2"/>
+        </w:numPr>
+        <w:rPr>
+          <w:lang w:val="en-US"/>
+        </w:rPr>
+      </w:pPr>
+      <w:r>
+        <w:rPr>
+          <w:lang w:val="en-US"/>
+        </w:rPr>
+        <w:t>Mỗi lần muốn lưu Parameter của Model, thêm dòng Code</w:t>
       </w:r>
     </w:p>
     <w:p>
@@ -6943,19 +6919,49 @@
         <w:rPr>
           <w:lang w:val="en-US"/>
         </w:rPr>
-        <w:t>def one_hot(vector_size, hot_</w:t>
-      </w:r>
-      <w:r>
-        <w:rPr>
-          <w:lang w:val="en-US"/>
-        </w:rPr>
-        <w:t>index</w:t>
-      </w:r>
-      <w:r>
-        <w:rPr>
-          <w:lang w:val="en-US"/>
-        </w:rPr>
-        <w:t>):</w:t>
+        <w:t>&lt;Model&gt;.save()</w:t>
+      </w:r>
+    </w:p>
+    <w:p>
+      <w:pPr>
+        <w:pStyle w:val="ListParagraph"/>
+        <w:numPr>
+          <w:ilvl w:val="0"/>
+          <w:numId w:val="2"/>
+        </w:numPr>
+        <w:rPr>
+          <w:lang w:val="en-US"/>
+        </w:rPr>
+      </w:pPr>
+      <w:r>
+        <w:rPr>
+          <w:lang w:val="en-US"/>
+        </w:rPr>
+        <w:t>Nếu chưa có File lưu sẽ tạo ra File mới</w:t>
+      </w:r>
+      <w:r>
+        <w:rPr>
+          <w:lang w:val="en-US"/>
+        </w:rPr>
+        <w:t>, nằm trong thư mục làm việc hiện tại</w:t>
+      </w:r>
+    </w:p>
+    <w:p>
+      <w:pPr>
+        <w:pStyle w:val="ListParagraph"/>
+        <w:numPr>
+          <w:ilvl w:val="0"/>
+          <w:numId w:val="8"/>
+        </w:numPr>
+        <w:rPr>
+          <w:lang w:val="en-US"/>
+        </w:rPr>
+      </w:pPr>
+      <w:r>
+        <w:rPr>
+          <w:lang w:val="en-US"/>
+        </w:rPr>
+        <w:t>Hàm Trả về One Hot Vector?</w:t>
       </w:r>
     </w:p>
     <w:p>
@@ -6976,7 +6982,19 @@
         <w:rPr>
           <w:lang w:val="en-US"/>
         </w:rPr>
-        <w:t xml:space="preserve">    one_hot_vector = torch.zeros(vector_size)</w:t>
+        <w:t>def one_hot(vector_size, hot_</w:t>
+      </w:r>
+      <w:r>
+        <w:rPr>
+          <w:lang w:val="en-US"/>
+        </w:rPr>
+        <w:t>index</w:t>
+      </w:r>
+      <w:r>
+        <w:rPr>
+          <w:lang w:val="en-US"/>
+        </w:rPr>
+        <w:t>):</w:t>
       </w:r>
     </w:p>
     <w:p>
@@ -6997,19 +7015,7 @@
         <w:rPr>
           <w:lang w:val="en-US"/>
         </w:rPr>
-        <w:t xml:space="preserve">    one_hot_vector[hot_</w:t>
-      </w:r>
-      <w:r>
-        <w:rPr>
-          <w:lang w:val="en-US"/>
-        </w:rPr>
-        <w:t>index</w:t>
-      </w:r>
-      <w:r>
-        <w:rPr>
-          <w:lang w:val="en-US"/>
-        </w:rPr>
-        <w:t>] = 1</w:t>
+        <w:t xml:space="preserve">    one_hot_vector = torch.zeros(vector_size)</w:t>
       </w:r>
     </w:p>
     <w:p>
@@ -7030,63 +7036,19 @@
         <w:rPr>
           <w:lang w:val="en-US"/>
         </w:rPr>
-        <w:t xml:space="preserve">    return one_hot_vector</w:t>
-      </w:r>
-    </w:p>
-    <w:p>
-      <w:pPr>
-        <w:rPr>
-          <w:lang w:val="en-US"/>
-        </w:rPr>
-      </w:pPr>
-    </w:p>
-    <w:p>
-      <w:pPr>
-        <w:rPr>
-          <w:lang w:val="en-US"/>
-        </w:rPr>
-      </w:pPr>
-      <w:r>
-        <w:rPr>
-          <w:lang w:val="en-US"/>
-        </w:rPr>
-        <w:t>Neural Network</w:t>
-      </w:r>
-      <w:r>
-        <w:rPr>
-          <w:lang w:val="en-US"/>
-        </w:rPr>
-        <w:t xml:space="preserve"> –</w:t>
-      </w:r>
-      <w:r>
-        <w:rPr>
-          <w:lang w:val="en-US"/>
-        </w:rPr>
-        <w:t xml:space="preserve"> Mạng Thần Kinh</w:t>
-      </w:r>
-      <w:r>
-        <w:rPr>
-          <w:lang w:val="en-US"/>
-        </w:rPr>
-        <w:t>:</w:t>
-      </w:r>
-    </w:p>
-    <w:p>
-      <w:pPr>
-        <w:pStyle w:val="ListParagraph"/>
-        <w:numPr>
-          <w:ilvl w:val="0"/>
-          <w:numId w:val="9"/>
-        </w:numPr>
-        <w:rPr>
-          <w:lang w:val="en-US"/>
-        </w:rPr>
-      </w:pPr>
-      <w:r>
-        <w:rPr>
-          <w:lang w:val="en-US"/>
-        </w:rPr>
-        <w:t>Cách Import?</w:t>
+        <w:t xml:space="preserve">    one_hot_vector[hot_</w:t>
+      </w:r>
+      <w:r>
+        <w:rPr>
+          <w:lang w:val="en-US"/>
+        </w:rPr>
+        <w:t>index</w:t>
+      </w:r>
+      <w:r>
+        <w:rPr>
+          <w:lang w:val="en-US"/>
+        </w:rPr>
+        <w:t>] = 1</w:t>
       </w:r>
     </w:p>
     <w:p>
@@ -7107,7 +7069,45 @@
         <w:rPr>
           <w:lang w:val="en-US"/>
         </w:rPr>
-        <w:t>from torch import nn</w:t>
+        <w:t xml:space="preserve">    return one_hot_vector</w:t>
+      </w:r>
+    </w:p>
+    <w:p>
+      <w:pPr>
+        <w:rPr>
+          <w:lang w:val="en-US"/>
+        </w:rPr>
+      </w:pPr>
+    </w:p>
+    <w:p>
+      <w:pPr>
+        <w:rPr>
+          <w:lang w:val="en-US"/>
+        </w:rPr>
+      </w:pPr>
+      <w:r>
+        <w:rPr>
+          <w:lang w:val="en-US"/>
+        </w:rPr>
+        <w:t>Neural Network</w:t>
+      </w:r>
+      <w:r>
+        <w:rPr>
+          <w:lang w:val="en-US"/>
+        </w:rPr>
+        <w:t xml:space="preserve"> –</w:t>
+      </w:r>
+      <w:r>
+        <w:rPr>
+          <w:lang w:val="en-US"/>
+        </w:rPr>
+        <w:t xml:space="preserve"> Mạng Thần Kinh</w:t>
+      </w:r>
+      <w:r>
+        <w:rPr>
+          <w:lang w:val="en-US"/>
+        </w:rPr>
+        <w:t>:</w:t>
       </w:r>
     </w:p>
     <w:p>
@@ -7125,7 +7125,7 @@
         <w:rPr>
           <w:lang w:val="en-US"/>
         </w:rPr>
-        <w:t>Cách Sử Dụng Hàm Loss Nào Đó?</w:t>
+        <w:t>Cách Import?</w:t>
       </w:r>
     </w:p>
     <w:p>
@@ -7146,7 +7146,25 @@
         <w:rPr>
           <w:lang w:val="en-US"/>
         </w:rPr>
-        <w:t>criterion = nn.&lt;Tên Hàm Loss&gt;()</w:t>
+        <w:t>from torch import nn</w:t>
+      </w:r>
+    </w:p>
+    <w:p>
+      <w:pPr>
+        <w:pStyle w:val="ListParagraph"/>
+        <w:numPr>
+          <w:ilvl w:val="0"/>
+          <w:numId w:val="9"/>
+        </w:numPr>
+        <w:rPr>
+          <w:lang w:val="en-US"/>
+        </w:rPr>
+      </w:pPr>
+      <w:r>
+        <w:rPr>
+          <w:lang w:val="en-US"/>
+        </w:rPr>
+        <w:t>Cách Sử Dụng Hàm Loss Nào Đó?</w:t>
       </w:r>
     </w:p>
     <w:p>
@@ -7167,25 +7185,7 @@
         <w:rPr>
           <w:lang w:val="en-US"/>
         </w:rPr>
-        <w:t>loss = criterion(&lt;Tensor Dự Đoán&gt;, &lt;Tensor Nhãn&gt;)</w:t>
-      </w:r>
-    </w:p>
-    <w:p>
-      <w:pPr>
-        <w:pStyle w:val="ListParagraph"/>
-        <w:numPr>
-          <w:ilvl w:val="0"/>
-          <w:numId w:val="9"/>
-        </w:numPr>
-        <w:rPr>
-          <w:lang w:val="en-US"/>
-        </w:rPr>
-      </w:pPr>
-      <w:r>
-        <w:rPr>
-          <w:lang w:val="en-US"/>
-        </w:rPr>
-        <w:t>Cross Entropy Loss?</w:t>
+        <w:t>criterion = nn.&lt;Tên Hàm Loss&gt;()</w:t>
       </w:r>
     </w:p>
     <w:p>
@@ -7206,7 +7206,25 @@
         <w:rPr>
           <w:lang w:val="en-US"/>
         </w:rPr>
-        <w:t>criterion = nn.CrossEntropyLoss()</w:t>
+        <w:t>loss = criterion(&lt;Tensor Dự Đoán&gt;, &lt;Tensor Nhãn&gt;)</w:t>
+      </w:r>
+    </w:p>
+    <w:p>
+      <w:pPr>
+        <w:pStyle w:val="ListParagraph"/>
+        <w:numPr>
+          <w:ilvl w:val="0"/>
+          <w:numId w:val="9"/>
+        </w:numPr>
+        <w:rPr>
+          <w:lang w:val="en-US"/>
+        </w:rPr>
+      </w:pPr>
+      <w:r>
+        <w:rPr>
+          <w:lang w:val="en-US"/>
+        </w:rPr>
+        <w:t>Cross Entropy Loss?</w:t>
       </w:r>
     </w:p>
     <w:p>
@@ -7227,166 +7245,7 @@
         <w:rPr>
           <w:lang w:val="en-US"/>
         </w:rPr>
-        <w:t>loss = criterion(&lt;Tensor Dự Đoán&gt;, &lt;Tensor Nhãn&gt;)</w:t>
-      </w:r>
-    </w:p>
-    <w:p>
-      <w:pPr>
-        <w:pStyle w:val="ListParagraph"/>
-        <w:numPr>
-          <w:ilvl w:val="0"/>
-          <w:numId w:val="2"/>
-        </w:numPr>
-        <w:rPr>
-          <w:lang w:val="en-US"/>
-        </w:rPr>
-      </w:pPr>
-      <w:r>
-        <w:rPr>
-          <w:lang w:val="en-US"/>
-        </w:rPr>
-        <w:t>Khi tính “loss = nn.CrossEntropyLoss()” thì &lt;Tensor Dự Đoán&gt; không cần được xử lí = hàm Softmax vì trong “nn.CrossEntropyLoss()” đã tích hợp sẵn Softmax rồi</w:t>
-      </w:r>
-    </w:p>
-    <w:p>
-      <w:pPr>
-        <w:pStyle w:val="ListParagraph"/>
-        <w:numPr>
-          <w:ilvl w:val="0"/>
-          <w:numId w:val="2"/>
-        </w:numPr>
-        <w:rPr>
-          <w:lang w:val="en-US"/>
-        </w:rPr>
-      </w:pPr>
-      <w:r>
-        <w:rPr>
-          <w:lang w:val="en-US"/>
-        </w:rPr>
-        <w:t>Đồng thời &lt;Tensor Nhãn&gt; không phải là 1 đố</w:t>
-      </w:r>
-      <w:r>
-        <w:rPr>
-          <w:lang w:val="en-US"/>
-        </w:rPr>
-        <w:t>ng One Hot Vector mà là Tensor</w:t>
-      </w:r>
-      <w:r>
-        <w:rPr>
-          <w:lang w:val="en-US"/>
-        </w:rPr>
-        <w:t xml:space="preserve"> chứa các phần tử là vị trí của số 1 trong One Hot Vector</w:t>
-      </w:r>
-      <w:r>
-        <w:rPr>
-          <w:lang w:val="en-US"/>
-        </w:rPr>
-        <w:t xml:space="preserve">, 1D nếu </w:t>
-      </w:r>
-    </w:p>
-    <w:p>
-      <w:pPr>
-        <w:pStyle w:val="ListParagraph"/>
-        <w:ind w:left="1080"/>
-        <w:rPr>
-          <w:lang w:val="en-US"/>
-        </w:rPr>
-      </w:pPr>
-      <w:r>
-        <w:rPr>
-          <w:lang w:val="en-US"/>
-        </w:rPr>
-        <w:t>&lt;Tensor Dự Đoán&gt; 2D, còn Singleton khi &lt;Tensor Dự Đoán&gt; 1D</w:t>
-      </w:r>
-    </w:p>
-    <w:p>
-      <w:pPr>
-        <w:pStyle w:val="ListParagraph"/>
-        <w:numPr>
-          <w:ilvl w:val="0"/>
-          <w:numId w:val="9"/>
-        </w:numPr>
-        <w:rPr>
-          <w:lang w:val="en-US"/>
-        </w:rPr>
-      </w:pPr>
-      <w:r>
-        <w:rPr>
-          <w:lang w:val="en-US"/>
-        </w:rPr>
-        <w:t>Parameter Khác Gì Tensor?</w:t>
-      </w:r>
-    </w:p>
-    <w:p>
-      <w:pPr>
-        <w:pStyle w:val="ListParagraph"/>
-        <w:numPr>
-          <w:ilvl w:val="0"/>
-          <w:numId w:val="2"/>
-        </w:numPr>
-        <w:rPr>
-          <w:lang w:val="en-US"/>
-        </w:rPr>
-      </w:pPr>
-      <w:r>
-        <w:rPr>
-          <w:lang w:val="en-US"/>
-        </w:rPr>
-        <w:t xml:space="preserve">Trong Pytorch, Parameter là 1 dạng của Tensor, nhưng có thêm 1 đặc tính là nếu bạn đặt nó vào trong 1 </w:t>
-      </w:r>
-      <w:r>
-        <w:rPr>
-          <w:lang w:val="en-US"/>
-        </w:rPr>
-        <w:t>Model</w:t>
-      </w:r>
-      <w:r>
-        <w:rPr>
-          <w:lang w:val="en-US"/>
-        </w:rPr>
-        <w:t xml:space="preserve"> kế thừa “nn.Module” thì nó sẽ được tự động thêm vào danh sách các Parameter củ</w:t>
-      </w:r>
-      <w:r>
-        <w:rPr>
-          <w:lang w:val="en-US"/>
-        </w:rPr>
-        <w:t>a Model</w:t>
-      </w:r>
-    </w:p>
-    <w:p>
-      <w:pPr>
-        <w:pStyle w:val="ListParagraph"/>
-        <w:numPr>
-          <w:ilvl w:val="0"/>
-          <w:numId w:val="9"/>
-        </w:numPr>
-        <w:rPr>
-          <w:lang w:val="en-US"/>
-        </w:rPr>
-      </w:pPr>
-      <w:r>
-        <w:rPr>
-          <w:lang w:val="en-US"/>
-        </w:rPr>
-        <w:t xml:space="preserve">Cách </w:t>
-      </w:r>
-      <w:r>
-        <w:rPr>
-          <w:lang w:val="en-US"/>
-        </w:rPr>
-        <w:t xml:space="preserve">Tạo 1 </w:t>
-      </w:r>
-      <w:r>
-        <w:rPr>
-          <w:lang w:val="en-US"/>
-        </w:rPr>
-        <w:t>Parameter</w:t>
-      </w:r>
-      <w:r>
-        <w:rPr>
-          <w:lang w:val="en-US"/>
-        </w:rPr>
-        <w:t>?</w:t>
+        <w:t>criterion = nn.CrossEntropyLoss()</w:t>
       </w:r>
     </w:p>
     <w:p>
@@ -7407,43 +7266,76 @@
         <w:rPr>
           <w:lang w:val="en-US"/>
         </w:rPr>
-        <w:t>&lt;Parameter&gt; = nn.parameter.Parameter(&lt;Tensor&gt;)</w:t>
-      </w:r>
-    </w:p>
-    <w:p>
-      <w:pPr>
-        <w:pStyle w:val="ListParagraph"/>
-        <w:numPr>
-          <w:ilvl w:val="0"/>
-          <w:numId w:val="2"/>
-        </w:numPr>
-        <w:rPr>
-          <w:lang w:val="en-US"/>
-        </w:rPr>
-      </w:pPr>
-      <w:r>
-        <w:rPr>
-          <w:lang w:val="en-US"/>
-        </w:rPr>
-        <w:t>&lt;Parameter&gt; sẽ mặc định có “requires_grad = True”</w:t>
-      </w:r>
-    </w:p>
-    <w:p>
-      <w:pPr>
-        <w:pStyle w:val="ListParagraph"/>
-        <w:numPr>
-          <w:ilvl w:val="0"/>
-          <w:numId w:val="2"/>
-        </w:numPr>
-        <w:rPr>
-          <w:lang w:val="en-US"/>
-        </w:rPr>
-      </w:pPr>
-      <w:r>
-        <w:rPr>
-          <w:lang w:val="en-US"/>
-        </w:rPr>
-        <w:t>&lt;Tensor&gt; phải có kiểu dữ liệu Float</w:t>
+        <w:t>loss = criterion(&lt;Tensor Dự Đoán&gt;, &lt;Tensor Nhãn&gt;)</w:t>
+      </w:r>
+    </w:p>
+    <w:p>
+      <w:pPr>
+        <w:pStyle w:val="ListParagraph"/>
+        <w:numPr>
+          <w:ilvl w:val="0"/>
+          <w:numId w:val="2"/>
+        </w:numPr>
+        <w:rPr>
+          <w:lang w:val="en-US"/>
+        </w:rPr>
+      </w:pPr>
+      <w:r>
+        <w:rPr>
+          <w:lang w:val="en-US"/>
+        </w:rPr>
+        <w:t>Khi tính “loss = nn.CrossEntropyLoss()” thì &lt;Tensor Dự Đoán&gt; không cần được xử lí = hàm Softmax vì trong “nn.CrossEntropyLoss()” đã tích hợp sẵn Softmax rồi</w:t>
+      </w:r>
+    </w:p>
+    <w:p>
+      <w:pPr>
+        <w:pStyle w:val="ListParagraph"/>
+        <w:numPr>
+          <w:ilvl w:val="0"/>
+          <w:numId w:val="2"/>
+        </w:numPr>
+        <w:rPr>
+          <w:lang w:val="en-US"/>
+        </w:rPr>
+      </w:pPr>
+      <w:r>
+        <w:rPr>
+          <w:lang w:val="en-US"/>
+        </w:rPr>
+        <w:t>Đồng thời &lt;Tensor Nhãn&gt; không phải là 1 đố</w:t>
+      </w:r>
+      <w:r>
+        <w:rPr>
+          <w:lang w:val="en-US"/>
+        </w:rPr>
+        <w:t>ng One Hot Vector mà là Tensor</w:t>
+      </w:r>
+      <w:r>
+        <w:rPr>
+          <w:lang w:val="en-US"/>
+        </w:rPr>
+        <w:t xml:space="preserve"> chứa các phần tử là vị trí của số 1 trong One Hot Vector</w:t>
+      </w:r>
+      <w:r>
+        <w:rPr>
+          <w:lang w:val="en-US"/>
+        </w:rPr>
+        <w:t xml:space="preserve">, 1D nếu </w:t>
+      </w:r>
+    </w:p>
+    <w:p>
+      <w:pPr>
+        <w:pStyle w:val="ListParagraph"/>
+        <w:ind w:left="1080"/>
+        <w:rPr>
+          <w:lang w:val="en-US"/>
+        </w:rPr>
+      </w:pPr>
+      <w:r>
+        <w:rPr>
+          <w:lang w:val="en-US"/>
+        </w:rPr>
+        <w:t>&lt;Tensor Dự Đoán&gt; 2D, còn Singleton khi &lt;Tensor Dự Đoán&gt; 1D</w:t>
       </w:r>
     </w:p>
     <w:p>
@@ -7461,7 +7353,79 @@
         <w:rPr>
           <w:lang w:val="en-US"/>
         </w:rPr>
-        <w:t>Cách Show Parameter Của 1 Model?</w:t>
+        <w:t>Parameter Khác Gì Tensor?</w:t>
+      </w:r>
+    </w:p>
+    <w:p>
+      <w:pPr>
+        <w:pStyle w:val="ListParagraph"/>
+        <w:numPr>
+          <w:ilvl w:val="0"/>
+          <w:numId w:val="2"/>
+        </w:numPr>
+        <w:rPr>
+          <w:lang w:val="en-US"/>
+        </w:rPr>
+      </w:pPr>
+      <w:r>
+        <w:rPr>
+          <w:lang w:val="en-US"/>
+        </w:rPr>
+        <w:t xml:space="preserve">Trong Pytorch, Parameter là 1 dạng của Tensor, nhưng có thêm 1 đặc tính là nếu bạn đặt nó vào trong 1 </w:t>
+      </w:r>
+      <w:r>
+        <w:rPr>
+          <w:lang w:val="en-US"/>
+        </w:rPr>
+        <w:t>Model</w:t>
+      </w:r>
+      <w:r>
+        <w:rPr>
+          <w:lang w:val="en-US"/>
+        </w:rPr>
+        <w:t xml:space="preserve"> kế thừa “nn.Module” thì nó sẽ được tự động thêm vào danh sách các Parameter củ</w:t>
+      </w:r>
+      <w:r>
+        <w:rPr>
+          <w:lang w:val="en-US"/>
+        </w:rPr>
+        <w:t>a Model</w:t>
+      </w:r>
+    </w:p>
+    <w:p>
+      <w:pPr>
+        <w:pStyle w:val="ListParagraph"/>
+        <w:numPr>
+          <w:ilvl w:val="0"/>
+          <w:numId w:val="9"/>
+        </w:numPr>
+        <w:rPr>
+          <w:lang w:val="en-US"/>
+        </w:rPr>
+      </w:pPr>
+      <w:r>
+        <w:rPr>
+          <w:lang w:val="en-US"/>
+        </w:rPr>
+        <w:t xml:space="preserve">Cách </w:t>
+      </w:r>
+      <w:r>
+        <w:rPr>
+          <w:lang w:val="en-US"/>
+        </w:rPr>
+        <w:t xml:space="preserve">Tạo 1 </w:t>
+      </w:r>
+      <w:r>
+        <w:rPr>
+          <w:lang w:val="en-US"/>
+        </w:rPr>
+        <w:t>Parameter</w:t>
+      </w:r>
+      <w:r>
+        <w:rPr>
+          <w:lang w:val="en-US"/>
+        </w:rPr>
+        <w:t>?</w:t>
       </w:r>
     </w:p>
     <w:p>
@@ -7482,7 +7446,82 @@
         <w:rPr>
           <w:lang w:val="en-US"/>
         </w:rPr>
+        <w:t>&lt;Parameter&gt; = nn.parameter.Parameter(&lt;Tensor&gt;)</w:t>
+      </w:r>
+    </w:p>
+    <w:p>
+      <w:pPr>
+        <w:pStyle w:val="ListParagraph"/>
+        <w:numPr>
+          <w:ilvl w:val="0"/>
+          <w:numId w:val="2"/>
+        </w:numPr>
+        <w:rPr>
+          <w:lang w:val="en-US"/>
+        </w:rPr>
+      </w:pPr>
+      <w:r>
+        <w:rPr>
+          <w:lang w:val="en-US"/>
+        </w:rPr>
+        <w:t>&lt;Parameter&gt; sẽ mặc định có “requires_grad = True”</w:t>
+      </w:r>
+    </w:p>
+    <w:p>
+      <w:pPr>
+        <w:pStyle w:val="ListParagraph"/>
+        <w:numPr>
+          <w:ilvl w:val="0"/>
+          <w:numId w:val="2"/>
+        </w:numPr>
+        <w:rPr>
+          <w:lang w:val="en-US"/>
+        </w:rPr>
+      </w:pPr>
+      <w:r>
+        <w:rPr>
+          <w:lang w:val="en-US"/>
+        </w:rPr>
         <w:lastRenderedPageBreak/>
+        <w:t>&lt;Tensor&gt; phải có kiểu dữ liệu Float</w:t>
+      </w:r>
+    </w:p>
+    <w:p>
+      <w:pPr>
+        <w:pStyle w:val="ListParagraph"/>
+        <w:numPr>
+          <w:ilvl w:val="0"/>
+          <w:numId w:val="9"/>
+        </w:numPr>
+        <w:rPr>
+          <w:lang w:val="en-US"/>
+        </w:rPr>
+      </w:pPr>
+      <w:r>
+        <w:rPr>
+          <w:lang w:val="en-US"/>
+        </w:rPr>
+        <w:t>Cách Show Parameter Của 1 Model?</w:t>
+      </w:r>
+    </w:p>
+    <w:p>
+      <w:pPr>
+        <w:pStyle w:val="ListParagraph"/>
+        <w:pBdr>
+          <w:top w:val="single" w:sz="4" w:space="1" w:color="auto"/>
+          <w:left w:val="single" w:sz="4" w:space="4" w:color="auto"/>
+          <w:bottom w:val="single" w:sz="4" w:space="1" w:color="auto"/>
+          <w:right w:val="single" w:sz="4" w:space="4" w:color="auto"/>
+        </w:pBdr>
+        <w:ind w:left="1080"/>
+        <w:rPr>
+          <w:lang w:val="en-US"/>
+        </w:rPr>
+      </w:pPr>
+      <w:r>
+        <w:rPr>
+          <w:lang w:val="en-US"/>
+        </w:rPr>
         <w:t>&lt;Parameters&gt; = &lt;Tên Model&gt;.parameters()</w:t>
       </w:r>
     </w:p>
@@ -8674,6 +8713,9 @@
           <w:bottom w:val="single" w:sz="4" w:space="1" w:color="auto"/>
           <w:right w:val="single" w:sz="4" w:space="4" w:color="auto"/>
         </w:pBdr>
+        <w:tabs>
+          <w:tab w:val="left" w:pos="2242"/>
+        </w:tabs>
         <w:ind w:left="1080"/>
         <w:rPr>
           <w:lang w:val="en-US"/>
@@ -8685,22 +8727,47 @@
         </w:rPr>
         <w:t>)</w:t>
       </w:r>
-    </w:p>
-    <w:p>
-      <w:pPr>
-        <w:pStyle w:val="ListParagraph"/>
-        <w:numPr>
-          <w:ilvl w:val="0"/>
-          <w:numId w:val="2"/>
-        </w:numPr>
-        <w:rPr>
-          <w:lang w:val="en-US"/>
-        </w:rPr>
-      </w:pPr>
-      <w:r>
-        <w:rPr>
-          <w:lang w:val="en-US"/>
-        </w:rPr>
+      <w:r>
+        <w:rPr>
+          <w:lang w:val="en-US"/>
+        </w:rPr>
+        <w:tab/>
+      </w:r>
+    </w:p>
+    <w:p>
+      <w:pPr>
+        <w:pStyle w:val="ListParagraph"/>
+        <w:numPr>
+          <w:ilvl w:val="0"/>
+          <w:numId w:val="2"/>
+        </w:numPr>
+        <w:rPr>
+          <w:lang w:val="en-US"/>
+        </w:rPr>
+      </w:pPr>
+      <w:r>
+        <w:rPr>
+          <w:lang w:val="en-US"/>
+        </w:rPr>
+        <w:t>&lt;Số Stack&gt; mặc định là 1</w:t>
+      </w:r>
+    </w:p>
+    <w:p>
+      <w:pPr>
+        <w:pStyle w:val="ListParagraph"/>
+        <w:numPr>
+          <w:ilvl w:val="0"/>
+          <w:numId w:val="2"/>
+        </w:numPr>
+        <w:rPr>
+          <w:lang w:val="en-US"/>
+        </w:rPr>
+      </w:pPr>
+      <w:r>
+        <w:rPr>
+          <w:lang w:val="en-US"/>
+        </w:rPr>
+        <w:lastRenderedPageBreak/>
         <w:t>Forward</w:t>
       </w:r>
     </w:p>
@@ -8758,11 +8825,8 @@
         <w:rPr>
           <w:lang w:val="en-US"/>
         </w:rPr>
-        <w:lastRenderedPageBreak/>
         <w:t>Minh họa</w:t>
       </w:r>
-      <w:bookmarkStart w:id="0" w:name="_GoBack"/>
-      <w:bookmarkEnd w:id="0"/>
     </w:p>
     <w:p>
       <w:pPr>
@@ -8898,27 +8962,299 @@
         <w:rPr>
           <w:lang w:val="en-US"/>
         </w:rPr>
-        <w:t>Mỗi từ “Tôi”, “là”, … có Shape là (&lt;Số Neuron Input&gt;)</w:t>
-      </w:r>
-    </w:p>
-    <w:p>
-      <w:pPr>
-        <w:pStyle w:val="ListParagraph"/>
-        <w:numPr>
-          <w:ilvl w:val="0"/>
-          <w:numId w:val="2"/>
-        </w:numPr>
-        <w:rPr>
-          <w:lang w:val="en-US"/>
-        </w:rPr>
-      </w:pPr>
-      <w:r>
-        <w:rPr>
-          <w:lang w:val="en-US"/>
-        </w:rPr>
         <w:t>W và B là Weight và Bias</w:t>
       </w:r>
     </w:p>
+    <w:tbl>
+      <w:tblPr>
+        <w:tblStyle w:val="TableGrid"/>
+        <w:tblW w:w="8384" w:type="dxa"/>
+        <w:tblInd w:w="1080" w:type="dxa"/>
+        <w:tblLook w:val="04A0" w:firstRow="1" w:lastRow="0" w:firstColumn="1" w:lastColumn="0" w:noHBand="0" w:noVBand="1"/>
+      </w:tblPr>
+      <w:tblGrid>
+        <w:gridCol w:w="2430"/>
+        <w:gridCol w:w="5954"/>
+      </w:tblGrid>
+      <w:tr>
+        <w:tc>
+          <w:tcPr>
+            <w:tcW w:w="2430" w:type="dxa"/>
+          </w:tcPr>
+          <w:p>
+            <w:pPr>
+              <w:pStyle w:val="ListParagraph"/>
+              <w:ind w:left="0"/>
+              <w:jc w:val="center"/>
+              <w:rPr>
+                <w:lang w:val="en-US"/>
+              </w:rPr>
+            </w:pPr>
+          </w:p>
+        </w:tc>
+        <w:tc>
+          <w:tcPr>
+            <w:tcW w:w="5954" w:type="dxa"/>
+          </w:tcPr>
+          <w:p>
+            <w:pPr>
+              <w:pStyle w:val="ListParagraph"/>
+              <w:ind w:left="0"/>
+              <w:jc w:val="center"/>
+              <w:rPr>
+                <w:lang w:val="en-US"/>
+              </w:rPr>
+            </w:pPr>
+            <w:r>
+              <w:rPr>
+                <w:lang w:val="en-US"/>
+              </w:rPr>
+              <w:t>Shape</w:t>
+            </w:r>
+          </w:p>
+        </w:tc>
+      </w:tr>
+      <w:tr>
+        <w:tc>
+          <w:tcPr>
+            <w:tcW w:w="2430" w:type="dxa"/>
+          </w:tcPr>
+          <w:p>
+            <w:pPr>
+              <w:pStyle w:val="ListParagraph"/>
+              <w:ind w:left="0"/>
+              <w:jc w:val="center"/>
+              <w:rPr>
+                <w:lang w:val="en-US"/>
+              </w:rPr>
+            </w:pPr>
+            <w:r>
+              <w:rPr>
+                <w:lang w:val="en-US"/>
+              </w:rPr>
+              <w:t>“Tôi”, “là”, “Iron”</w:t>
+            </w:r>
+          </w:p>
+        </w:tc>
+        <w:tc>
+          <w:tcPr>
+            <w:tcW w:w="5954" w:type="dxa"/>
+          </w:tcPr>
+          <w:p>
+            <w:pPr>
+              <w:pStyle w:val="ListParagraph"/>
+              <w:ind w:left="0"/>
+              <w:jc w:val="center"/>
+              <w:rPr>
+                <w:lang w:val="en-US"/>
+              </w:rPr>
+            </w:pPr>
+            <w:r>
+              <w:rPr>
+                <w:lang w:val="en-US"/>
+              </w:rPr>
+              <w:t>(&lt;Số Neuron Input&gt;)</w:t>
+            </w:r>
+          </w:p>
+        </w:tc>
+      </w:tr>
+      <w:tr>
+        <w:tc>
+          <w:tcPr>
+            <w:tcW w:w="2430" w:type="dxa"/>
+          </w:tcPr>
+          <w:p>
+            <w:pPr>
+              <w:pStyle w:val="ListParagraph"/>
+              <w:ind w:left="0"/>
+              <w:jc w:val="center"/>
+              <w:rPr>
+                <w:lang w:val="en-US"/>
+              </w:rPr>
+            </w:pPr>
+            <w:r>
+              <w:rPr>
+                <w:lang w:val="en-US"/>
+              </w:rPr>
+              <w:t>&lt;W</w:t>
+            </w:r>
+            <w:r>
+              <w:rPr>
+                <w:vertAlign w:val="subscript"/>
+                <w:lang w:val="en-US"/>
+              </w:rPr>
+              <w:t>0i</w:t>
+            </w:r>
+            <w:r>
+              <w:rPr>
+                <w:lang w:val="en-US"/>
+              </w:rPr>
+              <w:t>&gt;</w:t>
+            </w:r>
+          </w:p>
+        </w:tc>
+        <w:tc>
+          <w:tcPr>
+            <w:tcW w:w="5954" w:type="dxa"/>
+          </w:tcPr>
+          <w:p>
+            <w:pPr>
+              <w:pStyle w:val="ListParagraph"/>
+              <w:ind w:left="0"/>
+              <w:jc w:val="center"/>
+              <w:rPr>
+                <w:lang w:val="en-US"/>
+              </w:rPr>
+            </w:pPr>
+            <w:r>
+              <w:rPr>
+                <w:lang w:val="en-US"/>
+              </w:rPr>
+              <w:t>(&lt;Số Neuron Hidden&gt;, &lt;Số Neuron Input&gt;)</w:t>
+            </w:r>
+          </w:p>
+        </w:tc>
+      </w:tr>
+      <w:tr>
+        <w:tc>
+          <w:tcPr>
+            <w:tcW w:w="2430" w:type="dxa"/>
+          </w:tcPr>
+          <w:p>
+            <w:pPr>
+              <w:pStyle w:val="ListParagraph"/>
+              <w:ind w:left="0"/>
+              <w:jc w:val="center"/>
+              <w:rPr>
+                <w:lang w:val="en-US"/>
+              </w:rPr>
+            </w:pPr>
+            <w:r>
+              <w:rPr>
+                <w:lang w:val="en-US"/>
+              </w:rPr>
+              <w:t>&lt;W</w:t>
+            </w:r>
+            <w:r>
+              <w:rPr>
+                <w:vertAlign w:val="subscript"/>
+                <w:lang w:val="en-US"/>
+              </w:rPr>
+              <w:t>0h</w:t>
+            </w:r>
+            <w:r>
+              <w:rPr>
+                <w:lang w:val="en-US"/>
+              </w:rPr>
+              <w:t>&gt;, &lt;W</w:t>
+            </w:r>
+            <w:r>
+              <w:rPr>
+                <w:vertAlign w:val="subscript"/>
+                <w:lang w:val="en-US"/>
+              </w:rPr>
+              <w:t>1h</w:t>
+            </w:r>
+            <w:r>
+              <w:rPr>
+                <w:lang w:val="en-US"/>
+              </w:rPr>
+              <w:t>&gt;</w:t>
+            </w:r>
+            <w:r>
+              <w:rPr>
+                <w:lang w:val="en-US"/>
+              </w:rPr>
+              <w:t xml:space="preserve">, </w:t>
+            </w:r>
+            <w:r>
+              <w:rPr>
+                <w:lang w:val="en-US"/>
+              </w:rPr>
+              <w:t>&lt;W</w:t>
+            </w:r>
+            <w:r>
+              <w:rPr>
+                <w:vertAlign w:val="subscript"/>
+                <w:lang w:val="en-US"/>
+              </w:rPr>
+              <w:t>1i</w:t>
+            </w:r>
+            <w:r>
+              <w:rPr>
+                <w:lang w:val="en-US"/>
+              </w:rPr>
+              <w:t>&gt;</w:t>
+            </w:r>
+          </w:p>
+        </w:tc>
+        <w:tc>
+          <w:tcPr>
+            <w:tcW w:w="5954" w:type="dxa"/>
+          </w:tcPr>
+          <w:p>
+            <w:pPr>
+              <w:pStyle w:val="ListParagraph"/>
+              <w:ind w:left="0"/>
+              <w:jc w:val="center"/>
+              <w:rPr>
+                <w:lang w:val="en-US"/>
+              </w:rPr>
+            </w:pPr>
+            <w:r>
+              <w:rPr>
+                <w:lang w:val="en-US"/>
+              </w:rPr>
+              <w:t>(&lt;Số Neuron Hidden&gt;, &lt;Số Neuron Hidden&gt;)</w:t>
+            </w:r>
+          </w:p>
+        </w:tc>
+      </w:tr>
+      <w:tr>
+        <w:tc>
+          <w:tcPr>
+            <w:tcW w:w="2430" w:type="dxa"/>
+          </w:tcPr>
+          <w:p>
+            <w:pPr>
+              <w:pStyle w:val="ListParagraph"/>
+              <w:ind w:left="0"/>
+              <w:jc w:val="center"/>
+              <w:rPr>
+                <w:lang w:val="en-US"/>
+              </w:rPr>
+            </w:pPr>
+            <w:r>
+              <w:rPr>
+                <w:lang w:val="en-US"/>
+              </w:rPr>
+              <w:t>&lt;Tất Cả Bias&gt;</w:t>
+            </w:r>
+          </w:p>
+        </w:tc>
+        <w:tc>
+          <w:tcPr>
+            <w:tcW w:w="5954" w:type="dxa"/>
+          </w:tcPr>
+          <w:p>
+            <w:pPr>
+              <w:pStyle w:val="ListParagraph"/>
+              <w:ind w:left="0"/>
+              <w:jc w:val="center"/>
+              <w:rPr>
+                <w:lang w:val="en-US"/>
+              </w:rPr>
+            </w:pPr>
+            <w:r>
+              <w:rPr>
+                <w:lang w:val="en-US"/>
+              </w:rPr>
+              <w:t>(&lt;Số Neuron Hidden&gt;)</w:t>
+            </w:r>
+          </w:p>
+        </w:tc>
+      </w:tr>
+    </w:tbl>
     <w:p>
       <w:pPr>
         <w:pStyle w:val="ListParagraph"/>
@@ -8936,6 +9272,12 @@
         </w:rPr>
         <w:t>Mỗi Node “Tanh” sẽ cộng 2 mũi tên lại với nhau rồi áp dụng hàm Tanh</w:t>
       </w:r>
+      <w:r>
+        <w:rPr>
+          <w:lang w:val="en-US"/>
+        </w:rPr>
+        <w:t>, dùng hàm Tanh để tránh &lt;Hidden Cuối&gt; sẽ trở lên quá lớn khi &lt;Chiều Dài Chuỗi&gt; lớn</w:t>
+      </w:r>
     </w:p>
     <w:p>
       <w:pPr>
@@ -9013,57 +9355,367 @@
         <w:rPr>
           <w:lang w:val="en-US"/>
         </w:rPr>
-        <w:t xml:space="preserve">Có được Hidden, ta có thể dùng 1 lớp tuyến tính để chuyển Shape của nó thành </w:t>
-      </w:r>
-      <w:r>
-        <w:rPr>
-          <w:lang w:val="en-US"/>
-        </w:rPr>
-        <w:t>(&lt;Số Neuron Input&gt;)</w:t>
-      </w:r>
-      <w:r>
-        <w:rPr>
-          <w:lang w:val="en-US"/>
-        </w:rPr>
-        <w:t xml:space="preserve"> rồi ánh xạ nó với từ tương ứng</w:t>
-      </w:r>
-    </w:p>
-    <w:p>
-      <w:pPr>
-        <w:rPr>
-          <w:lang w:val="en-US"/>
-        </w:rPr>
-      </w:pPr>
-    </w:p>
-    <w:p>
-      <w:pPr>
-        <w:rPr>
-          <w:lang w:val="en-US"/>
-        </w:rPr>
-      </w:pPr>
-      <w:r>
-        <w:rPr>
-          <w:lang w:val="en-US"/>
-        </w:rPr>
-        <w:t>Optimizer – Tối Ưu Hóa:</w:t>
-      </w:r>
-    </w:p>
-    <w:p>
-      <w:pPr>
-        <w:pStyle w:val="ListParagraph"/>
-        <w:numPr>
-          <w:ilvl w:val="0"/>
-          <w:numId w:val="10"/>
-        </w:numPr>
-        <w:rPr>
-          <w:lang w:val="en-US"/>
-        </w:rPr>
-      </w:pPr>
-      <w:r>
-        <w:rPr>
-          <w:lang w:val="en-US"/>
-        </w:rPr>
-        <w:t>Cách Import?</w:t>
+        <w:t>Có được Hidden, ta có thể dùng 1 lớp tuyến tính để chuyển Shape của nó thành (&lt;Số Neuron Input&gt;) rồi ánh xạ nó với từ tương ứng</w:t>
+      </w:r>
+    </w:p>
+    <w:p>
+      <w:pPr>
+        <w:pStyle w:val="ListParagraph"/>
+        <w:numPr>
+          <w:ilvl w:val="0"/>
+          <w:numId w:val="2"/>
+        </w:numPr>
+        <w:rPr>
+          <w:lang w:val="en-US"/>
+        </w:rPr>
+      </w:pPr>
+      <w:r>
+        <w:rPr>
+          <w:lang w:val="en-US"/>
+        </w:rPr>
+        <w:t>Tóm tắt các trường hợp</w:t>
+      </w:r>
+    </w:p>
+    <w:tbl>
+      <w:tblPr>
+        <w:tblStyle w:val="TableGrid"/>
+        <w:tblW w:w="8870" w:type="dxa"/>
+        <w:tblInd w:w="1080" w:type="dxa"/>
+        <w:tblLook w:val="04A0" w:firstRow="1" w:lastRow="0" w:firstColumn="1" w:lastColumn="0" w:noHBand="0" w:noVBand="1"/>
+      </w:tblPr>
+      <w:tblGrid>
+        <w:gridCol w:w="2572"/>
+        <w:gridCol w:w="2977"/>
+        <w:gridCol w:w="3321"/>
+      </w:tblGrid>
+      <w:tr>
+        <w:tc>
+          <w:tcPr>
+            <w:tcW w:w="2572" w:type="dxa"/>
+          </w:tcPr>
+          <w:p>
+            <w:pPr>
+              <w:pStyle w:val="ListParagraph"/>
+              <w:ind w:left="0"/>
+              <w:jc w:val="center"/>
+              <w:rPr>
+                <w:lang w:val="en-US"/>
+              </w:rPr>
+            </w:pPr>
+            <w:r>
+              <w:rPr>
+                <w:lang w:val="en-US"/>
+              </w:rPr>
+              <w:t>&lt;Input&gt; Shape</w:t>
+            </w:r>
+          </w:p>
+        </w:tc>
+        <w:tc>
+          <w:tcPr>
+            <w:tcW w:w="2977" w:type="dxa"/>
+          </w:tcPr>
+          <w:p>
+            <w:pPr>
+              <w:pStyle w:val="ListParagraph"/>
+              <w:ind w:left="0"/>
+              <w:jc w:val="center"/>
+              <w:rPr>
+                <w:lang w:val="en-US"/>
+              </w:rPr>
+            </w:pPr>
+            <w:r>
+              <w:rPr>
+                <w:lang w:val="en-US"/>
+              </w:rPr>
+              <w:t>&lt;Tất Cả Hidden&gt; Shape</w:t>
+            </w:r>
+          </w:p>
+        </w:tc>
+        <w:tc>
+          <w:tcPr>
+            <w:tcW w:w="3321" w:type="dxa"/>
+          </w:tcPr>
+          <w:p>
+            <w:pPr>
+              <w:pStyle w:val="ListParagraph"/>
+              <w:ind w:left="0"/>
+              <w:jc w:val="center"/>
+              <w:rPr>
+                <w:lang w:val="en-US"/>
+              </w:rPr>
+            </w:pPr>
+            <w:r>
+              <w:rPr>
+                <w:lang w:val="en-US"/>
+              </w:rPr>
+              <w:t>&lt;Hidden Cuối&gt; Shape</w:t>
+            </w:r>
+          </w:p>
+        </w:tc>
+      </w:tr>
+      <w:tr>
+        <w:tc>
+          <w:tcPr>
+            <w:tcW w:w="2572" w:type="dxa"/>
+          </w:tcPr>
+          <w:p>
+            <w:pPr>
+              <w:pStyle w:val="ListParagraph"/>
+              <w:ind w:left="0"/>
+              <w:jc w:val="center"/>
+              <w:rPr>
+                <w:lang w:val="en-US"/>
+              </w:rPr>
+            </w:pPr>
+            <w:r>
+              <w:rPr>
+                <w:lang w:val="en-US"/>
+              </w:rPr>
+              <w:t>(&lt;Kích Thước Batch&gt;, &lt;Chiều Dài Chuỗi&gt;, &lt;Số Neuron Input&gt;)</w:t>
+            </w:r>
+          </w:p>
+        </w:tc>
+        <w:tc>
+          <w:tcPr>
+            <w:tcW w:w="2977" w:type="dxa"/>
+          </w:tcPr>
+          <w:p>
+            <w:pPr>
+              <w:pStyle w:val="ListParagraph"/>
+              <w:ind w:left="0"/>
+              <w:jc w:val="center"/>
+              <w:rPr>
+                <w:lang w:val="en-US"/>
+              </w:rPr>
+            </w:pPr>
+            <w:r>
+              <w:rPr>
+                <w:lang w:val="en-US"/>
+              </w:rPr>
+              <w:t xml:space="preserve">(&lt;Kích Thước Batch&gt;, &lt;Chiều Dài Chuỗi&gt;, </w:t>
+            </w:r>
+          </w:p>
+          <w:p>
+            <w:pPr>
+              <w:pStyle w:val="ListParagraph"/>
+              <w:ind w:left="0"/>
+              <w:jc w:val="center"/>
+              <w:rPr>
+                <w:lang w:val="en-US"/>
+              </w:rPr>
+            </w:pPr>
+            <w:r>
+              <w:rPr>
+                <w:lang w:val="en-US"/>
+              </w:rPr>
+              <w:t>&lt;Số Neuron Hidden&gt;)</w:t>
+            </w:r>
+          </w:p>
+        </w:tc>
+        <w:tc>
+          <w:tcPr>
+            <w:tcW w:w="3321" w:type="dxa"/>
+          </w:tcPr>
+          <w:p>
+            <w:pPr>
+              <w:pStyle w:val="ListParagraph"/>
+              <w:ind w:left="0"/>
+              <w:jc w:val="center"/>
+              <w:rPr>
+                <w:lang w:val="en-US"/>
+              </w:rPr>
+            </w:pPr>
+            <w:r>
+              <w:rPr>
+                <w:lang w:val="en-US"/>
+              </w:rPr>
+              <w:t xml:space="preserve">(&lt;Số Stack&gt;, </w:t>
+            </w:r>
+          </w:p>
+          <w:p>
+            <w:pPr>
+              <w:pStyle w:val="ListParagraph"/>
+              <w:ind w:left="0"/>
+              <w:jc w:val="center"/>
+              <w:rPr>
+                <w:lang w:val="en-US"/>
+              </w:rPr>
+            </w:pPr>
+            <w:r>
+              <w:rPr>
+                <w:lang w:val="en-US"/>
+              </w:rPr>
+              <w:t xml:space="preserve">&lt;Kích Thước Batch&gt;, </w:t>
+            </w:r>
+          </w:p>
+          <w:p>
+            <w:pPr>
+              <w:pStyle w:val="ListParagraph"/>
+              <w:ind w:left="0"/>
+              <w:jc w:val="center"/>
+              <w:rPr>
+                <w:lang w:val="en-US"/>
+              </w:rPr>
+            </w:pPr>
+            <w:r>
+              <w:rPr>
+                <w:lang w:val="en-US"/>
+              </w:rPr>
+              <w:t>&lt;Số Neuron Hidden&gt;)</w:t>
+            </w:r>
+          </w:p>
+        </w:tc>
+      </w:tr>
+      <w:tr>
+        <w:tc>
+          <w:tcPr>
+            <w:tcW w:w="2572" w:type="dxa"/>
+          </w:tcPr>
+          <w:p>
+            <w:pPr>
+              <w:pStyle w:val="ListParagraph"/>
+              <w:ind w:left="0"/>
+              <w:jc w:val="center"/>
+              <w:rPr>
+                <w:lang w:val="en-US"/>
+              </w:rPr>
+            </w:pPr>
+            <w:r>
+              <w:rPr>
+                <w:lang w:val="en-US"/>
+              </w:rPr>
+              <w:t>(&lt;Chiều Dài Chuỗi&gt;, &lt;Số Neuron Input&gt;)</w:t>
+            </w:r>
+          </w:p>
+        </w:tc>
+        <w:tc>
+          <w:tcPr>
+            <w:tcW w:w="2977" w:type="dxa"/>
+          </w:tcPr>
+          <w:p>
+            <w:pPr>
+              <w:pStyle w:val="ListParagraph"/>
+              <w:ind w:left="0"/>
+              <w:jc w:val="center"/>
+              <w:rPr>
+                <w:lang w:val="en-US"/>
+              </w:rPr>
+            </w:pPr>
+            <w:r>
+              <w:rPr>
+                <w:lang w:val="en-US"/>
+              </w:rPr>
+              <w:t xml:space="preserve">(&lt;Chiều Dài Chuỗi&gt;, </w:t>
+            </w:r>
+          </w:p>
+          <w:p>
+            <w:pPr>
+              <w:pStyle w:val="ListParagraph"/>
+              <w:ind w:left="0"/>
+              <w:jc w:val="center"/>
+              <w:rPr>
+                <w:lang w:val="en-US"/>
+              </w:rPr>
+            </w:pPr>
+            <w:r>
+              <w:rPr>
+                <w:lang w:val="en-US"/>
+              </w:rPr>
+              <w:t>&lt;Số Neuron Hidden&gt;)</w:t>
+            </w:r>
+          </w:p>
+        </w:tc>
+        <w:tc>
+          <w:tcPr>
+            <w:tcW w:w="3321" w:type="dxa"/>
+          </w:tcPr>
+          <w:p>
+            <w:pPr>
+              <w:pStyle w:val="ListParagraph"/>
+              <w:ind w:left="0"/>
+              <w:jc w:val="center"/>
+              <w:rPr>
+                <w:lang w:val="en-US"/>
+              </w:rPr>
+            </w:pPr>
+            <w:r>
+              <w:rPr>
+                <w:lang w:val="en-US"/>
+              </w:rPr>
+              <w:t>(&lt;Số Stack&gt;,</w:t>
+            </w:r>
+          </w:p>
+          <w:p>
+            <w:pPr>
+              <w:pStyle w:val="ListParagraph"/>
+              <w:ind w:left="0"/>
+              <w:jc w:val="center"/>
+              <w:rPr>
+                <w:lang w:val="en-US"/>
+              </w:rPr>
+            </w:pPr>
+            <w:r>
+              <w:rPr>
+                <w:lang w:val="en-US"/>
+              </w:rPr>
+              <w:t>&lt;Số Neuron Hidden&gt;)</w:t>
+            </w:r>
+          </w:p>
+        </w:tc>
+      </w:tr>
+    </w:tbl>
+    <w:p>
+      <w:pPr>
+        <w:pStyle w:val="ListParagraph"/>
+        <w:numPr>
+          <w:ilvl w:val="0"/>
+          <w:numId w:val="9"/>
+        </w:numPr>
+        <w:rPr>
+          <w:lang w:val="en-US"/>
+        </w:rPr>
+      </w:pPr>
+      <w:r>
+        <w:rPr>
+          <w:lang w:val="en-US"/>
+        </w:rPr>
+        <w:t>LSTM?</w:t>
+      </w:r>
+    </w:p>
+    <w:p>
+      <w:pPr>
+        <w:pStyle w:val="ListParagraph"/>
+        <w:numPr>
+          <w:ilvl w:val="0"/>
+          <w:numId w:val="2"/>
+        </w:numPr>
+        <w:rPr>
+          <w:lang w:val="en-US"/>
+        </w:rPr>
+      </w:pPr>
+      <w:r>
+        <w:rPr>
+          <w:lang w:val="en-US"/>
+        </w:rPr>
+        <w:t>Giống y chang RNN, chỉ khác những điểm sau</w:t>
+      </w:r>
+    </w:p>
+    <w:p>
+      <w:pPr>
+        <w:pStyle w:val="ListParagraph"/>
+        <w:numPr>
+          <w:ilvl w:val="0"/>
+          <w:numId w:val="2"/>
+        </w:numPr>
+        <w:rPr>
+          <w:lang w:val="en-US"/>
+        </w:rPr>
+      </w:pPr>
+      <w:r>
+        <w:rPr>
+          <w:lang w:val="en-US"/>
+        </w:rPr>
+        <w:t>Tạo 1 LSTM Cell</w:t>
       </w:r>
     </w:p>
     <w:p>
@@ -9084,196 +9736,7 @@
         <w:rPr>
           <w:lang w:val="en-US"/>
         </w:rPr>
-        <w:t>from torch import optim</w:t>
-      </w:r>
-    </w:p>
-    <w:p>
-      <w:pPr>
-        <w:pStyle w:val="ListParagraph"/>
-        <w:numPr>
-          <w:ilvl w:val="0"/>
-          <w:numId w:val="10"/>
-        </w:numPr>
-        <w:rPr>
-          <w:lang w:val="en-US"/>
-        </w:rPr>
-      </w:pPr>
-      <w:r>
-        <w:rPr>
-          <w:lang w:val="en-US"/>
-        </w:rPr>
-        <w:t xml:space="preserve">Cách </w:t>
-      </w:r>
-      <w:r>
-        <w:rPr>
-          <w:lang w:val="en-US"/>
-        </w:rPr>
-        <w:t xml:space="preserve">Sử Dụng </w:t>
-      </w:r>
-      <w:r>
-        <w:rPr>
-          <w:lang w:val="en-US"/>
-        </w:rPr>
-        <w:t xml:space="preserve">Optimizer </w:t>
-      </w:r>
-      <w:r>
-        <w:rPr>
-          <w:lang w:val="en-US"/>
-        </w:rPr>
-        <w:t>Nào Đó?</w:t>
-      </w:r>
-    </w:p>
-    <w:p>
-      <w:pPr>
-        <w:pStyle w:val="ListParagraph"/>
-        <w:numPr>
-          <w:ilvl w:val="0"/>
-          <w:numId w:val="2"/>
-        </w:numPr>
-        <w:rPr>
-          <w:lang w:val="en-US"/>
-        </w:rPr>
-      </w:pPr>
-      <w:r>
-        <w:rPr>
-          <w:lang w:val="en-US"/>
-        </w:rPr>
-        <w:t>o</w:t>
-      </w:r>
-      <w:r>
-        <w:rPr>
-          <w:lang w:val="en-US"/>
-        </w:rPr>
-        <w:t>ptimizer = optim.&lt;Tên Optimizer&gt;(&lt;</w:t>
-      </w:r>
-      <w:r>
-        <w:rPr>
-          <w:lang w:val="en-US"/>
-        </w:rPr>
-        <w:t>Dãy Các Tensor</w:t>
-      </w:r>
-      <w:r>
-        <w:rPr>
-          <w:lang w:val="en-US"/>
-        </w:rPr>
-        <w:t>&gt;, lr = &lt;Learning Rate&gt;)</w:t>
-      </w:r>
-    </w:p>
-    <w:p>
-      <w:pPr>
-        <w:pStyle w:val="ListParagraph"/>
-        <w:numPr>
-          <w:ilvl w:val="0"/>
-          <w:numId w:val="2"/>
-        </w:numPr>
-        <w:rPr>
-          <w:lang w:val="en-US"/>
-        </w:rPr>
-      </w:pPr>
-      <w:r>
-        <w:rPr>
-          <w:lang w:val="en-US"/>
-        </w:rPr>
-        <w:t>o</w:t>
-      </w:r>
-      <w:r>
-        <w:rPr>
-          <w:lang w:val="en-US"/>
-        </w:rPr>
-        <w:t>ptimizer.step()</w:t>
-      </w:r>
-    </w:p>
-    <w:p>
-      <w:pPr>
-        <w:pStyle w:val="ListParagraph"/>
-        <w:numPr>
-          <w:ilvl w:val="0"/>
-          <w:numId w:val="2"/>
-        </w:numPr>
-        <w:rPr>
-          <w:lang w:val="en-US"/>
-        </w:rPr>
-      </w:pPr>
-      <w:r>
-        <w:rPr>
-          <w:lang w:val="en-US"/>
-        </w:rPr>
-        <w:t>&lt;Dãy Các Tensor&gt; là bất kì đối tượng Iterable nào có phần tử là Tensor</w:t>
-      </w:r>
-    </w:p>
-    <w:p>
-      <w:pPr>
-        <w:pStyle w:val="ListParagraph"/>
-        <w:numPr>
-          <w:ilvl w:val="0"/>
-          <w:numId w:val="2"/>
-        </w:numPr>
-        <w:rPr>
-          <w:lang w:val="en-US"/>
-        </w:rPr>
-      </w:pPr>
-      <w:r>
-        <w:rPr>
-          <w:lang w:val="en-US"/>
-        </w:rPr>
-        <w:t xml:space="preserve">Cách hoạt động của “optimizer.step()” là nó cập nhật giá trị của tất cả Tensor trong &lt;Dãy Các Tensor&gt; dựa trên Gradient </w:t>
-      </w:r>
-      <w:r>
-        <w:rPr>
-          <w:lang w:val="en-US"/>
-        </w:rPr>
-        <w:t xml:space="preserve">hiện tại </w:t>
-      </w:r>
-      <w:r>
-        <w:rPr>
-          <w:lang w:val="en-US"/>
-        </w:rPr>
-        <w:t xml:space="preserve">của mỗi Tensor, </w:t>
-      </w:r>
-    </w:p>
-    <w:p>
-      <w:pPr>
-        <w:pStyle w:val="ListParagraph"/>
-        <w:ind w:left="1080"/>
-        <w:rPr>
-          <w:lang w:val="en-US"/>
-        </w:rPr>
-      </w:pPr>
-      <w:r>
-        <w:rPr>
-          <w:lang w:val="en-US"/>
-        </w:rPr>
-        <w:t>&lt;Learning Rate&gt;, và thêm 1 số yếu tố khác như Decay, EWMA, …</w:t>
-      </w:r>
-      <w:r>
-        <w:rPr>
-          <w:lang w:val="en-US"/>
-        </w:rPr>
-        <w:t xml:space="preserve"> mà nó lưu vào biến “optimizer” </w:t>
-      </w:r>
-      <w:r>
-        <w:rPr>
-          <w:lang w:val="en-US"/>
-        </w:rPr>
-        <w:t>qua mỗi bước</w:t>
-      </w:r>
-    </w:p>
-    <w:p>
-      <w:pPr>
-        <w:pStyle w:val="ListParagraph"/>
-        <w:numPr>
-          <w:ilvl w:val="0"/>
-          <w:numId w:val="2"/>
-        </w:numPr>
-        <w:rPr>
-          <w:lang w:val="en-US"/>
-        </w:rPr>
-      </w:pPr>
-      <w:r>
-        <w:rPr>
-          <w:lang w:val="en-US"/>
-        </w:rPr>
-        <w:t>Để Reset Gradient của mọi Tensor trong &lt;Dãy Các Tensor&gt; về mo, viết</w:t>
+        <w:t>&lt;LSTM Cell&gt; = nn.LSTM(</w:t>
       </w:r>
     </w:p>
     <w:p>
@@ -9294,46 +9757,13 @@
         <w:rPr>
           <w:lang w:val="en-US"/>
         </w:rPr>
-        <w:t>optimizer.zero_grad()</w:t>
-      </w:r>
-    </w:p>
-    <w:p>
-      <w:pPr>
-        <w:rPr>
-          <w:lang w:val="en-US"/>
-        </w:rPr>
-      </w:pPr>
-    </w:p>
-    <w:p>
-      <w:pPr>
-        <w:rPr>
-          <w:lang w:val="en-US"/>
-        </w:rPr>
-      </w:pPr>
-      <w:r>
-        <w:rPr>
-          <w:lang w:val="en-US"/>
-        </w:rPr>
-        <w:t>Datasets:</w:t>
-      </w:r>
-    </w:p>
-    <w:p>
-      <w:pPr>
-        <w:pStyle w:val="ListParagraph"/>
-        <w:numPr>
-          <w:ilvl w:val="0"/>
-          <w:numId w:val="5"/>
-        </w:numPr>
-        <w:rPr>
-          <w:lang w:val="en-US"/>
-        </w:rPr>
-      </w:pPr>
-      <w:r>
-        <w:rPr>
-          <w:lang w:val="en-US"/>
-        </w:rPr>
-        <w:lastRenderedPageBreak/>
-        <w:t>Cách Sử Dụng Data Loader Để Xáo Trộn Bộ Dữ Liệu và chia thành các Batch?</w:t>
+        <w:t xml:space="preserve">    &lt;Số Neuron Input&gt;, </w:t>
+      </w:r>
+      <w:r>
+        <w:rPr>
+          <w:lang w:val="en-US"/>
+        </w:rPr>
+        <w:t xml:space="preserve">&lt;Số Neuron Hidden&gt;, &lt;Số Stack&gt;, </w:t>
       </w:r>
     </w:p>
     <w:p>
@@ -9354,7 +9784,49 @@
         <w:rPr>
           <w:lang w:val="en-US"/>
         </w:rPr>
-        <w:t>from torch.utils.data import DataLoader</w:t>
+        <w:t xml:space="preserve">    batch_first = True</w:t>
+      </w:r>
+    </w:p>
+    <w:p>
+      <w:pPr>
+        <w:pStyle w:val="ListParagraph"/>
+        <w:pBdr>
+          <w:top w:val="single" w:sz="4" w:space="1" w:color="auto"/>
+          <w:left w:val="single" w:sz="4" w:space="4" w:color="auto"/>
+          <w:bottom w:val="single" w:sz="4" w:space="1" w:color="auto"/>
+          <w:right w:val="single" w:sz="4" w:space="4" w:color="auto"/>
+        </w:pBdr>
+        <w:tabs>
+          <w:tab w:val="left" w:pos="2242"/>
+        </w:tabs>
+        <w:ind w:left="1080"/>
+        <w:rPr>
+          <w:lang w:val="en-US"/>
+        </w:rPr>
+      </w:pPr>
+      <w:r>
+        <w:rPr>
+          <w:lang w:val="en-US"/>
+        </w:rPr>
+        <w:t>)</w:t>
+      </w:r>
+    </w:p>
+    <w:p>
+      <w:pPr>
+        <w:pStyle w:val="ListParagraph"/>
+        <w:numPr>
+          <w:ilvl w:val="0"/>
+          <w:numId w:val="2"/>
+        </w:numPr>
+        <w:rPr>
+          <w:lang w:val="en-US"/>
+        </w:rPr>
+      </w:pPr>
+      <w:r>
+        <w:rPr>
+          <w:lang w:val="en-US"/>
+        </w:rPr>
+        <w:t>Forward</w:t>
       </w:r>
     </w:p>
     <w:p>
@@ -9371,6 +9843,646 @@
           <w:lang w:val="en-US"/>
         </w:rPr>
       </w:pPr>
+      <w:r>
+        <w:rPr>
+          <w:lang w:val="en-US"/>
+        </w:rPr>
+        <w:t xml:space="preserve">&lt;Tất Cả </w:t>
+      </w:r>
+      <w:r>
+        <w:rPr>
+          <w:lang w:val="en-US"/>
+        </w:rPr>
+        <w:t>Short&gt;, (&lt;Short</w:t>
+      </w:r>
+      <w:r>
+        <w:rPr>
+          <w:lang w:val="en-US"/>
+        </w:rPr>
+        <w:t xml:space="preserve"> Cuố</w:t>
+      </w:r>
+      <w:r>
+        <w:rPr>
+          <w:lang w:val="en-US"/>
+        </w:rPr>
+        <w:t>i&gt;, &lt;</w:t>
+      </w:r>
+      <w:r>
+        <w:rPr>
+          <w:lang w:val="en-US"/>
+        </w:rPr>
+        <w:t>Long</w:t>
+      </w:r>
+      <w:r>
+        <w:rPr>
+          <w:lang w:val="en-US"/>
+        </w:rPr>
+        <w:t xml:space="preserve"> Cuối&gt;) = &lt;LSTM Cell&gt;(&lt;Input&gt;)</w:t>
+      </w:r>
+    </w:p>
+    <w:p>
+      <w:pPr>
+        <w:pStyle w:val="ListParagraph"/>
+        <w:numPr>
+          <w:ilvl w:val="0"/>
+          <w:numId w:val="2"/>
+        </w:numPr>
+        <w:rPr>
+          <w:lang w:val="en-US"/>
+        </w:rPr>
+      </w:pPr>
+      <w:r>
+        <w:rPr>
+          <w:lang w:val="en-US"/>
+        </w:rPr>
+        <w:t>Minh họa</w:t>
+      </w:r>
+    </w:p>
+    <w:p>
+      <w:pPr>
+        <w:pStyle w:val="ListParagraph"/>
+        <w:numPr>
+          <w:ilvl w:val="0"/>
+          <w:numId w:val="2"/>
+        </w:numPr>
+        <w:rPr>
+          <w:lang w:val="en-US"/>
+        </w:rPr>
+      </w:pPr>
+      <w:r>
+        <w:rPr>
+          <w:noProof/>
+          <w:lang w:eastAsia="vi-VN"/>
+        </w:rPr>
+        <w:lastRenderedPageBreak/>
+        <w:drawing>
+          <wp:inline distT="0" distB="0" distL="0" distR="0">
+            <wp:extent cx="5731510" cy="4585335"/>
+            <wp:effectExtent l="0" t="0" r="2540" b="5715"/>
+            <wp:docPr id="3" name="Picture 3"/>
+            <wp:cNvGraphicFramePr>
+              <a:graphicFrameLocks xmlns:a="http://schemas.openxmlformats.org/drawingml/2006/main" noChangeAspect="1"/>
+            </wp:cNvGraphicFramePr>
+            <a:graphic xmlns:a="http://schemas.openxmlformats.org/drawingml/2006/main">
+              <a:graphicData uri="http://schemas.openxmlformats.org/drawingml/2006/picture">
+                <pic:pic xmlns:pic="http://schemas.openxmlformats.org/drawingml/2006/picture">
+                  <pic:nvPicPr>
+                    <pic:cNvPr id="0" name="Untsaitled-1.jpg"/>
+                    <pic:cNvPicPr/>
+                  </pic:nvPicPr>
+                  <pic:blipFill>
+                    <a:blip r:embed="rId9">
+                      <a:extLst>
+                        <a:ext uri="{28A0092B-C50C-407E-A947-70E740481C1C}">
+                          <a14:useLocalDpi xmlns:a14="http://schemas.microsoft.com/office/drawing/2010/main" val="0"/>
+                        </a:ext>
+                      </a:extLst>
+                    </a:blip>
+                    <a:stretch>
+                      <a:fillRect/>
+                    </a:stretch>
+                  </pic:blipFill>
+                  <pic:spPr>
+                    <a:xfrm>
+                      <a:off x="0" y="0"/>
+                      <a:ext cx="5731510" cy="4585335"/>
+                    </a:xfrm>
+                    <a:prstGeom prst="rect">
+                      <a:avLst/>
+                    </a:prstGeom>
+                  </pic:spPr>
+                </pic:pic>
+              </a:graphicData>
+            </a:graphic>
+          </wp:inline>
+        </w:drawing>
+      </w:r>
+    </w:p>
+    <w:tbl>
+      <w:tblPr>
+        <w:tblStyle w:val="TableGrid"/>
+        <w:tblW w:w="8384" w:type="dxa"/>
+        <w:tblInd w:w="1080" w:type="dxa"/>
+        <w:tblLook w:val="04A0" w:firstRow="1" w:lastRow="0" w:firstColumn="1" w:lastColumn="0" w:noHBand="0" w:noVBand="1"/>
+      </w:tblPr>
+      <w:tblGrid>
+        <w:gridCol w:w="2430"/>
+        <w:gridCol w:w="5954"/>
+      </w:tblGrid>
+      <w:tr>
+        <w:tc>
+          <w:tcPr>
+            <w:tcW w:w="2430" w:type="dxa"/>
+          </w:tcPr>
+          <w:p>
+            <w:pPr>
+              <w:pStyle w:val="ListParagraph"/>
+              <w:ind w:left="0"/>
+              <w:jc w:val="center"/>
+              <w:rPr>
+                <w:lang w:val="en-US"/>
+              </w:rPr>
+            </w:pPr>
+          </w:p>
+        </w:tc>
+        <w:tc>
+          <w:tcPr>
+            <w:tcW w:w="5954" w:type="dxa"/>
+          </w:tcPr>
+          <w:p>
+            <w:pPr>
+              <w:pStyle w:val="ListParagraph"/>
+              <w:ind w:left="0"/>
+              <w:jc w:val="center"/>
+              <w:rPr>
+                <w:lang w:val="en-US"/>
+              </w:rPr>
+            </w:pPr>
+            <w:r>
+              <w:rPr>
+                <w:lang w:val="en-US"/>
+              </w:rPr>
+              <w:t>Shape</w:t>
+            </w:r>
+          </w:p>
+        </w:tc>
+      </w:tr>
+      <w:tr>
+        <w:tc>
+          <w:tcPr>
+            <w:tcW w:w="2430" w:type="dxa"/>
+          </w:tcPr>
+          <w:p>
+            <w:pPr>
+              <w:pStyle w:val="ListParagraph"/>
+              <w:ind w:left="0"/>
+              <w:jc w:val="center"/>
+              <w:rPr>
+                <w:lang w:val="en-US"/>
+              </w:rPr>
+            </w:pPr>
+            <w:r>
+              <w:rPr>
+                <w:lang w:val="en-US"/>
+              </w:rPr>
+              <w:t>“Tôi”</w:t>
+            </w:r>
+          </w:p>
+        </w:tc>
+        <w:tc>
+          <w:tcPr>
+            <w:tcW w:w="5954" w:type="dxa"/>
+          </w:tcPr>
+          <w:p>
+            <w:pPr>
+              <w:pStyle w:val="ListParagraph"/>
+              <w:ind w:left="0"/>
+              <w:jc w:val="center"/>
+              <w:rPr>
+                <w:lang w:val="en-US"/>
+              </w:rPr>
+            </w:pPr>
+            <w:r>
+              <w:rPr>
+                <w:lang w:val="en-US"/>
+              </w:rPr>
+              <w:t>(&lt;Số Neuron Input&gt;)</w:t>
+            </w:r>
+          </w:p>
+        </w:tc>
+      </w:tr>
+      <w:tr>
+        <w:tc>
+          <w:tcPr>
+            <w:tcW w:w="2430" w:type="dxa"/>
+          </w:tcPr>
+          <w:p>
+            <w:pPr>
+              <w:pStyle w:val="ListParagraph"/>
+              <w:ind w:left="0"/>
+              <w:jc w:val="center"/>
+              <w:rPr>
+                <w:lang w:val="en-US"/>
+              </w:rPr>
+            </w:pPr>
+            <w:r>
+              <w:rPr>
+                <w:lang w:val="en-US"/>
+              </w:rPr>
+              <w:t>&lt;W</w:t>
+            </w:r>
+            <w:r>
+              <w:rPr>
+                <w:vertAlign w:val="subscript"/>
+                <w:lang w:val="en-US"/>
+              </w:rPr>
+              <w:t>i</w:t>
+            </w:r>
+            <w:r>
+              <w:rPr>
+                <w:lang w:val="en-US"/>
+              </w:rPr>
+              <w:t>&gt;</w:t>
+            </w:r>
+          </w:p>
+        </w:tc>
+        <w:tc>
+          <w:tcPr>
+            <w:tcW w:w="5954" w:type="dxa"/>
+          </w:tcPr>
+          <w:p>
+            <w:pPr>
+              <w:pStyle w:val="ListParagraph"/>
+              <w:ind w:left="0"/>
+              <w:jc w:val="center"/>
+              <w:rPr>
+                <w:lang w:val="en-US"/>
+              </w:rPr>
+            </w:pPr>
+            <w:r>
+              <w:rPr>
+                <w:lang w:val="en-US"/>
+              </w:rPr>
+              <w:t>(&lt;Số Neuron Hidden&gt;</w:t>
+            </w:r>
+            <w:r>
+              <w:rPr>
+                <w:lang w:val="en-US"/>
+              </w:rPr>
+              <w:t xml:space="preserve"> * 4</w:t>
+            </w:r>
+            <w:r>
+              <w:rPr>
+                <w:lang w:val="en-US"/>
+              </w:rPr>
+              <w:t>, &lt;Số Neuron Input&gt;)</w:t>
+            </w:r>
+          </w:p>
+        </w:tc>
+      </w:tr>
+      <w:tr>
+        <w:tc>
+          <w:tcPr>
+            <w:tcW w:w="2430" w:type="dxa"/>
+          </w:tcPr>
+          <w:p>
+            <w:pPr>
+              <w:pStyle w:val="ListParagraph"/>
+              <w:ind w:left="0"/>
+              <w:jc w:val="center"/>
+              <w:rPr>
+                <w:lang w:val="en-US"/>
+              </w:rPr>
+            </w:pPr>
+            <w:r>
+              <w:rPr>
+                <w:lang w:val="en-US"/>
+              </w:rPr>
+              <w:t>&lt;W</w:t>
+            </w:r>
+            <w:r>
+              <w:rPr>
+                <w:vertAlign w:val="subscript"/>
+                <w:lang w:val="en-US"/>
+              </w:rPr>
+              <w:t>h</w:t>
+            </w:r>
+            <w:r>
+              <w:rPr>
+                <w:lang w:val="en-US"/>
+              </w:rPr>
+              <w:t>&gt;</w:t>
+            </w:r>
+          </w:p>
+        </w:tc>
+        <w:tc>
+          <w:tcPr>
+            <w:tcW w:w="5954" w:type="dxa"/>
+          </w:tcPr>
+          <w:p>
+            <w:pPr>
+              <w:pStyle w:val="ListParagraph"/>
+              <w:ind w:left="0"/>
+              <w:jc w:val="center"/>
+              <w:rPr>
+                <w:lang w:val="en-US"/>
+              </w:rPr>
+            </w:pPr>
+            <w:r>
+              <w:rPr>
+                <w:lang w:val="en-US"/>
+              </w:rPr>
+              <w:t>(&lt;Số Neuron Hidden&gt;</w:t>
+            </w:r>
+            <w:r>
+              <w:rPr>
+                <w:lang w:val="en-US"/>
+              </w:rPr>
+              <w:t xml:space="preserve"> * 4</w:t>
+            </w:r>
+            <w:r>
+              <w:rPr>
+                <w:lang w:val="en-US"/>
+              </w:rPr>
+              <w:t>, &lt;Số Neuron Hidden&gt;)</w:t>
+            </w:r>
+          </w:p>
+        </w:tc>
+      </w:tr>
+      <w:tr>
+        <w:tc>
+          <w:tcPr>
+            <w:tcW w:w="2430" w:type="dxa"/>
+          </w:tcPr>
+          <w:p>
+            <w:pPr>
+              <w:pStyle w:val="ListParagraph"/>
+              <w:ind w:left="0"/>
+              <w:jc w:val="center"/>
+              <w:rPr>
+                <w:lang w:val="en-US"/>
+              </w:rPr>
+            </w:pPr>
+            <w:r>
+              <w:rPr>
+                <w:lang w:val="en-US"/>
+              </w:rPr>
+              <w:t>&lt;Tất Cả Bias&gt;</w:t>
+            </w:r>
+          </w:p>
+        </w:tc>
+        <w:tc>
+          <w:tcPr>
+            <w:tcW w:w="5954" w:type="dxa"/>
+          </w:tcPr>
+          <w:p>
+            <w:pPr>
+              <w:pStyle w:val="ListParagraph"/>
+              <w:ind w:left="0"/>
+              <w:jc w:val="center"/>
+              <w:rPr>
+                <w:lang w:val="en-US"/>
+              </w:rPr>
+            </w:pPr>
+            <w:r>
+              <w:rPr>
+                <w:lang w:val="en-US"/>
+              </w:rPr>
+              <w:t>(&lt;Số Neuron Hidden&gt;</w:t>
+            </w:r>
+            <w:r>
+              <w:rPr>
+                <w:lang w:val="en-US"/>
+              </w:rPr>
+              <w:t xml:space="preserve"> * 4</w:t>
+            </w:r>
+            <w:r>
+              <w:rPr>
+                <w:lang w:val="en-US"/>
+              </w:rPr>
+              <w:t>)</w:t>
+            </w:r>
+          </w:p>
+        </w:tc>
+      </w:tr>
+    </w:tbl>
+    <w:p>
+      <w:pPr>
+        <w:pStyle w:val="ListParagraph"/>
+        <w:numPr>
+          <w:ilvl w:val="0"/>
+          <w:numId w:val="2"/>
+        </w:numPr>
+        <w:rPr>
+          <w:lang w:val="en-US"/>
+        </w:rPr>
+      </w:pPr>
+      <w:r>
+        <w:rPr>
+          <w:lang w:val="en-US"/>
+        </w:rPr>
+        <w:t>Mỗi Node “+” sẽ cộng 2 mũi tên lại với nhau</w:t>
+      </w:r>
+    </w:p>
+    <w:p>
+      <w:pPr>
+        <w:pStyle w:val="ListParagraph"/>
+        <w:numPr>
+          <w:ilvl w:val="0"/>
+          <w:numId w:val="2"/>
+        </w:numPr>
+        <w:rPr>
+          <w:lang w:val="en-US"/>
+        </w:rPr>
+      </w:pPr>
+      <w:r>
+        <w:rPr>
+          <w:lang w:val="en-US"/>
+        </w:rPr>
+        <w:t>Mỗi Node “x” sẽ tính tích Hadamard</w:t>
+      </w:r>
+    </w:p>
+    <w:p>
+      <w:pPr>
+        <w:pStyle w:val="ListParagraph"/>
+        <w:numPr>
+          <w:ilvl w:val="0"/>
+          <w:numId w:val="2"/>
+        </w:numPr>
+        <w:rPr>
+          <w:lang w:val="en-US"/>
+        </w:rPr>
+      </w:pPr>
+      <w:r>
+        <w:rPr>
+          <w:lang w:val="en-US"/>
+        </w:rPr>
+        <w:t>&lt;Old Long&gt; và &lt;Old Short&gt; ban đầu = 0</w:t>
+      </w:r>
+    </w:p>
+    <w:p>
+      <w:pPr>
+        <w:pStyle w:val="ListParagraph"/>
+        <w:numPr>
+          <w:ilvl w:val="0"/>
+          <w:numId w:val="2"/>
+        </w:numPr>
+        <w:rPr>
+          <w:lang w:val="en-US"/>
+        </w:rPr>
+      </w:pPr>
+      <w:r>
+        <w:rPr>
+          <w:lang w:val="en-US"/>
+        </w:rPr>
+        <w:t>&lt;Short&gt; và &lt;Long&gt; y chang nhau, chỉ khác &lt;Short&gt; đại diện cho Short Term Memory hạn, &lt;Long&gt; đại diện cho Long Term Memory</w:t>
+      </w:r>
+    </w:p>
+    <w:p>
+      <w:pPr>
+        <w:pStyle w:val="ListParagraph"/>
+        <w:numPr>
+          <w:ilvl w:val="0"/>
+          <w:numId w:val="2"/>
+        </w:numPr>
+        <w:rPr>
+          <w:lang w:val="en-US"/>
+        </w:rPr>
+      </w:pPr>
+      <w:r>
+        <w:rPr>
+          <w:lang w:val="en-US"/>
+        </w:rPr>
+        <w:t>Tại Node “+” đầu tiên, có 4 mũi tên chĩa ra nghĩa Tensor tại Node này được cắt thành 4 phầ</w:t>
+      </w:r>
+      <w:r>
+        <w:rPr>
+          <w:lang w:val="en-US"/>
+        </w:rPr>
+        <w:t>n = nhau, phần 1 là Input Gate, phần 2 là Forget Gate, phần 3 là Potential Memory, phần 4 là Output Gate</w:t>
+      </w:r>
+    </w:p>
+    <w:p>
+      <w:pPr>
+        <w:pStyle w:val="ListParagraph"/>
+        <w:numPr>
+          <w:ilvl w:val="0"/>
+          <w:numId w:val="2"/>
+        </w:numPr>
+        <w:rPr>
+          <w:lang w:val="en-US"/>
+        </w:rPr>
+      </w:pPr>
+      <w:r>
+        <w:rPr>
+          <w:lang w:val="en-US"/>
+        </w:rPr>
+        <w:t>Forget Gate sẽ xác định tỉ lệ &lt;Old Long&gt; được giữ lại, tức là xác định nên quên đi phần nào của Long Term Memory</w:t>
+      </w:r>
+    </w:p>
+    <w:p>
+      <w:pPr>
+        <w:pStyle w:val="ListParagraph"/>
+        <w:numPr>
+          <w:ilvl w:val="0"/>
+          <w:numId w:val="2"/>
+        </w:numPr>
+        <w:rPr>
+          <w:lang w:val="en-US"/>
+        </w:rPr>
+      </w:pPr>
+      <w:r>
+        <w:rPr>
+          <w:lang w:val="en-US"/>
+        </w:rPr>
+        <w:t>Input Gate sẽ xác định tỉ lệ Potential Memory đưa vào Long Term Memory, tức là xác định phần nào đáng nhớ</w:t>
+      </w:r>
+    </w:p>
+    <w:p>
+      <w:pPr>
+        <w:pStyle w:val="ListParagraph"/>
+        <w:numPr>
+          <w:ilvl w:val="0"/>
+          <w:numId w:val="2"/>
+        </w:numPr>
+        <w:rPr>
+          <w:lang w:val="en-US"/>
+        </w:rPr>
+      </w:pPr>
+      <w:r>
+        <w:rPr>
+          <w:lang w:val="en-US"/>
+        </w:rPr>
+        <w:t>Output Gate xác định tỉ lệ Long Term Memory mới sẽ trở thành Short Term Memory mới</w:t>
+      </w:r>
+    </w:p>
+    <w:p>
+      <w:pPr>
+        <w:pStyle w:val="ListParagraph"/>
+        <w:numPr>
+          <w:ilvl w:val="0"/>
+          <w:numId w:val="2"/>
+        </w:numPr>
+        <w:rPr>
+          <w:lang w:val="en-US"/>
+        </w:rPr>
+      </w:pPr>
+      <w:r>
+        <w:rPr>
+          <w:lang w:val="en-US"/>
+        </w:rPr>
+        <w:t>Nếu có từ 2 Stack trở</w:t>
+      </w:r>
+      <w:r>
+        <w:rPr>
+          <w:lang w:val="en-US"/>
+        </w:rPr>
+        <w:t xml:space="preserve"> lên, thì &lt;New Short&gt; ở lớp dưới sẽ trở thành &lt;Input&gt; của lớp trên</w:t>
+      </w:r>
+    </w:p>
+    <w:p>
+      <w:pPr>
+        <w:pStyle w:val="ListParagraph"/>
+        <w:numPr>
+          <w:ilvl w:val="0"/>
+          <w:numId w:val="2"/>
+        </w:numPr>
+        <w:rPr>
+          <w:lang w:val="en-US"/>
+        </w:rPr>
+      </w:pPr>
+      <w:r>
+        <w:rPr>
+          <w:lang w:val="en-US"/>
+        </w:rPr>
+        <w:t>LSTM khắc phục tình trạng Gradient bị triệt tiêu hoặc bùng nổ của RNN</w:t>
+      </w:r>
+      <w:r>
+        <w:rPr>
+          <w:lang w:val="en-US"/>
+        </w:rPr>
+        <w:t>, vì phần Long Term Memory không có Weight</w:t>
+      </w:r>
+      <w:bookmarkStart w:id="0" w:name="_GoBack"/>
+      <w:bookmarkEnd w:id="0"/>
+    </w:p>
+    <w:p>
+      <w:pPr>
+        <w:rPr>
+          <w:lang w:val="en-US"/>
+        </w:rPr>
+      </w:pPr>
+    </w:p>
+    <w:p>
+      <w:pPr>
+        <w:rPr>
+          <w:lang w:val="en-US"/>
+        </w:rPr>
+      </w:pPr>
+      <w:r>
+        <w:rPr>
+          <w:lang w:val="en-US"/>
+        </w:rPr>
+        <w:t>Optimizer – Tối Ưu Hóa:</w:t>
+      </w:r>
+    </w:p>
+    <w:p>
+      <w:pPr>
+        <w:pStyle w:val="ListParagraph"/>
+        <w:numPr>
+          <w:ilvl w:val="0"/>
+          <w:numId w:val="10"/>
+        </w:numPr>
+        <w:rPr>
+          <w:lang w:val="en-US"/>
+        </w:rPr>
+      </w:pPr>
+      <w:r>
+        <w:rPr>
+          <w:lang w:val="en-US"/>
+        </w:rPr>
+        <w:t>Cách Import?</w:t>
+      </w:r>
     </w:p>
     <w:p>
       <w:pPr>
@@ -9390,13 +10502,196 @@
         <w:rPr>
           <w:lang w:val="en-US"/>
         </w:rPr>
-        <w:t>DATA_LOADER</w:t>
-      </w:r>
-      <w:r>
-        <w:rPr>
-          <w:lang w:val="en-US"/>
-        </w:rPr>
-        <w:t xml:space="preserve"> = DataLoader(</w:t>
+        <w:t>from torch import optim</w:t>
+      </w:r>
+    </w:p>
+    <w:p>
+      <w:pPr>
+        <w:pStyle w:val="ListParagraph"/>
+        <w:numPr>
+          <w:ilvl w:val="0"/>
+          <w:numId w:val="10"/>
+        </w:numPr>
+        <w:rPr>
+          <w:lang w:val="en-US"/>
+        </w:rPr>
+      </w:pPr>
+      <w:r>
+        <w:rPr>
+          <w:lang w:val="en-US"/>
+        </w:rPr>
+        <w:t xml:space="preserve">Cách </w:t>
+      </w:r>
+      <w:r>
+        <w:rPr>
+          <w:lang w:val="en-US"/>
+        </w:rPr>
+        <w:t xml:space="preserve">Sử Dụng </w:t>
+      </w:r>
+      <w:r>
+        <w:rPr>
+          <w:lang w:val="en-US"/>
+        </w:rPr>
+        <w:t xml:space="preserve">Optimizer </w:t>
+      </w:r>
+      <w:r>
+        <w:rPr>
+          <w:lang w:val="en-US"/>
+        </w:rPr>
+        <w:t>Nào Đó?</w:t>
+      </w:r>
+    </w:p>
+    <w:p>
+      <w:pPr>
+        <w:pStyle w:val="ListParagraph"/>
+        <w:numPr>
+          <w:ilvl w:val="0"/>
+          <w:numId w:val="2"/>
+        </w:numPr>
+        <w:rPr>
+          <w:lang w:val="en-US"/>
+        </w:rPr>
+      </w:pPr>
+      <w:r>
+        <w:rPr>
+          <w:lang w:val="en-US"/>
+        </w:rPr>
+        <w:t>o</w:t>
+      </w:r>
+      <w:r>
+        <w:rPr>
+          <w:lang w:val="en-US"/>
+        </w:rPr>
+        <w:t>ptimizer = optim.&lt;Tên Optimizer&gt;(&lt;</w:t>
+      </w:r>
+      <w:r>
+        <w:rPr>
+          <w:lang w:val="en-US"/>
+        </w:rPr>
+        <w:t>Dãy Các Tensor</w:t>
+      </w:r>
+      <w:r>
+        <w:rPr>
+          <w:lang w:val="en-US"/>
+        </w:rPr>
+        <w:t>&gt;, lr = &lt;Learning Rate&gt;)</w:t>
+      </w:r>
+    </w:p>
+    <w:p>
+      <w:pPr>
+        <w:pStyle w:val="ListParagraph"/>
+        <w:numPr>
+          <w:ilvl w:val="0"/>
+          <w:numId w:val="2"/>
+        </w:numPr>
+        <w:rPr>
+          <w:lang w:val="en-US"/>
+        </w:rPr>
+      </w:pPr>
+      <w:r>
+        <w:rPr>
+          <w:lang w:val="en-US"/>
+        </w:rPr>
+        <w:t>o</w:t>
+      </w:r>
+      <w:r>
+        <w:rPr>
+          <w:lang w:val="en-US"/>
+        </w:rPr>
+        <w:t>ptimizer.step()</w:t>
+      </w:r>
+    </w:p>
+    <w:p>
+      <w:pPr>
+        <w:pStyle w:val="ListParagraph"/>
+        <w:numPr>
+          <w:ilvl w:val="0"/>
+          <w:numId w:val="2"/>
+        </w:numPr>
+        <w:rPr>
+          <w:lang w:val="en-US"/>
+        </w:rPr>
+      </w:pPr>
+      <w:r>
+        <w:rPr>
+          <w:lang w:val="en-US"/>
+        </w:rPr>
+        <w:t>&lt;Dãy Các Tensor&gt; là bất kì đối tượng Iterable nào có phần tử là Tensor</w:t>
+      </w:r>
+    </w:p>
+    <w:p>
+      <w:pPr>
+        <w:pStyle w:val="ListParagraph"/>
+        <w:numPr>
+          <w:ilvl w:val="0"/>
+          <w:numId w:val="2"/>
+        </w:numPr>
+        <w:rPr>
+          <w:lang w:val="en-US"/>
+        </w:rPr>
+      </w:pPr>
+      <w:r>
+        <w:rPr>
+          <w:lang w:val="en-US"/>
+        </w:rPr>
+        <w:t xml:space="preserve">Cách hoạt động của “optimizer.step()” là nó cập nhật giá trị của tất cả Tensor trong &lt;Dãy Các Tensor&gt; dựa trên Gradient </w:t>
+      </w:r>
+      <w:r>
+        <w:rPr>
+          <w:lang w:val="en-US"/>
+        </w:rPr>
+        <w:t xml:space="preserve">hiện tại </w:t>
+      </w:r>
+      <w:r>
+        <w:rPr>
+          <w:lang w:val="en-US"/>
+        </w:rPr>
+        <w:t xml:space="preserve">của mỗi Tensor, </w:t>
+      </w:r>
+    </w:p>
+    <w:p>
+      <w:pPr>
+        <w:pStyle w:val="ListParagraph"/>
+        <w:ind w:left="1080"/>
+        <w:rPr>
+          <w:lang w:val="en-US"/>
+        </w:rPr>
+      </w:pPr>
+      <w:r>
+        <w:rPr>
+          <w:lang w:val="en-US"/>
+        </w:rPr>
+        <w:t>&lt;Learning Rate&gt;, và thêm 1 số yếu tố khác như Decay, EWMA, …</w:t>
+      </w:r>
+      <w:r>
+        <w:rPr>
+          <w:lang w:val="en-US"/>
+        </w:rPr>
+        <w:t xml:space="preserve"> mà nó lưu vào biến “optimizer” </w:t>
+      </w:r>
+      <w:r>
+        <w:rPr>
+          <w:lang w:val="en-US"/>
+        </w:rPr>
+        <w:t>qua mỗi bước</w:t>
+      </w:r>
+    </w:p>
+    <w:p>
+      <w:pPr>
+        <w:pStyle w:val="ListParagraph"/>
+        <w:numPr>
+          <w:ilvl w:val="0"/>
+          <w:numId w:val="2"/>
+        </w:numPr>
+        <w:rPr>
+          <w:lang w:val="en-US"/>
+        </w:rPr>
+      </w:pPr>
+      <w:r>
+        <w:rPr>
+          <w:lang w:val="en-US"/>
+        </w:rPr>
+        <w:t>Để Reset Gradient của mọi Tensor trong &lt;Dãy Các Tensor&gt; về mo, viết</w:t>
       </w:r>
     </w:p>
     <w:p>
@@ -9417,19 +10712,45 @@
         <w:rPr>
           <w:lang w:val="en-US"/>
         </w:rPr>
-        <w:t xml:space="preserve">    </w:t>
-      </w:r>
-      <w:r>
-        <w:rPr>
-          <w:lang w:val="en-US"/>
-        </w:rPr>
-        <w:t>&lt;Dãy Dữ Liệu&gt;</w:t>
-      </w:r>
-      <w:r>
-        <w:rPr>
-          <w:lang w:val="en-US"/>
-        </w:rPr>
-        <w:t xml:space="preserve">, </w:t>
+        <w:t>optimizer.zero_grad()</w:t>
+      </w:r>
+    </w:p>
+    <w:p>
+      <w:pPr>
+        <w:rPr>
+          <w:lang w:val="en-US"/>
+        </w:rPr>
+      </w:pPr>
+    </w:p>
+    <w:p>
+      <w:pPr>
+        <w:rPr>
+          <w:lang w:val="en-US"/>
+        </w:rPr>
+      </w:pPr>
+      <w:r>
+        <w:rPr>
+          <w:lang w:val="en-US"/>
+        </w:rPr>
+        <w:t>Datasets:</w:t>
+      </w:r>
+    </w:p>
+    <w:p>
+      <w:pPr>
+        <w:pStyle w:val="ListParagraph"/>
+        <w:numPr>
+          <w:ilvl w:val="0"/>
+          <w:numId w:val="5"/>
+        </w:numPr>
+        <w:rPr>
+          <w:lang w:val="en-US"/>
+        </w:rPr>
+      </w:pPr>
+      <w:r>
+        <w:rPr>
+          <w:lang w:val="en-US"/>
+        </w:rPr>
+        <w:t>Cách Sử Dụng Data Loader Để Xáo Trộn Bộ Dữ Liệu và chia thành các Batch?</w:t>
       </w:r>
     </w:p>
     <w:p>
@@ -9450,37 +10771,7 @@
         <w:rPr>
           <w:lang w:val="en-US"/>
         </w:rPr>
-        <w:t xml:space="preserve">    </w:t>
-      </w:r>
-      <w:r>
-        <w:rPr>
-          <w:lang w:val="en-US"/>
-        </w:rPr>
-        <w:t>batch_size</w:t>
-      </w:r>
-      <w:r>
-        <w:rPr>
-          <w:lang w:val="en-US"/>
-        </w:rPr>
-        <w:t xml:space="preserve"> </w:t>
-      </w:r>
-      <w:r>
-        <w:rPr>
-          <w:lang w:val="en-US"/>
-        </w:rPr>
-        <w:t>=</w:t>
-      </w:r>
-      <w:r>
-        <w:rPr>
-          <w:lang w:val="en-US"/>
-        </w:rPr>
-        <w:t xml:space="preserve"> &lt;Số Phần Tử Mỗi Batch&gt;</w:t>
-      </w:r>
-      <w:r>
-        <w:rPr>
-          <w:lang w:val="en-US"/>
-        </w:rPr>
-        <w:t xml:space="preserve">, </w:t>
+        <w:t>from torch.utils.data import DataLoader</w:t>
       </w:r>
     </w:p>
     <w:p>
@@ -9497,42 +10788,6 @@
           <w:lang w:val="en-US"/>
         </w:rPr>
       </w:pPr>
-      <w:r>
-        <w:rPr>
-          <w:lang w:val="en-US"/>
-        </w:rPr>
-        <w:t xml:space="preserve">    </w:t>
-      </w:r>
-      <w:r>
-        <w:rPr>
-          <w:lang w:val="en-US"/>
-        </w:rPr>
-        <w:t>shuffle</w:t>
-      </w:r>
-      <w:r>
-        <w:rPr>
-          <w:lang w:val="en-US"/>
-        </w:rPr>
-        <w:t xml:space="preserve"> </w:t>
-      </w:r>
-      <w:r>
-        <w:rPr>
-          <w:lang w:val="en-US"/>
-        </w:rPr>
-        <w:t>=</w:t>
-      </w:r>
-      <w:r>
-        <w:rPr>
-          <w:lang w:val="en-US"/>
-        </w:rPr>
-        <w:t xml:space="preserve"> </w:t>
-      </w:r>
-      <w:r>
-        <w:rPr>
-          <w:lang w:val="en-US"/>
-        </w:rPr>
-        <w:t>True</w:t>
-      </w:r>
     </w:p>
     <w:p>
       <w:pPr>
@@ -9552,7 +10807,13 @@
         <w:rPr>
           <w:lang w:val="en-US"/>
         </w:rPr>
-        <w:t>)</w:t>
+        <w:t>DATA_LOADER</w:t>
+      </w:r>
+      <w:r>
+        <w:rPr>
+          <w:lang w:val="en-US"/>
+        </w:rPr>
+        <w:t xml:space="preserve"> = DataLoader(</w:t>
       </w:r>
     </w:p>
     <w:p>
@@ -9569,6 +10830,24 @@
           <w:lang w:val="en-US"/>
         </w:rPr>
       </w:pPr>
+      <w:r>
+        <w:rPr>
+          <w:lang w:val="en-US"/>
+        </w:rPr>
+        <w:t xml:space="preserve">    </w:t>
+      </w:r>
+      <w:r>
+        <w:rPr>
+          <w:lang w:val="en-US"/>
+        </w:rPr>
+        <w:t>&lt;Dãy Dữ Liệu&gt;</w:t>
+      </w:r>
+      <w:r>
+        <w:rPr>
+          <w:lang w:val="en-US"/>
+        </w:rPr>
+        <w:t xml:space="preserve">, </w:t>
+      </w:r>
     </w:p>
     <w:p>
       <w:pPr>
@@ -9588,31 +10867,37 @@
         <w:rPr>
           <w:lang w:val="en-US"/>
         </w:rPr>
-        <w:t xml:space="preserve">for </w:t>
-      </w:r>
-      <w:r>
-        <w:rPr>
-          <w:lang w:val="en-US"/>
-        </w:rPr>
-        <w:t xml:space="preserve">&lt;Batch&gt; </w:t>
-      </w:r>
-      <w:r>
-        <w:rPr>
-          <w:lang w:val="en-US"/>
-        </w:rPr>
-        <w:t xml:space="preserve">in </w:t>
-      </w:r>
-      <w:r>
-        <w:rPr>
-          <w:lang w:val="en-US"/>
-        </w:rPr>
-        <w:t>DATA_LOADER</w:t>
-      </w:r>
-      <w:r>
-        <w:rPr>
-          <w:lang w:val="en-US"/>
-        </w:rPr>
-        <w:t>:</w:t>
+        <w:t xml:space="preserve">    </w:t>
+      </w:r>
+      <w:r>
+        <w:rPr>
+          <w:lang w:val="en-US"/>
+        </w:rPr>
+        <w:t>batch_size</w:t>
+      </w:r>
+      <w:r>
+        <w:rPr>
+          <w:lang w:val="en-US"/>
+        </w:rPr>
+        <w:t xml:space="preserve"> </w:t>
+      </w:r>
+      <w:r>
+        <w:rPr>
+          <w:lang w:val="en-US"/>
+        </w:rPr>
+        <w:t>=</w:t>
+      </w:r>
+      <w:r>
+        <w:rPr>
+          <w:lang w:val="en-US"/>
+        </w:rPr>
+        <w:t xml:space="preserve"> &lt;Số Phần Tử Mỗi Batch&gt;</w:t>
+      </w:r>
+      <w:r>
+        <w:rPr>
+          <w:lang w:val="en-US"/>
+        </w:rPr>
+        <w:t xml:space="preserve">, </w:t>
       </w:r>
     </w:p>
     <w:p>
@@ -9633,199 +10918,37 @@
         <w:rPr>
           <w:lang w:val="en-US"/>
         </w:rPr>
-        <w:t xml:space="preserve">    &lt;Làm Gì Đó Với Mỗi </w:t>
-      </w:r>
-      <w:r>
-        <w:rPr>
-          <w:lang w:val="en-US"/>
-        </w:rPr>
-        <w:t>Batch</w:t>
-      </w:r>
-      <w:r>
-        <w:rPr>
-          <w:lang w:val="en-US"/>
-        </w:rPr>
-        <w:t>&gt;</w:t>
-      </w:r>
-    </w:p>
-    <w:p>
-      <w:pPr>
-        <w:pStyle w:val="ListParagraph"/>
-        <w:numPr>
-          <w:ilvl w:val="0"/>
-          <w:numId w:val="2"/>
-        </w:numPr>
-        <w:rPr>
-          <w:lang w:val="en-US"/>
-        </w:rPr>
-      </w:pPr>
-      <w:r>
-        <w:rPr>
-          <w:lang w:val="en-US"/>
-        </w:rPr>
-        <w:t xml:space="preserve">&lt;Dãy Dữ Liệu&gt; có thể là List, Tuple, Tensor, … hay bất kể là loại mảng nào, chỉ cần mỗi phần tử trong đó có cùng Shape, cùng </w:t>
-      </w:r>
-      <w:r>
-        <w:rPr>
-          <w:lang w:val="en-US"/>
-        </w:rPr>
-        <w:t>loại</w:t>
-      </w:r>
-      <w:r>
-        <w:rPr>
-          <w:lang w:val="en-US"/>
-        </w:rPr>
-        <w:t xml:space="preserve"> mảng</w:t>
-      </w:r>
-      <w:r>
-        <w:rPr>
-          <w:lang w:val="en-US"/>
-        </w:rPr>
-        <w:t xml:space="preserve"> là Tensor hoặc mảng Numpy</w:t>
-      </w:r>
-      <w:r>
-        <w:rPr>
-          <w:lang w:val="en-US"/>
-        </w:rPr>
-        <w:t xml:space="preserve">, </w:t>
-      </w:r>
-      <w:r>
-        <w:rPr>
-          <w:lang w:val="en-US"/>
-        </w:rPr>
-        <w:t>khác kiểu dữ liệu cũng được</w:t>
-      </w:r>
-    </w:p>
-    <w:p>
-      <w:pPr>
-        <w:pStyle w:val="ListParagraph"/>
-        <w:numPr>
-          <w:ilvl w:val="0"/>
-          <w:numId w:val="2"/>
-        </w:numPr>
-        <w:rPr>
-          <w:lang w:val="en-US"/>
-        </w:rPr>
-      </w:pPr>
-      <w:r>
-        <w:rPr>
-          <w:lang w:val="en-US"/>
-        </w:rPr>
-        <w:t>DATA_LOADER là &lt;Dãy Dữ Liệu&gt; chia thành các Batch theo thứ tự</w:t>
-      </w:r>
-      <w:r>
-        <w:rPr>
-          <w:lang w:val="en-US"/>
-        </w:rPr>
-        <w:t xml:space="preserve"> từ trái qua phải</w:t>
-      </w:r>
-      <w:r>
-        <w:rPr>
-          <w:lang w:val="en-US"/>
-        </w:rPr>
-        <w:t xml:space="preserve">, </w:t>
-      </w:r>
-      <w:r>
-        <w:rPr>
-          <w:lang w:val="en-US"/>
-        </w:rPr>
-        <w:t xml:space="preserve">do đó </w:t>
-      </w:r>
-      <w:r>
-        <w:rPr>
-          <w:lang w:val="en-US"/>
-        </w:rPr>
-        <w:t>không trùng lặp phần tử, nếu số lượng phần tử của &lt;Dãy Dữ Liệu&gt; không chia hết cho &lt;Số Phần Tử Mỗi Batch&gt; thì Batch cuối cùng sẽ bị Clip</w:t>
-      </w:r>
-    </w:p>
-    <w:p>
-      <w:pPr>
-        <w:pStyle w:val="ListParagraph"/>
-        <w:numPr>
-          <w:ilvl w:val="0"/>
-          <w:numId w:val="2"/>
-        </w:numPr>
-        <w:rPr>
-          <w:lang w:val="en-US"/>
-        </w:rPr>
-      </w:pPr>
-      <w:r>
-        <w:rPr>
-          <w:lang w:val="en-US"/>
-        </w:rPr>
-        <w:t xml:space="preserve">&lt;Batch&gt; </w:t>
-      </w:r>
-      <w:r>
-        <w:rPr>
-          <w:lang w:val="en-US"/>
-        </w:rPr>
-        <w:t>có</w:t>
-      </w:r>
-      <w:r>
-        <w:rPr>
-          <w:lang w:val="en-US"/>
-        </w:rPr>
-        <w:t xml:space="preserve"> kiểu dữ liệu là Tensor</w:t>
-      </w:r>
-    </w:p>
-    <w:p>
-      <w:pPr>
-        <w:pStyle w:val="ListParagraph"/>
-        <w:numPr>
-          <w:ilvl w:val="0"/>
-          <w:numId w:val="2"/>
-        </w:numPr>
-        <w:rPr>
-          <w:lang w:val="en-US"/>
-        </w:rPr>
-      </w:pPr>
-      <w:r>
-        <w:rPr>
-          <w:lang w:val="en-US"/>
-        </w:rPr>
-        <w:t>Đặt “shuffle = True” để xáo trộn lại &lt;Dãy Dữ Liệu&gt; mỗi lần duyệt hết DATA_LOADER trước khi chia Batch, đặt “shuffle = False” nếu muốn chia Batch theo đúng thứ tự</w:t>
-      </w:r>
-    </w:p>
-    <w:p>
-      <w:pPr>
-        <w:pStyle w:val="ListParagraph"/>
-        <w:numPr>
-          <w:ilvl w:val="0"/>
-          <w:numId w:val="5"/>
-        </w:numPr>
-        <w:rPr>
-          <w:lang w:val="en-US"/>
-        </w:rPr>
-      </w:pPr>
-      <w:r>
-        <w:rPr>
-          <w:lang w:val="en-US"/>
-        </w:rPr>
-        <w:t>Tải Datasets Nhìn Hình Đoán Số MNIST?</w:t>
-      </w:r>
-    </w:p>
-    <w:p>
-      <w:pPr>
-        <w:pStyle w:val="ListParagraph"/>
-        <w:numPr>
-          <w:ilvl w:val="0"/>
-          <w:numId w:val="2"/>
-        </w:numPr>
-        <w:rPr>
-          <w:lang w:val="en-US"/>
-        </w:rPr>
-      </w:pPr>
-      <w:r>
-        <w:rPr>
-          <w:lang w:val="en-US"/>
-        </w:rPr>
-        <w:t>Dùng keras</w:t>
-      </w:r>
-      <w:r>
-        <w:rPr>
-          <w:lang w:val="en-US"/>
-        </w:rPr>
-        <w:t xml:space="preserve"> nếu muốn dữ liệu là Numpy Array</w:t>
+        <w:t xml:space="preserve">    </w:t>
+      </w:r>
+      <w:r>
+        <w:rPr>
+          <w:lang w:val="en-US"/>
+        </w:rPr>
+        <w:t>shuffle</w:t>
+      </w:r>
+      <w:r>
+        <w:rPr>
+          <w:lang w:val="en-US"/>
+        </w:rPr>
+        <w:t xml:space="preserve"> </w:t>
+      </w:r>
+      <w:r>
+        <w:rPr>
+          <w:lang w:val="en-US"/>
+        </w:rPr>
+        <w:t>=</w:t>
+      </w:r>
+      <w:r>
+        <w:rPr>
+          <w:lang w:val="en-US"/>
+        </w:rPr>
+        <w:t xml:space="preserve"> </w:t>
+      </w:r>
+      <w:r>
+        <w:rPr>
+          <w:lang w:val="en-US"/>
+        </w:rPr>
+        <w:t>True</w:t>
       </w:r>
     </w:p>
     <w:p>
@@ -9846,7 +10969,7 @@
         <w:rPr>
           <w:lang w:val="en-US"/>
         </w:rPr>
-        <w:t>from keras.datasets import mnist</w:t>
+        <w:t>)</w:t>
       </w:r>
     </w:p>
     <w:p>
@@ -9863,12 +10986,6 @@
           <w:lang w:val="en-US"/>
         </w:rPr>
       </w:pPr>
-      <w:r>
-        <w:rPr>
-          <w:lang w:val="en-US"/>
-        </w:rPr>
-        <w:t>(x_train, y_train), (x_test, y_test) = mnist.load_data()</w:t>
-      </w:r>
     </w:p>
     <w:p>
       <w:pPr>
@@ -9888,157 +11005,31 @@
         <w:rPr>
           <w:lang w:val="en-US"/>
         </w:rPr>
-        <w:t>x_train, x_test = x_train / 256, x_test / 256</w:t>
-      </w:r>
-    </w:p>
-    <w:p>
-      <w:pPr>
-        <w:pStyle w:val="ListParagraph"/>
-        <w:numPr>
-          <w:ilvl w:val="0"/>
-          <w:numId w:val="2"/>
-        </w:numPr>
-        <w:rPr>
-          <w:lang w:val="en-US"/>
-        </w:rPr>
-      </w:pPr>
-      <w:r>
-        <w:rPr>
-          <w:lang w:val="en-US"/>
-        </w:rPr>
-        <w:t>Vì tốc độ tải là 0 giây nên dữ liệu không được lưu</w:t>
-      </w:r>
-    </w:p>
-    <w:p>
-      <w:pPr>
-        <w:pStyle w:val="ListParagraph"/>
-        <w:numPr>
-          <w:ilvl w:val="0"/>
-          <w:numId w:val="2"/>
-        </w:numPr>
-        <w:rPr>
-          <w:lang w:val="en-US"/>
-        </w:rPr>
-      </w:pPr>
-      <w:r>
-        <w:rPr>
-          <w:lang w:val="en-US"/>
-        </w:rPr>
-        <w:t>x_train, y_train, x_test, y_</w:t>
-      </w:r>
-      <w:r>
-        <w:rPr>
-          <w:lang w:val="en-US"/>
-        </w:rPr>
-        <w:t>t</w:t>
-      </w:r>
-      <w:r>
-        <w:rPr>
-          <w:lang w:val="en-US"/>
-        </w:rPr>
-        <w:t>est đều là Numpy Array</w:t>
-      </w:r>
-    </w:p>
-    <w:p>
-      <w:pPr>
-        <w:pStyle w:val="ListParagraph"/>
-        <w:numPr>
-          <w:ilvl w:val="0"/>
-          <w:numId w:val="2"/>
-        </w:numPr>
-        <w:rPr>
-          <w:lang w:val="en-US"/>
-        </w:rPr>
-      </w:pPr>
-      <w:r>
-        <w:rPr>
-          <w:lang w:val="en-US"/>
-        </w:rPr>
-        <w:t>x_</w:t>
-      </w:r>
-      <w:r>
-        <w:rPr>
-          <w:lang w:val="en-US"/>
-        </w:rPr>
-        <w:t>train có Shape (60000, 28, 28), gồm 60000 nghìn hình, mỗi hình có kích thước 28 * 28</w:t>
-      </w:r>
-      <w:r>
-        <w:rPr>
-          <w:lang w:val="en-US"/>
-        </w:rPr>
-        <w:t>, có giá trị từ 0 đến 1</w:t>
-      </w:r>
-    </w:p>
-    <w:p>
-      <w:pPr>
-        <w:pStyle w:val="ListParagraph"/>
-        <w:numPr>
-          <w:ilvl w:val="0"/>
-          <w:numId w:val="2"/>
-        </w:numPr>
-        <w:rPr>
-          <w:lang w:val="en-US"/>
-        </w:rPr>
-      </w:pPr>
-      <w:r>
-        <w:rPr>
-          <w:lang w:val="en-US"/>
-        </w:rPr>
-        <w:t>y_train có Shape (60000), gồm 60000 nghìn nhãn ứng với 60000 hình, mỗi nhãn có giá trị từ 0 đến 9</w:t>
-      </w:r>
-    </w:p>
-    <w:p>
-      <w:pPr>
-        <w:pStyle w:val="ListParagraph"/>
-        <w:numPr>
-          <w:ilvl w:val="0"/>
-          <w:numId w:val="2"/>
-        </w:numPr>
-        <w:rPr>
-          <w:lang w:val="en-US"/>
-        </w:rPr>
-      </w:pPr>
-      <w:r>
-        <w:rPr>
-          <w:lang w:val="en-US"/>
-        </w:rPr>
-        <w:t>Dữ liệ</w:t>
-      </w:r>
-      <w:r>
-        <w:rPr>
-          <w:lang w:val="en-US"/>
-        </w:rPr>
-        <w:t>u T</w:t>
-      </w:r>
-      <w:r>
-        <w:rPr>
-          <w:lang w:val="en-US"/>
-        </w:rPr>
-        <w:t>est thì có 10000 hình</w:t>
-      </w:r>
-    </w:p>
-    <w:p>
-      <w:pPr>
-        <w:pStyle w:val="ListParagraph"/>
-        <w:numPr>
-          <w:ilvl w:val="0"/>
-          <w:numId w:val="2"/>
-        </w:numPr>
-        <w:rPr>
-          <w:lang w:val="en-US"/>
-        </w:rPr>
-      </w:pPr>
-      <w:r>
-        <w:rPr>
-          <w:lang w:val="en-US"/>
-        </w:rPr>
-        <w:t>Dùng torchvision</w:t>
-      </w:r>
-      <w:r>
-        <w:rPr>
-          <w:lang w:val="en-US"/>
-        </w:rPr>
-        <w:t>, tương đương với keras chỉ khác kiểu dữ liệu là Tensor</w:t>
+        <w:t xml:space="preserve">for </w:t>
+      </w:r>
+      <w:r>
+        <w:rPr>
+          <w:lang w:val="en-US"/>
+        </w:rPr>
+        <w:t xml:space="preserve">&lt;Batch&gt; </w:t>
+      </w:r>
+      <w:r>
+        <w:rPr>
+          <w:lang w:val="en-US"/>
+        </w:rPr>
+        <w:t xml:space="preserve">in </w:t>
+      </w:r>
+      <w:r>
+        <w:rPr>
+          <w:lang w:val="en-US"/>
+        </w:rPr>
+        <w:t>DATA_LOADER</w:t>
+      </w:r>
+      <w:r>
+        <w:rPr>
+          <w:lang w:val="en-US"/>
+        </w:rPr>
+        <w:t>:</w:t>
       </w:r>
     </w:p>
     <w:p>
@@ -10059,7 +11050,199 @@
         <w:rPr>
           <w:lang w:val="en-US"/>
         </w:rPr>
-        <w:t>from torchvision import datasets</w:t>
+        <w:t xml:space="preserve">    &lt;Làm Gì Đó Với Mỗi </w:t>
+      </w:r>
+      <w:r>
+        <w:rPr>
+          <w:lang w:val="en-US"/>
+        </w:rPr>
+        <w:t>Batch</w:t>
+      </w:r>
+      <w:r>
+        <w:rPr>
+          <w:lang w:val="en-US"/>
+        </w:rPr>
+        <w:t>&gt;</w:t>
+      </w:r>
+    </w:p>
+    <w:p>
+      <w:pPr>
+        <w:pStyle w:val="ListParagraph"/>
+        <w:numPr>
+          <w:ilvl w:val="0"/>
+          <w:numId w:val="2"/>
+        </w:numPr>
+        <w:rPr>
+          <w:lang w:val="en-US"/>
+        </w:rPr>
+      </w:pPr>
+      <w:r>
+        <w:rPr>
+          <w:lang w:val="en-US"/>
+        </w:rPr>
+        <w:t xml:space="preserve">&lt;Dãy Dữ Liệu&gt; có thể là List, Tuple, Tensor, … hay bất kể là loại mảng nào, chỉ cần mỗi phần tử trong đó có cùng Shape, cùng </w:t>
+      </w:r>
+      <w:r>
+        <w:rPr>
+          <w:lang w:val="en-US"/>
+        </w:rPr>
+        <w:t>loại</w:t>
+      </w:r>
+      <w:r>
+        <w:rPr>
+          <w:lang w:val="en-US"/>
+        </w:rPr>
+        <w:t xml:space="preserve"> mảng</w:t>
+      </w:r>
+      <w:r>
+        <w:rPr>
+          <w:lang w:val="en-US"/>
+        </w:rPr>
+        <w:t xml:space="preserve"> là Tensor hoặc mảng Numpy</w:t>
+      </w:r>
+      <w:r>
+        <w:rPr>
+          <w:lang w:val="en-US"/>
+        </w:rPr>
+        <w:t xml:space="preserve">, </w:t>
+      </w:r>
+      <w:r>
+        <w:rPr>
+          <w:lang w:val="en-US"/>
+        </w:rPr>
+        <w:t>khác kiểu dữ liệu cũng được</w:t>
+      </w:r>
+    </w:p>
+    <w:p>
+      <w:pPr>
+        <w:pStyle w:val="ListParagraph"/>
+        <w:numPr>
+          <w:ilvl w:val="0"/>
+          <w:numId w:val="2"/>
+        </w:numPr>
+        <w:rPr>
+          <w:lang w:val="en-US"/>
+        </w:rPr>
+      </w:pPr>
+      <w:r>
+        <w:rPr>
+          <w:lang w:val="en-US"/>
+        </w:rPr>
+        <w:t>DATA_LOADER là &lt;Dãy Dữ Liệu&gt; chia thành các Batch theo thứ tự</w:t>
+      </w:r>
+      <w:r>
+        <w:rPr>
+          <w:lang w:val="en-US"/>
+        </w:rPr>
+        <w:t xml:space="preserve"> từ trái qua phải</w:t>
+      </w:r>
+      <w:r>
+        <w:rPr>
+          <w:lang w:val="en-US"/>
+        </w:rPr>
+        <w:t xml:space="preserve">, </w:t>
+      </w:r>
+      <w:r>
+        <w:rPr>
+          <w:lang w:val="en-US"/>
+        </w:rPr>
+        <w:t xml:space="preserve">do đó </w:t>
+      </w:r>
+      <w:r>
+        <w:rPr>
+          <w:lang w:val="en-US"/>
+        </w:rPr>
+        <w:t>không trùng lặp phần tử, nếu số lượng phần tử của &lt;Dãy Dữ Liệu&gt; không chia hết cho &lt;Số Phần Tử Mỗi Batch&gt; thì Batch cuối cùng sẽ bị Clip</w:t>
+      </w:r>
+    </w:p>
+    <w:p>
+      <w:pPr>
+        <w:pStyle w:val="ListParagraph"/>
+        <w:numPr>
+          <w:ilvl w:val="0"/>
+          <w:numId w:val="2"/>
+        </w:numPr>
+        <w:rPr>
+          <w:lang w:val="en-US"/>
+        </w:rPr>
+      </w:pPr>
+      <w:r>
+        <w:rPr>
+          <w:lang w:val="en-US"/>
+        </w:rPr>
+        <w:t xml:space="preserve">&lt;Batch&gt; </w:t>
+      </w:r>
+      <w:r>
+        <w:rPr>
+          <w:lang w:val="en-US"/>
+        </w:rPr>
+        <w:t>có</w:t>
+      </w:r>
+      <w:r>
+        <w:rPr>
+          <w:lang w:val="en-US"/>
+        </w:rPr>
+        <w:t xml:space="preserve"> kiểu dữ liệu là Tensor</w:t>
+      </w:r>
+    </w:p>
+    <w:p>
+      <w:pPr>
+        <w:pStyle w:val="ListParagraph"/>
+        <w:numPr>
+          <w:ilvl w:val="0"/>
+          <w:numId w:val="2"/>
+        </w:numPr>
+        <w:rPr>
+          <w:lang w:val="en-US"/>
+        </w:rPr>
+      </w:pPr>
+      <w:r>
+        <w:rPr>
+          <w:lang w:val="en-US"/>
+        </w:rPr>
+        <w:t>Đặt “shuffle = True” để xáo trộn lại &lt;Dãy Dữ Liệu&gt; mỗi lần duyệt hết DATA_LOADER trước khi chia Batch, đặt “shuffle = False” nếu muốn chia Batch theo đúng thứ tự</w:t>
+      </w:r>
+    </w:p>
+    <w:p>
+      <w:pPr>
+        <w:pStyle w:val="ListParagraph"/>
+        <w:numPr>
+          <w:ilvl w:val="0"/>
+          <w:numId w:val="5"/>
+        </w:numPr>
+        <w:rPr>
+          <w:lang w:val="en-US"/>
+        </w:rPr>
+      </w:pPr>
+      <w:r>
+        <w:rPr>
+          <w:lang w:val="en-US"/>
+        </w:rPr>
+        <w:t>Tải Datasets Nhìn Hình Đoán Số MNIST?</w:t>
+      </w:r>
+    </w:p>
+    <w:p>
+      <w:pPr>
+        <w:pStyle w:val="ListParagraph"/>
+        <w:numPr>
+          <w:ilvl w:val="0"/>
+          <w:numId w:val="2"/>
+        </w:numPr>
+        <w:rPr>
+          <w:lang w:val="en-US"/>
+        </w:rPr>
+      </w:pPr>
+      <w:r>
+        <w:rPr>
+          <w:lang w:val="en-US"/>
+        </w:rPr>
+        <w:t>Dùng keras</w:t>
+      </w:r>
+      <w:r>
+        <w:rPr>
+          <w:lang w:val="en-US"/>
+        </w:rPr>
+        <w:t xml:space="preserve"> nếu muốn dữ liệu là Numpy Array</w:t>
       </w:r>
     </w:p>
     <w:p>
@@ -10076,6 +11259,12 @@
           <w:lang w:val="en-US"/>
         </w:rPr>
       </w:pPr>
+      <w:r>
+        <w:rPr>
+          <w:lang w:val="en-US"/>
+        </w:rPr>
+        <w:t>from keras.datasets import mnist</w:t>
+      </w:r>
     </w:p>
     <w:p>
       <w:pPr>
@@ -10095,6 +11284,235 @@
         <w:rPr>
           <w:lang w:val="en-US"/>
         </w:rPr>
+        <w:t>(x_train, y_train), (x_test, y_test) = mnist.load_data()</w:t>
+      </w:r>
+    </w:p>
+    <w:p>
+      <w:pPr>
+        <w:pStyle w:val="ListParagraph"/>
+        <w:pBdr>
+          <w:top w:val="single" w:sz="4" w:space="1" w:color="auto"/>
+          <w:left w:val="single" w:sz="4" w:space="4" w:color="auto"/>
+          <w:bottom w:val="single" w:sz="4" w:space="1" w:color="auto"/>
+          <w:right w:val="single" w:sz="4" w:space="4" w:color="auto"/>
+        </w:pBdr>
+        <w:ind w:left="1080"/>
+        <w:rPr>
+          <w:lang w:val="en-US"/>
+        </w:rPr>
+      </w:pPr>
+      <w:r>
+        <w:rPr>
+          <w:lang w:val="en-US"/>
+        </w:rPr>
+        <w:t>x_train, x_test = x_train / 256, x_test / 256</w:t>
+      </w:r>
+    </w:p>
+    <w:p>
+      <w:pPr>
+        <w:pStyle w:val="ListParagraph"/>
+        <w:numPr>
+          <w:ilvl w:val="0"/>
+          <w:numId w:val="2"/>
+        </w:numPr>
+        <w:rPr>
+          <w:lang w:val="en-US"/>
+        </w:rPr>
+      </w:pPr>
+      <w:r>
+        <w:rPr>
+          <w:lang w:val="en-US"/>
+        </w:rPr>
+        <w:lastRenderedPageBreak/>
+        <w:t>Vì tốc độ tải là 0 giây nên dữ liệu không được lưu</w:t>
+      </w:r>
+    </w:p>
+    <w:p>
+      <w:pPr>
+        <w:pStyle w:val="ListParagraph"/>
+        <w:numPr>
+          <w:ilvl w:val="0"/>
+          <w:numId w:val="2"/>
+        </w:numPr>
+        <w:rPr>
+          <w:lang w:val="en-US"/>
+        </w:rPr>
+      </w:pPr>
+      <w:r>
+        <w:rPr>
+          <w:lang w:val="en-US"/>
+        </w:rPr>
+        <w:t>x_train, y_train, x_test, y_</w:t>
+      </w:r>
+      <w:r>
+        <w:rPr>
+          <w:lang w:val="en-US"/>
+        </w:rPr>
+        <w:t>t</w:t>
+      </w:r>
+      <w:r>
+        <w:rPr>
+          <w:lang w:val="en-US"/>
+        </w:rPr>
+        <w:t>est đều là Numpy Array</w:t>
+      </w:r>
+    </w:p>
+    <w:p>
+      <w:pPr>
+        <w:pStyle w:val="ListParagraph"/>
+        <w:numPr>
+          <w:ilvl w:val="0"/>
+          <w:numId w:val="2"/>
+        </w:numPr>
+        <w:rPr>
+          <w:lang w:val="en-US"/>
+        </w:rPr>
+      </w:pPr>
+      <w:r>
+        <w:rPr>
+          <w:lang w:val="en-US"/>
+        </w:rPr>
+        <w:t>x_</w:t>
+      </w:r>
+      <w:r>
+        <w:rPr>
+          <w:lang w:val="en-US"/>
+        </w:rPr>
+        <w:t>train có Shape (60000, 28, 28), gồm 60000 nghìn hình, mỗi hình có kích thước 28 * 28</w:t>
+      </w:r>
+      <w:r>
+        <w:rPr>
+          <w:lang w:val="en-US"/>
+        </w:rPr>
+        <w:t>, có giá trị từ 0 đến 1</w:t>
+      </w:r>
+    </w:p>
+    <w:p>
+      <w:pPr>
+        <w:pStyle w:val="ListParagraph"/>
+        <w:numPr>
+          <w:ilvl w:val="0"/>
+          <w:numId w:val="2"/>
+        </w:numPr>
+        <w:rPr>
+          <w:lang w:val="en-US"/>
+        </w:rPr>
+      </w:pPr>
+      <w:r>
+        <w:rPr>
+          <w:lang w:val="en-US"/>
+        </w:rPr>
+        <w:t>y_train có Shape (60000), gồm 60000 nghìn nhãn ứng với 60000 hình, mỗi nhãn có giá trị từ 0 đến 9</w:t>
+      </w:r>
+    </w:p>
+    <w:p>
+      <w:pPr>
+        <w:pStyle w:val="ListParagraph"/>
+        <w:numPr>
+          <w:ilvl w:val="0"/>
+          <w:numId w:val="2"/>
+        </w:numPr>
+        <w:rPr>
+          <w:lang w:val="en-US"/>
+        </w:rPr>
+      </w:pPr>
+      <w:r>
+        <w:rPr>
+          <w:lang w:val="en-US"/>
+        </w:rPr>
+        <w:t>Dữ liệ</w:t>
+      </w:r>
+      <w:r>
+        <w:rPr>
+          <w:lang w:val="en-US"/>
+        </w:rPr>
+        <w:t>u T</w:t>
+      </w:r>
+      <w:r>
+        <w:rPr>
+          <w:lang w:val="en-US"/>
+        </w:rPr>
+        <w:t>est thì có 10000 hình</w:t>
+      </w:r>
+    </w:p>
+    <w:p>
+      <w:pPr>
+        <w:pStyle w:val="ListParagraph"/>
+        <w:numPr>
+          <w:ilvl w:val="0"/>
+          <w:numId w:val="2"/>
+        </w:numPr>
+        <w:rPr>
+          <w:lang w:val="en-US"/>
+        </w:rPr>
+      </w:pPr>
+      <w:r>
+        <w:rPr>
+          <w:lang w:val="en-US"/>
+        </w:rPr>
+        <w:t>Dùng torchvision</w:t>
+      </w:r>
+      <w:r>
+        <w:rPr>
+          <w:lang w:val="en-US"/>
+        </w:rPr>
+        <w:t>, tương đương với keras chỉ khác kiểu dữ liệu là Tensor</w:t>
+      </w:r>
+    </w:p>
+    <w:p>
+      <w:pPr>
+        <w:pStyle w:val="ListParagraph"/>
+        <w:pBdr>
+          <w:top w:val="single" w:sz="4" w:space="1" w:color="auto"/>
+          <w:left w:val="single" w:sz="4" w:space="4" w:color="auto"/>
+          <w:bottom w:val="single" w:sz="4" w:space="1" w:color="auto"/>
+          <w:right w:val="single" w:sz="4" w:space="4" w:color="auto"/>
+        </w:pBdr>
+        <w:ind w:left="1080"/>
+        <w:rPr>
+          <w:lang w:val="en-US"/>
+        </w:rPr>
+      </w:pPr>
+      <w:r>
+        <w:rPr>
+          <w:lang w:val="en-US"/>
+        </w:rPr>
+        <w:t>from torchvision import datasets</w:t>
+      </w:r>
+    </w:p>
+    <w:p>
+      <w:pPr>
+        <w:pStyle w:val="ListParagraph"/>
+        <w:pBdr>
+          <w:top w:val="single" w:sz="4" w:space="1" w:color="auto"/>
+          <w:left w:val="single" w:sz="4" w:space="4" w:color="auto"/>
+          <w:bottom w:val="single" w:sz="4" w:space="1" w:color="auto"/>
+          <w:right w:val="single" w:sz="4" w:space="4" w:color="auto"/>
+        </w:pBdr>
+        <w:ind w:left="1080"/>
+        <w:rPr>
+          <w:lang w:val="en-US"/>
+        </w:rPr>
+      </w:pPr>
+    </w:p>
+    <w:p>
+      <w:pPr>
+        <w:pStyle w:val="ListParagraph"/>
+        <w:pBdr>
+          <w:top w:val="single" w:sz="4" w:space="1" w:color="auto"/>
+          <w:left w:val="single" w:sz="4" w:space="4" w:color="auto"/>
+          <w:bottom w:val="single" w:sz="4" w:space="1" w:color="auto"/>
+          <w:right w:val="single" w:sz="4" w:space="4" w:color="auto"/>
+        </w:pBdr>
+        <w:ind w:left="1080"/>
+        <w:rPr>
+          <w:lang w:val="en-US"/>
+        </w:rPr>
+      </w:pPr>
+      <w:r>
+        <w:rPr>
+          <w:lang w:val="en-US"/>
+        </w:rPr>
         <w:t xml:space="preserve">train_dataset = </w:t>
       </w:r>
       <w:r>
@@ -10398,7 +11816,6 @@
         <w:rPr>
           <w:lang w:val="en-US"/>
         </w:rPr>
-        <w:lastRenderedPageBreak/>
         <w:t>train = False</w:t>
       </w:r>
     </w:p>
@@ -10762,6 +12179,7 @@
         <w:rPr>
           <w:lang w:val="en-US"/>
         </w:rPr>
+        <w:lastRenderedPageBreak/>
         <w:tab/>
         <w:t>Tensor.&lt;func_name + ‘_’&gt;</w:t>
       </w:r>
@@ -11513,6 +12931,327 @@
         <w:rPr>
           <w:lang w:val="en-US"/>
         </w:rPr>
+        <w:tab/>
+      </w:r>
+      <w:r>
+        <w:rPr>
+          <w:lang w:val="en-US"/>
+        </w:rPr>
+        <w:tab/>
+        <w:t xml:space="preserve">      [1, 2, 2]</w:t>
+      </w:r>
+      <w:r>
+        <w:rPr>
+          <w:lang w:val="en-US"/>
+        </w:rPr>
+        <w:tab/>
+        <w:t xml:space="preserve">      [1, 2, 2]</w:t>
+      </w:r>
+    </w:p>
+    <w:p>
+      <w:pPr>
+        <w:rPr>
+          <w:lang w:val="en-US"/>
+        </w:rPr>
+      </w:pPr>
+      <w:r>
+        <w:rPr>
+          <w:lang w:val="en-US"/>
+        </w:rPr>
+        <w:tab/>
+        <w:t>.diagonal(offset</w:t>
+      </w:r>
+      <w:r>
+        <w:rPr>
+          <w:lang w:val="en-US"/>
+        </w:rPr>
+        <w:t>, dim1, dim2</w:t>
+      </w:r>
+      <w:r>
+        <w:rPr>
+          <w:lang w:val="en-US"/>
+        </w:rPr>
+        <w:t>): trả về</w:t>
+      </w:r>
+      <w:r>
+        <w:rPr>
+          <w:lang w:val="en-US"/>
+        </w:rPr>
+        <w:t xml:space="preserve"> view</w:t>
+      </w:r>
+      <w:r>
+        <w:rPr>
+          <w:lang w:val="en-US"/>
+        </w:rPr>
+        <w:t xml:space="preserve"> tensor của đường chéo matrix, đường </w:t>
+      </w:r>
+    </w:p>
+    <w:p>
+      <w:pPr>
+        <w:ind w:left="2880" w:firstLine="720"/>
+        <w:rPr>
+          <w:lang w:val="en-US"/>
+        </w:rPr>
+      </w:pPr>
+      <w:r>
+        <w:rPr>
+          <w:lang w:val="en-US"/>
+        </w:rPr>
+        <w:t>chéo được dịch lên một đoạ</w:t>
+      </w:r>
+      <w:r>
+        <w:rPr>
+          <w:lang w:val="en-US"/>
+        </w:rPr>
+        <w:t xml:space="preserve">n offset, dim1 và dim2 là số </w:t>
+      </w:r>
+    </w:p>
+    <w:p>
+      <w:pPr>
+        <w:ind w:left="2880" w:firstLine="720"/>
+        <w:rPr>
+          <w:lang w:val="en-US"/>
+        </w:rPr>
+      </w:pPr>
+      <w:r>
+        <w:rPr>
+          <w:lang w:val="en-US"/>
+        </w:rPr>
+        <w:t>thứ tự của chiều ta lấy đường chéo</w:t>
+      </w:r>
+    </w:p>
+    <w:p>
+      <w:pPr>
+        <w:rPr>
+          <w:lang w:val="en-US"/>
+        </w:rPr>
+      </w:pPr>
+      <w:r>
+        <w:rPr>
+          <w:lang w:val="en-US"/>
+        </w:rPr>
+        <w:tab/>
+      </w:r>
+      <w:r>
+        <w:rPr>
+          <w:lang w:val="en-US"/>
+        </w:rPr>
+        <w:tab/>
+        <w:t>Ex: [4, 5, 6].diagonal() = [4, 5, 2]</w:t>
+      </w:r>
+    </w:p>
+    <w:p>
+      <w:pPr>
+        <w:rPr>
+          <w:lang w:val="en-US"/>
+        </w:rPr>
+      </w:pPr>
+      <w:r>
+        <w:rPr>
+          <w:lang w:val="en-US"/>
+        </w:rPr>
+        <w:tab/>
+      </w:r>
+      <w:r>
+        <w:rPr>
+          <w:lang w:val="en-US"/>
+        </w:rPr>
+        <w:tab/>
+        <w:t xml:space="preserve">      [1, 5, 8]</w:t>
+      </w:r>
+    </w:p>
+    <w:p>
+      <w:pPr>
+        <w:rPr>
+          <w:lang w:val="en-US"/>
+        </w:rPr>
+      </w:pPr>
+      <w:r>
+        <w:rPr>
+          <w:lang w:val="en-US"/>
+        </w:rPr>
+        <w:tab/>
+      </w:r>
+      <w:r>
+        <w:rPr>
+          <w:lang w:val="en-US"/>
+        </w:rPr>
+        <w:tab/>
+        <w:t xml:space="preserve">      [2, 4, 2]</w:t>
+      </w:r>
+    </w:p>
+    <w:p>
+      <w:pPr>
+        <w:rPr>
+          <w:lang w:val="en-US"/>
+        </w:rPr>
+      </w:pPr>
+      <w:r>
+        <w:rPr>
+          <w:lang w:val="en-US"/>
+        </w:rPr>
+        <w:tab/>
+        <w:t>.std(): trả về standard deviation, chia n – 1 không phải n</w:t>
+      </w:r>
+    </w:p>
+    <w:p>
+      <w:pPr>
+        <w:rPr>
+          <w:lang w:val="en-US"/>
+        </w:rPr>
+      </w:pPr>
+      <w:r>
+        <w:rPr>
+          <w:lang w:val="en-US"/>
+        </w:rPr>
+        <w:tab/>
+      </w:r>
+      <w:r>
+        <w:rPr>
+          <w:lang w:val="en-US"/>
+        </w:rPr>
+        <w:tab/>
+        <w:t>Ex: [1, 2, 3].</w:t>
+      </w:r>
+      <w:r>
+        <w:rPr>
+          <w:lang w:val="en-US"/>
+        </w:rPr>
+        <w:t xml:space="preserve">std() </w:t>
+      </w:r>
+      <w:r>
+        <w:rPr>
+          <w:lang w:val="en-US"/>
+        </w:rPr>
+        <w:t>= 1</w:t>
+      </w:r>
+    </w:p>
+    <w:p>
+      <w:pPr>
+        <w:rPr>
+          <w:lang w:val="en-US"/>
+        </w:rPr>
+      </w:pPr>
+      <w:r>
+        <w:rPr>
+          <w:lang w:val="en-US"/>
+        </w:rPr>
+        <w:tab/>
+        <w:t>.norm(): trả về chiều dài vector</w:t>
+      </w:r>
+    </w:p>
+    <w:p>
+      <w:pPr>
+        <w:rPr>
+          <w:lang w:val="en-US"/>
+        </w:rPr>
+      </w:pPr>
+      <w:r>
+        <w:rPr>
+          <w:lang w:val="en-US"/>
+        </w:rPr>
+        <w:tab/>
+      </w:r>
+      <w:r>
+        <w:rPr>
+          <w:lang w:val="en-US"/>
+        </w:rPr>
+        <w:tab/>
+        <w:t>Ex: [1, 2, 3].norm() ~= 3.74</w:t>
+      </w:r>
+    </w:p>
+    <w:p>
+      <w:pPr>
+        <w:rPr>
+          <w:lang w:val="en-US"/>
+        </w:rPr>
+      </w:pPr>
+      <w:r>
+        <w:rPr>
+          <w:lang w:val="en-US"/>
+        </w:rPr>
+        <w:tab/>
+        <w:t>.clone(): trả về copy của tensor</w:t>
+      </w:r>
+    </w:p>
+    <w:p>
+      <w:pPr>
+        <w:rPr>
+          <w:lang w:val="en-US"/>
+        </w:rPr>
+      </w:pPr>
+      <w:r>
+        <w:rPr>
+          <w:lang w:val="en-US"/>
+        </w:rPr>
+        <w:tab/>
+      </w:r>
+      <w:r>
+        <w:rPr>
+          <w:lang w:val="en-US"/>
+        </w:rPr>
+        <w:tab/>
+        <w:t>Ex: [1, 2, 3].copy() = [1, 2, 3]</w:t>
+      </w:r>
+    </w:p>
+    <w:p>
+      <w:pPr>
+        <w:rPr>
+          <w:lang w:val="en-US"/>
+        </w:rPr>
+      </w:pPr>
+      <w:r>
+        <w:rPr>
+          <w:lang w:val="en-US"/>
+        </w:rPr>
+        <w:tab/>
+        <w:t>.numel(): trả về tổng số phần tử của tensor</w:t>
+      </w:r>
+    </w:p>
+    <w:p>
+      <w:pPr>
+        <w:rPr>
+          <w:lang w:val="en-US"/>
+        </w:rPr>
+      </w:pPr>
+      <w:r>
+        <w:rPr>
+          <w:lang w:val="en-US"/>
+        </w:rPr>
+        <w:tab/>
+      </w:r>
+      <w:r>
+        <w:rPr>
+          <w:lang w:val="en-US"/>
+        </w:rPr>
+        <w:tab/>
+        <w:t>Ex: [[1, 2, 3], [4, 5, 7]].numel() = 6</w:t>
+      </w:r>
+    </w:p>
+    <w:p>
+      <w:pPr>
+        <w:rPr>
+          <w:lang w:val="en-US"/>
+        </w:rPr>
+      </w:pPr>
+      <w:r>
+        <w:rPr>
+          <w:lang w:val="en-US"/>
+        </w:rPr>
+        <w:tab/>
+        <w:t>.retain_grad(): đánh dấu lưu grad cho node không phải là leaf</w:t>
+      </w:r>
+    </w:p>
+    <w:p>
+      <w:pPr>
+        <w:rPr>
+          <w:lang w:val="en-US"/>
+        </w:rPr>
+      </w:pPr>
+      <w:r>
+        <w:rPr>
+          <w:lang w:val="en-US"/>
+        </w:rPr>
         <w:lastRenderedPageBreak/>
         <w:tab/>
       </w:r>
@@ -11521,327 +13260,6 @@
           <w:lang w:val="en-US"/>
         </w:rPr>
         <w:tab/>
-        <w:t xml:space="preserve">      [1, 2, 2]</w:t>
-      </w:r>
-      <w:r>
-        <w:rPr>
-          <w:lang w:val="en-US"/>
-        </w:rPr>
-        <w:tab/>
-        <w:t xml:space="preserve">      [1, 2, 2]</w:t>
-      </w:r>
-    </w:p>
-    <w:p>
-      <w:pPr>
-        <w:rPr>
-          <w:lang w:val="en-US"/>
-        </w:rPr>
-      </w:pPr>
-      <w:r>
-        <w:rPr>
-          <w:lang w:val="en-US"/>
-        </w:rPr>
-        <w:tab/>
-        <w:t>.diagonal(offset</w:t>
-      </w:r>
-      <w:r>
-        <w:rPr>
-          <w:lang w:val="en-US"/>
-        </w:rPr>
-        <w:t>, dim1, dim2</w:t>
-      </w:r>
-      <w:r>
-        <w:rPr>
-          <w:lang w:val="en-US"/>
-        </w:rPr>
-        <w:t>): trả về</w:t>
-      </w:r>
-      <w:r>
-        <w:rPr>
-          <w:lang w:val="en-US"/>
-        </w:rPr>
-        <w:t xml:space="preserve"> view</w:t>
-      </w:r>
-      <w:r>
-        <w:rPr>
-          <w:lang w:val="en-US"/>
-        </w:rPr>
-        <w:t xml:space="preserve"> tensor của đường chéo matrix, đường </w:t>
-      </w:r>
-    </w:p>
-    <w:p>
-      <w:pPr>
-        <w:ind w:left="2880" w:firstLine="720"/>
-        <w:rPr>
-          <w:lang w:val="en-US"/>
-        </w:rPr>
-      </w:pPr>
-      <w:r>
-        <w:rPr>
-          <w:lang w:val="en-US"/>
-        </w:rPr>
-        <w:t>chéo được dịch lên một đoạ</w:t>
-      </w:r>
-      <w:r>
-        <w:rPr>
-          <w:lang w:val="en-US"/>
-        </w:rPr>
-        <w:t xml:space="preserve">n offset, dim1 và dim2 là số </w:t>
-      </w:r>
-    </w:p>
-    <w:p>
-      <w:pPr>
-        <w:ind w:left="2880" w:firstLine="720"/>
-        <w:rPr>
-          <w:lang w:val="en-US"/>
-        </w:rPr>
-      </w:pPr>
-      <w:r>
-        <w:rPr>
-          <w:lang w:val="en-US"/>
-        </w:rPr>
-        <w:t>thứ tự của chiều ta lấy đường chéo</w:t>
-      </w:r>
-    </w:p>
-    <w:p>
-      <w:pPr>
-        <w:rPr>
-          <w:lang w:val="en-US"/>
-        </w:rPr>
-      </w:pPr>
-      <w:r>
-        <w:rPr>
-          <w:lang w:val="en-US"/>
-        </w:rPr>
-        <w:tab/>
-      </w:r>
-      <w:r>
-        <w:rPr>
-          <w:lang w:val="en-US"/>
-        </w:rPr>
-        <w:tab/>
-        <w:t>Ex: [4, 5, 6].diagonal() = [4, 5, 2]</w:t>
-      </w:r>
-    </w:p>
-    <w:p>
-      <w:pPr>
-        <w:rPr>
-          <w:lang w:val="en-US"/>
-        </w:rPr>
-      </w:pPr>
-      <w:r>
-        <w:rPr>
-          <w:lang w:val="en-US"/>
-        </w:rPr>
-        <w:tab/>
-      </w:r>
-      <w:r>
-        <w:rPr>
-          <w:lang w:val="en-US"/>
-        </w:rPr>
-        <w:tab/>
-        <w:t xml:space="preserve">      [1, 5, 8]</w:t>
-      </w:r>
-    </w:p>
-    <w:p>
-      <w:pPr>
-        <w:rPr>
-          <w:lang w:val="en-US"/>
-        </w:rPr>
-      </w:pPr>
-      <w:r>
-        <w:rPr>
-          <w:lang w:val="en-US"/>
-        </w:rPr>
-        <w:tab/>
-      </w:r>
-      <w:r>
-        <w:rPr>
-          <w:lang w:val="en-US"/>
-        </w:rPr>
-        <w:tab/>
-        <w:t xml:space="preserve">      [2, 4, 2]</w:t>
-      </w:r>
-    </w:p>
-    <w:p>
-      <w:pPr>
-        <w:rPr>
-          <w:lang w:val="en-US"/>
-        </w:rPr>
-      </w:pPr>
-      <w:r>
-        <w:rPr>
-          <w:lang w:val="en-US"/>
-        </w:rPr>
-        <w:tab/>
-        <w:t>.std(): trả về standard deviation, chia n – 1 không phải n</w:t>
-      </w:r>
-    </w:p>
-    <w:p>
-      <w:pPr>
-        <w:rPr>
-          <w:lang w:val="en-US"/>
-        </w:rPr>
-      </w:pPr>
-      <w:r>
-        <w:rPr>
-          <w:lang w:val="en-US"/>
-        </w:rPr>
-        <w:tab/>
-      </w:r>
-      <w:r>
-        <w:rPr>
-          <w:lang w:val="en-US"/>
-        </w:rPr>
-        <w:tab/>
-        <w:t>Ex: [1, 2, 3].</w:t>
-      </w:r>
-      <w:r>
-        <w:rPr>
-          <w:lang w:val="en-US"/>
-        </w:rPr>
-        <w:t xml:space="preserve">std() </w:t>
-      </w:r>
-      <w:r>
-        <w:rPr>
-          <w:lang w:val="en-US"/>
-        </w:rPr>
-        <w:t>= 1</w:t>
-      </w:r>
-    </w:p>
-    <w:p>
-      <w:pPr>
-        <w:rPr>
-          <w:lang w:val="en-US"/>
-        </w:rPr>
-      </w:pPr>
-      <w:r>
-        <w:rPr>
-          <w:lang w:val="en-US"/>
-        </w:rPr>
-        <w:tab/>
-        <w:t>.norm(): trả về chiều dài vector</w:t>
-      </w:r>
-    </w:p>
-    <w:p>
-      <w:pPr>
-        <w:rPr>
-          <w:lang w:val="en-US"/>
-        </w:rPr>
-      </w:pPr>
-      <w:r>
-        <w:rPr>
-          <w:lang w:val="en-US"/>
-        </w:rPr>
-        <w:tab/>
-      </w:r>
-      <w:r>
-        <w:rPr>
-          <w:lang w:val="en-US"/>
-        </w:rPr>
-        <w:tab/>
-        <w:t>Ex: [1, 2, 3].norm() ~= 3.74</w:t>
-      </w:r>
-    </w:p>
-    <w:p>
-      <w:pPr>
-        <w:rPr>
-          <w:lang w:val="en-US"/>
-        </w:rPr>
-      </w:pPr>
-      <w:r>
-        <w:rPr>
-          <w:lang w:val="en-US"/>
-        </w:rPr>
-        <w:tab/>
-        <w:t>.clone(): trả về copy của tensor</w:t>
-      </w:r>
-    </w:p>
-    <w:p>
-      <w:pPr>
-        <w:rPr>
-          <w:lang w:val="en-US"/>
-        </w:rPr>
-      </w:pPr>
-      <w:r>
-        <w:rPr>
-          <w:lang w:val="en-US"/>
-        </w:rPr>
-        <w:tab/>
-      </w:r>
-      <w:r>
-        <w:rPr>
-          <w:lang w:val="en-US"/>
-        </w:rPr>
-        <w:tab/>
-        <w:t>Ex: [1, 2, 3].copy() = [1, 2, 3]</w:t>
-      </w:r>
-    </w:p>
-    <w:p>
-      <w:pPr>
-        <w:rPr>
-          <w:lang w:val="en-US"/>
-        </w:rPr>
-      </w:pPr>
-      <w:r>
-        <w:rPr>
-          <w:lang w:val="en-US"/>
-        </w:rPr>
-        <w:tab/>
-        <w:t>.numel(): trả về tổng số phần tử của tensor</w:t>
-      </w:r>
-    </w:p>
-    <w:p>
-      <w:pPr>
-        <w:rPr>
-          <w:lang w:val="en-US"/>
-        </w:rPr>
-      </w:pPr>
-      <w:r>
-        <w:rPr>
-          <w:lang w:val="en-US"/>
-        </w:rPr>
-        <w:tab/>
-      </w:r>
-      <w:r>
-        <w:rPr>
-          <w:lang w:val="en-US"/>
-        </w:rPr>
-        <w:tab/>
-        <w:t>Ex: [[1, 2, 3], [4, 5, 7]].numel() = 6</w:t>
-      </w:r>
-    </w:p>
-    <w:p>
-      <w:pPr>
-        <w:rPr>
-          <w:lang w:val="en-US"/>
-        </w:rPr>
-      </w:pPr>
-      <w:r>
-        <w:rPr>
-          <w:lang w:val="en-US"/>
-        </w:rPr>
-        <w:tab/>
-        <w:t>.retain_grad(): đánh dấu lưu grad cho node không phải là leaf</w:t>
-      </w:r>
-    </w:p>
-    <w:p>
-      <w:pPr>
-        <w:rPr>
-          <w:lang w:val="en-US"/>
-        </w:rPr>
-      </w:pPr>
-      <w:r>
-        <w:rPr>
-          <w:lang w:val="en-US"/>
-        </w:rPr>
-        <w:tab/>
-      </w:r>
-      <w:r>
-        <w:rPr>
-          <w:lang w:val="en-US"/>
-        </w:rPr>
-        <w:tab/>
         <w:t xml:space="preserve">Ex: a = 2, b = 3, </w:t>
       </w:r>
     </w:p>
@@ -12098,307 +13516,307 @@
         <w:rPr>
           <w:lang w:val="en-US"/>
         </w:rPr>
+        <w:tab/>
+        <w:t xml:space="preserve">.tril_indices(m, n, offset): trả về tensor </w:t>
+      </w:r>
+      <w:r>
+        <w:rPr>
+          <w:lang w:val="en-US"/>
+        </w:rPr>
+        <w:t xml:space="preserve">có dim = </w:t>
+      </w:r>
+      <w:r>
+        <w:rPr>
+          <w:lang w:val="en-US"/>
+        </w:rPr>
+        <w:t xml:space="preserve">2 * số entry trong lower triangular </w:t>
+      </w:r>
+    </w:p>
+    <w:p>
+      <w:pPr>
+        <w:ind w:left="2160" w:firstLine="720"/>
+        <w:rPr>
+          <w:lang w:val="en-US"/>
+        </w:rPr>
+      </w:pPr>
+      <w:r>
+        <w:rPr>
+          <w:lang w:val="en-US"/>
+        </w:rPr>
+        <w:t xml:space="preserve">     matrix theo đường chéo được dịch chuyển lên offset</w:t>
+      </w:r>
+      <w:r>
+        <w:rPr>
+          <w:lang w:val="en-US"/>
+        </w:rPr>
+        <w:t>,</w:t>
+      </w:r>
+    </w:p>
+    <w:p>
+      <w:pPr>
+        <w:ind w:left="2160" w:firstLine="720"/>
+        <w:rPr>
+          <w:lang w:val="en-US"/>
+        </w:rPr>
+      </w:pPr>
+      <w:r>
+        <w:rPr>
+          <w:lang w:val="en-US"/>
+        </w:rPr>
+        <w:t xml:space="preserve">      </w:t>
+      </w:r>
+      <w:r>
+        <w:rPr>
+          <w:lang w:val="en-US"/>
+        </w:rPr>
+        <w:t>row 1 là tọa độ row, row 2 là tọa độ cột</w:t>
+      </w:r>
+    </w:p>
+    <w:p>
+      <w:pPr>
+        <w:rPr>
+          <w:lang w:val="en-US"/>
+        </w:rPr>
+      </w:pPr>
+      <w:r>
+        <w:rPr>
+          <w:lang w:val="en-US"/>
+        </w:rPr>
+        <w:tab/>
+      </w:r>
+      <w:r>
+        <w:rPr>
+          <w:lang w:val="en-US"/>
+        </w:rPr>
+        <w:tab/>
+        <w:t>Ex: torch.tril_indices(3, 3) = [0, 1, 1, 2, 2, 2] =&gt; [0, 0], [1, 0], [1, 1], [2, 0],…</w:t>
+      </w:r>
+    </w:p>
+    <w:p>
+      <w:pPr>
+        <w:rPr>
+          <w:lang w:val="en-US"/>
+        </w:rPr>
+      </w:pPr>
+      <w:r>
+        <w:rPr>
+          <w:lang w:val="en-US"/>
+        </w:rPr>
+        <w:tab/>
+      </w:r>
+      <w:r>
+        <w:rPr>
+          <w:lang w:val="en-US"/>
+        </w:rPr>
+        <w:tab/>
+      </w:r>
+      <w:r>
+        <w:rPr>
+          <w:lang w:val="en-US"/>
+        </w:rPr>
+        <w:tab/>
+      </w:r>
+      <w:r>
+        <w:rPr>
+          <w:lang w:val="en-US"/>
+        </w:rPr>
+        <w:tab/>
+      </w:r>
+      <w:r>
+        <w:rPr>
+          <w:lang w:val="en-US"/>
+        </w:rPr>
+        <w:tab/>
+        <w:t xml:space="preserve">         [0, 0, 1, 0, 1, 2]</w:t>
+      </w:r>
+    </w:p>
+    <w:p>
+      <w:pPr>
+        <w:rPr>
+          <w:lang w:val="en-US"/>
+        </w:rPr>
+      </w:pPr>
+      <w:r>
+        <w:rPr>
+          <w:lang w:val="en-US"/>
+        </w:rPr>
+        <w:tab/>
+        <w:t>.stack(inputs_tuple, dim): stack các tensor lên nhau theo dim mới</w:t>
+      </w:r>
+    </w:p>
+    <w:p>
+      <w:pPr>
+        <w:rPr>
+          <w:lang w:val="en-US"/>
+        </w:rPr>
+      </w:pPr>
+      <w:r>
+        <w:rPr>
+          <w:lang w:val="en-US"/>
+        </w:rPr>
+        <w:tab/>
+      </w:r>
+      <w:r>
+        <w:rPr>
+          <w:lang w:val="en-US"/>
+        </w:rPr>
+        <w:tab/>
+        <w:t>Ex: torch.stack(([1, 2, 3], [4, 5, 6])) = [[1, 2, 3]</w:t>
+      </w:r>
+    </w:p>
+    <w:p>
+      <w:pPr>
+        <w:ind w:left="4320" w:firstLine="720"/>
+        <w:rPr>
+          <w:lang w:val="en-US"/>
+        </w:rPr>
+      </w:pPr>
+      <w:r>
+        <w:rPr>
+          <w:lang w:val="en-US"/>
+        </w:rPr>
+        <w:t>[4, 5, 6]]</w:t>
+      </w:r>
+    </w:p>
+    <w:p>
+      <w:pPr>
+        <w:rPr>
+          <w:lang w:val="en-US"/>
+        </w:rPr>
+      </w:pPr>
+      <w:r>
+        <w:rPr>
+          <w:lang w:val="en-US"/>
+        </w:rPr>
+        <w:tab/>
+        <w:t>.inverse(tensor): trả về invert matrix</w:t>
+      </w:r>
+    </w:p>
+    <w:p>
+      <w:pPr>
+        <w:rPr>
+          <w:lang w:val="en-US"/>
+        </w:rPr>
+      </w:pPr>
+      <w:r>
+        <w:rPr>
+          <w:lang w:val="en-US"/>
+        </w:rPr>
+        <w:tab/>
+      </w:r>
+      <w:r>
+        <w:rPr>
+          <w:lang w:val="en-US"/>
+        </w:rPr>
+        <w:tab/>
+        <w:t>Ex: torch.inverse([</w:t>
+      </w:r>
+    </w:p>
+    <w:p>
+      <w:pPr>
+        <w:ind w:left="720" w:firstLine="720"/>
+        <w:rPr>
+          <w:lang w:val="en-US"/>
+        </w:rPr>
+      </w:pPr>
+      <w:r>
+        <w:rPr>
+          <w:lang w:val="en-US"/>
+        </w:rPr>
+        <w:tab/>
+        <w:t>[1, 2, 3],</w:t>
+      </w:r>
+    </w:p>
+    <w:p>
+      <w:pPr>
+        <w:ind w:left="720" w:firstLine="720"/>
+        <w:rPr>
+          <w:lang w:val="en-US"/>
+        </w:rPr>
+      </w:pPr>
+      <w:r>
+        <w:rPr>
+          <w:lang w:val="en-US"/>
+        </w:rPr>
+        <w:tab/>
+        <w:t>[4, 5, 6],</w:t>
+      </w:r>
+    </w:p>
+    <w:p>
+      <w:pPr>
+        <w:ind w:left="720" w:firstLine="720"/>
+        <w:rPr>
+          <w:lang w:val="en-US"/>
+        </w:rPr>
+      </w:pPr>
+      <w:r>
+        <w:rPr>
+          <w:lang w:val="en-US"/>
+        </w:rPr>
+        <w:tab/>
+        <w:t>[7, 8, 9]</w:t>
+      </w:r>
+    </w:p>
+    <w:p>
+      <w:pPr>
+        <w:ind w:left="720" w:firstLine="720"/>
+        <w:rPr>
+          <w:lang w:val="en-US"/>
+        </w:rPr>
+      </w:pPr>
+      <w:r>
+        <w:rPr>
+          <w:lang w:val="en-US"/>
+        </w:rPr>
+        <w:t>])</w:t>
+      </w:r>
+    </w:p>
+    <w:p>
+      <w:pPr>
+        <w:rPr>
+          <w:lang w:val="en-US"/>
+        </w:rPr>
+      </w:pPr>
+      <w:r>
+        <w:rPr>
+          <w:lang w:val="en-US"/>
+        </w:rPr>
+        <w:tab/>
+        <w:t>.finfo(dtype): trả về thông tin của kiểu dữ liệu</w:t>
+      </w:r>
+    </w:p>
+    <w:p>
+      <w:pPr>
+        <w:rPr>
+          <w:lang w:val="en-US"/>
+        </w:rPr>
+      </w:pPr>
+      <w:r>
+        <w:rPr>
+          <w:lang w:val="en-US"/>
+        </w:rPr>
+        <w:tab/>
+      </w:r>
+      <w:r>
+        <w:rPr>
+          <w:lang w:val="en-US"/>
+        </w:rPr>
+        <w:tab/>
+        <w:t>Ex: torch.finfo(torch.float32)</w:t>
+      </w:r>
+    </w:p>
+    <w:p>
+      <w:pPr>
+        <w:rPr>
+          <w:lang w:val="en-US"/>
+        </w:rPr>
+      </w:pPr>
+      <w:r>
+        <w:rPr>
+          <w:lang w:val="en-US"/>
+        </w:rPr>
         <w:lastRenderedPageBreak/>
         <w:tab/>
-        <w:t xml:space="preserve">.tril_indices(m, n, offset): trả về tensor </w:t>
-      </w:r>
-      <w:r>
-        <w:rPr>
-          <w:lang w:val="en-US"/>
-        </w:rPr>
-        <w:t xml:space="preserve">có dim = </w:t>
-      </w:r>
-      <w:r>
-        <w:rPr>
-          <w:lang w:val="en-US"/>
-        </w:rPr>
-        <w:t xml:space="preserve">2 * số entry trong lower triangular </w:t>
-      </w:r>
-    </w:p>
-    <w:p>
-      <w:pPr>
-        <w:ind w:left="2160" w:firstLine="720"/>
-        <w:rPr>
-          <w:lang w:val="en-US"/>
-        </w:rPr>
-      </w:pPr>
-      <w:r>
-        <w:rPr>
-          <w:lang w:val="en-US"/>
-        </w:rPr>
-        <w:t xml:space="preserve">     matrix theo đường chéo được dịch chuyển lên offset</w:t>
-      </w:r>
-      <w:r>
-        <w:rPr>
-          <w:lang w:val="en-US"/>
-        </w:rPr>
-        <w:t>,</w:t>
-      </w:r>
-    </w:p>
-    <w:p>
-      <w:pPr>
-        <w:ind w:left="2160" w:firstLine="720"/>
-        <w:rPr>
-          <w:lang w:val="en-US"/>
-        </w:rPr>
-      </w:pPr>
-      <w:r>
-        <w:rPr>
-          <w:lang w:val="en-US"/>
-        </w:rPr>
-        <w:t xml:space="preserve">      </w:t>
-      </w:r>
-      <w:r>
-        <w:rPr>
-          <w:lang w:val="en-US"/>
-        </w:rPr>
-        <w:t>row 1 là tọa độ row, row 2 là tọa độ cột</w:t>
-      </w:r>
-    </w:p>
-    <w:p>
-      <w:pPr>
-        <w:rPr>
-          <w:lang w:val="en-US"/>
-        </w:rPr>
-      </w:pPr>
-      <w:r>
-        <w:rPr>
-          <w:lang w:val="en-US"/>
-        </w:rPr>
-        <w:tab/>
-      </w:r>
-      <w:r>
-        <w:rPr>
-          <w:lang w:val="en-US"/>
-        </w:rPr>
-        <w:tab/>
-        <w:t>Ex: torch.tril_indices(3, 3) = [0, 1, 1, 2, 2, 2] =&gt; [0, 0], [1, 0], [1, 1], [2, 0],…</w:t>
-      </w:r>
-    </w:p>
-    <w:p>
-      <w:pPr>
-        <w:rPr>
-          <w:lang w:val="en-US"/>
-        </w:rPr>
-      </w:pPr>
-      <w:r>
-        <w:rPr>
-          <w:lang w:val="en-US"/>
-        </w:rPr>
-        <w:tab/>
-      </w:r>
-      <w:r>
-        <w:rPr>
-          <w:lang w:val="en-US"/>
-        </w:rPr>
-        <w:tab/>
-      </w:r>
-      <w:r>
-        <w:rPr>
-          <w:lang w:val="en-US"/>
-        </w:rPr>
-        <w:tab/>
-      </w:r>
-      <w:r>
-        <w:rPr>
-          <w:lang w:val="en-US"/>
-        </w:rPr>
-        <w:tab/>
-      </w:r>
-      <w:r>
-        <w:rPr>
-          <w:lang w:val="en-US"/>
-        </w:rPr>
-        <w:tab/>
-        <w:t xml:space="preserve">         [0, 0, 1, 0, 1, 2]</w:t>
-      </w:r>
-    </w:p>
-    <w:p>
-      <w:pPr>
-        <w:rPr>
-          <w:lang w:val="en-US"/>
-        </w:rPr>
-      </w:pPr>
-      <w:r>
-        <w:rPr>
-          <w:lang w:val="en-US"/>
-        </w:rPr>
-        <w:tab/>
-        <w:t>.stack(inputs_tuple, dim): stack các tensor lên nhau theo dim mới</w:t>
-      </w:r>
-    </w:p>
-    <w:p>
-      <w:pPr>
-        <w:rPr>
-          <w:lang w:val="en-US"/>
-        </w:rPr>
-      </w:pPr>
-      <w:r>
-        <w:rPr>
-          <w:lang w:val="en-US"/>
-        </w:rPr>
-        <w:tab/>
-      </w:r>
-      <w:r>
-        <w:rPr>
-          <w:lang w:val="en-US"/>
-        </w:rPr>
-        <w:tab/>
-        <w:t>Ex: torch.stack(([1, 2, 3], [4, 5, 6])) = [[1, 2, 3]</w:t>
-      </w:r>
-    </w:p>
-    <w:p>
-      <w:pPr>
-        <w:ind w:left="4320" w:firstLine="720"/>
-        <w:rPr>
-          <w:lang w:val="en-US"/>
-        </w:rPr>
-      </w:pPr>
-      <w:r>
-        <w:rPr>
-          <w:lang w:val="en-US"/>
-        </w:rPr>
-        <w:t>[4, 5, 6]]</w:t>
-      </w:r>
-    </w:p>
-    <w:p>
-      <w:pPr>
-        <w:rPr>
-          <w:lang w:val="en-US"/>
-        </w:rPr>
-      </w:pPr>
-      <w:r>
-        <w:rPr>
-          <w:lang w:val="en-US"/>
-        </w:rPr>
-        <w:tab/>
-        <w:t>.inverse(tensor): trả về invert matrix</w:t>
-      </w:r>
-    </w:p>
-    <w:p>
-      <w:pPr>
-        <w:rPr>
-          <w:lang w:val="en-US"/>
-        </w:rPr>
-      </w:pPr>
-      <w:r>
-        <w:rPr>
-          <w:lang w:val="en-US"/>
-        </w:rPr>
-        <w:tab/>
-      </w:r>
-      <w:r>
-        <w:rPr>
-          <w:lang w:val="en-US"/>
-        </w:rPr>
-        <w:tab/>
-        <w:t>Ex: torch.inverse([</w:t>
-      </w:r>
-    </w:p>
-    <w:p>
-      <w:pPr>
-        <w:ind w:left="720" w:firstLine="720"/>
-        <w:rPr>
-          <w:lang w:val="en-US"/>
-        </w:rPr>
-      </w:pPr>
-      <w:r>
-        <w:rPr>
-          <w:lang w:val="en-US"/>
-        </w:rPr>
-        <w:tab/>
-        <w:t>[1, 2, 3],</w:t>
-      </w:r>
-    </w:p>
-    <w:p>
-      <w:pPr>
-        <w:ind w:left="720" w:firstLine="720"/>
-        <w:rPr>
-          <w:lang w:val="en-US"/>
-        </w:rPr>
-      </w:pPr>
-      <w:r>
-        <w:rPr>
-          <w:lang w:val="en-US"/>
-        </w:rPr>
-        <w:tab/>
-        <w:t>[4, 5, 6],</w:t>
-      </w:r>
-    </w:p>
-    <w:p>
-      <w:pPr>
-        <w:ind w:left="720" w:firstLine="720"/>
-        <w:rPr>
-          <w:lang w:val="en-US"/>
-        </w:rPr>
-      </w:pPr>
-      <w:r>
-        <w:rPr>
-          <w:lang w:val="en-US"/>
-        </w:rPr>
-        <w:tab/>
-        <w:t>[7, 8, 9]</w:t>
-      </w:r>
-    </w:p>
-    <w:p>
-      <w:pPr>
-        <w:ind w:left="720" w:firstLine="720"/>
-        <w:rPr>
-          <w:lang w:val="en-US"/>
-        </w:rPr>
-      </w:pPr>
-      <w:r>
-        <w:rPr>
-          <w:lang w:val="en-US"/>
-        </w:rPr>
-        <w:t>])</w:t>
-      </w:r>
-    </w:p>
-    <w:p>
-      <w:pPr>
-        <w:rPr>
-          <w:lang w:val="en-US"/>
-        </w:rPr>
-      </w:pPr>
-      <w:r>
-        <w:rPr>
-          <w:lang w:val="en-US"/>
-        </w:rPr>
-        <w:tab/>
-        <w:t>.finfo(dtype): trả về thông tin của kiểu dữ liệu</w:t>
-      </w:r>
-    </w:p>
-    <w:p>
-      <w:pPr>
-        <w:rPr>
-          <w:lang w:val="en-US"/>
-        </w:rPr>
-      </w:pPr>
-      <w:r>
-        <w:rPr>
-          <w:lang w:val="en-US"/>
-        </w:rPr>
-        <w:tab/>
-      </w:r>
-      <w:r>
-        <w:rPr>
-          <w:lang w:val="en-US"/>
-        </w:rPr>
-        <w:tab/>
-        <w:t>Ex: torch.finfo(torch.float32)</w:t>
-      </w:r>
-    </w:p>
-    <w:p>
-      <w:pPr>
-        <w:rPr>
-          <w:lang w:val="en-US"/>
-        </w:rPr>
-      </w:pPr>
-      <w:r>
-        <w:rPr>
-          <w:lang w:val="en-US"/>
-        </w:rPr>
-        <w:tab/>
         <w:t>.randperm(n): hoán vị ngẫu nhiên từ 0 đến n – 1</w:t>
       </w:r>
     </w:p>
@@ -12644,7 +14062,6 @@
         <w:rPr>
           <w:lang w:val="en-US"/>
         </w:rPr>
-        <w:lastRenderedPageBreak/>
         <w:t xml:space="preserve">      std, sample = mean + std * e</w:t>
       </w:r>
     </w:p>
@@ -12946,6 +14363,7 @@
         <w:rPr>
           <w:lang w:val="en-US"/>
         </w:rPr>
+        <w:lastRenderedPageBreak/>
         <w:tab/>
       </w:r>
       <w:r>
@@ -13173,7 +14591,6 @@
         <w:rPr>
           <w:lang w:val="en-US"/>
         </w:rPr>
-        <w:lastRenderedPageBreak/>
         <w:tab/>
         <w:t xml:space="preserve">.eval(): vào trạng thái evaluation, những layer như Dropouts, BatchNorm chỉ dùng để </w:t>
       </w:r>
@@ -14067,6 +15484,118 @@
     </w:lvl>
   </w:abstractNum>
   <w:abstractNum w:abstractNumId="8">
+    <w:nsid w:val="68FF505E"/>
+    <w:multiLevelType w:val="hybridMultilevel"/>
+    <w:tmpl w:val="E32EE59E"/>
+    <w:lvl w:ilvl="0" w:tplc="9D16E490">
+      <w:numFmt w:val="bullet"/>
+      <w:lvlText w:val=""/>
+      <w:lvlJc w:val="left"/>
+      <w:pPr>
+        <w:ind w:left="720" w:hanging="360"/>
+      </w:pPr>
+      <w:rPr>
+        <w:rFonts w:ascii="Wingdings" w:eastAsiaTheme="minorHAnsi" w:hAnsi="Wingdings" w:cstheme="minorBidi" w:hint="default"/>
+      </w:rPr>
+    </w:lvl>
+    <w:lvl w:ilvl="1" w:tplc="042A0003" w:tentative="1">
+      <w:start w:val="1"/>
+      <w:numFmt w:val="bullet"/>
+      <w:lvlText w:val="o"/>
+      <w:lvlJc w:val="left"/>
+      <w:pPr>
+        <w:ind w:left="1440" w:hanging="360"/>
+      </w:pPr>
+      <w:rPr>
+        <w:rFonts w:ascii="Courier New" w:hAnsi="Courier New" w:cs="Courier New" w:hint="default"/>
+      </w:rPr>
+    </w:lvl>
+    <w:lvl w:ilvl="2" w:tplc="042A0005" w:tentative="1">
+      <w:start w:val="1"/>
+      <w:numFmt w:val="bullet"/>
+      <w:lvlText w:val=""/>
+      <w:lvlJc w:val="left"/>
+      <w:pPr>
+        <w:ind w:left="2160" w:hanging="360"/>
+      </w:pPr>
+      <w:rPr>
+        <w:rFonts w:ascii="Wingdings" w:hAnsi="Wingdings" w:hint="default"/>
+      </w:rPr>
+    </w:lvl>
+    <w:lvl w:ilvl="3" w:tplc="042A0001" w:tentative="1">
+      <w:start w:val="1"/>
+      <w:numFmt w:val="bullet"/>
+      <w:lvlText w:val=""/>
+      <w:lvlJc w:val="left"/>
+      <w:pPr>
+        <w:ind w:left="2880" w:hanging="360"/>
+      </w:pPr>
+      <w:rPr>
+        <w:rFonts w:ascii="Symbol" w:hAnsi="Symbol" w:hint="default"/>
+      </w:rPr>
+    </w:lvl>
+    <w:lvl w:ilvl="4" w:tplc="042A0003" w:tentative="1">
+      <w:start w:val="1"/>
+      <w:numFmt w:val="bullet"/>
+      <w:lvlText w:val="o"/>
+      <w:lvlJc w:val="left"/>
+      <w:pPr>
+        <w:ind w:left="3600" w:hanging="360"/>
+      </w:pPr>
+      <w:rPr>
+        <w:rFonts w:ascii="Courier New" w:hAnsi="Courier New" w:cs="Courier New" w:hint="default"/>
+      </w:rPr>
+    </w:lvl>
+    <w:lvl w:ilvl="5" w:tplc="042A0005" w:tentative="1">
+      <w:start w:val="1"/>
+      <w:numFmt w:val="bullet"/>
+      <w:lvlText w:val=""/>
+      <w:lvlJc w:val="left"/>
+      <w:pPr>
+        <w:ind w:left="4320" w:hanging="360"/>
+      </w:pPr>
+      <w:rPr>
+        <w:rFonts w:ascii="Wingdings" w:hAnsi="Wingdings" w:hint="default"/>
+      </w:rPr>
+    </w:lvl>
+    <w:lvl w:ilvl="6" w:tplc="042A0001" w:tentative="1">
+      <w:start w:val="1"/>
+      <w:numFmt w:val="bullet"/>
+      <w:lvlText w:val=""/>
+      <w:lvlJc w:val="left"/>
+      <w:pPr>
+        <w:ind w:left="5040" w:hanging="360"/>
+      </w:pPr>
+      <w:rPr>
+        <w:rFonts w:ascii="Symbol" w:hAnsi="Symbol" w:hint="default"/>
+      </w:rPr>
+    </w:lvl>
+    <w:lvl w:ilvl="7" w:tplc="042A0003" w:tentative="1">
+      <w:start w:val="1"/>
+      <w:numFmt w:val="bullet"/>
+      <w:lvlText w:val="o"/>
+      <w:lvlJc w:val="left"/>
+      <w:pPr>
+        <w:ind w:left="5760" w:hanging="360"/>
+      </w:pPr>
+      <w:rPr>
+        <w:rFonts w:ascii="Courier New" w:hAnsi="Courier New" w:cs="Courier New" w:hint="default"/>
+      </w:rPr>
+    </w:lvl>
+    <w:lvl w:ilvl="8" w:tplc="042A0005" w:tentative="1">
+      <w:start w:val="1"/>
+      <w:numFmt w:val="bullet"/>
+      <w:lvlText w:val=""/>
+      <w:lvlJc w:val="left"/>
+      <w:pPr>
+        <w:ind w:left="6480" w:hanging="360"/>
+      </w:pPr>
+      <w:rPr>
+        <w:rFonts w:ascii="Wingdings" w:hAnsi="Wingdings" w:hint="default"/>
+      </w:rPr>
+    </w:lvl>
+  </w:abstractNum>
+  <w:abstractNum w:abstractNumId="9">
     <w:nsid w:val="74D2778E"/>
     <w:multiLevelType w:val="hybridMultilevel"/>
     <w:tmpl w:val="FCF63590"/>
@@ -14155,7 +15684,7 @@
       </w:pPr>
     </w:lvl>
   </w:abstractNum>
-  <w:abstractNum w:abstractNumId="9">
+  <w:abstractNum w:abstractNumId="10">
     <w:nsid w:val="7DC01358"/>
     <w:multiLevelType w:val="hybridMultilevel"/>
     <w:tmpl w:val="5EF2BF06"/>
@@ -14266,13 +15795,16 @@
     <w:abstractNumId w:val="0"/>
   </w:num>
   <w:num w:numId="8">
-    <w:abstractNumId w:val="9"/>
+    <w:abstractNumId w:val="10"/>
   </w:num>
   <w:num w:numId="9">
-    <w:abstractNumId w:val="8"/>
+    <w:abstractNumId w:val="9"/>
   </w:num>
   <w:num w:numId="10">
     <w:abstractNumId w:val="3"/>
+  </w:num>
+  <w:num w:numId="11">
+    <w:abstractNumId w:val="8"/>
   </w:num>
 </w:numbering>
 </file>

--- a/torch.docx
+++ b/torch.docx
@@ -9165,13 +9165,7 @@
               <w:rPr>
                 <w:lang w:val="en-US"/>
               </w:rPr>
-              <w:t xml:space="preserve">, </w:t>
-            </w:r>
-            <w:r>
-              <w:rPr>
-                <w:lang w:val="en-US"/>
-              </w:rPr>
-              <w:t>&lt;W</w:t>
+              <w:t>, &lt;W</w:t>
             </w:r>
             <w:r>
               <w:rPr>
@@ -10103,19 +10097,7 @@
               <w:rPr>
                 <w:lang w:val="en-US"/>
               </w:rPr>
-              <w:t>(&lt;Số Neuron Hidden&gt;</w:t>
-            </w:r>
-            <w:r>
-              <w:rPr>
-                <w:lang w:val="en-US"/>
-              </w:rPr>
-              <w:t xml:space="preserve"> * 4</w:t>
-            </w:r>
-            <w:r>
-              <w:rPr>
-                <w:lang w:val="en-US"/>
-              </w:rPr>
-              <w:t>, &lt;Số Neuron Input&gt;)</w:t>
+              <w:t>(&lt;Số Neuron Hidden&gt; * 4, &lt;Số Neuron Input&gt;)</w:t>
             </w:r>
           </w:p>
         </w:tc>
@@ -10172,19 +10154,7 @@
               <w:rPr>
                 <w:lang w:val="en-US"/>
               </w:rPr>
-              <w:t>(&lt;Số Neuron Hidden&gt;</w:t>
-            </w:r>
-            <w:r>
-              <w:rPr>
-                <w:lang w:val="en-US"/>
-              </w:rPr>
-              <w:t xml:space="preserve"> * 4</w:t>
-            </w:r>
-            <w:r>
-              <w:rPr>
-                <w:lang w:val="en-US"/>
-              </w:rPr>
-              <w:t>, &lt;Số Neuron Hidden&gt;)</w:t>
+              <w:t>(&lt;Số Neuron Hidden&gt; * 4, &lt;Số Neuron Hidden&gt;)</w:t>
             </w:r>
           </w:p>
         </w:tc>
@@ -10228,19 +10198,7 @@
               <w:rPr>
                 <w:lang w:val="en-US"/>
               </w:rPr>
-              <w:t>(&lt;Số Neuron Hidden&gt;</w:t>
-            </w:r>
-            <w:r>
-              <w:rPr>
-                <w:lang w:val="en-US"/>
-              </w:rPr>
-              <w:t xml:space="preserve"> * 4</w:t>
-            </w:r>
-            <w:r>
-              <w:rPr>
-                <w:lang w:val="en-US"/>
-              </w:rPr>
-              <w:t>)</w:t>
+              <w:t>(&lt;Số Neuron Hidden&gt; * 4)</w:t>
             </w:r>
           </w:p>
         </w:tc>
@@ -10443,45 +10401,42 @@
         </w:rPr>
         <w:t>, vì phần Long Term Memory không có Weight</w:t>
       </w:r>
-      <w:bookmarkStart w:id="0" w:name="_GoBack"/>
-      <w:bookmarkEnd w:id="0"/>
-    </w:p>
-    <w:p>
-      <w:pPr>
-        <w:rPr>
-          <w:lang w:val="en-US"/>
-        </w:rPr>
-      </w:pPr>
-    </w:p>
-    <w:p>
-      <w:pPr>
-        <w:rPr>
-          <w:lang w:val="en-US"/>
-        </w:rPr>
-      </w:pPr>
-      <w:r>
-        <w:rPr>
-          <w:lang w:val="en-US"/>
-        </w:rPr>
-        <w:t>Optimizer – Tối Ưu Hóa:</w:t>
-      </w:r>
-    </w:p>
-    <w:p>
-      <w:pPr>
-        <w:pStyle w:val="ListParagraph"/>
-        <w:numPr>
-          <w:ilvl w:val="0"/>
-          <w:numId w:val="10"/>
-        </w:numPr>
-        <w:rPr>
-          <w:lang w:val="en-US"/>
-        </w:rPr>
-      </w:pPr>
-      <w:r>
-        <w:rPr>
-          <w:lang w:val="en-US"/>
-        </w:rPr>
-        <w:t>Cách Import?</w:t>
+    </w:p>
+    <w:p>
+      <w:pPr>
+        <w:pStyle w:val="ListParagraph"/>
+        <w:numPr>
+          <w:ilvl w:val="0"/>
+          <w:numId w:val="9"/>
+        </w:numPr>
+        <w:rPr>
+          <w:lang w:val="en-US"/>
+        </w:rPr>
+      </w:pPr>
+      <w:r>
+        <w:rPr>
+          <w:lang w:val="en-US"/>
+        </w:rPr>
+        <w:lastRenderedPageBreak/>
+        <w:t>1D CNN?</w:t>
+      </w:r>
+    </w:p>
+    <w:p>
+      <w:pPr>
+        <w:pStyle w:val="ListParagraph"/>
+        <w:numPr>
+          <w:ilvl w:val="0"/>
+          <w:numId w:val="2"/>
+        </w:numPr>
+        <w:rPr>
+          <w:lang w:val="en-US"/>
+        </w:rPr>
+      </w:pPr>
+      <w:r>
+        <w:rPr>
+          <w:lang w:val="en-US"/>
+        </w:rPr>
+        <w:t>Tạo 1 lớp 1D CNN</w:t>
       </w:r>
     </w:p>
     <w:p>
@@ -10502,196 +10457,7 @@
         <w:rPr>
           <w:lang w:val="en-US"/>
         </w:rPr>
-        <w:t>from torch import optim</w:t>
-      </w:r>
-    </w:p>
-    <w:p>
-      <w:pPr>
-        <w:pStyle w:val="ListParagraph"/>
-        <w:numPr>
-          <w:ilvl w:val="0"/>
-          <w:numId w:val="10"/>
-        </w:numPr>
-        <w:rPr>
-          <w:lang w:val="en-US"/>
-        </w:rPr>
-      </w:pPr>
-      <w:r>
-        <w:rPr>
-          <w:lang w:val="en-US"/>
-        </w:rPr>
-        <w:t xml:space="preserve">Cách </w:t>
-      </w:r>
-      <w:r>
-        <w:rPr>
-          <w:lang w:val="en-US"/>
-        </w:rPr>
-        <w:t xml:space="preserve">Sử Dụng </w:t>
-      </w:r>
-      <w:r>
-        <w:rPr>
-          <w:lang w:val="en-US"/>
-        </w:rPr>
-        <w:t xml:space="preserve">Optimizer </w:t>
-      </w:r>
-      <w:r>
-        <w:rPr>
-          <w:lang w:val="en-US"/>
-        </w:rPr>
-        <w:t>Nào Đó?</w:t>
-      </w:r>
-    </w:p>
-    <w:p>
-      <w:pPr>
-        <w:pStyle w:val="ListParagraph"/>
-        <w:numPr>
-          <w:ilvl w:val="0"/>
-          <w:numId w:val="2"/>
-        </w:numPr>
-        <w:rPr>
-          <w:lang w:val="en-US"/>
-        </w:rPr>
-      </w:pPr>
-      <w:r>
-        <w:rPr>
-          <w:lang w:val="en-US"/>
-        </w:rPr>
-        <w:t>o</w:t>
-      </w:r>
-      <w:r>
-        <w:rPr>
-          <w:lang w:val="en-US"/>
-        </w:rPr>
-        <w:t>ptimizer = optim.&lt;Tên Optimizer&gt;(&lt;</w:t>
-      </w:r>
-      <w:r>
-        <w:rPr>
-          <w:lang w:val="en-US"/>
-        </w:rPr>
-        <w:t>Dãy Các Tensor</w:t>
-      </w:r>
-      <w:r>
-        <w:rPr>
-          <w:lang w:val="en-US"/>
-        </w:rPr>
-        <w:t>&gt;, lr = &lt;Learning Rate&gt;)</w:t>
-      </w:r>
-    </w:p>
-    <w:p>
-      <w:pPr>
-        <w:pStyle w:val="ListParagraph"/>
-        <w:numPr>
-          <w:ilvl w:val="0"/>
-          <w:numId w:val="2"/>
-        </w:numPr>
-        <w:rPr>
-          <w:lang w:val="en-US"/>
-        </w:rPr>
-      </w:pPr>
-      <w:r>
-        <w:rPr>
-          <w:lang w:val="en-US"/>
-        </w:rPr>
-        <w:t>o</w:t>
-      </w:r>
-      <w:r>
-        <w:rPr>
-          <w:lang w:val="en-US"/>
-        </w:rPr>
-        <w:t>ptimizer.step()</w:t>
-      </w:r>
-    </w:p>
-    <w:p>
-      <w:pPr>
-        <w:pStyle w:val="ListParagraph"/>
-        <w:numPr>
-          <w:ilvl w:val="0"/>
-          <w:numId w:val="2"/>
-        </w:numPr>
-        <w:rPr>
-          <w:lang w:val="en-US"/>
-        </w:rPr>
-      </w:pPr>
-      <w:r>
-        <w:rPr>
-          <w:lang w:val="en-US"/>
-        </w:rPr>
-        <w:t>&lt;Dãy Các Tensor&gt; là bất kì đối tượng Iterable nào có phần tử là Tensor</w:t>
-      </w:r>
-    </w:p>
-    <w:p>
-      <w:pPr>
-        <w:pStyle w:val="ListParagraph"/>
-        <w:numPr>
-          <w:ilvl w:val="0"/>
-          <w:numId w:val="2"/>
-        </w:numPr>
-        <w:rPr>
-          <w:lang w:val="en-US"/>
-        </w:rPr>
-      </w:pPr>
-      <w:r>
-        <w:rPr>
-          <w:lang w:val="en-US"/>
-        </w:rPr>
-        <w:t xml:space="preserve">Cách hoạt động của “optimizer.step()” là nó cập nhật giá trị của tất cả Tensor trong &lt;Dãy Các Tensor&gt; dựa trên Gradient </w:t>
-      </w:r>
-      <w:r>
-        <w:rPr>
-          <w:lang w:val="en-US"/>
-        </w:rPr>
-        <w:t xml:space="preserve">hiện tại </w:t>
-      </w:r>
-      <w:r>
-        <w:rPr>
-          <w:lang w:val="en-US"/>
-        </w:rPr>
-        <w:t xml:space="preserve">của mỗi Tensor, </w:t>
-      </w:r>
-    </w:p>
-    <w:p>
-      <w:pPr>
-        <w:pStyle w:val="ListParagraph"/>
-        <w:ind w:left="1080"/>
-        <w:rPr>
-          <w:lang w:val="en-US"/>
-        </w:rPr>
-      </w:pPr>
-      <w:r>
-        <w:rPr>
-          <w:lang w:val="en-US"/>
-        </w:rPr>
-        <w:t>&lt;Learning Rate&gt;, và thêm 1 số yếu tố khác như Decay, EWMA, …</w:t>
-      </w:r>
-      <w:r>
-        <w:rPr>
-          <w:lang w:val="en-US"/>
-        </w:rPr>
-        <w:t xml:space="preserve"> mà nó lưu vào biến “optimizer” </w:t>
-      </w:r>
-      <w:r>
-        <w:rPr>
-          <w:lang w:val="en-US"/>
-        </w:rPr>
-        <w:t>qua mỗi bước</w:t>
-      </w:r>
-    </w:p>
-    <w:p>
-      <w:pPr>
-        <w:pStyle w:val="ListParagraph"/>
-        <w:numPr>
-          <w:ilvl w:val="0"/>
-          <w:numId w:val="2"/>
-        </w:numPr>
-        <w:rPr>
-          <w:lang w:val="en-US"/>
-        </w:rPr>
-      </w:pPr>
-      <w:r>
-        <w:rPr>
-          <w:lang w:val="en-US"/>
-        </w:rPr>
-        <w:t>Để Reset Gradient của mọi Tensor trong &lt;Dãy Các Tensor&gt; về mo, viết</w:t>
+        <w:t>&lt;Lớp 1D CNN&gt; = nn.Conv1d(</w:t>
       </w:r>
     </w:p>
     <w:p>
@@ -10712,45 +10478,221 @@
         <w:rPr>
           <w:lang w:val="en-US"/>
         </w:rPr>
-        <w:t>optimizer.zero_grad()</w:t>
-      </w:r>
-    </w:p>
-    <w:p>
-      <w:pPr>
-        <w:rPr>
-          <w:lang w:val="en-US"/>
-        </w:rPr>
-      </w:pPr>
-    </w:p>
-    <w:p>
-      <w:pPr>
-        <w:rPr>
-          <w:lang w:val="en-US"/>
-        </w:rPr>
-      </w:pPr>
-      <w:r>
-        <w:rPr>
-          <w:lang w:val="en-US"/>
-        </w:rPr>
-        <w:t>Datasets:</w:t>
-      </w:r>
-    </w:p>
-    <w:p>
-      <w:pPr>
-        <w:pStyle w:val="ListParagraph"/>
-        <w:numPr>
-          <w:ilvl w:val="0"/>
-          <w:numId w:val="5"/>
-        </w:numPr>
-        <w:rPr>
-          <w:lang w:val="en-US"/>
-        </w:rPr>
-      </w:pPr>
-      <w:r>
-        <w:rPr>
-          <w:lang w:val="en-US"/>
-        </w:rPr>
-        <w:t>Cách Sử Dụng Data Loader Để Xáo Trộn Bộ Dữ Liệu và chia thành các Batch?</w:t>
+        <w:t xml:space="preserve">    &lt;Số Kênh Input&gt;, </w:t>
+      </w:r>
+      <w:r>
+        <w:rPr>
+          <w:lang w:val="en-US"/>
+        </w:rPr>
+        <w:t>&lt;</w:t>
+      </w:r>
+      <w:r>
+        <w:rPr>
+          <w:lang w:val="en-US"/>
+        </w:rPr>
+        <w:t>Số Kênh Output</w:t>
+      </w:r>
+      <w:r>
+        <w:rPr>
+          <w:lang w:val="en-US"/>
+        </w:rPr>
+        <w:t>&gt;, &lt;</w:t>
+      </w:r>
+      <w:r>
+        <w:rPr>
+          <w:lang w:val="en-US"/>
+        </w:rPr>
+        <w:t>Kích Thước Kernel&gt;,</w:t>
+      </w:r>
+      <w:r>
+        <w:rPr>
+          <w:lang w:val="en-US"/>
+        </w:rPr>
+        <w:t xml:space="preserve"> </w:t>
+      </w:r>
+      <w:r>
+        <w:rPr>
+          <w:lang w:val="en-US"/>
+        </w:rPr>
+        <w:t>&lt;Stride&gt;</w:t>
+      </w:r>
+    </w:p>
+    <w:p>
+      <w:pPr>
+        <w:pStyle w:val="ListParagraph"/>
+        <w:pBdr>
+          <w:top w:val="single" w:sz="4" w:space="1" w:color="auto"/>
+          <w:left w:val="single" w:sz="4" w:space="4" w:color="auto"/>
+          <w:bottom w:val="single" w:sz="4" w:space="1" w:color="auto"/>
+          <w:right w:val="single" w:sz="4" w:space="4" w:color="auto"/>
+        </w:pBdr>
+        <w:tabs>
+          <w:tab w:val="left" w:pos="2242"/>
+        </w:tabs>
+        <w:ind w:left="1080"/>
+        <w:rPr>
+          <w:lang w:val="en-US"/>
+        </w:rPr>
+      </w:pPr>
+      <w:r>
+        <w:rPr>
+          <w:lang w:val="en-US"/>
+        </w:rPr>
+        <w:t>)</w:t>
+      </w:r>
+    </w:p>
+    <w:p>
+      <w:pPr>
+        <w:pStyle w:val="ListParagraph"/>
+        <w:numPr>
+          <w:ilvl w:val="0"/>
+          <w:numId w:val="2"/>
+        </w:numPr>
+        <w:rPr>
+          <w:lang w:val="en-US"/>
+        </w:rPr>
+      </w:pPr>
+      <w:r>
+        <w:rPr>
+          <w:lang w:val="en-US"/>
+        </w:rPr>
+        <w:t>&lt;Stride&gt; mặc định là 1</w:t>
+      </w:r>
+    </w:p>
+    <w:p>
+      <w:pPr>
+        <w:pStyle w:val="ListParagraph"/>
+        <w:numPr>
+          <w:ilvl w:val="0"/>
+          <w:numId w:val="2"/>
+        </w:numPr>
+        <w:rPr>
+          <w:lang w:val="en-US"/>
+        </w:rPr>
+      </w:pPr>
+      <w:r>
+        <w:rPr>
+          <w:lang w:val="en-US"/>
+        </w:rPr>
+        <w:t>Forward</w:t>
+      </w:r>
+    </w:p>
+    <w:p>
+      <w:pPr>
+        <w:pStyle w:val="ListParagraph"/>
+        <w:numPr>
+          <w:ilvl w:val="0"/>
+          <w:numId w:val="2"/>
+        </w:numPr>
+        <w:rPr>
+          <w:lang w:val="en-US"/>
+        </w:rPr>
+      </w:pPr>
+      <w:r>
+        <w:rPr>
+          <w:lang w:val="en-US"/>
+        </w:rPr>
+        <w:t>&lt;</w:t>
+      </w:r>
+      <w:r>
+        <w:rPr>
+          <w:lang w:val="en-US"/>
+        </w:rPr>
+        <w:t>Output&gt; = &lt;Lớp 1D CNN</w:t>
+      </w:r>
+      <w:r>
+        <w:rPr>
+          <w:lang w:val="en-US"/>
+        </w:rPr>
+        <w:t>&gt;(&lt;Input&gt;)</w:t>
+      </w:r>
+    </w:p>
+    <w:p>
+      <w:pPr>
+        <w:pStyle w:val="ListParagraph"/>
+        <w:numPr>
+          <w:ilvl w:val="0"/>
+          <w:numId w:val="2"/>
+        </w:numPr>
+        <w:rPr>
+          <w:lang w:val="en-US"/>
+        </w:rPr>
+      </w:pPr>
+      <w:r>
+        <w:rPr>
+          <w:lang w:val="en-US"/>
+        </w:rPr>
+        <w:t>Minh họa</w:t>
+      </w:r>
+    </w:p>
+    <w:p>
+      <w:pPr>
+        <w:pStyle w:val="ListParagraph"/>
+        <w:numPr>
+          <w:ilvl w:val="0"/>
+          <w:numId w:val="2"/>
+        </w:numPr>
+        <w:rPr>
+          <w:lang w:val="en-US"/>
+        </w:rPr>
+      </w:pPr>
+      <w:r>
+        <w:rPr>
+          <w:lang w:val="en-US"/>
+        </w:rPr>
+        <w:t>Pass</w:t>
+      </w:r>
+      <w:bookmarkStart w:id="0" w:name="_GoBack"/>
+      <w:bookmarkEnd w:id="0"/>
+    </w:p>
+    <w:p>
+      <w:pPr>
+        <w:pStyle w:val="ListParagraph"/>
+        <w:numPr>
+          <w:ilvl w:val="0"/>
+          <w:numId w:val="2"/>
+        </w:numPr>
+        <w:rPr>
+          <w:lang w:val="en-US"/>
+        </w:rPr>
+      </w:pPr>
+    </w:p>
+    <w:p>
+      <w:pPr>
+        <w:rPr>
+          <w:lang w:val="en-US"/>
+        </w:rPr>
+      </w:pPr>
+    </w:p>
+    <w:p>
+      <w:pPr>
+        <w:rPr>
+          <w:lang w:val="en-US"/>
+        </w:rPr>
+      </w:pPr>
+      <w:r>
+        <w:rPr>
+          <w:lang w:val="en-US"/>
+        </w:rPr>
+        <w:t>Optimizer – Tối Ưu Hóa:</w:t>
+      </w:r>
+    </w:p>
+    <w:p>
+      <w:pPr>
+        <w:pStyle w:val="ListParagraph"/>
+        <w:numPr>
+          <w:ilvl w:val="0"/>
+          <w:numId w:val="10"/>
+        </w:numPr>
+        <w:rPr>
+          <w:lang w:val="en-US"/>
+        </w:rPr>
+      </w:pPr>
+      <w:r>
+        <w:rPr>
+          <w:lang w:val="en-US"/>
+        </w:rPr>
+        <w:t>Cách Import?</w:t>
       </w:r>
     </w:p>
     <w:p>
@@ -10771,7 +10713,196 @@
         <w:rPr>
           <w:lang w:val="en-US"/>
         </w:rPr>
-        <w:t>from torch.utils.data import DataLoader</w:t>
+        <w:t>from torch import optim</w:t>
+      </w:r>
+    </w:p>
+    <w:p>
+      <w:pPr>
+        <w:pStyle w:val="ListParagraph"/>
+        <w:numPr>
+          <w:ilvl w:val="0"/>
+          <w:numId w:val="10"/>
+        </w:numPr>
+        <w:rPr>
+          <w:lang w:val="en-US"/>
+        </w:rPr>
+      </w:pPr>
+      <w:r>
+        <w:rPr>
+          <w:lang w:val="en-US"/>
+        </w:rPr>
+        <w:t xml:space="preserve">Cách </w:t>
+      </w:r>
+      <w:r>
+        <w:rPr>
+          <w:lang w:val="en-US"/>
+        </w:rPr>
+        <w:t xml:space="preserve">Sử Dụng </w:t>
+      </w:r>
+      <w:r>
+        <w:rPr>
+          <w:lang w:val="en-US"/>
+        </w:rPr>
+        <w:t xml:space="preserve">Optimizer </w:t>
+      </w:r>
+      <w:r>
+        <w:rPr>
+          <w:lang w:val="en-US"/>
+        </w:rPr>
+        <w:t>Nào Đó?</w:t>
+      </w:r>
+    </w:p>
+    <w:p>
+      <w:pPr>
+        <w:pStyle w:val="ListParagraph"/>
+        <w:numPr>
+          <w:ilvl w:val="0"/>
+          <w:numId w:val="2"/>
+        </w:numPr>
+        <w:rPr>
+          <w:lang w:val="en-US"/>
+        </w:rPr>
+      </w:pPr>
+      <w:r>
+        <w:rPr>
+          <w:lang w:val="en-US"/>
+        </w:rPr>
+        <w:t>o</w:t>
+      </w:r>
+      <w:r>
+        <w:rPr>
+          <w:lang w:val="en-US"/>
+        </w:rPr>
+        <w:t>ptimizer = optim.&lt;Tên Optimizer&gt;(&lt;</w:t>
+      </w:r>
+      <w:r>
+        <w:rPr>
+          <w:lang w:val="en-US"/>
+        </w:rPr>
+        <w:t>Dãy Các Tensor</w:t>
+      </w:r>
+      <w:r>
+        <w:rPr>
+          <w:lang w:val="en-US"/>
+        </w:rPr>
+        <w:t>&gt;, lr = &lt;Learning Rate&gt;)</w:t>
+      </w:r>
+    </w:p>
+    <w:p>
+      <w:pPr>
+        <w:pStyle w:val="ListParagraph"/>
+        <w:numPr>
+          <w:ilvl w:val="0"/>
+          <w:numId w:val="2"/>
+        </w:numPr>
+        <w:rPr>
+          <w:lang w:val="en-US"/>
+        </w:rPr>
+      </w:pPr>
+      <w:r>
+        <w:rPr>
+          <w:lang w:val="en-US"/>
+        </w:rPr>
+        <w:t>o</w:t>
+      </w:r>
+      <w:r>
+        <w:rPr>
+          <w:lang w:val="en-US"/>
+        </w:rPr>
+        <w:t>ptimizer.step()</w:t>
+      </w:r>
+    </w:p>
+    <w:p>
+      <w:pPr>
+        <w:pStyle w:val="ListParagraph"/>
+        <w:numPr>
+          <w:ilvl w:val="0"/>
+          <w:numId w:val="2"/>
+        </w:numPr>
+        <w:rPr>
+          <w:lang w:val="en-US"/>
+        </w:rPr>
+      </w:pPr>
+      <w:r>
+        <w:rPr>
+          <w:lang w:val="en-US"/>
+        </w:rPr>
+        <w:t>&lt;Dãy Các Tensor&gt; là bất kì đối tượng Iterable nào có phần tử là Tensor</w:t>
+      </w:r>
+    </w:p>
+    <w:p>
+      <w:pPr>
+        <w:pStyle w:val="ListParagraph"/>
+        <w:numPr>
+          <w:ilvl w:val="0"/>
+          <w:numId w:val="2"/>
+        </w:numPr>
+        <w:rPr>
+          <w:lang w:val="en-US"/>
+        </w:rPr>
+      </w:pPr>
+      <w:r>
+        <w:rPr>
+          <w:lang w:val="en-US"/>
+        </w:rPr>
+        <w:t xml:space="preserve">Cách hoạt động của “optimizer.step()” là nó cập nhật giá trị của tất cả Tensor trong &lt;Dãy Các Tensor&gt; dựa trên Gradient </w:t>
+      </w:r>
+      <w:r>
+        <w:rPr>
+          <w:lang w:val="en-US"/>
+        </w:rPr>
+        <w:t xml:space="preserve">hiện tại </w:t>
+      </w:r>
+      <w:r>
+        <w:rPr>
+          <w:lang w:val="en-US"/>
+        </w:rPr>
+        <w:t xml:space="preserve">của mỗi Tensor, </w:t>
+      </w:r>
+    </w:p>
+    <w:p>
+      <w:pPr>
+        <w:pStyle w:val="ListParagraph"/>
+        <w:ind w:left="1080"/>
+        <w:rPr>
+          <w:lang w:val="en-US"/>
+        </w:rPr>
+      </w:pPr>
+      <w:r>
+        <w:rPr>
+          <w:lang w:val="en-US"/>
+        </w:rPr>
+        <w:t>&lt;Learning Rate&gt;, và thêm 1 số yếu tố khác như Decay, EWMA, …</w:t>
+      </w:r>
+      <w:r>
+        <w:rPr>
+          <w:lang w:val="en-US"/>
+        </w:rPr>
+        <w:t xml:space="preserve"> mà nó lưu vào biến “optimizer” </w:t>
+      </w:r>
+      <w:r>
+        <w:rPr>
+          <w:lang w:val="en-US"/>
+        </w:rPr>
+        <w:t>qua mỗi bước</w:t>
+      </w:r>
+    </w:p>
+    <w:p>
+      <w:pPr>
+        <w:pStyle w:val="ListParagraph"/>
+        <w:numPr>
+          <w:ilvl w:val="0"/>
+          <w:numId w:val="2"/>
+        </w:numPr>
+        <w:rPr>
+          <w:lang w:val="en-US"/>
+        </w:rPr>
+      </w:pPr>
+      <w:r>
+        <w:rPr>
+          <w:lang w:val="en-US"/>
+        </w:rPr>
+        <w:t>Để Reset Gradient của mọi Tensor trong &lt;Dãy Các Tensor&gt; về mo, viết</w:t>
       </w:r>
     </w:p>
     <w:p>
@@ -10788,6 +10919,50 @@
           <w:lang w:val="en-US"/>
         </w:rPr>
       </w:pPr>
+      <w:r>
+        <w:rPr>
+          <w:lang w:val="en-US"/>
+        </w:rPr>
+        <w:t>optimizer.zero_grad()</w:t>
+      </w:r>
+    </w:p>
+    <w:p>
+      <w:pPr>
+        <w:rPr>
+          <w:lang w:val="en-US"/>
+        </w:rPr>
+      </w:pPr>
+    </w:p>
+    <w:p>
+      <w:pPr>
+        <w:rPr>
+          <w:lang w:val="en-US"/>
+        </w:rPr>
+      </w:pPr>
+      <w:r>
+        <w:rPr>
+          <w:lang w:val="en-US"/>
+        </w:rPr>
+        <w:t>Datasets:</w:t>
+      </w:r>
+    </w:p>
+    <w:p>
+      <w:pPr>
+        <w:pStyle w:val="ListParagraph"/>
+        <w:numPr>
+          <w:ilvl w:val="0"/>
+          <w:numId w:val="5"/>
+        </w:numPr>
+        <w:rPr>
+          <w:lang w:val="en-US"/>
+        </w:rPr>
+      </w:pPr>
+      <w:r>
+        <w:rPr>
+          <w:lang w:val="en-US"/>
+        </w:rPr>
+        <w:t>Cách Sử Dụng Data Loader Để Xáo Trộn Bộ Dữ Liệu và chia thành các Batch?</w:t>
+      </w:r>
     </w:p>
     <w:p>
       <w:pPr>
@@ -10807,13 +10982,7 @@
         <w:rPr>
           <w:lang w:val="en-US"/>
         </w:rPr>
-        <w:t>DATA_LOADER</w:t>
-      </w:r>
-      <w:r>
-        <w:rPr>
-          <w:lang w:val="en-US"/>
-        </w:rPr>
-        <w:t xml:space="preserve"> = DataLoader(</w:t>
+        <w:t>from torch.utils.data import DataLoader</w:t>
       </w:r>
     </w:p>
     <w:p>
@@ -10830,24 +10999,6 @@
           <w:lang w:val="en-US"/>
         </w:rPr>
       </w:pPr>
-      <w:r>
-        <w:rPr>
-          <w:lang w:val="en-US"/>
-        </w:rPr>
-        <w:t xml:space="preserve">    </w:t>
-      </w:r>
-      <w:r>
-        <w:rPr>
-          <w:lang w:val="en-US"/>
-        </w:rPr>
-        <w:t>&lt;Dãy Dữ Liệu&gt;</w:t>
-      </w:r>
-      <w:r>
-        <w:rPr>
-          <w:lang w:val="en-US"/>
-        </w:rPr>
-        <w:t xml:space="preserve">, </w:t>
-      </w:r>
     </w:p>
     <w:p>
       <w:pPr>
@@ -10867,37 +11018,13 @@
         <w:rPr>
           <w:lang w:val="en-US"/>
         </w:rPr>
-        <w:t xml:space="preserve">    </w:t>
-      </w:r>
-      <w:r>
-        <w:rPr>
-          <w:lang w:val="en-US"/>
-        </w:rPr>
-        <w:t>batch_size</w:t>
-      </w:r>
-      <w:r>
-        <w:rPr>
-          <w:lang w:val="en-US"/>
-        </w:rPr>
-        <w:t xml:space="preserve"> </w:t>
-      </w:r>
-      <w:r>
-        <w:rPr>
-          <w:lang w:val="en-US"/>
-        </w:rPr>
-        <w:t>=</w:t>
-      </w:r>
-      <w:r>
-        <w:rPr>
-          <w:lang w:val="en-US"/>
-        </w:rPr>
-        <w:t xml:space="preserve"> &lt;Số Phần Tử Mỗi Batch&gt;</w:t>
-      </w:r>
-      <w:r>
-        <w:rPr>
-          <w:lang w:val="en-US"/>
-        </w:rPr>
-        <w:t xml:space="preserve">, </w:t>
+        <w:t>DATA_LOADER</w:t>
+      </w:r>
+      <w:r>
+        <w:rPr>
+          <w:lang w:val="en-US"/>
+        </w:rPr>
+        <w:t xml:space="preserve"> = DataLoader(</w:t>
       </w:r>
     </w:p>
     <w:p>
@@ -10924,31 +11051,13 @@
         <w:rPr>
           <w:lang w:val="en-US"/>
         </w:rPr>
-        <w:t>shuffle</w:t>
-      </w:r>
-      <w:r>
-        <w:rPr>
-          <w:lang w:val="en-US"/>
-        </w:rPr>
-        <w:t xml:space="preserve"> </w:t>
-      </w:r>
-      <w:r>
-        <w:rPr>
-          <w:lang w:val="en-US"/>
-        </w:rPr>
-        <w:t>=</w:t>
-      </w:r>
-      <w:r>
-        <w:rPr>
-          <w:lang w:val="en-US"/>
-        </w:rPr>
-        <w:t xml:space="preserve"> </w:t>
-      </w:r>
-      <w:r>
-        <w:rPr>
-          <w:lang w:val="en-US"/>
-        </w:rPr>
-        <w:t>True</w:t>
+        <w:t>&lt;Dãy Dữ Liệu&gt;</w:t>
+      </w:r>
+      <w:r>
+        <w:rPr>
+          <w:lang w:val="en-US"/>
+        </w:rPr>
+        <w:t xml:space="preserve">, </w:t>
       </w:r>
     </w:p>
     <w:p>
@@ -10969,7 +11078,37 @@
         <w:rPr>
           <w:lang w:val="en-US"/>
         </w:rPr>
-        <w:t>)</w:t>
+        <w:t xml:space="preserve">    </w:t>
+      </w:r>
+      <w:r>
+        <w:rPr>
+          <w:lang w:val="en-US"/>
+        </w:rPr>
+        <w:t>batch_size</w:t>
+      </w:r>
+      <w:r>
+        <w:rPr>
+          <w:lang w:val="en-US"/>
+        </w:rPr>
+        <w:t xml:space="preserve"> </w:t>
+      </w:r>
+      <w:r>
+        <w:rPr>
+          <w:lang w:val="en-US"/>
+        </w:rPr>
+        <w:t>=</w:t>
+      </w:r>
+      <w:r>
+        <w:rPr>
+          <w:lang w:val="en-US"/>
+        </w:rPr>
+        <w:t xml:space="preserve"> &lt;Số Phần Tử Mỗi Batch&gt;</w:t>
+      </w:r>
+      <w:r>
+        <w:rPr>
+          <w:lang w:val="en-US"/>
+        </w:rPr>
+        <w:t xml:space="preserve">, </w:t>
       </w:r>
     </w:p>
     <w:p>
@@ -10986,6 +11125,42 @@
           <w:lang w:val="en-US"/>
         </w:rPr>
       </w:pPr>
+      <w:r>
+        <w:rPr>
+          <w:lang w:val="en-US"/>
+        </w:rPr>
+        <w:t xml:space="preserve">    </w:t>
+      </w:r>
+      <w:r>
+        <w:rPr>
+          <w:lang w:val="en-US"/>
+        </w:rPr>
+        <w:t>shuffle</w:t>
+      </w:r>
+      <w:r>
+        <w:rPr>
+          <w:lang w:val="en-US"/>
+        </w:rPr>
+        <w:t xml:space="preserve"> </w:t>
+      </w:r>
+      <w:r>
+        <w:rPr>
+          <w:lang w:val="en-US"/>
+        </w:rPr>
+        <w:t>=</w:t>
+      </w:r>
+      <w:r>
+        <w:rPr>
+          <w:lang w:val="en-US"/>
+        </w:rPr>
+        <w:t xml:space="preserve"> </w:t>
+      </w:r>
+      <w:r>
+        <w:rPr>
+          <w:lang w:val="en-US"/>
+        </w:rPr>
+        <w:t>True</w:t>
+      </w:r>
     </w:p>
     <w:p>
       <w:pPr>
@@ -11005,31 +11180,7 @@
         <w:rPr>
           <w:lang w:val="en-US"/>
         </w:rPr>
-        <w:t xml:space="preserve">for </w:t>
-      </w:r>
-      <w:r>
-        <w:rPr>
-          <w:lang w:val="en-US"/>
-        </w:rPr>
-        <w:t xml:space="preserve">&lt;Batch&gt; </w:t>
-      </w:r>
-      <w:r>
-        <w:rPr>
-          <w:lang w:val="en-US"/>
-        </w:rPr>
-        <w:t xml:space="preserve">in </w:t>
-      </w:r>
-      <w:r>
-        <w:rPr>
-          <w:lang w:val="en-US"/>
-        </w:rPr>
-        <w:t>DATA_LOADER</w:t>
-      </w:r>
-      <w:r>
-        <w:rPr>
-          <w:lang w:val="en-US"/>
-        </w:rPr>
-        <w:t>:</w:t>
+        <w:t>)</w:t>
       </w:r>
     </w:p>
     <w:p>
@@ -11046,204 +11197,6 @@
           <w:lang w:val="en-US"/>
         </w:rPr>
       </w:pPr>
-      <w:r>
-        <w:rPr>
-          <w:lang w:val="en-US"/>
-        </w:rPr>
-        <w:t xml:space="preserve">    &lt;Làm Gì Đó Với Mỗi </w:t>
-      </w:r>
-      <w:r>
-        <w:rPr>
-          <w:lang w:val="en-US"/>
-        </w:rPr>
-        <w:t>Batch</w:t>
-      </w:r>
-      <w:r>
-        <w:rPr>
-          <w:lang w:val="en-US"/>
-        </w:rPr>
-        <w:t>&gt;</w:t>
-      </w:r>
-    </w:p>
-    <w:p>
-      <w:pPr>
-        <w:pStyle w:val="ListParagraph"/>
-        <w:numPr>
-          <w:ilvl w:val="0"/>
-          <w:numId w:val="2"/>
-        </w:numPr>
-        <w:rPr>
-          <w:lang w:val="en-US"/>
-        </w:rPr>
-      </w:pPr>
-      <w:r>
-        <w:rPr>
-          <w:lang w:val="en-US"/>
-        </w:rPr>
-        <w:t xml:space="preserve">&lt;Dãy Dữ Liệu&gt; có thể là List, Tuple, Tensor, … hay bất kể là loại mảng nào, chỉ cần mỗi phần tử trong đó có cùng Shape, cùng </w:t>
-      </w:r>
-      <w:r>
-        <w:rPr>
-          <w:lang w:val="en-US"/>
-        </w:rPr>
-        <w:t>loại</w:t>
-      </w:r>
-      <w:r>
-        <w:rPr>
-          <w:lang w:val="en-US"/>
-        </w:rPr>
-        <w:t xml:space="preserve"> mảng</w:t>
-      </w:r>
-      <w:r>
-        <w:rPr>
-          <w:lang w:val="en-US"/>
-        </w:rPr>
-        <w:t xml:space="preserve"> là Tensor hoặc mảng Numpy</w:t>
-      </w:r>
-      <w:r>
-        <w:rPr>
-          <w:lang w:val="en-US"/>
-        </w:rPr>
-        <w:t xml:space="preserve">, </w:t>
-      </w:r>
-      <w:r>
-        <w:rPr>
-          <w:lang w:val="en-US"/>
-        </w:rPr>
-        <w:t>khác kiểu dữ liệu cũng được</w:t>
-      </w:r>
-    </w:p>
-    <w:p>
-      <w:pPr>
-        <w:pStyle w:val="ListParagraph"/>
-        <w:numPr>
-          <w:ilvl w:val="0"/>
-          <w:numId w:val="2"/>
-        </w:numPr>
-        <w:rPr>
-          <w:lang w:val="en-US"/>
-        </w:rPr>
-      </w:pPr>
-      <w:r>
-        <w:rPr>
-          <w:lang w:val="en-US"/>
-        </w:rPr>
-        <w:t>DATA_LOADER là &lt;Dãy Dữ Liệu&gt; chia thành các Batch theo thứ tự</w:t>
-      </w:r>
-      <w:r>
-        <w:rPr>
-          <w:lang w:val="en-US"/>
-        </w:rPr>
-        <w:t xml:space="preserve"> từ trái qua phải</w:t>
-      </w:r>
-      <w:r>
-        <w:rPr>
-          <w:lang w:val="en-US"/>
-        </w:rPr>
-        <w:t xml:space="preserve">, </w:t>
-      </w:r>
-      <w:r>
-        <w:rPr>
-          <w:lang w:val="en-US"/>
-        </w:rPr>
-        <w:t xml:space="preserve">do đó </w:t>
-      </w:r>
-      <w:r>
-        <w:rPr>
-          <w:lang w:val="en-US"/>
-        </w:rPr>
-        <w:t>không trùng lặp phần tử, nếu số lượng phần tử của &lt;Dãy Dữ Liệu&gt; không chia hết cho &lt;Số Phần Tử Mỗi Batch&gt; thì Batch cuối cùng sẽ bị Clip</w:t>
-      </w:r>
-    </w:p>
-    <w:p>
-      <w:pPr>
-        <w:pStyle w:val="ListParagraph"/>
-        <w:numPr>
-          <w:ilvl w:val="0"/>
-          <w:numId w:val="2"/>
-        </w:numPr>
-        <w:rPr>
-          <w:lang w:val="en-US"/>
-        </w:rPr>
-      </w:pPr>
-      <w:r>
-        <w:rPr>
-          <w:lang w:val="en-US"/>
-        </w:rPr>
-        <w:t xml:space="preserve">&lt;Batch&gt; </w:t>
-      </w:r>
-      <w:r>
-        <w:rPr>
-          <w:lang w:val="en-US"/>
-        </w:rPr>
-        <w:t>có</w:t>
-      </w:r>
-      <w:r>
-        <w:rPr>
-          <w:lang w:val="en-US"/>
-        </w:rPr>
-        <w:t xml:space="preserve"> kiểu dữ liệu là Tensor</w:t>
-      </w:r>
-    </w:p>
-    <w:p>
-      <w:pPr>
-        <w:pStyle w:val="ListParagraph"/>
-        <w:numPr>
-          <w:ilvl w:val="0"/>
-          <w:numId w:val="2"/>
-        </w:numPr>
-        <w:rPr>
-          <w:lang w:val="en-US"/>
-        </w:rPr>
-      </w:pPr>
-      <w:r>
-        <w:rPr>
-          <w:lang w:val="en-US"/>
-        </w:rPr>
-        <w:t>Đặt “shuffle = True” để xáo trộn lại &lt;Dãy Dữ Liệu&gt; mỗi lần duyệt hết DATA_LOADER trước khi chia Batch, đặt “shuffle = False” nếu muốn chia Batch theo đúng thứ tự</w:t>
-      </w:r>
-    </w:p>
-    <w:p>
-      <w:pPr>
-        <w:pStyle w:val="ListParagraph"/>
-        <w:numPr>
-          <w:ilvl w:val="0"/>
-          <w:numId w:val="5"/>
-        </w:numPr>
-        <w:rPr>
-          <w:lang w:val="en-US"/>
-        </w:rPr>
-      </w:pPr>
-      <w:r>
-        <w:rPr>
-          <w:lang w:val="en-US"/>
-        </w:rPr>
-        <w:t>Tải Datasets Nhìn Hình Đoán Số MNIST?</w:t>
-      </w:r>
-    </w:p>
-    <w:p>
-      <w:pPr>
-        <w:pStyle w:val="ListParagraph"/>
-        <w:numPr>
-          <w:ilvl w:val="0"/>
-          <w:numId w:val="2"/>
-        </w:numPr>
-        <w:rPr>
-          <w:lang w:val="en-US"/>
-        </w:rPr>
-      </w:pPr>
-      <w:r>
-        <w:rPr>
-          <w:lang w:val="en-US"/>
-        </w:rPr>
-        <w:t>Dùng keras</w:t>
-      </w:r>
-      <w:r>
-        <w:rPr>
-          <w:lang w:val="en-US"/>
-        </w:rPr>
-        <w:t xml:space="preserve"> nếu muốn dữ liệu là Numpy Array</w:t>
-      </w:r>
     </w:p>
     <w:p>
       <w:pPr>
@@ -11263,7 +11216,31 @@
         <w:rPr>
           <w:lang w:val="en-US"/>
         </w:rPr>
-        <w:t>from keras.datasets import mnist</w:t>
+        <w:t xml:space="preserve">for </w:t>
+      </w:r>
+      <w:r>
+        <w:rPr>
+          <w:lang w:val="en-US"/>
+        </w:rPr>
+        <w:t xml:space="preserve">&lt;Batch&gt; </w:t>
+      </w:r>
+      <w:r>
+        <w:rPr>
+          <w:lang w:val="en-US"/>
+        </w:rPr>
+        <w:t xml:space="preserve">in </w:t>
+      </w:r>
+      <w:r>
+        <w:rPr>
+          <w:lang w:val="en-US"/>
+        </w:rPr>
+        <w:t>DATA_LOADER</w:t>
+      </w:r>
+      <w:r>
+        <w:rPr>
+          <w:lang w:val="en-US"/>
+        </w:rPr>
+        <w:t>:</w:t>
       </w:r>
     </w:p>
     <w:p>
@@ -11284,7 +11261,200 @@
         <w:rPr>
           <w:lang w:val="en-US"/>
         </w:rPr>
-        <w:t>(x_train, y_train), (x_test, y_test) = mnist.load_data()</w:t>
+        <w:t xml:space="preserve">    &lt;Làm Gì Đó Với Mỗi </w:t>
+      </w:r>
+      <w:r>
+        <w:rPr>
+          <w:lang w:val="en-US"/>
+        </w:rPr>
+        <w:t>Batch</w:t>
+      </w:r>
+      <w:r>
+        <w:rPr>
+          <w:lang w:val="en-US"/>
+        </w:rPr>
+        <w:t>&gt;</w:t>
+      </w:r>
+    </w:p>
+    <w:p>
+      <w:pPr>
+        <w:pStyle w:val="ListParagraph"/>
+        <w:numPr>
+          <w:ilvl w:val="0"/>
+          <w:numId w:val="2"/>
+        </w:numPr>
+        <w:rPr>
+          <w:lang w:val="en-US"/>
+        </w:rPr>
+      </w:pPr>
+      <w:r>
+        <w:rPr>
+          <w:lang w:val="en-US"/>
+        </w:rPr>
+        <w:t xml:space="preserve">&lt;Dãy Dữ Liệu&gt; có thể là List, Tuple, Tensor, … hay bất kể là loại mảng nào, chỉ cần mỗi phần tử trong đó có cùng Shape, cùng </w:t>
+      </w:r>
+      <w:r>
+        <w:rPr>
+          <w:lang w:val="en-US"/>
+        </w:rPr>
+        <w:t>loại</w:t>
+      </w:r>
+      <w:r>
+        <w:rPr>
+          <w:lang w:val="en-US"/>
+        </w:rPr>
+        <w:t xml:space="preserve"> mảng</w:t>
+      </w:r>
+      <w:r>
+        <w:rPr>
+          <w:lang w:val="en-US"/>
+        </w:rPr>
+        <w:t xml:space="preserve"> là Tensor hoặc mảng Numpy</w:t>
+      </w:r>
+      <w:r>
+        <w:rPr>
+          <w:lang w:val="en-US"/>
+        </w:rPr>
+        <w:t xml:space="preserve">, </w:t>
+      </w:r>
+      <w:r>
+        <w:rPr>
+          <w:lang w:val="en-US"/>
+        </w:rPr>
+        <w:t>khác kiểu dữ liệu cũng được</w:t>
+      </w:r>
+    </w:p>
+    <w:p>
+      <w:pPr>
+        <w:pStyle w:val="ListParagraph"/>
+        <w:numPr>
+          <w:ilvl w:val="0"/>
+          <w:numId w:val="2"/>
+        </w:numPr>
+        <w:rPr>
+          <w:lang w:val="en-US"/>
+        </w:rPr>
+      </w:pPr>
+      <w:r>
+        <w:rPr>
+          <w:lang w:val="en-US"/>
+        </w:rPr>
+        <w:lastRenderedPageBreak/>
+        <w:t>DATA_LOADER là &lt;Dãy Dữ Liệu&gt; chia thành các Batch theo thứ tự</w:t>
+      </w:r>
+      <w:r>
+        <w:rPr>
+          <w:lang w:val="en-US"/>
+        </w:rPr>
+        <w:t xml:space="preserve"> từ trái qua phải</w:t>
+      </w:r>
+      <w:r>
+        <w:rPr>
+          <w:lang w:val="en-US"/>
+        </w:rPr>
+        <w:t xml:space="preserve">, </w:t>
+      </w:r>
+      <w:r>
+        <w:rPr>
+          <w:lang w:val="en-US"/>
+        </w:rPr>
+        <w:t xml:space="preserve">do đó </w:t>
+      </w:r>
+      <w:r>
+        <w:rPr>
+          <w:lang w:val="en-US"/>
+        </w:rPr>
+        <w:t>không trùng lặp phần tử, nếu số lượng phần tử của &lt;Dãy Dữ Liệu&gt; không chia hết cho &lt;Số Phần Tử Mỗi Batch&gt; thì Batch cuối cùng sẽ bị Clip</w:t>
+      </w:r>
+    </w:p>
+    <w:p>
+      <w:pPr>
+        <w:pStyle w:val="ListParagraph"/>
+        <w:numPr>
+          <w:ilvl w:val="0"/>
+          <w:numId w:val="2"/>
+        </w:numPr>
+        <w:rPr>
+          <w:lang w:val="en-US"/>
+        </w:rPr>
+      </w:pPr>
+      <w:r>
+        <w:rPr>
+          <w:lang w:val="en-US"/>
+        </w:rPr>
+        <w:t xml:space="preserve">&lt;Batch&gt; </w:t>
+      </w:r>
+      <w:r>
+        <w:rPr>
+          <w:lang w:val="en-US"/>
+        </w:rPr>
+        <w:t>có</w:t>
+      </w:r>
+      <w:r>
+        <w:rPr>
+          <w:lang w:val="en-US"/>
+        </w:rPr>
+        <w:t xml:space="preserve"> kiểu dữ liệu là Tensor</w:t>
+      </w:r>
+    </w:p>
+    <w:p>
+      <w:pPr>
+        <w:pStyle w:val="ListParagraph"/>
+        <w:numPr>
+          <w:ilvl w:val="0"/>
+          <w:numId w:val="2"/>
+        </w:numPr>
+        <w:rPr>
+          <w:lang w:val="en-US"/>
+        </w:rPr>
+      </w:pPr>
+      <w:r>
+        <w:rPr>
+          <w:lang w:val="en-US"/>
+        </w:rPr>
+        <w:t>Đặt “shuffle = True” để xáo trộn lại &lt;Dãy Dữ Liệu&gt; mỗi lần duyệt hết DATA_LOADER trước khi chia Batch, đặt “shuffle = False” nếu muốn chia Batch theo đúng thứ tự</w:t>
+      </w:r>
+    </w:p>
+    <w:p>
+      <w:pPr>
+        <w:pStyle w:val="ListParagraph"/>
+        <w:numPr>
+          <w:ilvl w:val="0"/>
+          <w:numId w:val="5"/>
+        </w:numPr>
+        <w:rPr>
+          <w:lang w:val="en-US"/>
+        </w:rPr>
+      </w:pPr>
+      <w:r>
+        <w:rPr>
+          <w:lang w:val="en-US"/>
+        </w:rPr>
+        <w:t>Tải Datasets Nhìn Hình Đoán Số MNIST?</w:t>
+      </w:r>
+    </w:p>
+    <w:p>
+      <w:pPr>
+        <w:pStyle w:val="ListParagraph"/>
+        <w:numPr>
+          <w:ilvl w:val="0"/>
+          <w:numId w:val="2"/>
+        </w:numPr>
+        <w:rPr>
+          <w:lang w:val="en-US"/>
+        </w:rPr>
+      </w:pPr>
+      <w:r>
+        <w:rPr>
+          <w:lang w:val="en-US"/>
+        </w:rPr>
+        <w:t>Dùng keras</w:t>
+      </w:r>
+      <w:r>
+        <w:rPr>
+          <w:lang w:val="en-US"/>
+        </w:rPr>
+        <w:t xml:space="preserve"> nếu muốn dữ liệu là Numpy Array</w:t>
       </w:r>
     </w:p>
     <w:p>
@@ -11305,158 +11475,7 @@
         <w:rPr>
           <w:lang w:val="en-US"/>
         </w:rPr>
-        <w:t>x_train, x_test = x_train / 256, x_test / 256</w:t>
-      </w:r>
-    </w:p>
-    <w:p>
-      <w:pPr>
-        <w:pStyle w:val="ListParagraph"/>
-        <w:numPr>
-          <w:ilvl w:val="0"/>
-          <w:numId w:val="2"/>
-        </w:numPr>
-        <w:rPr>
-          <w:lang w:val="en-US"/>
-        </w:rPr>
-      </w:pPr>
-      <w:r>
-        <w:rPr>
-          <w:lang w:val="en-US"/>
-        </w:rPr>
-        <w:lastRenderedPageBreak/>
-        <w:t>Vì tốc độ tải là 0 giây nên dữ liệu không được lưu</w:t>
-      </w:r>
-    </w:p>
-    <w:p>
-      <w:pPr>
-        <w:pStyle w:val="ListParagraph"/>
-        <w:numPr>
-          <w:ilvl w:val="0"/>
-          <w:numId w:val="2"/>
-        </w:numPr>
-        <w:rPr>
-          <w:lang w:val="en-US"/>
-        </w:rPr>
-      </w:pPr>
-      <w:r>
-        <w:rPr>
-          <w:lang w:val="en-US"/>
-        </w:rPr>
-        <w:t>x_train, y_train, x_test, y_</w:t>
-      </w:r>
-      <w:r>
-        <w:rPr>
-          <w:lang w:val="en-US"/>
-        </w:rPr>
-        <w:t>t</w:t>
-      </w:r>
-      <w:r>
-        <w:rPr>
-          <w:lang w:val="en-US"/>
-        </w:rPr>
-        <w:t>est đều là Numpy Array</w:t>
-      </w:r>
-    </w:p>
-    <w:p>
-      <w:pPr>
-        <w:pStyle w:val="ListParagraph"/>
-        <w:numPr>
-          <w:ilvl w:val="0"/>
-          <w:numId w:val="2"/>
-        </w:numPr>
-        <w:rPr>
-          <w:lang w:val="en-US"/>
-        </w:rPr>
-      </w:pPr>
-      <w:r>
-        <w:rPr>
-          <w:lang w:val="en-US"/>
-        </w:rPr>
-        <w:t>x_</w:t>
-      </w:r>
-      <w:r>
-        <w:rPr>
-          <w:lang w:val="en-US"/>
-        </w:rPr>
-        <w:t>train có Shape (60000, 28, 28), gồm 60000 nghìn hình, mỗi hình có kích thước 28 * 28</w:t>
-      </w:r>
-      <w:r>
-        <w:rPr>
-          <w:lang w:val="en-US"/>
-        </w:rPr>
-        <w:t>, có giá trị từ 0 đến 1</w:t>
-      </w:r>
-    </w:p>
-    <w:p>
-      <w:pPr>
-        <w:pStyle w:val="ListParagraph"/>
-        <w:numPr>
-          <w:ilvl w:val="0"/>
-          <w:numId w:val="2"/>
-        </w:numPr>
-        <w:rPr>
-          <w:lang w:val="en-US"/>
-        </w:rPr>
-      </w:pPr>
-      <w:r>
-        <w:rPr>
-          <w:lang w:val="en-US"/>
-        </w:rPr>
-        <w:t>y_train có Shape (60000), gồm 60000 nghìn nhãn ứng với 60000 hình, mỗi nhãn có giá trị từ 0 đến 9</w:t>
-      </w:r>
-    </w:p>
-    <w:p>
-      <w:pPr>
-        <w:pStyle w:val="ListParagraph"/>
-        <w:numPr>
-          <w:ilvl w:val="0"/>
-          <w:numId w:val="2"/>
-        </w:numPr>
-        <w:rPr>
-          <w:lang w:val="en-US"/>
-        </w:rPr>
-      </w:pPr>
-      <w:r>
-        <w:rPr>
-          <w:lang w:val="en-US"/>
-        </w:rPr>
-        <w:t>Dữ liệ</w:t>
-      </w:r>
-      <w:r>
-        <w:rPr>
-          <w:lang w:val="en-US"/>
-        </w:rPr>
-        <w:t>u T</w:t>
-      </w:r>
-      <w:r>
-        <w:rPr>
-          <w:lang w:val="en-US"/>
-        </w:rPr>
-        <w:t>est thì có 10000 hình</w:t>
-      </w:r>
-    </w:p>
-    <w:p>
-      <w:pPr>
-        <w:pStyle w:val="ListParagraph"/>
-        <w:numPr>
-          <w:ilvl w:val="0"/>
-          <w:numId w:val="2"/>
-        </w:numPr>
-        <w:rPr>
-          <w:lang w:val="en-US"/>
-        </w:rPr>
-      </w:pPr>
-      <w:r>
-        <w:rPr>
-          <w:lang w:val="en-US"/>
-        </w:rPr>
-        <w:t>Dùng torchvision</w:t>
-      </w:r>
-      <w:r>
-        <w:rPr>
-          <w:lang w:val="en-US"/>
-        </w:rPr>
-        <w:t>, tương đương với keras chỉ khác kiểu dữ liệu là Tensor</w:t>
+        <w:t>from keras.datasets import mnist</w:t>
       </w:r>
     </w:p>
     <w:p>
@@ -11477,7 +11496,7 @@
         <w:rPr>
           <w:lang w:val="en-US"/>
         </w:rPr>
-        <w:t>from torchvision import datasets</w:t>
+        <w:t>(x_train, y_train), (x_test, y_test) = mnist.load_data()</w:t>
       </w:r>
     </w:p>
     <w:p>
@@ -11494,6 +11513,162 @@
           <w:lang w:val="en-US"/>
         </w:rPr>
       </w:pPr>
+      <w:r>
+        <w:rPr>
+          <w:lang w:val="en-US"/>
+        </w:rPr>
+        <w:t>x_train, x_test = x_train / 256, x_test / 256</w:t>
+      </w:r>
+    </w:p>
+    <w:p>
+      <w:pPr>
+        <w:pStyle w:val="ListParagraph"/>
+        <w:numPr>
+          <w:ilvl w:val="0"/>
+          <w:numId w:val="2"/>
+        </w:numPr>
+        <w:rPr>
+          <w:lang w:val="en-US"/>
+        </w:rPr>
+      </w:pPr>
+      <w:r>
+        <w:rPr>
+          <w:lang w:val="en-US"/>
+        </w:rPr>
+        <w:t>Vì tốc độ tải là 0 giây nên dữ liệu không được lưu</w:t>
+      </w:r>
+    </w:p>
+    <w:p>
+      <w:pPr>
+        <w:pStyle w:val="ListParagraph"/>
+        <w:numPr>
+          <w:ilvl w:val="0"/>
+          <w:numId w:val="2"/>
+        </w:numPr>
+        <w:rPr>
+          <w:lang w:val="en-US"/>
+        </w:rPr>
+      </w:pPr>
+      <w:r>
+        <w:rPr>
+          <w:lang w:val="en-US"/>
+        </w:rPr>
+        <w:t>x_train, y_train, x_test, y_</w:t>
+      </w:r>
+      <w:r>
+        <w:rPr>
+          <w:lang w:val="en-US"/>
+        </w:rPr>
+        <w:t>t</w:t>
+      </w:r>
+      <w:r>
+        <w:rPr>
+          <w:lang w:val="en-US"/>
+        </w:rPr>
+        <w:t>est đều là Numpy Array</w:t>
+      </w:r>
+    </w:p>
+    <w:p>
+      <w:pPr>
+        <w:pStyle w:val="ListParagraph"/>
+        <w:numPr>
+          <w:ilvl w:val="0"/>
+          <w:numId w:val="2"/>
+        </w:numPr>
+        <w:rPr>
+          <w:lang w:val="en-US"/>
+        </w:rPr>
+      </w:pPr>
+      <w:r>
+        <w:rPr>
+          <w:lang w:val="en-US"/>
+        </w:rPr>
+        <w:t>x_</w:t>
+      </w:r>
+      <w:r>
+        <w:rPr>
+          <w:lang w:val="en-US"/>
+        </w:rPr>
+        <w:t>train có Shape (60000, 28, 28), gồm 60000 nghìn hình, mỗi hình có kích thước 28 * 28</w:t>
+      </w:r>
+      <w:r>
+        <w:rPr>
+          <w:lang w:val="en-US"/>
+        </w:rPr>
+        <w:t>, có giá trị từ 0 đến 1</w:t>
+      </w:r>
+    </w:p>
+    <w:p>
+      <w:pPr>
+        <w:pStyle w:val="ListParagraph"/>
+        <w:numPr>
+          <w:ilvl w:val="0"/>
+          <w:numId w:val="2"/>
+        </w:numPr>
+        <w:rPr>
+          <w:lang w:val="en-US"/>
+        </w:rPr>
+      </w:pPr>
+      <w:r>
+        <w:rPr>
+          <w:lang w:val="en-US"/>
+        </w:rPr>
+        <w:t>y_train có Shape (60000), gồm 60000 nghìn nhãn ứng với 60000 hình, mỗi nhãn có giá trị từ 0 đến 9</w:t>
+      </w:r>
+    </w:p>
+    <w:p>
+      <w:pPr>
+        <w:pStyle w:val="ListParagraph"/>
+        <w:numPr>
+          <w:ilvl w:val="0"/>
+          <w:numId w:val="2"/>
+        </w:numPr>
+        <w:rPr>
+          <w:lang w:val="en-US"/>
+        </w:rPr>
+      </w:pPr>
+      <w:r>
+        <w:rPr>
+          <w:lang w:val="en-US"/>
+        </w:rPr>
+        <w:t>Dữ liệ</w:t>
+      </w:r>
+      <w:r>
+        <w:rPr>
+          <w:lang w:val="en-US"/>
+        </w:rPr>
+        <w:t>u T</w:t>
+      </w:r>
+      <w:r>
+        <w:rPr>
+          <w:lang w:val="en-US"/>
+        </w:rPr>
+        <w:t>est thì có 10000 hình</w:t>
+      </w:r>
+    </w:p>
+    <w:p>
+      <w:pPr>
+        <w:pStyle w:val="ListParagraph"/>
+        <w:numPr>
+          <w:ilvl w:val="0"/>
+          <w:numId w:val="2"/>
+        </w:numPr>
+        <w:rPr>
+          <w:lang w:val="en-US"/>
+        </w:rPr>
+      </w:pPr>
+      <w:r>
+        <w:rPr>
+          <w:lang w:val="en-US"/>
+        </w:rPr>
+        <w:t>Dùng torchvision</w:t>
+      </w:r>
+      <w:r>
+        <w:rPr>
+          <w:lang w:val="en-US"/>
+        </w:rPr>
+        <w:t>, tương đương với keras chỉ khác kiểu dữ liệu là Tensor</w:t>
+      </w:r>
     </w:p>
     <w:p>
       <w:pPr>
@@ -11513,6 +11688,42 @@
         <w:rPr>
           <w:lang w:val="en-US"/>
         </w:rPr>
+        <w:t>from torchvision import datasets</w:t>
+      </w:r>
+    </w:p>
+    <w:p>
+      <w:pPr>
+        <w:pStyle w:val="ListParagraph"/>
+        <w:pBdr>
+          <w:top w:val="single" w:sz="4" w:space="1" w:color="auto"/>
+          <w:left w:val="single" w:sz="4" w:space="4" w:color="auto"/>
+          <w:bottom w:val="single" w:sz="4" w:space="1" w:color="auto"/>
+          <w:right w:val="single" w:sz="4" w:space="4" w:color="auto"/>
+        </w:pBdr>
+        <w:ind w:left="1080"/>
+        <w:rPr>
+          <w:lang w:val="en-US"/>
+        </w:rPr>
+      </w:pPr>
+    </w:p>
+    <w:p>
+      <w:pPr>
+        <w:pStyle w:val="ListParagraph"/>
+        <w:pBdr>
+          <w:top w:val="single" w:sz="4" w:space="1" w:color="auto"/>
+          <w:left w:val="single" w:sz="4" w:space="4" w:color="auto"/>
+          <w:bottom w:val="single" w:sz="4" w:space="1" w:color="auto"/>
+          <w:right w:val="single" w:sz="4" w:space="4" w:color="auto"/>
+        </w:pBdr>
+        <w:ind w:left="1080"/>
+        <w:rPr>
+          <w:lang w:val="en-US"/>
+        </w:rPr>
+      </w:pPr>
+      <w:r>
+        <w:rPr>
+          <w:lang w:val="en-US"/>
+        </w:rPr>
         <w:t xml:space="preserve">train_dataset = </w:t>
       </w:r>
       <w:r>
@@ -12056,6 +12267,7 @@
         <w:rPr>
           <w:lang w:val="en-US"/>
         </w:rPr>
+        <w:lastRenderedPageBreak/>
         <w:t>Đặt download = False trong trường hợp đã tải rồi để khỏi tải lại, nếu không nó sẽ thông báo lỗi, dùng khi không có Internet</w:t>
       </w:r>
     </w:p>
@@ -12179,7 +12391,6 @@
         <w:rPr>
           <w:lang w:val="en-US"/>
         </w:rPr>
-        <w:lastRenderedPageBreak/>
         <w:tab/>
         <w:t>Tensor.&lt;func_name + ‘_’&gt;</w:t>
       </w:r>
@@ -13104,6 +13315,7 @@
         <w:rPr>
           <w:lang w:val="en-US"/>
         </w:rPr>
+        <w:lastRenderedPageBreak/>
         <w:tab/>
       </w:r>
       <w:r>
@@ -13252,443 +13464,443 @@
         <w:rPr>
           <w:lang w:val="en-US"/>
         </w:rPr>
+        <w:tab/>
+      </w:r>
+      <w:r>
+        <w:rPr>
+          <w:lang w:val="en-US"/>
+        </w:rPr>
+        <w:tab/>
+        <w:t xml:space="preserve">Ex: a = 2, b = 3, </w:t>
+      </w:r>
+    </w:p>
+    <w:p>
+      <w:pPr>
+        <w:ind w:left="720" w:firstLine="720"/>
+        <w:rPr>
+          <w:lang w:val="en-US"/>
+        </w:rPr>
+      </w:pPr>
+      <w:r>
+        <w:rPr>
+          <w:lang w:val="en-US"/>
+        </w:rPr>
+        <w:t xml:space="preserve">      c = a * b, c.retain_grad(), </w:t>
+      </w:r>
+    </w:p>
+    <w:p>
+      <w:pPr>
+        <w:ind w:left="720" w:firstLine="720"/>
+        <w:rPr>
+          <w:lang w:val="en-US"/>
+        </w:rPr>
+      </w:pPr>
+      <w:r>
+        <w:rPr>
+          <w:lang w:val="en-US"/>
+        </w:rPr>
+        <w:t xml:space="preserve">      d = c * a, d.backward()</w:t>
+      </w:r>
+    </w:p>
+    <w:p>
+      <w:pPr>
+        <w:ind w:left="720" w:firstLine="720"/>
+        <w:rPr>
+          <w:lang w:val="en-US"/>
+        </w:rPr>
+      </w:pPr>
+      <w:r>
+        <w:rPr>
+          <w:lang w:val="en-US"/>
+        </w:rPr>
+        <w:t xml:space="preserve">      c.grad = 2</w:t>
+      </w:r>
+    </w:p>
+    <w:p>
+      <w:pPr>
+        <w:rPr>
+          <w:lang w:val="en-US"/>
+        </w:rPr>
+      </w:pPr>
+      <w:r>
+        <w:rPr>
+          <w:lang w:val="en-US"/>
+        </w:rPr>
+        <w:tab/>
+        <w:t>.numpy(): convert sang numpy</w:t>
+      </w:r>
+    </w:p>
+    <w:p>
+      <w:pPr>
+        <w:rPr>
+          <w:lang w:val="en-US"/>
+        </w:rPr>
+      </w:pPr>
+      <w:r>
+        <w:rPr>
+          <w:lang w:val="en-US"/>
+        </w:rPr>
+        <w:tab/>
+        <w:t xml:space="preserve">.unfold(dim,  size, step): </w:t>
+      </w:r>
+      <w:r>
+        <w:rPr>
+          <w:lang w:val="en-US"/>
+        </w:rPr>
+        <w:t>sliding window</w:t>
+      </w:r>
+    </w:p>
+    <w:p>
+      <w:pPr>
+        <w:rPr>
+          <w:lang w:val="en-US"/>
+        </w:rPr>
+      </w:pPr>
+      <w:r>
+        <w:rPr>
+          <w:lang w:val="en-US"/>
+        </w:rPr>
+        <w:tab/>
+      </w:r>
+      <w:r>
+        <w:rPr>
+          <w:lang w:val="en-US"/>
+        </w:rPr>
+        <w:tab/>
+        <w:t>Ex: [1, 2, 3, 4, 5].unfold(0, 3, 1) = [[1, 2, 3]</w:t>
+      </w:r>
+    </w:p>
+    <w:p>
+      <w:pPr>
+        <w:rPr>
+          <w:lang w:val="en-US"/>
+        </w:rPr>
+      </w:pPr>
+      <w:r>
+        <w:rPr>
+          <w:lang w:val="en-US"/>
+        </w:rPr>
+        <w:tab/>
+      </w:r>
+      <w:r>
+        <w:rPr>
+          <w:lang w:val="en-US"/>
+        </w:rPr>
+        <w:tab/>
+      </w:r>
+      <w:r>
+        <w:rPr>
+          <w:lang w:val="en-US"/>
+        </w:rPr>
+        <w:tab/>
+      </w:r>
+      <w:r>
+        <w:rPr>
+          <w:lang w:val="en-US"/>
+        </w:rPr>
+        <w:tab/>
+      </w:r>
+      <w:r>
+        <w:rPr>
+          <w:lang w:val="en-US"/>
+        </w:rPr>
+        <w:tab/>
+      </w:r>
+      <w:r>
+        <w:rPr>
+          <w:lang w:val="en-US"/>
+        </w:rPr>
+        <w:tab/>
+      </w:r>
+      <w:r>
+        <w:rPr>
+          <w:lang w:val="en-US"/>
+        </w:rPr>
+        <w:tab/>
+        <w:t>[2, 3, 4]</w:t>
+      </w:r>
+    </w:p>
+    <w:p>
+      <w:pPr>
+        <w:rPr>
+          <w:lang w:val="en-US"/>
+        </w:rPr>
+      </w:pPr>
+      <w:r>
+        <w:rPr>
+          <w:lang w:val="en-US"/>
+        </w:rPr>
+        <w:tab/>
+      </w:r>
+      <w:r>
+        <w:rPr>
+          <w:lang w:val="en-US"/>
+        </w:rPr>
+        <w:tab/>
+      </w:r>
+      <w:r>
+        <w:rPr>
+          <w:lang w:val="en-US"/>
+        </w:rPr>
+        <w:tab/>
+      </w:r>
+      <w:r>
+        <w:rPr>
+          <w:lang w:val="en-US"/>
+        </w:rPr>
+        <w:tab/>
+      </w:r>
+      <w:r>
+        <w:rPr>
+          <w:lang w:val="en-US"/>
+        </w:rPr>
+        <w:tab/>
+      </w:r>
+      <w:r>
+        <w:rPr>
+          <w:lang w:val="en-US"/>
+        </w:rPr>
+        <w:tab/>
+      </w:r>
+      <w:r>
+        <w:rPr>
+          <w:lang w:val="en-US"/>
+        </w:rPr>
+        <w:tab/>
+        <w:t xml:space="preserve">    [3, 4, 5]]</w:t>
+      </w:r>
+    </w:p>
+    <w:p>
+      <w:pPr>
+        <w:rPr>
+          <w:lang w:val="en-US"/>
+        </w:rPr>
+      </w:pPr>
+      <w:r>
+        <w:rPr>
+          <w:lang w:val="en-US"/>
+        </w:rPr>
+        <w:tab/>
+        <w:t>.share_memory_(): đưa tensor lên host để share giữa các cpu</w:t>
+      </w:r>
+    </w:p>
+    <w:p>
+      <w:pPr>
+        <w:rPr>
+          <w:lang w:val="en-US"/>
+        </w:rPr>
+      </w:pPr>
+      <w:r>
+        <w:rPr>
+          <w:lang w:val="en-US"/>
+        </w:rPr>
+        <w:tab/>
+      </w:r>
+      <w:r>
+        <w:rPr>
+          <w:lang w:val="en-US"/>
+        </w:rPr>
+        <w:tab/>
+        <w:t>Ex: [1, 2, 3].share_memory_()</w:t>
+      </w:r>
+    </w:p>
+    <w:p>
+      <w:pPr>
+        <w:rPr>
+          <w:lang w:val="en-US"/>
+        </w:rPr>
+      </w:pPr>
+      <w:r>
+        <w:rPr>
+          <w:lang w:val="en-US"/>
+        </w:rPr>
+        <w:t>Torch</w:t>
+      </w:r>
+    </w:p>
+    <w:p>
+      <w:pPr>
+        <w:rPr>
+          <w:lang w:val="en-US"/>
+        </w:rPr>
+      </w:pPr>
+      <w:r>
+        <w:rPr>
+          <w:lang w:val="en-US"/>
+        </w:rPr>
+        <w:tab/>
+        <w:t xml:space="preserve">.tril_indices(m, n, offset): trả về tensor </w:t>
+      </w:r>
+      <w:r>
+        <w:rPr>
+          <w:lang w:val="en-US"/>
+        </w:rPr>
+        <w:t xml:space="preserve">có dim = </w:t>
+      </w:r>
+      <w:r>
+        <w:rPr>
+          <w:lang w:val="en-US"/>
+        </w:rPr>
+        <w:t xml:space="preserve">2 * số entry trong lower triangular </w:t>
+      </w:r>
+    </w:p>
+    <w:p>
+      <w:pPr>
+        <w:ind w:left="2160" w:firstLine="720"/>
+        <w:rPr>
+          <w:lang w:val="en-US"/>
+        </w:rPr>
+      </w:pPr>
+      <w:r>
+        <w:rPr>
+          <w:lang w:val="en-US"/>
+        </w:rPr>
+        <w:t xml:space="preserve">     matrix theo đường chéo được dịch chuyển lên offset</w:t>
+      </w:r>
+      <w:r>
+        <w:rPr>
+          <w:lang w:val="en-US"/>
+        </w:rPr>
+        <w:t>,</w:t>
+      </w:r>
+    </w:p>
+    <w:p>
+      <w:pPr>
+        <w:ind w:left="2160" w:firstLine="720"/>
+        <w:rPr>
+          <w:lang w:val="en-US"/>
+        </w:rPr>
+      </w:pPr>
+      <w:r>
+        <w:rPr>
+          <w:lang w:val="en-US"/>
+        </w:rPr>
+        <w:t xml:space="preserve">      </w:t>
+      </w:r>
+      <w:r>
+        <w:rPr>
+          <w:lang w:val="en-US"/>
+        </w:rPr>
+        <w:t>row 1 là tọa độ row, row 2 là tọa độ cột</w:t>
+      </w:r>
+    </w:p>
+    <w:p>
+      <w:pPr>
+        <w:rPr>
+          <w:lang w:val="en-US"/>
+        </w:rPr>
+      </w:pPr>
+      <w:r>
+        <w:rPr>
+          <w:lang w:val="en-US"/>
+        </w:rPr>
+        <w:tab/>
+      </w:r>
+      <w:r>
+        <w:rPr>
+          <w:lang w:val="en-US"/>
+        </w:rPr>
+        <w:tab/>
+        <w:t>Ex: torch.tril_indices(3, 3) = [0, 1, 1, 2, 2, 2] =&gt; [0, 0], [1, 0], [1, 1], [2, 0],…</w:t>
+      </w:r>
+    </w:p>
+    <w:p>
+      <w:pPr>
+        <w:rPr>
+          <w:lang w:val="en-US"/>
+        </w:rPr>
+      </w:pPr>
+      <w:r>
+        <w:rPr>
+          <w:lang w:val="en-US"/>
+        </w:rPr>
+        <w:tab/>
+      </w:r>
+      <w:r>
+        <w:rPr>
+          <w:lang w:val="en-US"/>
+        </w:rPr>
+        <w:tab/>
+      </w:r>
+      <w:r>
+        <w:rPr>
+          <w:lang w:val="en-US"/>
+        </w:rPr>
+        <w:tab/>
+      </w:r>
+      <w:r>
+        <w:rPr>
+          <w:lang w:val="en-US"/>
+        </w:rPr>
+        <w:tab/>
+      </w:r>
+      <w:r>
+        <w:rPr>
+          <w:lang w:val="en-US"/>
+        </w:rPr>
+        <w:tab/>
+        <w:t xml:space="preserve">         [0, 0, 1, 0, 1, 2]</w:t>
+      </w:r>
+    </w:p>
+    <w:p>
+      <w:pPr>
+        <w:rPr>
+          <w:lang w:val="en-US"/>
+        </w:rPr>
+      </w:pPr>
+      <w:r>
+        <w:rPr>
+          <w:lang w:val="en-US"/>
+        </w:rPr>
+        <w:tab/>
+        <w:t>.stack(inputs_tuple, dim): stack các tensor lên nhau theo dim mới</w:t>
+      </w:r>
+    </w:p>
+    <w:p>
+      <w:pPr>
+        <w:rPr>
+          <w:lang w:val="en-US"/>
+        </w:rPr>
+      </w:pPr>
+      <w:r>
+        <w:rPr>
+          <w:lang w:val="en-US"/>
+        </w:rPr>
+        <w:tab/>
+      </w:r>
+      <w:r>
+        <w:rPr>
+          <w:lang w:val="en-US"/>
+        </w:rPr>
+        <w:tab/>
+        <w:t>Ex: torch.stack(([1, 2, 3], [4, 5, 6])) = [[1, 2, 3]</w:t>
+      </w:r>
+    </w:p>
+    <w:p>
+      <w:pPr>
+        <w:ind w:left="4320" w:firstLine="720"/>
+        <w:rPr>
+          <w:lang w:val="en-US"/>
+        </w:rPr>
+      </w:pPr>
+      <w:r>
+        <w:rPr>
+          <w:lang w:val="en-US"/>
+        </w:rPr>
+        <w:t>[4, 5, 6]]</w:t>
+      </w:r>
+    </w:p>
+    <w:p>
+      <w:pPr>
+        <w:rPr>
+          <w:lang w:val="en-US"/>
+        </w:rPr>
+      </w:pPr>
+      <w:r>
+        <w:rPr>
+          <w:lang w:val="en-US"/>
+        </w:rPr>
         <w:lastRenderedPageBreak/>
         <w:tab/>
-      </w:r>
-      <w:r>
-        <w:rPr>
-          <w:lang w:val="en-US"/>
-        </w:rPr>
-        <w:tab/>
-        <w:t xml:space="preserve">Ex: a = 2, b = 3, </w:t>
-      </w:r>
-    </w:p>
-    <w:p>
-      <w:pPr>
-        <w:ind w:left="720" w:firstLine="720"/>
-        <w:rPr>
-          <w:lang w:val="en-US"/>
-        </w:rPr>
-      </w:pPr>
-      <w:r>
-        <w:rPr>
-          <w:lang w:val="en-US"/>
-        </w:rPr>
-        <w:t xml:space="preserve">      c = a * b, c.retain_grad(), </w:t>
-      </w:r>
-    </w:p>
-    <w:p>
-      <w:pPr>
-        <w:ind w:left="720" w:firstLine="720"/>
-        <w:rPr>
-          <w:lang w:val="en-US"/>
-        </w:rPr>
-      </w:pPr>
-      <w:r>
-        <w:rPr>
-          <w:lang w:val="en-US"/>
-        </w:rPr>
-        <w:t xml:space="preserve">      d = c * a, d.backward()</w:t>
-      </w:r>
-    </w:p>
-    <w:p>
-      <w:pPr>
-        <w:ind w:left="720" w:firstLine="720"/>
-        <w:rPr>
-          <w:lang w:val="en-US"/>
-        </w:rPr>
-      </w:pPr>
-      <w:r>
-        <w:rPr>
-          <w:lang w:val="en-US"/>
-        </w:rPr>
-        <w:t xml:space="preserve">      c.grad = 2</w:t>
-      </w:r>
-    </w:p>
-    <w:p>
-      <w:pPr>
-        <w:rPr>
-          <w:lang w:val="en-US"/>
-        </w:rPr>
-      </w:pPr>
-      <w:r>
-        <w:rPr>
-          <w:lang w:val="en-US"/>
-        </w:rPr>
-        <w:tab/>
-        <w:t>.numpy(): convert sang numpy</w:t>
-      </w:r>
-    </w:p>
-    <w:p>
-      <w:pPr>
-        <w:rPr>
-          <w:lang w:val="en-US"/>
-        </w:rPr>
-      </w:pPr>
-      <w:r>
-        <w:rPr>
-          <w:lang w:val="en-US"/>
-        </w:rPr>
-        <w:tab/>
-        <w:t xml:space="preserve">.unfold(dim,  size, step): </w:t>
-      </w:r>
-      <w:r>
-        <w:rPr>
-          <w:lang w:val="en-US"/>
-        </w:rPr>
-        <w:t>sliding window</w:t>
-      </w:r>
-    </w:p>
-    <w:p>
-      <w:pPr>
-        <w:rPr>
-          <w:lang w:val="en-US"/>
-        </w:rPr>
-      </w:pPr>
-      <w:r>
-        <w:rPr>
-          <w:lang w:val="en-US"/>
-        </w:rPr>
-        <w:tab/>
-      </w:r>
-      <w:r>
-        <w:rPr>
-          <w:lang w:val="en-US"/>
-        </w:rPr>
-        <w:tab/>
-        <w:t>Ex: [1, 2, 3, 4, 5].unfold(0, 3, 1) = [[1, 2, 3]</w:t>
-      </w:r>
-    </w:p>
-    <w:p>
-      <w:pPr>
-        <w:rPr>
-          <w:lang w:val="en-US"/>
-        </w:rPr>
-      </w:pPr>
-      <w:r>
-        <w:rPr>
-          <w:lang w:val="en-US"/>
-        </w:rPr>
-        <w:tab/>
-      </w:r>
-      <w:r>
-        <w:rPr>
-          <w:lang w:val="en-US"/>
-        </w:rPr>
-        <w:tab/>
-      </w:r>
-      <w:r>
-        <w:rPr>
-          <w:lang w:val="en-US"/>
-        </w:rPr>
-        <w:tab/>
-      </w:r>
-      <w:r>
-        <w:rPr>
-          <w:lang w:val="en-US"/>
-        </w:rPr>
-        <w:tab/>
-      </w:r>
-      <w:r>
-        <w:rPr>
-          <w:lang w:val="en-US"/>
-        </w:rPr>
-        <w:tab/>
-      </w:r>
-      <w:r>
-        <w:rPr>
-          <w:lang w:val="en-US"/>
-        </w:rPr>
-        <w:tab/>
-      </w:r>
-      <w:r>
-        <w:rPr>
-          <w:lang w:val="en-US"/>
-        </w:rPr>
-        <w:tab/>
-        <w:t>[2, 3, 4]</w:t>
-      </w:r>
-    </w:p>
-    <w:p>
-      <w:pPr>
-        <w:rPr>
-          <w:lang w:val="en-US"/>
-        </w:rPr>
-      </w:pPr>
-      <w:r>
-        <w:rPr>
-          <w:lang w:val="en-US"/>
-        </w:rPr>
-        <w:tab/>
-      </w:r>
-      <w:r>
-        <w:rPr>
-          <w:lang w:val="en-US"/>
-        </w:rPr>
-        <w:tab/>
-      </w:r>
-      <w:r>
-        <w:rPr>
-          <w:lang w:val="en-US"/>
-        </w:rPr>
-        <w:tab/>
-      </w:r>
-      <w:r>
-        <w:rPr>
-          <w:lang w:val="en-US"/>
-        </w:rPr>
-        <w:tab/>
-      </w:r>
-      <w:r>
-        <w:rPr>
-          <w:lang w:val="en-US"/>
-        </w:rPr>
-        <w:tab/>
-      </w:r>
-      <w:r>
-        <w:rPr>
-          <w:lang w:val="en-US"/>
-        </w:rPr>
-        <w:tab/>
-      </w:r>
-      <w:r>
-        <w:rPr>
-          <w:lang w:val="en-US"/>
-        </w:rPr>
-        <w:tab/>
-        <w:t xml:space="preserve">    [3, 4, 5]]</w:t>
-      </w:r>
-    </w:p>
-    <w:p>
-      <w:pPr>
-        <w:rPr>
-          <w:lang w:val="en-US"/>
-        </w:rPr>
-      </w:pPr>
-      <w:r>
-        <w:rPr>
-          <w:lang w:val="en-US"/>
-        </w:rPr>
-        <w:tab/>
-        <w:t>.share_memory_(): đưa tensor lên host để share giữa các cpu</w:t>
-      </w:r>
-    </w:p>
-    <w:p>
-      <w:pPr>
-        <w:rPr>
-          <w:lang w:val="en-US"/>
-        </w:rPr>
-      </w:pPr>
-      <w:r>
-        <w:rPr>
-          <w:lang w:val="en-US"/>
-        </w:rPr>
-        <w:tab/>
-      </w:r>
-      <w:r>
-        <w:rPr>
-          <w:lang w:val="en-US"/>
-        </w:rPr>
-        <w:tab/>
-        <w:t>Ex: [1, 2, 3].share_memory_()</w:t>
-      </w:r>
-    </w:p>
-    <w:p>
-      <w:pPr>
-        <w:rPr>
-          <w:lang w:val="en-US"/>
-        </w:rPr>
-      </w:pPr>
-      <w:r>
-        <w:rPr>
-          <w:lang w:val="en-US"/>
-        </w:rPr>
-        <w:t>Torch</w:t>
-      </w:r>
-    </w:p>
-    <w:p>
-      <w:pPr>
-        <w:rPr>
-          <w:lang w:val="en-US"/>
-        </w:rPr>
-      </w:pPr>
-      <w:r>
-        <w:rPr>
-          <w:lang w:val="en-US"/>
-        </w:rPr>
-        <w:tab/>
-        <w:t xml:space="preserve">.tril_indices(m, n, offset): trả về tensor </w:t>
-      </w:r>
-      <w:r>
-        <w:rPr>
-          <w:lang w:val="en-US"/>
-        </w:rPr>
-        <w:t xml:space="preserve">có dim = </w:t>
-      </w:r>
-      <w:r>
-        <w:rPr>
-          <w:lang w:val="en-US"/>
-        </w:rPr>
-        <w:t xml:space="preserve">2 * số entry trong lower triangular </w:t>
-      </w:r>
-    </w:p>
-    <w:p>
-      <w:pPr>
-        <w:ind w:left="2160" w:firstLine="720"/>
-        <w:rPr>
-          <w:lang w:val="en-US"/>
-        </w:rPr>
-      </w:pPr>
-      <w:r>
-        <w:rPr>
-          <w:lang w:val="en-US"/>
-        </w:rPr>
-        <w:t xml:space="preserve">     matrix theo đường chéo được dịch chuyển lên offset</w:t>
-      </w:r>
-      <w:r>
-        <w:rPr>
-          <w:lang w:val="en-US"/>
-        </w:rPr>
-        <w:t>,</w:t>
-      </w:r>
-    </w:p>
-    <w:p>
-      <w:pPr>
-        <w:ind w:left="2160" w:firstLine="720"/>
-        <w:rPr>
-          <w:lang w:val="en-US"/>
-        </w:rPr>
-      </w:pPr>
-      <w:r>
-        <w:rPr>
-          <w:lang w:val="en-US"/>
-        </w:rPr>
-        <w:t xml:space="preserve">      </w:t>
-      </w:r>
-      <w:r>
-        <w:rPr>
-          <w:lang w:val="en-US"/>
-        </w:rPr>
-        <w:t>row 1 là tọa độ row, row 2 là tọa độ cột</w:t>
-      </w:r>
-    </w:p>
-    <w:p>
-      <w:pPr>
-        <w:rPr>
-          <w:lang w:val="en-US"/>
-        </w:rPr>
-      </w:pPr>
-      <w:r>
-        <w:rPr>
-          <w:lang w:val="en-US"/>
-        </w:rPr>
-        <w:tab/>
-      </w:r>
-      <w:r>
-        <w:rPr>
-          <w:lang w:val="en-US"/>
-        </w:rPr>
-        <w:tab/>
-        <w:t>Ex: torch.tril_indices(3, 3) = [0, 1, 1, 2, 2, 2] =&gt; [0, 0], [1, 0], [1, 1], [2, 0],…</w:t>
-      </w:r>
-    </w:p>
-    <w:p>
-      <w:pPr>
-        <w:rPr>
-          <w:lang w:val="en-US"/>
-        </w:rPr>
-      </w:pPr>
-      <w:r>
-        <w:rPr>
-          <w:lang w:val="en-US"/>
-        </w:rPr>
-        <w:tab/>
-      </w:r>
-      <w:r>
-        <w:rPr>
-          <w:lang w:val="en-US"/>
-        </w:rPr>
-        <w:tab/>
-      </w:r>
-      <w:r>
-        <w:rPr>
-          <w:lang w:val="en-US"/>
-        </w:rPr>
-        <w:tab/>
-      </w:r>
-      <w:r>
-        <w:rPr>
-          <w:lang w:val="en-US"/>
-        </w:rPr>
-        <w:tab/>
-      </w:r>
-      <w:r>
-        <w:rPr>
-          <w:lang w:val="en-US"/>
-        </w:rPr>
-        <w:tab/>
-        <w:t xml:space="preserve">         [0, 0, 1, 0, 1, 2]</w:t>
-      </w:r>
-    </w:p>
-    <w:p>
-      <w:pPr>
-        <w:rPr>
-          <w:lang w:val="en-US"/>
-        </w:rPr>
-      </w:pPr>
-      <w:r>
-        <w:rPr>
-          <w:lang w:val="en-US"/>
-        </w:rPr>
-        <w:tab/>
-        <w:t>.stack(inputs_tuple, dim): stack các tensor lên nhau theo dim mới</w:t>
-      </w:r>
-    </w:p>
-    <w:p>
-      <w:pPr>
-        <w:rPr>
-          <w:lang w:val="en-US"/>
-        </w:rPr>
-      </w:pPr>
-      <w:r>
-        <w:rPr>
-          <w:lang w:val="en-US"/>
-        </w:rPr>
-        <w:tab/>
-      </w:r>
-      <w:r>
-        <w:rPr>
-          <w:lang w:val="en-US"/>
-        </w:rPr>
-        <w:tab/>
-        <w:t>Ex: torch.stack(([1, 2, 3], [4, 5, 6])) = [[1, 2, 3]</w:t>
-      </w:r>
-    </w:p>
-    <w:p>
-      <w:pPr>
-        <w:ind w:left="4320" w:firstLine="720"/>
-        <w:rPr>
-          <w:lang w:val="en-US"/>
-        </w:rPr>
-      </w:pPr>
-      <w:r>
-        <w:rPr>
-          <w:lang w:val="en-US"/>
-        </w:rPr>
-        <w:t>[4, 5, 6]]</w:t>
-      </w:r>
-    </w:p>
-    <w:p>
-      <w:pPr>
-        <w:rPr>
-          <w:lang w:val="en-US"/>
-        </w:rPr>
-      </w:pPr>
-      <w:r>
-        <w:rPr>
-          <w:lang w:val="en-US"/>
-        </w:rPr>
-        <w:tab/>
         <w:t>.inverse(tensor): trả về invert matrix</w:t>
       </w:r>
     </w:p>
@@ -13815,7 +14027,6 @@
         <w:rPr>
           <w:lang w:val="en-US"/>
         </w:rPr>
-        <w:lastRenderedPageBreak/>
         <w:tab/>
         <w:t>.randperm(n): hoán vị ngẫu nhiên từ 0 đến n – 1</w:t>
       </w:r>
@@ -14239,6 +14450,7 @@
         <w:rPr>
           <w:lang w:val="en-US"/>
         </w:rPr>
+        <w:lastRenderedPageBreak/>
         <w:t>Autograd</w:t>
       </w:r>
     </w:p>
@@ -14363,7 +14575,6 @@
         <w:rPr>
           <w:lang w:val="en-US"/>
         </w:rPr>
-        <w:lastRenderedPageBreak/>
         <w:tab/>
       </w:r>
       <w:r>

--- a/torch.docx
+++ b/torch.docx
@@ -2542,62 +2542,31 @@
         <w:rPr>
           <w:lang w:val="en-US"/>
         </w:rPr>
-        <w:t>&lt;Tensor Ghép&gt; = torch.cat((&lt;Tensor 1&gt;,&lt;Tensor 2&gt;), dim = &lt;Chiều Ghép&gt;)</w:t>
-      </w:r>
-    </w:p>
-    <w:p>
-      <w:pPr>
-        <w:pStyle w:val="ListParagraph"/>
-        <w:numPr>
-          <w:ilvl w:val="0"/>
-          <w:numId w:val="2"/>
-        </w:numPr>
-        <w:rPr>
-          <w:lang w:val="en-US"/>
-        </w:rPr>
-      </w:pPr>
-      <w:r>
-        <w:rPr>
-          <w:lang w:val="en-US"/>
-        </w:rPr>
-        <w:t>&lt;Tensor 1&gt; ghép với &lt;Tensor 2&gt; theo &lt;Chiều Ghép&gt; ra &lt;Tensor Ghép&gt;</w:t>
-      </w:r>
-    </w:p>
-    <w:p>
-      <w:pPr>
-        <w:pStyle w:val="ListParagraph"/>
-        <w:numPr>
-          <w:ilvl w:val="0"/>
-          <w:numId w:val="2"/>
-        </w:numPr>
-        <w:rPr>
-          <w:lang w:val="en-US"/>
-        </w:rPr>
-      </w:pPr>
-      <w:r>
-        <w:rPr>
-          <w:lang w:val="en-US"/>
-        </w:rPr>
-        <w:lastRenderedPageBreak/>
+        <w:t>&lt;Tensor Ghép&gt; = torch.cat((&lt;Tensor 1&gt;,&lt;Tensor 2&gt;), dim = &lt;Chiề</w:t>
+      </w:r>
+      <w:r>
+        <w:rPr>
+          <w:lang w:val="en-US"/>
+        </w:rPr>
+        <w:t>u Ghép&gt;)</w:t>
+      </w:r>
+    </w:p>
+    <w:p>
+      <w:pPr>
+        <w:pStyle w:val="ListParagraph"/>
+        <w:numPr>
+          <w:ilvl w:val="0"/>
+          <w:numId w:val="2"/>
+        </w:numPr>
+        <w:rPr>
+          <w:lang w:val="en-US"/>
+        </w:rPr>
+      </w:pPr>
+      <w:r>
+        <w:rPr>
+          <w:lang w:val="en-US"/>
+        </w:rPr>
         <w:t>Ví dụ</w:t>
-      </w:r>
-    </w:p>
-    <w:p>
-      <w:pPr>
-        <w:pStyle w:val="ListParagraph"/>
-        <w:numPr>
-          <w:ilvl w:val="0"/>
-          <w:numId w:val="2"/>
-        </w:numPr>
-        <w:rPr>
-          <w:lang w:val="en-US"/>
-        </w:rPr>
-      </w:pPr>
-      <w:r>
-        <w:rPr>
-          <w:lang w:val="en-US"/>
-        </w:rPr>
-        <w:t>“x” có Shape là (3, 4, 5), “y” có shape (3, 8, 5)</w:t>
       </w:r>
     </w:p>
     <w:p>
@@ -2618,6 +2587,7 @@
         <w:rPr>
           <w:lang w:val="en-US"/>
         </w:rPr>
+        <w:lastRenderedPageBreak/>
         <w:t>z = torch.cat((x, y), dim = 1)</w:t>
       </w:r>
     </w:p>
@@ -2636,13 +2606,207 @@
         <w:rPr>
           <w:lang w:val="en-US"/>
         </w:rPr>
-        <w:t xml:space="preserve">“z” có shape là </w:t>
-      </w:r>
-      <w:r>
-        <w:rPr>
-          <w:lang w:val="en-US"/>
-        </w:rPr>
-        <w:t>(3, 12, 5)</w:t>
+        <w:t>Ta có</w:t>
+      </w:r>
+    </w:p>
+    <w:tbl>
+      <w:tblPr>
+        <w:tblStyle w:val="TableGrid"/>
+        <w:tblW w:w="0" w:type="auto"/>
+        <w:tblInd w:w="1080" w:type="dxa"/>
+        <w:tblLook w:val="04A0" w:firstRow="1" w:lastRow="0" w:firstColumn="1" w:lastColumn="0" w:noHBand="0" w:noVBand="1"/>
+      </w:tblPr>
+      <w:tblGrid>
+        <w:gridCol w:w="4046"/>
+        <w:gridCol w:w="4116"/>
+      </w:tblGrid>
+      <w:tr>
+        <w:tc>
+          <w:tcPr>
+            <w:tcW w:w="4621" w:type="dxa"/>
+          </w:tcPr>
+          <w:p>
+            <w:pPr>
+              <w:pStyle w:val="ListParagraph"/>
+              <w:ind w:left="0"/>
+              <w:jc w:val="center"/>
+              <w:rPr>
+                <w:lang w:val="en-US"/>
+              </w:rPr>
+            </w:pPr>
+          </w:p>
+        </w:tc>
+        <w:tc>
+          <w:tcPr>
+            <w:tcW w:w="4621" w:type="dxa"/>
+          </w:tcPr>
+          <w:p>
+            <w:pPr>
+              <w:pStyle w:val="ListParagraph"/>
+              <w:ind w:left="0"/>
+              <w:jc w:val="center"/>
+              <w:rPr>
+                <w:lang w:val="en-US"/>
+              </w:rPr>
+            </w:pPr>
+            <w:r>
+              <w:rPr>
+                <w:lang w:val="en-US"/>
+              </w:rPr>
+              <w:t>Shape</w:t>
+            </w:r>
+          </w:p>
+        </w:tc>
+      </w:tr>
+      <w:tr>
+        <w:tc>
+          <w:tcPr>
+            <w:tcW w:w="4621" w:type="dxa"/>
+          </w:tcPr>
+          <w:p>
+            <w:pPr>
+              <w:pStyle w:val="ListParagraph"/>
+              <w:ind w:left="0"/>
+              <w:jc w:val="center"/>
+              <w:rPr>
+                <w:lang w:val="en-US"/>
+              </w:rPr>
+            </w:pPr>
+            <w:r>
+              <w:rPr>
+                <w:lang w:val="en-US"/>
+              </w:rPr>
+              <w:t>x</w:t>
+            </w:r>
+          </w:p>
+        </w:tc>
+        <w:tc>
+          <w:tcPr>
+            <w:tcW w:w="4621" w:type="dxa"/>
+          </w:tcPr>
+          <w:p>
+            <w:pPr>
+              <w:pStyle w:val="ListParagraph"/>
+              <w:ind w:left="0"/>
+              <w:jc w:val="center"/>
+              <w:rPr>
+                <w:lang w:val="en-US"/>
+              </w:rPr>
+            </w:pPr>
+            <w:r>
+              <w:rPr>
+                <w:lang w:val="en-US"/>
+              </w:rPr>
+              <w:t>(3, 4, 5)</w:t>
+            </w:r>
+          </w:p>
+        </w:tc>
+      </w:tr>
+      <w:tr>
+        <w:tc>
+          <w:tcPr>
+            <w:tcW w:w="4621" w:type="dxa"/>
+          </w:tcPr>
+          <w:p>
+            <w:pPr>
+              <w:pStyle w:val="ListParagraph"/>
+              <w:ind w:left="0"/>
+              <w:jc w:val="center"/>
+              <w:rPr>
+                <w:lang w:val="en-US"/>
+              </w:rPr>
+            </w:pPr>
+            <w:r>
+              <w:rPr>
+                <w:lang w:val="en-US"/>
+              </w:rPr>
+              <w:t>y</w:t>
+            </w:r>
+          </w:p>
+        </w:tc>
+        <w:tc>
+          <w:tcPr>
+            <w:tcW w:w="4621" w:type="dxa"/>
+          </w:tcPr>
+          <w:p>
+            <w:pPr>
+              <w:pStyle w:val="ListParagraph"/>
+              <w:ind w:left="0"/>
+              <w:jc w:val="center"/>
+              <w:rPr>
+                <w:lang w:val="en-US"/>
+              </w:rPr>
+            </w:pPr>
+            <w:r>
+              <w:rPr>
+                <w:lang w:val="en-US"/>
+              </w:rPr>
+              <w:t>(3, 8, 5)</w:t>
+            </w:r>
+          </w:p>
+        </w:tc>
+      </w:tr>
+      <w:tr>
+        <w:tc>
+          <w:tcPr>
+            <w:tcW w:w="4621" w:type="dxa"/>
+          </w:tcPr>
+          <w:p>
+            <w:pPr>
+              <w:pStyle w:val="ListParagraph"/>
+              <w:ind w:left="0"/>
+              <w:jc w:val="center"/>
+              <w:rPr>
+                <w:lang w:val="en-US"/>
+              </w:rPr>
+            </w:pPr>
+            <w:r>
+              <w:rPr>
+                <w:lang w:val="en-US"/>
+              </w:rPr>
+              <w:t>z</w:t>
+            </w:r>
+          </w:p>
+        </w:tc>
+        <w:tc>
+          <w:tcPr>
+            <w:tcW w:w="4621" w:type="dxa"/>
+          </w:tcPr>
+          <w:p>
+            <w:pPr>
+              <w:pStyle w:val="ListParagraph"/>
+              <w:ind w:left="0"/>
+              <w:jc w:val="center"/>
+              <w:rPr>
+                <w:lang w:val="en-US"/>
+              </w:rPr>
+            </w:pPr>
+            <w:r>
+              <w:rPr>
+                <w:lang w:val="en-US"/>
+              </w:rPr>
+              <w:t>(3, 12, 5)</w:t>
+            </w:r>
+          </w:p>
+        </w:tc>
+      </w:tr>
+    </w:tbl>
+    <w:p>
+      <w:pPr>
+        <w:pStyle w:val="ListParagraph"/>
+        <w:numPr>
+          <w:ilvl w:val="0"/>
+          <w:numId w:val="2"/>
+        </w:numPr>
+        <w:rPr>
+          <w:lang w:val="en-US"/>
+        </w:rPr>
+      </w:pPr>
+      <w:r>
+        <w:rPr>
+          <w:lang w:val="en-US"/>
+        </w:rPr>
+        <w:t>Không chỉ 2 mà ta còn có thể ghép 1 đống Tensor miễn sao khít</w:t>
       </w:r>
     </w:p>
     <w:p>
@@ -3279,6 +3443,7 @@
         <w:rPr>
           <w:lang w:val="en-US"/>
         </w:rPr>
+        <w:lastRenderedPageBreak/>
         <w:t xml:space="preserve">Khi này, tất cả các Leaf của &lt;Tensor&gt; sẽ nhận được Gradient, đồng thời trong phần sơ đồ tính toán với &lt;Tensor&gt; làm gốc, tất cả các tham chiếu </w:t>
       </w:r>
       <w:r>
@@ -3309,7 +3474,6 @@
         <w:rPr>
           <w:lang w:val="en-US"/>
         </w:rPr>
-        <w:lastRenderedPageBreak/>
         <w:t>Để giữ lại toàn bộ tham chiếu, viết</w:t>
       </w:r>
     </w:p>
@@ -4135,6 +4299,7 @@
         <w:rPr>
           <w:lang w:val="en-US"/>
         </w:rPr>
+        <w:lastRenderedPageBreak/>
         <w:t>Cách Import?</w:t>
       </w:r>
     </w:p>
@@ -4195,7 +4360,6 @@
         <w:rPr>
           <w:lang w:val="en-US"/>
         </w:rPr>
-        <w:lastRenderedPageBreak/>
         <w:t>torch.int32</w:t>
       </w:r>
     </w:p>
@@ -4922,6 +5086,7 @@
         <w:rPr>
           <w:lang w:val="en-US"/>
         </w:rPr>
+        <w:lastRenderedPageBreak/>
         <w:t>&lt;Tensor Chỉ Chứa Dữ Liệu Copy&gt; =</w:t>
       </w:r>
       <w:r>
@@ -5006,7 +5171,6 @@
         <w:rPr>
           <w:lang w:val="en-US"/>
         </w:rPr>
-        <w:lastRenderedPageBreak/>
         <w:t>Đảm bảo chiều cao xấp ảnh = 3, tấm trên cùng là đỏ, tấm giữa là xanh lá, tấm dưới là xanh dương, cầm chặt tấm ảnh lên rồi đặt lại góc tường sao cho mặt ảnh áp vào tường</w:t>
       </w:r>
     </w:p>
@@ -5790,6 +5954,7 @@
         <w:rPr>
           <w:lang w:val="en-US"/>
         </w:rPr>
+        <w:lastRenderedPageBreak/>
         <w:t>y</w:t>
       </w:r>
       <w:r>
@@ -5838,7 +6003,6 @@
         <w:rPr>
           <w:lang w:val="en-US"/>
         </w:rPr>
-        <w:lastRenderedPageBreak/>
         <w:t xml:space="preserve">Giả sử bạn muốn gộp xấp ảnh theo kiểu mỗi tấm ảnh sẽ gộp tổng lại tất cả giá trị của nó thành 1 giá trị duy nhất, nói cách khác, </w:t>
       </w:r>
       <w:r>
@@ -6268,19 +6432,109 @@
         <w:rPr>
           <w:lang w:val="en-US"/>
         </w:rPr>
-        <w:t xml:space="preserve">Trả Về Giá Trị Từ </w:t>
-      </w:r>
-      <w:r>
-        <w:rPr>
-          <w:lang w:val="en-US"/>
-        </w:rPr>
-        <w:t>Tensor Chỉ Chứa 1 Giá Trị, Bao Nhiều Chiều Cũng Được</w:t>
-      </w:r>
-      <w:r>
-        <w:rPr>
-          <w:lang w:val="en-US"/>
-        </w:rPr>
-        <w:t>?</w:t>
+        <w:t>Singleton Dimension?</w:t>
+      </w:r>
+    </w:p>
+    <w:p>
+      <w:pPr>
+        <w:pStyle w:val="ListParagraph"/>
+        <w:numPr>
+          <w:ilvl w:val="0"/>
+          <w:numId w:val="2"/>
+        </w:numPr>
+        <w:rPr>
+          <w:lang w:val="en-US"/>
+        </w:rPr>
+      </w:pPr>
+      <w:r>
+        <w:rPr>
+          <w:lang w:val="en-US"/>
+        </w:rPr>
+        <w:t>Là chiều có kích thước = 1</w:t>
+      </w:r>
+    </w:p>
+    <w:p>
+      <w:pPr>
+        <w:pStyle w:val="ListParagraph"/>
+        <w:numPr>
+          <w:ilvl w:val="0"/>
+          <w:numId w:val="2"/>
+        </w:numPr>
+        <w:rPr>
+          <w:lang w:val="en-US"/>
+        </w:rPr>
+      </w:pPr>
+      <w:r>
+        <w:rPr>
+          <w:lang w:val="en-US"/>
+        </w:rPr>
+        <w:t>Ví dụ</w:t>
+      </w:r>
+    </w:p>
+    <w:p>
+      <w:pPr>
+        <w:pStyle w:val="ListParagraph"/>
+        <w:numPr>
+          <w:ilvl w:val="0"/>
+          <w:numId w:val="2"/>
+        </w:numPr>
+        <w:rPr>
+          <w:lang w:val="en-US"/>
+        </w:rPr>
+      </w:pPr>
+      <w:r>
+        <w:rPr>
+          <w:lang w:val="en-US"/>
+        </w:rPr>
+        <w:t xml:space="preserve">“foo” có Shape là (4, 1, 5, 1, 9, 4, 7) thì chiều thứ </w:t>
+      </w:r>
+      <w:r>
+        <w:rPr>
+          <w:lang w:val="en-US"/>
+        </w:rPr>
+        <w:t>1</w:t>
+      </w:r>
+      <w:r>
+        <w:rPr>
+          <w:lang w:val="en-US"/>
+        </w:rPr>
+        <w:t xml:space="preserve"> và thứ </w:t>
+      </w:r>
+      <w:r>
+        <w:rPr>
+          <w:lang w:val="en-US"/>
+        </w:rPr>
+        <w:t>3</w:t>
+      </w:r>
+      <w:r>
+        <w:rPr>
+          <w:lang w:val="en-US"/>
+        </w:rPr>
+        <w:t xml:space="preserve"> là các Singleton D</w:t>
+      </w:r>
+      <w:r>
+        <w:rPr>
+          <w:lang w:val="en-US"/>
+        </w:rPr>
+        <w:t>imension</w:t>
+      </w:r>
+    </w:p>
+    <w:p>
+      <w:pPr>
+        <w:pStyle w:val="ListParagraph"/>
+        <w:numPr>
+          <w:ilvl w:val="0"/>
+          <w:numId w:val="4"/>
+        </w:numPr>
+        <w:rPr>
+          <w:lang w:val="en-US"/>
+        </w:rPr>
+      </w:pPr>
+      <w:r>
+        <w:rPr>
+          <w:lang w:val="en-US"/>
+        </w:rPr>
+        <w:t>Lặp Lại Tensor Nhưng Không Tốn Thêm Không Gian Lưu Trữ?</w:t>
       </w:r>
     </w:p>
     <w:p>
@@ -6301,85 +6555,61 @@
         <w:rPr>
           <w:lang w:val="en-US"/>
         </w:rPr>
-        <w:t>&lt;Tensor&gt;.item()</w:t>
-      </w:r>
-    </w:p>
-    <w:p>
-      <w:pPr>
-        <w:pStyle w:val="ListParagraph"/>
-        <w:numPr>
-          <w:ilvl w:val="0"/>
-          <w:numId w:val="4"/>
-        </w:numPr>
-        <w:rPr>
-          <w:lang w:val="en-US"/>
-        </w:rPr>
-      </w:pPr>
-      <w:r>
-        <w:rPr>
-          <w:lang w:val="en-US"/>
-        </w:rPr>
-        <w:t xml:space="preserve">Contiguous Tensor </w:t>
-      </w:r>
-      <w:r>
-        <w:rPr>
-          <w:lang w:val="en-US"/>
-        </w:rPr>
-        <w:t>Là Gì?</w:t>
-      </w:r>
-    </w:p>
-    <w:p>
-      <w:pPr>
-        <w:pStyle w:val="ListParagraph"/>
-        <w:numPr>
-          <w:ilvl w:val="0"/>
-          <w:numId w:val="2"/>
-        </w:numPr>
-        <w:rPr>
-          <w:lang w:val="en-US"/>
-        </w:rPr>
-      </w:pPr>
-      <w:r>
-        <w:rPr>
-          <w:lang w:val="en-US"/>
-        </w:rPr>
-        <w:t>Là tensor mà dữ liệu của nó được lưu tại 1 vùng liên tục trong bộ nhớ, ngược lại Non Contiguous Tensor sẽ lưu tại những vùng không liên tục</w:t>
-      </w:r>
-    </w:p>
-    <w:p>
-      <w:pPr>
-        <w:pStyle w:val="ListParagraph"/>
-        <w:numPr>
-          <w:ilvl w:val="0"/>
-          <w:numId w:val="2"/>
-        </w:numPr>
-        <w:rPr>
-          <w:lang w:val="en-US"/>
-        </w:rPr>
-      </w:pPr>
-      <w:r>
-        <w:rPr>
-          <w:lang w:val="en-US"/>
-        </w:rPr>
-        <w:t>Non Contiguous được tạo ra khi bạn ghép nhiều Tensor lại với nhau, hoặc thay đổi thứ tự Tensor, Pytorch sẽ không tạo ra Tensor mới mà tham chiếu đến các Tensor mảnh ghép</w:t>
-      </w:r>
-    </w:p>
-    <w:p>
-      <w:pPr>
-        <w:pStyle w:val="ListParagraph"/>
-        <w:numPr>
-          <w:ilvl w:val="0"/>
-          <w:numId w:val="4"/>
-        </w:numPr>
-        <w:rPr>
-          <w:lang w:val="en-US"/>
-        </w:rPr>
-      </w:pPr>
-      <w:r>
-        <w:rPr>
-          <w:lang w:val="en-US"/>
-        </w:rPr>
-        <w:t>Trả Về Tích Hadamard Của 2 Tensor?</w:t>
+        <w:t>&lt;Tensor Lặp&gt; = &lt;Tensor&gt;.expand(&lt;Shape Của Tensor Lặp&gt;)</w:t>
+      </w:r>
+    </w:p>
+    <w:p>
+      <w:pPr>
+        <w:pStyle w:val="ListParagraph"/>
+        <w:numPr>
+          <w:ilvl w:val="0"/>
+          <w:numId w:val="2"/>
+        </w:numPr>
+        <w:rPr>
+          <w:lang w:val="en-US"/>
+        </w:rPr>
+      </w:pPr>
+      <w:r>
+        <w:rPr>
+          <w:lang w:val="en-US"/>
+        </w:rPr>
+        <w:t>&lt;Tensor Lặp&gt; sẽ dùng chung dữ liệu với &lt;Tensor&gt;</w:t>
+      </w:r>
+    </w:p>
+    <w:p>
+      <w:pPr>
+        <w:pStyle w:val="ListParagraph"/>
+        <w:numPr>
+          <w:ilvl w:val="0"/>
+          <w:numId w:val="2"/>
+        </w:numPr>
+        <w:rPr>
+          <w:lang w:val="en-US"/>
+        </w:rPr>
+      </w:pPr>
+      <w:r>
+        <w:rPr>
+          <w:lang w:val="en-US"/>
+        </w:rPr>
+        <w:t>&lt;Shape Của Tensor Lặp&gt; phải giống y chang Shape của &lt;Tensor&gt; ở những chỗ không phải Singleton Dimesion</w:t>
+      </w:r>
+    </w:p>
+    <w:p>
+      <w:pPr>
+        <w:pStyle w:val="ListParagraph"/>
+        <w:numPr>
+          <w:ilvl w:val="0"/>
+          <w:numId w:val="2"/>
+        </w:numPr>
+        <w:rPr>
+          <w:lang w:val="en-US"/>
+        </w:rPr>
+      </w:pPr>
+      <w:r>
+        <w:rPr>
+          <w:lang w:val="en-US"/>
+        </w:rPr>
+        <w:t>Ví dụ</w:t>
       </w:r>
     </w:p>
     <w:p>
@@ -6400,45 +6630,193 @@
         <w:rPr>
           <w:lang w:val="en-US"/>
         </w:rPr>
-        <w:t>&lt;Tensor 1&gt; * &lt;Tensor 2&gt;</w:t>
-      </w:r>
-    </w:p>
-    <w:p>
-      <w:pPr>
-        <w:rPr>
-          <w:lang w:val="en-US"/>
-        </w:rPr>
-      </w:pPr>
-    </w:p>
-    <w:p>
-      <w:pPr>
-        <w:rPr>
-          <w:lang w:val="en-US"/>
-        </w:rPr>
-      </w:pPr>
-      <w:r>
-        <w:rPr>
-          <w:lang w:val="en-US"/>
-        </w:rPr>
-        <w:t>Trick – Mẹo:</w:t>
-      </w:r>
-    </w:p>
-    <w:p>
-      <w:pPr>
-        <w:pStyle w:val="ListParagraph"/>
-        <w:numPr>
-          <w:ilvl w:val="0"/>
-          <w:numId w:val="8"/>
-        </w:numPr>
-        <w:rPr>
-          <w:lang w:val="en-US"/>
-        </w:rPr>
-      </w:pPr>
-      <w:r>
-        <w:rPr>
-          <w:lang w:val="en-US"/>
-        </w:rPr>
-        <w:t>Trả Về 1 Cột Trong Tensor 2D Dưới Dạng Tensor 1D?</w:t>
+        <w:t>bar = foo.expand(8, 5, 4, 2, 3)</w:t>
+      </w:r>
+    </w:p>
+    <w:p>
+      <w:pPr>
+        <w:pStyle w:val="ListParagraph"/>
+        <w:numPr>
+          <w:ilvl w:val="0"/>
+          <w:numId w:val="2"/>
+        </w:numPr>
+        <w:rPr>
+          <w:lang w:val="en-US"/>
+        </w:rPr>
+      </w:pPr>
+      <w:r>
+        <w:rPr>
+          <w:lang w:val="en-US"/>
+        </w:rPr>
+        <w:t>Ta có</w:t>
+      </w:r>
+    </w:p>
+    <w:tbl>
+      <w:tblPr>
+        <w:tblStyle w:val="TableGrid"/>
+        <w:tblW w:w="0" w:type="auto"/>
+        <w:tblInd w:w="1080" w:type="dxa"/>
+        <w:tblLook w:val="04A0" w:firstRow="1" w:lastRow="0" w:firstColumn="1" w:lastColumn="0" w:noHBand="0" w:noVBand="1"/>
+      </w:tblPr>
+      <w:tblGrid>
+        <w:gridCol w:w="4059"/>
+        <w:gridCol w:w="4103"/>
+      </w:tblGrid>
+      <w:tr>
+        <w:tc>
+          <w:tcPr>
+            <w:tcW w:w="4621" w:type="dxa"/>
+          </w:tcPr>
+          <w:p>
+            <w:pPr>
+              <w:pStyle w:val="ListParagraph"/>
+              <w:ind w:left="0"/>
+              <w:jc w:val="center"/>
+              <w:rPr>
+                <w:lang w:val="en-US"/>
+              </w:rPr>
+            </w:pPr>
+          </w:p>
+        </w:tc>
+        <w:tc>
+          <w:tcPr>
+            <w:tcW w:w="4621" w:type="dxa"/>
+          </w:tcPr>
+          <w:p>
+            <w:pPr>
+              <w:pStyle w:val="ListParagraph"/>
+              <w:ind w:left="0"/>
+              <w:jc w:val="center"/>
+              <w:rPr>
+                <w:lang w:val="en-US"/>
+              </w:rPr>
+            </w:pPr>
+            <w:r>
+              <w:rPr>
+                <w:lang w:val="en-US"/>
+              </w:rPr>
+              <w:t>Shape</w:t>
+            </w:r>
+          </w:p>
+        </w:tc>
+      </w:tr>
+      <w:tr>
+        <w:tc>
+          <w:tcPr>
+            <w:tcW w:w="4621" w:type="dxa"/>
+          </w:tcPr>
+          <w:p>
+            <w:pPr>
+              <w:pStyle w:val="ListParagraph"/>
+              <w:ind w:left="0"/>
+              <w:jc w:val="center"/>
+              <w:rPr>
+                <w:lang w:val="en-US"/>
+              </w:rPr>
+            </w:pPr>
+            <w:r>
+              <w:rPr>
+                <w:lang w:val="en-US"/>
+              </w:rPr>
+              <w:t>foo</w:t>
+            </w:r>
+          </w:p>
+        </w:tc>
+        <w:tc>
+          <w:tcPr>
+            <w:tcW w:w="4621" w:type="dxa"/>
+          </w:tcPr>
+          <w:p>
+            <w:pPr>
+              <w:pStyle w:val="ListParagraph"/>
+              <w:ind w:left="0"/>
+              <w:jc w:val="center"/>
+              <w:rPr>
+                <w:lang w:val="en-US"/>
+              </w:rPr>
+            </w:pPr>
+            <w:r>
+              <w:rPr>
+                <w:lang w:val="en-US"/>
+              </w:rPr>
+              <w:t>(1, 5, 4, 1, 3)</w:t>
+            </w:r>
+          </w:p>
+        </w:tc>
+      </w:tr>
+      <w:tr>
+        <w:tc>
+          <w:tcPr>
+            <w:tcW w:w="4621" w:type="dxa"/>
+          </w:tcPr>
+          <w:p>
+            <w:pPr>
+              <w:pStyle w:val="ListParagraph"/>
+              <w:ind w:left="0"/>
+              <w:jc w:val="center"/>
+              <w:rPr>
+                <w:lang w:val="en-US"/>
+              </w:rPr>
+            </w:pPr>
+            <w:r>
+              <w:rPr>
+                <w:lang w:val="en-US"/>
+              </w:rPr>
+              <w:t>bar</w:t>
+            </w:r>
+          </w:p>
+        </w:tc>
+        <w:tc>
+          <w:tcPr>
+            <w:tcW w:w="4621" w:type="dxa"/>
+          </w:tcPr>
+          <w:p>
+            <w:pPr>
+              <w:pStyle w:val="ListParagraph"/>
+              <w:ind w:left="0"/>
+              <w:jc w:val="center"/>
+              <w:rPr>
+                <w:lang w:val="en-US"/>
+              </w:rPr>
+            </w:pPr>
+            <w:r>
+              <w:rPr>
+                <w:lang w:val="en-US"/>
+              </w:rPr>
+              <w:t>(8, 5, 4, 2, 3)</w:t>
+            </w:r>
+          </w:p>
+        </w:tc>
+      </w:tr>
+    </w:tbl>
+    <w:p>
+      <w:pPr>
+        <w:pStyle w:val="ListParagraph"/>
+        <w:numPr>
+          <w:ilvl w:val="0"/>
+          <w:numId w:val="4"/>
+        </w:numPr>
+        <w:rPr>
+          <w:lang w:val="en-US"/>
+        </w:rPr>
+      </w:pPr>
+      <w:r>
+        <w:rPr>
+          <w:lang w:val="en-US"/>
+        </w:rPr>
+        <w:t xml:space="preserve">Trả Về Giá Trị Từ </w:t>
+      </w:r>
+      <w:r>
+        <w:rPr>
+          <w:lang w:val="en-US"/>
+        </w:rPr>
+        <w:t>Tensor Chỉ Chứa 1 Giá Trị, Bao Nhiều Chiều Cũng Được</w:t>
+      </w:r>
+      <w:r>
+        <w:rPr>
+          <w:lang w:val="en-US"/>
+        </w:rPr>
+        <w:t>?</w:t>
       </w:r>
     </w:p>
     <w:p>
@@ -6459,43 +6837,86 @@
         <w:rPr>
           <w:lang w:val="en-US"/>
         </w:rPr>
-        <w:t>&lt;Tensor Đa Chiều&gt;[:, &lt;Số Thứ Tự Cột&gt;]</w:t>
-      </w:r>
-    </w:p>
-    <w:p>
-      <w:pPr>
-        <w:pStyle w:val="ListParagraph"/>
-        <w:numPr>
-          <w:ilvl w:val="0"/>
-          <w:numId w:val="2"/>
-        </w:numPr>
-        <w:rPr>
-          <w:lang w:val="en-US"/>
-        </w:rPr>
-      </w:pPr>
-      <w:r>
-        <w:rPr>
-          <w:lang w:val="en-US"/>
-        </w:rPr>
-        <w:t>Ví dụ</w:t>
-      </w:r>
-    </w:p>
-    <w:p>
-      <w:pPr>
-        <w:pStyle w:val="ListParagraph"/>
-        <w:numPr>
-          <w:ilvl w:val="0"/>
-          <w:numId w:val="2"/>
-        </w:numPr>
-        <w:rPr>
-          <w:lang w:val="en-US"/>
-        </w:rPr>
-      </w:pPr>
-      <w:r>
-        <w:rPr>
-          <w:lang w:val="en-US"/>
-        </w:rPr>
-        <w:t>x có shape (4, 3)</w:t>
+        <w:t>&lt;Tensor&gt;.item()</w:t>
+      </w:r>
+    </w:p>
+    <w:p>
+      <w:pPr>
+        <w:pStyle w:val="ListParagraph"/>
+        <w:numPr>
+          <w:ilvl w:val="0"/>
+          <w:numId w:val="4"/>
+        </w:numPr>
+        <w:rPr>
+          <w:lang w:val="en-US"/>
+        </w:rPr>
+      </w:pPr>
+      <w:r>
+        <w:rPr>
+          <w:lang w:val="en-US"/>
+        </w:rPr>
+        <w:t xml:space="preserve">Contiguous Tensor </w:t>
+      </w:r>
+      <w:r>
+        <w:rPr>
+          <w:lang w:val="en-US"/>
+        </w:rPr>
+        <w:t>Là Gì?</w:t>
+      </w:r>
+    </w:p>
+    <w:p>
+      <w:pPr>
+        <w:pStyle w:val="ListParagraph"/>
+        <w:numPr>
+          <w:ilvl w:val="0"/>
+          <w:numId w:val="2"/>
+        </w:numPr>
+        <w:rPr>
+          <w:lang w:val="en-US"/>
+        </w:rPr>
+      </w:pPr>
+      <w:r>
+        <w:rPr>
+          <w:lang w:val="en-US"/>
+        </w:rPr>
+        <w:t>Là tensor mà dữ liệu của nó được lưu tại 1 vùng liên tục trong bộ nhớ, ngược lại Non Contiguous Tensor sẽ lưu tại những vùng không liên tục</w:t>
+      </w:r>
+    </w:p>
+    <w:p>
+      <w:pPr>
+        <w:pStyle w:val="ListParagraph"/>
+        <w:numPr>
+          <w:ilvl w:val="0"/>
+          <w:numId w:val="2"/>
+        </w:numPr>
+        <w:rPr>
+          <w:lang w:val="en-US"/>
+        </w:rPr>
+      </w:pPr>
+      <w:r>
+        <w:rPr>
+          <w:lang w:val="en-US"/>
+        </w:rPr>
+        <w:lastRenderedPageBreak/>
+        <w:t>Non Contiguous được tạo ra khi bạn ghép nhiều Tensor lại với nhau, hoặc thay đổi thứ tự Tensor, Pytorch sẽ không tạo ra Tensor mới mà tham chiếu đến các Tensor mảnh ghép</w:t>
+      </w:r>
+    </w:p>
+    <w:p>
+      <w:pPr>
+        <w:pStyle w:val="ListParagraph"/>
+        <w:numPr>
+          <w:ilvl w:val="0"/>
+          <w:numId w:val="4"/>
+        </w:numPr>
+        <w:rPr>
+          <w:lang w:val="en-US"/>
+        </w:rPr>
+      </w:pPr>
+      <w:r>
+        <w:rPr>
+          <w:lang w:val="en-US"/>
+        </w:rPr>
+        <w:t>Trả Về Tích Hadamard Của 2 Tensor?</w:t>
       </w:r>
     </w:p>
     <w:p>
@@ -6516,25 +6937,27 @@
         <w:rPr>
           <w:lang w:val="en-US"/>
         </w:rPr>
-        <w:t>y = x[:, 1]</w:t>
-      </w:r>
-    </w:p>
-    <w:p>
-      <w:pPr>
-        <w:pStyle w:val="ListParagraph"/>
-        <w:numPr>
-          <w:ilvl w:val="0"/>
-          <w:numId w:val="2"/>
-        </w:numPr>
-        <w:rPr>
-          <w:lang w:val="en-US"/>
-        </w:rPr>
-      </w:pPr>
-      <w:r>
-        <w:rPr>
-          <w:lang w:val="en-US"/>
-        </w:rPr>
-        <w:t>y có Shape (4)</w:t>
+        <w:t>&lt;Tensor 1&gt; * &lt;Tensor 2&gt;</w:t>
+      </w:r>
+    </w:p>
+    <w:p>
+      <w:pPr>
+        <w:rPr>
+          <w:lang w:val="en-US"/>
+        </w:rPr>
+      </w:pPr>
+    </w:p>
+    <w:p>
+      <w:pPr>
+        <w:rPr>
+          <w:lang w:val="en-US"/>
+        </w:rPr>
+      </w:pPr>
+      <w:r>
+        <w:rPr>
+          <w:lang w:val="en-US"/>
+        </w:rPr>
+        <w:t>Trick – Mẹo:</w:t>
       </w:r>
     </w:p>
     <w:p>
@@ -6552,25 +6975,7 @@
         <w:rPr>
           <w:lang w:val="en-US"/>
         </w:rPr>
-        <w:t>Lưu Parameter của Model và Load nó?</w:t>
-      </w:r>
-    </w:p>
-    <w:p>
-      <w:pPr>
-        <w:pStyle w:val="ListParagraph"/>
-        <w:numPr>
-          <w:ilvl w:val="0"/>
-          <w:numId w:val="2"/>
-        </w:numPr>
-        <w:rPr>
-          <w:lang w:val="en-US"/>
-        </w:rPr>
-      </w:pPr>
-      <w:r>
-        <w:rPr>
-          <w:lang w:val="en-US"/>
-        </w:rPr>
-        <w:t>Đặt 2 hàm sau vào trong Model</w:t>
+        <w:t>Trả Về 1 Cột Trong Tensor 2D Dưới Dạng Tensor 1D?</w:t>
       </w:r>
     </w:p>
     <w:p>
@@ -6591,7 +6996,43 @@
         <w:rPr>
           <w:lang w:val="en-US"/>
         </w:rPr>
-        <w:t>def load(self, name = None):</w:t>
+        <w:t>&lt;Tensor Đa Chiều&gt;[:, &lt;Số Thứ Tự Cột&gt;]</w:t>
+      </w:r>
+    </w:p>
+    <w:p>
+      <w:pPr>
+        <w:pStyle w:val="ListParagraph"/>
+        <w:numPr>
+          <w:ilvl w:val="0"/>
+          <w:numId w:val="2"/>
+        </w:numPr>
+        <w:rPr>
+          <w:lang w:val="en-US"/>
+        </w:rPr>
+      </w:pPr>
+      <w:r>
+        <w:rPr>
+          <w:lang w:val="en-US"/>
+        </w:rPr>
+        <w:t>Ví dụ</w:t>
+      </w:r>
+    </w:p>
+    <w:p>
+      <w:pPr>
+        <w:pStyle w:val="ListParagraph"/>
+        <w:numPr>
+          <w:ilvl w:val="0"/>
+          <w:numId w:val="2"/>
+        </w:numPr>
+        <w:rPr>
+          <w:lang w:val="en-US"/>
+        </w:rPr>
+      </w:pPr>
+      <w:r>
+        <w:rPr>
+          <w:lang w:val="en-US"/>
+        </w:rPr>
+        <w:t>x có shape (4, 3)</w:t>
       </w:r>
     </w:p>
     <w:p>
@@ -6612,14 +7053,61 @@
         <w:rPr>
           <w:lang w:val="en-US"/>
         </w:rPr>
-        <w:lastRenderedPageBreak/>
-        <w:t xml:space="preserve">    </w:t>
-      </w:r>
-      <w:r>
-        <w:rPr>
-          <w:lang w:val="en-US"/>
-        </w:rPr>
-        <w:t>if name:</w:t>
+        <w:t>y = x[:, 1]</w:t>
+      </w:r>
+    </w:p>
+    <w:p>
+      <w:pPr>
+        <w:pStyle w:val="ListParagraph"/>
+        <w:numPr>
+          <w:ilvl w:val="0"/>
+          <w:numId w:val="2"/>
+        </w:numPr>
+        <w:rPr>
+          <w:lang w:val="en-US"/>
+        </w:rPr>
+      </w:pPr>
+      <w:r>
+        <w:rPr>
+          <w:lang w:val="en-US"/>
+        </w:rPr>
+        <w:t>y có Shape (4)</w:t>
+      </w:r>
+    </w:p>
+    <w:p>
+      <w:pPr>
+        <w:pStyle w:val="ListParagraph"/>
+        <w:numPr>
+          <w:ilvl w:val="0"/>
+          <w:numId w:val="8"/>
+        </w:numPr>
+        <w:rPr>
+          <w:lang w:val="en-US"/>
+        </w:rPr>
+      </w:pPr>
+      <w:r>
+        <w:rPr>
+          <w:lang w:val="en-US"/>
+        </w:rPr>
+        <w:t>Lưu Parameter của Model và Load nó?</w:t>
+      </w:r>
+    </w:p>
+    <w:p>
+      <w:pPr>
+        <w:pStyle w:val="ListParagraph"/>
+        <w:numPr>
+          <w:ilvl w:val="0"/>
+          <w:numId w:val="2"/>
+        </w:numPr>
+        <w:rPr>
+          <w:lang w:val="en-US"/>
+        </w:rPr>
+      </w:pPr>
+      <w:r>
+        <w:rPr>
+          <w:lang w:val="en-US"/>
+        </w:rPr>
+        <w:t>Đặt 2 hàm sau vào trong Model</w:t>
       </w:r>
     </w:p>
     <w:p>
@@ -6640,19 +7128,7 @@
         <w:rPr>
           <w:lang w:val="en-US"/>
         </w:rPr>
-        <w:t xml:space="preserve">        self.path = f”</w:t>
-      </w:r>
-      <w:r>
-        <w:rPr>
-          <w:lang w:val="en-US"/>
-        </w:rPr>
-        <w:t>./{name}.pth</w:t>
-      </w:r>
-      <w:r>
-        <w:rPr>
-          <w:lang w:val="en-US"/>
-        </w:rPr>
-        <w:t>”</w:t>
+        <w:t>def load(self, name = None):</w:t>
       </w:r>
     </w:p>
     <w:p>
@@ -6673,7 +7149,13 @@
         <w:rPr>
           <w:lang w:val="en-US"/>
         </w:rPr>
-        <w:t xml:space="preserve">        try:</w:t>
+        <w:t xml:space="preserve">    </w:t>
+      </w:r>
+      <w:r>
+        <w:rPr>
+          <w:lang w:val="en-US"/>
+        </w:rPr>
+        <w:t>if name:</w:t>
       </w:r>
     </w:p>
     <w:p>
@@ -6694,7 +7176,19 @@
         <w:rPr>
           <w:lang w:val="en-US"/>
         </w:rPr>
-        <w:t xml:space="preserve">            self.load_state_dict(torch.load(self.path))</w:t>
+        <w:t xml:space="preserve">        self.path = f”</w:t>
+      </w:r>
+      <w:r>
+        <w:rPr>
+          <w:lang w:val="en-US"/>
+        </w:rPr>
+        <w:t>./{name}.pth</w:t>
+      </w:r>
+      <w:r>
+        <w:rPr>
+          <w:lang w:val="en-US"/>
+        </w:rPr>
+        <w:t>”</w:t>
       </w:r>
     </w:p>
     <w:p>
@@ -6715,7 +7209,7 @@
         <w:rPr>
           <w:lang w:val="en-US"/>
         </w:rPr>
-        <w:t xml:space="preserve">        except:</w:t>
+        <w:t xml:space="preserve">        try:</w:t>
       </w:r>
     </w:p>
     <w:p>
@@ -6736,7 +7230,7 @@
         <w:rPr>
           <w:lang w:val="en-US"/>
         </w:rPr>
-        <w:t xml:space="preserve">            pass</w:t>
+        <w:t xml:space="preserve">            self.load_state_dict(torch.load(self.path))</w:t>
       </w:r>
     </w:p>
     <w:p>
@@ -6753,6 +7247,12 @@
           <w:lang w:val="en-US"/>
         </w:rPr>
       </w:pPr>
+      <w:r>
+        <w:rPr>
+          <w:lang w:val="en-US"/>
+        </w:rPr>
+        <w:t xml:space="preserve">        except:</w:t>
+      </w:r>
     </w:p>
     <w:p>
       <w:pPr>
@@ -6772,7 +7272,7 @@
         <w:rPr>
           <w:lang w:val="en-US"/>
         </w:rPr>
-        <w:t>def save(self):</w:t>
+        <w:t xml:space="preserve">            pass</w:t>
       </w:r>
     </w:p>
     <w:p>
@@ -6789,30 +7289,6 @@
           <w:lang w:val="en-US"/>
         </w:rPr>
       </w:pPr>
-      <w:r>
-        <w:rPr>
-          <w:lang w:val="en-US"/>
-        </w:rPr>
-        <w:t xml:space="preserve">    torch.save(self.state_dict(), self.path)</w:t>
-      </w:r>
-    </w:p>
-    <w:p>
-      <w:pPr>
-        <w:pStyle w:val="ListParagraph"/>
-        <w:numPr>
-          <w:ilvl w:val="0"/>
-          <w:numId w:val="2"/>
-        </w:numPr>
-        <w:rPr>
-          <w:lang w:val="en-US"/>
-        </w:rPr>
-      </w:pPr>
-      <w:r>
-        <w:rPr>
-          <w:lang w:val="en-US"/>
-        </w:rPr>
-        <w:t>Mỗi lần khởi tạo Model mới mà muốn tải lại Parameter đã lưu, thêm dòng Code</w:t>
-      </w:r>
     </w:p>
     <w:p>
       <w:pPr>
@@ -6832,73 +7308,7 @@
         <w:rPr>
           <w:lang w:val="en-US"/>
         </w:rPr>
-        <w:t>&lt;Model&gt;.load(&lt;Tên File Lưu&gt;)</w:t>
-      </w:r>
-    </w:p>
-    <w:p>
-      <w:pPr>
-        <w:pStyle w:val="ListParagraph"/>
-        <w:numPr>
-          <w:ilvl w:val="0"/>
-          <w:numId w:val="2"/>
-        </w:numPr>
-        <w:rPr>
-          <w:lang w:val="en-US"/>
-        </w:rPr>
-      </w:pPr>
-      <w:r>
-        <w:rPr>
-          <w:lang w:val="en-US"/>
-        </w:rPr>
-        <w:t>Nếu ch</w:t>
-      </w:r>
-      <w:r>
-        <w:rPr>
-          <w:lang w:val="en-US"/>
-        </w:rPr>
-        <w:t>ư</w:t>
-      </w:r>
-      <w:r>
-        <w:rPr>
-          <w:lang w:val="en-US"/>
-        </w:rPr>
-        <w:t>a có File lưu thì nó sẽ không tải gì cả</w:t>
-      </w:r>
-    </w:p>
-    <w:p>
-      <w:pPr>
-        <w:pStyle w:val="ListParagraph"/>
-        <w:numPr>
-          <w:ilvl w:val="0"/>
-          <w:numId w:val="2"/>
-        </w:numPr>
-        <w:rPr>
-          <w:lang w:val="en-US"/>
-        </w:rPr>
-      </w:pPr>
-      <w:r>
-        <w:rPr>
-          <w:lang w:val="en-US"/>
-        </w:rPr>
-        <w:t>&lt;Tên File Lưu&gt; không cần phần mở rộng</w:t>
-      </w:r>
-    </w:p>
-    <w:p>
-      <w:pPr>
-        <w:pStyle w:val="ListParagraph"/>
-        <w:numPr>
-          <w:ilvl w:val="0"/>
-          <w:numId w:val="2"/>
-        </w:numPr>
-        <w:rPr>
-          <w:lang w:val="en-US"/>
-        </w:rPr>
-      </w:pPr>
-      <w:r>
-        <w:rPr>
-          <w:lang w:val="en-US"/>
-        </w:rPr>
-        <w:t>Mỗi lần muốn lưu Parameter của Model, thêm dòng Code</w:t>
+        <w:t>def save(self):</w:t>
       </w:r>
     </w:p>
     <w:p>
@@ -6919,49 +7329,25 @@
         <w:rPr>
           <w:lang w:val="en-US"/>
         </w:rPr>
-        <w:t>&lt;Model&gt;.save()</w:t>
-      </w:r>
-    </w:p>
-    <w:p>
-      <w:pPr>
-        <w:pStyle w:val="ListParagraph"/>
-        <w:numPr>
-          <w:ilvl w:val="0"/>
-          <w:numId w:val="2"/>
-        </w:numPr>
-        <w:rPr>
-          <w:lang w:val="en-US"/>
-        </w:rPr>
-      </w:pPr>
-      <w:r>
-        <w:rPr>
-          <w:lang w:val="en-US"/>
-        </w:rPr>
-        <w:t>Nếu chưa có File lưu sẽ tạo ra File mới</w:t>
-      </w:r>
-      <w:r>
-        <w:rPr>
-          <w:lang w:val="en-US"/>
-        </w:rPr>
-        <w:t>, nằm trong thư mục làm việc hiện tại</w:t>
-      </w:r>
-    </w:p>
-    <w:p>
-      <w:pPr>
-        <w:pStyle w:val="ListParagraph"/>
-        <w:numPr>
-          <w:ilvl w:val="0"/>
-          <w:numId w:val="8"/>
-        </w:numPr>
-        <w:rPr>
-          <w:lang w:val="en-US"/>
-        </w:rPr>
-      </w:pPr>
-      <w:r>
-        <w:rPr>
-          <w:lang w:val="en-US"/>
-        </w:rPr>
-        <w:t>Hàm Trả về One Hot Vector?</w:t>
+        <w:t xml:space="preserve">    torch.save(self.state_dict(), self.path)</w:t>
+      </w:r>
+    </w:p>
+    <w:p>
+      <w:pPr>
+        <w:pStyle w:val="ListParagraph"/>
+        <w:numPr>
+          <w:ilvl w:val="0"/>
+          <w:numId w:val="2"/>
+        </w:numPr>
+        <w:rPr>
+          <w:lang w:val="en-US"/>
+        </w:rPr>
+      </w:pPr>
+      <w:r>
+        <w:rPr>
+          <w:lang w:val="en-US"/>
+        </w:rPr>
+        <w:t>Mỗi lần khởi tạo Model mới mà muốn tải lại Parameter đã lưu, thêm dòng Code</w:t>
       </w:r>
     </w:p>
     <w:p>
@@ -6982,19 +7368,73 @@
         <w:rPr>
           <w:lang w:val="en-US"/>
         </w:rPr>
-        <w:t>def one_hot(vector_size, hot_</w:t>
-      </w:r>
-      <w:r>
-        <w:rPr>
-          <w:lang w:val="en-US"/>
-        </w:rPr>
-        <w:t>index</w:t>
-      </w:r>
-      <w:r>
-        <w:rPr>
-          <w:lang w:val="en-US"/>
-        </w:rPr>
-        <w:t>):</w:t>
+        <w:t>&lt;Model&gt;.load(&lt;Tên File Lưu&gt;)</w:t>
+      </w:r>
+    </w:p>
+    <w:p>
+      <w:pPr>
+        <w:pStyle w:val="ListParagraph"/>
+        <w:numPr>
+          <w:ilvl w:val="0"/>
+          <w:numId w:val="2"/>
+        </w:numPr>
+        <w:rPr>
+          <w:lang w:val="en-US"/>
+        </w:rPr>
+      </w:pPr>
+      <w:r>
+        <w:rPr>
+          <w:lang w:val="en-US"/>
+        </w:rPr>
+        <w:t>Nếu ch</w:t>
+      </w:r>
+      <w:r>
+        <w:rPr>
+          <w:lang w:val="en-US"/>
+        </w:rPr>
+        <w:t>ư</w:t>
+      </w:r>
+      <w:r>
+        <w:rPr>
+          <w:lang w:val="en-US"/>
+        </w:rPr>
+        <w:t>a có File lưu thì nó sẽ không tải gì cả</w:t>
+      </w:r>
+    </w:p>
+    <w:p>
+      <w:pPr>
+        <w:pStyle w:val="ListParagraph"/>
+        <w:numPr>
+          <w:ilvl w:val="0"/>
+          <w:numId w:val="2"/>
+        </w:numPr>
+        <w:rPr>
+          <w:lang w:val="en-US"/>
+        </w:rPr>
+      </w:pPr>
+      <w:r>
+        <w:rPr>
+          <w:lang w:val="en-US"/>
+        </w:rPr>
+        <w:t>&lt;Tên File Lưu&gt; không cần phần mở rộng</w:t>
+      </w:r>
+    </w:p>
+    <w:p>
+      <w:pPr>
+        <w:pStyle w:val="ListParagraph"/>
+        <w:numPr>
+          <w:ilvl w:val="0"/>
+          <w:numId w:val="2"/>
+        </w:numPr>
+        <w:rPr>
+          <w:lang w:val="en-US"/>
+        </w:rPr>
+      </w:pPr>
+      <w:r>
+        <w:rPr>
+          <w:lang w:val="en-US"/>
+        </w:rPr>
+        <w:t>Mỗi lần muốn lưu Parameter của Model, thêm dòng Code</w:t>
       </w:r>
     </w:p>
     <w:p>
@@ -7015,7 +7455,49 @@
         <w:rPr>
           <w:lang w:val="en-US"/>
         </w:rPr>
-        <w:t xml:space="preserve">    one_hot_vector = torch.zeros(vector_size)</w:t>
+        <w:t>&lt;Model&gt;.save()</w:t>
+      </w:r>
+    </w:p>
+    <w:p>
+      <w:pPr>
+        <w:pStyle w:val="ListParagraph"/>
+        <w:numPr>
+          <w:ilvl w:val="0"/>
+          <w:numId w:val="2"/>
+        </w:numPr>
+        <w:rPr>
+          <w:lang w:val="en-US"/>
+        </w:rPr>
+      </w:pPr>
+      <w:r>
+        <w:rPr>
+          <w:lang w:val="en-US"/>
+        </w:rPr>
+        <w:t>Nếu chưa có File lưu sẽ tạo ra File mới</w:t>
+      </w:r>
+      <w:r>
+        <w:rPr>
+          <w:lang w:val="en-US"/>
+        </w:rPr>
+        <w:t>, nằm trong thư mục làm việc hiện tại</w:t>
+      </w:r>
+    </w:p>
+    <w:p>
+      <w:pPr>
+        <w:pStyle w:val="ListParagraph"/>
+        <w:numPr>
+          <w:ilvl w:val="0"/>
+          <w:numId w:val="8"/>
+        </w:numPr>
+        <w:rPr>
+          <w:lang w:val="en-US"/>
+        </w:rPr>
+      </w:pPr>
+      <w:r>
+        <w:rPr>
+          <w:lang w:val="en-US"/>
+        </w:rPr>
+        <w:t>Hàm Trả về One Hot Vector?</w:t>
       </w:r>
     </w:p>
     <w:p>
@@ -7036,7 +7518,7 @@
         <w:rPr>
           <w:lang w:val="en-US"/>
         </w:rPr>
-        <w:t xml:space="preserve">    one_hot_vector[hot_</w:t>
+        <w:t>def one_hot(vector_size, hot_</w:t>
       </w:r>
       <w:r>
         <w:rPr>
@@ -7048,7 +7530,7 @@
         <w:rPr>
           <w:lang w:val="en-US"/>
         </w:rPr>
-        <w:t>] = 1</w:t>
+        <w:t>):</w:t>
       </w:r>
     </w:p>
     <w:p>
@@ -7069,63 +7551,7 @@
         <w:rPr>
           <w:lang w:val="en-US"/>
         </w:rPr>
-        <w:t xml:space="preserve">    return one_hot_vector</w:t>
-      </w:r>
-    </w:p>
-    <w:p>
-      <w:pPr>
-        <w:rPr>
-          <w:lang w:val="en-US"/>
-        </w:rPr>
-      </w:pPr>
-    </w:p>
-    <w:p>
-      <w:pPr>
-        <w:rPr>
-          <w:lang w:val="en-US"/>
-        </w:rPr>
-      </w:pPr>
-      <w:r>
-        <w:rPr>
-          <w:lang w:val="en-US"/>
-        </w:rPr>
-        <w:t>Neural Network</w:t>
-      </w:r>
-      <w:r>
-        <w:rPr>
-          <w:lang w:val="en-US"/>
-        </w:rPr>
-        <w:t xml:space="preserve"> –</w:t>
-      </w:r>
-      <w:r>
-        <w:rPr>
-          <w:lang w:val="en-US"/>
-        </w:rPr>
-        <w:t xml:space="preserve"> Mạng Thần Kinh</w:t>
-      </w:r>
-      <w:r>
-        <w:rPr>
-          <w:lang w:val="en-US"/>
-        </w:rPr>
-        <w:t>:</w:t>
-      </w:r>
-    </w:p>
-    <w:p>
-      <w:pPr>
-        <w:pStyle w:val="ListParagraph"/>
-        <w:numPr>
-          <w:ilvl w:val="0"/>
-          <w:numId w:val="9"/>
-        </w:numPr>
-        <w:rPr>
-          <w:lang w:val="en-US"/>
-        </w:rPr>
-      </w:pPr>
-      <w:r>
-        <w:rPr>
-          <w:lang w:val="en-US"/>
-        </w:rPr>
-        <w:t>Cách Import?</w:t>
+        <w:t xml:space="preserve">    one_hot_vector = torch.zeros(vector_size)</w:t>
       </w:r>
     </w:p>
     <w:p>
@@ -7146,25 +7572,19 @@
         <w:rPr>
           <w:lang w:val="en-US"/>
         </w:rPr>
-        <w:t>from torch import nn</w:t>
-      </w:r>
-    </w:p>
-    <w:p>
-      <w:pPr>
-        <w:pStyle w:val="ListParagraph"/>
-        <w:numPr>
-          <w:ilvl w:val="0"/>
-          <w:numId w:val="9"/>
-        </w:numPr>
-        <w:rPr>
-          <w:lang w:val="en-US"/>
-        </w:rPr>
-      </w:pPr>
-      <w:r>
-        <w:rPr>
-          <w:lang w:val="en-US"/>
-        </w:rPr>
-        <w:t>Cách Sử Dụng Hàm Loss Nào Đó?</w:t>
+        <w:t xml:space="preserve">    one_hot_vector[hot_</w:t>
+      </w:r>
+      <w:r>
+        <w:rPr>
+          <w:lang w:val="en-US"/>
+        </w:rPr>
+        <w:t>index</w:t>
+      </w:r>
+      <w:r>
+        <w:rPr>
+          <w:lang w:val="en-US"/>
+        </w:rPr>
+        <w:t>] = 1</w:t>
       </w:r>
     </w:p>
     <w:p>
@@ -7185,7 +7605,63 @@
         <w:rPr>
           <w:lang w:val="en-US"/>
         </w:rPr>
-        <w:t>criterion = nn.&lt;Tên Hàm Loss&gt;()</w:t>
+        <w:t xml:space="preserve">    return one_hot_vector</w:t>
+      </w:r>
+    </w:p>
+    <w:p>
+      <w:pPr>
+        <w:rPr>
+          <w:lang w:val="en-US"/>
+        </w:rPr>
+      </w:pPr>
+    </w:p>
+    <w:p>
+      <w:pPr>
+        <w:rPr>
+          <w:lang w:val="en-US"/>
+        </w:rPr>
+      </w:pPr>
+      <w:r>
+        <w:rPr>
+          <w:lang w:val="en-US"/>
+        </w:rPr>
+        <w:t>Neural Network</w:t>
+      </w:r>
+      <w:r>
+        <w:rPr>
+          <w:lang w:val="en-US"/>
+        </w:rPr>
+        <w:t xml:space="preserve"> –</w:t>
+      </w:r>
+      <w:r>
+        <w:rPr>
+          <w:lang w:val="en-US"/>
+        </w:rPr>
+        <w:t xml:space="preserve"> Mạng Thần Kinh</w:t>
+      </w:r>
+      <w:r>
+        <w:rPr>
+          <w:lang w:val="en-US"/>
+        </w:rPr>
+        <w:t>:</w:t>
+      </w:r>
+    </w:p>
+    <w:p>
+      <w:pPr>
+        <w:pStyle w:val="ListParagraph"/>
+        <w:numPr>
+          <w:ilvl w:val="0"/>
+          <w:numId w:val="9"/>
+        </w:numPr>
+        <w:rPr>
+          <w:lang w:val="en-US"/>
+        </w:rPr>
+      </w:pPr>
+      <w:r>
+        <w:rPr>
+          <w:lang w:val="en-US"/>
+        </w:rPr>
+        <w:t>Cách Import?</w:t>
       </w:r>
     </w:p>
     <w:p>
@@ -7206,7 +7682,7 @@
         <w:rPr>
           <w:lang w:val="en-US"/>
         </w:rPr>
-        <w:t>loss = criterion(&lt;Tensor Dự Đoán&gt;, &lt;Tensor Nhãn&gt;)</w:t>
+        <w:t>from torch import nn</w:t>
       </w:r>
     </w:p>
     <w:p>
@@ -7224,7 +7700,7 @@
         <w:rPr>
           <w:lang w:val="en-US"/>
         </w:rPr>
-        <w:t>Cross Entropy Loss?</w:t>
+        <w:t>Cách Sử Dụng Hàm Loss Nào Đó?</w:t>
       </w:r>
     </w:p>
     <w:p>
@@ -7245,7 +7721,8 @@
         <w:rPr>
           <w:lang w:val="en-US"/>
         </w:rPr>
-        <w:t>criterion = nn.CrossEntropyLoss()</w:t>
+        <w:lastRenderedPageBreak/>
+        <w:t>criterion = nn.&lt;Tên Hàm Loss&gt;()</w:t>
       </w:r>
     </w:p>
     <w:p>
@@ -7274,75 +7751,6 @@
         <w:pStyle w:val="ListParagraph"/>
         <w:numPr>
           <w:ilvl w:val="0"/>
-          <w:numId w:val="2"/>
-        </w:numPr>
-        <w:rPr>
-          <w:lang w:val="en-US"/>
-        </w:rPr>
-      </w:pPr>
-      <w:r>
-        <w:rPr>
-          <w:lang w:val="en-US"/>
-        </w:rPr>
-        <w:t>Khi tính “loss = nn.CrossEntropyLoss()” thì &lt;Tensor Dự Đoán&gt; không cần được xử lí = hàm Softmax vì trong “nn.CrossEntropyLoss()” đã tích hợp sẵn Softmax rồi</w:t>
-      </w:r>
-    </w:p>
-    <w:p>
-      <w:pPr>
-        <w:pStyle w:val="ListParagraph"/>
-        <w:numPr>
-          <w:ilvl w:val="0"/>
-          <w:numId w:val="2"/>
-        </w:numPr>
-        <w:rPr>
-          <w:lang w:val="en-US"/>
-        </w:rPr>
-      </w:pPr>
-      <w:r>
-        <w:rPr>
-          <w:lang w:val="en-US"/>
-        </w:rPr>
-        <w:t>Đồng thời &lt;Tensor Nhãn&gt; không phải là 1 đố</w:t>
-      </w:r>
-      <w:r>
-        <w:rPr>
-          <w:lang w:val="en-US"/>
-        </w:rPr>
-        <w:t>ng One Hot Vector mà là Tensor</w:t>
-      </w:r>
-      <w:r>
-        <w:rPr>
-          <w:lang w:val="en-US"/>
-        </w:rPr>
-        <w:t xml:space="preserve"> chứa các phần tử là vị trí của số 1 trong One Hot Vector</w:t>
-      </w:r>
-      <w:r>
-        <w:rPr>
-          <w:lang w:val="en-US"/>
-        </w:rPr>
-        <w:t xml:space="preserve">, 1D nếu </w:t>
-      </w:r>
-    </w:p>
-    <w:p>
-      <w:pPr>
-        <w:pStyle w:val="ListParagraph"/>
-        <w:ind w:left="1080"/>
-        <w:rPr>
-          <w:lang w:val="en-US"/>
-        </w:rPr>
-      </w:pPr>
-      <w:r>
-        <w:rPr>
-          <w:lang w:val="en-US"/>
-        </w:rPr>
-        <w:t>&lt;Tensor Dự Đoán&gt; 2D, còn Singleton khi &lt;Tensor Dự Đoán&gt; 1D</w:t>
-      </w:r>
-    </w:p>
-    <w:p>
-      <w:pPr>
-        <w:pStyle w:val="ListParagraph"/>
-        <w:numPr>
-          <w:ilvl w:val="0"/>
           <w:numId w:val="9"/>
         </w:numPr>
         <w:rPr>
@@ -7353,79 +7761,7 @@
         <w:rPr>
           <w:lang w:val="en-US"/>
         </w:rPr>
-        <w:t>Parameter Khác Gì Tensor?</w:t>
-      </w:r>
-    </w:p>
-    <w:p>
-      <w:pPr>
-        <w:pStyle w:val="ListParagraph"/>
-        <w:numPr>
-          <w:ilvl w:val="0"/>
-          <w:numId w:val="2"/>
-        </w:numPr>
-        <w:rPr>
-          <w:lang w:val="en-US"/>
-        </w:rPr>
-      </w:pPr>
-      <w:r>
-        <w:rPr>
-          <w:lang w:val="en-US"/>
-        </w:rPr>
-        <w:t xml:space="preserve">Trong Pytorch, Parameter là 1 dạng của Tensor, nhưng có thêm 1 đặc tính là nếu bạn đặt nó vào trong 1 </w:t>
-      </w:r>
-      <w:r>
-        <w:rPr>
-          <w:lang w:val="en-US"/>
-        </w:rPr>
-        <w:t>Model</w:t>
-      </w:r>
-      <w:r>
-        <w:rPr>
-          <w:lang w:val="en-US"/>
-        </w:rPr>
-        <w:t xml:space="preserve"> kế thừa “nn.Module” thì nó sẽ được tự động thêm vào danh sách các Parameter củ</w:t>
-      </w:r>
-      <w:r>
-        <w:rPr>
-          <w:lang w:val="en-US"/>
-        </w:rPr>
-        <w:t>a Model</w:t>
-      </w:r>
-    </w:p>
-    <w:p>
-      <w:pPr>
-        <w:pStyle w:val="ListParagraph"/>
-        <w:numPr>
-          <w:ilvl w:val="0"/>
-          <w:numId w:val="9"/>
-        </w:numPr>
-        <w:rPr>
-          <w:lang w:val="en-US"/>
-        </w:rPr>
-      </w:pPr>
-      <w:r>
-        <w:rPr>
-          <w:lang w:val="en-US"/>
-        </w:rPr>
-        <w:t xml:space="preserve">Cách </w:t>
-      </w:r>
-      <w:r>
-        <w:rPr>
-          <w:lang w:val="en-US"/>
-        </w:rPr>
-        <w:t xml:space="preserve">Tạo 1 </w:t>
-      </w:r>
-      <w:r>
-        <w:rPr>
-          <w:lang w:val="en-US"/>
-        </w:rPr>
-        <w:t>Parameter</w:t>
-      </w:r>
-      <w:r>
-        <w:rPr>
-          <w:lang w:val="en-US"/>
-        </w:rPr>
-        <w:t>?</w:t>
+        <w:t>Cross Entropy Loss?</w:t>
       </w:r>
     </w:p>
     <w:p>
@@ -7446,6 +7782,207 @@
         <w:rPr>
           <w:lang w:val="en-US"/>
         </w:rPr>
+        <w:t>criterion = nn.CrossEntropyLoss()</w:t>
+      </w:r>
+    </w:p>
+    <w:p>
+      <w:pPr>
+        <w:pStyle w:val="ListParagraph"/>
+        <w:pBdr>
+          <w:top w:val="single" w:sz="4" w:space="1" w:color="auto"/>
+          <w:left w:val="single" w:sz="4" w:space="4" w:color="auto"/>
+          <w:bottom w:val="single" w:sz="4" w:space="1" w:color="auto"/>
+          <w:right w:val="single" w:sz="4" w:space="4" w:color="auto"/>
+        </w:pBdr>
+        <w:ind w:left="1080"/>
+        <w:rPr>
+          <w:lang w:val="en-US"/>
+        </w:rPr>
+      </w:pPr>
+      <w:r>
+        <w:rPr>
+          <w:lang w:val="en-US"/>
+        </w:rPr>
+        <w:t>loss = criterion(&lt;Tensor Dự Đoán&gt;, &lt;Tensor Nhãn&gt;)</w:t>
+      </w:r>
+    </w:p>
+    <w:p>
+      <w:pPr>
+        <w:pStyle w:val="ListParagraph"/>
+        <w:numPr>
+          <w:ilvl w:val="0"/>
+          <w:numId w:val="2"/>
+        </w:numPr>
+        <w:rPr>
+          <w:lang w:val="en-US"/>
+        </w:rPr>
+      </w:pPr>
+      <w:r>
+        <w:rPr>
+          <w:lang w:val="en-US"/>
+        </w:rPr>
+        <w:t>Khi tính “loss = nn.CrossEntropyLoss()” thì &lt;Tensor Dự Đoán&gt; không cần được xử lí = hàm Softmax vì trong “nn.CrossEntropyLoss()” đã tích hợp sẵn Softmax rồi</w:t>
+      </w:r>
+    </w:p>
+    <w:p>
+      <w:pPr>
+        <w:pStyle w:val="ListParagraph"/>
+        <w:numPr>
+          <w:ilvl w:val="0"/>
+          <w:numId w:val="2"/>
+        </w:numPr>
+        <w:rPr>
+          <w:lang w:val="en-US"/>
+        </w:rPr>
+      </w:pPr>
+      <w:r>
+        <w:rPr>
+          <w:lang w:val="en-US"/>
+        </w:rPr>
+        <w:t>Đồng thời &lt;Tensor Nhãn&gt; không phải là 1 đố</w:t>
+      </w:r>
+      <w:r>
+        <w:rPr>
+          <w:lang w:val="en-US"/>
+        </w:rPr>
+        <w:t>ng One Hot Vector mà là Tensor</w:t>
+      </w:r>
+      <w:r>
+        <w:rPr>
+          <w:lang w:val="en-US"/>
+        </w:rPr>
+        <w:t xml:space="preserve"> chứa các phần tử là vị trí của số 1 trong One Hot Vector</w:t>
+      </w:r>
+      <w:r>
+        <w:rPr>
+          <w:lang w:val="en-US"/>
+        </w:rPr>
+        <w:t xml:space="preserve">, 1D nếu </w:t>
+      </w:r>
+    </w:p>
+    <w:p>
+      <w:pPr>
+        <w:pStyle w:val="ListParagraph"/>
+        <w:ind w:left="1080"/>
+        <w:rPr>
+          <w:lang w:val="en-US"/>
+        </w:rPr>
+      </w:pPr>
+      <w:r>
+        <w:rPr>
+          <w:lang w:val="en-US"/>
+        </w:rPr>
+        <w:t>&lt;Tensor Dự Đoán&gt; 2D, còn Singleton khi &lt;Tensor Dự Đoán&gt; 1D</w:t>
+      </w:r>
+    </w:p>
+    <w:p>
+      <w:pPr>
+        <w:pStyle w:val="ListParagraph"/>
+        <w:numPr>
+          <w:ilvl w:val="0"/>
+          <w:numId w:val="9"/>
+        </w:numPr>
+        <w:rPr>
+          <w:lang w:val="en-US"/>
+        </w:rPr>
+      </w:pPr>
+      <w:r>
+        <w:rPr>
+          <w:lang w:val="en-US"/>
+        </w:rPr>
+        <w:t>Parameter Khác Gì Tensor?</w:t>
+      </w:r>
+    </w:p>
+    <w:p>
+      <w:pPr>
+        <w:pStyle w:val="ListParagraph"/>
+        <w:numPr>
+          <w:ilvl w:val="0"/>
+          <w:numId w:val="2"/>
+        </w:numPr>
+        <w:rPr>
+          <w:lang w:val="en-US"/>
+        </w:rPr>
+      </w:pPr>
+      <w:r>
+        <w:rPr>
+          <w:lang w:val="en-US"/>
+        </w:rPr>
+        <w:t xml:space="preserve">Trong Pytorch, Parameter là 1 dạng của Tensor, nhưng có thêm 1 đặc tính là nếu bạn đặt nó vào trong 1 </w:t>
+      </w:r>
+      <w:r>
+        <w:rPr>
+          <w:lang w:val="en-US"/>
+        </w:rPr>
+        <w:t>Model</w:t>
+      </w:r>
+      <w:r>
+        <w:rPr>
+          <w:lang w:val="en-US"/>
+        </w:rPr>
+        <w:t xml:space="preserve"> kế thừa “nn.Module” thì nó sẽ được tự động thêm vào danh sách các Parameter củ</w:t>
+      </w:r>
+      <w:r>
+        <w:rPr>
+          <w:lang w:val="en-US"/>
+        </w:rPr>
+        <w:t>a Model</w:t>
+      </w:r>
+    </w:p>
+    <w:p>
+      <w:pPr>
+        <w:pStyle w:val="ListParagraph"/>
+        <w:numPr>
+          <w:ilvl w:val="0"/>
+          <w:numId w:val="9"/>
+        </w:numPr>
+        <w:rPr>
+          <w:lang w:val="en-US"/>
+        </w:rPr>
+      </w:pPr>
+      <w:r>
+        <w:rPr>
+          <w:lang w:val="en-US"/>
+        </w:rPr>
+        <w:t xml:space="preserve">Cách </w:t>
+      </w:r>
+      <w:r>
+        <w:rPr>
+          <w:lang w:val="en-US"/>
+        </w:rPr>
+        <w:t xml:space="preserve">Tạo 1 </w:t>
+      </w:r>
+      <w:r>
+        <w:rPr>
+          <w:lang w:val="en-US"/>
+        </w:rPr>
+        <w:t>Parameter</w:t>
+      </w:r>
+      <w:r>
+        <w:rPr>
+          <w:lang w:val="en-US"/>
+        </w:rPr>
+        <w:t>?</w:t>
+      </w:r>
+    </w:p>
+    <w:p>
+      <w:pPr>
+        <w:pStyle w:val="ListParagraph"/>
+        <w:pBdr>
+          <w:top w:val="single" w:sz="4" w:space="1" w:color="auto"/>
+          <w:left w:val="single" w:sz="4" w:space="4" w:color="auto"/>
+          <w:bottom w:val="single" w:sz="4" w:space="1" w:color="auto"/>
+          <w:right w:val="single" w:sz="4" w:space="4" w:color="auto"/>
+        </w:pBdr>
+        <w:ind w:left="1080"/>
+        <w:rPr>
+          <w:lang w:val="en-US"/>
+        </w:rPr>
+      </w:pPr>
+      <w:r>
+        <w:rPr>
+          <w:lang w:val="en-US"/>
+        </w:rPr>
         <w:t>&lt;Parameter&gt; = nn.parameter.Parameter(&lt;Tensor&gt;)</w:t>
       </w:r>
     </w:p>
@@ -7482,7 +8019,6 @@
         <w:rPr>
           <w:lang w:val="en-US"/>
         </w:rPr>
-        <w:lastRenderedPageBreak/>
         <w:t>&lt;Tensor&gt; phải có kiểu dữ liệu Float</w:t>
       </w:r>
     </w:p>
@@ -8431,6 +8967,7 @@
         <w:rPr>
           <w:lang w:val="en-US"/>
         </w:rPr>
+        <w:lastRenderedPageBreak/>
         <w:t>Ví dụ</w:t>
       </w:r>
     </w:p>
@@ -8767,7 +9304,6 @@
         <w:rPr>
           <w:lang w:val="en-US"/>
         </w:rPr>
-        <w:lastRenderedPageBreak/>
         <w:t>Forward</w:t>
       </w:r>
     </w:p>
@@ -8844,6 +9380,7 @@
           <w:noProof/>
           <w:lang w:eastAsia="vi-VN"/>
         </w:rPr>
+        <w:lastRenderedPageBreak/>
         <w:drawing>
           <wp:inline distT="0" distB="0" distL="0" distR="0">
             <wp:extent cx="5731510" cy="5373370"/>
@@ -8903,7 +9440,6 @@
           <w:noProof/>
           <w:lang w:eastAsia="vi-VN"/>
         </w:rPr>
-        <w:lastRenderedPageBreak/>
         <w:drawing>
           <wp:inline distT="0" distB="0" distL="0" distR="0">
             <wp:extent cx="5731328" cy="3429000"/>
@@ -8962,6 +9498,7 @@
         <w:rPr>
           <w:lang w:val="en-US"/>
         </w:rPr>
+        <w:lastRenderedPageBreak/>
         <w:t>W và B là Weight và Bias</w:t>
       </w:r>
     </w:p>
@@ -10504,17 +11041,44 @@
         </w:rPr>
         <w:t>Kích Thước Kernel&gt;,</w:t>
       </w:r>
-      <w:r>
-        <w:rPr>
-          <w:lang w:val="en-US"/>
-        </w:rPr>
-        <w:t xml:space="preserve"> </w:t>
+    </w:p>
+    <w:p>
+      <w:pPr>
+        <w:pStyle w:val="ListParagraph"/>
+        <w:pBdr>
+          <w:top w:val="single" w:sz="4" w:space="1" w:color="auto"/>
+          <w:left w:val="single" w:sz="4" w:space="4" w:color="auto"/>
+          <w:bottom w:val="single" w:sz="4" w:space="1" w:color="auto"/>
+          <w:right w:val="single" w:sz="4" w:space="4" w:color="auto"/>
+        </w:pBdr>
+        <w:ind w:left="1080"/>
+        <w:rPr>
+          <w:lang w:val="en-US"/>
+        </w:rPr>
+      </w:pPr>
+      <w:r>
+        <w:rPr>
+          <w:lang w:val="en-US"/>
+        </w:rPr>
+        <w:t xml:space="preserve">    </w:t>
       </w:r>
       <w:r>
         <w:rPr>
           <w:lang w:val="en-US"/>
         </w:rPr>
         <w:t>&lt;Stride&gt;</w:t>
+      </w:r>
+      <w:r>
+        <w:rPr>
+          <w:lang w:val="en-US"/>
+        </w:rPr>
+        <w:t xml:space="preserve">, </w:t>
+      </w:r>
+      <w:r>
+        <w:rPr>
+          <w:lang w:val="en-US"/>
+        </w:rPr>
+        <w:t>&lt;Padding&gt;</w:t>
       </w:r>
     </w:p>
     <w:p>
@@ -10556,7 +11120,37 @@
         <w:rPr>
           <w:lang w:val="en-US"/>
         </w:rPr>
-        <w:t>&lt;Stride&gt; mặc định là 1</w:t>
+        <w:t>&lt;Stride&gt; mặc đị</w:t>
+      </w:r>
+      <w:r>
+        <w:rPr>
+          <w:lang w:val="en-US"/>
+        </w:rPr>
+        <w:t xml:space="preserve">nh = </w:t>
+      </w:r>
+      <w:r>
+        <w:rPr>
+          <w:lang w:val="en-US"/>
+        </w:rPr>
+        <w:t>1</w:t>
+      </w:r>
+    </w:p>
+    <w:p>
+      <w:pPr>
+        <w:pStyle w:val="ListParagraph"/>
+        <w:numPr>
+          <w:ilvl w:val="0"/>
+          <w:numId w:val="2"/>
+        </w:numPr>
+        <w:rPr>
+          <w:lang w:val="en-US"/>
+        </w:rPr>
+      </w:pPr>
+      <w:r>
+        <w:rPr>
+          <w:lang w:val="en-US"/>
+        </w:rPr>
+        <w:t>&lt;Padding&gt; mặc định = 0</w:t>
       </w:r>
     </w:p>
     <w:p>
@@ -10580,31 +11174,22 @@
     <w:p>
       <w:pPr>
         <w:pStyle w:val="ListParagraph"/>
-        <w:numPr>
-          <w:ilvl w:val="0"/>
-          <w:numId w:val="2"/>
-        </w:numPr>
-        <w:rPr>
-          <w:lang w:val="en-US"/>
-        </w:rPr>
-      </w:pPr>
-      <w:r>
-        <w:rPr>
-          <w:lang w:val="en-US"/>
-        </w:rPr>
-        <w:t>&lt;</w:t>
-      </w:r>
-      <w:r>
-        <w:rPr>
-          <w:lang w:val="en-US"/>
-        </w:rPr>
-        <w:t>Output&gt; = &lt;Lớp 1D CNN</w:t>
-      </w:r>
-      <w:r>
-        <w:rPr>
-          <w:lang w:val="en-US"/>
-        </w:rPr>
-        <w:t>&gt;(&lt;Input&gt;)</w:t>
+        <w:pBdr>
+          <w:top w:val="single" w:sz="4" w:space="1" w:color="auto"/>
+          <w:left w:val="single" w:sz="4" w:space="4" w:color="auto"/>
+          <w:bottom w:val="single" w:sz="4" w:space="1" w:color="auto"/>
+          <w:right w:val="single" w:sz="4" w:space="4" w:color="auto"/>
+        </w:pBdr>
+        <w:ind w:left="1080"/>
+        <w:rPr>
+          <w:lang w:val="en-US"/>
+        </w:rPr>
+      </w:pPr>
+      <w:r>
+        <w:rPr>
+          <w:lang w:val="en-US"/>
+        </w:rPr>
+        <w:t>&lt;Output&gt; = &lt;Lớp 1D CNN&gt;(&lt;Input&gt;)</w:t>
       </w:r>
     </w:p>
     <w:p>
@@ -10636,11 +11221,466 @@
           <w:lang w:val="en-US"/>
         </w:rPr>
       </w:pPr>
-      <w:r>
-        <w:rPr>
-          <w:lang w:val="en-US"/>
-        </w:rPr>
-        <w:t>Pass</w:t>
+      <w:hyperlink r:id="rId10" w:history="1">
+        <w:r>
+          <w:rPr>
+            <w:rStyle w:val="Hyperlink"/>
+            <w:lang w:val="en-US"/>
+          </w:rPr>
+          <w:t>https://drive.google.com/file/d/12hjLNEtjjreO5kMDHzg18tdzl_ih4M3Q/view?usp=sharing</w:t>
+        </w:r>
+      </w:hyperlink>
+    </w:p>
+    <w:p>
+      <w:pPr>
+        <w:pStyle w:val="ListParagraph"/>
+        <w:numPr>
+          <w:ilvl w:val="0"/>
+          <w:numId w:val="2"/>
+        </w:numPr>
+        <w:rPr>
+          <w:lang w:val="en-US"/>
+        </w:rPr>
+      </w:pPr>
+      <w:r>
+        <w:rPr>
+          <w:lang w:val="en-US"/>
+        </w:rPr>
+        <w:t xml:space="preserve">Ở </w:t>
+      </w:r>
+      <w:r>
+        <w:rPr>
+          <w:lang w:val="en-US"/>
+        </w:rPr>
+        <w:t>minh họa trên</w:t>
+      </w:r>
+    </w:p>
+    <w:tbl>
+      <w:tblPr>
+        <w:tblStyle w:val="TableGrid"/>
+        <w:tblW w:w="0" w:type="auto"/>
+        <w:tblInd w:w="1080" w:type="dxa"/>
+        <w:tblLook w:val="04A0" w:firstRow="1" w:lastRow="0" w:firstColumn="1" w:lastColumn="0" w:noHBand="0" w:noVBand="1"/>
+      </w:tblPr>
+      <w:tblGrid>
+        <w:gridCol w:w="2572"/>
+        <w:gridCol w:w="1276"/>
+        <w:gridCol w:w="2551"/>
+        <w:gridCol w:w="1763"/>
+      </w:tblGrid>
+      <w:tr>
+        <w:tc>
+          <w:tcPr>
+            <w:tcW w:w="2572" w:type="dxa"/>
+            <w:vAlign w:val="center"/>
+          </w:tcPr>
+          <w:p>
+            <w:pPr>
+              <w:pStyle w:val="ListParagraph"/>
+              <w:ind w:left="0"/>
+              <w:jc w:val="center"/>
+              <w:rPr>
+                <w:lang w:val="en-US"/>
+              </w:rPr>
+            </w:pPr>
+            <w:r>
+              <w:rPr>
+                <w:lang w:val="en-US"/>
+              </w:rPr>
+              <w:t>&lt;Số Kênh Input&gt;</w:t>
+            </w:r>
+          </w:p>
+        </w:tc>
+        <w:tc>
+          <w:tcPr>
+            <w:tcW w:w="1276" w:type="dxa"/>
+            <w:vAlign w:val="center"/>
+          </w:tcPr>
+          <w:p>
+            <w:pPr>
+              <w:pStyle w:val="ListParagraph"/>
+              <w:ind w:left="0"/>
+              <w:jc w:val="center"/>
+              <w:rPr>
+                <w:lang w:val="en-US"/>
+              </w:rPr>
+            </w:pPr>
+            <w:r>
+              <w:rPr>
+                <w:lang w:val="en-US"/>
+              </w:rPr>
+              <w:t>3</w:t>
+            </w:r>
+          </w:p>
+        </w:tc>
+        <w:tc>
+          <w:tcPr>
+            <w:tcW w:w="2551" w:type="dxa"/>
+            <w:vAlign w:val="center"/>
+          </w:tcPr>
+          <w:p>
+            <w:pPr>
+              <w:pStyle w:val="ListParagraph"/>
+              <w:ind w:left="0"/>
+              <w:jc w:val="center"/>
+              <w:rPr>
+                <w:lang w:val="en-US"/>
+              </w:rPr>
+            </w:pPr>
+            <w:r>
+              <w:rPr>
+                <w:lang w:val="en-US"/>
+              </w:rPr>
+              <w:t>&lt;Kích Thước Input&gt;</w:t>
+            </w:r>
+          </w:p>
+        </w:tc>
+        <w:tc>
+          <w:tcPr>
+            <w:tcW w:w="1763" w:type="dxa"/>
+            <w:vAlign w:val="center"/>
+          </w:tcPr>
+          <w:p>
+            <w:pPr>
+              <w:pStyle w:val="ListParagraph"/>
+              <w:ind w:left="0"/>
+              <w:jc w:val="center"/>
+              <w:rPr>
+                <w:lang w:val="en-US"/>
+              </w:rPr>
+            </w:pPr>
+            <w:r>
+              <w:rPr>
+                <w:lang w:val="en-US"/>
+              </w:rPr>
+              <w:t>10</w:t>
+            </w:r>
+          </w:p>
+        </w:tc>
+      </w:tr>
+      <w:tr>
+        <w:tc>
+          <w:tcPr>
+            <w:tcW w:w="2572" w:type="dxa"/>
+            <w:vAlign w:val="center"/>
+          </w:tcPr>
+          <w:p>
+            <w:pPr>
+              <w:pStyle w:val="ListParagraph"/>
+              <w:ind w:left="0"/>
+              <w:jc w:val="center"/>
+              <w:rPr>
+                <w:lang w:val="en-US"/>
+              </w:rPr>
+            </w:pPr>
+            <w:r>
+              <w:rPr>
+                <w:lang w:val="en-US"/>
+              </w:rPr>
+              <w:t>&lt;Số Kênh Output&gt;</w:t>
+            </w:r>
+          </w:p>
+        </w:tc>
+        <w:tc>
+          <w:tcPr>
+            <w:tcW w:w="1276" w:type="dxa"/>
+            <w:vAlign w:val="center"/>
+          </w:tcPr>
+          <w:p>
+            <w:pPr>
+              <w:pStyle w:val="ListParagraph"/>
+              <w:ind w:left="0"/>
+              <w:jc w:val="center"/>
+              <w:rPr>
+                <w:lang w:val="en-US"/>
+              </w:rPr>
+            </w:pPr>
+            <w:r>
+              <w:rPr>
+                <w:lang w:val="en-US"/>
+              </w:rPr>
+              <w:t>5</w:t>
+            </w:r>
+          </w:p>
+        </w:tc>
+        <w:tc>
+          <w:tcPr>
+            <w:tcW w:w="2551" w:type="dxa"/>
+            <w:vAlign w:val="center"/>
+          </w:tcPr>
+          <w:p>
+            <w:pPr>
+              <w:pStyle w:val="ListParagraph"/>
+              <w:ind w:left="0"/>
+              <w:jc w:val="center"/>
+              <w:rPr>
+                <w:lang w:val="en-US"/>
+              </w:rPr>
+            </w:pPr>
+            <w:r>
+              <w:rPr>
+                <w:lang w:val="en-US"/>
+              </w:rPr>
+              <w:t>&lt;Kích Thước Output&gt;</w:t>
+            </w:r>
+          </w:p>
+        </w:tc>
+        <w:tc>
+          <w:tcPr>
+            <w:tcW w:w="1763" w:type="dxa"/>
+            <w:vAlign w:val="center"/>
+          </w:tcPr>
+          <w:p>
+            <w:pPr>
+              <w:pStyle w:val="ListParagraph"/>
+              <w:ind w:left="0"/>
+              <w:jc w:val="center"/>
+              <w:rPr>
+                <w:lang w:val="en-US"/>
+              </w:rPr>
+            </w:pPr>
+            <w:r>
+              <w:rPr>
+                <w:lang w:val="en-US"/>
+              </w:rPr>
+              <w:t>4</w:t>
+            </w:r>
+          </w:p>
+        </w:tc>
+      </w:tr>
+      <w:tr>
+        <w:tc>
+          <w:tcPr>
+            <w:tcW w:w="2572" w:type="dxa"/>
+            <w:vAlign w:val="center"/>
+          </w:tcPr>
+          <w:p>
+            <w:pPr>
+              <w:pStyle w:val="ListParagraph"/>
+              <w:ind w:left="0"/>
+              <w:jc w:val="center"/>
+              <w:rPr>
+                <w:lang w:val="en-US"/>
+              </w:rPr>
+            </w:pPr>
+            <w:r>
+              <w:rPr>
+                <w:lang w:val="en-US"/>
+              </w:rPr>
+              <w:t>&lt;Kích Thước Kernel&gt;</w:t>
+            </w:r>
+          </w:p>
+        </w:tc>
+        <w:tc>
+          <w:tcPr>
+            <w:tcW w:w="1276" w:type="dxa"/>
+            <w:vAlign w:val="center"/>
+          </w:tcPr>
+          <w:p>
+            <w:pPr>
+              <w:pStyle w:val="ListParagraph"/>
+              <w:ind w:left="0"/>
+              <w:jc w:val="center"/>
+              <w:rPr>
+                <w:lang w:val="en-US"/>
+              </w:rPr>
+            </w:pPr>
+            <w:r>
+              <w:rPr>
+                <w:lang w:val="en-US"/>
+              </w:rPr>
+              <w:t>3</w:t>
+            </w:r>
+          </w:p>
+        </w:tc>
+        <w:tc>
+          <w:tcPr>
+            <w:tcW w:w="2551" w:type="dxa"/>
+            <w:vAlign w:val="center"/>
+          </w:tcPr>
+          <w:p>
+            <w:pPr>
+              <w:pStyle w:val="ListParagraph"/>
+              <w:ind w:left="0"/>
+              <w:jc w:val="center"/>
+              <w:rPr>
+                <w:lang w:val="en-US"/>
+              </w:rPr>
+            </w:pPr>
+            <w:r>
+              <w:rPr>
+                <w:lang w:val="en-US"/>
+              </w:rPr>
+              <w:t>&lt;Kích Thước Batch&gt;</w:t>
+            </w:r>
+          </w:p>
+        </w:tc>
+        <w:tc>
+          <w:tcPr>
+            <w:tcW w:w="1763" w:type="dxa"/>
+            <w:vAlign w:val="center"/>
+          </w:tcPr>
+          <w:p>
+            <w:pPr>
+              <w:pStyle w:val="ListParagraph"/>
+              <w:ind w:left="0"/>
+              <w:jc w:val="center"/>
+              <w:rPr>
+                <w:lang w:val="en-US"/>
+              </w:rPr>
+            </w:pPr>
+            <w:r>
+              <w:rPr>
+                <w:lang w:val="en-US"/>
+              </w:rPr>
+              <w:t>10</w:t>
+            </w:r>
+          </w:p>
+        </w:tc>
+      </w:tr>
+      <w:tr>
+        <w:tc>
+          <w:tcPr>
+            <w:tcW w:w="2572" w:type="dxa"/>
+            <w:vAlign w:val="center"/>
+          </w:tcPr>
+          <w:p>
+            <w:pPr>
+              <w:pStyle w:val="ListParagraph"/>
+              <w:ind w:left="0"/>
+              <w:jc w:val="center"/>
+              <w:rPr>
+                <w:lang w:val="en-US"/>
+              </w:rPr>
+            </w:pPr>
+            <w:r>
+              <w:rPr>
+                <w:lang w:val="en-US"/>
+              </w:rPr>
+              <w:t>&lt;Stride&gt;</w:t>
+            </w:r>
+          </w:p>
+        </w:tc>
+        <w:tc>
+          <w:tcPr>
+            <w:tcW w:w="1276" w:type="dxa"/>
+            <w:vAlign w:val="center"/>
+          </w:tcPr>
+          <w:p>
+            <w:pPr>
+              <w:pStyle w:val="ListParagraph"/>
+              <w:ind w:left="0"/>
+              <w:jc w:val="center"/>
+              <w:rPr>
+                <w:lang w:val="en-US"/>
+              </w:rPr>
+            </w:pPr>
+            <w:r>
+              <w:rPr>
+                <w:lang w:val="en-US"/>
+              </w:rPr>
+              <w:t>2</w:t>
+            </w:r>
+          </w:p>
+        </w:tc>
+        <w:tc>
+          <w:tcPr>
+            <w:tcW w:w="2551" w:type="dxa"/>
+            <w:vAlign w:val="center"/>
+          </w:tcPr>
+          <w:p>
+            <w:pPr>
+              <w:pStyle w:val="ListParagraph"/>
+              <w:ind w:left="0"/>
+              <w:jc w:val="center"/>
+              <w:rPr>
+                <w:lang w:val="en-US"/>
+              </w:rPr>
+            </w:pPr>
+            <w:r>
+              <w:rPr>
+                <w:lang w:val="en-US"/>
+              </w:rPr>
+              <w:t>&lt;Padding&gt;</w:t>
+            </w:r>
+          </w:p>
+        </w:tc>
+        <w:tc>
+          <w:tcPr>
+            <w:tcW w:w="1763" w:type="dxa"/>
+            <w:vAlign w:val="center"/>
+          </w:tcPr>
+          <w:p>
+            <w:pPr>
+              <w:pStyle w:val="ListParagraph"/>
+              <w:ind w:left="0"/>
+              <w:jc w:val="center"/>
+              <w:rPr>
+                <w:lang w:val="en-US"/>
+              </w:rPr>
+            </w:pPr>
+            <w:r>
+              <w:rPr>
+                <w:lang w:val="en-US"/>
+              </w:rPr>
+              <w:t>0</w:t>
+            </w:r>
+          </w:p>
+        </w:tc>
+      </w:tr>
+    </w:tbl>
+    <w:p>
+      <w:pPr>
+        <w:pStyle w:val="ListParagraph"/>
+        <w:numPr>
+          <w:ilvl w:val="0"/>
+          <w:numId w:val="2"/>
+        </w:numPr>
+        <w:rPr>
+          <w:lang w:val="en-US"/>
+        </w:rPr>
+      </w:pPr>
+      <w:r>
+        <w:rPr>
+          <w:lang w:val="en-US"/>
+        </w:rPr>
+        <w:t>3 ô màu đỏ là ví dụ cho 1 Kernel</w:t>
+      </w:r>
+    </w:p>
+    <w:p>
+      <w:pPr>
+        <w:pStyle w:val="ListParagraph"/>
+        <w:numPr>
+          <w:ilvl w:val="0"/>
+          <w:numId w:val="2"/>
+        </w:numPr>
+        <w:rPr>
+          <w:lang w:val="en-US"/>
+        </w:rPr>
+      </w:pPr>
+      <w:r>
+        <w:rPr>
+          <w:lang w:val="en-US"/>
+        </w:rPr>
+        <w:t>Mỗi kênh Input sẽ có 1 Kernel riêng, sau khi thực hiện Cross Correlation giữa mỗi Kernel với kệnh Input tương ứng, kết quả sẽ được + gộp lại với nhau rồi + Bias tương ứng được 1 kênh Output</w:t>
+      </w:r>
+    </w:p>
+    <w:p>
+      <w:pPr>
+        <w:pStyle w:val="ListParagraph"/>
+        <w:numPr>
+          <w:ilvl w:val="0"/>
+          <w:numId w:val="2"/>
+        </w:numPr>
+        <w:rPr>
+          <w:lang w:val="en-US"/>
+        </w:rPr>
+      </w:pPr>
+      <w:r>
+        <w:rPr>
+          <w:lang w:val="en-US"/>
+        </w:rPr>
+        <w:t>Kernel sẽ dừng trượt nếu lần trượt tiếp theo vượt biên của &lt;Input&gt;</w:t>
       </w:r>
       <w:bookmarkStart w:id="0" w:name="_GoBack"/>
       <w:bookmarkEnd w:id="0"/>
@@ -10656,6 +11696,1111 @@
           <w:lang w:val="en-US"/>
         </w:rPr>
       </w:pPr>
+      <w:r>
+        <w:rPr>
+          <w:lang w:val="en-US"/>
+        </w:rPr>
+        <w:t xml:space="preserve">Đặt </w:t>
+      </w:r>
+      <w:r>
+        <w:rPr>
+          <w:lang w:val="en-US"/>
+        </w:rPr>
+        <w:t>&lt;Padding&gt;</w:t>
+      </w:r>
+      <w:r>
+        <w:rPr>
+          <w:lang w:val="en-US"/>
+        </w:rPr>
+        <w:t xml:space="preserve"> = k thì Input sẽ được mở rộng sang cả bên trái và bên phải k phần tử</w:t>
+      </w:r>
+      <w:r>
+        <w:rPr>
+          <w:lang w:val="en-US"/>
+        </w:rPr>
+        <w:t>, các phần tử này có giá trị = 0</w:t>
+      </w:r>
+    </w:p>
+    <w:p>
+      <w:pPr>
+        <w:pStyle w:val="ListParagraph"/>
+        <w:numPr>
+          <w:ilvl w:val="0"/>
+          <w:numId w:val="2"/>
+        </w:numPr>
+        <w:rPr>
+          <w:lang w:val="en-US"/>
+        </w:rPr>
+      </w:pPr>
+      <w:r>
+        <w:rPr>
+          <w:lang w:val="en-US"/>
+        </w:rPr>
+        <w:t>Các tham số của &lt;Lớp 1D CNN&gt;</w:t>
+      </w:r>
+    </w:p>
+    <w:tbl>
+      <w:tblPr>
+        <w:tblStyle w:val="TableGrid"/>
+        <w:tblW w:w="0" w:type="auto"/>
+        <w:tblInd w:w="1080" w:type="dxa"/>
+        <w:tblLook w:val="04A0" w:firstRow="1" w:lastRow="0" w:firstColumn="1" w:lastColumn="0" w:noHBand="0" w:noVBand="1"/>
+      </w:tblPr>
+      <w:tblGrid>
+        <w:gridCol w:w="1438"/>
+        <w:gridCol w:w="6724"/>
+      </w:tblGrid>
+      <w:tr>
+        <w:tc>
+          <w:tcPr>
+            <w:tcW w:w="1438" w:type="dxa"/>
+          </w:tcPr>
+          <w:p>
+            <w:pPr>
+              <w:pStyle w:val="ListParagraph"/>
+              <w:ind w:left="0"/>
+              <w:jc w:val="center"/>
+              <w:rPr>
+                <w:lang w:val="en-US"/>
+              </w:rPr>
+            </w:pPr>
+          </w:p>
+        </w:tc>
+        <w:tc>
+          <w:tcPr>
+            <w:tcW w:w="6724" w:type="dxa"/>
+          </w:tcPr>
+          <w:p>
+            <w:pPr>
+              <w:pStyle w:val="ListParagraph"/>
+              <w:ind w:left="0"/>
+              <w:jc w:val="center"/>
+              <w:rPr>
+                <w:lang w:val="en-US"/>
+              </w:rPr>
+            </w:pPr>
+            <w:r>
+              <w:rPr>
+                <w:lang w:val="en-US"/>
+              </w:rPr>
+              <w:t>Shape</w:t>
+            </w:r>
+          </w:p>
+        </w:tc>
+      </w:tr>
+      <w:tr>
+        <w:tc>
+          <w:tcPr>
+            <w:tcW w:w="1438" w:type="dxa"/>
+          </w:tcPr>
+          <w:p>
+            <w:pPr>
+              <w:pStyle w:val="ListParagraph"/>
+              <w:ind w:left="0"/>
+              <w:jc w:val="center"/>
+              <w:rPr>
+                <w:lang w:val="en-US"/>
+              </w:rPr>
+            </w:pPr>
+            <w:r>
+              <w:rPr>
+                <w:lang w:val="en-US"/>
+              </w:rPr>
+              <w:t>&lt;Weight&gt;</w:t>
+            </w:r>
+          </w:p>
+        </w:tc>
+        <w:tc>
+          <w:tcPr>
+            <w:tcW w:w="6724" w:type="dxa"/>
+          </w:tcPr>
+          <w:p>
+            <w:pPr>
+              <w:pStyle w:val="ListParagraph"/>
+              <w:ind w:left="0"/>
+              <w:jc w:val="center"/>
+              <w:rPr>
+                <w:lang w:val="en-US"/>
+              </w:rPr>
+            </w:pPr>
+            <w:r>
+              <w:rPr>
+                <w:lang w:val="en-US"/>
+              </w:rPr>
+              <w:t>(&lt;Số Kênh Output&gt;, &lt;Số Kênh Input&gt;, &lt;Kích Thước Kernel&gt;)</w:t>
+            </w:r>
+          </w:p>
+        </w:tc>
+      </w:tr>
+      <w:tr>
+        <w:tc>
+          <w:tcPr>
+            <w:tcW w:w="1438" w:type="dxa"/>
+          </w:tcPr>
+          <w:p>
+            <w:pPr>
+              <w:pStyle w:val="ListParagraph"/>
+              <w:ind w:left="0"/>
+              <w:jc w:val="center"/>
+              <w:rPr>
+                <w:lang w:val="en-US"/>
+              </w:rPr>
+            </w:pPr>
+            <w:r>
+              <w:rPr>
+                <w:lang w:val="en-US"/>
+              </w:rPr>
+              <w:t>&lt;Bias&gt;</w:t>
+            </w:r>
+          </w:p>
+        </w:tc>
+        <w:tc>
+          <w:tcPr>
+            <w:tcW w:w="6724" w:type="dxa"/>
+          </w:tcPr>
+          <w:p>
+            <w:pPr>
+              <w:pStyle w:val="ListParagraph"/>
+              <w:ind w:left="0"/>
+              <w:jc w:val="center"/>
+              <w:rPr>
+                <w:lang w:val="en-US"/>
+              </w:rPr>
+            </w:pPr>
+            <w:r>
+              <w:rPr>
+                <w:lang w:val="en-US"/>
+              </w:rPr>
+              <w:t>(&lt;Số Kênh Output&gt;)</w:t>
+            </w:r>
+          </w:p>
+        </w:tc>
+      </w:tr>
+    </w:tbl>
+    <w:p>
+      <w:pPr>
+        <w:pStyle w:val="ListParagraph"/>
+        <w:numPr>
+          <w:ilvl w:val="0"/>
+          <w:numId w:val="2"/>
+        </w:numPr>
+        <w:rPr>
+          <w:lang w:val="en-US"/>
+        </w:rPr>
+      </w:pPr>
+      <w:r>
+        <w:rPr>
+          <w:lang w:val="en-US"/>
+        </w:rPr>
+        <w:t>Tóm tắt các trường hợp</w:t>
+      </w:r>
+    </w:p>
+    <w:tbl>
+      <w:tblPr>
+        <w:tblStyle w:val="TableGrid"/>
+        <w:tblW w:w="0" w:type="auto"/>
+        <w:tblInd w:w="1080" w:type="dxa"/>
+        <w:tblLook w:val="04A0" w:firstRow="1" w:lastRow="0" w:firstColumn="1" w:lastColumn="0" w:noHBand="0" w:noVBand="1"/>
+      </w:tblPr>
+      <w:tblGrid>
+        <w:gridCol w:w="4068"/>
+        <w:gridCol w:w="4094"/>
+      </w:tblGrid>
+      <w:tr>
+        <w:tc>
+          <w:tcPr>
+            <w:tcW w:w="4068" w:type="dxa"/>
+          </w:tcPr>
+          <w:p>
+            <w:pPr>
+              <w:pStyle w:val="ListParagraph"/>
+              <w:ind w:left="0"/>
+              <w:jc w:val="center"/>
+              <w:rPr>
+                <w:lang w:val="en-US"/>
+              </w:rPr>
+            </w:pPr>
+            <w:r>
+              <w:rPr>
+                <w:lang w:val="en-US"/>
+              </w:rPr>
+              <w:t>&lt;Input&gt; Shape</w:t>
+            </w:r>
+          </w:p>
+        </w:tc>
+        <w:tc>
+          <w:tcPr>
+            <w:tcW w:w="4094" w:type="dxa"/>
+          </w:tcPr>
+          <w:p>
+            <w:pPr>
+              <w:pStyle w:val="ListParagraph"/>
+              <w:ind w:left="0"/>
+              <w:jc w:val="center"/>
+              <w:rPr>
+                <w:lang w:val="en-US"/>
+              </w:rPr>
+            </w:pPr>
+            <w:r>
+              <w:rPr>
+                <w:lang w:val="en-US"/>
+              </w:rPr>
+              <w:t>&lt;Output&gt; Shape</w:t>
+            </w:r>
+          </w:p>
+        </w:tc>
+      </w:tr>
+      <w:tr>
+        <w:tc>
+          <w:tcPr>
+            <w:tcW w:w="4068" w:type="dxa"/>
+          </w:tcPr>
+          <w:p>
+            <w:pPr>
+              <w:pStyle w:val="ListParagraph"/>
+              <w:ind w:left="0"/>
+              <w:jc w:val="center"/>
+              <w:rPr>
+                <w:lang w:val="en-US"/>
+              </w:rPr>
+            </w:pPr>
+            <w:r>
+              <w:rPr>
+                <w:lang w:val="en-US"/>
+              </w:rPr>
+              <w:t>(&lt;Kích Thước Batch&gt;,</w:t>
+            </w:r>
+          </w:p>
+          <w:p>
+            <w:pPr>
+              <w:pStyle w:val="ListParagraph"/>
+              <w:ind w:left="0"/>
+              <w:jc w:val="center"/>
+              <w:rPr>
+                <w:lang w:val="en-US"/>
+              </w:rPr>
+            </w:pPr>
+            <w:r>
+              <w:rPr>
+                <w:lang w:val="en-US"/>
+              </w:rPr>
+              <w:t>&lt;Số Kênh Input&gt;,</w:t>
+            </w:r>
+          </w:p>
+          <w:p>
+            <w:pPr>
+              <w:pStyle w:val="ListParagraph"/>
+              <w:ind w:left="0"/>
+              <w:jc w:val="center"/>
+              <w:rPr>
+                <w:lang w:val="en-US"/>
+              </w:rPr>
+            </w:pPr>
+            <w:r>
+              <w:rPr>
+                <w:lang w:val="en-US"/>
+              </w:rPr>
+              <w:t>&lt;Kích Thước Input&gt;)</w:t>
+            </w:r>
+          </w:p>
+        </w:tc>
+        <w:tc>
+          <w:tcPr>
+            <w:tcW w:w="4094" w:type="dxa"/>
+          </w:tcPr>
+          <w:p>
+            <w:pPr>
+              <w:pStyle w:val="ListParagraph"/>
+              <w:ind w:left="0"/>
+              <w:jc w:val="center"/>
+              <w:rPr>
+                <w:lang w:val="en-US"/>
+              </w:rPr>
+            </w:pPr>
+            <w:r>
+              <w:rPr>
+                <w:lang w:val="en-US"/>
+              </w:rPr>
+              <w:t>(&lt;Kích Thước Batch&gt;,</w:t>
+            </w:r>
+          </w:p>
+          <w:p>
+            <w:pPr>
+              <w:pStyle w:val="ListParagraph"/>
+              <w:ind w:left="0"/>
+              <w:jc w:val="center"/>
+              <w:rPr>
+                <w:lang w:val="en-US"/>
+              </w:rPr>
+            </w:pPr>
+            <w:r>
+              <w:rPr>
+                <w:lang w:val="en-US"/>
+              </w:rPr>
+              <w:t>&lt;Số Kênh Output&gt;,</w:t>
+            </w:r>
+          </w:p>
+          <w:p>
+            <w:pPr>
+              <w:pStyle w:val="ListParagraph"/>
+              <w:ind w:left="0"/>
+              <w:jc w:val="center"/>
+              <w:rPr>
+                <w:lang w:val="en-US"/>
+              </w:rPr>
+            </w:pPr>
+            <w:r>
+              <w:rPr>
+                <w:lang w:val="en-US"/>
+              </w:rPr>
+              <w:t>&lt;Kích Thước Output&gt;)</w:t>
+            </w:r>
+          </w:p>
+        </w:tc>
+      </w:tr>
+      <w:tr>
+        <w:tc>
+          <w:tcPr>
+            <w:tcW w:w="4068" w:type="dxa"/>
+          </w:tcPr>
+          <w:p>
+            <w:pPr>
+              <w:pStyle w:val="ListParagraph"/>
+              <w:ind w:left="0"/>
+              <w:jc w:val="center"/>
+              <w:rPr>
+                <w:lang w:val="en-US"/>
+              </w:rPr>
+            </w:pPr>
+            <w:r>
+              <w:rPr>
+                <w:lang w:val="en-US"/>
+              </w:rPr>
+              <w:t>(&lt;Số Kênh Input&gt;,</w:t>
+            </w:r>
+          </w:p>
+          <w:p>
+            <w:pPr>
+              <w:pStyle w:val="ListParagraph"/>
+              <w:ind w:left="0"/>
+              <w:jc w:val="center"/>
+              <w:rPr>
+                <w:lang w:val="en-US"/>
+              </w:rPr>
+            </w:pPr>
+            <w:r>
+              <w:rPr>
+                <w:lang w:val="en-US"/>
+              </w:rPr>
+              <w:t>&lt;Kích Thước Input&gt;)</w:t>
+            </w:r>
+          </w:p>
+        </w:tc>
+        <w:tc>
+          <w:tcPr>
+            <w:tcW w:w="4094" w:type="dxa"/>
+          </w:tcPr>
+          <w:p>
+            <w:pPr>
+              <w:pStyle w:val="ListParagraph"/>
+              <w:ind w:left="0"/>
+              <w:jc w:val="center"/>
+              <w:rPr>
+                <w:lang w:val="en-US"/>
+              </w:rPr>
+            </w:pPr>
+            <w:r>
+              <w:rPr>
+                <w:lang w:val="en-US"/>
+              </w:rPr>
+              <w:t>(&lt;Số Kênh Output&gt;,</w:t>
+            </w:r>
+          </w:p>
+          <w:p>
+            <w:pPr>
+              <w:pStyle w:val="ListParagraph"/>
+              <w:ind w:left="0"/>
+              <w:jc w:val="center"/>
+              <w:rPr>
+                <w:lang w:val="en-US"/>
+              </w:rPr>
+            </w:pPr>
+            <w:r>
+              <w:rPr>
+                <w:lang w:val="en-US"/>
+              </w:rPr>
+              <w:t>&lt;Kích Thước Output&gt;)</w:t>
+            </w:r>
+          </w:p>
+        </w:tc>
+      </w:tr>
+    </w:tbl>
+    <w:p>
+      <w:pPr>
+        <w:pStyle w:val="ListParagraph"/>
+        <w:ind w:left="1080"/>
+        <w:rPr>
+          <w:lang w:val="en-US"/>
+        </w:rPr>
+      </w:pPr>
+    </w:p>
+    <w:p>
+      <w:pPr>
+        <w:pStyle w:val="ListParagraph"/>
+        <w:ind w:left="1080"/>
+        <w:rPr>
+          <w:lang w:val="en-US"/>
+        </w:rPr>
+      </w:pPr>
+    </w:p>
+    <w:p>
+      <w:pPr>
+        <w:rPr>
+          <w:lang w:val="en-US"/>
+        </w:rPr>
+      </w:pPr>
+      <w:r>
+        <w:rPr>
+          <w:lang w:val="en-US"/>
+        </w:rPr>
+        <w:t>Functional – Hàm:</w:t>
+      </w:r>
+    </w:p>
+    <w:p>
+      <w:pPr>
+        <w:pStyle w:val="ListParagraph"/>
+        <w:numPr>
+          <w:ilvl w:val="0"/>
+          <w:numId w:val="12"/>
+        </w:numPr>
+        <w:rPr>
+          <w:lang w:val="en-US"/>
+        </w:rPr>
+      </w:pPr>
+      <w:r>
+        <w:rPr>
+          <w:lang w:val="en-US"/>
+        </w:rPr>
+        <w:t>Cách Import?</w:t>
+      </w:r>
+    </w:p>
+    <w:p>
+      <w:pPr>
+        <w:pStyle w:val="ListParagraph"/>
+        <w:pBdr>
+          <w:top w:val="single" w:sz="4" w:space="1" w:color="auto"/>
+          <w:left w:val="single" w:sz="4" w:space="4" w:color="auto"/>
+          <w:bottom w:val="single" w:sz="4" w:space="1" w:color="auto"/>
+          <w:right w:val="single" w:sz="4" w:space="4" w:color="auto"/>
+        </w:pBdr>
+        <w:ind w:left="1080"/>
+        <w:rPr>
+          <w:lang w:val="en-US"/>
+        </w:rPr>
+      </w:pPr>
+      <w:r>
+        <w:rPr>
+          <w:lang w:val="en-US"/>
+        </w:rPr>
+        <w:t>import torch.nn.functional as f</w:t>
+      </w:r>
+    </w:p>
+    <w:p>
+      <w:pPr>
+        <w:pStyle w:val="ListParagraph"/>
+        <w:numPr>
+          <w:ilvl w:val="0"/>
+          <w:numId w:val="12"/>
+        </w:numPr>
+        <w:rPr>
+          <w:lang w:val="en-US"/>
+        </w:rPr>
+      </w:pPr>
+      <w:r>
+        <w:rPr>
+          <w:lang w:val="en-US"/>
+        </w:rPr>
+        <w:t xml:space="preserve">Trả </w:t>
+      </w:r>
+      <w:r>
+        <w:rPr>
+          <w:lang w:val="en-US"/>
+        </w:rPr>
+        <w:t xml:space="preserve">Về </w:t>
+      </w:r>
+      <w:r>
+        <w:rPr>
+          <w:lang w:val="en-US"/>
+        </w:rPr>
+        <w:t xml:space="preserve">Tensor </w:t>
+      </w:r>
+      <w:r>
+        <w:rPr>
+          <w:lang w:val="en-US"/>
+        </w:rPr>
+        <w:t>Được Padding?</w:t>
+      </w:r>
+    </w:p>
+    <w:p>
+      <w:pPr>
+        <w:pStyle w:val="ListParagraph"/>
+        <w:pBdr>
+          <w:top w:val="single" w:sz="4" w:space="1" w:color="auto"/>
+          <w:left w:val="single" w:sz="4" w:space="4" w:color="auto"/>
+          <w:bottom w:val="single" w:sz="4" w:space="1" w:color="auto"/>
+          <w:right w:val="single" w:sz="4" w:space="4" w:color="auto"/>
+        </w:pBdr>
+        <w:ind w:left="1080"/>
+        <w:rPr>
+          <w:lang w:val="en-US"/>
+        </w:rPr>
+      </w:pPr>
+      <w:r>
+        <w:rPr>
+          <w:lang w:val="en-US"/>
+        </w:rPr>
+        <w:t xml:space="preserve">f.pad(&lt;Tensor&gt;, &lt;Kích </w:t>
+      </w:r>
+      <w:r>
+        <w:rPr>
+          <w:lang w:val="en-US"/>
+        </w:rPr>
+        <w:t xml:space="preserve">Thước </w:t>
+      </w:r>
+      <w:r>
+        <w:rPr>
+          <w:lang w:val="en-US"/>
+        </w:rPr>
+        <w:t>Padding</w:t>
+      </w:r>
+      <w:r>
+        <w:rPr>
+          <w:lang w:val="en-US"/>
+        </w:rPr>
+        <w:t xml:space="preserve">&gt;, </w:t>
+      </w:r>
+      <w:r>
+        <w:rPr>
+          <w:lang w:val="en-US"/>
+        </w:rPr>
+        <w:t xml:space="preserve">value = </w:t>
+      </w:r>
+      <w:r>
+        <w:rPr>
+          <w:lang w:val="en-US"/>
+        </w:rPr>
+        <w:t>&lt;</w:t>
+      </w:r>
+      <w:r>
+        <w:rPr>
+          <w:lang w:val="en-US"/>
+        </w:rPr>
+        <w:t xml:space="preserve">Giá </w:t>
+      </w:r>
+      <w:r>
+        <w:rPr>
+          <w:lang w:val="en-US"/>
+        </w:rPr>
+        <w:t xml:space="preserve">Trị </w:t>
+      </w:r>
+      <w:r>
+        <w:rPr>
+          <w:lang w:val="en-US"/>
+        </w:rPr>
+        <w:t>Padding&gt;)</w:t>
+      </w:r>
+    </w:p>
+    <w:p>
+      <w:pPr>
+        <w:pStyle w:val="ListParagraph"/>
+        <w:numPr>
+          <w:ilvl w:val="0"/>
+          <w:numId w:val="2"/>
+        </w:numPr>
+        <w:rPr>
+          <w:lang w:val="en-US"/>
+        </w:rPr>
+      </w:pPr>
+      <w:r>
+        <w:rPr>
+          <w:lang w:val="en-US"/>
+        </w:rPr>
+        <w:t xml:space="preserve">&lt;Kích thước padding&gt; là 1 Iterable gồm các phần tử là kích thước Padding trái, phải, trên, dưới, … </w:t>
+      </w:r>
+    </w:p>
+    <w:p>
+      <w:pPr>
+        <w:pStyle w:val="ListParagraph"/>
+        <w:numPr>
+          <w:ilvl w:val="0"/>
+          <w:numId w:val="2"/>
+        </w:numPr>
+        <w:rPr>
+          <w:lang w:val="en-US"/>
+        </w:rPr>
+      </w:pPr>
+      <w:r>
+        <w:rPr>
+          <w:lang w:val="en-US"/>
+        </w:rPr>
+        <w:t>Các phần tử ở</w:t>
+      </w:r>
+      <w:r>
+        <w:rPr>
+          <w:lang w:val="en-US"/>
+        </w:rPr>
+        <w:t xml:space="preserve"> vùng P</w:t>
+      </w:r>
+      <w:r>
+        <w:rPr>
+          <w:lang w:val="en-US"/>
+        </w:rPr>
+        <w:t xml:space="preserve">adding sẽ có giá trị là </w:t>
+      </w:r>
+      <w:r>
+        <w:rPr>
+          <w:lang w:val="en-US"/>
+        </w:rPr>
+        <w:t>&lt;Giá Trị Padding</w:t>
+      </w:r>
+      <w:r>
+        <w:rPr>
+          <w:lang w:val="en-US"/>
+        </w:rPr>
+        <w:t>&gt;</w:t>
+      </w:r>
+      <w:r>
+        <w:rPr>
+          <w:lang w:val="en-US"/>
+        </w:rPr>
+        <w:t>, mặc định = 0</w:t>
+      </w:r>
+    </w:p>
+    <w:p>
+      <w:pPr>
+        <w:pStyle w:val="ListParagraph"/>
+        <w:numPr>
+          <w:ilvl w:val="0"/>
+          <w:numId w:val="2"/>
+        </w:numPr>
+        <w:rPr>
+          <w:lang w:val="en-US"/>
+        </w:rPr>
+      </w:pPr>
+      <w:r>
+        <w:rPr>
+          <w:lang w:val="en-US"/>
+        </w:rPr>
+        <w:t>Ví dụ</w:t>
+      </w:r>
+    </w:p>
+    <w:p>
+      <w:pPr>
+        <w:pStyle w:val="ListParagraph"/>
+        <w:pBdr>
+          <w:top w:val="single" w:sz="4" w:space="1" w:color="auto"/>
+          <w:left w:val="single" w:sz="4" w:space="4" w:color="auto"/>
+          <w:bottom w:val="single" w:sz="4" w:space="1" w:color="auto"/>
+          <w:right w:val="single" w:sz="4" w:space="4" w:color="auto"/>
+        </w:pBdr>
+        <w:ind w:left="1080"/>
+        <w:rPr>
+          <w:lang w:val="en-US"/>
+        </w:rPr>
+      </w:pPr>
+      <w:r>
+        <w:rPr>
+          <w:lang w:val="en-US"/>
+        </w:rPr>
+        <w:lastRenderedPageBreak/>
+        <w:t>foo = f.pad(bar, (2, 3), value = 7)</w:t>
+      </w:r>
+    </w:p>
+    <w:p>
+      <w:pPr>
+        <w:pStyle w:val="ListParagraph"/>
+        <w:numPr>
+          <w:ilvl w:val="0"/>
+          <w:numId w:val="2"/>
+        </w:numPr>
+        <w:rPr>
+          <w:lang w:val="en-US"/>
+        </w:rPr>
+      </w:pPr>
+      <w:r>
+        <w:rPr>
+          <w:lang w:val="en-US"/>
+        </w:rPr>
+        <w:t>Ta có</w:t>
+      </w:r>
+    </w:p>
+    <w:tbl>
+      <w:tblPr>
+        <w:tblStyle w:val="TableGrid"/>
+        <w:tblW w:w="0" w:type="auto"/>
+        <w:tblInd w:w="1080" w:type="dxa"/>
+        <w:tblLook w:val="04A0" w:firstRow="1" w:lastRow="0" w:firstColumn="1" w:lastColumn="0" w:noHBand="0" w:noVBand="1"/>
+      </w:tblPr>
+      <w:tblGrid>
+        <w:gridCol w:w="4086"/>
+        <w:gridCol w:w="4076"/>
+      </w:tblGrid>
+      <w:tr>
+        <w:tc>
+          <w:tcPr>
+            <w:tcW w:w="4621" w:type="dxa"/>
+          </w:tcPr>
+          <w:p>
+            <w:pPr>
+              <w:pStyle w:val="ListParagraph"/>
+              <w:ind w:left="0"/>
+              <w:jc w:val="center"/>
+              <w:rPr>
+                <w:lang w:val="en-US"/>
+              </w:rPr>
+            </w:pPr>
+            <w:r>
+              <w:rPr>
+                <w:lang w:val="en-US"/>
+              </w:rPr>
+              <w:t>bar</w:t>
+            </w:r>
+          </w:p>
+        </w:tc>
+        <w:tc>
+          <w:tcPr>
+            <w:tcW w:w="4621" w:type="dxa"/>
+          </w:tcPr>
+          <w:p>
+            <w:pPr>
+              <w:pStyle w:val="ListParagraph"/>
+              <w:ind w:left="0"/>
+              <w:jc w:val="center"/>
+              <w:rPr>
+                <w:lang w:val="en-US"/>
+              </w:rPr>
+            </w:pPr>
+            <w:r>
+              <w:rPr>
+                <w:lang w:val="en-US"/>
+              </w:rPr>
+              <w:t>[1, 2, 3]</w:t>
+            </w:r>
+          </w:p>
+        </w:tc>
+      </w:tr>
+      <w:tr>
+        <w:tc>
+          <w:tcPr>
+            <w:tcW w:w="4621" w:type="dxa"/>
+          </w:tcPr>
+          <w:p>
+            <w:pPr>
+              <w:pStyle w:val="ListParagraph"/>
+              <w:ind w:left="0"/>
+              <w:jc w:val="center"/>
+              <w:rPr>
+                <w:lang w:val="en-US"/>
+              </w:rPr>
+            </w:pPr>
+            <w:r>
+              <w:rPr>
+                <w:lang w:val="en-US"/>
+              </w:rPr>
+              <w:t>foo</w:t>
+            </w:r>
+          </w:p>
+        </w:tc>
+        <w:tc>
+          <w:tcPr>
+            <w:tcW w:w="4621" w:type="dxa"/>
+          </w:tcPr>
+          <w:p>
+            <w:pPr>
+              <w:pStyle w:val="ListParagraph"/>
+              <w:ind w:left="0"/>
+              <w:jc w:val="center"/>
+              <w:rPr>
+                <w:lang w:val="en-US"/>
+              </w:rPr>
+            </w:pPr>
+            <w:r>
+              <w:rPr>
+                <w:lang w:val="en-US"/>
+              </w:rPr>
+              <w:t>[7, 7, 1, 2, 3, 7, 7, 7]</w:t>
+            </w:r>
+          </w:p>
+        </w:tc>
+      </w:tr>
+    </w:tbl>
+    <w:p>
+      <w:pPr>
+        <w:pStyle w:val="ListParagraph"/>
+        <w:numPr>
+          <w:ilvl w:val="0"/>
+          <w:numId w:val="2"/>
+        </w:numPr>
+        <w:rPr>
+          <w:lang w:val="en-US"/>
+        </w:rPr>
+      </w:pPr>
+      <w:r>
+        <w:rPr>
+          <w:lang w:val="en-US"/>
+        </w:rPr>
+        <w:t>Tổng quát</w:t>
+      </w:r>
+    </w:p>
+    <w:tbl>
+      <w:tblPr>
+        <w:tblStyle w:val="TableGrid"/>
+        <w:tblW w:w="0" w:type="auto"/>
+        <w:tblInd w:w="1080" w:type="dxa"/>
+        <w:tblLook w:val="04A0" w:firstRow="1" w:lastRow="0" w:firstColumn="1" w:lastColumn="0" w:noHBand="0" w:noVBand="1"/>
+      </w:tblPr>
+      <w:tblGrid>
+        <w:gridCol w:w="4091"/>
+        <w:gridCol w:w="4071"/>
+      </w:tblGrid>
+      <w:tr>
+        <w:tc>
+          <w:tcPr>
+            <w:tcW w:w="4621" w:type="dxa"/>
+          </w:tcPr>
+          <w:p>
+            <w:pPr>
+              <w:pStyle w:val="ListParagraph"/>
+              <w:ind w:left="0"/>
+              <w:jc w:val="center"/>
+              <w:rPr>
+                <w:lang w:val="en-US"/>
+              </w:rPr>
+            </w:pPr>
+            <w:r>
+              <w:rPr>
+                <w:lang w:val="en-US"/>
+              </w:rPr>
+              <w:t>Số chiều &lt;Tensor&gt;</w:t>
+            </w:r>
+          </w:p>
+        </w:tc>
+        <w:tc>
+          <w:tcPr>
+            <w:tcW w:w="4621" w:type="dxa"/>
+          </w:tcPr>
+          <w:p>
+            <w:pPr>
+              <w:pStyle w:val="ListParagraph"/>
+              <w:ind w:left="0"/>
+              <w:jc w:val="center"/>
+              <w:rPr>
+                <w:lang w:val="en-US"/>
+              </w:rPr>
+            </w:pPr>
+            <w:r>
+              <w:rPr>
+                <w:lang w:val="en-US"/>
+              </w:rPr>
+              <w:t>Thứ tự Padding</w:t>
+            </w:r>
+          </w:p>
+        </w:tc>
+      </w:tr>
+      <w:tr>
+        <w:tc>
+          <w:tcPr>
+            <w:tcW w:w="4621" w:type="dxa"/>
+          </w:tcPr>
+          <w:p>
+            <w:pPr>
+              <w:pStyle w:val="ListParagraph"/>
+              <w:ind w:left="0"/>
+              <w:jc w:val="center"/>
+              <w:rPr>
+                <w:lang w:val="en-US"/>
+              </w:rPr>
+            </w:pPr>
+            <w:r>
+              <w:rPr>
+                <w:lang w:val="en-US"/>
+              </w:rPr>
+              <w:t>1</w:t>
+            </w:r>
+          </w:p>
+        </w:tc>
+        <w:tc>
+          <w:tcPr>
+            <w:tcW w:w="4621" w:type="dxa"/>
+          </w:tcPr>
+          <w:p>
+            <w:pPr>
+              <w:pStyle w:val="ListParagraph"/>
+              <w:ind w:left="0"/>
+              <w:jc w:val="center"/>
+              <w:rPr>
+                <w:lang w:val="en-US"/>
+              </w:rPr>
+            </w:pPr>
+            <w:r>
+              <w:rPr>
+                <w:lang w:val="en-US"/>
+              </w:rPr>
+              <w:t>(trái, phải)</w:t>
+            </w:r>
+          </w:p>
+        </w:tc>
+      </w:tr>
+      <w:tr>
+        <w:tc>
+          <w:tcPr>
+            <w:tcW w:w="4621" w:type="dxa"/>
+          </w:tcPr>
+          <w:p>
+            <w:pPr>
+              <w:pStyle w:val="ListParagraph"/>
+              <w:ind w:left="0"/>
+              <w:jc w:val="center"/>
+              <w:rPr>
+                <w:lang w:val="en-US"/>
+              </w:rPr>
+            </w:pPr>
+            <w:r>
+              <w:rPr>
+                <w:lang w:val="en-US"/>
+              </w:rPr>
+              <w:t>2</w:t>
+            </w:r>
+          </w:p>
+        </w:tc>
+        <w:tc>
+          <w:tcPr>
+            <w:tcW w:w="4621" w:type="dxa"/>
+          </w:tcPr>
+          <w:p>
+            <w:pPr>
+              <w:pStyle w:val="ListParagraph"/>
+              <w:ind w:left="0"/>
+              <w:jc w:val="center"/>
+              <w:rPr>
+                <w:lang w:val="en-US"/>
+              </w:rPr>
+            </w:pPr>
+            <w:r>
+              <w:rPr>
+                <w:lang w:val="en-US"/>
+              </w:rPr>
+              <w:t>(trái, phải, trên, dưới)</w:t>
+            </w:r>
+          </w:p>
+        </w:tc>
+      </w:tr>
+      <w:tr>
+        <w:tc>
+          <w:tcPr>
+            <w:tcW w:w="4621" w:type="dxa"/>
+          </w:tcPr>
+          <w:p>
+            <w:pPr>
+              <w:pStyle w:val="ListParagraph"/>
+              <w:ind w:left="0"/>
+              <w:jc w:val="center"/>
+              <w:rPr>
+                <w:lang w:val="en-US"/>
+              </w:rPr>
+            </w:pPr>
+            <w:r>
+              <w:rPr>
+                <w:lang w:val="en-US"/>
+              </w:rPr>
+              <w:t>3</w:t>
+            </w:r>
+          </w:p>
+        </w:tc>
+        <w:tc>
+          <w:tcPr>
+            <w:tcW w:w="4621" w:type="dxa"/>
+          </w:tcPr>
+          <w:p>
+            <w:pPr>
+              <w:pStyle w:val="ListParagraph"/>
+              <w:ind w:left="0"/>
+              <w:jc w:val="center"/>
+              <w:rPr>
+                <w:lang w:val="en-US"/>
+              </w:rPr>
+            </w:pPr>
+            <w:r>
+              <w:rPr>
+                <w:lang w:val="en-US"/>
+              </w:rPr>
+              <w:t>(trái, phải, xa, gần, trên, dưới)</w:t>
+            </w:r>
+          </w:p>
+        </w:tc>
+      </w:tr>
+      <w:tr>
+        <w:tc>
+          <w:tcPr>
+            <w:tcW w:w="4621" w:type="dxa"/>
+          </w:tcPr>
+          <w:p>
+            <w:pPr>
+              <w:pStyle w:val="ListParagraph"/>
+              <w:ind w:left="0"/>
+              <w:jc w:val="center"/>
+              <w:rPr>
+                <w:lang w:val="en-US"/>
+              </w:rPr>
+            </w:pPr>
+            <w:r>
+              <w:rPr>
+                <w:lang w:val="en-US"/>
+              </w:rPr>
+              <w:t>…</w:t>
+            </w:r>
+          </w:p>
+        </w:tc>
+        <w:tc>
+          <w:tcPr>
+            <w:tcW w:w="4621" w:type="dxa"/>
+          </w:tcPr>
+          <w:p>
+            <w:pPr>
+              <w:pStyle w:val="ListParagraph"/>
+              <w:ind w:left="0"/>
+              <w:jc w:val="center"/>
+              <w:rPr>
+                <w:lang w:val="en-US"/>
+              </w:rPr>
+            </w:pPr>
+            <w:r>
+              <w:rPr>
+                <w:lang w:val="en-US"/>
+              </w:rPr>
+              <w:t>…</w:t>
+            </w:r>
+          </w:p>
+        </w:tc>
+      </w:tr>
+    </w:tbl>
+    <w:p>
+      <w:pPr>
+        <w:pStyle w:val="ListParagraph"/>
+        <w:numPr>
+          <w:ilvl w:val="0"/>
+          <w:numId w:val="2"/>
+        </w:numPr>
+        <w:rPr>
+          <w:lang w:val="en-US"/>
+        </w:rPr>
+      </w:pPr>
+      <w:r>
+        <w:rPr>
+          <w:lang w:val="en-US"/>
+        </w:rPr>
+        <w:t>Nếu tưởng tượng Tensor là xấp ảnh, dễ thấy Padding theo tia Ox, Oy, Oz, …</w:t>
+      </w:r>
     </w:p>
     <w:p>
       <w:pPr>
@@ -15137,10 +17282,10 @@
     </w:lvl>
   </w:abstractNum>
   <w:abstractNum w:abstractNumId="2">
-    <w:nsid w:val="20EA6A08"/>
+    <w:nsid w:val="1A335F21"/>
     <w:multiLevelType w:val="hybridMultilevel"/>
-    <w:tmpl w:val="150A5F22"/>
-    <w:lvl w:ilvl="0" w:tplc="F9561E8A">
+    <w:tmpl w:val="D93EDE46"/>
+    <w:lvl w:ilvl="0" w:tplc="859E89EE">
       <w:start w:val="1"/>
       <w:numFmt w:val="decimal"/>
       <w:lvlText w:val="%1."/>
@@ -15226,10 +17371,10 @@
     </w:lvl>
   </w:abstractNum>
   <w:abstractNum w:abstractNumId="3">
-    <w:nsid w:val="24E6534E"/>
+    <w:nsid w:val="20EA6A08"/>
     <w:multiLevelType w:val="hybridMultilevel"/>
-    <w:tmpl w:val="B4B4E584"/>
-    <w:lvl w:ilvl="0" w:tplc="3164183A">
+    <w:tmpl w:val="150A5F22"/>
+    <w:lvl w:ilvl="0" w:tplc="F9561E8A">
       <w:start w:val="1"/>
       <w:numFmt w:val="decimal"/>
       <w:lvlText w:val="%1."/>
@@ -15315,10 +17460,10 @@
     </w:lvl>
   </w:abstractNum>
   <w:abstractNum w:abstractNumId="4">
-    <w:nsid w:val="3BAC63A6"/>
+    <w:nsid w:val="24E6534E"/>
     <w:multiLevelType w:val="hybridMultilevel"/>
-    <w:tmpl w:val="66FA105C"/>
-    <w:lvl w:ilvl="0" w:tplc="ABB01EF0">
+    <w:tmpl w:val="B4B4E584"/>
+    <w:lvl w:ilvl="0" w:tplc="3164183A">
       <w:start w:val="1"/>
       <w:numFmt w:val="decimal"/>
       <w:lvlText w:val="%1."/>
@@ -15404,10 +17549,10 @@
     </w:lvl>
   </w:abstractNum>
   <w:abstractNum w:abstractNumId="5">
-    <w:nsid w:val="4A3B0043"/>
+    <w:nsid w:val="3BAC63A6"/>
     <w:multiLevelType w:val="hybridMultilevel"/>
-    <w:tmpl w:val="8C84171A"/>
-    <w:lvl w:ilvl="0" w:tplc="AC247D40">
+    <w:tmpl w:val="66FA105C"/>
+    <w:lvl w:ilvl="0" w:tplc="ABB01EF0">
       <w:start w:val="1"/>
       <w:numFmt w:val="decimal"/>
       <w:lvlText w:val="%1."/>
@@ -15493,10 +17638,10 @@
     </w:lvl>
   </w:abstractNum>
   <w:abstractNum w:abstractNumId="6">
-    <w:nsid w:val="5F480BCC"/>
+    <w:nsid w:val="4A3B0043"/>
     <w:multiLevelType w:val="hybridMultilevel"/>
-    <w:tmpl w:val="CE205946"/>
-    <w:lvl w:ilvl="0" w:tplc="6C64CD26">
+    <w:tmpl w:val="8C84171A"/>
+    <w:lvl w:ilvl="0" w:tplc="AC247D40">
       <w:start w:val="1"/>
       <w:numFmt w:val="decimal"/>
       <w:lvlText w:val="%1."/>
@@ -15582,6 +17727,95 @@
     </w:lvl>
   </w:abstractNum>
   <w:abstractNum w:abstractNumId="7">
+    <w:nsid w:val="5F480BCC"/>
+    <w:multiLevelType w:val="hybridMultilevel"/>
+    <w:tmpl w:val="CE205946"/>
+    <w:lvl w:ilvl="0" w:tplc="6C64CD26">
+      <w:start w:val="1"/>
+      <w:numFmt w:val="decimal"/>
+      <w:lvlText w:val="%1."/>
+      <w:lvlJc w:val="left"/>
+      <w:pPr>
+        <w:ind w:left="1080" w:hanging="360"/>
+      </w:pPr>
+      <w:rPr>
+        <w:rFonts w:hint="default"/>
+      </w:rPr>
+    </w:lvl>
+    <w:lvl w:ilvl="1" w:tplc="042A0019" w:tentative="1">
+      <w:start w:val="1"/>
+      <w:numFmt w:val="lowerLetter"/>
+      <w:lvlText w:val="%2."/>
+      <w:lvlJc w:val="left"/>
+      <w:pPr>
+        <w:ind w:left="1800" w:hanging="360"/>
+      </w:pPr>
+    </w:lvl>
+    <w:lvl w:ilvl="2" w:tplc="042A001B" w:tentative="1">
+      <w:start w:val="1"/>
+      <w:numFmt w:val="lowerRoman"/>
+      <w:lvlText w:val="%3."/>
+      <w:lvlJc w:val="right"/>
+      <w:pPr>
+        <w:ind w:left="2520" w:hanging="180"/>
+      </w:pPr>
+    </w:lvl>
+    <w:lvl w:ilvl="3" w:tplc="042A000F" w:tentative="1">
+      <w:start w:val="1"/>
+      <w:numFmt w:val="decimal"/>
+      <w:lvlText w:val="%4."/>
+      <w:lvlJc w:val="left"/>
+      <w:pPr>
+        <w:ind w:left="3240" w:hanging="360"/>
+      </w:pPr>
+    </w:lvl>
+    <w:lvl w:ilvl="4" w:tplc="042A0019" w:tentative="1">
+      <w:start w:val="1"/>
+      <w:numFmt w:val="lowerLetter"/>
+      <w:lvlText w:val="%5."/>
+      <w:lvlJc w:val="left"/>
+      <w:pPr>
+        <w:ind w:left="3960" w:hanging="360"/>
+      </w:pPr>
+    </w:lvl>
+    <w:lvl w:ilvl="5" w:tplc="042A001B" w:tentative="1">
+      <w:start w:val="1"/>
+      <w:numFmt w:val="lowerRoman"/>
+      <w:lvlText w:val="%6."/>
+      <w:lvlJc w:val="right"/>
+      <w:pPr>
+        <w:ind w:left="4680" w:hanging="180"/>
+      </w:pPr>
+    </w:lvl>
+    <w:lvl w:ilvl="6" w:tplc="042A000F" w:tentative="1">
+      <w:start w:val="1"/>
+      <w:numFmt w:val="decimal"/>
+      <w:lvlText w:val="%7."/>
+      <w:lvlJc w:val="left"/>
+      <w:pPr>
+        <w:ind w:left="5400" w:hanging="360"/>
+      </w:pPr>
+    </w:lvl>
+    <w:lvl w:ilvl="7" w:tplc="042A0019" w:tentative="1">
+      <w:start w:val="1"/>
+      <w:numFmt w:val="lowerLetter"/>
+      <w:lvlText w:val="%8."/>
+      <w:lvlJc w:val="left"/>
+      <w:pPr>
+        <w:ind w:left="6120" w:hanging="360"/>
+      </w:pPr>
+    </w:lvl>
+    <w:lvl w:ilvl="8" w:tplc="042A001B" w:tentative="1">
+      <w:start w:val="1"/>
+      <w:numFmt w:val="lowerRoman"/>
+      <w:lvlText w:val="%9."/>
+      <w:lvlJc w:val="right"/>
+      <w:pPr>
+        <w:ind w:left="6840" w:hanging="180"/>
+      </w:pPr>
+    </w:lvl>
+  </w:abstractNum>
+  <w:abstractNum w:abstractNumId="8">
     <w:nsid w:val="68BD6CF9"/>
     <w:multiLevelType w:val="hybridMultilevel"/>
     <w:tmpl w:val="FD54193C"/>
@@ -15694,7 +17928,7 @@
       </w:rPr>
     </w:lvl>
   </w:abstractNum>
-  <w:abstractNum w:abstractNumId="8">
+  <w:abstractNum w:abstractNumId="9">
     <w:nsid w:val="68FF505E"/>
     <w:multiLevelType w:val="hybridMultilevel"/>
     <w:tmpl w:val="E32EE59E"/>
@@ -15806,7 +18040,7 @@
       </w:rPr>
     </w:lvl>
   </w:abstractNum>
-  <w:abstractNum w:abstractNumId="9">
+  <w:abstractNum w:abstractNumId="10">
     <w:nsid w:val="74D2778E"/>
     <w:multiLevelType w:val="hybridMultilevel"/>
     <w:tmpl w:val="FCF63590"/>
@@ -15895,7 +18129,7 @@
       </w:pPr>
     </w:lvl>
   </w:abstractNum>
-  <w:abstractNum w:abstractNumId="10">
+  <w:abstractNum w:abstractNumId="11">
     <w:nsid w:val="7DC01358"/>
     <w:multiLevelType w:val="hybridMultilevel"/>
     <w:tmpl w:val="5EF2BF06"/>
@@ -15985,37 +18219,40 @@
     </w:lvl>
   </w:abstractNum>
   <w:num w:numId="1">
-    <w:abstractNumId w:val="2"/>
+    <w:abstractNumId w:val="3"/>
   </w:num>
   <w:num w:numId="2">
-    <w:abstractNumId w:val="7"/>
+    <w:abstractNumId w:val="8"/>
   </w:num>
   <w:num w:numId="3">
-    <w:abstractNumId w:val="4"/>
+    <w:abstractNumId w:val="5"/>
   </w:num>
   <w:num w:numId="4">
     <w:abstractNumId w:val="1"/>
   </w:num>
   <w:num w:numId="5">
-    <w:abstractNumId w:val="6"/>
+    <w:abstractNumId w:val="7"/>
   </w:num>
   <w:num w:numId="6">
-    <w:abstractNumId w:val="5"/>
+    <w:abstractNumId w:val="6"/>
   </w:num>
   <w:num w:numId="7">
     <w:abstractNumId w:val="0"/>
   </w:num>
   <w:num w:numId="8">
+    <w:abstractNumId w:val="11"/>
+  </w:num>
+  <w:num w:numId="9">
     <w:abstractNumId w:val="10"/>
   </w:num>
-  <w:num w:numId="9">
+  <w:num w:numId="10">
+    <w:abstractNumId w:val="4"/>
+  </w:num>
+  <w:num w:numId="11">
     <w:abstractNumId w:val="9"/>
   </w:num>
-  <w:num w:numId="10">
-    <w:abstractNumId w:val="3"/>
-  </w:num>
-  <w:num w:numId="11">
-    <w:abstractNumId w:val="8"/>
+  <w:num w:numId="12">
+    <w:abstractNumId w:val="2"/>
   </w:num>
 </w:numbering>
 </file>

--- a/torch.docx
+++ b/torch.docx
@@ -11682,8 +11682,6 @@
         </w:rPr>
         <w:t>Kernel sẽ dừng trượt nếu lần trượt tiếp theo vượt biên của &lt;Input&gt;</w:t>
       </w:r>
-      <w:bookmarkStart w:id="0" w:name="_GoBack"/>
-      <w:bookmarkEnd w:id="0"/>
     </w:p>
     <w:p>
       <w:pPr>
@@ -12138,50 +12136,55 @@
     <w:p>
       <w:pPr>
         <w:pStyle w:val="ListParagraph"/>
-        <w:ind w:left="1080"/>
-        <w:rPr>
-          <w:lang w:val="en-US"/>
-        </w:rPr>
-      </w:pPr>
-    </w:p>
-    <w:p>
-      <w:pPr>
-        <w:pStyle w:val="ListParagraph"/>
-        <w:ind w:left="1080"/>
-        <w:rPr>
-          <w:lang w:val="en-US"/>
-        </w:rPr>
-      </w:pPr>
-    </w:p>
-    <w:p>
-      <w:pPr>
-        <w:rPr>
-          <w:lang w:val="en-US"/>
-        </w:rPr>
-      </w:pPr>
-      <w:r>
-        <w:rPr>
-          <w:lang w:val="en-US"/>
-        </w:rPr>
-        <w:t>Functional – Hàm:</w:t>
-      </w:r>
-    </w:p>
-    <w:p>
-      <w:pPr>
-        <w:pStyle w:val="ListParagraph"/>
-        <w:numPr>
-          <w:ilvl w:val="0"/>
-          <w:numId w:val="12"/>
-        </w:numPr>
-        <w:rPr>
-          <w:lang w:val="en-US"/>
-        </w:rPr>
-      </w:pPr>
-      <w:r>
-        <w:rPr>
-          <w:lang w:val="en-US"/>
-        </w:rPr>
-        <w:t>Cách Import?</w:t>
+        <w:numPr>
+          <w:ilvl w:val="0"/>
+          <w:numId w:val="9"/>
+        </w:numPr>
+        <w:rPr>
+          <w:lang w:val="en-US"/>
+        </w:rPr>
+      </w:pPr>
+      <w:r>
+        <w:rPr>
+          <w:lang w:val="en-US"/>
+        </w:rPr>
+        <w:t>2D CNN?</w:t>
+      </w:r>
+    </w:p>
+    <w:p>
+      <w:pPr>
+        <w:pStyle w:val="ListParagraph"/>
+        <w:numPr>
+          <w:ilvl w:val="0"/>
+          <w:numId w:val="2"/>
+        </w:numPr>
+        <w:rPr>
+          <w:lang w:val="en-US"/>
+        </w:rPr>
+      </w:pPr>
+      <w:r>
+        <w:rPr>
+          <w:lang w:val="en-US"/>
+        </w:rPr>
+        <w:t>Giống y chang 1D CNN, chỉ khác những điểm sau</w:t>
+      </w:r>
+    </w:p>
+    <w:p>
+      <w:pPr>
+        <w:pStyle w:val="ListParagraph"/>
+        <w:numPr>
+          <w:ilvl w:val="0"/>
+          <w:numId w:val="2"/>
+        </w:numPr>
+        <w:rPr>
+          <w:lang w:val="en-US"/>
+        </w:rPr>
+      </w:pPr>
+      <w:r>
+        <w:rPr>
+          <w:lang w:val="en-US"/>
+        </w:rPr>
+        <w:t>Tạo 1 lớp 2D CNN</w:t>
       </w:r>
     </w:p>
     <w:p>
@@ -12202,43 +12205,19 @@
         <w:rPr>
           <w:lang w:val="en-US"/>
         </w:rPr>
-        <w:t>import torch.nn.functional as f</w:t>
-      </w:r>
-    </w:p>
-    <w:p>
-      <w:pPr>
-        <w:pStyle w:val="ListParagraph"/>
-        <w:numPr>
-          <w:ilvl w:val="0"/>
-          <w:numId w:val="12"/>
-        </w:numPr>
-        <w:rPr>
-          <w:lang w:val="en-US"/>
-        </w:rPr>
-      </w:pPr>
-      <w:r>
-        <w:rPr>
-          <w:lang w:val="en-US"/>
-        </w:rPr>
-        <w:t xml:space="preserve">Trả </w:t>
-      </w:r>
-      <w:r>
-        <w:rPr>
-          <w:lang w:val="en-US"/>
-        </w:rPr>
-        <w:t xml:space="preserve">Về </w:t>
-      </w:r>
-      <w:r>
-        <w:rPr>
-          <w:lang w:val="en-US"/>
-        </w:rPr>
-        <w:t xml:space="preserve">Tensor </w:t>
-      </w:r>
-      <w:r>
-        <w:rPr>
-          <w:lang w:val="en-US"/>
-        </w:rPr>
-        <w:t>Được Padding?</w:t>
+        <w:t>&lt;Lớ</w:t>
+      </w:r>
+      <w:r>
+        <w:rPr>
+          <w:lang w:val="en-US"/>
+        </w:rPr>
+        <w:t>p 2D CNN&gt; = nn.Conv2</w:t>
+      </w:r>
+      <w:r>
+        <w:rPr>
+          <w:lang w:val="en-US"/>
+        </w:rPr>
+        <w:t>d(</w:t>
       </w:r>
     </w:p>
     <w:p>
@@ -12259,31 +12238,7 @@
         <w:rPr>
           <w:lang w:val="en-US"/>
         </w:rPr>
-        <w:t xml:space="preserve">f.pad(&lt;Tensor&gt;, &lt;Kích </w:t>
-      </w:r>
-      <w:r>
-        <w:rPr>
-          <w:lang w:val="en-US"/>
-        </w:rPr>
-        <w:t xml:space="preserve">Thước </w:t>
-      </w:r>
-      <w:r>
-        <w:rPr>
-          <w:lang w:val="en-US"/>
-        </w:rPr>
-        <w:t>Padding</w:t>
-      </w:r>
-      <w:r>
-        <w:rPr>
-          <w:lang w:val="en-US"/>
-        </w:rPr>
-        <w:t xml:space="preserve">&gt;, </w:t>
-      </w:r>
-      <w:r>
-        <w:rPr>
-          <w:lang w:val="en-US"/>
-        </w:rPr>
-        <w:t xml:space="preserve">value = </w:t>
+        <w:t xml:space="preserve">    &lt;Số Kênh Input&gt;, </w:t>
       </w:r>
       <w:r>
         <w:rPr>
@@ -12295,103 +12250,31 @@
         <w:rPr>
           <w:lang w:val="en-US"/>
         </w:rPr>
-        <w:t xml:space="preserve">Giá </w:t>
-      </w:r>
-      <w:r>
-        <w:rPr>
-          <w:lang w:val="en-US"/>
-        </w:rPr>
-        <w:t xml:space="preserve">Trị </w:t>
-      </w:r>
-      <w:r>
-        <w:rPr>
-          <w:lang w:val="en-US"/>
-        </w:rPr>
-        <w:t>Padding&gt;)</w:t>
-      </w:r>
-    </w:p>
-    <w:p>
-      <w:pPr>
-        <w:pStyle w:val="ListParagraph"/>
-        <w:numPr>
-          <w:ilvl w:val="0"/>
-          <w:numId w:val="2"/>
-        </w:numPr>
-        <w:rPr>
-          <w:lang w:val="en-US"/>
-        </w:rPr>
-      </w:pPr>
-      <w:r>
-        <w:rPr>
-          <w:lang w:val="en-US"/>
-        </w:rPr>
-        <w:t xml:space="preserve">&lt;Kích thước padding&gt; là 1 Iterable gồm các phần tử là kích thước Padding trái, phải, trên, dưới, … </w:t>
-      </w:r>
-    </w:p>
-    <w:p>
-      <w:pPr>
-        <w:pStyle w:val="ListParagraph"/>
-        <w:numPr>
-          <w:ilvl w:val="0"/>
-          <w:numId w:val="2"/>
-        </w:numPr>
-        <w:rPr>
-          <w:lang w:val="en-US"/>
-        </w:rPr>
-      </w:pPr>
-      <w:r>
-        <w:rPr>
-          <w:lang w:val="en-US"/>
-        </w:rPr>
-        <w:t>Các phần tử ở</w:t>
-      </w:r>
-      <w:r>
-        <w:rPr>
-          <w:lang w:val="en-US"/>
-        </w:rPr>
-        <w:t xml:space="preserve"> vùng P</w:t>
-      </w:r>
-      <w:r>
-        <w:rPr>
-          <w:lang w:val="en-US"/>
-        </w:rPr>
-        <w:t xml:space="preserve">adding sẽ có giá trị là </w:t>
-      </w:r>
-      <w:r>
-        <w:rPr>
-          <w:lang w:val="en-US"/>
-        </w:rPr>
-        <w:t>&lt;Giá Trị Padding</w:t>
-      </w:r>
-      <w:r>
-        <w:rPr>
-          <w:lang w:val="en-US"/>
-        </w:rPr>
-        <w:t>&gt;</w:t>
-      </w:r>
-      <w:r>
-        <w:rPr>
-          <w:lang w:val="en-US"/>
-        </w:rPr>
-        <w:t>, mặc định = 0</w:t>
-      </w:r>
-    </w:p>
-    <w:p>
-      <w:pPr>
-        <w:pStyle w:val="ListParagraph"/>
-        <w:numPr>
-          <w:ilvl w:val="0"/>
-          <w:numId w:val="2"/>
-        </w:numPr>
-        <w:rPr>
-          <w:lang w:val="en-US"/>
-        </w:rPr>
-      </w:pPr>
-      <w:r>
-        <w:rPr>
-          <w:lang w:val="en-US"/>
-        </w:rPr>
-        <w:t>Ví dụ</w:t>
+        <w:t>Số Kênh Output</w:t>
+      </w:r>
+      <w:r>
+        <w:rPr>
+          <w:lang w:val="en-US"/>
+        </w:rPr>
+        <w:t>&gt;, &lt;</w:t>
+      </w:r>
+      <w:r>
+        <w:rPr>
+          <w:lang w:val="en-US"/>
+        </w:rPr>
+        <w:t>Kernel</w:t>
+      </w:r>
+      <w:r>
+        <w:rPr>
+          <w:lang w:val="en-US"/>
+        </w:rPr>
+        <w:t xml:space="preserve"> Shape</w:t>
+      </w:r>
+      <w:r>
+        <w:rPr>
+          <w:lang w:val="en-US"/>
+        </w:rPr>
+        <w:t>&gt;,</w:t>
       </w:r>
     </w:p>
     <w:p>
@@ -12412,7 +12295,1372 @@
         <w:rPr>
           <w:lang w:val="en-US"/>
         </w:rPr>
+        <w:t xml:space="preserve">    </w:t>
+      </w:r>
+      <w:r>
+        <w:rPr>
+          <w:lang w:val="en-US"/>
+        </w:rPr>
+        <w:t>&lt;Stride</w:t>
+      </w:r>
+      <w:r>
+        <w:rPr>
+          <w:lang w:val="en-US"/>
+        </w:rPr>
+        <w:t xml:space="preserve"> Shape</w:t>
+      </w:r>
+      <w:r>
+        <w:rPr>
+          <w:lang w:val="en-US"/>
+        </w:rPr>
+        <w:t>&gt;</w:t>
+      </w:r>
+      <w:r>
+        <w:rPr>
+          <w:lang w:val="en-US"/>
+        </w:rPr>
+        <w:t>, &lt;Padding</w:t>
+      </w:r>
+      <w:r>
+        <w:rPr>
+          <w:lang w:val="en-US"/>
+        </w:rPr>
+        <w:t xml:space="preserve"> Shape</w:t>
+      </w:r>
+      <w:r>
+        <w:rPr>
+          <w:lang w:val="en-US"/>
+        </w:rPr>
+        <w:t>&gt;</w:t>
+      </w:r>
+    </w:p>
+    <w:p>
+      <w:pPr>
+        <w:pStyle w:val="ListParagraph"/>
+        <w:pBdr>
+          <w:top w:val="single" w:sz="4" w:space="1" w:color="auto"/>
+          <w:left w:val="single" w:sz="4" w:space="4" w:color="auto"/>
+          <w:bottom w:val="single" w:sz="4" w:space="1" w:color="auto"/>
+          <w:right w:val="single" w:sz="4" w:space="4" w:color="auto"/>
+        </w:pBdr>
+        <w:tabs>
+          <w:tab w:val="left" w:pos="2242"/>
+        </w:tabs>
+        <w:ind w:left="1080"/>
+        <w:rPr>
+          <w:lang w:val="en-US"/>
+        </w:rPr>
+      </w:pPr>
+      <w:r>
+        <w:rPr>
+          <w:lang w:val="en-US"/>
+        </w:rPr>
+        <w:t>)</w:t>
+      </w:r>
+    </w:p>
+    <w:p>
+      <w:pPr>
+        <w:pStyle w:val="ListParagraph"/>
+        <w:numPr>
+          <w:ilvl w:val="0"/>
+          <w:numId w:val="2"/>
+        </w:numPr>
+        <w:rPr>
+          <w:lang w:val="en-US"/>
+        </w:rPr>
+      </w:pPr>
+      <w:r>
+        <w:rPr>
+          <w:lang w:val="en-US"/>
+        </w:rPr>
+        <w:t>&lt;Stride Shape&gt; mặc định = (1, 1), tương ứng Stride theo chiều dọc và ngang của ảnh</w:t>
+      </w:r>
+    </w:p>
+    <w:p>
+      <w:pPr>
+        <w:pStyle w:val="ListParagraph"/>
+        <w:numPr>
+          <w:ilvl w:val="0"/>
+          <w:numId w:val="2"/>
+        </w:numPr>
+        <w:rPr>
+          <w:lang w:val="en-US"/>
+        </w:rPr>
+      </w:pPr>
+      <w:r>
+        <w:rPr>
+          <w:lang w:val="en-US"/>
+        </w:rPr>
+        <w:t>&lt;Padding Shape&gt; mặc định = (0, 0), tương ứng Padding theo chiều dọc và ngang của ảnh</w:t>
+      </w:r>
+    </w:p>
+    <w:p>
+      <w:pPr>
+        <w:pStyle w:val="ListParagraph"/>
+        <w:numPr>
+          <w:ilvl w:val="0"/>
+          <w:numId w:val="2"/>
+        </w:numPr>
+        <w:rPr>
+          <w:lang w:val="en-US"/>
+        </w:rPr>
+      </w:pPr>
+      <w:r>
+        <w:rPr>
+          <w:lang w:val="en-US"/>
+        </w:rPr>
         <w:lastRenderedPageBreak/>
+        <w:t>&lt;Kernel Shape&gt; là 1 Tuple có phần tử đầu tiên là kích thước Kernel theo chiều dọc và phần tử thứ 2 là theo chiều ngang</w:t>
+      </w:r>
+    </w:p>
+    <w:p>
+      <w:pPr>
+        <w:pStyle w:val="ListParagraph"/>
+        <w:numPr>
+          <w:ilvl w:val="0"/>
+          <w:numId w:val="2"/>
+        </w:numPr>
+        <w:rPr>
+          <w:lang w:val="en-US"/>
+        </w:rPr>
+      </w:pPr>
+      <w:r>
+        <w:rPr>
+          <w:lang w:val="en-US"/>
+        </w:rPr>
+        <w:t xml:space="preserve">Nếu các bạn cho Shape </w:t>
+      </w:r>
+      <w:r>
+        <w:rPr>
+          <w:lang w:val="en-US"/>
+        </w:rPr>
+        <w:t xml:space="preserve">= </w:t>
+      </w:r>
+      <w:r>
+        <w:rPr>
+          <w:lang w:val="en-US"/>
+        </w:rPr>
+        <w:t>giá trị k</w:t>
+      </w:r>
+      <w:r>
+        <w:rPr>
+          <w:lang w:val="en-US"/>
+        </w:rPr>
+        <w:t xml:space="preserve"> nào đó</w:t>
+      </w:r>
+      <w:r>
+        <w:rPr>
+          <w:lang w:val="en-US"/>
+        </w:rPr>
+        <w:t xml:space="preserve"> thay vì Tuple thì nó tự chuyển về (k, k)</w:t>
+      </w:r>
+    </w:p>
+    <w:p>
+      <w:pPr>
+        <w:pStyle w:val="ListParagraph"/>
+        <w:numPr>
+          <w:ilvl w:val="0"/>
+          <w:numId w:val="2"/>
+        </w:numPr>
+        <w:rPr>
+          <w:lang w:val="en-US"/>
+        </w:rPr>
+      </w:pPr>
+      <w:r>
+        <w:rPr>
+          <w:lang w:val="en-US"/>
+        </w:rPr>
+        <w:t>Forward</w:t>
+      </w:r>
+    </w:p>
+    <w:p>
+      <w:pPr>
+        <w:pStyle w:val="ListParagraph"/>
+        <w:pBdr>
+          <w:top w:val="single" w:sz="4" w:space="1" w:color="auto"/>
+          <w:left w:val="single" w:sz="4" w:space="4" w:color="auto"/>
+          <w:bottom w:val="single" w:sz="4" w:space="1" w:color="auto"/>
+          <w:right w:val="single" w:sz="4" w:space="4" w:color="auto"/>
+        </w:pBdr>
+        <w:ind w:left="1080"/>
+        <w:rPr>
+          <w:lang w:val="en-US"/>
+        </w:rPr>
+      </w:pPr>
+      <w:r>
+        <w:rPr>
+          <w:lang w:val="en-US"/>
+        </w:rPr>
+        <w:t>&lt;Output&gt; = &lt;Lớp 2D CNN&gt;(&lt;Input&gt;)</w:t>
+      </w:r>
+    </w:p>
+    <w:p>
+      <w:pPr>
+        <w:pStyle w:val="ListParagraph"/>
+        <w:numPr>
+          <w:ilvl w:val="0"/>
+          <w:numId w:val="2"/>
+        </w:numPr>
+        <w:rPr>
+          <w:lang w:val="en-US"/>
+        </w:rPr>
+      </w:pPr>
+      <w:r>
+        <w:rPr>
+          <w:lang w:val="en-US"/>
+        </w:rPr>
+        <w:t>Các tham số của &lt;Lớp 2D CNN&gt;</w:t>
+      </w:r>
+    </w:p>
+    <w:tbl>
+      <w:tblPr>
+        <w:tblStyle w:val="TableGrid"/>
+        <w:tblW w:w="0" w:type="auto"/>
+        <w:tblInd w:w="1080" w:type="dxa"/>
+        <w:tblLook w:val="04A0" w:firstRow="1" w:lastRow="0" w:firstColumn="1" w:lastColumn="0" w:noHBand="0" w:noVBand="1"/>
+      </w:tblPr>
+      <w:tblGrid>
+        <w:gridCol w:w="1863"/>
+        <w:gridCol w:w="6299"/>
+      </w:tblGrid>
+      <w:tr>
+        <w:tc>
+          <w:tcPr>
+            <w:tcW w:w="1863" w:type="dxa"/>
+          </w:tcPr>
+          <w:p>
+            <w:pPr>
+              <w:pStyle w:val="ListParagraph"/>
+              <w:ind w:left="0"/>
+              <w:jc w:val="center"/>
+              <w:rPr>
+                <w:lang w:val="en-US"/>
+              </w:rPr>
+            </w:pPr>
+          </w:p>
+        </w:tc>
+        <w:tc>
+          <w:tcPr>
+            <w:tcW w:w="6299" w:type="dxa"/>
+          </w:tcPr>
+          <w:p>
+            <w:pPr>
+              <w:pStyle w:val="ListParagraph"/>
+              <w:ind w:left="0"/>
+              <w:jc w:val="center"/>
+              <w:rPr>
+                <w:lang w:val="en-US"/>
+              </w:rPr>
+            </w:pPr>
+            <w:r>
+              <w:rPr>
+                <w:lang w:val="en-US"/>
+              </w:rPr>
+              <w:t>Shape</w:t>
+            </w:r>
+          </w:p>
+        </w:tc>
+      </w:tr>
+      <w:tr>
+        <w:tc>
+          <w:tcPr>
+            <w:tcW w:w="1863" w:type="dxa"/>
+            <w:vAlign w:val="center"/>
+          </w:tcPr>
+          <w:p>
+            <w:pPr>
+              <w:pStyle w:val="ListParagraph"/>
+              <w:ind w:left="0"/>
+              <w:jc w:val="center"/>
+              <w:rPr>
+                <w:lang w:val="en-US"/>
+              </w:rPr>
+            </w:pPr>
+            <w:r>
+              <w:rPr>
+                <w:lang w:val="en-US"/>
+              </w:rPr>
+              <w:t>&lt;Weight&gt;</w:t>
+            </w:r>
+          </w:p>
+        </w:tc>
+        <w:tc>
+          <w:tcPr>
+            <w:tcW w:w="6299" w:type="dxa"/>
+            <w:vAlign w:val="center"/>
+          </w:tcPr>
+          <w:p>
+            <w:pPr>
+              <w:pStyle w:val="ListParagraph"/>
+              <w:ind w:left="0"/>
+              <w:jc w:val="center"/>
+              <w:rPr>
+                <w:lang w:val="en-US"/>
+              </w:rPr>
+            </w:pPr>
+            <w:r>
+              <w:rPr>
+                <w:lang w:val="en-US"/>
+              </w:rPr>
+              <w:t>(&lt;Số Kênh Output&gt;,</w:t>
+            </w:r>
+          </w:p>
+          <w:p>
+            <w:pPr>
+              <w:pStyle w:val="ListParagraph"/>
+              <w:ind w:left="0"/>
+              <w:jc w:val="center"/>
+              <w:rPr>
+                <w:lang w:val="en-US"/>
+              </w:rPr>
+            </w:pPr>
+            <w:r>
+              <w:rPr>
+                <w:lang w:val="en-US"/>
+              </w:rPr>
+              <w:t>&lt;Số Kênh Input&gt;,</w:t>
+            </w:r>
+          </w:p>
+          <w:p>
+            <w:pPr>
+              <w:pStyle w:val="ListParagraph"/>
+              <w:ind w:left="0"/>
+              <w:jc w:val="center"/>
+              <w:rPr>
+                <w:lang w:val="en-US"/>
+              </w:rPr>
+            </w:pPr>
+            <w:r>
+              <w:rPr>
+                <w:lang w:val="en-US"/>
+              </w:rPr>
+              <w:t>&lt;Kích Thước Kernel Theo Chiều Dọc&gt;,</w:t>
+            </w:r>
+          </w:p>
+          <w:p>
+            <w:pPr>
+              <w:pStyle w:val="ListParagraph"/>
+              <w:ind w:left="0"/>
+              <w:jc w:val="center"/>
+              <w:rPr>
+                <w:lang w:val="en-US"/>
+              </w:rPr>
+            </w:pPr>
+            <w:r>
+              <w:rPr>
+                <w:lang w:val="en-US"/>
+              </w:rPr>
+              <w:t>&lt;Kích Thước Kernel Theo Chiều Ngang&gt;)</w:t>
+            </w:r>
+          </w:p>
+        </w:tc>
+      </w:tr>
+      <w:tr>
+        <w:tc>
+          <w:tcPr>
+            <w:tcW w:w="1863" w:type="dxa"/>
+            <w:vAlign w:val="center"/>
+          </w:tcPr>
+          <w:p>
+            <w:pPr>
+              <w:pStyle w:val="ListParagraph"/>
+              <w:ind w:left="0"/>
+              <w:jc w:val="center"/>
+              <w:rPr>
+                <w:lang w:val="en-US"/>
+              </w:rPr>
+            </w:pPr>
+            <w:r>
+              <w:rPr>
+                <w:lang w:val="en-US"/>
+              </w:rPr>
+              <w:t>&lt;Bias&gt;</w:t>
+            </w:r>
+          </w:p>
+        </w:tc>
+        <w:tc>
+          <w:tcPr>
+            <w:tcW w:w="6299" w:type="dxa"/>
+            <w:vAlign w:val="center"/>
+          </w:tcPr>
+          <w:p>
+            <w:pPr>
+              <w:pStyle w:val="ListParagraph"/>
+              <w:ind w:left="0"/>
+              <w:jc w:val="center"/>
+              <w:rPr>
+                <w:lang w:val="en-US"/>
+              </w:rPr>
+            </w:pPr>
+            <w:r>
+              <w:rPr>
+                <w:lang w:val="en-US"/>
+              </w:rPr>
+              <w:t>(&lt;Số Kênh Output&gt;)</w:t>
+            </w:r>
+          </w:p>
+        </w:tc>
+      </w:tr>
+    </w:tbl>
+    <w:p>
+      <w:pPr>
+        <w:pStyle w:val="ListParagraph"/>
+        <w:numPr>
+          <w:ilvl w:val="0"/>
+          <w:numId w:val="2"/>
+        </w:numPr>
+        <w:rPr>
+          <w:lang w:val="en-US"/>
+        </w:rPr>
+      </w:pPr>
+      <w:r>
+        <w:rPr>
+          <w:lang w:val="en-US"/>
+        </w:rPr>
+        <w:t>Tóm tắt các trường hợp</w:t>
+      </w:r>
+    </w:p>
+    <w:tbl>
+      <w:tblPr>
+        <w:tblStyle w:val="TableGrid"/>
+        <w:tblW w:w="8951" w:type="dxa"/>
+        <w:tblInd w:w="1080" w:type="dxa"/>
+        <w:tblLook w:val="04A0" w:firstRow="1" w:lastRow="0" w:firstColumn="1" w:lastColumn="0" w:noHBand="0" w:noVBand="1"/>
+      </w:tblPr>
+      <w:tblGrid>
+        <w:gridCol w:w="4273"/>
+        <w:gridCol w:w="4678"/>
+      </w:tblGrid>
+      <w:tr>
+        <w:tc>
+          <w:tcPr>
+            <w:tcW w:w="4273" w:type="dxa"/>
+          </w:tcPr>
+          <w:p>
+            <w:pPr>
+              <w:pStyle w:val="ListParagraph"/>
+              <w:ind w:left="0"/>
+              <w:jc w:val="center"/>
+              <w:rPr>
+                <w:lang w:val="en-US"/>
+              </w:rPr>
+            </w:pPr>
+            <w:r>
+              <w:rPr>
+                <w:lang w:val="en-US"/>
+              </w:rPr>
+              <w:t>&lt;Input&gt; Shape</w:t>
+            </w:r>
+          </w:p>
+        </w:tc>
+        <w:tc>
+          <w:tcPr>
+            <w:tcW w:w="4678" w:type="dxa"/>
+          </w:tcPr>
+          <w:p>
+            <w:pPr>
+              <w:pStyle w:val="ListParagraph"/>
+              <w:ind w:left="0"/>
+              <w:jc w:val="center"/>
+              <w:rPr>
+                <w:lang w:val="en-US"/>
+              </w:rPr>
+            </w:pPr>
+            <w:r>
+              <w:rPr>
+                <w:lang w:val="en-US"/>
+              </w:rPr>
+              <w:t>&lt;Output&gt; Shape</w:t>
+            </w:r>
+          </w:p>
+        </w:tc>
+      </w:tr>
+      <w:tr>
+        <w:tc>
+          <w:tcPr>
+            <w:tcW w:w="4273" w:type="dxa"/>
+          </w:tcPr>
+          <w:p>
+            <w:pPr>
+              <w:pStyle w:val="ListParagraph"/>
+              <w:ind w:left="0"/>
+              <w:jc w:val="center"/>
+              <w:rPr>
+                <w:lang w:val="en-US"/>
+              </w:rPr>
+            </w:pPr>
+            <w:r>
+              <w:rPr>
+                <w:lang w:val="en-US"/>
+              </w:rPr>
+              <w:t>(&lt;Kích Thước Batch&gt;,</w:t>
+            </w:r>
+          </w:p>
+          <w:p>
+            <w:pPr>
+              <w:pStyle w:val="ListParagraph"/>
+              <w:ind w:left="0"/>
+              <w:jc w:val="center"/>
+              <w:rPr>
+                <w:lang w:val="en-US"/>
+              </w:rPr>
+            </w:pPr>
+            <w:r>
+              <w:rPr>
+                <w:lang w:val="en-US"/>
+              </w:rPr>
+              <w:t>&lt;Số Kênh Input&gt;,</w:t>
+            </w:r>
+          </w:p>
+          <w:p>
+            <w:pPr>
+              <w:pStyle w:val="ListParagraph"/>
+              <w:ind w:left="0"/>
+              <w:jc w:val="center"/>
+              <w:rPr>
+                <w:lang w:val="en-US"/>
+              </w:rPr>
+            </w:pPr>
+            <w:r>
+              <w:rPr>
+                <w:lang w:val="en-US"/>
+              </w:rPr>
+              <w:t>&lt;Kích Thước Input Theo Chiều Dọc&gt;,</w:t>
+            </w:r>
+          </w:p>
+          <w:p>
+            <w:pPr>
+              <w:pStyle w:val="ListParagraph"/>
+              <w:ind w:left="0"/>
+              <w:jc w:val="center"/>
+              <w:rPr>
+                <w:lang w:val="en-US"/>
+              </w:rPr>
+            </w:pPr>
+            <w:r>
+              <w:rPr>
+                <w:lang w:val="en-US"/>
+              </w:rPr>
+              <w:t>&lt;Kích Thước Input Theo Chiều Ngang&gt;)</w:t>
+            </w:r>
+          </w:p>
+        </w:tc>
+        <w:tc>
+          <w:tcPr>
+            <w:tcW w:w="4678" w:type="dxa"/>
+          </w:tcPr>
+          <w:p>
+            <w:pPr>
+              <w:pStyle w:val="ListParagraph"/>
+              <w:ind w:left="0"/>
+              <w:jc w:val="center"/>
+              <w:rPr>
+                <w:lang w:val="en-US"/>
+              </w:rPr>
+            </w:pPr>
+            <w:r>
+              <w:rPr>
+                <w:lang w:val="en-US"/>
+              </w:rPr>
+              <w:t>(&lt;Kích Thước Batch&gt;,</w:t>
+            </w:r>
+          </w:p>
+          <w:p>
+            <w:pPr>
+              <w:pStyle w:val="ListParagraph"/>
+              <w:ind w:left="0"/>
+              <w:jc w:val="center"/>
+              <w:rPr>
+                <w:lang w:val="en-US"/>
+              </w:rPr>
+            </w:pPr>
+            <w:r>
+              <w:rPr>
+                <w:lang w:val="en-US"/>
+              </w:rPr>
+              <w:t>&lt;Số</w:t>
+            </w:r>
+            <w:r>
+              <w:rPr>
+                <w:lang w:val="en-US"/>
+              </w:rPr>
+              <w:t xml:space="preserve"> Kênh Out</w:t>
+            </w:r>
+            <w:r>
+              <w:rPr>
+                <w:lang w:val="en-US"/>
+              </w:rPr>
+              <w:t>put&gt;,</w:t>
+            </w:r>
+          </w:p>
+          <w:p>
+            <w:pPr>
+              <w:pStyle w:val="ListParagraph"/>
+              <w:ind w:left="0"/>
+              <w:jc w:val="center"/>
+              <w:rPr>
+                <w:lang w:val="en-US"/>
+              </w:rPr>
+            </w:pPr>
+            <w:r>
+              <w:rPr>
+                <w:lang w:val="en-US"/>
+              </w:rPr>
+              <w:t>&lt;Kích Thướ</w:t>
+            </w:r>
+            <w:r>
+              <w:rPr>
+                <w:lang w:val="en-US"/>
+              </w:rPr>
+              <w:t>c Out</w:t>
+            </w:r>
+            <w:r>
+              <w:rPr>
+                <w:lang w:val="en-US"/>
+              </w:rPr>
+              <w:t>put Theo Chiều Dọc&gt;,</w:t>
+            </w:r>
+          </w:p>
+          <w:p>
+            <w:pPr>
+              <w:pStyle w:val="ListParagraph"/>
+              <w:ind w:left="0"/>
+              <w:jc w:val="center"/>
+              <w:rPr>
+                <w:lang w:val="en-US"/>
+              </w:rPr>
+            </w:pPr>
+            <w:r>
+              <w:rPr>
+                <w:lang w:val="en-US"/>
+              </w:rPr>
+              <w:t>&lt;Kích Thướ</w:t>
+            </w:r>
+            <w:r>
+              <w:rPr>
+                <w:lang w:val="en-US"/>
+              </w:rPr>
+              <w:t>c Out</w:t>
+            </w:r>
+            <w:r>
+              <w:rPr>
+                <w:lang w:val="en-US"/>
+              </w:rPr>
+              <w:t>put Theo Chiều Ngang&gt;)</w:t>
+            </w:r>
+          </w:p>
+        </w:tc>
+      </w:tr>
+      <w:tr>
+        <w:tc>
+          <w:tcPr>
+            <w:tcW w:w="4273" w:type="dxa"/>
+          </w:tcPr>
+          <w:p>
+            <w:pPr>
+              <w:pStyle w:val="ListParagraph"/>
+              <w:ind w:left="0"/>
+              <w:jc w:val="center"/>
+              <w:rPr>
+                <w:lang w:val="en-US"/>
+              </w:rPr>
+            </w:pPr>
+            <w:r>
+              <w:rPr>
+                <w:lang w:val="en-US"/>
+              </w:rPr>
+              <w:t>(&lt;Số Kênh Input&gt;,</w:t>
+            </w:r>
+          </w:p>
+          <w:p>
+            <w:pPr>
+              <w:pStyle w:val="ListParagraph"/>
+              <w:ind w:left="0"/>
+              <w:jc w:val="center"/>
+              <w:rPr>
+                <w:lang w:val="en-US"/>
+              </w:rPr>
+            </w:pPr>
+            <w:r>
+              <w:rPr>
+                <w:lang w:val="en-US"/>
+              </w:rPr>
+              <w:t>&lt;Kích Thước Input Theo Chiều Dọc&gt;,</w:t>
+            </w:r>
+          </w:p>
+          <w:p>
+            <w:pPr>
+              <w:pStyle w:val="ListParagraph"/>
+              <w:ind w:left="0"/>
+              <w:jc w:val="center"/>
+              <w:rPr>
+                <w:lang w:val="en-US"/>
+              </w:rPr>
+            </w:pPr>
+            <w:r>
+              <w:rPr>
+                <w:lang w:val="en-US"/>
+              </w:rPr>
+              <w:t>&lt;Kích Thước Input Theo Chiều Ngang&gt;)</w:t>
+            </w:r>
+          </w:p>
+        </w:tc>
+        <w:tc>
+          <w:tcPr>
+            <w:tcW w:w="4678" w:type="dxa"/>
+          </w:tcPr>
+          <w:p>
+            <w:pPr>
+              <w:pStyle w:val="ListParagraph"/>
+              <w:ind w:left="0"/>
+              <w:jc w:val="center"/>
+              <w:rPr>
+                <w:lang w:val="en-US"/>
+              </w:rPr>
+            </w:pPr>
+            <w:r>
+              <w:rPr>
+                <w:lang w:val="en-US"/>
+              </w:rPr>
+              <w:t>(&lt;Số Kênh Output&gt;,</w:t>
+            </w:r>
+          </w:p>
+          <w:p>
+            <w:pPr>
+              <w:pStyle w:val="ListParagraph"/>
+              <w:ind w:left="0"/>
+              <w:jc w:val="center"/>
+              <w:rPr>
+                <w:lang w:val="en-US"/>
+              </w:rPr>
+            </w:pPr>
+            <w:r>
+              <w:rPr>
+                <w:lang w:val="en-US"/>
+              </w:rPr>
+              <w:t>&lt;Kích Thước Output Theo Chiều Dọc&gt;,</w:t>
+            </w:r>
+          </w:p>
+          <w:p>
+            <w:pPr>
+              <w:pStyle w:val="ListParagraph"/>
+              <w:ind w:left="0"/>
+              <w:jc w:val="center"/>
+              <w:rPr>
+                <w:lang w:val="en-US"/>
+              </w:rPr>
+            </w:pPr>
+            <w:r>
+              <w:rPr>
+                <w:lang w:val="en-US"/>
+              </w:rPr>
+              <w:t>&lt;Kích Thước Output Theo Chiều Ngang&gt;)</w:t>
+            </w:r>
+          </w:p>
+        </w:tc>
+      </w:tr>
+    </w:tbl>
+    <w:p>
+      <w:pPr>
+        <w:pStyle w:val="ListParagraph"/>
+        <w:numPr>
+          <w:ilvl w:val="0"/>
+          <w:numId w:val="9"/>
+        </w:numPr>
+        <w:rPr>
+          <w:lang w:val="en-US"/>
+        </w:rPr>
+      </w:pPr>
+      <w:r>
+        <w:rPr>
+          <w:lang w:val="en-US"/>
+        </w:rPr>
+        <w:t>1D Batch Norm?</w:t>
+      </w:r>
+    </w:p>
+    <w:p>
+      <w:pPr>
+        <w:pStyle w:val="ListParagraph"/>
+        <w:numPr>
+          <w:ilvl w:val="0"/>
+          <w:numId w:val="2"/>
+        </w:numPr>
+        <w:rPr>
+          <w:lang w:val="en-US"/>
+        </w:rPr>
+      </w:pPr>
+      <w:r>
+        <w:rPr>
+          <w:lang w:val="en-US"/>
+        </w:rPr>
+        <w:t>Tạo 1 lớ</w:t>
+      </w:r>
+      <w:r>
+        <w:rPr>
+          <w:lang w:val="en-US"/>
+        </w:rPr>
+        <w:t>p 1D Batch Norm</w:t>
+      </w:r>
+    </w:p>
+    <w:p>
+      <w:pPr>
+        <w:pStyle w:val="ListParagraph"/>
+        <w:pBdr>
+          <w:top w:val="single" w:sz="4" w:space="1" w:color="auto"/>
+          <w:left w:val="single" w:sz="4" w:space="4" w:color="auto"/>
+          <w:bottom w:val="single" w:sz="4" w:space="1" w:color="auto"/>
+          <w:right w:val="single" w:sz="4" w:space="4" w:color="auto"/>
+        </w:pBdr>
+        <w:ind w:left="1080"/>
+        <w:rPr>
+          <w:lang w:val="en-US"/>
+        </w:rPr>
+      </w:pPr>
+      <w:r>
+        <w:rPr>
+          <w:lang w:val="en-US"/>
+        </w:rPr>
+        <w:t xml:space="preserve">&lt;Lớp 1D </w:t>
+      </w:r>
+      <w:r>
+        <w:rPr>
+          <w:lang w:val="en-US"/>
+        </w:rPr>
+        <w:t>Batch Norm&gt; = nn.BatchNorm1d</w:t>
+      </w:r>
+      <w:r>
+        <w:rPr>
+          <w:lang w:val="en-US"/>
+        </w:rPr>
+        <w:t>(</w:t>
+      </w:r>
+    </w:p>
+    <w:p>
+      <w:pPr>
+        <w:pStyle w:val="ListParagraph"/>
+        <w:pBdr>
+          <w:top w:val="single" w:sz="4" w:space="1" w:color="auto"/>
+          <w:left w:val="single" w:sz="4" w:space="4" w:color="auto"/>
+          <w:bottom w:val="single" w:sz="4" w:space="1" w:color="auto"/>
+          <w:right w:val="single" w:sz="4" w:space="4" w:color="auto"/>
+        </w:pBdr>
+        <w:ind w:left="1080"/>
+        <w:rPr>
+          <w:lang w:val="en-US"/>
+        </w:rPr>
+      </w:pPr>
+      <w:r>
+        <w:rPr>
+          <w:lang w:val="en-US"/>
+        </w:rPr>
+        <w:t xml:space="preserve">    </w:t>
+      </w:r>
+      <w:r>
+        <w:rPr>
+          <w:lang w:val="en-US"/>
+        </w:rPr>
+        <w:t xml:space="preserve">&lt;Số Kênh Input&gt;, </w:t>
+      </w:r>
+      <w:r>
+        <w:rPr>
+          <w:lang w:val="en-US"/>
+        </w:rPr>
+        <w:t>&lt;</w:t>
+      </w:r>
+      <w:r>
+        <w:rPr>
+          <w:lang w:val="en-US"/>
+        </w:rPr>
+        <w:t>Epsilon</w:t>
+      </w:r>
+      <w:r>
+        <w:rPr>
+          <w:lang w:val="en-US"/>
+        </w:rPr>
+        <w:t>&gt;, &lt;</w:t>
+      </w:r>
+      <w:r>
+        <w:rPr>
+          <w:lang w:val="en-US"/>
+        </w:rPr>
+        <w:t>Momentum&gt;</w:t>
+      </w:r>
+    </w:p>
+    <w:p>
+      <w:pPr>
+        <w:pStyle w:val="ListParagraph"/>
+        <w:pBdr>
+          <w:top w:val="single" w:sz="4" w:space="1" w:color="auto"/>
+          <w:left w:val="single" w:sz="4" w:space="4" w:color="auto"/>
+          <w:bottom w:val="single" w:sz="4" w:space="1" w:color="auto"/>
+          <w:right w:val="single" w:sz="4" w:space="4" w:color="auto"/>
+        </w:pBdr>
+        <w:ind w:left="1080"/>
+        <w:rPr>
+          <w:lang w:val="en-US"/>
+        </w:rPr>
+      </w:pPr>
+      <w:r>
+        <w:rPr>
+          <w:lang w:val="en-US"/>
+        </w:rPr>
+        <w:t>)</w:t>
+      </w:r>
+    </w:p>
+    <w:p>
+      <w:pPr>
+        <w:pStyle w:val="ListParagraph"/>
+        <w:numPr>
+          <w:ilvl w:val="0"/>
+          <w:numId w:val="2"/>
+        </w:numPr>
+        <w:rPr>
+          <w:lang w:val="en-US"/>
+        </w:rPr>
+      </w:pPr>
+      <w:r>
+        <w:rPr>
+          <w:lang w:val="en-US"/>
+        </w:rPr>
+        <w:t>&lt;Epsilon&gt; mặc định = 1e–5</w:t>
+      </w:r>
+    </w:p>
+    <w:p>
+      <w:pPr>
+        <w:pStyle w:val="ListParagraph"/>
+        <w:numPr>
+          <w:ilvl w:val="0"/>
+          <w:numId w:val="2"/>
+        </w:numPr>
+        <w:rPr>
+          <w:lang w:val="en-US"/>
+        </w:rPr>
+      </w:pPr>
+      <w:r>
+        <w:rPr>
+          <w:lang w:val="en-US"/>
+        </w:rPr>
+        <w:t>&lt;Momentum&gt; mặc định = 0.1</w:t>
+      </w:r>
+    </w:p>
+    <w:p>
+      <w:pPr>
+        <w:pStyle w:val="ListParagraph"/>
+        <w:numPr>
+          <w:ilvl w:val="0"/>
+          <w:numId w:val="2"/>
+        </w:numPr>
+        <w:rPr>
+          <w:lang w:val="en-US"/>
+        </w:rPr>
+      </w:pPr>
+      <w:r>
+        <w:rPr>
+          <w:lang w:val="en-US"/>
+        </w:rPr>
+        <w:t>Forward</w:t>
+      </w:r>
+    </w:p>
+    <w:p>
+      <w:pPr>
+        <w:pStyle w:val="ListParagraph"/>
+        <w:numPr>
+          <w:ilvl w:val="0"/>
+          <w:numId w:val="2"/>
+        </w:numPr>
+        <w:rPr>
+          <w:lang w:val="en-US"/>
+        </w:rPr>
+      </w:pPr>
+      <w:r>
+        <w:rPr>
+          <w:lang w:val="en-US"/>
+        </w:rPr>
+        <w:t>&lt;Output&gt; = &lt;Lớ</w:t>
+      </w:r>
+      <w:r>
+        <w:rPr>
+          <w:lang w:val="en-US"/>
+        </w:rPr>
+        <w:t>p 1D</w:t>
+      </w:r>
+      <w:r>
+        <w:rPr>
+          <w:lang w:val="en-US"/>
+        </w:rPr>
+        <w:t xml:space="preserve"> </w:t>
+      </w:r>
+      <w:r>
+        <w:rPr>
+          <w:lang w:val="en-US"/>
+        </w:rPr>
+        <w:t>Batch Norm</w:t>
+      </w:r>
+      <w:r>
+        <w:rPr>
+          <w:lang w:val="en-US"/>
+        </w:rPr>
+        <w:t>&gt;(&lt;Input&gt;</w:t>
+      </w:r>
+      <w:r>
+        <w:rPr>
+          <w:lang w:val="en-US"/>
+        </w:rPr>
+        <w:t>)</w:t>
+      </w:r>
+    </w:p>
+    <w:p>
+      <w:pPr>
+        <w:pStyle w:val="ListParagraph"/>
+        <w:numPr>
+          <w:ilvl w:val="0"/>
+          <w:numId w:val="2"/>
+        </w:numPr>
+        <w:rPr>
+          <w:lang w:val="en-US"/>
+        </w:rPr>
+      </w:pPr>
+      <w:r>
+        <w:rPr>
+          <w:lang w:val="en-US"/>
+        </w:rPr>
+        <w:t>Minh họa</w:t>
+      </w:r>
+    </w:p>
+    <w:p>
+      <w:pPr>
+        <w:pStyle w:val="ListParagraph"/>
+        <w:numPr>
+          <w:ilvl w:val="0"/>
+          <w:numId w:val="2"/>
+        </w:numPr>
+        <w:rPr>
+          <w:lang w:val="en-US"/>
+        </w:rPr>
+      </w:pPr>
+      <w:r>
+        <w:rPr>
+          <w:lang w:val="en-US"/>
+        </w:rPr>
+        <w:t>Pass</w:t>
+      </w:r>
+    </w:p>
+    <w:p>
+      <w:pPr>
+        <w:pStyle w:val="ListParagraph"/>
+        <w:numPr>
+          <w:ilvl w:val="0"/>
+          <w:numId w:val="2"/>
+        </w:numPr>
+        <w:rPr>
+          <w:lang w:val="en-US"/>
+        </w:rPr>
+      </w:pPr>
+      <w:r>
+        <w:rPr>
+          <w:lang w:val="en-US"/>
+        </w:rPr>
+        <w:t>ở minh họa trên</w:t>
+      </w:r>
+    </w:p>
+    <w:p>
+      <w:pPr>
+        <w:pStyle w:val="ListParagraph"/>
+        <w:numPr>
+          <w:ilvl w:val="0"/>
+          <w:numId w:val="2"/>
+        </w:numPr>
+        <w:rPr>
+          <w:lang w:val="en-US"/>
+        </w:rPr>
+      </w:pPr>
+      <w:r>
+        <w:rPr>
+          <w:lang w:val="en-US"/>
+        </w:rPr>
+        <w:t>pass</w:t>
+      </w:r>
+    </w:p>
+    <w:p>
+      <w:pPr>
+        <w:pStyle w:val="ListParagraph"/>
+        <w:numPr>
+          <w:ilvl w:val="0"/>
+          <w:numId w:val="2"/>
+        </w:numPr>
+        <w:rPr>
+          <w:lang w:val="en-US"/>
+        </w:rPr>
+      </w:pPr>
+      <w:bookmarkStart w:id="0" w:name="_GoBack"/>
+      <w:bookmarkEnd w:id="0"/>
+    </w:p>
+    <w:p>
+      <w:pPr>
+        <w:rPr>
+          <w:lang w:val="en-US"/>
+        </w:rPr>
+      </w:pPr>
+    </w:p>
+    <w:p>
+      <w:pPr>
+        <w:rPr>
+          <w:lang w:val="en-US"/>
+        </w:rPr>
+      </w:pPr>
+      <w:r>
+        <w:rPr>
+          <w:lang w:val="en-US"/>
+        </w:rPr>
+        <w:t>Functional – Hàm:</w:t>
+      </w:r>
+    </w:p>
+    <w:p>
+      <w:pPr>
+        <w:pStyle w:val="ListParagraph"/>
+        <w:numPr>
+          <w:ilvl w:val="0"/>
+          <w:numId w:val="12"/>
+        </w:numPr>
+        <w:rPr>
+          <w:lang w:val="en-US"/>
+        </w:rPr>
+      </w:pPr>
+      <w:r>
+        <w:rPr>
+          <w:lang w:val="en-US"/>
+        </w:rPr>
+        <w:t>Cách Import?</w:t>
+      </w:r>
+    </w:p>
+    <w:p>
+      <w:pPr>
+        <w:pStyle w:val="ListParagraph"/>
+        <w:pBdr>
+          <w:top w:val="single" w:sz="4" w:space="1" w:color="auto"/>
+          <w:left w:val="single" w:sz="4" w:space="4" w:color="auto"/>
+          <w:bottom w:val="single" w:sz="4" w:space="1" w:color="auto"/>
+          <w:right w:val="single" w:sz="4" w:space="4" w:color="auto"/>
+        </w:pBdr>
+        <w:ind w:left="1080"/>
+        <w:rPr>
+          <w:lang w:val="en-US"/>
+        </w:rPr>
+      </w:pPr>
+      <w:r>
+        <w:rPr>
+          <w:lang w:val="en-US"/>
+        </w:rPr>
+        <w:t>import torch.nn.functional as f</w:t>
+      </w:r>
+    </w:p>
+    <w:p>
+      <w:pPr>
+        <w:pStyle w:val="ListParagraph"/>
+        <w:numPr>
+          <w:ilvl w:val="0"/>
+          <w:numId w:val="12"/>
+        </w:numPr>
+        <w:rPr>
+          <w:lang w:val="en-US"/>
+        </w:rPr>
+      </w:pPr>
+      <w:r>
+        <w:rPr>
+          <w:lang w:val="en-US"/>
+        </w:rPr>
+        <w:t xml:space="preserve">Trả </w:t>
+      </w:r>
+      <w:r>
+        <w:rPr>
+          <w:lang w:val="en-US"/>
+        </w:rPr>
+        <w:t xml:space="preserve">Về </w:t>
+      </w:r>
+      <w:r>
+        <w:rPr>
+          <w:lang w:val="en-US"/>
+        </w:rPr>
+        <w:t xml:space="preserve">Tensor </w:t>
+      </w:r>
+      <w:r>
+        <w:rPr>
+          <w:lang w:val="en-US"/>
+        </w:rPr>
+        <w:t>Được Padding?</w:t>
+      </w:r>
+    </w:p>
+    <w:p>
+      <w:pPr>
+        <w:pStyle w:val="ListParagraph"/>
+        <w:pBdr>
+          <w:top w:val="single" w:sz="4" w:space="1" w:color="auto"/>
+          <w:left w:val="single" w:sz="4" w:space="4" w:color="auto"/>
+          <w:bottom w:val="single" w:sz="4" w:space="1" w:color="auto"/>
+          <w:right w:val="single" w:sz="4" w:space="4" w:color="auto"/>
+        </w:pBdr>
+        <w:ind w:left="1080"/>
+        <w:rPr>
+          <w:lang w:val="en-US"/>
+        </w:rPr>
+      </w:pPr>
+      <w:r>
+        <w:rPr>
+          <w:lang w:val="en-US"/>
+        </w:rPr>
+        <w:t xml:space="preserve">f.pad(&lt;Tensor&gt;, &lt;Kích </w:t>
+      </w:r>
+      <w:r>
+        <w:rPr>
+          <w:lang w:val="en-US"/>
+        </w:rPr>
+        <w:t xml:space="preserve">Thước </w:t>
+      </w:r>
+      <w:r>
+        <w:rPr>
+          <w:lang w:val="en-US"/>
+        </w:rPr>
+        <w:t>Padding</w:t>
+      </w:r>
+      <w:r>
+        <w:rPr>
+          <w:lang w:val="en-US"/>
+        </w:rPr>
+        <w:t xml:space="preserve">&gt;, </w:t>
+      </w:r>
+      <w:r>
+        <w:rPr>
+          <w:lang w:val="en-US"/>
+        </w:rPr>
+        <w:t xml:space="preserve">value = </w:t>
+      </w:r>
+      <w:r>
+        <w:rPr>
+          <w:lang w:val="en-US"/>
+        </w:rPr>
+        <w:t>&lt;</w:t>
+      </w:r>
+      <w:r>
+        <w:rPr>
+          <w:lang w:val="en-US"/>
+        </w:rPr>
+        <w:t xml:space="preserve">Giá </w:t>
+      </w:r>
+      <w:r>
+        <w:rPr>
+          <w:lang w:val="en-US"/>
+        </w:rPr>
+        <w:t xml:space="preserve">Trị </w:t>
+      </w:r>
+      <w:r>
+        <w:rPr>
+          <w:lang w:val="en-US"/>
+        </w:rPr>
+        <w:t>Padding&gt;)</w:t>
+      </w:r>
+    </w:p>
+    <w:p>
+      <w:pPr>
+        <w:pStyle w:val="ListParagraph"/>
+        <w:numPr>
+          <w:ilvl w:val="0"/>
+          <w:numId w:val="2"/>
+        </w:numPr>
+        <w:rPr>
+          <w:lang w:val="en-US"/>
+        </w:rPr>
+      </w:pPr>
+      <w:r>
+        <w:rPr>
+          <w:lang w:val="en-US"/>
+        </w:rPr>
+        <w:t xml:space="preserve">&lt;Kích thước padding&gt; là 1 Iterable gồm các phần tử là kích thước Padding trái, phải, trên, dưới, … </w:t>
+      </w:r>
+    </w:p>
+    <w:p>
+      <w:pPr>
+        <w:pStyle w:val="ListParagraph"/>
+        <w:numPr>
+          <w:ilvl w:val="0"/>
+          <w:numId w:val="2"/>
+        </w:numPr>
+        <w:rPr>
+          <w:lang w:val="en-US"/>
+        </w:rPr>
+      </w:pPr>
+      <w:r>
+        <w:rPr>
+          <w:lang w:val="en-US"/>
+        </w:rPr>
+        <w:t>Các phần tử ở</w:t>
+      </w:r>
+      <w:r>
+        <w:rPr>
+          <w:lang w:val="en-US"/>
+        </w:rPr>
+        <w:t xml:space="preserve"> vùng P</w:t>
+      </w:r>
+      <w:r>
+        <w:rPr>
+          <w:lang w:val="en-US"/>
+        </w:rPr>
+        <w:t xml:space="preserve">adding sẽ có giá trị là </w:t>
+      </w:r>
+      <w:r>
+        <w:rPr>
+          <w:lang w:val="en-US"/>
+        </w:rPr>
+        <w:t>&lt;Giá Trị Padding</w:t>
+      </w:r>
+      <w:r>
+        <w:rPr>
+          <w:lang w:val="en-US"/>
+        </w:rPr>
+        <w:t>&gt;</w:t>
+      </w:r>
+      <w:r>
+        <w:rPr>
+          <w:lang w:val="en-US"/>
+        </w:rPr>
+        <w:t>, mặc định = 0</w:t>
+      </w:r>
+    </w:p>
+    <w:p>
+      <w:pPr>
+        <w:pStyle w:val="ListParagraph"/>
+        <w:numPr>
+          <w:ilvl w:val="0"/>
+          <w:numId w:val="2"/>
+        </w:numPr>
+        <w:rPr>
+          <w:lang w:val="en-US"/>
+        </w:rPr>
+      </w:pPr>
+      <w:r>
+        <w:rPr>
+          <w:lang w:val="en-US"/>
+        </w:rPr>
+        <w:t>Ví dụ</w:t>
+      </w:r>
+    </w:p>
+    <w:p>
+      <w:pPr>
+        <w:pStyle w:val="ListParagraph"/>
+        <w:pBdr>
+          <w:top w:val="single" w:sz="4" w:space="1" w:color="auto"/>
+          <w:left w:val="single" w:sz="4" w:space="4" w:color="auto"/>
+          <w:bottom w:val="single" w:sz="4" w:space="1" w:color="auto"/>
+          <w:right w:val="single" w:sz="4" w:space="4" w:color="auto"/>
+        </w:pBdr>
+        <w:ind w:left="1080"/>
+        <w:rPr>
+          <w:lang w:val="en-US"/>
+        </w:rPr>
+      </w:pPr>
+      <w:r>
+        <w:rPr>
+          <w:lang w:val="en-US"/>
+        </w:rPr>
         <w:t>foo = f.pad(bar, (2, 3), value = 7)</w:t>
       </w:r>
     </w:p>
@@ -12431,6 +13679,7 @@
         <w:rPr>
           <w:lang w:val="en-US"/>
         </w:rPr>
+        <w:lastRenderedPageBreak/>
         <w:t>Ta có</w:t>
       </w:r>
     </w:p>
@@ -13484,49 +14733,49 @@
         <w:rPr>
           <w:lang w:val="en-US"/>
         </w:rPr>
+        <w:t>DATA_LOADER là &lt;Dãy Dữ Liệu&gt; chia thành các Batch theo thứ tự</w:t>
+      </w:r>
+      <w:r>
+        <w:rPr>
+          <w:lang w:val="en-US"/>
+        </w:rPr>
+        <w:t xml:space="preserve"> từ trái qua phải</w:t>
+      </w:r>
+      <w:r>
+        <w:rPr>
+          <w:lang w:val="en-US"/>
+        </w:rPr>
+        <w:t xml:space="preserve">, </w:t>
+      </w:r>
+      <w:r>
+        <w:rPr>
+          <w:lang w:val="en-US"/>
+        </w:rPr>
+        <w:t xml:space="preserve">do đó </w:t>
+      </w:r>
+      <w:r>
+        <w:rPr>
+          <w:lang w:val="en-US"/>
+        </w:rPr>
+        <w:t>không trùng lặp phần tử, nếu số lượng phần tử của &lt;Dãy Dữ Liệu&gt; không chia hết cho &lt;Số Phần Tử Mỗi Batch&gt; thì Batch cuối cùng sẽ bị Clip</w:t>
+      </w:r>
+    </w:p>
+    <w:p>
+      <w:pPr>
+        <w:pStyle w:val="ListParagraph"/>
+        <w:numPr>
+          <w:ilvl w:val="0"/>
+          <w:numId w:val="2"/>
+        </w:numPr>
+        <w:rPr>
+          <w:lang w:val="en-US"/>
+        </w:rPr>
+      </w:pPr>
+      <w:r>
+        <w:rPr>
+          <w:lang w:val="en-US"/>
+        </w:rPr>
         <w:lastRenderedPageBreak/>
-        <w:t>DATA_LOADER là &lt;Dãy Dữ Liệu&gt; chia thành các Batch theo thứ tự</w:t>
-      </w:r>
-      <w:r>
-        <w:rPr>
-          <w:lang w:val="en-US"/>
-        </w:rPr>
-        <w:t xml:space="preserve"> từ trái qua phải</w:t>
-      </w:r>
-      <w:r>
-        <w:rPr>
-          <w:lang w:val="en-US"/>
-        </w:rPr>
-        <w:t xml:space="preserve">, </w:t>
-      </w:r>
-      <w:r>
-        <w:rPr>
-          <w:lang w:val="en-US"/>
-        </w:rPr>
-        <w:t xml:space="preserve">do đó </w:t>
-      </w:r>
-      <w:r>
-        <w:rPr>
-          <w:lang w:val="en-US"/>
-        </w:rPr>
-        <w:t>không trùng lặp phần tử, nếu số lượng phần tử của &lt;Dãy Dữ Liệu&gt; không chia hết cho &lt;Số Phần Tử Mỗi Batch&gt; thì Batch cuối cùng sẽ bị Clip</w:t>
-      </w:r>
-    </w:p>
-    <w:p>
-      <w:pPr>
-        <w:pStyle w:val="ListParagraph"/>
-        <w:numPr>
-          <w:ilvl w:val="0"/>
-          <w:numId w:val="2"/>
-        </w:numPr>
-        <w:rPr>
-          <w:lang w:val="en-US"/>
-        </w:rPr>
-      </w:pPr>
-      <w:r>
-        <w:rPr>
-          <w:lang w:val="en-US"/>
-        </w:rPr>
         <w:t xml:space="preserve">&lt;Batch&gt; </w:t>
       </w:r>
       <w:r>
@@ -14412,7 +15661,6 @@
         <w:rPr>
           <w:lang w:val="en-US"/>
         </w:rPr>
-        <w:lastRenderedPageBreak/>
         <w:t>Đặt download = False trong trường hợp đã tải rồi để khỏi tải lại, nếu không nó sẽ thông báo lỗi, dùng khi không có Internet</w:t>
       </w:r>
     </w:p>
@@ -15460,74 +16708,74 @@
         <w:rPr>
           <w:lang w:val="en-US"/>
         </w:rPr>
+        <w:tab/>
+      </w:r>
+      <w:r>
+        <w:rPr>
+          <w:lang w:val="en-US"/>
+        </w:rPr>
+        <w:tab/>
+        <w:t>Ex: [1, 2, 3].</w:t>
+      </w:r>
+      <w:r>
+        <w:rPr>
+          <w:lang w:val="en-US"/>
+        </w:rPr>
+        <w:t xml:space="preserve">std() </w:t>
+      </w:r>
+      <w:r>
+        <w:rPr>
+          <w:lang w:val="en-US"/>
+        </w:rPr>
+        <w:t>= 1</w:t>
+      </w:r>
+    </w:p>
+    <w:p>
+      <w:pPr>
+        <w:rPr>
+          <w:lang w:val="en-US"/>
+        </w:rPr>
+      </w:pPr>
+      <w:r>
+        <w:rPr>
+          <w:lang w:val="en-US"/>
+        </w:rPr>
+        <w:tab/>
+        <w:t>.norm(): trả về chiều dài vector</w:t>
+      </w:r>
+    </w:p>
+    <w:p>
+      <w:pPr>
+        <w:rPr>
+          <w:lang w:val="en-US"/>
+        </w:rPr>
+      </w:pPr>
+      <w:r>
+        <w:rPr>
+          <w:lang w:val="en-US"/>
+        </w:rPr>
+        <w:tab/>
+      </w:r>
+      <w:r>
+        <w:rPr>
+          <w:lang w:val="en-US"/>
+        </w:rPr>
+        <w:tab/>
+        <w:t>Ex: [1, 2, 3].norm() ~= 3.74</w:t>
+      </w:r>
+    </w:p>
+    <w:p>
+      <w:pPr>
+        <w:rPr>
+          <w:lang w:val="en-US"/>
+        </w:rPr>
+      </w:pPr>
+      <w:r>
+        <w:rPr>
+          <w:lang w:val="en-US"/>
+        </w:rPr>
         <w:lastRenderedPageBreak/>
         <w:tab/>
-      </w:r>
-      <w:r>
-        <w:rPr>
-          <w:lang w:val="en-US"/>
-        </w:rPr>
-        <w:tab/>
-        <w:t>Ex: [1, 2, 3].</w:t>
-      </w:r>
-      <w:r>
-        <w:rPr>
-          <w:lang w:val="en-US"/>
-        </w:rPr>
-        <w:t xml:space="preserve">std() </w:t>
-      </w:r>
-      <w:r>
-        <w:rPr>
-          <w:lang w:val="en-US"/>
-        </w:rPr>
-        <w:t>= 1</w:t>
-      </w:r>
-    </w:p>
-    <w:p>
-      <w:pPr>
-        <w:rPr>
-          <w:lang w:val="en-US"/>
-        </w:rPr>
-      </w:pPr>
-      <w:r>
-        <w:rPr>
-          <w:lang w:val="en-US"/>
-        </w:rPr>
-        <w:tab/>
-        <w:t>.norm(): trả về chiều dài vector</w:t>
-      </w:r>
-    </w:p>
-    <w:p>
-      <w:pPr>
-        <w:rPr>
-          <w:lang w:val="en-US"/>
-        </w:rPr>
-      </w:pPr>
-      <w:r>
-        <w:rPr>
-          <w:lang w:val="en-US"/>
-        </w:rPr>
-        <w:tab/>
-      </w:r>
-      <w:r>
-        <w:rPr>
-          <w:lang w:val="en-US"/>
-        </w:rPr>
-        <w:tab/>
-        <w:t>Ex: [1, 2, 3].norm() ~= 3.74</w:t>
-      </w:r>
-    </w:p>
-    <w:p>
-      <w:pPr>
-        <w:rPr>
-          <w:lang w:val="en-US"/>
-        </w:rPr>
-      </w:pPr>
-      <w:r>
-        <w:rPr>
-          <w:lang w:val="en-US"/>
-        </w:rPr>
-        <w:tab/>
         <w:t>.clone(): trả về copy của tensor</w:t>
       </w:r>
     </w:p>
@@ -16044,58 +17292,58 @@
         <w:rPr>
           <w:lang w:val="en-US"/>
         </w:rPr>
+        <w:tab/>
+        <w:t>.inverse(tensor): trả về invert matrix</w:t>
+      </w:r>
+    </w:p>
+    <w:p>
+      <w:pPr>
+        <w:rPr>
+          <w:lang w:val="en-US"/>
+        </w:rPr>
+      </w:pPr>
+      <w:r>
+        <w:rPr>
+          <w:lang w:val="en-US"/>
+        </w:rPr>
+        <w:tab/>
+      </w:r>
+      <w:r>
+        <w:rPr>
+          <w:lang w:val="en-US"/>
+        </w:rPr>
+        <w:tab/>
+        <w:t>Ex: torch.inverse([</w:t>
+      </w:r>
+    </w:p>
+    <w:p>
+      <w:pPr>
+        <w:ind w:left="720" w:firstLine="720"/>
+        <w:rPr>
+          <w:lang w:val="en-US"/>
+        </w:rPr>
+      </w:pPr>
+      <w:r>
+        <w:rPr>
+          <w:lang w:val="en-US"/>
+        </w:rPr>
+        <w:tab/>
+        <w:t>[1, 2, 3],</w:t>
+      </w:r>
+    </w:p>
+    <w:p>
+      <w:pPr>
+        <w:ind w:left="720" w:firstLine="720"/>
+        <w:rPr>
+          <w:lang w:val="en-US"/>
+        </w:rPr>
+      </w:pPr>
+      <w:r>
+        <w:rPr>
+          <w:lang w:val="en-US"/>
+        </w:rPr>
         <w:lastRenderedPageBreak/>
         <w:tab/>
-        <w:t>.inverse(tensor): trả về invert matrix</w:t>
-      </w:r>
-    </w:p>
-    <w:p>
-      <w:pPr>
-        <w:rPr>
-          <w:lang w:val="en-US"/>
-        </w:rPr>
-      </w:pPr>
-      <w:r>
-        <w:rPr>
-          <w:lang w:val="en-US"/>
-        </w:rPr>
-        <w:tab/>
-      </w:r>
-      <w:r>
-        <w:rPr>
-          <w:lang w:val="en-US"/>
-        </w:rPr>
-        <w:tab/>
-        <w:t>Ex: torch.inverse([</w:t>
-      </w:r>
-    </w:p>
-    <w:p>
-      <w:pPr>
-        <w:ind w:left="720" w:firstLine="720"/>
-        <w:rPr>
-          <w:lang w:val="en-US"/>
-        </w:rPr>
-      </w:pPr>
-      <w:r>
-        <w:rPr>
-          <w:lang w:val="en-US"/>
-        </w:rPr>
-        <w:tab/>
-        <w:t>[1, 2, 3],</w:t>
-      </w:r>
-    </w:p>
-    <w:p>
-      <w:pPr>
-        <w:ind w:left="720" w:firstLine="720"/>
-        <w:rPr>
-          <w:lang w:val="en-US"/>
-        </w:rPr>
-      </w:pPr>
-      <w:r>
-        <w:rPr>
-          <w:lang w:val="en-US"/>
-        </w:rPr>
-        <w:tab/>
         <w:t>[4, 5, 6],</w:t>
       </w:r>
     </w:p>
@@ -16595,7 +17843,6 @@
         <w:rPr>
           <w:lang w:val="en-US"/>
         </w:rPr>
-        <w:lastRenderedPageBreak/>
         <w:t>Autograd</w:t>
       </w:r>
     </w:p>
@@ -16638,6 +17885,7 @@
         <w:rPr>
           <w:lang w:val="en-US"/>
         </w:rPr>
+        <w:lastRenderedPageBreak/>
         <w:t xml:space="preserve">         Trả về tuple gradient của inputs</w:t>
       </w:r>
     </w:p>

--- a/torch.docx
+++ b/torch.docx
@@ -13093,13 +13093,7 @@
         <w:rPr>
           <w:lang w:val="en-US"/>
         </w:rPr>
-        <w:t>Tạo 1 lớ</w:t>
-      </w:r>
-      <w:r>
-        <w:rPr>
-          <w:lang w:val="en-US"/>
-        </w:rPr>
-        <w:t>p 1D Batch Norm</w:t>
+        <w:t>Tạo 1 lớp 1D Batch Norm</w:t>
       </w:r>
     </w:p>
     <w:p>
@@ -13120,19 +13114,7 @@
         <w:rPr>
           <w:lang w:val="en-US"/>
         </w:rPr>
-        <w:t xml:space="preserve">&lt;Lớp 1D </w:t>
-      </w:r>
-      <w:r>
-        <w:rPr>
-          <w:lang w:val="en-US"/>
-        </w:rPr>
-        <w:t>Batch Norm&gt; = nn.BatchNorm1d</w:t>
-      </w:r>
-      <w:r>
-        <w:rPr>
-          <w:lang w:val="en-US"/>
-        </w:rPr>
-        <w:t>(</w:t>
+        <w:t>&lt;Lớp 1D Batch Norm&gt; = nn.BatchNorm1d(</w:t>
       </w:r>
     </w:p>
     <w:p>
@@ -13153,13 +13135,7 @@
         <w:rPr>
           <w:lang w:val="en-US"/>
         </w:rPr>
-        <w:t xml:space="preserve">    </w:t>
-      </w:r>
-      <w:r>
-        <w:rPr>
-          <w:lang w:val="en-US"/>
-        </w:rPr>
-        <w:t xml:space="preserve">&lt;Số Kênh Input&gt;, </w:t>
+        <w:t xml:space="preserve">    &lt;Số Kênh Input&gt;, </w:t>
       </w:r>
       <w:r>
         <w:rPr>
@@ -13264,178 +13240,6 @@
     <w:p>
       <w:pPr>
         <w:pStyle w:val="ListParagraph"/>
-        <w:numPr>
-          <w:ilvl w:val="0"/>
-          <w:numId w:val="2"/>
-        </w:numPr>
-        <w:rPr>
-          <w:lang w:val="en-US"/>
-        </w:rPr>
-      </w:pPr>
-      <w:r>
-        <w:rPr>
-          <w:lang w:val="en-US"/>
-        </w:rPr>
-        <w:t>&lt;Output&gt; = &lt;Lớ</w:t>
-      </w:r>
-      <w:r>
-        <w:rPr>
-          <w:lang w:val="en-US"/>
-        </w:rPr>
-        <w:t>p 1D</w:t>
-      </w:r>
-      <w:r>
-        <w:rPr>
-          <w:lang w:val="en-US"/>
-        </w:rPr>
-        <w:t xml:space="preserve"> </w:t>
-      </w:r>
-      <w:r>
-        <w:rPr>
-          <w:lang w:val="en-US"/>
-        </w:rPr>
-        <w:t>Batch Norm</w:t>
-      </w:r>
-      <w:r>
-        <w:rPr>
-          <w:lang w:val="en-US"/>
-        </w:rPr>
-        <w:t>&gt;(&lt;Input&gt;</w:t>
-      </w:r>
-      <w:r>
-        <w:rPr>
-          <w:lang w:val="en-US"/>
-        </w:rPr>
-        <w:t>)</w:t>
-      </w:r>
-    </w:p>
-    <w:p>
-      <w:pPr>
-        <w:pStyle w:val="ListParagraph"/>
-        <w:numPr>
-          <w:ilvl w:val="0"/>
-          <w:numId w:val="2"/>
-        </w:numPr>
-        <w:rPr>
-          <w:lang w:val="en-US"/>
-        </w:rPr>
-      </w:pPr>
-      <w:r>
-        <w:rPr>
-          <w:lang w:val="en-US"/>
-        </w:rPr>
-        <w:t>Minh họa</w:t>
-      </w:r>
-    </w:p>
-    <w:p>
-      <w:pPr>
-        <w:pStyle w:val="ListParagraph"/>
-        <w:numPr>
-          <w:ilvl w:val="0"/>
-          <w:numId w:val="2"/>
-        </w:numPr>
-        <w:rPr>
-          <w:lang w:val="en-US"/>
-        </w:rPr>
-      </w:pPr>
-      <w:r>
-        <w:rPr>
-          <w:lang w:val="en-US"/>
-        </w:rPr>
-        <w:t>Pass</w:t>
-      </w:r>
-    </w:p>
-    <w:p>
-      <w:pPr>
-        <w:pStyle w:val="ListParagraph"/>
-        <w:numPr>
-          <w:ilvl w:val="0"/>
-          <w:numId w:val="2"/>
-        </w:numPr>
-        <w:rPr>
-          <w:lang w:val="en-US"/>
-        </w:rPr>
-      </w:pPr>
-      <w:r>
-        <w:rPr>
-          <w:lang w:val="en-US"/>
-        </w:rPr>
-        <w:t>ở minh họa trên</w:t>
-      </w:r>
-    </w:p>
-    <w:p>
-      <w:pPr>
-        <w:pStyle w:val="ListParagraph"/>
-        <w:numPr>
-          <w:ilvl w:val="0"/>
-          <w:numId w:val="2"/>
-        </w:numPr>
-        <w:rPr>
-          <w:lang w:val="en-US"/>
-        </w:rPr>
-      </w:pPr>
-      <w:r>
-        <w:rPr>
-          <w:lang w:val="en-US"/>
-        </w:rPr>
-        <w:t>pass</w:t>
-      </w:r>
-    </w:p>
-    <w:p>
-      <w:pPr>
-        <w:pStyle w:val="ListParagraph"/>
-        <w:numPr>
-          <w:ilvl w:val="0"/>
-          <w:numId w:val="2"/>
-        </w:numPr>
-        <w:rPr>
-          <w:lang w:val="en-US"/>
-        </w:rPr>
-      </w:pPr>
-      <w:bookmarkStart w:id="0" w:name="_GoBack"/>
-      <w:bookmarkEnd w:id="0"/>
-    </w:p>
-    <w:p>
-      <w:pPr>
-        <w:rPr>
-          <w:lang w:val="en-US"/>
-        </w:rPr>
-      </w:pPr>
-    </w:p>
-    <w:p>
-      <w:pPr>
-        <w:rPr>
-          <w:lang w:val="en-US"/>
-        </w:rPr>
-      </w:pPr>
-      <w:r>
-        <w:rPr>
-          <w:lang w:val="en-US"/>
-        </w:rPr>
-        <w:t>Functional – Hàm:</w:t>
-      </w:r>
-    </w:p>
-    <w:p>
-      <w:pPr>
-        <w:pStyle w:val="ListParagraph"/>
-        <w:numPr>
-          <w:ilvl w:val="0"/>
-          <w:numId w:val="12"/>
-        </w:numPr>
-        <w:rPr>
-          <w:lang w:val="en-US"/>
-        </w:rPr>
-      </w:pPr>
-      <w:r>
-        <w:rPr>
-          <w:lang w:val="en-US"/>
-        </w:rPr>
-        <w:t>Cách Import?</w:t>
-      </w:r>
-    </w:p>
-    <w:p>
-      <w:pPr>
-        <w:pStyle w:val="ListParagraph"/>
         <w:pBdr>
           <w:top w:val="single" w:sz="4" w:space="1" w:color="auto"/>
           <w:left w:val="single" w:sz="4" w:space="4" w:color="auto"/>
@@ -13451,43 +13255,484 @@
         <w:rPr>
           <w:lang w:val="en-US"/>
         </w:rPr>
-        <w:t>import torch.nn.functional as f</w:t>
-      </w:r>
-    </w:p>
-    <w:p>
-      <w:pPr>
-        <w:pStyle w:val="ListParagraph"/>
-        <w:numPr>
-          <w:ilvl w:val="0"/>
-          <w:numId w:val="12"/>
-        </w:numPr>
-        <w:rPr>
-          <w:lang w:val="en-US"/>
-        </w:rPr>
-      </w:pPr>
-      <w:r>
-        <w:rPr>
-          <w:lang w:val="en-US"/>
-        </w:rPr>
-        <w:t xml:space="preserve">Trả </w:t>
-      </w:r>
-      <w:r>
-        <w:rPr>
-          <w:lang w:val="en-US"/>
-        </w:rPr>
-        <w:t xml:space="preserve">Về </w:t>
-      </w:r>
-      <w:r>
-        <w:rPr>
-          <w:lang w:val="en-US"/>
-        </w:rPr>
-        <w:t xml:space="preserve">Tensor </w:t>
-      </w:r>
-      <w:r>
-        <w:rPr>
-          <w:lang w:val="en-US"/>
-        </w:rPr>
-        <w:t>Được Padding?</w:t>
+        <w:t>&lt;Output&gt; = &lt;Lớp 1D Batch Norm&gt;(&lt;Input&gt;)</w:t>
+      </w:r>
+    </w:p>
+    <w:p>
+      <w:pPr>
+        <w:pStyle w:val="ListParagraph"/>
+        <w:numPr>
+          <w:ilvl w:val="0"/>
+          <w:numId w:val="2"/>
+        </w:numPr>
+        <w:rPr>
+          <w:lang w:val="en-US"/>
+        </w:rPr>
+      </w:pPr>
+      <w:r>
+        <w:rPr>
+          <w:lang w:val="en-US"/>
+        </w:rPr>
+        <w:t>Minh họa</w:t>
+      </w:r>
+    </w:p>
+    <w:p>
+      <w:pPr>
+        <w:pStyle w:val="ListParagraph"/>
+        <w:numPr>
+          <w:ilvl w:val="0"/>
+          <w:numId w:val="2"/>
+        </w:numPr>
+        <w:rPr>
+          <w:lang w:val="en-US"/>
+        </w:rPr>
+      </w:pPr>
+      <w:hyperlink r:id="rId11" w:history="1">
+        <w:r>
+          <w:rPr>
+            <w:rStyle w:val="Hyperlink"/>
+            <w:lang w:val="en-US"/>
+          </w:rPr>
+          <w:t>https://drive.google.com/file/d/11WXXHIZq2OXuRdzZudolHHrY-zwZEIUs/view?usp=sharing</w:t>
+        </w:r>
+      </w:hyperlink>
+    </w:p>
+    <w:p>
+      <w:pPr>
+        <w:pStyle w:val="ListParagraph"/>
+        <w:numPr>
+          <w:ilvl w:val="0"/>
+          <w:numId w:val="2"/>
+        </w:numPr>
+        <w:rPr>
+          <w:lang w:val="en-US"/>
+        </w:rPr>
+      </w:pPr>
+      <w:r>
+        <w:rPr>
+          <w:lang w:val="en-US"/>
+        </w:rPr>
+        <w:t>Ở</w:t>
+      </w:r>
+      <w:r>
+        <w:rPr>
+          <w:lang w:val="en-US"/>
+        </w:rPr>
+        <w:t xml:space="preserve"> minh họa trên</w:t>
+      </w:r>
+    </w:p>
+    <w:tbl>
+      <w:tblPr>
+        <w:tblStyle w:val="TableGrid"/>
+        <w:tblW w:w="0" w:type="auto"/>
+        <w:tblInd w:w="1080" w:type="dxa"/>
+        <w:tblLook w:val="04A0" w:firstRow="1" w:lastRow="0" w:firstColumn="1" w:lastColumn="0" w:noHBand="0" w:noVBand="1"/>
+      </w:tblPr>
+      <w:tblGrid>
+        <w:gridCol w:w="3281"/>
+        <w:gridCol w:w="992"/>
+        <w:gridCol w:w="2977"/>
+        <w:gridCol w:w="912"/>
+      </w:tblGrid>
+      <w:tr>
+        <w:tc>
+          <w:tcPr>
+            <w:tcW w:w="3281" w:type="dxa"/>
+          </w:tcPr>
+          <w:p>
+            <w:pPr>
+              <w:pStyle w:val="ListParagraph"/>
+              <w:ind w:left="0"/>
+              <w:jc w:val="center"/>
+              <w:rPr>
+                <w:lang w:val="en-US"/>
+              </w:rPr>
+            </w:pPr>
+            <w:r>
+              <w:rPr>
+                <w:lang w:val="en-US"/>
+              </w:rPr>
+              <w:t>&lt;Kích Thước Batch&gt; khi Train</w:t>
+            </w:r>
+          </w:p>
+        </w:tc>
+        <w:tc>
+          <w:tcPr>
+            <w:tcW w:w="992" w:type="dxa"/>
+          </w:tcPr>
+          <w:p>
+            <w:pPr>
+              <w:pStyle w:val="ListParagraph"/>
+              <w:ind w:left="0"/>
+              <w:jc w:val="center"/>
+              <w:rPr>
+                <w:lang w:val="en-US"/>
+              </w:rPr>
+            </w:pPr>
+            <w:r>
+              <w:rPr>
+                <w:lang w:val="en-US"/>
+              </w:rPr>
+              <w:t>8</w:t>
+            </w:r>
+          </w:p>
+        </w:tc>
+        <w:tc>
+          <w:tcPr>
+            <w:tcW w:w="2977" w:type="dxa"/>
+          </w:tcPr>
+          <w:p>
+            <w:pPr>
+              <w:pStyle w:val="ListParagraph"/>
+              <w:ind w:left="0"/>
+              <w:jc w:val="center"/>
+              <w:rPr>
+                <w:lang w:val="en-US"/>
+              </w:rPr>
+            </w:pPr>
+            <w:r>
+              <w:rPr>
+                <w:lang w:val="en-US"/>
+              </w:rPr>
+              <w:t>&lt;Kích Thước Input&gt;</w:t>
+            </w:r>
+          </w:p>
+        </w:tc>
+        <w:tc>
+          <w:tcPr>
+            <w:tcW w:w="912" w:type="dxa"/>
+          </w:tcPr>
+          <w:p>
+            <w:pPr>
+              <w:pStyle w:val="ListParagraph"/>
+              <w:ind w:left="0"/>
+              <w:jc w:val="center"/>
+              <w:rPr>
+                <w:lang w:val="en-US"/>
+              </w:rPr>
+            </w:pPr>
+            <w:r>
+              <w:rPr>
+                <w:lang w:val="en-US"/>
+              </w:rPr>
+              <w:t>5</w:t>
+            </w:r>
+          </w:p>
+        </w:tc>
+      </w:tr>
+      <w:tr>
+        <w:tc>
+          <w:tcPr>
+            <w:tcW w:w="3281" w:type="dxa"/>
+          </w:tcPr>
+          <w:p>
+            <w:pPr>
+              <w:pStyle w:val="ListParagraph"/>
+              <w:ind w:left="0"/>
+              <w:jc w:val="center"/>
+              <w:rPr>
+                <w:lang w:val="en-US"/>
+              </w:rPr>
+            </w:pPr>
+            <w:r>
+              <w:rPr>
+                <w:lang w:val="en-US"/>
+              </w:rPr>
+              <w:t>&lt;Kích Thước Batch&gt; khi Test</w:t>
+            </w:r>
+          </w:p>
+        </w:tc>
+        <w:tc>
+          <w:tcPr>
+            <w:tcW w:w="992" w:type="dxa"/>
+          </w:tcPr>
+          <w:p>
+            <w:pPr>
+              <w:pStyle w:val="ListParagraph"/>
+              <w:ind w:left="0"/>
+              <w:jc w:val="center"/>
+              <w:rPr>
+                <w:lang w:val="en-US"/>
+              </w:rPr>
+            </w:pPr>
+            <w:r>
+              <w:rPr>
+                <w:lang w:val="en-US"/>
+              </w:rPr>
+              <w:t>4</w:t>
+            </w:r>
+          </w:p>
+        </w:tc>
+        <w:tc>
+          <w:tcPr>
+            <w:tcW w:w="2977" w:type="dxa"/>
+          </w:tcPr>
+          <w:p>
+            <w:pPr>
+              <w:pStyle w:val="ListParagraph"/>
+              <w:ind w:left="0"/>
+              <w:jc w:val="center"/>
+              <w:rPr>
+                <w:lang w:val="en-US"/>
+              </w:rPr>
+            </w:pPr>
+            <w:r>
+              <w:rPr>
+                <w:lang w:val="en-US"/>
+              </w:rPr>
+              <w:t>&lt;Số Kênh Input&gt;</w:t>
+            </w:r>
+          </w:p>
+        </w:tc>
+        <w:tc>
+          <w:tcPr>
+            <w:tcW w:w="912" w:type="dxa"/>
+          </w:tcPr>
+          <w:p>
+            <w:pPr>
+              <w:pStyle w:val="ListParagraph"/>
+              <w:ind w:left="0"/>
+              <w:jc w:val="center"/>
+              <w:rPr>
+                <w:lang w:val="en-US"/>
+              </w:rPr>
+            </w:pPr>
+            <w:r>
+              <w:rPr>
+                <w:lang w:val="en-US"/>
+              </w:rPr>
+              <w:t>3</w:t>
+            </w:r>
+          </w:p>
+        </w:tc>
+      </w:tr>
+    </w:tbl>
+    <w:p>
+      <w:pPr>
+        <w:pStyle w:val="ListParagraph"/>
+        <w:numPr>
+          <w:ilvl w:val="0"/>
+          <w:numId w:val="2"/>
+        </w:numPr>
+        <w:rPr>
+          <w:lang w:val="en-US"/>
+        </w:rPr>
+      </w:pPr>
+      <w:r>
+        <w:rPr>
+          <w:lang w:val="en-US"/>
+        </w:rPr>
+        <w:t xml:space="preserve">5 ô màu đỏ là ví dụ cho 1 kênh của 1 </w:t>
+      </w:r>
+      <w:r>
+        <w:rPr>
+          <w:lang w:val="en-US"/>
+        </w:rPr>
+        <w:t>&lt;</w:t>
+      </w:r>
+      <w:r>
+        <w:rPr>
+          <w:lang w:val="en-US"/>
+        </w:rPr>
+        <w:t>Input</w:t>
+      </w:r>
+      <w:r>
+        <w:rPr>
+          <w:lang w:val="en-US"/>
+        </w:rPr>
+        <w:t>&gt;</w:t>
+      </w:r>
+    </w:p>
+    <w:p>
+      <w:pPr>
+        <w:pStyle w:val="ListParagraph"/>
+        <w:numPr>
+          <w:ilvl w:val="0"/>
+          <w:numId w:val="2"/>
+        </w:numPr>
+        <w:rPr>
+          <w:lang w:val="en-US"/>
+        </w:rPr>
+      </w:pPr>
+      <w:r>
+        <w:rPr>
+          <w:lang w:val="en-US"/>
+        </w:rPr>
+        <w:t>&lt;Input Mean&gt; có các phần tử là Mean của lát cắt tương ứng trong &lt;Input&gt;, cắt theo chiều &lt;Kích Thước Batch&gt; và &lt;Kích Thước Input&gt;</w:t>
+      </w:r>
+    </w:p>
+    <w:p>
+      <w:pPr>
+        <w:pStyle w:val="ListParagraph"/>
+        <w:numPr>
+          <w:ilvl w:val="0"/>
+          <w:numId w:val="2"/>
+        </w:numPr>
+        <w:rPr>
+          <w:lang w:val="en-US"/>
+        </w:rPr>
+      </w:pPr>
+      <w:r>
+        <w:rPr>
+          <w:lang w:val="en-US"/>
+        </w:rPr>
+        <w:t>&lt;Input Variance&gt; cũng tương tự, lưu ý là tính = ước lượ</w:t>
+      </w:r>
+      <w:r>
+        <w:rPr>
+          <w:lang w:val="en-US"/>
+        </w:rPr>
+        <w:t>ng</w:t>
+      </w:r>
+      <w:r>
+        <w:rPr>
+          <w:lang w:val="en-US"/>
+        </w:rPr>
+        <w:t xml:space="preserve"> chệ</w:t>
+      </w:r>
+      <w:r>
+        <w:rPr>
+          <w:lang w:val="en-US"/>
+        </w:rPr>
+        <w:t>ch, hay Variance không có</w:t>
+      </w:r>
+      <w:r>
+        <w:rPr>
+          <w:lang w:val="en-US"/>
+        </w:rPr>
+        <w:t xml:space="preserve"> hiệu chỉnh</w:t>
+      </w:r>
+      <w:r>
+        <w:rPr>
+          <w:lang w:val="en-US"/>
+        </w:rPr>
+        <w:t>, mục đích là để đơn giản hóa quá trình tính toán</w:t>
+      </w:r>
+    </w:p>
+    <w:p>
+      <w:pPr>
+        <w:pStyle w:val="ListParagraph"/>
+        <w:numPr>
+          <w:ilvl w:val="0"/>
+          <w:numId w:val="2"/>
+        </w:numPr>
+        <w:rPr>
+          <w:lang w:val="en-US"/>
+        </w:rPr>
+      </w:pPr>
+      <w:r>
+        <w:rPr>
+          <w:lang w:val="en-US"/>
+        </w:rPr>
+        <w:t>&lt;</w:t>
+      </w:r>
+      <w:r>
+        <w:rPr>
+          <w:lang w:val="en-US"/>
+        </w:rPr>
+        <w:t>Weight</w:t>
+      </w:r>
+      <w:r>
+        <w:rPr>
+          <w:lang w:val="en-US"/>
+        </w:rPr>
+        <w:t>&gt; có giá trị ban đầu = 1 ở tất cả phần tử</w:t>
+      </w:r>
+    </w:p>
+    <w:p>
+      <w:pPr>
+        <w:pStyle w:val="ListParagraph"/>
+        <w:numPr>
+          <w:ilvl w:val="0"/>
+          <w:numId w:val="2"/>
+        </w:numPr>
+        <w:rPr>
+          <w:lang w:val="en-US"/>
+        </w:rPr>
+      </w:pPr>
+      <w:r>
+        <w:rPr>
+          <w:lang w:val="en-US"/>
+        </w:rPr>
+        <w:t>&lt;</w:t>
+      </w:r>
+      <w:r>
+        <w:rPr>
+          <w:lang w:val="en-US"/>
+        </w:rPr>
+        <w:t>Bias</w:t>
+      </w:r>
+      <w:r>
+        <w:rPr>
+          <w:lang w:val="en-US"/>
+        </w:rPr>
+        <w:t>&gt; có giá trị ban đầu = 0 ở tất cả phần tử</w:t>
+      </w:r>
+    </w:p>
+    <w:p>
+      <w:pPr>
+        <w:pStyle w:val="ListParagraph"/>
+        <w:numPr>
+          <w:ilvl w:val="0"/>
+          <w:numId w:val="2"/>
+        </w:numPr>
+        <w:rPr>
+          <w:lang w:val="en-US"/>
+        </w:rPr>
+      </w:pPr>
+      <w:r>
+        <w:rPr>
+          <w:lang w:val="en-US"/>
+        </w:rPr>
+        <w:t>Nghĩa là giai đoạn đầu khi Train, phân phối của Input sẽ được chuyển về phân phối chuẩn, trong quá trình Train, thông qua lan truyền ngược, &lt;</w:t>
+      </w:r>
+      <w:r>
+        <w:rPr>
+          <w:lang w:val="en-US"/>
+        </w:rPr>
+        <w:t>Weight</w:t>
+      </w:r>
+      <w:r>
+        <w:rPr>
+          <w:lang w:val="en-US"/>
+        </w:rPr>
+        <w:t>&gt; và &lt;</w:t>
+      </w:r>
+      <w:r>
+        <w:rPr>
+          <w:lang w:val="en-US"/>
+        </w:rPr>
+        <w:t>Bias</w:t>
+      </w:r>
+      <w:r>
+        <w:rPr>
+          <w:lang w:val="en-US"/>
+        </w:rPr>
+        <w:t>&gt; sẽ từ từ thay đổi tiến tới trạng thái tối ưu nhất</w:t>
+      </w:r>
+    </w:p>
+    <w:p>
+      <w:pPr>
+        <w:pStyle w:val="ListParagraph"/>
+        <w:numPr>
+          <w:ilvl w:val="0"/>
+          <w:numId w:val="2"/>
+        </w:numPr>
+        <w:rPr>
+          <w:lang w:val="en-US"/>
+        </w:rPr>
+      </w:pPr>
+      <w:r>
+        <w:rPr>
+          <w:lang w:val="en-US"/>
+        </w:rPr>
+        <w:t>&lt;Running Mean&gt;</w:t>
+      </w:r>
+      <w:r>
+        <w:rPr>
+          <w:lang w:val="en-US"/>
+        </w:rPr>
+        <w:t xml:space="preserve"> chính là EWMA của &lt;Input Mean&gt;, khi Train, cứ mỗi lần Forward thì &lt;Running Mean&gt; sẽ được cập nhật, ban đầu nó có giá trị = 0 ở tất cả các phần tử và được cập nhật theo công thức sau</w:t>
       </w:r>
     </w:p>
     <w:p>
@@ -13508,139 +13753,14 @@
         <w:rPr>
           <w:lang w:val="en-US"/>
         </w:rPr>
-        <w:t xml:space="preserve">f.pad(&lt;Tensor&gt;, &lt;Kích </w:t>
-      </w:r>
-      <w:r>
-        <w:rPr>
-          <w:lang w:val="en-US"/>
-        </w:rPr>
-        <w:t xml:space="preserve">Thước </w:t>
-      </w:r>
-      <w:r>
-        <w:rPr>
-          <w:lang w:val="en-US"/>
-        </w:rPr>
-        <w:t>Padding</w:t>
-      </w:r>
-      <w:r>
-        <w:rPr>
-          <w:lang w:val="en-US"/>
-        </w:rPr>
-        <w:t xml:space="preserve">&gt;, </w:t>
-      </w:r>
-      <w:r>
-        <w:rPr>
-          <w:lang w:val="en-US"/>
-        </w:rPr>
-        <w:t xml:space="preserve">value = </w:t>
-      </w:r>
-      <w:r>
-        <w:rPr>
-          <w:lang w:val="en-US"/>
-        </w:rPr>
-        <w:t>&lt;</w:t>
-      </w:r>
-      <w:r>
-        <w:rPr>
-          <w:lang w:val="en-US"/>
-        </w:rPr>
-        <w:t xml:space="preserve">Giá </w:t>
-      </w:r>
-      <w:r>
-        <w:rPr>
-          <w:lang w:val="en-US"/>
-        </w:rPr>
-        <w:t xml:space="preserve">Trị </w:t>
-      </w:r>
-      <w:r>
-        <w:rPr>
-          <w:lang w:val="en-US"/>
-        </w:rPr>
-        <w:t>Padding&gt;)</w:t>
-      </w:r>
-    </w:p>
-    <w:p>
-      <w:pPr>
-        <w:pStyle w:val="ListParagraph"/>
-        <w:numPr>
-          <w:ilvl w:val="0"/>
-          <w:numId w:val="2"/>
-        </w:numPr>
-        <w:rPr>
-          <w:lang w:val="en-US"/>
-        </w:rPr>
-      </w:pPr>
-      <w:r>
-        <w:rPr>
-          <w:lang w:val="en-US"/>
-        </w:rPr>
-        <w:t xml:space="preserve">&lt;Kích thước padding&gt; là 1 Iterable gồm các phần tử là kích thước Padding trái, phải, trên, dưới, … </w:t>
-      </w:r>
-    </w:p>
-    <w:p>
-      <w:pPr>
-        <w:pStyle w:val="ListParagraph"/>
-        <w:numPr>
-          <w:ilvl w:val="0"/>
-          <w:numId w:val="2"/>
-        </w:numPr>
-        <w:rPr>
-          <w:lang w:val="en-US"/>
-        </w:rPr>
-      </w:pPr>
-      <w:r>
-        <w:rPr>
-          <w:lang w:val="en-US"/>
-        </w:rPr>
-        <w:t>Các phần tử ở</w:t>
-      </w:r>
-      <w:r>
-        <w:rPr>
-          <w:lang w:val="en-US"/>
-        </w:rPr>
-        <w:t xml:space="preserve"> vùng P</w:t>
-      </w:r>
-      <w:r>
-        <w:rPr>
-          <w:lang w:val="en-US"/>
-        </w:rPr>
-        <w:t xml:space="preserve">adding sẽ có giá trị là </w:t>
-      </w:r>
-      <w:r>
-        <w:rPr>
-          <w:lang w:val="en-US"/>
-        </w:rPr>
-        <w:t>&lt;Giá Trị Padding</w:t>
-      </w:r>
-      <w:r>
-        <w:rPr>
-          <w:lang w:val="en-US"/>
-        </w:rPr>
-        <w:t>&gt;</w:t>
-      </w:r>
-      <w:r>
-        <w:rPr>
-          <w:lang w:val="en-US"/>
-        </w:rPr>
-        <w:t>, mặc định = 0</w:t>
-      </w:r>
-    </w:p>
-    <w:p>
-      <w:pPr>
-        <w:pStyle w:val="ListParagraph"/>
-        <w:numPr>
-          <w:ilvl w:val="0"/>
-          <w:numId w:val="2"/>
-        </w:numPr>
-        <w:rPr>
-          <w:lang w:val="en-US"/>
-        </w:rPr>
-      </w:pPr>
-      <w:r>
-        <w:rPr>
-          <w:lang w:val="en-US"/>
-        </w:rPr>
-        <w:t>Ví dụ</w:t>
+        <w:lastRenderedPageBreak/>
+        <w:t>&lt;Running Mean Mới&gt;</w:t>
+      </w:r>
+      <w:r>
+        <w:rPr>
+          <w:lang w:val="en-US"/>
+        </w:rPr>
+        <w:t xml:space="preserve"> =</w:t>
       </w:r>
     </w:p>
     <w:p>
@@ -13661,6 +13781,1563 @@
         <w:rPr>
           <w:lang w:val="en-US"/>
         </w:rPr>
+        <w:t>(1 – &lt;Momentum&gt;)</w:t>
+      </w:r>
+      <w:r>
+        <w:rPr>
+          <w:lang w:val="en-US"/>
+        </w:rPr>
+        <w:t xml:space="preserve"> * &lt;Running Mean Cũ&gt;</w:t>
+      </w:r>
+      <w:r>
+        <w:rPr>
+          <w:lang w:val="en-US"/>
+        </w:rPr>
+        <w:t xml:space="preserve"> + &lt;Momentum&gt;</w:t>
+      </w:r>
+      <w:r>
+        <w:rPr>
+          <w:lang w:val="en-US"/>
+        </w:rPr>
+        <w:t xml:space="preserve"> * </w:t>
+      </w:r>
+      <w:r>
+        <w:rPr>
+          <w:lang w:val="en-US"/>
+        </w:rPr>
+        <w:t>&lt;Input Mean Mới&gt;</w:t>
+      </w:r>
+    </w:p>
+    <w:p>
+      <w:pPr>
+        <w:pStyle w:val="ListParagraph"/>
+        <w:numPr>
+          <w:ilvl w:val="0"/>
+          <w:numId w:val="2"/>
+        </w:numPr>
+        <w:rPr>
+          <w:lang w:val="en-US"/>
+        </w:rPr>
+      </w:pPr>
+      <w:r>
+        <w:rPr>
+          <w:lang w:val="en-US"/>
+        </w:rPr>
+        <w:t>Tương tự với &lt;Running Variance&gt;</w:t>
+      </w:r>
+    </w:p>
+    <w:p>
+      <w:pPr>
+        <w:pStyle w:val="ListParagraph"/>
+        <w:numPr>
+          <w:ilvl w:val="0"/>
+          <w:numId w:val="2"/>
+        </w:numPr>
+        <w:rPr>
+          <w:lang w:val="en-US"/>
+        </w:rPr>
+      </w:pPr>
+      <w:r>
+        <w:rPr>
+          <w:lang w:val="en-US"/>
+        </w:rPr>
+        <w:t xml:space="preserve">Khi Test, thì &lt;Lớp 1D Batch Norm&gt; sẽ tự động chuyển sang sử dụng </w:t>
+      </w:r>
+    </w:p>
+    <w:p>
+      <w:pPr>
+        <w:pStyle w:val="ListParagraph"/>
+        <w:ind w:left="1080"/>
+        <w:rPr>
+          <w:lang w:val="en-US"/>
+        </w:rPr>
+      </w:pPr>
+      <w:r>
+        <w:rPr>
+          <w:lang w:val="en-US"/>
+        </w:rPr>
+        <w:t>&lt;Tham Số Running&gt;</w:t>
+      </w:r>
+    </w:p>
+    <w:p>
+      <w:pPr>
+        <w:pStyle w:val="ListParagraph"/>
+        <w:numPr>
+          <w:ilvl w:val="0"/>
+          <w:numId w:val="2"/>
+        </w:numPr>
+        <w:rPr>
+          <w:lang w:val="en-US"/>
+        </w:rPr>
+      </w:pPr>
+      <w:r>
+        <w:rPr>
+          <w:lang w:val="en-US"/>
+        </w:rPr>
+        <w:t>Dễ thấy, k</w:t>
+      </w:r>
+      <w:r>
+        <w:rPr>
+          <w:lang w:val="en-US"/>
+        </w:rPr>
+        <w:t>hi Train và Test, &lt;Kích Thước Batch&gt;</w:t>
+      </w:r>
+      <w:r>
+        <w:rPr>
+          <w:lang w:val="en-US"/>
+        </w:rPr>
+        <w:t xml:space="preserve"> và &lt;Kích Thước Input&gt;</w:t>
+      </w:r>
+      <w:r>
+        <w:rPr>
+          <w:lang w:val="en-US"/>
+        </w:rPr>
+        <w:t xml:space="preserve"> </w:t>
+      </w:r>
+      <w:r>
+        <w:rPr>
+          <w:lang w:val="en-US"/>
+        </w:rPr>
+        <w:t xml:space="preserve">có thể </w:t>
+      </w:r>
+      <w:r>
+        <w:rPr>
+          <w:lang w:val="en-US"/>
+        </w:rPr>
+        <w:t>thay đổi tùy ý</w:t>
+      </w:r>
+    </w:p>
+    <w:p>
+      <w:pPr>
+        <w:pStyle w:val="ListParagraph"/>
+        <w:numPr>
+          <w:ilvl w:val="0"/>
+          <w:numId w:val="2"/>
+        </w:numPr>
+        <w:rPr>
+          <w:lang w:val="en-US"/>
+        </w:rPr>
+      </w:pPr>
+      <w:r>
+        <w:rPr>
+          <w:lang w:val="en-US"/>
+        </w:rPr>
+        <w:t>Để chuyển sang chế độ Train</w:t>
+      </w:r>
+    </w:p>
+    <w:p>
+      <w:pPr>
+        <w:pStyle w:val="ListParagraph"/>
+        <w:pBdr>
+          <w:top w:val="single" w:sz="4" w:space="1" w:color="auto"/>
+          <w:left w:val="single" w:sz="4" w:space="4" w:color="auto"/>
+          <w:bottom w:val="single" w:sz="4" w:space="1" w:color="auto"/>
+          <w:right w:val="single" w:sz="4" w:space="4" w:color="auto"/>
+        </w:pBdr>
+        <w:ind w:left="1080"/>
+        <w:rPr>
+          <w:lang w:val="en-US"/>
+        </w:rPr>
+      </w:pPr>
+      <w:r>
+        <w:rPr>
+          <w:lang w:val="en-US"/>
+        </w:rPr>
+        <w:t>&lt;Lớp 1D Batch Norm&gt;.train()</w:t>
+      </w:r>
+    </w:p>
+    <w:p>
+      <w:pPr>
+        <w:pStyle w:val="ListParagraph"/>
+        <w:numPr>
+          <w:ilvl w:val="0"/>
+          <w:numId w:val="2"/>
+        </w:numPr>
+        <w:rPr>
+          <w:lang w:val="en-US"/>
+        </w:rPr>
+      </w:pPr>
+      <w:r>
+        <w:rPr>
+          <w:lang w:val="en-US"/>
+        </w:rPr>
+        <w:t>Để chuyển sang chế độ Test</w:t>
+      </w:r>
+    </w:p>
+    <w:p>
+      <w:pPr>
+        <w:pStyle w:val="ListParagraph"/>
+        <w:pBdr>
+          <w:top w:val="single" w:sz="4" w:space="1" w:color="auto"/>
+          <w:left w:val="single" w:sz="4" w:space="4" w:color="auto"/>
+          <w:bottom w:val="single" w:sz="4" w:space="1" w:color="auto"/>
+          <w:right w:val="single" w:sz="4" w:space="4" w:color="auto"/>
+        </w:pBdr>
+        <w:ind w:left="1080"/>
+        <w:rPr>
+          <w:lang w:val="en-US"/>
+        </w:rPr>
+      </w:pPr>
+      <w:r>
+        <w:rPr>
+          <w:lang w:val="en-US"/>
+        </w:rPr>
+        <w:t>&lt;Lớp 1D Batch Norm&gt;.eval()</w:t>
+      </w:r>
+    </w:p>
+    <w:p>
+      <w:pPr>
+        <w:pStyle w:val="ListParagraph"/>
+        <w:numPr>
+          <w:ilvl w:val="0"/>
+          <w:numId w:val="2"/>
+        </w:numPr>
+        <w:rPr>
+          <w:lang w:val="en-US"/>
+        </w:rPr>
+      </w:pPr>
+      <w:r>
+        <w:rPr>
+          <w:lang w:val="en-US"/>
+        </w:rPr>
+        <w:t>Chế độ mặc định là Train</w:t>
+      </w:r>
+    </w:p>
+    <w:p>
+      <w:pPr>
+        <w:pStyle w:val="ListParagraph"/>
+        <w:numPr>
+          <w:ilvl w:val="0"/>
+          <w:numId w:val="2"/>
+        </w:numPr>
+        <w:rPr>
+          <w:lang w:val="en-US"/>
+        </w:rPr>
+      </w:pPr>
+      <w:r>
+        <w:rPr>
+          <w:lang w:val="en-US"/>
+        </w:rPr>
+        <w:t>Để truy cập vào &lt;Tham Số Running&gt;</w:t>
+      </w:r>
+    </w:p>
+    <w:p>
+      <w:pPr>
+        <w:pStyle w:val="ListParagraph"/>
+        <w:pBdr>
+          <w:top w:val="single" w:sz="4" w:space="1" w:color="auto"/>
+          <w:left w:val="single" w:sz="4" w:space="4" w:color="auto"/>
+          <w:bottom w:val="single" w:sz="4" w:space="1" w:color="auto"/>
+          <w:right w:val="single" w:sz="4" w:space="4" w:color="auto"/>
+        </w:pBdr>
+        <w:ind w:left="1080"/>
+        <w:rPr>
+          <w:lang w:val="en-US"/>
+        </w:rPr>
+      </w:pPr>
+      <w:r>
+        <w:rPr>
+          <w:lang w:val="en-US"/>
+        </w:rPr>
+        <w:t>&lt;Running Mean&gt; = &lt;Lớp 1D Batch Norm&gt;.running_mean</w:t>
+      </w:r>
+    </w:p>
+    <w:p>
+      <w:pPr>
+        <w:pStyle w:val="ListParagraph"/>
+        <w:pBdr>
+          <w:top w:val="single" w:sz="4" w:space="1" w:color="auto"/>
+          <w:left w:val="single" w:sz="4" w:space="4" w:color="auto"/>
+          <w:bottom w:val="single" w:sz="4" w:space="1" w:color="auto"/>
+          <w:right w:val="single" w:sz="4" w:space="4" w:color="auto"/>
+        </w:pBdr>
+        <w:ind w:left="1080"/>
+        <w:rPr>
+          <w:lang w:val="en-US"/>
+        </w:rPr>
+      </w:pPr>
+      <w:r>
+        <w:rPr>
+          <w:lang w:val="en-US"/>
+        </w:rPr>
+        <w:t>&lt;Running Variance</w:t>
+      </w:r>
+      <w:r>
+        <w:rPr>
+          <w:lang w:val="en-US"/>
+        </w:rPr>
+        <w:t>&gt; = &lt;Lớp 1D Batch Norm&gt;.running_var</w:t>
+      </w:r>
+    </w:p>
+    <w:p>
+      <w:pPr>
+        <w:pStyle w:val="ListParagraph"/>
+        <w:numPr>
+          <w:ilvl w:val="0"/>
+          <w:numId w:val="2"/>
+        </w:numPr>
+        <w:rPr>
+          <w:lang w:val="en-US"/>
+        </w:rPr>
+      </w:pPr>
+      <w:r>
+        <w:rPr>
+          <w:lang w:val="en-US"/>
+        </w:rPr>
+        <w:t>Các tham số của &lt;Lớp 1D Batch Norm&gt;</w:t>
+      </w:r>
+    </w:p>
+    <w:tbl>
+      <w:tblPr>
+        <w:tblStyle w:val="TableGrid"/>
+        <w:tblW w:w="0" w:type="auto"/>
+        <w:tblInd w:w="1080" w:type="dxa"/>
+        <w:tblLook w:val="04A0" w:firstRow="1" w:lastRow="0" w:firstColumn="1" w:lastColumn="0" w:noHBand="0" w:noVBand="1"/>
+      </w:tblPr>
+      <w:tblGrid>
+        <w:gridCol w:w="5974"/>
+        <w:gridCol w:w="2188"/>
+      </w:tblGrid>
+      <w:tr>
+        <w:tc>
+          <w:tcPr>
+            <w:tcW w:w="5974" w:type="dxa"/>
+          </w:tcPr>
+          <w:p>
+            <w:pPr>
+              <w:pStyle w:val="ListParagraph"/>
+              <w:ind w:left="0"/>
+              <w:jc w:val="center"/>
+              <w:rPr>
+                <w:lang w:val="en-US"/>
+              </w:rPr>
+            </w:pPr>
+          </w:p>
+        </w:tc>
+        <w:tc>
+          <w:tcPr>
+            <w:tcW w:w="2188" w:type="dxa"/>
+          </w:tcPr>
+          <w:p>
+            <w:pPr>
+              <w:pStyle w:val="ListParagraph"/>
+              <w:ind w:left="0"/>
+              <w:jc w:val="center"/>
+              <w:rPr>
+                <w:lang w:val="en-US"/>
+              </w:rPr>
+            </w:pPr>
+            <w:r>
+              <w:rPr>
+                <w:lang w:val="en-US"/>
+              </w:rPr>
+              <w:t>Shape</w:t>
+            </w:r>
+          </w:p>
+        </w:tc>
+      </w:tr>
+      <w:tr>
+        <w:tc>
+          <w:tcPr>
+            <w:tcW w:w="5974" w:type="dxa"/>
+          </w:tcPr>
+          <w:p>
+            <w:pPr>
+              <w:pStyle w:val="ListParagraph"/>
+              <w:ind w:left="0"/>
+              <w:jc w:val="center"/>
+              <w:rPr>
+                <w:lang w:val="en-US"/>
+              </w:rPr>
+            </w:pPr>
+            <w:r>
+              <w:rPr>
+                <w:lang w:val="en-US"/>
+              </w:rPr>
+              <w:t>&lt;Weight&gt;, &lt;Bias&gt;, &lt;Running Mean&gt;, &lt;Running Variance&gt;</w:t>
+            </w:r>
+          </w:p>
+        </w:tc>
+        <w:tc>
+          <w:tcPr>
+            <w:tcW w:w="2188" w:type="dxa"/>
+          </w:tcPr>
+          <w:p>
+            <w:pPr>
+              <w:pStyle w:val="ListParagraph"/>
+              <w:ind w:left="0"/>
+              <w:jc w:val="center"/>
+              <w:rPr>
+                <w:lang w:val="en-US"/>
+              </w:rPr>
+            </w:pPr>
+            <w:r>
+              <w:rPr>
+                <w:lang w:val="en-US"/>
+              </w:rPr>
+              <w:t>(&lt;Số Kênh Input&gt;)</w:t>
+            </w:r>
+          </w:p>
+        </w:tc>
+      </w:tr>
+    </w:tbl>
+    <w:p>
+      <w:pPr>
+        <w:pStyle w:val="ListParagraph"/>
+        <w:numPr>
+          <w:ilvl w:val="0"/>
+          <w:numId w:val="2"/>
+        </w:numPr>
+        <w:rPr>
+          <w:lang w:val="en-US"/>
+        </w:rPr>
+      </w:pPr>
+      <w:r>
+        <w:rPr>
+          <w:lang w:val="en-US"/>
+        </w:rPr>
+        <w:t>Tóm tắt các trường hợp</w:t>
+      </w:r>
+    </w:p>
+    <w:tbl>
+      <w:tblPr>
+        <w:tblStyle w:val="TableGrid"/>
+        <w:tblW w:w="8162" w:type="dxa"/>
+        <w:tblInd w:w="1080" w:type="dxa"/>
+        <w:tblLook w:val="04A0" w:firstRow="1" w:lastRow="0" w:firstColumn="1" w:lastColumn="0" w:noHBand="0" w:noVBand="1"/>
+      </w:tblPr>
+      <w:tblGrid>
+        <w:gridCol w:w="4127"/>
+        <w:gridCol w:w="4035"/>
+      </w:tblGrid>
+      <w:tr>
+        <w:tc>
+          <w:tcPr>
+            <w:tcW w:w="4127" w:type="dxa"/>
+            <w:vAlign w:val="center"/>
+          </w:tcPr>
+          <w:p>
+            <w:pPr>
+              <w:pStyle w:val="ListParagraph"/>
+              <w:ind w:left="0"/>
+              <w:jc w:val="center"/>
+              <w:rPr>
+                <w:lang w:val="en-US"/>
+              </w:rPr>
+            </w:pPr>
+            <w:r>
+              <w:rPr>
+                <w:lang w:val="en-US"/>
+              </w:rPr>
+              <w:t>&lt;Input&gt; Shape</w:t>
+            </w:r>
+          </w:p>
+        </w:tc>
+        <w:tc>
+          <w:tcPr>
+            <w:tcW w:w="4035" w:type="dxa"/>
+            <w:vAlign w:val="center"/>
+          </w:tcPr>
+          <w:p>
+            <w:pPr>
+              <w:pStyle w:val="ListParagraph"/>
+              <w:ind w:left="0"/>
+              <w:jc w:val="center"/>
+              <w:rPr>
+                <w:lang w:val="en-US"/>
+              </w:rPr>
+            </w:pPr>
+            <w:r>
+              <w:rPr>
+                <w:lang w:val="en-US"/>
+              </w:rPr>
+              <w:t>&lt;Output&gt; Shape</w:t>
+            </w:r>
+          </w:p>
+        </w:tc>
+      </w:tr>
+      <w:tr>
+        <w:tc>
+          <w:tcPr>
+            <w:tcW w:w="4127" w:type="dxa"/>
+            <w:vAlign w:val="center"/>
+          </w:tcPr>
+          <w:p>
+            <w:pPr>
+              <w:pStyle w:val="ListParagraph"/>
+              <w:ind w:left="0"/>
+              <w:jc w:val="center"/>
+              <w:rPr>
+                <w:lang w:val="en-US"/>
+              </w:rPr>
+            </w:pPr>
+            <w:r>
+              <w:rPr>
+                <w:lang w:val="en-US"/>
+              </w:rPr>
+              <w:t>(&lt;Kích Thước Batch&gt;,</w:t>
+            </w:r>
+          </w:p>
+          <w:p>
+            <w:pPr>
+              <w:pStyle w:val="ListParagraph"/>
+              <w:ind w:left="0"/>
+              <w:jc w:val="center"/>
+              <w:rPr>
+                <w:lang w:val="en-US"/>
+              </w:rPr>
+            </w:pPr>
+            <w:r>
+              <w:rPr>
+                <w:lang w:val="en-US"/>
+              </w:rPr>
+              <w:t>&lt;Số Kênh Input&gt;,</w:t>
+            </w:r>
+          </w:p>
+          <w:p>
+            <w:pPr>
+              <w:pStyle w:val="ListParagraph"/>
+              <w:ind w:left="0"/>
+              <w:jc w:val="center"/>
+              <w:rPr>
+                <w:lang w:val="en-US"/>
+              </w:rPr>
+            </w:pPr>
+            <w:r>
+              <w:rPr>
+                <w:lang w:val="en-US"/>
+              </w:rPr>
+              <w:t>&lt;Kích Thước Input&gt;)</w:t>
+            </w:r>
+          </w:p>
+        </w:tc>
+        <w:tc>
+          <w:tcPr>
+            <w:tcW w:w="4035" w:type="dxa"/>
+            <w:vAlign w:val="center"/>
+          </w:tcPr>
+          <w:p>
+            <w:pPr>
+              <w:pStyle w:val="ListParagraph"/>
+              <w:ind w:left="0"/>
+              <w:jc w:val="center"/>
+              <w:rPr>
+                <w:lang w:val="en-US"/>
+              </w:rPr>
+            </w:pPr>
+            <w:r>
+              <w:rPr>
+                <w:lang w:val="en-US"/>
+              </w:rPr>
+              <w:t>(&lt;Kích Thước Batch&gt;,</w:t>
+            </w:r>
+          </w:p>
+          <w:p>
+            <w:pPr>
+              <w:pStyle w:val="ListParagraph"/>
+              <w:ind w:left="0"/>
+              <w:jc w:val="center"/>
+              <w:rPr>
+                <w:lang w:val="en-US"/>
+              </w:rPr>
+            </w:pPr>
+            <w:r>
+              <w:rPr>
+                <w:lang w:val="en-US"/>
+              </w:rPr>
+              <w:t>&lt;Số Kênh Input&gt;,</w:t>
+            </w:r>
+          </w:p>
+          <w:p>
+            <w:pPr>
+              <w:pStyle w:val="ListParagraph"/>
+              <w:ind w:left="0"/>
+              <w:jc w:val="center"/>
+              <w:rPr>
+                <w:lang w:val="en-US"/>
+              </w:rPr>
+            </w:pPr>
+            <w:r>
+              <w:rPr>
+                <w:lang w:val="en-US"/>
+              </w:rPr>
+              <w:t>&lt;Kích Thước Input&gt;)</w:t>
+            </w:r>
+          </w:p>
+        </w:tc>
+      </w:tr>
+      <w:tr>
+        <w:tc>
+          <w:tcPr>
+            <w:tcW w:w="4127" w:type="dxa"/>
+            <w:vAlign w:val="center"/>
+          </w:tcPr>
+          <w:p>
+            <w:pPr>
+              <w:pStyle w:val="ListParagraph"/>
+              <w:ind w:left="0"/>
+              <w:jc w:val="center"/>
+              <w:rPr>
+                <w:lang w:val="en-US"/>
+              </w:rPr>
+            </w:pPr>
+            <w:r>
+              <w:rPr>
+                <w:lang w:val="en-US"/>
+              </w:rPr>
+              <w:t>(&lt;Kích Thước Batch&gt;,</w:t>
+            </w:r>
+          </w:p>
+          <w:p>
+            <w:pPr>
+              <w:pStyle w:val="ListParagraph"/>
+              <w:ind w:left="0"/>
+              <w:jc w:val="center"/>
+              <w:rPr>
+                <w:lang w:val="en-US"/>
+              </w:rPr>
+            </w:pPr>
+            <w:r>
+              <w:rPr>
+                <w:lang w:val="en-US"/>
+              </w:rPr>
+              <w:t>&lt;Số</w:t>
+            </w:r>
+            <w:r>
+              <w:rPr>
+                <w:lang w:val="en-US"/>
+              </w:rPr>
+              <w:t xml:space="preserve"> Kênh Input&gt;</w:t>
+            </w:r>
+            <w:r>
+              <w:rPr>
+                <w:lang w:val="en-US"/>
+              </w:rPr>
+              <w:t>)</w:t>
+            </w:r>
+          </w:p>
+        </w:tc>
+        <w:tc>
+          <w:tcPr>
+            <w:tcW w:w="4035" w:type="dxa"/>
+            <w:vAlign w:val="center"/>
+          </w:tcPr>
+          <w:p>
+            <w:pPr>
+              <w:pStyle w:val="ListParagraph"/>
+              <w:ind w:left="0"/>
+              <w:jc w:val="center"/>
+              <w:rPr>
+                <w:lang w:val="en-US"/>
+              </w:rPr>
+            </w:pPr>
+            <w:r>
+              <w:rPr>
+                <w:lang w:val="en-US"/>
+              </w:rPr>
+              <w:t>(&lt;Kích Thước Batch&gt;,</w:t>
+            </w:r>
+          </w:p>
+          <w:p>
+            <w:pPr>
+              <w:pStyle w:val="ListParagraph"/>
+              <w:ind w:left="0"/>
+              <w:jc w:val="center"/>
+              <w:rPr>
+                <w:lang w:val="en-US"/>
+              </w:rPr>
+            </w:pPr>
+            <w:r>
+              <w:rPr>
+                <w:lang w:val="en-US"/>
+              </w:rPr>
+              <w:t>&lt;Số Kênh Input&gt;)</w:t>
+            </w:r>
+          </w:p>
+        </w:tc>
+      </w:tr>
+    </w:tbl>
+    <w:p>
+      <w:pPr>
+        <w:pStyle w:val="ListParagraph"/>
+        <w:numPr>
+          <w:ilvl w:val="0"/>
+          <w:numId w:val="9"/>
+        </w:numPr>
+        <w:rPr>
+          <w:lang w:val="en-US"/>
+        </w:rPr>
+      </w:pPr>
+      <w:r>
+        <w:rPr>
+          <w:lang w:val="en-US"/>
+        </w:rPr>
+        <w:t>2</w:t>
+      </w:r>
+      <w:r>
+        <w:rPr>
+          <w:lang w:val="en-US"/>
+        </w:rPr>
+        <w:t>D Batch Norm?</w:t>
+      </w:r>
+    </w:p>
+    <w:p>
+      <w:pPr>
+        <w:pStyle w:val="ListParagraph"/>
+        <w:numPr>
+          <w:ilvl w:val="0"/>
+          <w:numId w:val="2"/>
+        </w:numPr>
+        <w:rPr>
+          <w:lang w:val="en-US"/>
+        </w:rPr>
+      </w:pPr>
+      <w:r>
+        <w:rPr>
+          <w:lang w:val="en-US"/>
+        </w:rPr>
+        <w:t>Giố</w:t>
+      </w:r>
+      <w:r>
+        <w:rPr>
+          <w:lang w:val="en-US"/>
+        </w:rPr>
+        <w:t>ng y chang 1D Batch Norm</w:t>
+      </w:r>
+      <w:r>
+        <w:rPr>
+          <w:lang w:val="en-US"/>
+        </w:rPr>
+        <w:t>,</w:t>
+      </w:r>
+      <w:r>
+        <w:rPr>
+          <w:lang w:val="en-US"/>
+        </w:rPr>
+        <w:t xml:space="preserve"> Input thay vì 1D thì bây giờ gấp</w:t>
+      </w:r>
+      <w:bookmarkStart w:id="0" w:name="_GoBack"/>
+      <w:bookmarkEnd w:id="0"/>
+      <w:r>
+        <w:rPr>
+          <w:lang w:val="en-US"/>
+        </w:rPr>
+        <w:t xml:space="preserve"> lại thành 2D</w:t>
+      </w:r>
+    </w:p>
+    <w:p>
+      <w:pPr>
+        <w:pStyle w:val="ListParagraph"/>
+        <w:numPr>
+          <w:ilvl w:val="0"/>
+          <w:numId w:val="2"/>
+        </w:numPr>
+        <w:rPr>
+          <w:lang w:val="en-US"/>
+        </w:rPr>
+      </w:pPr>
+      <w:r>
+        <w:rPr>
+          <w:lang w:val="en-US"/>
+        </w:rPr>
+        <w:t>Tạo 1 lớ</w:t>
+      </w:r>
+      <w:r>
+        <w:rPr>
+          <w:lang w:val="en-US"/>
+        </w:rPr>
+        <w:t>p 2</w:t>
+      </w:r>
+      <w:r>
+        <w:rPr>
+          <w:lang w:val="en-US"/>
+        </w:rPr>
+        <w:t>D Batch Norm</w:t>
+      </w:r>
+    </w:p>
+    <w:p>
+      <w:pPr>
+        <w:pStyle w:val="ListParagraph"/>
+        <w:pBdr>
+          <w:top w:val="single" w:sz="4" w:space="1" w:color="auto"/>
+          <w:left w:val="single" w:sz="4" w:space="4" w:color="auto"/>
+          <w:bottom w:val="single" w:sz="4" w:space="1" w:color="auto"/>
+          <w:right w:val="single" w:sz="4" w:space="4" w:color="auto"/>
+        </w:pBdr>
+        <w:ind w:left="1080"/>
+        <w:rPr>
+          <w:lang w:val="en-US"/>
+        </w:rPr>
+      </w:pPr>
+      <w:r>
+        <w:rPr>
+          <w:lang w:val="en-US"/>
+        </w:rPr>
+        <w:t>&lt;Lớ</w:t>
+      </w:r>
+      <w:r>
+        <w:rPr>
+          <w:lang w:val="en-US"/>
+        </w:rPr>
+        <w:t>p 1D Batch Norm&gt; = nn.BatchNorm2</w:t>
+      </w:r>
+      <w:r>
+        <w:rPr>
+          <w:lang w:val="en-US"/>
+        </w:rPr>
+        <w:t>d(</w:t>
+      </w:r>
+    </w:p>
+    <w:p>
+      <w:pPr>
+        <w:pStyle w:val="ListParagraph"/>
+        <w:pBdr>
+          <w:top w:val="single" w:sz="4" w:space="1" w:color="auto"/>
+          <w:left w:val="single" w:sz="4" w:space="4" w:color="auto"/>
+          <w:bottom w:val="single" w:sz="4" w:space="1" w:color="auto"/>
+          <w:right w:val="single" w:sz="4" w:space="4" w:color="auto"/>
+        </w:pBdr>
+        <w:ind w:left="1080"/>
+        <w:rPr>
+          <w:lang w:val="en-US"/>
+        </w:rPr>
+      </w:pPr>
+      <w:r>
+        <w:rPr>
+          <w:lang w:val="en-US"/>
+        </w:rPr>
+        <w:t xml:space="preserve">    &lt;Số Kênh Input&gt;, </w:t>
+      </w:r>
+      <w:r>
+        <w:rPr>
+          <w:lang w:val="en-US"/>
+        </w:rPr>
+        <w:t>&lt;</w:t>
+      </w:r>
+      <w:r>
+        <w:rPr>
+          <w:lang w:val="en-US"/>
+        </w:rPr>
+        <w:t>Epsilon</w:t>
+      </w:r>
+      <w:r>
+        <w:rPr>
+          <w:lang w:val="en-US"/>
+        </w:rPr>
+        <w:t>&gt;, &lt;</w:t>
+      </w:r>
+      <w:r>
+        <w:rPr>
+          <w:lang w:val="en-US"/>
+        </w:rPr>
+        <w:t>Momentum&gt;</w:t>
+      </w:r>
+    </w:p>
+    <w:p>
+      <w:pPr>
+        <w:pStyle w:val="ListParagraph"/>
+        <w:pBdr>
+          <w:top w:val="single" w:sz="4" w:space="1" w:color="auto"/>
+          <w:left w:val="single" w:sz="4" w:space="4" w:color="auto"/>
+          <w:bottom w:val="single" w:sz="4" w:space="1" w:color="auto"/>
+          <w:right w:val="single" w:sz="4" w:space="4" w:color="auto"/>
+        </w:pBdr>
+        <w:ind w:left="1080"/>
+        <w:rPr>
+          <w:lang w:val="en-US"/>
+        </w:rPr>
+      </w:pPr>
+      <w:r>
+        <w:rPr>
+          <w:lang w:val="en-US"/>
+        </w:rPr>
+        <w:t>)</w:t>
+      </w:r>
+    </w:p>
+    <w:p>
+      <w:pPr>
+        <w:pStyle w:val="ListParagraph"/>
+        <w:numPr>
+          <w:ilvl w:val="0"/>
+          <w:numId w:val="2"/>
+        </w:numPr>
+        <w:rPr>
+          <w:lang w:val="en-US"/>
+        </w:rPr>
+      </w:pPr>
+      <w:r>
+        <w:rPr>
+          <w:lang w:val="en-US"/>
+        </w:rPr>
+        <w:t>Forward</w:t>
+      </w:r>
+    </w:p>
+    <w:p>
+      <w:pPr>
+        <w:pStyle w:val="ListParagraph"/>
+        <w:pBdr>
+          <w:top w:val="single" w:sz="4" w:space="1" w:color="auto"/>
+          <w:left w:val="single" w:sz="4" w:space="4" w:color="auto"/>
+          <w:bottom w:val="single" w:sz="4" w:space="1" w:color="auto"/>
+          <w:right w:val="single" w:sz="4" w:space="4" w:color="auto"/>
+        </w:pBdr>
+        <w:ind w:left="1080"/>
+        <w:rPr>
+          <w:lang w:val="en-US"/>
+        </w:rPr>
+      </w:pPr>
+      <w:r>
+        <w:rPr>
+          <w:lang w:val="en-US"/>
+        </w:rPr>
+        <w:t>&lt;Output&gt; = &lt;Lớ</w:t>
+      </w:r>
+      <w:r>
+        <w:rPr>
+          <w:lang w:val="en-US"/>
+        </w:rPr>
+        <w:t>p 2</w:t>
+      </w:r>
+      <w:r>
+        <w:rPr>
+          <w:lang w:val="en-US"/>
+        </w:rPr>
+        <w:t>D Batch Norm&gt;(&lt;Input&gt;)</w:t>
+      </w:r>
+    </w:p>
+    <w:p>
+      <w:pPr>
+        <w:pStyle w:val="ListParagraph"/>
+        <w:numPr>
+          <w:ilvl w:val="0"/>
+          <w:numId w:val="2"/>
+        </w:numPr>
+        <w:rPr>
+          <w:lang w:val="en-US"/>
+        </w:rPr>
+      </w:pPr>
+      <w:r>
+        <w:rPr>
+          <w:lang w:val="en-US"/>
+        </w:rPr>
+        <w:t>Các tham số của &lt;Lớ</w:t>
+      </w:r>
+      <w:r>
+        <w:rPr>
+          <w:lang w:val="en-US"/>
+        </w:rPr>
+        <w:t>p 2</w:t>
+      </w:r>
+      <w:r>
+        <w:rPr>
+          <w:lang w:val="en-US"/>
+        </w:rPr>
+        <w:t>D Batch Norm&gt;</w:t>
+      </w:r>
+    </w:p>
+    <w:tbl>
+      <w:tblPr>
+        <w:tblStyle w:val="TableGrid"/>
+        <w:tblW w:w="0" w:type="auto"/>
+        <w:tblInd w:w="1080" w:type="dxa"/>
+        <w:tblLook w:val="04A0" w:firstRow="1" w:lastRow="0" w:firstColumn="1" w:lastColumn="0" w:noHBand="0" w:noVBand="1"/>
+      </w:tblPr>
+      <w:tblGrid>
+        <w:gridCol w:w="5974"/>
+        <w:gridCol w:w="2188"/>
+      </w:tblGrid>
+      <w:tr>
+        <w:tc>
+          <w:tcPr>
+            <w:tcW w:w="5974" w:type="dxa"/>
+          </w:tcPr>
+          <w:p>
+            <w:pPr>
+              <w:pStyle w:val="ListParagraph"/>
+              <w:ind w:left="0"/>
+              <w:jc w:val="center"/>
+              <w:rPr>
+                <w:lang w:val="en-US"/>
+              </w:rPr>
+            </w:pPr>
+          </w:p>
+        </w:tc>
+        <w:tc>
+          <w:tcPr>
+            <w:tcW w:w="2188" w:type="dxa"/>
+          </w:tcPr>
+          <w:p>
+            <w:pPr>
+              <w:pStyle w:val="ListParagraph"/>
+              <w:ind w:left="0"/>
+              <w:jc w:val="center"/>
+              <w:rPr>
+                <w:lang w:val="en-US"/>
+              </w:rPr>
+            </w:pPr>
+            <w:r>
+              <w:rPr>
+                <w:lang w:val="en-US"/>
+              </w:rPr>
+              <w:t>Shape</w:t>
+            </w:r>
+          </w:p>
+        </w:tc>
+      </w:tr>
+      <w:tr>
+        <w:tc>
+          <w:tcPr>
+            <w:tcW w:w="5974" w:type="dxa"/>
+          </w:tcPr>
+          <w:p>
+            <w:pPr>
+              <w:pStyle w:val="ListParagraph"/>
+              <w:ind w:left="0"/>
+              <w:jc w:val="center"/>
+              <w:rPr>
+                <w:lang w:val="en-US"/>
+              </w:rPr>
+            </w:pPr>
+            <w:r>
+              <w:rPr>
+                <w:lang w:val="en-US"/>
+              </w:rPr>
+              <w:t>&lt;Weight&gt;, &lt;Bias&gt;, &lt;Running Mean&gt;, &lt;Running Variance&gt;</w:t>
+            </w:r>
+          </w:p>
+        </w:tc>
+        <w:tc>
+          <w:tcPr>
+            <w:tcW w:w="2188" w:type="dxa"/>
+          </w:tcPr>
+          <w:p>
+            <w:pPr>
+              <w:pStyle w:val="ListParagraph"/>
+              <w:ind w:left="0"/>
+              <w:jc w:val="center"/>
+              <w:rPr>
+                <w:lang w:val="en-US"/>
+              </w:rPr>
+            </w:pPr>
+            <w:r>
+              <w:rPr>
+                <w:lang w:val="en-US"/>
+              </w:rPr>
+              <w:t>(&lt;Số Kênh Input&gt;)</w:t>
+            </w:r>
+          </w:p>
+        </w:tc>
+      </w:tr>
+    </w:tbl>
+    <w:p>
+      <w:pPr>
+        <w:pStyle w:val="ListParagraph"/>
+        <w:numPr>
+          <w:ilvl w:val="0"/>
+          <w:numId w:val="2"/>
+        </w:numPr>
+        <w:rPr>
+          <w:lang w:val="en-US"/>
+        </w:rPr>
+      </w:pPr>
+      <w:r>
+        <w:rPr>
+          <w:lang w:val="en-US"/>
+        </w:rPr>
+        <w:t>Tóm tắt các trường hợp</w:t>
+      </w:r>
+    </w:p>
+    <w:tbl>
+      <w:tblPr>
+        <w:tblStyle w:val="TableGrid"/>
+        <w:tblW w:w="8809" w:type="dxa"/>
+        <w:tblInd w:w="1080" w:type="dxa"/>
+        <w:tblLook w:val="04A0" w:firstRow="1" w:lastRow="0" w:firstColumn="1" w:lastColumn="0" w:noHBand="0" w:noVBand="1"/>
+      </w:tblPr>
+      <w:tblGrid>
+        <w:gridCol w:w="4557"/>
+        <w:gridCol w:w="4252"/>
+      </w:tblGrid>
+      <w:tr>
+        <w:tc>
+          <w:tcPr>
+            <w:tcW w:w="4557" w:type="dxa"/>
+            <w:vAlign w:val="center"/>
+          </w:tcPr>
+          <w:p>
+            <w:pPr>
+              <w:pStyle w:val="ListParagraph"/>
+              <w:ind w:left="0"/>
+              <w:jc w:val="center"/>
+              <w:rPr>
+                <w:lang w:val="en-US"/>
+              </w:rPr>
+            </w:pPr>
+            <w:r>
+              <w:rPr>
+                <w:lang w:val="en-US"/>
+              </w:rPr>
+              <w:t>&lt;Input&gt; Shape</w:t>
+            </w:r>
+          </w:p>
+        </w:tc>
+        <w:tc>
+          <w:tcPr>
+            <w:tcW w:w="4252" w:type="dxa"/>
+            <w:vAlign w:val="center"/>
+          </w:tcPr>
+          <w:p>
+            <w:pPr>
+              <w:pStyle w:val="ListParagraph"/>
+              <w:ind w:left="0"/>
+              <w:jc w:val="center"/>
+              <w:rPr>
+                <w:lang w:val="en-US"/>
+              </w:rPr>
+            </w:pPr>
+            <w:r>
+              <w:rPr>
+                <w:lang w:val="en-US"/>
+              </w:rPr>
+              <w:t>&lt;Output&gt; Shape</w:t>
+            </w:r>
+          </w:p>
+        </w:tc>
+      </w:tr>
+      <w:tr>
+        <w:tc>
+          <w:tcPr>
+            <w:tcW w:w="4557" w:type="dxa"/>
+            <w:vAlign w:val="center"/>
+          </w:tcPr>
+          <w:p>
+            <w:pPr>
+              <w:pStyle w:val="ListParagraph"/>
+              <w:ind w:left="0"/>
+              <w:jc w:val="center"/>
+              <w:rPr>
+                <w:lang w:val="en-US"/>
+              </w:rPr>
+            </w:pPr>
+            <w:r>
+              <w:rPr>
+                <w:lang w:val="en-US"/>
+              </w:rPr>
+              <w:t>(&lt;Kích Thước Batch&gt;,</w:t>
+            </w:r>
+          </w:p>
+          <w:p>
+            <w:pPr>
+              <w:pStyle w:val="ListParagraph"/>
+              <w:ind w:left="0"/>
+              <w:jc w:val="center"/>
+              <w:rPr>
+                <w:lang w:val="en-US"/>
+              </w:rPr>
+            </w:pPr>
+            <w:r>
+              <w:rPr>
+                <w:lang w:val="en-US"/>
+              </w:rPr>
+              <w:t>&lt;Số Kênh Input&gt;,</w:t>
+            </w:r>
+          </w:p>
+          <w:p>
+            <w:pPr>
+              <w:pStyle w:val="ListParagraph"/>
+              <w:ind w:left="0"/>
+              <w:jc w:val="center"/>
+              <w:rPr>
+                <w:lang w:val="en-US"/>
+              </w:rPr>
+            </w:pPr>
+            <w:r>
+              <w:rPr>
+                <w:lang w:val="en-US"/>
+              </w:rPr>
+              <w:t>&lt;Kích Thước Input</w:t>
+            </w:r>
+            <w:r>
+              <w:rPr>
+                <w:lang w:val="en-US"/>
+              </w:rPr>
+              <w:t xml:space="preserve"> Theo Chiều Dọc</w:t>
+            </w:r>
+            <w:r>
+              <w:rPr>
+                <w:lang w:val="en-US"/>
+              </w:rPr>
+              <w:t>&gt;</w:t>
+            </w:r>
+            <w:r>
+              <w:rPr>
+                <w:lang w:val="en-US"/>
+              </w:rPr>
+              <w:t>,</w:t>
+            </w:r>
+          </w:p>
+          <w:p>
+            <w:pPr>
+              <w:pStyle w:val="ListParagraph"/>
+              <w:ind w:left="0"/>
+              <w:jc w:val="center"/>
+              <w:rPr>
+                <w:lang w:val="en-US"/>
+              </w:rPr>
+            </w:pPr>
+            <w:r>
+              <w:rPr>
+                <w:lang w:val="en-US"/>
+              </w:rPr>
+              <w:t>&lt;Kích Thước Input Theo Chiều Ngang&gt;</w:t>
+            </w:r>
+            <w:r>
+              <w:rPr>
+                <w:lang w:val="en-US"/>
+              </w:rPr>
+              <w:t>)</w:t>
+            </w:r>
+          </w:p>
+        </w:tc>
+        <w:tc>
+          <w:tcPr>
+            <w:tcW w:w="4252" w:type="dxa"/>
+            <w:vAlign w:val="center"/>
+          </w:tcPr>
+          <w:p>
+            <w:pPr>
+              <w:pStyle w:val="ListParagraph"/>
+              <w:ind w:left="0"/>
+              <w:jc w:val="center"/>
+              <w:rPr>
+                <w:lang w:val="en-US"/>
+              </w:rPr>
+            </w:pPr>
+            <w:r>
+              <w:rPr>
+                <w:lang w:val="en-US"/>
+              </w:rPr>
+              <w:t>(&lt;Kích Thước Batch&gt;,</w:t>
+            </w:r>
+          </w:p>
+          <w:p>
+            <w:pPr>
+              <w:pStyle w:val="ListParagraph"/>
+              <w:ind w:left="0"/>
+              <w:jc w:val="center"/>
+              <w:rPr>
+                <w:lang w:val="en-US"/>
+              </w:rPr>
+            </w:pPr>
+            <w:r>
+              <w:rPr>
+                <w:lang w:val="en-US"/>
+              </w:rPr>
+              <w:t>&lt;Số Kênh Input&gt;,</w:t>
+            </w:r>
+          </w:p>
+          <w:p>
+            <w:pPr>
+              <w:pStyle w:val="ListParagraph"/>
+              <w:ind w:left="0"/>
+              <w:jc w:val="center"/>
+              <w:rPr>
+                <w:lang w:val="en-US"/>
+              </w:rPr>
+            </w:pPr>
+            <w:r>
+              <w:rPr>
+                <w:lang w:val="en-US"/>
+              </w:rPr>
+              <w:t>&lt;Kích Thước Input Theo Chiều Dọc&gt;,</w:t>
+            </w:r>
+          </w:p>
+          <w:p>
+            <w:pPr>
+              <w:pStyle w:val="ListParagraph"/>
+              <w:ind w:left="0"/>
+              <w:jc w:val="center"/>
+              <w:rPr>
+                <w:lang w:val="en-US"/>
+              </w:rPr>
+            </w:pPr>
+            <w:r>
+              <w:rPr>
+                <w:lang w:val="en-US"/>
+              </w:rPr>
+              <w:t>&lt;Kích Thước Input Theo Chiều Ngang&gt;)</w:t>
+            </w:r>
+          </w:p>
+        </w:tc>
+      </w:tr>
+    </w:tbl>
+    <w:p>
+      <w:pPr>
+        <w:rPr>
+          <w:lang w:val="en-US"/>
+        </w:rPr>
+      </w:pPr>
+    </w:p>
+    <w:p>
+      <w:pPr>
+        <w:rPr>
+          <w:lang w:val="en-US"/>
+        </w:rPr>
+      </w:pPr>
+      <w:r>
+        <w:rPr>
+          <w:lang w:val="en-US"/>
+        </w:rPr>
+        <w:t>Functional – Hàm:</w:t>
+      </w:r>
+    </w:p>
+    <w:p>
+      <w:pPr>
+        <w:pStyle w:val="ListParagraph"/>
+        <w:numPr>
+          <w:ilvl w:val="0"/>
+          <w:numId w:val="12"/>
+        </w:numPr>
+        <w:rPr>
+          <w:lang w:val="en-US"/>
+        </w:rPr>
+      </w:pPr>
+      <w:r>
+        <w:rPr>
+          <w:lang w:val="en-US"/>
+        </w:rPr>
+        <w:t>Cách Import?</w:t>
+      </w:r>
+    </w:p>
+    <w:p>
+      <w:pPr>
+        <w:pStyle w:val="ListParagraph"/>
+        <w:pBdr>
+          <w:top w:val="single" w:sz="4" w:space="1" w:color="auto"/>
+          <w:left w:val="single" w:sz="4" w:space="4" w:color="auto"/>
+          <w:bottom w:val="single" w:sz="4" w:space="1" w:color="auto"/>
+          <w:right w:val="single" w:sz="4" w:space="4" w:color="auto"/>
+        </w:pBdr>
+        <w:ind w:left="1080"/>
+        <w:rPr>
+          <w:lang w:val="en-US"/>
+        </w:rPr>
+      </w:pPr>
+      <w:r>
+        <w:rPr>
+          <w:lang w:val="en-US"/>
+        </w:rPr>
+        <w:t>import torch.nn.functional as f</w:t>
+      </w:r>
+    </w:p>
+    <w:p>
+      <w:pPr>
+        <w:pStyle w:val="ListParagraph"/>
+        <w:numPr>
+          <w:ilvl w:val="0"/>
+          <w:numId w:val="12"/>
+        </w:numPr>
+        <w:rPr>
+          <w:lang w:val="en-US"/>
+        </w:rPr>
+      </w:pPr>
+      <w:r>
+        <w:rPr>
+          <w:lang w:val="en-US"/>
+        </w:rPr>
+        <w:lastRenderedPageBreak/>
+        <w:t xml:space="preserve">Trả </w:t>
+      </w:r>
+      <w:r>
+        <w:rPr>
+          <w:lang w:val="en-US"/>
+        </w:rPr>
+        <w:t xml:space="preserve">Về </w:t>
+      </w:r>
+      <w:r>
+        <w:rPr>
+          <w:lang w:val="en-US"/>
+        </w:rPr>
+        <w:t xml:space="preserve">Tensor </w:t>
+      </w:r>
+      <w:r>
+        <w:rPr>
+          <w:lang w:val="en-US"/>
+        </w:rPr>
+        <w:t>Được Padding?</w:t>
+      </w:r>
+    </w:p>
+    <w:p>
+      <w:pPr>
+        <w:pStyle w:val="ListParagraph"/>
+        <w:pBdr>
+          <w:top w:val="single" w:sz="4" w:space="1" w:color="auto"/>
+          <w:left w:val="single" w:sz="4" w:space="4" w:color="auto"/>
+          <w:bottom w:val="single" w:sz="4" w:space="1" w:color="auto"/>
+          <w:right w:val="single" w:sz="4" w:space="4" w:color="auto"/>
+        </w:pBdr>
+        <w:ind w:left="1080"/>
+        <w:rPr>
+          <w:lang w:val="en-US"/>
+        </w:rPr>
+      </w:pPr>
+      <w:r>
+        <w:rPr>
+          <w:lang w:val="en-US"/>
+        </w:rPr>
+        <w:t xml:space="preserve">f.pad(&lt;Tensor&gt;, &lt;Kích </w:t>
+      </w:r>
+      <w:r>
+        <w:rPr>
+          <w:lang w:val="en-US"/>
+        </w:rPr>
+        <w:t xml:space="preserve">Thước </w:t>
+      </w:r>
+      <w:r>
+        <w:rPr>
+          <w:lang w:val="en-US"/>
+        </w:rPr>
+        <w:t>Padding</w:t>
+      </w:r>
+      <w:r>
+        <w:rPr>
+          <w:lang w:val="en-US"/>
+        </w:rPr>
+        <w:t xml:space="preserve">&gt;, </w:t>
+      </w:r>
+      <w:r>
+        <w:rPr>
+          <w:lang w:val="en-US"/>
+        </w:rPr>
+        <w:t xml:space="preserve">value = </w:t>
+      </w:r>
+      <w:r>
+        <w:rPr>
+          <w:lang w:val="en-US"/>
+        </w:rPr>
+        <w:t>&lt;</w:t>
+      </w:r>
+      <w:r>
+        <w:rPr>
+          <w:lang w:val="en-US"/>
+        </w:rPr>
+        <w:t xml:space="preserve">Giá </w:t>
+      </w:r>
+      <w:r>
+        <w:rPr>
+          <w:lang w:val="en-US"/>
+        </w:rPr>
+        <w:t xml:space="preserve">Trị </w:t>
+      </w:r>
+      <w:r>
+        <w:rPr>
+          <w:lang w:val="en-US"/>
+        </w:rPr>
+        <w:t>Padding&gt;)</w:t>
+      </w:r>
+    </w:p>
+    <w:p>
+      <w:pPr>
+        <w:pStyle w:val="ListParagraph"/>
+        <w:numPr>
+          <w:ilvl w:val="0"/>
+          <w:numId w:val="2"/>
+        </w:numPr>
+        <w:rPr>
+          <w:lang w:val="en-US"/>
+        </w:rPr>
+      </w:pPr>
+      <w:r>
+        <w:rPr>
+          <w:lang w:val="en-US"/>
+        </w:rPr>
+        <w:t xml:space="preserve">&lt;Kích thước padding&gt; là 1 Iterable gồm các phần tử là kích thước Padding trái, phải, trên, dưới, … </w:t>
+      </w:r>
+    </w:p>
+    <w:p>
+      <w:pPr>
+        <w:pStyle w:val="ListParagraph"/>
+        <w:numPr>
+          <w:ilvl w:val="0"/>
+          <w:numId w:val="2"/>
+        </w:numPr>
+        <w:rPr>
+          <w:lang w:val="en-US"/>
+        </w:rPr>
+      </w:pPr>
+      <w:r>
+        <w:rPr>
+          <w:lang w:val="en-US"/>
+        </w:rPr>
+        <w:t>Các phần tử ở</w:t>
+      </w:r>
+      <w:r>
+        <w:rPr>
+          <w:lang w:val="en-US"/>
+        </w:rPr>
+        <w:t xml:space="preserve"> vùng P</w:t>
+      </w:r>
+      <w:r>
+        <w:rPr>
+          <w:lang w:val="en-US"/>
+        </w:rPr>
+        <w:t xml:space="preserve">adding sẽ có giá trị là </w:t>
+      </w:r>
+      <w:r>
+        <w:rPr>
+          <w:lang w:val="en-US"/>
+        </w:rPr>
+        <w:t>&lt;Giá Trị Padding</w:t>
+      </w:r>
+      <w:r>
+        <w:rPr>
+          <w:lang w:val="en-US"/>
+        </w:rPr>
+        <w:t>&gt;</w:t>
+      </w:r>
+      <w:r>
+        <w:rPr>
+          <w:lang w:val="en-US"/>
+        </w:rPr>
+        <w:t>, mặc định = 0</w:t>
+      </w:r>
+    </w:p>
+    <w:p>
+      <w:pPr>
+        <w:pStyle w:val="ListParagraph"/>
+        <w:numPr>
+          <w:ilvl w:val="0"/>
+          <w:numId w:val="2"/>
+        </w:numPr>
+        <w:rPr>
+          <w:lang w:val="en-US"/>
+        </w:rPr>
+      </w:pPr>
+      <w:r>
+        <w:rPr>
+          <w:lang w:val="en-US"/>
+        </w:rPr>
+        <w:t>Ví dụ</w:t>
+      </w:r>
+    </w:p>
+    <w:p>
+      <w:pPr>
+        <w:pStyle w:val="ListParagraph"/>
+        <w:pBdr>
+          <w:top w:val="single" w:sz="4" w:space="1" w:color="auto"/>
+          <w:left w:val="single" w:sz="4" w:space="4" w:color="auto"/>
+          <w:bottom w:val="single" w:sz="4" w:space="1" w:color="auto"/>
+          <w:right w:val="single" w:sz="4" w:space="4" w:color="auto"/>
+        </w:pBdr>
+        <w:ind w:left="1080"/>
+        <w:rPr>
+          <w:lang w:val="en-US"/>
+        </w:rPr>
+      </w:pPr>
+      <w:r>
+        <w:rPr>
+          <w:lang w:val="en-US"/>
+        </w:rPr>
         <w:t>foo = f.pad(bar, (2, 3), value = 7)</w:t>
       </w:r>
     </w:p>
@@ -13679,7 +15356,6 @@
         <w:rPr>
           <w:lang w:val="en-US"/>
         </w:rPr>
-        <w:lastRenderedPageBreak/>
         <w:t>Ta có</w:t>
       </w:r>
     </w:p>
@@ -14655,6 +16331,7 @@
         <w:rPr>
           <w:lang w:val="en-US"/>
         </w:rPr>
+        <w:lastRenderedPageBreak/>
         <w:t xml:space="preserve">    &lt;Làm Gì Đó Với Mỗi </w:t>
       </w:r>
       <w:r>
@@ -14775,7 +16452,6 @@
         <w:rPr>
           <w:lang w:val="en-US"/>
         </w:rPr>
-        <w:lastRenderedPageBreak/>
         <w:t xml:space="preserve">&lt;Batch&gt; </w:t>
       </w:r>
       <w:r>
@@ -15643,6 +17319,7 @@
         <w:rPr>
           <w:lang w:val="en-US"/>
         </w:rPr>
+        <w:lastRenderedPageBreak/>
         <w:t>Đặt download = True để nó tự động tải nếu chưa có dữ liệu hoặc không tải mà dùng lại dữ liệu cũ nếu đã có rồi, nếu không có kết nối Internet thì sẽ thông báo lỗi</w:t>
       </w:r>
     </w:p>
@@ -16674,6 +18351,7 @@
         <w:rPr>
           <w:lang w:val="en-US"/>
         </w:rPr>
+        <w:lastRenderedPageBreak/>
         <w:tab/>
       </w:r>
       <w:r>
@@ -16774,491 +18452,491 @@
         <w:rPr>
           <w:lang w:val="en-US"/>
         </w:rPr>
+        <w:tab/>
+        <w:t>.clone(): trả về copy của tensor</w:t>
+      </w:r>
+    </w:p>
+    <w:p>
+      <w:pPr>
+        <w:rPr>
+          <w:lang w:val="en-US"/>
+        </w:rPr>
+      </w:pPr>
+      <w:r>
+        <w:rPr>
+          <w:lang w:val="en-US"/>
+        </w:rPr>
+        <w:tab/>
+      </w:r>
+      <w:r>
+        <w:rPr>
+          <w:lang w:val="en-US"/>
+        </w:rPr>
+        <w:tab/>
+        <w:t>Ex: [1, 2, 3].copy() = [1, 2, 3]</w:t>
+      </w:r>
+    </w:p>
+    <w:p>
+      <w:pPr>
+        <w:rPr>
+          <w:lang w:val="en-US"/>
+        </w:rPr>
+      </w:pPr>
+      <w:r>
+        <w:rPr>
+          <w:lang w:val="en-US"/>
+        </w:rPr>
+        <w:tab/>
+        <w:t>.numel(): trả về tổng số phần tử của tensor</w:t>
+      </w:r>
+    </w:p>
+    <w:p>
+      <w:pPr>
+        <w:rPr>
+          <w:lang w:val="en-US"/>
+        </w:rPr>
+      </w:pPr>
+      <w:r>
+        <w:rPr>
+          <w:lang w:val="en-US"/>
+        </w:rPr>
+        <w:tab/>
+      </w:r>
+      <w:r>
+        <w:rPr>
+          <w:lang w:val="en-US"/>
+        </w:rPr>
+        <w:tab/>
+        <w:t>Ex: [[1, 2, 3], [4, 5, 7]].numel() = 6</w:t>
+      </w:r>
+    </w:p>
+    <w:p>
+      <w:pPr>
+        <w:rPr>
+          <w:lang w:val="en-US"/>
+        </w:rPr>
+      </w:pPr>
+      <w:r>
+        <w:rPr>
+          <w:lang w:val="en-US"/>
+        </w:rPr>
+        <w:tab/>
+        <w:t>.retain_grad(): đánh dấu lưu grad cho node không phải là leaf</w:t>
+      </w:r>
+    </w:p>
+    <w:p>
+      <w:pPr>
+        <w:rPr>
+          <w:lang w:val="en-US"/>
+        </w:rPr>
+      </w:pPr>
+      <w:r>
+        <w:rPr>
+          <w:lang w:val="en-US"/>
+        </w:rPr>
+        <w:tab/>
+      </w:r>
+      <w:r>
+        <w:rPr>
+          <w:lang w:val="en-US"/>
+        </w:rPr>
+        <w:tab/>
+        <w:t xml:space="preserve">Ex: a = 2, b = 3, </w:t>
+      </w:r>
+    </w:p>
+    <w:p>
+      <w:pPr>
+        <w:ind w:left="720" w:firstLine="720"/>
+        <w:rPr>
+          <w:lang w:val="en-US"/>
+        </w:rPr>
+      </w:pPr>
+      <w:r>
+        <w:rPr>
+          <w:lang w:val="en-US"/>
+        </w:rPr>
+        <w:t xml:space="preserve">      c = a * b, c.retain_grad(), </w:t>
+      </w:r>
+    </w:p>
+    <w:p>
+      <w:pPr>
+        <w:ind w:left="720" w:firstLine="720"/>
+        <w:rPr>
+          <w:lang w:val="en-US"/>
+        </w:rPr>
+      </w:pPr>
+      <w:r>
+        <w:rPr>
+          <w:lang w:val="en-US"/>
+        </w:rPr>
+        <w:t xml:space="preserve">      d = c * a, d.backward()</w:t>
+      </w:r>
+    </w:p>
+    <w:p>
+      <w:pPr>
+        <w:ind w:left="720" w:firstLine="720"/>
+        <w:rPr>
+          <w:lang w:val="en-US"/>
+        </w:rPr>
+      </w:pPr>
+      <w:r>
+        <w:rPr>
+          <w:lang w:val="en-US"/>
+        </w:rPr>
+        <w:t xml:space="preserve">      c.grad = 2</w:t>
+      </w:r>
+    </w:p>
+    <w:p>
+      <w:pPr>
+        <w:rPr>
+          <w:lang w:val="en-US"/>
+        </w:rPr>
+      </w:pPr>
+      <w:r>
+        <w:rPr>
+          <w:lang w:val="en-US"/>
+        </w:rPr>
+        <w:tab/>
+        <w:t>.numpy(): convert sang numpy</w:t>
+      </w:r>
+    </w:p>
+    <w:p>
+      <w:pPr>
+        <w:rPr>
+          <w:lang w:val="en-US"/>
+        </w:rPr>
+      </w:pPr>
+      <w:r>
+        <w:rPr>
+          <w:lang w:val="en-US"/>
+        </w:rPr>
+        <w:tab/>
+        <w:t xml:space="preserve">.unfold(dim,  size, step): </w:t>
+      </w:r>
+      <w:r>
+        <w:rPr>
+          <w:lang w:val="en-US"/>
+        </w:rPr>
+        <w:t>sliding window</w:t>
+      </w:r>
+    </w:p>
+    <w:p>
+      <w:pPr>
+        <w:rPr>
+          <w:lang w:val="en-US"/>
+        </w:rPr>
+      </w:pPr>
+      <w:r>
+        <w:rPr>
+          <w:lang w:val="en-US"/>
+        </w:rPr>
+        <w:tab/>
+      </w:r>
+      <w:r>
+        <w:rPr>
+          <w:lang w:val="en-US"/>
+        </w:rPr>
+        <w:tab/>
+        <w:t>Ex: [1, 2, 3, 4, 5].unfold(0, 3, 1) = [[1, 2, 3]</w:t>
+      </w:r>
+    </w:p>
+    <w:p>
+      <w:pPr>
+        <w:rPr>
+          <w:lang w:val="en-US"/>
+        </w:rPr>
+      </w:pPr>
+      <w:r>
+        <w:rPr>
+          <w:lang w:val="en-US"/>
+        </w:rPr>
+        <w:tab/>
+      </w:r>
+      <w:r>
+        <w:rPr>
+          <w:lang w:val="en-US"/>
+        </w:rPr>
+        <w:tab/>
+      </w:r>
+      <w:r>
+        <w:rPr>
+          <w:lang w:val="en-US"/>
+        </w:rPr>
+        <w:tab/>
+      </w:r>
+      <w:r>
+        <w:rPr>
+          <w:lang w:val="en-US"/>
+        </w:rPr>
+        <w:tab/>
+      </w:r>
+      <w:r>
+        <w:rPr>
+          <w:lang w:val="en-US"/>
+        </w:rPr>
+        <w:tab/>
+      </w:r>
+      <w:r>
+        <w:rPr>
+          <w:lang w:val="en-US"/>
+        </w:rPr>
+        <w:tab/>
+      </w:r>
+      <w:r>
+        <w:rPr>
+          <w:lang w:val="en-US"/>
+        </w:rPr>
+        <w:tab/>
+        <w:t>[2, 3, 4]</w:t>
+      </w:r>
+    </w:p>
+    <w:p>
+      <w:pPr>
+        <w:rPr>
+          <w:lang w:val="en-US"/>
+        </w:rPr>
+      </w:pPr>
+      <w:r>
+        <w:rPr>
+          <w:lang w:val="en-US"/>
+        </w:rPr>
+        <w:tab/>
+      </w:r>
+      <w:r>
+        <w:rPr>
+          <w:lang w:val="en-US"/>
+        </w:rPr>
+        <w:tab/>
+      </w:r>
+      <w:r>
+        <w:rPr>
+          <w:lang w:val="en-US"/>
+        </w:rPr>
+        <w:tab/>
+      </w:r>
+      <w:r>
+        <w:rPr>
+          <w:lang w:val="en-US"/>
+        </w:rPr>
+        <w:tab/>
+      </w:r>
+      <w:r>
+        <w:rPr>
+          <w:lang w:val="en-US"/>
+        </w:rPr>
+        <w:tab/>
+      </w:r>
+      <w:r>
+        <w:rPr>
+          <w:lang w:val="en-US"/>
+        </w:rPr>
+        <w:tab/>
+      </w:r>
+      <w:r>
+        <w:rPr>
+          <w:lang w:val="en-US"/>
+        </w:rPr>
+        <w:tab/>
+        <w:t xml:space="preserve">    [3, 4, 5]]</w:t>
+      </w:r>
+    </w:p>
+    <w:p>
+      <w:pPr>
+        <w:rPr>
+          <w:lang w:val="en-US"/>
+        </w:rPr>
+      </w:pPr>
+      <w:r>
+        <w:rPr>
+          <w:lang w:val="en-US"/>
+        </w:rPr>
+        <w:tab/>
+        <w:t>.share_memory_(): đưa tensor lên host để share giữa các cpu</w:t>
+      </w:r>
+    </w:p>
+    <w:p>
+      <w:pPr>
+        <w:rPr>
+          <w:lang w:val="en-US"/>
+        </w:rPr>
+      </w:pPr>
+      <w:r>
+        <w:rPr>
+          <w:lang w:val="en-US"/>
+        </w:rPr>
+        <w:tab/>
+      </w:r>
+      <w:r>
+        <w:rPr>
+          <w:lang w:val="en-US"/>
+        </w:rPr>
+        <w:tab/>
+        <w:t>Ex: [1, 2, 3].share_memory_()</w:t>
+      </w:r>
+    </w:p>
+    <w:p>
+      <w:pPr>
+        <w:rPr>
+          <w:lang w:val="en-US"/>
+        </w:rPr>
+      </w:pPr>
+      <w:r>
+        <w:rPr>
+          <w:lang w:val="en-US"/>
+        </w:rPr>
+        <w:t>Torch</w:t>
+      </w:r>
+    </w:p>
+    <w:p>
+      <w:pPr>
+        <w:rPr>
+          <w:lang w:val="en-US"/>
+        </w:rPr>
+      </w:pPr>
+      <w:r>
+        <w:rPr>
+          <w:lang w:val="en-US"/>
+        </w:rPr>
+        <w:tab/>
+        <w:t xml:space="preserve">.tril_indices(m, n, offset): trả về tensor </w:t>
+      </w:r>
+      <w:r>
+        <w:rPr>
+          <w:lang w:val="en-US"/>
+        </w:rPr>
+        <w:t xml:space="preserve">có dim = </w:t>
+      </w:r>
+      <w:r>
+        <w:rPr>
+          <w:lang w:val="en-US"/>
+        </w:rPr>
+        <w:t xml:space="preserve">2 * số entry trong lower triangular </w:t>
+      </w:r>
+    </w:p>
+    <w:p>
+      <w:pPr>
+        <w:ind w:left="2160" w:firstLine="720"/>
+        <w:rPr>
+          <w:lang w:val="en-US"/>
+        </w:rPr>
+      </w:pPr>
+      <w:r>
+        <w:rPr>
+          <w:lang w:val="en-US"/>
+        </w:rPr>
+        <w:t xml:space="preserve">     matrix theo đường chéo được dịch chuyển lên offset</w:t>
+      </w:r>
+      <w:r>
+        <w:rPr>
+          <w:lang w:val="en-US"/>
+        </w:rPr>
+        <w:t>,</w:t>
+      </w:r>
+    </w:p>
+    <w:p>
+      <w:pPr>
+        <w:ind w:left="2160" w:firstLine="720"/>
+        <w:rPr>
+          <w:lang w:val="en-US"/>
+        </w:rPr>
+      </w:pPr>
+      <w:r>
+        <w:rPr>
+          <w:lang w:val="en-US"/>
+        </w:rPr>
+        <w:t xml:space="preserve">      </w:t>
+      </w:r>
+      <w:r>
+        <w:rPr>
+          <w:lang w:val="en-US"/>
+        </w:rPr>
+        <w:t>row 1 là tọa độ row, row 2 là tọa độ cột</w:t>
+      </w:r>
+    </w:p>
+    <w:p>
+      <w:pPr>
+        <w:rPr>
+          <w:lang w:val="en-US"/>
+        </w:rPr>
+      </w:pPr>
+      <w:r>
+        <w:rPr>
+          <w:lang w:val="en-US"/>
+        </w:rPr>
+        <w:tab/>
+      </w:r>
+      <w:r>
+        <w:rPr>
+          <w:lang w:val="en-US"/>
+        </w:rPr>
+        <w:tab/>
+        <w:t>Ex: torch.tril_indices(3, 3) = [0, 1, 1, 2, 2, 2] =&gt; [0, 0], [1, 0], [1, 1], [2, 0],…</w:t>
+      </w:r>
+    </w:p>
+    <w:p>
+      <w:pPr>
+        <w:rPr>
+          <w:lang w:val="en-US"/>
+        </w:rPr>
+      </w:pPr>
+      <w:r>
+        <w:rPr>
+          <w:lang w:val="en-US"/>
+        </w:rPr>
+        <w:tab/>
+      </w:r>
+      <w:r>
+        <w:rPr>
+          <w:lang w:val="en-US"/>
+        </w:rPr>
+        <w:tab/>
+      </w:r>
+      <w:r>
+        <w:rPr>
+          <w:lang w:val="en-US"/>
+        </w:rPr>
+        <w:tab/>
+      </w:r>
+      <w:r>
+        <w:rPr>
+          <w:lang w:val="en-US"/>
+        </w:rPr>
+        <w:tab/>
+      </w:r>
+      <w:r>
+        <w:rPr>
+          <w:lang w:val="en-US"/>
+        </w:rPr>
+        <w:tab/>
+        <w:t xml:space="preserve">         [0, 0, 1, 0, 1, 2]</w:t>
+      </w:r>
+    </w:p>
+    <w:p>
+      <w:pPr>
+        <w:rPr>
+          <w:lang w:val="en-US"/>
+        </w:rPr>
+      </w:pPr>
+      <w:r>
+        <w:rPr>
+          <w:lang w:val="en-US"/>
+        </w:rPr>
+        <w:tab/>
+        <w:t>.stack(inputs_tuple, dim): stack các tensor lên nhau theo dim mới</w:t>
+      </w:r>
+    </w:p>
+    <w:p>
+      <w:pPr>
+        <w:rPr>
+          <w:lang w:val="en-US"/>
+        </w:rPr>
+      </w:pPr>
+      <w:r>
+        <w:rPr>
+          <w:lang w:val="en-US"/>
+        </w:rPr>
         <w:lastRenderedPageBreak/>
         <w:tab/>
-        <w:t>.clone(): trả về copy của tensor</w:t>
-      </w:r>
-    </w:p>
-    <w:p>
-      <w:pPr>
-        <w:rPr>
-          <w:lang w:val="en-US"/>
-        </w:rPr>
-      </w:pPr>
-      <w:r>
-        <w:rPr>
-          <w:lang w:val="en-US"/>
-        </w:rPr>
-        <w:tab/>
-      </w:r>
-      <w:r>
-        <w:rPr>
-          <w:lang w:val="en-US"/>
-        </w:rPr>
-        <w:tab/>
-        <w:t>Ex: [1, 2, 3].copy() = [1, 2, 3]</w:t>
-      </w:r>
-    </w:p>
-    <w:p>
-      <w:pPr>
-        <w:rPr>
-          <w:lang w:val="en-US"/>
-        </w:rPr>
-      </w:pPr>
-      <w:r>
-        <w:rPr>
-          <w:lang w:val="en-US"/>
-        </w:rPr>
-        <w:tab/>
-        <w:t>.numel(): trả về tổng số phần tử của tensor</w:t>
-      </w:r>
-    </w:p>
-    <w:p>
-      <w:pPr>
-        <w:rPr>
-          <w:lang w:val="en-US"/>
-        </w:rPr>
-      </w:pPr>
-      <w:r>
-        <w:rPr>
-          <w:lang w:val="en-US"/>
-        </w:rPr>
-        <w:tab/>
-      </w:r>
-      <w:r>
-        <w:rPr>
-          <w:lang w:val="en-US"/>
-        </w:rPr>
-        <w:tab/>
-        <w:t>Ex: [[1, 2, 3], [4, 5, 7]].numel() = 6</w:t>
-      </w:r>
-    </w:p>
-    <w:p>
-      <w:pPr>
-        <w:rPr>
-          <w:lang w:val="en-US"/>
-        </w:rPr>
-      </w:pPr>
-      <w:r>
-        <w:rPr>
-          <w:lang w:val="en-US"/>
-        </w:rPr>
-        <w:tab/>
-        <w:t>.retain_grad(): đánh dấu lưu grad cho node không phải là leaf</w:t>
-      </w:r>
-    </w:p>
-    <w:p>
-      <w:pPr>
-        <w:rPr>
-          <w:lang w:val="en-US"/>
-        </w:rPr>
-      </w:pPr>
-      <w:r>
-        <w:rPr>
-          <w:lang w:val="en-US"/>
-        </w:rPr>
-        <w:tab/>
-      </w:r>
-      <w:r>
-        <w:rPr>
-          <w:lang w:val="en-US"/>
-        </w:rPr>
-        <w:tab/>
-        <w:t xml:space="preserve">Ex: a = 2, b = 3, </w:t>
-      </w:r>
-    </w:p>
-    <w:p>
-      <w:pPr>
-        <w:ind w:left="720" w:firstLine="720"/>
-        <w:rPr>
-          <w:lang w:val="en-US"/>
-        </w:rPr>
-      </w:pPr>
-      <w:r>
-        <w:rPr>
-          <w:lang w:val="en-US"/>
-        </w:rPr>
-        <w:t xml:space="preserve">      c = a * b, c.retain_grad(), </w:t>
-      </w:r>
-    </w:p>
-    <w:p>
-      <w:pPr>
-        <w:ind w:left="720" w:firstLine="720"/>
-        <w:rPr>
-          <w:lang w:val="en-US"/>
-        </w:rPr>
-      </w:pPr>
-      <w:r>
-        <w:rPr>
-          <w:lang w:val="en-US"/>
-        </w:rPr>
-        <w:t xml:space="preserve">      d = c * a, d.backward()</w:t>
-      </w:r>
-    </w:p>
-    <w:p>
-      <w:pPr>
-        <w:ind w:left="720" w:firstLine="720"/>
-        <w:rPr>
-          <w:lang w:val="en-US"/>
-        </w:rPr>
-      </w:pPr>
-      <w:r>
-        <w:rPr>
-          <w:lang w:val="en-US"/>
-        </w:rPr>
-        <w:t xml:space="preserve">      c.grad = 2</w:t>
-      </w:r>
-    </w:p>
-    <w:p>
-      <w:pPr>
-        <w:rPr>
-          <w:lang w:val="en-US"/>
-        </w:rPr>
-      </w:pPr>
-      <w:r>
-        <w:rPr>
-          <w:lang w:val="en-US"/>
-        </w:rPr>
-        <w:tab/>
-        <w:t>.numpy(): convert sang numpy</w:t>
-      </w:r>
-    </w:p>
-    <w:p>
-      <w:pPr>
-        <w:rPr>
-          <w:lang w:val="en-US"/>
-        </w:rPr>
-      </w:pPr>
-      <w:r>
-        <w:rPr>
-          <w:lang w:val="en-US"/>
-        </w:rPr>
-        <w:tab/>
-        <w:t xml:space="preserve">.unfold(dim,  size, step): </w:t>
-      </w:r>
-      <w:r>
-        <w:rPr>
-          <w:lang w:val="en-US"/>
-        </w:rPr>
-        <w:t>sliding window</w:t>
-      </w:r>
-    </w:p>
-    <w:p>
-      <w:pPr>
-        <w:rPr>
-          <w:lang w:val="en-US"/>
-        </w:rPr>
-      </w:pPr>
-      <w:r>
-        <w:rPr>
-          <w:lang w:val="en-US"/>
-        </w:rPr>
-        <w:tab/>
-      </w:r>
-      <w:r>
-        <w:rPr>
-          <w:lang w:val="en-US"/>
-        </w:rPr>
-        <w:tab/>
-        <w:t>Ex: [1, 2, 3, 4, 5].unfold(0, 3, 1) = [[1, 2, 3]</w:t>
-      </w:r>
-    </w:p>
-    <w:p>
-      <w:pPr>
-        <w:rPr>
-          <w:lang w:val="en-US"/>
-        </w:rPr>
-      </w:pPr>
-      <w:r>
-        <w:rPr>
-          <w:lang w:val="en-US"/>
-        </w:rPr>
-        <w:tab/>
-      </w:r>
-      <w:r>
-        <w:rPr>
-          <w:lang w:val="en-US"/>
-        </w:rPr>
-        <w:tab/>
-      </w:r>
-      <w:r>
-        <w:rPr>
-          <w:lang w:val="en-US"/>
-        </w:rPr>
-        <w:tab/>
-      </w:r>
-      <w:r>
-        <w:rPr>
-          <w:lang w:val="en-US"/>
-        </w:rPr>
-        <w:tab/>
-      </w:r>
-      <w:r>
-        <w:rPr>
-          <w:lang w:val="en-US"/>
-        </w:rPr>
-        <w:tab/>
-      </w:r>
-      <w:r>
-        <w:rPr>
-          <w:lang w:val="en-US"/>
-        </w:rPr>
-        <w:tab/>
-      </w:r>
-      <w:r>
-        <w:rPr>
-          <w:lang w:val="en-US"/>
-        </w:rPr>
-        <w:tab/>
-        <w:t>[2, 3, 4]</w:t>
-      </w:r>
-    </w:p>
-    <w:p>
-      <w:pPr>
-        <w:rPr>
-          <w:lang w:val="en-US"/>
-        </w:rPr>
-      </w:pPr>
-      <w:r>
-        <w:rPr>
-          <w:lang w:val="en-US"/>
-        </w:rPr>
-        <w:tab/>
-      </w:r>
-      <w:r>
-        <w:rPr>
-          <w:lang w:val="en-US"/>
-        </w:rPr>
-        <w:tab/>
-      </w:r>
-      <w:r>
-        <w:rPr>
-          <w:lang w:val="en-US"/>
-        </w:rPr>
-        <w:tab/>
-      </w:r>
-      <w:r>
-        <w:rPr>
-          <w:lang w:val="en-US"/>
-        </w:rPr>
-        <w:tab/>
-      </w:r>
-      <w:r>
-        <w:rPr>
-          <w:lang w:val="en-US"/>
-        </w:rPr>
-        <w:tab/>
-      </w:r>
-      <w:r>
-        <w:rPr>
-          <w:lang w:val="en-US"/>
-        </w:rPr>
-        <w:tab/>
-      </w:r>
-      <w:r>
-        <w:rPr>
-          <w:lang w:val="en-US"/>
-        </w:rPr>
-        <w:tab/>
-        <w:t xml:space="preserve">    [3, 4, 5]]</w:t>
-      </w:r>
-    </w:p>
-    <w:p>
-      <w:pPr>
-        <w:rPr>
-          <w:lang w:val="en-US"/>
-        </w:rPr>
-      </w:pPr>
-      <w:r>
-        <w:rPr>
-          <w:lang w:val="en-US"/>
-        </w:rPr>
-        <w:tab/>
-        <w:t>.share_memory_(): đưa tensor lên host để share giữa các cpu</w:t>
-      </w:r>
-    </w:p>
-    <w:p>
-      <w:pPr>
-        <w:rPr>
-          <w:lang w:val="en-US"/>
-        </w:rPr>
-      </w:pPr>
-      <w:r>
-        <w:rPr>
-          <w:lang w:val="en-US"/>
-        </w:rPr>
-        <w:tab/>
-      </w:r>
-      <w:r>
-        <w:rPr>
-          <w:lang w:val="en-US"/>
-        </w:rPr>
-        <w:tab/>
-        <w:t>Ex: [1, 2, 3].share_memory_()</w:t>
-      </w:r>
-    </w:p>
-    <w:p>
-      <w:pPr>
-        <w:rPr>
-          <w:lang w:val="en-US"/>
-        </w:rPr>
-      </w:pPr>
-      <w:r>
-        <w:rPr>
-          <w:lang w:val="en-US"/>
-        </w:rPr>
-        <w:t>Torch</w:t>
-      </w:r>
-    </w:p>
-    <w:p>
-      <w:pPr>
-        <w:rPr>
-          <w:lang w:val="en-US"/>
-        </w:rPr>
-      </w:pPr>
-      <w:r>
-        <w:rPr>
-          <w:lang w:val="en-US"/>
-        </w:rPr>
-        <w:tab/>
-        <w:t xml:space="preserve">.tril_indices(m, n, offset): trả về tensor </w:t>
-      </w:r>
-      <w:r>
-        <w:rPr>
-          <w:lang w:val="en-US"/>
-        </w:rPr>
-        <w:t xml:space="preserve">có dim = </w:t>
-      </w:r>
-      <w:r>
-        <w:rPr>
-          <w:lang w:val="en-US"/>
-        </w:rPr>
-        <w:t xml:space="preserve">2 * số entry trong lower triangular </w:t>
-      </w:r>
-    </w:p>
-    <w:p>
-      <w:pPr>
-        <w:ind w:left="2160" w:firstLine="720"/>
-        <w:rPr>
-          <w:lang w:val="en-US"/>
-        </w:rPr>
-      </w:pPr>
-      <w:r>
-        <w:rPr>
-          <w:lang w:val="en-US"/>
-        </w:rPr>
-        <w:t xml:space="preserve">     matrix theo đường chéo được dịch chuyển lên offset</w:t>
-      </w:r>
-      <w:r>
-        <w:rPr>
-          <w:lang w:val="en-US"/>
-        </w:rPr>
-        <w:t>,</w:t>
-      </w:r>
-    </w:p>
-    <w:p>
-      <w:pPr>
-        <w:ind w:left="2160" w:firstLine="720"/>
-        <w:rPr>
-          <w:lang w:val="en-US"/>
-        </w:rPr>
-      </w:pPr>
-      <w:r>
-        <w:rPr>
-          <w:lang w:val="en-US"/>
-        </w:rPr>
-        <w:t xml:space="preserve">      </w:t>
-      </w:r>
-      <w:r>
-        <w:rPr>
-          <w:lang w:val="en-US"/>
-        </w:rPr>
-        <w:t>row 1 là tọa độ row, row 2 là tọa độ cột</w:t>
-      </w:r>
-    </w:p>
-    <w:p>
-      <w:pPr>
-        <w:rPr>
-          <w:lang w:val="en-US"/>
-        </w:rPr>
-      </w:pPr>
-      <w:r>
-        <w:rPr>
-          <w:lang w:val="en-US"/>
-        </w:rPr>
-        <w:tab/>
-      </w:r>
-      <w:r>
-        <w:rPr>
-          <w:lang w:val="en-US"/>
-        </w:rPr>
-        <w:tab/>
-        <w:t>Ex: torch.tril_indices(3, 3) = [0, 1, 1, 2, 2, 2] =&gt; [0, 0], [1, 0], [1, 1], [2, 0],…</w:t>
-      </w:r>
-    </w:p>
-    <w:p>
-      <w:pPr>
-        <w:rPr>
-          <w:lang w:val="en-US"/>
-        </w:rPr>
-      </w:pPr>
-      <w:r>
-        <w:rPr>
-          <w:lang w:val="en-US"/>
-        </w:rPr>
-        <w:tab/>
-      </w:r>
-      <w:r>
-        <w:rPr>
-          <w:lang w:val="en-US"/>
-        </w:rPr>
-        <w:tab/>
-      </w:r>
-      <w:r>
-        <w:rPr>
-          <w:lang w:val="en-US"/>
-        </w:rPr>
-        <w:tab/>
-      </w:r>
-      <w:r>
-        <w:rPr>
-          <w:lang w:val="en-US"/>
-        </w:rPr>
-        <w:tab/>
-      </w:r>
-      <w:r>
-        <w:rPr>
-          <w:lang w:val="en-US"/>
-        </w:rPr>
-        <w:tab/>
-        <w:t xml:space="preserve">         [0, 0, 1, 0, 1, 2]</w:t>
-      </w:r>
-    </w:p>
-    <w:p>
-      <w:pPr>
-        <w:rPr>
-          <w:lang w:val="en-US"/>
-        </w:rPr>
-      </w:pPr>
-      <w:r>
-        <w:rPr>
-          <w:lang w:val="en-US"/>
-        </w:rPr>
-        <w:tab/>
-        <w:t>.stack(inputs_tuple, dim): stack các tensor lên nhau theo dim mới</w:t>
-      </w:r>
-    </w:p>
-    <w:p>
-      <w:pPr>
-        <w:rPr>
-          <w:lang w:val="en-US"/>
-        </w:rPr>
-      </w:pPr>
-      <w:r>
-        <w:rPr>
-          <w:lang w:val="en-US"/>
-        </w:rPr>
-        <w:tab/>
       </w:r>
       <w:r>
         <w:rPr>
@@ -17342,450 +19020,450 @@
         <w:rPr>
           <w:lang w:val="en-US"/>
         </w:rPr>
+        <w:tab/>
+        <w:t>[4, 5, 6],</w:t>
+      </w:r>
+    </w:p>
+    <w:p>
+      <w:pPr>
+        <w:ind w:left="720" w:firstLine="720"/>
+        <w:rPr>
+          <w:lang w:val="en-US"/>
+        </w:rPr>
+      </w:pPr>
+      <w:r>
+        <w:rPr>
+          <w:lang w:val="en-US"/>
+        </w:rPr>
+        <w:tab/>
+        <w:t>[7, 8, 9]</w:t>
+      </w:r>
+    </w:p>
+    <w:p>
+      <w:pPr>
+        <w:ind w:left="720" w:firstLine="720"/>
+        <w:rPr>
+          <w:lang w:val="en-US"/>
+        </w:rPr>
+      </w:pPr>
+      <w:r>
+        <w:rPr>
+          <w:lang w:val="en-US"/>
+        </w:rPr>
+        <w:t>])</w:t>
+      </w:r>
+    </w:p>
+    <w:p>
+      <w:pPr>
+        <w:rPr>
+          <w:lang w:val="en-US"/>
+        </w:rPr>
+      </w:pPr>
+      <w:r>
+        <w:rPr>
+          <w:lang w:val="en-US"/>
+        </w:rPr>
+        <w:tab/>
+        <w:t>.finfo(dtype): trả về thông tin của kiểu dữ liệu</w:t>
+      </w:r>
+    </w:p>
+    <w:p>
+      <w:pPr>
+        <w:rPr>
+          <w:lang w:val="en-US"/>
+        </w:rPr>
+      </w:pPr>
+      <w:r>
+        <w:rPr>
+          <w:lang w:val="en-US"/>
+        </w:rPr>
+        <w:tab/>
+      </w:r>
+      <w:r>
+        <w:rPr>
+          <w:lang w:val="en-US"/>
+        </w:rPr>
+        <w:tab/>
+        <w:t>Ex: torch.finfo(torch.float32)</w:t>
+      </w:r>
+    </w:p>
+    <w:p>
+      <w:pPr>
+        <w:rPr>
+          <w:lang w:val="en-US"/>
+        </w:rPr>
+      </w:pPr>
+      <w:r>
+        <w:rPr>
+          <w:lang w:val="en-US"/>
+        </w:rPr>
+        <w:tab/>
+        <w:t>.randperm(n): hoán vị ngẫu nhiên từ 0 đến n – 1</w:t>
+      </w:r>
+    </w:p>
+    <w:p>
+      <w:pPr>
+        <w:rPr>
+          <w:lang w:val="en-US"/>
+        </w:rPr>
+      </w:pPr>
+      <w:r>
+        <w:rPr>
+          <w:lang w:val="en-US"/>
+        </w:rPr>
+        <w:tab/>
+      </w:r>
+      <w:r>
+        <w:rPr>
+          <w:lang w:val="en-US"/>
+        </w:rPr>
+        <w:tab/>
+        <w:t>Ex: torch.randperm(5) = [0, 4, 2, 3, 1]</w:t>
+      </w:r>
+    </w:p>
+    <w:p>
+      <w:pPr>
+        <w:rPr>
+          <w:lang w:val="en-US"/>
+        </w:rPr>
+      </w:pPr>
+      <w:r>
+        <w:rPr>
+          <w:lang w:val="en-US"/>
+        </w:rPr>
+        <w:tab/>
+        <w:t>.save(model.state_dict(), path): save model</w:t>
+      </w:r>
+    </w:p>
+    <w:p>
+      <w:pPr>
+        <w:rPr>
+          <w:lang w:val="en-US"/>
+        </w:rPr>
+      </w:pPr>
+      <w:r>
+        <w:rPr>
+          <w:lang w:val="en-US"/>
+        </w:rPr>
+        <w:tab/>
+      </w:r>
+      <w:r>
+        <w:rPr>
+          <w:lang w:val="en-US"/>
+        </w:rPr>
+        <w:tab/>
+        <w:t>Ex: torch.save(model.state_dict(), ‘./model.pth’)</w:t>
+      </w:r>
+    </w:p>
+    <w:p>
+      <w:pPr>
+        <w:rPr>
+          <w:lang w:val="en-US"/>
+        </w:rPr>
+      </w:pPr>
+      <w:r>
+        <w:rPr>
+          <w:lang w:val="en-US"/>
+        </w:rPr>
+        <w:t>Distributions</w:t>
+      </w:r>
+    </w:p>
+    <w:p>
+      <w:pPr>
+        <w:rPr>
+          <w:lang w:val="en-US"/>
+        </w:rPr>
+      </w:pPr>
+      <w:r>
+        <w:rPr>
+          <w:lang w:val="en-US"/>
+        </w:rPr>
+        <w:tab/>
+        <w:t>.</w:t>
+      </w:r>
+      <w:r>
+        <w:rPr>
+          <w:lang w:val="en-US"/>
+        </w:rPr>
+        <w:t>MultivariateNormal</w:t>
+      </w:r>
+      <w:r>
+        <w:rPr>
+          <w:lang w:val="en-US"/>
+        </w:rPr>
+        <w:t>(mean_tensor, covariance_matrix_tensor): trar về MN distribution</w:t>
+      </w:r>
+    </w:p>
+    <w:p>
+      <w:pPr>
+        <w:rPr>
+          <w:lang w:val="en-US"/>
+        </w:rPr>
+      </w:pPr>
+      <w:r>
+        <w:rPr>
+          <w:lang w:val="en-US"/>
+        </w:rPr>
+        <w:tab/>
+      </w:r>
+      <w:r>
+        <w:rPr>
+          <w:lang w:val="en-US"/>
+        </w:rPr>
+        <w:tab/>
+        <w:t>Ex: dist = torch.distributions.</w:t>
+      </w:r>
+      <w:r>
+        <w:rPr>
+          <w:lang w:val="en-US"/>
+        </w:rPr>
+        <w:t xml:space="preserve"> MultivariateNormal</w:t>
+      </w:r>
+      <w:r>
+        <w:rPr>
+          <w:lang w:val="en-US"/>
+        </w:rPr>
+        <w:t>([1, 2], [[1, 0], [0, 2]])</w:t>
+      </w:r>
+    </w:p>
+    <w:p>
+      <w:pPr>
+        <w:rPr>
+          <w:lang w:val="en-US"/>
+        </w:rPr>
+      </w:pPr>
+      <w:r>
+        <w:rPr>
+          <w:lang w:val="en-US"/>
+        </w:rPr>
+        <w:tab/>
+        <w:t>.Normal(mean_tensor, std_tensor): trả về một normal distribution</w:t>
+      </w:r>
+    </w:p>
+    <w:p>
+      <w:pPr>
+        <w:rPr>
+          <w:lang w:val="en-US"/>
+        </w:rPr>
+      </w:pPr>
+      <w:r>
+        <w:rPr>
+          <w:lang w:val="en-US"/>
+        </w:rPr>
+        <w:tab/>
+      </w:r>
+      <w:r>
+        <w:rPr>
+          <w:lang w:val="en-US"/>
+        </w:rPr>
+        <w:tab/>
+        <w:t>Ex: dist = torch.distributions.normal([1, 2], [2, 4])</w:t>
+      </w:r>
+    </w:p>
+    <w:p>
+      <w:pPr>
+        <w:rPr>
+          <w:lang w:val="en-US"/>
+        </w:rPr>
+      </w:pPr>
+      <w:r>
+        <w:rPr>
+          <w:lang w:val="en-US"/>
+        </w:rPr>
+        <w:tab/>
+      </w:r>
+      <w:r>
+        <w:rPr>
+          <w:lang w:val="en-US"/>
+        </w:rPr>
+        <w:tab/>
+        <w:t>.</w:t>
+      </w:r>
+      <w:r>
+        <w:rPr>
+          <w:lang w:val="en-US"/>
+        </w:rPr>
+        <w:t>sample(): trả về tensor ngẫu nhiên theo mean và std</w:t>
+      </w:r>
+    </w:p>
+    <w:p>
+      <w:pPr>
+        <w:rPr>
+          <w:lang w:val="en-US"/>
+        </w:rPr>
+      </w:pPr>
+      <w:r>
+        <w:rPr>
+          <w:lang w:val="en-US"/>
+        </w:rPr>
+        <w:tab/>
+      </w:r>
+      <w:r>
+        <w:rPr>
+          <w:lang w:val="en-US"/>
+        </w:rPr>
+        <w:tab/>
+      </w:r>
+      <w:r>
+        <w:rPr>
+          <w:lang w:val="en-US"/>
+        </w:rPr>
+        <w:tab/>
+        <w:t>Ex: dist.sample() = [1.2, 2.8]</w:t>
+      </w:r>
+    </w:p>
+    <w:p>
+      <w:pPr>
+        <w:rPr>
+          <w:lang w:val="en-US"/>
+        </w:rPr>
+      </w:pPr>
+      <w:r>
+        <w:rPr>
+          <w:lang w:val="en-US"/>
+        </w:rPr>
+        <w:tab/>
+      </w:r>
+      <w:r>
+        <w:rPr>
+          <w:lang w:val="en-US"/>
+        </w:rPr>
+        <w:tab/>
+        <w:t xml:space="preserve">.rsample(): giống sample nhưng đã reparameterize để backprop cho mean và </w:t>
+      </w:r>
+    </w:p>
+    <w:p>
+      <w:pPr>
+        <w:ind w:left="1440" w:firstLine="720"/>
+        <w:rPr>
+          <w:lang w:val="en-US"/>
+        </w:rPr>
+      </w:pPr>
+      <w:r>
+        <w:rPr>
+          <w:lang w:val="en-US"/>
+        </w:rPr>
+        <w:t xml:space="preserve">      std, sample = mean + std * e</w:t>
+      </w:r>
+    </w:p>
+    <w:p>
+      <w:pPr>
+        <w:ind w:left="1440" w:firstLine="720"/>
+        <w:rPr>
+          <w:lang w:val="en-US"/>
+        </w:rPr>
+      </w:pPr>
+      <w:r>
+        <w:rPr>
+          <w:lang w:val="en-US"/>
+        </w:rPr>
+        <w:t>Ex: dist.</w:t>
+      </w:r>
+      <w:r>
+        <w:rPr>
+          <w:lang w:val="en-US"/>
+        </w:rPr>
+        <w:t>r</w:t>
+      </w:r>
+      <w:r>
+        <w:rPr>
+          <w:lang w:val="en-US"/>
+        </w:rPr>
+        <w:t>sample() = [1.2, 2.8]</w:t>
+      </w:r>
+      <w:r>
+        <w:rPr>
+          <w:lang w:val="en-US"/>
+        </w:rPr>
+        <w:t>, backward</w:t>
+      </w:r>
+    </w:p>
+    <w:p>
+      <w:pPr>
+        <w:rPr>
+          <w:lang w:val="en-US"/>
+        </w:rPr>
+      </w:pPr>
+      <w:r>
+        <w:rPr>
+          <w:lang w:val="en-US"/>
+        </w:rPr>
+        <w:tab/>
+      </w:r>
+      <w:r>
+        <w:rPr>
+          <w:lang w:val="en-US"/>
+        </w:rPr>
+        <w:tab/>
+        <w:t xml:space="preserve">.log_prob(action_tensor): trả về log likelihood của action trong normal </w:t>
+      </w:r>
+    </w:p>
+    <w:p>
+      <w:pPr>
+        <w:ind w:left="3600"/>
+        <w:rPr>
+          <w:lang w:val="en-US"/>
+        </w:rPr>
+      </w:pPr>
+      <w:r>
+        <w:rPr>
+          <w:lang w:val="en-US"/>
+        </w:rPr>
+        <w:t xml:space="preserve">      distribution</w:t>
+      </w:r>
+    </w:p>
+    <w:p>
+      <w:pPr>
+        <w:rPr>
+          <w:lang w:val="en-US"/>
+        </w:rPr>
+      </w:pPr>
+      <w:r>
+        <w:rPr>
+          <w:lang w:val="en-US"/>
+        </w:rPr>
+        <w:tab/>
+      </w:r>
+      <w:r>
+        <w:rPr>
+          <w:lang w:val="en-US"/>
+        </w:rPr>
+        <w:tab/>
+      </w:r>
+      <w:r>
+        <w:rPr>
+          <w:lang w:val="en-US"/>
+        </w:rPr>
+        <w:tab/>
+        <w:t>Ex: dist.log_prob([1.5, 0.5]) ~ [-1.64, -2.37]</w:t>
+      </w:r>
+    </w:p>
+    <w:p>
+      <w:pPr>
+        <w:rPr>
+          <w:lang w:val="en-US"/>
+        </w:rPr>
+      </w:pPr>
+      <w:r>
+        <w:rPr>
+          <w:lang w:val="en-US"/>
+        </w:rPr>
+        <w:tab/>
+        <w:t>.utils</w:t>
+      </w:r>
+    </w:p>
+    <w:p>
+      <w:pPr>
+        <w:rPr>
+          <w:lang w:val="en-US"/>
+        </w:rPr>
+      </w:pPr>
+      <w:r>
+        <w:rPr>
+          <w:lang w:val="en-US"/>
+        </w:rPr>
         <w:lastRenderedPageBreak/>
         <w:tab/>
-        <w:t>[4, 5, 6],</w:t>
-      </w:r>
-    </w:p>
-    <w:p>
-      <w:pPr>
-        <w:ind w:left="720" w:firstLine="720"/>
-        <w:rPr>
-          <w:lang w:val="en-US"/>
-        </w:rPr>
-      </w:pPr>
-      <w:r>
-        <w:rPr>
-          <w:lang w:val="en-US"/>
-        </w:rPr>
-        <w:tab/>
-        <w:t>[7, 8, 9]</w:t>
-      </w:r>
-    </w:p>
-    <w:p>
-      <w:pPr>
-        <w:ind w:left="720" w:firstLine="720"/>
-        <w:rPr>
-          <w:lang w:val="en-US"/>
-        </w:rPr>
-      </w:pPr>
-      <w:r>
-        <w:rPr>
-          <w:lang w:val="en-US"/>
-        </w:rPr>
-        <w:t>])</w:t>
-      </w:r>
-    </w:p>
-    <w:p>
-      <w:pPr>
-        <w:rPr>
-          <w:lang w:val="en-US"/>
-        </w:rPr>
-      </w:pPr>
-      <w:r>
-        <w:rPr>
-          <w:lang w:val="en-US"/>
-        </w:rPr>
-        <w:tab/>
-        <w:t>.finfo(dtype): trả về thông tin của kiểu dữ liệu</w:t>
-      </w:r>
-    </w:p>
-    <w:p>
-      <w:pPr>
-        <w:rPr>
-          <w:lang w:val="en-US"/>
-        </w:rPr>
-      </w:pPr>
-      <w:r>
-        <w:rPr>
-          <w:lang w:val="en-US"/>
-        </w:rPr>
-        <w:tab/>
-      </w:r>
-      <w:r>
-        <w:rPr>
-          <w:lang w:val="en-US"/>
-        </w:rPr>
-        <w:tab/>
-        <w:t>Ex: torch.finfo(torch.float32)</w:t>
-      </w:r>
-    </w:p>
-    <w:p>
-      <w:pPr>
-        <w:rPr>
-          <w:lang w:val="en-US"/>
-        </w:rPr>
-      </w:pPr>
-      <w:r>
-        <w:rPr>
-          <w:lang w:val="en-US"/>
-        </w:rPr>
-        <w:tab/>
-        <w:t>.randperm(n): hoán vị ngẫu nhiên từ 0 đến n – 1</w:t>
-      </w:r>
-    </w:p>
-    <w:p>
-      <w:pPr>
-        <w:rPr>
-          <w:lang w:val="en-US"/>
-        </w:rPr>
-      </w:pPr>
-      <w:r>
-        <w:rPr>
-          <w:lang w:val="en-US"/>
-        </w:rPr>
-        <w:tab/>
-      </w:r>
-      <w:r>
-        <w:rPr>
-          <w:lang w:val="en-US"/>
-        </w:rPr>
-        <w:tab/>
-        <w:t>Ex: torch.randperm(5) = [0, 4, 2, 3, 1]</w:t>
-      </w:r>
-    </w:p>
-    <w:p>
-      <w:pPr>
-        <w:rPr>
-          <w:lang w:val="en-US"/>
-        </w:rPr>
-      </w:pPr>
-      <w:r>
-        <w:rPr>
-          <w:lang w:val="en-US"/>
-        </w:rPr>
-        <w:tab/>
-        <w:t>.save(model.state_dict(), path): save model</w:t>
-      </w:r>
-    </w:p>
-    <w:p>
-      <w:pPr>
-        <w:rPr>
-          <w:lang w:val="en-US"/>
-        </w:rPr>
-      </w:pPr>
-      <w:r>
-        <w:rPr>
-          <w:lang w:val="en-US"/>
-        </w:rPr>
-        <w:tab/>
-      </w:r>
-      <w:r>
-        <w:rPr>
-          <w:lang w:val="en-US"/>
-        </w:rPr>
-        <w:tab/>
-        <w:t>Ex: torch.save(model.state_dict(), ‘./model.pth’)</w:t>
-      </w:r>
-    </w:p>
-    <w:p>
-      <w:pPr>
-        <w:rPr>
-          <w:lang w:val="en-US"/>
-        </w:rPr>
-      </w:pPr>
-      <w:r>
-        <w:rPr>
-          <w:lang w:val="en-US"/>
-        </w:rPr>
-        <w:t>Distributions</w:t>
-      </w:r>
-    </w:p>
-    <w:p>
-      <w:pPr>
-        <w:rPr>
-          <w:lang w:val="en-US"/>
-        </w:rPr>
-      </w:pPr>
-      <w:r>
-        <w:rPr>
-          <w:lang w:val="en-US"/>
-        </w:rPr>
-        <w:tab/>
-        <w:t>.</w:t>
-      </w:r>
-      <w:r>
-        <w:rPr>
-          <w:lang w:val="en-US"/>
-        </w:rPr>
-        <w:t>MultivariateNormal</w:t>
-      </w:r>
-      <w:r>
-        <w:rPr>
-          <w:lang w:val="en-US"/>
-        </w:rPr>
-        <w:t>(mean_tensor, covariance_matrix_tensor): trar về MN distribution</w:t>
-      </w:r>
-    </w:p>
-    <w:p>
-      <w:pPr>
-        <w:rPr>
-          <w:lang w:val="en-US"/>
-        </w:rPr>
-      </w:pPr>
-      <w:r>
-        <w:rPr>
-          <w:lang w:val="en-US"/>
-        </w:rPr>
-        <w:tab/>
-      </w:r>
-      <w:r>
-        <w:rPr>
-          <w:lang w:val="en-US"/>
-        </w:rPr>
-        <w:tab/>
-        <w:t>Ex: dist = torch.distributions.</w:t>
-      </w:r>
-      <w:r>
-        <w:rPr>
-          <w:lang w:val="en-US"/>
-        </w:rPr>
-        <w:t xml:space="preserve"> MultivariateNormal</w:t>
-      </w:r>
-      <w:r>
-        <w:rPr>
-          <w:lang w:val="en-US"/>
-        </w:rPr>
-        <w:t>([1, 2], [[1, 0], [0, 2]])</w:t>
-      </w:r>
-    </w:p>
-    <w:p>
-      <w:pPr>
-        <w:rPr>
-          <w:lang w:val="en-US"/>
-        </w:rPr>
-      </w:pPr>
-      <w:r>
-        <w:rPr>
-          <w:lang w:val="en-US"/>
-        </w:rPr>
-        <w:tab/>
-        <w:t>.Normal(mean_tensor, std_tensor): trả về một normal distribution</w:t>
-      </w:r>
-    </w:p>
-    <w:p>
-      <w:pPr>
-        <w:rPr>
-          <w:lang w:val="en-US"/>
-        </w:rPr>
-      </w:pPr>
-      <w:r>
-        <w:rPr>
-          <w:lang w:val="en-US"/>
-        </w:rPr>
-        <w:tab/>
-      </w:r>
-      <w:r>
-        <w:rPr>
-          <w:lang w:val="en-US"/>
-        </w:rPr>
-        <w:tab/>
-        <w:t>Ex: dist = torch.distributions.normal([1, 2], [2, 4])</w:t>
-      </w:r>
-    </w:p>
-    <w:p>
-      <w:pPr>
-        <w:rPr>
-          <w:lang w:val="en-US"/>
-        </w:rPr>
-      </w:pPr>
-      <w:r>
-        <w:rPr>
-          <w:lang w:val="en-US"/>
-        </w:rPr>
-        <w:tab/>
-      </w:r>
-      <w:r>
-        <w:rPr>
-          <w:lang w:val="en-US"/>
-        </w:rPr>
-        <w:tab/>
-        <w:t>.</w:t>
-      </w:r>
-      <w:r>
-        <w:rPr>
-          <w:lang w:val="en-US"/>
-        </w:rPr>
-        <w:t>sample(): trả về tensor ngẫu nhiên theo mean và std</w:t>
-      </w:r>
-    </w:p>
-    <w:p>
-      <w:pPr>
-        <w:rPr>
-          <w:lang w:val="en-US"/>
-        </w:rPr>
-      </w:pPr>
-      <w:r>
-        <w:rPr>
-          <w:lang w:val="en-US"/>
-        </w:rPr>
-        <w:tab/>
-      </w:r>
-      <w:r>
-        <w:rPr>
-          <w:lang w:val="en-US"/>
-        </w:rPr>
-        <w:tab/>
-      </w:r>
-      <w:r>
-        <w:rPr>
-          <w:lang w:val="en-US"/>
-        </w:rPr>
-        <w:tab/>
-        <w:t>Ex: dist.sample() = [1.2, 2.8]</w:t>
-      </w:r>
-    </w:p>
-    <w:p>
-      <w:pPr>
-        <w:rPr>
-          <w:lang w:val="en-US"/>
-        </w:rPr>
-      </w:pPr>
-      <w:r>
-        <w:rPr>
-          <w:lang w:val="en-US"/>
-        </w:rPr>
-        <w:tab/>
-      </w:r>
-      <w:r>
-        <w:rPr>
-          <w:lang w:val="en-US"/>
-        </w:rPr>
-        <w:tab/>
-        <w:t xml:space="preserve">.rsample(): giống sample nhưng đã reparameterize để backprop cho mean và </w:t>
-      </w:r>
-    </w:p>
-    <w:p>
-      <w:pPr>
-        <w:ind w:left="1440" w:firstLine="720"/>
-        <w:rPr>
-          <w:lang w:val="en-US"/>
-        </w:rPr>
-      </w:pPr>
-      <w:r>
-        <w:rPr>
-          <w:lang w:val="en-US"/>
-        </w:rPr>
-        <w:t xml:space="preserve">      std, sample = mean + std * e</w:t>
-      </w:r>
-    </w:p>
-    <w:p>
-      <w:pPr>
-        <w:ind w:left="1440" w:firstLine="720"/>
-        <w:rPr>
-          <w:lang w:val="en-US"/>
-        </w:rPr>
-      </w:pPr>
-      <w:r>
-        <w:rPr>
-          <w:lang w:val="en-US"/>
-        </w:rPr>
-        <w:t>Ex: dist.</w:t>
-      </w:r>
-      <w:r>
-        <w:rPr>
-          <w:lang w:val="en-US"/>
-        </w:rPr>
-        <w:t>r</w:t>
-      </w:r>
-      <w:r>
-        <w:rPr>
-          <w:lang w:val="en-US"/>
-        </w:rPr>
-        <w:t>sample() = [1.2, 2.8]</w:t>
-      </w:r>
-      <w:r>
-        <w:rPr>
-          <w:lang w:val="en-US"/>
-        </w:rPr>
-        <w:t>, backward</w:t>
-      </w:r>
-    </w:p>
-    <w:p>
-      <w:pPr>
-        <w:rPr>
-          <w:lang w:val="en-US"/>
-        </w:rPr>
-      </w:pPr>
-      <w:r>
-        <w:rPr>
-          <w:lang w:val="en-US"/>
-        </w:rPr>
-        <w:tab/>
-      </w:r>
-      <w:r>
-        <w:rPr>
-          <w:lang w:val="en-US"/>
-        </w:rPr>
-        <w:tab/>
-        <w:t xml:space="preserve">.log_prob(action_tensor): trả về log likelihood của action trong normal </w:t>
-      </w:r>
-    </w:p>
-    <w:p>
-      <w:pPr>
-        <w:ind w:left="3600"/>
-        <w:rPr>
-          <w:lang w:val="en-US"/>
-        </w:rPr>
-      </w:pPr>
-      <w:r>
-        <w:rPr>
-          <w:lang w:val="en-US"/>
-        </w:rPr>
-        <w:t xml:space="preserve">      distribution</w:t>
-      </w:r>
-    </w:p>
-    <w:p>
-      <w:pPr>
-        <w:rPr>
-          <w:lang w:val="en-US"/>
-        </w:rPr>
-      </w:pPr>
-      <w:r>
-        <w:rPr>
-          <w:lang w:val="en-US"/>
-        </w:rPr>
-        <w:tab/>
-      </w:r>
-      <w:r>
-        <w:rPr>
-          <w:lang w:val="en-US"/>
-        </w:rPr>
-        <w:tab/>
-      </w:r>
-      <w:r>
-        <w:rPr>
-          <w:lang w:val="en-US"/>
-        </w:rPr>
-        <w:tab/>
-        <w:t>Ex: dist.log_prob([1.5, 0.5]) ~ [-1.64, -2.37]</w:t>
-      </w:r>
-    </w:p>
-    <w:p>
-      <w:pPr>
-        <w:rPr>
-          <w:lang w:val="en-US"/>
-        </w:rPr>
-      </w:pPr>
-      <w:r>
-        <w:rPr>
-          <w:lang w:val="en-US"/>
-        </w:rPr>
-        <w:tab/>
-        <w:t>.utils</w:t>
-      </w:r>
-    </w:p>
-    <w:p>
-      <w:pPr>
-        <w:rPr>
-          <w:lang w:val="en-US"/>
-        </w:rPr>
-      </w:pPr>
-      <w:r>
-        <w:rPr>
-          <w:lang w:val="en-US"/>
-        </w:rPr>
-        <w:tab/>
       </w:r>
       <w:r>
         <w:rPr>
@@ -17885,7 +19563,6 @@
         <w:rPr>
           <w:lang w:val="en-US"/>
         </w:rPr>
-        <w:lastRenderedPageBreak/>
         <w:t xml:space="preserve">         Trả về tuple gradient của inputs</w:t>
       </w:r>
     </w:p>
@@ -18285,6 +19962,7 @@
         <w:rPr>
           <w:lang w:val="en-US"/>
         </w:rPr>
+        <w:lastRenderedPageBreak/>
         <w:tab/>
       </w:r>
       <w:r>

--- a/torch.docx
+++ b/torch.docx
@@ -14401,19 +14401,7 @@
               <w:rPr>
                 <w:lang w:val="en-US"/>
               </w:rPr>
-              <w:t>&lt;Số</w:t>
-            </w:r>
-            <w:r>
-              <w:rPr>
-                <w:lang w:val="en-US"/>
-              </w:rPr>
-              <w:t xml:space="preserve"> Kênh Input&gt;</w:t>
-            </w:r>
-            <w:r>
-              <w:rPr>
-                <w:lang w:val="en-US"/>
-              </w:rPr>
-              <w:t>)</w:t>
+              <w:t>&lt;Số Kênh Input&gt;)</w:t>
             </w:r>
           </w:p>
         </w:tc>
@@ -14472,87 +14460,49 @@
         <w:rPr>
           <w:lang w:val="en-US"/>
         </w:rPr>
-        <w:t>2</w:t>
-      </w:r>
-      <w:r>
-        <w:rPr>
-          <w:lang w:val="en-US"/>
-        </w:rPr>
-        <w:t>D Batch Norm?</w:t>
-      </w:r>
-    </w:p>
-    <w:p>
-      <w:pPr>
-        <w:pStyle w:val="ListParagraph"/>
-        <w:numPr>
-          <w:ilvl w:val="0"/>
-          <w:numId w:val="2"/>
-        </w:numPr>
-        <w:rPr>
-          <w:lang w:val="en-US"/>
-        </w:rPr>
-      </w:pPr>
-      <w:r>
-        <w:rPr>
-          <w:lang w:val="en-US"/>
-        </w:rPr>
-        <w:t>Giố</w:t>
-      </w:r>
-      <w:r>
-        <w:rPr>
-          <w:lang w:val="en-US"/>
-        </w:rPr>
-        <w:t>ng y chang 1D Batch Norm</w:t>
-      </w:r>
-      <w:r>
-        <w:rPr>
-          <w:lang w:val="en-US"/>
-        </w:rPr>
-        <w:t>,</w:t>
-      </w:r>
-      <w:r>
-        <w:rPr>
-          <w:lang w:val="en-US"/>
-        </w:rPr>
-        <w:t xml:space="preserve"> Input thay vì 1D thì bây giờ gấp</w:t>
-      </w:r>
-      <w:bookmarkStart w:id="0" w:name="_GoBack"/>
-      <w:bookmarkEnd w:id="0"/>
-      <w:r>
-        <w:rPr>
-          <w:lang w:val="en-US"/>
-        </w:rPr>
-        <w:t xml:space="preserve"> lại thành 2D</w:t>
-      </w:r>
-    </w:p>
-    <w:p>
-      <w:pPr>
-        <w:pStyle w:val="ListParagraph"/>
-        <w:numPr>
-          <w:ilvl w:val="0"/>
-          <w:numId w:val="2"/>
-        </w:numPr>
-        <w:rPr>
-          <w:lang w:val="en-US"/>
-        </w:rPr>
-      </w:pPr>
-      <w:r>
-        <w:rPr>
-          <w:lang w:val="en-US"/>
-        </w:rPr>
-        <w:t>Tạo 1 lớ</w:t>
-      </w:r>
-      <w:r>
-        <w:rPr>
-          <w:lang w:val="en-US"/>
-        </w:rPr>
-        <w:t>p 2</w:t>
-      </w:r>
-      <w:r>
-        <w:rPr>
-          <w:lang w:val="en-US"/>
-        </w:rPr>
-        <w:t>D Batch Norm</w:t>
+        <w:t>2D Batch Norm?</w:t>
+      </w:r>
+    </w:p>
+    <w:p>
+      <w:pPr>
+        <w:pStyle w:val="ListParagraph"/>
+        <w:numPr>
+          <w:ilvl w:val="0"/>
+          <w:numId w:val="2"/>
+        </w:numPr>
+        <w:rPr>
+          <w:lang w:val="en-US"/>
+        </w:rPr>
+      </w:pPr>
+      <w:r>
+        <w:rPr>
+          <w:lang w:val="en-US"/>
+        </w:rPr>
+        <w:t>Giống y chang 1D Batch Norm,</w:t>
+      </w:r>
+      <w:r>
+        <w:rPr>
+          <w:lang w:val="en-US"/>
+        </w:rPr>
+        <w:t xml:space="preserve"> Input thay vì 1D thì bây giờ gấp lại thành 2D</w:t>
+      </w:r>
+    </w:p>
+    <w:p>
+      <w:pPr>
+        <w:pStyle w:val="ListParagraph"/>
+        <w:numPr>
+          <w:ilvl w:val="0"/>
+          <w:numId w:val="2"/>
+        </w:numPr>
+        <w:rPr>
+          <w:lang w:val="en-US"/>
+        </w:rPr>
+      </w:pPr>
+      <w:r>
+        <w:rPr>
+          <w:lang w:val="en-US"/>
+        </w:rPr>
+        <w:t>Tạo 1 lớp 2D Batch Norm</w:t>
       </w:r>
     </w:p>
     <w:p>
@@ -14573,19 +14523,7 @@
         <w:rPr>
           <w:lang w:val="en-US"/>
         </w:rPr>
-        <w:t>&lt;Lớ</w:t>
-      </w:r>
-      <w:r>
-        <w:rPr>
-          <w:lang w:val="en-US"/>
-        </w:rPr>
-        <w:t>p 1D Batch Norm&gt; = nn.BatchNorm2</w:t>
-      </w:r>
-      <w:r>
-        <w:rPr>
-          <w:lang w:val="en-US"/>
-        </w:rPr>
-        <w:t>d(</w:t>
+        <w:t>&lt;Lớp 1D Batch Norm&gt; = nn.BatchNorm2d(</w:t>
       </w:r>
     </w:p>
     <w:p>
@@ -14690,49 +14628,25 @@
         <w:rPr>
           <w:lang w:val="en-US"/>
         </w:rPr>
-        <w:t>&lt;Output&gt; = &lt;Lớ</w:t>
-      </w:r>
-      <w:r>
-        <w:rPr>
-          <w:lang w:val="en-US"/>
-        </w:rPr>
-        <w:t>p 2</w:t>
-      </w:r>
-      <w:r>
-        <w:rPr>
-          <w:lang w:val="en-US"/>
-        </w:rPr>
-        <w:t>D Batch Norm&gt;(&lt;Input&gt;)</w:t>
-      </w:r>
-    </w:p>
-    <w:p>
-      <w:pPr>
-        <w:pStyle w:val="ListParagraph"/>
-        <w:numPr>
-          <w:ilvl w:val="0"/>
-          <w:numId w:val="2"/>
-        </w:numPr>
-        <w:rPr>
-          <w:lang w:val="en-US"/>
-        </w:rPr>
-      </w:pPr>
-      <w:r>
-        <w:rPr>
-          <w:lang w:val="en-US"/>
-        </w:rPr>
-        <w:t>Các tham số của &lt;Lớ</w:t>
-      </w:r>
-      <w:r>
-        <w:rPr>
-          <w:lang w:val="en-US"/>
-        </w:rPr>
-        <w:t>p 2</w:t>
-      </w:r>
-      <w:r>
-        <w:rPr>
-          <w:lang w:val="en-US"/>
-        </w:rPr>
-        <w:t>D Batch Norm&gt;</w:t>
+        <w:t>&lt;Output&gt; = &lt;Lớp 2D Batch Norm&gt;(&lt;Input&gt;)</w:t>
+      </w:r>
+    </w:p>
+    <w:p>
+      <w:pPr>
+        <w:pStyle w:val="ListParagraph"/>
+        <w:numPr>
+          <w:ilvl w:val="0"/>
+          <w:numId w:val="2"/>
+        </w:numPr>
+        <w:rPr>
+          <w:lang w:val="en-US"/>
+        </w:rPr>
+      </w:pPr>
+      <w:r>
+        <w:rPr>
+          <w:lang w:val="en-US"/>
+        </w:rPr>
+        <w:t>Các tham số của &lt;Lớp 2D Batch Norm&gt;</w:t>
       </w:r>
     </w:p>
     <w:tbl>
@@ -14955,25 +14869,7 @@
               <w:rPr>
                 <w:lang w:val="en-US"/>
               </w:rPr>
-              <w:t>&lt;Kích Thước Input</w:t>
-            </w:r>
-            <w:r>
-              <w:rPr>
-                <w:lang w:val="en-US"/>
-              </w:rPr>
-              <w:t xml:space="preserve"> Theo Chiều Dọc</w:t>
-            </w:r>
-            <w:r>
-              <w:rPr>
-                <w:lang w:val="en-US"/>
-              </w:rPr>
-              <w:t>&gt;</w:t>
-            </w:r>
-            <w:r>
-              <w:rPr>
-                <w:lang w:val="en-US"/>
-              </w:rPr>
-              <w:t>,</w:t>
+              <w:t>&lt;Kích Thước Input Theo Chiều Dọc&gt;,</w:t>
             </w:r>
           </w:p>
           <w:p>
@@ -14989,13 +14885,7 @@
               <w:rPr>
                 <w:lang w:val="en-US"/>
               </w:rPr>
-              <w:t>&lt;Kích Thước Input Theo Chiều Ngang&gt;</w:t>
-            </w:r>
-            <w:r>
-              <w:rPr>
-                <w:lang w:val="en-US"/>
-              </w:rPr>
-              <w:t>)</w:t>
+              <w:t>&lt;Kích Thước Input Theo Chiều Ngang&gt;)</w:t>
             </w:r>
           </w:p>
         </w:tc>
@@ -15073,40 +14963,38 @@
     </w:tbl>
     <w:p>
       <w:pPr>
-        <w:rPr>
-          <w:lang w:val="en-US"/>
-        </w:rPr>
-      </w:pPr>
-    </w:p>
-    <w:p>
-      <w:pPr>
-        <w:rPr>
-          <w:lang w:val="en-US"/>
-        </w:rPr>
-      </w:pPr>
-      <w:r>
-        <w:rPr>
-          <w:lang w:val="en-US"/>
-        </w:rPr>
-        <w:t>Functional – Hàm:</w:t>
-      </w:r>
-    </w:p>
-    <w:p>
-      <w:pPr>
-        <w:pStyle w:val="ListParagraph"/>
-        <w:numPr>
-          <w:ilvl w:val="0"/>
-          <w:numId w:val="12"/>
-        </w:numPr>
-        <w:rPr>
-          <w:lang w:val="en-US"/>
-        </w:rPr>
-      </w:pPr>
-      <w:r>
-        <w:rPr>
-          <w:lang w:val="en-US"/>
-        </w:rPr>
-        <w:t>Cách Import?</w:t>
+        <w:pStyle w:val="ListParagraph"/>
+        <w:numPr>
+          <w:ilvl w:val="0"/>
+          <w:numId w:val="9"/>
+        </w:numPr>
+        <w:rPr>
+          <w:lang w:val="en-US"/>
+        </w:rPr>
+      </w:pPr>
+      <w:r>
+        <w:rPr>
+          <w:lang w:val="en-US"/>
+        </w:rPr>
+        <w:t>Layer Norm?</w:t>
+      </w:r>
+    </w:p>
+    <w:p>
+      <w:pPr>
+        <w:pStyle w:val="ListParagraph"/>
+        <w:numPr>
+          <w:ilvl w:val="0"/>
+          <w:numId w:val="2"/>
+        </w:numPr>
+        <w:rPr>
+          <w:lang w:val="en-US"/>
+        </w:rPr>
+      </w:pPr>
+      <w:r>
+        <w:rPr>
+          <w:lang w:val="en-US"/>
+        </w:rPr>
+        <w:t>Tạo 1 lớp Layer Norm</w:t>
       </w:r>
     </w:p>
     <w:p>
@@ -15127,6 +15015,2166 @@
         <w:rPr>
           <w:lang w:val="en-US"/>
         </w:rPr>
+        <w:t>&lt;Lớp Layer Norm&gt; = nn.LayerNorm(</w:t>
+      </w:r>
+    </w:p>
+    <w:p>
+      <w:pPr>
+        <w:pStyle w:val="ListParagraph"/>
+        <w:pBdr>
+          <w:top w:val="single" w:sz="4" w:space="1" w:color="auto"/>
+          <w:left w:val="single" w:sz="4" w:space="4" w:color="auto"/>
+          <w:bottom w:val="single" w:sz="4" w:space="1" w:color="auto"/>
+          <w:right w:val="single" w:sz="4" w:space="4" w:color="auto"/>
+        </w:pBdr>
+        <w:ind w:left="1080"/>
+        <w:rPr>
+          <w:lang w:val="en-US"/>
+        </w:rPr>
+      </w:pPr>
+      <w:r>
+        <w:rPr>
+          <w:lang w:val="en-US"/>
+        </w:rPr>
+        <w:t xml:space="preserve">    &lt;Shape Của D Chiều Cuối Cùng&gt;, </w:t>
+      </w:r>
+      <w:r>
+        <w:rPr>
+          <w:lang w:val="en-US"/>
+        </w:rPr>
+        <w:t>&lt;</w:t>
+      </w:r>
+      <w:r>
+        <w:rPr>
+          <w:lang w:val="en-US"/>
+        </w:rPr>
+        <w:t>Epsilon&gt;</w:t>
+      </w:r>
+    </w:p>
+    <w:p>
+      <w:pPr>
+        <w:pStyle w:val="ListParagraph"/>
+        <w:pBdr>
+          <w:top w:val="single" w:sz="4" w:space="1" w:color="auto"/>
+          <w:left w:val="single" w:sz="4" w:space="4" w:color="auto"/>
+          <w:bottom w:val="single" w:sz="4" w:space="1" w:color="auto"/>
+          <w:right w:val="single" w:sz="4" w:space="4" w:color="auto"/>
+        </w:pBdr>
+        <w:ind w:left="1080"/>
+        <w:rPr>
+          <w:lang w:val="en-US"/>
+        </w:rPr>
+      </w:pPr>
+      <w:r>
+        <w:rPr>
+          <w:lang w:val="en-US"/>
+        </w:rPr>
+        <w:t>)</w:t>
+      </w:r>
+    </w:p>
+    <w:p>
+      <w:pPr>
+        <w:pStyle w:val="ListParagraph"/>
+        <w:numPr>
+          <w:ilvl w:val="0"/>
+          <w:numId w:val="2"/>
+        </w:numPr>
+        <w:rPr>
+          <w:lang w:val="en-US"/>
+        </w:rPr>
+      </w:pPr>
+      <w:r>
+        <w:rPr>
+          <w:lang w:val="en-US"/>
+        </w:rPr>
+        <w:t>&lt;Epsilon&gt; mặc định = 1e–5</w:t>
+      </w:r>
+    </w:p>
+    <w:p>
+      <w:pPr>
+        <w:pStyle w:val="ListParagraph"/>
+        <w:numPr>
+          <w:ilvl w:val="0"/>
+          <w:numId w:val="2"/>
+        </w:numPr>
+        <w:rPr>
+          <w:lang w:val="en-US"/>
+        </w:rPr>
+      </w:pPr>
+      <w:r>
+        <w:rPr>
+          <w:lang w:val="en-US"/>
+        </w:rPr>
+        <w:lastRenderedPageBreak/>
+        <w:t>Forward</w:t>
+      </w:r>
+    </w:p>
+    <w:p>
+      <w:pPr>
+        <w:pStyle w:val="ListParagraph"/>
+        <w:pBdr>
+          <w:top w:val="single" w:sz="4" w:space="1" w:color="auto"/>
+          <w:left w:val="single" w:sz="4" w:space="4" w:color="auto"/>
+          <w:bottom w:val="single" w:sz="4" w:space="1" w:color="auto"/>
+          <w:right w:val="single" w:sz="4" w:space="4" w:color="auto"/>
+        </w:pBdr>
+        <w:ind w:left="1080"/>
+        <w:rPr>
+          <w:lang w:val="en-US"/>
+        </w:rPr>
+      </w:pPr>
+      <w:r>
+        <w:rPr>
+          <w:lang w:val="en-US"/>
+        </w:rPr>
+        <w:t>&lt;Output&gt; = &lt;Lớp Layer Norm&gt;(&lt;Input&gt;)</w:t>
+      </w:r>
+    </w:p>
+    <w:p>
+      <w:pPr>
+        <w:pStyle w:val="ListParagraph"/>
+        <w:numPr>
+          <w:ilvl w:val="0"/>
+          <w:numId w:val="2"/>
+        </w:numPr>
+        <w:rPr>
+          <w:lang w:val="en-US"/>
+        </w:rPr>
+      </w:pPr>
+      <w:r>
+        <w:rPr>
+          <w:lang w:val="en-US"/>
+        </w:rPr>
+        <w:t>&lt;Input Mean&gt; và &lt;Input Variance&gt; được tính theo &lt;D Chiều Cuố</w:t>
+      </w:r>
+      <w:r>
+        <w:rPr>
+          <w:lang w:val="en-US"/>
+        </w:rPr>
+        <w:t>i Cùng&gt;</w:t>
+      </w:r>
+    </w:p>
+    <w:p>
+      <w:pPr>
+        <w:pStyle w:val="ListParagraph"/>
+        <w:numPr>
+          <w:ilvl w:val="0"/>
+          <w:numId w:val="2"/>
+        </w:numPr>
+        <w:rPr>
+          <w:lang w:val="en-US"/>
+        </w:rPr>
+      </w:pPr>
+      <w:r>
+        <w:rPr>
+          <w:lang w:val="en-US"/>
+        </w:rPr>
+        <w:t>&lt;Input Variance&gt; sẽ được tính = ước lượng chệch, nghĩa là không hiệu chỉnh, để đơn giản hóa quá trình tính toán</w:t>
+      </w:r>
+    </w:p>
+    <w:p>
+      <w:pPr>
+        <w:pStyle w:val="ListParagraph"/>
+        <w:numPr>
+          <w:ilvl w:val="0"/>
+          <w:numId w:val="2"/>
+        </w:numPr>
+        <w:rPr>
+          <w:lang w:val="en-US"/>
+        </w:rPr>
+      </w:pPr>
+      <w:r>
+        <w:rPr>
+          <w:lang w:val="en-US"/>
+        </w:rPr>
+        <w:t>Công thức chuẩn hóa giống của Batch Norm, có nhân &lt;Weight&gt; và + &lt;Bias&gt;, lưu ý nhân &lt;Weight&gt; là thực hiện tích Hadamard</w:t>
+      </w:r>
+    </w:p>
+    <w:p>
+      <w:pPr>
+        <w:pStyle w:val="ListParagraph"/>
+        <w:numPr>
+          <w:ilvl w:val="0"/>
+          <w:numId w:val="2"/>
+        </w:numPr>
+        <w:rPr>
+          <w:lang w:val="en-US"/>
+        </w:rPr>
+      </w:pPr>
+      <w:r>
+        <w:rPr>
+          <w:lang w:val="en-US"/>
+        </w:rPr>
+        <w:t>&lt;Weight&gt; và &lt;Bias&gt; sẽ được điều chỉnh thông qua lan truyền ngược</w:t>
+      </w:r>
+    </w:p>
+    <w:p>
+      <w:pPr>
+        <w:pStyle w:val="ListParagraph"/>
+        <w:numPr>
+          <w:ilvl w:val="0"/>
+          <w:numId w:val="2"/>
+        </w:numPr>
+        <w:rPr>
+          <w:lang w:val="en-US"/>
+        </w:rPr>
+      </w:pPr>
+      <w:r>
+        <w:rPr>
+          <w:lang w:val="en-US"/>
+        </w:rPr>
+        <w:t>Các tham số của &lt;Lớp Layer Norm&gt;</w:t>
+      </w:r>
+    </w:p>
+    <w:tbl>
+      <w:tblPr>
+        <w:tblStyle w:val="TableGrid"/>
+        <w:tblW w:w="0" w:type="auto"/>
+        <w:tblInd w:w="1080" w:type="dxa"/>
+        <w:tblLook w:val="04A0" w:firstRow="1" w:lastRow="0" w:firstColumn="1" w:lastColumn="0" w:noHBand="0" w:noVBand="1"/>
+      </w:tblPr>
+      <w:tblGrid>
+        <w:gridCol w:w="3848"/>
+        <w:gridCol w:w="4314"/>
+      </w:tblGrid>
+      <w:tr>
+        <w:tc>
+          <w:tcPr>
+            <w:tcW w:w="3848" w:type="dxa"/>
+          </w:tcPr>
+          <w:p>
+            <w:pPr>
+              <w:pStyle w:val="ListParagraph"/>
+              <w:ind w:left="0"/>
+              <w:jc w:val="center"/>
+              <w:rPr>
+                <w:lang w:val="en-US"/>
+              </w:rPr>
+            </w:pPr>
+          </w:p>
+        </w:tc>
+        <w:tc>
+          <w:tcPr>
+            <w:tcW w:w="4314" w:type="dxa"/>
+          </w:tcPr>
+          <w:p>
+            <w:pPr>
+              <w:pStyle w:val="ListParagraph"/>
+              <w:ind w:left="0"/>
+              <w:jc w:val="center"/>
+              <w:rPr>
+                <w:lang w:val="en-US"/>
+              </w:rPr>
+            </w:pPr>
+            <w:r>
+              <w:rPr>
+                <w:lang w:val="en-US"/>
+              </w:rPr>
+              <w:t>Shape</w:t>
+            </w:r>
+          </w:p>
+        </w:tc>
+      </w:tr>
+      <w:tr>
+        <w:tc>
+          <w:tcPr>
+            <w:tcW w:w="3848" w:type="dxa"/>
+          </w:tcPr>
+          <w:p>
+            <w:pPr>
+              <w:pStyle w:val="ListParagraph"/>
+              <w:ind w:left="0"/>
+              <w:jc w:val="center"/>
+              <w:rPr>
+                <w:lang w:val="en-US"/>
+              </w:rPr>
+            </w:pPr>
+            <w:r>
+              <w:rPr>
+                <w:lang w:val="en-US"/>
+              </w:rPr>
+              <w:t>&lt;Weight&gt;, &lt;Bias&gt;</w:t>
+            </w:r>
+          </w:p>
+        </w:tc>
+        <w:tc>
+          <w:tcPr>
+            <w:tcW w:w="4314" w:type="dxa"/>
+          </w:tcPr>
+          <w:p>
+            <w:pPr>
+              <w:pStyle w:val="ListParagraph"/>
+              <w:ind w:left="0"/>
+              <w:jc w:val="center"/>
+              <w:rPr>
+                <w:lang w:val="en-US"/>
+              </w:rPr>
+            </w:pPr>
+            <w:r>
+              <w:rPr>
+                <w:lang w:val="en-US"/>
+              </w:rPr>
+              <w:t>(</w:t>
+            </w:r>
+            <w:r>
+              <w:rPr>
+                <w:lang w:val="en-US"/>
+              </w:rPr>
+              <w:t>&lt;Shape Của D Chiều Cuối Cùng&gt;</w:t>
+            </w:r>
+            <w:r>
+              <w:rPr>
+                <w:lang w:val="en-US"/>
+              </w:rPr>
+              <w:t>)</w:t>
+            </w:r>
+          </w:p>
+        </w:tc>
+      </w:tr>
+    </w:tbl>
+    <w:p>
+      <w:pPr>
+        <w:pStyle w:val="ListParagraph"/>
+        <w:numPr>
+          <w:ilvl w:val="0"/>
+          <w:numId w:val="2"/>
+        </w:numPr>
+        <w:rPr>
+          <w:lang w:val="en-US"/>
+        </w:rPr>
+      </w:pPr>
+      <w:r>
+        <w:rPr>
+          <w:lang w:val="en-US"/>
+        </w:rPr>
+        <w:t>Tóm tắt các trường hợp</w:t>
+      </w:r>
+    </w:p>
+    <w:tbl>
+      <w:tblPr>
+        <w:tblStyle w:val="TableGrid"/>
+        <w:tblW w:w="8809" w:type="dxa"/>
+        <w:tblInd w:w="1080" w:type="dxa"/>
+        <w:tblLook w:val="04A0" w:firstRow="1" w:lastRow="0" w:firstColumn="1" w:lastColumn="0" w:noHBand="0" w:noVBand="1"/>
+      </w:tblPr>
+      <w:tblGrid>
+        <w:gridCol w:w="4415"/>
+        <w:gridCol w:w="4394"/>
+      </w:tblGrid>
+      <w:tr>
+        <w:tc>
+          <w:tcPr>
+            <w:tcW w:w="4415" w:type="dxa"/>
+            <w:vAlign w:val="center"/>
+          </w:tcPr>
+          <w:p>
+            <w:pPr>
+              <w:pStyle w:val="ListParagraph"/>
+              <w:ind w:left="0"/>
+              <w:jc w:val="center"/>
+              <w:rPr>
+                <w:lang w:val="en-US"/>
+              </w:rPr>
+            </w:pPr>
+            <w:r>
+              <w:rPr>
+                <w:lang w:val="en-US"/>
+              </w:rPr>
+              <w:t>&lt;Input&gt; Shape</w:t>
+            </w:r>
+          </w:p>
+        </w:tc>
+        <w:tc>
+          <w:tcPr>
+            <w:tcW w:w="4394" w:type="dxa"/>
+            <w:vAlign w:val="center"/>
+          </w:tcPr>
+          <w:p>
+            <w:pPr>
+              <w:pStyle w:val="ListParagraph"/>
+              <w:ind w:left="0"/>
+              <w:jc w:val="center"/>
+              <w:rPr>
+                <w:lang w:val="en-US"/>
+              </w:rPr>
+            </w:pPr>
+            <w:r>
+              <w:rPr>
+                <w:lang w:val="en-US"/>
+              </w:rPr>
+              <w:t>&lt;Output&gt; Shape</w:t>
+            </w:r>
+          </w:p>
+        </w:tc>
+      </w:tr>
+      <w:tr>
+        <w:tc>
+          <w:tcPr>
+            <w:tcW w:w="4415" w:type="dxa"/>
+            <w:vAlign w:val="center"/>
+          </w:tcPr>
+          <w:p>
+            <w:pPr>
+              <w:pStyle w:val="ListParagraph"/>
+              <w:ind w:left="0"/>
+              <w:jc w:val="center"/>
+              <w:rPr>
+                <w:lang w:val="en-US"/>
+              </w:rPr>
+            </w:pPr>
+            <w:r>
+              <w:rPr>
+                <w:lang w:val="en-US"/>
+              </w:rPr>
+              <w:t>(…, &lt;Shape Của D Chiều Cuối Cùng&gt;)</w:t>
+            </w:r>
+          </w:p>
+          <w:p>
+            <w:pPr>
+              <w:pStyle w:val="ListParagraph"/>
+              <w:ind w:left="0"/>
+              <w:jc w:val="center"/>
+              <w:rPr>
+                <w:lang w:val="en-US"/>
+              </w:rPr>
+            </w:pPr>
+          </w:p>
+        </w:tc>
+        <w:tc>
+          <w:tcPr>
+            <w:tcW w:w="4394" w:type="dxa"/>
+            <w:vAlign w:val="center"/>
+          </w:tcPr>
+          <w:p>
+            <w:pPr>
+              <w:pStyle w:val="ListParagraph"/>
+              <w:ind w:left="0"/>
+              <w:jc w:val="center"/>
+              <w:rPr>
+                <w:lang w:val="en-US"/>
+              </w:rPr>
+            </w:pPr>
+            <w:r>
+              <w:rPr>
+                <w:lang w:val="en-US"/>
+              </w:rPr>
+              <w:t>(…, &lt;Shape Của D Chiều Cuối Cùng&gt;)</w:t>
+            </w:r>
+          </w:p>
+          <w:p>
+            <w:pPr>
+              <w:pStyle w:val="ListParagraph"/>
+              <w:ind w:left="0"/>
+              <w:jc w:val="center"/>
+              <w:rPr>
+                <w:lang w:val="en-US"/>
+              </w:rPr>
+            </w:pPr>
+          </w:p>
+        </w:tc>
+      </w:tr>
+    </w:tbl>
+    <w:p>
+      <w:pPr>
+        <w:pStyle w:val="ListParagraph"/>
+        <w:numPr>
+          <w:ilvl w:val="0"/>
+          <w:numId w:val="2"/>
+        </w:numPr>
+        <w:rPr>
+          <w:lang w:val="en-US"/>
+        </w:rPr>
+      </w:pPr>
+      <w:r>
+        <w:rPr>
+          <w:lang w:val="en-US"/>
+        </w:rPr>
+        <w:t>Ví dụ</w:t>
+      </w:r>
+    </w:p>
+    <w:tbl>
+      <w:tblPr>
+        <w:tblStyle w:val="TableGrid"/>
+        <w:tblW w:w="0" w:type="auto"/>
+        <w:tblInd w:w="1080" w:type="dxa"/>
+        <w:tblLook w:val="04A0" w:firstRow="1" w:lastRow="0" w:firstColumn="1" w:lastColumn="0" w:noHBand="0" w:noVBand="1"/>
+      </w:tblPr>
+      <w:tblGrid>
+        <w:gridCol w:w="4130"/>
+        <w:gridCol w:w="4032"/>
+      </w:tblGrid>
+      <w:tr>
+        <w:tc>
+          <w:tcPr>
+            <w:tcW w:w="4130" w:type="dxa"/>
+          </w:tcPr>
+          <w:p>
+            <w:pPr>
+              <w:pStyle w:val="ListParagraph"/>
+              <w:ind w:left="0"/>
+              <w:jc w:val="center"/>
+              <w:rPr>
+                <w:lang w:val="en-US"/>
+              </w:rPr>
+            </w:pPr>
+            <w:r>
+              <w:rPr>
+                <w:lang w:val="en-US"/>
+              </w:rPr>
+              <w:t>&lt;Shape Của D Chiều Cuối Cùng&gt;</w:t>
+            </w:r>
+          </w:p>
+        </w:tc>
+        <w:tc>
+          <w:tcPr>
+            <w:tcW w:w="4032" w:type="dxa"/>
+          </w:tcPr>
+          <w:p>
+            <w:pPr>
+              <w:pStyle w:val="ListParagraph"/>
+              <w:ind w:left="0"/>
+              <w:jc w:val="center"/>
+              <w:rPr>
+                <w:lang w:val="en-US"/>
+              </w:rPr>
+            </w:pPr>
+            <w:r>
+              <w:rPr>
+                <w:lang w:val="en-US"/>
+              </w:rPr>
+              <w:t>(4, 5, 6)</w:t>
+            </w:r>
+          </w:p>
+        </w:tc>
+      </w:tr>
+      <w:tr>
+        <w:tc>
+          <w:tcPr>
+            <w:tcW w:w="4130" w:type="dxa"/>
+          </w:tcPr>
+          <w:p>
+            <w:pPr>
+              <w:pStyle w:val="ListParagraph"/>
+              <w:ind w:left="0"/>
+              <w:jc w:val="center"/>
+              <w:rPr>
+                <w:lang w:val="en-US"/>
+              </w:rPr>
+            </w:pPr>
+            <w:r>
+              <w:rPr>
+                <w:lang w:val="en-US"/>
+              </w:rPr>
+              <w:t>&lt;Input&gt; Shape</w:t>
+            </w:r>
+          </w:p>
+        </w:tc>
+        <w:tc>
+          <w:tcPr>
+            <w:tcW w:w="4032" w:type="dxa"/>
+          </w:tcPr>
+          <w:p>
+            <w:pPr>
+              <w:pStyle w:val="ListParagraph"/>
+              <w:ind w:left="0"/>
+              <w:jc w:val="center"/>
+              <w:rPr>
+                <w:lang w:val="en-US"/>
+              </w:rPr>
+            </w:pPr>
+            <w:r>
+              <w:rPr>
+                <w:lang w:val="en-US"/>
+              </w:rPr>
+              <w:t>(7, 8, 4, 5, 6)</w:t>
+            </w:r>
+          </w:p>
+        </w:tc>
+      </w:tr>
+      <w:tr>
+        <w:tc>
+          <w:tcPr>
+            <w:tcW w:w="4130" w:type="dxa"/>
+          </w:tcPr>
+          <w:p>
+            <w:pPr>
+              <w:pStyle w:val="ListParagraph"/>
+              <w:ind w:left="0"/>
+              <w:jc w:val="center"/>
+              <w:rPr>
+                <w:lang w:val="en-US"/>
+              </w:rPr>
+            </w:pPr>
+            <w:r>
+              <w:rPr>
+                <w:lang w:val="en-US"/>
+              </w:rPr>
+              <w:t>&lt;Output&gt; Shape</w:t>
+            </w:r>
+          </w:p>
+        </w:tc>
+        <w:tc>
+          <w:tcPr>
+            <w:tcW w:w="4032" w:type="dxa"/>
+          </w:tcPr>
+          <w:p>
+            <w:pPr>
+              <w:pStyle w:val="ListParagraph"/>
+              <w:ind w:left="0"/>
+              <w:jc w:val="center"/>
+              <w:rPr>
+                <w:lang w:val="en-US"/>
+              </w:rPr>
+            </w:pPr>
+            <w:r>
+              <w:rPr>
+                <w:lang w:val="en-US"/>
+              </w:rPr>
+              <w:t>(7, 8, 4, 5, 6)</w:t>
+            </w:r>
+          </w:p>
+        </w:tc>
+      </w:tr>
+      <w:tr>
+        <w:tc>
+          <w:tcPr>
+            <w:tcW w:w="4130" w:type="dxa"/>
+          </w:tcPr>
+          <w:p>
+            <w:pPr>
+              <w:pStyle w:val="ListParagraph"/>
+              <w:ind w:left="0"/>
+              <w:jc w:val="center"/>
+              <w:rPr>
+                <w:lang w:val="en-US"/>
+              </w:rPr>
+            </w:pPr>
+            <w:r>
+              <w:rPr>
+                <w:lang w:val="en-US"/>
+              </w:rPr>
+              <w:t>&lt;Weight&gt;</w:t>
+            </w:r>
+          </w:p>
+        </w:tc>
+        <w:tc>
+          <w:tcPr>
+            <w:tcW w:w="4032" w:type="dxa"/>
+          </w:tcPr>
+          <w:p>
+            <w:pPr>
+              <w:pStyle w:val="ListParagraph"/>
+              <w:ind w:left="0"/>
+              <w:jc w:val="center"/>
+              <w:rPr>
+                <w:lang w:val="en-US"/>
+              </w:rPr>
+            </w:pPr>
+            <w:r>
+              <w:rPr>
+                <w:lang w:val="en-US"/>
+              </w:rPr>
+              <w:t>(4, 5, 6)</w:t>
+            </w:r>
+          </w:p>
+        </w:tc>
+      </w:tr>
+      <w:tr>
+        <w:tc>
+          <w:tcPr>
+            <w:tcW w:w="4130" w:type="dxa"/>
+          </w:tcPr>
+          <w:p>
+            <w:pPr>
+              <w:pStyle w:val="ListParagraph"/>
+              <w:ind w:left="0"/>
+              <w:jc w:val="center"/>
+              <w:rPr>
+                <w:lang w:val="en-US"/>
+              </w:rPr>
+            </w:pPr>
+            <w:r>
+              <w:rPr>
+                <w:lang w:val="en-US"/>
+              </w:rPr>
+              <w:t>&lt;Bias&gt;</w:t>
+            </w:r>
+          </w:p>
+        </w:tc>
+        <w:tc>
+          <w:tcPr>
+            <w:tcW w:w="4032" w:type="dxa"/>
+          </w:tcPr>
+          <w:p>
+            <w:pPr>
+              <w:pStyle w:val="ListParagraph"/>
+              <w:ind w:left="0"/>
+              <w:jc w:val="center"/>
+              <w:rPr>
+                <w:lang w:val="en-US"/>
+              </w:rPr>
+            </w:pPr>
+            <w:r>
+              <w:rPr>
+                <w:lang w:val="en-US"/>
+              </w:rPr>
+              <w:t>(4, 5, 6)</w:t>
+            </w:r>
+          </w:p>
+        </w:tc>
+      </w:tr>
+    </w:tbl>
+    <w:p>
+      <w:pPr>
+        <w:pStyle w:val="ListParagraph"/>
+        <w:numPr>
+          <w:ilvl w:val="0"/>
+          <w:numId w:val="9"/>
+        </w:numPr>
+        <w:rPr>
+          <w:lang w:val="en-US"/>
+        </w:rPr>
+      </w:pPr>
+      <w:r>
+        <w:rPr>
+          <w:lang w:val="en-US"/>
+        </w:rPr>
+        <w:t>1D Instance Norm?</w:t>
+      </w:r>
+    </w:p>
+    <w:p>
+      <w:pPr>
+        <w:pStyle w:val="ListParagraph"/>
+        <w:numPr>
+          <w:ilvl w:val="0"/>
+          <w:numId w:val="2"/>
+        </w:numPr>
+        <w:rPr>
+          <w:lang w:val="en-US"/>
+        </w:rPr>
+      </w:pPr>
+      <w:r>
+        <w:rPr>
+          <w:lang w:val="en-US"/>
+        </w:rPr>
+        <w:t>Chả</w:t>
+      </w:r>
+      <w:r>
+        <w:rPr>
+          <w:lang w:val="en-US"/>
+        </w:rPr>
+        <w:t xml:space="preserve"> khác đéo gì 1D Batch Norm</w:t>
+      </w:r>
+    </w:p>
+    <w:p>
+      <w:pPr>
+        <w:pStyle w:val="ListParagraph"/>
+        <w:numPr>
+          <w:ilvl w:val="0"/>
+          <w:numId w:val="2"/>
+        </w:numPr>
+        <w:rPr>
+          <w:lang w:val="en-US"/>
+        </w:rPr>
+      </w:pPr>
+      <w:r>
+        <w:rPr>
+          <w:lang w:val="en-US"/>
+        </w:rPr>
+        <w:t>Tạo 1 lớp 1D Instance Norm</w:t>
+      </w:r>
+    </w:p>
+    <w:p>
+      <w:pPr>
+        <w:pStyle w:val="ListParagraph"/>
+        <w:pBdr>
+          <w:top w:val="single" w:sz="4" w:space="1" w:color="auto"/>
+          <w:left w:val="single" w:sz="4" w:space="4" w:color="auto"/>
+          <w:bottom w:val="single" w:sz="4" w:space="1" w:color="auto"/>
+          <w:right w:val="single" w:sz="4" w:space="4" w:color="auto"/>
+        </w:pBdr>
+        <w:ind w:left="1080"/>
+        <w:rPr>
+          <w:lang w:val="en-US"/>
+        </w:rPr>
+      </w:pPr>
+      <w:r>
+        <w:rPr>
+          <w:lang w:val="en-US"/>
+        </w:rPr>
+        <w:t>&lt;Lớp 1D Instance Norm&gt; = nn.InstanceNorm1d(</w:t>
+      </w:r>
+    </w:p>
+    <w:p>
+      <w:pPr>
+        <w:pStyle w:val="ListParagraph"/>
+        <w:pBdr>
+          <w:top w:val="single" w:sz="4" w:space="1" w:color="auto"/>
+          <w:left w:val="single" w:sz="4" w:space="4" w:color="auto"/>
+          <w:bottom w:val="single" w:sz="4" w:space="1" w:color="auto"/>
+          <w:right w:val="single" w:sz="4" w:space="4" w:color="auto"/>
+        </w:pBdr>
+        <w:ind w:left="1080"/>
+        <w:rPr>
+          <w:lang w:val="en-US"/>
+        </w:rPr>
+      </w:pPr>
+      <w:r>
+        <w:rPr>
+          <w:lang w:val="en-US"/>
+        </w:rPr>
+        <w:t xml:space="preserve">    &lt;Số Kênh Input&gt;, </w:t>
+      </w:r>
+      <w:r>
+        <w:rPr>
+          <w:lang w:val="en-US"/>
+        </w:rPr>
+        <w:t>&lt;</w:t>
+      </w:r>
+      <w:r>
+        <w:rPr>
+          <w:lang w:val="en-US"/>
+        </w:rPr>
+        <w:t>Epsilon</w:t>
+      </w:r>
+      <w:r>
+        <w:rPr>
+          <w:lang w:val="en-US"/>
+        </w:rPr>
+        <w:t>&gt;, &lt;</w:t>
+      </w:r>
+      <w:r>
+        <w:rPr>
+          <w:lang w:val="en-US"/>
+        </w:rPr>
+        <w:t>Momentum&gt;,</w:t>
+      </w:r>
+    </w:p>
+    <w:p>
+      <w:pPr>
+        <w:pStyle w:val="ListParagraph"/>
+        <w:pBdr>
+          <w:top w:val="single" w:sz="4" w:space="1" w:color="auto"/>
+          <w:left w:val="single" w:sz="4" w:space="4" w:color="auto"/>
+          <w:bottom w:val="single" w:sz="4" w:space="1" w:color="auto"/>
+          <w:right w:val="single" w:sz="4" w:space="4" w:color="auto"/>
+        </w:pBdr>
+        <w:ind w:left="1080"/>
+        <w:rPr>
+          <w:lang w:val="en-US"/>
+        </w:rPr>
+      </w:pPr>
+      <w:r>
+        <w:rPr>
+          <w:lang w:val="en-US"/>
+        </w:rPr>
+        <w:t xml:space="preserve">    affine = True, track_running_stats = True</w:t>
+      </w:r>
+    </w:p>
+    <w:p>
+      <w:pPr>
+        <w:pStyle w:val="ListParagraph"/>
+        <w:pBdr>
+          <w:top w:val="single" w:sz="4" w:space="1" w:color="auto"/>
+          <w:left w:val="single" w:sz="4" w:space="4" w:color="auto"/>
+          <w:bottom w:val="single" w:sz="4" w:space="1" w:color="auto"/>
+          <w:right w:val="single" w:sz="4" w:space="4" w:color="auto"/>
+        </w:pBdr>
+        <w:ind w:left="1080"/>
+        <w:rPr>
+          <w:lang w:val="en-US"/>
+        </w:rPr>
+      </w:pPr>
+      <w:r>
+        <w:rPr>
+          <w:lang w:val="en-US"/>
+        </w:rPr>
+        <w:t>)</w:t>
+      </w:r>
+    </w:p>
+    <w:p>
+      <w:pPr>
+        <w:pStyle w:val="ListParagraph"/>
+        <w:numPr>
+          <w:ilvl w:val="0"/>
+          <w:numId w:val="2"/>
+        </w:numPr>
+        <w:rPr>
+          <w:lang w:val="en-US"/>
+        </w:rPr>
+      </w:pPr>
+      <w:r>
+        <w:rPr>
+          <w:lang w:val="en-US"/>
+        </w:rPr>
+        <w:t>Forward</w:t>
+      </w:r>
+    </w:p>
+    <w:p>
+      <w:pPr>
+        <w:pStyle w:val="ListParagraph"/>
+        <w:pBdr>
+          <w:top w:val="single" w:sz="4" w:space="1" w:color="auto"/>
+          <w:left w:val="single" w:sz="4" w:space="4" w:color="auto"/>
+          <w:bottom w:val="single" w:sz="4" w:space="1" w:color="auto"/>
+          <w:right w:val="single" w:sz="4" w:space="4" w:color="auto"/>
+        </w:pBdr>
+        <w:ind w:left="1080"/>
+        <w:rPr>
+          <w:lang w:val="en-US"/>
+        </w:rPr>
+      </w:pPr>
+      <w:r>
+        <w:rPr>
+          <w:lang w:val="en-US"/>
+        </w:rPr>
+        <w:t>&lt;Output&gt; = &lt;Lớp 1D Instance Norm&gt;(&lt;Input&gt;)</w:t>
+      </w:r>
+    </w:p>
+    <w:p>
+      <w:pPr>
+        <w:pStyle w:val="ListParagraph"/>
+        <w:numPr>
+          <w:ilvl w:val="0"/>
+          <w:numId w:val="2"/>
+        </w:numPr>
+        <w:rPr>
+          <w:lang w:val="en-US"/>
+        </w:rPr>
+      </w:pPr>
+      <w:r>
+        <w:rPr>
+          <w:lang w:val="en-US"/>
+        </w:rPr>
+        <w:t>Sự khác biệt có lẽ là duy nhất đó là</w:t>
+      </w:r>
+      <w:r>
+        <w:rPr>
+          <w:lang w:val="en-US"/>
+        </w:rPr>
+        <w:t>, trong khi Tra</w:t>
+      </w:r>
+      <w:r>
+        <w:rPr>
+          <w:lang w:val="en-US"/>
+        </w:rPr>
+        <w:t>in, thay vì chuẩn hóa nguyên 1 Batch của 1 kênh &lt;Input&gt; theo Mean và Variance của Batch đó như trong 1D Batch Norm, thì 1D Instance Norm sẽ chuẩn hóa từng kênh &lt;Input&gt; trong Batch đó theo Mean và Variance của riêng chúng</w:t>
+      </w:r>
+    </w:p>
+    <w:p>
+      <w:pPr>
+        <w:pStyle w:val="ListParagraph"/>
+        <w:numPr>
+          <w:ilvl w:val="0"/>
+          <w:numId w:val="2"/>
+        </w:numPr>
+        <w:rPr>
+          <w:lang w:val="en-US"/>
+        </w:rPr>
+      </w:pPr>
+      <w:r>
+        <w:rPr>
+          <w:lang w:val="en-US"/>
+        </w:rPr>
+        <w:t>Lưu ý &lt;Kích Thước Input&gt; phải &gt; 1, bởi vì nếu = 1 thì làm đéo gì tính được Variance</w:t>
+      </w:r>
+    </w:p>
+    <w:p>
+      <w:pPr>
+        <w:pStyle w:val="ListParagraph"/>
+        <w:numPr>
+          <w:ilvl w:val="0"/>
+          <w:numId w:val="2"/>
+        </w:numPr>
+        <w:rPr>
+          <w:lang w:val="en-US"/>
+        </w:rPr>
+      </w:pPr>
+      <w:r>
+        <w:rPr>
+          <w:lang w:val="en-US"/>
+        </w:rPr>
+        <w:t>Các tham số của &lt;Lớ</w:t>
+      </w:r>
+      <w:r>
+        <w:rPr>
+          <w:lang w:val="en-US"/>
+        </w:rPr>
+        <w:t>p 1D Instance</w:t>
+      </w:r>
+      <w:r>
+        <w:rPr>
+          <w:lang w:val="en-US"/>
+        </w:rPr>
+        <w:t xml:space="preserve"> Norm&gt;</w:t>
+      </w:r>
+    </w:p>
+    <w:tbl>
+      <w:tblPr>
+        <w:tblStyle w:val="TableGrid"/>
+        <w:tblW w:w="0" w:type="auto"/>
+        <w:tblInd w:w="1080" w:type="dxa"/>
+        <w:tblLook w:val="04A0" w:firstRow="1" w:lastRow="0" w:firstColumn="1" w:lastColumn="0" w:noHBand="0" w:noVBand="1"/>
+      </w:tblPr>
+      <w:tblGrid>
+        <w:gridCol w:w="5974"/>
+        <w:gridCol w:w="2188"/>
+      </w:tblGrid>
+      <w:tr>
+        <w:tc>
+          <w:tcPr>
+            <w:tcW w:w="5974" w:type="dxa"/>
+          </w:tcPr>
+          <w:p>
+            <w:pPr>
+              <w:pStyle w:val="ListParagraph"/>
+              <w:ind w:left="0"/>
+              <w:jc w:val="center"/>
+              <w:rPr>
+                <w:lang w:val="en-US"/>
+              </w:rPr>
+            </w:pPr>
+          </w:p>
+        </w:tc>
+        <w:tc>
+          <w:tcPr>
+            <w:tcW w:w="2188" w:type="dxa"/>
+          </w:tcPr>
+          <w:p>
+            <w:pPr>
+              <w:pStyle w:val="ListParagraph"/>
+              <w:ind w:left="0"/>
+              <w:jc w:val="center"/>
+              <w:rPr>
+                <w:lang w:val="en-US"/>
+              </w:rPr>
+            </w:pPr>
+            <w:r>
+              <w:rPr>
+                <w:lang w:val="en-US"/>
+              </w:rPr>
+              <w:t>Shape</w:t>
+            </w:r>
+          </w:p>
+        </w:tc>
+      </w:tr>
+      <w:tr>
+        <w:tc>
+          <w:tcPr>
+            <w:tcW w:w="5974" w:type="dxa"/>
+          </w:tcPr>
+          <w:p>
+            <w:pPr>
+              <w:pStyle w:val="ListParagraph"/>
+              <w:ind w:left="0"/>
+              <w:jc w:val="center"/>
+              <w:rPr>
+                <w:lang w:val="en-US"/>
+              </w:rPr>
+            </w:pPr>
+            <w:r>
+              <w:rPr>
+                <w:lang w:val="en-US"/>
+              </w:rPr>
+              <w:t>&lt;Weight&gt;, &lt;Bias&gt;, &lt;Running Mean&gt;, &lt;Running Variance&gt;</w:t>
+            </w:r>
+          </w:p>
+        </w:tc>
+        <w:tc>
+          <w:tcPr>
+            <w:tcW w:w="2188" w:type="dxa"/>
+          </w:tcPr>
+          <w:p>
+            <w:pPr>
+              <w:pStyle w:val="ListParagraph"/>
+              <w:ind w:left="0"/>
+              <w:jc w:val="center"/>
+              <w:rPr>
+                <w:lang w:val="en-US"/>
+              </w:rPr>
+            </w:pPr>
+            <w:r>
+              <w:rPr>
+                <w:lang w:val="en-US"/>
+              </w:rPr>
+              <w:t>(&lt;Số Kênh Input&gt;)</w:t>
+            </w:r>
+          </w:p>
+        </w:tc>
+      </w:tr>
+    </w:tbl>
+    <w:p>
+      <w:pPr>
+        <w:pStyle w:val="ListParagraph"/>
+        <w:numPr>
+          <w:ilvl w:val="0"/>
+          <w:numId w:val="2"/>
+        </w:numPr>
+        <w:rPr>
+          <w:lang w:val="en-US"/>
+        </w:rPr>
+      </w:pPr>
+      <w:r>
+        <w:rPr>
+          <w:lang w:val="en-US"/>
+        </w:rPr>
+        <w:t>Tóm tắt các trường hợp</w:t>
+      </w:r>
+    </w:p>
+    <w:tbl>
+      <w:tblPr>
+        <w:tblStyle w:val="TableGrid"/>
+        <w:tblW w:w="8162" w:type="dxa"/>
+        <w:tblInd w:w="1080" w:type="dxa"/>
+        <w:tblLook w:val="04A0" w:firstRow="1" w:lastRow="0" w:firstColumn="1" w:lastColumn="0" w:noHBand="0" w:noVBand="1"/>
+      </w:tblPr>
+      <w:tblGrid>
+        <w:gridCol w:w="4127"/>
+        <w:gridCol w:w="4035"/>
+      </w:tblGrid>
+      <w:tr>
+        <w:tc>
+          <w:tcPr>
+            <w:tcW w:w="4127" w:type="dxa"/>
+            <w:vAlign w:val="center"/>
+          </w:tcPr>
+          <w:p>
+            <w:pPr>
+              <w:pStyle w:val="ListParagraph"/>
+              <w:ind w:left="0"/>
+              <w:jc w:val="center"/>
+              <w:rPr>
+                <w:lang w:val="en-US"/>
+              </w:rPr>
+            </w:pPr>
+            <w:r>
+              <w:rPr>
+                <w:lang w:val="en-US"/>
+              </w:rPr>
+              <w:t>&lt;Input&gt; Shape</w:t>
+            </w:r>
+          </w:p>
+        </w:tc>
+        <w:tc>
+          <w:tcPr>
+            <w:tcW w:w="4035" w:type="dxa"/>
+            <w:vAlign w:val="center"/>
+          </w:tcPr>
+          <w:p>
+            <w:pPr>
+              <w:pStyle w:val="ListParagraph"/>
+              <w:ind w:left="0"/>
+              <w:jc w:val="center"/>
+              <w:rPr>
+                <w:lang w:val="en-US"/>
+              </w:rPr>
+            </w:pPr>
+            <w:r>
+              <w:rPr>
+                <w:lang w:val="en-US"/>
+              </w:rPr>
+              <w:t>&lt;Output&gt; Shape</w:t>
+            </w:r>
+          </w:p>
+        </w:tc>
+      </w:tr>
+      <w:tr>
+        <w:tc>
+          <w:tcPr>
+            <w:tcW w:w="4127" w:type="dxa"/>
+            <w:vAlign w:val="center"/>
+          </w:tcPr>
+          <w:p>
+            <w:pPr>
+              <w:pStyle w:val="ListParagraph"/>
+              <w:ind w:left="0"/>
+              <w:jc w:val="center"/>
+              <w:rPr>
+                <w:lang w:val="en-US"/>
+              </w:rPr>
+            </w:pPr>
+            <w:r>
+              <w:rPr>
+                <w:lang w:val="en-US"/>
+              </w:rPr>
+              <w:t>(&lt;Kích Thước Batch&gt;,</w:t>
+            </w:r>
+          </w:p>
+          <w:p>
+            <w:pPr>
+              <w:pStyle w:val="ListParagraph"/>
+              <w:ind w:left="0"/>
+              <w:jc w:val="center"/>
+              <w:rPr>
+                <w:lang w:val="en-US"/>
+              </w:rPr>
+            </w:pPr>
+            <w:r>
+              <w:rPr>
+                <w:lang w:val="en-US"/>
+              </w:rPr>
+              <w:t>&lt;Số Kênh Input&gt;,</w:t>
+            </w:r>
+          </w:p>
+          <w:p>
+            <w:pPr>
+              <w:pStyle w:val="ListParagraph"/>
+              <w:ind w:left="0"/>
+              <w:jc w:val="center"/>
+              <w:rPr>
+                <w:lang w:val="en-US"/>
+              </w:rPr>
+            </w:pPr>
+            <w:r>
+              <w:rPr>
+                <w:lang w:val="en-US"/>
+              </w:rPr>
+              <w:t>&lt;Kích Thước Input&gt;)</w:t>
+            </w:r>
+          </w:p>
+        </w:tc>
+        <w:tc>
+          <w:tcPr>
+            <w:tcW w:w="4035" w:type="dxa"/>
+            <w:vAlign w:val="center"/>
+          </w:tcPr>
+          <w:p>
+            <w:pPr>
+              <w:pStyle w:val="ListParagraph"/>
+              <w:ind w:left="0"/>
+              <w:jc w:val="center"/>
+              <w:rPr>
+                <w:lang w:val="en-US"/>
+              </w:rPr>
+            </w:pPr>
+            <w:r>
+              <w:rPr>
+                <w:lang w:val="en-US"/>
+              </w:rPr>
+              <w:t>(&lt;Kích Thước Batch&gt;,</w:t>
+            </w:r>
+          </w:p>
+          <w:p>
+            <w:pPr>
+              <w:pStyle w:val="ListParagraph"/>
+              <w:ind w:left="0"/>
+              <w:jc w:val="center"/>
+              <w:rPr>
+                <w:lang w:val="en-US"/>
+              </w:rPr>
+            </w:pPr>
+            <w:r>
+              <w:rPr>
+                <w:lang w:val="en-US"/>
+              </w:rPr>
+              <w:t>&lt;Số Kênh Input&gt;,</w:t>
+            </w:r>
+          </w:p>
+          <w:p>
+            <w:pPr>
+              <w:pStyle w:val="ListParagraph"/>
+              <w:ind w:left="0"/>
+              <w:jc w:val="center"/>
+              <w:rPr>
+                <w:lang w:val="en-US"/>
+              </w:rPr>
+            </w:pPr>
+            <w:r>
+              <w:rPr>
+                <w:lang w:val="en-US"/>
+              </w:rPr>
+              <w:t>&lt;Kích Thước Input&gt;)</w:t>
+            </w:r>
+          </w:p>
+        </w:tc>
+      </w:tr>
+      <w:tr>
+        <w:tc>
+          <w:tcPr>
+            <w:tcW w:w="4127" w:type="dxa"/>
+            <w:vAlign w:val="center"/>
+          </w:tcPr>
+          <w:p>
+            <w:pPr>
+              <w:pStyle w:val="ListParagraph"/>
+              <w:ind w:left="0"/>
+              <w:jc w:val="center"/>
+              <w:rPr>
+                <w:lang w:val="en-US"/>
+              </w:rPr>
+            </w:pPr>
+            <w:r>
+              <w:rPr>
+                <w:lang w:val="en-US"/>
+              </w:rPr>
+              <w:t>(</w:t>
+            </w:r>
+            <w:r>
+              <w:rPr>
+                <w:lang w:val="en-US"/>
+              </w:rPr>
+              <w:t>&lt;Số Kênh Input&gt;</w:t>
+            </w:r>
+            <w:r>
+              <w:rPr>
+                <w:lang w:val="en-US"/>
+              </w:rPr>
+              <w:t>,</w:t>
+            </w:r>
+          </w:p>
+          <w:p>
+            <w:pPr>
+              <w:pStyle w:val="ListParagraph"/>
+              <w:ind w:left="0"/>
+              <w:jc w:val="center"/>
+              <w:rPr>
+                <w:lang w:val="en-US"/>
+              </w:rPr>
+            </w:pPr>
+            <w:r>
+              <w:rPr>
+                <w:lang w:val="en-US"/>
+              </w:rPr>
+              <w:t>&lt;</w:t>
+            </w:r>
+            <w:r>
+              <w:rPr>
+                <w:lang w:val="en-US"/>
+              </w:rPr>
+              <w:t>Kích Thước Input</w:t>
+            </w:r>
+            <w:r>
+              <w:rPr>
+                <w:lang w:val="en-US"/>
+              </w:rPr>
+              <w:t>&gt;</w:t>
+            </w:r>
+            <w:r>
+              <w:rPr>
+                <w:lang w:val="en-US"/>
+              </w:rPr>
+              <w:t>)</w:t>
+            </w:r>
+          </w:p>
+        </w:tc>
+        <w:tc>
+          <w:tcPr>
+            <w:tcW w:w="4035" w:type="dxa"/>
+            <w:vAlign w:val="center"/>
+          </w:tcPr>
+          <w:p>
+            <w:pPr>
+              <w:pStyle w:val="ListParagraph"/>
+              <w:ind w:left="0"/>
+              <w:jc w:val="center"/>
+              <w:rPr>
+                <w:lang w:val="en-US"/>
+              </w:rPr>
+            </w:pPr>
+            <w:r>
+              <w:rPr>
+                <w:lang w:val="en-US"/>
+              </w:rPr>
+              <w:t>(&lt;Số Kênh Input&gt;,</w:t>
+            </w:r>
+          </w:p>
+          <w:p>
+            <w:pPr>
+              <w:pStyle w:val="ListParagraph"/>
+              <w:ind w:left="0"/>
+              <w:jc w:val="center"/>
+              <w:rPr>
+                <w:lang w:val="en-US"/>
+              </w:rPr>
+            </w:pPr>
+            <w:r>
+              <w:rPr>
+                <w:lang w:val="en-US"/>
+              </w:rPr>
+              <w:t>&lt;Kích Thước Input&gt;)</w:t>
+            </w:r>
+          </w:p>
+        </w:tc>
+      </w:tr>
+    </w:tbl>
+    <w:p>
+      <w:pPr>
+        <w:pStyle w:val="ListParagraph"/>
+        <w:numPr>
+          <w:ilvl w:val="0"/>
+          <w:numId w:val="9"/>
+        </w:numPr>
+        <w:rPr>
+          <w:lang w:val="en-US"/>
+        </w:rPr>
+      </w:pPr>
+      <w:r>
+        <w:rPr>
+          <w:lang w:val="en-US"/>
+        </w:rPr>
+        <w:t>2D Instance Norm?</w:t>
+      </w:r>
+    </w:p>
+    <w:p>
+      <w:pPr>
+        <w:pStyle w:val="ListParagraph"/>
+        <w:numPr>
+          <w:ilvl w:val="0"/>
+          <w:numId w:val="2"/>
+        </w:numPr>
+        <w:rPr>
+          <w:lang w:val="en-US"/>
+        </w:rPr>
+      </w:pPr>
+      <w:r>
+        <w:rPr>
+          <w:lang w:val="en-US"/>
+        </w:rPr>
+        <w:t>Giố</w:t>
+      </w:r>
+      <w:r>
+        <w:rPr>
+          <w:lang w:val="en-US"/>
+        </w:rPr>
+        <w:t>ng y chang 1D Instance</w:t>
+      </w:r>
+      <w:r>
+        <w:rPr>
+          <w:lang w:val="en-US"/>
+        </w:rPr>
+        <w:t xml:space="preserve"> Norm, Input thay vì 1D thì bây giờ gấp lại thành 2D</w:t>
+      </w:r>
+    </w:p>
+    <w:p>
+      <w:pPr>
+        <w:pStyle w:val="ListParagraph"/>
+        <w:numPr>
+          <w:ilvl w:val="0"/>
+          <w:numId w:val="2"/>
+        </w:numPr>
+        <w:rPr>
+          <w:lang w:val="en-US"/>
+        </w:rPr>
+      </w:pPr>
+      <w:r>
+        <w:rPr>
+          <w:lang w:val="en-US"/>
+        </w:rPr>
+        <w:t>Tạo 1 lớ</w:t>
+      </w:r>
+      <w:r>
+        <w:rPr>
+          <w:lang w:val="en-US"/>
+        </w:rPr>
+        <w:t>p 2D Instance</w:t>
+      </w:r>
+      <w:r>
+        <w:rPr>
+          <w:lang w:val="en-US"/>
+        </w:rPr>
+        <w:t xml:space="preserve"> Norm</w:t>
+      </w:r>
+    </w:p>
+    <w:p>
+      <w:pPr>
+        <w:pStyle w:val="ListParagraph"/>
+        <w:pBdr>
+          <w:top w:val="single" w:sz="4" w:space="1" w:color="auto"/>
+          <w:left w:val="single" w:sz="4" w:space="4" w:color="auto"/>
+          <w:bottom w:val="single" w:sz="4" w:space="1" w:color="auto"/>
+          <w:right w:val="single" w:sz="4" w:space="4" w:color="auto"/>
+        </w:pBdr>
+        <w:ind w:left="1080"/>
+        <w:rPr>
+          <w:lang w:val="en-US"/>
+        </w:rPr>
+      </w:pPr>
+      <w:r>
+        <w:rPr>
+          <w:lang w:val="en-US"/>
+        </w:rPr>
+        <w:lastRenderedPageBreak/>
+        <w:t>&lt;Lớ</w:t>
+      </w:r>
+      <w:r>
+        <w:rPr>
+          <w:lang w:val="en-US"/>
+        </w:rPr>
+        <w:t xml:space="preserve">p 2D </w:t>
+      </w:r>
+      <w:r>
+        <w:rPr>
+          <w:lang w:val="en-US"/>
+        </w:rPr>
+        <w:t>Instance</w:t>
+      </w:r>
+      <w:r>
+        <w:rPr>
+          <w:lang w:val="en-US"/>
+        </w:rPr>
+        <w:t xml:space="preserve"> Norm&gt; = nn.Instance</w:t>
+      </w:r>
+      <w:r>
+        <w:rPr>
+          <w:lang w:val="en-US"/>
+        </w:rPr>
+        <w:t>Norm2d(</w:t>
+      </w:r>
+    </w:p>
+    <w:p>
+      <w:pPr>
+        <w:pStyle w:val="ListParagraph"/>
+        <w:pBdr>
+          <w:top w:val="single" w:sz="4" w:space="1" w:color="auto"/>
+          <w:left w:val="single" w:sz="4" w:space="4" w:color="auto"/>
+          <w:bottom w:val="single" w:sz="4" w:space="1" w:color="auto"/>
+          <w:right w:val="single" w:sz="4" w:space="4" w:color="auto"/>
+        </w:pBdr>
+        <w:ind w:left="1080"/>
+        <w:rPr>
+          <w:lang w:val="en-US"/>
+        </w:rPr>
+      </w:pPr>
+      <w:r>
+        <w:rPr>
+          <w:lang w:val="en-US"/>
+        </w:rPr>
+        <w:t xml:space="preserve">    &lt;Số Kênh Input&gt;, </w:t>
+      </w:r>
+      <w:r>
+        <w:rPr>
+          <w:lang w:val="en-US"/>
+        </w:rPr>
+        <w:t>&lt;</w:t>
+      </w:r>
+      <w:r>
+        <w:rPr>
+          <w:lang w:val="en-US"/>
+        </w:rPr>
+        <w:t>Epsilon</w:t>
+      </w:r>
+      <w:r>
+        <w:rPr>
+          <w:lang w:val="en-US"/>
+        </w:rPr>
+        <w:t>&gt;, &lt;</w:t>
+      </w:r>
+      <w:r>
+        <w:rPr>
+          <w:lang w:val="en-US"/>
+        </w:rPr>
+        <w:t>Momentum&gt;</w:t>
+      </w:r>
+      <w:r>
+        <w:rPr>
+          <w:lang w:val="en-US"/>
+        </w:rPr>
+        <w:t>,</w:t>
+      </w:r>
+    </w:p>
+    <w:p>
+      <w:pPr>
+        <w:pStyle w:val="ListParagraph"/>
+        <w:pBdr>
+          <w:top w:val="single" w:sz="4" w:space="1" w:color="auto"/>
+          <w:left w:val="single" w:sz="4" w:space="4" w:color="auto"/>
+          <w:bottom w:val="single" w:sz="4" w:space="1" w:color="auto"/>
+          <w:right w:val="single" w:sz="4" w:space="4" w:color="auto"/>
+        </w:pBdr>
+        <w:ind w:left="1080"/>
+        <w:rPr>
+          <w:lang w:val="en-US"/>
+        </w:rPr>
+      </w:pPr>
+      <w:r>
+        <w:rPr>
+          <w:lang w:val="en-US"/>
+        </w:rPr>
+        <w:t xml:space="preserve">    </w:t>
+      </w:r>
+      <w:r>
+        <w:rPr>
+          <w:lang w:val="en-US"/>
+        </w:rPr>
+        <w:t>affine = True, track_running_stats = True</w:t>
+      </w:r>
+    </w:p>
+    <w:p>
+      <w:pPr>
+        <w:pStyle w:val="ListParagraph"/>
+        <w:pBdr>
+          <w:top w:val="single" w:sz="4" w:space="1" w:color="auto"/>
+          <w:left w:val="single" w:sz="4" w:space="4" w:color="auto"/>
+          <w:bottom w:val="single" w:sz="4" w:space="1" w:color="auto"/>
+          <w:right w:val="single" w:sz="4" w:space="4" w:color="auto"/>
+        </w:pBdr>
+        <w:ind w:left="1080"/>
+        <w:rPr>
+          <w:lang w:val="en-US"/>
+        </w:rPr>
+      </w:pPr>
+      <w:r>
+        <w:rPr>
+          <w:lang w:val="en-US"/>
+        </w:rPr>
+        <w:t>)</w:t>
+      </w:r>
+    </w:p>
+    <w:p>
+      <w:pPr>
+        <w:pStyle w:val="ListParagraph"/>
+        <w:numPr>
+          <w:ilvl w:val="0"/>
+          <w:numId w:val="2"/>
+        </w:numPr>
+        <w:rPr>
+          <w:lang w:val="en-US"/>
+        </w:rPr>
+      </w:pPr>
+      <w:r>
+        <w:rPr>
+          <w:lang w:val="en-US"/>
+        </w:rPr>
+        <w:t>Forward</w:t>
+      </w:r>
+    </w:p>
+    <w:p>
+      <w:pPr>
+        <w:pStyle w:val="ListParagraph"/>
+        <w:pBdr>
+          <w:top w:val="single" w:sz="4" w:space="1" w:color="auto"/>
+          <w:left w:val="single" w:sz="4" w:space="4" w:color="auto"/>
+          <w:bottom w:val="single" w:sz="4" w:space="1" w:color="auto"/>
+          <w:right w:val="single" w:sz="4" w:space="4" w:color="auto"/>
+        </w:pBdr>
+        <w:ind w:left="1080"/>
+        <w:rPr>
+          <w:lang w:val="en-US"/>
+        </w:rPr>
+      </w:pPr>
+      <w:r>
+        <w:rPr>
+          <w:lang w:val="en-US"/>
+        </w:rPr>
+        <w:t xml:space="preserve">&lt;Output&gt; = &lt;Lớp 2D </w:t>
+      </w:r>
+      <w:r>
+        <w:rPr>
+          <w:lang w:val="en-US"/>
+        </w:rPr>
+        <w:t>Instance</w:t>
+      </w:r>
+      <w:r>
+        <w:rPr>
+          <w:lang w:val="en-US"/>
+        </w:rPr>
+        <w:t xml:space="preserve"> Norm&gt;(&lt;Input&gt;)</w:t>
+      </w:r>
+    </w:p>
+    <w:p>
+      <w:pPr>
+        <w:pStyle w:val="ListParagraph"/>
+        <w:numPr>
+          <w:ilvl w:val="0"/>
+          <w:numId w:val="2"/>
+        </w:numPr>
+        <w:rPr>
+          <w:lang w:val="en-US"/>
+        </w:rPr>
+      </w:pPr>
+      <w:r>
+        <w:rPr>
+          <w:lang w:val="en-US"/>
+        </w:rPr>
+        <w:t>Các tham số của &lt;Lớp 2D Instance Norm&gt;</w:t>
+      </w:r>
+    </w:p>
+    <w:tbl>
+      <w:tblPr>
+        <w:tblStyle w:val="TableGrid"/>
+        <w:tblW w:w="0" w:type="auto"/>
+        <w:tblInd w:w="1080" w:type="dxa"/>
+        <w:tblLook w:val="04A0" w:firstRow="1" w:lastRow="0" w:firstColumn="1" w:lastColumn="0" w:noHBand="0" w:noVBand="1"/>
+      </w:tblPr>
+      <w:tblGrid>
+        <w:gridCol w:w="5974"/>
+        <w:gridCol w:w="2188"/>
+      </w:tblGrid>
+      <w:tr>
+        <w:tc>
+          <w:tcPr>
+            <w:tcW w:w="5974" w:type="dxa"/>
+          </w:tcPr>
+          <w:p>
+            <w:pPr>
+              <w:pStyle w:val="ListParagraph"/>
+              <w:ind w:left="0"/>
+              <w:jc w:val="center"/>
+              <w:rPr>
+                <w:lang w:val="en-US"/>
+              </w:rPr>
+            </w:pPr>
+          </w:p>
+        </w:tc>
+        <w:tc>
+          <w:tcPr>
+            <w:tcW w:w="2188" w:type="dxa"/>
+          </w:tcPr>
+          <w:p>
+            <w:pPr>
+              <w:pStyle w:val="ListParagraph"/>
+              <w:ind w:left="0"/>
+              <w:jc w:val="center"/>
+              <w:rPr>
+                <w:lang w:val="en-US"/>
+              </w:rPr>
+            </w:pPr>
+            <w:r>
+              <w:rPr>
+                <w:lang w:val="en-US"/>
+              </w:rPr>
+              <w:t>Shape</w:t>
+            </w:r>
+          </w:p>
+        </w:tc>
+      </w:tr>
+      <w:tr>
+        <w:tc>
+          <w:tcPr>
+            <w:tcW w:w="5974" w:type="dxa"/>
+          </w:tcPr>
+          <w:p>
+            <w:pPr>
+              <w:pStyle w:val="ListParagraph"/>
+              <w:ind w:left="0"/>
+              <w:jc w:val="center"/>
+              <w:rPr>
+                <w:lang w:val="en-US"/>
+              </w:rPr>
+            </w:pPr>
+            <w:r>
+              <w:rPr>
+                <w:lang w:val="en-US"/>
+              </w:rPr>
+              <w:t>&lt;Weight&gt;, &lt;Bias&gt;, &lt;Running Mean&gt;, &lt;Running Variance&gt;</w:t>
+            </w:r>
+          </w:p>
+        </w:tc>
+        <w:tc>
+          <w:tcPr>
+            <w:tcW w:w="2188" w:type="dxa"/>
+          </w:tcPr>
+          <w:p>
+            <w:pPr>
+              <w:pStyle w:val="ListParagraph"/>
+              <w:ind w:left="0"/>
+              <w:jc w:val="center"/>
+              <w:rPr>
+                <w:lang w:val="en-US"/>
+              </w:rPr>
+            </w:pPr>
+            <w:r>
+              <w:rPr>
+                <w:lang w:val="en-US"/>
+              </w:rPr>
+              <w:t>(&lt;Số Kênh Input&gt;)</w:t>
+            </w:r>
+          </w:p>
+        </w:tc>
+      </w:tr>
+    </w:tbl>
+    <w:p>
+      <w:pPr>
+        <w:pStyle w:val="ListParagraph"/>
+        <w:numPr>
+          <w:ilvl w:val="0"/>
+          <w:numId w:val="2"/>
+        </w:numPr>
+        <w:rPr>
+          <w:lang w:val="en-US"/>
+        </w:rPr>
+      </w:pPr>
+      <w:r>
+        <w:rPr>
+          <w:lang w:val="en-US"/>
+        </w:rPr>
+        <w:t>Tóm tắt các trường hợp</w:t>
+      </w:r>
+    </w:p>
+    <w:tbl>
+      <w:tblPr>
+        <w:tblStyle w:val="TableGrid"/>
+        <w:tblW w:w="8809" w:type="dxa"/>
+        <w:tblInd w:w="1080" w:type="dxa"/>
+        <w:tblLook w:val="04A0" w:firstRow="1" w:lastRow="0" w:firstColumn="1" w:lastColumn="0" w:noHBand="0" w:noVBand="1"/>
+      </w:tblPr>
+      <w:tblGrid>
+        <w:gridCol w:w="4557"/>
+        <w:gridCol w:w="4252"/>
+      </w:tblGrid>
+      <w:tr>
+        <w:tc>
+          <w:tcPr>
+            <w:tcW w:w="4557" w:type="dxa"/>
+            <w:vAlign w:val="center"/>
+          </w:tcPr>
+          <w:p>
+            <w:pPr>
+              <w:pStyle w:val="ListParagraph"/>
+              <w:ind w:left="0"/>
+              <w:jc w:val="center"/>
+              <w:rPr>
+                <w:lang w:val="en-US"/>
+              </w:rPr>
+            </w:pPr>
+            <w:r>
+              <w:rPr>
+                <w:lang w:val="en-US"/>
+              </w:rPr>
+              <w:t>&lt;Input&gt; Shape</w:t>
+            </w:r>
+          </w:p>
+        </w:tc>
+        <w:tc>
+          <w:tcPr>
+            <w:tcW w:w="4252" w:type="dxa"/>
+            <w:vAlign w:val="center"/>
+          </w:tcPr>
+          <w:p>
+            <w:pPr>
+              <w:pStyle w:val="ListParagraph"/>
+              <w:ind w:left="0"/>
+              <w:jc w:val="center"/>
+              <w:rPr>
+                <w:lang w:val="en-US"/>
+              </w:rPr>
+            </w:pPr>
+            <w:r>
+              <w:rPr>
+                <w:lang w:val="en-US"/>
+              </w:rPr>
+              <w:t>&lt;Output&gt; Shape</w:t>
+            </w:r>
+          </w:p>
+        </w:tc>
+      </w:tr>
+      <w:tr>
+        <w:tc>
+          <w:tcPr>
+            <w:tcW w:w="4557" w:type="dxa"/>
+            <w:vAlign w:val="center"/>
+          </w:tcPr>
+          <w:p>
+            <w:pPr>
+              <w:pStyle w:val="ListParagraph"/>
+              <w:ind w:left="0"/>
+              <w:jc w:val="center"/>
+              <w:rPr>
+                <w:lang w:val="en-US"/>
+              </w:rPr>
+            </w:pPr>
+            <w:r>
+              <w:rPr>
+                <w:lang w:val="en-US"/>
+              </w:rPr>
+              <w:t>(&lt;Kích Thước Batch&gt;,</w:t>
+            </w:r>
+          </w:p>
+          <w:p>
+            <w:pPr>
+              <w:pStyle w:val="ListParagraph"/>
+              <w:ind w:left="0"/>
+              <w:jc w:val="center"/>
+              <w:rPr>
+                <w:lang w:val="en-US"/>
+              </w:rPr>
+            </w:pPr>
+            <w:r>
+              <w:rPr>
+                <w:lang w:val="en-US"/>
+              </w:rPr>
+              <w:t>&lt;Số Kênh Input&gt;,</w:t>
+            </w:r>
+          </w:p>
+          <w:p>
+            <w:pPr>
+              <w:pStyle w:val="ListParagraph"/>
+              <w:ind w:left="0"/>
+              <w:jc w:val="center"/>
+              <w:rPr>
+                <w:lang w:val="en-US"/>
+              </w:rPr>
+            </w:pPr>
+            <w:r>
+              <w:rPr>
+                <w:lang w:val="en-US"/>
+              </w:rPr>
+              <w:t>&lt;Kích Thước Input Theo Chiều Dọc&gt;,</w:t>
+            </w:r>
+          </w:p>
+          <w:p>
+            <w:pPr>
+              <w:pStyle w:val="ListParagraph"/>
+              <w:ind w:left="0"/>
+              <w:jc w:val="center"/>
+              <w:rPr>
+                <w:lang w:val="en-US"/>
+              </w:rPr>
+            </w:pPr>
+            <w:r>
+              <w:rPr>
+                <w:lang w:val="en-US"/>
+              </w:rPr>
+              <w:t>&lt;Kích Thước Input Theo Chiều Ngang&gt;)</w:t>
+            </w:r>
+          </w:p>
+        </w:tc>
+        <w:tc>
+          <w:tcPr>
+            <w:tcW w:w="4252" w:type="dxa"/>
+            <w:vAlign w:val="center"/>
+          </w:tcPr>
+          <w:p>
+            <w:pPr>
+              <w:pStyle w:val="ListParagraph"/>
+              <w:ind w:left="0"/>
+              <w:jc w:val="center"/>
+              <w:rPr>
+                <w:lang w:val="en-US"/>
+              </w:rPr>
+            </w:pPr>
+            <w:r>
+              <w:rPr>
+                <w:lang w:val="en-US"/>
+              </w:rPr>
+              <w:t>(&lt;Kích Thước Batch&gt;,</w:t>
+            </w:r>
+          </w:p>
+          <w:p>
+            <w:pPr>
+              <w:pStyle w:val="ListParagraph"/>
+              <w:ind w:left="0"/>
+              <w:jc w:val="center"/>
+              <w:rPr>
+                <w:lang w:val="en-US"/>
+              </w:rPr>
+            </w:pPr>
+            <w:r>
+              <w:rPr>
+                <w:lang w:val="en-US"/>
+              </w:rPr>
+              <w:t>&lt;Số Kênh Input&gt;,</w:t>
+            </w:r>
+          </w:p>
+          <w:p>
+            <w:pPr>
+              <w:pStyle w:val="ListParagraph"/>
+              <w:ind w:left="0"/>
+              <w:jc w:val="center"/>
+              <w:rPr>
+                <w:lang w:val="en-US"/>
+              </w:rPr>
+            </w:pPr>
+            <w:r>
+              <w:rPr>
+                <w:lang w:val="en-US"/>
+              </w:rPr>
+              <w:t>&lt;Kích Thước Input Theo Chiều Dọc&gt;,</w:t>
+            </w:r>
+          </w:p>
+          <w:p>
+            <w:pPr>
+              <w:pStyle w:val="ListParagraph"/>
+              <w:ind w:left="0"/>
+              <w:jc w:val="center"/>
+              <w:rPr>
+                <w:lang w:val="en-US"/>
+              </w:rPr>
+            </w:pPr>
+            <w:r>
+              <w:rPr>
+                <w:lang w:val="en-US"/>
+              </w:rPr>
+              <w:t>&lt;Kích Thước Input Theo Chiều Ngang&gt;)</w:t>
+            </w:r>
+          </w:p>
+        </w:tc>
+      </w:tr>
+      <w:tr>
+        <w:tc>
+          <w:tcPr>
+            <w:tcW w:w="4557" w:type="dxa"/>
+            <w:vAlign w:val="center"/>
+          </w:tcPr>
+          <w:p>
+            <w:pPr>
+              <w:pStyle w:val="ListParagraph"/>
+              <w:ind w:left="0"/>
+              <w:jc w:val="center"/>
+              <w:rPr>
+                <w:lang w:val="en-US"/>
+              </w:rPr>
+            </w:pPr>
+            <w:r>
+              <w:rPr>
+                <w:lang w:val="en-US"/>
+              </w:rPr>
+              <w:t>(</w:t>
+            </w:r>
+            <w:r>
+              <w:rPr>
+                <w:lang w:val="en-US"/>
+              </w:rPr>
+              <w:t>&lt;Số Kênh Input&gt;,</w:t>
+            </w:r>
+          </w:p>
+          <w:p>
+            <w:pPr>
+              <w:pStyle w:val="ListParagraph"/>
+              <w:ind w:left="0"/>
+              <w:jc w:val="center"/>
+              <w:rPr>
+                <w:lang w:val="en-US"/>
+              </w:rPr>
+            </w:pPr>
+            <w:r>
+              <w:rPr>
+                <w:lang w:val="en-US"/>
+              </w:rPr>
+              <w:t>&lt;Kích Thước Input Theo Chiều Dọc&gt;,</w:t>
+            </w:r>
+          </w:p>
+          <w:p>
+            <w:pPr>
+              <w:pStyle w:val="ListParagraph"/>
+              <w:ind w:left="0"/>
+              <w:jc w:val="center"/>
+              <w:rPr>
+                <w:lang w:val="en-US"/>
+              </w:rPr>
+            </w:pPr>
+            <w:r>
+              <w:rPr>
+                <w:lang w:val="en-US"/>
+              </w:rPr>
+              <w:t>&lt;Kích Thước Input Theo Chiều Ngang&gt;)</w:t>
+            </w:r>
+          </w:p>
+        </w:tc>
+        <w:tc>
+          <w:tcPr>
+            <w:tcW w:w="4252" w:type="dxa"/>
+            <w:vAlign w:val="center"/>
+          </w:tcPr>
+          <w:p>
+            <w:pPr>
+              <w:pStyle w:val="ListParagraph"/>
+              <w:ind w:left="0"/>
+              <w:jc w:val="center"/>
+              <w:rPr>
+                <w:lang w:val="en-US"/>
+              </w:rPr>
+            </w:pPr>
+            <w:r>
+              <w:rPr>
+                <w:lang w:val="en-US"/>
+              </w:rPr>
+              <w:t>(&lt;Số Kênh Input&gt;,</w:t>
+            </w:r>
+          </w:p>
+          <w:p>
+            <w:pPr>
+              <w:pStyle w:val="ListParagraph"/>
+              <w:ind w:left="0"/>
+              <w:jc w:val="center"/>
+              <w:rPr>
+                <w:lang w:val="en-US"/>
+              </w:rPr>
+            </w:pPr>
+            <w:r>
+              <w:rPr>
+                <w:lang w:val="en-US"/>
+              </w:rPr>
+              <w:t>&lt;Kích Thước Input Theo Chiều Dọc&gt;,</w:t>
+            </w:r>
+          </w:p>
+          <w:p>
+            <w:pPr>
+              <w:pStyle w:val="ListParagraph"/>
+              <w:ind w:left="0"/>
+              <w:jc w:val="center"/>
+              <w:rPr>
+                <w:lang w:val="en-US"/>
+              </w:rPr>
+            </w:pPr>
+            <w:r>
+              <w:rPr>
+                <w:lang w:val="en-US"/>
+              </w:rPr>
+              <w:t>&lt;Kích Thước Input Theo Chiều Ngang&gt;)</w:t>
+            </w:r>
+          </w:p>
+        </w:tc>
+      </w:tr>
+    </w:tbl>
+    <w:p>
+      <w:pPr>
+        <w:rPr>
+          <w:lang w:val="en-US"/>
+        </w:rPr>
+      </w:pPr>
+      <w:bookmarkStart w:id="0" w:name="_GoBack"/>
+      <w:bookmarkEnd w:id="0"/>
+    </w:p>
+    <w:p>
+      <w:pPr>
+        <w:rPr>
+          <w:lang w:val="en-US"/>
+        </w:rPr>
+      </w:pPr>
+      <w:r>
+        <w:rPr>
+          <w:lang w:val="en-US"/>
+        </w:rPr>
+        <w:t>Functional – Hàm:</w:t>
+      </w:r>
+    </w:p>
+    <w:p>
+      <w:pPr>
+        <w:pStyle w:val="ListParagraph"/>
+        <w:numPr>
+          <w:ilvl w:val="0"/>
+          <w:numId w:val="12"/>
+        </w:numPr>
+        <w:rPr>
+          <w:lang w:val="en-US"/>
+        </w:rPr>
+      </w:pPr>
+      <w:r>
+        <w:rPr>
+          <w:lang w:val="en-US"/>
+        </w:rPr>
+        <w:t>Cách Import?</w:t>
+      </w:r>
+    </w:p>
+    <w:p>
+      <w:pPr>
+        <w:pStyle w:val="ListParagraph"/>
+        <w:pBdr>
+          <w:top w:val="single" w:sz="4" w:space="1" w:color="auto"/>
+          <w:left w:val="single" w:sz="4" w:space="4" w:color="auto"/>
+          <w:bottom w:val="single" w:sz="4" w:space="1" w:color="auto"/>
+          <w:right w:val="single" w:sz="4" w:space="4" w:color="auto"/>
+        </w:pBdr>
+        <w:ind w:left="1080"/>
+        <w:rPr>
+          <w:lang w:val="en-US"/>
+        </w:rPr>
+      </w:pPr>
+      <w:r>
+        <w:rPr>
+          <w:lang w:val="en-US"/>
+        </w:rPr>
         <w:t>import torch.nn.functional as f</w:t>
       </w:r>
     </w:p>
@@ -15145,7 +17193,6 @@
         <w:rPr>
           <w:lang w:val="en-US"/>
         </w:rPr>
-        <w:lastRenderedPageBreak/>
         <w:t xml:space="preserve">Trả </w:t>
       </w:r>
       <w:r>
@@ -15873,6 +17920,7 @@
         <w:rPr>
           <w:lang w:val="en-US"/>
         </w:rPr>
+        <w:lastRenderedPageBreak/>
         <w:t>o</w:t>
       </w:r>
       <w:r>
@@ -16331,7 +18379,6 @@
         <w:rPr>
           <w:lang w:val="en-US"/>
         </w:rPr>
-        <w:lastRenderedPageBreak/>
         <w:t xml:space="preserve">    &lt;Làm Gì Đó Với Mỗi </w:t>
       </w:r>
       <w:r>
@@ -17319,7 +19366,6 @@
         <w:rPr>
           <w:lang w:val="en-US"/>
         </w:rPr>
-        <w:lastRenderedPageBreak/>
         <w:t>Đặt download = True để nó tự động tải nếu chưa có dữ liệu hoặc không tải mà dùng lại dữ liệu cũ nếu đã có rồi, nếu không có kết nối Internet thì sẽ thông báo lỗi</w:t>
       </w:r>
     </w:p>
@@ -17749,6 +19795,7 @@
         <w:rPr>
           <w:lang w:val="en-US"/>
         </w:rPr>
+        <w:lastRenderedPageBreak/>
         <w:tab/>
         <w:t xml:space="preserve">.diag_embed(offset, dim1, dim2): trả về 3d diagonal tensor từ 2d input, mỗi row trong </w:t>
       </w:r>
@@ -18351,6 +20398,284 @@
         <w:rPr>
           <w:lang w:val="en-US"/>
         </w:rPr>
+        <w:tab/>
+      </w:r>
+      <w:r>
+        <w:rPr>
+          <w:lang w:val="en-US"/>
+        </w:rPr>
+        <w:tab/>
+        <w:t xml:space="preserve">      [2, 4, 2]</w:t>
+      </w:r>
+    </w:p>
+    <w:p>
+      <w:pPr>
+        <w:rPr>
+          <w:lang w:val="en-US"/>
+        </w:rPr>
+      </w:pPr>
+      <w:r>
+        <w:rPr>
+          <w:lang w:val="en-US"/>
+        </w:rPr>
+        <w:tab/>
+        <w:t>.std(): trả về standard deviation, chia n – 1 không phải n</w:t>
+      </w:r>
+    </w:p>
+    <w:p>
+      <w:pPr>
+        <w:rPr>
+          <w:lang w:val="en-US"/>
+        </w:rPr>
+      </w:pPr>
+      <w:r>
+        <w:rPr>
+          <w:lang w:val="en-US"/>
+        </w:rPr>
+        <w:tab/>
+      </w:r>
+      <w:r>
+        <w:rPr>
+          <w:lang w:val="en-US"/>
+        </w:rPr>
+        <w:tab/>
+        <w:t>Ex: [1, 2, 3].</w:t>
+      </w:r>
+      <w:r>
+        <w:rPr>
+          <w:lang w:val="en-US"/>
+        </w:rPr>
+        <w:t xml:space="preserve">std() </w:t>
+      </w:r>
+      <w:r>
+        <w:rPr>
+          <w:lang w:val="en-US"/>
+        </w:rPr>
+        <w:t>= 1</w:t>
+      </w:r>
+    </w:p>
+    <w:p>
+      <w:pPr>
+        <w:rPr>
+          <w:lang w:val="en-US"/>
+        </w:rPr>
+      </w:pPr>
+      <w:r>
+        <w:rPr>
+          <w:lang w:val="en-US"/>
+        </w:rPr>
+        <w:tab/>
+        <w:t>.norm(): trả về chiều dài vector</w:t>
+      </w:r>
+    </w:p>
+    <w:p>
+      <w:pPr>
+        <w:rPr>
+          <w:lang w:val="en-US"/>
+        </w:rPr>
+      </w:pPr>
+      <w:r>
+        <w:rPr>
+          <w:lang w:val="en-US"/>
+        </w:rPr>
+        <w:tab/>
+      </w:r>
+      <w:r>
+        <w:rPr>
+          <w:lang w:val="en-US"/>
+        </w:rPr>
+        <w:tab/>
+        <w:t>Ex: [1, 2, 3].norm() ~= 3.74</w:t>
+      </w:r>
+    </w:p>
+    <w:p>
+      <w:pPr>
+        <w:rPr>
+          <w:lang w:val="en-US"/>
+        </w:rPr>
+      </w:pPr>
+      <w:r>
+        <w:rPr>
+          <w:lang w:val="en-US"/>
+        </w:rPr>
+        <w:tab/>
+        <w:t>.clone(): trả về copy của tensor</w:t>
+      </w:r>
+    </w:p>
+    <w:p>
+      <w:pPr>
+        <w:rPr>
+          <w:lang w:val="en-US"/>
+        </w:rPr>
+      </w:pPr>
+      <w:r>
+        <w:rPr>
+          <w:lang w:val="en-US"/>
+        </w:rPr>
+        <w:tab/>
+      </w:r>
+      <w:r>
+        <w:rPr>
+          <w:lang w:val="en-US"/>
+        </w:rPr>
+        <w:tab/>
+        <w:t>Ex: [1, 2, 3].copy() = [1, 2, 3]</w:t>
+      </w:r>
+    </w:p>
+    <w:p>
+      <w:pPr>
+        <w:rPr>
+          <w:lang w:val="en-US"/>
+        </w:rPr>
+      </w:pPr>
+      <w:r>
+        <w:rPr>
+          <w:lang w:val="en-US"/>
+        </w:rPr>
+        <w:tab/>
+        <w:t>.numel(): trả về tổng số phần tử của tensor</w:t>
+      </w:r>
+    </w:p>
+    <w:p>
+      <w:pPr>
+        <w:rPr>
+          <w:lang w:val="en-US"/>
+        </w:rPr>
+      </w:pPr>
+      <w:r>
+        <w:rPr>
+          <w:lang w:val="en-US"/>
+        </w:rPr>
+        <w:tab/>
+      </w:r>
+      <w:r>
+        <w:rPr>
+          <w:lang w:val="en-US"/>
+        </w:rPr>
+        <w:tab/>
+        <w:t>Ex: [[1, 2, 3], [4, 5, 7]].numel() = 6</w:t>
+      </w:r>
+    </w:p>
+    <w:p>
+      <w:pPr>
+        <w:rPr>
+          <w:lang w:val="en-US"/>
+        </w:rPr>
+      </w:pPr>
+      <w:r>
+        <w:rPr>
+          <w:lang w:val="en-US"/>
+        </w:rPr>
+        <w:tab/>
+        <w:t>.retain_grad(): đánh dấu lưu grad cho node không phải là leaf</w:t>
+      </w:r>
+    </w:p>
+    <w:p>
+      <w:pPr>
+        <w:rPr>
+          <w:lang w:val="en-US"/>
+        </w:rPr>
+      </w:pPr>
+      <w:r>
+        <w:rPr>
+          <w:lang w:val="en-US"/>
+        </w:rPr>
+        <w:tab/>
+      </w:r>
+      <w:r>
+        <w:rPr>
+          <w:lang w:val="en-US"/>
+        </w:rPr>
+        <w:tab/>
+        <w:t xml:space="preserve">Ex: a = 2, b = 3, </w:t>
+      </w:r>
+    </w:p>
+    <w:p>
+      <w:pPr>
+        <w:ind w:left="720" w:firstLine="720"/>
+        <w:rPr>
+          <w:lang w:val="en-US"/>
+        </w:rPr>
+      </w:pPr>
+      <w:r>
+        <w:rPr>
+          <w:lang w:val="en-US"/>
+        </w:rPr>
+        <w:t xml:space="preserve">      c = a * b, c.retain_grad(), </w:t>
+      </w:r>
+    </w:p>
+    <w:p>
+      <w:pPr>
+        <w:ind w:left="720" w:firstLine="720"/>
+        <w:rPr>
+          <w:lang w:val="en-US"/>
+        </w:rPr>
+      </w:pPr>
+      <w:r>
+        <w:rPr>
+          <w:lang w:val="en-US"/>
+        </w:rPr>
+        <w:t xml:space="preserve">      d = c * a, d.backward()</w:t>
+      </w:r>
+    </w:p>
+    <w:p>
+      <w:pPr>
+        <w:ind w:left="720" w:firstLine="720"/>
+        <w:rPr>
+          <w:lang w:val="en-US"/>
+        </w:rPr>
+      </w:pPr>
+      <w:r>
+        <w:rPr>
+          <w:lang w:val="en-US"/>
+        </w:rPr>
+        <w:t xml:space="preserve">      c.grad = 2</w:t>
+      </w:r>
+    </w:p>
+    <w:p>
+      <w:pPr>
+        <w:rPr>
+          <w:lang w:val="en-US"/>
+        </w:rPr>
+      </w:pPr>
+      <w:r>
+        <w:rPr>
+          <w:lang w:val="en-US"/>
+        </w:rPr>
+        <w:tab/>
+        <w:t>.numpy(): convert sang numpy</w:t>
+      </w:r>
+    </w:p>
+    <w:p>
+      <w:pPr>
+        <w:rPr>
+          <w:lang w:val="en-US"/>
+        </w:rPr>
+      </w:pPr>
+      <w:r>
+        <w:rPr>
+          <w:lang w:val="en-US"/>
+        </w:rPr>
+        <w:tab/>
+        <w:t xml:space="preserve">.unfold(dim,  size, step): </w:t>
+      </w:r>
+      <w:r>
+        <w:rPr>
+          <w:lang w:val="en-US"/>
+        </w:rPr>
+        <w:t>sliding window</w:t>
+      </w:r>
+    </w:p>
+    <w:p>
+      <w:pPr>
+        <w:rPr>
+          <w:lang w:val="en-US"/>
+        </w:rPr>
+      </w:pPr>
+      <w:r>
+        <w:rPr>
+          <w:lang w:val="en-US"/>
+        </w:rPr>
         <w:lastRenderedPageBreak/>
         <w:tab/>
       </w:r>
@@ -18359,284 +20684,6 @@
           <w:lang w:val="en-US"/>
         </w:rPr>
         <w:tab/>
-        <w:t xml:space="preserve">      [2, 4, 2]</w:t>
-      </w:r>
-    </w:p>
-    <w:p>
-      <w:pPr>
-        <w:rPr>
-          <w:lang w:val="en-US"/>
-        </w:rPr>
-      </w:pPr>
-      <w:r>
-        <w:rPr>
-          <w:lang w:val="en-US"/>
-        </w:rPr>
-        <w:tab/>
-        <w:t>.std(): trả về standard deviation, chia n – 1 không phải n</w:t>
-      </w:r>
-    </w:p>
-    <w:p>
-      <w:pPr>
-        <w:rPr>
-          <w:lang w:val="en-US"/>
-        </w:rPr>
-      </w:pPr>
-      <w:r>
-        <w:rPr>
-          <w:lang w:val="en-US"/>
-        </w:rPr>
-        <w:tab/>
-      </w:r>
-      <w:r>
-        <w:rPr>
-          <w:lang w:val="en-US"/>
-        </w:rPr>
-        <w:tab/>
-        <w:t>Ex: [1, 2, 3].</w:t>
-      </w:r>
-      <w:r>
-        <w:rPr>
-          <w:lang w:val="en-US"/>
-        </w:rPr>
-        <w:t xml:space="preserve">std() </w:t>
-      </w:r>
-      <w:r>
-        <w:rPr>
-          <w:lang w:val="en-US"/>
-        </w:rPr>
-        <w:t>= 1</w:t>
-      </w:r>
-    </w:p>
-    <w:p>
-      <w:pPr>
-        <w:rPr>
-          <w:lang w:val="en-US"/>
-        </w:rPr>
-      </w:pPr>
-      <w:r>
-        <w:rPr>
-          <w:lang w:val="en-US"/>
-        </w:rPr>
-        <w:tab/>
-        <w:t>.norm(): trả về chiều dài vector</w:t>
-      </w:r>
-    </w:p>
-    <w:p>
-      <w:pPr>
-        <w:rPr>
-          <w:lang w:val="en-US"/>
-        </w:rPr>
-      </w:pPr>
-      <w:r>
-        <w:rPr>
-          <w:lang w:val="en-US"/>
-        </w:rPr>
-        <w:tab/>
-      </w:r>
-      <w:r>
-        <w:rPr>
-          <w:lang w:val="en-US"/>
-        </w:rPr>
-        <w:tab/>
-        <w:t>Ex: [1, 2, 3].norm() ~= 3.74</w:t>
-      </w:r>
-    </w:p>
-    <w:p>
-      <w:pPr>
-        <w:rPr>
-          <w:lang w:val="en-US"/>
-        </w:rPr>
-      </w:pPr>
-      <w:r>
-        <w:rPr>
-          <w:lang w:val="en-US"/>
-        </w:rPr>
-        <w:tab/>
-        <w:t>.clone(): trả về copy của tensor</w:t>
-      </w:r>
-    </w:p>
-    <w:p>
-      <w:pPr>
-        <w:rPr>
-          <w:lang w:val="en-US"/>
-        </w:rPr>
-      </w:pPr>
-      <w:r>
-        <w:rPr>
-          <w:lang w:val="en-US"/>
-        </w:rPr>
-        <w:tab/>
-      </w:r>
-      <w:r>
-        <w:rPr>
-          <w:lang w:val="en-US"/>
-        </w:rPr>
-        <w:tab/>
-        <w:t>Ex: [1, 2, 3].copy() = [1, 2, 3]</w:t>
-      </w:r>
-    </w:p>
-    <w:p>
-      <w:pPr>
-        <w:rPr>
-          <w:lang w:val="en-US"/>
-        </w:rPr>
-      </w:pPr>
-      <w:r>
-        <w:rPr>
-          <w:lang w:val="en-US"/>
-        </w:rPr>
-        <w:tab/>
-        <w:t>.numel(): trả về tổng số phần tử của tensor</w:t>
-      </w:r>
-    </w:p>
-    <w:p>
-      <w:pPr>
-        <w:rPr>
-          <w:lang w:val="en-US"/>
-        </w:rPr>
-      </w:pPr>
-      <w:r>
-        <w:rPr>
-          <w:lang w:val="en-US"/>
-        </w:rPr>
-        <w:tab/>
-      </w:r>
-      <w:r>
-        <w:rPr>
-          <w:lang w:val="en-US"/>
-        </w:rPr>
-        <w:tab/>
-        <w:t>Ex: [[1, 2, 3], [4, 5, 7]].numel() = 6</w:t>
-      </w:r>
-    </w:p>
-    <w:p>
-      <w:pPr>
-        <w:rPr>
-          <w:lang w:val="en-US"/>
-        </w:rPr>
-      </w:pPr>
-      <w:r>
-        <w:rPr>
-          <w:lang w:val="en-US"/>
-        </w:rPr>
-        <w:tab/>
-        <w:t>.retain_grad(): đánh dấu lưu grad cho node không phải là leaf</w:t>
-      </w:r>
-    </w:p>
-    <w:p>
-      <w:pPr>
-        <w:rPr>
-          <w:lang w:val="en-US"/>
-        </w:rPr>
-      </w:pPr>
-      <w:r>
-        <w:rPr>
-          <w:lang w:val="en-US"/>
-        </w:rPr>
-        <w:tab/>
-      </w:r>
-      <w:r>
-        <w:rPr>
-          <w:lang w:val="en-US"/>
-        </w:rPr>
-        <w:tab/>
-        <w:t xml:space="preserve">Ex: a = 2, b = 3, </w:t>
-      </w:r>
-    </w:p>
-    <w:p>
-      <w:pPr>
-        <w:ind w:left="720" w:firstLine="720"/>
-        <w:rPr>
-          <w:lang w:val="en-US"/>
-        </w:rPr>
-      </w:pPr>
-      <w:r>
-        <w:rPr>
-          <w:lang w:val="en-US"/>
-        </w:rPr>
-        <w:t xml:space="preserve">      c = a * b, c.retain_grad(), </w:t>
-      </w:r>
-    </w:p>
-    <w:p>
-      <w:pPr>
-        <w:ind w:left="720" w:firstLine="720"/>
-        <w:rPr>
-          <w:lang w:val="en-US"/>
-        </w:rPr>
-      </w:pPr>
-      <w:r>
-        <w:rPr>
-          <w:lang w:val="en-US"/>
-        </w:rPr>
-        <w:t xml:space="preserve">      d = c * a, d.backward()</w:t>
-      </w:r>
-    </w:p>
-    <w:p>
-      <w:pPr>
-        <w:ind w:left="720" w:firstLine="720"/>
-        <w:rPr>
-          <w:lang w:val="en-US"/>
-        </w:rPr>
-      </w:pPr>
-      <w:r>
-        <w:rPr>
-          <w:lang w:val="en-US"/>
-        </w:rPr>
-        <w:t xml:space="preserve">      c.grad = 2</w:t>
-      </w:r>
-    </w:p>
-    <w:p>
-      <w:pPr>
-        <w:rPr>
-          <w:lang w:val="en-US"/>
-        </w:rPr>
-      </w:pPr>
-      <w:r>
-        <w:rPr>
-          <w:lang w:val="en-US"/>
-        </w:rPr>
-        <w:tab/>
-        <w:t>.numpy(): convert sang numpy</w:t>
-      </w:r>
-    </w:p>
-    <w:p>
-      <w:pPr>
-        <w:rPr>
-          <w:lang w:val="en-US"/>
-        </w:rPr>
-      </w:pPr>
-      <w:r>
-        <w:rPr>
-          <w:lang w:val="en-US"/>
-        </w:rPr>
-        <w:tab/>
-        <w:t xml:space="preserve">.unfold(dim,  size, step): </w:t>
-      </w:r>
-      <w:r>
-        <w:rPr>
-          <w:lang w:val="en-US"/>
-        </w:rPr>
-        <w:t>sliding window</w:t>
-      </w:r>
-    </w:p>
-    <w:p>
-      <w:pPr>
-        <w:rPr>
-          <w:lang w:val="en-US"/>
-        </w:rPr>
-      </w:pPr>
-      <w:r>
-        <w:rPr>
-          <w:lang w:val="en-US"/>
-        </w:rPr>
-        <w:tab/>
-      </w:r>
-      <w:r>
-        <w:rPr>
-          <w:lang w:val="en-US"/>
-        </w:rPr>
-        <w:tab/>
         <w:t>Ex: [1, 2, 3, 4, 5].unfold(0, 3, 1) = [[1, 2, 3]</w:t>
       </w:r>
     </w:p>
@@ -18935,6 +20982,274 @@
         <w:rPr>
           <w:lang w:val="en-US"/>
         </w:rPr>
+        <w:tab/>
+      </w:r>
+      <w:r>
+        <w:rPr>
+          <w:lang w:val="en-US"/>
+        </w:rPr>
+        <w:tab/>
+        <w:t>Ex: torch.stack(([1, 2, 3], [4, 5, 6])) = [[1, 2, 3]</w:t>
+      </w:r>
+    </w:p>
+    <w:p>
+      <w:pPr>
+        <w:ind w:left="4320" w:firstLine="720"/>
+        <w:rPr>
+          <w:lang w:val="en-US"/>
+        </w:rPr>
+      </w:pPr>
+      <w:r>
+        <w:rPr>
+          <w:lang w:val="en-US"/>
+        </w:rPr>
+        <w:t>[4, 5, 6]]</w:t>
+      </w:r>
+    </w:p>
+    <w:p>
+      <w:pPr>
+        <w:rPr>
+          <w:lang w:val="en-US"/>
+        </w:rPr>
+      </w:pPr>
+      <w:r>
+        <w:rPr>
+          <w:lang w:val="en-US"/>
+        </w:rPr>
+        <w:tab/>
+        <w:t>.inverse(tensor): trả về invert matrix</w:t>
+      </w:r>
+    </w:p>
+    <w:p>
+      <w:pPr>
+        <w:rPr>
+          <w:lang w:val="en-US"/>
+        </w:rPr>
+      </w:pPr>
+      <w:r>
+        <w:rPr>
+          <w:lang w:val="en-US"/>
+        </w:rPr>
+        <w:tab/>
+      </w:r>
+      <w:r>
+        <w:rPr>
+          <w:lang w:val="en-US"/>
+        </w:rPr>
+        <w:tab/>
+        <w:t>Ex: torch.inverse([</w:t>
+      </w:r>
+    </w:p>
+    <w:p>
+      <w:pPr>
+        <w:ind w:left="720" w:firstLine="720"/>
+        <w:rPr>
+          <w:lang w:val="en-US"/>
+        </w:rPr>
+      </w:pPr>
+      <w:r>
+        <w:rPr>
+          <w:lang w:val="en-US"/>
+        </w:rPr>
+        <w:tab/>
+        <w:t>[1, 2, 3],</w:t>
+      </w:r>
+    </w:p>
+    <w:p>
+      <w:pPr>
+        <w:ind w:left="720" w:firstLine="720"/>
+        <w:rPr>
+          <w:lang w:val="en-US"/>
+        </w:rPr>
+      </w:pPr>
+      <w:r>
+        <w:rPr>
+          <w:lang w:val="en-US"/>
+        </w:rPr>
+        <w:tab/>
+        <w:t>[4, 5, 6],</w:t>
+      </w:r>
+    </w:p>
+    <w:p>
+      <w:pPr>
+        <w:ind w:left="720" w:firstLine="720"/>
+        <w:rPr>
+          <w:lang w:val="en-US"/>
+        </w:rPr>
+      </w:pPr>
+      <w:r>
+        <w:rPr>
+          <w:lang w:val="en-US"/>
+        </w:rPr>
+        <w:tab/>
+        <w:t>[7, 8, 9]</w:t>
+      </w:r>
+    </w:p>
+    <w:p>
+      <w:pPr>
+        <w:ind w:left="720" w:firstLine="720"/>
+        <w:rPr>
+          <w:lang w:val="en-US"/>
+        </w:rPr>
+      </w:pPr>
+      <w:r>
+        <w:rPr>
+          <w:lang w:val="en-US"/>
+        </w:rPr>
+        <w:t>])</w:t>
+      </w:r>
+    </w:p>
+    <w:p>
+      <w:pPr>
+        <w:rPr>
+          <w:lang w:val="en-US"/>
+        </w:rPr>
+      </w:pPr>
+      <w:r>
+        <w:rPr>
+          <w:lang w:val="en-US"/>
+        </w:rPr>
+        <w:tab/>
+        <w:t>.finfo(dtype): trả về thông tin của kiểu dữ liệu</w:t>
+      </w:r>
+    </w:p>
+    <w:p>
+      <w:pPr>
+        <w:rPr>
+          <w:lang w:val="en-US"/>
+        </w:rPr>
+      </w:pPr>
+      <w:r>
+        <w:rPr>
+          <w:lang w:val="en-US"/>
+        </w:rPr>
+        <w:tab/>
+      </w:r>
+      <w:r>
+        <w:rPr>
+          <w:lang w:val="en-US"/>
+        </w:rPr>
+        <w:tab/>
+        <w:t>Ex: torch.finfo(torch.float32)</w:t>
+      </w:r>
+    </w:p>
+    <w:p>
+      <w:pPr>
+        <w:rPr>
+          <w:lang w:val="en-US"/>
+        </w:rPr>
+      </w:pPr>
+      <w:r>
+        <w:rPr>
+          <w:lang w:val="en-US"/>
+        </w:rPr>
+        <w:tab/>
+        <w:t>.randperm(n): hoán vị ngẫu nhiên từ 0 đến n – 1</w:t>
+      </w:r>
+    </w:p>
+    <w:p>
+      <w:pPr>
+        <w:rPr>
+          <w:lang w:val="en-US"/>
+        </w:rPr>
+      </w:pPr>
+      <w:r>
+        <w:rPr>
+          <w:lang w:val="en-US"/>
+        </w:rPr>
+        <w:tab/>
+      </w:r>
+      <w:r>
+        <w:rPr>
+          <w:lang w:val="en-US"/>
+        </w:rPr>
+        <w:tab/>
+        <w:t>Ex: torch.randperm(5) = [0, 4, 2, 3, 1]</w:t>
+      </w:r>
+    </w:p>
+    <w:p>
+      <w:pPr>
+        <w:rPr>
+          <w:lang w:val="en-US"/>
+        </w:rPr>
+      </w:pPr>
+      <w:r>
+        <w:rPr>
+          <w:lang w:val="en-US"/>
+        </w:rPr>
+        <w:tab/>
+        <w:t>.save(model.state_dict(), path): save model</w:t>
+      </w:r>
+    </w:p>
+    <w:p>
+      <w:pPr>
+        <w:rPr>
+          <w:lang w:val="en-US"/>
+        </w:rPr>
+      </w:pPr>
+      <w:r>
+        <w:rPr>
+          <w:lang w:val="en-US"/>
+        </w:rPr>
+        <w:tab/>
+      </w:r>
+      <w:r>
+        <w:rPr>
+          <w:lang w:val="en-US"/>
+        </w:rPr>
+        <w:tab/>
+        <w:t>Ex: torch.save(model.state_dict(), ‘./model.pth’)</w:t>
+      </w:r>
+    </w:p>
+    <w:p>
+      <w:pPr>
+        <w:rPr>
+          <w:lang w:val="en-US"/>
+        </w:rPr>
+      </w:pPr>
+      <w:r>
+        <w:rPr>
+          <w:lang w:val="en-US"/>
+        </w:rPr>
+        <w:t>Distributions</w:t>
+      </w:r>
+    </w:p>
+    <w:p>
+      <w:pPr>
+        <w:rPr>
+          <w:lang w:val="en-US"/>
+        </w:rPr>
+      </w:pPr>
+      <w:r>
+        <w:rPr>
+          <w:lang w:val="en-US"/>
+        </w:rPr>
+        <w:tab/>
+        <w:t>.</w:t>
+      </w:r>
+      <w:r>
+        <w:rPr>
+          <w:lang w:val="en-US"/>
+        </w:rPr>
+        <w:t>MultivariateNormal</w:t>
+      </w:r>
+      <w:r>
+        <w:rPr>
+          <w:lang w:val="en-US"/>
+        </w:rPr>
+        <w:t>(mean_tensor, covariance_matrix_tensor): trar về MN distribution</w:t>
+      </w:r>
+    </w:p>
+    <w:p>
+      <w:pPr>
+        <w:rPr>
+          <w:lang w:val="en-US"/>
+        </w:rPr>
+      </w:pPr>
+      <w:r>
+        <w:rPr>
+          <w:lang w:val="en-US"/>
+        </w:rPr>
         <w:lastRenderedPageBreak/>
         <w:tab/>
       </w:r>
@@ -18943,21 +21258,19 @@
           <w:lang w:val="en-US"/>
         </w:rPr>
         <w:tab/>
-        <w:t>Ex: torch.stack(([1, 2, 3], [4, 5, 6])) = [[1, 2, 3]</w:t>
-      </w:r>
-    </w:p>
-    <w:p>
-      <w:pPr>
-        <w:ind w:left="4320" w:firstLine="720"/>
-        <w:rPr>
-          <w:lang w:val="en-US"/>
-        </w:rPr>
-      </w:pPr>
-      <w:r>
-        <w:rPr>
-          <w:lang w:val="en-US"/>
-        </w:rPr>
-        <w:t>[4, 5, 6]]</w:t>
+        <w:t>Ex: dist = torch.distributions.</w:t>
+      </w:r>
+      <w:r>
+        <w:rPr>
+          <w:lang w:val="en-US"/>
+        </w:rPr>
+        <w:t xml:space="preserve"> MultivariateNormal</w:t>
+      </w:r>
+      <w:r>
+        <w:rPr>
+          <w:lang w:val="en-US"/>
+        </w:rPr>
+        <w:t>([1, 2], [[1, 0], [0, 2]])</w:t>
       </w:r>
     </w:p>
     <w:p>
@@ -18971,7 +21284,7 @@
           <w:lang w:val="en-US"/>
         </w:rPr>
         <w:tab/>
-        <w:t>.inverse(tensor): trả về invert matrix</w:t>
+        <w:t>.Normal(mean_tensor, std_tensor): trả về một normal distribution</w:t>
       </w:r>
     </w:p>
     <w:p>
@@ -18991,12 +21304,11 @@
           <w:lang w:val="en-US"/>
         </w:rPr>
         <w:tab/>
-        <w:t>Ex: torch.inverse([</w:t>
-      </w:r>
-    </w:p>
-    <w:p>
-      <w:pPr>
-        <w:ind w:left="720" w:firstLine="720"/>
+        <w:t>Ex: dist = torch.distributions.normal([1, 2], [2, 4])</w:t>
+      </w:r>
+    </w:p>
+    <w:p>
+      <w:pPr>
         <w:rPr>
           <w:lang w:val="en-US"/>
         </w:rPr>
@@ -19006,174 +21318,7 @@
           <w:lang w:val="en-US"/>
         </w:rPr>
         <w:tab/>
-        <w:t>[1, 2, 3],</w:t>
-      </w:r>
-    </w:p>
-    <w:p>
-      <w:pPr>
-        <w:ind w:left="720" w:firstLine="720"/>
-        <w:rPr>
-          <w:lang w:val="en-US"/>
-        </w:rPr>
-      </w:pPr>
-      <w:r>
-        <w:rPr>
-          <w:lang w:val="en-US"/>
-        </w:rPr>
-        <w:tab/>
-        <w:t>[4, 5, 6],</w:t>
-      </w:r>
-    </w:p>
-    <w:p>
-      <w:pPr>
-        <w:ind w:left="720" w:firstLine="720"/>
-        <w:rPr>
-          <w:lang w:val="en-US"/>
-        </w:rPr>
-      </w:pPr>
-      <w:r>
-        <w:rPr>
-          <w:lang w:val="en-US"/>
-        </w:rPr>
-        <w:tab/>
-        <w:t>[7, 8, 9]</w:t>
-      </w:r>
-    </w:p>
-    <w:p>
-      <w:pPr>
-        <w:ind w:left="720" w:firstLine="720"/>
-        <w:rPr>
-          <w:lang w:val="en-US"/>
-        </w:rPr>
-      </w:pPr>
-      <w:r>
-        <w:rPr>
-          <w:lang w:val="en-US"/>
-        </w:rPr>
-        <w:t>])</w:t>
-      </w:r>
-    </w:p>
-    <w:p>
-      <w:pPr>
-        <w:rPr>
-          <w:lang w:val="en-US"/>
-        </w:rPr>
-      </w:pPr>
-      <w:r>
-        <w:rPr>
-          <w:lang w:val="en-US"/>
-        </w:rPr>
-        <w:tab/>
-        <w:t>.finfo(dtype): trả về thông tin của kiểu dữ liệu</w:t>
-      </w:r>
-    </w:p>
-    <w:p>
-      <w:pPr>
-        <w:rPr>
-          <w:lang w:val="en-US"/>
-        </w:rPr>
-      </w:pPr>
-      <w:r>
-        <w:rPr>
-          <w:lang w:val="en-US"/>
-        </w:rPr>
-        <w:tab/>
-      </w:r>
-      <w:r>
-        <w:rPr>
-          <w:lang w:val="en-US"/>
-        </w:rPr>
-        <w:tab/>
-        <w:t>Ex: torch.finfo(torch.float32)</w:t>
-      </w:r>
-    </w:p>
-    <w:p>
-      <w:pPr>
-        <w:rPr>
-          <w:lang w:val="en-US"/>
-        </w:rPr>
-      </w:pPr>
-      <w:r>
-        <w:rPr>
-          <w:lang w:val="en-US"/>
-        </w:rPr>
-        <w:tab/>
-        <w:t>.randperm(n): hoán vị ngẫu nhiên từ 0 đến n – 1</w:t>
-      </w:r>
-    </w:p>
-    <w:p>
-      <w:pPr>
-        <w:rPr>
-          <w:lang w:val="en-US"/>
-        </w:rPr>
-      </w:pPr>
-      <w:r>
-        <w:rPr>
-          <w:lang w:val="en-US"/>
-        </w:rPr>
-        <w:tab/>
-      </w:r>
-      <w:r>
-        <w:rPr>
-          <w:lang w:val="en-US"/>
-        </w:rPr>
-        <w:tab/>
-        <w:t>Ex: torch.randperm(5) = [0, 4, 2, 3, 1]</w:t>
-      </w:r>
-    </w:p>
-    <w:p>
-      <w:pPr>
-        <w:rPr>
-          <w:lang w:val="en-US"/>
-        </w:rPr>
-      </w:pPr>
-      <w:r>
-        <w:rPr>
-          <w:lang w:val="en-US"/>
-        </w:rPr>
-        <w:tab/>
-        <w:t>.save(model.state_dict(), path): save model</w:t>
-      </w:r>
-    </w:p>
-    <w:p>
-      <w:pPr>
-        <w:rPr>
-          <w:lang w:val="en-US"/>
-        </w:rPr>
-      </w:pPr>
-      <w:r>
-        <w:rPr>
-          <w:lang w:val="en-US"/>
-        </w:rPr>
-        <w:tab/>
-      </w:r>
-      <w:r>
-        <w:rPr>
-          <w:lang w:val="en-US"/>
-        </w:rPr>
-        <w:tab/>
-        <w:t>Ex: torch.save(model.state_dict(), ‘./model.pth’)</w:t>
-      </w:r>
-    </w:p>
-    <w:p>
-      <w:pPr>
-        <w:rPr>
-          <w:lang w:val="en-US"/>
-        </w:rPr>
-      </w:pPr>
-      <w:r>
-        <w:rPr>
-          <w:lang w:val="en-US"/>
-        </w:rPr>
-        <w:t>Distributions</w:t>
-      </w:r>
-    </w:p>
-    <w:p>
-      <w:pPr>
-        <w:rPr>
-          <w:lang w:val="en-US"/>
-        </w:rPr>
-      </w:pPr>
+      </w:r>
       <w:r>
         <w:rPr>
           <w:lang w:val="en-US"/>
@@ -19185,104 +21330,6 @@
         <w:rPr>
           <w:lang w:val="en-US"/>
         </w:rPr>
-        <w:t>MultivariateNormal</w:t>
-      </w:r>
-      <w:r>
-        <w:rPr>
-          <w:lang w:val="en-US"/>
-        </w:rPr>
-        <w:t>(mean_tensor, covariance_matrix_tensor): trar về MN distribution</w:t>
-      </w:r>
-    </w:p>
-    <w:p>
-      <w:pPr>
-        <w:rPr>
-          <w:lang w:val="en-US"/>
-        </w:rPr>
-      </w:pPr>
-      <w:r>
-        <w:rPr>
-          <w:lang w:val="en-US"/>
-        </w:rPr>
-        <w:tab/>
-      </w:r>
-      <w:r>
-        <w:rPr>
-          <w:lang w:val="en-US"/>
-        </w:rPr>
-        <w:tab/>
-        <w:t>Ex: dist = torch.distributions.</w:t>
-      </w:r>
-      <w:r>
-        <w:rPr>
-          <w:lang w:val="en-US"/>
-        </w:rPr>
-        <w:t xml:space="preserve"> MultivariateNormal</w:t>
-      </w:r>
-      <w:r>
-        <w:rPr>
-          <w:lang w:val="en-US"/>
-        </w:rPr>
-        <w:t>([1, 2], [[1, 0], [0, 2]])</w:t>
-      </w:r>
-    </w:p>
-    <w:p>
-      <w:pPr>
-        <w:rPr>
-          <w:lang w:val="en-US"/>
-        </w:rPr>
-      </w:pPr>
-      <w:r>
-        <w:rPr>
-          <w:lang w:val="en-US"/>
-        </w:rPr>
-        <w:tab/>
-        <w:t>.Normal(mean_tensor, std_tensor): trả về một normal distribution</w:t>
-      </w:r>
-    </w:p>
-    <w:p>
-      <w:pPr>
-        <w:rPr>
-          <w:lang w:val="en-US"/>
-        </w:rPr>
-      </w:pPr>
-      <w:r>
-        <w:rPr>
-          <w:lang w:val="en-US"/>
-        </w:rPr>
-        <w:tab/>
-      </w:r>
-      <w:r>
-        <w:rPr>
-          <w:lang w:val="en-US"/>
-        </w:rPr>
-        <w:tab/>
-        <w:t>Ex: dist = torch.distributions.normal([1, 2], [2, 4])</w:t>
-      </w:r>
-    </w:p>
-    <w:p>
-      <w:pPr>
-        <w:rPr>
-          <w:lang w:val="en-US"/>
-        </w:rPr>
-      </w:pPr>
-      <w:r>
-        <w:rPr>
-          <w:lang w:val="en-US"/>
-        </w:rPr>
-        <w:tab/>
-      </w:r>
-      <w:r>
-        <w:rPr>
-          <w:lang w:val="en-US"/>
-        </w:rPr>
-        <w:tab/>
-        <w:t>.</w:t>
-      </w:r>
-      <w:r>
-        <w:rPr>
-          <w:lang w:val="en-US"/>
-        </w:rPr>
         <w:t>sample(): trả về tensor ngẫu nhiên theo mean và std</w:t>
       </w:r>
     </w:p>
@@ -19462,6 +21509,308 @@
         <w:rPr>
           <w:lang w:val="en-US"/>
         </w:rPr>
+        <w:tab/>
+      </w:r>
+      <w:r>
+        <w:rPr>
+          <w:lang w:val="en-US"/>
+        </w:rPr>
+        <w:tab/>
+        <w:t>.clamp_probs(probs): clamp giá trị trong khoảng eps đến 1 – eps</w:t>
+      </w:r>
+    </w:p>
+    <w:p>
+      <w:pPr>
+        <w:rPr>
+          <w:lang w:val="en-US"/>
+        </w:rPr>
+      </w:pPr>
+      <w:r>
+        <w:rPr>
+          <w:lang w:val="en-US"/>
+        </w:rPr>
+        <w:tab/>
+      </w:r>
+      <w:r>
+        <w:rPr>
+          <w:lang w:val="en-US"/>
+        </w:rPr>
+        <w:tab/>
+      </w:r>
+      <w:r>
+        <w:rPr>
+          <w:lang w:val="en-US"/>
+        </w:rPr>
+        <w:tab/>
+        <w:t>Ex: torch.distributions.utils.clamp_probs([</w:t>
+      </w:r>
+      <w:r>
+        <w:rPr>
+          <w:lang w:val="en-US"/>
+        </w:rPr>
+        <w:t>-1, 2</w:t>
+      </w:r>
+      <w:r>
+        <w:rPr>
+          <w:lang w:val="en-US"/>
+        </w:rPr>
+        <w:t>]) = [eps, 1 - eps]</w:t>
+      </w:r>
+    </w:p>
+    <w:p>
+      <w:pPr>
+        <w:rPr>
+          <w:lang w:val="en-US"/>
+        </w:rPr>
+      </w:pPr>
+      <w:r>
+        <w:rPr>
+          <w:lang w:val="en-US"/>
+        </w:rPr>
+        <w:t>Autograd</w:t>
+      </w:r>
+    </w:p>
+    <w:p>
+      <w:pPr>
+        <w:rPr>
+          <w:lang w:val="en-US"/>
+        </w:rPr>
+      </w:pPr>
+      <w:r>
+        <w:rPr>
+          <w:lang w:val="en-US"/>
+        </w:rPr>
+        <w:tab/>
+        <w:t xml:space="preserve">.grad(loss, inputs_tuple, retain_grad = T – giữ lại grad| F – free grad, create_graph = </w:t>
+      </w:r>
+    </w:p>
+    <w:p>
+      <w:pPr>
+        <w:ind w:left="720"/>
+        <w:rPr>
+          <w:lang w:val="en-US"/>
+        </w:rPr>
+      </w:pPr>
+      <w:r>
+        <w:rPr>
+          <w:lang w:val="en-US"/>
+        </w:rPr>
+        <w:t xml:space="preserve">         T – tạo một node đạo hàm (để tính higher order derivative)| F): </w:t>
+      </w:r>
+    </w:p>
+    <w:p>
+      <w:pPr>
+        <w:ind w:left="720"/>
+        <w:rPr>
+          <w:lang w:val="en-US"/>
+        </w:rPr>
+      </w:pPr>
+      <w:r>
+        <w:rPr>
+          <w:lang w:val="en-US"/>
+        </w:rPr>
+        <w:t xml:space="preserve">         Trả về tuple gradient của inputs</w:t>
+      </w:r>
+    </w:p>
+    <w:p>
+      <w:pPr>
+        <w:ind w:left="720"/>
+        <w:rPr>
+          <w:lang w:val="en-US"/>
+        </w:rPr>
+      </w:pPr>
+      <w:r>
+        <w:rPr>
+          <w:lang w:val="en-US"/>
+        </w:rPr>
+        <w:tab/>
+        <w:t>Ex: x = [1, 2, 3], y = x ** 2, z = y.sum()</w:t>
+      </w:r>
+    </w:p>
+    <w:p>
+      <w:pPr>
+        <w:ind w:left="720"/>
+        <w:rPr>
+          <w:lang w:val="en-US"/>
+        </w:rPr>
+      </w:pPr>
+      <w:r>
+        <w:rPr>
+          <w:lang w:val="en-US"/>
+        </w:rPr>
+        <w:tab/>
+        <w:t xml:space="preserve">      torch.autograd.grad(z, x) = [1, 2, 3]</w:t>
+      </w:r>
+    </w:p>
+    <w:p>
+      <w:pPr>
+        <w:rPr>
+          <w:lang w:val="en-US"/>
+        </w:rPr>
+      </w:pPr>
+      <w:r>
+        <w:rPr>
+          <w:lang w:val="en-US"/>
+        </w:rPr>
+        <w:t>NN</w:t>
+      </w:r>
+    </w:p>
+    <w:p>
+      <w:pPr>
+        <w:rPr>
+          <w:lang w:val="en-US"/>
+        </w:rPr>
+      </w:pPr>
+      <w:r>
+        <w:rPr>
+          <w:lang w:val="en-US"/>
+        </w:rPr>
+        <w:tab/>
+        <w:t>.LayerNorm(</w:t>
+      </w:r>
+      <w:r>
+        <w:rPr>
+          <w:lang w:val="en-US"/>
+        </w:rPr>
+        <w:t>dims_tuple</w:t>
+      </w:r>
+      <w:r>
+        <w:rPr>
+          <w:lang w:val="en-US"/>
+        </w:rPr>
+        <w:t>): normalize các dim cuối cùng (normalize nguyên layer)</w:t>
+      </w:r>
+    </w:p>
+    <w:p>
+      <w:pPr>
+        <w:rPr>
+          <w:lang w:val="en-US"/>
+        </w:rPr>
+      </w:pPr>
+      <w:r>
+        <w:rPr>
+          <w:lang w:val="en-US"/>
+        </w:rPr>
+        <w:tab/>
+      </w:r>
+      <w:r>
+        <w:rPr>
+          <w:lang w:val="en-US"/>
+        </w:rPr>
+        <w:tab/>
+        <w:t>Ex: torch.nn.LayerNorm(4) =&gt; batch size = 5, 4 neuron, normalize 4 neuron</w:t>
+      </w:r>
+    </w:p>
+    <w:p>
+      <w:pPr>
+        <w:ind w:left="720" w:firstLine="720"/>
+        <w:rPr>
+          <w:lang w:val="en-US"/>
+        </w:rPr>
+      </w:pPr>
+      <w:r>
+        <w:rPr>
+          <w:lang w:val="en-US"/>
+        </w:rPr>
+        <w:t xml:space="preserve">      mỗi batch</w:t>
+      </w:r>
+      <w:r>
+        <w:rPr>
+          <w:lang w:val="en-US"/>
+        </w:rPr>
+        <w:t>, chia n không phải n - 1</w:t>
+      </w:r>
+    </w:p>
+    <w:p>
+      <w:pPr>
+        <w:rPr>
+          <w:lang w:val="en-US"/>
+        </w:rPr>
+      </w:pPr>
+      <w:r>
+        <w:rPr>
+          <w:lang w:val="en-US"/>
+        </w:rPr>
+        <w:tab/>
+        <w:t>.init</w:t>
+      </w:r>
+    </w:p>
+    <w:p>
+      <w:pPr>
+        <w:rPr>
+          <w:lang w:val="en-US"/>
+        </w:rPr>
+      </w:pPr>
+      <w:r>
+        <w:rPr>
+          <w:lang w:val="en-US"/>
+        </w:rPr>
+        <w:tab/>
+      </w:r>
+      <w:r>
+        <w:rPr>
+          <w:lang w:val="en-US"/>
+        </w:rPr>
+        <w:tab/>
+        <w:t>.uniform_(tensor, lower, upper): modify in place tensor theo phân phối đều</w:t>
+      </w:r>
+    </w:p>
+    <w:p>
+      <w:pPr>
+        <w:rPr>
+          <w:lang w:val="en-US"/>
+        </w:rPr>
+      </w:pPr>
+      <w:r>
+        <w:rPr>
+          <w:lang w:val="en-US"/>
+        </w:rPr>
+        <w:tab/>
+      </w:r>
+      <w:r>
+        <w:rPr>
+          <w:lang w:val="en-US"/>
+        </w:rPr>
+        <w:tab/>
+      </w:r>
+      <w:r>
+        <w:rPr>
+          <w:lang w:val="en-US"/>
+        </w:rPr>
+        <w:tab/>
+        <w:t>Ex: torch.nn.init.uniform_([1, 2, 3], -1, 1) =&gt; [-1, 0.5, 0.8]</w:t>
+      </w:r>
+    </w:p>
+    <w:p>
+      <w:pPr>
+        <w:rPr>
+          <w:lang w:val="en-US"/>
+        </w:rPr>
+      </w:pPr>
+      <w:r>
+        <w:rPr>
+          <w:lang w:val="en-US"/>
+        </w:rPr>
+        <w:tab/>
+      </w:r>
+      <w:r>
+        <w:rPr>
+          <w:lang w:val="en-US"/>
+        </w:rPr>
+        <w:tab/>
+        <w:t>.normal_(tensor, mean, std): init phân phối chuẩn</w:t>
+      </w:r>
+    </w:p>
+    <w:p>
+      <w:pPr>
+        <w:rPr>
+          <w:lang w:val="en-US"/>
+        </w:rPr>
+      </w:pPr>
+      <w:r>
+        <w:rPr>
+          <w:lang w:val="en-US"/>
+        </w:rPr>
         <w:lastRenderedPageBreak/>
         <w:tab/>
       </w:r>
@@ -19470,308 +21819,6 @@
           <w:lang w:val="en-US"/>
         </w:rPr>
         <w:tab/>
-        <w:t>.clamp_probs(probs): clamp giá trị trong khoảng eps đến 1 – eps</w:t>
-      </w:r>
-    </w:p>
-    <w:p>
-      <w:pPr>
-        <w:rPr>
-          <w:lang w:val="en-US"/>
-        </w:rPr>
-      </w:pPr>
-      <w:r>
-        <w:rPr>
-          <w:lang w:val="en-US"/>
-        </w:rPr>
-        <w:tab/>
-      </w:r>
-      <w:r>
-        <w:rPr>
-          <w:lang w:val="en-US"/>
-        </w:rPr>
-        <w:tab/>
-      </w:r>
-      <w:r>
-        <w:rPr>
-          <w:lang w:val="en-US"/>
-        </w:rPr>
-        <w:tab/>
-        <w:t>Ex: torch.distributions.utils.clamp_probs([</w:t>
-      </w:r>
-      <w:r>
-        <w:rPr>
-          <w:lang w:val="en-US"/>
-        </w:rPr>
-        <w:t>-1, 2</w:t>
-      </w:r>
-      <w:r>
-        <w:rPr>
-          <w:lang w:val="en-US"/>
-        </w:rPr>
-        <w:t>]) = [eps, 1 - eps]</w:t>
-      </w:r>
-    </w:p>
-    <w:p>
-      <w:pPr>
-        <w:rPr>
-          <w:lang w:val="en-US"/>
-        </w:rPr>
-      </w:pPr>
-      <w:r>
-        <w:rPr>
-          <w:lang w:val="en-US"/>
-        </w:rPr>
-        <w:t>Autograd</w:t>
-      </w:r>
-    </w:p>
-    <w:p>
-      <w:pPr>
-        <w:rPr>
-          <w:lang w:val="en-US"/>
-        </w:rPr>
-      </w:pPr>
-      <w:r>
-        <w:rPr>
-          <w:lang w:val="en-US"/>
-        </w:rPr>
-        <w:tab/>
-        <w:t xml:space="preserve">.grad(loss, inputs_tuple, retain_grad = T – giữ lại grad| F – free grad, create_graph = </w:t>
-      </w:r>
-    </w:p>
-    <w:p>
-      <w:pPr>
-        <w:ind w:left="720"/>
-        <w:rPr>
-          <w:lang w:val="en-US"/>
-        </w:rPr>
-      </w:pPr>
-      <w:r>
-        <w:rPr>
-          <w:lang w:val="en-US"/>
-        </w:rPr>
-        <w:t xml:space="preserve">         T – tạo một node đạo hàm (để tính higher order derivative)| F): </w:t>
-      </w:r>
-    </w:p>
-    <w:p>
-      <w:pPr>
-        <w:ind w:left="720"/>
-        <w:rPr>
-          <w:lang w:val="en-US"/>
-        </w:rPr>
-      </w:pPr>
-      <w:r>
-        <w:rPr>
-          <w:lang w:val="en-US"/>
-        </w:rPr>
-        <w:t xml:space="preserve">         Trả về tuple gradient của inputs</w:t>
-      </w:r>
-    </w:p>
-    <w:p>
-      <w:pPr>
-        <w:ind w:left="720"/>
-        <w:rPr>
-          <w:lang w:val="en-US"/>
-        </w:rPr>
-      </w:pPr>
-      <w:r>
-        <w:rPr>
-          <w:lang w:val="en-US"/>
-        </w:rPr>
-        <w:tab/>
-        <w:t>Ex: x = [1, 2, 3], y = x ** 2, z = y.sum()</w:t>
-      </w:r>
-    </w:p>
-    <w:p>
-      <w:pPr>
-        <w:ind w:left="720"/>
-        <w:rPr>
-          <w:lang w:val="en-US"/>
-        </w:rPr>
-      </w:pPr>
-      <w:r>
-        <w:rPr>
-          <w:lang w:val="en-US"/>
-        </w:rPr>
-        <w:tab/>
-        <w:t xml:space="preserve">      torch.autograd.grad(z, x) = [1, 2, 3]</w:t>
-      </w:r>
-    </w:p>
-    <w:p>
-      <w:pPr>
-        <w:rPr>
-          <w:lang w:val="en-US"/>
-        </w:rPr>
-      </w:pPr>
-      <w:r>
-        <w:rPr>
-          <w:lang w:val="en-US"/>
-        </w:rPr>
-        <w:t>NN</w:t>
-      </w:r>
-    </w:p>
-    <w:p>
-      <w:pPr>
-        <w:rPr>
-          <w:lang w:val="en-US"/>
-        </w:rPr>
-      </w:pPr>
-      <w:r>
-        <w:rPr>
-          <w:lang w:val="en-US"/>
-        </w:rPr>
-        <w:tab/>
-        <w:t>.LayerNorm(</w:t>
-      </w:r>
-      <w:r>
-        <w:rPr>
-          <w:lang w:val="en-US"/>
-        </w:rPr>
-        <w:t>dims_tuple</w:t>
-      </w:r>
-      <w:r>
-        <w:rPr>
-          <w:lang w:val="en-US"/>
-        </w:rPr>
-        <w:t>): normalize các dim cuối cùng (normalize nguyên layer)</w:t>
-      </w:r>
-    </w:p>
-    <w:p>
-      <w:pPr>
-        <w:rPr>
-          <w:lang w:val="en-US"/>
-        </w:rPr>
-      </w:pPr>
-      <w:r>
-        <w:rPr>
-          <w:lang w:val="en-US"/>
-        </w:rPr>
-        <w:tab/>
-      </w:r>
-      <w:r>
-        <w:rPr>
-          <w:lang w:val="en-US"/>
-        </w:rPr>
-        <w:tab/>
-        <w:t>Ex: torch.nn.LayerNorm(4) =&gt; batch size = 5, 4 neuron, normalize 4 neuron</w:t>
-      </w:r>
-    </w:p>
-    <w:p>
-      <w:pPr>
-        <w:ind w:left="720" w:firstLine="720"/>
-        <w:rPr>
-          <w:lang w:val="en-US"/>
-        </w:rPr>
-      </w:pPr>
-      <w:r>
-        <w:rPr>
-          <w:lang w:val="en-US"/>
-        </w:rPr>
-        <w:t xml:space="preserve">      mỗi batch</w:t>
-      </w:r>
-      <w:r>
-        <w:rPr>
-          <w:lang w:val="en-US"/>
-        </w:rPr>
-        <w:t>, chia n không phải n - 1</w:t>
-      </w:r>
-    </w:p>
-    <w:p>
-      <w:pPr>
-        <w:rPr>
-          <w:lang w:val="en-US"/>
-        </w:rPr>
-      </w:pPr>
-      <w:r>
-        <w:rPr>
-          <w:lang w:val="en-US"/>
-        </w:rPr>
-        <w:tab/>
-        <w:t>.init</w:t>
-      </w:r>
-    </w:p>
-    <w:p>
-      <w:pPr>
-        <w:rPr>
-          <w:lang w:val="en-US"/>
-        </w:rPr>
-      </w:pPr>
-      <w:r>
-        <w:rPr>
-          <w:lang w:val="en-US"/>
-        </w:rPr>
-        <w:tab/>
-      </w:r>
-      <w:r>
-        <w:rPr>
-          <w:lang w:val="en-US"/>
-        </w:rPr>
-        <w:tab/>
-        <w:t>.uniform_(tensor, lower, upper): modify in place tensor theo phân phối đều</w:t>
-      </w:r>
-    </w:p>
-    <w:p>
-      <w:pPr>
-        <w:rPr>
-          <w:lang w:val="en-US"/>
-        </w:rPr>
-      </w:pPr>
-      <w:r>
-        <w:rPr>
-          <w:lang w:val="en-US"/>
-        </w:rPr>
-        <w:tab/>
-      </w:r>
-      <w:r>
-        <w:rPr>
-          <w:lang w:val="en-US"/>
-        </w:rPr>
-        <w:tab/>
-      </w:r>
-      <w:r>
-        <w:rPr>
-          <w:lang w:val="en-US"/>
-        </w:rPr>
-        <w:tab/>
-        <w:t>Ex: torch.nn.init.uniform_([1, 2, 3], -1, 1) =&gt; [-1, 0.5, 0.8]</w:t>
-      </w:r>
-    </w:p>
-    <w:p>
-      <w:pPr>
-        <w:rPr>
-          <w:lang w:val="en-US"/>
-        </w:rPr>
-      </w:pPr>
-      <w:r>
-        <w:rPr>
-          <w:lang w:val="en-US"/>
-        </w:rPr>
-        <w:tab/>
-      </w:r>
-      <w:r>
-        <w:rPr>
-          <w:lang w:val="en-US"/>
-        </w:rPr>
-        <w:tab/>
-        <w:t>.normal_(tensor, mean, std): init phân phối chuẩn</w:t>
-      </w:r>
-    </w:p>
-    <w:p>
-      <w:pPr>
-        <w:rPr>
-          <w:lang w:val="en-US"/>
-        </w:rPr>
-      </w:pPr>
-      <w:r>
-        <w:rPr>
-          <w:lang w:val="en-US"/>
-        </w:rPr>
-        <w:tab/>
-      </w:r>
-      <w:r>
-        <w:rPr>
-          <w:lang w:val="en-US"/>
-        </w:rPr>
-        <w:tab/>
       </w:r>
       <w:r>
         <w:rPr>
@@ -19962,7 +22009,6 @@
         <w:rPr>
           <w:lang w:val="en-US"/>
         </w:rPr>
-        <w:lastRenderedPageBreak/>
         <w:tab/>
       </w:r>
       <w:r>

--- a/torch.docx
+++ b/torch.docx
@@ -15994,19 +15994,7 @@
         <w:rPr>
           <w:lang w:val="en-US"/>
         </w:rPr>
-        <w:t>Các tham số của &lt;Lớ</w:t>
-      </w:r>
-      <w:r>
-        <w:rPr>
-          <w:lang w:val="en-US"/>
-        </w:rPr>
-        <w:t>p 1D Instance</w:t>
-      </w:r>
-      <w:r>
-        <w:rPr>
-          <w:lang w:val="en-US"/>
-        </w:rPr>
-        <w:t xml:space="preserve"> Norm&gt;</w:t>
+        <w:t>Các tham số của &lt;Lớp 1D Instance Norm&gt;</w:t>
       </w:r>
     </w:p>
     <w:tbl>
@@ -16307,19 +16295,7 @@
               <w:rPr>
                 <w:lang w:val="en-US"/>
               </w:rPr>
-              <w:t>(</w:t>
-            </w:r>
-            <w:r>
-              <w:rPr>
-                <w:lang w:val="en-US"/>
-              </w:rPr>
-              <w:t>&lt;Số Kênh Input&gt;</w:t>
-            </w:r>
-            <w:r>
-              <w:rPr>
-                <w:lang w:val="en-US"/>
-              </w:rPr>
-              <w:t>,</w:t>
+              <w:t>(&lt;Số Kênh Input&gt;,</w:t>
             </w:r>
           </w:p>
           <w:p>
@@ -16335,25 +16311,7 @@
               <w:rPr>
                 <w:lang w:val="en-US"/>
               </w:rPr>
-              <w:t>&lt;</w:t>
-            </w:r>
-            <w:r>
-              <w:rPr>
-                <w:lang w:val="en-US"/>
-              </w:rPr>
-              <w:t>Kích Thước Input</w:t>
-            </w:r>
-            <w:r>
-              <w:rPr>
-                <w:lang w:val="en-US"/>
-              </w:rPr>
-              <w:t>&gt;</w:t>
-            </w:r>
-            <w:r>
-              <w:rPr>
-                <w:lang w:val="en-US"/>
-              </w:rPr>
-              <w:t>)</w:t>
+              <w:t>&lt;Kích Thước Input&gt;)</w:t>
             </w:r>
           </w:p>
         </w:tc>
@@ -16430,49 +16388,25 @@
         <w:rPr>
           <w:lang w:val="en-US"/>
         </w:rPr>
-        <w:t>Giố</w:t>
-      </w:r>
-      <w:r>
-        <w:rPr>
-          <w:lang w:val="en-US"/>
-        </w:rPr>
-        <w:t>ng y chang 1D Instance</w:t>
-      </w:r>
-      <w:r>
-        <w:rPr>
-          <w:lang w:val="en-US"/>
-        </w:rPr>
-        <w:t xml:space="preserve"> Norm, Input thay vì 1D thì bây giờ gấp lại thành 2D</w:t>
-      </w:r>
-    </w:p>
-    <w:p>
-      <w:pPr>
-        <w:pStyle w:val="ListParagraph"/>
-        <w:numPr>
-          <w:ilvl w:val="0"/>
-          <w:numId w:val="2"/>
-        </w:numPr>
-        <w:rPr>
-          <w:lang w:val="en-US"/>
-        </w:rPr>
-      </w:pPr>
-      <w:r>
-        <w:rPr>
-          <w:lang w:val="en-US"/>
-        </w:rPr>
-        <w:t>Tạo 1 lớ</w:t>
-      </w:r>
-      <w:r>
-        <w:rPr>
-          <w:lang w:val="en-US"/>
-        </w:rPr>
-        <w:t>p 2D Instance</w:t>
-      </w:r>
-      <w:r>
-        <w:rPr>
-          <w:lang w:val="en-US"/>
-        </w:rPr>
-        <w:t xml:space="preserve"> Norm</w:t>
+        <w:t>Giống y chang 1D Instance Norm, Input thay vì 1D thì bây giờ gấp lại thành 2D</w:t>
+      </w:r>
+    </w:p>
+    <w:p>
+      <w:pPr>
+        <w:pStyle w:val="ListParagraph"/>
+        <w:numPr>
+          <w:ilvl w:val="0"/>
+          <w:numId w:val="2"/>
+        </w:numPr>
+        <w:rPr>
+          <w:lang w:val="en-US"/>
+        </w:rPr>
+      </w:pPr>
+      <w:r>
+        <w:rPr>
+          <w:lang w:val="en-US"/>
+        </w:rPr>
+        <w:t>Tạo 1 lớp 2D Instance Norm</w:t>
       </w:r>
     </w:p>
     <w:p>
@@ -16494,31 +16428,7 @@
           <w:lang w:val="en-US"/>
         </w:rPr>
         <w:lastRenderedPageBreak/>
-        <w:t>&lt;Lớ</w:t>
-      </w:r>
-      <w:r>
-        <w:rPr>
-          <w:lang w:val="en-US"/>
-        </w:rPr>
-        <w:t xml:space="preserve">p 2D </w:t>
-      </w:r>
-      <w:r>
-        <w:rPr>
-          <w:lang w:val="en-US"/>
-        </w:rPr>
-        <w:t>Instance</w:t>
-      </w:r>
-      <w:r>
-        <w:rPr>
-          <w:lang w:val="en-US"/>
-        </w:rPr>
-        <w:t xml:space="preserve"> Norm&gt; = nn.Instance</w:t>
-      </w:r>
-      <w:r>
-        <w:rPr>
-          <w:lang w:val="en-US"/>
-        </w:rPr>
-        <w:t>Norm2d(</w:t>
+        <w:t>&lt;Lớp 2D Instance Norm&gt; = nn.InstanceNorm2d(</w:t>
       </w:r>
     </w:p>
     <w:p>
@@ -16563,13 +16473,7 @@
         <w:rPr>
           <w:lang w:val="en-US"/>
         </w:rPr>
-        <w:t>Momentum&gt;</w:t>
-      </w:r>
-      <w:r>
-        <w:rPr>
-          <w:lang w:val="en-US"/>
-        </w:rPr>
-        <w:t>,</w:t>
+        <w:t>Momentum&gt;,</w:t>
       </w:r>
     </w:p>
     <w:p>
@@ -16590,13 +16494,7 @@
         <w:rPr>
           <w:lang w:val="en-US"/>
         </w:rPr>
-        <w:t xml:space="preserve">    </w:t>
-      </w:r>
-      <w:r>
-        <w:rPr>
-          <w:lang w:val="en-US"/>
-        </w:rPr>
-        <w:t>affine = True, track_running_stats = True</w:t>
+        <w:t xml:space="preserve">    affine = True, track_running_stats = True</w:t>
       </w:r>
     </w:p>
     <w:p>
@@ -16656,19 +16554,7 @@
         <w:rPr>
           <w:lang w:val="en-US"/>
         </w:rPr>
-        <w:t xml:space="preserve">&lt;Output&gt; = &lt;Lớp 2D </w:t>
-      </w:r>
-      <w:r>
-        <w:rPr>
-          <w:lang w:val="en-US"/>
-        </w:rPr>
-        <w:t>Instance</w:t>
-      </w:r>
-      <w:r>
-        <w:rPr>
-          <w:lang w:val="en-US"/>
-        </w:rPr>
-        <w:t xml:space="preserve"> Norm&gt;(&lt;Input&gt;)</w:t>
+        <w:t>&lt;Output&gt; = &lt;Lớp 2D Instance Norm&gt;(&lt;Input&gt;)</w:t>
       </w:r>
     </w:p>
     <w:p>
@@ -17019,13 +16905,7 @@
               <w:rPr>
                 <w:lang w:val="en-US"/>
               </w:rPr>
-              <w:t>(</w:t>
-            </w:r>
-            <w:r>
-              <w:rPr>
-                <w:lang w:val="en-US"/>
-              </w:rPr>
-              <w:t>&lt;Số Kênh Input&gt;,</w:t>
+              <w:t>(&lt;Số Kênh Input&gt;,</w:t>
             </w:r>
           </w:p>
           <w:p>
@@ -17119,42 +16999,56 @@
     </w:tbl>
     <w:p>
       <w:pPr>
-        <w:rPr>
-          <w:lang w:val="en-US"/>
-        </w:rPr>
-      </w:pPr>
-      <w:bookmarkStart w:id="0" w:name="_GoBack"/>
-      <w:bookmarkEnd w:id="0"/>
-    </w:p>
-    <w:p>
-      <w:pPr>
-        <w:rPr>
-          <w:lang w:val="en-US"/>
-        </w:rPr>
-      </w:pPr>
-      <w:r>
-        <w:rPr>
-          <w:lang w:val="en-US"/>
-        </w:rPr>
-        <w:t>Functional – Hàm:</w:t>
-      </w:r>
-    </w:p>
-    <w:p>
-      <w:pPr>
-        <w:pStyle w:val="ListParagraph"/>
-        <w:numPr>
-          <w:ilvl w:val="0"/>
-          <w:numId w:val="12"/>
-        </w:numPr>
-        <w:rPr>
-          <w:lang w:val="en-US"/>
-        </w:rPr>
-      </w:pPr>
-      <w:r>
-        <w:rPr>
-          <w:lang w:val="en-US"/>
-        </w:rPr>
-        <w:t>Cách Import?</w:t>
+        <w:pStyle w:val="ListParagraph"/>
+        <w:numPr>
+          <w:ilvl w:val="0"/>
+          <w:numId w:val="9"/>
+        </w:numPr>
+        <w:rPr>
+          <w:lang w:val="en-US"/>
+        </w:rPr>
+      </w:pPr>
+      <w:r>
+        <w:rPr>
+          <w:lang w:val="en-US"/>
+        </w:rPr>
+        <w:t>Group Norm?</w:t>
+      </w:r>
+    </w:p>
+    <w:p>
+      <w:pPr>
+        <w:pStyle w:val="ListParagraph"/>
+        <w:numPr>
+          <w:ilvl w:val="0"/>
+          <w:numId w:val="2"/>
+        </w:numPr>
+        <w:rPr>
+          <w:lang w:val="en-US"/>
+        </w:rPr>
+      </w:pPr>
+      <w:r>
+        <w:rPr>
+          <w:lang w:val="en-US"/>
+        </w:rPr>
+        <w:t>Cách hoạt động gần giống Layer Norm</w:t>
+      </w:r>
+    </w:p>
+    <w:p>
+      <w:pPr>
+        <w:pStyle w:val="ListParagraph"/>
+        <w:numPr>
+          <w:ilvl w:val="0"/>
+          <w:numId w:val="2"/>
+        </w:numPr>
+        <w:rPr>
+          <w:lang w:val="en-US"/>
+        </w:rPr>
+      </w:pPr>
+      <w:r>
+        <w:rPr>
+          <w:lang w:val="en-US"/>
+        </w:rPr>
+        <w:t>Tạo 1 lớp Group Norm</w:t>
       </w:r>
     </w:p>
     <w:p>
@@ -17175,6 +17069,597 @@
         <w:rPr>
           <w:lang w:val="en-US"/>
         </w:rPr>
+        <w:t>&lt;Lớp Group Norm&gt; = nn.GroupNorm(</w:t>
+      </w:r>
+    </w:p>
+    <w:p>
+      <w:pPr>
+        <w:pStyle w:val="ListParagraph"/>
+        <w:pBdr>
+          <w:top w:val="single" w:sz="4" w:space="1" w:color="auto"/>
+          <w:left w:val="single" w:sz="4" w:space="4" w:color="auto"/>
+          <w:bottom w:val="single" w:sz="4" w:space="1" w:color="auto"/>
+          <w:right w:val="single" w:sz="4" w:space="4" w:color="auto"/>
+        </w:pBdr>
+        <w:ind w:left="1080"/>
+        <w:rPr>
+          <w:lang w:val="en-US"/>
+        </w:rPr>
+      </w:pPr>
+      <w:r>
+        <w:rPr>
+          <w:lang w:val="en-US"/>
+        </w:rPr>
+        <w:t xml:space="preserve">    &lt;Số Nhóm&gt;, </w:t>
+      </w:r>
+      <w:r>
+        <w:rPr>
+          <w:lang w:val="en-US"/>
+        </w:rPr>
+        <w:t>&lt;</w:t>
+      </w:r>
+      <w:r>
+        <w:rPr>
+          <w:lang w:val="en-US"/>
+        </w:rPr>
+        <w:t>Số Kênh Input&gt;, &lt;Epsilon&gt;</w:t>
+      </w:r>
+    </w:p>
+    <w:p>
+      <w:pPr>
+        <w:pStyle w:val="ListParagraph"/>
+        <w:pBdr>
+          <w:top w:val="single" w:sz="4" w:space="1" w:color="auto"/>
+          <w:left w:val="single" w:sz="4" w:space="4" w:color="auto"/>
+          <w:bottom w:val="single" w:sz="4" w:space="1" w:color="auto"/>
+          <w:right w:val="single" w:sz="4" w:space="4" w:color="auto"/>
+        </w:pBdr>
+        <w:ind w:left="1080"/>
+        <w:rPr>
+          <w:lang w:val="en-US"/>
+        </w:rPr>
+      </w:pPr>
+      <w:r>
+        <w:rPr>
+          <w:lang w:val="en-US"/>
+        </w:rPr>
+        <w:t>)</w:t>
+      </w:r>
+    </w:p>
+    <w:p>
+      <w:pPr>
+        <w:pStyle w:val="ListParagraph"/>
+        <w:numPr>
+          <w:ilvl w:val="0"/>
+          <w:numId w:val="2"/>
+        </w:numPr>
+        <w:rPr>
+          <w:lang w:val="en-US"/>
+        </w:rPr>
+      </w:pPr>
+      <w:r>
+        <w:rPr>
+          <w:lang w:val="en-US"/>
+        </w:rPr>
+        <w:t>&lt;Epsilon&gt; mặc định = 1e–5</w:t>
+      </w:r>
+    </w:p>
+    <w:p>
+      <w:pPr>
+        <w:pStyle w:val="ListParagraph"/>
+        <w:numPr>
+          <w:ilvl w:val="0"/>
+          <w:numId w:val="2"/>
+        </w:numPr>
+        <w:rPr>
+          <w:lang w:val="en-US"/>
+        </w:rPr>
+      </w:pPr>
+      <w:r>
+        <w:rPr>
+          <w:lang w:val="en-US"/>
+        </w:rPr>
+        <w:t>&lt;Số Kênh Input&gt; phải chia hết cho &lt;Số Nhóm&gt;</w:t>
+      </w:r>
+    </w:p>
+    <w:p>
+      <w:pPr>
+        <w:pStyle w:val="ListParagraph"/>
+        <w:numPr>
+          <w:ilvl w:val="0"/>
+          <w:numId w:val="2"/>
+        </w:numPr>
+        <w:rPr>
+          <w:lang w:val="en-US"/>
+        </w:rPr>
+      </w:pPr>
+      <w:r>
+        <w:rPr>
+          <w:lang w:val="en-US"/>
+        </w:rPr>
+        <w:t>Forward</w:t>
+      </w:r>
+    </w:p>
+    <w:p>
+      <w:pPr>
+        <w:pStyle w:val="ListParagraph"/>
+        <w:pBdr>
+          <w:top w:val="single" w:sz="4" w:space="1" w:color="auto"/>
+          <w:left w:val="single" w:sz="4" w:space="4" w:color="auto"/>
+          <w:bottom w:val="single" w:sz="4" w:space="1" w:color="auto"/>
+          <w:right w:val="single" w:sz="4" w:space="4" w:color="auto"/>
+        </w:pBdr>
+        <w:ind w:left="1080"/>
+        <w:rPr>
+          <w:lang w:val="en-US"/>
+        </w:rPr>
+      </w:pPr>
+      <w:r>
+        <w:rPr>
+          <w:lang w:val="en-US"/>
+        </w:rPr>
+        <w:t>&lt;Output&gt; = &lt;Lớp Group Norm&gt;(&lt;Input&gt;)</w:t>
+      </w:r>
+    </w:p>
+    <w:p>
+      <w:pPr>
+        <w:pStyle w:val="ListParagraph"/>
+        <w:numPr>
+          <w:ilvl w:val="0"/>
+          <w:numId w:val="2"/>
+        </w:numPr>
+        <w:rPr>
+          <w:lang w:val="en-US"/>
+        </w:rPr>
+      </w:pPr>
+      <w:r>
+        <w:rPr>
+          <w:lang w:val="en-US"/>
+        </w:rPr>
+        <w:t>Giả sử có 1 Batch, mỗi phần tử trong Batch có nhiều kênh, giả sử ta có phần tử A, chia A thành các nhóm có Shape = nhau, ví dụ, A có Shape là (6, 4, 5), 6 ở đây là &lt;Số Kênh Input&gt;, thì khi chia A thành 3 phần, 3 ở đây là &lt;Số Nhóm&gt;, 3 phần lần lượt là A[0 : 2, : , : ], A[2 : 4, : , : ], A[4 : 6, : , : ], chuẩn hóa mỗi phần dựa theo Mean và Variance của riêng chúng, lưu</w:t>
+      </w:r>
+      <w:bookmarkStart w:id="0" w:name="_GoBack"/>
+      <w:bookmarkEnd w:id="0"/>
+      <w:r>
+        <w:rPr>
+          <w:lang w:val="en-US"/>
+        </w:rPr>
+        <w:t xml:space="preserve"> ý Variance ở đây là ước lượng chệch, nghĩa là không có hiệu chỉnh</w:t>
+      </w:r>
+      <w:r>
+        <w:rPr>
+          <w:lang w:val="en-US"/>
+        </w:rPr>
+        <w:t>, mục đích đơn giản hóa việc tính toán</w:t>
+      </w:r>
+    </w:p>
+    <w:p>
+      <w:pPr>
+        <w:pStyle w:val="ListParagraph"/>
+        <w:numPr>
+          <w:ilvl w:val="0"/>
+          <w:numId w:val="2"/>
+        </w:numPr>
+        <w:rPr>
+          <w:lang w:val="en-US"/>
+        </w:rPr>
+      </w:pPr>
+      <w:r>
+        <w:rPr>
+          <w:lang w:val="en-US"/>
+        </w:rPr>
+        <w:t>Kết quả sau đó sẽ đem nhân &lt;Weight&gt; và + &lt;Bias&gt; giống như Batch Norm</w:t>
+      </w:r>
+    </w:p>
+    <w:p>
+      <w:pPr>
+        <w:pStyle w:val="ListParagraph"/>
+        <w:numPr>
+          <w:ilvl w:val="0"/>
+          <w:numId w:val="2"/>
+        </w:numPr>
+        <w:rPr>
+          <w:lang w:val="en-US"/>
+        </w:rPr>
+      </w:pPr>
+      <w:r>
+        <w:rPr>
+          <w:lang w:val="en-US"/>
+        </w:rPr>
+        <w:t>&lt;Weight&gt; và &lt;Bias&gt; sẽ được điều chỉnh thông qua lan truyền ngược</w:t>
+      </w:r>
+    </w:p>
+    <w:p>
+      <w:pPr>
+        <w:pStyle w:val="ListParagraph"/>
+        <w:numPr>
+          <w:ilvl w:val="0"/>
+          <w:numId w:val="2"/>
+        </w:numPr>
+        <w:rPr>
+          <w:lang w:val="en-US"/>
+        </w:rPr>
+      </w:pPr>
+      <w:r>
+        <w:rPr>
+          <w:lang w:val="en-US"/>
+        </w:rPr>
+        <w:t>Các tham số của &lt;Lớ</w:t>
+      </w:r>
+      <w:r>
+        <w:rPr>
+          <w:lang w:val="en-US"/>
+        </w:rPr>
+        <w:t>p Group</w:t>
+      </w:r>
+      <w:r>
+        <w:rPr>
+          <w:lang w:val="en-US"/>
+        </w:rPr>
+        <w:t xml:space="preserve"> Norm&gt;</w:t>
+      </w:r>
+    </w:p>
+    <w:tbl>
+      <w:tblPr>
+        <w:tblStyle w:val="TableGrid"/>
+        <w:tblW w:w="0" w:type="auto"/>
+        <w:tblInd w:w="1080" w:type="dxa"/>
+        <w:tblLook w:val="04A0" w:firstRow="1" w:lastRow="0" w:firstColumn="1" w:lastColumn="0" w:noHBand="0" w:noVBand="1"/>
+      </w:tblPr>
+      <w:tblGrid>
+        <w:gridCol w:w="3848"/>
+        <w:gridCol w:w="4314"/>
+      </w:tblGrid>
+      <w:tr>
+        <w:tc>
+          <w:tcPr>
+            <w:tcW w:w="3848" w:type="dxa"/>
+          </w:tcPr>
+          <w:p>
+            <w:pPr>
+              <w:pStyle w:val="ListParagraph"/>
+              <w:ind w:left="0"/>
+              <w:jc w:val="center"/>
+              <w:rPr>
+                <w:lang w:val="en-US"/>
+              </w:rPr>
+            </w:pPr>
+          </w:p>
+        </w:tc>
+        <w:tc>
+          <w:tcPr>
+            <w:tcW w:w="4314" w:type="dxa"/>
+          </w:tcPr>
+          <w:p>
+            <w:pPr>
+              <w:pStyle w:val="ListParagraph"/>
+              <w:ind w:left="0"/>
+              <w:jc w:val="center"/>
+              <w:rPr>
+                <w:lang w:val="en-US"/>
+              </w:rPr>
+            </w:pPr>
+            <w:r>
+              <w:rPr>
+                <w:lang w:val="en-US"/>
+              </w:rPr>
+              <w:t>Shape</w:t>
+            </w:r>
+          </w:p>
+        </w:tc>
+      </w:tr>
+      <w:tr>
+        <w:tc>
+          <w:tcPr>
+            <w:tcW w:w="3848" w:type="dxa"/>
+          </w:tcPr>
+          <w:p>
+            <w:pPr>
+              <w:pStyle w:val="ListParagraph"/>
+              <w:ind w:left="0"/>
+              <w:jc w:val="center"/>
+              <w:rPr>
+                <w:lang w:val="en-US"/>
+              </w:rPr>
+            </w:pPr>
+            <w:r>
+              <w:rPr>
+                <w:lang w:val="en-US"/>
+              </w:rPr>
+              <w:t>&lt;Weight&gt;, &lt;Bias&gt;</w:t>
+            </w:r>
+          </w:p>
+        </w:tc>
+        <w:tc>
+          <w:tcPr>
+            <w:tcW w:w="4314" w:type="dxa"/>
+          </w:tcPr>
+          <w:p>
+            <w:pPr>
+              <w:pStyle w:val="ListParagraph"/>
+              <w:ind w:left="0"/>
+              <w:jc w:val="center"/>
+              <w:rPr>
+                <w:lang w:val="en-US"/>
+              </w:rPr>
+            </w:pPr>
+            <w:r>
+              <w:rPr>
+                <w:lang w:val="en-US"/>
+              </w:rPr>
+              <w:t>(</w:t>
+            </w:r>
+            <w:r>
+              <w:rPr>
+                <w:lang w:val="en-US"/>
+              </w:rPr>
+              <w:t>&lt;Số Kênh Input</w:t>
+            </w:r>
+            <w:r>
+              <w:rPr>
+                <w:lang w:val="en-US"/>
+              </w:rPr>
+              <w:t>&gt;)</w:t>
+            </w:r>
+          </w:p>
+        </w:tc>
+      </w:tr>
+    </w:tbl>
+    <w:p>
+      <w:pPr>
+        <w:pStyle w:val="ListParagraph"/>
+        <w:numPr>
+          <w:ilvl w:val="0"/>
+          <w:numId w:val="2"/>
+        </w:numPr>
+        <w:rPr>
+          <w:lang w:val="en-US"/>
+        </w:rPr>
+      </w:pPr>
+      <w:r>
+        <w:rPr>
+          <w:lang w:val="en-US"/>
+        </w:rPr>
+        <w:t>Tóm tắt các trường hợp</w:t>
+      </w:r>
+    </w:p>
+    <w:tbl>
+      <w:tblPr>
+        <w:tblStyle w:val="TableGrid"/>
+        <w:tblW w:w="8242" w:type="dxa"/>
+        <w:tblInd w:w="1080" w:type="dxa"/>
+        <w:tblLook w:val="04A0" w:firstRow="1" w:lastRow="0" w:firstColumn="1" w:lastColumn="0" w:noHBand="0" w:noVBand="1"/>
+      </w:tblPr>
+      <w:tblGrid>
+        <w:gridCol w:w="3990"/>
+        <w:gridCol w:w="4252"/>
+      </w:tblGrid>
+      <w:tr>
+        <w:tc>
+          <w:tcPr>
+            <w:tcW w:w="3990" w:type="dxa"/>
+            <w:vAlign w:val="center"/>
+          </w:tcPr>
+          <w:p>
+            <w:pPr>
+              <w:pStyle w:val="ListParagraph"/>
+              <w:ind w:left="0"/>
+              <w:jc w:val="center"/>
+              <w:rPr>
+                <w:lang w:val="en-US"/>
+              </w:rPr>
+            </w:pPr>
+            <w:r>
+              <w:rPr>
+                <w:lang w:val="en-US"/>
+              </w:rPr>
+              <w:t>&lt;Input&gt; Shape</w:t>
+            </w:r>
+          </w:p>
+        </w:tc>
+        <w:tc>
+          <w:tcPr>
+            <w:tcW w:w="4252" w:type="dxa"/>
+            <w:vAlign w:val="center"/>
+          </w:tcPr>
+          <w:p>
+            <w:pPr>
+              <w:pStyle w:val="ListParagraph"/>
+              <w:ind w:left="0"/>
+              <w:jc w:val="center"/>
+              <w:rPr>
+                <w:lang w:val="en-US"/>
+              </w:rPr>
+            </w:pPr>
+            <w:r>
+              <w:rPr>
+                <w:lang w:val="en-US"/>
+              </w:rPr>
+              <w:t>&lt;Output&gt; Shape</w:t>
+            </w:r>
+          </w:p>
+        </w:tc>
+      </w:tr>
+      <w:tr>
+        <w:tc>
+          <w:tcPr>
+            <w:tcW w:w="3990" w:type="dxa"/>
+            <w:vAlign w:val="center"/>
+          </w:tcPr>
+          <w:p>
+            <w:pPr>
+              <w:pStyle w:val="ListParagraph"/>
+              <w:ind w:left="0"/>
+              <w:jc w:val="center"/>
+              <w:rPr>
+                <w:lang w:val="en-US"/>
+              </w:rPr>
+            </w:pPr>
+            <w:r>
+              <w:rPr>
+                <w:lang w:val="en-US"/>
+              </w:rPr>
+              <w:t>(</w:t>
+            </w:r>
+            <w:r>
+              <w:rPr>
+                <w:lang w:val="en-US"/>
+              </w:rPr>
+              <w:t>&lt;Kích Thước Batch&gt;,</w:t>
+            </w:r>
+          </w:p>
+          <w:p>
+            <w:pPr>
+              <w:pStyle w:val="ListParagraph"/>
+              <w:ind w:left="0"/>
+              <w:jc w:val="center"/>
+              <w:rPr>
+                <w:lang w:val="en-US"/>
+              </w:rPr>
+            </w:pPr>
+            <w:r>
+              <w:rPr>
+                <w:lang w:val="en-US"/>
+              </w:rPr>
+              <w:t>&lt;Số Kênh Input&gt;,</w:t>
+            </w:r>
+          </w:p>
+          <w:p>
+            <w:pPr>
+              <w:pStyle w:val="ListParagraph"/>
+              <w:ind w:left="0"/>
+              <w:jc w:val="center"/>
+              <w:rPr>
+                <w:lang w:val="en-US"/>
+              </w:rPr>
+            </w:pPr>
+            <w:r>
+              <w:rPr>
+                <w:lang w:val="en-US"/>
+              </w:rPr>
+              <w:t>…)</w:t>
+            </w:r>
+          </w:p>
+        </w:tc>
+        <w:tc>
+          <w:tcPr>
+            <w:tcW w:w="4252" w:type="dxa"/>
+            <w:vAlign w:val="center"/>
+          </w:tcPr>
+          <w:p>
+            <w:pPr>
+              <w:pStyle w:val="ListParagraph"/>
+              <w:ind w:left="0"/>
+              <w:jc w:val="center"/>
+              <w:rPr>
+                <w:lang w:val="en-US"/>
+              </w:rPr>
+            </w:pPr>
+            <w:r>
+              <w:rPr>
+                <w:lang w:val="en-US"/>
+              </w:rPr>
+              <w:t>(&lt;Kích Thước Batch&gt;,</w:t>
+            </w:r>
+          </w:p>
+          <w:p>
+            <w:pPr>
+              <w:pStyle w:val="ListParagraph"/>
+              <w:ind w:left="0"/>
+              <w:jc w:val="center"/>
+              <w:rPr>
+                <w:lang w:val="en-US"/>
+              </w:rPr>
+            </w:pPr>
+            <w:r>
+              <w:rPr>
+                <w:lang w:val="en-US"/>
+              </w:rPr>
+              <w:t>&lt;Số Kênh Input&gt;,</w:t>
+            </w:r>
+          </w:p>
+          <w:p>
+            <w:pPr>
+              <w:pStyle w:val="ListParagraph"/>
+              <w:ind w:left="0"/>
+              <w:jc w:val="center"/>
+              <w:rPr>
+                <w:lang w:val="en-US"/>
+              </w:rPr>
+            </w:pPr>
+            <w:r>
+              <w:rPr>
+                <w:lang w:val="en-US"/>
+              </w:rPr>
+              <w:t>…</w:t>
+            </w:r>
+            <w:r>
+              <w:rPr>
+                <w:lang w:val="en-US"/>
+              </w:rPr>
+              <w:t>)</w:t>
+            </w:r>
+          </w:p>
+        </w:tc>
+      </w:tr>
+    </w:tbl>
+    <w:p>
+      <w:pPr>
+        <w:rPr>
+          <w:lang w:val="en-US"/>
+        </w:rPr>
+      </w:pPr>
+    </w:p>
+    <w:p>
+      <w:pPr>
+        <w:rPr>
+          <w:lang w:val="en-US"/>
+        </w:rPr>
+      </w:pPr>
+      <w:r>
+        <w:rPr>
+          <w:lang w:val="en-US"/>
+        </w:rPr>
+        <w:t>Functional – Hàm:</w:t>
+      </w:r>
+    </w:p>
+    <w:p>
+      <w:pPr>
+        <w:pStyle w:val="ListParagraph"/>
+        <w:numPr>
+          <w:ilvl w:val="0"/>
+          <w:numId w:val="12"/>
+        </w:numPr>
+        <w:rPr>
+          <w:lang w:val="en-US"/>
+        </w:rPr>
+      </w:pPr>
+      <w:r>
+        <w:rPr>
+          <w:lang w:val="en-US"/>
+        </w:rPr>
+        <w:t>Cách Import?</w:t>
+      </w:r>
+    </w:p>
+    <w:p>
+      <w:pPr>
+        <w:pStyle w:val="ListParagraph"/>
+        <w:pBdr>
+          <w:top w:val="single" w:sz="4" w:space="1" w:color="auto"/>
+          <w:left w:val="single" w:sz="4" w:space="4" w:color="auto"/>
+          <w:bottom w:val="single" w:sz="4" w:space="1" w:color="auto"/>
+          <w:right w:val="single" w:sz="4" w:space="4" w:color="auto"/>
+        </w:pBdr>
+        <w:ind w:left="1080"/>
+        <w:rPr>
+          <w:lang w:val="en-US"/>
+        </w:rPr>
+      </w:pPr>
+      <w:r>
+        <w:rPr>
+          <w:lang w:val="en-US"/>
+        </w:rPr>
+        <w:lastRenderedPageBreak/>
         <w:t>import torch.nn.functional as f</w:t>
       </w:r>
     </w:p>
@@ -17920,7 +18405,6 @@
         <w:rPr>
           <w:lang w:val="en-US"/>
         </w:rPr>
-        <w:lastRenderedPageBreak/>
         <w:t>o</w:t>
       </w:r>
       <w:r>
@@ -18334,6 +18818,7 @@
         <w:rPr>
           <w:lang w:val="en-US"/>
         </w:rPr>
+        <w:lastRenderedPageBreak/>
         <w:t xml:space="preserve">for </w:t>
       </w:r>
       <w:r>
@@ -19330,6 +19815,7 @@
         <w:rPr>
           <w:lang w:val="en-US"/>
         </w:rPr>
+        <w:lastRenderedPageBreak/>
         <w:t>root = “foo/bar/foobar”</w:t>
       </w:r>
     </w:p>
@@ -19795,7 +20281,6 @@
         <w:rPr>
           <w:lang w:val="en-US"/>
         </w:rPr>
-        <w:lastRenderedPageBreak/>
         <w:tab/>
         <w:t xml:space="preserve">.diag_embed(offset, dim1, dim2): trả về 3d diagonal tensor từ 2d input, mỗi row trong </w:t>
       </w:r>
@@ -20378,6 +20863,7 @@
         <w:rPr>
           <w:lang w:val="en-US"/>
         </w:rPr>
+        <w:lastRenderedPageBreak/>
         <w:tab/>
       </w:r>
       <w:r>
@@ -20676,299 +21162,299 @@
         <w:rPr>
           <w:lang w:val="en-US"/>
         </w:rPr>
+        <w:tab/>
+      </w:r>
+      <w:r>
+        <w:rPr>
+          <w:lang w:val="en-US"/>
+        </w:rPr>
+        <w:tab/>
+        <w:t>Ex: [1, 2, 3, 4, 5].unfold(0, 3, 1) = [[1, 2, 3]</w:t>
+      </w:r>
+    </w:p>
+    <w:p>
+      <w:pPr>
+        <w:rPr>
+          <w:lang w:val="en-US"/>
+        </w:rPr>
+      </w:pPr>
+      <w:r>
+        <w:rPr>
+          <w:lang w:val="en-US"/>
+        </w:rPr>
+        <w:tab/>
+      </w:r>
+      <w:r>
+        <w:rPr>
+          <w:lang w:val="en-US"/>
+        </w:rPr>
+        <w:tab/>
+      </w:r>
+      <w:r>
+        <w:rPr>
+          <w:lang w:val="en-US"/>
+        </w:rPr>
+        <w:tab/>
+      </w:r>
+      <w:r>
+        <w:rPr>
+          <w:lang w:val="en-US"/>
+        </w:rPr>
+        <w:tab/>
+      </w:r>
+      <w:r>
+        <w:rPr>
+          <w:lang w:val="en-US"/>
+        </w:rPr>
+        <w:tab/>
+      </w:r>
+      <w:r>
+        <w:rPr>
+          <w:lang w:val="en-US"/>
+        </w:rPr>
+        <w:tab/>
+      </w:r>
+      <w:r>
+        <w:rPr>
+          <w:lang w:val="en-US"/>
+        </w:rPr>
+        <w:tab/>
+        <w:t>[2, 3, 4]</w:t>
+      </w:r>
+    </w:p>
+    <w:p>
+      <w:pPr>
+        <w:rPr>
+          <w:lang w:val="en-US"/>
+        </w:rPr>
+      </w:pPr>
+      <w:r>
+        <w:rPr>
+          <w:lang w:val="en-US"/>
+        </w:rPr>
+        <w:tab/>
+      </w:r>
+      <w:r>
+        <w:rPr>
+          <w:lang w:val="en-US"/>
+        </w:rPr>
+        <w:tab/>
+      </w:r>
+      <w:r>
+        <w:rPr>
+          <w:lang w:val="en-US"/>
+        </w:rPr>
+        <w:tab/>
+      </w:r>
+      <w:r>
+        <w:rPr>
+          <w:lang w:val="en-US"/>
+        </w:rPr>
+        <w:tab/>
+      </w:r>
+      <w:r>
+        <w:rPr>
+          <w:lang w:val="en-US"/>
+        </w:rPr>
+        <w:tab/>
+      </w:r>
+      <w:r>
+        <w:rPr>
+          <w:lang w:val="en-US"/>
+        </w:rPr>
+        <w:tab/>
+      </w:r>
+      <w:r>
+        <w:rPr>
+          <w:lang w:val="en-US"/>
+        </w:rPr>
+        <w:tab/>
+        <w:t xml:space="preserve">    [3, 4, 5]]</w:t>
+      </w:r>
+    </w:p>
+    <w:p>
+      <w:pPr>
+        <w:rPr>
+          <w:lang w:val="en-US"/>
+        </w:rPr>
+      </w:pPr>
+      <w:r>
+        <w:rPr>
+          <w:lang w:val="en-US"/>
+        </w:rPr>
+        <w:tab/>
+        <w:t>.share_memory_(): đưa tensor lên host để share giữa các cpu</w:t>
+      </w:r>
+    </w:p>
+    <w:p>
+      <w:pPr>
+        <w:rPr>
+          <w:lang w:val="en-US"/>
+        </w:rPr>
+      </w:pPr>
+      <w:r>
+        <w:rPr>
+          <w:lang w:val="en-US"/>
+        </w:rPr>
+        <w:tab/>
+      </w:r>
+      <w:r>
+        <w:rPr>
+          <w:lang w:val="en-US"/>
+        </w:rPr>
+        <w:tab/>
+        <w:t>Ex: [1, 2, 3].share_memory_()</w:t>
+      </w:r>
+    </w:p>
+    <w:p>
+      <w:pPr>
+        <w:rPr>
+          <w:lang w:val="en-US"/>
+        </w:rPr>
+      </w:pPr>
+      <w:r>
+        <w:rPr>
+          <w:lang w:val="en-US"/>
+        </w:rPr>
+        <w:t>Torch</w:t>
+      </w:r>
+    </w:p>
+    <w:p>
+      <w:pPr>
+        <w:rPr>
+          <w:lang w:val="en-US"/>
+        </w:rPr>
+      </w:pPr>
+      <w:r>
+        <w:rPr>
+          <w:lang w:val="en-US"/>
+        </w:rPr>
+        <w:tab/>
+        <w:t xml:space="preserve">.tril_indices(m, n, offset): trả về tensor </w:t>
+      </w:r>
+      <w:r>
+        <w:rPr>
+          <w:lang w:val="en-US"/>
+        </w:rPr>
+        <w:t xml:space="preserve">có dim = </w:t>
+      </w:r>
+      <w:r>
+        <w:rPr>
+          <w:lang w:val="en-US"/>
+        </w:rPr>
+        <w:t xml:space="preserve">2 * số entry trong lower triangular </w:t>
+      </w:r>
+    </w:p>
+    <w:p>
+      <w:pPr>
+        <w:ind w:left="2160" w:firstLine="720"/>
+        <w:rPr>
+          <w:lang w:val="en-US"/>
+        </w:rPr>
+      </w:pPr>
+      <w:r>
+        <w:rPr>
+          <w:lang w:val="en-US"/>
+        </w:rPr>
+        <w:t xml:space="preserve">     matrix theo đường chéo được dịch chuyển lên offset</w:t>
+      </w:r>
+      <w:r>
+        <w:rPr>
+          <w:lang w:val="en-US"/>
+        </w:rPr>
+        <w:t>,</w:t>
+      </w:r>
+    </w:p>
+    <w:p>
+      <w:pPr>
+        <w:ind w:left="2160" w:firstLine="720"/>
+        <w:rPr>
+          <w:lang w:val="en-US"/>
+        </w:rPr>
+      </w:pPr>
+      <w:r>
+        <w:rPr>
+          <w:lang w:val="en-US"/>
+        </w:rPr>
+        <w:t xml:space="preserve">      </w:t>
+      </w:r>
+      <w:r>
+        <w:rPr>
+          <w:lang w:val="en-US"/>
+        </w:rPr>
+        <w:t>row 1 là tọa độ row, row 2 là tọa độ cột</w:t>
+      </w:r>
+    </w:p>
+    <w:p>
+      <w:pPr>
+        <w:rPr>
+          <w:lang w:val="en-US"/>
+        </w:rPr>
+      </w:pPr>
+      <w:r>
+        <w:rPr>
+          <w:lang w:val="en-US"/>
+        </w:rPr>
+        <w:tab/>
+      </w:r>
+      <w:r>
+        <w:rPr>
+          <w:lang w:val="en-US"/>
+        </w:rPr>
+        <w:tab/>
+        <w:t>Ex: torch.tril_indices(3, 3) = [0, 1, 1, 2, 2, 2] =&gt; [0, 0], [1, 0], [1, 1], [2, 0],…</w:t>
+      </w:r>
+    </w:p>
+    <w:p>
+      <w:pPr>
+        <w:rPr>
+          <w:lang w:val="en-US"/>
+        </w:rPr>
+      </w:pPr>
+      <w:r>
+        <w:rPr>
+          <w:lang w:val="en-US"/>
+        </w:rPr>
+        <w:tab/>
+      </w:r>
+      <w:r>
+        <w:rPr>
+          <w:lang w:val="en-US"/>
+        </w:rPr>
+        <w:tab/>
+      </w:r>
+      <w:r>
+        <w:rPr>
+          <w:lang w:val="en-US"/>
+        </w:rPr>
+        <w:tab/>
+      </w:r>
+      <w:r>
+        <w:rPr>
+          <w:lang w:val="en-US"/>
+        </w:rPr>
+        <w:tab/>
+      </w:r>
+      <w:r>
+        <w:rPr>
+          <w:lang w:val="en-US"/>
+        </w:rPr>
+        <w:tab/>
+        <w:t xml:space="preserve">         [0, 0, 1, 0, 1, 2]</w:t>
+      </w:r>
+    </w:p>
+    <w:p>
+      <w:pPr>
+        <w:rPr>
+          <w:lang w:val="en-US"/>
+        </w:rPr>
+      </w:pPr>
+      <w:r>
+        <w:rPr>
+          <w:lang w:val="en-US"/>
+        </w:rPr>
         <w:lastRenderedPageBreak/>
         <w:tab/>
-      </w:r>
-      <w:r>
-        <w:rPr>
-          <w:lang w:val="en-US"/>
-        </w:rPr>
-        <w:tab/>
-        <w:t>Ex: [1, 2, 3, 4, 5].unfold(0, 3, 1) = [[1, 2, 3]</w:t>
-      </w:r>
-    </w:p>
-    <w:p>
-      <w:pPr>
-        <w:rPr>
-          <w:lang w:val="en-US"/>
-        </w:rPr>
-      </w:pPr>
-      <w:r>
-        <w:rPr>
-          <w:lang w:val="en-US"/>
-        </w:rPr>
-        <w:tab/>
-      </w:r>
-      <w:r>
-        <w:rPr>
-          <w:lang w:val="en-US"/>
-        </w:rPr>
-        <w:tab/>
-      </w:r>
-      <w:r>
-        <w:rPr>
-          <w:lang w:val="en-US"/>
-        </w:rPr>
-        <w:tab/>
-      </w:r>
-      <w:r>
-        <w:rPr>
-          <w:lang w:val="en-US"/>
-        </w:rPr>
-        <w:tab/>
-      </w:r>
-      <w:r>
-        <w:rPr>
-          <w:lang w:val="en-US"/>
-        </w:rPr>
-        <w:tab/>
-      </w:r>
-      <w:r>
-        <w:rPr>
-          <w:lang w:val="en-US"/>
-        </w:rPr>
-        <w:tab/>
-      </w:r>
-      <w:r>
-        <w:rPr>
-          <w:lang w:val="en-US"/>
-        </w:rPr>
-        <w:tab/>
-        <w:t>[2, 3, 4]</w:t>
-      </w:r>
-    </w:p>
-    <w:p>
-      <w:pPr>
-        <w:rPr>
-          <w:lang w:val="en-US"/>
-        </w:rPr>
-      </w:pPr>
-      <w:r>
-        <w:rPr>
-          <w:lang w:val="en-US"/>
-        </w:rPr>
-        <w:tab/>
-      </w:r>
-      <w:r>
-        <w:rPr>
-          <w:lang w:val="en-US"/>
-        </w:rPr>
-        <w:tab/>
-      </w:r>
-      <w:r>
-        <w:rPr>
-          <w:lang w:val="en-US"/>
-        </w:rPr>
-        <w:tab/>
-      </w:r>
-      <w:r>
-        <w:rPr>
-          <w:lang w:val="en-US"/>
-        </w:rPr>
-        <w:tab/>
-      </w:r>
-      <w:r>
-        <w:rPr>
-          <w:lang w:val="en-US"/>
-        </w:rPr>
-        <w:tab/>
-      </w:r>
-      <w:r>
-        <w:rPr>
-          <w:lang w:val="en-US"/>
-        </w:rPr>
-        <w:tab/>
-      </w:r>
-      <w:r>
-        <w:rPr>
-          <w:lang w:val="en-US"/>
-        </w:rPr>
-        <w:tab/>
-        <w:t xml:space="preserve">    [3, 4, 5]]</w:t>
-      </w:r>
-    </w:p>
-    <w:p>
-      <w:pPr>
-        <w:rPr>
-          <w:lang w:val="en-US"/>
-        </w:rPr>
-      </w:pPr>
-      <w:r>
-        <w:rPr>
-          <w:lang w:val="en-US"/>
-        </w:rPr>
-        <w:tab/>
-        <w:t>.share_memory_(): đưa tensor lên host để share giữa các cpu</w:t>
-      </w:r>
-    </w:p>
-    <w:p>
-      <w:pPr>
-        <w:rPr>
-          <w:lang w:val="en-US"/>
-        </w:rPr>
-      </w:pPr>
-      <w:r>
-        <w:rPr>
-          <w:lang w:val="en-US"/>
-        </w:rPr>
-        <w:tab/>
-      </w:r>
-      <w:r>
-        <w:rPr>
-          <w:lang w:val="en-US"/>
-        </w:rPr>
-        <w:tab/>
-        <w:t>Ex: [1, 2, 3].share_memory_()</w:t>
-      </w:r>
-    </w:p>
-    <w:p>
-      <w:pPr>
-        <w:rPr>
-          <w:lang w:val="en-US"/>
-        </w:rPr>
-      </w:pPr>
-      <w:r>
-        <w:rPr>
-          <w:lang w:val="en-US"/>
-        </w:rPr>
-        <w:t>Torch</w:t>
-      </w:r>
-    </w:p>
-    <w:p>
-      <w:pPr>
-        <w:rPr>
-          <w:lang w:val="en-US"/>
-        </w:rPr>
-      </w:pPr>
-      <w:r>
-        <w:rPr>
-          <w:lang w:val="en-US"/>
-        </w:rPr>
-        <w:tab/>
-        <w:t xml:space="preserve">.tril_indices(m, n, offset): trả về tensor </w:t>
-      </w:r>
-      <w:r>
-        <w:rPr>
-          <w:lang w:val="en-US"/>
-        </w:rPr>
-        <w:t xml:space="preserve">có dim = </w:t>
-      </w:r>
-      <w:r>
-        <w:rPr>
-          <w:lang w:val="en-US"/>
-        </w:rPr>
-        <w:t xml:space="preserve">2 * số entry trong lower triangular </w:t>
-      </w:r>
-    </w:p>
-    <w:p>
-      <w:pPr>
-        <w:ind w:left="2160" w:firstLine="720"/>
-        <w:rPr>
-          <w:lang w:val="en-US"/>
-        </w:rPr>
-      </w:pPr>
-      <w:r>
-        <w:rPr>
-          <w:lang w:val="en-US"/>
-        </w:rPr>
-        <w:t xml:space="preserve">     matrix theo đường chéo được dịch chuyển lên offset</w:t>
-      </w:r>
-      <w:r>
-        <w:rPr>
-          <w:lang w:val="en-US"/>
-        </w:rPr>
-        <w:t>,</w:t>
-      </w:r>
-    </w:p>
-    <w:p>
-      <w:pPr>
-        <w:ind w:left="2160" w:firstLine="720"/>
-        <w:rPr>
-          <w:lang w:val="en-US"/>
-        </w:rPr>
-      </w:pPr>
-      <w:r>
-        <w:rPr>
-          <w:lang w:val="en-US"/>
-        </w:rPr>
-        <w:t xml:space="preserve">      </w:t>
-      </w:r>
-      <w:r>
-        <w:rPr>
-          <w:lang w:val="en-US"/>
-        </w:rPr>
-        <w:t>row 1 là tọa độ row, row 2 là tọa độ cột</w:t>
-      </w:r>
-    </w:p>
-    <w:p>
-      <w:pPr>
-        <w:rPr>
-          <w:lang w:val="en-US"/>
-        </w:rPr>
-      </w:pPr>
-      <w:r>
-        <w:rPr>
-          <w:lang w:val="en-US"/>
-        </w:rPr>
-        <w:tab/>
-      </w:r>
-      <w:r>
-        <w:rPr>
-          <w:lang w:val="en-US"/>
-        </w:rPr>
-        <w:tab/>
-        <w:t>Ex: torch.tril_indices(3, 3) = [0, 1, 1, 2, 2, 2] =&gt; [0, 0], [1, 0], [1, 1], [2, 0],…</w:t>
-      </w:r>
-    </w:p>
-    <w:p>
-      <w:pPr>
-        <w:rPr>
-          <w:lang w:val="en-US"/>
-        </w:rPr>
-      </w:pPr>
-      <w:r>
-        <w:rPr>
-          <w:lang w:val="en-US"/>
-        </w:rPr>
-        <w:tab/>
-      </w:r>
-      <w:r>
-        <w:rPr>
-          <w:lang w:val="en-US"/>
-        </w:rPr>
-        <w:tab/>
-      </w:r>
-      <w:r>
-        <w:rPr>
-          <w:lang w:val="en-US"/>
-        </w:rPr>
-        <w:tab/>
-      </w:r>
-      <w:r>
-        <w:rPr>
-          <w:lang w:val="en-US"/>
-        </w:rPr>
-        <w:tab/>
-      </w:r>
-      <w:r>
-        <w:rPr>
-          <w:lang w:val="en-US"/>
-        </w:rPr>
-        <w:tab/>
-        <w:t xml:space="preserve">         [0, 0, 1, 0, 1, 2]</w:t>
-      </w:r>
-    </w:p>
-    <w:p>
-      <w:pPr>
-        <w:rPr>
-          <w:lang w:val="en-US"/>
-        </w:rPr>
-      </w:pPr>
-      <w:r>
-        <w:rPr>
-          <w:lang w:val="en-US"/>
-        </w:rPr>
-        <w:tab/>
         <w:t>.stack(inputs_tuple, dim): stack các tensor lên nhau theo dim mới</w:t>
       </w:r>
     </w:p>
@@ -21250,252 +21736,252 @@
         <w:rPr>
           <w:lang w:val="en-US"/>
         </w:rPr>
+        <w:tab/>
+      </w:r>
+      <w:r>
+        <w:rPr>
+          <w:lang w:val="en-US"/>
+        </w:rPr>
+        <w:tab/>
+        <w:t>Ex: dist = torch.distributions.</w:t>
+      </w:r>
+      <w:r>
+        <w:rPr>
+          <w:lang w:val="en-US"/>
+        </w:rPr>
+        <w:t xml:space="preserve"> MultivariateNormal</w:t>
+      </w:r>
+      <w:r>
+        <w:rPr>
+          <w:lang w:val="en-US"/>
+        </w:rPr>
+        <w:t>([1, 2], [[1, 0], [0, 2]])</w:t>
+      </w:r>
+    </w:p>
+    <w:p>
+      <w:pPr>
+        <w:rPr>
+          <w:lang w:val="en-US"/>
+        </w:rPr>
+      </w:pPr>
+      <w:r>
+        <w:rPr>
+          <w:lang w:val="en-US"/>
+        </w:rPr>
+        <w:tab/>
+        <w:t>.Normal(mean_tensor, std_tensor): trả về một normal distribution</w:t>
+      </w:r>
+    </w:p>
+    <w:p>
+      <w:pPr>
+        <w:rPr>
+          <w:lang w:val="en-US"/>
+        </w:rPr>
+      </w:pPr>
+      <w:r>
+        <w:rPr>
+          <w:lang w:val="en-US"/>
+        </w:rPr>
+        <w:tab/>
+      </w:r>
+      <w:r>
+        <w:rPr>
+          <w:lang w:val="en-US"/>
+        </w:rPr>
+        <w:tab/>
+        <w:t>Ex: dist = torch.distributions.normal([1, 2], [2, 4])</w:t>
+      </w:r>
+    </w:p>
+    <w:p>
+      <w:pPr>
+        <w:rPr>
+          <w:lang w:val="en-US"/>
+        </w:rPr>
+      </w:pPr>
+      <w:r>
+        <w:rPr>
+          <w:lang w:val="en-US"/>
+        </w:rPr>
+        <w:tab/>
+      </w:r>
+      <w:r>
+        <w:rPr>
+          <w:lang w:val="en-US"/>
+        </w:rPr>
+        <w:tab/>
+        <w:t>.</w:t>
+      </w:r>
+      <w:r>
+        <w:rPr>
+          <w:lang w:val="en-US"/>
+        </w:rPr>
+        <w:t>sample(): trả về tensor ngẫu nhiên theo mean và std</w:t>
+      </w:r>
+    </w:p>
+    <w:p>
+      <w:pPr>
+        <w:rPr>
+          <w:lang w:val="en-US"/>
+        </w:rPr>
+      </w:pPr>
+      <w:r>
+        <w:rPr>
+          <w:lang w:val="en-US"/>
+        </w:rPr>
+        <w:tab/>
+      </w:r>
+      <w:r>
+        <w:rPr>
+          <w:lang w:val="en-US"/>
+        </w:rPr>
+        <w:tab/>
+      </w:r>
+      <w:r>
+        <w:rPr>
+          <w:lang w:val="en-US"/>
+        </w:rPr>
+        <w:tab/>
+        <w:t>Ex: dist.sample() = [1.2, 2.8]</w:t>
+      </w:r>
+    </w:p>
+    <w:p>
+      <w:pPr>
+        <w:rPr>
+          <w:lang w:val="en-US"/>
+        </w:rPr>
+      </w:pPr>
+      <w:r>
+        <w:rPr>
+          <w:lang w:val="en-US"/>
+        </w:rPr>
+        <w:tab/>
+      </w:r>
+      <w:r>
+        <w:rPr>
+          <w:lang w:val="en-US"/>
+        </w:rPr>
+        <w:tab/>
+        <w:t xml:space="preserve">.rsample(): giống sample nhưng đã reparameterize để backprop cho mean và </w:t>
+      </w:r>
+    </w:p>
+    <w:p>
+      <w:pPr>
+        <w:ind w:left="1440" w:firstLine="720"/>
+        <w:rPr>
+          <w:lang w:val="en-US"/>
+        </w:rPr>
+      </w:pPr>
+      <w:r>
+        <w:rPr>
+          <w:lang w:val="en-US"/>
+        </w:rPr>
+        <w:t xml:space="preserve">      std, sample = mean + std * e</w:t>
+      </w:r>
+    </w:p>
+    <w:p>
+      <w:pPr>
+        <w:ind w:left="1440" w:firstLine="720"/>
+        <w:rPr>
+          <w:lang w:val="en-US"/>
+        </w:rPr>
+      </w:pPr>
+      <w:r>
+        <w:rPr>
+          <w:lang w:val="en-US"/>
+        </w:rPr>
+        <w:t>Ex: dist.</w:t>
+      </w:r>
+      <w:r>
+        <w:rPr>
+          <w:lang w:val="en-US"/>
+        </w:rPr>
+        <w:t>r</w:t>
+      </w:r>
+      <w:r>
+        <w:rPr>
+          <w:lang w:val="en-US"/>
+        </w:rPr>
+        <w:t>sample() = [1.2, 2.8]</w:t>
+      </w:r>
+      <w:r>
+        <w:rPr>
+          <w:lang w:val="en-US"/>
+        </w:rPr>
+        <w:t>, backward</w:t>
+      </w:r>
+    </w:p>
+    <w:p>
+      <w:pPr>
+        <w:rPr>
+          <w:lang w:val="en-US"/>
+        </w:rPr>
+      </w:pPr>
+      <w:r>
+        <w:rPr>
+          <w:lang w:val="en-US"/>
+        </w:rPr>
+        <w:tab/>
+      </w:r>
+      <w:r>
+        <w:rPr>
+          <w:lang w:val="en-US"/>
+        </w:rPr>
+        <w:tab/>
+        <w:t xml:space="preserve">.log_prob(action_tensor): trả về log likelihood của action trong normal </w:t>
+      </w:r>
+    </w:p>
+    <w:p>
+      <w:pPr>
+        <w:ind w:left="3600"/>
+        <w:rPr>
+          <w:lang w:val="en-US"/>
+        </w:rPr>
+      </w:pPr>
+      <w:r>
+        <w:rPr>
+          <w:lang w:val="en-US"/>
+        </w:rPr>
+        <w:t xml:space="preserve">      distribution</w:t>
+      </w:r>
+    </w:p>
+    <w:p>
+      <w:pPr>
+        <w:rPr>
+          <w:lang w:val="en-US"/>
+        </w:rPr>
+      </w:pPr>
+      <w:r>
+        <w:rPr>
+          <w:lang w:val="en-US"/>
+        </w:rPr>
+        <w:tab/>
+      </w:r>
+      <w:r>
+        <w:rPr>
+          <w:lang w:val="en-US"/>
+        </w:rPr>
+        <w:tab/>
+      </w:r>
+      <w:r>
+        <w:rPr>
+          <w:lang w:val="en-US"/>
+        </w:rPr>
+        <w:tab/>
+        <w:t>Ex: dist.log_prob([1.5, 0.5]) ~ [-1.64, -2.37]</w:t>
+      </w:r>
+    </w:p>
+    <w:p>
+      <w:pPr>
+        <w:rPr>
+          <w:lang w:val="en-US"/>
+        </w:rPr>
+      </w:pPr>
+      <w:r>
+        <w:rPr>
+          <w:lang w:val="en-US"/>
+        </w:rPr>
         <w:lastRenderedPageBreak/>
         <w:tab/>
-      </w:r>
-      <w:r>
-        <w:rPr>
-          <w:lang w:val="en-US"/>
-        </w:rPr>
-        <w:tab/>
-        <w:t>Ex: dist = torch.distributions.</w:t>
-      </w:r>
-      <w:r>
-        <w:rPr>
-          <w:lang w:val="en-US"/>
-        </w:rPr>
-        <w:t xml:space="preserve"> MultivariateNormal</w:t>
-      </w:r>
-      <w:r>
-        <w:rPr>
-          <w:lang w:val="en-US"/>
-        </w:rPr>
-        <w:t>([1, 2], [[1, 0], [0, 2]])</w:t>
-      </w:r>
-    </w:p>
-    <w:p>
-      <w:pPr>
-        <w:rPr>
-          <w:lang w:val="en-US"/>
-        </w:rPr>
-      </w:pPr>
-      <w:r>
-        <w:rPr>
-          <w:lang w:val="en-US"/>
-        </w:rPr>
-        <w:tab/>
-        <w:t>.Normal(mean_tensor, std_tensor): trả về một normal distribution</w:t>
-      </w:r>
-    </w:p>
-    <w:p>
-      <w:pPr>
-        <w:rPr>
-          <w:lang w:val="en-US"/>
-        </w:rPr>
-      </w:pPr>
-      <w:r>
-        <w:rPr>
-          <w:lang w:val="en-US"/>
-        </w:rPr>
-        <w:tab/>
-      </w:r>
-      <w:r>
-        <w:rPr>
-          <w:lang w:val="en-US"/>
-        </w:rPr>
-        <w:tab/>
-        <w:t>Ex: dist = torch.distributions.normal([1, 2], [2, 4])</w:t>
-      </w:r>
-    </w:p>
-    <w:p>
-      <w:pPr>
-        <w:rPr>
-          <w:lang w:val="en-US"/>
-        </w:rPr>
-      </w:pPr>
-      <w:r>
-        <w:rPr>
-          <w:lang w:val="en-US"/>
-        </w:rPr>
-        <w:tab/>
-      </w:r>
-      <w:r>
-        <w:rPr>
-          <w:lang w:val="en-US"/>
-        </w:rPr>
-        <w:tab/>
-        <w:t>.</w:t>
-      </w:r>
-      <w:r>
-        <w:rPr>
-          <w:lang w:val="en-US"/>
-        </w:rPr>
-        <w:t>sample(): trả về tensor ngẫu nhiên theo mean và std</w:t>
-      </w:r>
-    </w:p>
-    <w:p>
-      <w:pPr>
-        <w:rPr>
-          <w:lang w:val="en-US"/>
-        </w:rPr>
-      </w:pPr>
-      <w:r>
-        <w:rPr>
-          <w:lang w:val="en-US"/>
-        </w:rPr>
-        <w:tab/>
-      </w:r>
-      <w:r>
-        <w:rPr>
-          <w:lang w:val="en-US"/>
-        </w:rPr>
-        <w:tab/>
-      </w:r>
-      <w:r>
-        <w:rPr>
-          <w:lang w:val="en-US"/>
-        </w:rPr>
-        <w:tab/>
-        <w:t>Ex: dist.sample() = [1.2, 2.8]</w:t>
-      </w:r>
-    </w:p>
-    <w:p>
-      <w:pPr>
-        <w:rPr>
-          <w:lang w:val="en-US"/>
-        </w:rPr>
-      </w:pPr>
-      <w:r>
-        <w:rPr>
-          <w:lang w:val="en-US"/>
-        </w:rPr>
-        <w:tab/>
-      </w:r>
-      <w:r>
-        <w:rPr>
-          <w:lang w:val="en-US"/>
-        </w:rPr>
-        <w:tab/>
-        <w:t xml:space="preserve">.rsample(): giống sample nhưng đã reparameterize để backprop cho mean và </w:t>
-      </w:r>
-    </w:p>
-    <w:p>
-      <w:pPr>
-        <w:ind w:left="1440" w:firstLine="720"/>
-        <w:rPr>
-          <w:lang w:val="en-US"/>
-        </w:rPr>
-      </w:pPr>
-      <w:r>
-        <w:rPr>
-          <w:lang w:val="en-US"/>
-        </w:rPr>
-        <w:t xml:space="preserve">      std, sample = mean + std * e</w:t>
-      </w:r>
-    </w:p>
-    <w:p>
-      <w:pPr>
-        <w:ind w:left="1440" w:firstLine="720"/>
-        <w:rPr>
-          <w:lang w:val="en-US"/>
-        </w:rPr>
-      </w:pPr>
-      <w:r>
-        <w:rPr>
-          <w:lang w:val="en-US"/>
-        </w:rPr>
-        <w:t>Ex: dist.</w:t>
-      </w:r>
-      <w:r>
-        <w:rPr>
-          <w:lang w:val="en-US"/>
-        </w:rPr>
-        <w:t>r</w:t>
-      </w:r>
-      <w:r>
-        <w:rPr>
-          <w:lang w:val="en-US"/>
-        </w:rPr>
-        <w:t>sample() = [1.2, 2.8]</w:t>
-      </w:r>
-      <w:r>
-        <w:rPr>
-          <w:lang w:val="en-US"/>
-        </w:rPr>
-        <w:t>, backward</w:t>
-      </w:r>
-    </w:p>
-    <w:p>
-      <w:pPr>
-        <w:rPr>
-          <w:lang w:val="en-US"/>
-        </w:rPr>
-      </w:pPr>
-      <w:r>
-        <w:rPr>
-          <w:lang w:val="en-US"/>
-        </w:rPr>
-        <w:tab/>
-      </w:r>
-      <w:r>
-        <w:rPr>
-          <w:lang w:val="en-US"/>
-        </w:rPr>
-        <w:tab/>
-        <w:t xml:space="preserve">.log_prob(action_tensor): trả về log likelihood của action trong normal </w:t>
-      </w:r>
-    </w:p>
-    <w:p>
-      <w:pPr>
-        <w:ind w:left="3600"/>
-        <w:rPr>
-          <w:lang w:val="en-US"/>
-        </w:rPr>
-      </w:pPr>
-      <w:r>
-        <w:rPr>
-          <w:lang w:val="en-US"/>
-        </w:rPr>
-        <w:t xml:space="preserve">      distribution</w:t>
-      </w:r>
-    </w:p>
-    <w:p>
-      <w:pPr>
-        <w:rPr>
-          <w:lang w:val="en-US"/>
-        </w:rPr>
-      </w:pPr>
-      <w:r>
-        <w:rPr>
-          <w:lang w:val="en-US"/>
-        </w:rPr>
-        <w:tab/>
-      </w:r>
-      <w:r>
-        <w:rPr>
-          <w:lang w:val="en-US"/>
-        </w:rPr>
-        <w:tab/>
-      </w:r>
-      <w:r>
-        <w:rPr>
-          <w:lang w:val="en-US"/>
-        </w:rPr>
-        <w:tab/>
-        <w:t>Ex: dist.log_prob([1.5, 0.5]) ~ [-1.64, -2.37]</w:t>
-      </w:r>
-    </w:p>
-    <w:p>
-      <w:pPr>
-        <w:rPr>
-          <w:lang w:val="en-US"/>
-        </w:rPr>
-      </w:pPr>
-      <w:r>
-        <w:rPr>
-          <w:lang w:val="en-US"/>
-        </w:rPr>
-        <w:tab/>
         <w:t>.utils</w:t>
       </w:r>
     </w:p>
@@ -21811,7 +22297,6 @@
         <w:rPr>
           <w:lang w:val="en-US"/>
         </w:rPr>
-        <w:lastRenderedPageBreak/>
         <w:tab/>
       </w:r>
       <w:r>
@@ -21995,6 +22480,7 @@
         <w:rPr>
           <w:lang w:val="en-US"/>
         </w:rPr>
+        <w:lastRenderedPageBreak/>
         <w:tab/>
         <w:t>.named_parameters(): trả về generator, các phần tử là tuple (tên param, param)</w:t>
       </w:r>

--- a/torch.docx
+++ b/torch.docx
@@ -7089,25 +7089,43 @@
         <w:rPr>
           <w:lang w:val="en-US"/>
         </w:rPr>
-        <w:t>Lưu Parameter của Model và Load nó?</w:t>
-      </w:r>
-    </w:p>
-    <w:p>
-      <w:pPr>
-        <w:pStyle w:val="ListParagraph"/>
-        <w:numPr>
-          <w:ilvl w:val="0"/>
-          <w:numId w:val="2"/>
-        </w:numPr>
-        <w:rPr>
-          <w:lang w:val="en-US"/>
-        </w:rPr>
-      </w:pPr>
-      <w:r>
-        <w:rPr>
-          <w:lang w:val="en-US"/>
-        </w:rPr>
-        <w:t>Đặt 2 hàm sau vào trong Model</w:t>
+        <w:t>Lưu Parameter củ</w:t>
+      </w:r>
+      <w:r>
+        <w:rPr>
+          <w:lang w:val="en-US"/>
+        </w:rPr>
+        <w:t>a Module</w:t>
+      </w:r>
+      <w:r>
+        <w:rPr>
+          <w:lang w:val="en-US"/>
+        </w:rPr>
+        <w:t xml:space="preserve"> và Load nó?</w:t>
+      </w:r>
+    </w:p>
+    <w:p>
+      <w:pPr>
+        <w:pStyle w:val="ListParagraph"/>
+        <w:numPr>
+          <w:ilvl w:val="0"/>
+          <w:numId w:val="2"/>
+        </w:numPr>
+        <w:rPr>
+          <w:lang w:val="en-US"/>
+        </w:rPr>
+      </w:pPr>
+      <w:r>
+        <w:rPr>
+          <w:lang w:val="en-US"/>
+        </w:rPr>
+        <w:t>Đặ</w:t>
+      </w:r>
+      <w:r>
+        <w:rPr>
+          <w:lang w:val="en-US"/>
+        </w:rPr>
+        <w:t>t 2 hàm sau vào trong Module</w:t>
       </w:r>
     </w:p>
     <w:p>
@@ -7347,7 +7365,19 @@
         <w:rPr>
           <w:lang w:val="en-US"/>
         </w:rPr>
-        <w:t>Mỗi lần khởi tạo Model mới mà muốn tải lại Parameter đã lưu, thêm dòng Code</w:t>
+        <w:t xml:space="preserve">Mỗi lần khởi tạo </w:t>
+      </w:r>
+      <w:r>
+        <w:rPr>
+          <w:lang w:val="en-US"/>
+        </w:rPr>
+        <w:t>Module</w:t>
+      </w:r>
+      <w:r>
+        <w:rPr>
+          <w:lang w:val="en-US"/>
+        </w:rPr>
+        <w:t xml:space="preserve"> mới mà muốn tải lại Parameter đã lưu, thêm dòng Code</w:t>
       </w:r>
     </w:p>
     <w:p>
@@ -7368,7 +7398,19 @@
         <w:rPr>
           <w:lang w:val="en-US"/>
         </w:rPr>
-        <w:t>&lt;Model&gt;.load(&lt;Tên File Lưu&gt;)</w:t>
+        <w:t>&lt;</w:t>
+      </w:r>
+      <w:r>
+        <w:rPr>
+          <w:lang w:val="en-US"/>
+        </w:rPr>
+        <w:t>Module</w:t>
+      </w:r>
+      <w:r>
+        <w:rPr>
+          <w:lang w:val="en-US"/>
+        </w:rPr>
+        <w:t>&gt;.load(&lt;Tên File Lưu&gt;)</w:t>
       </w:r>
     </w:p>
     <w:p>
@@ -7434,7 +7476,19 @@
         <w:rPr>
           <w:lang w:val="en-US"/>
         </w:rPr>
-        <w:t>Mỗi lần muốn lưu Parameter của Model, thêm dòng Code</w:t>
+        <w:t xml:space="preserve">Mỗi lần muốn lưu Parameter của </w:t>
+      </w:r>
+      <w:r>
+        <w:rPr>
+          <w:lang w:val="en-US"/>
+        </w:rPr>
+        <w:t>Module</w:t>
+      </w:r>
+      <w:r>
+        <w:rPr>
+          <w:lang w:val="en-US"/>
+        </w:rPr>
+        <w:t>, thêm dòng Code</w:t>
       </w:r>
     </w:p>
     <w:p>
@@ -7455,7 +7509,19 @@
         <w:rPr>
           <w:lang w:val="en-US"/>
         </w:rPr>
-        <w:t>&lt;Model&gt;.save()</w:t>
+        <w:t>&lt;</w:t>
+      </w:r>
+      <w:r>
+        <w:rPr>
+          <w:lang w:val="en-US"/>
+        </w:rPr>
+        <w:t>Module</w:t>
+      </w:r>
+      <w:r>
+        <w:rPr>
+          <w:lang w:val="en-US"/>
+        </w:rPr>
+        <w:t>&gt;.save()</w:t>
       </w:r>
     </w:p>
     <w:p>
@@ -7914,7 +7980,7 @@
         <w:rPr>
           <w:lang w:val="en-US"/>
         </w:rPr>
-        <w:t>Model</w:t>
+        <w:t>Module</w:t>
       </w:r>
       <w:r>
         <w:rPr>
@@ -7926,7 +7992,13 @@
         <w:rPr>
           <w:lang w:val="en-US"/>
         </w:rPr>
-        <w:t>a Model</w:t>
+        <w:t xml:space="preserve">a </w:t>
+      </w:r>
+      <w:r>
+        <w:rPr>
+          <w:lang w:val="en-US"/>
+        </w:rPr>
+        <w:t>Module</w:t>
       </w:r>
     </w:p>
     <w:p>
@@ -8037,7 +8109,19 @@
         <w:rPr>
           <w:lang w:val="en-US"/>
         </w:rPr>
-        <w:t>Cách Show Parameter Của 1 Model?</w:t>
+        <w:t xml:space="preserve">Cách Show Parameter Của 1 </w:t>
+      </w:r>
+      <w:r>
+        <w:rPr>
+          <w:lang w:val="en-US"/>
+        </w:rPr>
+        <w:t>Module</w:t>
+      </w:r>
+      <w:r>
+        <w:rPr>
+          <w:lang w:val="en-US"/>
+        </w:rPr>
+        <w:t>?</w:t>
       </w:r>
     </w:p>
     <w:p>
@@ -8058,25 +8142,43 @@
         <w:rPr>
           <w:lang w:val="en-US"/>
         </w:rPr>
-        <w:t>&lt;Parameters&gt; = &lt;Tên Model&gt;.parameters()</w:t>
-      </w:r>
-    </w:p>
-    <w:p>
-      <w:pPr>
-        <w:pStyle w:val="ListParagraph"/>
-        <w:numPr>
-          <w:ilvl w:val="0"/>
-          <w:numId w:val="2"/>
-        </w:numPr>
-        <w:rPr>
-          <w:lang w:val="en-US"/>
-        </w:rPr>
-      </w:pPr>
-      <w:r>
-        <w:rPr>
-          <w:lang w:val="en-US"/>
-        </w:rPr>
-        <w:t>&lt;Parameters&gt; là 1 Generator chứa các phần tử là Parameter của Model</w:t>
+        <w:t xml:space="preserve">&lt;Parameters&gt; = &lt;Tên </w:t>
+      </w:r>
+      <w:r>
+        <w:rPr>
+          <w:lang w:val="en-US"/>
+        </w:rPr>
+        <w:t>Module</w:t>
+      </w:r>
+      <w:r>
+        <w:rPr>
+          <w:lang w:val="en-US"/>
+        </w:rPr>
+        <w:t>&gt;.parameters()</w:t>
+      </w:r>
+    </w:p>
+    <w:p>
+      <w:pPr>
+        <w:pStyle w:val="ListParagraph"/>
+        <w:numPr>
+          <w:ilvl w:val="0"/>
+          <w:numId w:val="2"/>
+        </w:numPr>
+        <w:rPr>
+          <w:lang w:val="en-US"/>
+        </w:rPr>
+      </w:pPr>
+      <w:r>
+        <w:rPr>
+          <w:lang w:val="en-US"/>
+        </w:rPr>
+        <w:t xml:space="preserve">&lt;Parameters&gt; là 1 Generator chứa các phần tử là Parameter của </w:t>
+      </w:r>
+      <w:r>
+        <w:rPr>
+          <w:lang w:val="en-US"/>
+        </w:rPr>
+        <w:t>Module</w:t>
       </w:r>
     </w:p>
     <w:p>
@@ -8115,7 +8217,19 @@
         <w:rPr>
           <w:lang w:val="en-US"/>
         </w:rPr>
-        <w:t>&lt;Parameters Kèm Tên&gt; = &lt;Tên Model&gt;.named_parameters()</w:t>
+        <w:t xml:space="preserve">&lt;Parameters Kèm Tên&gt; = &lt;Tên </w:t>
+      </w:r>
+      <w:r>
+        <w:rPr>
+          <w:lang w:val="en-US"/>
+        </w:rPr>
+        <w:t>Module</w:t>
+      </w:r>
+      <w:r>
+        <w:rPr>
+          <w:lang w:val="en-US"/>
+        </w:rPr>
+        <w:t>&gt;.named_parameters()</w:t>
       </w:r>
     </w:p>
     <w:p>
@@ -8151,43 +8265,91 @@
         <w:rPr>
           <w:lang w:val="en-US"/>
         </w:rPr>
-        <w:t>Tại Sao Lại Kết Thừa “nn.Module”?</w:t>
-      </w:r>
-    </w:p>
-    <w:p>
-      <w:pPr>
-        <w:pStyle w:val="ListParagraph"/>
-        <w:numPr>
-          <w:ilvl w:val="0"/>
-          <w:numId w:val="2"/>
-        </w:numPr>
-        <w:rPr>
-          <w:lang w:val="en-US"/>
-        </w:rPr>
-      </w:pPr>
-      <w:r>
-        <w:rPr>
-          <w:lang w:val="en-US"/>
-        </w:rPr>
-        <w:t>Hàm “forward” trong Class kế thừa “nn.Module” sẽ được mặc định gọi khi viết &lt;Tên Class&gt;(&lt;Tham Số&gt;)</w:t>
-      </w:r>
-    </w:p>
-    <w:p>
-      <w:pPr>
-        <w:pStyle w:val="ListParagraph"/>
-        <w:numPr>
-          <w:ilvl w:val="0"/>
-          <w:numId w:val="2"/>
-        </w:numPr>
-        <w:rPr>
-          <w:lang w:val="en-US"/>
-        </w:rPr>
-      </w:pPr>
-      <w:r>
-        <w:rPr>
-          <w:lang w:val="en-US"/>
-        </w:rPr>
-        <w:t>Có tác dụng lưu Parameter</w:t>
+        <w:t>Cách Tạo 1 Module</w:t>
+      </w:r>
+      <w:r>
+        <w:rPr>
+          <w:lang w:val="en-US"/>
+        </w:rPr>
+        <w:t>?</w:t>
+      </w:r>
+    </w:p>
+    <w:p>
+      <w:pPr>
+        <w:pStyle w:val="ListParagraph"/>
+        <w:numPr>
+          <w:ilvl w:val="0"/>
+          <w:numId w:val="2"/>
+        </w:numPr>
+        <w:rPr>
+          <w:lang w:val="en-US"/>
+        </w:rPr>
+      </w:pPr>
+      <w:r>
+        <w:rPr>
+          <w:lang w:val="en-US"/>
+        </w:rPr>
+        <w:t>Class kế thừa “nn.Module” sẽ trở thành 1 Module mới, giả sử tên Class là A</w:t>
+      </w:r>
+    </w:p>
+    <w:p>
+      <w:pPr>
+        <w:pStyle w:val="ListParagraph"/>
+        <w:numPr>
+          <w:ilvl w:val="0"/>
+          <w:numId w:val="2"/>
+        </w:numPr>
+        <w:rPr>
+          <w:lang w:val="en-US"/>
+        </w:rPr>
+      </w:pPr>
+      <w:r>
+        <w:rPr>
+          <w:lang w:val="en-US"/>
+        </w:rPr>
+        <w:t xml:space="preserve">Hàm “forward” trong </w:t>
+      </w:r>
+      <w:r>
+        <w:rPr>
+          <w:lang w:val="en-US"/>
+        </w:rPr>
+        <w:t>A</w:t>
+      </w:r>
+      <w:r>
+        <w:rPr>
+          <w:lang w:val="en-US"/>
+        </w:rPr>
+        <w:t xml:space="preserve"> sẽ được mặc định gọi khi viế</w:t>
+      </w:r>
+      <w:r>
+        <w:rPr>
+          <w:lang w:val="en-US"/>
+        </w:rPr>
+        <w:t>t A(&lt;</w:t>
+      </w:r>
+      <w:r>
+        <w:rPr>
+          <w:lang w:val="en-US"/>
+        </w:rPr>
+        <w:t>Tham Số&gt;)</w:t>
+      </w:r>
+    </w:p>
+    <w:p>
+      <w:pPr>
+        <w:pStyle w:val="ListParagraph"/>
+        <w:numPr>
+          <w:ilvl w:val="0"/>
+          <w:numId w:val="2"/>
+        </w:numPr>
+        <w:rPr>
+          <w:lang w:val="en-US"/>
+        </w:rPr>
+      </w:pPr>
+      <w:r>
+        <w:rPr>
+          <w:lang w:val="en-US"/>
+        </w:rPr>
+        <w:t>Khi bạn tạo 1 thuộc tính trong A, mà thuộc tính đó lại là Module, thì mọi Parameter của Module đó sẽ trở thành Parameter của A</w:t>
       </w:r>
     </w:p>
     <w:p>
@@ -8205,31 +8367,19 @@
         <w:rPr>
           <w:lang w:val="en-US"/>
         </w:rPr>
-        <w:t>Lớp Tuyến Tính</w:t>
+        <w:t xml:space="preserve">Cách Để Hiện Cấu Trúc Của 1 </w:t>
+      </w:r>
+      <w:r>
+        <w:rPr>
+          <w:lang w:val="en-US"/>
+        </w:rPr>
+        <w:t>Module</w:t>
       </w:r>
       <w:r>
         <w:rPr>
           <w:lang w:val="en-US"/>
         </w:rPr>
         <w:t>?</w:t>
-      </w:r>
-    </w:p>
-    <w:p>
-      <w:pPr>
-        <w:pStyle w:val="ListParagraph"/>
-        <w:numPr>
-          <w:ilvl w:val="0"/>
-          <w:numId w:val="2"/>
-        </w:numPr>
-        <w:rPr>
-          <w:lang w:val="en-US"/>
-        </w:rPr>
-      </w:pPr>
-      <w:r>
-        <w:rPr>
-          <w:lang w:val="en-US"/>
-        </w:rPr>
-        <w:t>Tạo 1 lớp tuyến tính</w:t>
       </w:r>
     </w:p>
     <w:p>
@@ -8250,18 +8400,807 @@
         <w:rPr>
           <w:lang w:val="en-US"/>
         </w:rPr>
+        <w:t>print(&lt;</w:t>
+      </w:r>
+      <w:r>
+        <w:rPr>
+          <w:lang w:val="en-US"/>
+        </w:rPr>
+        <w:t>Module</w:t>
+      </w:r>
+      <w:r>
+        <w:rPr>
+          <w:lang w:val="en-US"/>
+        </w:rPr>
+        <w:t>&gt;)</w:t>
+      </w:r>
+    </w:p>
+    <w:p>
+      <w:pPr>
+        <w:pStyle w:val="ListParagraph"/>
+        <w:numPr>
+          <w:ilvl w:val="0"/>
+          <w:numId w:val="9"/>
+        </w:numPr>
+        <w:rPr>
+          <w:lang w:val="en-US"/>
+        </w:rPr>
+      </w:pPr>
+      <w:r>
+        <w:rPr>
+          <w:lang w:val="en-US"/>
+        </w:rPr>
+        <w:t>Module List?</w:t>
+      </w:r>
+    </w:p>
+    <w:p>
+      <w:pPr>
+        <w:pStyle w:val="ListParagraph"/>
+        <w:numPr>
+          <w:ilvl w:val="0"/>
+          <w:numId w:val="2"/>
+        </w:numPr>
+        <w:rPr>
+          <w:lang w:val="en-US"/>
+        </w:rPr>
+      </w:pPr>
+      <w:r>
+        <w:rPr>
+          <w:lang w:val="en-US"/>
+        </w:rPr>
+        <w:t>Tạo 1 Module List</w:t>
+      </w:r>
+    </w:p>
+    <w:p>
+      <w:pPr>
+        <w:pStyle w:val="ListParagraph"/>
+        <w:pBdr>
+          <w:top w:val="single" w:sz="4" w:space="1" w:color="auto"/>
+          <w:left w:val="single" w:sz="4" w:space="4" w:color="auto"/>
+          <w:bottom w:val="single" w:sz="4" w:space="1" w:color="auto"/>
+          <w:right w:val="single" w:sz="4" w:space="4" w:color="auto"/>
+        </w:pBdr>
+        <w:ind w:left="1080"/>
+        <w:rPr>
+          <w:lang w:val="en-US"/>
+        </w:rPr>
+      </w:pPr>
+      <w:r>
+        <w:rPr>
+          <w:lang w:val="en-US"/>
+        </w:rPr>
+        <w:t>&lt;Module List&gt; = nn.ModuleList(&lt;List Có Các Phần Tử Là Module&gt;)</w:t>
+      </w:r>
+    </w:p>
+    <w:p>
+      <w:pPr>
+        <w:pStyle w:val="ListParagraph"/>
+        <w:numPr>
+          <w:ilvl w:val="0"/>
+          <w:numId w:val="2"/>
+        </w:numPr>
+        <w:rPr>
+          <w:lang w:val="en-US"/>
+        </w:rPr>
+      </w:pPr>
+      <w:r>
+        <w:rPr>
+          <w:lang w:val="en-US"/>
+        </w:rPr>
+        <w:t xml:space="preserve">&lt;Module List&gt; y chang List thông thường, chỉ khác là nếu nó là giá trị của 1 thuộc tính trong 1 Module A, thì mọi Parameter của các Module trong </w:t>
+      </w:r>
+    </w:p>
+    <w:p>
+      <w:pPr>
+        <w:pStyle w:val="ListParagraph"/>
+        <w:ind w:left="1080"/>
+        <w:rPr>
+          <w:lang w:val="en-US"/>
+        </w:rPr>
+      </w:pPr>
+      <w:r>
+        <w:rPr>
+          <w:lang w:val="en-US"/>
+        </w:rPr>
+        <w:t>&lt;List Có Các Phần Tử Là Module&gt;</w:t>
+      </w:r>
+      <w:r>
+        <w:rPr>
+          <w:lang w:val="en-US"/>
+        </w:rPr>
+        <w:t xml:space="preserve"> sẽ trở thành Parameter của A, nếu là List, thì điều này không xảy ra</w:t>
+      </w:r>
+    </w:p>
+    <w:p>
+      <w:pPr>
+        <w:pStyle w:val="ListParagraph"/>
+        <w:numPr>
+          <w:ilvl w:val="0"/>
+          <w:numId w:val="2"/>
+        </w:numPr>
+        <w:rPr>
+          <w:lang w:val="en-US"/>
+        </w:rPr>
+      </w:pPr>
+      <w:r>
+        <w:rPr>
+          <w:lang w:val="en-US"/>
+        </w:rPr>
+        <w:t>Ví dụ</w:t>
+      </w:r>
+    </w:p>
+    <w:p>
+      <w:pPr>
+        <w:pStyle w:val="ListParagraph"/>
+        <w:pBdr>
+          <w:top w:val="single" w:sz="4" w:space="1" w:color="auto"/>
+          <w:left w:val="single" w:sz="4" w:space="4" w:color="auto"/>
+          <w:bottom w:val="single" w:sz="4" w:space="1" w:color="auto"/>
+          <w:right w:val="single" w:sz="4" w:space="4" w:color="auto"/>
+        </w:pBdr>
+        <w:ind w:left="1080"/>
+        <w:rPr>
+          <w:lang w:val="en-US"/>
+        </w:rPr>
+      </w:pPr>
+      <w:r>
+        <w:rPr>
+          <w:lang w:val="en-US"/>
+        </w:rPr>
+        <w:t>foo = nn.ModuleList([nn.Linear(i, 4) for i in range(2, 5)])</w:t>
+      </w:r>
+    </w:p>
+    <w:p>
+      <w:pPr>
+        <w:pStyle w:val="ListParagraph"/>
+        <w:numPr>
+          <w:ilvl w:val="0"/>
+          <w:numId w:val="2"/>
+        </w:numPr>
+        <w:rPr>
+          <w:lang w:val="en-US"/>
+        </w:rPr>
+      </w:pPr>
+      <w:r>
+        <w:rPr>
+          <w:lang w:val="en-US"/>
+        </w:rPr>
+        <w:t>Ta có</w:t>
+      </w:r>
+    </w:p>
+    <w:tbl>
+      <w:tblPr>
+        <w:tblStyle w:val="TableGrid"/>
+        <w:tblW w:w="0" w:type="auto"/>
+        <w:tblInd w:w="1080" w:type="dxa"/>
+        <w:tblLook w:val="04A0" w:firstRow="1" w:lastRow="0" w:firstColumn="1" w:lastColumn="0" w:noHBand="0" w:noVBand="1"/>
+      </w:tblPr>
+      <w:tblGrid>
+        <w:gridCol w:w="4033"/>
+        <w:gridCol w:w="4129"/>
+      </w:tblGrid>
+      <w:tr>
+        <w:tc>
+          <w:tcPr>
+            <w:tcW w:w="4621" w:type="dxa"/>
+          </w:tcPr>
+          <w:p>
+            <w:pPr>
+              <w:pStyle w:val="ListParagraph"/>
+              <w:ind w:left="0"/>
+              <w:jc w:val="center"/>
+              <w:rPr>
+                <w:lang w:val="en-US"/>
+              </w:rPr>
+            </w:pPr>
+            <w:r>
+              <w:rPr>
+                <w:lang w:val="en-US"/>
+              </w:rPr>
+              <w:t>foo[0]</w:t>
+            </w:r>
+          </w:p>
+        </w:tc>
+        <w:tc>
+          <w:tcPr>
+            <w:tcW w:w="4621" w:type="dxa"/>
+          </w:tcPr>
+          <w:p>
+            <w:pPr>
+              <w:pStyle w:val="ListParagraph"/>
+              <w:ind w:left="0"/>
+              <w:jc w:val="center"/>
+              <w:rPr>
+                <w:lang w:val="en-US"/>
+              </w:rPr>
+            </w:pPr>
+            <w:r>
+              <w:rPr>
+                <w:lang w:val="en-US"/>
+              </w:rPr>
+              <w:t>nn.Linear(2, 4)</w:t>
+            </w:r>
+          </w:p>
+        </w:tc>
+      </w:tr>
+      <w:tr>
+        <w:tc>
+          <w:tcPr>
+            <w:tcW w:w="4621" w:type="dxa"/>
+          </w:tcPr>
+          <w:p>
+            <w:pPr>
+              <w:pStyle w:val="ListParagraph"/>
+              <w:ind w:left="0"/>
+              <w:jc w:val="center"/>
+              <w:rPr>
+                <w:lang w:val="en-US"/>
+              </w:rPr>
+            </w:pPr>
+            <w:r>
+              <w:rPr>
+                <w:lang w:val="en-US"/>
+              </w:rPr>
+              <w:t>foo[</w:t>
+            </w:r>
+            <w:r>
+              <w:rPr>
+                <w:lang w:val="en-US"/>
+              </w:rPr>
+              <w:t>1</w:t>
+            </w:r>
+            <w:r>
+              <w:rPr>
+                <w:lang w:val="en-US"/>
+              </w:rPr>
+              <w:t>]</w:t>
+            </w:r>
+          </w:p>
+        </w:tc>
+        <w:tc>
+          <w:tcPr>
+            <w:tcW w:w="4621" w:type="dxa"/>
+          </w:tcPr>
+          <w:p>
+            <w:pPr>
+              <w:pStyle w:val="ListParagraph"/>
+              <w:ind w:left="0"/>
+              <w:jc w:val="center"/>
+              <w:rPr>
+                <w:lang w:val="en-US"/>
+              </w:rPr>
+            </w:pPr>
+            <w:r>
+              <w:rPr>
+                <w:lang w:val="en-US"/>
+              </w:rPr>
+              <w:t>nn.Linear(</w:t>
+            </w:r>
+            <w:r>
+              <w:rPr>
+                <w:lang w:val="en-US"/>
+              </w:rPr>
+              <w:t>3</w:t>
+            </w:r>
+            <w:r>
+              <w:rPr>
+                <w:lang w:val="en-US"/>
+              </w:rPr>
+              <w:t>, 4)</w:t>
+            </w:r>
+          </w:p>
+        </w:tc>
+      </w:tr>
+      <w:tr>
+        <w:tc>
+          <w:tcPr>
+            <w:tcW w:w="4621" w:type="dxa"/>
+          </w:tcPr>
+          <w:p>
+            <w:pPr>
+              <w:pStyle w:val="ListParagraph"/>
+              <w:ind w:left="0"/>
+              <w:jc w:val="center"/>
+              <w:rPr>
+                <w:lang w:val="en-US"/>
+              </w:rPr>
+            </w:pPr>
+            <w:r>
+              <w:rPr>
+                <w:lang w:val="en-US"/>
+              </w:rPr>
+              <w:t>foo[</w:t>
+            </w:r>
+            <w:r>
+              <w:rPr>
+                <w:lang w:val="en-US"/>
+              </w:rPr>
+              <w:t>2</w:t>
+            </w:r>
+            <w:r>
+              <w:rPr>
+                <w:lang w:val="en-US"/>
+              </w:rPr>
+              <w:t>]</w:t>
+            </w:r>
+          </w:p>
+        </w:tc>
+        <w:tc>
+          <w:tcPr>
+            <w:tcW w:w="4621" w:type="dxa"/>
+          </w:tcPr>
+          <w:p>
+            <w:pPr>
+              <w:pStyle w:val="ListParagraph"/>
+              <w:ind w:left="0"/>
+              <w:jc w:val="center"/>
+              <w:rPr>
+                <w:lang w:val="en-US"/>
+              </w:rPr>
+            </w:pPr>
+            <w:r>
+              <w:rPr>
+                <w:lang w:val="en-US"/>
+              </w:rPr>
+              <w:t>nn.Linear(</w:t>
+            </w:r>
+            <w:r>
+              <w:rPr>
+                <w:lang w:val="en-US"/>
+              </w:rPr>
+              <w:t>4</w:t>
+            </w:r>
+            <w:r>
+              <w:rPr>
+                <w:lang w:val="en-US"/>
+              </w:rPr>
+              <w:t>, 4)</w:t>
+            </w:r>
+          </w:p>
+        </w:tc>
+      </w:tr>
+    </w:tbl>
+    <w:p>
+      <w:pPr>
+        <w:pStyle w:val="ListParagraph"/>
+        <w:numPr>
+          <w:ilvl w:val="0"/>
+          <w:numId w:val="9"/>
+        </w:numPr>
+        <w:rPr>
+          <w:lang w:val="en-US"/>
+        </w:rPr>
+      </w:pPr>
+      <w:r>
+        <w:rPr>
+          <w:lang w:val="en-US"/>
+        </w:rPr>
+        <w:lastRenderedPageBreak/>
+        <w:t>Sequential?</w:t>
+      </w:r>
+    </w:p>
+    <w:p>
+      <w:pPr>
+        <w:pStyle w:val="ListParagraph"/>
+        <w:numPr>
+          <w:ilvl w:val="0"/>
+          <w:numId w:val="2"/>
+        </w:numPr>
+        <w:rPr>
+          <w:lang w:val="en-US"/>
+        </w:rPr>
+      </w:pPr>
+      <w:r>
+        <w:rPr>
+          <w:lang w:val="en-US"/>
+        </w:rPr>
+        <w:t>Tạo 1 lớp Sequential</w:t>
+      </w:r>
+    </w:p>
+    <w:p>
+      <w:pPr>
+        <w:pStyle w:val="ListParagraph"/>
+        <w:pBdr>
+          <w:top w:val="single" w:sz="4" w:space="1" w:color="auto"/>
+          <w:left w:val="single" w:sz="4" w:space="4" w:color="auto"/>
+          <w:bottom w:val="single" w:sz="4" w:space="1" w:color="auto"/>
+          <w:right w:val="single" w:sz="4" w:space="4" w:color="auto"/>
+        </w:pBdr>
+        <w:ind w:left="1080"/>
+        <w:rPr>
+          <w:lang w:val="en-US"/>
+        </w:rPr>
+      </w:pPr>
+      <w:r>
+        <w:rPr>
+          <w:lang w:val="en-US"/>
+        </w:rPr>
         <w:t>&lt;</w:t>
       </w:r>
       <w:r>
         <w:rPr>
           <w:lang w:val="en-US"/>
         </w:rPr>
+        <w:t>Lớp Sequential</w:t>
+      </w:r>
+      <w:r>
+        <w:rPr>
+          <w:lang w:val="en-US"/>
+        </w:rPr>
+        <w:t>&gt;</w:t>
+      </w:r>
+      <w:r>
+        <w:rPr>
+          <w:lang w:val="en-US"/>
+        </w:rPr>
+        <w:t xml:space="preserve"> = nn.Sequential</w:t>
+      </w:r>
+      <w:r>
+        <w:rPr>
+          <w:lang w:val="en-US"/>
+        </w:rPr>
+        <w:t>(&lt;Các Module&gt;)</w:t>
+      </w:r>
+    </w:p>
+    <w:p>
+      <w:pPr>
+        <w:pStyle w:val="ListParagraph"/>
+        <w:numPr>
+          <w:ilvl w:val="0"/>
+          <w:numId w:val="2"/>
+        </w:numPr>
+        <w:rPr>
+          <w:lang w:val="en-US"/>
+        </w:rPr>
+      </w:pPr>
+      <w:r>
+        <w:rPr>
+          <w:lang w:val="en-US"/>
+        </w:rPr>
+        <w:t>Forward</w:t>
+      </w:r>
+    </w:p>
+    <w:p>
+      <w:pPr>
+        <w:pStyle w:val="ListParagraph"/>
+        <w:pBdr>
+          <w:top w:val="single" w:sz="4" w:space="1" w:color="auto"/>
+          <w:left w:val="single" w:sz="4" w:space="4" w:color="auto"/>
+          <w:bottom w:val="single" w:sz="4" w:space="1" w:color="auto"/>
+          <w:right w:val="single" w:sz="4" w:space="4" w:color="auto"/>
+        </w:pBdr>
+        <w:ind w:left="1080"/>
+        <w:rPr>
+          <w:lang w:val="en-US"/>
+        </w:rPr>
+      </w:pPr>
+      <w:r>
+        <w:rPr>
+          <w:lang w:val="en-US"/>
+        </w:rPr>
+        <w:t xml:space="preserve">&lt;Output&gt; = </w:t>
+      </w:r>
+      <w:r>
+        <w:rPr>
+          <w:lang w:val="en-US"/>
+        </w:rPr>
+        <w:t>&lt;Lớp Sequential&gt;</w:t>
+      </w:r>
+      <w:r>
+        <w:rPr>
+          <w:lang w:val="en-US"/>
+        </w:rPr>
+        <w:t>(&lt;Input&gt;)</w:t>
+      </w:r>
+    </w:p>
+    <w:p>
+      <w:pPr>
+        <w:pStyle w:val="ListParagraph"/>
+        <w:numPr>
+          <w:ilvl w:val="0"/>
+          <w:numId w:val="2"/>
+        </w:numPr>
+        <w:rPr>
+          <w:lang w:val="en-US"/>
+        </w:rPr>
+      </w:pPr>
+      <w:r>
+        <w:rPr>
+          <w:lang w:val="en-US"/>
+        </w:rPr>
+        <w:t>Bản chất trong &lt;Lớp Sequential&gt;, Output của lớp trước làm Input của lớp sau</w:t>
+      </w:r>
+    </w:p>
+    <w:p>
+      <w:pPr>
+        <w:pStyle w:val="ListParagraph"/>
+        <w:numPr>
+          <w:ilvl w:val="0"/>
+          <w:numId w:val="2"/>
+        </w:numPr>
+        <w:rPr>
+          <w:lang w:val="en-US"/>
+        </w:rPr>
+      </w:pPr>
+      <w:r>
+        <w:rPr>
+          <w:lang w:val="en-US"/>
+        </w:rPr>
+        <w:t>Ví dụ</w:t>
+      </w:r>
+    </w:p>
+    <w:p>
+      <w:pPr>
+        <w:pStyle w:val="ListParagraph"/>
+        <w:pBdr>
+          <w:top w:val="single" w:sz="4" w:space="1" w:color="auto"/>
+          <w:left w:val="single" w:sz="4" w:space="4" w:color="auto"/>
+          <w:bottom w:val="single" w:sz="4" w:space="1" w:color="auto"/>
+          <w:right w:val="single" w:sz="4" w:space="4" w:color="auto"/>
+        </w:pBdr>
+        <w:ind w:left="1080"/>
+        <w:rPr>
+          <w:lang w:val="en-US"/>
+        </w:rPr>
+      </w:pPr>
+      <w:r>
+        <w:rPr>
+          <w:lang w:val="en-US"/>
+        </w:rPr>
+        <w:t>foo = nn.Sequential(nn.Linear(3, 4), nn.Linear(4, 5))</w:t>
+      </w:r>
+    </w:p>
+    <w:p>
+      <w:pPr>
+        <w:pStyle w:val="ListParagraph"/>
+        <w:pBdr>
+          <w:top w:val="single" w:sz="4" w:space="1" w:color="auto"/>
+          <w:left w:val="single" w:sz="4" w:space="4" w:color="auto"/>
+          <w:bottom w:val="single" w:sz="4" w:space="1" w:color="auto"/>
+          <w:right w:val="single" w:sz="4" w:space="4" w:color="auto"/>
+        </w:pBdr>
+        <w:ind w:left="1080"/>
+        <w:rPr>
+          <w:lang w:val="en-US"/>
+        </w:rPr>
+      </w:pPr>
+      <w:r>
+        <w:rPr>
+          <w:lang w:val="en-US"/>
+        </w:rPr>
+        <w:t>bar = foo(bob)</w:t>
+      </w:r>
+    </w:p>
+    <w:p>
+      <w:pPr>
+        <w:pStyle w:val="ListParagraph"/>
+        <w:numPr>
+          <w:ilvl w:val="0"/>
+          <w:numId w:val="2"/>
+        </w:numPr>
+        <w:rPr>
+          <w:lang w:val="en-US"/>
+        </w:rPr>
+      </w:pPr>
+      <w:r>
+        <w:rPr>
+          <w:lang w:val="en-US"/>
+        </w:rPr>
+        <w:t>Ta có</w:t>
+      </w:r>
+    </w:p>
+    <w:tbl>
+      <w:tblPr>
+        <w:tblStyle w:val="TableGrid"/>
+        <w:tblW w:w="0" w:type="auto"/>
+        <w:tblInd w:w="1080" w:type="dxa"/>
+        <w:tblLook w:val="04A0" w:firstRow="1" w:lastRow="0" w:firstColumn="1" w:lastColumn="0" w:noHBand="0" w:noVBand="1"/>
+      </w:tblPr>
+      <w:tblGrid>
+        <w:gridCol w:w="2997"/>
+        <w:gridCol w:w="5165"/>
+      </w:tblGrid>
+      <w:tr>
+        <w:tc>
+          <w:tcPr>
+            <w:tcW w:w="2997" w:type="dxa"/>
+          </w:tcPr>
+          <w:p>
+            <w:pPr>
+              <w:pStyle w:val="ListParagraph"/>
+              <w:ind w:left="0"/>
+              <w:jc w:val="center"/>
+              <w:rPr>
+                <w:lang w:val="en-US"/>
+              </w:rPr>
+            </w:pPr>
+          </w:p>
+        </w:tc>
+        <w:tc>
+          <w:tcPr>
+            <w:tcW w:w="5165" w:type="dxa"/>
+          </w:tcPr>
+          <w:p>
+            <w:pPr>
+              <w:pStyle w:val="ListParagraph"/>
+              <w:ind w:left="0"/>
+              <w:jc w:val="center"/>
+              <w:rPr>
+                <w:lang w:val="en-US"/>
+              </w:rPr>
+            </w:pPr>
+            <w:r>
+              <w:rPr>
+                <w:lang w:val="en-US"/>
+              </w:rPr>
+              <w:t>Shape</w:t>
+            </w:r>
+          </w:p>
+        </w:tc>
+      </w:tr>
+      <w:tr>
+        <w:tc>
+          <w:tcPr>
+            <w:tcW w:w="2997" w:type="dxa"/>
+          </w:tcPr>
+          <w:p>
+            <w:pPr>
+              <w:pStyle w:val="ListParagraph"/>
+              <w:ind w:left="0"/>
+              <w:jc w:val="center"/>
+              <w:rPr>
+                <w:lang w:val="en-US"/>
+              </w:rPr>
+            </w:pPr>
+            <w:r>
+              <w:rPr>
+                <w:lang w:val="en-US"/>
+              </w:rPr>
+              <w:t>bob</w:t>
+            </w:r>
+          </w:p>
+        </w:tc>
+        <w:tc>
+          <w:tcPr>
+            <w:tcW w:w="5165" w:type="dxa"/>
+          </w:tcPr>
+          <w:p>
+            <w:pPr>
+              <w:pStyle w:val="ListParagraph"/>
+              <w:ind w:left="0"/>
+              <w:jc w:val="center"/>
+              <w:rPr>
+                <w:lang w:val="en-US"/>
+              </w:rPr>
+            </w:pPr>
+            <w:r>
+              <w:rPr>
+                <w:lang w:val="en-US"/>
+              </w:rPr>
+              <w:t>(10, 3)</w:t>
+            </w:r>
+          </w:p>
+        </w:tc>
+      </w:tr>
+      <w:tr>
+        <w:tc>
+          <w:tcPr>
+            <w:tcW w:w="2997" w:type="dxa"/>
+          </w:tcPr>
+          <w:p>
+            <w:pPr>
+              <w:pStyle w:val="ListParagraph"/>
+              <w:ind w:left="0"/>
+              <w:jc w:val="center"/>
+              <w:rPr>
+                <w:lang w:val="en-US"/>
+              </w:rPr>
+            </w:pPr>
+            <w:r>
+              <w:rPr>
+                <w:lang w:val="en-US"/>
+              </w:rPr>
+              <w:t>bar</w:t>
+            </w:r>
+          </w:p>
+        </w:tc>
+        <w:tc>
+          <w:tcPr>
+            <w:tcW w:w="5165" w:type="dxa"/>
+          </w:tcPr>
+          <w:p>
+            <w:pPr>
+              <w:pStyle w:val="ListParagraph"/>
+              <w:ind w:left="0"/>
+              <w:jc w:val="center"/>
+              <w:rPr>
+                <w:lang w:val="en-US"/>
+              </w:rPr>
+            </w:pPr>
+            <w:r>
+              <w:rPr>
+                <w:lang w:val="en-US"/>
+              </w:rPr>
+              <w:t>(10, 5)</w:t>
+            </w:r>
+          </w:p>
+        </w:tc>
+      </w:tr>
+    </w:tbl>
+    <w:p>
+      <w:pPr>
+        <w:pStyle w:val="ListParagraph"/>
+        <w:numPr>
+          <w:ilvl w:val="0"/>
+          <w:numId w:val="9"/>
+        </w:numPr>
+        <w:rPr>
+          <w:lang w:val="en-US"/>
+        </w:rPr>
+      </w:pPr>
+      <w:bookmarkStart w:id="0" w:name="_GoBack"/>
+      <w:bookmarkEnd w:id="0"/>
+      <w:r>
+        <w:rPr>
+          <w:lang w:val="en-US"/>
+        </w:rPr>
         <w:t>Lớp Tuyến Tính</w:t>
       </w:r>
       <w:r>
         <w:rPr>
           <w:lang w:val="en-US"/>
         </w:rPr>
+        <w:t>?</w:t>
+      </w:r>
+    </w:p>
+    <w:p>
+      <w:pPr>
+        <w:pStyle w:val="ListParagraph"/>
+        <w:numPr>
+          <w:ilvl w:val="0"/>
+          <w:numId w:val="2"/>
+        </w:numPr>
+        <w:rPr>
+          <w:lang w:val="en-US"/>
+        </w:rPr>
+      </w:pPr>
+      <w:r>
+        <w:rPr>
+          <w:lang w:val="en-US"/>
+        </w:rPr>
+        <w:t>Tạo 1 lớp tuyến tính</w:t>
+      </w:r>
+    </w:p>
+    <w:p>
+      <w:pPr>
+        <w:pStyle w:val="ListParagraph"/>
+        <w:pBdr>
+          <w:top w:val="single" w:sz="4" w:space="1" w:color="auto"/>
+          <w:left w:val="single" w:sz="4" w:space="4" w:color="auto"/>
+          <w:bottom w:val="single" w:sz="4" w:space="1" w:color="auto"/>
+          <w:right w:val="single" w:sz="4" w:space="4" w:color="auto"/>
+        </w:pBdr>
+        <w:ind w:left="1080"/>
+        <w:rPr>
+          <w:lang w:val="en-US"/>
+        </w:rPr>
+      </w:pPr>
+      <w:r>
+        <w:rPr>
+          <w:lang w:val="en-US"/>
+        </w:rPr>
+        <w:t>&lt;</w:t>
+      </w:r>
+      <w:r>
+        <w:rPr>
+          <w:lang w:val="en-US"/>
+        </w:rPr>
+        <w:t>Lớp Tuyến Tính</w:t>
+      </w:r>
+      <w:r>
+        <w:rPr>
+          <w:lang w:val="en-US"/>
+        </w:rPr>
         <w:t xml:space="preserve">&gt; </w:t>
       </w:r>
       <w:r>
@@ -8322,7 +9261,13 @@
         <w:rPr>
           <w:lang w:val="en-US"/>
         </w:rPr>
-        <w:t>&gt; là 1 Model cơ bản</w:t>
+        <w:t>&gt; là 1 Module</w:t>
+      </w:r>
+      <w:r>
+        <w:rPr>
+          <w:lang w:val="en-US"/>
+        </w:rPr>
+        <w:t xml:space="preserve"> cơ bản</w:t>
       </w:r>
       <w:r>
         <w:rPr>
@@ -8967,7 +9912,6 @@
         <w:rPr>
           <w:lang w:val="en-US"/>
         </w:rPr>
-        <w:lastRenderedPageBreak/>
         <w:t>Ví dụ</w:t>
       </w:r>
     </w:p>
@@ -9025,7 +9969,19 @@
         <w:rPr>
           <w:lang w:val="en-US"/>
         </w:rPr>
-        <w:t>Để có thể sử dụng “nn.Linear”, … bên trong Class, khi đó mọi Parameter của mấy cái Model cơ bản này cũng được đưa vào danh sách các Parameter của Class</w:t>
+        <w:t>Để có thể sử dụng “nn.Linear”, … bên trong Class, khi đó mọi Parameter của mấ</w:t>
+      </w:r>
+      <w:r>
+        <w:rPr>
+          <w:lang w:val="en-US"/>
+        </w:rPr>
+        <w:t>y cái Module</w:t>
+      </w:r>
+      <w:r>
+        <w:rPr>
+          <w:lang w:val="en-US"/>
+        </w:rPr>
+        <w:t xml:space="preserve"> cơ bản này cũng được đưa vào danh sách các Parameter của Class</w:t>
       </w:r>
     </w:p>
     <w:p>
@@ -9262,6 +10218,7 @@
         <w:rPr>
           <w:lang w:val="en-US"/>
         </w:rPr>
+        <w:lastRenderedPageBreak/>
         <w:t>)</w:t>
       </w:r>
       <w:r>
@@ -9380,7 +10337,6 @@
           <w:noProof/>
           <w:lang w:eastAsia="vi-VN"/>
         </w:rPr>
-        <w:lastRenderedPageBreak/>
         <w:drawing>
           <wp:inline distT="0" distB="0" distL="0" distR="0">
             <wp:extent cx="5731510" cy="5373370"/>
@@ -9440,6 +10396,7 @@
           <w:noProof/>
           <w:lang w:eastAsia="vi-VN"/>
         </w:rPr>
+        <w:lastRenderedPageBreak/>
         <w:drawing>
           <wp:inline distT="0" distB="0" distL="0" distR="0">
             <wp:extent cx="5731328" cy="3429000"/>
@@ -9498,7 +10455,6 @@
         <w:rPr>
           <w:lang w:val="en-US"/>
         </w:rPr>
-        <w:lastRenderedPageBreak/>
         <w:t>W và B là Weight và Bias</w:t>
       </w:r>
     </w:p>
@@ -17216,15 +18172,7 @@
         <w:rPr>
           <w:lang w:val="en-US"/>
         </w:rPr>
-        <w:t>Giả sử có 1 Batch, mỗi phần tử trong Batch có nhiều kênh, giả sử ta có phần tử A, chia A thành các nhóm có Shape = nhau, ví dụ, A có Shape là (6, 4, 5), 6 ở đây là &lt;Số Kênh Input&gt;, thì khi chia A thành 3 phần, 3 ở đây là &lt;Số Nhóm&gt;, 3 phần lần lượt là A[0 : 2, : , : ], A[2 : 4, : , : ], A[4 : 6, : , : ], chuẩn hóa mỗi phần dựa theo Mean và Variance của riêng chúng, lưu</w:t>
-      </w:r>
-      <w:bookmarkStart w:id="0" w:name="_GoBack"/>
-      <w:bookmarkEnd w:id="0"/>
-      <w:r>
-        <w:rPr>
-          <w:lang w:val="en-US"/>
-        </w:rPr>
-        <w:t xml:space="preserve"> ý Variance ở đây là ước lượng chệch, nghĩa là không có hiệu chỉnh</w:t>
+        <w:t>Giả sử có 1 Batch, mỗi phần tử trong Batch có nhiều kênh, giả sử ta có phần tử A, chia A thành các nhóm có Shape = nhau, ví dụ, A có Shape là (6, 4, 5), 6 ở đây là &lt;Số Kênh Input&gt;, thì khi chia A thành 3 phần, 3 ở đây là &lt;Số Nhóm&gt;, 3 phần lần lượt là A[0 : 2, : , : ], A[2 : 4, : , : ], A[4 : 6, : , : ], chuẩn hóa mỗi phần dựa theo Mean và Variance của riêng chúng, lưu ý Variance ở đây là ước lượng chệch, nghĩa là không có hiệu chỉnh</w:t>
       </w:r>
       <w:r>
         <w:rPr>
@@ -17284,19 +18232,7 @@
         <w:rPr>
           <w:lang w:val="en-US"/>
         </w:rPr>
-        <w:t>Các tham số của &lt;Lớ</w:t>
-      </w:r>
-      <w:r>
-        <w:rPr>
-          <w:lang w:val="en-US"/>
-        </w:rPr>
-        <w:t>p Group</w:t>
-      </w:r>
-      <w:r>
-        <w:rPr>
-          <w:lang w:val="en-US"/>
-        </w:rPr>
-        <w:t xml:space="preserve"> Norm&gt;</w:t>
+        <w:t>Các tham số của &lt;Lớp Group Norm&gt;</w:t>
       </w:r>
     </w:p>
     <w:tbl>
@@ -17387,19 +18323,7 @@
               <w:rPr>
                 <w:lang w:val="en-US"/>
               </w:rPr>
-              <w:t>(</w:t>
-            </w:r>
-            <w:r>
-              <w:rPr>
-                <w:lang w:val="en-US"/>
-              </w:rPr>
-              <w:t>&lt;Số Kênh Input</w:t>
-            </w:r>
-            <w:r>
-              <w:rPr>
-                <w:lang w:val="en-US"/>
-              </w:rPr>
-              <w:t>&gt;)</w:t>
+              <w:t>(&lt;Số Kênh Input&gt;)</w:t>
             </w:r>
           </w:p>
         </w:tc>
@@ -17499,13 +18423,7 @@
               <w:rPr>
                 <w:lang w:val="en-US"/>
               </w:rPr>
-              <w:t>(</w:t>
-            </w:r>
-            <w:r>
-              <w:rPr>
-                <w:lang w:val="en-US"/>
-              </w:rPr>
-              <w:t>&lt;Kích Thước Batch&gt;,</w:t>
+              <w:t>(&lt;Kích Thước Batch&gt;,</w:t>
             </w:r>
           </w:p>
           <w:p>
@@ -17591,13 +18509,7 @@
               <w:rPr>
                 <w:lang w:val="en-US"/>
               </w:rPr>
-              <w:t>…</w:t>
-            </w:r>
-            <w:r>
-              <w:rPr>
-                <w:lang w:val="en-US"/>
-              </w:rPr>
-              <w:t>)</w:t>
+              <w:t>…)</w:t>
             </w:r>
           </w:p>
         </w:tc>
@@ -17605,40 +18517,38 @@
     </w:tbl>
     <w:p>
       <w:pPr>
-        <w:rPr>
-          <w:lang w:val="en-US"/>
-        </w:rPr>
-      </w:pPr>
-    </w:p>
-    <w:p>
-      <w:pPr>
-        <w:rPr>
-          <w:lang w:val="en-US"/>
-        </w:rPr>
-      </w:pPr>
-      <w:r>
-        <w:rPr>
-          <w:lang w:val="en-US"/>
-        </w:rPr>
-        <w:t>Functional – Hàm:</w:t>
-      </w:r>
-    </w:p>
-    <w:p>
-      <w:pPr>
-        <w:pStyle w:val="ListParagraph"/>
-        <w:numPr>
-          <w:ilvl w:val="0"/>
-          <w:numId w:val="12"/>
-        </w:numPr>
-        <w:rPr>
-          <w:lang w:val="en-US"/>
-        </w:rPr>
-      </w:pPr>
-      <w:r>
-        <w:rPr>
-          <w:lang w:val="en-US"/>
-        </w:rPr>
-        <w:t>Cách Import?</w:t>
+        <w:pStyle w:val="ListParagraph"/>
+        <w:numPr>
+          <w:ilvl w:val="0"/>
+          <w:numId w:val="9"/>
+        </w:numPr>
+        <w:rPr>
+          <w:lang w:val="en-US"/>
+        </w:rPr>
+      </w:pPr>
+      <w:r>
+        <w:rPr>
+          <w:lang w:val="en-US"/>
+        </w:rPr>
+        <w:t>Drop Out?</w:t>
+      </w:r>
+    </w:p>
+    <w:p>
+      <w:pPr>
+        <w:pStyle w:val="ListParagraph"/>
+        <w:numPr>
+          <w:ilvl w:val="0"/>
+          <w:numId w:val="2"/>
+        </w:numPr>
+        <w:rPr>
+          <w:lang w:val="en-US"/>
+        </w:rPr>
+      </w:pPr>
+      <w:r>
+        <w:rPr>
+          <w:lang w:val="en-US"/>
+        </w:rPr>
+        <w:t>Tạo 1 lớp Drop Out</w:t>
       </w:r>
     </w:p>
     <w:p>
@@ -17659,7 +18569,228 @@
         <w:rPr>
           <w:lang w:val="en-US"/>
         </w:rPr>
+        <w:t>&lt;Lớp Drop Out&gt; = nn.Dropout(</w:t>
+      </w:r>
+      <w:r>
+        <w:rPr>
+          <w:lang w:val="en-US"/>
+        </w:rPr>
+        <w:t>&lt;Tỉ Lệ Drop Out&gt;)</w:t>
+      </w:r>
+    </w:p>
+    <w:p>
+      <w:pPr>
+        <w:pStyle w:val="ListParagraph"/>
+        <w:numPr>
+          <w:ilvl w:val="0"/>
+          <w:numId w:val="2"/>
+        </w:numPr>
+        <w:rPr>
+          <w:lang w:val="en-US"/>
+        </w:rPr>
+      </w:pPr>
+      <w:r>
+        <w:rPr>
+          <w:lang w:val="en-US"/>
+        </w:rPr>
+        <w:t>&lt;Tỉ Lệ Drop Out&gt; mặc định = 0.5</w:t>
+      </w:r>
+    </w:p>
+    <w:p>
+      <w:pPr>
+        <w:pStyle w:val="ListParagraph"/>
+        <w:numPr>
+          <w:ilvl w:val="0"/>
+          <w:numId w:val="2"/>
+        </w:numPr>
+        <w:rPr>
+          <w:lang w:val="en-US"/>
+        </w:rPr>
+      </w:pPr>
+      <w:r>
+        <w:rPr>
+          <w:lang w:val="en-US"/>
+        </w:rPr>
         <w:lastRenderedPageBreak/>
+        <w:t>Forward</w:t>
+      </w:r>
+    </w:p>
+    <w:p>
+      <w:pPr>
+        <w:pStyle w:val="ListParagraph"/>
+        <w:pBdr>
+          <w:top w:val="single" w:sz="4" w:space="1" w:color="auto"/>
+          <w:left w:val="single" w:sz="4" w:space="4" w:color="auto"/>
+          <w:bottom w:val="single" w:sz="4" w:space="1" w:color="auto"/>
+          <w:right w:val="single" w:sz="4" w:space="4" w:color="auto"/>
+        </w:pBdr>
+        <w:ind w:left="1080"/>
+        <w:rPr>
+          <w:lang w:val="en-US"/>
+        </w:rPr>
+      </w:pPr>
+      <w:r>
+        <w:rPr>
+          <w:lang w:val="en-US"/>
+        </w:rPr>
+        <w:t>&lt;Output&gt; = &lt;Lớp Drop Out&gt;(&lt;Input&gt;)</w:t>
+      </w:r>
+    </w:p>
+    <w:p>
+      <w:pPr>
+        <w:pStyle w:val="ListParagraph"/>
+        <w:numPr>
+          <w:ilvl w:val="0"/>
+          <w:numId w:val="2"/>
+        </w:numPr>
+        <w:rPr>
+          <w:lang w:val="en-US"/>
+        </w:rPr>
+      </w:pPr>
+      <w:r>
+        <w:rPr>
+          <w:lang w:val="en-US"/>
+        </w:rPr>
+        <w:t>Khi Train, &lt;Output&gt; sẽ = k lần tích Hadamard của &lt;Input&gt; với 1 ma trận, ma trận này có Shape của &lt;Input&gt;, chỉ chứa giá trị 0 và 1 một cách ngẫu nhiên, và thay đổi qua mỗi lần Forward, xác suất của 0 = &lt;Tỉ Lệ Drop Out&gt;</w:t>
+      </w:r>
+    </w:p>
+    <w:p>
+      <w:pPr>
+        <w:pStyle w:val="ListParagraph"/>
+        <w:numPr>
+          <w:ilvl w:val="0"/>
+          <w:numId w:val="2"/>
+        </w:numPr>
+        <w:rPr>
+          <w:lang w:val="en-US"/>
+        </w:rPr>
+      </w:pPr>
+      <w:r>
+        <w:rPr>
+          <w:lang w:val="en-US"/>
+        </w:rPr>
+        <w:t>Công thức của k</w:t>
+      </w:r>
+    </w:p>
+    <w:p>
+      <w:pPr>
+        <w:pStyle w:val="ListParagraph"/>
+        <w:pBdr>
+          <w:top w:val="single" w:sz="4" w:space="1" w:color="auto"/>
+          <w:left w:val="single" w:sz="4" w:space="4" w:color="auto"/>
+          <w:bottom w:val="single" w:sz="4" w:space="1" w:color="auto"/>
+          <w:right w:val="single" w:sz="4" w:space="4" w:color="auto"/>
+        </w:pBdr>
+        <w:ind w:left="1080"/>
+        <w:rPr>
+          <w:lang w:val="en-US"/>
+        </w:rPr>
+      </w:pPr>
+      <w:r>
+        <w:rPr>
+          <w:lang w:val="en-US"/>
+        </w:rPr>
+        <w:t>k = 1 / (1 – &lt;Tỉ Lệ Drop Out&gt;)</w:t>
+      </w:r>
+    </w:p>
+    <w:p>
+      <w:pPr>
+        <w:pStyle w:val="ListParagraph"/>
+        <w:numPr>
+          <w:ilvl w:val="0"/>
+          <w:numId w:val="2"/>
+        </w:numPr>
+        <w:rPr>
+          <w:lang w:val="en-US"/>
+        </w:rPr>
+      </w:pPr>
+      <w:r>
+        <w:rPr>
+          <w:lang w:val="en-US"/>
+        </w:rPr>
+        <w:t>Mục đích phải Scale lên k lần là để tổng giá trị của &lt;Input&gt; không bị thay đổi</w:t>
+      </w:r>
+    </w:p>
+    <w:p>
+      <w:pPr>
+        <w:pStyle w:val="ListParagraph"/>
+        <w:numPr>
+          <w:ilvl w:val="0"/>
+          <w:numId w:val="2"/>
+        </w:numPr>
+        <w:rPr>
+          <w:lang w:val="en-US"/>
+        </w:rPr>
+      </w:pPr>
+      <w:r>
+        <w:rPr>
+          <w:lang w:val="en-US"/>
+        </w:rPr>
+        <w:t xml:space="preserve">&lt;Lớp Drop Out&gt; có tác dụng tắt ngẫu nhiên các Neuron, do khi nhân với 0 thì sẽ không có Gradient, và do đó, Neuron không học, </w:t>
+      </w:r>
+      <w:r>
+        <w:rPr>
+          <w:lang w:val="en-US"/>
+        </w:rPr>
+        <w:t>tránh quá khớp</w:t>
+      </w:r>
+    </w:p>
+    <w:p>
+      <w:pPr>
+        <w:rPr>
+          <w:lang w:val="en-US"/>
+        </w:rPr>
+      </w:pPr>
+    </w:p>
+    <w:p>
+      <w:pPr>
+        <w:rPr>
+          <w:lang w:val="en-US"/>
+        </w:rPr>
+      </w:pPr>
+      <w:r>
+        <w:rPr>
+          <w:lang w:val="en-US"/>
+        </w:rPr>
+        <w:t>Functional – Hàm:</w:t>
+      </w:r>
+    </w:p>
+    <w:p>
+      <w:pPr>
+        <w:pStyle w:val="ListParagraph"/>
+        <w:numPr>
+          <w:ilvl w:val="0"/>
+          <w:numId w:val="12"/>
+        </w:numPr>
+        <w:rPr>
+          <w:lang w:val="en-US"/>
+        </w:rPr>
+      </w:pPr>
+      <w:r>
+        <w:rPr>
+          <w:lang w:val="en-US"/>
+        </w:rPr>
+        <w:t>Cách Import?</w:t>
+      </w:r>
+    </w:p>
+    <w:p>
+      <w:pPr>
+        <w:pStyle w:val="ListParagraph"/>
+        <w:pBdr>
+          <w:top w:val="single" w:sz="4" w:space="1" w:color="auto"/>
+          <w:left w:val="single" w:sz="4" w:space="4" w:color="auto"/>
+          <w:bottom w:val="single" w:sz="4" w:space="1" w:color="auto"/>
+          <w:right w:val="single" w:sz="4" w:space="4" w:color="auto"/>
+        </w:pBdr>
+        <w:ind w:left="1080"/>
+        <w:rPr>
+          <w:lang w:val="en-US"/>
+        </w:rPr>
+      </w:pPr>
+      <w:r>
+        <w:rPr>
+          <w:lang w:val="en-US"/>
+        </w:rPr>
         <w:t>import torch.nn.functional as f</w:t>
       </w:r>
     </w:p>
@@ -18504,6 +19635,7 @@
         <w:rPr>
           <w:lang w:val="en-US"/>
         </w:rPr>
+        <w:lastRenderedPageBreak/>
         <w:t>Để Reset Gradient của mọi Tensor trong &lt;Dãy Các Tensor&gt; về mo, viết</w:t>
       </w:r>
     </w:p>
@@ -18818,7 +19950,6 @@
         <w:rPr>
           <w:lang w:val="en-US"/>
         </w:rPr>
-        <w:lastRenderedPageBreak/>
         <w:t xml:space="preserve">for </w:t>
       </w:r>
       <w:r>
@@ -19497,6 +20628,7 @@
         <w:rPr>
           <w:lang w:val="en-US"/>
         </w:rPr>
+        <w:lastRenderedPageBreak/>
         <w:t>x_train = train_dataset.data</w:t>
       </w:r>
       <w:r>
@@ -19815,7 +20947,6 @@
         <w:rPr>
           <w:lang w:val="en-US"/>
         </w:rPr>
-        <w:lastRenderedPageBreak/>
         <w:t>root = “foo/bar/foobar”</w:t>
       </w:r>
     </w:p>
@@ -20309,6 +21440,7 @@
         <w:rPr>
           <w:lang w:val="en-US"/>
         </w:rPr>
+        <w:lastRenderedPageBreak/>
         <w:tab/>
       </w:r>
       <w:r>
@@ -20863,6 +21995,374 @@
         <w:rPr>
           <w:lang w:val="en-US"/>
         </w:rPr>
+        <w:tab/>
+      </w:r>
+      <w:r>
+        <w:rPr>
+          <w:lang w:val="en-US"/>
+        </w:rPr>
+        <w:tab/>
+        <w:t xml:space="preserve">      [1, 5, 8]</w:t>
+      </w:r>
+    </w:p>
+    <w:p>
+      <w:pPr>
+        <w:rPr>
+          <w:lang w:val="en-US"/>
+        </w:rPr>
+      </w:pPr>
+      <w:r>
+        <w:rPr>
+          <w:lang w:val="en-US"/>
+        </w:rPr>
+        <w:tab/>
+      </w:r>
+      <w:r>
+        <w:rPr>
+          <w:lang w:val="en-US"/>
+        </w:rPr>
+        <w:tab/>
+        <w:t xml:space="preserve">      [2, 4, 2]</w:t>
+      </w:r>
+    </w:p>
+    <w:p>
+      <w:pPr>
+        <w:rPr>
+          <w:lang w:val="en-US"/>
+        </w:rPr>
+      </w:pPr>
+      <w:r>
+        <w:rPr>
+          <w:lang w:val="en-US"/>
+        </w:rPr>
+        <w:tab/>
+        <w:t>.std(): trả về standard deviation, chia n – 1 không phải n</w:t>
+      </w:r>
+    </w:p>
+    <w:p>
+      <w:pPr>
+        <w:rPr>
+          <w:lang w:val="en-US"/>
+        </w:rPr>
+      </w:pPr>
+      <w:r>
+        <w:rPr>
+          <w:lang w:val="en-US"/>
+        </w:rPr>
+        <w:tab/>
+      </w:r>
+      <w:r>
+        <w:rPr>
+          <w:lang w:val="en-US"/>
+        </w:rPr>
+        <w:tab/>
+        <w:t>Ex: [1, 2, 3].</w:t>
+      </w:r>
+      <w:r>
+        <w:rPr>
+          <w:lang w:val="en-US"/>
+        </w:rPr>
+        <w:t xml:space="preserve">std() </w:t>
+      </w:r>
+      <w:r>
+        <w:rPr>
+          <w:lang w:val="en-US"/>
+        </w:rPr>
+        <w:t>= 1</w:t>
+      </w:r>
+    </w:p>
+    <w:p>
+      <w:pPr>
+        <w:rPr>
+          <w:lang w:val="en-US"/>
+        </w:rPr>
+      </w:pPr>
+      <w:r>
+        <w:rPr>
+          <w:lang w:val="en-US"/>
+        </w:rPr>
+        <w:tab/>
+        <w:t>.norm(): trả về chiều dài vector</w:t>
+      </w:r>
+    </w:p>
+    <w:p>
+      <w:pPr>
+        <w:rPr>
+          <w:lang w:val="en-US"/>
+        </w:rPr>
+      </w:pPr>
+      <w:r>
+        <w:rPr>
+          <w:lang w:val="en-US"/>
+        </w:rPr>
+        <w:tab/>
+      </w:r>
+      <w:r>
+        <w:rPr>
+          <w:lang w:val="en-US"/>
+        </w:rPr>
+        <w:tab/>
+        <w:t>Ex: [1, 2, 3].norm() ~= 3.74</w:t>
+      </w:r>
+    </w:p>
+    <w:p>
+      <w:pPr>
+        <w:rPr>
+          <w:lang w:val="en-US"/>
+        </w:rPr>
+      </w:pPr>
+      <w:r>
+        <w:rPr>
+          <w:lang w:val="en-US"/>
+        </w:rPr>
+        <w:tab/>
+        <w:t>.clone(): trả về copy của tensor</w:t>
+      </w:r>
+    </w:p>
+    <w:p>
+      <w:pPr>
+        <w:rPr>
+          <w:lang w:val="en-US"/>
+        </w:rPr>
+      </w:pPr>
+      <w:r>
+        <w:rPr>
+          <w:lang w:val="en-US"/>
+        </w:rPr>
+        <w:tab/>
+      </w:r>
+      <w:r>
+        <w:rPr>
+          <w:lang w:val="en-US"/>
+        </w:rPr>
+        <w:tab/>
+        <w:t>Ex: [1, 2, 3].copy() = [1, 2, 3]</w:t>
+      </w:r>
+    </w:p>
+    <w:p>
+      <w:pPr>
+        <w:rPr>
+          <w:lang w:val="en-US"/>
+        </w:rPr>
+      </w:pPr>
+      <w:r>
+        <w:rPr>
+          <w:lang w:val="en-US"/>
+        </w:rPr>
+        <w:tab/>
+        <w:t>.numel(): trả về tổng số phần tử của tensor</w:t>
+      </w:r>
+    </w:p>
+    <w:p>
+      <w:pPr>
+        <w:rPr>
+          <w:lang w:val="en-US"/>
+        </w:rPr>
+      </w:pPr>
+      <w:r>
+        <w:rPr>
+          <w:lang w:val="en-US"/>
+        </w:rPr>
+        <w:tab/>
+      </w:r>
+      <w:r>
+        <w:rPr>
+          <w:lang w:val="en-US"/>
+        </w:rPr>
+        <w:tab/>
+        <w:t>Ex: [[1, 2, 3], [4, 5, 7]].numel() = 6</w:t>
+      </w:r>
+    </w:p>
+    <w:p>
+      <w:pPr>
+        <w:rPr>
+          <w:lang w:val="en-US"/>
+        </w:rPr>
+      </w:pPr>
+      <w:r>
+        <w:rPr>
+          <w:lang w:val="en-US"/>
+        </w:rPr>
+        <w:tab/>
+        <w:t>.retain_grad(): đánh dấu lưu grad cho node không phải là leaf</w:t>
+      </w:r>
+    </w:p>
+    <w:p>
+      <w:pPr>
+        <w:rPr>
+          <w:lang w:val="en-US"/>
+        </w:rPr>
+      </w:pPr>
+      <w:r>
+        <w:rPr>
+          <w:lang w:val="en-US"/>
+        </w:rPr>
+        <w:tab/>
+      </w:r>
+      <w:r>
+        <w:rPr>
+          <w:lang w:val="en-US"/>
+        </w:rPr>
+        <w:tab/>
+        <w:t xml:space="preserve">Ex: a = 2, b = 3, </w:t>
+      </w:r>
+    </w:p>
+    <w:p>
+      <w:pPr>
+        <w:ind w:left="720" w:firstLine="720"/>
+        <w:rPr>
+          <w:lang w:val="en-US"/>
+        </w:rPr>
+      </w:pPr>
+      <w:r>
+        <w:rPr>
+          <w:lang w:val="en-US"/>
+        </w:rPr>
+        <w:t xml:space="preserve">      c = a * b, c.retain_grad(), </w:t>
+      </w:r>
+    </w:p>
+    <w:p>
+      <w:pPr>
+        <w:ind w:left="720" w:firstLine="720"/>
+        <w:rPr>
+          <w:lang w:val="en-US"/>
+        </w:rPr>
+      </w:pPr>
+      <w:r>
+        <w:rPr>
+          <w:lang w:val="en-US"/>
+        </w:rPr>
+        <w:t xml:space="preserve">      d = c * a, d.backward()</w:t>
+      </w:r>
+    </w:p>
+    <w:p>
+      <w:pPr>
+        <w:ind w:left="720" w:firstLine="720"/>
+        <w:rPr>
+          <w:lang w:val="en-US"/>
+        </w:rPr>
+      </w:pPr>
+      <w:r>
+        <w:rPr>
+          <w:lang w:val="en-US"/>
+        </w:rPr>
+        <w:t xml:space="preserve">      c.grad = 2</w:t>
+      </w:r>
+    </w:p>
+    <w:p>
+      <w:pPr>
+        <w:rPr>
+          <w:lang w:val="en-US"/>
+        </w:rPr>
+      </w:pPr>
+      <w:r>
+        <w:rPr>
+          <w:lang w:val="en-US"/>
+        </w:rPr>
+        <w:tab/>
+        <w:t>.numpy(): convert sang numpy</w:t>
+      </w:r>
+    </w:p>
+    <w:p>
+      <w:pPr>
+        <w:rPr>
+          <w:lang w:val="en-US"/>
+        </w:rPr>
+      </w:pPr>
+      <w:r>
+        <w:rPr>
+          <w:lang w:val="en-US"/>
+        </w:rPr>
+        <w:tab/>
+        <w:t xml:space="preserve">.unfold(dim,  size, step): </w:t>
+      </w:r>
+      <w:r>
+        <w:rPr>
+          <w:lang w:val="en-US"/>
+        </w:rPr>
+        <w:t>sliding window</w:t>
+      </w:r>
+    </w:p>
+    <w:p>
+      <w:pPr>
+        <w:rPr>
+          <w:lang w:val="en-US"/>
+        </w:rPr>
+      </w:pPr>
+      <w:r>
+        <w:rPr>
+          <w:lang w:val="en-US"/>
+        </w:rPr>
+        <w:tab/>
+      </w:r>
+      <w:r>
+        <w:rPr>
+          <w:lang w:val="en-US"/>
+        </w:rPr>
+        <w:tab/>
+        <w:t>Ex: [1, 2, 3, 4, 5].unfold(0, 3, 1) = [[1, 2, 3]</w:t>
+      </w:r>
+    </w:p>
+    <w:p>
+      <w:pPr>
+        <w:rPr>
+          <w:lang w:val="en-US"/>
+        </w:rPr>
+      </w:pPr>
+      <w:r>
+        <w:rPr>
+          <w:lang w:val="en-US"/>
+        </w:rPr>
+        <w:tab/>
+      </w:r>
+      <w:r>
+        <w:rPr>
+          <w:lang w:val="en-US"/>
+        </w:rPr>
+        <w:tab/>
+      </w:r>
+      <w:r>
+        <w:rPr>
+          <w:lang w:val="en-US"/>
+        </w:rPr>
+        <w:tab/>
+      </w:r>
+      <w:r>
+        <w:rPr>
+          <w:lang w:val="en-US"/>
+        </w:rPr>
+        <w:tab/>
+      </w:r>
+      <w:r>
+        <w:rPr>
+          <w:lang w:val="en-US"/>
+        </w:rPr>
+        <w:tab/>
+      </w:r>
+      <w:r>
+        <w:rPr>
+          <w:lang w:val="en-US"/>
+        </w:rPr>
+        <w:tab/>
+      </w:r>
+      <w:r>
+        <w:rPr>
+          <w:lang w:val="en-US"/>
+        </w:rPr>
+        <w:tab/>
+        <w:t>[2, 3, 4]</w:t>
+      </w:r>
+    </w:p>
+    <w:p>
+      <w:pPr>
+        <w:rPr>
+          <w:lang w:val="en-US"/>
+        </w:rPr>
+      </w:pPr>
+      <w:r>
+        <w:rPr>
+          <w:lang w:val="en-US"/>
+        </w:rPr>
         <w:lastRenderedPageBreak/>
         <w:tab/>
       </w:r>
@@ -20871,374 +22371,6 @@
           <w:lang w:val="en-US"/>
         </w:rPr>
         <w:tab/>
-        <w:t xml:space="preserve">      [1, 5, 8]</w:t>
-      </w:r>
-    </w:p>
-    <w:p>
-      <w:pPr>
-        <w:rPr>
-          <w:lang w:val="en-US"/>
-        </w:rPr>
-      </w:pPr>
-      <w:r>
-        <w:rPr>
-          <w:lang w:val="en-US"/>
-        </w:rPr>
-        <w:tab/>
-      </w:r>
-      <w:r>
-        <w:rPr>
-          <w:lang w:val="en-US"/>
-        </w:rPr>
-        <w:tab/>
-        <w:t xml:space="preserve">      [2, 4, 2]</w:t>
-      </w:r>
-    </w:p>
-    <w:p>
-      <w:pPr>
-        <w:rPr>
-          <w:lang w:val="en-US"/>
-        </w:rPr>
-      </w:pPr>
-      <w:r>
-        <w:rPr>
-          <w:lang w:val="en-US"/>
-        </w:rPr>
-        <w:tab/>
-        <w:t>.std(): trả về standard deviation, chia n – 1 không phải n</w:t>
-      </w:r>
-    </w:p>
-    <w:p>
-      <w:pPr>
-        <w:rPr>
-          <w:lang w:val="en-US"/>
-        </w:rPr>
-      </w:pPr>
-      <w:r>
-        <w:rPr>
-          <w:lang w:val="en-US"/>
-        </w:rPr>
-        <w:tab/>
-      </w:r>
-      <w:r>
-        <w:rPr>
-          <w:lang w:val="en-US"/>
-        </w:rPr>
-        <w:tab/>
-        <w:t>Ex: [1, 2, 3].</w:t>
-      </w:r>
-      <w:r>
-        <w:rPr>
-          <w:lang w:val="en-US"/>
-        </w:rPr>
-        <w:t xml:space="preserve">std() </w:t>
-      </w:r>
-      <w:r>
-        <w:rPr>
-          <w:lang w:val="en-US"/>
-        </w:rPr>
-        <w:t>= 1</w:t>
-      </w:r>
-    </w:p>
-    <w:p>
-      <w:pPr>
-        <w:rPr>
-          <w:lang w:val="en-US"/>
-        </w:rPr>
-      </w:pPr>
-      <w:r>
-        <w:rPr>
-          <w:lang w:val="en-US"/>
-        </w:rPr>
-        <w:tab/>
-        <w:t>.norm(): trả về chiều dài vector</w:t>
-      </w:r>
-    </w:p>
-    <w:p>
-      <w:pPr>
-        <w:rPr>
-          <w:lang w:val="en-US"/>
-        </w:rPr>
-      </w:pPr>
-      <w:r>
-        <w:rPr>
-          <w:lang w:val="en-US"/>
-        </w:rPr>
-        <w:tab/>
-      </w:r>
-      <w:r>
-        <w:rPr>
-          <w:lang w:val="en-US"/>
-        </w:rPr>
-        <w:tab/>
-        <w:t>Ex: [1, 2, 3].norm() ~= 3.74</w:t>
-      </w:r>
-    </w:p>
-    <w:p>
-      <w:pPr>
-        <w:rPr>
-          <w:lang w:val="en-US"/>
-        </w:rPr>
-      </w:pPr>
-      <w:r>
-        <w:rPr>
-          <w:lang w:val="en-US"/>
-        </w:rPr>
-        <w:tab/>
-        <w:t>.clone(): trả về copy của tensor</w:t>
-      </w:r>
-    </w:p>
-    <w:p>
-      <w:pPr>
-        <w:rPr>
-          <w:lang w:val="en-US"/>
-        </w:rPr>
-      </w:pPr>
-      <w:r>
-        <w:rPr>
-          <w:lang w:val="en-US"/>
-        </w:rPr>
-        <w:tab/>
-      </w:r>
-      <w:r>
-        <w:rPr>
-          <w:lang w:val="en-US"/>
-        </w:rPr>
-        <w:tab/>
-        <w:t>Ex: [1, 2, 3].copy() = [1, 2, 3]</w:t>
-      </w:r>
-    </w:p>
-    <w:p>
-      <w:pPr>
-        <w:rPr>
-          <w:lang w:val="en-US"/>
-        </w:rPr>
-      </w:pPr>
-      <w:r>
-        <w:rPr>
-          <w:lang w:val="en-US"/>
-        </w:rPr>
-        <w:tab/>
-        <w:t>.numel(): trả về tổng số phần tử của tensor</w:t>
-      </w:r>
-    </w:p>
-    <w:p>
-      <w:pPr>
-        <w:rPr>
-          <w:lang w:val="en-US"/>
-        </w:rPr>
-      </w:pPr>
-      <w:r>
-        <w:rPr>
-          <w:lang w:val="en-US"/>
-        </w:rPr>
-        <w:tab/>
-      </w:r>
-      <w:r>
-        <w:rPr>
-          <w:lang w:val="en-US"/>
-        </w:rPr>
-        <w:tab/>
-        <w:t>Ex: [[1, 2, 3], [4, 5, 7]].numel() = 6</w:t>
-      </w:r>
-    </w:p>
-    <w:p>
-      <w:pPr>
-        <w:rPr>
-          <w:lang w:val="en-US"/>
-        </w:rPr>
-      </w:pPr>
-      <w:r>
-        <w:rPr>
-          <w:lang w:val="en-US"/>
-        </w:rPr>
-        <w:tab/>
-        <w:t>.retain_grad(): đánh dấu lưu grad cho node không phải là leaf</w:t>
-      </w:r>
-    </w:p>
-    <w:p>
-      <w:pPr>
-        <w:rPr>
-          <w:lang w:val="en-US"/>
-        </w:rPr>
-      </w:pPr>
-      <w:r>
-        <w:rPr>
-          <w:lang w:val="en-US"/>
-        </w:rPr>
-        <w:tab/>
-      </w:r>
-      <w:r>
-        <w:rPr>
-          <w:lang w:val="en-US"/>
-        </w:rPr>
-        <w:tab/>
-        <w:t xml:space="preserve">Ex: a = 2, b = 3, </w:t>
-      </w:r>
-    </w:p>
-    <w:p>
-      <w:pPr>
-        <w:ind w:left="720" w:firstLine="720"/>
-        <w:rPr>
-          <w:lang w:val="en-US"/>
-        </w:rPr>
-      </w:pPr>
-      <w:r>
-        <w:rPr>
-          <w:lang w:val="en-US"/>
-        </w:rPr>
-        <w:t xml:space="preserve">      c = a * b, c.retain_grad(), </w:t>
-      </w:r>
-    </w:p>
-    <w:p>
-      <w:pPr>
-        <w:ind w:left="720" w:firstLine="720"/>
-        <w:rPr>
-          <w:lang w:val="en-US"/>
-        </w:rPr>
-      </w:pPr>
-      <w:r>
-        <w:rPr>
-          <w:lang w:val="en-US"/>
-        </w:rPr>
-        <w:t xml:space="preserve">      d = c * a, d.backward()</w:t>
-      </w:r>
-    </w:p>
-    <w:p>
-      <w:pPr>
-        <w:ind w:left="720" w:firstLine="720"/>
-        <w:rPr>
-          <w:lang w:val="en-US"/>
-        </w:rPr>
-      </w:pPr>
-      <w:r>
-        <w:rPr>
-          <w:lang w:val="en-US"/>
-        </w:rPr>
-        <w:t xml:space="preserve">      c.grad = 2</w:t>
-      </w:r>
-    </w:p>
-    <w:p>
-      <w:pPr>
-        <w:rPr>
-          <w:lang w:val="en-US"/>
-        </w:rPr>
-      </w:pPr>
-      <w:r>
-        <w:rPr>
-          <w:lang w:val="en-US"/>
-        </w:rPr>
-        <w:tab/>
-        <w:t>.numpy(): convert sang numpy</w:t>
-      </w:r>
-    </w:p>
-    <w:p>
-      <w:pPr>
-        <w:rPr>
-          <w:lang w:val="en-US"/>
-        </w:rPr>
-      </w:pPr>
-      <w:r>
-        <w:rPr>
-          <w:lang w:val="en-US"/>
-        </w:rPr>
-        <w:tab/>
-        <w:t xml:space="preserve">.unfold(dim,  size, step): </w:t>
-      </w:r>
-      <w:r>
-        <w:rPr>
-          <w:lang w:val="en-US"/>
-        </w:rPr>
-        <w:t>sliding window</w:t>
-      </w:r>
-    </w:p>
-    <w:p>
-      <w:pPr>
-        <w:rPr>
-          <w:lang w:val="en-US"/>
-        </w:rPr>
-      </w:pPr>
-      <w:r>
-        <w:rPr>
-          <w:lang w:val="en-US"/>
-        </w:rPr>
-        <w:tab/>
-      </w:r>
-      <w:r>
-        <w:rPr>
-          <w:lang w:val="en-US"/>
-        </w:rPr>
-        <w:tab/>
-        <w:t>Ex: [1, 2, 3, 4, 5].unfold(0, 3, 1) = [[1, 2, 3]</w:t>
-      </w:r>
-    </w:p>
-    <w:p>
-      <w:pPr>
-        <w:rPr>
-          <w:lang w:val="en-US"/>
-        </w:rPr>
-      </w:pPr>
-      <w:r>
-        <w:rPr>
-          <w:lang w:val="en-US"/>
-        </w:rPr>
-        <w:tab/>
-      </w:r>
-      <w:r>
-        <w:rPr>
-          <w:lang w:val="en-US"/>
-        </w:rPr>
-        <w:tab/>
-      </w:r>
-      <w:r>
-        <w:rPr>
-          <w:lang w:val="en-US"/>
-        </w:rPr>
-        <w:tab/>
-      </w:r>
-      <w:r>
-        <w:rPr>
-          <w:lang w:val="en-US"/>
-        </w:rPr>
-        <w:tab/>
-      </w:r>
-      <w:r>
-        <w:rPr>
-          <w:lang w:val="en-US"/>
-        </w:rPr>
-        <w:tab/>
-      </w:r>
-      <w:r>
-        <w:rPr>
-          <w:lang w:val="en-US"/>
-        </w:rPr>
-        <w:tab/>
-      </w:r>
-      <w:r>
-        <w:rPr>
-          <w:lang w:val="en-US"/>
-        </w:rPr>
-        <w:tab/>
-        <w:t>[2, 3, 4]</w:t>
-      </w:r>
-    </w:p>
-    <w:p>
-      <w:pPr>
-        <w:rPr>
-          <w:lang w:val="en-US"/>
-        </w:rPr>
-      </w:pPr>
-      <w:r>
-        <w:rPr>
-          <w:lang w:val="en-US"/>
-        </w:rPr>
-        <w:tab/>
-      </w:r>
-      <w:r>
-        <w:rPr>
-          <w:lang w:val="en-US"/>
-        </w:rPr>
-        <w:tab/>
       </w:r>
       <w:r>
         <w:rPr>
@@ -21453,259 +22585,357 @@
         <w:rPr>
           <w:lang w:val="en-US"/>
         </w:rPr>
+        <w:tab/>
+        <w:t>.stack(inputs_tuple, dim): stack các tensor lên nhau theo dim mới</w:t>
+      </w:r>
+    </w:p>
+    <w:p>
+      <w:pPr>
+        <w:rPr>
+          <w:lang w:val="en-US"/>
+        </w:rPr>
+      </w:pPr>
+      <w:r>
+        <w:rPr>
+          <w:lang w:val="en-US"/>
+        </w:rPr>
+        <w:tab/>
+      </w:r>
+      <w:r>
+        <w:rPr>
+          <w:lang w:val="en-US"/>
+        </w:rPr>
+        <w:tab/>
+        <w:t>Ex: torch.stack(([1, 2, 3], [4, 5, 6])) = [[1, 2, 3]</w:t>
+      </w:r>
+    </w:p>
+    <w:p>
+      <w:pPr>
+        <w:ind w:left="4320" w:firstLine="720"/>
+        <w:rPr>
+          <w:lang w:val="en-US"/>
+        </w:rPr>
+      </w:pPr>
+      <w:r>
+        <w:rPr>
+          <w:lang w:val="en-US"/>
+        </w:rPr>
+        <w:t>[4, 5, 6]]</w:t>
+      </w:r>
+    </w:p>
+    <w:p>
+      <w:pPr>
+        <w:rPr>
+          <w:lang w:val="en-US"/>
+        </w:rPr>
+      </w:pPr>
+      <w:r>
+        <w:rPr>
+          <w:lang w:val="en-US"/>
+        </w:rPr>
+        <w:tab/>
+        <w:t>.inverse(tensor): trả về invert matrix</w:t>
+      </w:r>
+    </w:p>
+    <w:p>
+      <w:pPr>
+        <w:rPr>
+          <w:lang w:val="en-US"/>
+        </w:rPr>
+      </w:pPr>
+      <w:r>
+        <w:rPr>
+          <w:lang w:val="en-US"/>
+        </w:rPr>
+        <w:tab/>
+      </w:r>
+      <w:r>
+        <w:rPr>
+          <w:lang w:val="en-US"/>
+        </w:rPr>
+        <w:tab/>
+        <w:t>Ex: torch.inverse([</w:t>
+      </w:r>
+    </w:p>
+    <w:p>
+      <w:pPr>
+        <w:ind w:left="720" w:firstLine="720"/>
+        <w:rPr>
+          <w:lang w:val="en-US"/>
+        </w:rPr>
+      </w:pPr>
+      <w:r>
+        <w:rPr>
+          <w:lang w:val="en-US"/>
+        </w:rPr>
+        <w:tab/>
+        <w:t>[1, 2, 3],</w:t>
+      </w:r>
+    </w:p>
+    <w:p>
+      <w:pPr>
+        <w:ind w:left="720" w:firstLine="720"/>
+        <w:rPr>
+          <w:lang w:val="en-US"/>
+        </w:rPr>
+      </w:pPr>
+      <w:r>
+        <w:rPr>
+          <w:lang w:val="en-US"/>
+        </w:rPr>
+        <w:tab/>
+        <w:t>[4, 5, 6],</w:t>
+      </w:r>
+    </w:p>
+    <w:p>
+      <w:pPr>
+        <w:ind w:left="720" w:firstLine="720"/>
+        <w:rPr>
+          <w:lang w:val="en-US"/>
+        </w:rPr>
+      </w:pPr>
+      <w:r>
+        <w:rPr>
+          <w:lang w:val="en-US"/>
+        </w:rPr>
+        <w:tab/>
+        <w:t>[7, 8, 9]</w:t>
+      </w:r>
+    </w:p>
+    <w:p>
+      <w:pPr>
+        <w:ind w:left="720" w:firstLine="720"/>
+        <w:rPr>
+          <w:lang w:val="en-US"/>
+        </w:rPr>
+      </w:pPr>
+      <w:r>
+        <w:rPr>
+          <w:lang w:val="en-US"/>
+        </w:rPr>
+        <w:t>])</w:t>
+      </w:r>
+    </w:p>
+    <w:p>
+      <w:pPr>
+        <w:rPr>
+          <w:lang w:val="en-US"/>
+        </w:rPr>
+      </w:pPr>
+      <w:r>
+        <w:rPr>
+          <w:lang w:val="en-US"/>
+        </w:rPr>
+        <w:tab/>
+        <w:t>.finfo(dtype): trả về thông tin của kiểu dữ liệu</w:t>
+      </w:r>
+    </w:p>
+    <w:p>
+      <w:pPr>
+        <w:rPr>
+          <w:lang w:val="en-US"/>
+        </w:rPr>
+      </w:pPr>
+      <w:r>
+        <w:rPr>
+          <w:lang w:val="en-US"/>
+        </w:rPr>
+        <w:tab/>
+      </w:r>
+      <w:r>
+        <w:rPr>
+          <w:lang w:val="en-US"/>
+        </w:rPr>
+        <w:tab/>
+        <w:t>Ex: torch.finfo(torch.float32)</w:t>
+      </w:r>
+    </w:p>
+    <w:p>
+      <w:pPr>
+        <w:rPr>
+          <w:lang w:val="en-US"/>
+        </w:rPr>
+      </w:pPr>
+      <w:r>
+        <w:rPr>
+          <w:lang w:val="en-US"/>
+        </w:rPr>
+        <w:tab/>
+        <w:t>.randperm(n): hoán vị ngẫu nhiên từ 0 đến n – 1</w:t>
+      </w:r>
+    </w:p>
+    <w:p>
+      <w:pPr>
+        <w:rPr>
+          <w:lang w:val="en-US"/>
+        </w:rPr>
+      </w:pPr>
+      <w:r>
+        <w:rPr>
+          <w:lang w:val="en-US"/>
+        </w:rPr>
+        <w:tab/>
+      </w:r>
+      <w:r>
+        <w:rPr>
+          <w:lang w:val="en-US"/>
+        </w:rPr>
+        <w:tab/>
+        <w:t>Ex: torch.randperm(5) = [0, 4, 2, 3, 1]</w:t>
+      </w:r>
+    </w:p>
+    <w:p>
+      <w:pPr>
+        <w:rPr>
+          <w:lang w:val="en-US"/>
+        </w:rPr>
+      </w:pPr>
+      <w:r>
+        <w:rPr>
+          <w:lang w:val="en-US"/>
+        </w:rPr>
+        <w:tab/>
+        <w:t>.save(model.state_dict(), path): save model</w:t>
+      </w:r>
+    </w:p>
+    <w:p>
+      <w:pPr>
+        <w:rPr>
+          <w:lang w:val="en-US"/>
+        </w:rPr>
+      </w:pPr>
+      <w:r>
+        <w:rPr>
+          <w:lang w:val="en-US"/>
+        </w:rPr>
+        <w:tab/>
+      </w:r>
+      <w:r>
+        <w:rPr>
+          <w:lang w:val="en-US"/>
+        </w:rPr>
+        <w:tab/>
+        <w:t>Ex: torch.save(model.state_dict(), ‘./model.pth’)</w:t>
+      </w:r>
+    </w:p>
+    <w:p>
+      <w:pPr>
+        <w:rPr>
+          <w:lang w:val="en-US"/>
+        </w:rPr>
+      </w:pPr>
+      <w:r>
+        <w:rPr>
+          <w:lang w:val="en-US"/>
+        </w:rPr>
+        <w:t>Distributions</w:t>
+      </w:r>
+    </w:p>
+    <w:p>
+      <w:pPr>
+        <w:rPr>
+          <w:lang w:val="en-US"/>
+        </w:rPr>
+      </w:pPr>
+      <w:r>
+        <w:rPr>
+          <w:lang w:val="en-US"/>
+        </w:rPr>
+        <w:tab/>
+        <w:t>.</w:t>
+      </w:r>
+      <w:r>
+        <w:rPr>
+          <w:lang w:val="en-US"/>
+        </w:rPr>
+        <w:t>MultivariateNormal</w:t>
+      </w:r>
+      <w:r>
+        <w:rPr>
+          <w:lang w:val="en-US"/>
+        </w:rPr>
+        <w:t>(mean_tensor, covariance_matrix_tensor): trar về MN distribution</w:t>
+      </w:r>
+    </w:p>
+    <w:p>
+      <w:pPr>
+        <w:rPr>
+          <w:lang w:val="en-US"/>
+        </w:rPr>
+      </w:pPr>
+      <w:r>
+        <w:rPr>
+          <w:lang w:val="en-US"/>
+        </w:rPr>
+        <w:tab/>
+      </w:r>
+      <w:r>
+        <w:rPr>
+          <w:lang w:val="en-US"/>
+        </w:rPr>
+        <w:tab/>
+        <w:t>Ex: dist = torch.distributions.</w:t>
+      </w:r>
+      <w:r>
+        <w:rPr>
+          <w:lang w:val="en-US"/>
+        </w:rPr>
+        <w:t xml:space="preserve"> MultivariateNormal</w:t>
+      </w:r>
+      <w:r>
+        <w:rPr>
+          <w:lang w:val="en-US"/>
+        </w:rPr>
+        <w:t>([1, 2], [[1, 0], [0, 2]])</w:t>
+      </w:r>
+    </w:p>
+    <w:p>
+      <w:pPr>
+        <w:rPr>
+          <w:lang w:val="en-US"/>
+        </w:rPr>
+      </w:pPr>
+      <w:r>
+        <w:rPr>
+          <w:lang w:val="en-US"/>
+        </w:rPr>
+        <w:tab/>
+        <w:t>.Normal(mean_tensor, std_tensor): trả về một normal distribution</w:t>
+      </w:r>
+    </w:p>
+    <w:p>
+      <w:pPr>
+        <w:rPr>
+          <w:lang w:val="en-US"/>
+        </w:rPr>
+      </w:pPr>
+      <w:r>
+        <w:rPr>
+          <w:lang w:val="en-US"/>
+        </w:rPr>
         <w:lastRenderedPageBreak/>
         <w:tab/>
-        <w:t>.stack(inputs_tuple, dim): stack các tensor lên nhau theo dim mới</w:t>
-      </w:r>
-    </w:p>
-    <w:p>
-      <w:pPr>
-        <w:rPr>
-          <w:lang w:val="en-US"/>
-        </w:rPr>
-      </w:pPr>
+      </w:r>
       <w:r>
         <w:rPr>
           <w:lang w:val="en-US"/>
         </w:rPr>
         <w:tab/>
-      </w:r>
+        <w:t>Ex: dist = torch.distributions.normal([1, 2], [2, 4])</w:t>
+      </w:r>
+    </w:p>
+    <w:p>
+      <w:pPr>
+        <w:rPr>
+          <w:lang w:val="en-US"/>
+        </w:rPr>
+      </w:pPr>
       <w:r>
         <w:rPr>
           <w:lang w:val="en-US"/>
         </w:rPr>
         <w:tab/>
-        <w:t>Ex: torch.stack(([1, 2, 3], [4, 5, 6])) = [[1, 2, 3]</w:t>
-      </w:r>
-    </w:p>
-    <w:p>
-      <w:pPr>
-        <w:ind w:left="4320" w:firstLine="720"/>
-        <w:rPr>
-          <w:lang w:val="en-US"/>
-        </w:rPr>
-      </w:pPr>
-      <w:r>
-        <w:rPr>
-          <w:lang w:val="en-US"/>
-        </w:rPr>
-        <w:t>[4, 5, 6]]</w:t>
-      </w:r>
-    </w:p>
-    <w:p>
-      <w:pPr>
-        <w:rPr>
-          <w:lang w:val="en-US"/>
-        </w:rPr>
-      </w:pPr>
-      <w:r>
-        <w:rPr>
-          <w:lang w:val="en-US"/>
-        </w:rPr>
-        <w:tab/>
-        <w:t>.inverse(tensor): trả về invert matrix</w:t>
-      </w:r>
-    </w:p>
-    <w:p>
-      <w:pPr>
-        <w:rPr>
-          <w:lang w:val="en-US"/>
-        </w:rPr>
-      </w:pPr>
-      <w:r>
-        <w:rPr>
-          <w:lang w:val="en-US"/>
-        </w:rPr>
-        <w:tab/>
-      </w:r>
-      <w:r>
-        <w:rPr>
-          <w:lang w:val="en-US"/>
-        </w:rPr>
-        <w:tab/>
-        <w:t>Ex: torch.inverse([</w:t>
-      </w:r>
-    </w:p>
-    <w:p>
-      <w:pPr>
-        <w:ind w:left="720" w:firstLine="720"/>
-        <w:rPr>
-          <w:lang w:val="en-US"/>
-        </w:rPr>
-      </w:pPr>
-      <w:r>
-        <w:rPr>
-          <w:lang w:val="en-US"/>
-        </w:rPr>
-        <w:tab/>
-        <w:t>[1, 2, 3],</w:t>
-      </w:r>
-    </w:p>
-    <w:p>
-      <w:pPr>
-        <w:ind w:left="720" w:firstLine="720"/>
-        <w:rPr>
-          <w:lang w:val="en-US"/>
-        </w:rPr>
-      </w:pPr>
-      <w:r>
-        <w:rPr>
-          <w:lang w:val="en-US"/>
-        </w:rPr>
-        <w:tab/>
-        <w:t>[4, 5, 6],</w:t>
-      </w:r>
-    </w:p>
-    <w:p>
-      <w:pPr>
-        <w:ind w:left="720" w:firstLine="720"/>
-        <w:rPr>
-          <w:lang w:val="en-US"/>
-        </w:rPr>
-      </w:pPr>
-      <w:r>
-        <w:rPr>
-          <w:lang w:val="en-US"/>
-        </w:rPr>
-        <w:tab/>
-        <w:t>[7, 8, 9]</w:t>
-      </w:r>
-    </w:p>
-    <w:p>
-      <w:pPr>
-        <w:ind w:left="720" w:firstLine="720"/>
-        <w:rPr>
-          <w:lang w:val="en-US"/>
-        </w:rPr>
-      </w:pPr>
-      <w:r>
-        <w:rPr>
-          <w:lang w:val="en-US"/>
-        </w:rPr>
-        <w:t>])</w:t>
-      </w:r>
-    </w:p>
-    <w:p>
-      <w:pPr>
-        <w:rPr>
-          <w:lang w:val="en-US"/>
-        </w:rPr>
-      </w:pPr>
-      <w:r>
-        <w:rPr>
-          <w:lang w:val="en-US"/>
-        </w:rPr>
-        <w:tab/>
-        <w:t>.finfo(dtype): trả về thông tin của kiểu dữ liệu</w:t>
-      </w:r>
-    </w:p>
-    <w:p>
-      <w:pPr>
-        <w:rPr>
-          <w:lang w:val="en-US"/>
-        </w:rPr>
-      </w:pPr>
-      <w:r>
-        <w:rPr>
-          <w:lang w:val="en-US"/>
-        </w:rPr>
-        <w:tab/>
-      </w:r>
-      <w:r>
-        <w:rPr>
-          <w:lang w:val="en-US"/>
-        </w:rPr>
-        <w:tab/>
-        <w:t>Ex: torch.finfo(torch.float32)</w:t>
-      </w:r>
-    </w:p>
-    <w:p>
-      <w:pPr>
-        <w:rPr>
-          <w:lang w:val="en-US"/>
-        </w:rPr>
-      </w:pPr>
-      <w:r>
-        <w:rPr>
-          <w:lang w:val="en-US"/>
-        </w:rPr>
-        <w:tab/>
-        <w:t>.randperm(n): hoán vị ngẫu nhiên từ 0 đến n – 1</w:t>
-      </w:r>
-    </w:p>
-    <w:p>
-      <w:pPr>
-        <w:rPr>
-          <w:lang w:val="en-US"/>
-        </w:rPr>
-      </w:pPr>
-      <w:r>
-        <w:rPr>
-          <w:lang w:val="en-US"/>
-        </w:rPr>
-        <w:tab/>
-      </w:r>
-      <w:r>
-        <w:rPr>
-          <w:lang w:val="en-US"/>
-        </w:rPr>
-        <w:tab/>
-        <w:t>Ex: torch.randperm(5) = [0, 4, 2, 3, 1]</w:t>
-      </w:r>
-    </w:p>
-    <w:p>
-      <w:pPr>
-        <w:rPr>
-          <w:lang w:val="en-US"/>
-        </w:rPr>
-      </w:pPr>
-      <w:r>
-        <w:rPr>
-          <w:lang w:val="en-US"/>
-        </w:rPr>
-        <w:tab/>
-        <w:t>.save(model.state_dict(), path): save model</w:t>
-      </w:r>
-    </w:p>
-    <w:p>
-      <w:pPr>
-        <w:rPr>
-          <w:lang w:val="en-US"/>
-        </w:rPr>
-      </w:pPr>
-      <w:r>
-        <w:rPr>
-          <w:lang w:val="en-US"/>
-        </w:rPr>
-        <w:tab/>
-      </w:r>
-      <w:r>
-        <w:rPr>
-          <w:lang w:val="en-US"/>
-        </w:rPr>
-        <w:tab/>
-        <w:t>Ex: torch.save(model.state_dict(), ‘./model.pth’)</w:t>
-      </w:r>
-    </w:p>
-    <w:p>
-      <w:pPr>
-        <w:rPr>
-          <w:lang w:val="en-US"/>
-        </w:rPr>
-      </w:pPr>
-      <w:r>
-        <w:rPr>
-          <w:lang w:val="en-US"/>
-        </w:rPr>
-        <w:t>Distributions</w:t>
-      </w:r>
-    </w:p>
-    <w:p>
-      <w:pPr>
-        <w:rPr>
-          <w:lang w:val="en-US"/>
-        </w:rPr>
-      </w:pPr>
+      </w:r>
       <w:r>
         <w:rPr>
           <w:lang w:val="en-US"/>
@@ -21717,104 +22947,6 @@
         <w:rPr>
           <w:lang w:val="en-US"/>
         </w:rPr>
-        <w:t>MultivariateNormal</w:t>
-      </w:r>
-      <w:r>
-        <w:rPr>
-          <w:lang w:val="en-US"/>
-        </w:rPr>
-        <w:t>(mean_tensor, covariance_matrix_tensor): trar về MN distribution</w:t>
-      </w:r>
-    </w:p>
-    <w:p>
-      <w:pPr>
-        <w:rPr>
-          <w:lang w:val="en-US"/>
-        </w:rPr>
-      </w:pPr>
-      <w:r>
-        <w:rPr>
-          <w:lang w:val="en-US"/>
-        </w:rPr>
-        <w:tab/>
-      </w:r>
-      <w:r>
-        <w:rPr>
-          <w:lang w:val="en-US"/>
-        </w:rPr>
-        <w:tab/>
-        <w:t>Ex: dist = torch.distributions.</w:t>
-      </w:r>
-      <w:r>
-        <w:rPr>
-          <w:lang w:val="en-US"/>
-        </w:rPr>
-        <w:t xml:space="preserve"> MultivariateNormal</w:t>
-      </w:r>
-      <w:r>
-        <w:rPr>
-          <w:lang w:val="en-US"/>
-        </w:rPr>
-        <w:t>([1, 2], [[1, 0], [0, 2]])</w:t>
-      </w:r>
-    </w:p>
-    <w:p>
-      <w:pPr>
-        <w:rPr>
-          <w:lang w:val="en-US"/>
-        </w:rPr>
-      </w:pPr>
-      <w:r>
-        <w:rPr>
-          <w:lang w:val="en-US"/>
-        </w:rPr>
-        <w:tab/>
-        <w:t>.Normal(mean_tensor, std_tensor): trả về một normal distribution</w:t>
-      </w:r>
-    </w:p>
-    <w:p>
-      <w:pPr>
-        <w:rPr>
-          <w:lang w:val="en-US"/>
-        </w:rPr>
-      </w:pPr>
-      <w:r>
-        <w:rPr>
-          <w:lang w:val="en-US"/>
-        </w:rPr>
-        <w:tab/>
-      </w:r>
-      <w:r>
-        <w:rPr>
-          <w:lang w:val="en-US"/>
-        </w:rPr>
-        <w:tab/>
-        <w:t>Ex: dist = torch.distributions.normal([1, 2], [2, 4])</w:t>
-      </w:r>
-    </w:p>
-    <w:p>
-      <w:pPr>
-        <w:rPr>
-          <w:lang w:val="en-US"/>
-        </w:rPr>
-      </w:pPr>
-      <w:r>
-        <w:rPr>
-          <w:lang w:val="en-US"/>
-        </w:rPr>
-        <w:tab/>
-      </w:r>
-      <w:r>
-        <w:rPr>
-          <w:lang w:val="en-US"/>
-        </w:rPr>
-        <w:tab/>
-        <w:t>.</w:t>
-      </w:r>
-      <w:r>
-        <w:rPr>
-          <w:lang w:val="en-US"/>
-        </w:rPr>
         <w:t>sample(): trả về tensor ngẫu nhiên theo mean và std</w:t>
       </w:r>
     </w:p>
@@ -21980,363 +23112,363 @@
         <w:rPr>
           <w:lang w:val="en-US"/>
         </w:rPr>
+        <w:tab/>
+        <w:t>.utils</w:t>
+      </w:r>
+    </w:p>
+    <w:p>
+      <w:pPr>
+        <w:rPr>
+          <w:lang w:val="en-US"/>
+        </w:rPr>
+      </w:pPr>
+      <w:r>
+        <w:rPr>
+          <w:lang w:val="en-US"/>
+        </w:rPr>
+        <w:tab/>
+      </w:r>
+      <w:r>
+        <w:rPr>
+          <w:lang w:val="en-US"/>
+        </w:rPr>
+        <w:tab/>
+        <w:t>.clamp_probs(probs): clamp giá trị trong khoảng eps đến 1 – eps</w:t>
+      </w:r>
+    </w:p>
+    <w:p>
+      <w:pPr>
+        <w:rPr>
+          <w:lang w:val="en-US"/>
+        </w:rPr>
+      </w:pPr>
+      <w:r>
+        <w:rPr>
+          <w:lang w:val="en-US"/>
+        </w:rPr>
+        <w:tab/>
+      </w:r>
+      <w:r>
+        <w:rPr>
+          <w:lang w:val="en-US"/>
+        </w:rPr>
+        <w:tab/>
+      </w:r>
+      <w:r>
+        <w:rPr>
+          <w:lang w:val="en-US"/>
+        </w:rPr>
+        <w:tab/>
+        <w:t>Ex: torch.distributions.utils.clamp_probs([</w:t>
+      </w:r>
+      <w:r>
+        <w:rPr>
+          <w:lang w:val="en-US"/>
+        </w:rPr>
+        <w:t>-1, 2</w:t>
+      </w:r>
+      <w:r>
+        <w:rPr>
+          <w:lang w:val="en-US"/>
+        </w:rPr>
+        <w:t>]) = [eps, 1 - eps]</w:t>
+      </w:r>
+    </w:p>
+    <w:p>
+      <w:pPr>
+        <w:rPr>
+          <w:lang w:val="en-US"/>
+        </w:rPr>
+      </w:pPr>
+      <w:r>
+        <w:rPr>
+          <w:lang w:val="en-US"/>
+        </w:rPr>
+        <w:t>Autograd</w:t>
+      </w:r>
+    </w:p>
+    <w:p>
+      <w:pPr>
+        <w:rPr>
+          <w:lang w:val="en-US"/>
+        </w:rPr>
+      </w:pPr>
+      <w:r>
+        <w:rPr>
+          <w:lang w:val="en-US"/>
+        </w:rPr>
+        <w:tab/>
+        <w:t xml:space="preserve">.grad(loss, inputs_tuple, retain_grad = T – giữ lại grad| F – free grad, create_graph = </w:t>
+      </w:r>
+    </w:p>
+    <w:p>
+      <w:pPr>
+        <w:ind w:left="720"/>
+        <w:rPr>
+          <w:lang w:val="en-US"/>
+        </w:rPr>
+      </w:pPr>
+      <w:r>
+        <w:rPr>
+          <w:lang w:val="en-US"/>
+        </w:rPr>
+        <w:t xml:space="preserve">         T – tạo một node đạo hàm (để tính higher order derivative)| F): </w:t>
+      </w:r>
+    </w:p>
+    <w:p>
+      <w:pPr>
+        <w:ind w:left="720"/>
+        <w:rPr>
+          <w:lang w:val="en-US"/>
+        </w:rPr>
+      </w:pPr>
+      <w:r>
+        <w:rPr>
+          <w:lang w:val="en-US"/>
+        </w:rPr>
+        <w:t xml:space="preserve">         Trả về tuple gradient của inputs</w:t>
+      </w:r>
+    </w:p>
+    <w:p>
+      <w:pPr>
+        <w:ind w:left="720"/>
+        <w:rPr>
+          <w:lang w:val="en-US"/>
+        </w:rPr>
+      </w:pPr>
+      <w:r>
+        <w:rPr>
+          <w:lang w:val="en-US"/>
+        </w:rPr>
+        <w:tab/>
+        <w:t>Ex: x = [1, 2, 3], y = x ** 2, z = y.sum()</w:t>
+      </w:r>
+    </w:p>
+    <w:p>
+      <w:pPr>
+        <w:ind w:left="720"/>
+        <w:rPr>
+          <w:lang w:val="en-US"/>
+        </w:rPr>
+      </w:pPr>
+      <w:r>
+        <w:rPr>
+          <w:lang w:val="en-US"/>
+        </w:rPr>
+        <w:tab/>
+        <w:t xml:space="preserve">      torch.autograd.grad(z, x) = [1, 2, 3]</w:t>
+      </w:r>
+    </w:p>
+    <w:p>
+      <w:pPr>
+        <w:rPr>
+          <w:lang w:val="en-US"/>
+        </w:rPr>
+      </w:pPr>
+      <w:r>
+        <w:rPr>
+          <w:lang w:val="en-US"/>
+        </w:rPr>
+        <w:t>NN</w:t>
+      </w:r>
+    </w:p>
+    <w:p>
+      <w:pPr>
+        <w:rPr>
+          <w:lang w:val="en-US"/>
+        </w:rPr>
+      </w:pPr>
+      <w:r>
+        <w:rPr>
+          <w:lang w:val="en-US"/>
+        </w:rPr>
+        <w:tab/>
+        <w:t>.LayerNorm(</w:t>
+      </w:r>
+      <w:r>
+        <w:rPr>
+          <w:lang w:val="en-US"/>
+        </w:rPr>
+        <w:t>dims_tuple</w:t>
+      </w:r>
+      <w:r>
+        <w:rPr>
+          <w:lang w:val="en-US"/>
+        </w:rPr>
+        <w:t>): normalize các dim cuối cùng (normalize nguyên layer)</w:t>
+      </w:r>
+    </w:p>
+    <w:p>
+      <w:pPr>
+        <w:rPr>
+          <w:lang w:val="en-US"/>
+        </w:rPr>
+      </w:pPr>
+      <w:r>
+        <w:rPr>
+          <w:lang w:val="en-US"/>
+        </w:rPr>
+        <w:tab/>
+      </w:r>
+      <w:r>
+        <w:rPr>
+          <w:lang w:val="en-US"/>
+        </w:rPr>
+        <w:tab/>
+        <w:t>Ex: torch.nn.LayerNorm(4) =&gt; batch size = 5, 4 neuron, normalize 4 neuron</w:t>
+      </w:r>
+    </w:p>
+    <w:p>
+      <w:pPr>
+        <w:ind w:left="720" w:firstLine="720"/>
+        <w:rPr>
+          <w:lang w:val="en-US"/>
+        </w:rPr>
+      </w:pPr>
+      <w:r>
+        <w:rPr>
+          <w:lang w:val="en-US"/>
+        </w:rPr>
+        <w:t xml:space="preserve">      mỗi batch</w:t>
+      </w:r>
+      <w:r>
+        <w:rPr>
+          <w:lang w:val="en-US"/>
+        </w:rPr>
+        <w:t>, chia n không phải n - 1</w:t>
+      </w:r>
+    </w:p>
+    <w:p>
+      <w:pPr>
+        <w:rPr>
+          <w:lang w:val="en-US"/>
+        </w:rPr>
+      </w:pPr>
+      <w:r>
+        <w:rPr>
+          <w:lang w:val="en-US"/>
+        </w:rPr>
+        <w:tab/>
+        <w:t>.init</w:t>
+      </w:r>
+    </w:p>
+    <w:p>
+      <w:pPr>
+        <w:rPr>
+          <w:lang w:val="en-US"/>
+        </w:rPr>
+      </w:pPr>
+      <w:r>
+        <w:rPr>
+          <w:lang w:val="en-US"/>
+        </w:rPr>
+        <w:tab/>
+      </w:r>
+      <w:r>
+        <w:rPr>
+          <w:lang w:val="en-US"/>
+        </w:rPr>
+        <w:tab/>
+        <w:t>.uniform_(tensor, lower, upper): modify in place tensor theo phân phối đều</w:t>
+      </w:r>
+    </w:p>
+    <w:p>
+      <w:pPr>
+        <w:rPr>
+          <w:lang w:val="en-US"/>
+        </w:rPr>
+      </w:pPr>
+      <w:r>
+        <w:rPr>
+          <w:lang w:val="en-US"/>
+        </w:rPr>
+        <w:tab/>
+      </w:r>
+      <w:r>
+        <w:rPr>
+          <w:lang w:val="en-US"/>
+        </w:rPr>
+        <w:tab/>
+      </w:r>
+      <w:r>
+        <w:rPr>
+          <w:lang w:val="en-US"/>
+        </w:rPr>
+        <w:tab/>
+        <w:t>Ex: torch.nn.init.uniform_([1, 2, 3], -1, 1) =&gt; [-1, 0.5, 0.8]</w:t>
+      </w:r>
+    </w:p>
+    <w:p>
+      <w:pPr>
+        <w:rPr>
+          <w:lang w:val="en-US"/>
+        </w:rPr>
+      </w:pPr>
+      <w:r>
+        <w:rPr>
+          <w:lang w:val="en-US"/>
+        </w:rPr>
+        <w:tab/>
+      </w:r>
+      <w:r>
+        <w:rPr>
+          <w:lang w:val="en-US"/>
+        </w:rPr>
+        <w:tab/>
+        <w:t>.normal_(tensor, mean, std): init phân phối chuẩn</w:t>
+      </w:r>
+    </w:p>
+    <w:p>
+      <w:pPr>
+        <w:rPr>
+          <w:lang w:val="en-US"/>
+        </w:rPr>
+      </w:pPr>
+      <w:r>
+        <w:rPr>
+          <w:lang w:val="en-US"/>
+        </w:rPr>
+        <w:tab/>
+      </w:r>
+      <w:r>
+        <w:rPr>
+          <w:lang w:val="en-US"/>
+        </w:rPr>
+        <w:tab/>
+      </w:r>
+      <w:r>
+        <w:rPr>
+          <w:lang w:val="en-US"/>
+        </w:rPr>
+        <w:tab/>
+        <w:t>Ex: torch.nn.init.normal_([1, 2, 3], 0, 1) =&gt; [-1.2, 0.2, 0.9]</w:t>
+      </w:r>
+    </w:p>
+    <w:p>
+      <w:pPr>
+        <w:rPr>
+          <w:lang w:val="en-US"/>
+        </w:rPr>
+      </w:pPr>
+      <w:r>
+        <w:rPr>
+          <w:lang w:val="en-US"/>
+        </w:rPr>
+        <w:t>Model</w:t>
+      </w:r>
+    </w:p>
+    <w:p>
+      <w:pPr>
+        <w:rPr>
+          <w:lang w:val="en-US"/>
+        </w:rPr>
+      </w:pPr>
+      <w:r>
+        <w:rPr>
+          <w:lang w:val="en-US"/>
+        </w:rPr>
         <w:lastRenderedPageBreak/>
         <w:tab/>
-        <w:t>.utils</w:t>
-      </w:r>
-    </w:p>
-    <w:p>
-      <w:pPr>
-        <w:rPr>
-          <w:lang w:val="en-US"/>
-        </w:rPr>
-      </w:pPr>
-      <w:r>
-        <w:rPr>
-          <w:lang w:val="en-US"/>
-        </w:rPr>
-        <w:tab/>
-      </w:r>
-      <w:r>
-        <w:rPr>
-          <w:lang w:val="en-US"/>
-        </w:rPr>
-        <w:tab/>
-        <w:t>.clamp_probs(probs): clamp giá trị trong khoảng eps đến 1 – eps</w:t>
-      </w:r>
-    </w:p>
-    <w:p>
-      <w:pPr>
-        <w:rPr>
-          <w:lang w:val="en-US"/>
-        </w:rPr>
-      </w:pPr>
-      <w:r>
-        <w:rPr>
-          <w:lang w:val="en-US"/>
-        </w:rPr>
-        <w:tab/>
-      </w:r>
-      <w:r>
-        <w:rPr>
-          <w:lang w:val="en-US"/>
-        </w:rPr>
-        <w:tab/>
-      </w:r>
-      <w:r>
-        <w:rPr>
-          <w:lang w:val="en-US"/>
-        </w:rPr>
-        <w:tab/>
-        <w:t>Ex: torch.distributions.utils.clamp_probs([</w:t>
-      </w:r>
-      <w:r>
-        <w:rPr>
-          <w:lang w:val="en-US"/>
-        </w:rPr>
-        <w:t>-1, 2</w:t>
-      </w:r>
-      <w:r>
-        <w:rPr>
-          <w:lang w:val="en-US"/>
-        </w:rPr>
-        <w:t>]) = [eps, 1 - eps]</w:t>
-      </w:r>
-    </w:p>
-    <w:p>
-      <w:pPr>
-        <w:rPr>
-          <w:lang w:val="en-US"/>
-        </w:rPr>
-      </w:pPr>
-      <w:r>
-        <w:rPr>
-          <w:lang w:val="en-US"/>
-        </w:rPr>
-        <w:t>Autograd</w:t>
-      </w:r>
-    </w:p>
-    <w:p>
-      <w:pPr>
-        <w:rPr>
-          <w:lang w:val="en-US"/>
-        </w:rPr>
-      </w:pPr>
-      <w:r>
-        <w:rPr>
-          <w:lang w:val="en-US"/>
-        </w:rPr>
-        <w:tab/>
-        <w:t xml:space="preserve">.grad(loss, inputs_tuple, retain_grad = T – giữ lại grad| F – free grad, create_graph = </w:t>
-      </w:r>
-    </w:p>
-    <w:p>
-      <w:pPr>
-        <w:ind w:left="720"/>
-        <w:rPr>
-          <w:lang w:val="en-US"/>
-        </w:rPr>
-      </w:pPr>
-      <w:r>
-        <w:rPr>
-          <w:lang w:val="en-US"/>
-        </w:rPr>
-        <w:t xml:space="preserve">         T – tạo một node đạo hàm (để tính higher order derivative)| F): </w:t>
-      </w:r>
-    </w:p>
-    <w:p>
-      <w:pPr>
-        <w:ind w:left="720"/>
-        <w:rPr>
-          <w:lang w:val="en-US"/>
-        </w:rPr>
-      </w:pPr>
-      <w:r>
-        <w:rPr>
-          <w:lang w:val="en-US"/>
-        </w:rPr>
-        <w:t xml:space="preserve">         Trả về tuple gradient của inputs</w:t>
-      </w:r>
-    </w:p>
-    <w:p>
-      <w:pPr>
-        <w:ind w:left="720"/>
-        <w:rPr>
-          <w:lang w:val="en-US"/>
-        </w:rPr>
-      </w:pPr>
-      <w:r>
-        <w:rPr>
-          <w:lang w:val="en-US"/>
-        </w:rPr>
-        <w:tab/>
-        <w:t>Ex: x = [1, 2, 3], y = x ** 2, z = y.sum()</w:t>
-      </w:r>
-    </w:p>
-    <w:p>
-      <w:pPr>
-        <w:ind w:left="720"/>
-        <w:rPr>
-          <w:lang w:val="en-US"/>
-        </w:rPr>
-      </w:pPr>
-      <w:r>
-        <w:rPr>
-          <w:lang w:val="en-US"/>
-        </w:rPr>
-        <w:tab/>
-        <w:t xml:space="preserve">      torch.autograd.grad(z, x) = [1, 2, 3]</w:t>
-      </w:r>
-    </w:p>
-    <w:p>
-      <w:pPr>
-        <w:rPr>
-          <w:lang w:val="en-US"/>
-        </w:rPr>
-      </w:pPr>
-      <w:r>
-        <w:rPr>
-          <w:lang w:val="en-US"/>
-        </w:rPr>
-        <w:t>NN</w:t>
-      </w:r>
-    </w:p>
-    <w:p>
-      <w:pPr>
-        <w:rPr>
-          <w:lang w:val="en-US"/>
-        </w:rPr>
-      </w:pPr>
-      <w:r>
-        <w:rPr>
-          <w:lang w:val="en-US"/>
-        </w:rPr>
-        <w:tab/>
-        <w:t>.LayerNorm(</w:t>
-      </w:r>
-      <w:r>
-        <w:rPr>
-          <w:lang w:val="en-US"/>
-        </w:rPr>
-        <w:t>dims_tuple</w:t>
-      </w:r>
-      <w:r>
-        <w:rPr>
-          <w:lang w:val="en-US"/>
-        </w:rPr>
-        <w:t>): normalize các dim cuối cùng (normalize nguyên layer)</w:t>
-      </w:r>
-    </w:p>
-    <w:p>
-      <w:pPr>
-        <w:rPr>
-          <w:lang w:val="en-US"/>
-        </w:rPr>
-      </w:pPr>
-      <w:r>
-        <w:rPr>
-          <w:lang w:val="en-US"/>
-        </w:rPr>
-        <w:tab/>
-      </w:r>
-      <w:r>
-        <w:rPr>
-          <w:lang w:val="en-US"/>
-        </w:rPr>
-        <w:tab/>
-        <w:t>Ex: torch.nn.LayerNorm(4) =&gt; batch size = 5, 4 neuron, normalize 4 neuron</w:t>
-      </w:r>
-    </w:p>
-    <w:p>
-      <w:pPr>
-        <w:ind w:left="720" w:firstLine="720"/>
-        <w:rPr>
-          <w:lang w:val="en-US"/>
-        </w:rPr>
-      </w:pPr>
-      <w:r>
-        <w:rPr>
-          <w:lang w:val="en-US"/>
-        </w:rPr>
-        <w:t xml:space="preserve">      mỗi batch</w:t>
-      </w:r>
-      <w:r>
-        <w:rPr>
-          <w:lang w:val="en-US"/>
-        </w:rPr>
-        <w:t>, chia n không phải n - 1</w:t>
-      </w:r>
-    </w:p>
-    <w:p>
-      <w:pPr>
-        <w:rPr>
-          <w:lang w:val="en-US"/>
-        </w:rPr>
-      </w:pPr>
-      <w:r>
-        <w:rPr>
-          <w:lang w:val="en-US"/>
-        </w:rPr>
-        <w:tab/>
-        <w:t>.init</w:t>
-      </w:r>
-    </w:p>
-    <w:p>
-      <w:pPr>
-        <w:rPr>
-          <w:lang w:val="en-US"/>
-        </w:rPr>
-      </w:pPr>
-      <w:r>
-        <w:rPr>
-          <w:lang w:val="en-US"/>
-        </w:rPr>
-        <w:tab/>
-      </w:r>
-      <w:r>
-        <w:rPr>
-          <w:lang w:val="en-US"/>
-        </w:rPr>
-        <w:tab/>
-        <w:t>.uniform_(tensor, lower, upper): modify in place tensor theo phân phối đều</w:t>
-      </w:r>
-    </w:p>
-    <w:p>
-      <w:pPr>
-        <w:rPr>
-          <w:lang w:val="en-US"/>
-        </w:rPr>
-      </w:pPr>
-      <w:r>
-        <w:rPr>
-          <w:lang w:val="en-US"/>
-        </w:rPr>
-        <w:tab/>
-      </w:r>
-      <w:r>
-        <w:rPr>
-          <w:lang w:val="en-US"/>
-        </w:rPr>
-        <w:tab/>
-      </w:r>
-      <w:r>
-        <w:rPr>
-          <w:lang w:val="en-US"/>
-        </w:rPr>
-        <w:tab/>
-        <w:t>Ex: torch.nn.init.uniform_([1, 2, 3], -1, 1) =&gt; [-1, 0.5, 0.8]</w:t>
-      </w:r>
-    </w:p>
-    <w:p>
-      <w:pPr>
-        <w:rPr>
-          <w:lang w:val="en-US"/>
-        </w:rPr>
-      </w:pPr>
-      <w:r>
-        <w:rPr>
-          <w:lang w:val="en-US"/>
-        </w:rPr>
-        <w:tab/>
-      </w:r>
-      <w:r>
-        <w:rPr>
-          <w:lang w:val="en-US"/>
-        </w:rPr>
-        <w:tab/>
-        <w:t>.normal_(tensor, mean, std): init phân phối chuẩn</w:t>
-      </w:r>
-    </w:p>
-    <w:p>
-      <w:pPr>
-        <w:rPr>
-          <w:lang w:val="en-US"/>
-        </w:rPr>
-      </w:pPr>
-      <w:r>
-        <w:rPr>
-          <w:lang w:val="en-US"/>
-        </w:rPr>
-        <w:tab/>
-      </w:r>
-      <w:r>
-        <w:rPr>
-          <w:lang w:val="en-US"/>
-        </w:rPr>
-        <w:tab/>
-      </w:r>
-      <w:r>
-        <w:rPr>
-          <w:lang w:val="en-US"/>
-        </w:rPr>
-        <w:tab/>
-        <w:t>Ex: torch.nn.init.normal_([1, 2, 3], 0, 1) =&gt; [-1.2, 0.2, 0.9]</w:t>
-      </w:r>
-    </w:p>
-    <w:p>
-      <w:pPr>
-        <w:rPr>
-          <w:lang w:val="en-US"/>
-        </w:rPr>
-      </w:pPr>
-      <w:r>
-        <w:rPr>
-          <w:lang w:val="en-US"/>
-        </w:rPr>
-        <w:t>Model</w:t>
-      </w:r>
-    </w:p>
-    <w:p>
-      <w:pPr>
-        <w:rPr>
-          <w:lang w:val="en-US"/>
-        </w:rPr>
-      </w:pPr>
-      <w:r>
-        <w:rPr>
-          <w:lang w:val="en-US"/>
-        </w:rPr>
-        <w:tab/>
         <w:t>.load_state_dict(torch.load(path)): load model</w:t>
       </w:r>
     </w:p>
@@ -22480,7 +23612,6 @@
         <w:rPr>
           <w:lang w:val="en-US"/>
         </w:rPr>
-        <w:lastRenderedPageBreak/>
         <w:tab/>
         <w:t>.named_parameters(): trả về generator, các phần tử là tuple (tên param, param)</w:t>
       </w:r>

--- a/torch.docx
+++ b/torch.docx
@@ -8502,13 +8502,7 @@
         <w:rPr>
           <w:lang w:val="en-US"/>
         </w:rPr>
-        <w:t>&lt;List Có Các Phần Tử Là Module&gt;</w:t>
-      </w:r>
-      <w:r>
-        <w:rPr>
-          <w:lang w:val="en-US"/>
-        </w:rPr>
-        <w:t xml:space="preserve"> sẽ trở thành Parameter của A, nếu là List, thì điều này không xảy ra</w:t>
+        <w:t>&lt;List Có Các Phần Tử Là Module&gt; sẽ trở thành Parameter của A, nếu là List, thì điều này không xảy ra</w:t>
       </w:r>
     </w:p>
     <w:p>
@@ -8641,19 +8635,7 @@
               <w:rPr>
                 <w:lang w:val="en-US"/>
               </w:rPr>
-              <w:t>foo[</w:t>
-            </w:r>
-            <w:r>
-              <w:rPr>
-                <w:lang w:val="en-US"/>
-              </w:rPr>
-              <w:t>1</w:t>
-            </w:r>
-            <w:r>
-              <w:rPr>
-                <w:lang w:val="en-US"/>
-              </w:rPr>
-              <w:t>]</w:t>
+              <w:t>foo[1]</w:t>
             </w:r>
           </w:p>
         </w:tc>
@@ -8674,19 +8656,7 @@
               <w:rPr>
                 <w:lang w:val="en-US"/>
               </w:rPr>
-              <w:t>nn.Linear(</w:t>
-            </w:r>
-            <w:r>
-              <w:rPr>
-                <w:lang w:val="en-US"/>
-              </w:rPr>
-              <w:t>3</w:t>
-            </w:r>
-            <w:r>
-              <w:rPr>
-                <w:lang w:val="en-US"/>
-              </w:rPr>
-              <w:t>, 4)</w:t>
+              <w:t>nn.Linear(3, 4)</w:t>
             </w:r>
           </w:p>
         </w:tc>
@@ -8709,19 +8679,7 @@
               <w:rPr>
                 <w:lang w:val="en-US"/>
               </w:rPr>
-              <w:t>foo[</w:t>
-            </w:r>
-            <w:r>
-              <w:rPr>
-                <w:lang w:val="en-US"/>
-              </w:rPr>
-              <w:t>2</w:t>
-            </w:r>
-            <w:r>
-              <w:rPr>
-                <w:lang w:val="en-US"/>
-              </w:rPr>
-              <w:t>]</w:t>
+              <w:t>foo[2]</w:t>
             </w:r>
           </w:p>
         </w:tc>
@@ -8742,19 +8700,7 @@
               <w:rPr>
                 <w:lang w:val="en-US"/>
               </w:rPr>
-              <w:t>nn.Linear(</w:t>
-            </w:r>
-            <w:r>
-              <w:rPr>
-                <w:lang w:val="en-US"/>
-              </w:rPr>
-              <w:t>4</w:t>
-            </w:r>
-            <w:r>
-              <w:rPr>
-                <w:lang w:val="en-US"/>
-              </w:rPr>
-              <w:t>, 4)</w:t>
+              <w:t>nn.Linear(4, 4)</w:t>
             </w:r>
           </w:p>
         </w:tc>
@@ -8815,31 +8761,7 @@
         <w:rPr>
           <w:lang w:val="en-US"/>
         </w:rPr>
-        <w:t>&lt;</w:t>
-      </w:r>
-      <w:r>
-        <w:rPr>
-          <w:lang w:val="en-US"/>
-        </w:rPr>
-        <w:t>Lớp Sequential</w:t>
-      </w:r>
-      <w:r>
-        <w:rPr>
-          <w:lang w:val="en-US"/>
-        </w:rPr>
-        <w:t>&gt;</w:t>
-      </w:r>
-      <w:r>
-        <w:rPr>
-          <w:lang w:val="en-US"/>
-        </w:rPr>
-        <w:t xml:space="preserve"> = nn.Sequential</w:t>
-      </w:r>
-      <w:r>
-        <w:rPr>
-          <w:lang w:val="en-US"/>
-        </w:rPr>
-        <w:t>(&lt;Các Module&gt;)</w:t>
+        <w:t>&lt;Lớp Sequential&gt; = nn.Sequential(&lt;Các Module&gt;)</w:t>
       </w:r>
     </w:p>
     <w:p>
@@ -8878,19 +8800,7 @@
         <w:rPr>
           <w:lang w:val="en-US"/>
         </w:rPr>
-        <w:t xml:space="preserve">&lt;Output&gt; = </w:t>
-      </w:r>
-      <w:r>
-        <w:rPr>
-          <w:lang w:val="en-US"/>
-        </w:rPr>
-        <w:t>&lt;Lớp Sequential&gt;</w:t>
-      </w:r>
-      <w:r>
-        <w:rPr>
-          <w:lang w:val="en-US"/>
-        </w:rPr>
-        <w:t>(&lt;Input&gt;)</w:t>
+        <w:t>&lt;Output&gt; = &lt;Lớp Sequential&gt;(&lt;Input&gt;)</w:t>
       </w:r>
     </w:p>
     <w:p>
@@ -9138,8 +9048,6 @@
           <w:lang w:val="en-US"/>
         </w:rPr>
       </w:pPr>
-      <w:bookmarkStart w:id="0" w:name="_GoBack"/>
-      <w:bookmarkEnd w:id="0"/>
       <w:r>
         <w:rPr>
           <w:lang w:val="en-US"/>
@@ -10218,31 +10126,31 @@
         <w:rPr>
           <w:lang w:val="en-US"/>
         </w:rPr>
+        <w:t>)</w:t>
+      </w:r>
+      <w:r>
+        <w:rPr>
+          <w:lang w:val="en-US"/>
+        </w:rPr>
+        <w:tab/>
+      </w:r>
+    </w:p>
+    <w:p>
+      <w:pPr>
+        <w:pStyle w:val="ListParagraph"/>
+        <w:numPr>
+          <w:ilvl w:val="0"/>
+          <w:numId w:val="2"/>
+        </w:numPr>
+        <w:rPr>
+          <w:lang w:val="en-US"/>
+        </w:rPr>
+      </w:pPr>
+      <w:r>
+        <w:rPr>
+          <w:lang w:val="en-US"/>
+        </w:rPr>
         <w:lastRenderedPageBreak/>
-        <w:t>)</w:t>
-      </w:r>
-      <w:r>
-        <w:rPr>
-          <w:lang w:val="en-US"/>
-        </w:rPr>
-        <w:tab/>
-      </w:r>
-    </w:p>
-    <w:p>
-      <w:pPr>
-        <w:pStyle w:val="ListParagraph"/>
-        <w:numPr>
-          <w:ilvl w:val="0"/>
-          <w:numId w:val="2"/>
-        </w:numPr>
-        <w:rPr>
-          <w:lang w:val="en-US"/>
-        </w:rPr>
-      </w:pPr>
-      <w:r>
-        <w:rPr>
-          <w:lang w:val="en-US"/>
-        </w:rPr>
         <w:t>&lt;Số Stack&gt; mặc định là 1</w:t>
       </w:r>
     </w:p>
@@ -18737,6 +18645,422 @@
     </w:p>
     <w:p>
       <w:pPr>
+        <w:pStyle w:val="ListParagraph"/>
+        <w:numPr>
+          <w:ilvl w:val="0"/>
+          <w:numId w:val="9"/>
+        </w:numPr>
+        <w:rPr>
+          <w:lang w:val="en-US"/>
+        </w:rPr>
+      </w:pPr>
+      <w:r>
+        <w:rPr>
+          <w:lang w:val="en-US"/>
+        </w:rPr>
+        <w:t>Multi Head Attention?</w:t>
+      </w:r>
+    </w:p>
+    <w:p>
+      <w:pPr>
+        <w:pStyle w:val="ListParagraph"/>
+        <w:numPr>
+          <w:ilvl w:val="0"/>
+          <w:numId w:val="2"/>
+        </w:numPr>
+        <w:rPr>
+          <w:lang w:val="en-US"/>
+        </w:rPr>
+      </w:pPr>
+      <w:r>
+        <w:rPr>
+          <w:lang w:val="en-US"/>
+        </w:rPr>
+        <w:t xml:space="preserve">Tạo 1 lớp </w:t>
+      </w:r>
+      <w:r>
+        <w:rPr>
+          <w:lang w:val="en-US"/>
+        </w:rPr>
+        <w:t>Multi Head Attention</w:t>
+      </w:r>
+    </w:p>
+    <w:p>
+      <w:pPr>
+        <w:pStyle w:val="ListParagraph"/>
+        <w:pBdr>
+          <w:top w:val="single" w:sz="4" w:space="1" w:color="auto"/>
+          <w:left w:val="single" w:sz="4" w:space="4" w:color="auto"/>
+          <w:bottom w:val="single" w:sz="4" w:space="1" w:color="auto"/>
+          <w:right w:val="single" w:sz="4" w:space="4" w:color="auto"/>
+        </w:pBdr>
+        <w:ind w:left="1080"/>
+        <w:rPr>
+          <w:lang w:val="en-US"/>
+        </w:rPr>
+      </w:pPr>
+      <w:r>
+        <w:rPr>
+          <w:lang w:val="en-US"/>
+        </w:rPr>
+        <w:t>&lt;Lớp Multi Head Attention</w:t>
+      </w:r>
+      <w:r>
+        <w:rPr>
+          <w:lang w:val="en-US"/>
+        </w:rPr>
+        <w:t>&gt; = nn.MultiheadAttention</w:t>
+      </w:r>
+      <w:r>
+        <w:rPr>
+          <w:lang w:val="en-US"/>
+        </w:rPr>
+        <w:t>(</w:t>
+      </w:r>
+    </w:p>
+    <w:p>
+      <w:pPr>
+        <w:pStyle w:val="ListParagraph"/>
+        <w:pBdr>
+          <w:top w:val="single" w:sz="4" w:space="1" w:color="auto"/>
+          <w:left w:val="single" w:sz="4" w:space="4" w:color="auto"/>
+          <w:bottom w:val="single" w:sz="4" w:space="1" w:color="auto"/>
+          <w:right w:val="single" w:sz="4" w:space="4" w:color="auto"/>
+        </w:pBdr>
+        <w:ind w:left="1080"/>
+        <w:rPr>
+          <w:lang w:val="en-US"/>
+        </w:rPr>
+      </w:pPr>
+      <w:r>
+        <w:rPr>
+          <w:lang w:val="en-US"/>
+        </w:rPr>
+        <w:t xml:space="preserve">    </w:t>
+      </w:r>
+      <w:r>
+        <w:rPr>
+          <w:lang w:val="en-US"/>
+        </w:rPr>
+        <w:t>&lt;</w:t>
+      </w:r>
+      <w:r>
+        <w:rPr>
+          <w:lang w:val="en-US"/>
+        </w:rPr>
+        <w:t>Kích Thước Q</w:t>
+      </w:r>
+      <w:r>
+        <w:rPr>
+          <w:lang w:val="en-US"/>
+        </w:rPr>
+        <w:t>&gt;</w:t>
+      </w:r>
+      <w:r>
+        <w:rPr>
+          <w:lang w:val="en-US"/>
+        </w:rPr>
+        <w:t>, &lt;Số Đầu&gt;,</w:t>
+      </w:r>
+    </w:p>
+    <w:p>
+      <w:pPr>
+        <w:pStyle w:val="ListParagraph"/>
+        <w:pBdr>
+          <w:top w:val="single" w:sz="4" w:space="1" w:color="auto"/>
+          <w:left w:val="single" w:sz="4" w:space="4" w:color="auto"/>
+          <w:bottom w:val="single" w:sz="4" w:space="1" w:color="auto"/>
+          <w:right w:val="single" w:sz="4" w:space="4" w:color="auto"/>
+        </w:pBdr>
+        <w:ind w:left="1080"/>
+        <w:rPr>
+          <w:lang w:val="en-US"/>
+        </w:rPr>
+      </w:pPr>
+      <w:r>
+        <w:rPr>
+          <w:lang w:val="en-US"/>
+        </w:rPr>
+        <w:t xml:space="preserve">    kdim = &lt;Kích Thước K&gt;, vdim = &lt;Kích Thước V&gt;,</w:t>
+      </w:r>
+    </w:p>
+    <w:p>
+      <w:pPr>
+        <w:pStyle w:val="ListParagraph"/>
+        <w:pBdr>
+          <w:top w:val="single" w:sz="4" w:space="1" w:color="auto"/>
+          <w:left w:val="single" w:sz="4" w:space="4" w:color="auto"/>
+          <w:bottom w:val="single" w:sz="4" w:space="1" w:color="auto"/>
+          <w:right w:val="single" w:sz="4" w:space="4" w:color="auto"/>
+        </w:pBdr>
+        <w:ind w:left="1080"/>
+        <w:rPr>
+          <w:lang w:val="en-US"/>
+        </w:rPr>
+      </w:pPr>
+      <w:r>
+        <w:rPr>
+          <w:lang w:val="en-US"/>
+        </w:rPr>
+        <w:t xml:space="preserve">    batch_first = True</w:t>
+      </w:r>
+    </w:p>
+    <w:p>
+      <w:pPr>
+        <w:pStyle w:val="ListParagraph"/>
+        <w:pBdr>
+          <w:top w:val="single" w:sz="4" w:space="1" w:color="auto"/>
+          <w:left w:val="single" w:sz="4" w:space="4" w:color="auto"/>
+          <w:bottom w:val="single" w:sz="4" w:space="1" w:color="auto"/>
+          <w:right w:val="single" w:sz="4" w:space="4" w:color="auto"/>
+        </w:pBdr>
+        <w:ind w:left="1080"/>
+        <w:rPr>
+          <w:lang w:val="en-US"/>
+        </w:rPr>
+      </w:pPr>
+      <w:r>
+        <w:rPr>
+          <w:lang w:val="en-US"/>
+        </w:rPr>
+        <w:t>)</w:t>
+      </w:r>
+    </w:p>
+    <w:p>
+      <w:pPr>
+        <w:pStyle w:val="ListParagraph"/>
+        <w:numPr>
+          <w:ilvl w:val="0"/>
+          <w:numId w:val="2"/>
+        </w:numPr>
+        <w:rPr>
+          <w:lang w:val="en-US"/>
+        </w:rPr>
+      </w:pPr>
+      <w:r>
+        <w:rPr>
+          <w:lang w:val="en-US"/>
+        </w:rPr>
+        <w:t>&lt;Kích Thước K&gt;</w:t>
+      </w:r>
+      <w:r>
+        <w:rPr>
+          <w:lang w:val="en-US"/>
+        </w:rPr>
+        <w:t xml:space="preserve"> và </w:t>
+      </w:r>
+      <w:r>
+        <w:rPr>
+          <w:lang w:val="en-US"/>
+        </w:rPr>
+        <w:t>&lt;Kích Thước V</w:t>
+      </w:r>
+      <w:r>
+        <w:rPr>
+          <w:lang w:val="en-US"/>
+        </w:rPr>
+        <w:t>&gt;</w:t>
+      </w:r>
+      <w:r>
+        <w:rPr>
+          <w:lang w:val="en-US"/>
+        </w:rPr>
+        <w:t xml:space="preserve"> mặc đị</w:t>
+      </w:r>
+      <w:r>
+        <w:rPr>
+          <w:lang w:val="en-US"/>
+        </w:rPr>
+        <w:t>nh = &lt;</w:t>
+      </w:r>
+      <w:r>
+        <w:rPr>
+          <w:lang w:val="en-US"/>
+        </w:rPr>
+        <w:t>Kích Thước Q</w:t>
+      </w:r>
+      <w:r>
+        <w:rPr>
+          <w:lang w:val="en-US"/>
+        </w:rPr>
+        <w:t>&gt;</w:t>
+      </w:r>
+    </w:p>
+    <w:p>
+      <w:pPr>
+        <w:pStyle w:val="ListParagraph"/>
+        <w:numPr>
+          <w:ilvl w:val="0"/>
+          <w:numId w:val="2"/>
+        </w:numPr>
+        <w:rPr>
+          <w:lang w:val="en-US"/>
+        </w:rPr>
+      </w:pPr>
+      <w:r>
+        <w:rPr>
+          <w:lang w:val="en-US"/>
+        </w:rPr>
+        <w:t>Forward</w:t>
+      </w:r>
+      <w:bookmarkStart w:id="0" w:name="_GoBack"/>
+      <w:bookmarkEnd w:id="0"/>
+    </w:p>
+    <w:p>
+      <w:pPr>
+        <w:pStyle w:val="ListParagraph"/>
+        <w:pBdr>
+          <w:top w:val="single" w:sz="4" w:space="1" w:color="auto"/>
+          <w:left w:val="single" w:sz="4" w:space="4" w:color="auto"/>
+          <w:bottom w:val="single" w:sz="4" w:space="1" w:color="auto"/>
+          <w:right w:val="single" w:sz="4" w:space="4" w:color="auto"/>
+        </w:pBdr>
+        <w:ind w:left="1080"/>
+        <w:rPr>
+          <w:lang w:val="en-US"/>
+        </w:rPr>
+      </w:pPr>
+      <w:r>
+        <w:rPr>
+          <w:lang w:val="en-US"/>
+        </w:rPr>
+        <w:t>&lt;Output&gt;</w:t>
+      </w:r>
+      <w:r>
+        <w:rPr>
+          <w:lang w:val="en-US"/>
+        </w:rPr>
+        <w:t>, &lt;Attention Weight&gt;</w:t>
+      </w:r>
+      <w:r>
+        <w:rPr>
+          <w:lang w:val="en-US"/>
+        </w:rPr>
+        <w:t xml:space="preserve"> = &lt;Lớ</w:t>
+      </w:r>
+      <w:r>
+        <w:rPr>
+          <w:lang w:val="en-US"/>
+        </w:rPr>
+        <w:t xml:space="preserve">p </w:t>
+      </w:r>
+      <w:r>
+        <w:rPr>
+          <w:lang w:val="en-US"/>
+        </w:rPr>
+        <w:t>Multi Head Attention</w:t>
+      </w:r>
+      <w:r>
+        <w:rPr>
+          <w:lang w:val="en-US"/>
+        </w:rPr>
+        <w:t>&gt;(&lt;Q</w:t>
+      </w:r>
+      <w:r>
+        <w:rPr>
+          <w:lang w:val="en-US"/>
+        </w:rPr>
+        <w:t>&gt;</w:t>
+      </w:r>
+      <w:r>
+        <w:rPr>
+          <w:lang w:val="en-US"/>
+        </w:rPr>
+        <w:t>, &lt;K&gt;, &lt;V&gt;</w:t>
+      </w:r>
+      <w:r>
+        <w:rPr>
+          <w:lang w:val="en-US"/>
+        </w:rPr>
+        <w:t>)</w:t>
+      </w:r>
+    </w:p>
+    <w:p>
+      <w:pPr>
+        <w:pStyle w:val="ListParagraph"/>
+        <w:numPr>
+          <w:ilvl w:val="0"/>
+          <w:numId w:val="2"/>
+        </w:numPr>
+        <w:rPr>
+          <w:lang w:val="en-US"/>
+        </w:rPr>
+      </w:pPr>
+      <w:r>
+        <w:rPr>
+          <w:lang w:val="en-US"/>
+        </w:rPr>
+        <w:t>Minh họa</w:t>
+      </w:r>
+    </w:p>
+    <w:p>
+      <w:pPr>
+        <w:pStyle w:val="ListParagraph"/>
+        <w:numPr>
+          <w:ilvl w:val="0"/>
+          <w:numId w:val="2"/>
+        </w:numPr>
+        <w:rPr>
+          <w:lang w:val="en-US"/>
+        </w:rPr>
+      </w:pPr>
+      <w:r>
+        <w:rPr>
+          <w:lang w:val="en-US"/>
+        </w:rPr>
+        <w:t>Pass</w:t>
+      </w:r>
+    </w:p>
+    <w:p>
+      <w:pPr>
+        <w:pStyle w:val="ListParagraph"/>
+        <w:numPr>
+          <w:ilvl w:val="0"/>
+          <w:numId w:val="2"/>
+        </w:numPr>
+        <w:rPr>
+          <w:lang w:val="en-US"/>
+        </w:rPr>
+      </w:pPr>
+      <w:r>
+        <w:rPr>
+          <w:lang w:val="en-US"/>
+        </w:rPr>
+        <w:t>Ở minh họa trên</w:t>
+      </w:r>
+    </w:p>
+    <w:p>
+      <w:pPr>
+        <w:pStyle w:val="ListParagraph"/>
+        <w:numPr>
+          <w:ilvl w:val="0"/>
+          <w:numId w:val="2"/>
+        </w:numPr>
+        <w:rPr>
+          <w:lang w:val="en-US"/>
+        </w:rPr>
+      </w:pPr>
+      <w:r>
+        <w:rPr>
+          <w:lang w:val="en-US"/>
+        </w:rPr>
+        <w:t>Pass</w:t>
+      </w:r>
+    </w:p>
+    <w:p>
+      <w:pPr>
+        <w:pStyle w:val="ListParagraph"/>
+        <w:numPr>
+          <w:ilvl w:val="0"/>
+          <w:numId w:val="2"/>
+        </w:numPr>
+        <w:rPr>
+          <w:lang w:val="en-US"/>
+        </w:rPr>
+      </w:pPr>
+    </w:p>
+    <w:p>
+      <w:pPr>
         <w:rPr>
           <w:lang w:val="en-US"/>
         </w:rPr>
@@ -19387,6 +19711,7 @@
         <w:rPr>
           <w:lang w:val="en-US"/>
         </w:rPr>
+        <w:lastRenderedPageBreak/>
         <w:t>Nếu tưởng tượng Tensor là xấp ảnh, dễ thấy Padding theo tia Ox, Oy, Oz, …</w:t>
       </w:r>
     </w:p>
@@ -19635,7 +19960,6 @@
         <w:rPr>
           <w:lang w:val="en-US"/>
         </w:rPr>
-        <w:lastRenderedPageBreak/>
         <w:t>Để Reset Gradient của mọi Tensor trong &lt;Dãy Các Tensor&gt; về mo, viết</w:t>
       </w:r>
     </w:p>
@@ -20268,6 +20592,7 @@
         <w:rPr>
           <w:lang w:val="en-US"/>
         </w:rPr>
+        <w:lastRenderedPageBreak/>
         <w:t>Vì tốc độ tải là 0 giây nên dữ liệu không được lưu</w:t>
       </w:r>
     </w:p>
@@ -20628,7 +20953,6 @@
         <w:rPr>
           <w:lang w:val="en-US"/>
         </w:rPr>
-        <w:lastRenderedPageBreak/>
         <w:t>x_train = train_dataset.data</w:t>
       </w:r>
       <w:r>
@@ -21124,6 +21448,7 @@
         <w:rPr>
           <w:lang w:val="en-US"/>
         </w:rPr>
+        <w:lastRenderedPageBreak/>
         <w:tab/>
         <w:t>Tensor.&lt;func_name + ‘_’&gt;</w:t>
       </w:r>
@@ -21440,7 +21765,6 @@
         <w:rPr>
           <w:lang w:val="en-US"/>
         </w:rPr>
-        <w:lastRenderedPageBreak/>
         <w:tab/>
       </w:r>
       <w:r>
@@ -22197,6 +22521,7 @@
         <w:rPr>
           <w:lang w:val="en-US"/>
         </w:rPr>
+        <w:lastRenderedPageBreak/>
         <w:tab/>
       </w:r>
       <w:r>
@@ -22363,404 +22688,404 @@
         <w:rPr>
           <w:lang w:val="en-US"/>
         </w:rPr>
+        <w:tab/>
+      </w:r>
+      <w:r>
+        <w:rPr>
+          <w:lang w:val="en-US"/>
+        </w:rPr>
+        <w:tab/>
+      </w:r>
+      <w:r>
+        <w:rPr>
+          <w:lang w:val="en-US"/>
+        </w:rPr>
+        <w:tab/>
+      </w:r>
+      <w:r>
+        <w:rPr>
+          <w:lang w:val="en-US"/>
+        </w:rPr>
+        <w:tab/>
+      </w:r>
+      <w:r>
+        <w:rPr>
+          <w:lang w:val="en-US"/>
+        </w:rPr>
+        <w:tab/>
+      </w:r>
+      <w:r>
+        <w:rPr>
+          <w:lang w:val="en-US"/>
+        </w:rPr>
+        <w:tab/>
+      </w:r>
+      <w:r>
+        <w:rPr>
+          <w:lang w:val="en-US"/>
+        </w:rPr>
+        <w:tab/>
+        <w:t xml:space="preserve">    [3, 4, 5]]</w:t>
+      </w:r>
+    </w:p>
+    <w:p>
+      <w:pPr>
+        <w:rPr>
+          <w:lang w:val="en-US"/>
+        </w:rPr>
+      </w:pPr>
+      <w:r>
+        <w:rPr>
+          <w:lang w:val="en-US"/>
+        </w:rPr>
+        <w:tab/>
+        <w:t>.share_memory_(): đưa tensor lên host để share giữa các cpu</w:t>
+      </w:r>
+    </w:p>
+    <w:p>
+      <w:pPr>
+        <w:rPr>
+          <w:lang w:val="en-US"/>
+        </w:rPr>
+      </w:pPr>
+      <w:r>
+        <w:rPr>
+          <w:lang w:val="en-US"/>
+        </w:rPr>
+        <w:tab/>
+      </w:r>
+      <w:r>
+        <w:rPr>
+          <w:lang w:val="en-US"/>
+        </w:rPr>
+        <w:tab/>
+        <w:t>Ex: [1, 2, 3].share_memory_()</w:t>
+      </w:r>
+    </w:p>
+    <w:p>
+      <w:pPr>
+        <w:rPr>
+          <w:lang w:val="en-US"/>
+        </w:rPr>
+      </w:pPr>
+      <w:r>
+        <w:rPr>
+          <w:lang w:val="en-US"/>
+        </w:rPr>
+        <w:t>Torch</w:t>
+      </w:r>
+    </w:p>
+    <w:p>
+      <w:pPr>
+        <w:rPr>
+          <w:lang w:val="en-US"/>
+        </w:rPr>
+      </w:pPr>
+      <w:r>
+        <w:rPr>
+          <w:lang w:val="en-US"/>
+        </w:rPr>
+        <w:tab/>
+        <w:t xml:space="preserve">.tril_indices(m, n, offset): trả về tensor </w:t>
+      </w:r>
+      <w:r>
+        <w:rPr>
+          <w:lang w:val="en-US"/>
+        </w:rPr>
+        <w:t xml:space="preserve">có dim = </w:t>
+      </w:r>
+      <w:r>
+        <w:rPr>
+          <w:lang w:val="en-US"/>
+        </w:rPr>
+        <w:t xml:space="preserve">2 * số entry trong lower triangular </w:t>
+      </w:r>
+    </w:p>
+    <w:p>
+      <w:pPr>
+        <w:ind w:left="2160" w:firstLine="720"/>
+        <w:rPr>
+          <w:lang w:val="en-US"/>
+        </w:rPr>
+      </w:pPr>
+      <w:r>
+        <w:rPr>
+          <w:lang w:val="en-US"/>
+        </w:rPr>
+        <w:t xml:space="preserve">     matrix theo đường chéo được dịch chuyển lên offset</w:t>
+      </w:r>
+      <w:r>
+        <w:rPr>
+          <w:lang w:val="en-US"/>
+        </w:rPr>
+        <w:t>,</w:t>
+      </w:r>
+    </w:p>
+    <w:p>
+      <w:pPr>
+        <w:ind w:left="2160" w:firstLine="720"/>
+        <w:rPr>
+          <w:lang w:val="en-US"/>
+        </w:rPr>
+      </w:pPr>
+      <w:r>
+        <w:rPr>
+          <w:lang w:val="en-US"/>
+        </w:rPr>
+        <w:t xml:space="preserve">      </w:t>
+      </w:r>
+      <w:r>
+        <w:rPr>
+          <w:lang w:val="en-US"/>
+        </w:rPr>
+        <w:t>row 1 là tọa độ row, row 2 là tọa độ cột</w:t>
+      </w:r>
+    </w:p>
+    <w:p>
+      <w:pPr>
+        <w:rPr>
+          <w:lang w:val="en-US"/>
+        </w:rPr>
+      </w:pPr>
+      <w:r>
+        <w:rPr>
+          <w:lang w:val="en-US"/>
+        </w:rPr>
+        <w:tab/>
+      </w:r>
+      <w:r>
+        <w:rPr>
+          <w:lang w:val="en-US"/>
+        </w:rPr>
+        <w:tab/>
+        <w:t>Ex: torch.tril_indices(3, 3) = [0, 1, 1, 2, 2, 2] =&gt; [0, 0], [1, 0], [1, 1], [2, 0],…</w:t>
+      </w:r>
+    </w:p>
+    <w:p>
+      <w:pPr>
+        <w:rPr>
+          <w:lang w:val="en-US"/>
+        </w:rPr>
+      </w:pPr>
+      <w:r>
+        <w:rPr>
+          <w:lang w:val="en-US"/>
+        </w:rPr>
+        <w:tab/>
+      </w:r>
+      <w:r>
+        <w:rPr>
+          <w:lang w:val="en-US"/>
+        </w:rPr>
+        <w:tab/>
+      </w:r>
+      <w:r>
+        <w:rPr>
+          <w:lang w:val="en-US"/>
+        </w:rPr>
+        <w:tab/>
+      </w:r>
+      <w:r>
+        <w:rPr>
+          <w:lang w:val="en-US"/>
+        </w:rPr>
+        <w:tab/>
+      </w:r>
+      <w:r>
+        <w:rPr>
+          <w:lang w:val="en-US"/>
+        </w:rPr>
+        <w:tab/>
+        <w:t xml:space="preserve">         [0, 0, 1, 0, 1, 2]</w:t>
+      </w:r>
+    </w:p>
+    <w:p>
+      <w:pPr>
+        <w:rPr>
+          <w:lang w:val="en-US"/>
+        </w:rPr>
+      </w:pPr>
+      <w:r>
+        <w:rPr>
+          <w:lang w:val="en-US"/>
+        </w:rPr>
+        <w:tab/>
+        <w:t>.stack(inputs_tuple, dim): stack các tensor lên nhau theo dim mới</w:t>
+      </w:r>
+    </w:p>
+    <w:p>
+      <w:pPr>
+        <w:rPr>
+          <w:lang w:val="en-US"/>
+        </w:rPr>
+      </w:pPr>
+      <w:r>
+        <w:rPr>
+          <w:lang w:val="en-US"/>
+        </w:rPr>
+        <w:tab/>
+      </w:r>
+      <w:r>
+        <w:rPr>
+          <w:lang w:val="en-US"/>
+        </w:rPr>
+        <w:tab/>
+        <w:t>Ex: torch.stack(([1, 2, 3], [4, 5, 6])) = [[1, 2, 3]</w:t>
+      </w:r>
+    </w:p>
+    <w:p>
+      <w:pPr>
+        <w:ind w:left="4320" w:firstLine="720"/>
+        <w:rPr>
+          <w:lang w:val="en-US"/>
+        </w:rPr>
+      </w:pPr>
+      <w:r>
+        <w:rPr>
+          <w:lang w:val="en-US"/>
+        </w:rPr>
+        <w:t>[4, 5, 6]]</w:t>
+      </w:r>
+    </w:p>
+    <w:p>
+      <w:pPr>
+        <w:rPr>
+          <w:lang w:val="en-US"/>
+        </w:rPr>
+      </w:pPr>
+      <w:r>
+        <w:rPr>
+          <w:lang w:val="en-US"/>
+        </w:rPr>
+        <w:tab/>
+        <w:t>.inverse(tensor): trả về invert matrix</w:t>
+      </w:r>
+    </w:p>
+    <w:p>
+      <w:pPr>
+        <w:rPr>
+          <w:lang w:val="en-US"/>
+        </w:rPr>
+      </w:pPr>
+      <w:r>
+        <w:rPr>
+          <w:lang w:val="en-US"/>
+        </w:rPr>
+        <w:tab/>
+      </w:r>
+      <w:r>
+        <w:rPr>
+          <w:lang w:val="en-US"/>
+        </w:rPr>
+        <w:tab/>
+        <w:t>Ex: torch.inverse([</w:t>
+      </w:r>
+    </w:p>
+    <w:p>
+      <w:pPr>
+        <w:ind w:left="720" w:firstLine="720"/>
+        <w:rPr>
+          <w:lang w:val="en-US"/>
+        </w:rPr>
+      </w:pPr>
+      <w:r>
+        <w:rPr>
+          <w:lang w:val="en-US"/>
+        </w:rPr>
+        <w:tab/>
+        <w:t>[1, 2, 3],</w:t>
+      </w:r>
+    </w:p>
+    <w:p>
+      <w:pPr>
+        <w:ind w:left="720" w:firstLine="720"/>
+        <w:rPr>
+          <w:lang w:val="en-US"/>
+        </w:rPr>
+      </w:pPr>
+      <w:r>
+        <w:rPr>
+          <w:lang w:val="en-US"/>
+        </w:rPr>
+        <w:tab/>
+        <w:t>[4, 5, 6],</w:t>
+      </w:r>
+    </w:p>
+    <w:p>
+      <w:pPr>
+        <w:ind w:left="720" w:firstLine="720"/>
+        <w:rPr>
+          <w:lang w:val="en-US"/>
+        </w:rPr>
+      </w:pPr>
+      <w:r>
+        <w:rPr>
+          <w:lang w:val="en-US"/>
+        </w:rPr>
+        <w:tab/>
+        <w:t>[7, 8, 9]</w:t>
+      </w:r>
+    </w:p>
+    <w:p>
+      <w:pPr>
+        <w:ind w:left="720" w:firstLine="720"/>
+        <w:rPr>
+          <w:lang w:val="en-US"/>
+        </w:rPr>
+      </w:pPr>
+      <w:r>
+        <w:rPr>
+          <w:lang w:val="en-US"/>
+        </w:rPr>
+        <w:t>])</w:t>
+      </w:r>
+    </w:p>
+    <w:p>
+      <w:pPr>
+        <w:rPr>
+          <w:lang w:val="en-US"/>
+        </w:rPr>
+      </w:pPr>
+      <w:r>
+        <w:rPr>
+          <w:lang w:val="en-US"/>
+        </w:rPr>
+        <w:tab/>
+        <w:t>.finfo(dtype): trả về thông tin của kiểu dữ liệu</w:t>
+      </w:r>
+    </w:p>
+    <w:p>
+      <w:pPr>
+        <w:rPr>
+          <w:lang w:val="en-US"/>
+        </w:rPr>
+      </w:pPr>
+      <w:r>
+        <w:rPr>
+          <w:lang w:val="en-US"/>
+        </w:rPr>
+        <w:tab/>
+      </w:r>
+      <w:r>
+        <w:rPr>
+          <w:lang w:val="en-US"/>
+        </w:rPr>
+        <w:tab/>
+        <w:t>Ex: torch.finfo(torch.float32)</w:t>
+      </w:r>
+    </w:p>
+    <w:p>
+      <w:pPr>
+        <w:rPr>
+          <w:lang w:val="en-US"/>
+        </w:rPr>
+      </w:pPr>
+      <w:r>
+        <w:rPr>
+          <w:lang w:val="en-US"/>
+        </w:rPr>
         <w:lastRenderedPageBreak/>
         <w:tab/>
-      </w:r>
-      <w:r>
-        <w:rPr>
-          <w:lang w:val="en-US"/>
-        </w:rPr>
-        <w:tab/>
-      </w:r>
-      <w:r>
-        <w:rPr>
-          <w:lang w:val="en-US"/>
-        </w:rPr>
-        <w:tab/>
-      </w:r>
-      <w:r>
-        <w:rPr>
-          <w:lang w:val="en-US"/>
-        </w:rPr>
-        <w:tab/>
-      </w:r>
-      <w:r>
-        <w:rPr>
-          <w:lang w:val="en-US"/>
-        </w:rPr>
-        <w:tab/>
-      </w:r>
-      <w:r>
-        <w:rPr>
-          <w:lang w:val="en-US"/>
-        </w:rPr>
-        <w:tab/>
-      </w:r>
-      <w:r>
-        <w:rPr>
-          <w:lang w:val="en-US"/>
-        </w:rPr>
-        <w:tab/>
-        <w:t xml:space="preserve">    [3, 4, 5]]</w:t>
-      </w:r>
-    </w:p>
-    <w:p>
-      <w:pPr>
-        <w:rPr>
-          <w:lang w:val="en-US"/>
-        </w:rPr>
-      </w:pPr>
-      <w:r>
-        <w:rPr>
-          <w:lang w:val="en-US"/>
-        </w:rPr>
-        <w:tab/>
-        <w:t>.share_memory_(): đưa tensor lên host để share giữa các cpu</w:t>
-      </w:r>
-    </w:p>
-    <w:p>
-      <w:pPr>
-        <w:rPr>
-          <w:lang w:val="en-US"/>
-        </w:rPr>
-      </w:pPr>
-      <w:r>
-        <w:rPr>
-          <w:lang w:val="en-US"/>
-        </w:rPr>
-        <w:tab/>
-      </w:r>
-      <w:r>
-        <w:rPr>
-          <w:lang w:val="en-US"/>
-        </w:rPr>
-        <w:tab/>
-        <w:t>Ex: [1, 2, 3].share_memory_()</w:t>
-      </w:r>
-    </w:p>
-    <w:p>
-      <w:pPr>
-        <w:rPr>
-          <w:lang w:val="en-US"/>
-        </w:rPr>
-      </w:pPr>
-      <w:r>
-        <w:rPr>
-          <w:lang w:val="en-US"/>
-        </w:rPr>
-        <w:t>Torch</w:t>
-      </w:r>
-    </w:p>
-    <w:p>
-      <w:pPr>
-        <w:rPr>
-          <w:lang w:val="en-US"/>
-        </w:rPr>
-      </w:pPr>
-      <w:r>
-        <w:rPr>
-          <w:lang w:val="en-US"/>
-        </w:rPr>
-        <w:tab/>
-        <w:t xml:space="preserve">.tril_indices(m, n, offset): trả về tensor </w:t>
-      </w:r>
-      <w:r>
-        <w:rPr>
-          <w:lang w:val="en-US"/>
-        </w:rPr>
-        <w:t xml:space="preserve">có dim = </w:t>
-      </w:r>
-      <w:r>
-        <w:rPr>
-          <w:lang w:val="en-US"/>
-        </w:rPr>
-        <w:t xml:space="preserve">2 * số entry trong lower triangular </w:t>
-      </w:r>
-    </w:p>
-    <w:p>
-      <w:pPr>
-        <w:ind w:left="2160" w:firstLine="720"/>
-        <w:rPr>
-          <w:lang w:val="en-US"/>
-        </w:rPr>
-      </w:pPr>
-      <w:r>
-        <w:rPr>
-          <w:lang w:val="en-US"/>
-        </w:rPr>
-        <w:t xml:space="preserve">     matrix theo đường chéo được dịch chuyển lên offset</w:t>
-      </w:r>
-      <w:r>
-        <w:rPr>
-          <w:lang w:val="en-US"/>
-        </w:rPr>
-        <w:t>,</w:t>
-      </w:r>
-    </w:p>
-    <w:p>
-      <w:pPr>
-        <w:ind w:left="2160" w:firstLine="720"/>
-        <w:rPr>
-          <w:lang w:val="en-US"/>
-        </w:rPr>
-      </w:pPr>
-      <w:r>
-        <w:rPr>
-          <w:lang w:val="en-US"/>
-        </w:rPr>
-        <w:t xml:space="preserve">      </w:t>
-      </w:r>
-      <w:r>
-        <w:rPr>
-          <w:lang w:val="en-US"/>
-        </w:rPr>
-        <w:t>row 1 là tọa độ row, row 2 là tọa độ cột</w:t>
-      </w:r>
-    </w:p>
-    <w:p>
-      <w:pPr>
-        <w:rPr>
-          <w:lang w:val="en-US"/>
-        </w:rPr>
-      </w:pPr>
-      <w:r>
-        <w:rPr>
-          <w:lang w:val="en-US"/>
-        </w:rPr>
-        <w:tab/>
-      </w:r>
-      <w:r>
-        <w:rPr>
-          <w:lang w:val="en-US"/>
-        </w:rPr>
-        <w:tab/>
-        <w:t>Ex: torch.tril_indices(3, 3) = [0, 1, 1, 2, 2, 2] =&gt; [0, 0], [1, 0], [1, 1], [2, 0],…</w:t>
-      </w:r>
-    </w:p>
-    <w:p>
-      <w:pPr>
-        <w:rPr>
-          <w:lang w:val="en-US"/>
-        </w:rPr>
-      </w:pPr>
-      <w:r>
-        <w:rPr>
-          <w:lang w:val="en-US"/>
-        </w:rPr>
-        <w:tab/>
-      </w:r>
-      <w:r>
-        <w:rPr>
-          <w:lang w:val="en-US"/>
-        </w:rPr>
-        <w:tab/>
-      </w:r>
-      <w:r>
-        <w:rPr>
-          <w:lang w:val="en-US"/>
-        </w:rPr>
-        <w:tab/>
-      </w:r>
-      <w:r>
-        <w:rPr>
-          <w:lang w:val="en-US"/>
-        </w:rPr>
-        <w:tab/>
-      </w:r>
-      <w:r>
-        <w:rPr>
-          <w:lang w:val="en-US"/>
-        </w:rPr>
-        <w:tab/>
-        <w:t xml:space="preserve">         [0, 0, 1, 0, 1, 2]</w:t>
-      </w:r>
-    </w:p>
-    <w:p>
-      <w:pPr>
-        <w:rPr>
-          <w:lang w:val="en-US"/>
-        </w:rPr>
-      </w:pPr>
-      <w:r>
-        <w:rPr>
-          <w:lang w:val="en-US"/>
-        </w:rPr>
-        <w:tab/>
-        <w:t>.stack(inputs_tuple, dim): stack các tensor lên nhau theo dim mới</w:t>
-      </w:r>
-    </w:p>
-    <w:p>
-      <w:pPr>
-        <w:rPr>
-          <w:lang w:val="en-US"/>
-        </w:rPr>
-      </w:pPr>
-      <w:r>
-        <w:rPr>
-          <w:lang w:val="en-US"/>
-        </w:rPr>
-        <w:tab/>
-      </w:r>
-      <w:r>
-        <w:rPr>
-          <w:lang w:val="en-US"/>
-        </w:rPr>
-        <w:tab/>
-        <w:t>Ex: torch.stack(([1, 2, 3], [4, 5, 6])) = [[1, 2, 3]</w:t>
-      </w:r>
-    </w:p>
-    <w:p>
-      <w:pPr>
-        <w:ind w:left="4320" w:firstLine="720"/>
-        <w:rPr>
-          <w:lang w:val="en-US"/>
-        </w:rPr>
-      </w:pPr>
-      <w:r>
-        <w:rPr>
-          <w:lang w:val="en-US"/>
-        </w:rPr>
-        <w:t>[4, 5, 6]]</w:t>
-      </w:r>
-    </w:p>
-    <w:p>
-      <w:pPr>
-        <w:rPr>
-          <w:lang w:val="en-US"/>
-        </w:rPr>
-      </w:pPr>
-      <w:r>
-        <w:rPr>
-          <w:lang w:val="en-US"/>
-        </w:rPr>
-        <w:tab/>
-        <w:t>.inverse(tensor): trả về invert matrix</w:t>
-      </w:r>
-    </w:p>
-    <w:p>
-      <w:pPr>
-        <w:rPr>
-          <w:lang w:val="en-US"/>
-        </w:rPr>
-      </w:pPr>
-      <w:r>
-        <w:rPr>
-          <w:lang w:val="en-US"/>
-        </w:rPr>
-        <w:tab/>
-      </w:r>
-      <w:r>
-        <w:rPr>
-          <w:lang w:val="en-US"/>
-        </w:rPr>
-        <w:tab/>
-        <w:t>Ex: torch.inverse([</w:t>
-      </w:r>
-    </w:p>
-    <w:p>
-      <w:pPr>
-        <w:ind w:left="720" w:firstLine="720"/>
-        <w:rPr>
-          <w:lang w:val="en-US"/>
-        </w:rPr>
-      </w:pPr>
-      <w:r>
-        <w:rPr>
-          <w:lang w:val="en-US"/>
-        </w:rPr>
-        <w:tab/>
-        <w:t>[1, 2, 3],</w:t>
-      </w:r>
-    </w:p>
-    <w:p>
-      <w:pPr>
-        <w:ind w:left="720" w:firstLine="720"/>
-        <w:rPr>
-          <w:lang w:val="en-US"/>
-        </w:rPr>
-      </w:pPr>
-      <w:r>
-        <w:rPr>
-          <w:lang w:val="en-US"/>
-        </w:rPr>
-        <w:tab/>
-        <w:t>[4, 5, 6],</w:t>
-      </w:r>
-    </w:p>
-    <w:p>
-      <w:pPr>
-        <w:ind w:left="720" w:firstLine="720"/>
-        <w:rPr>
-          <w:lang w:val="en-US"/>
-        </w:rPr>
-      </w:pPr>
-      <w:r>
-        <w:rPr>
-          <w:lang w:val="en-US"/>
-        </w:rPr>
-        <w:tab/>
-        <w:t>[7, 8, 9]</w:t>
-      </w:r>
-    </w:p>
-    <w:p>
-      <w:pPr>
-        <w:ind w:left="720" w:firstLine="720"/>
-        <w:rPr>
-          <w:lang w:val="en-US"/>
-        </w:rPr>
-      </w:pPr>
-      <w:r>
-        <w:rPr>
-          <w:lang w:val="en-US"/>
-        </w:rPr>
-        <w:t>])</w:t>
-      </w:r>
-    </w:p>
-    <w:p>
-      <w:pPr>
-        <w:rPr>
-          <w:lang w:val="en-US"/>
-        </w:rPr>
-      </w:pPr>
-      <w:r>
-        <w:rPr>
-          <w:lang w:val="en-US"/>
-        </w:rPr>
-        <w:tab/>
-        <w:t>.finfo(dtype): trả về thông tin của kiểu dữ liệu</w:t>
-      </w:r>
-    </w:p>
-    <w:p>
-      <w:pPr>
-        <w:rPr>
-          <w:lang w:val="en-US"/>
-        </w:rPr>
-      </w:pPr>
-      <w:r>
-        <w:rPr>
-          <w:lang w:val="en-US"/>
-        </w:rPr>
-        <w:tab/>
-      </w:r>
-      <w:r>
-        <w:rPr>
-          <w:lang w:val="en-US"/>
-        </w:rPr>
-        <w:tab/>
-        <w:t>Ex: torch.finfo(torch.float32)</w:t>
-      </w:r>
-    </w:p>
-    <w:p>
-      <w:pPr>
-        <w:rPr>
-          <w:lang w:val="en-US"/>
-        </w:rPr>
-      </w:pPr>
-      <w:r>
-        <w:rPr>
-          <w:lang w:val="en-US"/>
-        </w:rPr>
-        <w:tab/>
         <w:t>.randperm(n): hoán vị ngẫu nhiên từ 0 đến n – 1</w:t>
       </w:r>
     </w:p>
@@ -22913,6 +23238,400 @@
         <w:rPr>
           <w:lang w:val="en-US"/>
         </w:rPr>
+        <w:tab/>
+      </w:r>
+      <w:r>
+        <w:rPr>
+          <w:lang w:val="en-US"/>
+        </w:rPr>
+        <w:tab/>
+        <w:t>Ex: dist = torch.distributions.normal([1, 2], [2, 4])</w:t>
+      </w:r>
+    </w:p>
+    <w:p>
+      <w:pPr>
+        <w:rPr>
+          <w:lang w:val="en-US"/>
+        </w:rPr>
+      </w:pPr>
+      <w:r>
+        <w:rPr>
+          <w:lang w:val="en-US"/>
+        </w:rPr>
+        <w:tab/>
+      </w:r>
+      <w:r>
+        <w:rPr>
+          <w:lang w:val="en-US"/>
+        </w:rPr>
+        <w:tab/>
+        <w:t>.</w:t>
+      </w:r>
+      <w:r>
+        <w:rPr>
+          <w:lang w:val="en-US"/>
+        </w:rPr>
+        <w:t>sample(): trả về tensor ngẫu nhiên theo mean và std</w:t>
+      </w:r>
+    </w:p>
+    <w:p>
+      <w:pPr>
+        <w:rPr>
+          <w:lang w:val="en-US"/>
+        </w:rPr>
+      </w:pPr>
+      <w:r>
+        <w:rPr>
+          <w:lang w:val="en-US"/>
+        </w:rPr>
+        <w:tab/>
+      </w:r>
+      <w:r>
+        <w:rPr>
+          <w:lang w:val="en-US"/>
+        </w:rPr>
+        <w:tab/>
+      </w:r>
+      <w:r>
+        <w:rPr>
+          <w:lang w:val="en-US"/>
+        </w:rPr>
+        <w:tab/>
+        <w:t>Ex: dist.sample() = [1.2, 2.8]</w:t>
+      </w:r>
+    </w:p>
+    <w:p>
+      <w:pPr>
+        <w:rPr>
+          <w:lang w:val="en-US"/>
+        </w:rPr>
+      </w:pPr>
+      <w:r>
+        <w:rPr>
+          <w:lang w:val="en-US"/>
+        </w:rPr>
+        <w:tab/>
+      </w:r>
+      <w:r>
+        <w:rPr>
+          <w:lang w:val="en-US"/>
+        </w:rPr>
+        <w:tab/>
+        <w:t xml:space="preserve">.rsample(): giống sample nhưng đã reparameterize để backprop cho mean và </w:t>
+      </w:r>
+    </w:p>
+    <w:p>
+      <w:pPr>
+        <w:ind w:left="1440" w:firstLine="720"/>
+        <w:rPr>
+          <w:lang w:val="en-US"/>
+        </w:rPr>
+      </w:pPr>
+      <w:r>
+        <w:rPr>
+          <w:lang w:val="en-US"/>
+        </w:rPr>
+        <w:t xml:space="preserve">      std, sample = mean + std * e</w:t>
+      </w:r>
+    </w:p>
+    <w:p>
+      <w:pPr>
+        <w:ind w:left="1440" w:firstLine="720"/>
+        <w:rPr>
+          <w:lang w:val="en-US"/>
+        </w:rPr>
+      </w:pPr>
+      <w:r>
+        <w:rPr>
+          <w:lang w:val="en-US"/>
+        </w:rPr>
+        <w:t>Ex: dist.</w:t>
+      </w:r>
+      <w:r>
+        <w:rPr>
+          <w:lang w:val="en-US"/>
+        </w:rPr>
+        <w:t>r</w:t>
+      </w:r>
+      <w:r>
+        <w:rPr>
+          <w:lang w:val="en-US"/>
+        </w:rPr>
+        <w:t>sample() = [1.2, 2.8]</w:t>
+      </w:r>
+      <w:r>
+        <w:rPr>
+          <w:lang w:val="en-US"/>
+        </w:rPr>
+        <w:t>, backward</w:t>
+      </w:r>
+    </w:p>
+    <w:p>
+      <w:pPr>
+        <w:rPr>
+          <w:lang w:val="en-US"/>
+        </w:rPr>
+      </w:pPr>
+      <w:r>
+        <w:rPr>
+          <w:lang w:val="en-US"/>
+        </w:rPr>
+        <w:tab/>
+      </w:r>
+      <w:r>
+        <w:rPr>
+          <w:lang w:val="en-US"/>
+        </w:rPr>
+        <w:tab/>
+        <w:t xml:space="preserve">.log_prob(action_tensor): trả về log likelihood của action trong normal </w:t>
+      </w:r>
+    </w:p>
+    <w:p>
+      <w:pPr>
+        <w:ind w:left="3600"/>
+        <w:rPr>
+          <w:lang w:val="en-US"/>
+        </w:rPr>
+      </w:pPr>
+      <w:r>
+        <w:rPr>
+          <w:lang w:val="en-US"/>
+        </w:rPr>
+        <w:t xml:space="preserve">      distribution</w:t>
+      </w:r>
+    </w:p>
+    <w:p>
+      <w:pPr>
+        <w:rPr>
+          <w:lang w:val="en-US"/>
+        </w:rPr>
+      </w:pPr>
+      <w:r>
+        <w:rPr>
+          <w:lang w:val="en-US"/>
+        </w:rPr>
+        <w:tab/>
+      </w:r>
+      <w:r>
+        <w:rPr>
+          <w:lang w:val="en-US"/>
+        </w:rPr>
+        <w:tab/>
+      </w:r>
+      <w:r>
+        <w:rPr>
+          <w:lang w:val="en-US"/>
+        </w:rPr>
+        <w:tab/>
+        <w:t>Ex: dist.log_prob([1.5, 0.5]) ~ [-1.64, -2.37]</w:t>
+      </w:r>
+    </w:p>
+    <w:p>
+      <w:pPr>
+        <w:rPr>
+          <w:lang w:val="en-US"/>
+        </w:rPr>
+      </w:pPr>
+      <w:r>
+        <w:rPr>
+          <w:lang w:val="en-US"/>
+        </w:rPr>
+        <w:tab/>
+        <w:t>.utils</w:t>
+      </w:r>
+    </w:p>
+    <w:p>
+      <w:pPr>
+        <w:rPr>
+          <w:lang w:val="en-US"/>
+        </w:rPr>
+      </w:pPr>
+      <w:r>
+        <w:rPr>
+          <w:lang w:val="en-US"/>
+        </w:rPr>
+        <w:tab/>
+      </w:r>
+      <w:r>
+        <w:rPr>
+          <w:lang w:val="en-US"/>
+        </w:rPr>
+        <w:tab/>
+        <w:t>.clamp_probs(probs): clamp giá trị trong khoảng eps đến 1 – eps</w:t>
+      </w:r>
+    </w:p>
+    <w:p>
+      <w:pPr>
+        <w:rPr>
+          <w:lang w:val="en-US"/>
+        </w:rPr>
+      </w:pPr>
+      <w:r>
+        <w:rPr>
+          <w:lang w:val="en-US"/>
+        </w:rPr>
+        <w:tab/>
+      </w:r>
+      <w:r>
+        <w:rPr>
+          <w:lang w:val="en-US"/>
+        </w:rPr>
+        <w:tab/>
+      </w:r>
+      <w:r>
+        <w:rPr>
+          <w:lang w:val="en-US"/>
+        </w:rPr>
+        <w:tab/>
+        <w:t>Ex: torch.distributions.utils.clamp_probs([</w:t>
+      </w:r>
+      <w:r>
+        <w:rPr>
+          <w:lang w:val="en-US"/>
+        </w:rPr>
+        <w:t>-1, 2</w:t>
+      </w:r>
+      <w:r>
+        <w:rPr>
+          <w:lang w:val="en-US"/>
+        </w:rPr>
+        <w:t>]) = [eps, 1 - eps]</w:t>
+      </w:r>
+    </w:p>
+    <w:p>
+      <w:pPr>
+        <w:rPr>
+          <w:lang w:val="en-US"/>
+        </w:rPr>
+      </w:pPr>
+      <w:r>
+        <w:rPr>
+          <w:lang w:val="en-US"/>
+        </w:rPr>
+        <w:t>Autograd</w:t>
+      </w:r>
+    </w:p>
+    <w:p>
+      <w:pPr>
+        <w:rPr>
+          <w:lang w:val="en-US"/>
+        </w:rPr>
+      </w:pPr>
+      <w:r>
+        <w:rPr>
+          <w:lang w:val="en-US"/>
+        </w:rPr>
+        <w:tab/>
+        <w:t xml:space="preserve">.grad(loss, inputs_tuple, retain_grad = T – giữ lại grad| F – free grad, create_graph = </w:t>
+      </w:r>
+    </w:p>
+    <w:p>
+      <w:pPr>
+        <w:ind w:left="720"/>
+        <w:rPr>
+          <w:lang w:val="en-US"/>
+        </w:rPr>
+      </w:pPr>
+      <w:r>
+        <w:rPr>
+          <w:lang w:val="en-US"/>
+        </w:rPr>
+        <w:t xml:space="preserve">         T – tạo một node đạo hàm (để tính higher order derivative)| F): </w:t>
+      </w:r>
+    </w:p>
+    <w:p>
+      <w:pPr>
+        <w:ind w:left="720"/>
+        <w:rPr>
+          <w:lang w:val="en-US"/>
+        </w:rPr>
+      </w:pPr>
+      <w:r>
+        <w:rPr>
+          <w:lang w:val="en-US"/>
+        </w:rPr>
+        <w:t xml:space="preserve">         Trả về tuple gradient của inputs</w:t>
+      </w:r>
+    </w:p>
+    <w:p>
+      <w:pPr>
+        <w:ind w:left="720"/>
+        <w:rPr>
+          <w:lang w:val="en-US"/>
+        </w:rPr>
+      </w:pPr>
+      <w:r>
+        <w:rPr>
+          <w:lang w:val="en-US"/>
+        </w:rPr>
+        <w:tab/>
+        <w:t>Ex: x = [1, 2, 3], y = x ** 2, z = y.sum()</w:t>
+      </w:r>
+    </w:p>
+    <w:p>
+      <w:pPr>
+        <w:ind w:left="720"/>
+        <w:rPr>
+          <w:lang w:val="en-US"/>
+        </w:rPr>
+      </w:pPr>
+      <w:r>
+        <w:rPr>
+          <w:lang w:val="en-US"/>
+        </w:rPr>
+        <w:tab/>
+        <w:t xml:space="preserve">      torch.autograd.grad(z, x) = [1, 2, 3]</w:t>
+      </w:r>
+    </w:p>
+    <w:p>
+      <w:pPr>
+        <w:rPr>
+          <w:lang w:val="en-US"/>
+        </w:rPr>
+      </w:pPr>
+      <w:r>
+        <w:rPr>
+          <w:lang w:val="en-US"/>
+        </w:rPr>
+        <w:t>NN</w:t>
+      </w:r>
+    </w:p>
+    <w:p>
+      <w:pPr>
+        <w:rPr>
+          <w:lang w:val="en-US"/>
+        </w:rPr>
+      </w:pPr>
+      <w:r>
+        <w:rPr>
+          <w:lang w:val="en-US"/>
+        </w:rPr>
+        <w:tab/>
+        <w:t>.LayerNorm(</w:t>
+      </w:r>
+      <w:r>
+        <w:rPr>
+          <w:lang w:val="en-US"/>
+        </w:rPr>
+        <w:t>dims_tuple</w:t>
+      </w:r>
+      <w:r>
+        <w:rPr>
+          <w:lang w:val="en-US"/>
+        </w:rPr>
+        <w:t>): normalize các dim cuối cùng (normalize nguyên layer)</w:t>
+      </w:r>
+    </w:p>
+    <w:p>
+      <w:pPr>
+        <w:rPr>
+          <w:lang w:val="en-US"/>
+        </w:rPr>
+      </w:pPr>
+      <w:r>
+        <w:rPr>
+          <w:lang w:val="en-US"/>
+        </w:rPr>
         <w:lastRenderedPageBreak/>
         <w:tab/>
       </w:r>
@@ -22921,400 +23640,6 @@
           <w:lang w:val="en-US"/>
         </w:rPr>
         <w:tab/>
-        <w:t>Ex: dist = torch.distributions.normal([1, 2], [2, 4])</w:t>
-      </w:r>
-    </w:p>
-    <w:p>
-      <w:pPr>
-        <w:rPr>
-          <w:lang w:val="en-US"/>
-        </w:rPr>
-      </w:pPr>
-      <w:r>
-        <w:rPr>
-          <w:lang w:val="en-US"/>
-        </w:rPr>
-        <w:tab/>
-      </w:r>
-      <w:r>
-        <w:rPr>
-          <w:lang w:val="en-US"/>
-        </w:rPr>
-        <w:tab/>
-        <w:t>.</w:t>
-      </w:r>
-      <w:r>
-        <w:rPr>
-          <w:lang w:val="en-US"/>
-        </w:rPr>
-        <w:t>sample(): trả về tensor ngẫu nhiên theo mean và std</w:t>
-      </w:r>
-    </w:p>
-    <w:p>
-      <w:pPr>
-        <w:rPr>
-          <w:lang w:val="en-US"/>
-        </w:rPr>
-      </w:pPr>
-      <w:r>
-        <w:rPr>
-          <w:lang w:val="en-US"/>
-        </w:rPr>
-        <w:tab/>
-      </w:r>
-      <w:r>
-        <w:rPr>
-          <w:lang w:val="en-US"/>
-        </w:rPr>
-        <w:tab/>
-      </w:r>
-      <w:r>
-        <w:rPr>
-          <w:lang w:val="en-US"/>
-        </w:rPr>
-        <w:tab/>
-        <w:t>Ex: dist.sample() = [1.2, 2.8]</w:t>
-      </w:r>
-    </w:p>
-    <w:p>
-      <w:pPr>
-        <w:rPr>
-          <w:lang w:val="en-US"/>
-        </w:rPr>
-      </w:pPr>
-      <w:r>
-        <w:rPr>
-          <w:lang w:val="en-US"/>
-        </w:rPr>
-        <w:tab/>
-      </w:r>
-      <w:r>
-        <w:rPr>
-          <w:lang w:val="en-US"/>
-        </w:rPr>
-        <w:tab/>
-        <w:t xml:space="preserve">.rsample(): giống sample nhưng đã reparameterize để backprop cho mean và </w:t>
-      </w:r>
-    </w:p>
-    <w:p>
-      <w:pPr>
-        <w:ind w:left="1440" w:firstLine="720"/>
-        <w:rPr>
-          <w:lang w:val="en-US"/>
-        </w:rPr>
-      </w:pPr>
-      <w:r>
-        <w:rPr>
-          <w:lang w:val="en-US"/>
-        </w:rPr>
-        <w:t xml:space="preserve">      std, sample = mean + std * e</w:t>
-      </w:r>
-    </w:p>
-    <w:p>
-      <w:pPr>
-        <w:ind w:left="1440" w:firstLine="720"/>
-        <w:rPr>
-          <w:lang w:val="en-US"/>
-        </w:rPr>
-      </w:pPr>
-      <w:r>
-        <w:rPr>
-          <w:lang w:val="en-US"/>
-        </w:rPr>
-        <w:t>Ex: dist.</w:t>
-      </w:r>
-      <w:r>
-        <w:rPr>
-          <w:lang w:val="en-US"/>
-        </w:rPr>
-        <w:t>r</w:t>
-      </w:r>
-      <w:r>
-        <w:rPr>
-          <w:lang w:val="en-US"/>
-        </w:rPr>
-        <w:t>sample() = [1.2, 2.8]</w:t>
-      </w:r>
-      <w:r>
-        <w:rPr>
-          <w:lang w:val="en-US"/>
-        </w:rPr>
-        <w:t>, backward</w:t>
-      </w:r>
-    </w:p>
-    <w:p>
-      <w:pPr>
-        <w:rPr>
-          <w:lang w:val="en-US"/>
-        </w:rPr>
-      </w:pPr>
-      <w:r>
-        <w:rPr>
-          <w:lang w:val="en-US"/>
-        </w:rPr>
-        <w:tab/>
-      </w:r>
-      <w:r>
-        <w:rPr>
-          <w:lang w:val="en-US"/>
-        </w:rPr>
-        <w:tab/>
-        <w:t xml:space="preserve">.log_prob(action_tensor): trả về log likelihood của action trong normal </w:t>
-      </w:r>
-    </w:p>
-    <w:p>
-      <w:pPr>
-        <w:ind w:left="3600"/>
-        <w:rPr>
-          <w:lang w:val="en-US"/>
-        </w:rPr>
-      </w:pPr>
-      <w:r>
-        <w:rPr>
-          <w:lang w:val="en-US"/>
-        </w:rPr>
-        <w:t xml:space="preserve">      distribution</w:t>
-      </w:r>
-    </w:p>
-    <w:p>
-      <w:pPr>
-        <w:rPr>
-          <w:lang w:val="en-US"/>
-        </w:rPr>
-      </w:pPr>
-      <w:r>
-        <w:rPr>
-          <w:lang w:val="en-US"/>
-        </w:rPr>
-        <w:tab/>
-      </w:r>
-      <w:r>
-        <w:rPr>
-          <w:lang w:val="en-US"/>
-        </w:rPr>
-        <w:tab/>
-      </w:r>
-      <w:r>
-        <w:rPr>
-          <w:lang w:val="en-US"/>
-        </w:rPr>
-        <w:tab/>
-        <w:t>Ex: dist.log_prob([1.5, 0.5]) ~ [-1.64, -2.37]</w:t>
-      </w:r>
-    </w:p>
-    <w:p>
-      <w:pPr>
-        <w:rPr>
-          <w:lang w:val="en-US"/>
-        </w:rPr>
-      </w:pPr>
-      <w:r>
-        <w:rPr>
-          <w:lang w:val="en-US"/>
-        </w:rPr>
-        <w:tab/>
-        <w:t>.utils</w:t>
-      </w:r>
-    </w:p>
-    <w:p>
-      <w:pPr>
-        <w:rPr>
-          <w:lang w:val="en-US"/>
-        </w:rPr>
-      </w:pPr>
-      <w:r>
-        <w:rPr>
-          <w:lang w:val="en-US"/>
-        </w:rPr>
-        <w:tab/>
-      </w:r>
-      <w:r>
-        <w:rPr>
-          <w:lang w:val="en-US"/>
-        </w:rPr>
-        <w:tab/>
-        <w:t>.clamp_probs(probs): clamp giá trị trong khoảng eps đến 1 – eps</w:t>
-      </w:r>
-    </w:p>
-    <w:p>
-      <w:pPr>
-        <w:rPr>
-          <w:lang w:val="en-US"/>
-        </w:rPr>
-      </w:pPr>
-      <w:r>
-        <w:rPr>
-          <w:lang w:val="en-US"/>
-        </w:rPr>
-        <w:tab/>
-      </w:r>
-      <w:r>
-        <w:rPr>
-          <w:lang w:val="en-US"/>
-        </w:rPr>
-        <w:tab/>
-      </w:r>
-      <w:r>
-        <w:rPr>
-          <w:lang w:val="en-US"/>
-        </w:rPr>
-        <w:tab/>
-        <w:t>Ex: torch.distributions.utils.clamp_probs([</w:t>
-      </w:r>
-      <w:r>
-        <w:rPr>
-          <w:lang w:val="en-US"/>
-        </w:rPr>
-        <w:t>-1, 2</w:t>
-      </w:r>
-      <w:r>
-        <w:rPr>
-          <w:lang w:val="en-US"/>
-        </w:rPr>
-        <w:t>]) = [eps, 1 - eps]</w:t>
-      </w:r>
-    </w:p>
-    <w:p>
-      <w:pPr>
-        <w:rPr>
-          <w:lang w:val="en-US"/>
-        </w:rPr>
-      </w:pPr>
-      <w:r>
-        <w:rPr>
-          <w:lang w:val="en-US"/>
-        </w:rPr>
-        <w:t>Autograd</w:t>
-      </w:r>
-    </w:p>
-    <w:p>
-      <w:pPr>
-        <w:rPr>
-          <w:lang w:val="en-US"/>
-        </w:rPr>
-      </w:pPr>
-      <w:r>
-        <w:rPr>
-          <w:lang w:val="en-US"/>
-        </w:rPr>
-        <w:tab/>
-        <w:t xml:space="preserve">.grad(loss, inputs_tuple, retain_grad = T – giữ lại grad| F – free grad, create_graph = </w:t>
-      </w:r>
-    </w:p>
-    <w:p>
-      <w:pPr>
-        <w:ind w:left="720"/>
-        <w:rPr>
-          <w:lang w:val="en-US"/>
-        </w:rPr>
-      </w:pPr>
-      <w:r>
-        <w:rPr>
-          <w:lang w:val="en-US"/>
-        </w:rPr>
-        <w:t xml:space="preserve">         T – tạo một node đạo hàm (để tính higher order derivative)| F): </w:t>
-      </w:r>
-    </w:p>
-    <w:p>
-      <w:pPr>
-        <w:ind w:left="720"/>
-        <w:rPr>
-          <w:lang w:val="en-US"/>
-        </w:rPr>
-      </w:pPr>
-      <w:r>
-        <w:rPr>
-          <w:lang w:val="en-US"/>
-        </w:rPr>
-        <w:t xml:space="preserve">         Trả về tuple gradient của inputs</w:t>
-      </w:r>
-    </w:p>
-    <w:p>
-      <w:pPr>
-        <w:ind w:left="720"/>
-        <w:rPr>
-          <w:lang w:val="en-US"/>
-        </w:rPr>
-      </w:pPr>
-      <w:r>
-        <w:rPr>
-          <w:lang w:val="en-US"/>
-        </w:rPr>
-        <w:tab/>
-        <w:t>Ex: x = [1, 2, 3], y = x ** 2, z = y.sum()</w:t>
-      </w:r>
-    </w:p>
-    <w:p>
-      <w:pPr>
-        <w:ind w:left="720"/>
-        <w:rPr>
-          <w:lang w:val="en-US"/>
-        </w:rPr>
-      </w:pPr>
-      <w:r>
-        <w:rPr>
-          <w:lang w:val="en-US"/>
-        </w:rPr>
-        <w:tab/>
-        <w:t xml:space="preserve">      torch.autograd.grad(z, x) = [1, 2, 3]</w:t>
-      </w:r>
-    </w:p>
-    <w:p>
-      <w:pPr>
-        <w:rPr>
-          <w:lang w:val="en-US"/>
-        </w:rPr>
-      </w:pPr>
-      <w:r>
-        <w:rPr>
-          <w:lang w:val="en-US"/>
-        </w:rPr>
-        <w:t>NN</w:t>
-      </w:r>
-    </w:p>
-    <w:p>
-      <w:pPr>
-        <w:rPr>
-          <w:lang w:val="en-US"/>
-        </w:rPr>
-      </w:pPr>
-      <w:r>
-        <w:rPr>
-          <w:lang w:val="en-US"/>
-        </w:rPr>
-        <w:tab/>
-        <w:t>.LayerNorm(</w:t>
-      </w:r>
-      <w:r>
-        <w:rPr>
-          <w:lang w:val="en-US"/>
-        </w:rPr>
-        <w:t>dims_tuple</w:t>
-      </w:r>
-      <w:r>
-        <w:rPr>
-          <w:lang w:val="en-US"/>
-        </w:rPr>
-        <w:t>): normalize các dim cuối cùng (normalize nguyên layer)</w:t>
-      </w:r>
-    </w:p>
-    <w:p>
-      <w:pPr>
-        <w:rPr>
-          <w:lang w:val="en-US"/>
-        </w:rPr>
-      </w:pPr>
-      <w:r>
-        <w:rPr>
-          <w:lang w:val="en-US"/>
-        </w:rPr>
-        <w:tab/>
-      </w:r>
-      <w:r>
-        <w:rPr>
-          <w:lang w:val="en-US"/>
-        </w:rPr>
-        <w:tab/>
         <w:t>Ex: torch.nn.LayerNorm(4) =&gt; batch size = 5, 4 neuron, normalize 4 neuron</w:t>
       </w:r>
     </w:p>
@@ -23467,7 +23792,6 @@
         <w:rPr>
           <w:lang w:val="en-US"/>
         </w:rPr>
-        <w:lastRenderedPageBreak/>
         <w:tab/>
         <w:t>.load_state_dict(torch.load(path)): load model</w:t>
       </w:r>

--- a/torch.docx
+++ b/torch.docx
@@ -852,7 +852,6 @@
         <w:rPr>
           <w:lang w:val="en-US"/>
         </w:rPr>
-        <w:lastRenderedPageBreak/>
         <w:t>Ví dụ</w:t>
       </w:r>
     </w:p>
@@ -910,6 +909,7 @@
         <w:rPr>
           <w:lang w:val="en-US"/>
         </w:rPr>
+        <w:lastRenderedPageBreak/>
         <w:t>Thư mục làm việc hiện tại là /root/foo/bar/barfoo</w:t>
       </w:r>
     </w:p>
@@ -1744,7 +1744,6 @@
         <w:rPr>
           <w:lang w:val="en-US"/>
         </w:rPr>
-        <w:lastRenderedPageBreak/>
         <w:t>Ví dụ</w:t>
       </w:r>
     </w:p>
@@ -1811,6 +1810,7 @@
         <w:rPr>
           <w:lang w:val="en-US"/>
         </w:rPr>
+        <w:lastRenderedPageBreak/>
         <w:t>CPU times: user 8 µs, sys: 1 µs, total: 9 µs</w:t>
       </w:r>
     </w:p>
@@ -2094,8 +2094,8 @@
         <w:tblLook w:val="04A0" w:firstRow="1" w:lastRow="0" w:firstColumn="1" w:lastColumn="0" w:noHBand="0" w:noVBand="1"/>
       </w:tblPr>
       <w:tblGrid>
-        <w:gridCol w:w="4062"/>
-        <w:gridCol w:w="4100"/>
+        <w:gridCol w:w="4621"/>
+        <w:gridCol w:w="4621"/>
       </w:tblGrid>
       <w:tr>
         <w:tc>
@@ -2748,7 +2748,6 @@
         <w:rPr>
           <w:lang w:val="en-US"/>
         </w:rPr>
-        <w:lastRenderedPageBreak/>
         <w:t xml:space="preserve">Trả </w:t>
       </w:r>
       <w:r>
@@ -2863,6 +2862,7 @@
         <w:rPr>
           <w:lang w:val="en-US"/>
         </w:rPr>
+        <w:lastRenderedPageBreak/>
         <w:t>z = torch.cat((x, y), dim = 1)</w:t>
       </w:r>
     </w:p>
@@ -2892,8 +2892,8 @@
         <w:tblLook w:val="04A0" w:firstRow="1" w:lastRow="0" w:firstColumn="1" w:lastColumn="0" w:noHBand="0" w:noVBand="1"/>
       </w:tblPr>
       <w:tblGrid>
-        <w:gridCol w:w="4046"/>
-        <w:gridCol w:w="4116"/>
+        <w:gridCol w:w="4621"/>
+        <w:gridCol w:w="4621"/>
       </w:tblGrid>
       <w:tr>
         <w:tc>
@@ -3631,7 +3631,6 @@
         <w:rPr>
           <w:lang w:val="en-US"/>
         </w:rPr>
-        <w:lastRenderedPageBreak/>
         <w:t>Tất cả Tensor được tính bởi Tensor trong sơ đồ tính toán cũng sẽ được đưa vào sơ đồ tính toán</w:t>
       </w:r>
     </w:p>
@@ -3770,6 +3769,7 @@
         <w:rPr>
           <w:lang w:val="en-US"/>
         </w:rPr>
+        <w:lastRenderedPageBreak/>
         <w:t>&lt;Tensor&gt;.backward(retain_graph = True)</w:t>
       </w:r>
     </w:p>
@@ -4518,7 +4518,6 @@
         <w:rPr>
           <w:lang w:val="en-US"/>
         </w:rPr>
-        <w:lastRenderedPageBreak/>
         <w:t>&lt;Tensor Mới&gt; = &lt;Tensor Cũ&gt;.detach()</w:t>
       </w:r>
     </w:p>
@@ -4656,6 +4655,7 @@
         <w:rPr>
           <w:lang w:val="en-US"/>
         </w:rPr>
+        <w:lastRenderedPageBreak/>
         <w:t>torch.float32</w:t>
       </w:r>
     </w:p>
@@ -4931,8 +4931,8 @@
         <w:tblLook w:val="04A0" w:firstRow="1" w:lastRow="0" w:firstColumn="1" w:lastColumn="0" w:noHBand="0" w:noVBand="1"/>
       </w:tblPr>
       <w:tblGrid>
-        <w:gridCol w:w="4059"/>
-        <w:gridCol w:w="4103"/>
+        <w:gridCol w:w="4621"/>
+        <w:gridCol w:w="4621"/>
       </w:tblGrid>
       <w:tr>
         <w:tc>
@@ -5394,7 +5394,6 @@
         <w:rPr>
           <w:lang w:val="en-US"/>
         </w:rPr>
-        <w:lastRenderedPageBreak/>
         <w:t>&lt;Vị Trí Chèn Chiều&gt; có giá trị từ – n + 1 đến n, giá trị dương thì tính từ trái qua phải, bắt đầu = 0, giá trị âm thì tính từ phải qua trái, bắt đầu = 1</w:t>
       </w:r>
     </w:p>
@@ -5641,6 +5640,7 @@
         <w:rPr>
           <w:lang w:val="en-US"/>
         </w:rPr>
+        <w:lastRenderedPageBreak/>
         <w:t>“x” có Shape là (3, 4, 6)</w:t>
       </w:r>
     </w:p>
@@ -6277,7 +6277,6 @@
         <w:rPr>
           <w:lang w:val="en-US"/>
         </w:rPr>
-        <w:lastRenderedPageBreak/>
         <w:t>plt.show()</w:t>
       </w:r>
     </w:p>
@@ -6557,6 +6556,7 @@
         <w:rPr>
           <w:lang w:val="en-US"/>
         </w:rPr>
+        <w:lastRenderedPageBreak/>
         <w:t>Ví dụ</w:t>
       </w:r>
     </w:p>
@@ -7121,7 +7121,6 @@
         <w:rPr>
           <w:lang w:val="en-US"/>
         </w:rPr>
-        <w:lastRenderedPageBreak/>
         <w:t>Là chiều có kích thước = 1</w:t>
       </w:r>
     </w:p>
@@ -7331,8 +7330,8 @@
         <w:tblLook w:val="04A0" w:firstRow="1" w:lastRow="0" w:firstColumn="1" w:lastColumn="0" w:noHBand="0" w:noVBand="1"/>
       </w:tblPr>
       <w:tblGrid>
-        <w:gridCol w:w="4059"/>
-        <w:gridCol w:w="4103"/>
+        <w:gridCol w:w="4621"/>
+        <w:gridCol w:w="4621"/>
       </w:tblGrid>
       <w:tr>
         <w:tc>
@@ -7569,6 +7568,7 @@
         <w:rPr>
           <w:lang w:val="en-US"/>
         </w:rPr>
+        <w:lastRenderedPageBreak/>
         <w:t>Non Contiguous được tạo ra khi bạn ghép nhiều Tensor lại với nhau, hoặc thay đổi thứ tự Tensor, Pytorch sẽ không tạo ra Tensor mới mà tham chiếu đến các Tensor mảnh ghép</w:t>
       </w:r>
     </w:p>
@@ -8018,7 +8018,6 @@
         <w:rPr>
           <w:lang w:val="en-US"/>
         </w:rPr>
-        <w:lastRenderedPageBreak/>
         <w:t xml:space="preserve">    torch.save(self.state_dict(), self.path)</w:t>
       </w:r>
     </w:p>
@@ -8480,6 +8479,7 @@
         <w:rPr>
           <w:lang w:val="en-US"/>
         </w:rPr>
+        <w:lastRenderedPageBreak/>
         <w:t>loss = criterion(&lt;Tensor Dự Đoán&gt;, &lt;Tensor Nhãn&gt;)</w:t>
       </w:r>
     </w:p>
@@ -8918,7 +8918,6 @@
         <w:rPr>
           <w:lang w:val="en-US"/>
         </w:rPr>
-        <w:lastRenderedPageBreak/>
         <w:t>&lt;Parameters Kèm Tên&gt; chứa các phần tử là Tuple gồm 2 giá trị, 1 là tên Parameter, 2 là Parameter</w:t>
       </w:r>
     </w:p>
@@ -9242,8 +9241,8 @@
         <w:tblLook w:val="04A0" w:firstRow="1" w:lastRow="0" w:firstColumn="1" w:lastColumn="0" w:noHBand="0" w:noVBand="1"/>
       </w:tblPr>
       <w:tblGrid>
-        <w:gridCol w:w="4033"/>
-        <w:gridCol w:w="4129"/>
+        <w:gridCol w:w="4621"/>
+        <w:gridCol w:w="4621"/>
       </w:tblGrid>
       <w:tr>
         <w:tc>
@@ -9432,6 +9431,7 @@
         <w:rPr>
           <w:lang w:val="en-US"/>
         </w:rPr>
+        <w:lastRenderedPageBreak/>
         <w:t>&lt;Lớp Sequential&gt; = nn.Sequential(&lt;Các Module&gt;)</w:t>
       </w:r>
     </w:p>
@@ -9875,8 +9875,8 @@
         <w:tblLook w:val="04A0" w:firstRow="1" w:lastRow="0" w:firstColumn="1" w:lastColumn="0" w:noHBand="0" w:noVBand="1"/>
       </w:tblPr>
       <w:tblGrid>
-        <w:gridCol w:w="4098"/>
-        <w:gridCol w:w="4064"/>
+        <w:gridCol w:w="4621"/>
+        <w:gridCol w:w="4621"/>
       </w:tblGrid>
       <w:tr>
         <w:tc>
@@ -10130,8 +10130,8 @@
         <w:tblLook w:val="04A0" w:firstRow="1" w:lastRow="0" w:firstColumn="1" w:lastColumn="0" w:noHBand="0" w:noVBand="1"/>
       </w:tblPr>
       <w:tblGrid>
-        <w:gridCol w:w="4069"/>
-        <w:gridCol w:w="4093"/>
+        <w:gridCol w:w="4621"/>
+        <w:gridCol w:w="4621"/>
       </w:tblGrid>
       <w:tr>
         <w:tc>
@@ -10299,7 +10299,6 @@
               <w:rPr>
                 <w:lang w:val="en-US"/>
               </w:rPr>
-              <w:lastRenderedPageBreak/>
               <w:t xml:space="preserve">(&lt;Kích Thước Batch&gt;, </w:t>
             </w:r>
           </w:p>
@@ -10897,6 +10896,7 @@
         <w:rPr>
           <w:lang w:val="en-US"/>
         </w:rPr>
+        <w:lastRenderedPageBreak/>
         <w:t>Minh họa</w:t>
       </w:r>
     </w:p>
@@ -10916,9 +10916,8 @@
           <w:noProof/>
           <w:lang w:eastAsia="vi-VN"/>
         </w:rPr>
-        <w:lastRenderedPageBreak/>
         <w:drawing>
-          <wp:inline distT="0" distB="0" distL="0" distR="0">
+          <wp:inline distT="0" distB="0" distL="0" distR="0" wp14:anchorId="0B6D0928" wp14:editId="71050949">
             <wp:extent cx="5731510" cy="5373370"/>
             <wp:effectExtent l="0" t="0" r="2540" b="0"/>
             <wp:docPr id="2" name="Picture 2"/>
@@ -10976,8 +10975,9 @@
           <w:noProof/>
           <w:lang w:eastAsia="vi-VN"/>
         </w:rPr>
+        <w:lastRenderedPageBreak/>
         <w:drawing>
-          <wp:inline distT="0" distB="0" distL="0" distR="0">
+          <wp:inline distT="0" distB="0" distL="0" distR="0" wp14:anchorId="694239D7" wp14:editId="2CB1E4EB">
             <wp:extent cx="5731328" cy="3429000"/>
             <wp:effectExtent l="0" t="0" r="3175" b="0"/>
             <wp:docPr id="1" name="Picture 1"/>
@@ -11034,7 +11034,6 @@
         <w:rPr>
           <w:lang w:val="en-US"/>
         </w:rPr>
-        <w:lastRenderedPageBreak/>
         <w:t>W và B là Weight và Bias</w:t>
       </w:r>
     </w:p>
@@ -11983,7 +11982,7 @@
         </w:rPr>
         <w:lastRenderedPageBreak/>
         <w:drawing>
-          <wp:inline distT="0" distB="0" distL="0" distR="0">
+          <wp:inline distT="0" distB="0" distL="0" distR="0" wp14:anchorId="3FA7CFDB" wp14:editId="23DDDF26">
             <wp:extent cx="5731510" cy="4585335"/>
             <wp:effectExtent l="0" t="0" r="2540" b="5715"/>
             <wp:docPr id="3" name="Picture 3"/>
@@ -12490,7 +12489,6 @@
         <w:rPr>
           <w:lang w:val="en-US"/>
         </w:rPr>
-        <w:lastRenderedPageBreak/>
         <w:t>1D CNN?</w:t>
       </w:r>
     </w:p>
@@ -12530,6 +12528,7 @@
         <w:rPr>
           <w:lang w:val="en-US"/>
         </w:rPr>
+        <w:lastRenderedPageBreak/>
         <w:t>&lt;Lớp 1D CNN&gt; = nn.Conv1d(</w:t>
       </w:r>
     </w:p>
@@ -13945,7 +13944,6 @@
         <w:rPr>
           <w:lang w:val="en-US"/>
         </w:rPr>
-        <w:lastRenderedPageBreak/>
         <w:t>&lt;Kernel Shape&gt; là 1 Tuple có phần tử đầu tiên là kích thước Kernel theo chiều dọc và phần tử thứ 2 là theo chiều ngang</w:t>
       </w:r>
     </w:p>
@@ -15289,7 +15287,6 @@
         <w:rPr>
           <w:lang w:val="en-US"/>
         </w:rPr>
-        <w:lastRenderedPageBreak/>
         <w:t>&lt;Running Mean Mới&gt;</w:t>
       </w:r>
       <w:r>
@@ -15458,6 +15455,7 @@
         <w:rPr>
           <w:lang w:val="en-US"/>
         </w:rPr>
+        <w:lastRenderedPageBreak/>
         <w:t>Để chuyển sang chế độ Train</w:t>
       </w:r>
     </w:p>
@@ -16641,7 +16639,6 @@
         <w:rPr>
           <w:lang w:val="en-US"/>
         </w:rPr>
-        <w:lastRenderedPageBreak/>
         <w:t>Forward</w:t>
       </w:r>
     </w:p>
@@ -16741,6 +16738,7 @@
         <w:rPr>
           <w:lang w:val="en-US"/>
         </w:rPr>
+        <w:lastRenderedPageBreak/>
         <w:t>&lt;Weight&gt; và &lt;Bias&gt; sẽ được điều chỉnh thông qua lan truyền ngược</w:t>
       </w:r>
     </w:p>
@@ -17963,7 +17961,6 @@
         <w:rPr>
           <w:lang w:val="en-US"/>
         </w:rPr>
-        <w:lastRenderedPageBreak/>
         <w:t>&lt;Lớp 2D Instance Norm&gt; = nn.InstanceNorm2d(</w:t>
       </w:r>
     </w:p>
@@ -19191,7 +19188,6 @@
         <w:rPr>
           <w:lang w:val="en-US"/>
         </w:rPr>
-        <w:lastRenderedPageBreak/>
         <w:t>Forward</w:t>
       </w:r>
     </w:p>
@@ -19288,6 +19284,7 @@
         <w:rPr>
           <w:lang w:val="en-US"/>
         </w:rPr>
+        <w:lastRenderedPageBreak/>
         <w:t>Mục đích phải Scale lên k lần là để tổng giá trị của &lt;Input&gt; không bị thay đổi</w:t>
       </w:r>
     </w:p>
@@ -19552,7 +19549,37 @@
         <w:rPr>
           <w:lang w:val="en-US"/>
         </w:rPr>
-        <w:t>&lt;Output&gt;, &lt;Attention Weight&gt; = &lt;Lớp Multi Head Attention&gt;(&lt;Q&gt;, &lt;K&gt;, &lt;V&gt;)</w:t>
+        <w:t>&lt;Output&gt;, &lt;Attention Weight</w:t>
+      </w:r>
+      <w:r>
+        <w:rPr>
+          <w:lang w:val="en-US"/>
+        </w:rPr>
+        <w:t xml:space="preserve"> Trung Bình</w:t>
+      </w:r>
+      <w:r>
+        <w:rPr>
+          <w:lang w:val="en-US"/>
+        </w:rPr>
+        <w:t>&gt; = &lt;Lớp Multi Head Attention&gt;(&lt;Q&gt;, &lt;K&gt;, &lt;V&gt;)</w:t>
+      </w:r>
+    </w:p>
+    <w:p>
+      <w:pPr>
+        <w:pStyle w:val="ListParagraph"/>
+        <w:numPr>
+          <w:ilvl w:val="0"/>
+          <w:numId w:val="2"/>
+        </w:numPr>
+        <w:rPr>
+          <w:lang w:val="en-US"/>
+        </w:rPr>
+      </w:pPr>
+      <w:r>
+        <w:rPr>
+          <w:lang w:val="en-US"/>
+        </w:rPr>
+        <w:t>&lt;Chiều Dài Chuỗi K&gt; phải = &lt;Chiều Dài Chuỗi V&gt;</w:t>
       </w:r>
     </w:p>
     <w:p>
@@ -19590,7 +19617,21 @@
             <w:rStyle w:val="Hyperlink"/>
             <w:lang w:val="en-US"/>
           </w:rPr>
-          <w:t>https://drive.google.com/file/d/1BMVJZPEosn5biyoN2jNkfvq08epig9Rs/view?usp=sharing</w:t>
+          <w:t>https://drive.google.com/fi</w:t>
+        </w:r>
+        <w:r>
+          <w:rPr>
+            <w:rStyle w:val="Hyperlink"/>
+            <w:lang w:val="en-US"/>
+          </w:rPr>
+          <w:t>l</w:t>
+        </w:r>
+        <w:r>
+          <w:rPr>
+            <w:rStyle w:val="Hyperlink"/>
+            <w:lang w:val="en-US"/>
+          </w:rPr>
+          <w:t>e/d/1BMVJZPEosn5biyoN2jNkfvq08epig9Rs/view?usp=sharing</w:t>
         </w:r>
       </w:hyperlink>
     </w:p>
@@ -19612,19 +19653,403 @@
         <w:t>Ở minh họa trên</w:t>
       </w:r>
     </w:p>
-    <w:p>
-      <w:pPr>
-        <w:pStyle w:val="ListParagraph"/>
-        <w:numPr>
-          <w:ilvl w:val="0"/>
-          <w:numId w:val="2"/>
-        </w:numPr>
-        <w:rPr>
-          <w:lang w:val="en-US"/>
-        </w:rPr>
-      </w:pPr>
-      <w:bookmarkStart w:id="0" w:name="_GoBack"/>
-      <w:bookmarkEnd w:id="0"/>
+    <w:tbl>
+      <w:tblPr>
+        <w:tblStyle w:val="TableGrid"/>
+        <w:tblW w:w="0" w:type="auto"/>
+        <w:tblInd w:w="1080" w:type="dxa"/>
+        <w:tblLook w:val="04A0" w:firstRow="1" w:lastRow="0" w:firstColumn="1" w:lastColumn="0" w:noHBand="0" w:noVBand="1"/>
+      </w:tblPr>
+      <w:tblGrid>
+        <w:gridCol w:w="2081"/>
+        <w:gridCol w:w="1483"/>
+        <w:gridCol w:w="2602"/>
+        <w:gridCol w:w="1996"/>
+      </w:tblGrid>
+      <w:tr>
+        <w:tc>
+          <w:tcPr>
+            <w:tcW w:w="2081" w:type="dxa"/>
+            <w:vAlign w:val="center"/>
+          </w:tcPr>
+          <w:p>
+            <w:pPr>
+              <w:pStyle w:val="ListParagraph"/>
+              <w:ind w:left="0"/>
+              <w:jc w:val="center"/>
+              <w:rPr>
+                <w:lang w:val="en-US"/>
+              </w:rPr>
+            </w:pPr>
+            <w:r>
+              <w:rPr>
+                <w:lang w:val="en-US"/>
+              </w:rPr>
+              <w:t>&lt;Kích Thước Q&gt;</w:t>
+            </w:r>
+          </w:p>
+        </w:tc>
+        <w:tc>
+          <w:tcPr>
+            <w:tcW w:w="1483" w:type="dxa"/>
+            <w:vAlign w:val="center"/>
+          </w:tcPr>
+          <w:p>
+            <w:pPr>
+              <w:pStyle w:val="ListParagraph"/>
+              <w:ind w:left="0"/>
+              <w:jc w:val="center"/>
+              <w:rPr>
+                <w:lang w:val="en-US"/>
+              </w:rPr>
+            </w:pPr>
+            <w:r>
+              <w:rPr>
+                <w:lang w:val="en-US"/>
+              </w:rPr>
+              <w:t>4</w:t>
+            </w:r>
+          </w:p>
+        </w:tc>
+        <w:tc>
+          <w:tcPr>
+            <w:tcW w:w="2602" w:type="dxa"/>
+            <w:vAlign w:val="center"/>
+          </w:tcPr>
+          <w:p>
+            <w:pPr>
+              <w:pStyle w:val="ListParagraph"/>
+              <w:ind w:left="0"/>
+              <w:jc w:val="center"/>
+              <w:rPr>
+                <w:lang w:val="en-US"/>
+              </w:rPr>
+            </w:pPr>
+            <w:r>
+              <w:rPr>
+                <w:lang w:val="en-US"/>
+              </w:rPr>
+              <w:t>&lt;Chiều Dài Chuỗi Q&gt;</w:t>
+            </w:r>
+          </w:p>
+        </w:tc>
+        <w:tc>
+          <w:tcPr>
+            <w:tcW w:w="1996" w:type="dxa"/>
+            <w:vAlign w:val="center"/>
+          </w:tcPr>
+          <w:p>
+            <w:pPr>
+              <w:pStyle w:val="ListParagraph"/>
+              <w:ind w:left="0"/>
+              <w:jc w:val="center"/>
+              <w:rPr>
+                <w:lang w:val="en-US"/>
+              </w:rPr>
+            </w:pPr>
+            <w:r>
+              <w:rPr>
+                <w:lang w:val="en-US"/>
+              </w:rPr>
+              <w:t>2</w:t>
+            </w:r>
+          </w:p>
+        </w:tc>
+      </w:tr>
+      <w:tr>
+        <w:tc>
+          <w:tcPr>
+            <w:tcW w:w="2081" w:type="dxa"/>
+            <w:vAlign w:val="center"/>
+          </w:tcPr>
+          <w:p>
+            <w:pPr>
+              <w:pStyle w:val="ListParagraph"/>
+              <w:ind w:left="0"/>
+              <w:jc w:val="center"/>
+              <w:rPr>
+                <w:lang w:val="en-US"/>
+              </w:rPr>
+            </w:pPr>
+            <w:r>
+              <w:rPr>
+                <w:lang w:val="en-US"/>
+              </w:rPr>
+              <w:t>&lt;Kích Thước K&gt;</w:t>
+            </w:r>
+          </w:p>
+        </w:tc>
+        <w:tc>
+          <w:tcPr>
+            <w:tcW w:w="1483" w:type="dxa"/>
+            <w:vAlign w:val="center"/>
+          </w:tcPr>
+          <w:p>
+            <w:pPr>
+              <w:pStyle w:val="ListParagraph"/>
+              <w:ind w:left="0"/>
+              <w:jc w:val="center"/>
+              <w:rPr>
+                <w:lang w:val="en-US"/>
+              </w:rPr>
+            </w:pPr>
+            <w:r>
+              <w:rPr>
+                <w:lang w:val="en-US"/>
+              </w:rPr>
+              <w:t>6</w:t>
+            </w:r>
+          </w:p>
+        </w:tc>
+        <w:tc>
+          <w:tcPr>
+            <w:tcW w:w="2602" w:type="dxa"/>
+            <w:vAlign w:val="center"/>
+          </w:tcPr>
+          <w:p>
+            <w:pPr>
+              <w:pStyle w:val="ListParagraph"/>
+              <w:ind w:left="0"/>
+              <w:jc w:val="center"/>
+              <w:rPr>
+                <w:lang w:val="en-US"/>
+              </w:rPr>
+            </w:pPr>
+            <w:r>
+              <w:rPr>
+                <w:lang w:val="en-US"/>
+              </w:rPr>
+              <w:t>&lt;Chiều Dài Chuỗi K&gt;, &lt;Chiều Dài Chuỗi V&gt;</w:t>
+            </w:r>
+          </w:p>
+        </w:tc>
+        <w:tc>
+          <w:tcPr>
+            <w:tcW w:w="1996" w:type="dxa"/>
+            <w:vAlign w:val="center"/>
+          </w:tcPr>
+          <w:p>
+            <w:pPr>
+              <w:pStyle w:val="ListParagraph"/>
+              <w:ind w:left="0"/>
+              <w:jc w:val="center"/>
+              <w:rPr>
+                <w:lang w:val="en-US"/>
+              </w:rPr>
+            </w:pPr>
+            <w:r>
+              <w:rPr>
+                <w:lang w:val="en-US"/>
+              </w:rPr>
+              <w:t>5</w:t>
+            </w:r>
+          </w:p>
+        </w:tc>
+      </w:tr>
+      <w:tr>
+        <w:tc>
+          <w:tcPr>
+            <w:tcW w:w="2081" w:type="dxa"/>
+            <w:vAlign w:val="center"/>
+          </w:tcPr>
+          <w:p>
+            <w:pPr>
+              <w:pStyle w:val="ListParagraph"/>
+              <w:ind w:left="0"/>
+              <w:jc w:val="center"/>
+              <w:rPr>
+                <w:lang w:val="en-US"/>
+              </w:rPr>
+            </w:pPr>
+            <w:r>
+              <w:rPr>
+                <w:lang w:val="en-US"/>
+              </w:rPr>
+              <w:t>&lt;Kích Thước V&gt;</w:t>
+            </w:r>
+          </w:p>
+        </w:tc>
+        <w:tc>
+          <w:tcPr>
+            <w:tcW w:w="1483" w:type="dxa"/>
+            <w:vAlign w:val="center"/>
+          </w:tcPr>
+          <w:p>
+            <w:pPr>
+              <w:pStyle w:val="ListParagraph"/>
+              <w:ind w:left="0"/>
+              <w:jc w:val="center"/>
+              <w:rPr>
+                <w:lang w:val="en-US"/>
+              </w:rPr>
+            </w:pPr>
+            <w:r>
+              <w:rPr>
+                <w:lang w:val="en-US"/>
+              </w:rPr>
+              <w:t>5</w:t>
+            </w:r>
+          </w:p>
+        </w:tc>
+        <w:tc>
+          <w:tcPr>
+            <w:tcW w:w="2602" w:type="dxa"/>
+            <w:vAlign w:val="center"/>
+          </w:tcPr>
+          <w:p>
+            <w:pPr>
+              <w:pStyle w:val="ListParagraph"/>
+              <w:ind w:left="0"/>
+              <w:jc w:val="center"/>
+              <w:rPr>
+                <w:lang w:val="en-US"/>
+              </w:rPr>
+            </w:pPr>
+            <w:r>
+              <w:rPr>
+                <w:lang w:val="en-US"/>
+              </w:rPr>
+              <w:t>&lt;Kích Thước Batch&gt;</w:t>
+            </w:r>
+          </w:p>
+        </w:tc>
+        <w:tc>
+          <w:tcPr>
+            <w:tcW w:w="1996" w:type="dxa"/>
+            <w:vAlign w:val="center"/>
+          </w:tcPr>
+          <w:p>
+            <w:pPr>
+              <w:pStyle w:val="ListParagraph"/>
+              <w:ind w:left="0"/>
+              <w:jc w:val="center"/>
+              <w:rPr>
+                <w:lang w:val="en-US"/>
+              </w:rPr>
+            </w:pPr>
+            <w:r>
+              <w:rPr>
+                <w:lang w:val="en-US"/>
+              </w:rPr>
+              <w:t>3</w:t>
+            </w:r>
+          </w:p>
+        </w:tc>
+      </w:tr>
+    </w:tbl>
+    <w:p>
+      <w:pPr>
+        <w:pStyle w:val="ListParagraph"/>
+        <w:numPr>
+          <w:ilvl w:val="0"/>
+          <w:numId w:val="2"/>
+        </w:numPr>
+        <w:rPr>
+          <w:lang w:val="en-US"/>
+        </w:rPr>
+      </w:pPr>
+      <w:r>
+        <w:rPr>
+          <w:lang w:val="en-US"/>
+        </w:rPr>
+        <w:t>4 ô màu đỏ ở &lt;Q&gt; là ví dụ cho Query của 1 Token nào đó</w:t>
+      </w:r>
+      <w:r>
+        <w:rPr>
+          <w:lang w:val="en-US"/>
+        </w:rPr>
+        <w:t>, 6 ô màu</w:t>
+      </w:r>
+      <w:r>
+        <w:rPr>
+          <w:lang w:val="en-US"/>
+        </w:rPr>
+        <w:t xml:space="preserve"> đỏ ở </w:t>
+      </w:r>
+      <w:r>
+        <w:rPr>
+          <w:lang w:val="en-US"/>
+        </w:rPr>
+        <w:t>&lt;</w:t>
+      </w:r>
+      <w:r>
+        <w:rPr>
+          <w:lang w:val="en-US"/>
+        </w:rPr>
+        <w:t>K</w:t>
+      </w:r>
+      <w:r>
+        <w:rPr>
+          <w:lang w:val="en-US"/>
+        </w:rPr>
+        <w:t>&gt;</w:t>
+      </w:r>
+      <w:r>
+        <w:rPr>
+          <w:lang w:val="en-US"/>
+        </w:rPr>
+        <w:t xml:space="preserve"> và 5 ô màu đỏ ở </w:t>
+      </w:r>
+      <w:r>
+        <w:rPr>
+          <w:lang w:val="en-US"/>
+        </w:rPr>
+        <w:t>&lt;</w:t>
+      </w:r>
+      <w:r>
+        <w:rPr>
+          <w:lang w:val="en-US"/>
+        </w:rPr>
+        <w:t>V</w:t>
+      </w:r>
+      <w:r>
+        <w:rPr>
+          <w:lang w:val="en-US"/>
+        </w:rPr>
+        <w:t>&gt; là ví dụ cho Key và Value của 1 Token khác</w:t>
+      </w:r>
+    </w:p>
+    <w:p>
+      <w:pPr>
+        <w:pStyle w:val="ListParagraph"/>
+        <w:numPr>
+          <w:ilvl w:val="0"/>
+          <w:numId w:val="2"/>
+        </w:numPr>
+        <w:rPr>
+          <w:lang w:val="en-US"/>
+        </w:rPr>
+      </w:pPr>
+      <w:r>
+        <w:rPr>
+          <w:lang w:val="en-US"/>
+        </w:rPr>
+        <w:t xml:space="preserve">Tưởng tượng &lt;Q&gt; là “Tèo” và “Tí”, &lt;K&gt; là </w:t>
+      </w:r>
+      <w:r>
+        <w:rPr>
+          <w:lang w:val="en-US"/>
+        </w:rPr>
+        <w:t>“An”, “Bình”, “Đức”, “V” là “Yếu”, “Mạnh”, “Quái Vật”, ta cầm từng phần tử trong Q đi hỏi từng phần tử trong K xem mày có ảnh hưởng nhiều tới tao không, sau đó dùng mức độ ảnh hưởng đó đối chiếu với “V”, ví dụ “Tèo” bị “An” ảnh hưởng nhiều, nhưng bị ảnh hưởng ít bởi “Bình” và “Đức”, suy ra “Tèo” “Yếu”, “Tí” bị ảnh hưởng nhiều bởi “Đức” và “Bình”, suy ra “Tí” “Mạnh Vãi Lồn”</w:t>
+      </w:r>
+    </w:p>
+    <w:p>
+      <w:pPr>
+        <w:pStyle w:val="ListParagraph"/>
+        <w:numPr>
+          <w:ilvl w:val="0"/>
+          <w:numId w:val="2"/>
+        </w:numPr>
+        <w:rPr>
+          <w:lang w:val="en-US"/>
+        </w:rPr>
+      </w:pPr>
+      <w:r>
+        <w:rPr>
+          <w:lang w:val="en-US"/>
+        </w:rPr>
+        <w:t>Mức độ ảnh hưởng đo được = tích vô hướng giữa Query với từng Key, sau khi quy đổi ra trọng số thì giá trị Query nhận được = tổng Value * trọng số tương ứng</w:t>
+      </w:r>
     </w:p>
     <w:p>
       <w:pPr>
@@ -19977,7 +20402,7 @@
               <w:rPr>
                 <w:lang w:val="en-US"/>
               </w:rPr>
-              <w:t>V</w:t>
+              <w:t>Q</w:t>
             </w:r>
             <w:r>
               <w:rPr>
@@ -19989,7 +20414,25 @@
               <w:rPr>
                 <w:lang w:val="en-US"/>
               </w:rPr>
-              <w:t>, &lt; Kích Thước V&gt;</w:t>
+              <w:t>, &lt;</w:t>
+            </w:r>
+            <w:r>
+              <w:rPr>
+                <w:lang w:val="en-US"/>
+              </w:rPr>
+              <w:t>Kích Thướ</w:t>
+            </w:r>
+            <w:r>
+              <w:rPr>
+                <w:lang w:val="en-US"/>
+              </w:rPr>
+              <w:t>c Q</w:t>
+            </w:r>
+            <w:r>
+              <w:rPr>
+                <w:lang w:val="en-US"/>
+              </w:rPr>
+              <w:t>&gt;</w:t>
             </w:r>
             <w:r>
               <w:rPr>
@@ -20039,7 +20482,19 @@
               <w:rPr>
                 <w:lang w:val="en-US"/>
               </w:rPr>
-              <w:t>(&lt;Kích Thước V&gt;)</w:t>
+              <w:t xml:space="preserve">(&lt;Kích Thước </w:t>
+            </w:r>
+            <w:r>
+              <w:rPr>
+                <w:lang w:val="en-US"/>
+              </w:rPr>
+              <w:t>Q</w:t>
+            </w:r>
+            <w:r>
+              <w:rPr>
+                <w:lang w:val="en-US"/>
+              </w:rPr>
+              <w:t>&gt;)</w:t>
             </w:r>
           </w:p>
         </w:tc>
@@ -20155,6 +20610,8 @@
             </w:r>
           </w:p>
         </w:tc>
+        <w:bookmarkStart w:id="0" w:name="_GoBack"/>
+        <w:bookmarkEnd w:id="0"/>
       </w:tr>
       <w:tr>
         <w:tc>
@@ -20304,27 +20761,44 @@
         <w:rPr>
           <w:lang w:val="en-US"/>
         </w:rPr>
+        <w:t>&lt;In Weight&gt; là 3 thằng &lt;Q Weight&gt;, &lt;K Weight&gt;, &lt;V Weight&gt; nối với nhau theo đúng thứ tự</w:t>
+      </w:r>
+    </w:p>
+    <w:p>
+      <w:pPr>
+        <w:pStyle w:val="ListParagraph"/>
+        <w:numPr>
+          <w:ilvl w:val="0"/>
+          <w:numId w:val="2"/>
+        </w:numPr>
+        <w:rPr>
+          <w:lang w:val="en-US"/>
+        </w:rPr>
+      </w:pPr>
+      <w:r>
+        <w:rPr>
+          <w:lang w:val="en-US"/>
+        </w:rPr>
         <w:t>Tóm tắt các trường hợp</w:t>
       </w:r>
     </w:p>
     <w:tbl>
       <w:tblPr>
         <w:tblStyle w:val="TableGrid"/>
-        <w:tblW w:w="8809" w:type="dxa"/>
+        <w:tblW w:w="10227" w:type="dxa"/>
         <w:tblInd w:w="1080" w:type="dxa"/>
         <w:tblLook w:val="04A0" w:firstRow="1" w:lastRow="0" w:firstColumn="1" w:lastColumn="0" w:noHBand="0" w:noVBand="1"/>
       </w:tblPr>
       <w:tblGrid>
-        <w:gridCol w:w="1722"/>
-        <w:gridCol w:w="1701"/>
-        <w:gridCol w:w="1417"/>
-        <w:gridCol w:w="1843"/>
-        <w:gridCol w:w="2126"/>
+        <w:gridCol w:w="2572"/>
+        <w:gridCol w:w="2552"/>
+        <w:gridCol w:w="2551"/>
+        <w:gridCol w:w="2552"/>
       </w:tblGrid>
       <w:tr>
         <w:tc>
           <w:tcPr>
-            <w:tcW w:w="1722" w:type="dxa"/>
+            <w:tcW w:w="2572" w:type="dxa"/>
             <w:vAlign w:val="center"/>
           </w:tcPr>
           <w:p>
@@ -20341,12 +20815,36 @@
                 <w:lang w:val="en-US"/>
               </w:rPr>
               <w:t>&lt;Q&gt; Shape</w:t>
+            </w:r>
+            <w:r>
+              <w:rPr>
+                <w:lang w:val="en-US"/>
+              </w:rPr>
+              <w:t>,</w:t>
+            </w:r>
+          </w:p>
+          <w:p>
+            <w:pPr>
+              <w:pStyle w:val="ListParagraph"/>
+              <w:ind w:left="0"/>
+              <w:jc w:val="center"/>
+              <w:rPr>
+                <w:lang w:val="en-US"/>
+              </w:rPr>
+            </w:pPr>
+            <w:r>
+              <w:rPr>
+                <w:lang w:val="en-US"/>
+              </w:rPr>
+              <w:lastRenderedPageBreak/>
+              <w:t>&lt;Output&gt; Shape</w:t>
             </w:r>
           </w:p>
         </w:tc>
         <w:tc>
           <w:tcPr>
-            <w:tcW w:w="1701" w:type="dxa"/>
+            <w:tcW w:w="2552" w:type="dxa"/>
+            <w:vAlign w:val="center"/>
           </w:tcPr>
           <w:p>
             <w:pPr>
@@ -20361,13 +20859,15 @@
               <w:rPr>
                 <w:lang w:val="en-US"/>
               </w:rPr>
+              <w:lastRenderedPageBreak/>
               <w:t>&lt;K&gt; Shape</w:t>
             </w:r>
           </w:p>
         </w:tc>
         <w:tc>
           <w:tcPr>
-            <w:tcW w:w="1417" w:type="dxa"/>
+            <w:tcW w:w="2551" w:type="dxa"/>
+            <w:vAlign w:val="center"/>
           </w:tcPr>
           <w:p>
             <w:pPr>
@@ -20388,28 +20888,7 @@
         </w:tc>
         <w:tc>
           <w:tcPr>
-            <w:tcW w:w="1843" w:type="dxa"/>
-          </w:tcPr>
-          <w:p>
-            <w:pPr>
-              <w:pStyle w:val="ListParagraph"/>
-              <w:ind w:left="0"/>
-              <w:jc w:val="center"/>
-              <w:rPr>
-                <w:lang w:val="en-US"/>
-              </w:rPr>
-            </w:pPr>
-            <w:r>
-              <w:rPr>
-                <w:lang w:val="en-US"/>
-              </w:rPr>
-              <w:t>&lt;Output&gt; Shape</w:t>
-            </w:r>
-          </w:p>
-        </w:tc>
-        <w:tc>
-          <w:tcPr>
-            <w:tcW w:w="2126" w:type="dxa"/>
+            <w:tcW w:w="2552" w:type="dxa"/>
             <w:vAlign w:val="center"/>
           </w:tcPr>
           <w:p>
@@ -20425,7 +20904,26 @@
               <w:rPr>
                 <w:lang w:val="en-US"/>
               </w:rPr>
-              <w:t>&lt;Attention Weight&gt; Shape</w:t>
+              <w:t>&lt;Attention Weight</w:t>
+            </w:r>
+            <w:r>
+              <w:rPr>
+                <w:lang w:val="en-US"/>
+              </w:rPr>
+              <w:t xml:space="preserve"> </w:t>
+            </w:r>
+            <w:r>
+              <w:rPr>
+                <w:lang w:val="en-US"/>
+              </w:rPr>
+              <w:lastRenderedPageBreak/>
+              <w:t>Trung Bình</w:t>
+            </w:r>
+            <w:r>
+              <w:rPr>
+                <w:lang w:val="en-US"/>
+              </w:rPr>
+              <w:t>&gt; Shape</w:t>
             </w:r>
           </w:p>
         </w:tc>
@@ -20433,7 +20931,7 @@
       <w:tr>
         <w:tc>
           <w:tcPr>
-            <w:tcW w:w="1722" w:type="dxa"/>
+            <w:tcW w:w="2572" w:type="dxa"/>
             <w:vAlign w:val="center"/>
           </w:tcPr>
           <w:p>
@@ -20449,6 +20947,7 @@
               <w:rPr>
                 <w:lang w:val="en-US"/>
               </w:rPr>
+              <w:lastRenderedPageBreak/>
               <w:t>(&lt;Kích Thước Batch&gt;,</w:t>
             </w:r>
           </w:p>
@@ -20465,20 +20964,14 @@
               <w:rPr>
                 <w:lang w:val="en-US"/>
               </w:rPr>
-              <w:t xml:space="preserve">&lt;Chiều Dài Chuỗi Q&gt;, &lt;Kích Thước </w:t>
-            </w:r>
-            <w:r>
-              <w:rPr>
-                <w:lang w:val="en-US"/>
-              </w:rPr>
-              <w:lastRenderedPageBreak/>
-              <w:t>Q&gt;)</w:t>
+              <w:t>&lt;Chiều Dài Chuỗi Q&gt;, &lt;Kích Thước Q&gt;)</w:t>
             </w:r>
           </w:p>
         </w:tc>
         <w:tc>
           <w:tcPr>
-            <w:tcW w:w="1701" w:type="dxa"/>
+            <w:tcW w:w="2552" w:type="dxa"/>
+            <w:vAlign w:val="center"/>
           </w:tcPr>
           <w:p>
             <w:pPr>
@@ -20493,7 +20986,6 @@
               <w:rPr>
                 <w:lang w:val="en-US"/>
               </w:rPr>
-              <w:lastRenderedPageBreak/>
               <w:t>(&lt;Kích Thước Batch&gt;,</w:t>
             </w:r>
           </w:p>
@@ -20510,20 +21002,14 @@
               <w:rPr>
                 <w:lang w:val="en-US"/>
               </w:rPr>
-              <w:t xml:space="preserve">&lt;Chiều Dài Chuỗi K&gt;, &lt;Kích Thước </w:t>
-            </w:r>
-            <w:r>
-              <w:rPr>
-                <w:lang w:val="en-US"/>
-              </w:rPr>
-              <w:lastRenderedPageBreak/>
-              <w:t>K&gt;)</w:t>
+              <w:t>&lt;Chiều Dài Chuỗi K&gt;, &lt;Kích Thước K&gt;)</w:t>
             </w:r>
           </w:p>
         </w:tc>
         <w:tc>
           <w:tcPr>
-            <w:tcW w:w="1417" w:type="dxa"/>
+            <w:tcW w:w="2551" w:type="dxa"/>
+            <w:vAlign w:val="center"/>
           </w:tcPr>
           <w:p>
             <w:pPr>
@@ -20538,7 +21024,6 @@
               <w:rPr>
                 <w:lang w:val="en-US"/>
               </w:rPr>
-              <w:lastRenderedPageBreak/>
               <w:t>(&lt;Kích Thước Batch&gt;,</w:t>
             </w:r>
           </w:p>
@@ -20555,20 +21040,14 @@
               <w:rPr>
                 <w:lang w:val="en-US"/>
               </w:rPr>
-              <w:t xml:space="preserve">&lt;Chiều Dài Chuỗi V&gt;, </w:t>
-            </w:r>
-            <w:r>
-              <w:rPr>
-                <w:lang w:val="en-US"/>
-              </w:rPr>
-              <w:lastRenderedPageBreak/>
-              <w:t>&lt;Kích Thước V&gt;)</w:t>
+              <w:t>&lt;Chiều Dài Chuỗi K&gt;, &lt;Kích Thước V&gt;)</w:t>
             </w:r>
           </w:p>
         </w:tc>
         <w:tc>
           <w:tcPr>
-            <w:tcW w:w="1843" w:type="dxa"/>
+            <w:tcW w:w="2552" w:type="dxa"/>
+            <w:vAlign w:val="center"/>
           </w:tcPr>
           <w:p>
             <w:pPr>
@@ -20583,30 +21062,49 @@
               <w:rPr>
                 <w:lang w:val="en-US"/>
               </w:rPr>
-              <w:lastRenderedPageBreak/>
-              <w:t>(&lt;Kích Thước Batch&gt;,</w:t>
-            </w:r>
-          </w:p>
-          <w:p>
-            <w:pPr>
-              <w:pStyle w:val="ListParagraph"/>
-              <w:ind w:left="0"/>
-              <w:jc w:val="center"/>
-              <w:rPr>
-                <w:lang w:val="en-US"/>
-              </w:rPr>
-            </w:pPr>
-            <w:r>
-              <w:rPr>
-                <w:lang w:val="en-US"/>
-              </w:rPr>
-              <w:t>&lt;Chiều Dài Chuỗi V&gt;, &lt;Kích Thước V&gt;)</w:t>
+              <w:t>(&lt;Kích Thước Batch&gt;, &lt;Chiều Dài Chuỗi Q&gt;, &lt;Chiều Dài Chuỗi K&gt;)</w:t>
+            </w:r>
+          </w:p>
+        </w:tc>
+      </w:tr>
+      <w:tr>
+        <w:tc>
+          <w:tcPr>
+            <w:tcW w:w="2572" w:type="dxa"/>
+            <w:vAlign w:val="center"/>
+          </w:tcPr>
+          <w:p>
+            <w:pPr>
+              <w:pStyle w:val="ListParagraph"/>
+              <w:ind w:left="0"/>
+              <w:jc w:val="center"/>
+              <w:rPr>
+                <w:lang w:val="en-US"/>
+              </w:rPr>
+            </w:pPr>
+            <w:r>
+              <w:rPr>
+                <w:lang w:val="en-US"/>
+              </w:rPr>
+              <w:t>(&lt;Chiều Dài Chuỗ</w:t>
+            </w:r>
+            <w:r>
+              <w:rPr>
+                <w:lang w:val="en-US"/>
+              </w:rPr>
+              <w:t xml:space="preserve">i </w:t>
+            </w:r>
+            <w:r>
+              <w:rPr>
+                <w:lang w:val="en-US"/>
+              </w:rPr>
+              <w:t>Q&gt;, &lt;Kích Thước Q&gt;)</w:t>
             </w:r>
           </w:p>
         </w:tc>
         <w:tc>
           <w:tcPr>
-            <w:tcW w:w="2126" w:type="dxa"/>
+            <w:tcW w:w="2552" w:type="dxa"/>
             <w:vAlign w:val="center"/>
           </w:tcPr>
           <w:p>
@@ -20622,39 +21120,63 @@
               <w:rPr>
                 <w:lang w:val="en-US"/>
               </w:rPr>
-              <w:t>(&lt;Kích Thước Batch&gt;,</w:t>
-            </w:r>
-          </w:p>
-          <w:p>
-            <w:pPr>
-              <w:pStyle w:val="ListParagraph"/>
-              <w:ind w:left="0"/>
-              <w:jc w:val="center"/>
-              <w:rPr>
-                <w:lang w:val="en-US"/>
-              </w:rPr>
-            </w:pPr>
-            <w:r>
-              <w:rPr>
-                <w:lang w:val="en-US"/>
-              </w:rPr>
-              <w:t>&lt;Số Kênh Input&gt;,</w:t>
-            </w:r>
-          </w:p>
-          <w:p>
-            <w:pPr>
-              <w:pStyle w:val="ListParagraph"/>
-              <w:ind w:left="0"/>
-              <w:jc w:val="center"/>
-              <w:rPr>
-                <w:lang w:val="en-US"/>
-              </w:rPr>
-            </w:pPr>
-            <w:r>
-              <w:rPr>
-                <w:lang w:val="en-US"/>
-              </w:rPr>
-              <w:t>…)</w:t>
+              <w:t>(</w:t>
+            </w:r>
+            <w:r>
+              <w:rPr>
+                <w:lang w:val="en-US"/>
+              </w:rPr>
+              <w:t>&lt;Chiều Dài Chuỗi K&gt;, &lt;Kích Thước K&gt;)</w:t>
+            </w:r>
+          </w:p>
+        </w:tc>
+        <w:tc>
+          <w:tcPr>
+            <w:tcW w:w="2551" w:type="dxa"/>
+            <w:vAlign w:val="center"/>
+          </w:tcPr>
+          <w:p>
+            <w:pPr>
+              <w:pStyle w:val="ListParagraph"/>
+              <w:ind w:left="0"/>
+              <w:jc w:val="center"/>
+              <w:rPr>
+                <w:lang w:val="en-US"/>
+              </w:rPr>
+            </w:pPr>
+            <w:r>
+              <w:rPr>
+                <w:lang w:val="en-US"/>
+              </w:rPr>
+              <w:t>(</w:t>
+            </w:r>
+            <w:r>
+              <w:rPr>
+                <w:lang w:val="en-US"/>
+              </w:rPr>
+              <w:t>&lt;Chiều Dài Chuỗi K&gt;, &lt;Kích Thước V&gt;)</w:t>
+            </w:r>
+          </w:p>
+        </w:tc>
+        <w:tc>
+          <w:tcPr>
+            <w:tcW w:w="2552" w:type="dxa"/>
+            <w:vAlign w:val="center"/>
+          </w:tcPr>
+          <w:p>
+            <w:pPr>
+              <w:pStyle w:val="ListParagraph"/>
+              <w:ind w:left="0"/>
+              <w:jc w:val="center"/>
+              <w:rPr>
+                <w:lang w:val="en-US"/>
+              </w:rPr>
+            </w:pPr>
+            <w:r>
+              <w:rPr>
+                <w:lang w:val="en-US"/>
+              </w:rPr>
+              <w:t>(&lt;Chiều Dài Chuỗi Q&gt;, &lt;Chiều Dài Chuỗi K&gt;)</w:t>
             </w:r>
           </w:p>
         </w:tc>
@@ -20955,8 +21477,8 @@
         <w:tblLook w:val="04A0" w:firstRow="1" w:lastRow="0" w:firstColumn="1" w:lastColumn="0" w:noHBand="0" w:noVBand="1"/>
       </w:tblPr>
       <w:tblGrid>
-        <w:gridCol w:w="4086"/>
-        <w:gridCol w:w="4076"/>
+        <w:gridCol w:w="4621"/>
+        <w:gridCol w:w="4621"/>
       </w:tblGrid>
       <w:tr>
         <w:tc>
@@ -21073,8 +21595,8 @@
         <w:tblLook w:val="04A0" w:firstRow="1" w:lastRow="0" w:firstColumn="1" w:lastColumn="0" w:noHBand="0" w:noVBand="1"/>
       </w:tblPr>
       <w:tblGrid>
-        <w:gridCol w:w="4091"/>
-        <w:gridCol w:w="4071"/>
+        <w:gridCol w:w="4621"/>
+        <w:gridCol w:w="4621"/>
       </w:tblGrid>
       <w:tr>
         <w:tc>
@@ -21619,6 +22141,7 @@
         <w:rPr>
           <w:lang w:val="en-US"/>
         </w:rPr>
+        <w:lastRenderedPageBreak/>
         <w:t>Cách Sử Dụng Data Loader Để Xáo Trộn Bộ Dữ Liệu và chia thành các Batch?</w:t>
       </w:r>
     </w:p>
@@ -21676,7 +22199,6 @@
         <w:rPr>
           <w:lang w:val="en-US"/>
         </w:rPr>
-        <w:lastRenderedPageBreak/>
         <w:t>DATA_LOADER</w:t>
       </w:r>
       <w:r>
@@ -22706,6 +23228,7 @@
         <w:rPr>
           <w:lang w:val="en-US"/>
         </w:rPr>
+        <w:lastRenderedPageBreak/>
         <w:t>)</w:t>
       </w:r>
     </w:p>
@@ -22766,7 +23289,6 @@
         <w:rPr>
           <w:lang w:val="en-US"/>
         </w:rPr>
-        <w:lastRenderedPageBreak/>
         <w:t>y_</w:t>
       </w:r>
       <w:r>
@@ -23827,6 +24349,7 @@
         <w:rPr>
           <w:lang w:val="en-US"/>
         </w:rPr>
+        <w:lastRenderedPageBreak/>
         <w:tab/>
         <w:t>.diagonal(offset</w:t>
       </w:r>
@@ -23866,7 +24389,6 @@
         <w:rPr>
           <w:lang w:val="en-US"/>
         </w:rPr>
-        <w:lastRenderedPageBreak/>
         <w:t>chéo được dịch lên một đoạ</w:t>
       </w:r>
       <w:r>
@@ -24412,6 +24934,7 @@
         <w:rPr>
           <w:lang w:val="en-US"/>
         </w:rPr>
+        <w:lastRenderedPageBreak/>
         <w:t xml:space="preserve">     matrix theo đường chéo được dịch chuyển lên offset</w:t>
       </w:r>
       <w:r>
@@ -24432,7 +24955,6 @@
         <w:rPr>
           <w:lang w:val="en-US"/>
         </w:rPr>
-        <w:lastRenderedPageBreak/>
         <w:t xml:space="preserve">      </w:t>
       </w:r>
       <w:r>
@@ -24945,6 +25467,7 @@
         <w:rPr>
           <w:lang w:val="en-US"/>
         </w:rPr>
+        <w:lastRenderedPageBreak/>
         <w:t>Ex: dist.</w:t>
       </w:r>
       <w:r>
@@ -24976,7 +25499,6 @@
         <w:rPr>
           <w:lang w:val="en-US"/>
         </w:rPr>
-        <w:lastRenderedPageBreak/>
         <w:tab/>
       </w:r>
       <w:r>
@@ -25475,6 +25997,7 @@
         <w:rPr>
           <w:lang w:val="en-US"/>
         </w:rPr>
+        <w:lastRenderedPageBreak/>
         <w:t>train, khi vào trạng thái này thì bỏ</w:t>
       </w:r>
     </w:p>
@@ -25489,7 +26012,6 @@
         <w:rPr>
           <w:lang w:val="en-US"/>
         </w:rPr>
-        <w:lastRenderedPageBreak/>
         <w:t>Ex: model.eval()</w:t>
       </w:r>
     </w:p>
@@ -25606,8 +26128,8 @@
       </w:r>
     </w:p>
     <w:sectPr>
-      <w:pgSz w:w="11906" w:h="16838"/>
-      <w:pgMar w:top="1440" w:right="1440" w:bottom="1440" w:left="1440" w:header="708" w:footer="708" w:gutter="0"/>
+      <w:pgSz w:w="13041" w:h="16840"/>
+      <w:pgMar w:top="1440" w:right="1440" w:bottom="1440" w:left="1440" w:header="709" w:footer="709" w:gutter="0"/>
       <w:cols w:space="708"/>
       <w:docGrid w:linePitch="360"/>
     </w:sectPr>

--- a/torch.docx
+++ b/torch.docx
@@ -2574,7 +2574,7 @@
         <w:rPr>
           <w:lang w:val="en-US"/>
         </w:rPr>
-        <w:t>Trả Về Tensor Chỉ Chứa 1 Giá Trị Nào Đó?</w:t>
+        <w:t>Trả Về Tensor Có Giá Trị Ngẫu Nhiên Là Số Nguyên?</w:t>
       </w:r>
     </w:p>
     <w:p>
@@ -2595,7 +2595,25 @@
         <w:rPr>
           <w:lang w:val="en-US"/>
         </w:rPr>
-        <w:t>torch.full(&lt;Shape&gt;, &lt;Giá trị&gt;)</w:t>
+        <w:t>torch.randint(&lt;Max&gt;, &lt;Shape&gt;)</w:t>
+      </w:r>
+    </w:p>
+    <w:p>
+      <w:pPr>
+        <w:pStyle w:val="ListParagraph"/>
+        <w:numPr>
+          <w:ilvl w:val="0"/>
+          <w:numId w:val="2"/>
+        </w:numPr>
+        <w:rPr>
+          <w:lang w:val="en-US"/>
+        </w:rPr>
+      </w:pPr>
+      <w:r>
+        <w:rPr>
+          <w:lang w:val="en-US"/>
+        </w:rPr>
+        <w:t>Tensor được trả về sẽ có giá trị nguyên từ 0 đến &lt;Max&gt; – 1</w:t>
       </w:r>
     </w:p>
     <w:p>
@@ -2634,43 +2652,117 @@
         <w:rPr>
           <w:lang w:val="en-US"/>
         </w:rPr>
-        <w:t>torch.full((2, 3), 1.5)</w:t>
-      </w:r>
-    </w:p>
-    <w:p>
-      <w:pPr>
-        <w:pStyle w:val="ListParagraph"/>
-        <w:numPr>
-          <w:ilvl w:val="0"/>
-          <w:numId w:val="2"/>
-        </w:numPr>
-        <w:rPr>
-          <w:lang w:val="en-US"/>
-        </w:rPr>
-      </w:pPr>
-      <w:r>
-        <w:rPr>
-          <w:lang w:val="en-US"/>
-        </w:rPr>
-        <w:t>Lệnh này còn có thể dùng để Fill giá trị cho 1 lớp trong Tensor</w:t>
-      </w:r>
-    </w:p>
-    <w:p>
-      <w:pPr>
-        <w:pStyle w:val="ListParagraph"/>
-        <w:numPr>
-          <w:ilvl w:val="0"/>
-          <w:numId w:val="2"/>
-        </w:numPr>
-        <w:rPr>
-          <w:lang w:val="en-US"/>
-        </w:rPr>
-      </w:pPr>
-      <w:r>
-        <w:rPr>
-          <w:lang w:val="en-US"/>
-        </w:rPr>
-        <w:t>Ví dụ</w:t>
+        <w:t>foo = torch.randint(8, (2, 4))</w:t>
+      </w:r>
+    </w:p>
+    <w:p>
+      <w:pPr>
+        <w:pStyle w:val="ListParagraph"/>
+        <w:numPr>
+          <w:ilvl w:val="0"/>
+          <w:numId w:val="2"/>
+        </w:numPr>
+        <w:rPr>
+          <w:lang w:val="en-US"/>
+        </w:rPr>
+      </w:pPr>
+      <w:r>
+        <w:rPr>
+          <w:lang w:val="en-US"/>
+        </w:rPr>
+        <w:t>Ta có</w:t>
+      </w:r>
+    </w:p>
+    <w:tbl>
+      <w:tblPr>
+        <w:tblStyle w:val="TableGrid"/>
+        <w:tblW w:w="0" w:type="auto"/>
+        <w:tblInd w:w="1080" w:type="dxa"/>
+        <w:tblLook w:val="04A0" w:firstRow="1" w:lastRow="0" w:firstColumn="1" w:lastColumn="0" w:noHBand="0" w:noVBand="1"/>
+      </w:tblPr>
+      <w:tblGrid>
+        <w:gridCol w:w="4648"/>
+        <w:gridCol w:w="4649"/>
+      </w:tblGrid>
+      <w:tr>
+        <w:tc>
+          <w:tcPr>
+            <w:tcW w:w="5188" w:type="dxa"/>
+            <w:vAlign w:val="center"/>
+          </w:tcPr>
+          <w:p>
+            <w:pPr>
+              <w:pStyle w:val="ListParagraph"/>
+              <w:ind w:left="0"/>
+              <w:jc w:val="center"/>
+              <w:rPr>
+                <w:lang w:val="en-US"/>
+              </w:rPr>
+            </w:pPr>
+            <w:r>
+              <w:rPr>
+                <w:lang w:val="en-US"/>
+              </w:rPr>
+              <w:t>foo</w:t>
+            </w:r>
+          </w:p>
+        </w:tc>
+        <w:tc>
+          <w:tcPr>
+            <w:tcW w:w="5189" w:type="dxa"/>
+            <w:vAlign w:val="center"/>
+          </w:tcPr>
+          <w:p>
+            <w:pPr>
+              <w:pStyle w:val="ListParagraph"/>
+              <w:ind w:left="0"/>
+              <w:jc w:val="center"/>
+              <w:rPr>
+                <w:lang w:val="en-US"/>
+              </w:rPr>
+            </w:pPr>
+            <w:r>
+              <w:rPr>
+                <w:lang w:val="en-US"/>
+              </w:rPr>
+              <w:t>[[1, 0, 2, 7],</w:t>
+            </w:r>
+          </w:p>
+          <w:p>
+            <w:pPr>
+              <w:pStyle w:val="ListParagraph"/>
+              <w:ind w:left="0"/>
+              <w:jc w:val="center"/>
+              <w:rPr>
+                <w:lang w:val="en-US"/>
+              </w:rPr>
+            </w:pPr>
+            <w:r>
+              <w:rPr>
+                <w:lang w:val="en-US"/>
+              </w:rPr>
+              <w:t>[5, 4, 1, 3]]</w:t>
+            </w:r>
+          </w:p>
+        </w:tc>
+      </w:tr>
+    </w:tbl>
+    <w:p>
+      <w:pPr>
+        <w:pStyle w:val="ListParagraph"/>
+        <w:numPr>
+          <w:ilvl w:val="0"/>
+          <w:numId w:val="3"/>
+        </w:numPr>
+        <w:rPr>
+          <w:lang w:val="en-US"/>
+        </w:rPr>
+      </w:pPr>
+      <w:r>
+        <w:rPr>
+          <w:lang w:val="en-US"/>
+        </w:rPr>
+        <w:t>Trả Về Tensor Có Giá Trị Ngẫu Nhiên Từ 0 Đến 1?</w:t>
       </w:r>
     </w:p>
     <w:p>
@@ -2691,7 +2783,25 @@
         <w:rPr>
           <w:lang w:val="en-US"/>
         </w:rPr>
-        <w:t>x = torch.zeros(2, 3, 4)</w:t>
+        <w:t>torch.rand(&lt;Shape&gt;)</w:t>
+      </w:r>
+    </w:p>
+    <w:p>
+      <w:pPr>
+        <w:pStyle w:val="ListParagraph"/>
+        <w:numPr>
+          <w:ilvl w:val="0"/>
+          <w:numId w:val="2"/>
+        </w:numPr>
+        <w:rPr>
+          <w:lang w:val="en-US"/>
+        </w:rPr>
+      </w:pPr>
+      <w:r>
+        <w:rPr>
+          <w:lang w:val="en-US"/>
+        </w:rPr>
+        <w:t>Ví dụ</w:t>
       </w:r>
     </w:p>
     <w:p>
@@ -2712,91 +2822,25 @@
         <w:rPr>
           <w:lang w:val="en-US"/>
         </w:rPr>
-        <w:t>x[0] = torch.full((3, 4), 1.5)</w:t>
-      </w:r>
-    </w:p>
-    <w:p>
-      <w:pPr>
-        <w:pStyle w:val="ListParagraph"/>
-        <w:numPr>
-          <w:ilvl w:val="0"/>
-          <w:numId w:val="2"/>
-        </w:numPr>
-        <w:rPr>
-          <w:lang w:val="en-US"/>
-        </w:rPr>
-      </w:pPr>
-      <w:r>
-        <w:rPr>
-          <w:lang w:val="en-US"/>
-        </w:rPr>
-        <w:t>Tấm ảnh trên cùng sẽ chứa toàn giá trị 1.5, tấm ảnh phía dưới vẫn chứa toàn giá trị 0</w:t>
-      </w:r>
-    </w:p>
-    <w:p>
-      <w:pPr>
-        <w:pStyle w:val="ListParagraph"/>
-        <w:numPr>
-          <w:ilvl w:val="0"/>
-          <w:numId w:val="3"/>
-        </w:numPr>
-        <w:rPr>
-          <w:lang w:val="en-US"/>
-        </w:rPr>
-      </w:pPr>
-      <w:r>
-        <w:rPr>
-          <w:lang w:val="en-US"/>
-        </w:rPr>
-        <w:t xml:space="preserve">Trả </w:t>
-      </w:r>
-      <w:r>
-        <w:rPr>
-          <w:lang w:val="en-US"/>
-        </w:rPr>
-        <w:t xml:space="preserve">Về </w:t>
-      </w:r>
-      <w:r>
-        <w:rPr>
-          <w:lang w:val="en-US"/>
-        </w:rPr>
-        <w:t xml:space="preserve">Tensor </w:t>
-      </w:r>
-      <w:r>
-        <w:rPr>
-          <w:lang w:val="en-US"/>
-        </w:rPr>
-        <w:t xml:space="preserve">Được Ghép Từ 2 </w:t>
-      </w:r>
-      <w:r>
-        <w:rPr>
-          <w:lang w:val="en-US"/>
-        </w:rPr>
-        <w:t>Tensor</w:t>
-      </w:r>
-      <w:r>
-        <w:rPr>
-          <w:lang w:val="en-US"/>
-        </w:rPr>
-        <w:t>?</w:t>
-      </w:r>
-    </w:p>
-    <w:p>
-      <w:pPr>
-        <w:pStyle w:val="ListParagraph"/>
-        <w:numPr>
-          <w:ilvl w:val="0"/>
-          <w:numId w:val="2"/>
-        </w:numPr>
-        <w:rPr>
-          <w:lang w:val="en-US"/>
-        </w:rPr>
-      </w:pPr>
-      <w:r>
-        <w:rPr>
-          <w:lang w:val="en-US"/>
-        </w:rPr>
-        <w:t>Tưởng tượng 2 Tensor là 2 xấp ảnh, bây giờ ta ghép 2 xấp ảnh này với nhau theo chiều ngang, dọc, … như thế nào đó để mặt ghép vừa khít với nhau, tạo ra xấp ảnh mới lớn hơn</w:t>
+        <w:t>torch.rand(4, 5)</w:t>
+      </w:r>
+    </w:p>
+    <w:p>
+      <w:pPr>
+        <w:pStyle w:val="ListParagraph"/>
+        <w:numPr>
+          <w:ilvl w:val="0"/>
+          <w:numId w:val="2"/>
+        </w:numPr>
+        <w:rPr>
+          <w:lang w:val="en-US"/>
+        </w:rPr>
+      </w:pPr>
+      <w:r>
+        <w:rPr>
+          <w:lang w:val="en-US"/>
+        </w:rPr>
+        <w:t>Để tạo Tensor có giá trị ngẫu nhiên là True hoặc False</w:t>
       </w:r>
     </w:p>
     <w:p>
@@ -2817,31 +2861,26 @@
         <w:rPr>
           <w:lang w:val="en-US"/>
         </w:rPr>
-        <w:t>&lt;Tensor Ghép&gt; = torch.cat((&lt;Tensor 1&gt;,&lt;Tensor 2&gt;), dim = &lt;Chiề</w:t>
-      </w:r>
-      <w:r>
-        <w:rPr>
-          <w:lang w:val="en-US"/>
-        </w:rPr>
-        <w:t>u Ghép&gt;)</w:t>
-      </w:r>
-    </w:p>
-    <w:p>
-      <w:pPr>
-        <w:pStyle w:val="ListParagraph"/>
-        <w:numPr>
-          <w:ilvl w:val="0"/>
-          <w:numId w:val="2"/>
-        </w:numPr>
-        <w:rPr>
-          <w:lang w:val="en-US"/>
-        </w:rPr>
-      </w:pPr>
-      <w:r>
-        <w:rPr>
-          <w:lang w:val="en-US"/>
-        </w:rPr>
-        <w:t>Ví dụ</w:t>
+        <w:t>torch.rand(&lt;Shape&gt;) &gt; 0.5</w:t>
+      </w:r>
+    </w:p>
+    <w:p>
+      <w:pPr>
+        <w:pStyle w:val="ListParagraph"/>
+        <w:numPr>
+          <w:ilvl w:val="0"/>
+          <w:numId w:val="3"/>
+        </w:numPr>
+        <w:rPr>
+          <w:lang w:val="en-US"/>
+        </w:rPr>
+      </w:pPr>
+      <w:r>
+        <w:rPr>
+          <w:lang w:val="en-US"/>
+        </w:rPr>
+        <w:lastRenderedPageBreak/>
+        <w:t>Cách Để Mỗi Lần Chạy Lại Chương Trình Thì Giá Trị Ngẫu Nhiên Không Thay Đổi?</w:t>
       </w:r>
     </w:p>
     <w:p>
@@ -2862,7 +2901,764 @@
         <w:rPr>
           <w:lang w:val="en-US"/>
         </w:rPr>
-        <w:lastRenderedPageBreak/>
+        <w:t>torch.manual_seed(&lt;Seed&gt;)</w:t>
+      </w:r>
+    </w:p>
+    <w:p>
+      <w:pPr>
+        <w:pStyle w:val="ListParagraph"/>
+        <w:numPr>
+          <w:ilvl w:val="0"/>
+          <w:numId w:val="2"/>
+        </w:numPr>
+        <w:rPr>
+          <w:lang w:val="en-US"/>
+        </w:rPr>
+      </w:pPr>
+      <w:r>
+        <w:rPr>
+          <w:lang w:val="en-US"/>
+        </w:rPr>
+        <w:t>&lt;Seed&gt; là 1 số nguyên, mỗi &lt;Seed&gt; khác nhau sẽ tạo chuỗi ngẫu nhiên khác nhau và không thay đổi khi chạy lại chương trình</w:t>
+      </w:r>
+    </w:p>
+    <w:p>
+      <w:pPr>
+        <w:pStyle w:val="ListParagraph"/>
+        <w:numPr>
+          <w:ilvl w:val="0"/>
+          <w:numId w:val="3"/>
+        </w:numPr>
+        <w:rPr>
+          <w:lang w:val="en-US"/>
+        </w:rPr>
+      </w:pPr>
+      <w:r>
+        <w:rPr>
+          <w:lang w:val="en-US"/>
+        </w:rPr>
+        <w:t>Trả Về Tensor Chỉ Chứa 1 Giá Trị Nào Đó?</w:t>
+      </w:r>
+    </w:p>
+    <w:p>
+      <w:pPr>
+        <w:pStyle w:val="ListParagraph"/>
+        <w:pBdr>
+          <w:top w:val="single" w:sz="4" w:space="1" w:color="auto"/>
+          <w:left w:val="single" w:sz="4" w:space="4" w:color="auto"/>
+          <w:bottom w:val="single" w:sz="4" w:space="1" w:color="auto"/>
+          <w:right w:val="single" w:sz="4" w:space="4" w:color="auto"/>
+        </w:pBdr>
+        <w:ind w:left="1080"/>
+        <w:rPr>
+          <w:lang w:val="en-US"/>
+        </w:rPr>
+      </w:pPr>
+      <w:r>
+        <w:rPr>
+          <w:lang w:val="en-US"/>
+        </w:rPr>
+        <w:t>torch.full(&lt;Shape&gt;, &lt;Giá trị&gt;)</w:t>
+      </w:r>
+    </w:p>
+    <w:p>
+      <w:pPr>
+        <w:pStyle w:val="ListParagraph"/>
+        <w:numPr>
+          <w:ilvl w:val="0"/>
+          <w:numId w:val="2"/>
+        </w:numPr>
+        <w:rPr>
+          <w:lang w:val="en-US"/>
+        </w:rPr>
+      </w:pPr>
+      <w:r>
+        <w:rPr>
+          <w:lang w:val="en-US"/>
+        </w:rPr>
+        <w:t>Ví dụ</w:t>
+      </w:r>
+    </w:p>
+    <w:p>
+      <w:pPr>
+        <w:pStyle w:val="ListParagraph"/>
+        <w:pBdr>
+          <w:top w:val="single" w:sz="4" w:space="1" w:color="auto"/>
+          <w:left w:val="single" w:sz="4" w:space="4" w:color="auto"/>
+          <w:bottom w:val="single" w:sz="4" w:space="1" w:color="auto"/>
+          <w:right w:val="single" w:sz="4" w:space="4" w:color="auto"/>
+        </w:pBdr>
+        <w:ind w:left="1080"/>
+        <w:rPr>
+          <w:lang w:val="en-US"/>
+        </w:rPr>
+      </w:pPr>
+      <w:r>
+        <w:rPr>
+          <w:lang w:val="en-US"/>
+        </w:rPr>
+        <w:t>torch.full((2, 3), 1.5)</w:t>
+      </w:r>
+    </w:p>
+    <w:p>
+      <w:pPr>
+        <w:pStyle w:val="ListParagraph"/>
+        <w:numPr>
+          <w:ilvl w:val="0"/>
+          <w:numId w:val="2"/>
+        </w:numPr>
+        <w:rPr>
+          <w:lang w:val="en-US"/>
+        </w:rPr>
+      </w:pPr>
+      <w:r>
+        <w:rPr>
+          <w:lang w:val="en-US"/>
+        </w:rPr>
+        <w:t>Lệnh này còn có thể dùng để Fill giá trị cho 1 lớp trong Tensor</w:t>
+      </w:r>
+    </w:p>
+    <w:p>
+      <w:pPr>
+        <w:pStyle w:val="ListParagraph"/>
+        <w:numPr>
+          <w:ilvl w:val="0"/>
+          <w:numId w:val="2"/>
+        </w:numPr>
+        <w:rPr>
+          <w:lang w:val="en-US"/>
+        </w:rPr>
+      </w:pPr>
+      <w:r>
+        <w:rPr>
+          <w:lang w:val="en-US"/>
+        </w:rPr>
+        <w:t>Ví dụ</w:t>
+      </w:r>
+    </w:p>
+    <w:p>
+      <w:pPr>
+        <w:pStyle w:val="ListParagraph"/>
+        <w:pBdr>
+          <w:top w:val="single" w:sz="4" w:space="1" w:color="auto"/>
+          <w:left w:val="single" w:sz="4" w:space="4" w:color="auto"/>
+          <w:bottom w:val="single" w:sz="4" w:space="1" w:color="auto"/>
+          <w:right w:val="single" w:sz="4" w:space="4" w:color="auto"/>
+        </w:pBdr>
+        <w:ind w:left="1080"/>
+        <w:rPr>
+          <w:lang w:val="en-US"/>
+        </w:rPr>
+      </w:pPr>
+      <w:r>
+        <w:rPr>
+          <w:lang w:val="en-US"/>
+        </w:rPr>
+        <w:t>x = torch.zeros(2, 3, 4)</w:t>
+      </w:r>
+    </w:p>
+    <w:p>
+      <w:pPr>
+        <w:pStyle w:val="ListParagraph"/>
+        <w:pBdr>
+          <w:top w:val="single" w:sz="4" w:space="1" w:color="auto"/>
+          <w:left w:val="single" w:sz="4" w:space="4" w:color="auto"/>
+          <w:bottom w:val="single" w:sz="4" w:space="1" w:color="auto"/>
+          <w:right w:val="single" w:sz="4" w:space="4" w:color="auto"/>
+        </w:pBdr>
+        <w:ind w:left="1080"/>
+        <w:rPr>
+          <w:lang w:val="en-US"/>
+        </w:rPr>
+      </w:pPr>
+      <w:r>
+        <w:rPr>
+          <w:lang w:val="en-US"/>
+        </w:rPr>
+        <w:t>x[0] = torch.full((3, 4), 1.5)</w:t>
+      </w:r>
+    </w:p>
+    <w:p>
+      <w:pPr>
+        <w:pStyle w:val="ListParagraph"/>
+        <w:numPr>
+          <w:ilvl w:val="0"/>
+          <w:numId w:val="2"/>
+        </w:numPr>
+        <w:rPr>
+          <w:lang w:val="en-US"/>
+        </w:rPr>
+      </w:pPr>
+      <w:r>
+        <w:rPr>
+          <w:lang w:val="en-US"/>
+        </w:rPr>
+        <w:t>Tấm ảnh trên cùng sẽ chứa toàn giá trị 1.5, tấm ảnh phía dưới vẫn chứa toàn giá trị 0</w:t>
+      </w:r>
+    </w:p>
+    <w:p>
+      <w:pPr>
+        <w:pStyle w:val="ListParagraph"/>
+        <w:numPr>
+          <w:ilvl w:val="0"/>
+          <w:numId w:val="3"/>
+        </w:numPr>
+        <w:rPr>
+          <w:lang w:val="en-US"/>
+        </w:rPr>
+      </w:pPr>
+      <w:r>
+        <w:rPr>
+          <w:lang w:val="en-US"/>
+        </w:rPr>
+        <w:t>Trả Về Phiên Bản Ma Trận Tam Giác Trên Của 1 Ma Trận Nào Đó?</w:t>
+      </w:r>
+    </w:p>
+    <w:p>
+      <w:pPr>
+        <w:pStyle w:val="ListParagraph"/>
+        <w:pBdr>
+          <w:top w:val="single" w:sz="4" w:space="1" w:color="auto"/>
+          <w:left w:val="single" w:sz="4" w:space="4" w:color="auto"/>
+          <w:bottom w:val="single" w:sz="4" w:space="1" w:color="auto"/>
+          <w:right w:val="single" w:sz="4" w:space="4" w:color="auto"/>
+        </w:pBdr>
+        <w:ind w:left="1080"/>
+        <w:rPr>
+          <w:lang w:val="en-US"/>
+        </w:rPr>
+      </w:pPr>
+      <w:r>
+        <w:rPr>
+          <w:lang w:val="en-US"/>
+        </w:rPr>
+        <w:t>torch.triu(&lt;Batch Ma Trận&gt;, &lt;Offset Đường Chéo Chính&gt;)</w:t>
+      </w:r>
+    </w:p>
+    <w:p>
+      <w:pPr>
+        <w:pStyle w:val="ListParagraph"/>
+        <w:numPr>
+          <w:ilvl w:val="0"/>
+          <w:numId w:val="2"/>
+        </w:numPr>
+        <w:rPr>
+          <w:lang w:val="en-US"/>
+        </w:rPr>
+      </w:pPr>
+      <w:r>
+        <w:rPr>
+          <w:lang w:val="en-US"/>
+        </w:rPr>
+        <w:t>&lt;Offset Đường Chéo Chính&gt; mặc định = 0</w:t>
+      </w:r>
+    </w:p>
+    <w:p>
+      <w:pPr>
+        <w:pStyle w:val="ListParagraph"/>
+        <w:numPr>
+          <w:ilvl w:val="0"/>
+          <w:numId w:val="2"/>
+        </w:numPr>
+        <w:rPr>
+          <w:lang w:val="en-US"/>
+        </w:rPr>
+      </w:pPr>
+      <w:r>
+        <w:rPr>
+          <w:lang w:val="en-US"/>
+        </w:rPr>
+        <w:t>Ví dụ</w:t>
+      </w:r>
+    </w:p>
+    <w:p>
+      <w:pPr>
+        <w:pStyle w:val="ListParagraph"/>
+        <w:pBdr>
+          <w:top w:val="single" w:sz="4" w:space="1" w:color="auto"/>
+          <w:left w:val="single" w:sz="4" w:space="4" w:color="auto"/>
+          <w:bottom w:val="single" w:sz="4" w:space="1" w:color="auto"/>
+          <w:right w:val="single" w:sz="4" w:space="4" w:color="auto"/>
+        </w:pBdr>
+        <w:ind w:left="1080"/>
+        <w:rPr>
+          <w:lang w:val="en-US"/>
+        </w:rPr>
+      </w:pPr>
+      <w:r>
+        <w:rPr>
+          <w:lang w:val="en-US"/>
+        </w:rPr>
+        <w:t>foo = torch.triu(bar, 2)</w:t>
+      </w:r>
+    </w:p>
+    <w:p>
+      <w:pPr>
+        <w:pStyle w:val="ListParagraph"/>
+        <w:numPr>
+          <w:ilvl w:val="0"/>
+          <w:numId w:val="2"/>
+        </w:numPr>
+        <w:rPr>
+          <w:lang w:val="en-US"/>
+        </w:rPr>
+      </w:pPr>
+      <w:r>
+        <w:rPr>
+          <w:lang w:val="en-US"/>
+        </w:rPr>
+        <w:t>Ta có</w:t>
+      </w:r>
+    </w:p>
+    <w:tbl>
+      <w:tblPr>
+        <w:tblStyle w:val="TableGrid"/>
+        <w:tblW w:w="0" w:type="auto"/>
+        <w:tblInd w:w="1080" w:type="dxa"/>
+        <w:tblLook w:val="04A0" w:firstRow="1" w:lastRow="0" w:firstColumn="1" w:lastColumn="0" w:noHBand="0" w:noVBand="1"/>
+      </w:tblPr>
+      <w:tblGrid>
+        <w:gridCol w:w="4649"/>
+        <w:gridCol w:w="4648"/>
+      </w:tblGrid>
+      <w:tr>
+        <w:tc>
+          <w:tcPr>
+            <w:tcW w:w="5188" w:type="dxa"/>
+            <w:vAlign w:val="center"/>
+          </w:tcPr>
+          <w:p>
+            <w:pPr>
+              <w:pStyle w:val="ListParagraph"/>
+              <w:ind w:left="0"/>
+              <w:jc w:val="center"/>
+              <w:rPr>
+                <w:lang w:val="en-US"/>
+              </w:rPr>
+            </w:pPr>
+            <w:r>
+              <w:rPr>
+                <w:lang w:val="en-US"/>
+              </w:rPr>
+              <w:t>bar</w:t>
+            </w:r>
+          </w:p>
+        </w:tc>
+        <w:tc>
+          <w:tcPr>
+            <w:tcW w:w="5189" w:type="dxa"/>
+            <w:vAlign w:val="center"/>
+          </w:tcPr>
+          <w:p>
+            <w:pPr>
+              <w:pStyle w:val="ListParagraph"/>
+              <w:ind w:left="0"/>
+              <w:jc w:val="center"/>
+              <w:rPr>
+                <w:lang w:val="en-US"/>
+              </w:rPr>
+            </w:pPr>
+            <w:r>
+              <w:rPr>
+                <w:lang w:val="en-US"/>
+              </w:rPr>
+              <w:t>[[1, 2, 3, 4, 5, 6],</w:t>
+            </w:r>
+          </w:p>
+          <w:p>
+            <w:pPr>
+              <w:pStyle w:val="ListParagraph"/>
+              <w:ind w:left="0"/>
+              <w:jc w:val="center"/>
+              <w:rPr>
+                <w:lang w:val="en-US"/>
+              </w:rPr>
+            </w:pPr>
+            <w:r>
+              <w:rPr>
+                <w:lang w:val="en-US"/>
+              </w:rPr>
+              <w:t>[7, 8, 9, 1, 2, 3],</w:t>
+            </w:r>
+          </w:p>
+          <w:p>
+            <w:pPr>
+              <w:pStyle w:val="ListParagraph"/>
+              <w:ind w:left="0"/>
+              <w:jc w:val="center"/>
+              <w:rPr>
+                <w:lang w:val="en-US"/>
+              </w:rPr>
+            </w:pPr>
+            <w:r>
+              <w:rPr>
+                <w:lang w:val="en-US"/>
+              </w:rPr>
+              <w:t>[4, 5, 6, 7, 8, 9]</w:t>
+            </w:r>
+          </w:p>
+          <w:p>
+            <w:pPr>
+              <w:pStyle w:val="ListParagraph"/>
+              <w:ind w:left="0"/>
+              <w:jc w:val="center"/>
+              <w:rPr>
+                <w:lang w:val="en-US"/>
+              </w:rPr>
+            </w:pPr>
+            <w:r>
+              <w:rPr>
+                <w:lang w:val="en-US"/>
+              </w:rPr>
+              <w:t>[1, 2, 3, 4, 5, 6]]</w:t>
+            </w:r>
+          </w:p>
+        </w:tc>
+      </w:tr>
+      <w:tr>
+        <w:tc>
+          <w:tcPr>
+            <w:tcW w:w="5188" w:type="dxa"/>
+            <w:vAlign w:val="center"/>
+          </w:tcPr>
+          <w:p>
+            <w:pPr>
+              <w:pStyle w:val="ListParagraph"/>
+              <w:ind w:left="0"/>
+              <w:jc w:val="center"/>
+              <w:rPr>
+                <w:lang w:val="en-US"/>
+              </w:rPr>
+            </w:pPr>
+            <w:r>
+              <w:rPr>
+                <w:lang w:val="en-US"/>
+              </w:rPr>
+              <w:t>foo</w:t>
+            </w:r>
+          </w:p>
+        </w:tc>
+        <w:tc>
+          <w:tcPr>
+            <w:tcW w:w="5189" w:type="dxa"/>
+            <w:vAlign w:val="center"/>
+          </w:tcPr>
+          <w:p>
+            <w:pPr>
+              <w:pStyle w:val="ListParagraph"/>
+              <w:ind w:left="0"/>
+              <w:jc w:val="center"/>
+              <w:rPr>
+                <w:lang w:val="en-US"/>
+              </w:rPr>
+            </w:pPr>
+            <w:r>
+              <w:rPr>
+                <w:lang w:val="en-US"/>
+              </w:rPr>
+              <w:t>[[</w:t>
+            </w:r>
+            <w:r>
+              <w:rPr>
+                <w:lang w:val="en-US"/>
+              </w:rPr>
+              <w:t>0, 0</w:t>
+            </w:r>
+            <w:r>
+              <w:rPr>
+                <w:lang w:val="en-US"/>
+              </w:rPr>
+              <w:t>, 3, 4, 5, 6],</w:t>
+            </w:r>
+          </w:p>
+          <w:p>
+            <w:pPr>
+              <w:pStyle w:val="ListParagraph"/>
+              <w:ind w:left="0"/>
+              <w:jc w:val="center"/>
+              <w:rPr>
+                <w:lang w:val="en-US"/>
+              </w:rPr>
+            </w:pPr>
+            <w:r>
+              <w:rPr>
+                <w:lang w:val="en-US"/>
+              </w:rPr>
+              <w:t>[</w:t>
+            </w:r>
+            <w:r>
+              <w:rPr>
+                <w:lang w:val="en-US"/>
+              </w:rPr>
+              <w:t>0</w:t>
+            </w:r>
+            <w:r>
+              <w:rPr>
+                <w:lang w:val="en-US"/>
+              </w:rPr>
+              <w:t xml:space="preserve">, </w:t>
+            </w:r>
+            <w:r>
+              <w:rPr>
+                <w:lang w:val="en-US"/>
+              </w:rPr>
+              <w:t>0, 0</w:t>
+            </w:r>
+            <w:r>
+              <w:rPr>
+                <w:lang w:val="en-US"/>
+              </w:rPr>
+              <w:t>, 1, 2, 3],</w:t>
+            </w:r>
+          </w:p>
+          <w:p>
+            <w:pPr>
+              <w:pStyle w:val="ListParagraph"/>
+              <w:ind w:left="0"/>
+              <w:jc w:val="center"/>
+              <w:rPr>
+                <w:lang w:val="en-US"/>
+              </w:rPr>
+            </w:pPr>
+            <w:r>
+              <w:rPr>
+                <w:lang w:val="en-US"/>
+              </w:rPr>
+              <w:t>[</w:t>
+            </w:r>
+            <w:r>
+              <w:rPr>
+                <w:lang w:val="en-US"/>
+              </w:rPr>
+              <w:t>0</w:t>
+            </w:r>
+            <w:r>
+              <w:rPr>
+                <w:lang w:val="en-US"/>
+              </w:rPr>
+              <w:t xml:space="preserve">, </w:t>
+            </w:r>
+            <w:r>
+              <w:rPr>
+                <w:lang w:val="en-US"/>
+              </w:rPr>
+              <w:t>0</w:t>
+            </w:r>
+            <w:r>
+              <w:rPr>
+                <w:lang w:val="en-US"/>
+              </w:rPr>
+              <w:t xml:space="preserve">, </w:t>
+            </w:r>
+            <w:r>
+              <w:rPr>
+                <w:lang w:val="en-US"/>
+              </w:rPr>
+              <w:t>0, 0</w:t>
+            </w:r>
+            <w:r>
+              <w:rPr>
+                <w:lang w:val="en-US"/>
+              </w:rPr>
+              <w:t>, 8, 9]</w:t>
+            </w:r>
+          </w:p>
+          <w:p>
+            <w:pPr>
+              <w:pStyle w:val="ListParagraph"/>
+              <w:ind w:left="0"/>
+              <w:jc w:val="center"/>
+              <w:rPr>
+                <w:lang w:val="en-US"/>
+              </w:rPr>
+            </w:pPr>
+            <w:r>
+              <w:rPr>
+                <w:lang w:val="en-US"/>
+              </w:rPr>
+              <w:t>[</w:t>
+            </w:r>
+            <w:r>
+              <w:rPr>
+                <w:lang w:val="en-US"/>
+              </w:rPr>
+              <w:t>0</w:t>
+            </w:r>
+            <w:r>
+              <w:rPr>
+                <w:lang w:val="en-US"/>
+              </w:rPr>
+              <w:t xml:space="preserve">, </w:t>
+            </w:r>
+            <w:r>
+              <w:rPr>
+                <w:lang w:val="en-US"/>
+              </w:rPr>
+              <w:t>0</w:t>
+            </w:r>
+            <w:r>
+              <w:rPr>
+                <w:lang w:val="en-US"/>
+              </w:rPr>
+              <w:t xml:space="preserve">, </w:t>
+            </w:r>
+            <w:r>
+              <w:rPr>
+                <w:lang w:val="en-US"/>
+              </w:rPr>
+              <w:t>0</w:t>
+            </w:r>
+            <w:r>
+              <w:rPr>
+                <w:lang w:val="en-US"/>
+              </w:rPr>
+              <w:t>,</w:t>
+            </w:r>
+            <w:r>
+              <w:rPr>
+                <w:lang w:val="en-US"/>
+              </w:rPr>
+              <w:t xml:space="preserve"> 0, 0</w:t>
+            </w:r>
+            <w:r>
+              <w:rPr>
+                <w:lang w:val="en-US"/>
+              </w:rPr>
+              <w:t>, 6]]</w:t>
+            </w:r>
+          </w:p>
+        </w:tc>
+      </w:tr>
+    </w:tbl>
+    <w:p>
+      <w:pPr>
+        <w:pStyle w:val="ListParagraph"/>
+        <w:numPr>
+          <w:ilvl w:val="0"/>
+          <w:numId w:val="3"/>
+        </w:numPr>
+        <w:rPr>
+          <w:lang w:val="en-US"/>
+        </w:rPr>
+      </w:pPr>
+      <w:r>
+        <w:rPr>
+          <w:lang w:val="en-US"/>
+        </w:rPr>
+        <w:t xml:space="preserve">Trả </w:t>
+      </w:r>
+      <w:r>
+        <w:rPr>
+          <w:lang w:val="en-US"/>
+        </w:rPr>
+        <w:t xml:space="preserve">Về </w:t>
+      </w:r>
+      <w:r>
+        <w:rPr>
+          <w:lang w:val="en-US"/>
+        </w:rPr>
+        <w:t xml:space="preserve">Tensor </w:t>
+      </w:r>
+      <w:r>
+        <w:rPr>
+          <w:lang w:val="en-US"/>
+        </w:rPr>
+        <w:t xml:space="preserve">Được Ghép Từ 2 </w:t>
+      </w:r>
+      <w:r>
+        <w:rPr>
+          <w:lang w:val="en-US"/>
+        </w:rPr>
+        <w:t>Tensor</w:t>
+      </w:r>
+      <w:r>
+        <w:rPr>
+          <w:lang w:val="en-US"/>
+        </w:rPr>
+        <w:t>?</w:t>
+      </w:r>
+    </w:p>
+    <w:p>
+      <w:pPr>
+        <w:pStyle w:val="ListParagraph"/>
+        <w:numPr>
+          <w:ilvl w:val="0"/>
+          <w:numId w:val="2"/>
+        </w:numPr>
+        <w:rPr>
+          <w:lang w:val="en-US"/>
+        </w:rPr>
+      </w:pPr>
+      <w:r>
+        <w:rPr>
+          <w:lang w:val="en-US"/>
+        </w:rPr>
+        <w:t>Tưởng tượng 2 Tensor là 2 xấp ảnh, bây giờ ta ghép 2 xấp ảnh này với nhau theo chiều ngang, dọc, … như thế nào đó để mặt ghép vừa khít với nhau, tạo ra xấp ảnh mới lớn hơn</w:t>
+      </w:r>
+    </w:p>
+    <w:p>
+      <w:pPr>
+        <w:pStyle w:val="ListParagraph"/>
+        <w:pBdr>
+          <w:top w:val="single" w:sz="4" w:space="1" w:color="auto"/>
+          <w:left w:val="single" w:sz="4" w:space="4" w:color="auto"/>
+          <w:bottom w:val="single" w:sz="4" w:space="1" w:color="auto"/>
+          <w:right w:val="single" w:sz="4" w:space="4" w:color="auto"/>
+        </w:pBdr>
+        <w:ind w:left="1080"/>
+        <w:rPr>
+          <w:lang w:val="en-US"/>
+        </w:rPr>
+      </w:pPr>
+      <w:r>
+        <w:rPr>
+          <w:lang w:val="en-US"/>
+        </w:rPr>
+        <w:t>&lt;Tensor Ghép&gt; = torch.cat((&lt;Tensor 1&gt;,&lt;Tensor 2&gt;), dim = &lt;Chiề</w:t>
+      </w:r>
+      <w:r>
+        <w:rPr>
+          <w:lang w:val="en-US"/>
+        </w:rPr>
+        <w:t>u Ghép&gt;)</w:t>
+      </w:r>
+    </w:p>
+    <w:p>
+      <w:pPr>
+        <w:pStyle w:val="ListParagraph"/>
+        <w:numPr>
+          <w:ilvl w:val="0"/>
+          <w:numId w:val="2"/>
+        </w:numPr>
+        <w:rPr>
+          <w:lang w:val="en-US"/>
+        </w:rPr>
+      </w:pPr>
+      <w:r>
+        <w:rPr>
+          <w:lang w:val="en-US"/>
+        </w:rPr>
+        <w:t>Ví dụ</w:t>
+      </w:r>
+    </w:p>
+    <w:p>
+      <w:pPr>
+        <w:pStyle w:val="ListParagraph"/>
+        <w:pBdr>
+          <w:top w:val="single" w:sz="4" w:space="1" w:color="auto"/>
+          <w:left w:val="single" w:sz="4" w:space="4" w:color="auto"/>
+          <w:bottom w:val="single" w:sz="4" w:space="1" w:color="auto"/>
+          <w:right w:val="single" w:sz="4" w:space="4" w:color="auto"/>
+        </w:pBdr>
+        <w:ind w:left="1080"/>
+        <w:rPr>
+          <w:lang w:val="en-US"/>
+        </w:rPr>
+      </w:pPr>
+      <w:r>
+        <w:rPr>
+          <w:lang w:val="en-US"/>
+        </w:rPr>
         <w:t>z = torch.cat((x, y), dim = 1)</w:t>
       </w:r>
     </w:p>
@@ -3194,6 +3990,7 @@
         <w:rPr>
           <w:lang w:val="en-US"/>
         </w:rPr>
+        <w:lastRenderedPageBreak/>
         <w:t xml:space="preserve">Cách </w:t>
       </w:r>
       <w:r>
@@ -3769,7 +4566,6 @@
         <w:rPr>
           <w:lang w:val="en-US"/>
         </w:rPr>
-        <w:lastRenderedPageBreak/>
         <w:t>&lt;Tensor&gt;.backward(retain_graph = True)</w:t>
       </w:r>
     </w:p>
@@ -4031,6 +4827,7 @@
         <w:rPr>
           <w:lang w:val="en-US"/>
         </w:rPr>
+        <w:lastRenderedPageBreak/>
         <w:t xml:space="preserve">Cách </w:t>
       </w:r>
       <w:r>
@@ -4655,128 +5452,351 @@
         <w:rPr>
           <w:lang w:val="en-US"/>
         </w:rPr>
+        <w:t>torch.float32</w:t>
+      </w:r>
+    </w:p>
+    <w:p>
+      <w:pPr>
+        <w:pStyle w:val="ListParagraph"/>
+        <w:pBdr>
+          <w:top w:val="single" w:sz="4" w:space="1" w:color="auto"/>
+          <w:left w:val="single" w:sz="4" w:space="4" w:color="auto"/>
+          <w:bottom w:val="single" w:sz="4" w:space="1" w:color="auto"/>
+          <w:right w:val="single" w:sz="4" w:space="4" w:color="auto"/>
+        </w:pBdr>
+        <w:ind w:left="1080"/>
+        <w:rPr>
+          <w:lang w:val="en-US"/>
+        </w:rPr>
+      </w:pPr>
+      <w:r>
+        <w:rPr>
+          <w:lang w:val="en-US"/>
+        </w:rPr>
+        <w:t>float.bool</w:t>
+      </w:r>
+    </w:p>
+    <w:p>
+      <w:pPr>
+        <w:pStyle w:val="ListParagraph"/>
+        <w:numPr>
+          <w:ilvl w:val="0"/>
+          <w:numId w:val="4"/>
+        </w:numPr>
+        <w:rPr>
+          <w:lang w:val="en-US"/>
+        </w:rPr>
+      </w:pPr>
+      <w:r>
+        <w:rPr>
+          <w:lang w:val="en-US"/>
+        </w:rPr>
+        <w:t>Khi Gán Giá Trị Có Kiểu Dữ Liệu Khác Kiểu Dữ Liệu Của Tensor Vào Tensor Thì Chuyện Gì Sẽ Xảy Ra?</w:t>
+      </w:r>
+    </w:p>
+    <w:p>
+      <w:pPr>
+        <w:pStyle w:val="ListParagraph"/>
+        <w:numPr>
+          <w:ilvl w:val="0"/>
+          <w:numId w:val="2"/>
+        </w:numPr>
+        <w:rPr>
+          <w:lang w:val="en-US"/>
+        </w:rPr>
+      </w:pPr>
+      <w:r>
+        <w:rPr>
+          <w:lang w:val="en-US"/>
+        </w:rPr>
+        <w:t>Giá trị được gán vào sẽ được ép thành kiểu dữ liệu của Tensor</w:t>
+      </w:r>
+    </w:p>
+    <w:p>
+      <w:pPr>
+        <w:pStyle w:val="ListParagraph"/>
+        <w:numPr>
+          <w:ilvl w:val="0"/>
+          <w:numId w:val="4"/>
+        </w:numPr>
+        <w:rPr>
+          <w:lang w:val="en-US"/>
+        </w:rPr>
+      </w:pPr>
+      <w:r>
+        <w:rPr>
+          <w:lang w:val="en-US"/>
+        </w:rPr>
+        <w:t>Chuyển Kiểu Dữ Liệu Của Tensor?</w:t>
+      </w:r>
+    </w:p>
+    <w:p>
+      <w:pPr>
+        <w:pStyle w:val="ListParagraph"/>
+        <w:pBdr>
+          <w:top w:val="single" w:sz="4" w:space="1" w:color="auto"/>
+          <w:left w:val="single" w:sz="4" w:space="4" w:color="auto"/>
+          <w:bottom w:val="single" w:sz="4" w:space="1" w:color="auto"/>
+          <w:right w:val="single" w:sz="4" w:space="4" w:color="auto"/>
+        </w:pBdr>
+        <w:ind w:left="1080"/>
+        <w:rPr>
+          <w:lang w:val="en-US"/>
+        </w:rPr>
+      </w:pPr>
+      <w:r>
+        <w:rPr>
+          <w:lang w:val="en-US"/>
+        </w:rPr>
+        <w:t>&lt;Tensor Có Kiểu Dữ Liệu Mới&gt; = &lt;Tensor&gt;.&lt;Kiểu Dữ Liệu&gt;()</w:t>
+      </w:r>
+    </w:p>
+    <w:p>
+      <w:pPr>
+        <w:pStyle w:val="ListParagraph"/>
+        <w:numPr>
+          <w:ilvl w:val="0"/>
+          <w:numId w:val="2"/>
+        </w:numPr>
+        <w:rPr>
+          <w:lang w:val="en-US"/>
+        </w:rPr>
+      </w:pPr>
+      <w:r>
+        <w:rPr>
+          <w:lang w:val="en-US"/>
+        </w:rPr>
+        <w:t>Ví dụ</w:t>
+      </w:r>
+    </w:p>
+    <w:p>
+      <w:pPr>
+        <w:pStyle w:val="ListParagraph"/>
+        <w:pBdr>
+          <w:top w:val="single" w:sz="4" w:space="1" w:color="auto"/>
+          <w:left w:val="single" w:sz="4" w:space="4" w:color="auto"/>
+          <w:bottom w:val="single" w:sz="4" w:space="1" w:color="auto"/>
+          <w:right w:val="single" w:sz="4" w:space="4" w:color="auto"/>
+        </w:pBdr>
+        <w:ind w:left="1080"/>
+        <w:rPr>
+          <w:lang w:val="en-US"/>
+        </w:rPr>
+      </w:pPr>
+      <w:r>
+        <w:rPr>
+          <w:lang w:val="en-US"/>
+        </w:rPr>
+        <w:t>foo = bar.int()</w:t>
+      </w:r>
+    </w:p>
+    <w:p>
+      <w:pPr>
+        <w:pStyle w:val="ListParagraph"/>
+        <w:numPr>
+          <w:ilvl w:val="0"/>
+          <w:numId w:val="2"/>
+        </w:numPr>
+        <w:rPr>
+          <w:lang w:val="en-US"/>
+        </w:rPr>
+      </w:pPr>
+      <w:r>
+        <w:rPr>
+          <w:lang w:val="en-US"/>
+        </w:rPr>
+        <w:t>Ta có</w:t>
+      </w:r>
+    </w:p>
+    <w:tbl>
+      <w:tblPr>
+        <w:tblStyle w:val="TableGrid"/>
+        <w:tblW w:w="0" w:type="auto"/>
+        <w:tblInd w:w="1080" w:type="dxa"/>
+        <w:tblLook w:val="04A0" w:firstRow="1" w:lastRow="0" w:firstColumn="1" w:lastColumn="0" w:noHBand="0" w:noVBand="1"/>
+      </w:tblPr>
+      <w:tblGrid>
+        <w:gridCol w:w="4631"/>
+        <w:gridCol w:w="4666"/>
+      </w:tblGrid>
+      <w:tr>
+        <w:tc>
+          <w:tcPr>
+            <w:tcW w:w="5188" w:type="dxa"/>
+          </w:tcPr>
+          <w:p>
+            <w:pPr>
+              <w:pStyle w:val="ListParagraph"/>
+              <w:ind w:left="0"/>
+              <w:jc w:val="center"/>
+              <w:rPr>
+                <w:lang w:val="en-US"/>
+              </w:rPr>
+            </w:pPr>
+            <w:r>
+              <w:rPr>
+                <w:lang w:val="en-US"/>
+              </w:rPr>
+              <w:t>bar</w:t>
+            </w:r>
+          </w:p>
+        </w:tc>
+        <w:tc>
+          <w:tcPr>
+            <w:tcW w:w="5189" w:type="dxa"/>
+          </w:tcPr>
+          <w:p>
+            <w:pPr>
+              <w:pStyle w:val="ListParagraph"/>
+              <w:ind w:left="0"/>
+              <w:jc w:val="center"/>
+              <w:rPr>
+                <w:lang w:val="en-US"/>
+              </w:rPr>
+            </w:pPr>
+            <w:r>
+              <w:rPr>
+                <w:lang w:val="en-US"/>
+              </w:rPr>
+              <w:t>[True, False, True]</w:t>
+            </w:r>
+          </w:p>
+        </w:tc>
+      </w:tr>
+      <w:tr>
+        <w:tc>
+          <w:tcPr>
+            <w:tcW w:w="5188" w:type="dxa"/>
+          </w:tcPr>
+          <w:p>
+            <w:pPr>
+              <w:pStyle w:val="ListParagraph"/>
+              <w:ind w:left="0"/>
+              <w:jc w:val="center"/>
+              <w:rPr>
+                <w:lang w:val="en-US"/>
+              </w:rPr>
+            </w:pPr>
+            <w:r>
+              <w:rPr>
+                <w:lang w:val="en-US"/>
+              </w:rPr>
+              <w:t>foo</w:t>
+            </w:r>
+          </w:p>
+        </w:tc>
+        <w:tc>
+          <w:tcPr>
+            <w:tcW w:w="5189" w:type="dxa"/>
+          </w:tcPr>
+          <w:p>
+            <w:pPr>
+              <w:pStyle w:val="ListParagraph"/>
+              <w:ind w:left="0"/>
+              <w:jc w:val="center"/>
+              <w:rPr>
+                <w:lang w:val="en-US"/>
+              </w:rPr>
+            </w:pPr>
+            <w:r>
+              <w:rPr>
+                <w:lang w:val="en-US"/>
+              </w:rPr>
+              <w:t>[1, 0, 1]</w:t>
+            </w:r>
+          </w:p>
+        </w:tc>
+      </w:tr>
+    </w:tbl>
+    <w:p>
+      <w:pPr>
+        <w:pStyle w:val="ListParagraph"/>
+        <w:numPr>
+          <w:ilvl w:val="0"/>
+          <w:numId w:val="4"/>
+        </w:numPr>
+        <w:rPr>
+          <w:lang w:val="en-US"/>
+        </w:rPr>
+      </w:pPr>
+      <w:r>
+        <w:rPr>
+          <w:lang w:val="en-US"/>
+        </w:rPr>
+        <w:t>Cách Hình Dung Tensor 3 Chiều?</w:t>
+      </w:r>
+    </w:p>
+    <w:p>
+      <w:pPr>
+        <w:pStyle w:val="ListParagraph"/>
+        <w:numPr>
+          <w:ilvl w:val="0"/>
+          <w:numId w:val="2"/>
+        </w:numPr>
+        <w:rPr>
+          <w:lang w:val="en-US"/>
+        </w:rPr>
+      </w:pPr>
+      <w:r>
+        <w:rPr>
+          <w:lang w:val="en-US"/>
+        </w:rPr>
+        <w:t>Tensor 3 chiều có Shape là (</w:t>
+      </w:r>
+      <w:r>
+        <w:rPr>
+          <w:lang w:val="en-US"/>
+        </w:rPr>
+        <w:t>a, b, c</w:t>
+      </w:r>
+      <w:r>
+        <w:rPr>
+          <w:lang w:val="en-US"/>
+        </w:rPr>
+        <w:t>),</w:t>
+      </w:r>
+      <w:r>
+        <w:rPr>
+          <w:lang w:val="en-US"/>
+        </w:rPr>
+        <w:t xml:space="preserve"> tưởng tượng nó như 1 xấp ảnh đặt trước mặt bạn,</w:t>
+      </w:r>
+      <w:r>
+        <w:rPr>
+          <w:lang w:val="en-US"/>
+        </w:rPr>
+        <w:t xml:space="preserve"> và đặt nó khít vào góc tường</w:t>
+      </w:r>
+      <w:r>
+        <w:rPr>
+          <w:lang w:val="en-US"/>
+        </w:rPr>
+        <w:t xml:space="preserve"> bên tay trái của bạn</w:t>
+      </w:r>
+      <w:r>
+        <w:rPr>
+          <w:lang w:val="en-US"/>
+        </w:rPr>
+        <w:t>,</w:t>
+      </w:r>
+      <w:r>
+        <w:rPr>
+          <w:lang w:val="en-US"/>
+        </w:rPr>
+        <w:t xml:space="preserve"> gọi đây là vị trí nằm mặc định,</w:t>
+      </w:r>
+      <w:r>
+        <w:rPr>
+          <w:lang w:val="en-US"/>
+        </w:rPr>
+        <w:t xml:space="preserve"> chiều cao xấp </w:t>
+      </w:r>
+      <w:r>
+        <w:rPr>
+          <w:lang w:val="en-US"/>
+        </w:rPr>
         <w:lastRenderedPageBreak/>
-        <w:t>torch.float32</w:t>
-      </w:r>
-    </w:p>
-    <w:p>
-      <w:pPr>
-        <w:pStyle w:val="ListParagraph"/>
-        <w:numPr>
-          <w:ilvl w:val="0"/>
-          <w:numId w:val="4"/>
-        </w:numPr>
-        <w:rPr>
-          <w:lang w:val="en-US"/>
-        </w:rPr>
-      </w:pPr>
-      <w:r>
-        <w:rPr>
-          <w:lang w:val="en-US"/>
-        </w:rPr>
-        <w:t>Khi Gán Giá Trị Có Kiểu Dữ Liệu Khác Kiểu Dữ Liệu Của Tensor Vào Tensor Thì Chuyện Gì Sẽ Xảy Ra?</w:t>
-      </w:r>
-    </w:p>
-    <w:p>
-      <w:pPr>
-        <w:pStyle w:val="ListParagraph"/>
-        <w:numPr>
-          <w:ilvl w:val="0"/>
-          <w:numId w:val="2"/>
-        </w:numPr>
-        <w:rPr>
-          <w:lang w:val="en-US"/>
-        </w:rPr>
-      </w:pPr>
-      <w:r>
-        <w:rPr>
-          <w:lang w:val="en-US"/>
-        </w:rPr>
-        <w:t>Giá trị được gán vào sẽ được ép thành kiểu dữ liệu của Tensor</w:t>
-      </w:r>
-    </w:p>
-    <w:p>
-      <w:pPr>
-        <w:pStyle w:val="ListParagraph"/>
-        <w:numPr>
-          <w:ilvl w:val="0"/>
-          <w:numId w:val="4"/>
-        </w:numPr>
-        <w:rPr>
-          <w:lang w:val="en-US"/>
-        </w:rPr>
-      </w:pPr>
-      <w:r>
-        <w:rPr>
-          <w:lang w:val="en-US"/>
-        </w:rPr>
-        <w:t>Cách Hình Dung Tensor 3 Chiều?</w:t>
-      </w:r>
-    </w:p>
-    <w:p>
-      <w:pPr>
-        <w:pStyle w:val="ListParagraph"/>
-        <w:numPr>
-          <w:ilvl w:val="0"/>
-          <w:numId w:val="2"/>
-        </w:numPr>
-        <w:rPr>
-          <w:lang w:val="en-US"/>
-        </w:rPr>
-      </w:pPr>
-      <w:r>
-        <w:rPr>
-          <w:lang w:val="en-US"/>
-        </w:rPr>
-        <w:t>Tensor 3 chiều có Shape là (</w:t>
-      </w:r>
-      <w:r>
-        <w:rPr>
-          <w:lang w:val="en-US"/>
-        </w:rPr>
-        <w:t>a, b, c</w:t>
-      </w:r>
-      <w:r>
-        <w:rPr>
-          <w:lang w:val="en-US"/>
-        </w:rPr>
-        <w:t>),</w:t>
-      </w:r>
-      <w:r>
-        <w:rPr>
-          <w:lang w:val="en-US"/>
-        </w:rPr>
-        <w:t xml:space="preserve"> tưởng tượng nó như 1 xấp ảnh đặt trước mặt bạn,</w:t>
-      </w:r>
-      <w:r>
-        <w:rPr>
-          <w:lang w:val="en-US"/>
-        </w:rPr>
-        <w:t xml:space="preserve"> và đặt nó khít vào góc tường</w:t>
-      </w:r>
-      <w:r>
-        <w:rPr>
-          <w:lang w:val="en-US"/>
-        </w:rPr>
-        <w:t xml:space="preserve"> bên tay trái của bạn</w:t>
-      </w:r>
-      <w:r>
-        <w:rPr>
-          <w:lang w:val="en-US"/>
-        </w:rPr>
-        <w:t>,</w:t>
-      </w:r>
-      <w:r>
-        <w:rPr>
-          <w:lang w:val="en-US"/>
-        </w:rPr>
-        <w:t xml:space="preserve"> gọi đây là vị trí nằm mặc định,</w:t>
-      </w:r>
-      <w:r>
-        <w:rPr>
-          <w:lang w:val="en-US"/>
-        </w:rPr>
-        <w:t xml:space="preserve"> chiều cao xấp ảnh = a, chiều ngang = c, chiều hướng tới mặt bạn = b, đọc giá trị Tensor cũng giống như xem ảnh, từ trái qua phải, từ xa tới gần, từ trên xuống dưới</w:t>
+        <w:t>ảnh = a, chiều ngang = c, chiều hướng tới mặt bạn = b, đọc giá trị Tensor cũng giống như xem ảnh, từ trái qua phải, từ xa tới gần, từ trên xuống dưới</w:t>
       </w:r>
       <w:r>
         <w:rPr>
@@ -5106,13 +6126,13 @@
         <w:rPr>
           <w:lang w:val="en-US"/>
         </w:rPr>
-        <w:t>, Nhân Ma Trận</w:t>
-      </w:r>
-      <w:r>
-        <w:rPr>
-          <w:lang w:val="en-US"/>
-        </w:rPr>
-        <w:t xml:space="preserve"> Được Khi Nào?</w:t>
+        <w:t xml:space="preserve"> </w:t>
+      </w:r>
+      <w:r>
+        <w:rPr>
+          <w:lang w:val="en-US"/>
+        </w:rPr>
+        <w:t>Được Khi Nào?</w:t>
       </w:r>
     </w:p>
     <w:p>
@@ -5310,7 +6330,7 @@
         <w:rPr>
           <w:lang w:val="en-US"/>
         </w:rPr>
-        <w:t>Tương tự cho nhân ma trận, chỉ có điều 2 Tensor phải từ 2D trở lên và nếu kích thước 2 chiều cuối của Tensor này là (a, b) thì kích thước 2 chiều cuối của Tensor kia phải là (b, a)</w:t>
+        <w:t>Việc phân thân Tensor nhỏ lấp kín Tensor lớn gọi là Broadcast</w:t>
       </w:r>
     </w:p>
     <w:p>
@@ -5328,127 +6348,7 @@
         <w:rPr>
           <w:lang w:val="en-US"/>
         </w:rPr>
-        <w:t>Trả Về Tensor N + 1 Chiều Từ Tensor N Chiều?</w:t>
-      </w:r>
-    </w:p>
-    <w:p>
-      <w:pPr>
-        <w:pStyle w:val="ListParagraph"/>
-        <w:numPr>
-          <w:ilvl w:val="0"/>
-          <w:numId w:val="2"/>
-        </w:numPr>
-        <w:rPr>
-          <w:lang w:val="en-US"/>
-        </w:rPr>
-      </w:pPr>
-      <w:r>
-        <w:rPr>
-          <w:lang w:val="en-US"/>
-        </w:rPr>
-        <w:t xml:space="preserve">&lt;Tensor </w:t>
-      </w:r>
-      <w:r>
-        <w:rPr>
-          <w:lang w:val="en-US"/>
-        </w:rPr>
-        <w:t>N + 1 Chiều</w:t>
-      </w:r>
-      <w:r>
-        <w:rPr>
-          <w:lang w:val="en-US"/>
-        </w:rPr>
-        <w:t xml:space="preserve">&gt; = &lt;Tensor </w:t>
-      </w:r>
-      <w:r>
-        <w:rPr>
-          <w:lang w:val="en-US"/>
-        </w:rPr>
-        <w:t>N Chiều</w:t>
-      </w:r>
-      <w:r>
-        <w:rPr>
-          <w:lang w:val="en-US"/>
-        </w:rPr>
-        <w:t>&gt;</w:t>
-      </w:r>
-      <w:r>
-        <w:rPr>
-          <w:lang w:val="en-US"/>
-        </w:rPr>
-        <w:t>.unsqueeze(&lt;Vị Trí Chèn Chiều&gt;)</w:t>
-      </w:r>
-    </w:p>
-    <w:p>
-      <w:pPr>
-        <w:pStyle w:val="ListParagraph"/>
-        <w:numPr>
-          <w:ilvl w:val="0"/>
-          <w:numId w:val="2"/>
-        </w:numPr>
-        <w:rPr>
-          <w:lang w:val="en-US"/>
-        </w:rPr>
-      </w:pPr>
-      <w:r>
-        <w:rPr>
-          <w:lang w:val="en-US"/>
-        </w:rPr>
-        <w:t>&lt;Vị Trí Chèn Chiều&gt; có giá trị từ – n + 1 đến n, giá trị dương thì tính từ trái qua phải, bắt đầu = 0, giá trị âm thì tính từ phải qua trái, bắt đầu = 1</w:t>
-      </w:r>
-    </w:p>
-    <w:p>
-      <w:pPr>
-        <w:pStyle w:val="ListParagraph"/>
-        <w:numPr>
-          <w:ilvl w:val="0"/>
-          <w:numId w:val="2"/>
-        </w:numPr>
-        <w:rPr>
-          <w:lang w:val="en-US"/>
-        </w:rPr>
-      </w:pPr>
-      <w:r>
-        <w:rPr>
-          <w:lang w:val="en-US"/>
-        </w:rPr>
-        <w:t>Khi đưa tensor lên 1 chiều như vậy, thì cấu trúc của nó không thay đổi, ví dụ xấp ảnh 2D đưa lên 3D thì nó vẫn vậy, chỉ có điều nó sẽ nằm ngang, hay úp mặt vào tường trái, hay dựa lưng vào tường phải</w:t>
-      </w:r>
-    </w:p>
-    <w:p>
-      <w:pPr>
-        <w:pStyle w:val="ListParagraph"/>
-        <w:numPr>
-          <w:ilvl w:val="0"/>
-          <w:numId w:val="2"/>
-        </w:numPr>
-        <w:rPr>
-          <w:lang w:val="en-US"/>
-        </w:rPr>
-      </w:pPr>
-      <w:r>
-        <w:rPr>
-          <w:lang w:val="en-US"/>
-        </w:rPr>
-        <w:t>Ví dụ</w:t>
-      </w:r>
-    </w:p>
-    <w:p>
-      <w:pPr>
-        <w:pStyle w:val="ListParagraph"/>
-        <w:numPr>
-          <w:ilvl w:val="0"/>
-          <w:numId w:val="2"/>
-        </w:numPr>
-        <w:rPr>
-          <w:lang w:val="en-US"/>
-        </w:rPr>
-      </w:pPr>
-      <w:r>
-        <w:rPr>
-          <w:lang w:val="en-US"/>
-        </w:rPr>
-        <w:t>x có Shape là (2, 3, 4)</w:t>
+        <w:t>Đổi Giá Trị Của Tensor Tại 1 Số Điểm Nào Đó Thành 1 Giá Trị Nào Đó?</w:t>
       </w:r>
     </w:p>
     <w:p>
@@ -5469,103 +6369,61 @@
         <w:rPr>
           <w:lang w:val="en-US"/>
         </w:rPr>
-        <w:t>y = x.unsqueeze(2)</w:t>
-      </w:r>
-    </w:p>
-    <w:p>
-      <w:pPr>
-        <w:pStyle w:val="ListParagraph"/>
-        <w:numPr>
-          <w:ilvl w:val="0"/>
-          <w:numId w:val="2"/>
-        </w:numPr>
-        <w:rPr>
-          <w:lang w:val="en-US"/>
-        </w:rPr>
-      </w:pPr>
-      <w:r>
-        <w:rPr>
-          <w:lang w:val="en-US"/>
-        </w:rPr>
-        <w:t>y có Shape là (2, 3, 1, 4)</w:t>
-      </w:r>
-    </w:p>
-    <w:p>
-      <w:pPr>
-        <w:pStyle w:val="ListParagraph"/>
-        <w:numPr>
-          <w:ilvl w:val="0"/>
-          <w:numId w:val="4"/>
-        </w:numPr>
-        <w:rPr>
-          <w:lang w:val="en-US"/>
-        </w:rPr>
-      </w:pPr>
-      <w:r>
-        <w:rPr>
-          <w:lang w:val="en-US"/>
-        </w:rPr>
-        <w:t xml:space="preserve">Cách </w:t>
-      </w:r>
-      <w:r>
-        <w:rPr>
-          <w:lang w:val="en-US"/>
-        </w:rPr>
-        <w:t xml:space="preserve">Tạo Ra </w:t>
-      </w:r>
-      <w:r>
-        <w:rPr>
-          <w:lang w:val="en-US"/>
-        </w:rPr>
-        <w:t xml:space="preserve">Tensor </w:t>
-      </w:r>
-      <w:r>
-        <w:rPr>
-          <w:lang w:val="en-US"/>
-        </w:rPr>
-        <w:t xml:space="preserve">Được </w:t>
-      </w:r>
-      <w:r>
-        <w:rPr>
-          <w:lang w:val="en-US"/>
-        </w:rPr>
-        <w:t xml:space="preserve">Reshape </w:t>
-      </w:r>
-      <w:r>
-        <w:rPr>
-          <w:lang w:val="en-US"/>
-        </w:rPr>
-        <w:t xml:space="preserve">Chia Sẻ Cùng Bộ Dữ Liệu Với </w:t>
-      </w:r>
-      <w:r>
-        <w:rPr>
-          <w:lang w:val="en-US"/>
-        </w:rPr>
-        <w:t xml:space="preserve">Tensor </w:t>
-      </w:r>
-      <w:r>
-        <w:rPr>
-          <w:lang w:val="en-US"/>
-        </w:rPr>
-        <w:t>Cũ?</w:t>
-      </w:r>
-    </w:p>
-    <w:p>
-      <w:pPr>
-        <w:pStyle w:val="ListParagraph"/>
-        <w:numPr>
-          <w:ilvl w:val="0"/>
-          <w:numId w:val="2"/>
-        </w:numPr>
-        <w:rPr>
-          <w:lang w:val="en-US"/>
-        </w:rPr>
-      </w:pPr>
-      <w:r>
-        <w:rPr>
-          <w:lang w:val="en-US"/>
-        </w:rPr>
-        <w:t>Tensor sau khi Reshape nếu đọc dữ liệu theo thứ tự sẽ y chang khi đọc như vậy với Tensor cũ</w:t>
+        <w:t>&lt;Tensor Sau Khi Đổi Giá Trị&gt; = &lt;Tensor&gt;.masked_fill(&lt;Mask&gt;, &lt;Giá Trị&gt;)</w:t>
+      </w:r>
+    </w:p>
+    <w:p>
+      <w:pPr>
+        <w:pStyle w:val="ListParagraph"/>
+        <w:numPr>
+          <w:ilvl w:val="0"/>
+          <w:numId w:val="2"/>
+        </w:numPr>
+        <w:rPr>
+          <w:lang w:val="en-US"/>
+        </w:rPr>
+      </w:pPr>
+      <w:r>
+        <w:rPr>
+          <w:lang w:val="en-US"/>
+        </w:rPr>
+        <w:t>&lt;Mask&gt; là Tensor chỉ có giá trị 0 và 1, phải Broadcast được với &lt;Tensor&gt;</w:t>
+      </w:r>
+    </w:p>
+    <w:p>
+      <w:pPr>
+        <w:pStyle w:val="ListParagraph"/>
+        <w:numPr>
+          <w:ilvl w:val="0"/>
+          <w:numId w:val="2"/>
+        </w:numPr>
+        <w:rPr>
+          <w:lang w:val="en-US"/>
+        </w:rPr>
+      </w:pPr>
+      <w:r>
+        <w:rPr>
+          <w:lang w:val="en-US"/>
+        </w:rPr>
+        <w:t>&lt;Tensor Sau Khi Đổi Giá Trị&gt; ban đầu có giá trị của &lt;Tensor&gt;, sau đó những chỗ nào trong &lt;Mask&gt; có giá trị là 1 thì chỗ tương ứng trong &lt;Tensor Sau Khi Đổi Giá Trị&gt; sẽ có giá trị là &lt;Giá Trị&gt;</w:t>
+      </w:r>
+    </w:p>
+    <w:p>
+      <w:pPr>
+        <w:pStyle w:val="ListParagraph"/>
+        <w:numPr>
+          <w:ilvl w:val="0"/>
+          <w:numId w:val="2"/>
+        </w:numPr>
+        <w:rPr>
+          <w:lang w:val="en-US"/>
+        </w:rPr>
+      </w:pPr>
+      <w:r>
+        <w:rPr>
+          <w:lang w:val="en-US"/>
+        </w:rPr>
+        <w:t>Ví dụ</w:t>
       </w:r>
     </w:p>
     <w:p>
@@ -5586,62 +6444,205 @@
         <w:rPr>
           <w:lang w:val="en-US"/>
         </w:rPr>
-        <w:t>&lt;Tensor Sau Reshape&gt; = &lt;</w:t>
-      </w:r>
-      <w:r>
-        <w:rPr>
-          <w:lang w:val="en-US"/>
-        </w:rPr>
-        <w:t>Tensor Cũ</w:t>
-      </w:r>
-      <w:r>
-        <w:rPr>
-          <w:lang w:val="en-US"/>
-        </w:rPr>
-        <w:t>&gt;</w:t>
-      </w:r>
-      <w:r>
-        <w:rPr>
-          <w:lang w:val="en-US"/>
-        </w:rPr>
-        <w:t>.reshape(&lt;Shape&gt;)</w:t>
-      </w:r>
-    </w:p>
-    <w:p>
-      <w:pPr>
-        <w:pStyle w:val="ListParagraph"/>
-        <w:numPr>
-          <w:ilvl w:val="0"/>
-          <w:numId w:val="2"/>
-        </w:numPr>
-        <w:rPr>
-          <w:lang w:val="en-US"/>
-        </w:rPr>
-      </w:pPr>
-      <w:r>
-        <w:rPr>
-          <w:lang w:val="en-US"/>
-        </w:rPr>
-        <w:t>Ví dụ</w:t>
-      </w:r>
-    </w:p>
-    <w:p>
-      <w:pPr>
-        <w:pStyle w:val="ListParagraph"/>
-        <w:numPr>
-          <w:ilvl w:val="0"/>
-          <w:numId w:val="2"/>
-        </w:numPr>
-        <w:rPr>
-          <w:lang w:val="en-US"/>
-        </w:rPr>
-      </w:pPr>
-      <w:r>
-        <w:rPr>
-          <w:lang w:val="en-US"/>
-        </w:rPr>
-        <w:lastRenderedPageBreak/>
-        <w:t>“x” có Shape là (3, 4, 6)</w:t>
+        <w:t>f</w:t>
+      </w:r>
+      <w:r>
+        <w:rPr>
+          <w:lang w:val="en-US"/>
+        </w:rPr>
+        <w:t>oo = bar.masked_fill(boo, 9)</w:t>
+      </w:r>
+    </w:p>
+    <w:p>
+      <w:pPr>
+        <w:pStyle w:val="ListParagraph"/>
+        <w:numPr>
+          <w:ilvl w:val="0"/>
+          <w:numId w:val="2"/>
+        </w:numPr>
+        <w:rPr>
+          <w:lang w:val="en-US"/>
+        </w:rPr>
+      </w:pPr>
+      <w:r>
+        <w:rPr>
+          <w:lang w:val="en-US"/>
+        </w:rPr>
+        <w:t>Ta có</w:t>
+      </w:r>
+    </w:p>
+    <w:tbl>
+      <w:tblPr>
+        <w:tblStyle w:val="TableGrid"/>
+        <w:tblW w:w="0" w:type="auto"/>
+        <w:tblInd w:w="1080" w:type="dxa"/>
+        <w:tblLook w:val="04A0" w:firstRow="1" w:lastRow="0" w:firstColumn="1" w:lastColumn="0" w:noHBand="0" w:noVBand="1"/>
+      </w:tblPr>
+      <w:tblGrid>
+        <w:gridCol w:w="4648"/>
+        <w:gridCol w:w="4649"/>
+      </w:tblGrid>
+      <w:tr>
+        <w:tc>
+          <w:tcPr>
+            <w:tcW w:w="4648" w:type="dxa"/>
+          </w:tcPr>
+          <w:p>
+            <w:pPr>
+              <w:pStyle w:val="ListParagraph"/>
+              <w:ind w:left="0"/>
+              <w:jc w:val="center"/>
+              <w:rPr>
+                <w:lang w:val="en-US"/>
+              </w:rPr>
+            </w:pPr>
+            <w:r>
+              <w:rPr>
+                <w:lang w:val="en-US"/>
+              </w:rPr>
+              <w:t>bar</w:t>
+            </w:r>
+          </w:p>
+        </w:tc>
+        <w:tc>
+          <w:tcPr>
+            <w:tcW w:w="4649" w:type="dxa"/>
+          </w:tcPr>
+          <w:p>
+            <w:pPr>
+              <w:pStyle w:val="ListParagraph"/>
+              <w:ind w:left="0"/>
+              <w:jc w:val="center"/>
+              <w:rPr>
+                <w:lang w:val="en-US"/>
+              </w:rPr>
+            </w:pPr>
+            <w:r>
+              <w:rPr>
+                <w:lang w:val="en-US"/>
+              </w:rPr>
+              <w:t>[1, 7, 5, 4, 3, 2, 8</w:t>
+            </w:r>
+            <w:r>
+              <w:rPr>
+                <w:lang w:val="en-US"/>
+              </w:rPr>
+              <w:t>, 4]</w:t>
+            </w:r>
+          </w:p>
+        </w:tc>
+      </w:tr>
+      <w:tr>
+        <w:tc>
+          <w:tcPr>
+            <w:tcW w:w="4648" w:type="dxa"/>
+          </w:tcPr>
+          <w:p>
+            <w:pPr>
+              <w:pStyle w:val="ListParagraph"/>
+              <w:ind w:left="0"/>
+              <w:jc w:val="center"/>
+              <w:rPr>
+                <w:lang w:val="en-US"/>
+              </w:rPr>
+            </w:pPr>
+            <w:r>
+              <w:rPr>
+                <w:lang w:val="en-US"/>
+              </w:rPr>
+              <w:t>boo</w:t>
+            </w:r>
+          </w:p>
+        </w:tc>
+        <w:tc>
+          <w:tcPr>
+            <w:tcW w:w="4649" w:type="dxa"/>
+          </w:tcPr>
+          <w:p>
+            <w:pPr>
+              <w:pStyle w:val="ListParagraph"/>
+              <w:ind w:left="0"/>
+              <w:jc w:val="center"/>
+              <w:rPr>
+                <w:lang w:val="en-US"/>
+              </w:rPr>
+            </w:pPr>
+            <w:r>
+              <w:rPr>
+                <w:lang w:val="en-US"/>
+              </w:rPr>
+              <w:t>[1, 0, 0, 1, 0, 0, 0, 1]</w:t>
+            </w:r>
+          </w:p>
+        </w:tc>
+      </w:tr>
+      <w:tr>
+        <w:tc>
+          <w:tcPr>
+            <w:tcW w:w="4648" w:type="dxa"/>
+          </w:tcPr>
+          <w:p>
+            <w:pPr>
+              <w:pStyle w:val="ListParagraph"/>
+              <w:ind w:left="0"/>
+              <w:jc w:val="center"/>
+              <w:rPr>
+                <w:lang w:val="en-US"/>
+              </w:rPr>
+            </w:pPr>
+            <w:r>
+              <w:rPr>
+                <w:lang w:val="en-US"/>
+              </w:rPr>
+              <w:t>foo</w:t>
+            </w:r>
+          </w:p>
+        </w:tc>
+        <w:tc>
+          <w:tcPr>
+            <w:tcW w:w="4649" w:type="dxa"/>
+          </w:tcPr>
+          <w:p>
+            <w:pPr>
+              <w:pStyle w:val="ListParagraph"/>
+              <w:ind w:left="0"/>
+              <w:jc w:val="center"/>
+              <w:rPr>
+                <w:lang w:val="en-US"/>
+              </w:rPr>
+            </w:pPr>
+            <w:r>
+              <w:rPr>
+                <w:lang w:val="en-US"/>
+              </w:rPr>
+              <w:t xml:space="preserve">[9, </w:t>
+            </w:r>
+            <w:r>
+              <w:rPr>
+                <w:lang w:val="en-US"/>
+              </w:rPr>
+              <w:t>7, 5, 9, 3, 2, 8, 9]</w:t>
+            </w:r>
+          </w:p>
+        </w:tc>
+      </w:tr>
+    </w:tbl>
+    <w:p>
+      <w:pPr>
+        <w:pStyle w:val="ListParagraph"/>
+        <w:numPr>
+          <w:ilvl w:val="0"/>
+          <w:numId w:val="4"/>
+        </w:numPr>
+        <w:rPr>
+          <w:lang w:val="en-US"/>
+        </w:rPr>
+      </w:pPr>
+      <w:r>
+        <w:rPr>
+          <w:lang w:val="en-US"/>
+        </w:rPr>
+        <w:t>Thay Tất Cả Giá Trị Nào Đó Của 1 Tensor Thành Giá Trị Nào Đó?</w:t>
       </w:r>
     </w:p>
     <w:p>
@@ -5662,43 +6663,25 @@
         <w:rPr>
           <w:lang w:val="en-US"/>
         </w:rPr>
-        <w:t>“y” = x.reshape(4, 3, 2, 3)</w:t>
-      </w:r>
-    </w:p>
-    <w:p>
-      <w:pPr>
-        <w:pStyle w:val="ListParagraph"/>
-        <w:numPr>
-          <w:ilvl w:val="0"/>
-          <w:numId w:val="2"/>
-        </w:numPr>
-        <w:rPr>
-          <w:lang w:val="en-US"/>
-        </w:rPr>
-      </w:pPr>
-      <w:r>
-        <w:rPr>
-          <w:lang w:val="en-US"/>
-        </w:rPr>
-        <w:t>“y” có Shape (4, 3, 2, 3)</w:t>
-      </w:r>
-    </w:p>
-    <w:p>
-      <w:pPr>
-        <w:pStyle w:val="ListParagraph"/>
-        <w:numPr>
-          <w:ilvl w:val="0"/>
-          <w:numId w:val="4"/>
-        </w:numPr>
-        <w:rPr>
-          <w:lang w:val="en-US"/>
-        </w:rPr>
-      </w:pPr>
-      <w:r>
-        <w:rPr>
-          <w:lang w:val="en-US"/>
-        </w:rPr>
-        <w:t>Cách Nhanh Nhất Để Cho Tất Cả Các Giá Trị Trong Tensor Về 0?</w:t>
+        <w:t>&lt;Tensor Muốn Thay&gt;[&lt;Tensor Muốn Thay&gt; == &lt;Giá Trị Cũ&gt;] = &lt;Giá Trị Mới&gt;</w:t>
+      </w:r>
+    </w:p>
+    <w:p>
+      <w:pPr>
+        <w:pStyle w:val="ListParagraph"/>
+        <w:numPr>
+          <w:ilvl w:val="0"/>
+          <w:numId w:val="2"/>
+        </w:numPr>
+        <w:rPr>
+          <w:lang w:val="en-US"/>
+        </w:rPr>
+      </w:pPr>
+      <w:r>
+        <w:rPr>
+          <w:lang w:val="en-US"/>
+        </w:rPr>
+        <w:t>Ví dụ</w:t>
       </w:r>
     </w:p>
     <w:p>
@@ -5719,9 +6702,139 @@
         <w:rPr>
           <w:lang w:val="en-US"/>
         </w:rPr>
-        <w:t>&lt;Tensor Muốn Đưa Về Mo&gt;.zero_()</w:t>
-      </w:r>
-    </w:p>
+        <w:t>foo[foo == 1] = 9</w:t>
+      </w:r>
+    </w:p>
+    <w:p>
+      <w:pPr>
+        <w:pStyle w:val="ListParagraph"/>
+        <w:numPr>
+          <w:ilvl w:val="0"/>
+          <w:numId w:val="2"/>
+        </w:numPr>
+        <w:rPr>
+          <w:lang w:val="en-US"/>
+        </w:rPr>
+      </w:pPr>
+      <w:r>
+        <w:rPr>
+          <w:lang w:val="en-US"/>
+        </w:rPr>
+        <w:t>Ta có</w:t>
+      </w:r>
+    </w:p>
+    <w:tbl>
+      <w:tblPr>
+        <w:tblStyle w:val="TableGrid"/>
+        <w:tblW w:w="0" w:type="auto"/>
+        <w:tblInd w:w="1080" w:type="dxa"/>
+        <w:tblLook w:val="04A0" w:firstRow="1" w:lastRow="0" w:firstColumn="1" w:lastColumn="0" w:noHBand="0" w:noVBand="1"/>
+      </w:tblPr>
+      <w:tblGrid>
+        <w:gridCol w:w="4656"/>
+        <w:gridCol w:w="4641"/>
+      </w:tblGrid>
+      <w:tr>
+        <w:tc>
+          <w:tcPr>
+            <w:tcW w:w="5188" w:type="dxa"/>
+          </w:tcPr>
+          <w:p>
+            <w:pPr>
+              <w:pStyle w:val="ListParagraph"/>
+              <w:ind w:left="0"/>
+              <w:jc w:val="center"/>
+              <w:rPr>
+                <w:lang w:val="en-US"/>
+              </w:rPr>
+            </w:pPr>
+            <w:r>
+              <w:rPr>
+                <w:lang w:val="en-US"/>
+              </w:rPr>
+              <w:t>foo cũ</w:t>
+            </w:r>
+          </w:p>
+        </w:tc>
+        <w:tc>
+          <w:tcPr>
+            <w:tcW w:w="5189" w:type="dxa"/>
+          </w:tcPr>
+          <w:p>
+            <w:pPr>
+              <w:pStyle w:val="ListParagraph"/>
+              <w:ind w:left="0"/>
+              <w:jc w:val="center"/>
+              <w:rPr>
+                <w:lang w:val="en-US"/>
+              </w:rPr>
+            </w:pPr>
+            <w:r>
+              <w:rPr>
+                <w:lang w:val="en-US"/>
+              </w:rPr>
+              <w:t>[1, 2, 3, 1, 8, 4, 1, 0, 5, 1, 7, 6, 9]</w:t>
+            </w:r>
+          </w:p>
+        </w:tc>
+      </w:tr>
+      <w:tr>
+        <w:tc>
+          <w:tcPr>
+            <w:tcW w:w="5188" w:type="dxa"/>
+          </w:tcPr>
+          <w:p>
+            <w:pPr>
+              <w:pStyle w:val="ListParagraph"/>
+              <w:ind w:left="0"/>
+              <w:jc w:val="center"/>
+              <w:rPr>
+                <w:lang w:val="en-US"/>
+              </w:rPr>
+            </w:pPr>
+            <w:r>
+              <w:rPr>
+                <w:lang w:val="en-US"/>
+              </w:rPr>
+              <w:t>foo mới</w:t>
+            </w:r>
+          </w:p>
+        </w:tc>
+        <w:tc>
+          <w:tcPr>
+            <w:tcW w:w="5189" w:type="dxa"/>
+          </w:tcPr>
+          <w:p>
+            <w:pPr>
+              <w:pStyle w:val="ListParagraph"/>
+              <w:ind w:left="0"/>
+              <w:jc w:val="center"/>
+              <w:rPr>
+                <w:lang w:val="en-US"/>
+              </w:rPr>
+            </w:pPr>
+            <w:r>
+              <w:rPr>
+                <w:lang w:val="en-US"/>
+              </w:rPr>
+              <w:t>[</w:t>
+            </w:r>
+            <w:r>
+              <w:rPr>
+                <w:lang w:val="en-US"/>
+              </w:rPr>
+              <w:t>9, 2, 3, 9, 8, 4, 9, 0, 5, 9</w:t>
+            </w:r>
+            <w:r>
+              <w:rPr>
+                <w:lang w:val="en-US"/>
+              </w:rPr>
+              <w:t>, 7, 6, 9]</w:t>
+            </w:r>
+          </w:p>
+        </w:tc>
+      </w:tr>
+    </w:tbl>
     <w:p>
       <w:pPr>
         <w:pStyle w:val="ListParagraph"/>
@@ -5737,7 +6850,128 @@
         <w:rPr>
           <w:lang w:val="en-US"/>
         </w:rPr>
-        <w:t>Cách Nhanh Nhất Để Chỉ Copy Dữ Liệu Của 1 Tensor?</w:t>
+        <w:t>Trả Về Tensor N + 1 Chiều Từ Tensor N Chiều?</w:t>
+      </w:r>
+    </w:p>
+    <w:p>
+      <w:pPr>
+        <w:pStyle w:val="ListParagraph"/>
+        <w:numPr>
+          <w:ilvl w:val="0"/>
+          <w:numId w:val="2"/>
+        </w:numPr>
+        <w:rPr>
+          <w:lang w:val="en-US"/>
+        </w:rPr>
+      </w:pPr>
+      <w:r>
+        <w:rPr>
+          <w:lang w:val="en-US"/>
+        </w:rPr>
+        <w:t xml:space="preserve">&lt;Tensor </w:t>
+      </w:r>
+      <w:r>
+        <w:rPr>
+          <w:lang w:val="en-US"/>
+        </w:rPr>
+        <w:t>N + 1 Chiều</w:t>
+      </w:r>
+      <w:r>
+        <w:rPr>
+          <w:lang w:val="en-US"/>
+        </w:rPr>
+        <w:t xml:space="preserve">&gt; = &lt;Tensor </w:t>
+      </w:r>
+      <w:r>
+        <w:rPr>
+          <w:lang w:val="en-US"/>
+        </w:rPr>
+        <w:t>N Chiều</w:t>
+      </w:r>
+      <w:r>
+        <w:rPr>
+          <w:lang w:val="en-US"/>
+        </w:rPr>
+        <w:t>&gt;</w:t>
+      </w:r>
+      <w:r>
+        <w:rPr>
+          <w:lang w:val="en-US"/>
+        </w:rPr>
+        <w:t>.unsqueeze(&lt;Vị Trí Chèn Chiều&gt;)</w:t>
+      </w:r>
+    </w:p>
+    <w:p>
+      <w:pPr>
+        <w:pStyle w:val="ListParagraph"/>
+        <w:numPr>
+          <w:ilvl w:val="0"/>
+          <w:numId w:val="2"/>
+        </w:numPr>
+        <w:rPr>
+          <w:lang w:val="en-US"/>
+        </w:rPr>
+      </w:pPr>
+      <w:r>
+        <w:rPr>
+          <w:lang w:val="en-US"/>
+        </w:rPr>
+        <w:t>&lt;Vị Trí Chèn Chiều&gt; có giá trị từ – n + 1 đến n, giá trị dương thì tính từ trái qua phải, bắt đầu = 0, giá trị âm thì tính từ phải qua trái, bắt đầu = 1</w:t>
+      </w:r>
+    </w:p>
+    <w:p>
+      <w:pPr>
+        <w:pStyle w:val="ListParagraph"/>
+        <w:numPr>
+          <w:ilvl w:val="0"/>
+          <w:numId w:val="2"/>
+        </w:numPr>
+        <w:rPr>
+          <w:lang w:val="en-US"/>
+        </w:rPr>
+      </w:pPr>
+      <w:r>
+        <w:rPr>
+          <w:lang w:val="en-US"/>
+        </w:rPr>
+        <w:lastRenderedPageBreak/>
+        <w:t>Khi đưa tensor lên 1 chiều như vậy, thì cấu trúc của nó không thay đổi, ví dụ xấp ảnh 2D đưa lên 3D thì nó vẫn vậy, chỉ có điều nó sẽ nằm ngang, hay úp mặt vào tường trái, hay dựa lưng vào tường phải</w:t>
+      </w:r>
+    </w:p>
+    <w:p>
+      <w:pPr>
+        <w:pStyle w:val="ListParagraph"/>
+        <w:numPr>
+          <w:ilvl w:val="0"/>
+          <w:numId w:val="2"/>
+        </w:numPr>
+        <w:rPr>
+          <w:lang w:val="en-US"/>
+        </w:rPr>
+      </w:pPr>
+      <w:r>
+        <w:rPr>
+          <w:lang w:val="en-US"/>
+        </w:rPr>
+        <w:t>Ví dụ</w:t>
+      </w:r>
+    </w:p>
+    <w:p>
+      <w:pPr>
+        <w:pStyle w:val="ListParagraph"/>
+        <w:numPr>
+          <w:ilvl w:val="0"/>
+          <w:numId w:val="2"/>
+        </w:numPr>
+        <w:rPr>
+          <w:lang w:val="en-US"/>
+        </w:rPr>
+      </w:pPr>
+      <w:r>
+        <w:rPr>
+          <w:lang w:val="en-US"/>
+        </w:rPr>
+        <w:t>x có Shape là (2, 3, 4)</w:t>
       </w:r>
     </w:p>
     <w:p>
@@ -5758,49 +6992,25 @@
         <w:rPr>
           <w:lang w:val="en-US"/>
         </w:rPr>
-        <w:t>&lt;Tensor Chỉ Chứa Dữ Liệu Copy&gt; =</w:t>
-      </w:r>
-      <w:r>
-        <w:rPr>
-          <w:lang w:val="en-US"/>
-        </w:rPr>
-        <w:t xml:space="preserve"> </w:t>
-      </w:r>
-      <w:r>
-        <w:rPr>
-          <w:lang w:val="en-US"/>
-        </w:rPr>
-        <w:t>tensor(&lt;Tensor Bị Copy</w:t>
-      </w:r>
-      <w:r>
-        <w:rPr>
-          <w:lang w:val="en-US"/>
-        </w:rPr>
-        <w:t xml:space="preserve"> </w:t>
-      </w:r>
-      <w:r>
-        <w:rPr>
-          <w:lang w:val="en-US"/>
-        </w:rPr>
-        <w:t>Dữ Liệu&gt;)</w:t>
-      </w:r>
-    </w:p>
-    <w:p>
-      <w:pPr>
-        <w:pStyle w:val="ListParagraph"/>
-        <w:numPr>
-          <w:ilvl w:val="0"/>
-          <w:numId w:val="2"/>
-        </w:numPr>
-        <w:rPr>
-          <w:lang w:val="en-US"/>
-        </w:rPr>
-      </w:pPr>
-      <w:r>
-        <w:rPr>
-          <w:lang w:val="en-US"/>
-        </w:rPr>
-        <w:t>&lt;Tensor Chỉ Chứa Dữ Liệu Copy&gt; không có trong sơ đồ tính toán</w:t>
+        <w:t>y = x.unsqueeze(2)</w:t>
+      </w:r>
+    </w:p>
+    <w:p>
+      <w:pPr>
+        <w:pStyle w:val="ListParagraph"/>
+        <w:numPr>
+          <w:ilvl w:val="0"/>
+          <w:numId w:val="2"/>
+        </w:numPr>
+        <w:rPr>
+          <w:lang w:val="en-US"/>
+        </w:rPr>
+      </w:pPr>
+      <w:r>
+        <w:rPr>
+          <w:lang w:val="en-US"/>
+        </w:rPr>
+        <w:t>y có Shape là (2, 3, 1, 4)</w:t>
       </w:r>
     </w:p>
     <w:p>
@@ -5818,79 +7028,67 @@
         <w:rPr>
           <w:lang w:val="en-US"/>
         </w:rPr>
-        <w:t xml:space="preserve">Cách Show Ảnh </w:t>
-      </w:r>
-      <w:r>
-        <w:rPr>
-          <w:lang w:val="en-US"/>
-        </w:rPr>
-        <w:t>Màu Từ Tensor?</w:t>
-      </w:r>
-    </w:p>
-    <w:p>
-      <w:pPr>
-        <w:pStyle w:val="ListParagraph"/>
-        <w:numPr>
-          <w:ilvl w:val="0"/>
-          <w:numId w:val="2"/>
-        </w:numPr>
-        <w:rPr>
-          <w:lang w:val="en-US"/>
-        </w:rPr>
-      </w:pPr>
-      <w:r>
-        <w:rPr>
-          <w:lang w:val="en-US"/>
-        </w:rPr>
-        <w:t>Đảm bảo chiều cao xấp ảnh = 3, tấm trên cùng là đỏ, tấm giữa là xanh lá, tấm dưới là xanh dương, cầm chặt tấm ảnh lên rồi đặt lại góc tường sao cho mặt ảnh áp vào tường</w:t>
-      </w:r>
-    </w:p>
-    <w:p>
-      <w:pPr>
-        <w:pStyle w:val="ListParagraph"/>
-        <w:numPr>
-          <w:ilvl w:val="0"/>
-          <w:numId w:val="2"/>
-        </w:numPr>
-        <w:rPr>
-          <w:lang w:val="en-US"/>
-        </w:rPr>
-      </w:pPr>
-      <w:r>
-        <w:rPr>
-          <w:lang w:val="en-US"/>
-        </w:rPr>
-        <w:t>Lưu ý các giá trị trong xấp ảnh phải có giá trị từ 0 đến 1 ứng với từ 0 đến 255</w:t>
-      </w:r>
-      <w:r>
-        <w:rPr>
-          <w:lang w:val="en-US"/>
-        </w:rPr>
-        <w:t>, nằm ngoài khoảng này sẽ bị Clip</w:t>
-      </w:r>
-      <w:r>
-        <w:rPr>
-          <w:lang w:val="en-US"/>
-        </w:rPr>
-        <w:t>, nên kiểu dữ liệu phải là Float</w:t>
-      </w:r>
-    </w:p>
-    <w:p>
-      <w:pPr>
-        <w:pStyle w:val="ListParagraph"/>
-        <w:numPr>
-          <w:ilvl w:val="0"/>
-          <w:numId w:val="2"/>
-        </w:numPr>
-        <w:rPr>
-          <w:lang w:val="en-US"/>
-        </w:rPr>
-      </w:pPr>
-      <w:r>
-        <w:rPr>
-          <w:lang w:val="en-US"/>
-        </w:rPr>
-        <w:t>Nhập đoạn Code sau</w:t>
+        <w:t xml:space="preserve">Cách </w:t>
+      </w:r>
+      <w:r>
+        <w:rPr>
+          <w:lang w:val="en-US"/>
+        </w:rPr>
+        <w:t xml:space="preserve">Tạo Ra </w:t>
+      </w:r>
+      <w:r>
+        <w:rPr>
+          <w:lang w:val="en-US"/>
+        </w:rPr>
+        <w:t xml:space="preserve">Tensor </w:t>
+      </w:r>
+      <w:r>
+        <w:rPr>
+          <w:lang w:val="en-US"/>
+        </w:rPr>
+        <w:t xml:space="preserve">Được </w:t>
+      </w:r>
+      <w:r>
+        <w:rPr>
+          <w:lang w:val="en-US"/>
+        </w:rPr>
+        <w:t xml:space="preserve">Reshape </w:t>
+      </w:r>
+      <w:r>
+        <w:rPr>
+          <w:lang w:val="en-US"/>
+        </w:rPr>
+        <w:t xml:space="preserve">Chia Sẻ Cùng Bộ Dữ Liệu Với </w:t>
+      </w:r>
+      <w:r>
+        <w:rPr>
+          <w:lang w:val="en-US"/>
+        </w:rPr>
+        <w:t xml:space="preserve">Tensor </w:t>
+      </w:r>
+      <w:r>
+        <w:rPr>
+          <w:lang w:val="en-US"/>
+        </w:rPr>
+        <w:t>Cũ?</w:t>
+      </w:r>
+    </w:p>
+    <w:p>
+      <w:pPr>
+        <w:pStyle w:val="ListParagraph"/>
+        <w:numPr>
+          <w:ilvl w:val="0"/>
+          <w:numId w:val="2"/>
+        </w:numPr>
+        <w:rPr>
+          <w:lang w:val="en-US"/>
+        </w:rPr>
+      </w:pPr>
+      <w:r>
+        <w:rPr>
+          <w:lang w:val="en-US"/>
+        </w:rPr>
+        <w:t>Tensor sau khi Reshape nếu đọc dữ liệu theo thứ tự sẽ y chang khi đọc như vậy với Tensor cũ</w:t>
       </w:r>
     </w:p>
     <w:p>
@@ -5911,7 +7109,61 @@
         <w:rPr>
           <w:lang w:val="en-US"/>
         </w:rPr>
-        <w:t>import matplotlib.pyplot as plt</w:t>
+        <w:t>&lt;Tensor Sau Reshape&gt; = &lt;</w:t>
+      </w:r>
+      <w:r>
+        <w:rPr>
+          <w:lang w:val="en-US"/>
+        </w:rPr>
+        <w:t>Tensor Cũ</w:t>
+      </w:r>
+      <w:r>
+        <w:rPr>
+          <w:lang w:val="en-US"/>
+        </w:rPr>
+        <w:t>&gt;</w:t>
+      </w:r>
+      <w:r>
+        <w:rPr>
+          <w:lang w:val="en-US"/>
+        </w:rPr>
+        <w:t>.reshape(&lt;Shape&gt;)</w:t>
+      </w:r>
+    </w:p>
+    <w:p>
+      <w:pPr>
+        <w:pStyle w:val="ListParagraph"/>
+        <w:numPr>
+          <w:ilvl w:val="0"/>
+          <w:numId w:val="2"/>
+        </w:numPr>
+        <w:rPr>
+          <w:lang w:val="en-US"/>
+        </w:rPr>
+      </w:pPr>
+      <w:r>
+        <w:rPr>
+          <w:lang w:val="en-US"/>
+        </w:rPr>
+        <w:t>Ví dụ</w:t>
+      </w:r>
+    </w:p>
+    <w:p>
+      <w:pPr>
+        <w:pStyle w:val="ListParagraph"/>
+        <w:numPr>
+          <w:ilvl w:val="0"/>
+          <w:numId w:val="2"/>
+        </w:numPr>
+        <w:rPr>
+          <w:lang w:val="en-US"/>
+        </w:rPr>
+      </w:pPr>
+      <w:r>
+        <w:rPr>
+          <w:lang w:val="en-US"/>
+        </w:rPr>
+        <w:t>“x” có Shape là (3, 4, 6)</w:t>
       </w:r>
     </w:p>
     <w:p>
@@ -5928,6 +7180,48 @@
           <w:lang w:val="en-US"/>
         </w:rPr>
       </w:pPr>
+      <w:r>
+        <w:rPr>
+          <w:lang w:val="en-US"/>
+        </w:rPr>
+        <w:t>“y” = x.reshape(4, 3, 2, 3)</w:t>
+      </w:r>
+    </w:p>
+    <w:p>
+      <w:pPr>
+        <w:pStyle w:val="ListParagraph"/>
+        <w:numPr>
+          <w:ilvl w:val="0"/>
+          <w:numId w:val="2"/>
+        </w:numPr>
+        <w:rPr>
+          <w:lang w:val="en-US"/>
+        </w:rPr>
+      </w:pPr>
+      <w:r>
+        <w:rPr>
+          <w:lang w:val="en-US"/>
+        </w:rPr>
+        <w:t>“y” có Shape (4, 3, 2, 3)</w:t>
+      </w:r>
+    </w:p>
+    <w:p>
+      <w:pPr>
+        <w:pStyle w:val="ListParagraph"/>
+        <w:numPr>
+          <w:ilvl w:val="0"/>
+          <w:numId w:val="4"/>
+        </w:numPr>
+        <w:rPr>
+          <w:lang w:val="en-US"/>
+        </w:rPr>
+      </w:pPr>
+      <w:r>
+        <w:rPr>
+          <w:lang w:val="en-US"/>
+        </w:rPr>
+        <w:t>Cách Nhanh Nhất Để Cho Tất Cả Các Giá Trị Trong Tensor Về 0?</w:t>
+      </w:r>
     </w:p>
     <w:p>
       <w:pPr>
@@ -5947,7 +7241,25 @@
         <w:rPr>
           <w:lang w:val="en-US"/>
         </w:rPr>
-        <w:t>plt.imshow(&lt;Tensor Ảnh&gt;)</w:t>
+        <w:t>&lt;Tensor Muốn Đưa Về Mo&gt;.zero_()</w:t>
+      </w:r>
+    </w:p>
+    <w:p>
+      <w:pPr>
+        <w:pStyle w:val="ListParagraph"/>
+        <w:numPr>
+          <w:ilvl w:val="0"/>
+          <w:numId w:val="4"/>
+        </w:numPr>
+        <w:rPr>
+          <w:lang w:val="en-US"/>
+        </w:rPr>
+      </w:pPr>
+      <w:r>
+        <w:rPr>
+          <w:lang w:val="en-US"/>
+        </w:rPr>
+        <w:t>Cách Nhanh Nhất Để Chỉ Copy Dữ Liệu Của 1 Tensor?</w:t>
       </w:r>
     </w:p>
     <w:p>
@@ -5968,19 +7280,139 @@
         <w:rPr>
           <w:lang w:val="en-US"/>
         </w:rPr>
-        <w:t>plt.axis(</w:t>
-      </w:r>
-      <w:r>
-        <w:rPr>
-          <w:lang w:val="en-US"/>
-        </w:rPr>
-        <w:t>‘</w:t>
-      </w:r>
-      <w:r>
-        <w:rPr>
-          <w:lang w:val="en-US"/>
-        </w:rPr>
-        <w:t>off’)</w:t>
+        <w:t>&lt;Tensor Chỉ Chứa Dữ Liệu Copy&gt; =</w:t>
+      </w:r>
+      <w:r>
+        <w:rPr>
+          <w:lang w:val="en-US"/>
+        </w:rPr>
+        <w:t xml:space="preserve"> </w:t>
+      </w:r>
+      <w:r>
+        <w:rPr>
+          <w:lang w:val="en-US"/>
+        </w:rPr>
+        <w:t>tensor(&lt;Tensor Bị Copy</w:t>
+      </w:r>
+      <w:r>
+        <w:rPr>
+          <w:lang w:val="en-US"/>
+        </w:rPr>
+        <w:t xml:space="preserve"> </w:t>
+      </w:r>
+      <w:r>
+        <w:rPr>
+          <w:lang w:val="en-US"/>
+        </w:rPr>
+        <w:t>Dữ Liệu&gt;)</w:t>
+      </w:r>
+    </w:p>
+    <w:p>
+      <w:pPr>
+        <w:pStyle w:val="ListParagraph"/>
+        <w:numPr>
+          <w:ilvl w:val="0"/>
+          <w:numId w:val="2"/>
+        </w:numPr>
+        <w:rPr>
+          <w:lang w:val="en-US"/>
+        </w:rPr>
+      </w:pPr>
+      <w:r>
+        <w:rPr>
+          <w:lang w:val="en-US"/>
+        </w:rPr>
+        <w:t>&lt;Tensor Chỉ Chứa Dữ Liệu Copy&gt; không có trong sơ đồ tính toán</w:t>
+      </w:r>
+    </w:p>
+    <w:p>
+      <w:pPr>
+        <w:pStyle w:val="ListParagraph"/>
+        <w:numPr>
+          <w:ilvl w:val="0"/>
+          <w:numId w:val="4"/>
+        </w:numPr>
+        <w:rPr>
+          <w:lang w:val="en-US"/>
+        </w:rPr>
+      </w:pPr>
+      <w:r>
+        <w:rPr>
+          <w:lang w:val="en-US"/>
+        </w:rPr>
+        <w:t xml:space="preserve">Cách Show Ảnh </w:t>
+      </w:r>
+      <w:r>
+        <w:rPr>
+          <w:lang w:val="en-US"/>
+        </w:rPr>
+        <w:t>Màu Từ Tensor?</w:t>
+      </w:r>
+    </w:p>
+    <w:p>
+      <w:pPr>
+        <w:pStyle w:val="ListParagraph"/>
+        <w:numPr>
+          <w:ilvl w:val="0"/>
+          <w:numId w:val="2"/>
+        </w:numPr>
+        <w:rPr>
+          <w:lang w:val="en-US"/>
+        </w:rPr>
+      </w:pPr>
+      <w:r>
+        <w:rPr>
+          <w:lang w:val="en-US"/>
+        </w:rPr>
+        <w:t>Đảm bảo chiều cao xấp ảnh = 3, tấm trên cùng là đỏ, tấm giữa là xanh lá, tấm dưới là xanh dương, cầm chặt tấm ảnh lên rồi đặt lại góc tường sao cho mặt ảnh áp vào tường</w:t>
+      </w:r>
+    </w:p>
+    <w:p>
+      <w:pPr>
+        <w:pStyle w:val="ListParagraph"/>
+        <w:numPr>
+          <w:ilvl w:val="0"/>
+          <w:numId w:val="2"/>
+        </w:numPr>
+        <w:rPr>
+          <w:lang w:val="en-US"/>
+        </w:rPr>
+      </w:pPr>
+      <w:r>
+        <w:rPr>
+          <w:lang w:val="en-US"/>
+        </w:rPr>
+        <w:t>Lưu ý các giá trị trong xấp ảnh phải có giá trị từ 0 đến 1 ứng với từ 0 đến 255</w:t>
+      </w:r>
+      <w:r>
+        <w:rPr>
+          <w:lang w:val="en-US"/>
+        </w:rPr>
+        <w:t>, nằm ngoài khoảng này sẽ bị Clip</w:t>
+      </w:r>
+      <w:r>
+        <w:rPr>
+          <w:lang w:val="en-US"/>
+        </w:rPr>
+        <w:t>, nên kiểu dữ liệu phải là Float</w:t>
+      </w:r>
+    </w:p>
+    <w:p>
+      <w:pPr>
+        <w:pStyle w:val="ListParagraph"/>
+        <w:numPr>
+          <w:ilvl w:val="0"/>
+          <w:numId w:val="2"/>
+        </w:numPr>
+        <w:rPr>
+          <w:lang w:val="en-US"/>
+        </w:rPr>
+      </w:pPr>
+      <w:r>
+        <w:rPr>
+          <w:lang w:val="en-US"/>
+        </w:rPr>
+        <w:t>Nhập đoạn Code sau</w:t>
       </w:r>
     </w:p>
     <w:p>
@@ -6001,61 +7433,7 @@
         <w:rPr>
           <w:lang w:val="en-US"/>
         </w:rPr>
-        <w:t>plt.show()</w:t>
-      </w:r>
-    </w:p>
-    <w:p>
-      <w:pPr>
-        <w:pStyle w:val="ListParagraph"/>
-        <w:numPr>
-          <w:ilvl w:val="0"/>
-          <w:numId w:val="4"/>
-        </w:numPr>
-        <w:rPr>
-          <w:lang w:val="en-US"/>
-        </w:rPr>
-      </w:pPr>
-      <w:r>
-        <w:rPr>
-          <w:lang w:val="en-US"/>
-        </w:rPr>
-        <w:t>Cách Show Ảnh Trắng Đen Từ Tensor?</w:t>
-      </w:r>
-    </w:p>
-    <w:p>
-      <w:pPr>
-        <w:pStyle w:val="ListParagraph"/>
-        <w:numPr>
-          <w:ilvl w:val="0"/>
-          <w:numId w:val="2"/>
-        </w:numPr>
-        <w:rPr>
-          <w:lang w:val="en-US"/>
-        </w:rPr>
-      </w:pPr>
-      <w:r>
-        <w:rPr>
-          <w:lang w:val="en-US"/>
-        </w:rPr>
-        <w:t>Đảm bảo ảnh có Shape 2D, kiểu dữ liệu là Float</w:t>
-      </w:r>
-    </w:p>
-    <w:p>
-      <w:pPr>
-        <w:pStyle w:val="ListParagraph"/>
-        <w:numPr>
-          <w:ilvl w:val="0"/>
-          <w:numId w:val="2"/>
-        </w:numPr>
-        <w:rPr>
-          <w:lang w:val="en-US"/>
-        </w:rPr>
-      </w:pPr>
-      <w:r>
-        <w:rPr>
-          <w:lang w:val="en-US"/>
-        </w:rPr>
-        <w:t>Nhập đoạn Code sau</w:t>
+        <w:t>import matplotlib.pyplot as plt</w:t>
       </w:r>
     </w:p>
     <w:p>
@@ -6072,12 +7450,6 @@
           <w:lang w:val="en-US"/>
         </w:rPr>
       </w:pPr>
-      <w:r>
-        <w:rPr>
-          <w:lang w:val="en-US"/>
-        </w:rPr>
-        <w:t>import matplotlib.pyplot as plt</w:t>
-      </w:r>
     </w:p>
     <w:p>
       <w:pPr>
@@ -6093,6 +7465,12 @@
           <w:lang w:val="en-US"/>
         </w:rPr>
       </w:pPr>
+      <w:r>
+        <w:rPr>
+          <w:lang w:val="en-US"/>
+        </w:rPr>
+        <w:t>plt.imshow(&lt;Tensor Ảnh&gt;)</w:t>
+      </w:r>
     </w:p>
     <w:p>
       <w:pPr>
@@ -6112,6 +7490,150 @@
         <w:rPr>
           <w:lang w:val="en-US"/>
         </w:rPr>
+        <w:t>plt.axis(</w:t>
+      </w:r>
+      <w:r>
+        <w:rPr>
+          <w:lang w:val="en-US"/>
+        </w:rPr>
+        <w:t>‘</w:t>
+      </w:r>
+      <w:r>
+        <w:rPr>
+          <w:lang w:val="en-US"/>
+        </w:rPr>
+        <w:t>off’)</w:t>
+      </w:r>
+    </w:p>
+    <w:p>
+      <w:pPr>
+        <w:pStyle w:val="ListParagraph"/>
+        <w:pBdr>
+          <w:top w:val="single" w:sz="4" w:space="1" w:color="auto"/>
+          <w:left w:val="single" w:sz="4" w:space="4" w:color="auto"/>
+          <w:bottom w:val="single" w:sz="4" w:space="1" w:color="auto"/>
+          <w:right w:val="single" w:sz="4" w:space="4" w:color="auto"/>
+        </w:pBdr>
+        <w:ind w:left="1080"/>
+        <w:rPr>
+          <w:lang w:val="en-US"/>
+        </w:rPr>
+      </w:pPr>
+      <w:r>
+        <w:rPr>
+          <w:lang w:val="en-US"/>
+        </w:rPr>
+        <w:t>plt.show()</w:t>
+      </w:r>
+    </w:p>
+    <w:p>
+      <w:pPr>
+        <w:pStyle w:val="ListParagraph"/>
+        <w:numPr>
+          <w:ilvl w:val="0"/>
+          <w:numId w:val="4"/>
+        </w:numPr>
+        <w:rPr>
+          <w:lang w:val="en-US"/>
+        </w:rPr>
+      </w:pPr>
+      <w:r>
+        <w:rPr>
+          <w:lang w:val="en-US"/>
+        </w:rPr>
+        <w:t>Cách Show Ảnh Trắng Đen Từ Tensor?</w:t>
+      </w:r>
+    </w:p>
+    <w:p>
+      <w:pPr>
+        <w:pStyle w:val="ListParagraph"/>
+        <w:numPr>
+          <w:ilvl w:val="0"/>
+          <w:numId w:val="2"/>
+        </w:numPr>
+        <w:rPr>
+          <w:lang w:val="en-US"/>
+        </w:rPr>
+      </w:pPr>
+      <w:r>
+        <w:rPr>
+          <w:lang w:val="en-US"/>
+        </w:rPr>
+        <w:t>Đảm bảo ảnh có Shape 2D, kiểu dữ liệu là Float</w:t>
+      </w:r>
+    </w:p>
+    <w:p>
+      <w:pPr>
+        <w:pStyle w:val="ListParagraph"/>
+        <w:numPr>
+          <w:ilvl w:val="0"/>
+          <w:numId w:val="2"/>
+        </w:numPr>
+        <w:rPr>
+          <w:lang w:val="en-US"/>
+        </w:rPr>
+      </w:pPr>
+      <w:r>
+        <w:rPr>
+          <w:lang w:val="en-US"/>
+        </w:rPr>
+        <w:t>Nhập đoạn Code sau</w:t>
+      </w:r>
+    </w:p>
+    <w:p>
+      <w:pPr>
+        <w:pStyle w:val="ListParagraph"/>
+        <w:pBdr>
+          <w:top w:val="single" w:sz="4" w:space="1" w:color="auto"/>
+          <w:left w:val="single" w:sz="4" w:space="4" w:color="auto"/>
+          <w:bottom w:val="single" w:sz="4" w:space="1" w:color="auto"/>
+          <w:right w:val="single" w:sz="4" w:space="4" w:color="auto"/>
+        </w:pBdr>
+        <w:ind w:left="1080"/>
+        <w:rPr>
+          <w:lang w:val="en-US"/>
+        </w:rPr>
+      </w:pPr>
+      <w:r>
+        <w:rPr>
+          <w:lang w:val="en-US"/>
+        </w:rPr>
+        <w:t>import matplotlib.pyplot as plt</w:t>
+      </w:r>
+    </w:p>
+    <w:p>
+      <w:pPr>
+        <w:pStyle w:val="ListParagraph"/>
+        <w:pBdr>
+          <w:top w:val="single" w:sz="4" w:space="1" w:color="auto"/>
+          <w:left w:val="single" w:sz="4" w:space="4" w:color="auto"/>
+          <w:bottom w:val="single" w:sz="4" w:space="1" w:color="auto"/>
+          <w:right w:val="single" w:sz="4" w:space="4" w:color="auto"/>
+        </w:pBdr>
+        <w:ind w:left="1080"/>
+        <w:rPr>
+          <w:lang w:val="en-US"/>
+        </w:rPr>
+      </w:pPr>
+    </w:p>
+    <w:p>
+      <w:pPr>
+        <w:pStyle w:val="ListParagraph"/>
+        <w:pBdr>
+          <w:top w:val="single" w:sz="4" w:space="1" w:color="auto"/>
+          <w:left w:val="single" w:sz="4" w:space="4" w:color="auto"/>
+          <w:bottom w:val="single" w:sz="4" w:space="1" w:color="auto"/>
+          <w:right w:val="single" w:sz="4" w:space="4" w:color="auto"/>
+        </w:pBdr>
+        <w:ind w:left="1080"/>
+        <w:rPr>
+          <w:lang w:val="en-US"/>
+        </w:rPr>
+      </w:pPr>
+      <w:r>
+        <w:rPr>
+          <w:lang w:val="en-US"/>
+        </w:rPr>
         <w:t>plt.imshow(</w:t>
       </w:r>
     </w:p>
@@ -6313,6 +7835,7 @@
         <w:rPr>
           <w:lang w:val="en-US"/>
         </w:rPr>
+        <w:lastRenderedPageBreak/>
         <w:t>&lt;Cận Dưới&gt; và &lt;Cận Trên&gt; chỉ định giá trị có màu đen và giá trị có màu trắng, giá trị ở giữa sẽ có màu được nội suy tuyến tính, nếu không đặt thì giá trị nhỏ nhất và lớn nhất của Tensor sẽ là &lt;Cận Dưới&gt; và &lt;Cận Trên&gt;</w:t>
       </w:r>
     </w:p>
@@ -6556,7 +8079,6 @@
         <w:rPr>
           <w:lang w:val="en-US"/>
         </w:rPr>
-        <w:lastRenderedPageBreak/>
         <w:t>Ví dụ</w:t>
       </w:r>
     </w:p>
@@ -7280,6 +8802,7 @@
         <w:rPr>
           <w:lang w:val="en-US"/>
         </w:rPr>
+        <w:lastRenderedPageBreak/>
         <w:t>Ví dụ</w:t>
       </w:r>
     </w:p>
@@ -7568,7 +9091,6 @@
         <w:rPr>
           <w:lang w:val="en-US"/>
         </w:rPr>
-        <w:lastRenderedPageBreak/>
         <w:t>Non Contiguous được tạo ra khi bạn ghép nhiều Tensor lại với nhau, hoặc thay đổi thứ tự Tensor, Pytorch sẽ không tạo ra Tensor mới mà tham chiếu đến các Tensor mảnh ghép</w:t>
       </w:r>
     </w:p>
@@ -8288,6 +9810,7 @@
         <w:rPr>
           <w:lang w:val="en-US"/>
         </w:rPr>
+        <w:lastRenderedPageBreak/>
         <w:t xml:space="preserve">    one_hot_vector = torch.zeros(vector_size)</w:t>
       </w:r>
     </w:p>
@@ -8479,7 +10002,6 @@
         <w:rPr>
           <w:lang w:val="en-US"/>
         </w:rPr>
-        <w:lastRenderedPageBreak/>
         <w:t>loss = criterion(&lt;Tensor Dự Đoán&gt;, &lt;Tensor Nhãn&gt;)</w:t>
       </w:r>
     </w:p>
@@ -9158,6 +10680,7 @@
         <w:rPr>
           <w:lang w:val="en-US"/>
         </w:rPr>
+        <w:lastRenderedPageBreak/>
         <w:t xml:space="preserve">&lt;Module List&gt; y chang List thông thường, chỉ khác là nếu nó là giá trị của 1 thuộc tính trong 1 Module A, thì mọi Parameter của các Module trong </w:t>
       </w:r>
     </w:p>
@@ -9431,7 +10954,6 @@
         <w:rPr>
           <w:lang w:val="en-US"/>
         </w:rPr>
-        <w:lastRenderedPageBreak/>
         <w:t>&lt;Lớp Sequential&gt; = nn.Sequential(&lt;Các Module&gt;)</w:t>
       </w:r>
     </w:p>
@@ -10617,6 +12139,7 @@
         <w:rPr>
           <w:lang w:val="en-US"/>
         </w:rPr>
+        <w:lastRenderedPageBreak/>
         <w:t>&lt;Lớp&gt; = nn.Softmax(dim = &lt;Chiều Tính Softmax&gt;)</w:t>
       </w:r>
     </w:p>
@@ -10896,7 +12419,6 @@
         <w:rPr>
           <w:lang w:val="en-US"/>
         </w:rPr>
-        <w:lastRenderedPageBreak/>
         <w:t>Minh họa</w:t>
       </w:r>
     </w:p>
@@ -15455,7 +16977,6 @@
         <w:rPr>
           <w:lang w:val="en-US"/>
         </w:rPr>
-        <w:lastRenderedPageBreak/>
         <w:t>Để chuyển sang chế độ Train</w:t>
       </w:r>
     </w:p>
@@ -15477,6 +16998,7 @@
         <w:rPr>
           <w:lang w:val="en-US"/>
         </w:rPr>
+        <w:lastRenderedPageBreak/>
         <w:t>&lt;Lớp 1D Batch Norm&gt;.train()</w:t>
       </w:r>
     </w:p>
@@ -16738,25 +18260,25 @@
         <w:rPr>
           <w:lang w:val="en-US"/>
         </w:rPr>
+        <w:t>&lt;Weight&gt; và &lt;Bias&gt; sẽ được điều chỉnh thông qua lan truyền ngược</w:t>
+      </w:r>
+    </w:p>
+    <w:p>
+      <w:pPr>
+        <w:pStyle w:val="ListParagraph"/>
+        <w:numPr>
+          <w:ilvl w:val="0"/>
+          <w:numId w:val="2"/>
+        </w:numPr>
+        <w:rPr>
+          <w:lang w:val="en-US"/>
+        </w:rPr>
+      </w:pPr>
+      <w:r>
+        <w:rPr>
+          <w:lang w:val="en-US"/>
+        </w:rPr>
         <w:lastRenderedPageBreak/>
-        <w:t>&lt;Weight&gt; và &lt;Bias&gt; sẽ được điều chỉnh thông qua lan truyền ngược</w:t>
-      </w:r>
-    </w:p>
-    <w:p>
-      <w:pPr>
-        <w:pStyle w:val="ListParagraph"/>
-        <w:numPr>
-          <w:ilvl w:val="0"/>
-          <w:numId w:val="2"/>
-        </w:numPr>
-        <w:rPr>
-          <w:lang w:val="en-US"/>
-        </w:rPr>
-      </w:pPr>
-      <w:r>
-        <w:rPr>
-          <w:lang w:val="en-US"/>
-        </w:rPr>
         <w:t>Các tham số của &lt;Lớp Layer Norm&gt;</w:t>
       </w:r>
     </w:p>
@@ -18217,6 +19739,7 @@
         <w:rPr>
           <w:lang w:val="en-US"/>
         </w:rPr>
+        <w:lastRenderedPageBreak/>
         <w:t>Tóm tắt các trường hợp</w:t>
       </w:r>
     </w:p>
@@ -19284,25 +20807,25 @@
         <w:rPr>
           <w:lang w:val="en-US"/>
         </w:rPr>
+        <w:t>Mục đích phải Scale lên k lần là để tổng giá trị của &lt;Input&gt; không bị thay đổi</w:t>
+      </w:r>
+    </w:p>
+    <w:p>
+      <w:pPr>
+        <w:pStyle w:val="ListParagraph"/>
+        <w:numPr>
+          <w:ilvl w:val="0"/>
+          <w:numId w:val="2"/>
+        </w:numPr>
+        <w:rPr>
+          <w:lang w:val="en-US"/>
+        </w:rPr>
+      </w:pPr>
+      <w:r>
+        <w:rPr>
+          <w:lang w:val="en-US"/>
+        </w:rPr>
         <w:lastRenderedPageBreak/>
-        <w:t>Mục đích phải Scale lên k lần là để tổng giá trị của &lt;Input&gt; không bị thay đổi</w:t>
-      </w:r>
-    </w:p>
-    <w:p>
-      <w:pPr>
-        <w:pStyle w:val="ListParagraph"/>
-        <w:numPr>
-          <w:ilvl w:val="0"/>
-          <w:numId w:val="2"/>
-        </w:numPr>
-        <w:rPr>
-          <w:lang w:val="en-US"/>
-        </w:rPr>
-      </w:pPr>
-      <w:r>
-        <w:rPr>
-          <w:lang w:val="en-US"/>
-        </w:rPr>
         <w:t xml:space="preserve">&lt;Lớp Drop Out&gt; có tác dụng tắt ngẫu nhiên các Neuron, do khi nhân với 0 thì sẽ không có Gradient, và do đó, Neuron không học, </w:t>
       </w:r>
       <w:r>
@@ -19617,21 +21140,7 @@
             <w:rStyle w:val="Hyperlink"/>
             <w:lang w:val="en-US"/>
           </w:rPr>
-          <w:t>https://drive.google.com/fi</w:t>
-        </w:r>
-        <w:r>
-          <w:rPr>
-            <w:rStyle w:val="Hyperlink"/>
-            <w:lang w:val="en-US"/>
-          </w:rPr>
-          <w:t>l</w:t>
-        </w:r>
-        <w:r>
-          <w:rPr>
-            <w:rStyle w:val="Hyperlink"/>
-            <w:lang w:val="en-US"/>
-          </w:rPr>
-          <w:t>e/d/1BMVJZPEosn5biyoN2jNkfvq08epig9Rs/view?usp=sharing</w:t>
+          <w:t>https://drive.google.com/file/d/1BMVJZPEosn5biyoN2jNkfvq08epig9Rs/view?usp=sharing</w:t>
         </w:r>
       </w:hyperlink>
     </w:p>
@@ -20610,8 +22119,6 @@
             </w:r>
           </w:p>
         </w:tc>
-        <w:bookmarkStart w:id="0" w:name="_GoBack"/>
-        <w:bookmarkEnd w:id="0"/>
       </w:tr>
       <w:tr>
         <w:tc>
@@ -20836,7 +22343,6 @@
               <w:rPr>
                 <w:lang w:val="en-US"/>
               </w:rPr>
-              <w:lastRenderedPageBreak/>
               <w:t>&lt;Output&gt; Shape</w:t>
             </w:r>
           </w:p>
@@ -20859,7 +22365,6 @@
               <w:rPr>
                 <w:lang w:val="en-US"/>
               </w:rPr>
-              <w:lastRenderedPageBreak/>
               <w:t>&lt;K&gt; Shape</w:t>
             </w:r>
           </w:p>
@@ -20910,14 +22415,7 @@
               <w:rPr>
                 <w:lang w:val="en-US"/>
               </w:rPr>
-              <w:t xml:space="preserve"> </w:t>
-            </w:r>
-            <w:r>
-              <w:rPr>
-                <w:lang w:val="en-US"/>
-              </w:rPr>
-              <w:lastRenderedPageBreak/>
-              <w:t>Trung Bình</w:t>
+              <w:t xml:space="preserve"> Trung Bình</w:t>
             </w:r>
             <w:r>
               <w:rPr>
@@ -21086,19 +22584,7 @@
               <w:rPr>
                 <w:lang w:val="en-US"/>
               </w:rPr>
-              <w:t>(&lt;Chiều Dài Chuỗ</w:t>
-            </w:r>
-            <w:r>
-              <w:rPr>
-                <w:lang w:val="en-US"/>
-              </w:rPr>
-              <w:t xml:space="preserve">i </w:t>
-            </w:r>
-            <w:r>
-              <w:rPr>
-                <w:lang w:val="en-US"/>
-              </w:rPr>
-              <w:t>Q&gt;, &lt;Kích Thước Q&gt;)</w:t>
+              <w:t>(&lt;Chiều Dài Chuỗi Q&gt;, &lt;Kích Thước Q&gt;)</w:t>
             </w:r>
           </w:p>
         </w:tc>
@@ -21120,13 +22606,7 @@
               <w:rPr>
                 <w:lang w:val="en-US"/>
               </w:rPr>
-              <w:t>(</w:t>
-            </w:r>
-            <w:r>
-              <w:rPr>
-                <w:lang w:val="en-US"/>
-              </w:rPr>
-              <w:t>&lt;Chiều Dài Chuỗi K&gt;, &lt;Kích Thước K&gt;)</w:t>
+              <w:t>(&lt;Chiều Dài Chuỗi K&gt;, &lt;Kích Thước K&gt;)</w:t>
             </w:r>
           </w:p>
         </w:tc>
@@ -21148,13 +22628,7 @@
               <w:rPr>
                 <w:lang w:val="en-US"/>
               </w:rPr>
-              <w:t>(</w:t>
-            </w:r>
-            <w:r>
-              <w:rPr>
-                <w:lang w:val="en-US"/>
-              </w:rPr>
-              <w:t>&lt;Chiều Dài Chuỗi K&gt;, &lt;Kích Thước V&gt;)</w:t>
+              <w:t>(&lt;Chiều Dài Chuỗi K&gt;, &lt;Kích Thước V&gt;)</w:t>
             </w:r>
           </w:p>
         </w:tc>
@@ -21184,40 +22658,20 @@
     </w:tbl>
     <w:p>
       <w:pPr>
-        <w:rPr>
-          <w:lang w:val="en-US"/>
-        </w:rPr>
-      </w:pPr>
-    </w:p>
-    <w:p>
-      <w:pPr>
-        <w:rPr>
-          <w:lang w:val="en-US"/>
-        </w:rPr>
-      </w:pPr>
-      <w:r>
-        <w:rPr>
-          <w:lang w:val="en-US"/>
-        </w:rPr>
-        <w:t>Functional – Hàm:</w:t>
-      </w:r>
-    </w:p>
-    <w:p>
-      <w:pPr>
-        <w:pStyle w:val="ListParagraph"/>
-        <w:numPr>
-          <w:ilvl w:val="0"/>
-          <w:numId w:val="12"/>
-        </w:numPr>
-        <w:rPr>
-          <w:lang w:val="en-US"/>
-        </w:rPr>
-      </w:pPr>
-      <w:r>
-        <w:rPr>
-          <w:lang w:val="en-US"/>
-        </w:rPr>
-        <w:t>Cách Import?</w:t>
+        <w:pStyle w:val="ListParagraph"/>
+        <w:numPr>
+          <w:ilvl w:val="0"/>
+          <w:numId w:val="2"/>
+        </w:numPr>
+        <w:rPr>
+          <w:lang w:val="en-US"/>
+        </w:rPr>
+      </w:pPr>
+      <w:r>
+        <w:rPr>
+          <w:lang w:val="en-US"/>
+        </w:rPr>
+        <w:t>Nếu muốn Masking, thì khi Forward</w:t>
       </w:r>
     </w:p>
     <w:p>
@@ -21238,43 +22692,7 @@
         <w:rPr>
           <w:lang w:val="en-US"/>
         </w:rPr>
-        <w:t>import torch.nn.functional as f</w:t>
-      </w:r>
-    </w:p>
-    <w:p>
-      <w:pPr>
-        <w:pStyle w:val="ListParagraph"/>
-        <w:numPr>
-          <w:ilvl w:val="0"/>
-          <w:numId w:val="12"/>
-        </w:numPr>
-        <w:rPr>
-          <w:lang w:val="en-US"/>
-        </w:rPr>
-      </w:pPr>
-      <w:r>
-        <w:rPr>
-          <w:lang w:val="en-US"/>
-        </w:rPr>
-        <w:t xml:space="preserve">Trả </w:t>
-      </w:r>
-      <w:r>
-        <w:rPr>
-          <w:lang w:val="en-US"/>
-        </w:rPr>
-        <w:t xml:space="preserve">Về </w:t>
-      </w:r>
-      <w:r>
-        <w:rPr>
-          <w:lang w:val="en-US"/>
-        </w:rPr>
-        <w:t xml:space="preserve">Tensor </w:t>
-      </w:r>
-      <w:r>
-        <w:rPr>
-          <w:lang w:val="en-US"/>
-        </w:rPr>
-        <w:t>Được Padding?</w:t>
+        <w:t>&lt;Output&gt;, &lt;Attention Weight Trung Bình&gt; = &lt;Lớp Multi Head Attention&gt;(</w:t>
       </w:r>
     </w:p>
     <w:p>
@@ -21295,139 +22713,19 @@
         <w:rPr>
           <w:lang w:val="en-US"/>
         </w:rPr>
-        <w:t xml:space="preserve">f.pad(&lt;Tensor&gt;, &lt;Kích </w:t>
-      </w:r>
-      <w:r>
-        <w:rPr>
-          <w:lang w:val="en-US"/>
-        </w:rPr>
-        <w:t xml:space="preserve">Thước </w:t>
-      </w:r>
-      <w:r>
-        <w:rPr>
-          <w:lang w:val="en-US"/>
-        </w:rPr>
-        <w:t>Padding</w:t>
-      </w:r>
-      <w:r>
-        <w:rPr>
-          <w:lang w:val="en-US"/>
-        </w:rPr>
-        <w:t xml:space="preserve">&gt;, </w:t>
-      </w:r>
-      <w:r>
-        <w:rPr>
-          <w:lang w:val="en-US"/>
-        </w:rPr>
-        <w:t xml:space="preserve">value = </w:t>
-      </w:r>
-      <w:r>
-        <w:rPr>
-          <w:lang w:val="en-US"/>
-        </w:rPr>
-        <w:t>&lt;</w:t>
-      </w:r>
-      <w:r>
-        <w:rPr>
-          <w:lang w:val="en-US"/>
-        </w:rPr>
-        <w:t xml:space="preserve">Giá </w:t>
-      </w:r>
-      <w:r>
-        <w:rPr>
-          <w:lang w:val="en-US"/>
-        </w:rPr>
-        <w:t xml:space="preserve">Trị </w:t>
-      </w:r>
-      <w:r>
-        <w:rPr>
-          <w:lang w:val="en-US"/>
-        </w:rPr>
-        <w:t>Padding&gt;)</w:t>
-      </w:r>
-    </w:p>
-    <w:p>
-      <w:pPr>
-        <w:pStyle w:val="ListParagraph"/>
-        <w:numPr>
-          <w:ilvl w:val="0"/>
-          <w:numId w:val="2"/>
-        </w:numPr>
-        <w:rPr>
-          <w:lang w:val="en-US"/>
-        </w:rPr>
-      </w:pPr>
-      <w:r>
-        <w:rPr>
-          <w:lang w:val="en-US"/>
-        </w:rPr>
-        <w:t xml:space="preserve">&lt;Kích thước padding&gt; là 1 Iterable gồm các phần tử là kích thước Padding trái, phải, trên, dưới, … </w:t>
-      </w:r>
-    </w:p>
-    <w:p>
-      <w:pPr>
-        <w:pStyle w:val="ListParagraph"/>
-        <w:numPr>
-          <w:ilvl w:val="0"/>
-          <w:numId w:val="2"/>
-        </w:numPr>
-        <w:rPr>
-          <w:lang w:val="en-US"/>
-        </w:rPr>
-      </w:pPr>
-      <w:r>
-        <w:rPr>
-          <w:lang w:val="en-US"/>
-        </w:rPr>
-        <w:t>Các phần tử ở</w:t>
-      </w:r>
-      <w:r>
-        <w:rPr>
-          <w:lang w:val="en-US"/>
-        </w:rPr>
-        <w:t xml:space="preserve"> vùng P</w:t>
-      </w:r>
-      <w:r>
-        <w:rPr>
-          <w:lang w:val="en-US"/>
-        </w:rPr>
-        <w:t xml:space="preserve">adding sẽ có giá trị là </w:t>
-      </w:r>
-      <w:r>
-        <w:rPr>
-          <w:lang w:val="en-US"/>
-        </w:rPr>
-        <w:t>&lt;Giá Trị Padding</w:t>
-      </w:r>
-      <w:r>
-        <w:rPr>
-          <w:lang w:val="en-US"/>
-        </w:rPr>
-        <w:t>&gt;</w:t>
-      </w:r>
-      <w:r>
-        <w:rPr>
-          <w:lang w:val="en-US"/>
-        </w:rPr>
-        <w:t>, mặc định = 0</w:t>
-      </w:r>
-    </w:p>
-    <w:p>
-      <w:pPr>
-        <w:pStyle w:val="ListParagraph"/>
-        <w:numPr>
-          <w:ilvl w:val="0"/>
-          <w:numId w:val="2"/>
-        </w:numPr>
-        <w:rPr>
-          <w:lang w:val="en-US"/>
-        </w:rPr>
-      </w:pPr>
-      <w:r>
-        <w:rPr>
-          <w:lang w:val="en-US"/>
-        </w:rPr>
-        <w:t>Ví dụ</w:t>
+        <w:t xml:space="preserve">    </w:t>
+      </w:r>
+      <w:r>
+        <w:rPr>
+          <w:lang w:val="en-US"/>
+        </w:rPr>
+        <w:t>&lt;Q&gt;, &lt;K&gt;, &lt;V&gt;</w:t>
+      </w:r>
+      <w:r>
+        <w:rPr>
+          <w:lang w:val="en-US"/>
+        </w:rPr>
+        <w:t>,</w:t>
       </w:r>
     </w:p>
     <w:p>
@@ -21448,6 +22746,978 @@
         <w:rPr>
           <w:lang w:val="en-US"/>
         </w:rPr>
+        <w:t xml:space="preserve">    </w:t>
+      </w:r>
+      <w:r>
+        <w:rPr>
+          <w:lang w:val="en-US"/>
+        </w:rPr>
+        <w:t>attn_mask = &lt;Mask&gt;</w:t>
+      </w:r>
+    </w:p>
+    <w:p>
+      <w:pPr>
+        <w:pStyle w:val="ListParagraph"/>
+        <w:pBdr>
+          <w:top w:val="single" w:sz="4" w:space="1" w:color="auto"/>
+          <w:left w:val="single" w:sz="4" w:space="4" w:color="auto"/>
+          <w:bottom w:val="single" w:sz="4" w:space="1" w:color="auto"/>
+          <w:right w:val="single" w:sz="4" w:space="4" w:color="auto"/>
+        </w:pBdr>
+        <w:ind w:left="1080"/>
+        <w:rPr>
+          <w:lang w:val="en-US"/>
+        </w:rPr>
+      </w:pPr>
+      <w:r>
+        <w:rPr>
+          <w:lang w:val="en-US"/>
+        </w:rPr>
+        <w:t>)</w:t>
+      </w:r>
+    </w:p>
+    <w:p>
+      <w:pPr>
+        <w:pStyle w:val="ListParagraph"/>
+        <w:numPr>
+          <w:ilvl w:val="0"/>
+          <w:numId w:val="2"/>
+        </w:numPr>
+        <w:rPr>
+          <w:lang w:val="en-US"/>
+        </w:rPr>
+      </w:pPr>
+      <w:r>
+        <w:rPr>
+          <w:lang w:val="en-US"/>
+        </w:rPr>
+        <w:t>Ngay trước khi hàm Softmax thực thi, thì &lt;Mask&gt; sẽ được + vào mỗi đầu</w:t>
+      </w:r>
+    </w:p>
+    <w:p>
+      <w:pPr>
+        <w:pStyle w:val="ListParagraph"/>
+        <w:numPr>
+          <w:ilvl w:val="0"/>
+          <w:numId w:val="2"/>
+        </w:numPr>
+        <w:rPr>
+          <w:lang w:val="en-US"/>
+        </w:rPr>
+      </w:pPr>
+      <w:r>
+        <w:rPr>
+          <w:lang w:val="en-US"/>
+        </w:rPr>
+        <w:t>Nếu &lt;Mask&gt; có kiểu Boolean thì True sẽ = –</w:t>
+      </w:r>
+      <w:r>
+        <w:rPr>
+          <w:lang w:val="en-US"/>
+        </w:rPr>
+        <w:sym w:font="Symbol" w:char="F0A5"/>
+      </w:r>
+      <w:r>
+        <w:rPr>
+          <w:lang w:val="en-US"/>
+        </w:rPr>
+        <w:t xml:space="preserve"> và False = 0</w:t>
+      </w:r>
+    </w:p>
+    <w:p>
+      <w:pPr>
+        <w:pStyle w:val="ListParagraph"/>
+        <w:numPr>
+          <w:ilvl w:val="0"/>
+          <w:numId w:val="2"/>
+        </w:numPr>
+        <w:rPr>
+          <w:lang w:val="en-US"/>
+        </w:rPr>
+      </w:pPr>
+      <w:r>
+        <w:rPr>
+          <w:lang w:val="en-US"/>
+        </w:rPr>
+        <w:t>Các trường hợp</w:t>
+      </w:r>
+      <w:bookmarkStart w:id="0" w:name="_GoBack"/>
+      <w:bookmarkEnd w:id="0"/>
+    </w:p>
+    <w:tbl>
+      <w:tblPr>
+        <w:tblStyle w:val="TableGrid"/>
+        <w:tblW w:w="9660" w:type="dxa"/>
+        <w:tblInd w:w="1080" w:type="dxa"/>
+        <w:tblLook w:val="04A0" w:firstRow="1" w:lastRow="0" w:firstColumn="1" w:lastColumn="0" w:noHBand="0" w:noVBand="1"/>
+      </w:tblPr>
+      <w:tblGrid>
+        <w:gridCol w:w="3706"/>
+        <w:gridCol w:w="5954"/>
+      </w:tblGrid>
+      <w:tr>
+        <w:tc>
+          <w:tcPr>
+            <w:tcW w:w="3706" w:type="dxa"/>
+            <w:vAlign w:val="center"/>
+          </w:tcPr>
+          <w:p>
+            <w:pPr>
+              <w:pStyle w:val="ListParagraph"/>
+              <w:ind w:left="0"/>
+              <w:jc w:val="center"/>
+              <w:rPr>
+                <w:lang w:val="en-US"/>
+              </w:rPr>
+            </w:pPr>
+            <w:r>
+              <w:rPr>
+                <w:lang w:val="en-US"/>
+              </w:rPr>
+              <w:t>&lt;Mask&gt; Shape</w:t>
+            </w:r>
+          </w:p>
+        </w:tc>
+        <w:tc>
+          <w:tcPr>
+            <w:tcW w:w="5954" w:type="dxa"/>
+            <w:vAlign w:val="center"/>
+          </w:tcPr>
+          <w:p>
+            <w:pPr>
+              <w:pStyle w:val="ListParagraph"/>
+              <w:ind w:left="0"/>
+              <w:jc w:val="center"/>
+              <w:rPr>
+                <w:lang w:val="en-US"/>
+              </w:rPr>
+            </w:pPr>
+            <w:r>
+              <w:rPr>
+                <w:lang w:val="en-US"/>
+              </w:rPr>
+              <w:t>Cách +</w:t>
+            </w:r>
+          </w:p>
+        </w:tc>
+      </w:tr>
+      <w:tr>
+        <w:tc>
+          <w:tcPr>
+            <w:tcW w:w="3706" w:type="dxa"/>
+            <w:vAlign w:val="center"/>
+          </w:tcPr>
+          <w:p>
+            <w:pPr>
+              <w:pStyle w:val="ListParagraph"/>
+              <w:ind w:left="0"/>
+              <w:jc w:val="center"/>
+              <w:rPr>
+                <w:lang w:val="en-US"/>
+              </w:rPr>
+            </w:pPr>
+            <w:r>
+              <w:rPr>
+                <w:lang w:val="en-US"/>
+              </w:rPr>
+              <w:t>(&lt;Chiều Dài Chuỗ</w:t>
+            </w:r>
+            <w:r>
+              <w:rPr>
+                <w:lang w:val="en-US"/>
+              </w:rPr>
+              <w:t>i Q&gt;,</w:t>
+            </w:r>
+          </w:p>
+          <w:p>
+            <w:pPr>
+              <w:pStyle w:val="ListParagraph"/>
+              <w:ind w:left="0"/>
+              <w:jc w:val="center"/>
+              <w:rPr>
+                <w:lang w:val="en-US"/>
+              </w:rPr>
+            </w:pPr>
+            <w:r>
+              <w:rPr>
+                <w:lang w:val="en-US"/>
+              </w:rPr>
+              <w:t>&lt;Chiều Dài Chuỗi K&gt;)</w:t>
+            </w:r>
+          </w:p>
+        </w:tc>
+        <w:tc>
+          <w:tcPr>
+            <w:tcW w:w="5954" w:type="dxa"/>
+            <w:vAlign w:val="center"/>
+          </w:tcPr>
+          <w:p>
+            <w:pPr>
+              <w:pStyle w:val="ListParagraph"/>
+              <w:ind w:left="0"/>
+              <w:jc w:val="center"/>
+              <w:rPr>
+                <w:lang w:val="en-US"/>
+              </w:rPr>
+            </w:pPr>
+            <w:r>
+              <w:rPr>
+                <w:lang w:val="en-US"/>
+              </w:rPr>
+              <w:t xml:space="preserve">Tất cả các đầu sẽ được + </w:t>
+            </w:r>
+            <w:r>
+              <w:rPr>
+                <w:lang w:val="en-US"/>
+              </w:rPr>
+              <w:t>ma trận</w:t>
+            </w:r>
+            <w:r>
+              <w:rPr>
+                <w:lang w:val="en-US"/>
+              </w:rPr>
+              <w:t xml:space="preserve"> như nhau</w:t>
+            </w:r>
+            <w:r>
+              <w:rPr>
+                <w:lang w:val="en-US"/>
+              </w:rPr>
+              <w:t>, ma trận này chính là &lt;Mask&gt;</w:t>
+            </w:r>
+          </w:p>
+        </w:tc>
+      </w:tr>
+      <w:tr>
+        <w:tc>
+          <w:tcPr>
+            <w:tcW w:w="3706" w:type="dxa"/>
+            <w:vAlign w:val="center"/>
+          </w:tcPr>
+          <w:p>
+            <w:pPr>
+              <w:pStyle w:val="ListParagraph"/>
+              <w:ind w:left="0"/>
+              <w:jc w:val="center"/>
+              <w:rPr>
+                <w:lang w:val="en-US"/>
+              </w:rPr>
+            </w:pPr>
+            <w:r>
+              <w:rPr>
+                <w:lang w:val="en-US"/>
+              </w:rPr>
+              <w:t xml:space="preserve">(&lt;Kích Thước Batch&gt; * &lt;Số Đầu&gt;, </w:t>
+            </w:r>
+            <w:r>
+              <w:rPr>
+                <w:lang w:val="en-US"/>
+              </w:rPr>
+              <w:t>&lt;Chiều Dài Chuỗ</w:t>
+            </w:r>
+            <w:r>
+              <w:rPr>
+                <w:lang w:val="en-US"/>
+              </w:rPr>
+              <w:t>i Q&gt;,</w:t>
+            </w:r>
+          </w:p>
+          <w:p>
+            <w:pPr>
+              <w:pStyle w:val="ListParagraph"/>
+              <w:ind w:left="0"/>
+              <w:jc w:val="center"/>
+              <w:rPr>
+                <w:lang w:val="en-US"/>
+              </w:rPr>
+            </w:pPr>
+            <w:r>
+              <w:rPr>
+                <w:lang w:val="en-US"/>
+              </w:rPr>
+              <w:t>&lt;Chiều Dài Chuỗi K&gt;)</w:t>
+            </w:r>
+          </w:p>
+        </w:tc>
+        <w:tc>
+          <w:tcPr>
+            <w:tcW w:w="5954" w:type="dxa"/>
+            <w:vAlign w:val="center"/>
+          </w:tcPr>
+          <w:p>
+            <w:pPr>
+              <w:pStyle w:val="ListParagraph"/>
+              <w:ind w:left="0"/>
+              <w:jc w:val="center"/>
+              <w:rPr>
+                <w:lang w:val="en-US"/>
+              </w:rPr>
+            </w:pPr>
+            <w:r>
+              <w:rPr>
+                <w:lang w:val="en-US"/>
+              </w:rPr>
+              <w:t xml:space="preserve">&lt;Mask&gt; sẽ được chia ra các khúc liên tiếp có Shape = nhau, </w:t>
+            </w:r>
+            <w:r>
+              <w:rPr>
+                <w:lang w:val="en-US"/>
+              </w:rPr>
+              <w:t>ma trận thứ k của khúc thứ n sẽ đượ</w:t>
+            </w:r>
+            <w:r>
+              <w:rPr>
+                <w:lang w:val="en-US"/>
+              </w:rPr>
+              <w:t>c + vào</w:t>
+            </w:r>
+            <w:r>
+              <w:rPr>
+                <w:lang w:val="en-US"/>
+              </w:rPr>
+              <w:t xml:space="preserve"> đầu thứ k của phần tử thứ n trong Batch</w:t>
+            </w:r>
+          </w:p>
+        </w:tc>
+      </w:tr>
+    </w:tbl>
+    <w:p>
+      <w:pPr>
+        <w:pStyle w:val="ListParagraph"/>
+        <w:numPr>
+          <w:ilvl w:val="0"/>
+          <w:numId w:val="9"/>
+        </w:numPr>
+        <w:rPr>
+          <w:lang w:val="en-US"/>
+        </w:rPr>
+      </w:pPr>
+      <w:r>
+        <w:rPr>
+          <w:lang w:val="en-US"/>
+        </w:rPr>
+        <w:t>Embedding?</w:t>
+      </w:r>
+    </w:p>
+    <w:p>
+      <w:pPr>
+        <w:pStyle w:val="ListParagraph"/>
+        <w:numPr>
+          <w:ilvl w:val="0"/>
+          <w:numId w:val="2"/>
+        </w:numPr>
+        <w:rPr>
+          <w:lang w:val="en-US"/>
+        </w:rPr>
+      </w:pPr>
+      <w:r>
+        <w:rPr>
+          <w:lang w:val="en-US"/>
+        </w:rPr>
+        <w:t>Đéo khác gì lớp tuyến tính chỉ có điều không có Bias</w:t>
+      </w:r>
+    </w:p>
+    <w:p>
+      <w:pPr>
+        <w:pStyle w:val="ListParagraph"/>
+        <w:numPr>
+          <w:ilvl w:val="0"/>
+          <w:numId w:val="2"/>
+        </w:numPr>
+        <w:rPr>
+          <w:lang w:val="en-US"/>
+        </w:rPr>
+      </w:pPr>
+      <w:r>
+        <w:rPr>
+          <w:lang w:val="en-US"/>
+        </w:rPr>
+        <w:t>Tạo 1 lớp Embedding</w:t>
+      </w:r>
+    </w:p>
+    <w:p>
+      <w:pPr>
+        <w:pStyle w:val="ListParagraph"/>
+        <w:pBdr>
+          <w:top w:val="single" w:sz="4" w:space="1" w:color="auto"/>
+          <w:left w:val="single" w:sz="4" w:space="4" w:color="auto"/>
+          <w:bottom w:val="single" w:sz="4" w:space="1" w:color="auto"/>
+          <w:right w:val="single" w:sz="4" w:space="4" w:color="auto"/>
+        </w:pBdr>
+        <w:ind w:left="1080"/>
+        <w:rPr>
+          <w:lang w:val="en-US"/>
+        </w:rPr>
+      </w:pPr>
+      <w:r>
+        <w:rPr>
+          <w:lang w:val="en-US"/>
+        </w:rPr>
+        <w:t>&lt;Lớp Embedding&gt; = nn.Embedding(&lt;Kích Thước Input&gt;, &lt;Kích Thước Output&gt;</w:t>
+      </w:r>
+      <w:r>
+        <w:rPr>
+          <w:lang w:val="en-US"/>
+        </w:rPr>
+        <w:t>)</w:t>
+      </w:r>
+    </w:p>
+    <w:p>
+      <w:pPr>
+        <w:pStyle w:val="ListParagraph"/>
+        <w:numPr>
+          <w:ilvl w:val="0"/>
+          <w:numId w:val="2"/>
+        </w:numPr>
+        <w:rPr>
+          <w:lang w:val="en-US"/>
+        </w:rPr>
+      </w:pPr>
+      <w:r>
+        <w:rPr>
+          <w:lang w:val="en-US"/>
+        </w:rPr>
+        <w:t>Forward</w:t>
+      </w:r>
+    </w:p>
+    <w:p>
+      <w:pPr>
+        <w:pStyle w:val="ListParagraph"/>
+        <w:pBdr>
+          <w:top w:val="single" w:sz="4" w:space="1" w:color="auto"/>
+          <w:left w:val="single" w:sz="4" w:space="4" w:color="auto"/>
+          <w:bottom w:val="single" w:sz="4" w:space="1" w:color="auto"/>
+          <w:right w:val="single" w:sz="4" w:space="4" w:color="auto"/>
+        </w:pBdr>
+        <w:ind w:left="1080"/>
+        <w:rPr>
+          <w:lang w:val="en-US"/>
+        </w:rPr>
+      </w:pPr>
+      <w:r>
+        <w:rPr>
+          <w:lang w:val="en-US"/>
+        </w:rPr>
+        <w:t>&lt;Output&gt; = &lt;Lớp Embedding&gt;(&lt;Index Tensor&gt;)</w:t>
+      </w:r>
+    </w:p>
+    <w:p>
+      <w:pPr>
+        <w:pStyle w:val="ListParagraph"/>
+        <w:numPr>
+          <w:ilvl w:val="0"/>
+          <w:numId w:val="2"/>
+        </w:numPr>
+        <w:rPr>
+          <w:lang w:val="en-US"/>
+        </w:rPr>
+      </w:pPr>
+      <w:r>
+        <w:rPr>
+          <w:lang w:val="en-US"/>
+        </w:rPr>
+        <w:t>Mỗi phần tử trong &lt;Index Tensor&gt; sẽ được đổi về One Hot Vector</w:t>
+      </w:r>
+      <w:r>
+        <w:rPr>
+          <w:lang w:val="en-US"/>
+        </w:rPr>
+        <w:t xml:space="preserve"> với kích thước là</w:t>
+      </w:r>
+    </w:p>
+    <w:p>
+      <w:pPr>
+        <w:pStyle w:val="ListParagraph"/>
+        <w:ind w:left="1080"/>
+        <w:rPr>
+          <w:lang w:val="en-US"/>
+        </w:rPr>
+      </w:pPr>
+      <w:r>
+        <w:rPr>
+          <w:lang w:val="en-US"/>
+        </w:rPr>
+        <w:t>&lt;Kích Thước Input&gt;</w:t>
+      </w:r>
+      <w:r>
+        <w:rPr>
+          <w:lang w:val="en-US"/>
+        </w:rPr>
+        <w:t>, vị trí Hot là giá trị của phần tử</w:t>
+      </w:r>
+    </w:p>
+    <w:p>
+      <w:pPr>
+        <w:pStyle w:val="ListParagraph"/>
+        <w:numPr>
+          <w:ilvl w:val="0"/>
+          <w:numId w:val="2"/>
+        </w:numPr>
+        <w:rPr>
+          <w:lang w:val="en-US"/>
+        </w:rPr>
+      </w:pPr>
+      <w:r>
+        <w:rPr>
+          <w:lang w:val="en-US"/>
+        </w:rPr>
+        <w:t>Điểm khác biệt nữa là Weight&gt; của &lt;Lớp Embedding&gt; bị chuyển vị so với lớp tuyến tính thông thường</w:t>
+      </w:r>
+    </w:p>
+    <w:p>
+      <w:pPr>
+        <w:pStyle w:val="ListParagraph"/>
+        <w:numPr>
+          <w:ilvl w:val="0"/>
+          <w:numId w:val="2"/>
+        </w:numPr>
+        <w:rPr>
+          <w:lang w:val="en-US"/>
+        </w:rPr>
+      </w:pPr>
+      <w:r>
+        <w:rPr>
+          <w:lang w:val="en-US"/>
+        </w:rPr>
+        <w:t>Các tham số của &lt;Lớp Embedding&gt;</w:t>
+      </w:r>
+    </w:p>
+    <w:tbl>
+      <w:tblPr>
+        <w:tblStyle w:val="TableGrid"/>
+        <w:tblW w:w="0" w:type="auto"/>
+        <w:tblInd w:w="1080" w:type="dxa"/>
+        <w:tblLook w:val="04A0" w:firstRow="1" w:lastRow="0" w:firstColumn="1" w:lastColumn="0" w:noHBand="0" w:noVBand="1"/>
+      </w:tblPr>
+      <w:tblGrid>
+        <w:gridCol w:w="4131"/>
+        <w:gridCol w:w="5103"/>
+      </w:tblGrid>
+      <w:tr>
+        <w:tc>
+          <w:tcPr>
+            <w:tcW w:w="4131" w:type="dxa"/>
+          </w:tcPr>
+          <w:p>
+            <w:pPr>
+              <w:pStyle w:val="ListParagraph"/>
+              <w:ind w:left="0"/>
+              <w:jc w:val="center"/>
+              <w:rPr>
+                <w:lang w:val="en-US"/>
+              </w:rPr>
+            </w:pPr>
+          </w:p>
+        </w:tc>
+        <w:tc>
+          <w:tcPr>
+            <w:tcW w:w="5103" w:type="dxa"/>
+          </w:tcPr>
+          <w:p>
+            <w:pPr>
+              <w:pStyle w:val="ListParagraph"/>
+              <w:ind w:left="0"/>
+              <w:jc w:val="center"/>
+              <w:rPr>
+                <w:lang w:val="en-US"/>
+              </w:rPr>
+            </w:pPr>
+            <w:r>
+              <w:rPr>
+                <w:lang w:val="en-US"/>
+              </w:rPr>
+              <w:t>Shape</w:t>
+            </w:r>
+          </w:p>
+        </w:tc>
+      </w:tr>
+      <w:tr>
+        <w:tc>
+          <w:tcPr>
+            <w:tcW w:w="4131" w:type="dxa"/>
+          </w:tcPr>
+          <w:p>
+            <w:pPr>
+              <w:pStyle w:val="ListParagraph"/>
+              <w:ind w:left="0"/>
+              <w:jc w:val="center"/>
+              <w:rPr>
+                <w:lang w:val="en-US"/>
+              </w:rPr>
+            </w:pPr>
+            <w:r>
+              <w:rPr>
+                <w:lang w:val="en-US"/>
+              </w:rPr>
+              <w:t>&lt;Weight&gt;</w:t>
+            </w:r>
+          </w:p>
+        </w:tc>
+        <w:tc>
+          <w:tcPr>
+            <w:tcW w:w="5103" w:type="dxa"/>
+          </w:tcPr>
+          <w:p>
+            <w:pPr>
+              <w:pStyle w:val="ListParagraph"/>
+              <w:ind w:left="0"/>
+              <w:jc w:val="center"/>
+              <w:rPr>
+                <w:lang w:val="en-US"/>
+              </w:rPr>
+            </w:pPr>
+            <w:r>
+              <w:rPr>
+                <w:lang w:val="en-US"/>
+              </w:rPr>
+              <w:t>(&lt;Kích Thước Input&gt;, &lt;Kích Thước Output&gt;)</w:t>
+            </w:r>
+          </w:p>
+        </w:tc>
+      </w:tr>
+    </w:tbl>
+    <w:p>
+      <w:pPr>
+        <w:pStyle w:val="ListParagraph"/>
+        <w:numPr>
+          <w:ilvl w:val="0"/>
+          <w:numId w:val="2"/>
+        </w:numPr>
+        <w:rPr>
+          <w:lang w:val="en-US"/>
+        </w:rPr>
+      </w:pPr>
+      <w:r>
+        <w:rPr>
+          <w:lang w:val="en-US"/>
+        </w:rPr>
+        <w:t>Tóm tắt các trường hợp</w:t>
+      </w:r>
+    </w:p>
+    <w:tbl>
+      <w:tblPr>
+        <w:tblStyle w:val="TableGrid"/>
+        <w:tblW w:w="9234" w:type="dxa"/>
+        <w:tblInd w:w="1080" w:type="dxa"/>
+        <w:tblLook w:val="04A0" w:firstRow="1" w:lastRow="0" w:firstColumn="1" w:lastColumn="0" w:noHBand="0" w:noVBand="1"/>
+      </w:tblPr>
+      <w:tblGrid>
+        <w:gridCol w:w="9234"/>
+      </w:tblGrid>
+      <w:tr>
+        <w:tc>
+          <w:tcPr>
+            <w:tcW w:w="9234" w:type="dxa"/>
+            <w:vAlign w:val="center"/>
+          </w:tcPr>
+          <w:p>
+            <w:pPr>
+              <w:pStyle w:val="ListParagraph"/>
+              <w:ind w:left="0"/>
+              <w:jc w:val="center"/>
+              <w:rPr>
+                <w:lang w:val="en-US"/>
+              </w:rPr>
+            </w:pPr>
+            <w:r>
+              <w:rPr>
+                <w:lang w:val="en-US"/>
+              </w:rPr>
+              <w:t>&lt;Output&gt; Shape</w:t>
+            </w:r>
+          </w:p>
+        </w:tc>
+      </w:tr>
+      <w:tr>
+        <w:tc>
+          <w:tcPr>
+            <w:tcW w:w="9234" w:type="dxa"/>
+            <w:vAlign w:val="center"/>
+          </w:tcPr>
+          <w:p>
+            <w:pPr>
+              <w:pStyle w:val="ListParagraph"/>
+              <w:ind w:left="0"/>
+              <w:jc w:val="center"/>
+              <w:rPr>
+                <w:lang w:val="en-US"/>
+              </w:rPr>
+            </w:pPr>
+            <w:r>
+              <w:rPr>
+                <w:lang w:val="en-US"/>
+              </w:rPr>
+              <w:t>(&lt;Index Tensor Shape&gt;, &lt;Kích Thước Output&gt;)</w:t>
+            </w:r>
+          </w:p>
+        </w:tc>
+      </w:tr>
+    </w:tbl>
+    <w:p>
+      <w:pPr>
+        <w:rPr>
+          <w:lang w:val="en-US"/>
+        </w:rPr>
+      </w:pPr>
+    </w:p>
+    <w:p>
+      <w:pPr>
+        <w:rPr>
+          <w:lang w:val="en-US"/>
+        </w:rPr>
+      </w:pPr>
+      <w:r>
+        <w:rPr>
+          <w:lang w:val="en-US"/>
+        </w:rPr>
+        <w:t>Functional – Hàm:</w:t>
+      </w:r>
+    </w:p>
+    <w:p>
+      <w:pPr>
+        <w:pStyle w:val="ListParagraph"/>
+        <w:numPr>
+          <w:ilvl w:val="0"/>
+          <w:numId w:val="12"/>
+        </w:numPr>
+        <w:rPr>
+          <w:lang w:val="en-US"/>
+        </w:rPr>
+      </w:pPr>
+      <w:r>
+        <w:rPr>
+          <w:lang w:val="en-US"/>
+        </w:rPr>
+        <w:t>Cách Import?</w:t>
+      </w:r>
+    </w:p>
+    <w:p>
+      <w:pPr>
+        <w:pStyle w:val="ListParagraph"/>
+        <w:pBdr>
+          <w:top w:val="single" w:sz="4" w:space="1" w:color="auto"/>
+          <w:left w:val="single" w:sz="4" w:space="4" w:color="auto"/>
+          <w:bottom w:val="single" w:sz="4" w:space="1" w:color="auto"/>
+          <w:right w:val="single" w:sz="4" w:space="4" w:color="auto"/>
+        </w:pBdr>
+        <w:ind w:left="1080"/>
+        <w:rPr>
+          <w:lang w:val="en-US"/>
+        </w:rPr>
+      </w:pPr>
+      <w:r>
+        <w:rPr>
+          <w:lang w:val="en-US"/>
+        </w:rPr>
+        <w:t>import torch.nn.functional as f</w:t>
+      </w:r>
+    </w:p>
+    <w:p>
+      <w:pPr>
+        <w:pStyle w:val="ListParagraph"/>
+        <w:numPr>
+          <w:ilvl w:val="0"/>
+          <w:numId w:val="12"/>
+        </w:numPr>
+        <w:rPr>
+          <w:lang w:val="en-US"/>
+        </w:rPr>
+      </w:pPr>
+      <w:r>
+        <w:rPr>
+          <w:lang w:val="en-US"/>
+        </w:rPr>
+        <w:t xml:space="preserve">Trả </w:t>
+      </w:r>
+      <w:r>
+        <w:rPr>
+          <w:lang w:val="en-US"/>
+        </w:rPr>
+        <w:t xml:space="preserve">Về </w:t>
+      </w:r>
+      <w:r>
+        <w:rPr>
+          <w:lang w:val="en-US"/>
+        </w:rPr>
+        <w:t xml:space="preserve">Tensor </w:t>
+      </w:r>
+      <w:r>
+        <w:rPr>
+          <w:lang w:val="en-US"/>
+        </w:rPr>
+        <w:t>Được Padding?</w:t>
+      </w:r>
+    </w:p>
+    <w:p>
+      <w:pPr>
+        <w:pStyle w:val="ListParagraph"/>
+        <w:pBdr>
+          <w:top w:val="single" w:sz="4" w:space="1" w:color="auto"/>
+          <w:left w:val="single" w:sz="4" w:space="4" w:color="auto"/>
+          <w:bottom w:val="single" w:sz="4" w:space="1" w:color="auto"/>
+          <w:right w:val="single" w:sz="4" w:space="4" w:color="auto"/>
+        </w:pBdr>
+        <w:ind w:left="1080"/>
+        <w:rPr>
+          <w:lang w:val="en-US"/>
+        </w:rPr>
+      </w:pPr>
+      <w:r>
+        <w:rPr>
+          <w:lang w:val="en-US"/>
+        </w:rPr>
+        <w:t xml:space="preserve">f.pad(&lt;Tensor&gt;, &lt;Kích </w:t>
+      </w:r>
+      <w:r>
+        <w:rPr>
+          <w:lang w:val="en-US"/>
+        </w:rPr>
+        <w:t xml:space="preserve">Thước </w:t>
+      </w:r>
+      <w:r>
+        <w:rPr>
+          <w:lang w:val="en-US"/>
+        </w:rPr>
+        <w:t>Padding</w:t>
+      </w:r>
+      <w:r>
+        <w:rPr>
+          <w:lang w:val="en-US"/>
+        </w:rPr>
+        <w:t xml:space="preserve">&gt;, </w:t>
+      </w:r>
+      <w:r>
+        <w:rPr>
+          <w:lang w:val="en-US"/>
+        </w:rPr>
+        <w:t xml:space="preserve">value = </w:t>
+      </w:r>
+      <w:r>
+        <w:rPr>
+          <w:lang w:val="en-US"/>
+        </w:rPr>
+        <w:t>&lt;</w:t>
+      </w:r>
+      <w:r>
+        <w:rPr>
+          <w:lang w:val="en-US"/>
+        </w:rPr>
+        <w:t xml:space="preserve">Giá </w:t>
+      </w:r>
+      <w:r>
+        <w:rPr>
+          <w:lang w:val="en-US"/>
+        </w:rPr>
+        <w:t xml:space="preserve">Trị </w:t>
+      </w:r>
+      <w:r>
+        <w:rPr>
+          <w:lang w:val="en-US"/>
+        </w:rPr>
+        <w:t>Padding&gt;)</w:t>
+      </w:r>
+    </w:p>
+    <w:p>
+      <w:pPr>
+        <w:pStyle w:val="ListParagraph"/>
+        <w:numPr>
+          <w:ilvl w:val="0"/>
+          <w:numId w:val="2"/>
+        </w:numPr>
+        <w:rPr>
+          <w:lang w:val="en-US"/>
+        </w:rPr>
+      </w:pPr>
+      <w:r>
+        <w:rPr>
+          <w:lang w:val="en-US"/>
+        </w:rPr>
+        <w:t xml:space="preserve">&lt;Kích thước padding&gt; là 1 Iterable gồm các phần tử là kích thước Padding trái, phải, trên, dưới, … </w:t>
+      </w:r>
+    </w:p>
+    <w:p>
+      <w:pPr>
+        <w:pStyle w:val="ListParagraph"/>
+        <w:numPr>
+          <w:ilvl w:val="0"/>
+          <w:numId w:val="2"/>
+        </w:numPr>
+        <w:rPr>
+          <w:lang w:val="en-US"/>
+        </w:rPr>
+      </w:pPr>
+      <w:r>
+        <w:rPr>
+          <w:lang w:val="en-US"/>
+        </w:rPr>
+        <w:t>Các phần tử ở</w:t>
+      </w:r>
+      <w:r>
+        <w:rPr>
+          <w:lang w:val="en-US"/>
+        </w:rPr>
+        <w:t xml:space="preserve"> vùng P</w:t>
+      </w:r>
+      <w:r>
+        <w:rPr>
+          <w:lang w:val="en-US"/>
+        </w:rPr>
+        <w:t xml:space="preserve">adding sẽ có giá trị là </w:t>
+      </w:r>
+      <w:r>
+        <w:rPr>
+          <w:lang w:val="en-US"/>
+        </w:rPr>
+        <w:t>&lt;Giá Trị Padding</w:t>
+      </w:r>
+      <w:r>
+        <w:rPr>
+          <w:lang w:val="en-US"/>
+        </w:rPr>
+        <w:t>&gt;</w:t>
+      </w:r>
+      <w:r>
+        <w:rPr>
+          <w:lang w:val="en-US"/>
+        </w:rPr>
+        <w:t>, mặc định = 0</w:t>
+      </w:r>
+    </w:p>
+    <w:p>
+      <w:pPr>
+        <w:pStyle w:val="ListParagraph"/>
+        <w:numPr>
+          <w:ilvl w:val="0"/>
+          <w:numId w:val="2"/>
+        </w:numPr>
+        <w:rPr>
+          <w:lang w:val="en-US"/>
+        </w:rPr>
+      </w:pPr>
+      <w:r>
+        <w:rPr>
+          <w:lang w:val="en-US"/>
+        </w:rPr>
+        <w:t>Ví dụ</w:t>
+      </w:r>
+    </w:p>
+    <w:p>
+      <w:pPr>
+        <w:pStyle w:val="ListParagraph"/>
+        <w:pBdr>
+          <w:top w:val="single" w:sz="4" w:space="1" w:color="auto"/>
+          <w:left w:val="single" w:sz="4" w:space="4" w:color="auto"/>
+          <w:bottom w:val="single" w:sz="4" w:space="1" w:color="auto"/>
+          <w:right w:val="single" w:sz="4" w:space="4" w:color="auto"/>
+        </w:pBdr>
+        <w:ind w:left="1080"/>
+        <w:rPr>
+          <w:lang w:val="en-US"/>
+        </w:rPr>
+      </w:pPr>
+      <w:r>
+        <w:rPr>
+          <w:lang w:val="en-US"/>
+        </w:rPr>
         <w:t>foo = f.pad(bar, (2, 3), value = 7)</w:t>
       </w:r>
     </w:p>
@@ -21466,6 +23736,7 @@
         <w:rPr>
           <w:lang w:val="en-US"/>
         </w:rPr>
+        <w:lastRenderedPageBreak/>
         <w:t>Ta có</w:t>
       </w:r>
     </w:p>
@@ -22141,7 +24412,6 @@
         <w:rPr>
           <w:lang w:val="en-US"/>
         </w:rPr>
-        <w:lastRenderedPageBreak/>
         <w:t>Cách Sử Dụng Data Loader Để Xáo Trộn Bộ Dữ Liệu và chia thành các Batch?</w:t>
       </w:r>
     </w:p>
@@ -22562,6 +24832,7 @@
         <w:rPr>
           <w:lang w:val="en-US"/>
         </w:rPr>
+        <w:lastRenderedPageBreak/>
         <w:t xml:space="preserve">&lt;Batch&gt; </w:t>
       </w:r>
       <w:r>
@@ -23228,7 +25499,6 @@
         <w:rPr>
           <w:lang w:val="en-US"/>
         </w:rPr>
-        <w:lastRenderedPageBreak/>
         <w:t>)</w:t>
       </w:r>
     </w:p>
@@ -23504,6 +25774,7 @@
         <w:rPr>
           <w:lang w:val="en-US"/>
         </w:rPr>
+        <w:lastRenderedPageBreak/>
         <w:t>Rules</w:t>
       </w:r>
     </w:p>
@@ -24349,234 +26620,234 @@
         <w:rPr>
           <w:lang w:val="en-US"/>
         </w:rPr>
+        <w:tab/>
+        <w:t>.diagonal(offset</w:t>
+      </w:r>
+      <w:r>
+        <w:rPr>
+          <w:lang w:val="en-US"/>
+        </w:rPr>
+        <w:t>, dim1, dim2</w:t>
+      </w:r>
+      <w:r>
+        <w:rPr>
+          <w:lang w:val="en-US"/>
+        </w:rPr>
+        <w:t>): trả về</w:t>
+      </w:r>
+      <w:r>
+        <w:rPr>
+          <w:lang w:val="en-US"/>
+        </w:rPr>
+        <w:t xml:space="preserve"> view</w:t>
+      </w:r>
+      <w:r>
+        <w:rPr>
+          <w:lang w:val="en-US"/>
+        </w:rPr>
+        <w:t xml:space="preserve"> tensor của đường chéo matrix, đường </w:t>
+      </w:r>
+    </w:p>
+    <w:p>
+      <w:pPr>
+        <w:ind w:left="2880" w:firstLine="720"/>
+        <w:rPr>
+          <w:lang w:val="en-US"/>
+        </w:rPr>
+      </w:pPr>
+      <w:r>
+        <w:rPr>
+          <w:lang w:val="en-US"/>
+        </w:rPr>
+        <w:t>chéo được dịch lên một đoạ</w:t>
+      </w:r>
+      <w:r>
+        <w:rPr>
+          <w:lang w:val="en-US"/>
+        </w:rPr>
+        <w:t xml:space="preserve">n offset, dim1 và dim2 là số </w:t>
+      </w:r>
+    </w:p>
+    <w:p>
+      <w:pPr>
+        <w:ind w:left="2880" w:firstLine="720"/>
+        <w:rPr>
+          <w:lang w:val="en-US"/>
+        </w:rPr>
+      </w:pPr>
+      <w:r>
+        <w:rPr>
+          <w:lang w:val="en-US"/>
+        </w:rPr>
+        <w:t>thứ tự của chiều ta lấy đường chéo</w:t>
+      </w:r>
+    </w:p>
+    <w:p>
+      <w:pPr>
+        <w:rPr>
+          <w:lang w:val="en-US"/>
+        </w:rPr>
+      </w:pPr>
+      <w:r>
+        <w:rPr>
+          <w:lang w:val="en-US"/>
+        </w:rPr>
+        <w:tab/>
+      </w:r>
+      <w:r>
+        <w:rPr>
+          <w:lang w:val="en-US"/>
+        </w:rPr>
+        <w:tab/>
+        <w:t>Ex: [4, 5, 6].diagonal() = [4, 5, 2]</w:t>
+      </w:r>
+    </w:p>
+    <w:p>
+      <w:pPr>
+        <w:rPr>
+          <w:lang w:val="en-US"/>
+        </w:rPr>
+      </w:pPr>
+      <w:r>
+        <w:rPr>
+          <w:lang w:val="en-US"/>
+        </w:rPr>
+        <w:tab/>
+      </w:r>
+      <w:r>
+        <w:rPr>
+          <w:lang w:val="en-US"/>
+        </w:rPr>
+        <w:tab/>
+        <w:t xml:space="preserve">      [1, 5, 8]</w:t>
+      </w:r>
+    </w:p>
+    <w:p>
+      <w:pPr>
+        <w:rPr>
+          <w:lang w:val="en-US"/>
+        </w:rPr>
+      </w:pPr>
+      <w:r>
+        <w:rPr>
+          <w:lang w:val="en-US"/>
+        </w:rPr>
+        <w:tab/>
+      </w:r>
+      <w:r>
+        <w:rPr>
+          <w:lang w:val="en-US"/>
+        </w:rPr>
+        <w:tab/>
+        <w:t xml:space="preserve">      [2, 4, 2]</w:t>
+      </w:r>
+    </w:p>
+    <w:p>
+      <w:pPr>
+        <w:rPr>
+          <w:lang w:val="en-US"/>
+        </w:rPr>
+      </w:pPr>
+      <w:r>
+        <w:rPr>
+          <w:lang w:val="en-US"/>
+        </w:rPr>
+        <w:tab/>
+        <w:t>.std(): trả về standard deviation, chia n – 1 không phải n</w:t>
+      </w:r>
+    </w:p>
+    <w:p>
+      <w:pPr>
+        <w:rPr>
+          <w:lang w:val="en-US"/>
+        </w:rPr>
+      </w:pPr>
+      <w:r>
+        <w:rPr>
+          <w:lang w:val="en-US"/>
+        </w:rPr>
+        <w:tab/>
+      </w:r>
+      <w:r>
+        <w:rPr>
+          <w:lang w:val="en-US"/>
+        </w:rPr>
+        <w:tab/>
+        <w:t>Ex: [1, 2, 3].</w:t>
+      </w:r>
+      <w:r>
+        <w:rPr>
+          <w:lang w:val="en-US"/>
+        </w:rPr>
+        <w:t xml:space="preserve">std() </w:t>
+      </w:r>
+      <w:r>
+        <w:rPr>
+          <w:lang w:val="en-US"/>
+        </w:rPr>
+        <w:t>= 1</w:t>
+      </w:r>
+    </w:p>
+    <w:p>
+      <w:pPr>
+        <w:rPr>
+          <w:lang w:val="en-US"/>
+        </w:rPr>
+      </w:pPr>
+      <w:r>
+        <w:rPr>
+          <w:lang w:val="en-US"/>
+        </w:rPr>
+        <w:tab/>
+        <w:t>.norm(): trả về chiều dài vector</w:t>
+      </w:r>
+    </w:p>
+    <w:p>
+      <w:pPr>
+        <w:rPr>
+          <w:lang w:val="en-US"/>
+        </w:rPr>
+      </w:pPr>
+      <w:r>
+        <w:rPr>
+          <w:lang w:val="en-US"/>
+        </w:rPr>
+        <w:tab/>
+      </w:r>
+      <w:r>
+        <w:rPr>
+          <w:lang w:val="en-US"/>
+        </w:rPr>
+        <w:tab/>
+        <w:t>Ex: [1, 2, 3].norm() ~= 3.74</w:t>
+      </w:r>
+    </w:p>
+    <w:p>
+      <w:pPr>
+        <w:rPr>
+          <w:lang w:val="en-US"/>
+        </w:rPr>
+      </w:pPr>
+      <w:r>
+        <w:rPr>
+          <w:lang w:val="en-US"/>
+        </w:rPr>
+        <w:tab/>
+        <w:t>.clone(): trả về copy của tensor</w:t>
+      </w:r>
+    </w:p>
+    <w:p>
+      <w:pPr>
+        <w:rPr>
+          <w:lang w:val="en-US"/>
+        </w:rPr>
+      </w:pPr>
+      <w:r>
+        <w:rPr>
+          <w:lang w:val="en-US"/>
+        </w:rPr>
         <w:lastRenderedPageBreak/>
         <w:tab/>
-        <w:t>.diagonal(offset</w:t>
-      </w:r>
-      <w:r>
-        <w:rPr>
-          <w:lang w:val="en-US"/>
-        </w:rPr>
-        <w:t>, dim1, dim2</w:t>
-      </w:r>
-      <w:r>
-        <w:rPr>
-          <w:lang w:val="en-US"/>
-        </w:rPr>
-        <w:t>): trả về</w:t>
-      </w:r>
-      <w:r>
-        <w:rPr>
-          <w:lang w:val="en-US"/>
-        </w:rPr>
-        <w:t xml:space="preserve"> view</w:t>
-      </w:r>
-      <w:r>
-        <w:rPr>
-          <w:lang w:val="en-US"/>
-        </w:rPr>
-        <w:t xml:space="preserve"> tensor của đường chéo matrix, đường </w:t>
-      </w:r>
-    </w:p>
-    <w:p>
-      <w:pPr>
-        <w:ind w:left="2880" w:firstLine="720"/>
-        <w:rPr>
-          <w:lang w:val="en-US"/>
-        </w:rPr>
-      </w:pPr>
-      <w:r>
-        <w:rPr>
-          <w:lang w:val="en-US"/>
-        </w:rPr>
-        <w:t>chéo được dịch lên một đoạ</w:t>
-      </w:r>
-      <w:r>
-        <w:rPr>
-          <w:lang w:val="en-US"/>
-        </w:rPr>
-        <w:t xml:space="preserve">n offset, dim1 và dim2 là số </w:t>
-      </w:r>
-    </w:p>
-    <w:p>
-      <w:pPr>
-        <w:ind w:left="2880" w:firstLine="720"/>
-        <w:rPr>
-          <w:lang w:val="en-US"/>
-        </w:rPr>
-      </w:pPr>
-      <w:r>
-        <w:rPr>
-          <w:lang w:val="en-US"/>
-        </w:rPr>
-        <w:t>thứ tự của chiều ta lấy đường chéo</w:t>
-      </w:r>
-    </w:p>
-    <w:p>
-      <w:pPr>
-        <w:rPr>
-          <w:lang w:val="en-US"/>
-        </w:rPr>
-      </w:pPr>
-      <w:r>
-        <w:rPr>
-          <w:lang w:val="en-US"/>
-        </w:rPr>
-        <w:tab/>
-      </w:r>
-      <w:r>
-        <w:rPr>
-          <w:lang w:val="en-US"/>
-        </w:rPr>
-        <w:tab/>
-        <w:t>Ex: [4, 5, 6].diagonal() = [4, 5, 2]</w:t>
-      </w:r>
-    </w:p>
-    <w:p>
-      <w:pPr>
-        <w:rPr>
-          <w:lang w:val="en-US"/>
-        </w:rPr>
-      </w:pPr>
-      <w:r>
-        <w:rPr>
-          <w:lang w:val="en-US"/>
-        </w:rPr>
-        <w:tab/>
-      </w:r>
-      <w:r>
-        <w:rPr>
-          <w:lang w:val="en-US"/>
-        </w:rPr>
-        <w:tab/>
-        <w:t xml:space="preserve">      [1, 5, 8]</w:t>
-      </w:r>
-    </w:p>
-    <w:p>
-      <w:pPr>
-        <w:rPr>
-          <w:lang w:val="en-US"/>
-        </w:rPr>
-      </w:pPr>
-      <w:r>
-        <w:rPr>
-          <w:lang w:val="en-US"/>
-        </w:rPr>
-        <w:tab/>
-      </w:r>
-      <w:r>
-        <w:rPr>
-          <w:lang w:val="en-US"/>
-        </w:rPr>
-        <w:tab/>
-        <w:t xml:space="preserve">      [2, 4, 2]</w:t>
-      </w:r>
-    </w:p>
-    <w:p>
-      <w:pPr>
-        <w:rPr>
-          <w:lang w:val="en-US"/>
-        </w:rPr>
-      </w:pPr>
-      <w:r>
-        <w:rPr>
-          <w:lang w:val="en-US"/>
-        </w:rPr>
-        <w:tab/>
-        <w:t>.std(): trả về standard deviation, chia n – 1 không phải n</w:t>
-      </w:r>
-    </w:p>
-    <w:p>
-      <w:pPr>
-        <w:rPr>
-          <w:lang w:val="en-US"/>
-        </w:rPr>
-      </w:pPr>
-      <w:r>
-        <w:rPr>
-          <w:lang w:val="en-US"/>
-        </w:rPr>
-        <w:tab/>
-      </w:r>
-      <w:r>
-        <w:rPr>
-          <w:lang w:val="en-US"/>
-        </w:rPr>
-        <w:tab/>
-        <w:t>Ex: [1, 2, 3].</w:t>
-      </w:r>
-      <w:r>
-        <w:rPr>
-          <w:lang w:val="en-US"/>
-        </w:rPr>
-        <w:t xml:space="preserve">std() </w:t>
-      </w:r>
-      <w:r>
-        <w:rPr>
-          <w:lang w:val="en-US"/>
-        </w:rPr>
-        <w:t>= 1</w:t>
-      </w:r>
-    </w:p>
-    <w:p>
-      <w:pPr>
-        <w:rPr>
-          <w:lang w:val="en-US"/>
-        </w:rPr>
-      </w:pPr>
-      <w:r>
-        <w:rPr>
-          <w:lang w:val="en-US"/>
-        </w:rPr>
-        <w:tab/>
-        <w:t>.norm(): trả về chiều dài vector</w:t>
-      </w:r>
-    </w:p>
-    <w:p>
-      <w:pPr>
-        <w:rPr>
-          <w:lang w:val="en-US"/>
-        </w:rPr>
-      </w:pPr>
-      <w:r>
-        <w:rPr>
-          <w:lang w:val="en-US"/>
-        </w:rPr>
-        <w:tab/>
-      </w:r>
-      <w:r>
-        <w:rPr>
-          <w:lang w:val="en-US"/>
-        </w:rPr>
-        <w:tab/>
-        <w:t>Ex: [1, 2, 3].norm() ~= 3.74</w:t>
-      </w:r>
-    </w:p>
-    <w:p>
-      <w:pPr>
-        <w:rPr>
-          <w:lang w:val="en-US"/>
-        </w:rPr>
-      </w:pPr>
-      <w:r>
-        <w:rPr>
-          <w:lang w:val="en-US"/>
-        </w:rPr>
-        <w:tab/>
-        <w:t>.clone(): trả về copy của tensor</w:t>
-      </w:r>
-    </w:p>
-    <w:p>
-      <w:pPr>
-        <w:rPr>
-          <w:lang w:val="en-US"/>
-        </w:rPr>
-      </w:pPr>
-      <w:r>
-        <w:rPr>
-          <w:lang w:val="en-US"/>
-        </w:rPr>
-        <w:tab/>
       </w:r>
       <w:r>
         <w:rPr>
@@ -24934,7 +27205,6 @@
         <w:rPr>
           <w:lang w:val="en-US"/>
         </w:rPr>
-        <w:lastRenderedPageBreak/>
         <w:t xml:space="preserve">     matrix theo đường chéo được dịch chuyển lên offset</w:t>
       </w:r>
       <w:r>
@@ -25145,6 +27415,7 @@
         <w:rPr>
           <w:lang w:val="en-US"/>
         </w:rPr>
+        <w:lastRenderedPageBreak/>
         <w:tab/>
         <w:t>[7, 8, 9]</w:t>
       </w:r>
@@ -25467,7 +27738,6 @@
         <w:rPr>
           <w:lang w:val="en-US"/>
         </w:rPr>
-        <w:lastRenderedPageBreak/>
         <w:t>Ex: dist.</w:t>
       </w:r>
       <w:r>
@@ -25687,6 +27957,7 @@
         <w:rPr>
           <w:lang w:val="en-US"/>
         </w:rPr>
+        <w:lastRenderedPageBreak/>
         <w:tab/>
         <w:t>Ex: x = [1, 2, 3], y = x ** 2, z = y.sum()</w:t>
       </w:r>
@@ -25997,7 +28268,6 @@
         <w:rPr>
           <w:lang w:val="en-US"/>
         </w:rPr>
-        <w:lastRenderedPageBreak/>
         <w:t>train, khi vào trạng thái này thì bỏ</w:t>
       </w:r>
     </w:p>

--- a/torch.docx
+++ b/torch.docx
@@ -3356,175 +3356,55 @@
               <w:rPr>
                 <w:lang w:val="en-US"/>
               </w:rPr>
-              <w:t>[[</w:t>
-            </w:r>
-            <w:r>
-              <w:rPr>
-                <w:lang w:val="en-US"/>
-              </w:rPr>
-              <w:t>0, 0</w:t>
-            </w:r>
-            <w:r>
-              <w:rPr>
-                <w:lang w:val="en-US"/>
-              </w:rPr>
-              <w:t>, 3, 4, 5, 6],</w:t>
-            </w:r>
-          </w:p>
-          <w:p>
-            <w:pPr>
-              <w:pStyle w:val="ListParagraph"/>
-              <w:ind w:left="0"/>
-              <w:jc w:val="center"/>
-              <w:rPr>
-                <w:lang w:val="en-US"/>
-              </w:rPr>
-            </w:pPr>
-            <w:r>
-              <w:rPr>
-                <w:lang w:val="en-US"/>
-              </w:rPr>
-              <w:t>[</w:t>
-            </w:r>
-            <w:r>
-              <w:rPr>
-                <w:lang w:val="en-US"/>
-              </w:rPr>
-              <w:t>0</w:t>
-            </w:r>
-            <w:r>
-              <w:rPr>
-                <w:lang w:val="en-US"/>
-              </w:rPr>
-              <w:t xml:space="preserve">, </w:t>
-            </w:r>
-            <w:r>
-              <w:rPr>
-                <w:lang w:val="en-US"/>
-              </w:rPr>
-              <w:t>0, 0</w:t>
-            </w:r>
-            <w:r>
-              <w:rPr>
-                <w:lang w:val="en-US"/>
-              </w:rPr>
-              <w:t>, 1, 2, 3],</w:t>
-            </w:r>
-          </w:p>
-          <w:p>
-            <w:pPr>
-              <w:pStyle w:val="ListParagraph"/>
-              <w:ind w:left="0"/>
-              <w:jc w:val="center"/>
-              <w:rPr>
-                <w:lang w:val="en-US"/>
-              </w:rPr>
-            </w:pPr>
-            <w:r>
-              <w:rPr>
-                <w:lang w:val="en-US"/>
-              </w:rPr>
-              <w:t>[</w:t>
-            </w:r>
-            <w:r>
-              <w:rPr>
-                <w:lang w:val="en-US"/>
-              </w:rPr>
-              <w:t>0</w:t>
-            </w:r>
-            <w:r>
-              <w:rPr>
-                <w:lang w:val="en-US"/>
-              </w:rPr>
-              <w:t xml:space="preserve">, </w:t>
-            </w:r>
-            <w:r>
-              <w:rPr>
-                <w:lang w:val="en-US"/>
-              </w:rPr>
-              <w:t>0</w:t>
-            </w:r>
-            <w:r>
-              <w:rPr>
-                <w:lang w:val="en-US"/>
-              </w:rPr>
-              <w:t xml:space="preserve">, </w:t>
-            </w:r>
-            <w:r>
-              <w:rPr>
-                <w:lang w:val="en-US"/>
-              </w:rPr>
-              <w:t>0, 0</w:t>
-            </w:r>
-            <w:r>
-              <w:rPr>
-                <w:lang w:val="en-US"/>
-              </w:rPr>
-              <w:t>, 8, 9]</w:t>
-            </w:r>
-          </w:p>
-          <w:p>
-            <w:pPr>
-              <w:pStyle w:val="ListParagraph"/>
-              <w:ind w:left="0"/>
-              <w:jc w:val="center"/>
-              <w:rPr>
-                <w:lang w:val="en-US"/>
-              </w:rPr>
-            </w:pPr>
-            <w:r>
-              <w:rPr>
-                <w:lang w:val="en-US"/>
-              </w:rPr>
-              <w:t>[</w:t>
-            </w:r>
-            <w:r>
-              <w:rPr>
-                <w:lang w:val="en-US"/>
-              </w:rPr>
-              <w:t>0</w:t>
-            </w:r>
-            <w:r>
-              <w:rPr>
-                <w:lang w:val="en-US"/>
-              </w:rPr>
-              <w:t xml:space="preserve">, </w:t>
-            </w:r>
-            <w:r>
-              <w:rPr>
-                <w:lang w:val="en-US"/>
-              </w:rPr>
-              <w:t>0</w:t>
-            </w:r>
-            <w:r>
-              <w:rPr>
-                <w:lang w:val="en-US"/>
-              </w:rPr>
-              <w:t xml:space="preserve">, </w:t>
-            </w:r>
-            <w:r>
-              <w:rPr>
-                <w:lang w:val="en-US"/>
-              </w:rPr>
-              <w:t>0</w:t>
-            </w:r>
-            <w:r>
-              <w:rPr>
-                <w:lang w:val="en-US"/>
-              </w:rPr>
-              <w:t>,</w:t>
-            </w:r>
-            <w:r>
-              <w:rPr>
-                <w:lang w:val="en-US"/>
-              </w:rPr>
-              <w:t xml:space="preserve"> 0, 0</w:t>
-            </w:r>
-            <w:r>
-              <w:rPr>
-                <w:lang w:val="en-US"/>
-              </w:rPr>
-              <w:t>, 6]]</w:t>
+              <w:t>[[0, 0, 3, 4, 5, 6],</w:t>
+            </w:r>
+          </w:p>
+          <w:p>
+            <w:pPr>
+              <w:pStyle w:val="ListParagraph"/>
+              <w:ind w:left="0"/>
+              <w:jc w:val="center"/>
+              <w:rPr>
+                <w:lang w:val="en-US"/>
+              </w:rPr>
+            </w:pPr>
+            <w:r>
+              <w:rPr>
+                <w:lang w:val="en-US"/>
+              </w:rPr>
+              <w:t>[0, 0, 0, 1, 2, 3],</w:t>
+            </w:r>
+          </w:p>
+          <w:p>
+            <w:pPr>
+              <w:pStyle w:val="ListParagraph"/>
+              <w:ind w:left="0"/>
+              <w:jc w:val="center"/>
+              <w:rPr>
+                <w:lang w:val="en-US"/>
+              </w:rPr>
+            </w:pPr>
+            <w:r>
+              <w:rPr>
+                <w:lang w:val="en-US"/>
+              </w:rPr>
+              <w:t>[0, 0, 0, 0, 8, 9]</w:t>
+            </w:r>
+          </w:p>
+          <w:p>
+            <w:pPr>
+              <w:pStyle w:val="ListParagraph"/>
+              <w:ind w:left="0"/>
+              <w:jc w:val="center"/>
+              <w:rPr>
+                <w:lang w:val="en-US"/>
+              </w:rPr>
+            </w:pPr>
+            <w:r>
+              <w:rPr>
+                <w:lang w:val="en-US"/>
+              </w:rPr>
+              <w:t>[0, 0, 0, 0, 0, 6]]</w:t>
             </w:r>
           </w:p>
         </w:tc>
@@ -6817,19 +6697,7 @@
               <w:rPr>
                 <w:lang w:val="en-US"/>
               </w:rPr>
-              <w:t>[</w:t>
-            </w:r>
-            <w:r>
-              <w:rPr>
-                <w:lang w:val="en-US"/>
-              </w:rPr>
-              <w:t>9, 2, 3, 9, 8, 4, 9, 0, 5, 9</w:t>
-            </w:r>
-            <w:r>
-              <w:rPr>
-                <w:lang w:val="en-US"/>
-              </w:rPr>
-              <w:t>, 7, 6, 9]</w:t>
+              <w:t>[9, 2, 3, 9, 8, 4, 9, 0, 5, 9, 7, 6, 9]</w:t>
             </w:r>
           </w:p>
         </w:tc>
@@ -22671,7 +22539,19 @@
         <w:rPr>
           <w:lang w:val="en-US"/>
         </w:rPr>
-        <w:t>Nếu muốn Masking, thì khi Forward</w:t>
+        <w:t>Nếu muốn</w:t>
+      </w:r>
+      <w:r>
+        <w:rPr>
+          <w:lang w:val="en-US"/>
+        </w:rPr>
+        <w:t xml:space="preserve"> Masking</w:t>
+      </w:r>
+      <w:r>
+        <w:rPr>
+          <w:lang w:val="en-US"/>
+        </w:rPr>
+        <w:t>, thì khi Forward</w:t>
       </w:r>
     </w:p>
     <w:p>
@@ -22746,13 +22626,25 @@
         <w:rPr>
           <w:lang w:val="en-US"/>
         </w:rPr>
-        <w:t xml:space="preserve">    </w:t>
-      </w:r>
-      <w:r>
-        <w:rPr>
-          <w:lang w:val="en-US"/>
-        </w:rPr>
-        <w:t>attn_mask = &lt;Mask&gt;</w:t>
+        <w:t xml:space="preserve">    &lt;Key Padding Mask&gt;, attn_mask = </w:t>
+      </w:r>
+      <w:r>
+        <w:rPr>
+          <w:lang w:val="en-US"/>
+        </w:rPr>
+        <w:t>&lt;</w:t>
+      </w:r>
+      <w:r>
+        <w:rPr>
+          <w:lang w:val="en-US"/>
+        </w:rPr>
+        <w:t xml:space="preserve">Attention </w:t>
+      </w:r>
+      <w:r>
+        <w:rPr>
+          <w:lang w:val="en-US"/>
+        </w:rPr>
+        <w:t>Mask&gt;</w:t>
       </w:r>
     </w:p>
     <w:p>
@@ -22791,7 +22683,55 @@
         <w:rPr>
           <w:lang w:val="en-US"/>
         </w:rPr>
-        <w:t>Ngay trước khi hàm Softmax thực thi, thì &lt;Mask&gt; sẽ được + vào mỗi đầu</w:t>
+        <w:t xml:space="preserve">Ngay trước khi hàm Softmax thực thi, thì </w:t>
+      </w:r>
+      <w:r>
+        <w:rPr>
+          <w:lang w:val="en-US"/>
+        </w:rPr>
+        <w:t xml:space="preserve">&lt;Key Padding Mask&gt; và </w:t>
+      </w:r>
+      <w:r>
+        <w:rPr>
+          <w:lang w:val="en-US"/>
+        </w:rPr>
+        <w:t>&lt;</w:t>
+      </w:r>
+      <w:r>
+        <w:rPr>
+          <w:lang w:val="en-US"/>
+        </w:rPr>
+        <w:t xml:space="preserve">Attention </w:t>
+      </w:r>
+      <w:r>
+        <w:rPr>
+          <w:lang w:val="en-US"/>
+        </w:rPr>
+        <w:t>Mask&gt;</w:t>
+      </w:r>
+      <w:r>
+        <w:rPr>
+          <w:lang w:val="en-US"/>
+        </w:rPr>
+        <w:t xml:space="preserve"> </w:t>
+      </w:r>
+      <w:r>
+        <w:rPr>
+          <w:lang w:val="en-US"/>
+        </w:rPr>
+        <w:t xml:space="preserve">sẽ được + vào </w:t>
+      </w:r>
+      <w:r>
+        <w:rPr>
+          <w:lang w:val="en-US"/>
+        </w:rPr>
+        <w:t xml:space="preserve">các </w:t>
+      </w:r>
+      <w:r>
+        <w:rPr>
+          <w:lang w:val="en-US"/>
+        </w:rPr>
+        <w:t>đầu</w:t>
       </w:r>
     </w:p>
     <w:p>
@@ -22839,10 +22779,8 @@
         <w:rPr>
           <w:lang w:val="en-US"/>
         </w:rPr>
-        <w:t>Các trường hợp</w:t>
-      </w:r>
-      <w:bookmarkStart w:id="0" w:name="_GoBack"/>
-      <w:bookmarkEnd w:id="0"/>
+        <w:t>Cách + &lt;Attention Mask&gt;</w:t>
+      </w:r>
     </w:p>
     <w:tbl>
       <w:tblPr>
@@ -22874,7 +22812,19 @@
               <w:rPr>
                 <w:lang w:val="en-US"/>
               </w:rPr>
-              <w:t>&lt;Mask&gt; Shape</w:t>
+              <w:t>&lt;</w:t>
+            </w:r>
+            <w:r>
+              <w:rPr>
+                <w:lang w:val="en-US"/>
+              </w:rPr>
+              <w:t>Attention Mask</w:t>
+            </w:r>
+            <w:r>
+              <w:rPr>
+                <w:lang w:val="en-US"/>
+              </w:rPr>
+              <w:t>&gt; Shape</w:t>
             </w:r>
           </w:p>
         </w:tc>
@@ -22964,25 +22914,19 @@
               <w:rPr>
                 <w:lang w:val="en-US"/>
               </w:rPr>
-              <w:t xml:space="preserve">Tất cả các đầu sẽ được + </w:t>
-            </w:r>
-            <w:r>
-              <w:rPr>
-                <w:lang w:val="en-US"/>
-              </w:rPr>
-              <w:t>ma trận</w:t>
-            </w:r>
-            <w:r>
-              <w:rPr>
-                <w:lang w:val="en-US"/>
-              </w:rPr>
-              <w:t xml:space="preserve"> như nhau</w:t>
-            </w:r>
-            <w:r>
-              <w:rPr>
-                <w:lang w:val="en-US"/>
-              </w:rPr>
-              <w:t>, ma trận này chính là &lt;Mask&gt;</w:t>
+              <w:t>&lt;Mask&gt; sẽ được Broadcast rồi + vào tất cả các đầu của tất cả</w:t>
+            </w:r>
+            <w:r>
+              <w:rPr>
+                <w:lang w:val="en-US"/>
+              </w:rPr>
+              <w:t xml:space="preserve"> </w:t>
+            </w:r>
+            <w:r>
+              <w:rPr>
+                <w:lang w:val="en-US"/>
+              </w:rPr>
+              <w:t>phần tử trong Batch</w:t>
             </w:r>
           </w:p>
         </w:tc>
@@ -23006,13 +22950,7 @@
               <w:rPr>
                 <w:lang w:val="en-US"/>
               </w:rPr>
-              <w:t xml:space="preserve">(&lt;Kích Thước Batch&gt; * &lt;Số Đầu&gt;, </w:t>
-            </w:r>
-            <w:r>
-              <w:rPr>
-                <w:lang w:val="en-US"/>
-              </w:rPr>
-              <w:t>&lt;Chiều Dài Chuỗ</w:t>
+              <w:t>(&lt;Kích Thước Batch&gt; * &lt;Số Đầu&gt;, &lt;Chiều Dài Chuỗ</w:t>
             </w:r>
             <w:r>
               <w:rPr>
@@ -23085,6 +23023,296 @@
         <w:pStyle w:val="ListParagraph"/>
         <w:numPr>
           <w:ilvl w:val="0"/>
+          <w:numId w:val="2"/>
+        </w:numPr>
+        <w:rPr>
+          <w:lang w:val="en-US"/>
+        </w:rPr>
+      </w:pPr>
+      <w:r>
+        <w:rPr>
+          <w:lang w:val="en-US"/>
+        </w:rPr>
+        <w:t>Cách + &lt;Key Padding Mask&gt;</w:t>
+      </w:r>
+    </w:p>
+    <w:tbl>
+      <w:tblPr>
+        <w:tblStyle w:val="TableGrid"/>
+        <w:tblW w:w="10510" w:type="dxa"/>
+        <w:tblInd w:w="1080" w:type="dxa"/>
+        <w:tblLook w:val="04A0" w:firstRow="1" w:lastRow="0" w:firstColumn="1" w:lastColumn="0" w:noHBand="0" w:noVBand="1"/>
+      </w:tblPr>
+      <w:tblGrid>
+        <w:gridCol w:w="3706"/>
+        <w:gridCol w:w="6804"/>
+      </w:tblGrid>
+      <w:tr>
+        <w:tc>
+          <w:tcPr>
+            <w:tcW w:w="3706" w:type="dxa"/>
+            <w:vAlign w:val="center"/>
+          </w:tcPr>
+          <w:p>
+            <w:pPr>
+              <w:pStyle w:val="ListParagraph"/>
+              <w:ind w:left="0"/>
+              <w:jc w:val="center"/>
+              <w:rPr>
+                <w:lang w:val="en-US"/>
+              </w:rPr>
+            </w:pPr>
+            <w:r>
+              <w:rPr>
+                <w:lang w:val="en-US"/>
+              </w:rPr>
+              <w:t>&lt;Key Padding Mask&gt; Shape</w:t>
+            </w:r>
+          </w:p>
+        </w:tc>
+        <w:tc>
+          <w:tcPr>
+            <w:tcW w:w="6804" w:type="dxa"/>
+            <w:vAlign w:val="center"/>
+          </w:tcPr>
+          <w:p>
+            <w:pPr>
+              <w:pStyle w:val="ListParagraph"/>
+              <w:ind w:left="0"/>
+              <w:jc w:val="center"/>
+              <w:rPr>
+                <w:lang w:val="en-US"/>
+              </w:rPr>
+            </w:pPr>
+            <w:r>
+              <w:rPr>
+                <w:lang w:val="en-US"/>
+              </w:rPr>
+              <w:t>Cách +</w:t>
+            </w:r>
+          </w:p>
+        </w:tc>
+      </w:tr>
+      <w:tr>
+        <w:tc>
+          <w:tcPr>
+            <w:tcW w:w="3706" w:type="dxa"/>
+            <w:vAlign w:val="center"/>
+          </w:tcPr>
+          <w:p>
+            <w:pPr>
+              <w:pStyle w:val="ListParagraph"/>
+              <w:ind w:left="0"/>
+              <w:jc w:val="center"/>
+              <w:rPr>
+                <w:lang w:val="en-US"/>
+              </w:rPr>
+            </w:pPr>
+            <w:r>
+              <w:rPr>
+                <w:lang w:val="en-US"/>
+              </w:rPr>
+              <w:t>(&lt;Chiều Dài Chuỗi K&gt;)</w:t>
+            </w:r>
+          </w:p>
+        </w:tc>
+        <w:tc>
+          <w:tcPr>
+            <w:tcW w:w="6804" w:type="dxa"/>
+            <w:vAlign w:val="center"/>
+          </w:tcPr>
+          <w:p>
+            <w:pPr>
+              <w:pStyle w:val="ListParagraph"/>
+              <w:ind w:left="0"/>
+              <w:jc w:val="center"/>
+              <w:rPr>
+                <w:lang w:val="en-US"/>
+              </w:rPr>
+            </w:pPr>
+            <w:r>
+              <w:rPr>
+                <w:lang w:val="en-US"/>
+              </w:rPr>
+              <w:t>&lt;Key Padding Mask&gt; sẽ được</w:t>
+            </w:r>
+            <w:r>
+              <w:rPr>
+                <w:lang w:val="en-US"/>
+              </w:rPr>
+              <w:t xml:space="preserve"> Broadcast rồi + vào tất cả các đầu</w:t>
+            </w:r>
+          </w:p>
+          <w:p>
+            <w:pPr>
+              <w:pStyle w:val="ListParagraph"/>
+              <w:ind w:left="0"/>
+              <w:jc w:val="center"/>
+              <w:rPr>
+                <w:lang w:val="en-US"/>
+              </w:rPr>
+            </w:pPr>
+            <w:r>
+              <w:rPr>
+                <w:lang w:val="en-US"/>
+              </w:rPr>
+              <w:t>Dùng khi không có Batch</w:t>
+            </w:r>
+          </w:p>
+        </w:tc>
+      </w:tr>
+      <w:tr>
+        <w:tc>
+          <w:tcPr>
+            <w:tcW w:w="3706" w:type="dxa"/>
+            <w:vAlign w:val="center"/>
+          </w:tcPr>
+          <w:p>
+            <w:pPr>
+              <w:pStyle w:val="ListParagraph"/>
+              <w:ind w:left="0"/>
+              <w:jc w:val="center"/>
+              <w:rPr>
+                <w:lang w:val="en-US"/>
+              </w:rPr>
+            </w:pPr>
+            <w:r>
+              <w:rPr>
+                <w:lang w:val="en-US"/>
+              </w:rPr>
+              <w:t>(&lt;Kích Thướ</w:t>
+            </w:r>
+            <w:r>
+              <w:rPr>
+                <w:lang w:val="en-US"/>
+              </w:rPr>
+              <w:t>c Batch&gt;,</w:t>
+            </w:r>
+          </w:p>
+          <w:p>
+            <w:pPr>
+              <w:pStyle w:val="ListParagraph"/>
+              <w:ind w:left="0"/>
+              <w:jc w:val="center"/>
+              <w:rPr>
+                <w:lang w:val="en-US"/>
+              </w:rPr>
+            </w:pPr>
+            <w:r>
+              <w:rPr>
+                <w:lang w:val="en-US"/>
+              </w:rPr>
+              <w:t>&lt;Chiều Dài Chuỗi K&gt;)</w:t>
+            </w:r>
+          </w:p>
+        </w:tc>
+        <w:tc>
+          <w:tcPr>
+            <w:tcW w:w="6804" w:type="dxa"/>
+            <w:vAlign w:val="center"/>
+          </w:tcPr>
+          <w:p>
+            <w:pPr>
+              <w:pStyle w:val="ListParagraph"/>
+              <w:ind w:left="0"/>
+              <w:jc w:val="center"/>
+              <w:rPr>
+                <w:lang w:val="en-US"/>
+              </w:rPr>
+            </w:pPr>
+            <w:r>
+              <w:rPr>
+                <w:lang w:val="en-US"/>
+              </w:rPr>
+              <w:t>&lt;</w:t>
+            </w:r>
+            <w:r>
+              <w:rPr>
+                <w:lang w:val="en-US"/>
+              </w:rPr>
+              <w:t>Key Padding Mask</w:t>
+            </w:r>
+            <w:r>
+              <w:rPr>
+                <w:lang w:val="en-US"/>
+              </w:rPr>
+              <w:t xml:space="preserve">&gt; sẽ được Reshape thành </w:t>
+            </w:r>
+          </w:p>
+          <w:p>
+            <w:pPr>
+              <w:pStyle w:val="ListParagraph"/>
+              <w:ind w:left="0"/>
+              <w:jc w:val="center"/>
+              <w:rPr>
+                <w:lang w:val="en-US"/>
+              </w:rPr>
+            </w:pPr>
+            <w:r>
+              <w:rPr>
+                <w:lang w:val="en-US"/>
+              </w:rPr>
+              <w:t>(&lt;Kích Thước Batch&gt;,</w:t>
+            </w:r>
+            <w:r>
+              <w:rPr>
+                <w:lang w:val="en-US"/>
+              </w:rPr>
+              <w:t xml:space="preserve"> 1, </w:t>
+            </w:r>
+            <w:r>
+              <w:rPr>
+                <w:lang w:val="en-US"/>
+              </w:rPr>
+              <w:t>&lt;Chiều Dài Chuỗi K&gt;)</w:t>
+            </w:r>
+            <w:r>
+              <w:rPr>
+                <w:lang w:val="en-US"/>
+              </w:rPr>
+              <w:t>,</w:t>
+            </w:r>
+          </w:p>
+          <w:p>
+            <w:pPr>
+              <w:pStyle w:val="ListParagraph"/>
+              <w:ind w:left="0"/>
+              <w:jc w:val="center"/>
+              <w:rPr>
+                <w:lang w:val="en-US"/>
+              </w:rPr>
+            </w:pPr>
+            <w:r>
+              <w:rPr>
+                <w:lang w:val="en-US"/>
+              </w:rPr>
+              <w:t>Broadcast rồi + vào tất cả các đầu của tất cả phần tử trong Batch</w:t>
+            </w:r>
+          </w:p>
+          <w:p>
+            <w:pPr>
+              <w:pStyle w:val="ListParagraph"/>
+              <w:ind w:left="0"/>
+              <w:jc w:val="center"/>
+              <w:rPr>
+                <w:lang w:val="en-US"/>
+              </w:rPr>
+            </w:pPr>
+            <w:r>
+              <w:rPr>
+                <w:lang w:val="en-US"/>
+              </w:rPr>
+              <w:t>Dùng khi có Batch</w:t>
+            </w:r>
+          </w:p>
+        </w:tc>
+      </w:tr>
+    </w:tbl>
+    <w:p>
+      <w:pPr>
+        <w:pStyle w:val="ListParagraph"/>
+        <w:numPr>
+          <w:ilvl w:val="0"/>
           <w:numId w:val="9"/>
         </w:numPr>
         <w:rPr>
@@ -23097,6 +23325,8 @@
         </w:rPr>
         <w:t>Embedding?</w:t>
       </w:r>
+      <w:bookmarkStart w:id="0" w:name="_GoBack"/>
+      <w:bookmarkEnd w:id="0"/>
     </w:p>
     <w:p>
       <w:pPr>
@@ -23526,6 +23756,7 @@
         <w:rPr>
           <w:lang w:val="en-US"/>
         </w:rPr>
+        <w:lastRenderedPageBreak/>
         <w:t xml:space="preserve">Trả </w:t>
       </w:r>
       <w:r>
@@ -23736,7 +23967,6 @@
         <w:rPr>
           <w:lang w:val="en-US"/>
         </w:rPr>
-        <w:lastRenderedPageBreak/>
         <w:t>Ta có</w:t>
       </w:r>
     </w:p>
@@ -24712,6 +24942,7 @@
         <w:rPr>
           <w:lang w:val="en-US"/>
         </w:rPr>
+        <w:lastRenderedPageBreak/>
         <w:t xml:space="preserve">    &lt;Làm Gì Đó Với Mỗi </w:t>
       </w:r>
       <w:r>
@@ -24832,7 +25063,6 @@
         <w:rPr>
           <w:lang w:val="en-US"/>
         </w:rPr>
-        <w:lastRenderedPageBreak/>
         <w:t xml:space="preserve">&lt;Batch&gt; </w:t>
       </w:r>
       <w:r>
@@ -25700,6 +25930,7 @@
         <w:rPr>
           <w:lang w:val="en-US"/>
         </w:rPr>
+        <w:lastRenderedPageBreak/>
         <w:t>Đặt download = True để nó tự động tải nếu chưa có dữ liệu hoặc không tải mà dùng lại dữ liệu cũ nếu đã có rồi, nếu không có kết nối Internet thì sẽ thông báo lỗi</w:t>
       </w:r>
     </w:p>
@@ -25774,7 +26005,6 @@
         <w:rPr>
           <w:lang w:val="en-US"/>
         </w:rPr>
-        <w:lastRenderedPageBreak/>
         <w:t>Rules</w:t>
       </w:r>
     </w:p>
@@ -26752,6 +26982,7 @@
         <w:rPr>
           <w:lang w:val="en-US"/>
         </w:rPr>
+        <w:lastRenderedPageBreak/>
         <w:tab/>
         <w:t>.std(): trả về standard deviation, chia n – 1 không phải n</w:t>
       </w:r>
@@ -26846,6 +27077,1022 @@
         <w:rPr>
           <w:lang w:val="en-US"/>
         </w:rPr>
+        <w:tab/>
+      </w:r>
+      <w:r>
+        <w:rPr>
+          <w:lang w:val="en-US"/>
+        </w:rPr>
+        <w:tab/>
+        <w:t>Ex: [1, 2, 3].copy() = [1, 2, 3]</w:t>
+      </w:r>
+    </w:p>
+    <w:p>
+      <w:pPr>
+        <w:rPr>
+          <w:lang w:val="en-US"/>
+        </w:rPr>
+      </w:pPr>
+      <w:r>
+        <w:rPr>
+          <w:lang w:val="en-US"/>
+        </w:rPr>
+        <w:tab/>
+        <w:t>.numel(): trả về tổng số phần tử của tensor</w:t>
+      </w:r>
+    </w:p>
+    <w:p>
+      <w:pPr>
+        <w:rPr>
+          <w:lang w:val="en-US"/>
+        </w:rPr>
+      </w:pPr>
+      <w:r>
+        <w:rPr>
+          <w:lang w:val="en-US"/>
+        </w:rPr>
+        <w:tab/>
+      </w:r>
+      <w:r>
+        <w:rPr>
+          <w:lang w:val="en-US"/>
+        </w:rPr>
+        <w:tab/>
+        <w:t>Ex: [[1, 2, 3], [4, 5, 7]].numel() = 6</w:t>
+      </w:r>
+    </w:p>
+    <w:p>
+      <w:pPr>
+        <w:rPr>
+          <w:lang w:val="en-US"/>
+        </w:rPr>
+      </w:pPr>
+      <w:r>
+        <w:rPr>
+          <w:lang w:val="en-US"/>
+        </w:rPr>
+        <w:tab/>
+        <w:t>.retain_grad(): đánh dấu lưu grad cho node không phải là leaf</w:t>
+      </w:r>
+    </w:p>
+    <w:p>
+      <w:pPr>
+        <w:rPr>
+          <w:lang w:val="en-US"/>
+        </w:rPr>
+      </w:pPr>
+      <w:r>
+        <w:rPr>
+          <w:lang w:val="en-US"/>
+        </w:rPr>
+        <w:tab/>
+      </w:r>
+      <w:r>
+        <w:rPr>
+          <w:lang w:val="en-US"/>
+        </w:rPr>
+        <w:tab/>
+        <w:t xml:space="preserve">Ex: a = 2, b = 3, </w:t>
+      </w:r>
+    </w:p>
+    <w:p>
+      <w:pPr>
+        <w:ind w:left="720" w:firstLine="720"/>
+        <w:rPr>
+          <w:lang w:val="en-US"/>
+        </w:rPr>
+      </w:pPr>
+      <w:r>
+        <w:rPr>
+          <w:lang w:val="en-US"/>
+        </w:rPr>
+        <w:t xml:space="preserve">      c = a * b, c.retain_grad(), </w:t>
+      </w:r>
+    </w:p>
+    <w:p>
+      <w:pPr>
+        <w:ind w:left="720" w:firstLine="720"/>
+        <w:rPr>
+          <w:lang w:val="en-US"/>
+        </w:rPr>
+      </w:pPr>
+      <w:r>
+        <w:rPr>
+          <w:lang w:val="en-US"/>
+        </w:rPr>
+        <w:t xml:space="preserve">      d = c * a, d.backward()</w:t>
+      </w:r>
+    </w:p>
+    <w:p>
+      <w:pPr>
+        <w:ind w:left="720" w:firstLine="720"/>
+        <w:rPr>
+          <w:lang w:val="en-US"/>
+        </w:rPr>
+      </w:pPr>
+      <w:r>
+        <w:rPr>
+          <w:lang w:val="en-US"/>
+        </w:rPr>
+        <w:t xml:space="preserve">      c.grad = 2</w:t>
+      </w:r>
+    </w:p>
+    <w:p>
+      <w:pPr>
+        <w:rPr>
+          <w:lang w:val="en-US"/>
+        </w:rPr>
+      </w:pPr>
+      <w:r>
+        <w:rPr>
+          <w:lang w:val="en-US"/>
+        </w:rPr>
+        <w:tab/>
+        <w:t>.numpy(): convert sang numpy</w:t>
+      </w:r>
+    </w:p>
+    <w:p>
+      <w:pPr>
+        <w:rPr>
+          <w:lang w:val="en-US"/>
+        </w:rPr>
+      </w:pPr>
+      <w:r>
+        <w:rPr>
+          <w:lang w:val="en-US"/>
+        </w:rPr>
+        <w:tab/>
+        <w:t xml:space="preserve">.unfold(dim,  size, step): </w:t>
+      </w:r>
+      <w:r>
+        <w:rPr>
+          <w:lang w:val="en-US"/>
+        </w:rPr>
+        <w:t>sliding window</w:t>
+      </w:r>
+    </w:p>
+    <w:p>
+      <w:pPr>
+        <w:rPr>
+          <w:lang w:val="en-US"/>
+        </w:rPr>
+      </w:pPr>
+      <w:r>
+        <w:rPr>
+          <w:lang w:val="en-US"/>
+        </w:rPr>
+        <w:tab/>
+      </w:r>
+      <w:r>
+        <w:rPr>
+          <w:lang w:val="en-US"/>
+        </w:rPr>
+        <w:tab/>
+        <w:t>Ex: [1, 2, 3, 4, 5].unfold(0, 3, 1) = [[1, 2, 3]</w:t>
+      </w:r>
+    </w:p>
+    <w:p>
+      <w:pPr>
+        <w:rPr>
+          <w:lang w:val="en-US"/>
+        </w:rPr>
+      </w:pPr>
+      <w:r>
+        <w:rPr>
+          <w:lang w:val="en-US"/>
+        </w:rPr>
+        <w:tab/>
+      </w:r>
+      <w:r>
+        <w:rPr>
+          <w:lang w:val="en-US"/>
+        </w:rPr>
+        <w:tab/>
+      </w:r>
+      <w:r>
+        <w:rPr>
+          <w:lang w:val="en-US"/>
+        </w:rPr>
+        <w:tab/>
+      </w:r>
+      <w:r>
+        <w:rPr>
+          <w:lang w:val="en-US"/>
+        </w:rPr>
+        <w:tab/>
+      </w:r>
+      <w:r>
+        <w:rPr>
+          <w:lang w:val="en-US"/>
+        </w:rPr>
+        <w:tab/>
+      </w:r>
+      <w:r>
+        <w:rPr>
+          <w:lang w:val="en-US"/>
+        </w:rPr>
+        <w:tab/>
+      </w:r>
+      <w:r>
+        <w:rPr>
+          <w:lang w:val="en-US"/>
+        </w:rPr>
+        <w:tab/>
+        <w:t>[2, 3, 4]</w:t>
+      </w:r>
+    </w:p>
+    <w:p>
+      <w:pPr>
+        <w:rPr>
+          <w:lang w:val="en-US"/>
+        </w:rPr>
+      </w:pPr>
+      <w:r>
+        <w:rPr>
+          <w:lang w:val="en-US"/>
+        </w:rPr>
+        <w:tab/>
+      </w:r>
+      <w:r>
+        <w:rPr>
+          <w:lang w:val="en-US"/>
+        </w:rPr>
+        <w:tab/>
+      </w:r>
+      <w:r>
+        <w:rPr>
+          <w:lang w:val="en-US"/>
+        </w:rPr>
+        <w:tab/>
+      </w:r>
+      <w:r>
+        <w:rPr>
+          <w:lang w:val="en-US"/>
+        </w:rPr>
+        <w:tab/>
+      </w:r>
+      <w:r>
+        <w:rPr>
+          <w:lang w:val="en-US"/>
+        </w:rPr>
+        <w:tab/>
+      </w:r>
+      <w:r>
+        <w:rPr>
+          <w:lang w:val="en-US"/>
+        </w:rPr>
+        <w:tab/>
+      </w:r>
+      <w:r>
+        <w:rPr>
+          <w:lang w:val="en-US"/>
+        </w:rPr>
+        <w:tab/>
+        <w:t xml:space="preserve">    [3, 4, 5]]</w:t>
+      </w:r>
+    </w:p>
+    <w:p>
+      <w:pPr>
+        <w:rPr>
+          <w:lang w:val="en-US"/>
+        </w:rPr>
+      </w:pPr>
+      <w:r>
+        <w:rPr>
+          <w:lang w:val="en-US"/>
+        </w:rPr>
+        <w:tab/>
+        <w:t>.share_memory_(): đưa tensor lên host để share giữa các cpu</w:t>
+      </w:r>
+    </w:p>
+    <w:p>
+      <w:pPr>
+        <w:rPr>
+          <w:lang w:val="en-US"/>
+        </w:rPr>
+      </w:pPr>
+      <w:r>
+        <w:rPr>
+          <w:lang w:val="en-US"/>
+        </w:rPr>
+        <w:tab/>
+      </w:r>
+      <w:r>
+        <w:rPr>
+          <w:lang w:val="en-US"/>
+        </w:rPr>
+        <w:tab/>
+        <w:t>Ex: [1, 2, 3].share_memory_()</w:t>
+      </w:r>
+    </w:p>
+    <w:p>
+      <w:pPr>
+        <w:rPr>
+          <w:lang w:val="en-US"/>
+        </w:rPr>
+      </w:pPr>
+      <w:r>
+        <w:rPr>
+          <w:lang w:val="en-US"/>
+        </w:rPr>
+        <w:t>Torch</w:t>
+      </w:r>
+    </w:p>
+    <w:p>
+      <w:pPr>
+        <w:rPr>
+          <w:lang w:val="en-US"/>
+        </w:rPr>
+      </w:pPr>
+      <w:r>
+        <w:rPr>
+          <w:lang w:val="en-US"/>
+        </w:rPr>
+        <w:tab/>
+        <w:t xml:space="preserve">.tril_indices(m, n, offset): trả về tensor </w:t>
+      </w:r>
+      <w:r>
+        <w:rPr>
+          <w:lang w:val="en-US"/>
+        </w:rPr>
+        <w:t xml:space="preserve">có dim = </w:t>
+      </w:r>
+      <w:r>
+        <w:rPr>
+          <w:lang w:val="en-US"/>
+        </w:rPr>
+        <w:t xml:space="preserve">2 * số entry trong lower triangular </w:t>
+      </w:r>
+    </w:p>
+    <w:p>
+      <w:pPr>
+        <w:ind w:left="2160" w:firstLine="720"/>
+        <w:rPr>
+          <w:lang w:val="en-US"/>
+        </w:rPr>
+      </w:pPr>
+      <w:r>
+        <w:rPr>
+          <w:lang w:val="en-US"/>
+        </w:rPr>
+        <w:t xml:space="preserve">     matrix theo đường chéo được dịch chuyển lên offset</w:t>
+      </w:r>
+      <w:r>
+        <w:rPr>
+          <w:lang w:val="en-US"/>
+        </w:rPr>
+        <w:t>,</w:t>
+      </w:r>
+    </w:p>
+    <w:p>
+      <w:pPr>
+        <w:ind w:left="2160" w:firstLine="720"/>
+        <w:rPr>
+          <w:lang w:val="en-US"/>
+        </w:rPr>
+      </w:pPr>
+      <w:r>
+        <w:rPr>
+          <w:lang w:val="en-US"/>
+        </w:rPr>
+        <w:t xml:space="preserve">      </w:t>
+      </w:r>
+      <w:r>
+        <w:rPr>
+          <w:lang w:val="en-US"/>
+        </w:rPr>
+        <w:t>row 1 là tọa độ row, row 2 là tọa độ cột</w:t>
+      </w:r>
+    </w:p>
+    <w:p>
+      <w:pPr>
+        <w:rPr>
+          <w:lang w:val="en-US"/>
+        </w:rPr>
+      </w:pPr>
+      <w:r>
+        <w:rPr>
+          <w:lang w:val="en-US"/>
+        </w:rPr>
+        <w:tab/>
+      </w:r>
+      <w:r>
+        <w:rPr>
+          <w:lang w:val="en-US"/>
+        </w:rPr>
+        <w:tab/>
+        <w:t>Ex: torch.tril_indices(3, 3) = [0, 1, 1, 2, 2, 2] =&gt; [0, 0], [1, 0], [1, 1], [2, 0],…</w:t>
+      </w:r>
+    </w:p>
+    <w:p>
+      <w:pPr>
+        <w:rPr>
+          <w:lang w:val="en-US"/>
+        </w:rPr>
+      </w:pPr>
+      <w:r>
+        <w:rPr>
+          <w:lang w:val="en-US"/>
+        </w:rPr>
+        <w:tab/>
+      </w:r>
+      <w:r>
+        <w:rPr>
+          <w:lang w:val="en-US"/>
+        </w:rPr>
+        <w:tab/>
+      </w:r>
+      <w:r>
+        <w:rPr>
+          <w:lang w:val="en-US"/>
+        </w:rPr>
+        <w:tab/>
+      </w:r>
+      <w:r>
+        <w:rPr>
+          <w:lang w:val="en-US"/>
+        </w:rPr>
+        <w:tab/>
+      </w:r>
+      <w:r>
+        <w:rPr>
+          <w:lang w:val="en-US"/>
+        </w:rPr>
+        <w:tab/>
+        <w:t xml:space="preserve">         [0, 0, 1, 0, 1, 2]</w:t>
+      </w:r>
+    </w:p>
+    <w:p>
+      <w:pPr>
+        <w:rPr>
+          <w:lang w:val="en-US"/>
+        </w:rPr>
+      </w:pPr>
+      <w:r>
+        <w:rPr>
+          <w:lang w:val="en-US"/>
+        </w:rPr>
+        <w:tab/>
+        <w:t>.stack(inputs_tuple, dim): stack các tensor lên nhau theo dim mới</w:t>
+      </w:r>
+    </w:p>
+    <w:p>
+      <w:pPr>
+        <w:rPr>
+          <w:lang w:val="en-US"/>
+        </w:rPr>
+      </w:pPr>
+      <w:r>
+        <w:rPr>
+          <w:lang w:val="en-US"/>
+        </w:rPr>
+        <w:tab/>
+      </w:r>
+      <w:r>
+        <w:rPr>
+          <w:lang w:val="en-US"/>
+        </w:rPr>
+        <w:tab/>
+        <w:t>Ex: torch.stack(([1, 2, 3], [4, 5, 6])) = [[1, 2, 3]</w:t>
+      </w:r>
+    </w:p>
+    <w:p>
+      <w:pPr>
+        <w:ind w:left="4320" w:firstLine="720"/>
+        <w:rPr>
+          <w:lang w:val="en-US"/>
+        </w:rPr>
+      </w:pPr>
+      <w:r>
+        <w:rPr>
+          <w:lang w:val="en-US"/>
+        </w:rPr>
+        <w:lastRenderedPageBreak/>
+        <w:t>[4, 5, 6]]</w:t>
+      </w:r>
+    </w:p>
+    <w:p>
+      <w:pPr>
+        <w:rPr>
+          <w:lang w:val="en-US"/>
+        </w:rPr>
+      </w:pPr>
+      <w:r>
+        <w:rPr>
+          <w:lang w:val="en-US"/>
+        </w:rPr>
+        <w:tab/>
+        <w:t>.inverse(tensor): trả về invert matrix</w:t>
+      </w:r>
+    </w:p>
+    <w:p>
+      <w:pPr>
+        <w:rPr>
+          <w:lang w:val="en-US"/>
+        </w:rPr>
+      </w:pPr>
+      <w:r>
+        <w:rPr>
+          <w:lang w:val="en-US"/>
+        </w:rPr>
+        <w:tab/>
+      </w:r>
+      <w:r>
+        <w:rPr>
+          <w:lang w:val="en-US"/>
+        </w:rPr>
+        <w:tab/>
+        <w:t>Ex: torch.inverse([</w:t>
+      </w:r>
+    </w:p>
+    <w:p>
+      <w:pPr>
+        <w:ind w:left="720" w:firstLine="720"/>
+        <w:rPr>
+          <w:lang w:val="en-US"/>
+        </w:rPr>
+      </w:pPr>
+      <w:r>
+        <w:rPr>
+          <w:lang w:val="en-US"/>
+        </w:rPr>
+        <w:tab/>
+        <w:t>[1, 2, 3],</w:t>
+      </w:r>
+    </w:p>
+    <w:p>
+      <w:pPr>
+        <w:ind w:left="720" w:firstLine="720"/>
+        <w:rPr>
+          <w:lang w:val="en-US"/>
+        </w:rPr>
+      </w:pPr>
+      <w:r>
+        <w:rPr>
+          <w:lang w:val="en-US"/>
+        </w:rPr>
+        <w:tab/>
+        <w:t>[4, 5, 6],</w:t>
+      </w:r>
+    </w:p>
+    <w:p>
+      <w:pPr>
+        <w:ind w:left="720" w:firstLine="720"/>
+        <w:rPr>
+          <w:lang w:val="en-US"/>
+        </w:rPr>
+      </w:pPr>
+      <w:r>
+        <w:rPr>
+          <w:lang w:val="en-US"/>
+        </w:rPr>
+        <w:tab/>
+        <w:t>[7, 8, 9]</w:t>
+      </w:r>
+    </w:p>
+    <w:p>
+      <w:pPr>
+        <w:ind w:left="720" w:firstLine="720"/>
+        <w:rPr>
+          <w:lang w:val="en-US"/>
+        </w:rPr>
+      </w:pPr>
+      <w:r>
+        <w:rPr>
+          <w:lang w:val="en-US"/>
+        </w:rPr>
+        <w:t>])</w:t>
+      </w:r>
+    </w:p>
+    <w:p>
+      <w:pPr>
+        <w:rPr>
+          <w:lang w:val="en-US"/>
+        </w:rPr>
+      </w:pPr>
+      <w:r>
+        <w:rPr>
+          <w:lang w:val="en-US"/>
+        </w:rPr>
+        <w:tab/>
+        <w:t>.finfo(dtype): trả về thông tin của kiểu dữ liệu</w:t>
+      </w:r>
+    </w:p>
+    <w:p>
+      <w:pPr>
+        <w:rPr>
+          <w:lang w:val="en-US"/>
+        </w:rPr>
+      </w:pPr>
+      <w:r>
+        <w:rPr>
+          <w:lang w:val="en-US"/>
+        </w:rPr>
+        <w:tab/>
+      </w:r>
+      <w:r>
+        <w:rPr>
+          <w:lang w:val="en-US"/>
+        </w:rPr>
+        <w:tab/>
+        <w:t>Ex: torch.finfo(torch.float32)</w:t>
+      </w:r>
+    </w:p>
+    <w:p>
+      <w:pPr>
+        <w:rPr>
+          <w:lang w:val="en-US"/>
+        </w:rPr>
+      </w:pPr>
+      <w:r>
+        <w:rPr>
+          <w:lang w:val="en-US"/>
+        </w:rPr>
+        <w:tab/>
+        <w:t>.randperm(n): hoán vị ngẫu nhiên từ 0 đến n – 1</w:t>
+      </w:r>
+    </w:p>
+    <w:p>
+      <w:pPr>
+        <w:rPr>
+          <w:lang w:val="en-US"/>
+        </w:rPr>
+      </w:pPr>
+      <w:r>
+        <w:rPr>
+          <w:lang w:val="en-US"/>
+        </w:rPr>
+        <w:tab/>
+      </w:r>
+      <w:r>
+        <w:rPr>
+          <w:lang w:val="en-US"/>
+        </w:rPr>
+        <w:tab/>
+        <w:t>Ex: torch.randperm(5) = [0, 4, 2, 3, 1]</w:t>
+      </w:r>
+    </w:p>
+    <w:p>
+      <w:pPr>
+        <w:rPr>
+          <w:lang w:val="en-US"/>
+        </w:rPr>
+      </w:pPr>
+      <w:r>
+        <w:rPr>
+          <w:lang w:val="en-US"/>
+        </w:rPr>
+        <w:tab/>
+        <w:t>.save(model.state_dict(), path): save model</w:t>
+      </w:r>
+    </w:p>
+    <w:p>
+      <w:pPr>
+        <w:rPr>
+          <w:lang w:val="en-US"/>
+        </w:rPr>
+      </w:pPr>
+      <w:r>
+        <w:rPr>
+          <w:lang w:val="en-US"/>
+        </w:rPr>
+        <w:tab/>
+      </w:r>
+      <w:r>
+        <w:rPr>
+          <w:lang w:val="en-US"/>
+        </w:rPr>
+        <w:tab/>
+        <w:t>Ex: torch.save(model.state_dict(), ‘./model.pth’)</w:t>
+      </w:r>
+    </w:p>
+    <w:p>
+      <w:pPr>
+        <w:rPr>
+          <w:lang w:val="en-US"/>
+        </w:rPr>
+      </w:pPr>
+      <w:r>
+        <w:rPr>
+          <w:lang w:val="en-US"/>
+        </w:rPr>
+        <w:t>Distributions</w:t>
+      </w:r>
+    </w:p>
+    <w:p>
+      <w:pPr>
+        <w:rPr>
+          <w:lang w:val="en-US"/>
+        </w:rPr>
+      </w:pPr>
+      <w:r>
+        <w:rPr>
+          <w:lang w:val="en-US"/>
+        </w:rPr>
+        <w:tab/>
+        <w:t>.</w:t>
+      </w:r>
+      <w:r>
+        <w:rPr>
+          <w:lang w:val="en-US"/>
+        </w:rPr>
+        <w:t>MultivariateNormal</w:t>
+      </w:r>
+      <w:r>
+        <w:rPr>
+          <w:lang w:val="en-US"/>
+        </w:rPr>
+        <w:t>(mean_tensor, covariance_matrix_tensor): trar về MN distribution</w:t>
+      </w:r>
+    </w:p>
+    <w:p>
+      <w:pPr>
+        <w:rPr>
+          <w:lang w:val="en-US"/>
+        </w:rPr>
+      </w:pPr>
+      <w:r>
+        <w:rPr>
+          <w:lang w:val="en-US"/>
+        </w:rPr>
+        <w:tab/>
+      </w:r>
+      <w:r>
+        <w:rPr>
+          <w:lang w:val="en-US"/>
+        </w:rPr>
+        <w:tab/>
+        <w:t>Ex: dist = torch.distributions.</w:t>
+      </w:r>
+      <w:r>
+        <w:rPr>
+          <w:lang w:val="en-US"/>
+        </w:rPr>
+        <w:t xml:space="preserve"> MultivariateNormal</w:t>
+      </w:r>
+      <w:r>
+        <w:rPr>
+          <w:lang w:val="en-US"/>
+        </w:rPr>
+        <w:t>([1, 2], [[1, 0], [0, 2]])</w:t>
+      </w:r>
+    </w:p>
+    <w:p>
+      <w:pPr>
+        <w:rPr>
+          <w:lang w:val="en-US"/>
+        </w:rPr>
+      </w:pPr>
+      <w:r>
+        <w:rPr>
+          <w:lang w:val="en-US"/>
+        </w:rPr>
+        <w:tab/>
+        <w:t>.Normal(mean_tensor, std_tensor): trả về một normal distribution</w:t>
+      </w:r>
+    </w:p>
+    <w:p>
+      <w:pPr>
+        <w:rPr>
+          <w:lang w:val="en-US"/>
+        </w:rPr>
+      </w:pPr>
+      <w:r>
+        <w:rPr>
+          <w:lang w:val="en-US"/>
+        </w:rPr>
+        <w:tab/>
+      </w:r>
+      <w:r>
+        <w:rPr>
+          <w:lang w:val="en-US"/>
+        </w:rPr>
+        <w:tab/>
+        <w:t>Ex: dist = torch.distributions.normal([1, 2], [2, 4])</w:t>
+      </w:r>
+    </w:p>
+    <w:p>
+      <w:pPr>
+        <w:rPr>
+          <w:lang w:val="en-US"/>
+        </w:rPr>
+      </w:pPr>
+      <w:r>
+        <w:rPr>
+          <w:lang w:val="en-US"/>
+        </w:rPr>
+        <w:tab/>
+      </w:r>
+      <w:r>
+        <w:rPr>
+          <w:lang w:val="en-US"/>
+        </w:rPr>
+        <w:tab/>
+        <w:t>.</w:t>
+      </w:r>
+      <w:r>
+        <w:rPr>
+          <w:lang w:val="en-US"/>
+        </w:rPr>
+        <w:t>sample(): trả về tensor ngẫu nhiên theo mean và std</w:t>
+      </w:r>
+    </w:p>
+    <w:p>
+      <w:pPr>
+        <w:rPr>
+          <w:lang w:val="en-US"/>
+        </w:rPr>
+      </w:pPr>
+      <w:r>
+        <w:rPr>
+          <w:lang w:val="en-US"/>
+        </w:rPr>
+        <w:tab/>
+      </w:r>
+      <w:r>
+        <w:rPr>
+          <w:lang w:val="en-US"/>
+        </w:rPr>
+        <w:tab/>
+      </w:r>
+      <w:r>
+        <w:rPr>
+          <w:lang w:val="en-US"/>
+        </w:rPr>
+        <w:tab/>
+        <w:t>Ex: dist.sample() = [1.2, 2.8]</w:t>
+      </w:r>
+    </w:p>
+    <w:p>
+      <w:pPr>
+        <w:rPr>
+          <w:lang w:val="en-US"/>
+        </w:rPr>
+      </w:pPr>
+      <w:r>
+        <w:rPr>
+          <w:lang w:val="en-US"/>
+        </w:rPr>
+        <w:tab/>
+      </w:r>
+      <w:r>
+        <w:rPr>
+          <w:lang w:val="en-US"/>
+        </w:rPr>
+        <w:tab/>
+        <w:t xml:space="preserve">.rsample(): giống sample nhưng đã reparameterize để backprop cho mean và </w:t>
+      </w:r>
+    </w:p>
+    <w:p>
+      <w:pPr>
+        <w:ind w:left="1440" w:firstLine="720"/>
+        <w:rPr>
+          <w:lang w:val="en-US"/>
+        </w:rPr>
+      </w:pPr>
+      <w:r>
+        <w:rPr>
+          <w:lang w:val="en-US"/>
+        </w:rPr>
+        <w:t xml:space="preserve">      std, sample = mean + std * e</w:t>
+      </w:r>
+    </w:p>
+    <w:p>
+      <w:pPr>
+        <w:ind w:left="1440" w:firstLine="720"/>
+        <w:rPr>
+          <w:lang w:val="en-US"/>
+        </w:rPr>
+      </w:pPr>
+      <w:r>
+        <w:rPr>
+          <w:lang w:val="en-US"/>
+        </w:rPr>
+        <w:t>Ex: dist.</w:t>
+      </w:r>
+      <w:r>
+        <w:rPr>
+          <w:lang w:val="en-US"/>
+        </w:rPr>
+        <w:t>r</w:t>
+      </w:r>
+      <w:r>
+        <w:rPr>
+          <w:lang w:val="en-US"/>
+        </w:rPr>
+        <w:t>sample() = [1.2, 2.8]</w:t>
+      </w:r>
+      <w:r>
+        <w:rPr>
+          <w:lang w:val="en-US"/>
+        </w:rPr>
+        <w:t>, backward</w:t>
+      </w:r>
+    </w:p>
+    <w:p>
+      <w:pPr>
+        <w:rPr>
+          <w:lang w:val="en-US"/>
+        </w:rPr>
+      </w:pPr>
+      <w:r>
+        <w:rPr>
+          <w:lang w:val="en-US"/>
+        </w:rPr>
+        <w:tab/>
+      </w:r>
+      <w:r>
+        <w:rPr>
+          <w:lang w:val="en-US"/>
+        </w:rPr>
+        <w:tab/>
+        <w:t xml:space="preserve">.log_prob(action_tensor): trả về log likelihood của action trong normal </w:t>
+      </w:r>
+    </w:p>
+    <w:p>
+      <w:pPr>
+        <w:ind w:left="3600"/>
+        <w:rPr>
+          <w:lang w:val="en-US"/>
+        </w:rPr>
+      </w:pPr>
+      <w:r>
+        <w:rPr>
+          <w:lang w:val="en-US"/>
+        </w:rPr>
+        <w:t xml:space="preserve">      distribution</w:t>
+      </w:r>
+    </w:p>
+    <w:p>
+      <w:pPr>
+        <w:rPr>
+          <w:lang w:val="en-US"/>
+        </w:rPr>
+      </w:pPr>
+      <w:r>
+        <w:rPr>
+          <w:lang w:val="en-US"/>
+        </w:rPr>
+        <w:tab/>
+      </w:r>
+      <w:r>
+        <w:rPr>
+          <w:lang w:val="en-US"/>
+        </w:rPr>
+        <w:tab/>
+      </w:r>
+      <w:r>
+        <w:rPr>
+          <w:lang w:val="en-US"/>
+        </w:rPr>
+        <w:tab/>
+        <w:t>Ex: dist.log_prob([1.5, 0.5]) ~ [-1.64, -2.37]</w:t>
+      </w:r>
+    </w:p>
+    <w:p>
+      <w:pPr>
+        <w:rPr>
+          <w:lang w:val="en-US"/>
+        </w:rPr>
+      </w:pPr>
+      <w:r>
+        <w:rPr>
+          <w:lang w:val="en-US"/>
+        </w:rPr>
+        <w:tab/>
+        <w:t>.utils</w:t>
+      </w:r>
+    </w:p>
+    <w:p>
+      <w:pPr>
+        <w:rPr>
+          <w:lang w:val="en-US"/>
+        </w:rPr>
+      </w:pPr>
+      <w:r>
+        <w:rPr>
+          <w:lang w:val="en-US"/>
+        </w:rPr>
+        <w:tab/>
+      </w:r>
+      <w:r>
+        <w:rPr>
+          <w:lang w:val="en-US"/>
+        </w:rPr>
+        <w:tab/>
+        <w:t>.clamp_probs(probs): clamp giá trị trong khoảng eps đến 1 – eps</w:t>
+      </w:r>
+    </w:p>
+    <w:p>
+      <w:pPr>
+        <w:rPr>
+          <w:lang w:val="en-US"/>
+        </w:rPr>
+      </w:pPr>
+      <w:r>
+        <w:rPr>
+          <w:lang w:val="en-US"/>
+        </w:rPr>
         <w:lastRenderedPageBreak/>
         <w:tab/>
       </w:r>
@@ -26854,1022 +28101,6 @@
           <w:lang w:val="en-US"/>
         </w:rPr>
         <w:tab/>
-        <w:t>Ex: [1, 2, 3].copy() = [1, 2, 3]</w:t>
-      </w:r>
-    </w:p>
-    <w:p>
-      <w:pPr>
-        <w:rPr>
-          <w:lang w:val="en-US"/>
-        </w:rPr>
-      </w:pPr>
-      <w:r>
-        <w:rPr>
-          <w:lang w:val="en-US"/>
-        </w:rPr>
-        <w:tab/>
-        <w:t>.numel(): trả về tổng số phần tử của tensor</w:t>
-      </w:r>
-    </w:p>
-    <w:p>
-      <w:pPr>
-        <w:rPr>
-          <w:lang w:val="en-US"/>
-        </w:rPr>
-      </w:pPr>
-      <w:r>
-        <w:rPr>
-          <w:lang w:val="en-US"/>
-        </w:rPr>
-        <w:tab/>
-      </w:r>
-      <w:r>
-        <w:rPr>
-          <w:lang w:val="en-US"/>
-        </w:rPr>
-        <w:tab/>
-        <w:t>Ex: [[1, 2, 3], [4, 5, 7]].numel() = 6</w:t>
-      </w:r>
-    </w:p>
-    <w:p>
-      <w:pPr>
-        <w:rPr>
-          <w:lang w:val="en-US"/>
-        </w:rPr>
-      </w:pPr>
-      <w:r>
-        <w:rPr>
-          <w:lang w:val="en-US"/>
-        </w:rPr>
-        <w:tab/>
-        <w:t>.retain_grad(): đánh dấu lưu grad cho node không phải là leaf</w:t>
-      </w:r>
-    </w:p>
-    <w:p>
-      <w:pPr>
-        <w:rPr>
-          <w:lang w:val="en-US"/>
-        </w:rPr>
-      </w:pPr>
-      <w:r>
-        <w:rPr>
-          <w:lang w:val="en-US"/>
-        </w:rPr>
-        <w:tab/>
-      </w:r>
-      <w:r>
-        <w:rPr>
-          <w:lang w:val="en-US"/>
-        </w:rPr>
-        <w:tab/>
-        <w:t xml:space="preserve">Ex: a = 2, b = 3, </w:t>
-      </w:r>
-    </w:p>
-    <w:p>
-      <w:pPr>
-        <w:ind w:left="720" w:firstLine="720"/>
-        <w:rPr>
-          <w:lang w:val="en-US"/>
-        </w:rPr>
-      </w:pPr>
-      <w:r>
-        <w:rPr>
-          <w:lang w:val="en-US"/>
-        </w:rPr>
-        <w:t xml:space="preserve">      c = a * b, c.retain_grad(), </w:t>
-      </w:r>
-    </w:p>
-    <w:p>
-      <w:pPr>
-        <w:ind w:left="720" w:firstLine="720"/>
-        <w:rPr>
-          <w:lang w:val="en-US"/>
-        </w:rPr>
-      </w:pPr>
-      <w:r>
-        <w:rPr>
-          <w:lang w:val="en-US"/>
-        </w:rPr>
-        <w:t xml:space="preserve">      d = c * a, d.backward()</w:t>
-      </w:r>
-    </w:p>
-    <w:p>
-      <w:pPr>
-        <w:ind w:left="720" w:firstLine="720"/>
-        <w:rPr>
-          <w:lang w:val="en-US"/>
-        </w:rPr>
-      </w:pPr>
-      <w:r>
-        <w:rPr>
-          <w:lang w:val="en-US"/>
-        </w:rPr>
-        <w:t xml:space="preserve">      c.grad = 2</w:t>
-      </w:r>
-    </w:p>
-    <w:p>
-      <w:pPr>
-        <w:rPr>
-          <w:lang w:val="en-US"/>
-        </w:rPr>
-      </w:pPr>
-      <w:r>
-        <w:rPr>
-          <w:lang w:val="en-US"/>
-        </w:rPr>
-        <w:tab/>
-        <w:t>.numpy(): convert sang numpy</w:t>
-      </w:r>
-    </w:p>
-    <w:p>
-      <w:pPr>
-        <w:rPr>
-          <w:lang w:val="en-US"/>
-        </w:rPr>
-      </w:pPr>
-      <w:r>
-        <w:rPr>
-          <w:lang w:val="en-US"/>
-        </w:rPr>
-        <w:tab/>
-        <w:t xml:space="preserve">.unfold(dim,  size, step): </w:t>
-      </w:r>
-      <w:r>
-        <w:rPr>
-          <w:lang w:val="en-US"/>
-        </w:rPr>
-        <w:t>sliding window</w:t>
-      </w:r>
-    </w:p>
-    <w:p>
-      <w:pPr>
-        <w:rPr>
-          <w:lang w:val="en-US"/>
-        </w:rPr>
-      </w:pPr>
-      <w:r>
-        <w:rPr>
-          <w:lang w:val="en-US"/>
-        </w:rPr>
-        <w:tab/>
-      </w:r>
-      <w:r>
-        <w:rPr>
-          <w:lang w:val="en-US"/>
-        </w:rPr>
-        <w:tab/>
-        <w:t>Ex: [1, 2, 3, 4, 5].unfold(0, 3, 1) = [[1, 2, 3]</w:t>
-      </w:r>
-    </w:p>
-    <w:p>
-      <w:pPr>
-        <w:rPr>
-          <w:lang w:val="en-US"/>
-        </w:rPr>
-      </w:pPr>
-      <w:r>
-        <w:rPr>
-          <w:lang w:val="en-US"/>
-        </w:rPr>
-        <w:tab/>
-      </w:r>
-      <w:r>
-        <w:rPr>
-          <w:lang w:val="en-US"/>
-        </w:rPr>
-        <w:tab/>
-      </w:r>
-      <w:r>
-        <w:rPr>
-          <w:lang w:val="en-US"/>
-        </w:rPr>
-        <w:tab/>
-      </w:r>
-      <w:r>
-        <w:rPr>
-          <w:lang w:val="en-US"/>
-        </w:rPr>
-        <w:tab/>
-      </w:r>
-      <w:r>
-        <w:rPr>
-          <w:lang w:val="en-US"/>
-        </w:rPr>
-        <w:tab/>
-      </w:r>
-      <w:r>
-        <w:rPr>
-          <w:lang w:val="en-US"/>
-        </w:rPr>
-        <w:tab/>
-      </w:r>
-      <w:r>
-        <w:rPr>
-          <w:lang w:val="en-US"/>
-        </w:rPr>
-        <w:tab/>
-        <w:t>[2, 3, 4]</w:t>
-      </w:r>
-    </w:p>
-    <w:p>
-      <w:pPr>
-        <w:rPr>
-          <w:lang w:val="en-US"/>
-        </w:rPr>
-      </w:pPr>
-      <w:r>
-        <w:rPr>
-          <w:lang w:val="en-US"/>
-        </w:rPr>
-        <w:tab/>
-      </w:r>
-      <w:r>
-        <w:rPr>
-          <w:lang w:val="en-US"/>
-        </w:rPr>
-        <w:tab/>
-      </w:r>
-      <w:r>
-        <w:rPr>
-          <w:lang w:val="en-US"/>
-        </w:rPr>
-        <w:tab/>
-      </w:r>
-      <w:r>
-        <w:rPr>
-          <w:lang w:val="en-US"/>
-        </w:rPr>
-        <w:tab/>
-      </w:r>
-      <w:r>
-        <w:rPr>
-          <w:lang w:val="en-US"/>
-        </w:rPr>
-        <w:tab/>
-      </w:r>
-      <w:r>
-        <w:rPr>
-          <w:lang w:val="en-US"/>
-        </w:rPr>
-        <w:tab/>
-      </w:r>
-      <w:r>
-        <w:rPr>
-          <w:lang w:val="en-US"/>
-        </w:rPr>
-        <w:tab/>
-        <w:t xml:space="preserve">    [3, 4, 5]]</w:t>
-      </w:r>
-    </w:p>
-    <w:p>
-      <w:pPr>
-        <w:rPr>
-          <w:lang w:val="en-US"/>
-        </w:rPr>
-      </w:pPr>
-      <w:r>
-        <w:rPr>
-          <w:lang w:val="en-US"/>
-        </w:rPr>
-        <w:tab/>
-        <w:t>.share_memory_(): đưa tensor lên host để share giữa các cpu</w:t>
-      </w:r>
-    </w:p>
-    <w:p>
-      <w:pPr>
-        <w:rPr>
-          <w:lang w:val="en-US"/>
-        </w:rPr>
-      </w:pPr>
-      <w:r>
-        <w:rPr>
-          <w:lang w:val="en-US"/>
-        </w:rPr>
-        <w:tab/>
-      </w:r>
-      <w:r>
-        <w:rPr>
-          <w:lang w:val="en-US"/>
-        </w:rPr>
-        <w:tab/>
-        <w:t>Ex: [1, 2, 3].share_memory_()</w:t>
-      </w:r>
-    </w:p>
-    <w:p>
-      <w:pPr>
-        <w:rPr>
-          <w:lang w:val="en-US"/>
-        </w:rPr>
-      </w:pPr>
-      <w:r>
-        <w:rPr>
-          <w:lang w:val="en-US"/>
-        </w:rPr>
-        <w:t>Torch</w:t>
-      </w:r>
-    </w:p>
-    <w:p>
-      <w:pPr>
-        <w:rPr>
-          <w:lang w:val="en-US"/>
-        </w:rPr>
-      </w:pPr>
-      <w:r>
-        <w:rPr>
-          <w:lang w:val="en-US"/>
-        </w:rPr>
-        <w:tab/>
-        <w:t xml:space="preserve">.tril_indices(m, n, offset): trả về tensor </w:t>
-      </w:r>
-      <w:r>
-        <w:rPr>
-          <w:lang w:val="en-US"/>
-        </w:rPr>
-        <w:t xml:space="preserve">có dim = </w:t>
-      </w:r>
-      <w:r>
-        <w:rPr>
-          <w:lang w:val="en-US"/>
-        </w:rPr>
-        <w:t xml:space="preserve">2 * số entry trong lower triangular </w:t>
-      </w:r>
-    </w:p>
-    <w:p>
-      <w:pPr>
-        <w:ind w:left="2160" w:firstLine="720"/>
-        <w:rPr>
-          <w:lang w:val="en-US"/>
-        </w:rPr>
-      </w:pPr>
-      <w:r>
-        <w:rPr>
-          <w:lang w:val="en-US"/>
-        </w:rPr>
-        <w:t xml:space="preserve">     matrix theo đường chéo được dịch chuyển lên offset</w:t>
-      </w:r>
-      <w:r>
-        <w:rPr>
-          <w:lang w:val="en-US"/>
-        </w:rPr>
-        <w:t>,</w:t>
-      </w:r>
-    </w:p>
-    <w:p>
-      <w:pPr>
-        <w:ind w:left="2160" w:firstLine="720"/>
-        <w:rPr>
-          <w:lang w:val="en-US"/>
-        </w:rPr>
-      </w:pPr>
-      <w:r>
-        <w:rPr>
-          <w:lang w:val="en-US"/>
-        </w:rPr>
-        <w:t xml:space="preserve">      </w:t>
-      </w:r>
-      <w:r>
-        <w:rPr>
-          <w:lang w:val="en-US"/>
-        </w:rPr>
-        <w:t>row 1 là tọa độ row, row 2 là tọa độ cột</w:t>
-      </w:r>
-    </w:p>
-    <w:p>
-      <w:pPr>
-        <w:rPr>
-          <w:lang w:val="en-US"/>
-        </w:rPr>
-      </w:pPr>
-      <w:r>
-        <w:rPr>
-          <w:lang w:val="en-US"/>
-        </w:rPr>
-        <w:tab/>
-      </w:r>
-      <w:r>
-        <w:rPr>
-          <w:lang w:val="en-US"/>
-        </w:rPr>
-        <w:tab/>
-        <w:t>Ex: torch.tril_indices(3, 3) = [0, 1, 1, 2, 2, 2] =&gt; [0, 0], [1, 0], [1, 1], [2, 0],…</w:t>
-      </w:r>
-    </w:p>
-    <w:p>
-      <w:pPr>
-        <w:rPr>
-          <w:lang w:val="en-US"/>
-        </w:rPr>
-      </w:pPr>
-      <w:r>
-        <w:rPr>
-          <w:lang w:val="en-US"/>
-        </w:rPr>
-        <w:tab/>
-      </w:r>
-      <w:r>
-        <w:rPr>
-          <w:lang w:val="en-US"/>
-        </w:rPr>
-        <w:tab/>
-      </w:r>
-      <w:r>
-        <w:rPr>
-          <w:lang w:val="en-US"/>
-        </w:rPr>
-        <w:tab/>
-      </w:r>
-      <w:r>
-        <w:rPr>
-          <w:lang w:val="en-US"/>
-        </w:rPr>
-        <w:tab/>
-      </w:r>
-      <w:r>
-        <w:rPr>
-          <w:lang w:val="en-US"/>
-        </w:rPr>
-        <w:tab/>
-        <w:t xml:space="preserve">         [0, 0, 1, 0, 1, 2]</w:t>
-      </w:r>
-    </w:p>
-    <w:p>
-      <w:pPr>
-        <w:rPr>
-          <w:lang w:val="en-US"/>
-        </w:rPr>
-      </w:pPr>
-      <w:r>
-        <w:rPr>
-          <w:lang w:val="en-US"/>
-        </w:rPr>
-        <w:tab/>
-        <w:t>.stack(inputs_tuple, dim): stack các tensor lên nhau theo dim mới</w:t>
-      </w:r>
-    </w:p>
-    <w:p>
-      <w:pPr>
-        <w:rPr>
-          <w:lang w:val="en-US"/>
-        </w:rPr>
-      </w:pPr>
-      <w:r>
-        <w:rPr>
-          <w:lang w:val="en-US"/>
-        </w:rPr>
-        <w:tab/>
-      </w:r>
-      <w:r>
-        <w:rPr>
-          <w:lang w:val="en-US"/>
-        </w:rPr>
-        <w:tab/>
-        <w:t>Ex: torch.stack(([1, 2, 3], [4, 5, 6])) = [[1, 2, 3]</w:t>
-      </w:r>
-    </w:p>
-    <w:p>
-      <w:pPr>
-        <w:ind w:left="4320" w:firstLine="720"/>
-        <w:rPr>
-          <w:lang w:val="en-US"/>
-        </w:rPr>
-      </w:pPr>
-      <w:r>
-        <w:rPr>
-          <w:lang w:val="en-US"/>
-        </w:rPr>
-        <w:t>[4, 5, 6]]</w:t>
-      </w:r>
-    </w:p>
-    <w:p>
-      <w:pPr>
-        <w:rPr>
-          <w:lang w:val="en-US"/>
-        </w:rPr>
-      </w:pPr>
-      <w:r>
-        <w:rPr>
-          <w:lang w:val="en-US"/>
-        </w:rPr>
-        <w:tab/>
-        <w:t>.inverse(tensor): trả về invert matrix</w:t>
-      </w:r>
-    </w:p>
-    <w:p>
-      <w:pPr>
-        <w:rPr>
-          <w:lang w:val="en-US"/>
-        </w:rPr>
-      </w:pPr>
-      <w:r>
-        <w:rPr>
-          <w:lang w:val="en-US"/>
-        </w:rPr>
-        <w:tab/>
-      </w:r>
-      <w:r>
-        <w:rPr>
-          <w:lang w:val="en-US"/>
-        </w:rPr>
-        <w:tab/>
-        <w:t>Ex: torch.inverse([</w:t>
-      </w:r>
-    </w:p>
-    <w:p>
-      <w:pPr>
-        <w:ind w:left="720" w:firstLine="720"/>
-        <w:rPr>
-          <w:lang w:val="en-US"/>
-        </w:rPr>
-      </w:pPr>
-      <w:r>
-        <w:rPr>
-          <w:lang w:val="en-US"/>
-        </w:rPr>
-        <w:tab/>
-        <w:t>[1, 2, 3],</w:t>
-      </w:r>
-    </w:p>
-    <w:p>
-      <w:pPr>
-        <w:ind w:left="720" w:firstLine="720"/>
-        <w:rPr>
-          <w:lang w:val="en-US"/>
-        </w:rPr>
-      </w:pPr>
-      <w:r>
-        <w:rPr>
-          <w:lang w:val="en-US"/>
-        </w:rPr>
-        <w:tab/>
-        <w:t>[4, 5, 6],</w:t>
-      </w:r>
-    </w:p>
-    <w:p>
-      <w:pPr>
-        <w:ind w:left="720" w:firstLine="720"/>
-        <w:rPr>
-          <w:lang w:val="en-US"/>
-        </w:rPr>
-      </w:pPr>
-      <w:r>
-        <w:rPr>
-          <w:lang w:val="en-US"/>
-        </w:rPr>
-        <w:lastRenderedPageBreak/>
-        <w:tab/>
-        <w:t>[7, 8, 9]</w:t>
-      </w:r>
-    </w:p>
-    <w:p>
-      <w:pPr>
-        <w:ind w:left="720" w:firstLine="720"/>
-        <w:rPr>
-          <w:lang w:val="en-US"/>
-        </w:rPr>
-      </w:pPr>
-      <w:r>
-        <w:rPr>
-          <w:lang w:val="en-US"/>
-        </w:rPr>
-        <w:t>])</w:t>
-      </w:r>
-    </w:p>
-    <w:p>
-      <w:pPr>
-        <w:rPr>
-          <w:lang w:val="en-US"/>
-        </w:rPr>
-      </w:pPr>
-      <w:r>
-        <w:rPr>
-          <w:lang w:val="en-US"/>
-        </w:rPr>
-        <w:tab/>
-        <w:t>.finfo(dtype): trả về thông tin của kiểu dữ liệu</w:t>
-      </w:r>
-    </w:p>
-    <w:p>
-      <w:pPr>
-        <w:rPr>
-          <w:lang w:val="en-US"/>
-        </w:rPr>
-      </w:pPr>
-      <w:r>
-        <w:rPr>
-          <w:lang w:val="en-US"/>
-        </w:rPr>
-        <w:tab/>
-      </w:r>
-      <w:r>
-        <w:rPr>
-          <w:lang w:val="en-US"/>
-        </w:rPr>
-        <w:tab/>
-        <w:t>Ex: torch.finfo(torch.float32)</w:t>
-      </w:r>
-    </w:p>
-    <w:p>
-      <w:pPr>
-        <w:rPr>
-          <w:lang w:val="en-US"/>
-        </w:rPr>
-      </w:pPr>
-      <w:r>
-        <w:rPr>
-          <w:lang w:val="en-US"/>
-        </w:rPr>
-        <w:tab/>
-        <w:t>.randperm(n): hoán vị ngẫu nhiên từ 0 đến n – 1</w:t>
-      </w:r>
-    </w:p>
-    <w:p>
-      <w:pPr>
-        <w:rPr>
-          <w:lang w:val="en-US"/>
-        </w:rPr>
-      </w:pPr>
-      <w:r>
-        <w:rPr>
-          <w:lang w:val="en-US"/>
-        </w:rPr>
-        <w:tab/>
-      </w:r>
-      <w:r>
-        <w:rPr>
-          <w:lang w:val="en-US"/>
-        </w:rPr>
-        <w:tab/>
-        <w:t>Ex: torch.randperm(5) = [0, 4, 2, 3, 1]</w:t>
-      </w:r>
-    </w:p>
-    <w:p>
-      <w:pPr>
-        <w:rPr>
-          <w:lang w:val="en-US"/>
-        </w:rPr>
-      </w:pPr>
-      <w:r>
-        <w:rPr>
-          <w:lang w:val="en-US"/>
-        </w:rPr>
-        <w:tab/>
-        <w:t>.save(model.state_dict(), path): save model</w:t>
-      </w:r>
-    </w:p>
-    <w:p>
-      <w:pPr>
-        <w:rPr>
-          <w:lang w:val="en-US"/>
-        </w:rPr>
-      </w:pPr>
-      <w:r>
-        <w:rPr>
-          <w:lang w:val="en-US"/>
-        </w:rPr>
-        <w:tab/>
-      </w:r>
-      <w:r>
-        <w:rPr>
-          <w:lang w:val="en-US"/>
-        </w:rPr>
-        <w:tab/>
-        <w:t>Ex: torch.save(model.state_dict(), ‘./model.pth’)</w:t>
-      </w:r>
-    </w:p>
-    <w:p>
-      <w:pPr>
-        <w:rPr>
-          <w:lang w:val="en-US"/>
-        </w:rPr>
-      </w:pPr>
-      <w:r>
-        <w:rPr>
-          <w:lang w:val="en-US"/>
-        </w:rPr>
-        <w:t>Distributions</w:t>
-      </w:r>
-    </w:p>
-    <w:p>
-      <w:pPr>
-        <w:rPr>
-          <w:lang w:val="en-US"/>
-        </w:rPr>
-      </w:pPr>
-      <w:r>
-        <w:rPr>
-          <w:lang w:val="en-US"/>
-        </w:rPr>
-        <w:tab/>
-        <w:t>.</w:t>
-      </w:r>
-      <w:r>
-        <w:rPr>
-          <w:lang w:val="en-US"/>
-        </w:rPr>
-        <w:t>MultivariateNormal</w:t>
-      </w:r>
-      <w:r>
-        <w:rPr>
-          <w:lang w:val="en-US"/>
-        </w:rPr>
-        <w:t>(mean_tensor, covariance_matrix_tensor): trar về MN distribution</w:t>
-      </w:r>
-    </w:p>
-    <w:p>
-      <w:pPr>
-        <w:rPr>
-          <w:lang w:val="en-US"/>
-        </w:rPr>
-      </w:pPr>
-      <w:r>
-        <w:rPr>
-          <w:lang w:val="en-US"/>
-        </w:rPr>
-        <w:tab/>
-      </w:r>
-      <w:r>
-        <w:rPr>
-          <w:lang w:val="en-US"/>
-        </w:rPr>
-        <w:tab/>
-        <w:t>Ex: dist = torch.distributions.</w:t>
-      </w:r>
-      <w:r>
-        <w:rPr>
-          <w:lang w:val="en-US"/>
-        </w:rPr>
-        <w:t xml:space="preserve"> MultivariateNormal</w:t>
-      </w:r>
-      <w:r>
-        <w:rPr>
-          <w:lang w:val="en-US"/>
-        </w:rPr>
-        <w:t>([1, 2], [[1, 0], [0, 2]])</w:t>
-      </w:r>
-    </w:p>
-    <w:p>
-      <w:pPr>
-        <w:rPr>
-          <w:lang w:val="en-US"/>
-        </w:rPr>
-      </w:pPr>
-      <w:r>
-        <w:rPr>
-          <w:lang w:val="en-US"/>
-        </w:rPr>
-        <w:tab/>
-        <w:t>.Normal(mean_tensor, std_tensor): trả về một normal distribution</w:t>
-      </w:r>
-    </w:p>
-    <w:p>
-      <w:pPr>
-        <w:rPr>
-          <w:lang w:val="en-US"/>
-        </w:rPr>
-      </w:pPr>
-      <w:r>
-        <w:rPr>
-          <w:lang w:val="en-US"/>
-        </w:rPr>
-        <w:tab/>
-      </w:r>
-      <w:r>
-        <w:rPr>
-          <w:lang w:val="en-US"/>
-        </w:rPr>
-        <w:tab/>
-        <w:t>Ex: dist = torch.distributions.normal([1, 2], [2, 4])</w:t>
-      </w:r>
-    </w:p>
-    <w:p>
-      <w:pPr>
-        <w:rPr>
-          <w:lang w:val="en-US"/>
-        </w:rPr>
-      </w:pPr>
-      <w:r>
-        <w:rPr>
-          <w:lang w:val="en-US"/>
-        </w:rPr>
-        <w:tab/>
-      </w:r>
-      <w:r>
-        <w:rPr>
-          <w:lang w:val="en-US"/>
-        </w:rPr>
-        <w:tab/>
-        <w:t>.</w:t>
-      </w:r>
-      <w:r>
-        <w:rPr>
-          <w:lang w:val="en-US"/>
-        </w:rPr>
-        <w:t>sample(): trả về tensor ngẫu nhiên theo mean và std</w:t>
-      </w:r>
-    </w:p>
-    <w:p>
-      <w:pPr>
-        <w:rPr>
-          <w:lang w:val="en-US"/>
-        </w:rPr>
-      </w:pPr>
-      <w:r>
-        <w:rPr>
-          <w:lang w:val="en-US"/>
-        </w:rPr>
-        <w:tab/>
-      </w:r>
-      <w:r>
-        <w:rPr>
-          <w:lang w:val="en-US"/>
-        </w:rPr>
-        <w:tab/>
-      </w:r>
-      <w:r>
-        <w:rPr>
-          <w:lang w:val="en-US"/>
-        </w:rPr>
-        <w:tab/>
-        <w:t>Ex: dist.sample() = [1.2, 2.8]</w:t>
-      </w:r>
-    </w:p>
-    <w:p>
-      <w:pPr>
-        <w:rPr>
-          <w:lang w:val="en-US"/>
-        </w:rPr>
-      </w:pPr>
-      <w:r>
-        <w:rPr>
-          <w:lang w:val="en-US"/>
-        </w:rPr>
-        <w:tab/>
-      </w:r>
-      <w:r>
-        <w:rPr>
-          <w:lang w:val="en-US"/>
-        </w:rPr>
-        <w:tab/>
-        <w:t xml:space="preserve">.rsample(): giống sample nhưng đã reparameterize để backprop cho mean và </w:t>
-      </w:r>
-    </w:p>
-    <w:p>
-      <w:pPr>
-        <w:ind w:left="1440" w:firstLine="720"/>
-        <w:rPr>
-          <w:lang w:val="en-US"/>
-        </w:rPr>
-      </w:pPr>
-      <w:r>
-        <w:rPr>
-          <w:lang w:val="en-US"/>
-        </w:rPr>
-        <w:t xml:space="preserve">      std, sample = mean + std * e</w:t>
-      </w:r>
-    </w:p>
-    <w:p>
-      <w:pPr>
-        <w:ind w:left="1440" w:firstLine="720"/>
-        <w:rPr>
-          <w:lang w:val="en-US"/>
-        </w:rPr>
-      </w:pPr>
-      <w:r>
-        <w:rPr>
-          <w:lang w:val="en-US"/>
-        </w:rPr>
-        <w:t>Ex: dist.</w:t>
-      </w:r>
-      <w:r>
-        <w:rPr>
-          <w:lang w:val="en-US"/>
-        </w:rPr>
-        <w:t>r</w:t>
-      </w:r>
-      <w:r>
-        <w:rPr>
-          <w:lang w:val="en-US"/>
-        </w:rPr>
-        <w:t>sample() = [1.2, 2.8]</w:t>
-      </w:r>
-      <w:r>
-        <w:rPr>
-          <w:lang w:val="en-US"/>
-        </w:rPr>
-        <w:t>, backward</w:t>
-      </w:r>
-    </w:p>
-    <w:p>
-      <w:pPr>
-        <w:rPr>
-          <w:lang w:val="en-US"/>
-        </w:rPr>
-      </w:pPr>
-      <w:r>
-        <w:rPr>
-          <w:lang w:val="en-US"/>
-        </w:rPr>
-        <w:tab/>
-      </w:r>
-      <w:r>
-        <w:rPr>
-          <w:lang w:val="en-US"/>
-        </w:rPr>
-        <w:tab/>
-        <w:t xml:space="preserve">.log_prob(action_tensor): trả về log likelihood của action trong normal </w:t>
-      </w:r>
-    </w:p>
-    <w:p>
-      <w:pPr>
-        <w:ind w:left="3600"/>
-        <w:rPr>
-          <w:lang w:val="en-US"/>
-        </w:rPr>
-      </w:pPr>
-      <w:r>
-        <w:rPr>
-          <w:lang w:val="en-US"/>
-        </w:rPr>
-        <w:t xml:space="preserve">      distribution</w:t>
-      </w:r>
-    </w:p>
-    <w:p>
-      <w:pPr>
-        <w:rPr>
-          <w:lang w:val="en-US"/>
-        </w:rPr>
-      </w:pPr>
-      <w:r>
-        <w:rPr>
-          <w:lang w:val="en-US"/>
-        </w:rPr>
-        <w:tab/>
-      </w:r>
-      <w:r>
-        <w:rPr>
-          <w:lang w:val="en-US"/>
-        </w:rPr>
-        <w:tab/>
-      </w:r>
-      <w:r>
-        <w:rPr>
-          <w:lang w:val="en-US"/>
-        </w:rPr>
-        <w:tab/>
-        <w:t>Ex: dist.log_prob([1.5, 0.5]) ~ [-1.64, -2.37]</w:t>
-      </w:r>
-    </w:p>
-    <w:p>
-      <w:pPr>
-        <w:rPr>
-          <w:lang w:val="en-US"/>
-        </w:rPr>
-      </w:pPr>
-      <w:r>
-        <w:rPr>
-          <w:lang w:val="en-US"/>
-        </w:rPr>
-        <w:tab/>
-        <w:t>.utils</w:t>
-      </w:r>
-    </w:p>
-    <w:p>
-      <w:pPr>
-        <w:rPr>
-          <w:lang w:val="en-US"/>
-        </w:rPr>
-      </w:pPr>
-      <w:r>
-        <w:rPr>
-          <w:lang w:val="en-US"/>
-        </w:rPr>
-        <w:tab/>
-      </w:r>
-      <w:r>
-        <w:rPr>
-          <w:lang w:val="en-US"/>
-        </w:rPr>
-        <w:tab/>
-        <w:t>.clamp_probs(probs): clamp giá trị trong khoảng eps đến 1 – eps</w:t>
-      </w:r>
-    </w:p>
-    <w:p>
-      <w:pPr>
-        <w:rPr>
-          <w:lang w:val="en-US"/>
-        </w:rPr>
-      </w:pPr>
-      <w:r>
-        <w:rPr>
-          <w:lang w:val="en-US"/>
-        </w:rPr>
-        <w:tab/>
-      </w:r>
-      <w:r>
-        <w:rPr>
-          <w:lang w:val="en-US"/>
-        </w:rPr>
-        <w:tab/>
       </w:r>
       <w:r>
         <w:rPr>
@@ -27957,7 +28188,6 @@
         <w:rPr>
           <w:lang w:val="en-US"/>
         </w:rPr>
-        <w:lastRenderedPageBreak/>
         <w:tab/>
         <w:t>Ex: x = [1, 2, 3], y = x ** 2, z = y.sum()</w:t>
       </w:r>
@@ -28363,6 +28593,7 @@
         <w:rPr>
           <w:lang w:val="en-US"/>
         </w:rPr>
+        <w:lastRenderedPageBreak/>
         <w:t xml:space="preserve">      </w:t>
       </w:r>
       <w:r>

--- a/torch.docx
+++ b/torch.docx
@@ -23224,53 +23224,23 @@
               <w:rPr>
                 <w:lang w:val="en-US"/>
               </w:rPr>
-              <w:t>&lt;</w:t>
-            </w:r>
-            <w:r>
-              <w:rPr>
-                <w:lang w:val="en-US"/>
-              </w:rPr>
-              <w:t>Key Padding Mask</w:t>
-            </w:r>
-            <w:r>
-              <w:rPr>
-                <w:lang w:val="en-US"/>
-              </w:rPr>
-              <w:t xml:space="preserve">&gt; sẽ được Reshape thành </w:t>
-            </w:r>
-          </w:p>
-          <w:p>
-            <w:pPr>
-              <w:pStyle w:val="ListParagraph"/>
-              <w:ind w:left="0"/>
-              <w:jc w:val="center"/>
-              <w:rPr>
-                <w:lang w:val="en-US"/>
-              </w:rPr>
-            </w:pPr>
-            <w:r>
-              <w:rPr>
-                <w:lang w:val="en-US"/>
-              </w:rPr>
-              <w:t>(&lt;Kích Thước Batch&gt;,</w:t>
-            </w:r>
-            <w:r>
-              <w:rPr>
-                <w:lang w:val="en-US"/>
-              </w:rPr>
-              <w:t xml:space="preserve"> 1, </w:t>
-            </w:r>
-            <w:r>
-              <w:rPr>
-                <w:lang w:val="en-US"/>
-              </w:rPr>
-              <w:t>&lt;Chiều Dài Chuỗi K&gt;)</w:t>
-            </w:r>
-            <w:r>
-              <w:rPr>
-                <w:lang w:val="en-US"/>
-              </w:rPr>
-              <w:t>,</w:t>
+              <w:t xml:space="preserve">&lt;Key Padding Mask&gt; sẽ được Reshape thành </w:t>
+            </w:r>
+          </w:p>
+          <w:p>
+            <w:pPr>
+              <w:pStyle w:val="ListParagraph"/>
+              <w:ind w:left="0"/>
+              <w:jc w:val="center"/>
+              <w:rPr>
+                <w:lang w:val="en-US"/>
+              </w:rPr>
+            </w:pPr>
+            <w:r>
+              <w:rPr>
+                <w:lang w:val="en-US"/>
+              </w:rPr>
+              <w:t>(&lt;Kích Thước Batch&gt;, 1, &lt;Chiều Dài Chuỗi K&gt;),</w:t>
             </w:r>
           </w:p>
           <w:p>
@@ -23325,8 +23295,6 @@
         </w:rPr>
         <w:t>Embedding?</w:t>
       </w:r>
-      <w:bookmarkStart w:id="0" w:name="_GoBack"/>
-      <w:bookmarkEnd w:id="0"/>
     </w:p>
     <w:p>
       <w:pPr>
@@ -23684,40 +23652,38 @@
     </w:tbl>
     <w:p>
       <w:pPr>
-        <w:rPr>
-          <w:lang w:val="en-US"/>
-        </w:rPr>
-      </w:pPr>
-    </w:p>
-    <w:p>
-      <w:pPr>
-        <w:rPr>
-          <w:lang w:val="en-US"/>
-        </w:rPr>
-      </w:pPr>
-      <w:r>
-        <w:rPr>
-          <w:lang w:val="en-US"/>
-        </w:rPr>
-        <w:t>Functional – Hàm:</w:t>
-      </w:r>
-    </w:p>
-    <w:p>
-      <w:pPr>
-        <w:pStyle w:val="ListParagraph"/>
-        <w:numPr>
-          <w:ilvl w:val="0"/>
-          <w:numId w:val="12"/>
-        </w:numPr>
-        <w:rPr>
-          <w:lang w:val="en-US"/>
-        </w:rPr>
-      </w:pPr>
-      <w:r>
-        <w:rPr>
-          <w:lang w:val="en-US"/>
-        </w:rPr>
-        <w:t>Cách Import?</w:t>
+        <w:pStyle w:val="ListParagraph"/>
+        <w:numPr>
+          <w:ilvl w:val="0"/>
+          <w:numId w:val="9"/>
+        </w:numPr>
+        <w:rPr>
+          <w:lang w:val="en-US"/>
+        </w:rPr>
+      </w:pPr>
+      <w:r>
+        <w:rPr>
+          <w:lang w:val="en-US"/>
+        </w:rPr>
+        <w:t>Transformer?</w:t>
+      </w:r>
+    </w:p>
+    <w:p>
+      <w:pPr>
+        <w:pStyle w:val="ListParagraph"/>
+        <w:numPr>
+          <w:ilvl w:val="0"/>
+          <w:numId w:val="2"/>
+        </w:numPr>
+        <w:rPr>
+          <w:lang w:val="en-US"/>
+        </w:rPr>
+      </w:pPr>
+      <w:r>
+        <w:rPr>
+          <w:lang w:val="en-US"/>
+        </w:rPr>
+        <w:t>Tạo 1 lớp Transformer</w:t>
       </w:r>
     </w:p>
     <w:p>
@@ -23738,6 +23704,3542 @@
         <w:rPr>
           <w:lang w:val="en-US"/>
         </w:rPr>
+        <w:t>&lt;Lớp Transformer&gt; = nn.Transformer(</w:t>
+      </w:r>
+    </w:p>
+    <w:p>
+      <w:pPr>
+        <w:pStyle w:val="ListParagraph"/>
+        <w:pBdr>
+          <w:top w:val="single" w:sz="4" w:space="1" w:color="auto"/>
+          <w:left w:val="single" w:sz="4" w:space="4" w:color="auto"/>
+          <w:bottom w:val="single" w:sz="4" w:space="1" w:color="auto"/>
+          <w:right w:val="single" w:sz="4" w:space="4" w:color="auto"/>
+        </w:pBdr>
+        <w:ind w:left="1080"/>
+        <w:rPr>
+          <w:lang w:val="en-US"/>
+        </w:rPr>
+      </w:pPr>
+      <w:r>
+        <w:rPr>
+          <w:lang w:val="en-US"/>
+        </w:rPr>
+        <w:t xml:space="preserve">    </w:t>
+      </w:r>
+      <w:r>
+        <w:rPr>
+          <w:lang w:val="en-US"/>
+        </w:rPr>
+        <w:t>&lt;</w:t>
+      </w:r>
+      <w:r>
+        <w:rPr>
+          <w:lang w:val="en-US"/>
+        </w:rPr>
+        <w:t>Kích Thước Embedding</w:t>
+      </w:r>
+      <w:r>
+        <w:rPr>
+          <w:lang w:val="en-US"/>
+        </w:rPr>
+        <w:t>&gt;</w:t>
+      </w:r>
+      <w:r>
+        <w:rPr>
+          <w:lang w:val="en-US"/>
+        </w:rPr>
+        <w:t>, &lt;Số Đầu&gt;, &lt;Số Stack Encoder&gt;, &lt;Số</w:t>
+      </w:r>
+      <w:r>
+        <w:rPr>
+          <w:lang w:val="en-US"/>
+        </w:rPr>
+        <w:t xml:space="preserve"> Stack Decoder&gt;,</w:t>
+      </w:r>
+    </w:p>
+    <w:p>
+      <w:pPr>
+        <w:pStyle w:val="ListParagraph"/>
+        <w:pBdr>
+          <w:top w:val="single" w:sz="4" w:space="1" w:color="auto"/>
+          <w:left w:val="single" w:sz="4" w:space="4" w:color="auto"/>
+          <w:bottom w:val="single" w:sz="4" w:space="1" w:color="auto"/>
+          <w:right w:val="single" w:sz="4" w:space="4" w:color="auto"/>
+        </w:pBdr>
+        <w:ind w:left="1080"/>
+        <w:rPr>
+          <w:lang w:val="en-US"/>
+        </w:rPr>
+      </w:pPr>
+      <w:r>
+        <w:rPr>
+          <w:lang w:val="en-US"/>
+        </w:rPr>
+        <w:t xml:space="preserve">    &lt;Kích </w:t>
+      </w:r>
+      <w:r>
+        <w:rPr>
+          <w:lang w:val="en-US"/>
+        </w:rPr>
+        <w:t xml:space="preserve">Thước Feed Forward&gt;, </w:t>
+      </w:r>
+      <w:r>
+        <w:rPr>
+          <w:lang w:val="en-US"/>
+        </w:rPr>
+        <w:t>&lt;Tỉ Lệ Drop Out&gt;, batch_first = True</w:t>
+      </w:r>
+    </w:p>
+    <w:p>
+      <w:pPr>
+        <w:pStyle w:val="ListParagraph"/>
+        <w:pBdr>
+          <w:top w:val="single" w:sz="4" w:space="1" w:color="auto"/>
+          <w:left w:val="single" w:sz="4" w:space="4" w:color="auto"/>
+          <w:bottom w:val="single" w:sz="4" w:space="1" w:color="auto"/>
+          <w:right w:val="single" w:sz="4" w:space="4" w:color="auto"/>
+        </w:pBdr>
+        <w:ind w:left="1080"/>
+        <w:rPr>
+          <w:lang w:val="en-US"/>
+        </w:rPr>
+      </w:pPr>
+      <w:r>
+        <w:rPr>
+          <w:lang w:val="en-US"/>
+        </w:rPr>
+        <w:lastRenderedPageBreak/>
+        <w:t>)</w:t>
+      </w:r>
+    </w:p>
+    <w:p>
+      <w:pPr>
+        <w:pStyle w:val="ListParagraph"/>
+        <w:numPr>
+          <w:ilvl w:val="0"/>
+          <w:numId w:val="2"/>
+        </w:numPr>
+        <w:rPr>
+          <w:lang w:val="en-US"/>
+        </w:rPr>
+      </w:pPr>
+      <w:r>
+        <w:rPr>
+          <w:lang w:val="en-US"/>
+        </w:rPr>
+        <w:t>Mặc định</w:t>
+      </w:r>
+    </w:p>
+    <w:tbl>
+      <w:tblPr>
+        <w:tblStyle w:val="TableGrid"/>
+        <w:tblW w:w="0" w:type="auto"/>
+        <w:tblInd w:w="1080" w:type="dxa"/>
+        <w:tblLook w:val="04A0" w:firstRow="1" w:lastRow="0" w:firstColumn="1" w:lastColumn="0" w:noHBand="0" w:noVBand="1"/>
+      </w:tblPr>
+      <w:tblGrid>
+        <w:gridCol w:w="3139"/>
+        <w:gridCol w:w="992"/>
+        <w:gridCol w:w="3261"/>
+        <w:gridCol w:w="1905"/>
+      </w:tblGrid>
+      <w:tr>
+        <w:tc>
+          <w:tcPr>
+            <w:tcW w:w="3139" w:type="dxa"/>
+            <w:vAlign w:val="center"/>
+          </w:tcPr>
+          <w:p>
+            <w:pPr>
+              <w:pStyle w:val="ListParagraph"/>
+              <w:ind w:left="0"/>
+              <w:jc w:val="center"/>
+              <w:rPr>
+                <w:lang w:val="en-US"/>
+              </w:rPr>
+            </w:pPr>
+            <w:r>
+              <w:rPr>
+                <w:lang w:val="en-US"/>
+              </w:rPr>
+              <w:t>&lt;</w:t>
+            </w:r>
+            <w:r>
+              <w:rPr>
+                <w:lang w:val="en-US"/>
+              </w:rPr>
+              <w:t>Kích Thước Embedding</w:t>
+            </w:r>
+            <w:r>
+              <w:rPr>
+                <w:lang w:val="en-US"/>
+              </w:rPr>
+              <w:t>&gt;</w:t>
+            </w:r>
+          </w:p>
+        </w:tc>
+        <w:tc>
+          <w:tcPr>
+            <w:tcW w:w="992" w:type="dxa"/>
+            <w:vAlign w:val="center"/>
+          </w:tcPr>
+          <w:p>
+            <w:pPr>
+              <w:pStyle w:val="ListParagraph"/>
+              <w:ind w:left="0"/>
+              <w:jc w:val="center"/>
+              <w:rPr>
+                <w:lang w:val="en-US"/>
+              </w:rPr>
+            </w:pPr>
+            <w:r>
+              <w:rPr>
+                <w:lang w:val="en-US"/>
+              </w:rPr>
+              <w:t>512</w:t>
+            </w:r>
+          </w:p>
+        </w:tc>
+        <w:tc>
+          <w:tcPr>
+            <w:tcW w:w="3261" w:type="dxa"/>
+            <w:vAlign w:val="center"/>
+          </w:tcPr>
+          <w:p>
+            <w:pPr>
+              <w:pStyle w:val="ListParagraph"/>
+              <w:ind w:left="0"/>
+              <w:jc w:val="center"/>
+              <w:rPr>
+                <w:lang w:val="en-US"/>
+              </w:rPr>
+            </w:pPr>
+            <w:r>
+              <w:rPr>
+                <w:lang w:val="en-US"/>
+              </w:rPr>
+              <w:t>&lt;Số</w:t>
+            </w:r>
+            <w:r>
+              <w:rPr>
+                <w:lang w:val="en-US"/>
+              </w:rPr>
+              <w:t xml:space="preserve"> Stack Decoder&gt;</w:t>
+            </w:r>
+          </w:p>
+        </w:tc>
+        <w:tc>
+          <w:tcPr>
+            <w:tcW w:w="1905" w:type="dxa"/>
+            <w:vAlign w:val="center"/>
+          </w:tcPr>
+          <w:p>
+            <w:pPr>
+              <w:pStyle w:val="ListParagraph"/>
+              <w:ind w:left="0"/>
+              <w:jc w:val="center"/>
+              <w:rPr>
+                <w:lang w:val="en-US"/>
+              </w:rPr>
+            </w:pPr>
+            <w:r>
+              <w:rPr>
+                <w:lang w:val="en-US"/>
+              </w:rPr>
+              <w:t>6</w:t>
+            </w:r>
+          </w:p>
+        </w:tc>
+      </w:tr>
+      <w:tr>
+        <w:tc>
+          <w:tcPr>
+            <w:tcW w:w="3139" w:type="dxa"/>
+            <w:vAlign w:val="center"/>
+          </w:tcPr>
+          <w:p>
+            <w:pPr>
+              <w:pStyle w:val="ListParagraph"/>
+              <w:ind w:left="0"/>
+              <w:jc w:val="center"/>
+              <w:rPr>
+                <w:lang w:val="en-US"/>
+              </w:rPr>
+            </w:pPr>
+            <w:r>
+              <w:rPr>
+                <w:lang w:val="en-US"/>
+              </w:rPr>
+              <w:t>&lt;Số Đầ</w:t>
+            </w:r>
+            <w:r>
+              <w:rPr>
+                <w:lang w:val="en-US"/>
+              </w:rPr>
+              <w:t>u&gt;</w:t>
+            </w:r>
+          </w:p>
+        </w:tc>
+        <w:tc>
+          <w:tcPr>
+            <w:tcW w:w="992" w:type="dxa"/>
+            <w:vAlign w:val="center"/>
+          </w:tcPr>
+          <w:p>
+            <w:pPr>
+              <w:pStyle w:val="ListParagraph"/>
+              <w:ind w:left="0"/>
+              <w:jc w:val="center"/>
+              <w:rPr>
+                <w:lang w:val="en-US"/>
+              </w:rPr>
+            </w:pPr>
+            <w:r>
+              <w:rPr>
+                <w:lang w:val="en-US"/>
+              </w:rPr>
+              <w:t>8</w:t>
+            </w:r>
+          </w:p>
+        </w:tc>
+        <w:tc>
+          <w:tcPr>
+            <w:tcW w:w="3261" w:type="dxa"/>
+            <w:vAlign w:val="center"/>
+          </w:tcPr>
+          <w:p>
+            <w:pPr>
+              <w:pStyle w:val="ListParagraph"/>
+              <w:ind w:left="0"/>
+              <w:jc w:val="center"/>
+              <w:rPr>
+                <w:lang w:val="en-US"/>
+              </w:rPr>
+            </w:pPr>
+            <w:r>
+              <w:rPr>
+                <w:lang w:val="en-US"/>
+              </w:rPr>
+              <w:t>&lt;Kích Thướ</w:t>
+            </w:r>
+            <w:r>
+              <w:rPr>
+                <w:lang w:val="en-US"/>
+              </w:rPr>
+              <w:t>c Feed Forward&gt;</w:t>
+            </w:r>
+          </w:p>
+        </w:tc>
+        <w:tc>
+          <w:tcPr>
+            <w:tcW w:w="1905" w:type="dxa"/>
+            <w:vAlign w:val="center"/>
+          </w:tcPr>
+          <w:p>
+            <w:pPr>
+              <w:pStyle w:val="ListParagraph"/>
+              <w:ind w:left="0"/>
+              <w:jc w:val="center"/>
+              <w:rPr>
+                <w:lang w:val="en-US"/>
+              </w:rPr>
+            </w:pPr>
+            <w:r>
+              <w:rPr>
+                <w:lang w:val="en-US"/>
+              </w:rPr>
+              <w:t>2048</w:t>
+            </w:r>
+          </w:p>
+        </w:tc>
+      </w:tr>
+      <w:tr>
+        <w:tc>
+          <w:tcPr>
+            <w:tcW w:w="3139" w:type="dxa"/>
+            <w:vAlign w:val="center"/>
+          </w:tcPr>
+          <w:p>
+            <w:pPr>
+              <w:pStyle w:val="ListParagraph"/>
+              <w:ind w:left="0"/>
+              <w:jc w:val="center"/>
+              <w:rPr>
+                <w:lang w:val="en-US"/>
+              </w:rPr>
+            </w:pPr>
+            <w:r>
+              <w:rPr>
+                <w:lang w:val="en-US"/>
+              </w:rPr>
+              <w:t>&lt;Số</w:t>
+            </w:r>
+            <w:r>
+              <w:rPr>
+                <w:lang w:val="en-US"/>
+              </w:rPr>
+              <w:t xml:space="preserve"> Stack Encoder&gt;</w:t>
+            </w:r>
+          </w:p>
+        </w:tc>
+        <w:tc>
+          <w:tcPr>
+            <w:tcW w:w="992" w:type="dxa"/>
+            <w:vAlign w:val="center"/>
+          </w:tcPr>
+          <w:p>
+            <w:pPr>
+              <w:pStyle w:val="ListParagraph"/>
+              <w:ind w:left="0"/>
+              <w:jc w:val="center"/>
+              <w:rPr>
+                <w:lang w:val="en-US"/>
+              </w:rPr>
+            </w:pPr>
+            <w:r>
+              <w:rPr>
+                <w:lang w:val="en-US"/>
+              </w:rPr>
+              <w:t>6</w:t>
+            </w:r>
+          </w:p>
+        </w:tc>
+        <w:tc>
+          <w:tcPr>
+            <w:tcW w:w="3261" w:type="dxa"/>
+            <w:vAlign w:val="center"/>
+          </w:tcPr>
+          <w:p>
+            <w:pPr>
+              <w:pStyle w:val="ListParagraph"/>
+              <w:ind w:left="0"/>
+              <w:jc w:val="center"/>
+              <w:rPr>
+                <w:lang w:val="en-US"/>
+              </w:rPr>
+            </w:pPr>
+            <w:r>
+              <w:rPr>
+                <w:lang w:val="en-US"/>
+              </w:rPr>
+              <w:t>&lt;Tỉ Lệ Drop Out&gt;</w:t>
+            </w:r>
+          </w:p>
+        </w:tc>
+        <w:tc>
+          <w:tcPr>
+            <w:tcW w:w="1905" w:type="dxa"/>
+            <w:vAlign w:val="center"/>
+          </w:tcPr>
+          <w:p>
+            <w:pPr>
+              <w:pStyle w:val="ListParagraph"/>
+              <w:ind w:left="0"/>
+              <w:jc w:val="center"/>
+              <w:rPr>
+                <w:lang w:val="en-US"/>
+              </w:rPr>
+            </w:pPr>
+            <w:r>
+              <w:rPr>
+                <w:lang w:val="en-US"/>
+              </w:rPr>
+              <w:t>0.1</w:t>
+            </w:r>
+          </w:p>
+        </w:tc>
+      </w:tr>
+    </w:tbl>
+    <w:p>
+      <w:pPr>
+        <w:pStyle w:val="ListParagraph"/>
+        <w:numPr>
+          <w:ilvl w:val="0"/>
+          <w:numId w:val="2"/>
+        </w:numPr>
+        <w:rPr>
+          <w:lang w:val="en-US"/>
+        </w:rPr>
+      </w:pPr>
+      <w:r>
+        <w:rPr>
+          <w:lang w:val="en-US"/>
+        </w:rPr>
+        <w:t>Forward</w:t>
+      </w:r>
+    </w:p>
+    <w:p>
+      <w:pPr>
+        <w:pStyle w:val="ListParagraph"/>
+        <w:pBdr>
+          <w:top w:val="single" w:sz="4" w:space="1" w:color="auto"/>
+          <w:left w:val="single" w:sz="4" w:space="4" w:color="auto"/>
+          <w:bottom w:val="single" w:sz="4" w:space="1" w:color="auto"/>
+          <w:right w:val="single" w:sz="4" w:space="4" w:color="auto"/>
+        </w:pBdr>
+        <w:ind w:left="1080"/>
+        <w:rPr>
+          <w:lang w:val="en-US"/>
+        </w:rPr>
+      </w:pPr>
+      <w:r>
+        <w:rPr>
+          <w:lang w:val="en-US"/>
+        </w:rPr>
+        <w:t xml:space="preserve">&lt;Output&gt; </w:t>
+      </w:r>
+      <w:r>
+        <w:rPr>
+          <w:lang w:val="en-US"/>
+        </w:rPr>
+        <w:t>= &lt;Lớ</w:t>
+      </w:r>
+      <w:r>
+        <w:rPr>
+          <w:lang w:val="en-US"/>
+        </w:rPr>
+        <w:t>p Transformer&gt;(</w:t>
+      </w:r>
+    </w:p>
+    <w:p>
+      <w:pPr>
+        <w:pStyle w:val="ListParagraph"/>
+        <w:pBdr>
+          <w:top w:val="single" w:sz="4" w:space="1" w:color="auto"/>
+          <w:left w:val="single" w:sz="4" w:space="4" w:color="auto"/>
+          <w:bottom w:val="single" w:sz="4" w:space="1" w:color="auto"/>
+          <w:right w:val="single" w:sz="4" w:space="4" w:color="auto"/>
+        </w:pBdr>
+        <w:ind w:left="1080"/>
+        <w:rPr>
+          <w:lang w:val="en-US"/>
+        </w:rPr>
+      </w:pPr>
+      <w:r>
+        <w:rPr>
+          <w:lang w:val="en-US"/>
+        </w:rPr>
+        <w:t xml:space="preserve">    &lt;Input</w:t>
+      </w:r>
+      <w:r>
+        <w:rPr>
+          <w:lang w:val="en-US"/>
+        </w:rPr>
+        <w:t>&gt;</w:t>
+      </w:r>
+      <w:r>
+        <w:rPr>
+          <w:lang w:val="en-US"/>
+        </w:rPr>
+        <w:t>, &lt;Target&gt;,</w:t>
+      </w:r>
+    </w:p>
+    <w:p>
+      <w:pPr>
+        <w:pStyle w:val="ListParagraph"/>
+        <w:pBdr>
+          <w:top w:val="single" w:sz="4" w:space="1" w:color="auto"/>
+          <w:left w:val="single" w:sz="4" w:space="4" w:color="auto"/>
+          <w:bottom w:val="single" w:sz="4" w:space="1" w:color="auto"/>
+          <w:right w:val="single" w:sz="4" w:space="4" w:color="auto"/>
+        </w:pBdr>
+        <w:ind w:left="1080"/>
+        <w:rPr>
+          <w:lang w:val="en-US"/>
+        </w:rPr>
+      </w:pPr>
+      <w:r>
+        <w:rPr>
+          <w:lang w:val="en-US"/>
+        </w:rPr>
+        <w:t xml:space="preserve">    &lt;Attention Mask 1&gt;, &lt;Attention Mask 2&gt;, &lt;Attention Mask 3&gt;,</w:t>
+      </w:r>
+    </w:p>
+    <w:p>
+      <w:pPr>
+        <w:pStyle w:val="ListParagraph"/>
+        <w:pBdr>
+          <w:top w:val="single" w:sz="4" w:space="1" w:color="auto"/>
+          <w:left w:val="single" w:sz="4" w:space="4" w:color="auto"/>
+          <w:bottom w:val="single" w:sz="4" w:space="1" w:color="auto"/>
+          <w:right w:val="single" w:sz="4" w:space="4" w:color="auto"/>
+        </w:pBdr>
+        <w:ind w:left="1080"/>
+        <w:rPr>
+          <w:lang w:val="en-US"/>
+        </w:rPr>
+      </w:pPr>
+      <w:r>
+        <w:rPr>
+          <w:lang w:val="en-US"/>
+        </w:rPr>
+        <w:t xml:space="preserve">    &lt;Key Padding Mask 1&gt;, &lt;Key Padding Mask 2&gt;, &lt;Key Padding Mask 3&gt;</w:t>
+      </w:r>
+    </w:p>
+    <w:p>
+      <w:pPr>
+        <w:pStyle w:val="ListParagraph"/>
+        <w:pBdr>
+          <w:top w:val="single" w:sz="4" w:space="1" w:color="auto"/>
+          <w:left w:val="single" w:sz="4" w:space="4" w:color="auto"/>
+          <w:bottom w:val="single" w:sz="4" w:space="1" w:color="auto"/>
+          <w:right w:val="single" w:sz="4" w:space="4" w:color="auto"/>
+        </w:pBdr>
+        <w:ind w:left="1080"/>
+        <w:rPr>
+          <w:lang w:val="en-US"/>
+        </w:rPr>
+      </w:pPr>
+      <w:r>
+        <w:rPr>
+          <w:lang w:val="en-US"/>
+        </w:rPr>
+        <w:t>)</w:t>
+      </w:r>
+    </w:p>
+    <w:p>
+      <w:pPr>
+        <w:pStyle w:val="ListParagraph"/>
+        <w:numPr>
+          <w:ilvl w:val="0"/>
+          <w:numId w:val="2"/>
+        </w:numPr>
+        <w:rPr>
+          <w:lang w:val="en-US"/>
+        </w:rPr>
+      </w:pPr>
+      <w:r>
+        <w:rPr>
+          <w:lang w:val="en-US"/>
+        </w:rPr>
+        <w:t>Mặc định</w:t>
+      </w:r>
+    </w:p>
+    <w:tbl>
+      <w:tblPr>
+        <w:tblStyle w:val="TableGrid"/>
+        <w:tblW w:w="0" w:type="auto"/>
+        <w:tblInd w:w="1080" w:type="dxa"/>
+        <w:tblLook w:val="04A0" w:firstRow="1" w:lastRow="0" w:firstColumn="1" w:lastColumn="0" w:noHBand="0" w:noVBand="1"/>
+      </w:tblPr>
+      <w:tblGrid>
+        <w:gridCol w:w="4687"/>
+        <w:gridCol w:w="4610"/>
+      </w:tblGrid>
+      <w:tr>
+        <w:tc>
+          <w:tcPr>
+            <w:tcW w:w="5188" w:type="dxa"/>
+          </w:tcPr>
+          <w:p>
+            <w:pPr>
+              <w:pStyle w:val="ListParagraph"/>
+              <w:ind w:left="0"/>
+              <w:jc w:val="center"/>
+              <w:rPr>
+                <w:lang w:val="en-US"/>
+              </w:rPr>
+            </w:pPr>
+            <w:r>
+              <w:rPr>
+                <w:lang w:val="en-US"/>
+              </w:rPr>
+              <w:t>Tất cả &lt;Mask&gt;</w:t>
+            </w:r>
+          </w:p>
+        </w:tc>
+        <w:tc>
+          <w:tcPr>
+            <w:tcW w:w="5189" w:type="dxa"/>
+          </w:tcPr>
+          <w:p>
+            <w:pPr>
+              <w:pStyle w:val="ListParagraph"/>
+              <w:ind w:left="0"/>
+              <w:jc w:val="center"/>
+              <w:rPr>
+                <w:lang w:val="en-US"/>
+              </w:rPr>
+            </w:pPr>
+            <w:r>
+              <w:rPr>
+                <w:lang w:val="en-US"/>
+              </w:rPr>
+              <w:t>0</w:t>
+            </w:r>
+          </w:p>
+        </w:tc>
+      </w:tr>
+    </w:tbl>
+    <w:p>
+      <w:pPr>
+        <w:pStyle w:val="ListParagraph"/>
+        <w:numPr>
+          <w:ilvl w:val="0"/>
+          <w:numId w:val="2"/>
+        </w:numPr>
+        <w:rPr>
+          <w:lang w:val="en-US"/>
+        </w:rPr>
+      </w:pPr>
+      <w:r>
+        <w:rPr>
+          <w:lang w:val="en-US"/>
+        </w:rPr>
+        <w:t>Quá trình xử lí &lt;Input&gt; và &lt;Target&gt; trong &lt;Lớp Transformer&gt;</w:t>
+      </w:r>
+    </w:p>
+    <w:p>
+      <w:pPr>
+        <w:pStyle w:val="ListParagraph"/>
+        <w:numPr>
+          <w:ilvl w:val="0"/>
+          <w:numId w:val="2"/>
+        </w:numPr>
+        <w:rPr>
+          <w:lang w:val="en-US"/>
+        </w:rPr>
+      </w:pPr>
+      <w:r>
+        <w:rPr>
+          <w:lang w:val="en-US"/>
+        </w:rPr>
+        <w:t>Ban đầu</w:t>
+      </w:r>
+      <w:r>
+        <w:rPr>
+          <w:lang w:val="en-US"/>
+        </w:rPr>
+        <w:t xml:space="preserve"> ở Encoder,</w:t>
+      </w:r>
+      <w:r>
+        <w:rPr>
+          <w:lang w:val="en-US"/>
+        </w:rPr>
+        <w:t xml:space="preserve"> </w:t>
+      </w:r>
+      <w:r>
+        <w:rPr>
+          <w:lang w:val="en-US"/>
+        </w:rPr>
+        <w:t>&lt;Input&gt; sẽ được đưa vào lớp Multihead Attention A</w:t>
+      </w:r>
+      <w:r>
+        <w:rPr>
+          <w:vertAlign w:val="subscript"/>
+          <w:lang w:val="en-US"/>
+        </w:rPr>
+        <w:t>1</w:t>
+      </w:r>
+      <w:r>
+        <w:rPr>
+          <w:lang w:val="en-US"/>
+        </w:rPr>
+        <w:t>, nó sẽ đảm nhiệm vai trò của cả Query, Key, và Value, do đó lớp này còn gọi là Self Attention</w:t>
+      </w:r>
+    </w:p>
+    <w:p>
+      <w:pPr>
+        <w:pStyle w:val="ListParagraph"/>
+        <w:pBdr>
+          <w:top w:val="single" w:sz="4" w:space="1" w:color="auto"/>
+          <w:left w:val="single" w:sz="4" w:space="4" w:color="auto"/>
+          <w:bottom w:val="single" w:sz="4" w:space="1" w:color="auto"/>
+          <w:right w:val="single" w:sz="4" w:space="4" w:color="auto"/>
+        </w:pBdr>
+        <w:ind w:left="1080"/>
+        <w:rPr>
+          <w:lang w:val="en-US"/>
+        </w:rPr>
+      </w:pPr>
+      <w:r>
+        <w:rPr>
+          <w:lang w:val="en-US"/>
+        </w:rPr>
+        <w:t>A</w:t>
+      </w:r>
+      <w:r>
+        <w:rPr>
+          <w:vertAlign w:val="subscript"/>
+          <w:lang w:val="en-US"/>
+        </w:rPr>
+        <w:t>1</w:t>
+      </w:r>
+      <w:r>
+        <w:rPr>
+          <w:lang w:val="en-US"/>
+        </w:rPr>
+        <w:t xml:space="preserve"> = nn.MultiheadAttention(&lt;Kích Thước Embedding&gt;, &lt;Số Đầu&gt;, batch_first = True)</w:t>
+      </w:r>
+    </w:p>
+    <w:p>
+      <w:pPr>
+        <w:pStyle w:val="ListParagraph"/>
+        <w:pBdr>
+          <w:top w:val="single" w:sz="4" w:space="1" w:color="auto"/>
+          <w:left w:val="single" w:sz="4" w:space="4" w:color="auto"/>
+          <w:bottom w:val="single" w:sz="4" w:space="1" w:color="auto"/>
+          <w:right w:val="single" w:sz="4" w:space="4" w:color="auto"/>
+        </w:pBdr>
+        <w:ind w:left="1080"/>
+        <w:rPr>
+          <w:lang w:val="en-US"/>
+        </w:rPr>
+      </w:pPr>
+      <w:r>
+        <w:rPr>
+          <w:lang w:val="en-US"/>
+        </w:rPr>
+        <w:t>&lt;</w:t>
+      </w:r>
+      <w:r>
+        <w:rPr>
+          <w:lang w:val="en-US"/>
+        </w:rPr>
+        <w:t>A</w:t>
+      </w:r>
+      <w:r>
+        <w:rPr>
+          <w:vertAlign w:val="subscript"/>
+          <w:lang w:val="en-US"/>
+        </w:rPr>
+        <w:t>1</w:t>
+      </w:r>
+      <w:r>
+        <w:rPr>
+          <w:lang w:val="en-US"/>
+        </w:rPr>
+        <w:t xml:space="preserve"> Output&gt; = </w:t>
+      </w:r>
+      <w:r>
+        <w:rPr>
+          <w:lang w:val="en-US"/>
+        </w:rPr>
+        <w:t>A</w:t>
+      </w:r>
+      <w:r>
+        <w:rPr>
+          <w:vertAlign w:val="subscript"/>
+          <w:lang w:val="en-US"/>
+        </w:rPr>
+        <w:t>1</w:t>
+      </w:r>
+      <w:r>
+        <w:rPr>
+          <w:lang w:val="en-US"/>
+        </w:rPr>
+        <w:t>(</w:t>
+      </w:r>
+    </w:p>
+    <w:p>
+      <w:pPr>
+        <w:pStyle w:val="ListParagraph"/>
+        <w:pBdr>
+          <w:top w:val="single" w:sz="4" w:space="1" w:color="auto"/>
+          <w:left w:val="single" w:sz="4" w:space="4" w:color="auto"/>
+          <w:bottom w:val="single" w:sz="4" w:space="1" w:color="auto"/>
+          <w:right w:val="single" w:sz="4" w:space="4" w:color="auto"/>
+        </w:pBdr>
+        <w:ind w:left="1080"/>
+        <w:rPr>
+          <w:lang w:val="en-US"/>
+        </w:rPr>
+      </w:pPr>
+      <w:r>
+        <w:rPr>
+          <w:lang w:val="en-US"/>
+        </w:rPr>
+        <w:t xml:space="preserve">    </w:t>
+      </w:r>
+      <w:r>
+        <w:rPr>
+          <w:lang w:val="en-US"/>
+        </w:rPr>
+        <w:t xml:space="preserve">&lt;Input&gt;, &lt;Input&gt;, &lt;Input&gt;, </w:t>
+      </w:r>
+    </w:p>
+    <w:p>
+      <w:pPr>
+        <w:pStyle w:val="ListParagraph"/>
+        <w:pBdr>
+          <w:top w:val="single" w:sz="4" w:space="1" w:color="auto"/>
+          <w:left w:val="single" w:sz="4" w:space="4" w:color="auto"/>
+          <w:bottom w:val="single" w:sz="4" w:space="1" w:color="auto"/>
+          <w:right w:val="single" w:sz="4" w:space="4" w:color="auto"/>
+        </w:pBdr>
+        <w:ind w:left="1080"/>
+        <w:rPr>
+          <w:lang w:val="en-US"/>
+        </w:rPr>
+      </w:pPr>
+      <w:r>
+        <w:rPr>
+          <w:lang w:val="en-US"/>
+        </w:rPr>
+        <w:t xml:space="preserve">    </w:t>
+      </w:r>
+      <w:r>
+        <w:rPr>
+          <w:lang w:val="en-US"/>
+        </w:rPr>
+        <w:t>&lt;Key Padding Mask</w:t>
+      </w:r>
+      <w:r>
+        <w:rPr>
+          <w:lang w:val="en-US"/>
+        </w:rPr>
+        <w:t xml:space="preserve"> 1</w:t>
+      </w:r>
+      <w:r>
+        <w:rPr>
+          <w:lang w:val="en-US"/>
+        </w:rPr>
+        <w:t xml:space="preserve">&gt;, attn_mask = </w:t>
+      </w:r>
+      <w:r>
+        <w:rPr>
+          <w:lang w:val="en-US"/>
+        </w:rPr>
+        <w:t>&lt;</w:t>
+      </w:r>
+      <w:r>
+        <w:rPr>
+          <w:lang w:val="en-US"/>
+        </w:rPr>
+        <w:t xml:space="preserve">Attention </w:t>
+      </w:r>
+      <w:r>
+        <w:rPr>
+          <w:lang w:val="en-US"/>
+        </w:rPr>
+        <w:t>Mask</w:t>
+      </w:r>
+      <w:r>
+        <w:rPr>
+          <w:lang w:val="en-US"/>
+        </w:rPr>
+        <w:t xml:space="preserve"> 1</w:t>
+      </w:r>
+      <w:r>
+        <w:rPr>
+          <w:lang w:val="en-US"/>
+        </w:rPr>
+        <w:t>&gt;</w:t>
+      </w:r>
+    </w:p>
+    <w:p>
+      <w:pPr>
+        <w:pStyle w:val="ListParagraph"/>
+        <w:pBdr>
+          <w:top w:val="single" w:sz="4" w:space="1" w:color="auto"/>
+          <w:left w:val="single" w:sz="4" w:space="4" w:color="auto"/>
+          <w:bottom w:val="single" w:sz="4" w:space="1" w:color="auto"/>
+          <w:right w:val="single" w:sz="4" w:space="4" w:color="auto"/>
+        </w:pBdr>
+        <w:ind w:left="1080"/>
+        <w:rPr>
+          <w:lang w:val="en-US"/>
+        </w:rPr>
+      </w:pPr>
+      <w:r>
+        <w:rPr>
+          <w:lang w:val="en-US"/>
+        </w:rPr>
+        <w:t>)</w:t>
+      </w:r>
+      <w:r>
+        <w:rPr>
+          <w:lang w:val="en-US"/>
+        </w:rPr>
+        <w:t>[0]</w:t>
+      </w:r>
+    </w:p>
+    <w:p>
+      <w:pPr>
+        <w:pStyle w:val="ListParagraph"/>
+        <w:numPr>
+          <w:ilvl w:val="0"/>
+          <w:numId w:val="2"/>
+        </w:numPr>
+        <w:rPr>
+          <w:lang w:val="en-US"/>
+        </w:rPr>
+      </w:pPr>
+      <w:r>
+        <w:rPr>
+          <w:lang w:val="en-US"/>
+        </w:rPr>
+        <w:t>Sau đó &lt;</w:t>
+      </w:r>
+      <w:r>
+        <w:rPr>
+          <w:lang w:val="en-US"/>
+        </w:rPr>
+        <w:t>A</w:t>
+      </w:r>
+      <w:r>
+        <w:rPr>
+          <w:vertAlign w:val="subscript"/>
+          <w:lang w:val="en-US"/>
+        </w:rPr>
+        <w:t>1</w:t>
+      </w:r>
+      <w:r>
+        <w:rPr>
+          <w:lang w:val="en-US"/>
+        </w:rPr>
+        <w:t xml:space="preserve"> Output&gt;</w:t>
+      </w:r>
+      <w:r>
+        <w:rPr>
+          <w:lang w:val="en-US"/>
+        </w:rPr>
+        <w:t xml:space="preserve"> bị Drop Out,</w:t>
+      </w:r>
+      <w:r>
+        <w:rPr>
+          <w:lang w:val="en-US"/>
+        </w:rPr>
+        <w:t xml:space="preserve"> </w:t>
+      </w:r>
+      <w:r>
+        <w:rPr>
+          <w:lang w:val="en-US"/>
+        </w:rPr>
+        <w:t xml:space="preserve">rồi </w:t>
+      </w:r>
+      <w:r>
+        <w:rPr>
+          <w:lang w:val="en-US"/>
+        </w:rPr>
+        <w:t>kết hợp với &lt;Input&gt; bằng 1 kết nối Residual và cho đi qua lớ</w:t>
+      </w:r>
+      <w:r>
+        <w:rPr>
+          <w:lang w:val="en-US"/>
+        </w:rPr>
+        <w:t>p Layer Norm N</w:t>
+      </w:r>
+      <w:r>
+        <w:rPr>
+          <w:vertAlign w:val="subscript"/>
+          <w:lang w:val="en-US"/>
+        </w:rPr>
+        <w:t>1</w:t>
+      </w:r>
+    </w:p>
+    <w:p>
+      <w:pPr>
+        <w:pStyle w:val="ListParagraph"/>
+        <w:pBdr>
+          <w:top w:val="single" w:sz="4" w:space="1" w:color="auto"/>
+          <w:left w:val="single" w:sz="4" w:space="4" w:color="auto"/>
+          <w:bottom w:val="single" w:sz="4" w:space="1" w:color="auto"/>
+          <w:right w:val="single" w:sz="4" w:space="4" w:color="auto"/>
+        </w:pBdr>
+        <w:ind w:left="1080"/>
+        <w:rPr>
+          <w:lang w:val="en-US"/>
+        </w:rPr>
+      </w:pPr>
+      <w:r>
+        <w:rPr>
+          <w:lang w:val="en-US"/>
+        </w:rPr>
+        <w:t>N</w:t>
+      </w:r>
+      <w:r>
+        <w:rPr>
+          <w:vertAlign w:val="subscript"/>
+          <w:lang w:val="en-US"/>
+        </w:rPr>
+        <w:t>1</w:t>
+      </w:r>
+      <w:r>
+        <w:rPr>
+          <w:lang w:val="en-US"/>
+        </w:rPr>
+        <w:t xml:space="preserve"> = nn.LayerNorm(&lt;Kích Thước Embedding&gt;)</w:t>
+      </w:r>
+    </w:p>
+    <w:p>
+      <w:pPr>
+        <w:pStyle w:val="ListParagraph"/>
+        <w:pBdr>
+          <w:top w:val="single" w:sz="4" w:space="1" w:color="auto"/>
+          <w:left w:val="single" w:sz="4" w:space="4" w:color="auto"/>
+          <w:bottom w:val="single" w:sz="4" w:space="1" w:color="auto"/>
+          <w:right w:val="single" w:sz="4" w:space="4" w:color="auto"/>
+        </w:pBdr>
+        <w:ind w:left="1080"/>
+        <w:rPr>
+          <w:lang w:val="en-US"/>
+        </w:rPr>
+      </w:pPr>
+      <w:r>
+        <w:rPr>
+          <w:lang w:val="en-US"/>
+        </w:rPr>
+        <w:t>&lt;</w:t>
+      </w:r>
+      <w:r>
+        <w:rPr>
+          <w:lang w:val="en-US"/>
+        </w:rPr>
+        <w:t>N</w:t>
+      </w:r>
+      <w:r>
+        <w:rPr>
+          <w:vertAlign w:val="subscript"/>
+          <w:lang w:val="en-US"/>
+        </w:rPr>
+        <w:t>1</w:t>
+      </w:r>
+      <w:r>
+        <w:rPr>
+          <w:lang w:val="en-US"/>
+        </w:rPr>
+        <w:t xml:space="preserve"> Output&gt; =</w:t>
+      </w:r>
+      <w:r>
+        <w:rPr>
+          <w:lang w:val="en-US"/>
+        </w:rPr>
+        <w:t xml:space="preserve"> N</w:t>
+      </w:r>
+      <w:r>
+        <w:rPr>
+          <w:vertAlign w:val="subscript"/>
+          <w:lang w:val="en-US"/>
+        </w:rPr>
+        <w:t>1</w:t>
+      </w:r>
+      <w:r>
+        <w:rPr>
+          <w:lang w:val="en-US"/>
+        </w:rPr>
+        <w:t>(</w:t>
+      </w:r>
+      <w:r>
+        <w:rPr>
+          <w:lang w:val="en-US"/>
+        </w:rPr>
+        <w:t>&lt;Input&gt;</w:t>
+      </w:r>
+      <w:r>
+        <w:rPr>
+          <w:lang w:val="en-US"/>
+        </w:rPr>
+        <w:t xml:space="preserve"> + </w:t>
+      </w:r>
+      <w:r>
+        <w:rPr>
+          <w:lang w:val="en-US"/>
+        </w:rPr>
+        <w:t>&lt;</w:t>
+      </w:r>
+      <w:r>
+        <w:rPr>
+          <w:lang w:val="en-US"/>
+        </w:rPr>
+        <w:t>A</w:t>
+      </w:r>
+      <w:r>
+        <w:rPr>
+          <w:vertAlign w:val="subscript"/>
+          <w:lang w:val="en-US"/>
+        </w:rPr>
+        <w:t>1</w:t>
+      </w:r>
+      <w:r>
+        <w:rPr>
+          <w:lang w:val="en-US"/>
+        </w:rPr>
+        <w:t xml:space="preserve"> Output&gt;)</w:t>
+      </w:r>
+    </w:p>
+    <w:p>
+      <w:pPr>
+        <w:pStyle w:val="ListParagraph"/>
+        <w:numPr>
+          <w:ilvl w:val="0"/>
+          <w:numId w:val="2"/>
+        </w:numPr>
+        <w:rPr>
+          <w:lang w:val="en-US"/>
+        </w:rPr>
+      </w:pPr>
+      <w:r>
+        <w:rPr>
+          <w:lang w:val="en-US"/>
+        </w:rPr>
+        <w:t xml:space="preserve">Tiếp theo </w:t>
+      </w:r>
+      <w:r>
+        <w:rPr>
+          <w:lang w:val="en-US"/>
+        </w:rPr>
+        <w:t>&lt;N</w:t>
+      </w:r>
+      <w:r>
+        <w:rPr>
+          <w:vertAlign w:val="subscript"/>
+          <w:lang w:val="en-US"/>
+        </w:rPr>
+        <w:t>1</w:t>
+      </w:r>
+      <w:r>
+        <w:rPr>
+          <w:lang w:val="en-US"/>
+        </w:rPr>
+        <w:t xml:space="preserve"> Output&gt;</w:t>
+      </w:r>
+      <w:r>
+        <w:rPr>
+          <w:lang w:val="en-US"/>
+        </w:rPr>
+        <w:t xml:space="preserve"> sẽ đi qua lớp tuyến tính F</w:t>
+      </w:r>
+      <w:r>
+        <w:rPr>
+          <w:vertAlign w:val="subscript"/>
+          <w:lang w:val="en-US"/>
+        </w:rPr>
+        <w:t>1</w:t>
+      </w:r>
+      <w:r>
+        <w:rPr>
+          <w:lang w:val="en-US"/>
+        </w:rPr>
+        <w:t xml:space="preserve"> với hàm kích hoạt ReLU,</w:t>
+      </w:r>
+      <w:r>
+        <w:rPr>
+          <w:lang w:val="en-US"/>
+        </w:rPr>
+        <w:t xml:space="preserve"> bị Drop Out rồi qua lớp tuyến tính F</w:t>
+      </w:r>
+      <w:r>
+        <w:rPr>
+          <w:vertAlign w:val="subscript"/>
+          <w:lang w:val="en-US"/>
+        </w:rPr>
+        <w:t>2</w:t>
+      </w:r>
+      <w:r>
+        <w:rPr>
+          <w:lang w:val="en-US"/>
+        </w:rPr>
+        <w:t xml:space="preserve">, bị Drop Out lần nữa, sau đó </w:t>
+      </w:r>
+      <w:r>
+        <w:rPr>
+          <w:lang w:val="en-US"/>
+        </w:rPr>
+        <w:t>kết hợp &lt;</w:t>
+      </w:r>
+      <w:r>
+        <w:rPr>
+          <w:lang w:val="en-US"/>
+        </w:rPr>
+        <w:t>N</w:t>
+      </w:r>
+      <w:r>
+        <w:rPr>
+          <w:vertAlign w:val="subscript"/>
+          <w:lang w:val="en-US"/>
+        </w:rPr>
+        <w:t>1</w:t>
+      </w:r>
+      <w:r>
+        <w:rPr>
+          <w:lang w:val="en-US"/>
+        </w:rPr>
+        <w:t xml:space="preserve"> Output</w:t>
+      </w:r>
+      <w:r>
+        <w:rPr>
+          <w:lang w:val="en-US"/>
+        </w:rPr>
+        <w:t xml:space="preserve">&gt; </w:t>
+      </w:r>
+      <w:r>
+        <w:rPr>
+          <w:lang w:val="en-US"/>
+        </w:rPr>
+        <w:t xml:space="preserve">ban đầu </w:t>
+      </w:r>
+      <w:r>
+        <w:rPr>
+          <w:lang w:val="en-US"/>
+        </w:rPr>
+        <w:t>bằng kết nố</w:t>
+      </w:r>
+      <w:r>
+        <w:rPr>
+          <w:lang w:val="en-US"/>
+        </w:rPr>
+        <w:t xml:space="preserve">i Residual và cuối cùng </w:t>
+      </w:r>
+      <w:r>
+        <w:rPr>
+          <w:lang w:val="en-US"/>
+        </w:rPr>
+        <w:t>cho đi qua lớp Layer Norm N</w:t>
+      </w:r>
+      <w:r>
+        <w:rPr>
+          <w:vertAlign w:val="subscript"/>
+          <w:lang w:val="en-US"/>
+        </w:rPr>
+        <w:t>2</w:t>
+      </w:r>
+    </w:p>
+    <w:p>
+      <w:pPr>
+        <w:pStyle w:val="ListParagraph"/>
+        <w:pBdr>
+          <w:top w:val="single" w:sz="4" w:space="1" w:color="auto"/>
+          <w:left w:val="single" w:sz="4" w:space="4" w:color="auto"/>
+          <w:bottom w:val="single" w:sz="4" w:space="1" w:color="auto"/>
+          <w:right w:val="single" w:sz="4" w:space="4" w:color="auto"/>
+        </w:pBdr>
+        <w:ind w:left="1080"/>
+        <w:rPr>
+          <w:lang w:val="en-US"/>
+        </w:rPr>
+      </w:pPr>
+      <w:r>
+        <w:rPr>
+          <w:lang w:val="en-US"/>
+        </w:rPr>
+        <w:t>F</w:t>
+      </w:r>
+      <w:r>
+        <w:rPr>
+          <w:vertAlign w:val="subscript"/>
+          <w:lang w:val="en-US"/>
+        </w:rPr>
+        <w:t>1</w:t>
+      </w:r>
+      <w:r>
+        <w:rPr>
+          <w:lang w:val="en-US"/>
+        </w:rPr>
+        <w:t xml:space="preserve"> = nn.Linear(&lt;Kích </w:t>
+      </w:r>
+      <w:r>
+        <w:rPr>
+          <w:lang w:val="en-US"/>
+        </w:rPr>
+        <w:t>Thước Embedding</w:t>
+      </w:r>
+      <w:r>
+        <w:rPr>
+          <w:lang w:val="en-US"/>
+        </w:rPr>
+        <w:t>&gt;, &lt;Kích Thước Feed Forward&gt;)</w:t>
+      </w:r>
+    </w:p>
+    <w:p>
+      <w:pPr>
+        <w:pStyle w:val="ListParagraph"/>
+        <w:pBdr>
+          <w:top w:val="single" w:sz="4" w:space="1" w:color="auto"/>
+          <w:left w:val="single" w:sz="4" w:space="4" w:color="auto"/>
+          <w:bottom w:val="single" w:sz="4" w:space="1" w:color="auto"/>
+          <w:right w:val="single" w:sz="4" w:space="4" w:color="auto"/>
+        </w:pBdr>
+        <w:ind w:left="1080"/>
+        <w:rPr>
+          <w:lang w:val="en-US"/>
+        </w:rPr>
+      </w:pPr>
+      <w:r>
+        <w:rPr>
+          <w:lang w:val="en-US"/>
+        </w:rPr>
+        <w:t>F</w:t>
+      </w:r>
+      <w:r>
+        <w:rPr>
+          <w:vertAlign w:val="subscript"/>
+          <w:lang w:val="en-US"/>
+        </w:rPr>
+        <w:t>2</w:t>
+      </w:r>
+      <w:r>
+        <w:rPr>
+          <w:lang w:val="en-US"/>
+        </w:rPr>
+        <w:t xml:space="preserve"> = nn.Linear(&lt;Kích Thước Feed Forward&gt;</w:t>
+      </w:r>
+      <w:r>
+        <w:rPr>
+          <w:lang w:val="en-US"/>
+        </w:rPr>
+        <w:t xml:space="preserve">, </w:t>
+      </w:r>
+      <w:r>
+        <w:rPr>
+          <w:lang w:val="en-US"/>
+        </w:rPr>
+        <w:t>Kích Thước Embedding&gt;)</w:t>
+      </w:r>
+    </w:p>
+    <w:p>
+      <w:pPr>
+        <w:pStyle w:val="ListParagraph"/>
+        <w:pBdr>
+          <w:top w:val="single" w:sz="4" w:space="1" w:color="auto"/>
+          <w:left w:val="single" w:sz="4" w:space="4" w:color="auto"/>
+          <w:bottom w:val="single" w:sz="4" w:space="1" w:color="auto"/>
+          <w:right w:val="single" w:sz="4" w:space="4" w:color="auto"/>
+        </w:pBdr>
+        <w:ind w:left="1080"/>
+        <w:rPr>
+          <w:lang w:val="en-US"/>
+        </w:rPr>
+      </w:pPr>
+      <w:r>
+        <w:rPr>
+          <w:lang w:val="en-US"/>
+        </w:rPr>
+        <w:t>N</w:t>
+      </w:r>
+      <w:r>
+        <w:rPr>
+          <w:vertAlign w:val="subscript"/>
+          <w:lang w:val="en-US"/>
+        </w:rPr>
+        <w:t>2</w:t>
+      </w:r>
+      <w:r>
+        <w:rPr>
+          <w:lang w:val="en-US"/>
+        </w:rPr>
+        <w:t xml:space="preserve"> = nn.LayerNorm(&lt;Kích Thước Embedding&gt;)</w:t>
+      </w:r>
+    </w:p>
+    <w:p>
+      <w:pPr>
+        <w:pStyle w:val="ListParagraph"/>
+        <w:pBdr>
+          <w:top w:val="single" w:sz="4" w:space="1" w:color="auto"/>
+          <w:left w:val="single" w:sz="4" w:space="4" w:color="auto"/>
+          <w:bottom w:val="single" w:sz="4" w:space="1" w:color="auto"/>
+          <w:right w:val="single" w:sz="4" w:space="4" w:color="auto"/>
+        </w:pBdr>
+        <w:ind w:left="1080"/>
+        <w:rPr>
+          <w:lang w:val="en-US"/>
+        </w:rPr>
+      </w:pPr>
+      <w:r>
+        <w:rPr>
+          <w:lang w:val="en-US"/>
+        </w:rPr>
+        <w:t>&lt;N</w:t>
+      </w:r>
+      <w:r>
+        <w:rPr>
+          <w:vertAlign w:val="subscript"/>
+          <w:lang w:val="en-US"/>
+        </w:rPr>
+        <w:t>2</w:t>
+      </w:r>
+      <w:r>
+        <w:rPr>
+          <w:lang w:val="en-US"/>
+        </w:rPr>
+        <w:t xml:space="preserve"> Output&gt;</w:t>
+      </w:r>
+      <w:r>
+        <w:rPr>
+          <w:lang w:val="en-US"/>
+        </w:rPr>
+        <w:t xml:space="preserve"> =</w:t>
+      </w:r>
+      <w:r>
+        <w:rPr>
+          <w:lang w:val="en-US"/>
+        </w:rPr>
+        <w:t xml:space="preserve"> </w:t>
+      </w:r>
+      <w:r>
+        <w:rPr>
+          <w:lang w:val="en-US"/>
+        </w:rPr>
+        <w:t>N</w:t>
+      </w:r>
+      <w:r>
+        <w:rPr>
+          <w:vertAlign w:val="subscript"/>
+          <w:lang w:val="en-US"/>
+        </w:rPr>
+        <w:t>2</w:t>
+      </w:r>
+      <w:r>
+        <w:rPr>
+          <w:lang w:val="en-US"/>
+        </w:rPr>
+        <w:t>(</w:t>
+      </w:r>
+      <w:r>
+        <w:rPr>
+          <w:lang w:val="en-US"/>
+        </w:rPr>
+        <w:t>&lt;N</w:t>
+      </w:r>
+      <w:r>
+        <w:rPr>
+          <w:vertAlign w:val="subscript"/>
+          <w:lang w:val="en-US"/>
+        </w:rPr>
+        <w:t>1</w:t>
+      </w:r>
+      <w:r>
+        <w:rPr>
+          <w:lang w:val="en-US"/>
+        </w:rPr>
+        <w:t xml:space="preserve"> Output&gt; </w:t>
+      </w:r>
+      <w:r>
+        <w:rPr>
+          <w:lang w:val="en-US"/>
+        </w:rPr>
+        <w:t xml:space="preserve">+ </w:t>
+      </w:r>
+      <w:r>
+        <w:rPr>
+          <w:lang w:val="en-US"/>
+        </w:rPr>
+        <w:t>F</w:t>
+      </w:r>
+      <w:r>
+        <w:rPr>
+          <w:vertAlign w:val="subscript"/>
+          <w:lang w:val="en-US"/>
+        </w:rPr>
+        <w:t>2</w:t>
+      </w:r>
+      <w:r>
+        <w:rPr>
+          <w:lang w:val="en-US"/>
+        </w:rPr>
+        <w:t>(ReLU(</w:t>
+      </w:r>
+      <w:r>
+        <w:rPr>
+          <w:lang w:val="en-US"/>
+        </w:rPr>
+        <w:t>F</w:t>
+      </w:r>
+      <w:r>
+        <w:rPr>
+          <w:vertAlign w:val="subscript"/>
+          <w:lang w:val="en-US"/>
+        </w:rPr>
+        <w:t>1</w:t>
+      </w:r>
+      <w:r>
+        <w:rPr>
+          <w:lang w:val="en-US"/>
+        </w:rPr>
+        <w:t>(</w:t>
+      </w:r>
+      <w:r>
+        <w:rPr>
+          <w:lang w:val="en-US"/>
+        </w:rPr>
+        <w:t>&lt;N</w:t>
+      </w:r>
+      <w:r>
+        <w:rPr>
+          <w:vertAlign w:val="subscript"/>
+          <w:lang w:val="en-US"/>
+        </w:rPr>
+        <w:t>1</w:t>
+      </w:r>
+      <w:r>
+        <w:rPr>
+          <w:lang w:val="en-US"/>
+        </w:rPr>
+        <w:t xml:space="preserve"> Output&gt;</w:t>
+      </w:r>
+      <w:r>
+        <w:rPr>
+          <w:lang w:val="en-US"/>
+        </w:rPr>
+        <w:t>))))</w:t>
+      </w:r>
+    </w:p>
+    <w:p>
+      <w:pPr>
+        <w:pStyle w:val="ListParagraph"/>
+        <w:numPr>
+          <w:ilvl w:val="0"/>
+          <w:numId w:val="2"/>
+        </w:numPr>
+        <w:rPr>
+          <w:lang w:val="en-US"/>
+        </w:rPr>
+      </w:pPr>
+      <w:r>
+        <w:rPr>
+          <w:lang w:val="en-US"/>
+        </w:rPr>
+        <w:t>Quá trình trên từ lúc vào A</w:t>
+      </w:r>
+      <w:r>
+        <w:rPr>
+          <w:vertAlign w:val="subscript"/>
+          <w:lang w:val="en-US"/>
+        </w:rPr>
+        <w:t>1</w:t>
+      </w:r>
+      <w:r>
+        <w:rPr>
+          <w:lang w:val="en-US"/>
+        </w:rPr>
+        <w:t xml:space="preserve"> tới lúc ra N</w:t>
+      </w:r>
+      <w:r>
+        <w:rPr>
+          <w:vertAlign w:val="subscript"/>
+          <w:lang w:val="en-US"/>
+        </w:rPr>
+        <w:t>2</w:t>
+      </w:r>
+      <w:r>
+        <w:rPr>
+          <w:lang w:val="en-US"/>
+        </w:rPr>
+        <w:t xml:space="preserve"> sẽ được lặp đi lặp lại với số lần = </w:t>
+      </w:r>
+    </w:p>
+    <w:p>
+      <w:pPr>
+        <w:pStyle w:val="ListParagraph"/>
+        <w:ind w:left="1080"/>
+        <w:rPr>
+          <w:lang w:val="en-US"/>
+        </w:rPr>
+      </w:pPr>
+      <w:r>
+        <w:rPr>
+          <w:lang w:val="en-US"/>
+        </w:rPr>
+        <w:t>&lt;Số Stack Encoder&gt;</w:t>
+      </w:r>
+      <w:r>
+        <w:rPr>
+          <w:lang w:val="en-US"/>
+        </w:rPr>
+        <w:t xml:space="preserve"> nhưng với tham số khác nhau</w:t>
+      </w:r>
+      <w:r>
+        <w:rPr>
+          <w:lang w:val="en-US"/>
+        </w:rPr>
+        <w:t xml:space="preserve">, Output của lần này sẽ là Input của lần </w:t>
+      </w:r>
+      <w:r>
+        <w:rPr>
+          <w:lang w:val="en-US"/>
+        </w:rPr>
+        <w:t xml:space="preserve">sau, kết quả cuối cùng là &lt;Stack </w:t>
+      </w:r>
+      <w:r>
+        <w:rPr>
+          <w:lang w:val="en-US"/>
+        </w:rPr>
+        <w:t xml:space="preserve">Encoder </w:t>
+      </w:r>
+      <w:r>
+        <w:rPr>
+          <w:lang w:val="en-US"/>
+        </w:rPr>
+        <w:t>Output&gt; sẽ đi qua lớp Layer Norm N</w:t>
+      </w:r>
+      <w:r>
+        <w:rPr>
+          <w:vertAlign w:val="subscript"/>
+          <w:lang w:val="en-US"/>
+        </w:rPr>
+        <w:t>3</w:t>
+      </w:r>
+    </w:p>
+    <w:p>
+      <w:pPr>
+        <w:pStyle w:val="ListParagraph"/>
+        <w:pBdr>
+          <w:top w:val="single" w:sz="4" w:space="1" w:color="auto"/>
+          <w:left w:val="single" w:sz="4" w:space="4" w:color="auto"/>
+          <w:bottom w:val="single" w:sz="4" w:space="1" w:color="auto"/>
+          <w:right w:val="single" w:sz="4" w:space="4" w:color="auto"/>
+        </w:pBdr>
+        <w:ind w:left="1080"/>
+        <w:rPr>
+          <w:lang w:val="en-US"/>
+        </w:rPr>
+      </w:pPr>
+      <w:r>
+        <w:rPr>
+          <w:lang w:val="en-US"/>
+        </w:rPr>
+        <w:t>N</w:t>
+      </w:r>
+      <w:r>
+        <w:rPr>
+          <w:vertAlign w:val="subscript"/>
+          <w:lang w:val="en-US"/>
+        </w:rPr>
+        <w:t>3</w:t>
+      </w:r>
+      <w:r>
+        <w:rPr>
+          <w:lang w:val="en-US"/>
+        </w:rPr>
+        <w:t xml:space="preserve"> = nn.LayerNorm(&lt;</w:t>
+      </w:r>
+      <w:r>
+        <w:rPr>
+          <w:lang w:val="en-US"/>
+        </w:rPr>
+        <w:t>Kích Thước Embedding</w:t>
+      </w:r>
+      <w:r>
+        <w:rPr>
+          <w:lang w:val="en-US"/>
+        </w:rPr>
+        <w:t>&gt;)</w:t>
+      </w:r>
+    </w:p>
+    <w:p>
+      <w:pPr>
+        <w:pStyle w:val="ListParagraph"/>
+        <w:pBdr>
+          <w:top w:val="single" w:sz="4" w:space="1" w:color="auto"/>
+          <w:left w:val="single" w:sz="4" w:space="4" w:color="auto"/>
+          <w:bottom w:val="single" w:sz="4" w:space="1" w:color="auto"/>
+          <w:right w:val="single" w:sz="4" w:space="4" w:color="auto"/>
+        </w:pBdr>
+        <w:ind w:left="1080"/>
+        <w:rPr>
+          <w:lang w:val="en-US"/>
+        </w:rPr>
+      </w:pPr>
+      <w:r>
+        <w:rPr>
+          <w:lang w:val="en-US"/>
+        </w:rPr>
+        <w:t>&lt;</w:t>
+      </w:r>
+      <w:r>
+        <w:rPr>
+          <w:lang w:val="en-US"/>
+        </w:rPr>
+        <w:t>Encoder</w:t>
+      </w:r>
+      <w:r>
+        <w:rPr>
+          <w:lang w:val="en-US"/>
+        </w:rPr>
+        <w:t xml:space="preserve"> Output&gt; = N</w:t>
+      </w:r>
+      <w:r>
+        <w:rPr>
+          <w:vertAlign w:val="subscript"/>
+          <w:lang w:val="en-US"/>
+        </w:rPr>
+        <w:t>3</w:t>
+      </w:r>
+      <w:r>
+        <w:rPr>
+          <w:lang w:val="en-US"/>
+        </w:rPr>
+        <w:t>(&lt;</w:t>
+      </w:r>
+      <w:r>
+        <w:rPr>
+          <w:lang w:val="en-US"/>
+        </w:rPr>
+        <w:t xml:space="preserve">Stack </w:t>
+      </w:r>
+      <w:r>
+        <w:rPr>
+          <w:lang w:val="en-US"/>
+        </w:rPr>
+        <w:t xml:space="preserve">Encoder </w:t>
+      </w:r>
+      <w:r>
+        <w:rPr>
+          <w:lang w:val="en-US"/>
+        </w:rPr>
+        <w:t>Output</w:t>
+      </w:r>
+      <w:r>
+        <w:rPr>
+          <w:lang w:val="en-US"/>
+        </w:rPr>
+        <w:t>&gt;)</w:t>
+      </w:r>
+    </w:p>
+    <w:p>
+      <w:pPr>
+        <w:pStyle w:val="ListParagraph"/>
+        <w:numPr>
+          <w:ilvl w:val="0"/>
+          <w:numId w:val="2"/>
+        </w:numPr>
+        <w:rPr>
+          <w:lang w:val="en-US"/>
+        </w:rPr>
+      </w:pPr>
+      <w:r>
+        <w:rPr>
+          <w:lang w:val="en-US"/>
+        </w:rPr>
+        <w:t>Chuyển qua Decoder, ban đầu &lt;Target&gt; sẽ được đưa vào lớp Multihead Attention A</w:t>
+      </w:r>
+      <w:r>
+        <w:rPr>
+          <w:vertAlign w:val="subscript"/>
+          <w:lang w:val="en-US"/>
+        </w:rPr>
+        <w:t>2</w:t>
+      </w:r>
+      <w:r>
+        <w:rPr>
+          <w:lang w:val="en-US"/>
+        </w:rPr>
+        <w:t>, nó sẽ đảm nhiệm vai trò của cả Query, Key, và Value, hay gọi là Self Attention</w:t>
+      </w:r>
+    </w:p>
+    <w:p>
+      <w:pPr>
+        <w:pStyle w:val="ListParagraph"/>
+        <w:pBdr>
+          <w:top w:val="single" w:sz="4" w:space="1" w:color="auto"/>
+          <w:left w:val="single" w:sz="4" w:space="4" w:color="auto"/>
+          <w:bottom w:val="single" w:sz="4" w:space="1" w:color="auto"/>
+          <w:right w:val="single" w:sz="4" w:space="4" w:color="auto"/>
+        </w:pBdr>
+        <w:ind w:left="1080"/>
+        <w:rPr>
+          <w:lang w:val="en-US"/>
+        </w:rPr>
+      </w:pPr>
+      <w:r>
+        <w:rPr>
+          <w:lang w:val="en-US"/>
+        </w:rPr>
+        <w:t>A</w:t>
+      </w:r>
+      <w:r>
+        <w:rPr>
+          <w:vertAlign w:val="subscript"/>
+          <w:lang w:val="en-US"/>
+        </w:rPr>
+        <w:t>2</w:t>
+      </w:r>
+      <w:r>
+        <w:rPr>
+          <w:lang w:val="en-US"/>
+        </w:rPr>
+        <w:t xml:space="preserve"> = nn.MultiheadAttention(&lt;Kích Thước Embedding&gt;, &lt;Số Đầu&gt;, batch_first = True)</w:t>
+      </w:r>
+    </w:p>
+    <w:p>
+      <w:pPr>
+        <w:pStyle w:val="ListParagraph"/>
+        <w:pBdr>
+          <w:top w:val="single" w:sz="4" w:space="1" w:color="auto"/>
+          <w:left w:val="single" w:sz="4" w:space="4" w:color="auto"/>
+          <w:bottom w:val="single" w:sz="4" w:space="1" w:color="auto"/>
+          <w:right w:val="single" w:sz="4" w:space="4" w:color="auto"/>
+        </w:pBdr>
+        <w:ind w:left="1080"/>
+        <w:rPr>
+          <w:lang w:val="en-US"/>
+        </w:rPr>
+      </w:pPr>
+      <w:r>
+        <w:rPr>
+          <w:lang w:val="en-US"/>
+        </w:rPr>
+        <w:t>&lt;A</w:t>
+      </w:r>
+      <w:r>
+        <w:rPr>
+          <w:vertAlign w:val="subscript"/>
+          <w:lang w:val="en-US"/>
+        </w:rPr>
+        <w:t>2</w:t>
+      </w:r>
+      <w:r>
+        <w:rPr>
+          <w:lang w:val="en-US"/>
+        </w:rPr>
+        <w:t xml:space="preserve"> Output&gt; = A</w:t>
+      </w:r>
+      <w:r>
+        <w:rPr>
+          <w:vertAlign w:val="subscript"/>
+          <w:lang w:val="en-US"/>
+        </w:rPr>
+        <w:t>2</w:t>
+      </w:r>
+      <w:r>
+        <w:rPr>
+          <w:lang w:val="en-US"/>
+        </w:rPr>
+        <w:t>(</w:t>
+      </w:r>
+    </w:p>
+    <w:p>
+      <w:pPr>
+        <w:pStyle w:val="ListParagraph"/>
+        <w:pBdr>
+          <w:top w:val="single" w:sz="4" w:space="1" w:color="auto"/>
+          <w:left w:val="single" w:sz="4" w:space="4" w:color="auto"/>
+          <w:bottom w:val="single" w:sz="4" w:space="1" w:color="auto"/>
+          <w:right w:val="single" w:sz="4" w:space="4" w:color="auto"/>
+        </w:pBdr>
+        <w:ind w:left="1080"/>
+        <w:rPr>
+          <w:lang w:val="en-US"/>
+        </w:rPr>
+      </w:pPr>
+      <w:r>
+        <w:rPr>
+          <w:lang w:val="en-US"/>
+        </w:rPr>
+        <w:t xml:space="preserve">    &lt;</w:t>
+      </w:r>
+      <w:r>
+        <w:rPr>
+          <w:lang w:val="en-US"/>
+        </w:rPr>
+        <w:t>Target</w:t>
+      </w:r>
+      <w:r>
+        <w:rPr>
+          <w:lang w:val="en-US"/>
+        </w:rPr>
+        <w:t xml:space="preserve">&gt;, &lt;Target&gt;, &lt;Target&gt;, </w:t>
+      </w:r>
+    </w:p>
+    <w:p>
+      <w:pPr>
+        <w:pStyle w:val="ListParagraph"/>
+        <w:pBdr>
+          <w:top w:val="single" w:sz="4" w:space="1" w:color="auto"/>
+          <w:left w:val="single" w:sz="4" w:space="4" w:color="auto"/>
+          <w:bottom w:val="single" w:sz="4" w:space="1" w:color="auto"/>
+          <w:right w:val="single" w:sz="4" w:space="4" w:color="auto"/>
+        </w:pBdr>
+        <w:ind w:left="1080"/>
+        <w:rPr>
+          <w:lang w:val="en-US"/>
+        </w:rPr>
+      </w:pPr>
+      <w:r>
+        <w:rPr>
+          <w:lang w:val="en-US"/>
+        </w:rPr>
+        <w:t xml:space="preserve">    &lt;Key Padding Mask</w:t>
+      </w:r>
+      <w:r>
+        <w:rPr>
+          <w:lang w:val="en-US"/>
+        </w:rPr>
+        <w:t xml:space="preserve"> 2</w:t>
+      </w:r>
+      <w:r>
+        <w:rPr>
+          <w:lang w:val="en-US"/>
+        </w:rPr>
+        <w:t xml:space="preserve">&gt;, attn_mask = </w:t>
+      </w:r>
+      <w:r>
+        <w:rPr>
+          <w:lang w:val="en-US"/>
+        </w:rPr>
+        <w:t>&lt;</w:t>
+      </w:r>
+      <w:r>
+        <w:rPr>
+          <w:lang w:val="en-US"/>
+        </w:rPr>
+        <w:t xml:space="preserve">Attention </w:t>
+      </w:r>
+      <w:r>
+        <w:rPr>
+          <w:lang w:val="en-US"/>
+        </w:rPr>
+        <w:t>Mask</w:t>
+      </w:r>
+      <w:r>
+        <w:rPr>
+          <w:lang w:val="en-US"/>
+        </w:rPr>
+        <w:t xml:space="preserve"> 2</w:t>
+      </w:r>
+      <w:r>
+        <w:rPr>
+          <w:lang w:val="en-US"/>
+        </w:rPr>
+        <w:t>&gt;</w:t>
+      </w:r>
+    </w:p>
+    <w:p>
+      <w:pPr>
+        <w:pStyle w:val="ListParagraph"/>
+        <w:pBdr>
+          <w:top w:val="single" w:sz="4" w:space="1" w:color="auto"/>
+          <w:left w:val="single" w:sz="4" w:space="4" w:color="auto"/>
+          <w:bottom w:val="single" w:sz="4" w:space="1" w:color="auto"/>
+          <w:right w:val="single" w:sz="4" w:space="4" w:color="auto"/>
+        </w:pBdr>
+        <w:ind w:left="1080"/>
+        <w:rPr>
+          <w:lang w:val="en-US"/>
+        </w:rPr>
+      </w:pPr>
+      <w:r>
+        <w:rPr>
+          <w:lang w:val="en-US"/>
+        </w:rPr>
+        <w:t>)[0]</w:t>
+      </w:r>
+    </w:p>
+    <w:p>
+      <w:pPr>
+        <w:pStyle w:val="ListParagraph"/>
+        <w:numPr>
+          <w:ilvl w:val="0"/>
+          <w:numId w:val="2"/>
+        </w:numPr>
+        <w:rPr>
+          <w:lang w:val="en-US"/>
+        </w:rPr>
+      </w:pPr>
+      <w:r>
+        <w:rPr>
+          <w:lang w:val="en-US"/>
+        </w:rPr>
+        <w:t>Sau đó &lt;A</w:t>
+      </w:r>
+      <w:r>
+        <w:rPr>
+          <w:vertAlign w:val="subscript"/>
+          <w:lang w:val="en-US"/>
+        </w:rPr>
+        <w:t>2</w:t>
+      </w:r>
+      <w:r>
+        <w:rPr>
+          <w:lang w:val="en-US"/>
+        </w:rPr>
+        <w:t xml:space="preserve"> Output&gt;</w:t>
+      </w:r>
+      <w:r>
+        <w:rPr>
+          <w:lang w:val="en-US"/>
+        </w:rPr>
+        <w:t xml:space="preserve"> bị Drop Out, rồi</w:t>
+      </w:r>
+      <w:r>
+        <w:rPr>
+          <w:lang w:val="en-US"/>
+        </w:rPr>
+        <w:t xml:space="preserve"> kết hợp với &lt;</w:t>
+      </w:r>
+      <w:r>
+        <w:rPr>
+          <w:lang w:val="en-US"/>
+        </w:rPr>
+        <w:t>Target</w:t>
+      </w:r>
+      <w:r>
+        <w:rPr>
+          <w:lang w:val="en-US"/>
+        </w:rPr>
+        <w:t>&gt; bằ</w:t>
+      </w:r>
+      <w:r>
+        <w:rPr>
+          <w:lang w:val="en-US"/>
+        </w:rPr>
+        <w:t xml:space="preserve">ng </w:t>
+      </w:r>
+      <w:r>
+        <w:rPr>
+          <w:lang w:val="en-US"/>
+        </w:rPr>
+        <w:t>kết nối Residual và cho đi qua lớp Layer Norm N</w:t>
+      </w:r>
+      <w:r>
+        <w:rPr>
+          <w:vertAlign w:val="subscript"/>
+          <w:lang w:val="en-US"/>
+        </w:rPr>
+        <w:t>4</w:t>
+      </w:r>
+    </w:p>
+    <w:p>
+      <w:pPr>
+        <w:pStyle w:val="ListParagraph"/>
+        <w:pBdr>
+          <w:top w:val="single" w:sz="4" w:space="1" w:color="auto"/>
+          <w:left w:val="single" w:sz="4" w:space="4" w:color="auto"/>
+          <w:bottom w:val="single" w:sz="4" w:space="1" w:color="auto"/>
+          <w:right w:val="single" w:sz="4" w:space="4" w:color="auto"/>
+        </w:pBdr>
+        <w:ind w:left="1080"/>
+        <w:rPr>
+          <w:lang w:val="en-US"/>
+        </w:rPr>
+      </w:pPr>
+      <w:r>
+        <w:rPr>
+          <w:lang w:val="en-US"/>
+        </w:rPr>
+        <w:lastRenderedPageBreak/>
+        <w:t>N</w:t>
+      </w:r>
+      <w:r>
+        <w:rPr>
+          <w:vertAlign w:val="subscript"/>
+          <w:lang w:val="en-US"/>
+        </w:rPr>
+        <w:t>4</w:t>
+      </w:r>
+      <w:r>
+        <w:rPr>
+          <w:lang w:val="en-US"/>
+        </w:rPr>
+        <w:t xml:space="preserve"> = nn.LayerNorm(&lt;Kích Thước Embedding&gt;)</w:t>
+      </w:r>
+    </w:p>
+    <w:p>
+      <w:pPr>
+        <w:pStyle w:val="ListParagraph"/>
+        <w:pBdr>
+          <w:top w:val="single" w:sz="4" w:space="1" w:color="auto"/>
+          <w:left w:val="single" w:sz="4" w:space="4" w:color="auto"/>
+          <w:bottom w:val="single" w:sz="4" w:space="1" w:color="auto"/>
+          <w:right w:val="single" w:sz="4" w:space="4" w:color="auto"/>
+        </w:pBdr>
+        <w:ind w:left="1080"/>
+        <w:rPr>
+          <w:lang w:val="en-US"/>
+        </w:rPr>
+      </w:pPr>
+      <w:r>
+        <w:rPr>
+          <w:lang w:val="en-US"/>
+        </w:rPr>
+        <w:t>&lt;N</w:t>
+      </w:r>
+      <w:r>
+        <w:rPr>
+          <w:vertAlign w:val="subscript"/>
+          <w:lang w:val="en-US"/>
+        </w:rPr>
+        <w:t>4</w:t>
+      </w:r>
+      <w:r>
+        <w:rPr>
+          <w:lang w:val="en-US"/>
+        </w:rPr>
+        <w:t xml:space="preserve"> Output&gt; = N</w:t>
+      </w:r>
+      <w:r>
+        <w:rPr>
+          <w:vertAlign w:val="subscript"/>
+          <w:lang w:val="en-US"/>
+        </w:rPr>
+        <w:t>4</w:t>
+      </w:r>
+      <w:r>
+        <w:rPr>
+          <w:lang w:val="en-US"/>
+        </w:rPr>
+        <w:t>(&lt;</w:t>
+      </w:r>
+      <w:r>
+        <w:rPr>
+          <w:lang w:val="en-US"/>
+        </w:rPr>
+        <w:t>Target</w:t>
+      </w:r>
+      <w:r>
+        <w:rPr>
+          <w:lang w:val="en-US"/>
+        </w:rPr>
+        <w:t>&gt; + &lt;A</w:t>
+      </w:r>
+      <w:r>
+        <w:rPr>
+          <w:vertAlign w:val="subscript"/>
+          <w:lang w:val="en-US"/>
+        </w:rPr>
+        <w:t>2</w:t>
+      </w:r>
+      <w:r>
+        <w:rPr>
+          <w:lang w:val="en-US"/>
+        </w:rPr>
+        <w:t xml:space="preserve"> Output&gt;)</w:t>
+      </w:r>
+    </w:p>
+    <w:p>
+      <w:pPr>
+        <w:pStyle w:val="ListParagraph"/>
+        <w:numPr>
+          <w:ilvl w:val="0"/>
+          <w:numId w:val="2"/>
+        </w:numPr>
+        <w:rPr>
+          <w:lang w:val="en-US"/>
+        </w:rPr>
+      </w:pPr>
+      <w:r>
+        <w:rPr>
+          <w:lang w:val="en-US"/>
+        </w:rPr>
+        <w:t xml:space="preserve">Tiếp theo </w:t>
+      </w:r>
+      <w:r>
+        <w:rPr>
+          <w:lang w:val="en-US"/>
+        </w:rPr>
+        <w:t>&lt;</w:t>
+      </w:r>
+      <w:r>
+        <w:rPr>
+          <w:lang w:val="en-US"/>
+        </w:rPr>
+        <w:t>N</w:t>
+      </w:r>
+      <w:r>
+        <w:rPr>
+          <w:vertAlign w:val="subscript"/>
+          <w:lang w:val="en-US"/>
+        </w:rPr>
+        <w:t>4</w:t>
+      </w:r>
+      <w:r>
+        <w:rPr>
+          <w:lang w:val="en-US"/>
+        </w:rPr>
+        <w:t xml:space="preserve"> Output</w:t>
+      </w:r>
+      <w:r>
+        <w:rPr>
+          <w:lang w:val="en-US"/>
+        </w:rPr>
+        <w:t xml:space="preserve">&gt; sẽ trở thành Query, </w:t>
+      </w:r>
+      <w:r>
+        <w:rPr>
+          <w:lang w:val="en-US"/>
+        </w:rPr>
+        <w:t xml:space="preserve">còn </w:t>
+      </w:r>
+      <w:r>
+        <w:rPr>
+          <w:lang w:val="en-US"/>
+        </w:rPr>
+        <w:t>&lt;Encoder Output&gt;</w:t>
+      </w:r>
+      <w:r>
+        <w:rPr>
+          <w:lang w:val="en-US"/>
+        </w:rPr>
+        <w:t xml:space="preserve"> sẽ trở thành Key và Value cho lớp Multihead Attention A</w:t>
+      </w:r>
+      <w:r>
+        <w:rPr>
+          <w:vertAlign w:val="subscript"/>
+          <w:lang w:val="en-US"/>
+        </w:rPr>
+        <w:t>3</w:t>
+      </w:r>
+    </w:p>
+    <w:p>
+      <w:pPr>
+        <w:pStyle w:val="ListParagraph"/>
+        <w:pBdr>
+          <w:top w:val="single" w:sz="4" w:space="1" w:color="auto"/>
+          <w:left w:val="single" w:sz="4" w:space="4" w:color="auto"/>
+          <w:bottom w:val="single" w:sz="4" w:space="1" w:color="auto"/>
+          <w:right w:val="single" w:sz="4" w:space="4" w:color="auto"/>
+        </w:pBdr>
+        <w:ind w:left="1080"/>
+        <w:rPr>
+          <w:lang w:val="en-US"/>
+        </w:rPr>
+      </w:pPr>
+      <w:r>
+        <w:rPr>
+          <w:lang w:val="en-US"/>
+        </w:rPr>
+        <w:t>A</w:t>
+      </w:r>
+      <w:r>
+        <w:rPr>
+          <w:vertAlign w:val="subscript"/>
+          <w:lang w:val="en-US"/>
+        </w:rPr>
+        <w:t>3</w:t>
+      </w:r>
+      <w:r>
+        <w:rPr>
+          <w:lang w:val="en-US"/>
+        </w:rPr>
+        <w:t xml:space="preserve"> = nn.MultiheadAttention(&lt;Kích Thước Embedding&gt;, &lt;Số Đầu&gt;, batch_first = True)</w:t>
+      </w:r>
+    </w:p>
+    <w:p>
+      <w:pPr>
+        <w:pStyle w:val="ListParagraph"/>
+        <w:pBdr>
+          <w:top w:val="single" w:sz="4" w:space="1" w:color="auto"/>
+          <w:left w:val="single" w:sz="4" w:space="4" w:color="auto"/>
+          <w:bottom w:val="single" w:sz="4" w:space="1" w:color="auto"/>
+          <w:right w:val="single" w:sz="4" w:space="4" w:color="auto"/>
+        </w:pBdr>
+        <w:ind w:left="1080"/>
+        <w:rPr>
+          <w:lang w:val="en-US"/>
+        </w:rPr>
+      </w:pPr>
+      <w:r>
+        <w:rPr>
+          <w:lang w:val="en-US"/>
+        </w:rPr>
+        <w:t>&lt;A</w:t>
+      </w:r>
+      <w:r>
+        <w:rPr>
+          <w:vertAlign w:val="subscript"/>
+          <w:lang w:val="en-US"/>
+        </w:rPr>
+        <w:t>3</w:t>
+      </w:r>
+      <w:r>
+        <w:rPr>
+          <w:lang w:val="en-US"/>
+        </w:rPr>
+        <w:t xml:space="preserve"> Output&gt; = A</w:t>
+      </w:r>
+      <w:r>
+        <w:rPr>
+          <w:vertAlign w:val="subscript"/>
+          <w:lang w:val="en-US"/>
+        </w:rPr>
+        <w:t>3</w:t>
+      </w:r>
+      <w:r>
+        <w:rPr>
+          <w:lang w:val="en-US"/>
+        </w:rPr>
+        <w:t>(</w:t>
+      </w:r>
+    </w:p>
+    <w:p>
+      <w:pPr>
+        <w:pStyle w:val="ListParagraph"/>
+        <w:pBdr>
+          <w:top w:val="single" w:sz="4" w:space="1" w:color="auto"/>
+          <w:left w:val="single" w:sz="4" w:space="4" w:color="auto"/>
+          <w:bottom w:val="single" w:sz="4" w:space="1" w:color="auto"/>
+          <w:right w:val="single" w:sz="4" w:space="4" w:color="auto"/>
+        </w:pBdr>
+        <w:ind w:left="1080"/>
+        <w:rPr>
+          <w:lang w:val="en-US"/>
+        </w:rPr>
+      </w:pPr>
+      <w:r>
+        <w:rPr>
+          <w:lang w:val="en-US"/>
+        </w:rPr>
+        <w:t xml:space="preserve">    &lt;N</w:t>
+      </w:r>
+      <w:r>
+        <w:rPr>
+          <w:vertAlign w:val="subscript"/>
+          <w:lang w:val="en-US"/>
+        </w:rPr>
+        <w:t>4</w:t>
+      </w:r>
+      <w:r>
+        <w:rPr>
+          <w:lang w:val="en-US"/>
+        </w:rPr>
+        <w:t xml:space="preserve"> Output&gt;, &lt;Encoder Output&gt;, &lt;Encoder Output&gt;, </w:t>
+      </w:r>
+    </w:p>
+    <w:p>
+      <w:pPr>
+        <w:pStyle w:val="ListParagraph"/>
+        <w:pBdr>
+          <w:top w:val="single" w:sz="4" w:space="1" w:color="auto"/>
+          <w:left w:val="single" w:sz="4" w:space="4" w:color="auto"/>
+          <w:bottom w:val="single" w:sz="4" w:space="1" w:color="auto"/>
+          <w:right w:val="single" w:sz="4" w:space="4" w:color="auto"/>
+        </w:pBdr>
+        <w:ind w:left="1080"/>
+        <w:rPr>
+          <w:lang w:val="en-US"/>
+        </w:rPr>
+      </w:pPr>
+      <w:r>
+        <w:rPr>
+          <w:lang w:val="en-US"/>
+        </w:rPr>
+        <w:t xml:space="preserve">    &lt;Key Padding Mask </w:t>
+      </w:r>
+      <w:r>
+        <w:rPr>
+          <w:lang w:val="en-US"/>
+        </w:rPr>
+        <w:t>3</w:t>
+      </w:r>
+      <w:r>
+        <w:rPr>
+          <w:lang w:val="en-US"/>
+        </w:rPr>
+        <w:t xml:space="preserve">&gt;, attn_mask = </w:t>
+      </w:r>
+      <w:r>
+        <w:rPr>
+          <w:lang w:val="en-US"/>
+        </w:rPr>
+        <w:t>&lt;</w:t>
+      </w:r>
+      <w:r>
+        <w:rPr>
+          <w:lang w:val="en-US"/>
+        </w:rPr>
+        <w:t xml:space="preserve">Attention </w:t>
+      </w:r>
+      <w:r>
+        <w:rPr>
+          <w:lang w:val="en-US"/>
+        </w:rPr>
+        <w:t>Mask</w:t>
+      </w:r>
+      <w:r>
+        <w:rPr>
+          <w:lang w:val="en-US"/>
+        </w:rPr>
+        <w:t xml:space="preserve"> 3</w:t>
+      </w:r>
+      <w:r>
+        <w:rPr>
+          <w:lang w:val="en-US"/>
+        </w:rPr>
+        <w:t>&gt;</w:t>
+      </w:r>
+    </w:p>
+    <w:p>
+      <w:pPr>
+        <w:pStyle w:val="ListParagraph"/>
+        <w:pBdr>
+          <w:top w:val="single" w:sz="4" w:space="1" w:color="auto"/>
+          <w:left w:val="single" w:sz="4" w:space="4" w:color="auto"/>
+          <w:bottom w:val="single" w:sz="4" w:space="1" w:color="auto"/>
+          <w:right w:val="single" w:sz="4" w:space="4" w:color="auto"/>
+        </w:pBdr>
+        <w:ind w:left="1080"/>
+        <w:rPr>
+          <w:lang w:val="en-US"/>
+        </w:rPr>
+      </w:pPr>
+      <w:r>
+        <w:rPr>
+          <w:lang w:val="en-US"/>
+        </w:rPr>
+        <w:t>)[0]</w:t>
+      </w:r>
+    </w:p>
+    <w:p>
+      <w:pPr>
+        <w:pStyle w:val="ListParagraph"/>
+        <w:numPr>
+          <w:ilvl w:val="0"/>
+          <w:numId w:val="2"/>
+        </w:numPr>
+        <w:rPr>
+          <w:lang w:val="en-US"/>
+        </w:rPr>
+      </w:pPr>
+      <w:r>
+        <w:rPr>
+          <w:lang w:val="en-US"/>
+        </w:rPr>
+        <w:t>Sau đó &lt;A</w:t>
+      </w:r>
+      <w:r>
+        <w:rPr>
+          <w:vertAlign w:val="subscript"/>
+          <w:lang w:val="en-US"/>
+        </w:rPr>
+        <w:t>3</w:t>
+      </w:r>
+      <w:r>
+        <w:rPr>
+          <w:lang w:val="en-US"/>
+        </w:rPr>
+        <w:t xml:space="preserve"> Output&gt;</w:t>
+      </w:r>
+      <w:r>
+        <w:rPr>
+          <w:lang w:val="en-US"/>
+        </w:rPr>
+        <w:t xml:space="preserve"> bị Drop Out, rồi</w:t>
+      </w:r>
+      <w:r>
+        <w:rPr>
+          <w:lang w:val="en-US"/>
+        </w:rPr>
+        <w:t xml:space="preserve"> kết hợp với &lt;N</w:t>
+      </w:r>
+      <w:r>
+        <w:rPr>
+          <w:vertAlign w:val="subscript"/>
+          <w:lang w:val="en-US"/>
+        </w:rPr>
+        <w:t>4</w:t>
+      </w:r>
+      <w:r>
+        <w:rPr>
+          <w:lang w:val="en-US"/>
+        </w:rPr>
+        <w:t xml:space="preserve"> Output&gt; bằ</w:t>
+      </w:r>
+      <w:r>
+        <w:rPr>
+          <w:lang w:val="en-US"/>
+        </w:rPr>
+        <w:t>ng</w:t>
+      </w:r>
+      <w:r>
+        <w:rPr>
+          <w:lang w:val="en-US"/>
+        </w:rPr>
+        <w:t xml:space="preserve"> kết nối Residual và cho đi qua lớp Layer Norm N</w:t>
+      </w:r>
+      <w:r>
+        <w:rPr>
+          <w:vertAlign w:val="subscript"/>
+          <w:lang w:val="en-US"/>
+        </w:rPr>
+        <w:t>5</w:t>
+      </w:r>
+    </w:p>
+    <w:p>
+      <w:pPr>
+        <w:pStyle w:val="ListParagraph"/>
+        <w:pBdr>
+          <w:top w:val="single" w:sz="4" w:space="1" w:color="auto"/>
+          <w:left w:val="single" w:sz="4" w:space="4" w:color="auto"/>
+          <w:bottom w:val="single" w:sz="4" w:space="1" w:color="auto"/>
+          <w:right w:val="single" w:sz="4" w:space="4" w:color="auto"/>
+        </w:pBdr>
+        <w:ind w:left="1080"/>
+        <w:rPr>
+          <w:lang w:val="en-US"/>
+        </w:rPr>
+      </w:pPr>
+      <w:r>
+        <w:rPr>
+          <w:lang w:val="en-US"/>
+        </w:rPr>
+        <w:t>N</w:t>
+      </w:r>
+      <w:r>
+        <w:rPr>
+          <w:vertAlign w:val="subscript"/>
+          <w:lang w:val="en-US"/>
+        </w:rPr>
+        <w:t>5</w:t>
+      </w:r>
+      <w:r>
+        <w:rPr>
+          <w:lang w:val="en-US"/>
+        </w:rPr>
+        <w:t xml:space="preserve"> = nn.LayerNorm(&lt;Kích Thước Embedding&gt;)</w:t>
+      </w:r>
+    </w:p>
+    <w:p>
+      <w:pPr>
+        <w:pStyle w:val="ListParagraph"/>
+        <w:pBdr>
+          <w:top w:val="single" w:sz="4" w:space="1" w:color="auto"/>
+          <w:left w:val="single" w:sz="4" w:space="4" w:color="auto"/>
+          <w:bottom w:val="single" w:sz="4" w:space="1" w:color="auto"/>
+          <w:right w:val="single" w:sz="4" w:space="4" w:color="auto"/>
+        </w:pBdr>
+        <w:ind w:left="1080"/>
+        <w:rPr>
+          <w:lang w:val="en-US"/>
+        </w:rPr>
+      </w:pPr>
+      <w:r>
+        <w:rPr>
+          <w:lang w:val="en-US"/>
+        </w:rPr>
+        <w:t>&lt;N</w:t>
+      </w:r>
+      <w:r>
+        <w:rPr>
+          <w:vertAlign w:val="subscript"/>
+          <w:lang w:val="en-US"/>
+        </w:rPr>
+        <w:t>5</w:t>
+      </w:r>
+      <w:r>
+        <w:rPr>
+          <w:lang w:val="en-US"/>
+        </w:rPr>
+        <w:t xml:space="preserve"> Output&gt; = N</w:t>
+      </w:r>
+      <w:r>
+        <w:rPr>
+          <w:vertAlign w:val="subscript"/>
+          <w:lang w:val="en-US"/>
+        </w:rPr>
+        <w:t>5</w:t>
+      </w:r>
+      <w:r>
+        <w:rPr>
+          <w:lang w:val="en-US"/>
+        </w:rPr>
+        <w:t>(&lt;N</w:t>
+      </w:r>
+      <w:r>
+        <w:rPr>
+          <w:vertAlign w:val="subscript"/>
+          <w:lang w:val="en-US"/>
+        </w:rPr>
+        <w:t>4</w:t>
+      </w:r>
+      <w:r>
+        <w:rPr>
+          <w:lang w:val="en-US"/>
+        </w:rPr>
+        <w:t xml:space="preserve"> Output&gt; + &lt;A</w:t>
+      </w:r>
+      <w:r>
+        <w:rPr>
+          <w:vertAlign w:val="subscript"/>
+          <w:lang w:val="en-US"/>
+        </w:rPr>
+        <w:t>3</w:t>
+      </w:r>
+      <w:r>
+        <w:rPr>
+          <w:lang w:val="en-US"/>
+        </w:rPr>
+        <w:t xml:space="preserve"> Output&gt;)</w:t>
+      </w:r>
+    </w:p>
+    <w:p>
+      <w:pPr>
+        <w:pStyle w:val="ListParagraph"/>
+        <w:numPr>
+          <w:ilvl w:val="0"/>
+          <w:numId w:val="2"/>
+        </w:numPr>
+        <w:rPr>
+          <w:lang w:val="en-US"/>
+        </w:rPr>
+      </w:pPr>
+      <w:r>
+        <w:rPr>
+          <w:lang w:val="en-US"/>
+        </w:rPr>
+        <w:t>Tiếp theo &lt;N</w:t>
+      </w:r>
+      <w:r>
+        <w:rPr>
+          <w:vertAlign w:val="subscript"/>
+          <w:lang w:val="en-US"/>
+        </w:rPr>
+        <w:t>5</w:t>
+      </w:r>
+      <w:r>
+        <w:rPr>
+          <w:lang w:val="en-US"/>
+        </w:rPr>
+        <w:t xml:space="preserve"> Output&gt; sẽ đi qua lớp tuyến tính F</w:t>
+      </w:r>
+      <w:r>
+        <w:rPr>
+          <w:vertAlign w:val="subscript"/>
+          <w:lang w:val="en-US"/>
+        </w:rPr>
+        <w:t>3</w:t>
+      </w:r>
+      <w:r>
+        <w:rPr>
+          <w:lang w:val="en-US"/>
+        </w:rPr>
+        <w:t xml:space="preserve"> với hàm kích hoạt ReLU, bị Drop Out rồi qua lớp tuyến tính F</w:t>
+      </w:r>
+      <w:r>
+        <w:rPr>
+          <w:vertAlign w:val="subscript"/>
+          <w:lang w:val="en-US"/>
+        </w:rPr>
+        <w:t>4</w:t>
+      </w:r>
+      <w:r>
+        <w:rPr>
+          <w:lang w:val="en-US"/>
+        </w:rPr>
+        <w:t>, bị Drop Out lần nữa, sau đó kết hợp &lt;N</w:t>
+      </w:r>
+      <w:r>
+        <w:rPr>
+          <w:vertAlign w:val="subscript"/>
+          <w:lang w:val="en-US"/>
+        </w:rPr>
+        <w:t>5</w:t>
+      </w:r>
+      <w:r>
+        <w:rPr>
+          <w:lang w:val="en-US"/>
+        </w:rPr>
+        <w:t xml:space="preserve"> Output&gt;</w:t>
+      </w:r>
+      <w:r>
+        <w:rPr>
+          <w:lang w:val="en-US"/>
+        </w:rPr>
+        <w:t xml:space="preserve"> ban đầu</w:t>
+      </w:r>
+      <w:r>
+        <w:rPr>
+          <w:lang w:val="en-US"/>
+        </w:rPr>
+        <w:t xml:space="preserve"> bằng kết nối Residual và cuối cùng cho đi qua lớp Layer Norm N</w:t>
+      </w:r>
+      <w:r>
+        <w:rPr>
+          <w:vertAlign w:val="subscript"/>
+          <w:lang w:val="en-US"/>
+        </w:rPr>
+        <w:t>6</w:t>
+      </w:r>
+    </w:p>
+    <w:p>
+      <w:pPr>
+        <w:pStyle w:val="ListParagraph"/>
+        <w:pBdr>
+          <w:top w:val="single" w:sz="4" w:space="1" w:color="auto"/>
+          <w:left w:val="single" w:sz="4" w:space="4" w:color="auto"/>
+          <w:bottom w:val="single" w:sz="4" w:space="1" w:color="auto"/>
+          <w:right w:val="single" w:sz="4" w:space="4" w:color="auto"/>
+        </w:pBdr>
+        <w:ind w:left="1080"/>
+        <w:rPr>
+          <w:lang w:val="en-US"/>
+        </w:rPr>
+      </w:pPr>
+      <w:r>
+        <w:rPr>
+          <w:lang w:val="en-US"/>
+        </w:rPr>
+        <w:t>F</w:t>
+      </w:r>
+      <w:r>
+        <w:rPr>
+          <w:vertAlign w:val="subscript"/>
+          <w:lang w:val="en-US"/>
+        </w:rPr>
+        <w:t>3</w:t>
+      </w:r>
+      <w:r>
+        <w:rPr>
+          <w:lang w:val="en-US"/>
+        </w:rPr>
+        <w:t xml:space="preserve"> = nn.Linear(&lt;Kích Thước Embedding&gt;, &lt;Kích Thước Feed Forward&gt;)</w:t>
+      </w:r>
+    </w:p>
+    <w:p>
+      <w:pPr>
+        <w:pStyle w:val="ListParagraph"/>
+        <w:pBdr>
+          <w:top w:val="single" w:sz="4" w:space="1" w:color="auto"/>
+          <w:left w:val="single" w:sz="4" w:space="4" w:color="auto"/>
+          <w:bottom w:val="single" w:sz="4" w:space="1" w:color="auto"/>
+          <w:right w:val="single" w:sz="4" w:space="4" w:color="auto"/>
+        </w:pBdr>
+        <w:ind w:left="1080"/>
+        <w:rPr>
+          <w:lang w:val="en-US"/>
+        </w:rPr>
+      </w:pPr>
+      <w:r>
+        <w:rPr>
+          <w:lang w:val="en-US"/>
+        </w:rPr>
+        <w:t>F</w:t>
+      </w:r>
+      <w:r>
+        <w:rPr>
+          <w:vertAlign w:val="subscript"/>
+          <w:lang w:val="en-US"/>
+        </w:rPr>
+        <w:t>4</w:t>
+      </w:r>
+      <w:r>
+        <w:rPr>
+          <w:lang w:val="en-US"/>
+        </w:rPr>
+        <w:t xml:space="preserve"> = nn.Linear(&lt;Kích Thước Feed Forward&gt;, Kích Thước Embedding&gt;)</w:t>
+      </w:r>
+    </w:p>
+    <w:p>
+      <w:pPr>
+        <w:pStyle w:val="ListParagraph"/>
+        <w:pBdr>
+          <w:top w:val="single" w:sz="4" w:space="1" w:color="auto"/>
+          <w:left w:val="single" w:sz="4" w:space="4" w:color="auto"/>
+          <w:bottom w:val="single" w:sz="4" w:space="1" w:color="auto"/>
+          <w:right w:val="single" w:sz="4" w:space="4" w:color="auto"/>
+        </w:pBdr>
+        <w:ind w:left="1080"/>
+        <w:rPr>
+          <w:lang w:val="en-US"/>
+        </w:rPr>
+      </w:pPr>
+      <w:r>
+        <w:rPr>
+          <w:lang w:val="en-US"/>
+        </w:rPr>
+        <w:t>N</w:t>
+      </w:r>
+      <w:r>
+        <w:rPr>
+          <w:vertAlign w:val="subscript"/>
+          <w:lang w:val="en-US"/>
+        </w:rPr>
+        <w:t>6</w:t>
+      </w:r>
+      <w:r>
+        <w:rPr>
+          <w:lang w:val="en-US"/>
+        </w:rPr>
+        <w:t xml:space="preserve"> = nn.LayerNorm(&lt;Kích Thước Embedding&gt;)</w:t>
+      </w:r>
+    </w:p>
+    <w:p>
+      <w:pPr>
+        <w:pStyle w:val="ListParagraph"/>
+        <w:pBdr>
+          <w:top w:val="single" w:sz="4" w:space="1" w:color="auto"/>
+          <w:left w:val="single" w:sz="4" w:space="4" w:color="auto"/>
+          <w:bottom w:val="single" w:sz="4" w:space="1" w:color="auto"/>
+          <w:right w:val="single" w:sz="4" w:space="4" w:color="auto"/>
+        </w:pBdr>
+        <w:ind w:left="1080"/>
+        <w:rPr>
+          <w:lang w:val="en-US"/>
+        </w:rPr>
+      </w:pPr>
+      <w:r>
+        <w:rPr>
+          <w:lang w:val="en-US"/>
+        </w:rPr>
+        <w:t>&lt;N</w:t>
+      </w:r>
+      <w:r>
+        <w:rPr>
+          <w:vertAlign w:val="subscript"/>
+          <w:lang w:val="en-US"/>
+        </w:rPr>
+        <w:t>6</w:t>
+      </w:r>
+      <w:r>
+        <w:rPr>
+          <w:lang w:val="en-US"/>
+        </w:rPr>
+        <w:t xml:space="preserve"> Output&gt; =</w:t>
+      </w:r>
+      <w:r>
+        <w:rPr>
+          <w:lang w:val="en-US"/>
+        </w:rPr>
+        <w:t xml:space="preserve"> </w:t>
+      </w:r>
+      <w:r>
+        <w:rPr>
+          <w:lang w:val="en-US"/>
+        </w:rPr>
+        <w:t>N</w:t>
+      </w:r>
+      <w:r>
+        <w:rPr>
+          <w:vertAlign w:val="subscript"/>
+          <w:lang w:val="en-US"/>
+        </w:rPr>
+        <w:t>6</w:t>
+      </w:r>
+      <w:r>
+        <w:rPr>
+          <w:lang w:val="en-US"/>
+        </w:rPr>
+        <w:t>(&lt;N</w:t>
+      </w:r>
+      <w:r>
+        <w:rPr>
+          <w:vertAlign w:val="subscript"/>
+          <w:lang w:val="en-US"/>
+        </w:rPr>
+        <w:t>5</w:t>
+      </w:r>
+      <w:r>
+        <w:rPr>
+          <w:lang w:val="en-US"/>
+        </w:rPr>
+        <w:t xml:space="preserve"> Output&gt; + F</w:t>
+      </w:r>
+      <w:r>
+        <w:rPr>
+          <w:vertAlign w:val="subscript"/>
+          <w:lang w:val="en-US"/>
+        </w:rPr>
+        <w:t>4</w:t>
+      </w:r>
+      <w:r>
+        <w:rPr>
+          <w:lang w:val="en-US"/>
+        </w:rPr>
+        <w:t>(ReLU(F</w:t>
+      </w:r>
+      <w:r>
+        <w:rPr>
+          <w:vertAlign w:val="subscript"/>
+          <w:lang w:val="en-US"/>
+        </w:rPr>
+        <w:t>3</w:t>
+      </w:r>
+      <w:r>
+        <w:rPr>
+          <w:lang w:val="en-US"/>
+        </w:rPr>
+        <w:t>(&lt;N</w:t>
+      </w:r>
+      <w:r>
+        <w:rPr>
+          <w:vertAlign w:val="subscript"/>
+          <w:lang w:val="en-US"/>
+        </w:rPr>
+        <w:t>5</w:t>
+      </w:r>
+      <w:r>
+        <w:rPr>
+          <w:lang w:val="en-US"/>
+        </w:rPr>
+        <w:t xml:space="preserve"> Output&gt;))))</w:t>
+      </w:r>
+    </w:p>
+    <w:p>
+      <w:pPr>
+        <w:pStyle w:val="ListParagraph"/>
+        <w:numPr>
+          <w:ilvl w:val="0"/>
+          <w:numId w:val="2"/>
+        </w:numPr>
+        <w:rPr>
+          <w:lang w:val="en-US"/>
+        </w:rPr>
+      </w:pPr>
+      <w:r>
+        <w:rPr>
+          <w:lang w:val="en-US"/>
+        </w:rPr>
+        <w:t>Quá trình trên từ lúc vào A</w:t>
+      </w:r>
+      <w:r>
+        <w:rPr>
+          <w:vertAlign w:val="subscript"/>
+          <w:lang w:val="en-US"/>
+        </w:rPr>
+        <w:t>2</w:t>
+      </w:r>
+      <w:r>
+        <w:rPr>
+          <w:lang w:val="en-US"/>
+        </w:rPr>
+        <w:t xml:space="preserve"> tới lúc ra N</w:t>
+      </w:r>
+      <w:r>
+        <w:rPr>
+          <w:vertAlign w:val="subscript"/>
+          <w:lang w:val="en-US"/>
+        </w:rPr>
+        <w:t>6</w:t>
+      </w:r>
+      <w:r>
+        <w:rPr>
+          <w:lang w:val="en-US"/>
+        </w:rPr>
+        <w:t xml:space="preserve"> sẽ được lặp đi lặp lại với số lần = </w:t>
+      </w:r>
+    </w:p>
+    <w:p>
+      <w:pPr>
+        <w:pStyle w:val="ListParagraph"/>
+        <w:ind w:left="1080"/>
+        <w:rPr>
+          <w:lang w:val="en-US"/>
+        </w:rPr>
+      </w:pPr>
+      <w:r>
+        <w:rPr>
+          <w:lang w:val="en-US"/>
+        </w:rPr>
+        <w:t>&lt;Số</w:t>
+      </w:r>
+      <w:r>
+        <w:rPr>
+          <w:lang w:val="en-US"/>
+        </w:rPr>
+        <w:t xml:space="preserve"> Stack De</w:t>
+      </w:r>
+      <w:r>
+        <w:rPr>
+          <w:lang w:val="en-US"/>
+        </w:rPr>
+        <w:t xml:space="preserve">coder&gt; nhưng với tham số khác nhau, Output của lần này sẽ là Input của lần sau, kết quả cuối cùng là &lt;Stack </w:t>
+      </w:r>
+      <w:r>
+        <w:rPr>
+          <w:lang w:val="en-US"/>
+        </w:rPr>
+        <w:t xml:space="preserve">Decoder </w:t>
+      </w:r>
+      <w:r>
+        <w:rPr>
+          <w:lang w:val="en-US"/>
+        </w:rPr>
+        <w:t>Output&gt; sẽ đi qua lớp Layer Norm</w:t>
+      </w:r>
+      <w:r>
+        <w:rPr>
+          <w:lang w:val="en-US"/>
+        </w:rPr>
+        <w:t xml:space="preserve"> </w:t>
+      </w:r>
+      <w:r>
+        <w:rPr>
+          <w:lang w:val="en-US"/>
+        </w:rPr>
+        <w:t>N</w:t>
+      </w:r>
+      <w:r>
+        <w:rPr>
+          <w:vertAlign w:val="subscript"/>
+          <w:lang w:val="en-US"/>
+        </w:rPr>
+        <w:t>7</w:t>
+      </w:r>
+    </w:p>
+    <w:p>
+      <w:pPr>
+        <w:pStyle w:val="ListParagraph"/>
+        <w:pBdr>
+          <w:top w:val="single" w:sz="4" w:space="1" w:color="auto"/>
+          <w:left w:val="single" w:sz="4" w:space="4" w:color="auto"/>
+          <w:bottom w:val="single" w:sz="4" w:space="1" w:color="auto"/>
+          <w:right w:val="single" w:sz="4" w:space="4" w:color="auto"/>
+        </w:pBdr>
+        <w:ind w:left="1080"/>
+        <w:rPr>
+          <w:lang w:val="en-US"/>
+        </w:rPr>
+      </w:pPr>
+      <w:r>
+        <w:rPr>
+          <w:lang w:val="en-US"/>
+        </w:rPr>
+        <w:t>N</w:t>
+      </w:r>
+      <w:r>
+        <w:rPr>
+          <w:vertAlign w:val="subscript"/>
+          <w:lang w:val="en-US"/>
+        </w:rPr>
+        <w:t>7</w:t>
+      </w:r>
+      <w:r>
+        <w:rPr>
+          <w:lang w:val="en-US"/>
+        </w:rPr>
+        <w:t xml:space="preserve"> = nn.LayerNorm(&lt;Kích Thước Embedding&gt;)</w:t>
+      </w:r>
+    </w:p>
+    <w:p>
+      <w:pPr>
+        <w:pStyle w:val="ListParagraph"/>
+        <w:pBdr>
+          <w:top w:val="single" w:sz="4" w:space="1" w:color="auto"/>
+          <w:left w:val="single" w:sz="4" w:space="4" w:color="auto"/>
+          <w:bottom w:val="single" w:sz="4" w:space="1" w:color="auto"/>
+          <w:right w:val="single" w:sz="4" w:space="4" w:color="auto"/>
+        </w:pBdr>
+        <w:ind w:left="1080"/>
+        <w:rPr>
+          <w:lang w:val="en-US"/>
+        </w:rPr>
+      </w:pPr>
+      <w:r>
+        <w:rPr>
+          <w:lang w:val="en-US"/>
+        </w:rPr>
+        <w:t>&lt;Output&gt; = N</w:t>
+      </w:r>
+      <w:r>
+        <w:rPr>
+          <w:vertAlign w:val="subscript"/>
+          <w:lang w:val="en-US"/>
+        </w:rPr>
+        <w:t>7</w:t>
+      </w:r>
+      <w:r>
+        <w:rPr>
+          <w:lang w:val="en-US"/>
+        </w:rPr>
+        <w:t xml:space="preserve">(&lt;Stack </w:t>
+      </w:r>
+      <w:r>
+        <w:rPr>
+          <w:lang w:val="en-US"/>
+        </w:rPr>
+        <w:t>Decode</w:t>
+      </w:r>
+      <w:r>
+        <w:rPr>
+          <w:lang w:val="en-US"/>
+        </w:rPr>
+        <w:t>r Output&gt;)</w:t>
+      </w:r>
+    </w:p>
+    <w:p>
+      <w:pPr>
+        <w:pStyle w:val="ListParagraph"/>
+        <w:numPr>
+          <w:ilvl w:val="0"/>
+          <w:numId w:val="2"/>
+        </w:numPr>
+        <w:rPr>
+          <w:lang w:val="en-US"/>
+        </w:rPr>
+      </w:pPr>
+      <w:r>
+        <w:rPr>
+          <w:lang w:val="en-US"/>
+        </w:rPr>
+        <w:t>Tóm tắt các trường hợp</w:t>
+      </w:r>
+    </w:p>
+    <w:tbl>
+      <w:tblPr>
+        <w:tblStyle w:val="TableGrid"/>
+        <w:tblW w:w="9376" w:type="dxa"/>
+        <w:tblInd w:w="1080" w:type="dxa"/>
+        <w:tblLook w:val="04A0" w:firstRow="1" w:lastRow="0" w:firstColumn="1" w:lastColumn="0" w:noHBand="0" w:noVBand="1"/>
+      </w:tblPr>
+      <w:tblGrid>
+        <w:gridCol w:w="4557"/>
+        <w:gridCol w:w="4819"/>
+      </w:tblGrid>
+      <w:tr>
+        <w:tc>
+          <w:tcPr>
+            <w:tcW w:w="4557" w:type="dxa"/>
+            <w:vAlign w:val="center"/>
+          </w:tcPr>
+          <w:p>
+            <w:pPr>
+              <w:pStyle w:val="ListParagraph"/>
+              <w:ind w:left="0"/>
+              <w:jc w:val="center"/>
+              <w:rPr>
+                <w:lang w:val="en-US"/>
+              </w:rPr>
+            </w:pPr>
+            <w:r>
+              <w:rPr>
+                <w:lang w:val="en-US"/>
+              </w:rPr>
+              <w:t>&lt;</w:t>
+            </w:r>
+            <w:r>
+              <w:rPr>
+                <w:lang w:val="en-US"/>
+              </w:rPr>
+              <w:t>Input&gt; Shape</w:t>
+            </w:r>
+          </w:p>
+          <w:p>
+            <w:pPr>
+              <w:pStyle w:val="ListParagraph"/>
+              <w:ind w:left="0"/>
+              <w:jc w:val="center"/>
+              <w:rPr>
+                <w:lang w:val="en-US"/>
+              </w:rPr>
+            </w:pPr>
+          </w:p>
+        </w:tc>
+        <w:tc>
+          <w:tcPr>
+            <w:tcW w:w="4819" w:type="dxa"/>
+            <w:vAlign w:val="center"/>
+          </w:tcPr>
+          <w:p>
+            <w:pPr>
+              <w:pStyle w:val="ListParagraph"/>
+              <w:ind w:left="0"/>
+              <w:jc w:val="center"/>
+              <w:rPr>
+                <w:lang w:val="en-US"/>
+              </w:rPr>
+            </w:pPr>
+            <w:r>
+              <w:rPr>
+                <w:lang w:val="en-US"/>
+              </w:rPr>
+              <w:t>&lt;</w:t>
+            </w:r>
+            <w:r>
+              <w:rPr>
+                <w:lang w:val="en-US"/>
+              </w:rPr>
+              <w:t>Target&gt; Shape, &lt;Output&gt; Shape</w:t>
+            </w:r>
+          </w:p>
+        </w:tc>
+      </w:tr>
+      <w:tr>
+        <w:tc>
+          <w:tcPr>
+            <w:tcW w:w="4557" w:type="dxa"/>
+            <w:vAlign w:val="center"/>
+          </w:tcPr>
+          <w:p>
+            <w:pPr>
+              <w:pStyle w:val="ListParagraph"/>
+              <w:ind w:left="0"/>
+              <w:jc w:val="center"/>
+              <w:rPr>
+                <w:lang w:val="en-US"/>
+              </w:rPr>
+            </w:pPr>
+            <w:r>
+              <w:rPr>
+                <w:lang w:val="en-US"/>
+              </w:rPr>
+              <w:t>(&lt;Kích Thước Batch&gt;,</w:t>
+            </w:r>
+          </w:p>
+          <w:p>
+            <w:pPr>
+              <w:pStyle w:val="ListParagraph"/>
+              <w:ind w:left="0"/>
+              <w:jc w:val="center"/>
+              <w:rPr>
+                <w:lang w:val="en-US"/>
+              </w:rPr>
+            </w:pPr>
+            <w:r>
+              <w:rPr>
+                <w:lang w:val="en-US"/>
+              </w:rPr>
+              <w:t>&lt;Chiề</w:t>
+            </w:r>
+            <w:r>
+              <w:rPr>
+                <w:lang w:val="en-US"/>
+              </w:rPr>
+              <w:t>u Dài Chuỗi Input&gt;,</w:t>
+            </w:r>
+          </w:p>
+          <w:p>
+            <w:pPr>
+              <w:pStyle w:val="ListParagraph"/>
+              <w:ind w:left="0"/>
+              <w:jc w:val="center"/>
+              <w:rPr>
+                <w:lang w:val="en-US"/>
+              </w:rPr>
+            </w:pPr>
+            <w:r>
+              <w:rPr>
+                <w:lang w:val="en-US"/>
+              </w:rPr>
+              <w:t>&lt;Kích Thướ</w:t>
+            </w:r>
+            <w:r>
+              <w:rPr>
+                <w:lang w:val="en-US"/>
+              </w:rPr>
+              <w:t>c Embedding</w:t>
+            </w:r>
+            <w:r>
+              <w:rPr>
+                <w:lang w:val="en-US"/>
+              </w:rPr>
+              <w:t>&gt;)</w:t>
+            </w:r>
+          </w:p>
+        </w:tc>
+        <w:tc>
+          <w:tcPr>
+            <w:tcW w:w="4819" w:type="dxa"/>
+            <w:vAlign w:val="center"/>
+          </w:tcPr>
+          <w:p>
+            <w:pPr>
+              <w:pStyle w:val="ListParagraph"/>
+              <w:ind w:left="0"/>
+              <w:jc w:val="center"/>
+              <w:rPr>
+                <w:lang w:val="en-US"/>
+              </w:rPr>
+            </w:pPr>
+            <w:r>
+              <w:rPr>
+                <w:lang w:val="en-US"/>
+              </w:rPr>
+              <w:t>(&lt;Kích Thước Batch&gt;,</w:t>
+            </w:r>
+          </w:p>
+          <w:p>
+            <w:pPr>
+              <w:pStyle w:val="ListParagraph"/>
+              <w:ind w:left="0"/>
+              <w:jc w:val="center"/>
+              <w:rPr>
+                <w:lang w:val="en-US"/>
+              </w:rPr>
+            </w:pPr>
+            <w:r>
+              <w:rPr>
+                <w:lang w:val="en-US"/>
+              </w:rPr>
+              <w:t>&lt;Chiều Dài Chuỗ</w:t>
+            </w:r>
+            <w:r>
+              <w:rPr>
+                <w:lang w:val="en-US"/>
+              </w:rPr>
+              <w:t>i Target&gt;,</w:t>
+            </w:r>
+          </w:p>
+          <w:p>
+            <w:pPr>
+              <w:pStyle w:val="ListParagraph"/>
+              <w:ind w:left="0"/>
+              <w:jc w:val="center"/>
+              <w:rPr>
+                <w:lang w:val="en-US"/>
+              </w:rPr>
+            </w:pPr>
+            <w:r>
+              <w:rPr>
+                <w:lang w:val="en-US"/>
+              </w:rPr>
+              <w:t>&lt;Kích Thướ</w:t>
+            </w:r>
+            <w:r>
+              <w:rPr>
+                <w:lang w:val="en-US"/>
+              </w:rPr>
+              <w:t>c Embedding</w:t>
+            </w:r>
+            <w:r>
+              <w:rPr>
+                <w:lang w:val="en-US"/>
+              </w:rPr>
+              <w:t>&gt;)</w:t>
+            </w:r>
+          </w:p>
+        </w:tc>
+      </w:tr>
+      <w:tr>
+        <w:tc>
+          <w:tcPr>
+            <w:tcW w:w="4557" w:type="dxa"/>
+            <w:vAlign w:val="center"/>
+          </w:tcPr>
+          <w:p>
+            <w:pPr>
+              <w:pStyle w:val="ListParagraph"/>
+              <w:ind w:left="0"/>
+              <w:jc w:val="center"/>
+              <w:rPr>
+                <w:lang w:val="en-US"/>
+              </w:rPr>
+            </w:pPr>
+            <w:r>
+              <w:rPr>
+                <w:lang w:val="en-US"/>
+              </w:rPr>
+              <w:t>(</w:t>
+            </w:r>
+            <w:r>
+              <w:rPr>
+                <w:lang w:val="en-US"/>
+              </w:rPr>
+              <w:t>&lt;Chiều Dài Chuỗi Input</w:t>
+            </w:r>
+            <w:r>
+              <w:rPr>
+                <w:lang w:val="en-US"/>
+              </w:rPr>
+              <w:t>&gt;,</w:t>
+            </w:r>
+          </w:p>
+          <w:p>
+            <w:pPr>
+              <w:pStyle w:val="ListParagraph"/>
+              <w:ind w:left="0"/>
+              <w:jc w:val="center"/>
+              <w:rPr>
+                <w:lang w:val="en-US"/>
+              </w:rPr>
+            </w:pPr>
+            <w:r>
+              <w:rPr>
+                <w:lang w:val="en-US"/>
+              </w:rPr>
+              <w:t>&lt;Kích Thước Embedding&gt;)</w:t>
+            </w:r>
+          </w:p>
+        </w:tc>
+        <w:tc>
+          <w:tcPr>
+            <w:tcW w:w="4819" w:type="dxa"/>
+            <w:vAlign w:val="center"/>
+          </w:tcPr>
+          <w:p>
+            <w:pPr>
+              <w:pStyle w:val="ListParagraph"/>
+              <w:ind w:left="0"/>
+              <w:jc w:val="center"/>
+              <w:rPr>
+                <w:lang w:val="en-US"/>
+              </w:rPr>
+            </w:pPr>
+            <w:r>
+              <w:rPr>
+                <w:lang w:val="en-US"/>
+              </w:rPr>
+              <w:t>(</w:t>
+            </w:r>
+            <w:r>
+              <w:rPr>
+                <w:lang w:val="en-US"/>
+              </w:rPr>
+              <w:t>&lt;Chiều Dài Chuỗi Target</w:t>
+            </w:r>
+            <w:r>
+              <w:rPr>
+                <w:lang w:val="en-US"/>
+              </w:rPr>
+              <w:t>&gt;,</w:t>
+            </w:r>
+          </w:p>
+          <w:p>
+            <w:pPr>
+              <w:pStyle w:val="ListParagraph"/>
+              <w:ind w:left="0"/>
+              <w:jc w:val="center"/>
+              <w:rPr>
+                <w:lang w:val="en-US"/>
+              </w:rPr>
+            </w:pPr>
+            <w:r>
+              <w:rPr>
+                <w:lang w:val="en-US"/>
+              </w:rPr>
+              <w:t>&lt;Kích Thước Embedding&gt;)</w:t>
+            </w:r>
+          </w:p>
+        </w:tc>
+      </w:tr>
+    </w:tbl>
+    <w:p>
+      <w:pPr>
+        <w:rPr>
+          <w:lang w:val="en-US"/>
+        </w:rPr>
+      </w:pPr>
+    </w:p>
+    <w:p>
+      <w:pPr>
+        <w:rPr>
+          <w:lang w:val="en-US"/>
+        </w:rPr>
+      </w:pPr>
+      <w:r>
+        <w:rPr>
+          <w:lang w:val="en-US"/>
+        </w:rPr>
+        <w:t>Functional – Hàm:</w:t>
+      </w:r>
+      <w:bookmarkStart w:id="0" w:name="_GoBack"/>
+      <w:bookmarkEnd w:id="0"/>
+    </w:p>
+    <w:p>
+      <w:pPr>
+        <w:pStyle w:val="ListParagraph"/>
+        <w:numPr>
+          <w:ilvl w:val="0"/>
+          <w:numId w:val="12"/>
+        </w:numPr>
+        <w:rPr>
+          <w:lang w:val="en-US"/>
+        </w:rPr>
+      </w:pPr>
+      <w:r>
+        <w:rPr>
+          <w:lang w:val="en-US"/>
+        </w:rPr>
+        <w:t>Cách Import?</w:t>
+      </w:r>
+    </w:p>
+    <w:p>
+      <w:pPr>
+        <w:pStyle w:val="ListParagraph"/>
+        <w:pBdr>
+          <w:top w:val="single" w:sz="4" w:space="1" w:color="auto"/>
+          <w:left w:val="single" w:sz="4" w:space="4" w:color="auto"/>
+          <w:bottom w:val="single" w:sz="4" w:space="1" w:color="auto"/>
+          <w:right w:val="single" w:sz="4" w:space="4" w:color="auto"/>
+        </w:pBdr>
+        <w:ind w:left="1080"/>
+        <w:rPr>
+          <w:lang w:val="en-US"/>
+        </w:rPr>
+      </w:pPr>
+      <w:r>
+        <w:rPr>
+          <w:lang w:val="en-US"/>
+        </w:rPr>
         <w:t>import torch.nn.functional as f</w:t>
       </w:r>
     </w:p>
@@ -23756,7 +27258,6 @@
         <w:rPr>
           <w:lang w:val="en-US"/>
         </w:rPr>
-        <w:lastRenderedPageBreak/>
         <w:t xml:space="preserve">Trả </w:t>
       </w:r>
       <w:r>
@@ -23999,6 +27500,7 @@
               <w:rPr>
                 <w:lang w:val="en-US"/>
               </w:rPr>
+              <w:lastRenderedPageBreak/>
               <w:t>bar</w:t>
             </w:r>
           </w:p>
@@ -24942,157 +28444,157 @@
         <w:rPr>
           <w:lang w:val="en-US"/>
         </w:rPr>
+        <w:t xml:space="preserve">    &lt;Làm Gì Đó Với Mỗi </w:t>
+      </w:r>
+      <w:r>
+        <w:rPr>
+          <w:lang w:val="en-US"/>
+        </w:rPr>
+        <w:t>Batch</w:t>
+      </w:r>
+      <w:r>
+        <w:rPr>
+          <w:lang w:val="en-US"/>
+        </w:rPr>
+        <w:t>&gt;</w:t>
+      </w:r>
+    </w:p>
+    <w:p>
+      <w:pPr>
+        <w:pStyle w:val="ListParagraph"/>
+        <w:numPr>
+          <w:ilvl w:val="0"/>
+          <w:numId w:val="2"/>
+        </w:numPr>
+        <w:rPr>
+          <w:lang w:val="en-US"/>
+        </w:rPr>
+      </w:pPr>
+      <w:r>
+        <w:rPr>
+          <w:lang w:val="en-US"/>
+        </w:rPr>
+        <w:t xml:space="preserve">&lt;Dãy Dữ Liệu&gt; có thể là List, Tuple, Tensor, … hay bất kể là loại mảng nào, chỉ cần mỗi phần tử trong đó có cùng Shape, cùng </w:t>
+      </w:r>
+      <w:r>
+        <w:rPr>
+          <w:lang w:val="en-US"/>
+        </w:rPr>
+        <w:t>loại</w:t>
+      </w:r>
+      <w:r>
+        <w:rPr>
+          <w:lang w:val="en-US"/>
+        </w:rPr>
+        <w:t xml:space="preserve"> mảng</w:t>
+      </w:r>
+      <w:r>
+        <w:rPr>
+          <w:lang w:val="en-US"/>
+        </w:rPr>
+        <w:t xml:space="preserve"> là Tensor hoặc mảng Numpy</w:t>
+      </w:r>
+      <w:r>
+        <w:rPr>
+          <w:lang w:val="en-US"/>
+        </w:rPr>
+        <w:t xml:space="preserve">, </w:t>
+      </w:r>
+      <w:r>
+        <w:rPr>
+          <w:lang w:val="en-US"/>
+        </w:rPr>
+        <w:t>khác kiểu dữ liệu cũng được</w:t>
+      </w:r>
+    </w:p>
+    <w:p>
+      <w:pPr>
+        <w:pStyle w:val="ListParagraph"/>
+        <w:numPr>
+          <w:ilvl w:val="0"/>
+          <w:numId w:val="2"/>
+        </w:numPr>
+        <w:rPr>
+          <w:lang w:val="en-US"/>
+        </w:rPr>
+      </w:pPr>
+      <w:r>
+        <w:rPr>
+          <w:lang w:val="en-US"/>
+        </w:rPr>
+        <w:t>DATA_LOADER là &lt;Dãy Dữ Liệu&gt; chia thành các Batch theo thứ tự</w:t>
+      </w:r>
+      <w:r>
+        <w:rPr>
+          <w:lang w:val="en-US"/>
+        </w:rPr>
+        <w:t xml:space="preserve"> từ trái qua phải</w:t>
+      </w:r>
+      <w:r>
+        <w:rPr>
+          <w:lang w:val="en-US"/>
+        </w:rPr>
+        <w:t xml:space="preserve">, </w:t>
+      </w:r>
+      <w:r>
+        <w:rPr>
+          <w:lang w:val="en-US"/>
+        </w:rPr>
+        <w:t xml:space="preserve">do đó </w:t>
+      </w:r>
+      <w:r>
+        <w:rPr>
+          <w:lang w:val="en-US"/>
+        </w:rPr>
+        <w:t>không trùng lặp phần tử, nếu số lượng phần tử của &lt;Dãy Dữ Liệu&gt; không chia hết cho &lt;Số Phần Tử Mỗi Batch&gt; thì Batch cuối cùng sẽ bị Clip</w:t>
+      </w:r>
+    </w:p>
+    <w:p>
+      <w:pPr>
+        <w:pStyle w:val="ListParagraph"/>
+        <w:numPr>
+          <w:ilvl w:val="0"/>
+          <w:numId w:val="2"/>
+        </w:numPr>
+        <w:rPr>
+          <w:lang w:val="en-US"/>
+        </w:rPr>
+      </w:pPr>
+      <w:r>
+        <w:rPr>
+          <w:lang w:val="en-US"/>
+        </w:rPr>
+        <w:t xml:space="preserve">&lt;Batch&gt; </w:t>
+      </w:r>
+      <w:r>
+        <w:rPr>
+          <w:lang w:val="en-US"/>
+        </w:rPr>
+        <w:t>có</w:t>
+      </w:r>
+      <w:r>
+        <w:rPr>
+          <w:lang w:val="en-US"/>
+        </w:rPr>
+        <w:t xml:space="preserve"> kiểu dữ liệu là Tensor</w:t>
+      </w:r>
+    </w:p>
+    <w:p>
+      <w:pPr>
+        <w:pStyle w:val="ListParagraph"/>
+        <w:numPr>
+          <w:ilvl w:val="0"/>
+          <w:numId w:val="2"/>
+        </w:numPr>
+        <w:rPr>
+          <w:lang w:val="en-US"/>
+        </w:rPr>
+      </w:pPr>
+      <w:r>
+        <w:rPr>
+          <w:lang w:val="en-US"/>
+        </w:rPr>
         <w:lastRenderedPageBreak/>
-        <w:t xml:space="preserve">    &lt;Làm Gì Đó Với Mỗi </w:t>
-      </w:r>
-      <w:r>
-        <w:rPr>
-          <w:lang w:val="en-US"/>
-        </w:rPr>
-        <w:t>Batch</w:t>
-      </w:r>
-      <w:r>
-        <w:rPr>
-          <w:lang w:val="en-US"/>
-        </w:rPr>
-        <w:t>&gt;</w:t>
-      </w:r>
-    </w:p>
-    <w:p>
-      <w:pPr>
-        <w:pStyle w:val="ListParagraph"/>
-        <w:numPr>
-          <w:ilvl w:val="0"/>
-          <w:numId w:val="2"/>
-        </w:numPr>
-        <w:rPr>
-          <w:lang w:val="en-US"/>
-        </w:rPr>
-      </w:pPr>
-      <w:r>
-        <w:rPr>
-          <w:lang w:val="en-US"/>
-        </w:rPr>
-        <w:t xml:space="preserve">&lt;Dãy Dữ Liệu&gt; có thể là List, Tuple, Tensor, … hay bất kể là loại mảng nào, chỉ cần mỗi phần tử trong đó có cùng Shape, cùng </w:t>
-      </w:r>
-      <w:r>
-        <w:rPr>
-          <w:lang w:val="en-US"/>
-        </w:rPr>
-        <w:t>loại</w:t>
-      </w:r>
-      <w:r>
-        <w:rPr>
-          <w:lang w:val="en-US"/>
-        </w:rPr>
-        <w:t xml:space="preserve"> mảng</w:t>
-      </w:r>
-      <w:r>
-        <w:rPr>
-          <w:lang w:val="en-US"/>
-        </w:rPr>
-        <w:t xml:space="preserve"> là Tensor hoặc mảng Numpy</w:t>
-      </w:r>
-      <w:r>
-        <w:rPr>
-          <w:lang w:val="en-US"/>
-        </w:rPr>
-        <w:t xml:space="preserve">, </w:t>
-      </w:r>
-      <w:r>
-        <w:rPr>
-          <w:lang w:val="en-US"/>
-        </w:rPr>
-        <w:t>khác kiểu dữ liệu cũng được</w:t>
-      </w:r>
-    </w:p>
-    <w:p>
-      <w:pPr>
-        <w:pStyle w:val="ListParagraph"/>
-        <w:numPr>
-          <w:ilvl w:val="0"/>
-          <w:numId w:val="2"/>
-        </w:numPr>
-        <w:rPr>
-          <w:lang w:val="en-US"/>
-        </w:rPr>
-      </w:pPr>
-      <w:r>
-        <w:rPr>
-          <w:lang w:val="en-US"/>
-        </w:rPr>
-        <w:t>DATA_LOADER là &lt;Dãy Dữ Liệu&gt; chia thành các Batch theo thứ tự</w:t>
-      </w:r>
-      <w:r>
-        <w:rPr>
-          <w:lang w:val="en-US"/>
-        </w:rPr>
-        <w:t xml:space="preserve"> từ trái qua phải</w:t>
-      </w:r>
-      <w:r>
-        <w:rPr>
-          <w:lang w:val="en-US"/>
-        </w:rPr>
-        <w:t xml:space="preserve">, </w:t>
-      </w:r>
-      <w:r>
-        <w:rPr>
-          <w:lang w:val="en-US"/>
-        </w:rPr>
-        <w:t xml:space="preserve">do đó </w:t>
-      </w:r>
-      <w:r>
-        <w:rPr>
-          <w:lang w:val="en-US"/>
-        </w:rPr>
-        <w:t>không trùng lặp phần tử, nếu số lượng phần tử của &lt;Dãy Dữ Liệu&gt; không chia hết cho &lt;Số Phần Tử Mỗi Batch&gt; thì Batch cuối cùng sẽ bị Clip</w:t>
-      </w:r>
-    </w:p>
-    <w:p>
-      <w:pPr>
-        <w:pStyle w:val="ListParagraph"/>
-        <w:numPr>
-          <w:ilvl w:val="0"/>
-          <w:numId w:val="2"/>
-        </w:numPr>
-        <w:rPr>
-          <w:lang w:val="en-US"/>
-        </w:rPr>
-      </w:pPr>
-      <w:r>
-        <w:rPr>
-          <w:lang w:val="en-US"/>
-        </w:rPr>
-        <w:t xml:space="preserve">&lt;Batch&gt; </w:t>
-      </w:r>
-      <w:r>
-        <w:rPr>
-          <w:lang w:val="en-US"/>
-        </w:rPr>
-        <w:t>có</w:t>
-      </w:r>
-      <w:r>
-        <w:rPr>
-          <w:lang w:val="en-US"/>
-        </w:rPr>
-        <w:t xml:space="preserve"> kiểu dữ liệu là Tensor</w:t>
-      </w:r>
-    </w:p>
-    <w:p>
-      <w:pPr>
-        <w:pStyle w:val="ListParagraph"/>
-        <w:numPr>
-          <w:ilvl w:val="0"/>
-          <w:numId w:val="2"/>
-        </w:numPr>
-        <w:rPr>
-          <w:lang w:val="en-US"/>
-        </w:rPr>
-      </w:pPr>
-      <w:r>
-        <w:rPr>
-          <w:lang w:val="en-US"/>
-        </w:rPr>
         <w:t>Đặt “shuffle = True” để xáo trộn lại &lt;Dãy Dữ Liệu&gt; mỗi lần duyệt hết DATA_LOADER trước khi chia Batch, đặt “shuffle = False” nếu muốn chia Batch theo đúng thứ tự</w:t>
       </w:r>
     </w:p>
@@ -25930,94 +29432,94 @@
         <w:rPr>
           <w:lang w:val="en-US"/>
         </w:rPr>
+        <w:t>Đặt download = True để nó tự động tải nếu chưa có dữ liệu hoặc không tải mà dùng lại dữ liệu cũ nếu đã có rồi, nếu không có kết nối Internet thì sẽ thông báo lỗi</w:t>
+      </w:r>
+    </w:p>
+    <w:p>
+      <w:pPr>
+        <w:pStyle w:val="ListParagraph"/>
+        <w:numPr>
+          <w:ilvl w:val="0"/>
+          <w:numId w:val="2"/>
+        </w:numPr>
+        <w:rPr>
+          <w:lang w:val="en-US"/>
+        </w:rPr>
+      </w:pPr>
+      <w:r>
+        <w:rPr>
+          <w:lang w:val="en-US"/>
+        </w:rPr>
+        <w:t>Đặt download = False trong trường hợp đã tải rồi để khỏi tải lại, nếu không nó sẽ thông báo lỗi, dùng khi không có Internet</w:t>
+      </w:r>
+    </w:p>
+    <w:p>
+      <w:pPr>
+        <w:pStyle w:val="ListParagraph"/>
+        <w:numPr>
+          <w:ilvl w:val="0"/>
+          <w:numId w:val="2"/>
+        </w:numPr>
+        <w:rPr>
+          <w:lang w:val="en-US"/>
+        </w:rPr>
+      </w:pPr>
+      <w:r>
+        <w:rPr>
+          <w:lang w:val="en-US"/>
+        </w:rPr>
+        <w:t>Đặt train = True để tải dữ liệu Train</w:t>
+      </w:r>
+    </w:p>
+    <w:p>
+      <w:pPr>
+        <w:pStyle w:val="ListParagraph"/>
+        <w:numPr>
+          <w:ilvl w:val="0"/>
+          <w:numId w:val="2"/>
+        </w:numPr>
+        <w:rPr>
+          <w:lang w:val="en-US"/>
+        </w:rPr>
+      </w:pPr>
+      <w:r>
+        <w:rPr>
+          <w:lang w:val="en-US"/>
+        </w:rPr>
+        <w:t>Đặt train = False để tải dữ liệu test</w:t>
+      </w:r>
+    </w:p>
+    <w:p>
+      <w:pPr>
+        <w:rPr>
+          <w:lang w:val="en-US"/>
+        </w:rPr>
+      </w:pPr>
+    </w:p>
+    <w:p>
+      <w:pPr>
+        <w:rPr>
+          <w:lang w:val="en-US"/>
+        </w:rPr>
+      </w:pPr>
+      <w:r>
+        <w:rPr>
+          <w:lang w:val="en-US"/>
+        </w:rPr>
+        <w:t>Rules</w:t>
+      </w:r>
+    </w:p>
+    <w:p>
+      <w:pPr>
+        <w:rPr>
+          <w:lang w:val="en-US"/>
+        </w:rPr>
+      </w:pPr>
+      <w:r>
+        <w:rPr>
+          <w:lang w:val="en-US"/>
+        </w:rPr>
         <w:lastRenderedPageBreak/>
-        <w:t>Đặt download = True để nó tự động tải nếu chưa có dữ liệu hoặc không tải mà dùng lại dữ liệu cũ nếu đã có rồi, nếu không có kết nối Internet thì sẽ thông báo lỗi</w:t>
-      </w:r>
-    </w:p>
-    <w:p>
-      <w:pPr>
-        <w:pStyle w:val="ListParagraph"/>
-        <w:numPr>
-          <w:ilvl w:val="0"/>
-          <w:numId w:val="2"/>
-        </w:numPr>
-        <w:rPr>
-          <w:lang w:val="en-US"/>
-        </w:rPr>
-      </w:pPr>
-      <w:r>
-        <w:rPr>
-          <w:lang w:val="en-US"/>
-        </w:rPr>
-        <w:t>Đặt download = False trong trường hợp đã tải rồi để khỏi tải lại, nếu không nó sẽ thông báo lỗi, dùng khi không có Internet</w:t>
-      </w:r>
-    </w:p>
-    <w:p>
-      <w:pPr>
-        <w:pStyle w:val="ListParagraph"/>
-        <w:numPr>
-          <w:ilvl w:val="0"/>
-          <w:numId w:val="2"/>
-        </w:numPr>
-        <w:rPr>
-          <w:lang w:val="en-US"/>
-        </w:rPr>
-      </w:pPr>
-      <w:r>
-        <w:rPr>
-          <w:lang w:val="en-US"/>
-        </w:rPr>
-        <w:t>Đặt train = True để tải dữ liệu Train</w:t>
-      </w:r>
-    </w:p>
-    <w:p>
-      <w:pPr>
-        <w:pStyle w:val="ListParagraph"/>
-        <w:numPr>
-          <w:ilvl w:val="0"/>
-          <w:numId w:val="2"/>
-        </w:numPr>
-        <w:rPr>
-          <w:lang w:val="en-US"/>
-        </w:rPr>
-      </w:pPr>
-      <w:r>
-        <w:rPr>
-          <w:lang w:val="en-US"/>
-        </w:rPr>
-        <w:t>Đặt train = False để tải dữ liệu test</w:t>
-      </w:r>
-    </w:p>
-    <w:p>
-      <w:pPr>
-        <w:rPr>
-          <w:lang w:val="en-US"/>
-        </w:rPr>
-      </w:pPr>
-    </w:p>
-    <w:p>
-      <w:pPr>
-        <w:rPr>
-          <w:lang w:val="en-US"/>
-        </w:rPr>
-      </w:pPr>
-      <w:r>
-        <w:rPr>
-          <w:lang w:val="en-US"/>
-        </w:rPr>
-        <w:t>Rules</w:t>
-      </w:r>
-    </w:p>
-    <w:p>
-      <w:pPr>
-        <w:rPr>
-          <w:lang w:val="en-US"/>
-        </w:rPr>
-      </w:pPr>
-      <w:r>
-        <w:rPr>
-          <w:lang w:val="en-US"/>
-        </w:rPr>
         <w:tab/>
         <w:t>A @ B: matrix multiplication</w:t>
       </w:r>
@@ -26982,122 +30484,122 @@
         <w:rPr>
           <w:lang w:val="en-US"/>
         </w:rPr>
+        <w:tab/>
+        <w:t>.std(): trả về standard deviation, chia n – 1 không phải n</w:t>
+      </w:r>
+    </w:p>
+    <w:p>
+      <w:pPr>
+        <w:rPr>
+          <w:lang w:val="en-US"/>
+        </w:rPr>
+      </w:pPr>
+      <w:r>
+        <w:rPr>
+          <w:lang w:val="en-US"/>
+        </w:rPr>
+        <w:tab/>
+      </w:r>
+      <w:r>
+        <w:rPr>
+          <w:lang w:val="en-US"/>
+        </w:rPr>
+        <w:tab/>
+        <w:t>Ex: [1, 2, 3].</w:t>
+      </w:r>
+      <w:r>
+        <w:rPr>
+          <w:lang w:val="en-US"/>
+        </w:rPr>
+        <w:t xml:space="preserve">std() </w:t>
+      </w:r>
+      <w:r>
+        <w:rPr>
+          <w:lang w:val="en-US"/>
+        </w:rPr>
+        <w:t>= 1</w:t>
+      </w:r>
+    </w:p>
+    <w:p>
+      <w:pPr>
+        <w:rPr>
+          <w:lang w:val="en-US"/>
+        </w:rPr>
+      </w:pPr>
+      <w:r>
+        <w:rPr>
+          <w:lang w:val="en-US"/>
+        </w:rPr>
+        <w:tab/>
+        <w:t>.norm(): trả về chiều dài vector</w:t>
+      </w:r>
+    </w:p>
+    <w:p>
+      <w:pPr>
+        <w:rPr>
+          <w:lang w:val="en-US"/>
+        </w:rPr>
+      </w:pPr>
+      <w:r>
+        <w:rPr>
+          <w:lang w:val="en-US"/>
+        </w:rPr>
+        <w:tab/>
+      </w:r>
+      <w:r>
+        <w:rPr>
+          <w:lang w:val="en-US"/>
+        </w:rPr>
+        <w:tab/>
+        <w:t>Ex: [1, 2, 3].norm() ~= 3.74</w:t>
+      </w:r>
+    </w:p>
+    <w:p>
+      <w:pPr>
+        <w:rPr>
+          <w:lang w:val="en-US"/>
+        </w:rPr>
+      </w:pPr>
+      <w:r>
+        <w:rPr>
+          <w:lang w:val="en-US"/>
+        </w:rPr>
+        <w:tab/>
+        <w:t>.clone(): trả về copy của tensor</w:t>
+      </w:r>
+    </w:p>
+    <w:p>
+      <w:pPr>
+        <w:rPr>
+          <w:lang w:val="en-US"/>
+        </w:rPr>
+      </w:pPr>
+      <w:r>
+        <w:rPr>
+          <w:lang w:val="en-US"/>
+        </w:rPr>
+        <w:tab/>
+      </w:r>
+      <w:r>
+        <w:rPr>
+          <w:lang w:val="en-US"/>
+        </w:rPr>
+        <w:tab/>
+        <w:t>Ex: [1, 2, 3].copy() = [1, 2, 3]</w:t>
+      </w:r>
+    </w:p>
+    <w:p>
+      <w:pPr>
+        <w:rPr>
+          <w:lang w:val="en-US"/>
+        </w:rPr>
+      </w:pPr>
+      <w:r>
+        <w:rPr>
+          <w:lang w:val="en-US"/>
+        </w:rPr>
         <w:lastRenderedPageBreak/>
         <w:tab/>
-        <w:t>.std(): trả về standard deviation, chia n – 1 không phải n</w:t>
-      </w:r>
-    </w:p>
-    <w:p>
-      <w:pPr>
-        <w:rPr>
-          <w:lang w:val="en-US"/>
-        </w:rPr>
-      </w:pPr>
-      <w:r>
-        <w:rPr>
-          <w:lang w:val="en-US"/>
-        </w:rPr>
-        <w:tab/>
-      </w:r>
-      <w:r>
-        <w:rPr>
-          <w:lang w:val="en-US"/>
-        </w:rPr>
-        <w:tab/>
-        <w:t>Ex: [1, 2, 3].</w:t>
-      </w:r>
-      <w:r>
-        <w:rPr>
-          <w:lang w:val="en-US"/>
-        </w:rPr>
-        <w:t xml:space="preserve">std() </w:t>
-      </w:r>
-      <w:r>
-        <w:rPr>
-          <w:lang w:val="en-US"/>
-        </w:rPr>
-        <w:t>= 1</w:t>
-      </w:r>
-    </w:p>
-    <w:p>
-      <w:pPr>
-        <w:rPr>
-          <w:lang w:val="en-US"/>
-        </w:rPr>
-      </w:pPr>
-      <w:r>
-        <w:rPr>
-          <w:lang w:val="en-US"/>
-        </w:rPr>
-        <w:tab/>
-        <w:t>.norm(): trả về chiều dài vector</w:t>
-      </w:r>
-    </w:p>
-    <w:p>
-      <w:pPr>
-        <w:rPr>
-          <w:lang w:val="en-US"/>
-        </w:rPr>
-      </w:pPr>
-      <w:r>
-        <w:rPr>
-          <w:lang w:val="en-US"/>
-        </w:rPr>
-        <w:tab/>
-      </w:r>
-      <w:r>
-        <w:rPr>
-          <w:lang w:val="en-US"/>
-        </w:rPr>
-        <w:tab/>
-        <w:t>Ex: [1, 2, 3].norm() ~= 3.74</w:t>
-      </w:r>
-    </w:p>
-    <w:p>
-      <w:pPr>
-        <w:rPr>
-          <w:lang w:val="en-US"/>
-        </w:rPr>
-      </w:pPr>
-      <w:r>
-        <w:rPr>
-          <w:lang w:val="en-US"/>
-        </w:rPr>
-        <w:tab/>
-        <w:t>.clone(): trả về copy của tensor</w:t>
-      </w:r>
-    </w:p>
-    <w:p>
-      <w:pPr>
-        <w:rPr>
-          <w:lang w:val="en-US"/>
-        </w:rPr>
-      </w:pPr>
-      <w:r>
-        <w:rPr>
-          <w:lang w:val="en-US"/>
-        </w:rPr>
-        <w:tab/>
-      </w:r>
-      <w:r>
-        <w:rPr>
-          <w:lang w:val="en-US"/>
-        </w:rPr>
-        <w:tab/>
-        <w:t>Ex: [1, 2, 3].copy() = [1, 2, 3]</w:t>
-      </w:r>
-    </w:p>
-    <w:p>
-      <w:pPr>
-        <w:rPr>
-          <w:lang w:val="en-US"/>
-        </w:rPr>
-      </w:pPr>
-      <w:r>
-        <w:rPr>
-          <w:lang w:val="en-US"/>
-        </w:rPr>
-        <w:tab/>
         <w:t>.numel(): trả về tổng số phần tử của tensor</w:t>
       </w:r>
     </w:p>
@@ -27567,7 +31069,6 @@
         <w:rPr>
           <w:lang w:val="en-US"/>
         </w:rPr>
-        <w:lastRenderedPageBreak/>
         <w:t>[4, 5, 6]]</w:t>
       </w:r>
     </w:p>
@@ -27661,6 +31162,7 @@
         <w:rPr>
           <w:lang w:val="en-US"/>
         </w:rPr>
+        <w:lastRenderedPageBreak/>
         <w:t>])</w:t>
       </w:r>
     </w:p>
@@ -28093,117 +31595,117 @@
         <w:rPr>
           <w:lang w:val="en-US"/>
         </w:rPr>
+        <w:tab/>
+      </w:r>
+      <w:r>
+        <w:rPr>
+          <w:lang w:val="en-US"/>
+        </w:rPr>
+        <w:tab/>
+      </w:r>
+      <w:r>
+        <w:rPr>
+          <w:lang w:val="en-US"/>
+        </w:rPr>
+        <w:tab/>
+        <w:t>Ex: torch.distributions.utils.clamp_probs([</w:t>
+      </w:r>
+      <w:r>
+        <w:rPr>
+          <w:lang w:val="en-US"/>
+        </w:rPr>
+        <w:t>-1, 2</w:t>
+      </w:r>
+      <w:r>
+        <w:rPr>
+          <w:lang w:val="en-US"/>
+        </w:rPr>
+        <w:t>]) = [eps, 1 - eps]</w:t>
+      </w:r>
+    </w:p>
+    <w:p>
+      <w:pPr>
+        <w:rPr>
+          <w:lang w:val="en-US"/>
+        </w:rPr>
+      </w:pPr>
+      <w:r>
+        <w:rPr>
+          <w:lang w:val="en-US"/>
+        </w:rPr>
+        <w:t>Autograd</w:t>
+      </w:r>
+    </w:p>
+    <w:p>
+      <w:pPr>
+        <w:rPr>
+          <w:lang w:val="en-US"/>
+        </w:rPr>
+      </w:pPr>
+      <w:r>
+        <w:rPr>
+          <w:lang w:val="en-US"/>
+        </w:rPr>
+        <w:tab/>
+        <w:t xml:space="preserve">.grad(loss, inputs_tuple, retain_grad = T – giữ lại grad| F – free grad, create_graph = </w:t>
+      </w:r>
+    </w:p>
+    <w:p>
+      <w:pPr>
+        <w:ind w:left="720"/>
+        <w:rPr>
+          <w:lang w:val="en-US"/>
+        </w:rPr>
+      </w:pPr>
+      <w:r>
+        <w:rPr>
+          <w:lang w:val="en-US"/>
+        </w:rPr>
+        <w:t xml:space="preserve">         T – tạo một node đạo hàm (để tính higher order derivative)| F): </w:t>
+      </w:r>
+    </w:p>
+    <w:p>
+      <w:pPr>
+        <w:ind w:left="720"/>
+        <w:rPr>
+          <w:lang w:val="en-US"/>
+        </w:rPr>
+      </w:pPr>
+      <w:r>
+        <w:rPr>
+          <w:lang w:val="en-US"/>
+        </w:rPr>
+        <w:t xml:space="preserve">         Trả về tuple gradient của inputs</w:t>
+      </w:r>
+    </w:p>
+    <w:p>
+      <w:pPr>
+        <w:ind w:left="720"/>
+        <w:rPr>
+          <w:lang w:val="en-US"/>
+        </w:rPr>
+      </w:pPr>
+      <w:r>
+        <w:rPr>
+          <w:lang w:val="en-US"/>
+        </w:rPr>
+        <w:tab/>
+        <w:t>Ex: x = [1, 2, 3], y = x ** 2, z = y.sum()</w:t>
+      </w:r>
+    </w:p>
+    <w:p>
+      <w:pPr>
+        <w:ind w:left="720"/>
+        <w:rPr>
+          <w:lang w:val="en-US"/>
+        </w:rPr>
+      </w:pPr>
+      <w:r>
+        <w:rPr>
+          <w:lang w:val="en-US"/>
+        </w:rPr>
         <w:lastRenderedPageBreak/>
         <w:tab/>
-      </w:r>
-      <w:r>
-        <w:rPr>
-          <w:lang w:val="en-US"/>
-        </w:rPr>
-        <w:tab/>
-      </w:r>
-      <w:r>
-        <w:rPr>
-          <w:lang w:val="en-US"/>
-        </w:rPr>
-        <w:tab/>
-        <w:t>Ex: torch.distributions.utils.clamp_probs([</w:t>
-      </w:r>
-      <w:r>
-        <w:rPr>
-          <w:lang w:val="en-US"/>
-        </w:rPr>
-        <w:t>-1, 2</w:t>
-      </w:r>
-      <w:r>
-        <w:rPr>
-          <w:lang w:val="en-US"/>
-        </w:rPr>
-        <w:t>]) = [eps, 1 - eps]</w:t>
-      </w:r>
-    </w:p>
-    <w:p>
-      <w:pPr>
-        <w:rPr>
-          <w:lang w:val="en-US"/>
-        </w:rPr>
-      </w:pPr>
-      <w:r>
-        <w:rPr>
-          <w:lang w:val="en-US"/>
-        </w:rPr>
-        <w:t>Autograd</w:t>
-      </w:r>
-    </w:p>
-    <w:p>
-      <w:pPr>
-        <w:rPr>
-          <w:lang w:val="en-US"/>
-        </w:rPr>
-      </w:pPr>
-      <w:r>
-        <w:rPr>
-          <w:lang w:val="en-US"/>
-        </w:rPr>
-        <w:tab/>
-        <w:t xml:space="preserve">.grad(loss, inputs_tuple, retain_grad = T – giữ lại grad| F – free grad, create_graph = </w:t>
-      </w:r>
-    </w:p>
-    <w:p>
-      <w:pPr>
-        <w:ind w:left="720"/>
-        <w:rPr>
-          <w:lang w:val="en-US"/>
-        </w:rPr>
-      </w:pPr>
-      <w:r>
-        <w:rPr>
-          <w:lang w:val="en-US"/>
-        </w:rPr>
-        <w:t xml:space="preserve">         T – tạo một node đạo hàm (để tính higher order derivative)| F): </w:t>
-      </w:r>
-    </w:p>
-    <w:p>
-      <w:pPr>
-        <w:ind w:left="720"/>
-        <w:rPr>
-          <w:lang w:val="en-US"/>
-        </w:rPr>
-      </w:pPr>
-      <w:r>
-        <w:rPr>
-          <w:lang w:val="en-US"/>
-        </w:rPr>
-        <w:t xml:space="preserve">         Trả về tuple gradient của inputs</w:t>
-      </w:r>
-    </w:p>
-    <w:p>
-      <w:pPr>
-        <w:ind w:left="720"/>
-        <w:rPr>
-          <w:lang w:val="en-US"/>
-        </w:rPr>
-      </w:pPr>
-      <w:r>
-        <w:rPr>
-          <w:lang w:val="en-US"/>
-        </w:rPr>
-        <w:tab/>
-        <w:t>Ex: x = [1, 2, 3], y = x ** 2, z = y.sum()</w:t>
-      </w:r>
-    </w:p>
-    <w:p>
-      <w:pPr>
-        <w:ind w:left="720"/>
-        <w:rPr>
-          <w:lang w:val="en-US"/>
-        </w:rPr>
-      </w:pPr>
-      <w:r>
-        <w:rPr>
-          <w:lang w:val="en-US"/>
-        </w:rPr>
-        <w:tab/>
         <w:t xml:space="preserve">      torch.autograd.grad(z, x) = [1, 2, 3]</w:t>
       </w:r>
     </w:p>
@@ -28593,7 +32095,6 @@
         <w:rPr>
           <w:lang w:val="en-US"/>
         </w:rPr>
-        <w:lastRenderedPageBreak/>
         <w:t xml:space="preserve">      </w:t>
       </w:r>
       <w:r>

--- a/torch.docx
+++ b/torch.docx
@@ -23919,13 +23919,7 @@
               <w:rPr>
                 <w:lang w:val="en-US"/>
               </w:rPr>
-              <w:t>&lt;Số</w:t>
-            </w:r>
-            <w:r>
-              <w:rPr>
-                <w:lang w:val="en-US"/>
-              </w:rPr>
-              <w:t xml:space="preserve"> Stack Decoder&gt;</w:t>
+              <w:t>&lt;Số Stack Decoder&gt;</w:t>
             </w:r>
           </w:p>
         </w:tc>
@@ -23971,13 +23965,7 @@
               <w:rPr>
                 <w:lang w:val="en-US"/>
               </w:rPr>
-              <w:t>&lt;Số Đầ</w:t>
-            </w:r>
-            <w:r>
-              <w:rPr>
-                <w:lang w:val="en-US"/>
-              </w:rPr>
-              <w:t>u&gt;</w:t>
+              <w:t>&lt;Số Đầu&gt;</w:t>
             </w:r>
           </w:p>
         </w:tc>
@@ -24021,13 +24009,7 @@
               <w:rPr>
                 <w:lang w:val="en-US"/>
               </w:rPr>
-              <w:t>&lt;Kích Thướ</w:t>
-            </w:r>
-            <w:r>
-              <w:rPr>
-                <w:lang w:val="en-US"/>
-              </w:rPr>
-              <w:t>c Feed Forward&gt;</w:t>
+              <w:t>&lt;Kích Thước Feed Forward&gt;</w:t>
             </w:r>
           </w:p>
         </w:tc>
@@ -24073,13 +24055,7 @@
               <w:rPr>
                 <w:lang w:val="en-US"/>
               </w:rPr>
-              <w:t>&lt;Số</w:t>
-            </w:r>
-            <w:r>
-              <w:rPr>
-                <w:lang w:val="en-US"/>
-              </w:rPr>
-              <w:t xml:space="preserve"> Stack Encoder&gt;</w:t>
+              <w:t>&lt;Số Stack Encoder&gt;</w:t>
             </w:r>
           </w:p>
         </w:tc>
@@ -24423,7 +24399,19 @@
         <w:rPr>
           <w:lang w:val="en-US"/>
         </w:rPr>
-        <w:t>&lt;Input&gt; sẽ được đưa vào lớp Multihead Attention A</w:t>
+        <w:t>&lt;Input&gt; sẽ được đưa vào lớp Multi</w:t>
+      </w:r>
+      <w:r>
+        <w:rPr>
+          <w:lang w:val="en-US"/>
+        </w:rPr>
+        <w:t xml:space="preserve"> H</w:t>
+      </w:r>
+      <w:r>
+        <w:rPr>
+          <w:lang w:val="en-US"/>
+        </w:rPr>
+        <w:t>ead Attention A</w:t>
       </w:r>
       <w:r>
         <w:rPr>
@@ -24470,7 +24458,19 @@
         <w:rPr>
           <w:lang w:val="en-US"/>
         </w:rPr>
-        <w:t xml:space="preserve"> = nn.MultiheadAttention(&lt;Kích Thước Embedding&gt;, &lt;Số Đầu&gt;, batch_first = True)</w:t>
+        <w:t xml:space="preserve"> = nn.</w:t>
+      </w:r>
+      <w:r>
+        <w:rPr>
+          <w:lang w:val="en-US"/>
+        </w:rPr>
+        <w:t>Multi Head</w:t>
+      </w:r>
+      <w:r>
+        <w:rPr>
+          <w:lang w:val="en-US"/>
+        </w:rPr>
+        <w:t>Attention(&lt;Kích Thước Embedding&gt;, &lt;Số Đầu&gt;, batch_first = True)</w:t>
       </w:r>
     </w:p>
     <w:p>
@@ -24583,19 +24583,7 @@
         <w:rPr>
           <w:lang w:val="en-US"/>
         </w:rPr>
-        <w:t>&lt;Key Padding Mask</w:t>
-      </w:r>
-      <w:r>
-        <w:rPr>
-          <w:lang w:val="en-US"/>
-        </w:rPr>
-        <w:t xml:space="preserve"> 1</w:t>
-      </w:r>
-      <w:r>
-        <w:rPr>
-          <w:lang w:val="en-US"/>
-        </w:rPr>
-        <w:t xml:space="preserve">&gt;, attn_mask = </w:t>
+        <w:t xml:space="preserve">&lt;Key Padding Mask 1&gt;, attn_mask = </w:t>
       </w:r>
       <w:r>
         <w:rPr>
@@ -24819,19 +24807,7 @@
         <w:rPr>
           <w:lang w:val="en-US"/>
         </w:rPr>
-        <w:t>(</w:t>
-      </w:r>
-      <w:r>
-        <w:rPr>
-          <w:lang w:val="en-US"/>
-        </w:rPr>
-        <w:t>&lt;Input&gt;</w:t>
-      </w:r>
-      <w:r>
-        <w:rPr>
-          <w:lang w:val="en-US"/>
-        </w:rPr>
-        <w:t xml:space="preserve"> + </w:t>
+        <w:t xml:space="preserve">(&lt;Input&gt; + </w:t>
       </w:r>
       <w:r>
         <w:rPr>
@@ -24874,13 +24850,7 @@
         <w:rPr>
           <w:lang w:val="en-US"/>
         </w:rPr>
-        <w:t xml:space="preserve">Tiếp theo </w:t>
-      </w:r>
-      <w:r>
-        <w:rPr>
-          <w:lang w:val="en-US"/>
-        </w:rPr>
-        <w:t>&lt;N</w:t>
+        <w:t>Tiếp theo &lt;N</w:t>
       </w:r>
       <w:r>
         <w:rPr>
@@ -24893,13 +24863,7 @@
         <w:rPr>
           <w:lang w:val="en-US"/>
         </w:rPr>
-        <w:t xml:space="preserve"> Output&gt;</w:t>
-      </w:r>
-      <w:r>
-        <w:rPr>
-          <w:lang w:val="en-US"/>
-        </w:rPr>
-        <w:t xml:space="preserve"> sẽ đi qua lớp tuyến tính F</w:t>
+        <w:t xml:space="preserve"> Output&gt; sẽ đi qua lớp tuyến tính F</w:t>
       </w:r>
       <w:r>
         <w:rPr>
@@ -24937,13 +24901,7 @@
         <w:rPr>
           <w:lang w:val="en-US"/>
         </w:rPr>
-        <w:t>kết hợp &lt;</w:t>
-      </w:r>
-      <w:r>
-        <w:rPr>
-          <w:lang w:val="en-US"/>
-        </w:rPr>
-        <w:t>N</w:t>
+        <w:t>kết hợp &lt;N</w:t>
       </w:r>
       <w:r>
         <w:rPr>
@@ -24956,13 +24914,7 @@
         <w:rPr>
           <w:lang w:val="en-US"/>
         </w:rPr>
-        <w:t xml:space="preserve"> Output</w:t>
-      </w:r>
-      <w:r>
-        <w:rPr>
-          <w:lang w:val="en-US"/>
-        </w:rPr>
-        <w:t xml:space="preserve">&gt; </w:t>
+        <w:t xml:space="preserve"> Output&gt; </w:t>
       </w:r>
       <w:r>
         <w:rPr>
@@ -25027,19 +24979,7 @@
         <w:rPr>
           <w:lang w:val="en-US"/>
         </w:rPr>
-        <w:t xml:space="preserve"> = nn.Linear(&lt;Kích </w:t>
-      </w:r>
-      <w:r>
-        <w:rPr>
-          <w:lang w:val="en-US"/>
-        </w:rPr>
-        <w:t>Thước Embedding</w:t>
-      </w:r>
-      <w:r>
-        <w:rPr>
-          <w:lang w:val="en-US"/>
-        </w:rPr>
-        <w:t>&gt;, &lt;Kích Thước Feed Forward&gt;)</w:t>
+        <w:t xml:space="preserve"> = nn.Linear(&lt;Kích Thước Embedding&gt;, &lt;Kích Thước Feed Forward&gt;)</w:t>
       </w:r>
     </w:p>
     <w:p>
@@ -25073,19 +25013,7 @@
         <w:rPr>
           <w:lang w:val="en-US"/>
         </w:rPr>
-        <w:t xml:space="preserve"> = nn.Linear(&lt;Kích Thước Feed Forward&gt;</w:t>
-      </w:r>
-      <w:r>
-        <w:rPr>
-          <w:lang w:val="en-US"/>
-        </w:rPr>
-        <w:t xml:space="preserve">, </w:t>
-      </w:r>
-      <w:r>
-        <w:rPr>
-          <w:lang w:val="en-US"/>
-        </w:rPr>
-        <w:t>Kích Thước Embedding&gt;)</w:t>
+        <w:t xml:space="preserve"> = nn.Linear(&lt;Kích Thước Feed Forward&gt;, Kích Thước Embedding&gt;)</w:t>
       </w:r>
     </w:p>
     <w:p>
@@ -25153,13 +25081,7 @@
         <w:rPr>
           <w:lang w:val="en-US"/>
         </w:rPr>
-        <w:t xml:space="preserve"> Output&gt;</w:t>
-      </w:r>
-      <w:r>
-        <w:rPr>
-          <w:lang w:val="en-US"/>
-        </w:rPr>
-        <w:t xml:space="preserve"> =</w:t>
+        <w:t xml:space="preserve"> Output&gt; =</w:t>
       </w:r>
       <w:r>
         <w:rPr>
@@ -25184,13 +25106,7 @@
         <w:rPr>
           <w:lang w:val="en-US"/>
         </w:rPr>
-        <w:t>(</w:t>
-      </w:r>
-      <w:r>
-        <w:rPr>
-          <w:lang w:val="en-US"/>
-        </w:rPr>
-        <w:t>&lt;N</w:t>
+        <w:t>(&lt;N</w:t>
       </w:r>
       <w:r>
         <w:rPr>
@@ -25203,19 +25119,7 @@
         <w:rPr>
           <w:lang w:val="en-US"/>
         </w:rPr>
-        <w:t xml:space="preserve"> Output&gt; </w:t>
-      </w:r>
-      <w:r>
-        <w:rPr>
-          <w:lang w:val="en-US"/>
-        </w:rPr>
-        <w:t xml:space="preserve">+ </w:t>
-      </w:r>
-      <w:r>
-        <w:rPr>
-          <w:lang w:val="en-US"/>
-        </w:rPr>
-        <w:t>F</w:t>
+        <w:t xml:space="preserve"> Output&gt; + F</w:t>
       </w:r>
       <w:r>
         <w:rPr>
@@ -25228,13 +25132,7 @@
         <w:rPr>
           <w:lang w:val="en-US"/>
         </w:rPr>
-        <w:t>(ReLU(</w:t>
-      </w:r>
-      <w:r>
-        <w:rPr>
-          <w:lang w:val="en-US"/>
-        </w:rPr>
-        <w:t>F</w:t>
+        <w:t>(ReLU(F</w:t>
       </w:r>
       <w:r>
         <w:rPr>
@@ -25247,13 +25145,7 @@
         <w:rPr>
           <w:lang w:val="en-US"/>
         </w:rPr>
-        <w:t>(</w:t>
-      </w:r>
-      <w:r>
-        <w:rPr>
-          <w:lang w:val="en-US"/>
-        </w:rPr>
-        <w:t>&lt;N</w:t>
+        <w:t>(&lt;N</w:t>
       </w:r>
       <w:r>
         <w:rPr>
@@ -25266,13 +25158,7 @@
         <w:rPr>
           <w:lang w:val="en-US"/>
         </w:rPr>
-        <w:t xml:space="preserve"> Output&gt;</w:t>
-      </w:r>
-      <w:r>
-        <w:rPr>
-          <w:lang w:val="en-US"/>
-        </w:rPr>
-        <w:t>))))</w:t>
+        <w:t xml:space="preserve"> Output&gt;))))</w:t>
       </w:r>
     </w:p>
     <w:p>
@@ -25435,19 +25321,7 @@
         <w:rPr>
           <w:lang w:val="en-US"/>
         </w:rPr>
-        <w:t>&lt;</w:t>
-      </w:r>
-      <w:r>
-        <w:rPr>
-          <w:lang w:val="en-US"/>
-        </w:rPr>
-        <w:t>Encoder</w:t>
-      </w:r>
-      <w:r>
-        <w:rPr>
-          <w:lang w:val="en-US"/>
-        </w:rPr>
-        <w:t xml:space="preserve"> Output&gt; = N</w:t>
+        <w:t>&lt;Encoder Output&gt; = N</w:t>
       </w:r>
       <w:r>
         <w:rPr>
@@ -25460,13 +25334,7 @@
         <w:rPr>
           <w:lang w:val="en-US"/>
         </w:rPr>
-        <w:t>(&lt;</w:t>
-      </w:r>
-      <w:r>
-        <w:rPr>
-          <w:lang w:val="en-US"/>
-        </w:rPr>
-        <w:t xml:space="preserve">Stack </w:t>
+        <w:t xml:space="preserve">(&lt;Stack </w:t>
       </w:r>
       <w:r>
         <w:rPr>
@@ -25478,31 +25346,37 @@
         <w:rPr>
           <w:lang w:val="en-US"/>
         </w:rPr>
-        <w:t>Output</w:t>
-      </w:r>
-      <w:r>
-        <w:rPr>
-          <w:lang w:val="en-US"/>
-        </w:rPr>
-        <w:t>&gt;)</w:t>
-      </w:r>
-    </w:p>
-    <w:p>
-      <w:pPr>
-        <w:pStyle w:val="ListParagraph"/>
-        <w:numPr>
-          <w:ilvl w:val="0"/>
-          <w:numId w:val="2"/>
-        </w:numPr>
-        <w:rPr>
-          <w:lang w:val="en-US"/>
-        </w:rPr>
-      </w:pPr>
-      <w:r>
-        <w:rPr>
-          <w:lang w:val="en-US"/>
-        </w:rPr>
-        <w:t>Chuyển qua Decoder, ban đầu &lt;Target&gt; sẽ được đưa vào lớp Multihead Attention A</w:t>
+        <w:t>Output&gt;)</w:t>
+      </w:r>
+    </w:p>
+    <w:p>
+      <w:pPr>
+        <w:pStyle w:val="ListParagraph"/>
+        <w:numPr>
+          <w:ilvl w:val="0"/>
+          <w:numId w:val="2"/>
+        </w:numPr>
+        <w:rPr>
+          <w:lang w:val="en-US"/>
+        </w:rPr>
+      </w:pPr>
+      <w:r>
+        <w:rPr>
+          <w:lang w:val="en-US"/>
+        </w:rPr>
+        <w:t xml:space="preserve">Chuyển qua Decoder, ban đầu &lt;Target&gt; sẽ được đưa vào lớp </w:t>
+      </w:r>
+      <w:r>
+        <w:rPr>
+          <w:lang w:val="en-US"/>
+        </w:rPr>
+        <w:t>Multi Head</w:t>
+      </w:r>
+      <w:r>
+        <w:rPr>
+          <w:lang w:val="en-US"/>
+        </w:rPr>
+        <w:t xml:space="preserve"> Attention A</w:t>
       </w:r>
       <w:r>
         <w:rPr>
@@ -25549,7 +25423,19 @@
         <w:rPr>
           <w:lang w:val="en-US"/>
         </w:rPr>
-        <w:t xml:space="preserve"> = nn.MultiheadAttention(&lt;Kích Thước Embedding&gt;, &lt;Số Đầu&gt;, batch_first = True)</w:t>
+        <w:t xml:space="preserve"> = nn.</w:t>
+      </w:r>
+      <w:r>
+        <w:rPr>
+          <w:lang w:val="en-US"/>
+        </w:rPr>
+        <w:t>Multi Head</w:t>
+      </w:r>
+      <w:r>
+        <w:rPr>
+          <w:lang w:val="en-US"/>
+        </w:rPr>
+        <w:t>Attention(&lt;Kích Thước Embedding&gt;, &lt;Số Đầu&gt;, batch_first = True)</w:t>
       </w:r>
     </w:p>
     <w:p>
@@ -25617,19 +25503,7 @@
         <w:rPr>
           <w:lang w:val="en-US"/>
         </w:rPr>
-        <w:t xml:space="preserve">    &lt;</w:t>
-      </w:r>
-      <w:r>
-        <w:rPr>
-          <w:lang w:val="en-US"/>
-        </w:rPr>
-        <w:t>Target</w:t>
-      </w:r>
-      <w:r>
-        <w:rPr>
-          <w:lang w:val="en-US"/>
-        </w:rPr>
-        <w:t xml:space="preserve">&gt;, &lt;Target&gt;, &lt;Target&gt;, </w:t>
+        <w:t xml:space="preserve">    &lt;Target&gt;, &lt;Target&gt;, &lt;Target&gt;, </w:t>
       </w:r>
     </w:p>
     <w:p>
@@ -25650,19 +25524,7 @@
         <w:rPr>
           <w:lang w:val="en-US"/>
         </w:rPr>
-        <w:t xml:space="preserve">    &lt;Key Padding Mask</w:t>
-      </w:r>
-      <w:r>
-        <w:rPr>
-          <w:lang w:val="en-US"/>
-        </w:rPr>
-        <w:t xml:space="preserve"> 2</w:t>
-      </w:r>
-      <w:r>
-        <w:rPr>
-          <w:lang w:val="en-US"/>
-        </w:rPr>
-        <w:t xml:space="preserve">&gt;, attn_mask = </w:t>
+        <w:t xml:space="preserve">    &lt;Key Padding Mask 2&gt;, attn_mask = </w:t>
       </w:r>
       <w:r>
         <w:rPr>
@@ -25756,19 +25618,7 @@
         <w:rPr>
           <w:lang w:val="en-US"/>
         </w:rPr>
-        <w:t xml:space="preserve"> kết hợp với &lt;</w:t>
-      </w:r>
-      <w:r>
-        <w:rPr>
-          <w:lang w:val="en-US"/>
-        </w:rPr>
-        <w:t>Target</w:t>
-      </w:r>
-      <w:r>
-        <w:rPr>
-          <w:lang w:val="en-US"/>
-        </w:rPr>
-        <w:t>&gt; bằ</w:t>
+        <w:t xml:space="preserve"> kết hợp với &lt;Target&gt; bằ</w:t>
       </w:r>
       <w:r>
         <w:rPr>
@@ -25869,19 +25719,7 @@
         <w:rPr>
           <w:lang w:val="en-US"/>
         </w:rPr>
-        <w:t>(&lt;</w:t>
-      </w:r>
-      <w:r>
-        <w:rPr>
-          <w:lang w:val="en-US"/>
-        </w:rPr>
-        <w:t>Target</w:t>
-      </w:r>
-      <w:r>
-        <w:rPr>
-          <w:lang w:val="en-US"/>
-        </w:rPr>
-        <w:t>&gt; + &lt;A</w:t>
+        <w:t>(&lt;Target&gt; + &lt;A</w:t>
       </w:r>
       <w:r>
         <w:rPr>
@@ -25918,13 +25756,7 @@
         <w:rPr>
           <w:lang w:val="en-US"/>
         </w:rPr>
-        <w:t>&lt;</w:t>
-      </w:r>
-      <w:r>
-        <w:rPr>
-          <w:lang w:val="en-US"/>
-        </w:rPr>
-        <w:t>N</w:t>
+        <w:t>&lt;N</w:t>
       </w:r>
       <w:r>
         <w:rPr>
@@ -25937,13 +25769,7 @@
         <w:rPr>
           <w:lang w:val="en-US"/>
         </w:rPr>
-        <w:t xml:space="preserve"> Output</w:t>
-      </w:r>
-      <w:r>
-        <w:rPr>
-          <w:lang w:val="en-US"/>
-        </w:rPr>
-        <w:t xml:space="preserve">&gt; sẽ trở thành Query, </w:t>
+        <w:t xml:space="preserve"> Output&gt; sẽ trở thành Query, </w:t>
       </w:r>
       <w:r>
         <w:rPr>
@@ -25955,13 +25781,19 @@
         <w:rPr>
           <w:lang w:val="en-US"/>
         </w:rPr>
-        <w:t>&lt;Encoder Output&gt;</w:t>
-      </w:r>
-      <w:r>
-        <w:rPr>
-          <w:lang w:val="en-US"/>
-        </w:rPr>
-        <w:t xml:space="preserve"> sẽ trở thành Key và Value cho lớp Multihead Attention A</w:t>
+        <w:t xml:space="preserve">&lt;Encoder Output&gt; sẽ trở thành Key và Value cho lớp </w:t>
+      </w:r>
+      <w:r>
+        <w:rPr>
+          <w:lang w:val="en-US"/>
+        </w:rPr>
+        <w:t>Multi Head</w:t>
+      </w:r>
+      <w:r>
+        <w:rPr>
+          <w:lang w:val="en-US"/>
+        </w:rPr>
+        <w:t xml:space="preserve"> Attention A</w:t>
       </w:r>
       <w:r>
         <w:rPr>
@@ -26002,7 +25834,19 @@
         <w:rPr>
           <w:lang w:val="en-US"/>
         </w:rPr>
-        <w:t xml:space="preserve"> = nn.MultiheadAttention(&lt;Kích Thước Embedding&gt;, &lt;Số Đầu&gt;, batch_first = True)</w:t>
+        <w:t xml:space="preserve"> = nn.</w:t>
+      </w:r>
+      <w:r>
+        <w:rPr>
+          <w:lang w:val="en-US"/>
+        </w:rPr>
+        <w:t>Multi Head</w:t>
+      </w:r>
+      <w:r>
+        <w:rPr>
+          <w:lang w:val="en-US"/>
+        </w:rPr>
+        <w:t>Attention(&lt;Kích Thước Embedding&gt;, &lt;Số Đầu&gt;, batch_first = True)</w:t>
       </w:r>
     </w:p>
     <w:p>
@@ -26104,19 +25948,7 @@
         <w:rPr>
           <w:lang w:val="en-US"/>
         </w:rPr>
-        <w:t xml:space="preserve">    &lt;Key Padding Mask </w:t>
-      </w:r>
-      <w:r>
-        <w:rPr>
-          <w:lang w:val="en-US"/>
-        </w:rPr>
-        <w:t>3</w:t>
-      </w:r>
-      <w:r>
-        <w:rPr>
-          <w:lang w:val="en-US"/>
-        </w:rPr>
-        <w:t xml:space="preserve">&gt;, attn_mask = </w:t>
+        <w:t xml:space="preserve">    &lt;Key Padding Mask 3&gt;, attn_mask = </w:t>
       </w:r>
       <w:r>
         <w:rPr>
@@ -26223,19 +26055,7 @@
         <w:rPr>
           <w:lang w:val="en-US"/>
         </w:rPr>
-        <w:t xml:space="preserve"> Output&gt; bằ</w:t>
-      </w:r>
-      <w:r>
-        <w:rPr>
-          <w:lang w:val="en-US"/>
-        </w:rPr>
-        <w:t>ng</w:t>
-      </w:r>
-      <w:r>
-        <w:rPr>
-          <w:lang w:val="en-US"/>
-        </w:rPr>
-        <w:t xml:space="preserve"> kết nối Residual và cho đi qua lớp Layer Norm N</w:t>
+        <w:t xml:space="preserve"> Output&gt; bằng kết nối Residual và cho đi qua lớp Layer Norm N</w:t>
       </w:r>
       <w:r>
         <w:rPr>
@@ -26710,31 +26530,7 @@
         <w:rPr>
           <w:lang w:val="en-US"/>
         </w:rPr>
-        <w:t>&lt;Số</w:t>
-      </w:r>
-      <w:r>
-        <w:rPr>
-          <w:lang w:val="en-US"/>
-        </w:rPr>
-        <w:t xml:space="preserve"> Stack De</w:t>
-      </w:r>
-      <w:r>
-        <w:rPr>
-          <w:lang w:val="en-US"/>
-        </w:rPr>
-        <w:t xml:space="preserve">coder&gt; nhưng với tham số khác nhau, Output của lần này sẽ là Input của lần sau, kết quả cuối cùng là &lt;Stack </w:t>
-      </w:r>
-      <w:r>
-        <w:rPr>
-          <w:lang w:val="en-US"/>
-        </w:rPr>
-        <w:t xml:space="preserve">Decoder </w:t>
-      </w:r>
-      <w:r>
-        <w:rPr>
-          <w:lang w:val="en-US"/>
-        </w:rPr>
-        <w:t>Output&gt; sẽ đi qua lớp Layer Norm</w:t>
+        <w:t>&lt;Số Stack Decoder&gt; nhưng với tham số khác nhau, Output của lần này sẽ là Input của lần sau, kết quả cuối cùng là &lt;Stack Decoder Output&gt; sẽ đi qua lớp Layer Norm</w:t>
       </w:r>
       <w:r>
         <w:rPr>
@@ -26821,19 +26617,7 @@
         <w:rPr>
           <w:lang w:val="en-US"/>
         </w:rPr>
-        <w:t xml:space="preserve">(&lt;Stack </w:t>
-      </w:r>
-      <w:r>
-        <w:rPr>
-          <w:lang w:val="en-US"/>
-        </w:rPr>
-        <w:t>Decode</w:t>
-      </w:r>
-      <w:r>
-        <w:rPr>
-          <w:lang w:val="en-US"/>
-        </w:rPr>
-        <w:t>r Output&gt;)</w:t>
+        <w:t>(&lt;Stack Decoder Output&gt;)</w:t>
       </w:r>
     </w:p>
     <w:p>
@@ -26884,13 +26668,7 @@
               <w:rPr>
                 <w:lang w:val="en-US"/>
               </w:rPr>
-              <w:t>&lt;</w:t>
-            </w:r>
-            <w:r>
-              <w:rPr>
-                <w:lang w:val="en-US"/>
-              </w:rPr>
-              <w:t>Input&gt; Shape</w:t>
+              <w:t>&lt;Input&gt; Shape</w:t>
             </w:r>
           </w:p>
           <w:p>
@@ -26922,13 +26700,7 @@
               <w:rPr>
                 <w:lang w:val="en-US"/>
               </w:rPr>
-              <w:t>&lt;</w:t>
-            </w:r>
-            <w:r>
-              <w:rPr>
-                <w:lang w:val="en-US"/>
-              </w:rPr>
-              <w:t>Target&gt; Shape, &lt;Output&gt; Shape</w:t>
+              <w:t>&lt;Target&gt; Shape, &lt;Output&gt; Shape</w:t>
             </w:r>
           </w:p>
         </w:tc>
@@ -26968,41 +26740,23 @@
               <w:rPr>
                 <w:lang w:val="en-US"/>
               </w:rPr>
-              <w:t>&lt;Chiề</w:t>
-            </w:r>
-            <w:r>
-              <w:rPr>
-                <w:lang w:val="en-US"/>
-              </w:rPr>
-              <w:t>u Dài Chuỗi Input&gt;,</w:t>
-            </w:r>
-          </w:p>
-          <w:p>
-            <w:pPr>
-              <w:pStyle w:val="ListParagraph"/>
-              <w:ind w:left="0"/>
-              <w:jc w:val="center"/>
-              <w:rPr>
-                <w:lang w:val="en-US"/>
-              </w:rPr>
-            </w:pPr>
-            <w:r>
-              <w:rPr>
-                <w:lang w:val="en-US"/>
-              </w:rPr>
-              <w:t>&lt;Kích Thướ</w:t>
-            </w:r>
-            <w:r>
-              <w:rPr>
-                <w:lang w:val="en-US"/>
-              </w:rPr>
-              <w:t>c Embedding</w:t>
-            </w:r>
-            <w:r>
-              <w:rPr>
-                <w:lang w:val="en-US"/>
-              </w:rPr>
-              <w:t>&gt;)</w:t>
+              <w:t>&lt;Chiều Dài Chuỗi Input&gt;,</w:t>
+            </w:r>
+          </w:p>
+          <w:p>
+            <w:pPr>
+              <w:pStyle w:val="ListParagraph"/>
+              <w:ind w:left="0"/>
+              <w:jc w:val="center"/>
+              <w:rPr>
+                <w:lang w:val="en-US"/>
+              </w:rPr>
+            </w:pPr>
+            <w:r>
+              <w:rPr>
+                <w:lang w:val="en-US"/>
+              </w:rPr>
+              <w:t>&lt;Kích Thước Embedding&gt;)</w:t>
             </w:r>
           </w:p>
         </w:tc>
@@ -27040,41 +26794,23 @@
               <w:rPr>
                 <w:lang w:val="en-US"/>
               </w:rPr>
-              <w:t>&lt;Chiều Dài Chuỗ</w:t>
-            </w:r>
-            <w:r>
-              <w:rPr>
-                <w:lang w:val="en-US"/>
-              </w:rPr>
-              <w:t>i Target&gt;,</w:t>
-            </w:r>
-          </w:p>
-          <w:p>
-            <w:pPr>
-              <w:pStyle w:val="ListParagraph"/>
-              <w:ind w:left="0"/>
-              <w:jc w:val="center"/>
-              <w:rPr>
-                <w:lang w:val="en-US"/>
-              </w:rPr>
-            </w:pPr>
-            <w:r>
-              <w:rPr>
-                <w:lang w:val="en-US"/>
-              </w:rPr>
-              <w:t>&lt;Kích Thướ</w:t>
-            </w:r>
-            <w:r>
-              <w:rPr>
-                <w:lang w:val="en-US"/>
-              </w:rPr>
-              <w:t>c Embedding</w:t>
-            </w:r>
-            <w:r>
-              <w:rPr>
-                <w:lang w:val="en-US"/>
-              </w:rPr>
-              <w:t>&gt;)</w:t>
+              <w:t>&lt;Chiều Dài Chuỗi Target&gt;,</w:t>
+            </w:r>
+          </w:p>
+          <w:p>
+            <w:pPr>
+              <w:pStyle w:val="ListParagraph"/>
+              <w:ind w:left="0"/>
+              <w:jc w:val="center"/>
+              <w:rPr>
+                <w:lang w:val="en-US"/>
+              </w:rPr>
+            </w:pPr>
+            <w:r>
+              <w:rPr>
+                <w:lang w:val="en-US"/>
+              </w:rPr>
+              <w:t>&lt;Kích Thước Embedding&gt;)</w:t>
             </w:r>
           </w:p>
         </w:tc>
@@ -27098,19 +26834,7 @@
               <w:rPr>
                 <w:lang w:val="en-US"/>
               </w:rPr>
-              <w:t>(</w:t>
-            </w:r>
-            <w:r>
-              <w:rPr>
-                <w:lang w:val="en-US"/>
-              </w:rPr>
-              <w:t>&lt;Chiều Dài Chuỗi Input</w:t>
-            </w:r>
-            <w:r>
-              <w:rPr>
-                <w:lang w:val="en-US"/>
-              </w:rPr>
-              <w:t>&gt;,</w:t>
+              <w:t>(&lt;Chiều Dài Chuỗi Input&gt;,</w:t>
             </w:r>
           </w:p>
           <w:p>
@@ -27148,19 +26872,7 @@
               <w:rPr>
                 <w:lang w:val="en-US"/>
               </w:rPr>
-              <w:t>(</w:t>
-            </w:r>
-            <w:r>
-              <w:rPr>
-                <w:lang w:val="en-US"/>
-              </w:rPr>
-              <w:t>&lt;Chiều Dài Chuỗi Target</w:t>
-            </w:r>
-            <w:r>
-              <w:rPr>
-                <w:lang w:val="en-US"/>
-              </w:rPr>
-              <w:t>&gt;,</w:t>
+              <w:t>(&lt;Chiều Dài Chuỗi Target&gt;,</w:t>
             </w:r>
           </w:p>
           <w:p>
@@ -27184,25 +26896,292 @@
     </w:tbl>
     <w:p>
       <w:pPr>
-        <w:rPr>
-          <w:lang w:val="en-US"/>
-        </w:rPr>
-      </w:pPr>
-    </w:p>
-    <w:p>
-      <w:pPr>
-        <w:rPr>
-          <w:lang w:val="en-US"/>
-        </w:rPr>
-      </w:pPr>
-      <w:r>
-        <w:rPr>
-          <w:lang w:val="en-US"/>
-        </w:rPr>
-        <w:t>Functional – Hàm:</w:t>
+        <w:pStyle w:val="ListParagraph"/>
+        <w:numPr>
+          <w:ilvl w:val="0"/>
+          <w:numId w:val="2"/>
+        </w:numPr>
+        <w:rPr>
+          <w:lang w:val="en-US"/>
+        </w:rPr>
+      </w:pPr>
+      <w:r>
+        <w:rPr>
+          <w:lang w:val="en-US"/>
+        </w:rPr>
+        <w:t>Có 1 số lưu ý sau</w:t>
+      </w:r>
+    </w:p>
+    <w:p>
+      <w:pPr>
+        <w:pStyle w:val="ListParagraph"/>
+        <w:numPr>
+          <w:ilvl w:val="0"/>
+          <w:numId w:val="2"/>
+        </w:numPr>
+        <w:rPr>
+          <w:lang w:val="en-US"/>
+        </w:rPr>
+      </w:pPr>
+      <w:r>
+        <w:rPr>
+          <w:lang w:val="en-US"/>
+        </w:rPr>
+        <w:t>&lt;Attention Mask 2&gt; phải là ma trận sao cho các phần tử phía trên đườ</w:t>
+      </w:r>
+      <w:r>
+        <w:rPr>
+          <w:lang w:val="en-US"/>
+        </w:rPr>
+        <w:t>ng chéo chính = –</w:t>
+      </w:r>
+      <w:r>
+        <w:rPr>
+          <w:lang w:val="en-US"/>
+        </w:rPr>
+        <w:sym w:font="Symbol" w:char="F0A5"/>
+      </w:r>
+      <w:r>
+        <w:rPr>
+          <w:lang w:val="en-US"/>
+        </w:rPr>
+        <w:t xml:space="preserve">, các phần tử còn lại = 0, vì khi tính Softmax, các phần tử </w:t>
+      </w:r>
+      <w:r>
+        <w:rPr>
+          <w:lang w:val="en-US"/>
+        </w:rPr>
+        <w:t>–</w:t>
+      </w:r>
+      <w:r>
+        <w:rPr>
+          <w:lang w:val="en-US"/>
+        </w:rPr>
+        <w:sym w:font="Symbol" w:char="F0A5"/>
+      </w:r>
+      <w:r>
+        <w:rPr>
+          <w:lang w:val="en-US"/>
+        </w:rPr>
+        <w:t xml:space="preserve"> </w:t>
+      </w:r>
+      <w:r>
+        <w:rPr>
+          <w:lang w:val="en-US"/>
+        </w:rPr>
+        <w:t>sẽ trở thành 0, như vậy tất cả từ chỉ có thể chú ý đến những từ đằng trước nó, còn đằng sau khi mặc kệ, đó là do khi Test, ta tạo từng từ một chứ không biết hết câu</w:t>
+      </w:r>
+      <w:r>
+        <w:rPr>
+          <w:lang w:val="en-US"/>
+        </w:rPr>
+        <w:t xml:space="preserve">, hệ quả là khi Test, ta cũng phải sử dụng </w:t>
+      </w:r>
+    </w:p>
+    <w:p>
+      <w:pPr>
+        <w:pStyle w:val="ListParagraph"/>
+        <w:ind w:left="1080"/>
+        <w:rPr>
+          <w:lang w:val="en-US"/>
+        </w:rPr>
+      </w:pPr>
+      <w:r>
+        <w:rPr>
+          <w:lang w:val="en-US"/>
+        </w:rPr>
+        <w:t>&lt;Attention Mask 2&gt;</w:t>
+      </w:r>
+    </w:p>
+    <w:p>
+      <w:pPr>
+        <w:pStyle w:val="ListParagraph"/>
+        <w:numPr>
+          <w:ilvl w:val="0"/>
+          <w:numId w:val="2"/>
+        </w:numPr>
+        <w:rPr>
+          <w:lang w:val="en-US"/>
+        </w:rPr>
+      </w:pPr>
+      <w:r>
+        <w:rPr>
+          <w:lang w:val="en-US"/>
+        </w:rPr>
+        <w:t>Cách tạo &lt;</w:t>
+      </w:r>
+      <w:r>
+        <w:rPr>
+          <w:lang w:val="en-US"/>
+        </w:rPr>
+        <w:t xml:space="preserve"> </w:t>
+      </w:r>
+      <w:r>
+        <w:rPr>
+          <w:lang w:val="en-US"/>
+        </w:rPr>
+        <w:t>Attention Mask 2</w:t>
+      </w:r>
+      <w:r>
+        <w:rPr>
+          <w:lang w:val="en-US"/>
+        </w:rPr>
+        <w:t>&gt; nhanh nhất</w:t>
       </w:r>
       <w:bookmarkStart w:id="0" w:name="_GoBack"/>
       <w:bookmarkEnd w:id="0"/>
+    </w:p>
+    <w:p>
+      <w:pPr>
+        <w:pStyle w:val="ListParagraph"/>
+        <w:pBdr>
+          <w:top w:val="single" w:sz="4" w:space="1" w:color="auto"/>
+          <w:left w:val="single" w:sz="4" w:space="4" w:color="auto"/>
+          <w:bottom w:val="single" w:sz="4" w:space="1" w:color="auto"/>
+          <w:right w:val="single" w:sz="4" w:space="4" w:color="auto"/>
+        </w:pBdr>
+        <w:ind w:left="1080"/>
+        <w:rPr>
+          <w:lang w:val="en-US"/>
+        </w:rPr>
+      </w:pPr>
+      <w:r>
+        <w:rPr>
+          <w:lang w:val="en-US"/>
+        </w:rPr>
+        <w:t>&lt;Attention Mask 2&gt; = &lt;Lớp Transformer&gt;.</w:t>
+      </w:r>
+      <w:r>
+        <w:t xml:space="preserve"> </w:t>
+      </w:r>
+      <w:r>
+        <w:rPr>
+          <w:lang w:val="en-US"/>
+        </w:rPr>
+        <w:t>generate_square_subsequent_mask(</w:t>
+      </w:r>
+    </w:p>
+    <w:p>
+      <w:pPr>
+        <w:pStyle w:val="ListParagraph"/>
+        <w:pBdr>
+          <w:top w:val="single" w:sz="4" w:space="1" w:color="auto"/>
+          <w:left w:val="single" w:sz="4" w:space="4" w:color="auto"/>
+          <w:bottom w:val="single" w:sz="4" w:space="1" w:color="auto"/>
+          <w:right w:val="single" w:sz="4" w:space="4" w:color="auto"/>
+        </w:pBdr>
+        <w:ind w:left="1080"/>
+        <w:rPr>
+          <w:lang w:val="en-US"/>
+        </w:rPr>
+      </w:pPr>
+      <w:r>
+        <w:rPr>
+          <w:lang w:val="en-US"/>
+        </w:rPr>
+        <w:t xml:space="preserve">    &lt;</w:t>
+      </w:r>
+      <w:r>
+        <w:rPr>
+          <w:lang w:val="en-US"/>
+        </w:rPr>
+        <w:t>Chiều Dài Chuỗi Target</w:t>
+      </w:r>
+      <w:r>
+        <w:rPr>
+          <w:lang w:val="en-US"/>
+        </w:rPr>
+        <w:t>&gt;</w:t>
+      </w:r>
+    </w:p>
+    <w:p>
+      <w:pPr>
+        <w:pStyle w:val="ListParagraph"/>
+        <w:pBdr>
+          <w:top w:val="single" w:sz="4" w:space="1" w:color="auto"/>
+          <w:left w:val="single" w:sz="4" w:space="4" w:color="auto"/>
+          <w:bottom w:val="single" w:sz="4" w:space="1" w:color="auto"/>
+          <w:right w:val="single" w:sz="4" w:space="4" w:color="auto"/>
+        </w:pBdr>
+        <w:ind w:left="1080"/>
+        <w:rPr>
+          <w:lang w:val="en-US"/>
+        </w:rPr>
+      </w:pPr>
+      <w:r>
+        <w:rPr>
+          <w:lang w:val="en-US"/>
+        </w:rPr>
+        <w:t>)</w:t>
+      </w:r>
+    </w:p>
+    <w:p>
+      <w:pPr>
+        <w:pStyle w:val="ListParagraph"/>
+        <w:numPr>
+          <w:ilvl w:val="0"/>
+          <w:numId w:val="2"/>
+        </w:numPr>
+        <w:rPr>
+          <w:lang w:val="en-US"/>
+        </w:rPr>
+      </w:pPr>
+      <w:r>
+        <w:rPr>
+          <w:lang w:val="en-US"/>
+        </w:rPr>
+        <w:t>Vì độ dài mỗi câu dùng để Train là không giống nhau, nên khi tạo Batch, ta phả</w:t>
+      </w:r>
+      <w:r>
+        <w:rPr>
+          <w:lang w:val="en-US"/>
+        </w:rPr>
+        <w:t>i Padding cho chúng những từ bất kì để các câu có độ dài = nhau, để tránh những nội dung dư thừa ảnh hưởng đến kết quả, dùng &lt;Key Padding Mask&gt; chứa các phần tử có giá trị là 0 và –</w:t>
+      </w:r>
+      <w:r>
+        <w:rPr>
+          <w:lang w:val="en-US"/>
+        </w:rPr>
+        <w:sym w:font="Symbol" w:char="F0A5"/>
+      </w:r>
+      <w:r>
+        <w:rPr>
+          <w:lang w:val="en-US"/>
+        </w:rPr>
+        <w:t>, vị trí các phần tử có giá trị –</w:t>
+      </w:r>
+      <w:r>
+        <w:rPr>
+          <w:lang w:val="en-US"/>
+        </w:rPr>
+        <w:sym w:font="Symbol" w:char="F0A5"/>
+      </w:r>
+      <w:r>
+        <w:rPr>
+          <w:lang w:val="en-US"/>
+        </w:rPr>
+        <w:t xml:space="preserve"> phải là vị trí của các từ dư thừa</w:t>
+      </w:r>
+    </w:p>
+    <w:p>
+      <w:pPr>
+        <w:rPr>
+          <w:lang w:val="en-US"/>
+        </w:rPr>
+      </w:pPr>
+    </w:p>
+    <w:p>
+      <w:pPr>
+        <w:rPr>
+          <w:lang w:val="en-US"/>
+        </w:rPr>
+      </w:pPr>
+      <w:r>
+        <w:rPr>
+          <w:lang w:val="en-US"/>
+        </w:rPr>
+        <w:t>Functional – Hàm:</w:t>
+      </w:r>
     </w:p>
     <w:p>
       <w:pPr>
@@ -27500,7 +27479,6 @@
               <w:rPr>
                 <w:lang w:val="en-US"/>
               </w:rPr>
-              <w:lastRenderedPageBreak/>
               <w:t>bar</w:t>
             </w:r>
           </w:p>
@@ -28228,6 +28206,7 @@
         <w:rPr>
           <w:lang w:val="en-US"/>
         </w:rPr>
+        <w:lastRenderedPageBreak/>
         <w:t xml:space="preserve">    </w:t>
       </w:r>
       <w:r>
@@ -28594,7 +28573,6 @@
         <w:rPr>
           <w:lang w:val="en-US"/>
         </w:rPr>
-        <w:lastRenderedPageBreak/>
         <w:t>Đặt “shuffle = True” để xáo trộn lại &lt;Dãy Dữ Liệu&gt; mỗi lần duyệt hết DATA_LOADER trước khi chia Batch, đặt “shuffle = False” nếu muốn chia Batch theo đúng thứ tự</w:t>
       </w:r>
     </w:p>
@@ -29333,6 +29311,7 @@
         <w:rPr>
           <w:lang w:val="en-US"/>
         </w:rPr>
+        <w:lastRenderedPageBreak/>
         <w:t>&lt;Đường Dẫn&gt; là đường dẫn từ thư mục làm việc hiện tại đến thư mục con là nơi chứa dữ liệu, chưa có thư mục thì tự động  tạo</w:t>
       </w:r>
     </w:p>
@@ -29519,7 +29498,6 @@
         <w:rPr>
           <w:lang w:val="en-US"/>
         </w:rPr>
-        <w:lastRenderedPageBreak/>
         <w:tab/>
         <w:t>A @ B: matrix multiplication</w:t>
       </w:r>
@@ -30411,6 +30389,7 @@
         <w:rPr>
           <w:lang w:val="en-US"/>
         </w:rPr>
+        <w:lastRenderedPageBreak/>
         <w:t>thứ tự của chiều ta lấy đường chéo</w:t>
       </w:r>
     </w:p>
@@ -30598,385 +30577,385 @@
         <w:rPr>
           <w:lang w:val="en-US"/>
         </w:rPr>
+        <w:tab/>
+        <w:t>.numel(): trả về tổng số phần tử của tensor</w:t>
+      </w:r>
+    </w:p>
+    <w:p>
+      <w:pPr>
+        <w:rPr>
+          <w:lang w:val="en-US"/>
+        </w:rPr>
+      </w:pPr>
+      <w:r>
+        <w:rPr>
+          <w:lang w:val="en-US"/>
+        </w:rPr>
+        <w:tab/>
+      </w:r>
+      <w:r>
+        <w:rPr>
+          <w:lang w:val="en-US"/>
+        </w:rPr>
+        <w:tab/>
+        <w:t>Ex: [[1, 2, 3], [4, 5, 7]].numel() = 6</w:t>
+      </w:r>
+    </w:p>
+    <w:p>
+      <w:pPr>
+        <w:rPr>
+          <w:lang w:val="en-US"/>
+        </w:rPr>
+      </w:pPr>
+      <w:r>
+        <w:rPr>
+          <w:lang w:val="en-US"/>
+        </w:rPr>
+        <w:tab/>
+        <w:t>.retain_grad(): đánh dấu lưu grad cho node không phải là leaf</w:t>
+      </w:r>
+    </w:p>
+    <w:p>
+      <w:pPr>
+        <w:rPr>
+          <w:lang w:val="en-US"/>
+        </w:rPr>
+      </w:pPr>
+      <w:r>
+        <w:rPr>
+          <w:lang w:val="en-US"/>
+        </w:rPr>
+        <w:tab/>
+      </w:r>
+      <w:r>
+        <w:rPr>
+          <w:lang w:val="en-US"/>
+        </w:rPr>
+        <w:tab/>
+        <w:t xml:space="preserve">Ex: a = 2, b = 3, </w:t>
+      </w:r>
+    </w:p>
+    <w:p>
+      <w:pPr>
+        <w:ind w:left="720" w:firstLine="720"/>
+        <w:rPr>
+          <w:lang w:val="en-US"/>
+        </w:rPr>
+      </w:pPr>
+      <w:r>
+        <w:rPr>
+          <w:lang w:val="en-US"/>
+        </w:rPr>
+        <w:t xml:space="preserve">      c = a * b, c.retain_grad(), </w:t>
+      </w:r>
+    </w:p>
+    <w:p>
+      <w:pPr>
+        <w:ind w:left="720" w:firstLine="720"/>
+        <w:rPr>
+          <w:lang w:val="en-US"/>
+        </w:rPr>
+      </w:pPr>
+      <w:r>
+        <w:rPr>
+          <w:lang w:val="en-US"/>
+        </w:rPr>
+        <w:t xml:space="preserve">      d = c * a, d.backward()</w:t>
+      </w:r>
+    </w:p>
+    <w:p>
+      <w:pPr>
+        <w:ind w:left="720" w:firstLine="720"/>
+        <w:rPr>
+          <w:lang w:val="en-US"/>
+        </w:rPr>
+      </w:pPr>
+      <w:r>
+        <w:rPr>
+          <w:lang w:val="en-US"/>
+        </w:rPr>
+        <w:t xml:space="preserve">      c.grad = 2</w:t>
+      </w:r>
+    </w:p>
+    <w:p>
+      <w:pPr>
+        <w:rPr>
+          <w:lang w:val="en-US"/>
+        </w:rPr>
+      </w:pPr>
+      <w:r>
+        <w:rPr>
+          <w:lang w:val="en-US"/>
+        </w:rPr>
+        <w:tab/>
+        <w:t>.numpy(): convert sang numpy</w:t>
+      </w:r>
+    </w:p>
+    <w:p>
+      <w:pPr>
+        <w:rPr>
+          <w:lang w:val="en-US"/>
+        </w:rPr>
+      </w:pPr>
+      <w:r>
+        <w:rPr>
+          <w:lang w:val="en-US"/>
+        </w:rPr>
+        <w:tab/>
+        <w:t xml:space="preserve">.unfold(dim,  size, step): </w:t>
+      </w:r>
+      <w:r>
+        <w:rPr>
+          <w:lang w:val="en-US"/>
+        </w:rPr>
+        <w:t>sliding window</w:t>
+      </w:r>
+    </w:p>
+    <w:p>
+      <w:pPr>
+        <w:rPr>
+          <w:lang w:val="en-US"/>
+        </w:rPr>
+      </w:pPr>
+      <w:r>
+        <w:rPr>
+          <w:lang w:val="en-US"/>
+        </w:rPr>
+        <w:tab/>
+      </w:r>
+      <w:r>
+        <w:rPr>
+          <w:lang w:val="en-US"/>
+        </w:rPr>
+        <w:tab/>
+        <w:t>Ex: [1, 2, 3, 4, 5].unfold(0, 3, 1) = [[1, 2, 3]</w:t>
+      </w:r>
+    </w:p>
+    <w:p>
+      <w:pPr>
+        <w:rPr>
+          <w:lang w:val="en-US"/>
+        </w:rPr>
+      </w:pPr>
+      <w:r>
+        <w:rPr>
+          <w:lang w:val="en-US"/>
+        </w:rPr>
+        <w:tab/>
+      </w:r>
+      <w:r>
+        <w:rPr>
+          <w:lang w:val="en-US"/>
+        </w:rPr>
+        <w:tab/>
+      </w:r>
+      <w:r>
+        <w:rPr>
+          <w:lang w:val="en-US"/>
+        </w:rPr>
+        <w:tab/>
+      </w:r>
+      <w:r>
+        <w:rPr>
+          <w:lang w:val="en-US"/>
+        </w:rPr>
+        <w:tab/>
+      </w:r>
+      <w:r>
+        <w:rPr>
+          <w:lang w:val="en-US"/>
+        </w:rPr>
+        <w:tab/>
+      </w:r>
+      <w:r>
+        <w:rPr>
+          <w:lang w:val="en-US"/>
+        </w:rPr>
+        <w:tab/>
+      </w:r>
+      <w:r>
+        <w:rPr>
+          <w:lang w:val="en-US"/>
+        </w:rPr>
+        <w:tab/>
+        <w:t>[2, 3, 4]</w:t>
+      </w:r>
+    </w:p>
+    <w:p>
+      <w:pPr>
+        <w:rPr>
+          <w:lang w:val="en-US"/>
+        </w:rPr>
+      </w:pPr>
+      <w:r>
+        <w:rPr>
+          <w:lang w:val="en-US"/>
+        </w:rPr>
+        <w:tab/>
+      </w:r>
+      <w:r>
+        <w:rPr>
+          <w:lang w:val="en-US"/>
+        </w:rPr>
+        <w:tab/>
+      </w:r>
+      <w:r>
+        <w:rPr>
+          <w:lang w:val="en-US"/>
+        </w:rPr>
+        <w:tab/>
+      </w:r>
+      <w:r>
+        <w:rPr>
+          <w:lang w:val="en-US"/>
+        </w:rPr>
+        <w:tab/>
+      </w:r>
+      <w:r>
+        <w:rPr>
+          <w:lang w:val="en-US"/>
+        </w:rPr>
+        <w:tab/>
+      </w:r>
+      <w:r>
+        <w:rPr>
+          <w:lang w:val="en-US"/>
+        </w:rPr>
+        <w:tab/>
+      </w:r>
+      <w:r>
+        <w:rPr>
+          <w:lang w:val="en-US"/>
+        </w:rPr>
+        <w:tab/>
+        <w:t xml:space="preserve">    [3, 4, 5]]</w:t>
+      </w:r>
+    </w:p>
+    <w:p>
+      <w:pPr>
+        <w:rPr>
+          <w:lang w:val="en-US"/>
+        </w:rPr>
+      </w:pPr>
+      <w:r>
+        <w:rPr>
+          <w:lang w:val="en-US"/>
+        </w:rPr>
+        <w:tab/>
+        <w:t>.share_memory_(): đưa tensor lên host để share giữa các cpu</w:t>
+      </w:r>
+    </w:p>
+    <w:p>
+      <w:pPr>
+        <w:rPr>
+          <w:lang w:val="en-US"/>
+        </w:rPr>
+      </w:pPr>
+      <w:r>
+        <w:rPr>
+          <w:lang w:val="en-US"/>
+        </w:rPr>
+        <w:tab/>
+      </w:r>
+      <w:r>
+        <w:rPr>
+          <w:lang w:val="en-US"/>
+        </w:rPr>
+        <w:tab/>
+        <w:t>Ex: [1, 2, 3].share_memory_()</w:t>
+      </w:r>
+    </w:p>
+    <w:p>
+      <w:pPr>
+        <w:rPr>
+          <w:lang w:val="en-US"/>
+        </w:rPr>
+      </w:pPr>
+      <w:r>
+        <w:rPr>
+          <w:lang w:val="en-US"/>
+        </w:rPr>
+        <w:t>Torch</w:t>
+      </w:r>
+    </w:p>
+    <w:p>
+      <w:pPr>
+        <w:rPr>
+          <w:lang w:val="en-US"/>
+        </w:rPr>
+      </w:pPr>
+      <w:r>
+        <w:rPr>
+          <w:lang w:val="en-US"/>
+        </w:rPr>
+        <w:tab/>
+        <w:t xml:space="preserve">.tril_indices(m, n, offset): trả về tensor </w:t>
+      </w:r>
+      <w:r>
+        <w:rPr>
+          <w:lang w:val="en-US"/>
+        </w:rPr>
+        <w:t xml:space="preserve">có dim = </w:t>
+      </w:r>
+      <w:r>
+        <w:rPr>
+          <w:lang w:val="en-US"/>
+        </w:rPr>
+        <w:t xml:space="preserve">2 * số entry trong lower triangular </w:t>
+      </w:r>
+    </w:p>
+    <w:p>
+      <w:pPr>
+        <w:ind w:left="2160" w:firstLine="720"/>
+        <w:rPr>
+          <w:lang w:val="en-US"/>
+        </w:rPr>
+      </w:pPr>
+      <w:r>
+        <w:rPr>
+          <w:lang w:val="en-US"/>
+        </w:rPr>
+        <w:t xml:space="preserve">     matrix theo đường chéo được dịch chuyển lên offset</w:t>
+      </w:r>
+      <w:r>
+        <w:rPr>
+          <w:lang w:val="en-US"/>
+        </w:rPr>
+        <w:t>,</w:t>
+      </w:r>
+    </w:p>
+    <w:p>
+      <w:pPr>
+        <w:ind w:left="2160" w:firstLine="720"/>
+        <w:rPr>
+          <w:lang w:val="en-US"/>
+        </w:rPr>
+      </w:pPr>
+      <w:r>
+        <w:rPr>
+          <w:lang w:val="en-US"/>
+        </w:rPr>
+        <w:t xml:space="preserve">      </w:t>
+      </w:r>
+      <w:r>
+        <w:rPr>
+          <w:lang w:val="en-US"/>
+        </w:rPr>
+        <w:t>row 1 là tọa độ row, row 2 là tọa độ cột</w:t>
+      </w:r>
+    </w:p>
+    <w:p>
+      <w:pPr>
+        <w:rPr>
+          <w:lang w:val="en-US"/>
+        </w:rPr>
+      </w:pPr>
+      <w:r>
+        <w:rPr>
+          <w:lang w:val="en-US"/>
+        </w:rPr>
         <w:lastRenderedPageBreak/>
         <w:tab/>
-        <w:t>.numel(): trả về tổng số phần tử của tensor</w:t>
-      </w:r>
-    </w:p>
-    <w:p>
-      <w:pPr>
-        <w:rPr>
-          <w:lang w:val="en-US"/>
-        </w:rPr>
-      </w:pPr>
-      <w:r>
-        <w:rPr>
-          <w:lang w:val="en-US"/>
-        </w:rPr>
-        <w:tab/>
-      </w:r>
-      <w:r>
-        <w:rPr>
-          <w:lang w:val="en-US"/>
-        </w:rPr>
-        <w:tab/>
-        <w:t>Ex: [[1, 2, 3], [4, 5, 7]].numel() = 6</w:t>
-      </w:r>
-    </w:p>
-    <w:p>
-      <w:pPr>
-        <w:rPr>
-          <w:lang w:val="en-US"/>
-        </w:rPr>
-      </w:pPr>
-      <w:r>
-        <w:rPr>
-          <w:lang w:val="en-US"/>
-        </w:rPr>
-        <w:tab/>
-        <w:t>.retain_grad(): đánh dấu lưu grad cho node không phải là leaf</w:t>
-      </w:r>
-    </w:p>
-    <w:p>
-      <w:pPr>
-        <w:rPr>
-          <w:lang w:val="en-US"/>
-        </w:rPr>
-      </w:pPr>
-      <w:r>
-        <w:rPr>
-          <w:lang w:val="en-US"/>
-        </w:rPr>
-        <w:tab/>
-      </w:r>
-      <w:r>
-        <w:rPr>
-          <w:lang w:val="en-US"/>
-        </w:rPr>
-        <w:tab/>
-        <w:t xml:space="preserve">Ex: a = 2, b = 3, </w:t>
-      </w:r>
-    </w:p>
-    <w:p>
-      <w:pPr>
-        <w:ind w:left="720" w:firstLine="720"/>
-        <w:rPr>
-          <w:lang w:val="en-US"/>
-        </w:rPr>
-      </w:pPr>
-      <w:r>
-        <w:rPr>
-          <w:lang w:val="en-US"/>
-        </w:rPr>
-        <w:t xml:space="preserve">      c = a * b, c.retain_grad(), </w:t>
-      </w:r>
-    </w:p>
-    <w:p>
-      <w:pPr>
-        <w:ind w:left="720" w:firstLine="720"/>
-        <w:rPr>
-          <w:lang w:val="en-US"/>
-        </w:rPr>
-      </w:pPr>
-      <w:r>
-        <w:rPr>
-          <w:lang w:val="en-US"/>
-        </w:rPr>
-        <w:t xml:space="preserve">      d = c * a, d.backward()</w:t>
-      </w:r>
-    </w:p>
-    <w:p>
-      <w:pPr>
-        <w:ind w:left="720" w:firstLine="720"/>
-        <w:rPr>
-          <w:lang w:val="en-US"/>
-        </w:rPr>
-      </w:pPr>
-      <w:r>
-        <w:rPr>
-          <w:lang w:val="en-US"/>
-        </w:rPr>
-        <w:t xml:space="preserve">      c.grad = 2</w:t>
-      </w:r>
-    </w:p>
-    <w:p>
-      <w:pPr>
-        <w:rPr>
-          <w:lang w:val="en-US"/>
-        </w:rPr>
-      </w:pPr>
-      <w:r>
-        <w:rPr>
-          <w:lang w:val="en-US"/>
-        </w:rPr>
-        <w:tab/>
-        <w:t>.numpy(): convert sang numpy</w:t>
-      </w:r>
-    </w:p>
-    <w:p>
-      <w:pPr>
-        <w:rPr>
-          <w:lang w:val="en-US"/>
-        </w:rPr>
-      </w:pPr>
-      <w:r>
-        <w:rPr>
-          <w:lang w:val="en-US"/>
-        </w:rPr>
-        <w:tab/>
-        <w:t xml:space="preserve">.unfold(dim,  size, step): </w:t>
-      </w:r>
-      <w:r>
-        <w:rPr>
-          <w:lang w:val="en-US"/>
-        </w:rPr>
-        <w:t>sliding window</w:t>
-      </w:r>
-    </w:p>
-    <w:p>
-      <w:pPr>
-        <w:rPr>
-          <w:lang w:val="en-US"/>
-        </w:rPr>
-      </w:pPr>
-      <w:r>
-        <w:rPr>
-          <w:lang w:val="en-US"/>
-        </w:rPr>
-        <w:tab/>
-      </w:r>
-      <w:r>
-        <w:rPr>
-          <w:lang w:val="en-US"/>
-        </w:rPr>
-        <w:tab/>
-        <w:t>Ex: [1, 2, 3, 4, 5].unfold(0, 3, 1) = [[1, 2, 3]</w:t>
-      </w:r>
-    </w:p>
-    <w:p>
-      <w:pPr>
-        <w:rPr>
-          <w:lang w:val="en-US"/>
-        </w:rPr>
-      </w:pPr>
-      <w:r>
-        <w:rPr>
-          <w:lang w:val="en-US"/>
-        </w:rPr>
-        <w:tab/>
-      </w:r>
-      <w:r>
-        <w:rPr>
-          <w:lang w:val="en-US"/>
-        </w:rPr>
-        <w:tab/>
-      </w:r>
-      <w:r>
-        <w:rPr>
-          <w:lang w:val="en-US"/>
-        </w:rPr>
-        <w:tab/>
-      </w:r>
-      <w:r>
-        <w:rPr>
-          <w:lang w:val="en-US"/>
-        </w:rPr>
-        <w:tab/>
-      </w:r>
-      <w:r>
-        <w:rPr>
-          <w:lang w:val="en-US"/>
-        </w:rPr>
-        <w:tab/>
-      </w:r>
-      <w:r>
-        <w:rPr>
-          <w:lang w:val="en-US"/>
-        </w:rPr>
-        <w:tab/>
-      </w:r>
-      <w:r>
-        <w:rPr>
-          <w:lang w:val="en-US"/>
-        </w:rPr>
-        <w:tab/>
-        <w:t>[2, 3, 4]</w:t>
-      </w:r>
-    </w:p>
-    <w:p>
-      <w:pPr>
-        <w:rPr>
-          <w:lang w:val="en-US"/>
-        </w:rPr>
-      </w:pPr>
-      <w:r>
-        <w:rPr>
-          <w:lang w:val="en-US"/>
-        </w:rPr>
-        <w:tab/>
-      </w:r>
-      <w:r>
-        <w:rPr>
-          <w:lang w:val="en-US"/>
-        </w:rPr>
-        <w:tab/>
-      </w:r>
-      <w:r>
-        <w:rPr>
-          <w:lang w:val="en-US"/>
-        </w:rPr>
-        <w:tab/>
-      </w:r>
-      <w:r>
-        <w:rPr>
-          <w:lang w:val="en-US"/>
-        </w:rPr>
-        <w:tab/>
-      </w:r>
-      <w:r>
-        <w:rPr>
-          <w:lang w:val="en-US"/>
-        </w:rPr>
-        <w:tab/>
-      </w:r>
-      <w:r>
-        <w:rPr>
-          <w:lang w:val="en-US"/>
-        </w:rPr>
-        <w:tab/>
-      </w:r>
-      <w:r>
-        <w:rPr>
-          <w:lang w:val="en-US"/>
-        </w:rPr>
-        <w:tab/>
-        <w:t xml:space="preserve">    [3, 4, 5]]</w:t>
-      </w:r>
-    </w:p>
-    <w:p>
-      <w:pPr>
-        <w:rPr>
-          <w:lang w:val="en-US"/>
-        </w:rPr>
-      </w:pPr>
-      <w:r>
-        <w:rPr>
-          <w:lang w:val="en-US"/>
-        </w:rPr>
-        <w:tab/>
-        <w:t>.share_memory_(): đưa tensor lên host để share giữa các cpu</w:t>
-      </w:r>
-    </w:p>
-    <w:p>
-      <w:pPr>
-        <w:rPr>
-          <w:lang w:val="en-US"/>
-        </w:rPr>
-      </w:pPr>
-      <w:r>
-        <w:rPr>
-          <w:lang w:val="en-US"/>
-        </w:rPr>
-        <w:tab/>
-      </w:r>
-      <w:r>
-        <w:rPr>
-          <w:lang w:val="en-US"/>
-        </w:rPr>
-        <w:tab/>
-        <w:t>Ex: [1, 2, 3].share_memory_()</w:t>
-      </w:r>
-    </w:p>
-    <w:p>
-      <w:pPr>
-        <w:rPr>
-          <w:lang w:val="en-US"/>
-        </w:rPr>
-      </w:pPr>
-      <w:r>
-        <w:rPr>
-          <w:lang w:val="en-US"/>
-        </w:rPr>
-        <w:t>Torch</w:t>
-      </w:r>
-    </w:p>
-    <w:p>
-      <w:pPr>
-        <w:rPr>
-          <w:lang w:val="en-US"/>
-        </w:rPr>
-      </w:pPr>
-      <w:r>
-        <w:rPr>
-          <w:lang w:val="en-US"/>
-        </w:rPr>
-        <w:tab/>
-        <w:t xml:space="preserve">.tril_indices(m, n, offset): trả về tensor </w:t>
-      </w:r>
-      <w:r>
-        <w:rPr>
-          <w:lang w:val="en-US"/>
-        </w:rPr>
-        <w:t xml:space="preserve">có dim = </w:t>
-      </w:r>
-      <w:r>
-        <w:rPr>
-          <w:lang w:val="en-US"/>
-        </w:rPr>
-        <w:t xml:space="preserve">2 * số entry trong lower triangular </w:t>
-      </w:r>
-    </w:p>
-    <w:p>
-      <w:pPr>
-        <w:ind w:left="2160" w:firstLine="720"/>
-        <w:rPr>
-          <w:lang w:val="en-US"/>
-        </w:rPr>
-      </w:pPr>
-      <w:r>
-        <w:rPr>
-          <w:lang w:val="en-US"/>
-        </w:rPr>
-        <w:t xml:space="preserve">     matrix theo đường chéo được dịch chuyển lên offset</w:t>
-      </w:r>
-      <w:r>
-        <w:rPr>
-          <w:lang w:val="en-US"/>
-        </w:rPr>
-        <w:t>,</w:t>
-      </w:r>
-    </w:p>
-    <w:p>
-      <w:pPr>
-        <w:ind w:left="2160" w:firstLine="720"/>
-        <w:rPr>
-          <w:lang w:val="en-US"/>
-        </w:rPr>
-      </w:pPr>
-      <w:r>
-        <w:rPr>
-          <w:lang w:val="en-US"/>
-        </w:rPr>
-        <w:t xml:space="preserve">      </w:t>
-      </w:r>
-      <w:r>
-        <w:rPr>
-          <w:lang w:val="en-US"/>
-        </w:rPr>
-        <w:t>row 1 là tọa độ row, row 2 là tọa độ cột</w:t>
-      </w:r>
-    </w:p>
-    <w:p>
-      <w:pPr>
-        <w:rPr>
-          <w:lang w:val="en-US"/>
-        </w:rPr>
-      </w:pPr>
-      <w:r>
-        <w:rPr>
-          <w:lang w:val="en-US"/>
-        </w:rPr>
-        <w:tab/>
       </w:r>
       <w:r>
         <w:rPr>
@@ -31162,7 +31141,6 @@
         <w:rPr>
           <w:lang w:val="en-US"/>
         </w:rPr>
-        <w:lastRenderedPageBreak/>
         <w:t>])</w:t>
       </w:r>
     </w:p>
@@ -31522,6 +31500,7 @@
         <w:rPr>
           <w:lang w:val="en-US"/>
         </w:rPr>
+        <w:lastRenderedPageBreak/>
         <w:t xml:space="preserve">      distribution</w:t>
       </w:r>
     </w:p>
@@ -31704,7 +31683,6 @@
         <w:rPr>
           <w:lang w:val="en-US"/>
         </w:rPr>
-        <w:lastRenderedPageBreak/>
         <w:tab/>
         <w:t xml:space="preserve">      torch.autograd.grad(z, x) = [1, 2, 3]</w:t>
       </w:r>
@@ -32027,6 +32005,7 @@
         <w:rPr>
           <w:lang w:val="en-US"/>
         </w:rPr>
+        <w:lastRenderedPageBreak/>
         <w:tab/>
         <w:t>.train(): vào trạng thái train, Dropouts, BatchNorm hoạt động bình thường</w:t>
       </w:r>

--- a/torch.docx
+++ b/torch.docx
@@ -26635,6 +26635,38 @@
         <w:rPr>
           <w:lang w:val="en-US"/>
         </w:rPr>
+        <w:t>Mục tiêu Train là &lt;Output&gt; phả</w:t>
+      </w:r>
+      <w:r>
+        <w:rPr>
+          <w:lang w:val="en-US"/>
+        </w:rPr>
+        <w:t xml:space="preserve">i = </w:t>
+      </w:r>
+      <w:bookmarkStart w:id="0" w:name="_GoBack"/>
+      <w:bookmarkEnd w:id="0"/>
+      <w:r>
+        <w:rPr>
+          <w:lang w:val="en-US"/>
+        </w:rPr>
+        <w:t>&lt;Target&gt; dịch sang trái 1 từ</w:t>
+      </w:r>
+    </w:p>
+    <w:p>
+      <w:pPr>
+        <w:pStyle w:val="ListParagraph"/>
+        <w:numPr>
+          <w:ilvl w:val="0"/>
+          <w:numId w:val="2"/>
+        </w:numPr>
+        <w:rPr>
+          <w:lang w:val="en-US"/>
+        </w:rPr>
+      </w:pPr>
+      <w:r>
+        <w:rPr>
+          <w:lang w:val="en-US"/>
+        </w:rPr>
         <w:t>Tóm tắt các trường hợp</w:t>
       </w:r>
     </w:p>
@@ -27020,16 +27052,8 @@
         <w:rPr>
           <w:lang w:val="en-US"/>
         </w:rPr>
-        <w:t>Attention Mask 2</w:t>
-      </w:r>
-      <w:r>
-        <w:rPr>
-          <w:lang w:val="en-US"/>
-        </w:rPr>
-        <w:t>&gt; nhanh nhất</w:t>
-      </w:r>
-      <w:bookmarkStart w:id="0" w:name="_GoBack"/>
-      <w:bookmarkEnd w:id="0"/>
+        <w:t>Attention Mask 2&gt; nhanh nhất</w:t>
+      </w:r>
     </w:p>
     <w:p>
       <w:pPr>
@@ -27079,19 +27103,7 @@
         <w:rPr>
           <w:lang w:val="en-US"/>
         </w:rPr>
-        <w:t xml:space="preserve">    &lt;</w:t>
-      </w:r>
-      <w:r>
-        <w:rPr>
-          <w:lang w:val="en-US"/>
-        </w:rPr>
-        <w:t>Chiều Dài Chuỗi Target</w:t>
-      </w:r>
-      <w:r>
-        <w:rPr>
-          <w:lang w:val="en-US"/>
-        </w:rPr>
-        <w:t>&gt;</w:t>
+        <w:t xml:space="preserve">    &lt;Chiều Dài Chuỗi Target&gt;</w:t>
       </w:r>
     </w:p>
     <w:p>
@@ -27136,7 +27148,14 @@
         <w:rPr>
           <w:lang w:val="en-US"/>
         </w:rPr>
-        <w:t>i Padding cho chúng những từ bất kì để các câu có độ dài = nhau, để tránh những nội dung dư thừa ảnh hưởng đến kết quả, dùng &lt;Key Padding Mask&gt; chứa các phần tử có giá trị là 0 và –</w:t>
+        <w:t xml:space="preserve">i Padding cho chúng những từ bất kì để các câu có độ dài = nhau, để tránh những nội dung dư thừa ảnh </w:t>
+      </w:r>
+      <w:r>
+        <w:rPr>
+          <w:lang w:val="en-US"/>
+        </w:rPr>
+        <w:lastRenderedPageBreak/>
+        <w:t>hưởng đến kết quả, dùng &lt;Key Padding Mask&gt; chứa các phần tử có giá trị là 0 và –</w:t>
       </w:r>
       <w:r>
         <w:rPr>
@@ -28206,7 +28225,6 @@
         <w:rPr>
           <w:lang w:val="en-US"/>
         </w:rPr>
-        <w:lastRenderedPageBreak/>
         <w:t xml:space="preserve">    </w:t>
       </w:r>
       <w:r>
@@ -29269,6 +29287,7 @@
         <w:rPr>
           <w:lang w:val="en-US"/>
         </w:rPr>
+        <w:lastRenderedPageBreak/>
         <w:t>y_</w:t>
       </w:r>
       <w:r>
@@ -29311,7 +29330,6 @@
         <w:rPr>
           <w:lang w:val="en-US"/>
         </w:rPr>
-        <w:lastRenderedPageBreak/>
         <w:t>&lt;Đường Dẫn&gt; là đường dẫn từ thư mục làm việc hiện tại đến thư mục con là nơi chứa dữ liệu, chưa có thư mục thì tự động  tạo</w:t>
       </w:r>
     </w:p>
@@ -30369,6 +30387,7 @@
         <w:rPr>
           <w:lang w:val="en-US"/>
         </w:rPr>
+        <w:lastRenderedPageBreak/>
         <w:t>chéo được dịch lên một đoạ</w:t>
       </w:r>
       <w:r>
@@ -30389,7 +30408,6 @@
         <w:rPr>
           <w:lang w:val="en-US"/>
         </w:rPr>
-        <w:lastRenderedPageBreak/>
         <w:t>thứ tự của chiều ta lấy đường chéo</w:t>
       </w:r>
     </w:p>
@@ -30935,6 +30953,7 @@
         <w:rPr>
           <w:lang w:val="en-US"/>
         </w:rPr>
+        <w:lastRenderedPageBreak/>
         <w:t xml:space="preserve">      </w:t>
       </w:r>
       <w:r>
@@ -30942,6 +30961,530 @@
           <w:lang w:val="en-US"/>
         </w:rPr>
         <w:t>row 1 là tọa độ row, row 2 là tọa độ cột</w:t>
+      </w:r>
+    </w:p>
+    <w:p>
+      <w:pPr>
+        <w:rPr>
+          <w:lang w:val="en-US"/>
+        </w:rPr>
+      </w:pPr>
+      <w:r>
+        <w:rPr>
+          <w:lang w:val="en-US"/>
+        </w:rPr>
+        <w:tab/>
+      </w:r>
+      <w:r>
+        <w:rPr>
+          <w:lang w:val="en-US"/>
+        </w:rPr>
+        <w:tab/>
+        <w:t>Ex: torch.tril_indices(3, 3) = [0, 1, 1, 2, 2, 2] =&gt; [0, 0], [1, 0], [1, 1], [2, 0],…</w:t>
+      </w:r>
+    </w:p>
+    <w:p>
+      <w:pPr>
+        <w:rPr>
+          <w:lang w:val="en-US"/>
+        </w:rPr>
+      </w:pPr>
+      <w:r>
+        <w:rPr>
+          <w:lang w:val="en-US"/>
+        </w:rPr>
+        <w:tab/>
+      </w:r>
+      <w:r>
+        <w:rPr>
+          <w:lang w:val="en-US"/>
+        </w:rPr>
+        <w:tab/>
+      </w:r>
+      <w:r>
+        <w:rPr>
+          <w:lang w:val="en-US"/>
+        </w:rPr>
+        <w:tab/>
+      </w:r>
+      <w:r>
+        <w:rPr>
+          <w:lang w:val="en-US"/>
+        </w:rPr>
+        <w:tab/>
+      </w:r>
+      <w:r>
+        <w:rPr>
+          <w:lang w:val="en-US"/>
+        </w:rPr>
+        <w:tab/>
+        <w:t xml:space="preserve">         [0, 0, 1, 0, 1, 2]</w:t>
+      </w:r>
+    </w:p>
+    <w:p>
+      <w:pPr>
+        <w:rPr>
+          <w:lang w:val="en-US"/>
+        </w:rPr>
+      </w:pPr>
+      <w:r>
+        <w:rPr>
+          <w:lang w:val="en-US"/>
+        </w:rPr>
+        <w:tab/>
+        <w:t>.stack(inputs_tuple, dim): stack các tensor lên nhau theo dim mới</w:t>
+      </w:r>
+    </w:p>
+    <w:p>
+      <w:pPr>
+        <w:rPr>
+          <w:lang w:val="en-US"/>
+        </w:rPr>
+      </w:pPr>
+      <w:r>
+        <w:rPr>
+          <w:lang w:val="en-US"/>
+        </w:rPr>
+        <w:tab/>
+      </w:r>
+      <w:r>
+        <w:rPr>
+          <w:lang w:val="en-US"/>
+        </w:rPr>
+        <w:tab/>
+        <w:t>Ex: torch.stack(([1, 2, 3], [4, 5, 6])) = [[1, 2, 3]</w:t>
+      </w:r>
+    </w:p>
+    <w:p>
+      <w:pPr>
+        <w:ind w:left="4320" w:firstLine="720"/>
+        <w:rPr>
+          <w:lang w:val="en-US"/>
+        </w:rPr>
+      </w:pPr>
+      <w:r>
+        <w:rPr>
+          <w:lang w:val="en-US"/>
+        </w:rPr>
+        <w:t>[4, 5, 6]]</w:t>
+      </w:r>
+    </w:p>
+    <w:p>
+      <w:pPr>
+        <w:rPr>
+          <w:lang w:val="en-US"/>
+        </w:rPr>
+      </w:pPr>
+      <w:r>
+        <w:rPr>
+          <w:lang w:val="en-US"/>
+        </w:rPr>
+        <w:tab/>
+        <w:t>.inverse(tensor): trả về invert matrix</w:t>
+      </w:r>
+    </w:p>
+    <w:p>
+      <w:pPr>
+        <w:rPr>
+          <w:lang w:val="en-US"/>
+        </w:rPr>
+      </w:pPr>
+      <w:r>
+        <w:rPr>
+          <w:lang w:val="en-US"/>
+        </w:rPr>
+        <w:tab/>
+      </w:r>
+      <w:r>
+        <w:rPr>
+          <w:lang w:val="en-US"/>
+        </w:rPr>
+        <w:tab/>
+        <w:t>Ex: torch.inverse([</w:t>
+      </w:r>
+    </w:p>
+    <w:p>
+      <w:pPr>
+        <w:ind w:left="720" w:firstLine="720"/>
+        <w:rPr>
+          <w:lang w:val="en-US"/>
+        </w:rPr>
+      </w:pPr>
+      <w:r>
+        <w:rPr>
+          <w:lang w:val="en-US"/>
+        </w:rPr>
+        <w:tab/>
+        <w:t>[1, 2, 3],</w:t>
+      </w:r>
+    </w:p>
+    <w:p>
+      <w:pPr>
+        <w:ind w:left="720" w:firstLine="720"/>
+        <w:rPr>
+          <w:lang w:val="en-US"/>
+        </w:rPr>
+      </w:pPr>
+      <w:r>
+        <w:rPr>
+          <w:lang w:val="en-US"/>
+        </w:rPr>
+        <w:tab/>
+        <w:t>[4, 5, 6],</w:t>
+      </w:r>
+    </w:p>
+    <w:p>
+      <w:pPr>
+        <w:ind w:left="720" w:firstLine="720"/>
+        <w:rPr>
+          <w:lang w:val="en-US"/>
+        </w:rPr>
+      </w:pPr>
+      <w:r>
+        <w:rPr>
+          <w:lang w:val="en-US"/>
+        </w:rPr>
+        <w:tab/>
+        <w:t>[7, 8, 9]</w:t>
+      </w:r>
+    </w:p>
+    <w:p>
+      <w:pPr>
+        <w:ind w:left="720" w:firstLine="720"/>
+        <w:rPr>
+          <w:lang w:val="en-US"/>
+        </w:rPr>
+      </w:pPr>
+      <w:r>
+        <w:rPr>
+          <w:lang w:val="en-US"/>
+        </w:rPr>
+        <w:t>])</w:t>
+      </w:r>
+    </w:p>
+    <w:p>
+      <w:pPr>
+        <w:rPr>
+          <w:lang w:val="en-US"/>
+        </w:rPr>
+      </w:pPr>
+      <w:r>
+        <w:rPr>
+          <w:lang w:val="en-US"/>
+        </w:rPr>
+        <w:tab/>
+        <w:t>.finfo(dtype): trả về thông tin của kiểu dữ liệu</w:t>
+      </w:r>
+    </w:p>
+    <w:p>
+      <w:pPr>
+        <w:rPr>
+          <w:lang w:val="en-US"/>
+        </w:rPr>
+      </w:pPr>
+      <w:r>
+        <w:rPr>
+          <w:lang w:val="en-US"/>
+        </w:rPr>
+        <w:tab/>
+      </w:r>
+      <w:r>
+        <w:rPr>
+          <w:lang w:val="en-US"/>
+        </w:rPr>
+        <w:tab/>
+        <w:t>Ex: torch.finfo(torch.float32)</w:t>
+      </w:r>
+    </w:p>
+    <w:p>
+      <w:pPr>
+        <w:rPr>
+          <w:lang w:val="en-US"/>
+        </w:rPr>
+      </w:pPr>
+      <w:r>
+        <w:rPr>
+          <w:lang w:val="en-US"/>
+        </w:rPr>
+        <w:tab/>
+        <w:t>.randperm(n): hoán vị ngẫu nhiên từ 0 đến n – 1</w:t>
+      </w:r>
+    </w:p>
+    <w:p>
+      <w:pPr>
+        <w:rPr>
+          <w:lang w:val="en-US"/>
+        </w:rPr>
+      </w:pPr>
+      <w:r>
+        <w:rPr>
+          <w:lang w:val="en-US"/>
+        </w:rPr>
+        <w:tab/>
+      </w:r>
+      <w:r>
+        <w:rPr>
+          <w:lang w:val="en-US"/>
+        </w:rPr>
+        <w:tab/>
+        <w:t>Ex: torch.randperm(5) = [0, 4, 2, 3, 1]</w:t>
+      </w:r>
+    </w:p>
+    <w:p>
+      <w:pPr>
+        <w:rPr>
+          <w:lang w:val="en-US"/>
+        </w:rPr>
+      </w:pPr>
+      <w:r>
+        <w:rPr>
+          <w:lang w:val="en-US"/>
+        </w:rPr>
+        <w:tab/>
+        <w:t>.save(model.state_dict(), path): save model</w:t>
+      </w:r>
+    </w:p>
+    <w:p>
+      <w:pPr>
+        <w:rPr>
+          <w:lang w:val="en-US"/>
+        </w:rPr>
+      </w:pPr>
+      <w:r>
+        <w:rPr>
+          <w:lang w:val="en-US"/>
+        </w:rPr>
+        <w:tab/>
+      </w:r>
+      <w:r>
+        <w:rPr>
+          <w:lang w:val="en-US"/>
+        </w:rPr>
+        <w:tab/>
+        <w:t>Ex: torch.save(model.state_dict(), ‘./model.pth’)</w:t>
+      </w:r>
+    </w:p>
+    <w:p>
+      <w:pPr>
+        <w:rPr>
+          <w:lang w:val="en-US"/>
+        </w:rPr>
+      </w:pPr>
+      <w:r>
+        <w:rPr>
+          <w:lang w:val="en-US"/>
+        </w:rPr>
+        <w:t>Distributions</w:t>
+      </w:r>
+    </w:p>
+    <w:p>
+      <w:pPr>
+        <w:rPr>
+          <w:lang w:val="en-US"/>
+        </w:rPr>
+      </w:pPr>
+      <w:r>
+        <w:rPr>
+          <w:lang w:val="en-US"/>
+        </w:rPr>
+        <w:tab/>
+        <w:t>.</w:t>
+      </w:r>
+      <w:r>
+        <w:rPr>
+          <w:lang w:val="en-US"/>
+        </w:rPr>
+        <w:t>MultivariateNormal</w:t>
+      </w:r>
+      <w:r>
+        <w:rPr>
+          <w:lang w:val="en-US"/>
+        </w:rPr>
+        <w:t>(mean_tensor, covariance_matrix_tensor): trar về MN distribution</w:t>
+      </w:r>
+    </w:p>
+    <w:p>
+      <w:pPr>
+        <w:rPr>
+          <w:lang w:val="en-US"/>
+        </w:rPr>
+      </w:pPr>
+      <w:r>
+        <w:rPr>
+          <w:lang w:val="en-US"/>
+        </w:rPr>
+        <w:tab/>
+      </w:r>
+      <w:r>
+        <w:rPr>
+          <w:lang w:val="en-US"/>
+        </w:rPr>
+        <w:tab/>
+        <w:t>Ex: dist = torch.distributions.</w:t>
+      </w:r>
+      <w:r>
+        <w:rPr>
+          <w:lang w:val="en-US"/>
+        </w:rPr>
+        <w:t xml:space="preserve"> MultivariateNormal</w:t>
+      </w:r>
+      <w:r>
+        <w:rPr>
+          <w:lang w:val="en-US"/>
+        </w:rPr>
+        <w:t>([1, 2], [[1, 0], [0, 2]])</w:t>
+      </w:r>
+    </w:p>
+    <w:p>
+      <w:pPr>
+        <w:rPr>
+          <w:lang w:val="en-US"/>
+        </w:rPr>
+      </w:pPr>
+      <w:r>
+        <w:rPr>
+          <w:lang w:val="en-US"/>
+        </w:rPr>
+        <w:tab/>
+        <w:t>.Normal(mean_tensor, std_tensor): trả về một normal distribution</w:t>
+      </w:r>
+    </w:p>
+    <w:p>
+      <w:pPr>
+        <w:rPr>
+          <w:lang w:val="en-US"/>
+        </w:rPr>
+      </w:pPr>
+      <w:r>
+        <w:rPr>
+          <w:lang w:val="en-US"/>
+        </w:rPr>
+        <w:tab/>
+      </w:r>
+      <w:r>
+        <w:rPr>
+          <w:lang w:val="en-US"/>
+        </w:rPr>
+        <w:tab/>
+        <w:t>Ex: dist = torch.distributions.normal([1, 2], [2, 4])</w:t>
+      </w:r>
+    </w:p>
+    <w:p>
+      <w:pPr>
+        <w:rPr>
+          <w:lang w:val="en-US"/>
+        </w:rPr>
+      </w:pPr>
+      <w:r>
+        <w:rPr>
+          <w:lang w:val="en-US"/>
+        </w:rPr>
+        <w:tab/>
+      </w:r>
+      <w:r>
+        <w:rPr>
+          <w:lang w:val="en-US"/>
+        </w:rPr>
+        <w:tab/>
+        <w:t>.</w:t>
+      </w:r>
+      <w:r>
+        <w:rPr>
+          <w:lang w:val="en-US"/>
+        </w:rPr>
+        <w:t>sample(): trả về tensor ngẫu nhiên theo mean và std</w:t>
+      </w:r>
+    </w:p>
+    <w:p>
+      <w:pPr>
+        <w:rPr>
+          <w:lang w:val="en-US"/>
+        </w:rPr>
+      </w:pPr>
+      <w:r>
+        <w:rPr>
+          <w:lang w:val="en-US"/>
+        </w:rPr>
+        <w:tab/>
+      </w:r>
+      <w:r>
+        <w:rPr>
+          <w:lang w:val="en-US"/>
+        </w:rPr>
+        <w:tab/>
+      </w:r>
+      <w:r>
+        <w:rPr>
+          <w:lang w:val="en-US"/>
+        </w:rPr>
+        <w:tab/>
+        <w:t>Ex: dist.sample() = [1.2, 2.8]</w:t>
+      </w:r>
+    </w:p>
+    <w:p>
+      <w:pPr>
+        <w:rPr>
+          <w:lang w:val="en-US"/>
+        </w:rPr>
+      </w:pPr>
+      <w:r>
+        <w:rPr>
+          <w:lang w:val="en-US"/>
+        </w:rPr>
+        <w:tab/>
+      </w:r>
+      <w:r>
+        <w:rPr>
+          <w:lang w:val="en-US"/>
+        </w:rPr>
+        <w:tab/>
+        <w:t xml:space="preserve">.rsample(): giống sample nhưng đã reparameterize để backprop cho mean và </w:t>
+      </w:r>
+    </w:p>
+    <w:p>
+      <w:pPr>
+        <w:ind w:left="1440" w:firstLine="720"/>
+        <w:rPr>
+          <w:lang w:val="en-US"/>
+        </w:rPr>
+      </w:pPr>
+      <w:r>
+        <w:rPr>
+          <w:lang w:val="en-US"/>
+        </w:rPr>
+        <w:t xml:space="preserve">      std, sample = mean + std * e</w:t>
+      </w:r>
+    </w:p>
+    <w:p>
+      <w:pPr>
+        <w:ind w:left="1440" w:firstLine="720"/>
+        <w:rPr>
+          <w:lang w:val="en-US"/>
+        </w:rPr>
+      </w:pPr>
+      <w:r>
+        <w:rPr>
+          <w:lang w:val="en-US"/>
+        </w:rPr>
+        <w:t>Ex: dist.</w:t>
+      </w:r>
+      <w:r>
+        <w:rPr>
+          <w:lang w:val="en-US"/>
+        </w:rPr>
+        <w:t>r</w:t>
+      </w:r>
+      <w:r>
+        <w:rPr>
+          <w:lang w:val="en-US"/>
+        </w:rPr>
+        <w:t>sample() = [1.2, 2.8]</w:t>
+      </w:r>
+      <w:r>
+        <w:rPr>
+          <w:lang w:val="en-US"/>
+        </w:rPr>
+        <w:t>, backward</w:t>
       </w:r>
     </w:p>
     <w:p>
@@ -30962,530 +31505,6 @@
           <w:lang w:val="en-US"/>
         </w:rPr>
         <w:tab/>
-        <w:t>Ex: torch.tril_indices(3, 3) = [0, 1, 1, 2, 2, 2] =&gt; [0, 0], [1, 0], [1, 1], [2, 0],…</w:t>
-      </w:r>
-    </w:p>
-    <w:p>
-      <w:pPr>
-        <w:rPr>
-          <w:lang w:val="en-US"/>
-        </w:rPr>
-      </w:pPr>
-      <w:r>
-        <w:rPr>
-          <w:lang w:val="en-US"/>
-        </w:rPr>
-        <w:tab/>
-      </w:r>
-      <w:r>
-        <w:rPr>
-          <w:lang w:val="en-US"/>
-        </w:rPr>
-        <w:tab/>
-      </w:r>
-      <w:r>
-        <w:rPr>
-          <w:lang w:val="en-US"/>
-        </w:rPr>
-        <w:tab/>
-      </w:r>
-      <w:r>
-        <w:rPr>
-          <w:lang w:val="en-US"/>
-        </w:rPr>
-        <w:tab/>
-      </w:r>
-      <w:r>
-        <w:rPr>
-          <w:lang w:val="en-US"/>
-        </w:rPr>
-        <w:tab/>
-        <w:t xml:space="preserve">         [0, 0, 1, 0, 1, 2]</w:t>
-      </w:r>
-    </w:p>
-    <w:p>
-      <w:pPr>
-        <w:rPr>
-          <w:lang w:val="en-US"/>
-        </w:rPr>
-      </w:pPr>
-      <w:r>
-        <w:rPr>
-          <w:lang w:val="en-US"/>
-        </w:rPr>
-        <w:tab/>
-        <w:t>.stack(inputs_tuple, dim): stack các tensor lên nhau theo dim mới</w:t>
-      </w:r>
-    </w:p>
-    <w:p>
-      <w:pPr>
-        <w:rPr>
-          <w:lang w:val="en-US"/>
-        </w:rPr>
-      </w:pPr>
-      <w:r>
-        <w:rPr>
-          <w:lang w:val="en-US"/>
-        </w:rPr>
-        <w:tab/>
-      </w:r>
-      <w:r>
-        <w:rPr>
-          <w:lang w:val="en-US"/>
-        </w:rPr>
-        <w:tab/>
-        <w:t>Ex: torch.stack(([1, 2, 3], [4, 5, 6])) = [[1, 2, 3]</w:t>
-      </w:r>
-    </w:p>
-    <w:p>
-      <w:pPr>
-        <w:ind w:left="4320" w:firstLine="720"/>
-        <w:rPr>
-          <w:lang w:val="en-US"/>
-        </w:rPr>
-      </w:pPr>
-      <w:r>
-        <w:rPr>
-          <w:lang w:val="en-US"/>
-        </w:rPr>
-        <w:t>[4, 5, 6]]</w:t>
-      </w:r>
-    </w:p>
-    <w:p>
-      <w:pPr>
-        <w:rPr>
-          <w:lang w:val="en-US"/>
-        </w:rPr>
-      </w:pPr>
-      <w:r>
-        <w:rPr>
-          <w:lang w:val="en-US"/>
-        </w:rPr>
-        <w:tab/>
-        <w:t>.inverse(tensor): trả về invert matrix</w:t>
-      </w:r>
-    </w:p>
-    <w:p>
-      <w:pPr>
-        <w:rPr>
-          <w:lang w:val="en-US"/>
-        </w:rPr>
-      </w:pPr>
-      <w:r>
-        <w:rPr>
-          <w:lang w:val="en-US"/>
-        </w:rPr>
-        <w:tab/>
-      </w:r>
-      <w:r>
-        <w:rPr>
-          <w:lang w:val="en-US"/>
-        </w:rPr>
-        <w:tab/>
-        <w:t>Ex: torch.inverse([</w:t>
-      </w:r>
-    </w:p>
-    <w:p>
-      <w:pPr>
-        <w:ind w:left="720" w:firstLine="720"/>
-        <w:rPr>
-          <w:lang w:val="en-US"/>
-        </w:rPr>
-      </w:pPr>
-      <w:r>
-        <w:rPr>
-          <w:lang w:val="en-US"/>
-        </w:rPr>
-        <w:tab/>
-        <w:t>[1, 2, 3],</w:t>
-      </w:r>
-    </w:p>
-    <w:p>
-      <w:pPr>
-        <w:ind w:left="720" w:firstLine="720"/>
-        <w:rPr>
-          <w:lang w:val="en-US"/>
-        </w:rPr>
-      </w:pPr>
-      <w:r>
-        <w:rPr>
-          <w:lang w:val="en-US"/>
-        </w:rPr>
-        <w:tab/>
-        <w:t>[4, 5, 6],</w:t>
-      </w:r>
-    </w:p>
-    <w:p>
-      <w:pPr>
-        <w:ind w:left="720" w:firstLine="720"/>
-        <w:rPr>
-          <w:lang w:val="en-US"/>
-        </w:rPr>
-      </w:pPr>
-      <w:r>
-        <w:rPr>
-          <w:lang w:val="en-US"/>
-        </w:rPr>
-        <w:tab/>
-        <w:t>[7, 8, 9]</w:t>
-      </w:r>
-    </w:p>
-    <w:p>
-      <w:pPr>
-        <w:ind w:left="720" w:firstLine="720"/>
-        <w:rPr>
-          <w:lang w:val="en-US"/>
-        </w:rPr>
-      </w:pPr>
-      <w:r>
-        <w:rPr>
-          <w:lang w:val="en-US"/>
-        </w:rPr>
-        <w:t>])</w:t>
-      </w:r>
-    </w:p>
-    <w:p>
-      <w:pPr>
-        <w:rPr>
-          <w:lang w:val="en-US"/>
-        </w:rPr>
-      </w:pPr>
-      <w:r>
-        <w:rPr>
-          <w:lang w:val="en-US"/>
-        </w:rPr>
-        <w:tab/>
-        <w:t>.finfo(dtype): trả về thông tin của kiểu dữ liệu</w:t>
-      </w:r>
-    </w:p>
-    <w:p>
-      <w:pPr>
-        <w:rPr>
-          <w:lang w:val="en-US"/>
-        </w:rPr>
-      </w:pPr>
-      <w:r>
-        <w:rPr>
-          <w:lang w:val="en-US"/>
-        </w:rPr>
-        <w:tab/>
-      </w:r>
-      <w:r>
-        <w:rPr>
-          <w:lang w:val="en-US"/>
-        </w:rPr>
-        <w:tab/>
-        <w:t>Ex: torch.finfo(torch.float32)</w:t>
-      </w:r>
-    </w:p>
-    <w:p>
-      <w:pPr>
-        <w:rPr>
-          <w:lang w:val="en-US"/>
-        </w:rPr>
-      </w:pPr>
-      <w:r>
-        <w:rPr>
-          <w:lang w:val="en-US"/>
-        </w:rPr>
-        <w:tab/>
-        <w:t>.randperm(n): hoán vị ngẫu nhiên từ 0 đến n – 1</w:t>
-      </w:r>
-    </w:p>
-    <w:p>
-      <w:pPr>
-        <w:rPr>
-          <w:lang w:val="en-US"/>
-        </w:rPr>
-      </w:pPr>
-      <w:r>
-        <w:rPr>
-          <w:lang w:val="en-US"/>
-        </w:rPr>
-        <w:tab/>
-      </w:r>
-      <w:r>
-        <w:rPr>
-          <w:lang w:val="en-US"/>
-        </w:rPr>
-        <w:tab/>
-        <w:t>Ex: torch.randperm(5) = [0, 4, 2, 3, 1]</w:t>
-      </w:r>
-    </w:p>
-    <w:p>
-      <w:pPr>
-        <w:rPr>
-          <w:lang w:val="en-US"/>
-        </w:rPr>
-      </w:pPr>
-      <w:r>
-        <w:rPr>
-          <w:lang w:val="en-US"/>
-        </w:rPr>
-        <w:tab/>
-        <w:t>.save(model.state_dict(), path): save model</w:t>
-      </w:r>
-    </w:p>
-    <w:p>
-      <w:pPr>
-        <w:rPr>
-          <w:lang w:val="en-US"/>
-        </w:rPr>
-      </w:pPr>
-      <w:r>
-        <w:rPr>
-          <w:lang w:val="en-US"/>
-        </w:rPr>
-        <w:tab/>
-      </w:r>
-      <w:r>
-        <w:rPr>
-          <w:lang w:val="en-US"/>
-        </w:rPr>
-        <w:tab/>
-        <w:t>Ex: torch.save(model.state_dict(), ‘./model.pth’)</w:t>
-      </w:r>
-    </w:p>
-    <w:p>
-      <w:pPr>
-        <w:rPr>
-          <w:lang w:val="en-US"/>
-        </w:rPr>
-      </w:pPr>
-      <w:r>
-        <w:rPr>
-          <w:lang w:val="en-US"/>
-        </w:rPr>
-        <w:t>Distributions</w:t>
-      </w:r>
-    </w:p>
-    <w:p>
-      <w:pPr>
-        <w:rPr>
-          <w:lang w:val="en-US"/>
-        </w:rPr>
-      </w:pPr>
-      <w:r>
-        <w:rPr>
-          <w:lang w:val="en-US"/>
-        </w:rPr>
-        <w:tab/>
-        <w:t>.</w:t>
-      </w:r>
-      <w:r>
-        <w:rPr>
-          <w:lang w:val="en-US"/>
-        </w:rPr>
-        <w:t>MultivariateNormal</w:t>
-      </w:r>
-      <w:r>
-        <w:rPr>
-          <w:lang w:val="en-US"/>
-        </w:rPr>
-        <w:t>(mean_tensor, covariance_matrix_tensor): trar về MN distribution</w:t>
-      </w:r>
-    </w:p>
-    <w:p>
-      <w:pPr>
-        <w:rPr>
-          <w:lang w:val="en-US"/>
-        </w:rPr>
-      </w:pPr>
-      <w:r>
-        <w:rPr>
-          <w:lang w:val="en-US"/>
-        </w:rPr>
-        <w:tab/>
-      </w:r>
-      <w:r>
-        <w:rPr>
-          <w:lang w:val="en-US"/>
-        </w:rPr>
-        <w:tab/>
-        <w:t>Ex: dist = torch.distributions.</w:t>
-      </w:r>
-      <w:r>
-        <w:rPr>
-          <w:lang w:val="en-US"/>
-        </w:rPr>
-        <w:t xml:space="preserve"> MultivariateNormal</w:t>
-      </w:r>
-      <w:r>
-        <w:rPr>
-          <w:lang w:val="en-US"/>
-        </w:rPr>
-        <w:t>([1, 2], [[1, 0], [0, 2]])</w:t>
-      </w:r>
-    </w:p>
-    <w:p>
-      <w:pPr>
-        <w:rPr>
-          <w:lang w:val="en-US"/>
-        </w:rPr>
-      </w:pPr>
-      <w:r>
-        <w:rPr>
-          <w:lang w:val="en-US"/>
-        </w:rPr>
-        <w:tab/>
-        <w:t>.Normal(mean_tensor, std_tensor): trả về một normal distribution</w:t>
-      </w:r>
-    </w:p>
-    <w:p>
-      <w:pPr>
-        <w:rPr>
-          <w:lang w:val="en-US"/>
-        </w:rPr>
-      </w:pPr>
-      <w:r>
-        <w:rPr>
-          <w:lang w:val="en-US"/>
-        </w:rPr>
-        <w:tab/>
-      </w:r>
-      <w:r>
-        <w:rPr>
-          <w:lang w:val="en-US"/>
-        </w:rPr>
-        <w:tab/>
-        <w:t>Ex: dist = torch.distributions.normal([1, 2], [2, 4])</w:t>
-      </w:r>
-    </w:p>
-    <w:p>
-      <w:pPr>
-        <w:rPr>
-          <w:lang w:val="en-US"/>
-        </w:rPr>
-      </w:pPr>
-      <w:r>
-        <w:rPr>
-          <w:lang w:val="en-US"/>
-        </w:rPr>
-        <w:tab/>
-      </w:r>
-      <w:r>
-        <w:rPr>
-          <w:lang w:val="en-US"/>
-        </w:rPr>
-        <w:tab/>
-        <w:t>.</w:t>
-      </w:r>
-      <w:r>
-        <w:rPr>
-          <w:lang w:val="en-US"/>
-        </w:rPr>
-        <w:t>sample(): trả về tensor ngẫu nhiên theo mean và std</w:t>
-      </w:r>
-    </w:p>
-    <w:p>
-      <w:pPr>
-        <w:rPr>
-          <w:lang w:val="en-US"/>
-        </w:rPr>
-      </w:pPr>
-      <w:r>
-        <w:rPr>
-          <w:lang w:val="en-US"/>
-        </w:rPr>
-        <w:tab/>
-      </w:r>
-      <w:r>
-        <w:rPr>
-          <w:lang w:val="en-US"/>
-        </w:rPr>
-        <w:tab/>
-      </w:r>
-      <w:r>
-        <w:rPr>
-          <w:lang w:val="en-US"/>
-        </w:rPr>
-        <w:tab/>
-        <w:t>Ex: dist.sample() = [1.2, 2.8]</w:t>
-      </w:r>
-    </w:p>
-    <w:p>
-      <w:pPr>
-        <w:rPr>
-          <w:lang w:val="en-US"/>
-        </w:rPr>
-      </w:pPr>
-      <w:r>
-        <w:rPr>
-          <w:lang w:val="en-US"/>
-        </w:rPr>
-        <w:tab/>
-      </w:r>
-      <w:r>
-        <w:rPr>
-          <w:lang w:val="en-US"/>
-        </w:rPr>
-        <w:tab/>
-        <w:t xml:space="preserve">.rsample(): giống sample nhưng đã reparameterize để backprop cho mean và </w:t>
-      </w:r>
-    </w:p>
-    <w:p>
-      <w:pPr>
-        <w:ind w:left="1440" w:firstLine="720"/>
-        <w:rPr>
-          <w:lang w:val="en-US"/>
-        </w:rPr>
-      </w:pPr>
-      <w:r>
-        <w:rPr>
-          <w:lang w:val="en-US"/>
-        </w:rPr>
-        <w:t xml:space="preserve">      std, sample = mean + std * e</w:t>
-      </w:r>
-    </w:p>
-    <w:p>
-      <w:pPr>
-        <w:ind w:left="1440" w:firstLine="720"/>
-        <w:rPr>
-          <w:lang w:val="en-US"/>
-        </w:rPr>
-      </w:pPr>
-      <w:r>
-        <w:rPr>
-          <w:lang w:val="en-US"/>
-        </w:rPr>
-        <w:t>Ex: dist.</w:t>
-      </w:r>
-      <w:r>
-        <w:rPr>
-          <w:lang w:val="en-US"/>
-        </w:rPr>
-        <w:t>r</w:t>
-      </w:r>
-      <w:r>
-        <w:rPr>
-          <w:lang w:val="en-US"/>
-        </w:rPr>
-        <w:t>sample() = [1.2, 2.8]</w:t>
-      </w:r>
-      <w:r>
-        <w:rPr>
-          <w:lang w:val="en-US"/>
-        </w:rPr>
-        <w:t>, backward</w:t>
-      </w:r>
-    </w:p>
-    <w:p>
-      <w:pPr>
-        <w:rPr>
-          <w:lang w:val="en-US"/>
-        </w:rPr>
-      </w:pPr>
-      <w:r>
-        <w:rPr>
-          <w:lang w:val="en-US"/>
-        </w:rPr>
-        <w:tab/>
-      </w:r>
-      <w:r>
-        <w:rPr>
-          <w:lang w:val="en-US"/>
-        </w:rPr>
-        <w:tab/>
         <w:t xml:space="preserve">.log_prob(action_tensor): trả về log likelihood của action trong normal </w:t>
       </w:r>
     </w:p>
@@ -31500,7 +31519,6 @@
         <w:rPr>
           <w:lang w:val="en-US"/>
         </w:rPr>
-        <w:lastRenderedPageBreak/>
         <w:t xml:space="preserve">      distribution</w:t>
       </w:r>
     </w:p>
@@ -31992,6 +32010,7 @@
         <w:rPr>
           <w:lang w:val="en-US"/>
         </w:rPr>
+        <w:lastRenderedPageBreak/>
         <w:t>Ex: model.eval()</w:t>
       </w:r>
     </w:p>
@@ -32005,7 +32024,6 @@
         <w:rPr>
           <w:lang w:val="en-US"/>
         </w:rPr>
-        <w:lastRenderedPageBreak/>
         <w:tab/>
         <w:t>.train(): vào trạng thái train, Dropouts, BatchNorm hoạt động bình thường</w:t>
       </w:r>

--- a/torch.docx
+++ b/torch.docx
@@ -14005,6 +14005,18 @@
         </w:rPr>
         <w:t>&lt;Padding&gt;</w:t>
       </w:r>
+      <w:r>
+        <w:rPr>
+          <w:lang w:val="en-US"/>
+        </w:rPr>
+        <w:t>, &lt;Dilation&gt;</w:t>
+      </w:r>
+      <w:r>
+        <w:rPr>
+          <w:lang w:val="en-US"/>
+        </w:rPr>
+        <w:t>, &lt;Số Nhóm&gt;</w:t>
+      </w:r>
     </w:p>
     <w:p>
       <w:pPr>
@@ -14045,37 +14057,211 @@
         <w:rPr>
           <w:lang w:val="en-US"/>
         </w:rPr>
-        <w:t>&lt;Stride&gt; mặc đị</w:t>
-      </w:r>
-      <w:r>
-        <w:rPr>
-          <w:lang w:val="en-US"/>
-        </w:rPr>
-        <w:t xml:space="preserve">nh = </w:t>
-      </w:r>
-      <w:r>
-        <w:rPr>
-          <w:lang w:val="en-US"/>
-        </w:rPr>
-        <w:t>1</w:t>
-      </w:r>
-    </w:p>
-    <w:p>
-      <w:pPr>
-        <w:pStyle w:val="ListParagraph"/>
-        <w:numPr>
-          <w:ilvl w:val="0"/>
-          <w:numId w:val="2"/>
-        </w:numPr>
-        <w:rPr>
-          <w:lang w:val="en-US"/>
-        </w:rPr>
-      </w:pPr>
-      <w:r>
-        <w:rPr>
-          <w:lang w:val="en-US"/>
-        </w:rPr>
-        <w:t>&lt;Padding&gt; mặc định = 0</w:t>
+        <w:t>Mặc định</w:t>
+      </w:r>
+    </w:p>
+    <w:tbl>
+      <w:tblPr>
+        <w:tblStyle w:val="TableGrid"/>
+        <w:tblW w:w="0" w:type="auto"/>
+        <w:tblInd w:w="1080" w:type="dxa"/>
+        <w:tblLook w:val="04A0" w:firstRow="1" w:lastRow="0" w:firstColumn="1" w:lastColumn="0" w:noHBand="0" w:noVBand="1"/>
+      </w:tblPr>
+      <w:tblGrid>
+        <w:gridCol w:w="2387"/>
+        <w:gridCol w:w="2256"/>
+        <w:gridCol w:w="2397"/>
+        <w:gridCol w:w="2257"/>
+      </w:tblGrid>
+      <w:tr>
+        <w:tc>
+          <w:tcPr>
+            <w:tcW w:w="2594" w:type="dxa"/>
+          </w:tcPr>
+          <w:p>
+            <w:pPr>
+              <w:pStyle w:val="ListParagraph"/>
+              <w:ind w:left="0"/>
+              <w:jc w:val="center"/>
+              <w:rPr>
+                <w:lang w:val="en-US"/>
+              </w:rPr>
+            </w:pPr>
+            <w:r>
+              <w:rPr>
+                <w:lang w:val="en-US"/>
+              </w:rPr>
+              <w:t>&lt;Stride&gt;</w:t>
+            </w:r>
+          </w:p>
+        </w:tc>
+        <w:tc>
+          <w:tcPr>
+            <w:tcW w:w="2594" w:type="dxa"/>
+          </w:tcPr>
+          <w:p>
+            <w:pPr>
+              <w:pStyle w:val="ListParagraph"/>
+              <w:ind w:left="0"/>
+              <w:jc w:val="center"/>
+              <w:rPr>
+                <w:lang w:val="en-US"/>
+              </w:rPr>
+            </w:pPr>
+            <w:r>
+              <w:rPr>
+                <w:lang w:val="en-US"/>
+              </w:rPr>
+              <w:t>1</w:t>
+            </w:r>
+          </w:p>
+        </w:tc>
+        <w:tc>
+          <w:tcPr>
+            <w:tcW w:w="2594" w:type="dxa"/>
+          </w:tcPr>
+          <w:p>
+            <w:pPr>
+              <w:pStyle w:val="ListParagraph"/>
+              <w:ind w:left="0"/>
+              <w:jc w:val="center"/>
+              <w:rPr>
+                <w:lang w:val="en-US"/>
+              </w:rPr>
+            </w:pPr>
+            <w:r>
+              <w:rPr>
+                <w:lang w:val="en-US"/>
+              </w:rPr>
+              <w:t>&lt;Padding&gt;</w:t>
+            </w:r>
+          </w:p>
+        </w:tc>
+        <w:tc>
+          <w:tcPr>
+            <w:tcW w:w="2595" w:type="dxa"/>
+          </w:tcPr>
+          <w:p>
+            <w:pPr>
+              <w:pStyle w:val="ListParagraph"/>
+              <w:ind w:left="0"/>
+              <w:jc w:val="center"/>
+              <w:rPr>
+                <w:lang w:val="en-US"/>
+              </w:rPr>
+            </w:pPr>
+            <w:r>
+              <w:rPr>
+                <w:lang w:val="en-US"/>
+              </w:rPr>
+              <w:t>0</w:t>
+            </w:r>
+          </w:p>
+        </w:tc>
+      </w:tr>
+      <w:tr>
+        <w:tc>
+          <w:tcPr>
+            <w:tcW w:w="2594" w:type="dxa"/>
+          </w:tcPr>
+          <w:p>
+            <w:pPr>
+              <w:pStyle w:val="ListParagraph"/>
+              <w:ind w:left="0"/>
+              <w:jc w:val="center"/>
+              <w:rPr>
+                <w:lang w:val="en-US"/>
+              </w:rPr>
+            </w:pPr>
+            <w:r>
+              <w:rPr>
+                <w:lang w:val="en-US"/>
+              </w:rPr>
+              <w:t>&lt;Dilation&gt;</w:t>
+            </w:r>
+          </w:p>
+        </w:tc>
+        <w:tc>
+          <w:tcPr>
+            <w:tcW w:w="2594" w:type="dxa"/>
+          </w:tcPr>
+          <w:p>
+            <w:pPr>
+              <w:pStyle w:val="ListParagraph"/>
+              <w:ind w:left="0"/>
+              <w:jc w:val="center"/>
+              <w:rPr>
+                <w:lang w:val="en-US"/>
+              </w:rPr>
+            </w:pPr>
+            <w:r>
+              <w:rPr>
+                <w:lang w:val="en-US"/>
+              </w:rPr>
+              <w:t>1</w:t>
+            </w:r>
+          </w:p>
+        </w:tc>
+        <w:tc>
+          <w:tcPr>
+            <w:tcW w:w="2594" w:type="dxa"/>
+          </w:tcPr>
+          <w:p>
+            <w:pPr>
+              <w:pStyle w:val="ListParagraph"/>
+              <w:ind w:left="0"/>
+              <w:jc w:val="center"/>
+              <w:rPr>
+                <w:lang w:val="en-US"/>
+              </w:rPr>
+            </w:pPr>
+            <w:r>
+              <w:rPr>
+                <w:lang w:val="en-US"/>
+              </w:rPr>
+              <w:t>&lt;Số Nhóm&gt;</w:t>
+            </w:r>
+          </w:p>
+        </w:tc>
+        <w:tc>
+          <w:tcPr>
+            <w:tcW w:w="2595" w:type="dxa"/>
+          </w:tcPr>
+          <w:p>
+            <w:pPr>
+              <w:pStyle w:val="ListParagraph"/>
+              <w:ind w:left="0"/>
+              <w:jc w:val="center"/>
+              <w:rPr>
+                <w:lang w:val="en-US"/>
+              </w:rPr>
+            </w:pPr>
+            <w:r>
+              <w:rPr>
+                <w:lang w:val="en-US"/>
+              </w:rPr>
+              <w:t>1</w:t>
+            </w:r>
+          </w:p>
+        </w:tc>
+      </w:tr>
+    </w:tbl>
+    <w:p>
+      <w:pPr>
+        <w:pStyle w:val="ListParagraph"/>
+        <w:numPr>
+          <w:ilvl w:val="0"/>
+          <w:numId w:val="2"/>
+        </w:numPr>
+        <w:rPr>
+          <w:lang w:val="en-US"/>
+        </w:rPr>
+      </w:pPr>
+      <w:r>
+        <w:rPr>
+          <w:lang w:val="en-US"/>
+        </w:rPr>
+        <w:t>&lt;Số Kênh Input&gt; và &lt;Số Kênh Output&gt; phải chia hết cho &lt;Số Nhóm&gt;</w:t>
       </w:r>
     </w:p>
     <w:p>
@@ -14553,6 +14739,96 @@
           </w:p>
         </w:tc>
       </w:tr>
+      <w:tr>
+        <w:tc>
+          <w:tcPr>
+            <w:tcW w:w="2572" w:type="dxa"/>
+            <w:vAlign w:val="center"/>
+          </w:tcPr>
+          <w:p>
+            <w:pPr>
+              <w:pStyle w:val="ListParagraph"/>
+              <w:ind w:left="0"/>
+              <w:jc w:val="center"/>
+              <w:rPr>
+                <w:lang w:val="en-US"/>
+              </w:rPr>
+            </w:pPr>
+            <w:r>
+              <w:rPr>
+                <w:lang w:val="en-US"/>
+              </w:rPr>
+              <w:t>&lt;Dilation&gt;</w:t>
+            </w:r>
+          </w:p>
+        </w:tc>
+        <w:tc>
+          <w:tcPr>
+            <w:tcW w:w="1276" w:type="dxa"/>
+            <w:vAlign w:val="center"/>
+          </w:tcPr>
+          <w:p>
+            <w:pPr>
+              <w:pStyle w:val="ListParagraph"/>
+              <w:ind w:left="0"/>
+              <w:jc w:val="center"/>
+              <w:rPr>
+                <w:lang w:val="en-US"/>
+              </w:rPr>
+            </w:pPr>
+            <w:r>
+              <w:rPr>
+                <w:lang w:val="en-US"/>
+              </w:rPr>
+              <w:t>1</w:t>
+            </w:r>
+          </w:p>
+        </w:tc>
+        <w:tc>
+          <w:tcPr>
+            <w:tcW w:w="2551" w:type="dxa"/>
+            <w:vAlign w:val="center"/>
+          </w:tcPr>
+          <w:p>
+            <w:pPr>
+              <w:pStyle w:val="ListParagraph"/>
+              <w:ind w:left="0"/>
+              <w:jc w:val="center"/>
+              <w:rPr>
+                <w:lang w:val="en-US"/>
+              </w:rPr>
+            </w:pPr>
+            <w:r>
+              <w:rPr>
+                <w:lang w:val="en-US"/>
+              </w:rPr>
+              <w:t>&lt;Số Nhóm&gt;</w:t>
+            </w:r>
+          </w:p>
+        </w:tc>
+        <w:tc>
+          <w:tcPr>
+            <w:tcW w:w="1763" w:type="dxa"/>
+            <w:vAlign w:val="center"/>
+          </w:tcPr>
+          <w:p>
+            <w:pPr>
+              <w:pStyle w:val="ListParagraph"/>
+              <w:ind w:left="0"/>
+              <w:jc w:val="center"/>
+              <w:rPr>
+                <w:lang w:val="en-US"/>
+              </w:rPr>
+            </w:pPr>
+            <w:r>
+              <w:rPr>
+                <w:lang w:val="en-US"/>
+              </w:rPr>
+              <w:t>1</w:t>
+            </w:r>
+          </w:p>
+        </w:tc>
+      </w:tr>
     </w:tbl>
     <w:p>
       <w:pPr>
@@ -14642,6 +14918,170 @@
           <w:lang w:val="en-US"/>
         </w:rPr>
         <w:t>, các phần tử này có giá trị = 0</w:t>
+      </w:r>
+    </w:p>
+    <w:p>
+      <w:pPr>
+        <w:pStyle w:val="ListParagraph"/>
+        <w:numPr>
+          <w:ilvl w:val="0"/>
+          <w:numId w:val="2"/>
+        </w:numPr>
+        <w:rPr>
+          <w:lang w:val="en-US"/>
+        </w:rPr>
+      </w:pPr>
+      <w:r>
+        <w:rPr>
+          <w:lang w:val="en-US"/>
+        </w:rPr>
+        <w:t>&lt;Dilation&gt; là độ mở rộng của Kernel</w:t>
+      </w:r>
+    </w:p>
+    <w:p>
+      <w:pPr>
+        <w:pStyle w:val="ListParagraph"/>
+        <w:numPr>
+          <w:ilvl w:val="0"/>
+          <w:numId w:val="2"/>
+        </w:numPr>
+        <w:rPr>
+          <w:lang w:val="en-US"/>
+        </w:rPr>
+      </w:pPr>
+      <w:r>
+        <w:rPr>
+          <w:lang w:val="en-US"/>
+        </w:rPr>
+        <w:t>Minh họa</w:t>
+      </w:r>
+    </w:p>
+    <w:p>
+      <w:pPr>
+        <w:pStyle w:val="ListParagraph"/>
+        <w:ind w:left="1080"/>
+        <w:rPr>
+          <w:lang w:val="en-US"/>
+        </w:rPr>
+      </w:pPr>
+      <w:r>
+        <w:rPr>
+          <w:noProof/>
+          <w:lang w:eastAsia="vi-VN"/>
+        </w:rPr>
+        <w:drawing>
+          <wp:inline distT="0" distB="0" distL="0" distR="0">
+            <wp:extent cx="5072331" cy="2536166"/>
+            <wp:effectExtent l="0" t="0" r="0" b="0"/>
+            <wp:docPr id="4" name="Picture 4"/>
+            <wp:cNvGraphicFramePr>
+              <a:graphicFrameLocks xmlns:a="http://schemas.openxmlformats.org/drawingml/2006/main" noChangeAspect="1"/>
+            </wp:cNvGraphicFramePr>
+            <a:graphic xmlns:a="http://schemas.openxmlformats.org/drawingml/2006/main">
+              <a:graphicData uri="http://schemas.openxmlformats.org/drawingml/2006/picture">
+                <pic:pic xmlns:pic="http://schemas.openxmlformats.org/drawingml/2006/picture">
+                  <pic:nvPicPr>
+                    <pic:cNvPr id="0" name="Untitled-3.jpg"/>
+                    <pic:cNvPicPr/>
+                  </pic:nvPicPr>
+                  <pic:blipFill>
+                    <a:blip r:embed="rId11">
+                      <a:extLst>
+                        <a:ext uri="{28A0092B-C50C-407E-A947-70E740481C1C}">
+                          <a14:useLocalDpi xmlns:a14="http://schemas.microsoft.com/office/drawing/2010/main" val="0"/>
+                        </a:ext>
+                      </a:extLst>
+                    </a:blip>
+                    <a:stretch>
+                      <a:fillRect/>
+                    </a:stretch>
+                  </pic:blipFill>
+                  <pic:spPr>
+                    <a:xfrm>
+                      <a:off x="0" y="0"/>
+                      <a:ext cx="5074552" cy="2537277"/>
+                    </a:xfrm>
+                    <a:prstGeom prst="rect">
+                      <a:avLst/>
+                    </a:prstGeom>
+                  </pic:spPr>
+                </pic:pic>
+              </a:graphicData>
+            </a:graphic>
+          </wp:inline>
+        </w:drawing>
+      </w:r>
+    </w:p>
+    <w:p>
+      <w:pPr>
+        <w:pStyle w:val="ListParagraph"/>
+        <w:numPr>
+          <w:ilvl w:val="0"/>
+          <w:numId w:val="2"/>
+        </w:numPr>
+        <w:rPr>
+          <w:lang w:val="en-US"/>
+        </w:rPr>
+      </w:pPr>
+      <w:r>
+        <w:rPr>
+          <w:lang w:val="en-US"/>
+        </w:rPr>
+        <w:t>Đặt &lt;Số Nhóm&gt; = k nghĩa là bạn chia &lt;Input&gt; thành k phần = nhau theo kênh</w:t>
+      </w:r>
+    </w:p>
+    <w:p>
+      <w:pPr>
+        <w:pStyle w:val="ListParagraph"/>
+        <w:numPr>
+          <w:ilvl w:val="0"/>
+          <w:numId w:val="2"/>
+        </w:numPr>
+        <w:rPr>
+          <w:lang w:val="en-US"/>
+        </w:rPr>
+      </w:pPr>
+      <w:r>
+        <w:rPr>
+          <w:lang w:val="en-US"/>
+        </w:rPr>
+        <w:t>Ví dụ</w:t>
+      </w:r>
+    </w:p>
+    <w:p>
+      <w:pPr>
+        <w:pStyle w:val="ListParagraph"/>
+        <w:numPr>
+          <w:ilvl w:val="0"/>
+          <w:numId w:val="2"/>
+        </w:numPr>
+        <w:rPr>
+          <w:lang w:val="en-US"/>
+        </w:rPr>
+      </w:pPr>
+      <w:r>
+        <w:rPr>
+          <w:lang w:val="en-US"/>
+        </w:rPr>
+        <w:t>&lt;Input&gt; có 15 kênh, &lt;Số Nhóm&gt; = 3, thì mỗi phần sẽ sở hữu 5 kênh &lt;Input&gt;</w:t>
+      </w:r>
+    </w:p>
+    <w:p>
+      <w:pPr>
+        <w:pStyle w:val="ListParagraph"/>
+        <w:numPr>
+          <w:ilvl w:val="0"/>
+          <w:numId w:val="2"/>
+        </w:numPr>
+        <w:rPr>
+          <w:lang w:val="en-US"/>
+        </w:rPr>
+      </w:pPr>
+      <w:r>
+        <w:rPr>
+          <w:lang w:val="en-US"/>
+        </w:rPr>
+        <w:t>Sau đó mỗi phần sẽ hoạt động như 1 lớp 1D CNN độc lập, với &lt;Số Kênh Input Mỗi Phần&gt; = k và &lt;Số Kênh Output Mỗi Phần&gt; = &lt;Số Kênh Output&gt; / k, &lt;Output Mỗi Phần&gt; sau đó sẽ được nối với nhau theo đúng thứ tự để ra &lt;Output&gt;</w:t>
       </w:r>
     </w:p>
     <w:p>
@@ -14665,13 +15105,13 @@
     <w:tbl>
       <w:tblPr>
         <w:tblStyle w:val="TableGrid"/>
-        <w:tblW w:w="0" w:type="auto"/>
+        <w:tblW w:w="9376" w:type="dxa"/>
         <w:tblInd w:w="1080" w:type="dxa"/>
         <w:tblLook w:val="04A0" w:firstRow="1" w:lastRow="0" w:firstColumn="1" w:lastColumn="0" w:noHBand="0" w:noVBand="1"/>
       </w:tblPr>
       <w:tblGrid>
         <w:gridCol w:w="1438"/>
-        <w:gridCol w:w="6724"/>
+        <w:gridCol w:w="7938"/>
       </w:tblGrid>
       <w:tr>
         <w:tc>
@@ -14691,7 +15131,7 @@
         </w:tc>
         <w:tc>
           <w:tcPr>
-            <w:tcW w:w="6724" w:type="dxa"/>
+            <w:tcW w:w="7938" w:type="dxa"/>
           </w:tcPr>
           <w:p>
             <w:pPr>
@@ -14735,7 +15175,7 @@
         </w:tc>
         <w:tc>
           <w:tcPr>
-            <w:tcW w:w="6724" w:type="dxa"/>
+            <w:tcW w:w="7938" w:type="dxa"/>
           </w:tcPr>
           <w:p>
             <w:pPr>
@@ -14750,7 +15190,19 @@
               <w:rPr>
                 <w:lang w:val="en-US"/>
               </w:rPr>
-              <w:t>(&lt;Số Kênh Output&gt;, &lt;Số Kênh Input&gt;, &lt;Kích Thước Kernel&gt;)</w:t>
+              <w:t>(&lt;Số Kênh Output&gt;, &lt;Số Kênh Input&gt;</w:t>
+            </w:r>
+            <w:r>
+              <w:rPr>
+                <w:lang w:val="en-US"/>
+              </w:rPr>
+              <w:t xml:space="preserve"> / &lt;Số Nhóm&gt;</w:t>
+            </w:r>
+            <w:r>
+              <w:rPr>
+                <w:lang w:val="en-US"/>
+              </w:rPr>
+              <w:t>, &lt;Kích Thước Kernel&gt;)</w:t>
             </w:r>
           </w:p>
         </w:tc>
@@ -14779,7 +15231,7 @@
         </w:tc>
         <w:tc>
           <w:tcPr>
-            <w:tcW w:w="6724" w:type="dxa"/>
+            <w:tcW w:w="7938" w:type="dxa"/>
           </w:tcPr>
           <w:p>
             <w:pPr>
@@ -15258,6 +15710,30 @@
         </w:rPr>
         <w:t>&gt;</w:t>
       </w:r>
+      <w:r>
+        <w:rPr>
+          <w:lang w:val="en-US"/>
+        </w:rPr>
+        <w:t>, &lt;Dilation</w:t>
+      </w:r>
+      <w:r>
+        <w:rPr>
+          <w:lang w:val="en-US"/>
+        </w:rPr>
+        <w:t xml:space="preserve"> Shape</w:t>
+      </w:r>
+      <w:r>
+        <w:rPr>
+          <w:lang w:val="en-US"/>
+        </w:rPr>
+        <w:t>&gt;</w:t>
+      </w:r>
+      <w:r>
+        <w:rPr>
+          <w:lang w:val="en-US"/>
+        </w:rPr>
+        <w:t>, &lt;Số Nhóm&gt;</w:t>
+      </w:r>
     </w:p>
     <w:p>
       <w:pPr>
@@ -15298,61 +15774,245 @@
         <w:rPr>
           <w:lang w:val="en-US"/>
         </w:rPr>
-        <w:t>&lt;Stride Shape&gt; mặc định = (1, 1), tương ứng Stride theo chiều dọc và ngang của ảnh</w:t>
-      </w:r>
-    </w:p>
-    <w:p>
-      <w:pPr>
-        <w:pStyle w:val="ListParagraph"/>
-        <w:numPr>
-          <w:ilvl w:val="0"/>
-          <w:numId w:val="2"/>
-        </w:numPr>
-        <w:rPr>
-          <w:lang w:val="en-US"/>
-        </w:rPr>
-      </w:pPr>
-      <w:r>
-        <w:rPr>
-          <w:lang w:val="en-US"/>
-        </w:rPr>
-        <w:t>&lt;Padding Shape&gt; mặc định = (0, 0), tương ứng Padding theo chiều dọc và ngang của ảnh</w:t>
-      </w:r>
-    </w:p>
-    <w:p>
-      <w:pPr>
-        <w:pStyle w:val="ListParagraph"/>
-        <w:numPr>
-          <w:ilvl w:val="0"/>
-          <w:numId w:val="2"/>
-        </w:numPr>
-        <w:rPr>
-          <w:lang w:val="en-US"/>
-        </w:rPr>
-      </w:pPr>
-      <w:r>
-        <w:rPr>
-          <w:lang w:val="en-US"/>
-        </w:rPr>
-        <w:t>&lt;Kernel Shape&gt; là 1 Tuple có phần tử đầu tiên là kích thước Kernel theo chiều dọc và phần tử thứ 2 là theo chiều ngang</w:t>
-      </w:r>
-    </w:p>
-    <w:p>
-      <w:pPr>
-        <w:pStyle w:val="ListParagraph"/>
-        <w:numPr>
-          <w:ilvl w:val="0"/>
-          <w:numId w:val="2"/>
-        </w:numPr>
-        <w:rPr>
-          <w:lang w:val="en-US"/>
-        </w:rPr>
-      </w:pPr>
-      <w:r>
-        <w:rPr>
-          <w:lang w:val="en-US"/>
-        </w:rPr>
-        <w:t xml:space="preserve">Nếu các bạn cho Shape </w:t>
+        <w:t>Mặc định</w:t>
+      </w:r>
+    </w:p>
+    <w:tbl>
+      <w:tblPr>
+        <w:tblStyle w:val="TableGrid"/>
+        <w:tblW w:w="0" w:type="auto"/>
+        <w:tblInd w:w="1080" w:type="dxa"/>
+        <w:tblLook w:val="04A0" w:firstRow="1" w:lastRow="0" w:firstColumn="1" w:lastColumn="0" w:noHBand="0" w:noVBand="1"/>
+      </w:tblPr>
+      <w:tblGrid>
+        <w:gridCol w:w="2366"/>
+        <w:gridCol w:w="2276"/>
+        <w:gridCol w:w="2378"/>
+        <w:gridCol w:w="2277"/>
+      </w:tblGrid>
+      <w:tr>
+        <w:tc>
+          <w:tcPr>
+            <w:tcW w:w="2594" w:type="dxa"/>
+          </w:tcPr>
+          <w:p>
+            <w:pPr>
+              <w:pStyle w:val="ListParagraph"/>
+              <w:ind w:left="0"/>
+              <w:rPr>
+                <w:lang w:val="en-US"/>
+              </w:rPr>
+            </w:pPr>
+            <w:r>
+              <w:rPr>
+                <w:lang w:val="en-US"/>
+              </w:rPr>
+              <w:t>&lt;Stride Shape&gt;</w:t>
+            </w:r>
+          </w:p>
+        </w:tc>
+        <w:tc>
+          <w:tcPr>
+            <w:tcW w:w="2594" w:type="dxa"/>
+          </w:tcPr>
+          <w:p>
+            <w:pPr>
+              <w:pStyle w:val="ListParagraph"/>
+              <w:ind w:left="0"/>
+              <w:rPr>
+                <w:lang w:val="en-US"/>
+              </w:rPr>
+            </w:pPr>
+            <w:r>
+              <w:rPr>
+                <w:lang w:val="en-US"/>
+              </w:rPr>
+              <w:t>(1, 1)</w:t>
+            </w:r>
+          </w:p>
+        </w:tc>
+        <w:tc>
+          <w:tcPr>
+            <w:tcW w:w="2594" w:type="dxa"/>
+          </w:tcPr>
+          <w:p>
+            <w:pPr>
+              <w:pStyle w:val="ListParagraph"/>
+              <w:ind w:left="0"/>
+              <w:rPr>
+                <w:lang w:val="en-US"/>
+              </w:rPr>
+            </w:pPr>
+            <w:r>
+              <w:rPr>
+                <w:lang w:val="en-US"/>
+              </w:rPr>
+              <w:t>&lt;Padding Shape&gt;</w:t>
+            </w:r>
+          </w:p>
+        </w:tc>
+        <w:tc>
+          <w:tcPr>
+            <w:tcW w:w="2595" w:type="dxa"/>
+          </w:tcPr>
+          <w:p>
+            <w:pPr>
+              <w:pStyle w:val="ListParagraph"/>
+              <w:ind w:left="0"/>
+              <w:rPr>
+                <w:lang w:val="en-US"/>
+              </w:rPr>
+            </w:pPr>
+            <w:r>
+              <w:rPr>
+                <w:lang w:val="en-US"/>
+              </w:rPr>
+              <w:t>(0, 0)</w:t>
+            </w:r>
+          </w:p>
+        </w:tc>
+      </w:tr>
+      <w:tr>
+        <w:tc>
+          <w:tcPr>
+            <w:tcW w:w="2594" w:type="dxa"/>
+          </w:tcPr>
+          <w:p>
+            <w:pPr>
+              <w:pStyle w:val="ListParagraph"/>
+              <w:ind w:left="0"/>
+              <w:rPr>
+                <w:lang w:val="en-US"/>
+              </w:rPr>
+            </w:pPr>
+            <w:r>
+              <w:rPr>
+                <w:lang w:val="en-US"/>
+              </w:rPr>
+              <w:t>&lt;Dilation Shape&gt;</w:t>
+            </w:r>
+          </w:p>
+        </w:tc>
+        <w:tc>
+          <w:tcPr>
+            <w:tcW w:w="2594" w:type="dxa"/>
+          </w:tcPr>
+          <w:p>
+            <w:pPr>
+              <w:pStyle w:val="ListParagraph"/>
+              <w:ind w:left="0"/>
+              <w:rPr>
+                <w:lang w:val="en-US"/>
+              </w:rPr>
+            </w:pPr>
+            <w:r>
+              <w:rPr>
+                <w:lang w:val="en-US"/>
+              </w:rPr>
+              <w:t>(1, 1)</w:t>
+            </w:r>
+          </w:p>
+        </w:tc>
+        <w:tc>
+          <w:tcPr>
+            <w:tcW w:w="2594" w:type="dxa"/>
+          </w:tcPr>
+          <w:p>
+            <w:pPr>
+              <w:pStyle w:val="ListParagraph"/>
+              <w:ind w:left="0"/>
+              <w:rPr>
+                <w:lang w:val="en-US"/>
+              </w:rPr>
+            </w:pPr>
+            <w:r>
+              <w:rPr>
+                <w:lang w:val="en-US"/>
+              </w:rPr>
+              <w:t>&lt;Số Nhóm&gt;</w:t>
+            </w:r>
+          </w:p>
+        </w:tc>
+        <w:tc>
+          <w:tcPr>
+            <w:tcW w:w="2595" w:type="dxa"/>
+          </w:tcPr>
+          <w:p>
+            <w:pPr>
+              <w:pStyle w:val="ListParagraph"/>
+              <w:ind w:left="0"/>
+              <w:rPr>
+                <w:lang w:val="en-US"/>
+              </w:rPr>
+            </w:pPr>
+            <w:r>
+              <w:rPr>
+                <w:lang w:val="en-US"/>
+              </w:rPr>
+              <w:t>1</w:t>
+            </w:r>
+          </w:p>
+        </w:tc>
+      </w:tr>
+    </w:tbl>
+    <w:p>
+      <w:pPr>
+        <w:pStyle w:val="ListParagraph"/>
+        <w:numPr>
+          <w:ilvl w:val="0"/>
+          <w:numId w:val="2"/>
+        </w:numPr>
+        <w:rPr>
+          <w:lang w:val="en-US"/>
+        </w:rPr>
+      </w:pPr>
+      <w:r>
+        <w:rPr>
+          <w:lang w:val="en-US"/>
+        </w:rPr>
+        <w:t>Mỗi &lt;Shape&gt; là 1 Tuple gồm 2 phần tử tương ứng theo chiều dọc và chiều ngang</w:t>
+      </w:r>
+    </w:p>
+    <w:p>
+      <w:pPr>
+        <w:pStyle w:val="ListParagraph"/>
+        <w:numPr>
+          <w:ilvl w:val="0"/>
+          <w:numId w:val="2"/>
+        </w:numPr>
+        <w:rPr>
+          <w:lang w:val="en-US"/>
+        </w:rPr>
+      </w:pPr>
+      <w:r>
+        <w:rPr>
+          <w:lang w:val="en-US"/>
+        </w:rPr>
+        <w:t xml:space="preserve">Nếu các bạn cho </w:t>
+      </w:r>
+      <w:r>
+        <w:rPr>
+          <w:lang w:val="en-US"/>
+        </w:rPr>
+        <w:t>&lt;</w:t>
+      </w:r>
+      <w:r>
+        <w:rPr>
+          <w:lang w:val="en-US"/>
+        </w:rPr>
+        <w:t>Shape</w:t>
+      </w:r>
+      <w:r>
+        <w:rPr>
+          <w:lang w:val="en-US"/>
+        </w:rPr>
+        <w:t>&gt;</w:t>
+      </w:r>
+      <w:r>
+        <w:rPr>
+          <w:lang w:val="en-US"/>
+        </w:rPr>
+        <w:t xml:space="preserve"> </w:t>
       </w:r>
       <w:r>
         <w:rPr>
@@ -15542,7 +16202,19 @@
               <w:rPr>
                 <w:lang w:val="en-US"/>
               </w:rPr>
-              <w:t>&lt;Số Kênh Input&gt;,</w:t>
+              <w:t>&lt;Số Kênh Input&gt;</w:t>
+            </w:r>
+            <w:r>
+              <w:rPr>
+                <w:lang w:val="en-US"/>
+              </w:rPr>
+              <w:t xml:space="preserve"> / &lt;Số Nhóm&gt;</w:t>
+            </w:r>
+            <w:r>
+              <w:rPr>
+                <w:lang w:val="en-US"/>
+              </w:rPr>
+              <w:t>,</w:t>
             </w:r>
           </w:p>
           <w:p>
@@ -15999,25 +16671,37 @@
         <w:rPr>
           <w:lang w:val="en-US"/>
         </w:rPr>
-        <w:t>1D Batch Norm?</w:t>
-      </w:r>
-    </w:p>
-    <w:p>
-      <w:pPr>
-        <w:pStyle w:val="ListParagraph"/>
-        <w:numPr>
-          <w:ilvl w:val="0"/>
-          <w:numId w:val="2"/>
-        </w:numPr>
-        <w:rPr>
-          <w:lang w:val="en-US"/>
-        </w:rPr>
-      </w:pPr>
-      <w:r>
-        <w:rPr>
-          <w:lang w:val="en-US"/>
-        </w:rPr>
-        <w:t>Tạo 1 lớp 1D Batch Norm</w:t>
+        <w:t>1D Max Pool</w:t>
+      </w:r>
+      <w:r>
+        <w:rPr>
+          <w:lang w:val="en-US"/>
+        </w:rPr>
+        <w:t>?</w:t>
+      </w:r>
+    </w:p>
+    <w:p>
+      <w:pPr>
+        <w:pStyle w:val="ListParagraph"/>
+        <w:numPr>
+          <w:ilvl w:val="0"/>
+          <w:numId w:val="2"/>
+        </w:numPr>
+        <w:rPr>
+          <w:lang w:val="en-US"/>
+        </w:rPr>
+      </w:pPr>
+      <w:r>
+        <w:rPr>
+          <w:lang w:val="en-US"/>
+        </w:rPr>
+        <w:t>Tạo 1 lớp 1D</w:t>
+      </w:r>
+      <w:r>
+        <w:rPr>
+          <w:lang w:val="en-US"/>
+        </w:rPr>
+        <w:t xml:space="preserve"> Max Pool</w:t>
       </w:r>
     </w:p>
     <w:p>
@@ -16038,7 +16722,37 @@
         <w:rPr>
           <w:lang w:val="en-US"/>
         </w:rPr>
-        <w:t>&lt;Lớp 1D Batch Norm&gt; = nn.BatchNorm1d(</w:t>
+        <w:t>&lt;Lớp 1D Max Pool</w:t>
+      </w:r>
+      <w:r>
+        <w:rPr>
+          <w:lang w:val="en-US"/>
+        </w:rPr>
+        <w:t>&gt; = nn.</w:t>
+      </w:r>
+      <w:r>
+        <w:rPr>
+          <w:lang w:val="en-US"/>
+        </w:rPr>
+        <w:t xml:space="preserve"> </w:t>
+      </w:r>
+      <w:r>
+        <w:rPr>
+          <w:lang w:val="en-US"/>
+        </w:rPr>
+        <w:t>Max</w:t>
+      </w:r>
+      <w:r>
+        <w:rPr>
+          <w:lang w:val="en-US"/>
+        </w:rPr>
+        <w:t>Pool</w:t>
+      </w:r>
+      <w:r>
+        <w:rPr>
+          <w:lang w:val="en-US"/>
+        </w:rPr>
+        <w:t>1d(</w:t>
       </w:r>
     </w:p>
     <w:p>
@@ -16059,31 +16773,259 @@
         <w:rPr>
           <w:lang w:val="en-US"/>
         </w:rPr>
-        <w:t xml:space="preserve">    &lt;Số Kênh Input&gt;, </w:t>
-      </w:r>
-      <w:r>
-        <w:rPr>
-          <w:lang w:val="en-US"/>
-        </w:rPr>
-        <w:t>&lt;</w:t>
-      </w:r>
-      <w:r>
-        <w:rPr>
-          <w:lang w:val="en-US"/>
-        </w:rPr>
-        <w:t>Epsilon</w:t>
-      </w:r>
-      <w:r>
-        <w:rPr>
-          <w:lang w:val="en-US"/>
-        </w:rPr>
-        <w:t>&gt;, &lt;</w:t>
-      </w:r>
-      <w:r>
-        <w:rPr>
-          <w:lang w:val="en-US"/>
-        </w:rPr>
-        <w:t>Momentum&gt;</w:t>
+        <w:t xml:space="preserve">    </w:t>
+      </w:r>
+      <w:r>
+        <w:rPr>
+          <w:lang w:val="en-US"/>
+        </w:rPr>
+        <w:t>&lt;Kích Thước Kernel&gt;,</w:t>
+      </w:r>
+      <w:r>
+        <w:rPr>
+          <w:lang w:val="en-US"/>
+        </w:rPr>
+        <w:t xml:space="preserve"> </w:t>
+      </w:r>
+      <w:r>
+        <w:rPr>
+          <w:lang w:val="en-US"/>
+        </w:rPr>
+        <w:t>&lt;Stride&gt;, &lt;Padding&gt;, &lt;Dilation&gt;</w:t>
+      </w:r>
+    </w:p>
+    <w:p>
+      <w:pPr>
+        <w:pStyle w:val="ListParagraph"/>
+        <w:pBdr>
+          <w:top w:val="single" w:sz="4" w:space="1" w:color="auto"/>
+          <w:left w:val="single" w:sz="4" w:space="4" w:color="auto"/>
+          <w:bottom w:val="single" w:sz="4" w:space="1" w:color="auto"/>
+          <w:right w:val="single" w:sz="4" w:space="4" w:color="auto"/>
+        </w:pBdr>
+        <w:tabs>
+          <w:tab w:val="left" w:pos="2242"/>
+        </w:tabs>
+        <w:ind w:left="1080"/>
+        <w:rPr>
+          <w:lang w:val="en-US"/>
+        </w:rPr>
+      </w:pPr>
+      <w:r>
+        <w:rPr>
+          <w:lang w:val="en-US"/>
+        </w:rPr>
+        <w:t>)</w:t>
+      </w:r>
+    </w:p>
+    <w:p>
+      <w:pPr>
+        <w:pStyle w:val="ListParagraph"/>
+        <w:numPr>
+          <w:ilvl w:val="0"/>
+          <w:numId w:val="2"/>
+        </w:numPr>
+        <w:rPr>
+          <w:lang w:val="en-US"/>
+        </w:rPr>
+      </w:pPr>
+      <w:r>
+        <w:rPr>
+          <w:lang w:val="en-US"/>
+        </w:rPr>
+        <w:t>Mặc định</w:t>
+      </w:r>
+    </w:p>
+    <w:tbl>
+      <w:tblPr>
+        <w:tblStyle w:val="TableGrid"/>
+        <w:tblW w:w="0" w:type="auto"/>
+        <w:tblInd w:w="1080" w:type="dxa"/>
+        <w:tblLook w:val="04A0" w:firstRow="1" w:lastRow="0" w:firstColumn="1" w:lastColumn="0" w:noHBand="0" w:noVBand="1"/>
+      </w:tblPr>
+      <w:tblGrid>
+        <w:gridCol w:w="2366"/>
+        <w:gridCol w:w="2474"/>
+        <w:gridCol w:w="2233"/>
+        <w:gridCol w:w="2224"/>
+      </w:tblGrid>
+      <w:tr>
+        <w:tc>
+          <w:tcPr>
+            <w:tcW w:w="2366" w:type="dxa"/>
+          </w:tcPr>
+          <w:p>
+            <w:pPr>
+              <w:pStyle w:val="ListParagraph"/>
+              <w:ind w:left="0"/>
+              <w:jc w:val="center"/>
+              <w:rPr>
+                <w:lang w:val="en-US"/>
+              </w:rPr>
+            </w:pPr>
+            <w:r>
+              <w:rPr>
+                <w:lang w:val="en-US"/>
+              </w:rPr>
+              <w:t>&lt;Stride&gt;</w:t>
+            </w:r>
+          </w:p>
+        </w:tc>
+        <w:tc>
+          <w:tcPr>
+            <w:tcW w:w="2474" w:type="dxa"/>
+          </w:tcPr>
+          <w:p>
+            <w:pPr>
+              <w:pStyle w:val="ListParagraph"/>
+              <w:ind w:left="0"/>
+              <w:jc w:val="center"/>
+              <w:rPr>
+                <w:lang w:val="en-US"/>
+              </w:rPr>
+            </w:pPr>
+            <w:r>
+              <w:rPr>
+                <w:lang w:val="en-US"/>
+              </w:rPr>
+              <w:t>&lt;Kích Thước Kernel&gt;</w:t>
+            </w:r>
+          </w:p>
+        </w:tc>
+        <w:tc>
+          <w:tcPr>
+            <w:tcW w:w="2233" w:type="dxa"/>
+          </w:tcPr>
+          <w:p>
+            <w:pPr>
+              <w:pStyle w:val="ListParagraph"/>
+              <w:ind w:left="0"/>
+              <w:jc w:val="center"/>
+              <w:rPr>
+                <w:lang w:val="en-US"/>
+              </w:rPr>
+            </w:pPr>
+            <w:r>
+              <w:rPr>
+                <w:lang w:val="en-US"/>
+              </w:rPr>
+              <w:t>&lt;Padding&gt;</w:t>
+            </w:r>
+          </w:p>
+        </w:tc>
+        <w:tc>
+          <w:tcPr>
+            <w:tcW w:w="2224" w:type="dxa"/>
+          </w:tcPr>
+          <w:p>
+            <w:pPr>
+              <w:pStyle w:val="ListParagraph"/>
+              <w:ind w:left="0"/>
+              <w:jc w:val="center"/>
+              <w:rPr>
+                <w:lang w:val="en-US"/>
+              </w:rPr>
+            </w:pPr>
+            <w:r>
+              <w:rPr>
+                <w:lang w:val="en-US"/>
+              </w:rPr>
+              <w:t>0</w:t>
+            </w:r>
+          </w:p>
+        </w:tc>
+      </w:tr>
+      <w:tr>
+        <w:tc>
+          <w:tcPr>
+            <w:tcW w:w="2366" w:type="dxa"/>
+          </w:tcPr>
+          <w:p>
+            <w:pPr>
+              <w:pStyle w:val="ListParagraph"/>
+              <w:ind w:left="0"/>
+              <w:jc w:val="center"/>
+              <w:rPr>
+                <w:lang w:val="en-US"/>
+              </w:rPr>
+            </w:pPr>
+            <w:r>
+              <w:rPr>
+                <w:lang w:val="en-US"/>
+              </w:rPr>
+              <w:t>&lt;Dilation&gt;</w:t>
+            </w:r>
+          </w:p>
+        </w:tc>
+        <w:tc>
+          <w:tcPr>
+            <w:tcW w:w="2474" w:type="dxa"/>
+          </w:tcPr>
+          <w:p>
+            <w:pPr>
+              <w:pStyle w:val="ListParagraph"/>
+              <w:ind w:left="0"/>
+              <w:jc w:val="center"/>
+              <w:rPr>
+                <w:lang w:val="en-US"/>
+              </w:rPr>
+            </w:pPr>
+            <w:r>
+              <w:rPr>
+                <w:lang w:val="en-US"/>
+              </w:rPr>
+              <w:t>1</w:t>
+            </w:r>
+          </w:p>
+        </w:tc>
+        <w:tc>
+          <w:tcPr>
+            <w:tcW w:w="2233" w:type="dxa"/>
+          </w:tcPr>
+          <w:p>
+            <w:pPr>
+              <w:pStyle w:val="ListParagraph"/>
+              <w:ind w:left="0"/>
+              <w:jc w:val="center"/>
+              <w:rPr>
+                <w:lang w:val="en-US"/>
+              </w:rPr>
+            </w:pPr>
+          </w:p>
+        </w:tc>
+        <w:tc>
+          <w:tcPr>
+            <w:tcW w:w="2224" w:type="dxa"/>
+          </w:tcPr>
+          <w:p>
+            <w:pPr>
+              <w:pStyle w:val="ListParagraph"/>
+              <w:ind w:left="0"/>
+              <w:jc w:val="center"/>
+              <w:rPr>
+                <w:lang w:val="en-US"/>
+              </w:rPr>
+            </w:pPr>
+          </w:p>
+        </w:tc>
+      </w:tr>
+    </w:tbl>
+    <w:p>
+      <w:pPr>
+        <w:pStyle w:val="ListParagraph"/>
+        <w:numPr>
+          <w:ilvl w:val="0"/>
+          <w:numId w:val="2"/>
+        </w:numPr>
+        <w:rPr>
+          <w:lang w:val="en-US"/>
+        </w:rPr>
+      </w:pPr>
+      <w:r>
+        <w:rPr>
+          <w:lang w:val="en-US"/>
+        </w:rPr>
+        <w:t>Forward</w:t>
       </w:r>
     </w:p>
     <w:p>
@@ -16104,61 +17046,332 @@
         <w:rPr>
           <w:lang w:val="en-US"/>
         </w:rPr>
-        <w:t>)</w:t>
-      </w:r>
-    </w:p>
-    <w:p>
-      <w:pPr>
-        <w:pStyle w:val="ListParagraph"/>
-        <w:numPr>
-          <w:ilvl w:val="0"/>
-          <w:numId w:val="2"/>
-        </w:numPr>
-        <w:rPr>
-          <w:lang w:val="en-US"/>
-        </w:rPr>
-      </w:pPr>
-      <w:r>
-        <w:rPr>
-          <w:lang w:val="en-US"/>
-        </w:rPr>
-        <w:t>&lt;Epsilon&gt; mặc định = 1e–5</w:t>
-      </w:r>
-    </w:p>
-    <w:p>
-      <w:pPr>
-        <w:pStyle w:val="ListParagraph"/>
-        <w:numPr>
-          <w:ilvl w:val="0"/>
-          <w:numId w:val="2"/>
-        </w:numPr>
-        <w:rPr>
-          <w:lang w:val="en-US"/>
-        </w:rPr>
-      </w:pPr>
-      <w:r>
-        <w:rPr>
-          <w:lang w:val="en-US"/>
-        </w:rPr>
-        <w:t>&lt;Momentum&gt; mặc định = 0.1</w:t>
-      </w:r>
-    </w:p>
-    <w:p>
-      <w:pPr>
-        <w:pStyle w:val="ListParagraph"/>
-        <w:numPr>
-          <w:ilvl w:val="0"/>
-          <w:numId w:val="2"/>
-        </w:numPr>
-        <w:rPr>
-          <w:lang w:val="en-US"/>
-        </w:rPr>
-      </w:pPr>
-      <w:r>
-        <w:rPr>
-          <w:lang w:val="en-US"/>
-        </w:rPr>
-        <w:t>Forward</w:t>
+        <w:t>&lt;Output&gt; = &lt;Lớp 1D Max Pool&gt;(&lt;Input&gt;)</w:t>
+      </w:r>
+    </w:p>
+    <w:p>
+      <w:pPr>
+        <w:pStyle w:val="ListParagraph"/>
+        <w:numPr>
+          <w:ilvl w:val="0"/>
+          <w:numId w:val="2"/>
+        </w:numPr>
+        <w:rPr>
+          <w:lang w:val="en-US"/>
+        </w:rPr>
+      </w:pPr>
+      <w:r>
+        <w:rPr>
+          <w:lang w:val="en-US"/>
+        </w:rPr>
+        <w:lastRenderedPageBreak/>
+        <w:t>&lt;Lớp 1D Max Pool&gt; hoạt động đéo khác gì 1 lớp 1D CNN, chỉ có điều thay vì dùng toán tử Cross Correlation giữa Kernal với Input, thì nó dùng toán tử Max với phần Input nằm trong Kernel</w:t>
+      </w:r>
+    </w:p>
+    <w:p>
+      <w:pPr>
+        <w:pStyle w:val="ListParagraph"/>
+        <w:numPr>
+          <w:ilvl w:val="0"/>
+          <w:numId w:val="2"/>
+        </w:numPr>
+        <w:rPr>
+          <w:lang w:val="en-US"/>
+        </w:rPr>
+      </w:pPr>
+      <w:r>
+        <w:rPr>
+          <w:lang w:val="en-US"/>
+        </w:rPr>
+        <w:t>Tóm tắt các trường hợp</w:t>
+      </w:r>
+    </w:p>
+    <w:tbl>
+      <w:tblPr>
+        <w:tblStyle w:val="TableGrid"/>
+        <w:tblW w:w="0" w:type="auto"/>
+        <w:tblInd w:w="1080" w:type="dxa"/>
+        <w:tblLook w:val="04A0" w:firstRow="1" w:lastRow="0" w:firstColumn="1" w:lastColumn="0" w:noHBand="0" w:noVBand="1"/>
+      </w:tblPr>
+      <w:tblGrid>
+        <w:gridCol w:w="4698"/>
+        <w:gridCol w:w="4536"/>
+      </w:tblGrid>
+      <w:tr>
+        <w:tc>
+          <w:tcPr>
+            <w:tcW w:w="4698" w:type="dxa"/>
+          </w:tcPr>
+          <w:p>
+            <w:pPr>
+              <w:pStyle w:val="ListParagraph"/>
+              <w:ind w:left="0"/>
+              <w:jc w:val="center"/>
+              <w:rPr>
+                <w:lang w:val="en-US"/>
+              </w:rPr>
+            </w:pPr>
+            <w:r>
+              <w:rPr>
+                <w:lang w:val="en-US"/>
+              </w:rPr>
+              <w:t>&lt;Input&gt; Shape</w:t>
+            </w:r>
+          </w:p>
+        </w:tc>
+        <w:tc>
+          <w:tcPr>
+            <w:tcW w:w="4536" w:type="dxa"/>
+          </w:tcPr>
+          <w:p>
+            <w:pPr>
+              <w:pStyle w:val="ListParagraph"/>
+              <w:ind w:left="0"/>
+              <w:jc w:val="center"/>
+              <w:rPr>
+                <w:lang w:val="en-US"/>
+              </w:rPr>
+            </w:pPr>
+            <w:r>
+              <w:rPr>
+                <w:lang w:val="en-US"/>
+              </w:rPr>
+              <w:t>&lt;Output&gt; Shape</w:t>
+            </w:r>
+          </w:p>
+        </w:tc>
+      </w:tr>
+      <w:tr>
+        <w:tc>
+          <w:tcPr>
+            <w:tcW w:w="4698" w:type="dxa"/>
+          </w:tcPr>
+          <w:p>
+            <w:pPr>
+              <w:pStyle w:val="ListParagraph"/>
+              <w:ind w:left="0"/>
+              <w:jc w:val="center"/>
+              <w:rPr>
+                <w:lang w:val="en-US"/>
+              </w:rPr>
+            </w:pPr>
+            <w:r>
+              <w:rPr>
+                <w:lang w:val="en-US"/>
+              </w:rPr>
+              <w:t>(&lt;Kích Thước Batch&gt;,</w:t>
+            </w:r>
+          </w:p>
+          <w:p>
+            <w:pPr>
+              <w:pStyle w:val="ListParagraph"/>
+              <w:ind w:left="0"/>
+              <w:jc w:val="center"/>
+              <w:rPr>
+                <w:lang w:val="en-US"/>
+              </w:rPr>
+            </w:pPr>
+            <w:r>
+              <w:rPr>
+                <w:lang w:val="en-US"/>
+              </w:rPr>
+              <w:t>&lt;Số Kênh Input&gt;,</w:t>
+            </w:r>
+          </w:p>
+          <w:p>
+            <w:pPr>
+              <w:pStyle w:val="ListParagraph"/>
+              <w:ind w:left="0"/>
+              <w:jc w:val="center"/>
+              <w:rPr>
+                <w:lang w:val="en-US"/>
+              </w:rPr>
+            </w:pPr>
+            <w:r>
+              <w:rPr>
+                <w:lang w:val="en-US"/>
+              </w:rPr>
+              <w:t>&lt;Kích Thước Input&gt;)</w:t>
+            </w:r>
+          </w:p>
+        </w:tc>
+        <w:tc>
+          <w:tcPr>
+            <w:tcW w:w="4536" w:type="dxa"/>
+          </w:tcPr>
+          <w:p>
+            <w:pPr>
+              <w:pStyle w:val="ListParagraph"/>
+              <w:ind w:left="0"/>
+              <w:jc w:val="center"/>
+              <w:rPr>
+                <w:lang w:val="en-US"/>
+              </w:rPr>
+            </w:pPr>
+            <w:r>
+              <w:rPr>
+                <w:lang w:val="en-US"/>
+              </w:rPr>
+              <w:t>(&lt;Kích Thước Batch&gt;,</w:t>
+            </w:r>
+          </w:p>
+          <w:p>
+            <w:pPr>
+              <w:pStyle w:val="ListParagraph"/>
+              <w:ind w:left="0"/>
+              <w:jc w:val="center"/>
+              <w:rPr>
+                <w:lang w:val="en-US"/>
+              </w:rPr>
+            </w:pPr>
+            <w:r>
+              <w:rPr>
+                <w:lang w:val="en-US"/>
+              </w:rPr>
+              <w:t>&lt;Số Kênh Input&gt;,</w:t>
+            </w:r>
+          </w:p>
+          <w:p>
+            <w:pPr>
+              <w:pStyle w:val="ListParagraph"/>
+              <w:ind w:left="0"/>
+              <w:jc w:val="center"/>
+              <w:rPr>
+                <w:lang w:val="en-US"/>
+              </w:rPr>
+            </w:pPr>
+            <w:r>
+              <w:rPr>
+                <w:lang w:val="en-US"/>
+              </w:rPr>
+              <w:t>&lt;Kích Thước Output&gt;)</w:t>
+            </w:r>
+          </w:p>
+        </w:tc>
+      </w:tr>
+      <w:tr>
+        <w:tc>
+          <w:tcPr>
+            <w:tcW w:w="4698" w:type="dxa"/>
+          </w:tcPr>
+          <w:p>
+            <w:pPr>
+              <w:pStyle w:val="ListParagraph"/>
+              <w:ind w:left="0"/>
+              <w:jc w:val="center"/>
+              <w:rPr>
+                <w:lang w:val="en-US"/>
+              </w:rPr>
+            </w:pPr>
+            <w:r>
+              <w:rPr>
+                <w:lang w:val="en-US"/>
+              </w:rPr>
+              <w:t>(&lt;Số Kênh Input&gt;,</w:t>
+            </w:r>
+          </w:p>
+          <w:p>
+            <w:pPr>
+              <w:pStyle w:val="ListParagraph"/>
+              <w:ind w:left="0"/>
+              <w:jc w:val="center"/>
+              <w:rPr>
+                <w:lang w:val="en-US"/>
+              </w:rPr>
+            </w:pPr>
+            <w:r>
+              <w:rPr>
+                <w:lang w:val="en-US"/>
+              </w:rPr>
+              <w:t>&lt;Kích Thước Input&gt;)</w:t>
+            </w:r>
+          </w:p>
+        </w:tc>
+        <w:tc>
+          <w:tcPr>
+            <w:tcW w:w="4536" w:type="dxa"/>
+          </w:tcPr>
+          <w:p>
+            <w:pPr>
+              <w:pStyle w:val="ListParagraph"/>
+              <w:ind w:left="0"/>
+              <w:jc w:val="center"/>
+              <w:rPr>
+                <w:lang w:val="en-US"/>
+              </w:rPr>
+            </w:pPr>
+            <w:r>
+              <w:rPr>
+                <w:lang w:val="en-US"/>
+              </w:rPr>
+              <w:t>(&lt;Số Kênh Input&gt;,</w:t>
+            </w:r>
+          </w:p>
+          <w:p>
+            <w:pPr>
+              <w:pStyle w:val="ListParagraph"/>
+              <w:ind w:left="0"/>
+              <w:jc w:val="center"/>
+              <w:rPr>
+                <w:lang w:val="en-US"/>
+              </w:rPr>
+            </w:pPr>
+            <w:r>
+              <w:rPr>
+                <w:lang w:val="en-US"/>
+              </w:rPr>
+              <w:t>&lt;Kích Thước Output&gt;)</w:t>
+            </w:r>
+          </w:p>
+        </w:tc>
+      </w:tr>
+    </w:tbl>
+    <w:p>
+      <w:pPr>
+        <w:pStyle w:val="ListParagraph"/>
+        <w:numPr>
+          <w:ilvl w:val="0"/>
+          <w:numId w:val="9"/>
+        </w:numPr>
+        <w:rPr>
+          <w:lang w:val="en-US"/>
+        </w:rPr>
+      </w:pPr>
+      <w:r>
+        <w:rPr>
+          <w:lang w:val="en-US"/>
+        </w:rPr>
+        <w:t>2D Max Pool?</w:t>
+      </w:r>
+    </w:p>
+    <w:p>
+      <w:pPr>
+        <w:pStyle w:val="ListParagraph"/>
+        <w:numPr>
+          <w:ilvl w:val="0"/>
+          <w:numId w:val="2"/>
+        </w:numPr>
+        <w:rPr>
+          <w:lang w:val="en-US"/>
+        </w:rPr>
+      </w:pPr>
+      <w:r>
+        <w:rPr>
+          <w:lang w:val="en-US"/>
+        </w:rPr>
+        <w:t xml:space="preserve">Tạo 1 lớp </w:t>
+      </w:r>
+      <w:r>
+        <w:rPr>
+          <w:lang w:val="en-US"/>
+        </w:rPr>
+        <w:t>2</w:t>
+      </w:r>
+      <w:r>
+        <w:rPr>
+          <w:lang w:val="en-US"/>
+        </w:rPr>
+        <w:t>D Max Pool</w:t>
       </w:r>
     </w:p>
     <w:p>
@@ -16179,6 +17392,1050 @@
         <w:rPr>
           <w:lang w:val="en-US"/>
         </w:rPr>
+        <w:t xml:space="preserve">&lt;Lớp </w:t>
+      </w:r>
+      <w:r>
+        <w:rPr>
+          <w:lang w:val="en-US"/>
+        </w:rPr>
+        <w:t>2</w:t>
+      </w:r>
+      <w:r>
+        <w:rPr>
+          <w:lang w:val="en-US"/>
+        </w:rPr>
+        <w:t>D Max Pool&gt; = nn.</w:t>
+      </w:r>
+      <w:r>
+        <w:rPr>
+          <w:lang w:val="en-US"/>
+        </w:rPr>
+        <w:t xml:space="preserve"> </w:t>
+      </w:r>
+      <w:r>
+        <w:rPr>
+          <w:lang w:val="en-US"/>
+        </w:rPr>
+        <w:t>MaxPool</w:t>
+      </w:r>
+      <w:r>
+        <w:rPr>
+          <w:lang w:val="en-US"/>
+        </w:rPr>
+        <w:t>2</w:t>
+      </w:r>
+      <w:r>
+        <w:rPr>
+          <w:lang w:val="en-US"/>
+        </w:rPr>
+        <w:t>d(</w:t>
+      </w:r>
+    </w:p>
+    <w:p>
+      <w:pPr>
+        <w:pStyle w:val="ListParagraph"/>
+        <w:pBdr>
+          <w:top w:val="single" w:sz="4" w:space="1" w:color="auto"/>
+          <w:left w:val="single" w:sz="4" w:space="4" w:color="auto"/>
+          <w:bottom w:val="single" w:sz="4" w:space="1" w:color="auto"/>
+          <w:right w:val="single" w:sz="4" w:space="4" w:color="auto"/>
+        </w:pBdr>
+        <w:ind w:left="1080"/>
+        <w:rPr>
+          <w:lang w:val="en-US"/>
+        </w:rPr>
+      </w:pPr>
+      <w:r>
+        <w:rPr>
+          <w:lang w:val="en-US"/>
+        </w:rPr>
+        <w:t xml:space="preserve">    </w:t>
+      </w:r>
+      <w:r>
+        <w:rPr>
+          <w:lang w:val="en-US"/>
+        </w:rPr>
+        <w:t>&lt;Kernel</w:t>
+      </w:r>
+      <w:r>
+        <w:rPr>
+          <w:lang w:val="en-US"/>
+        </w:rPr>
+        <w:t xml:space="preserve"> Shape</w:t>
+      </w:r>
+      <w:r>
+        <w:rPr>
+          <w:lang w:val="en-US"/>
+        </w:rPr>
+        <w:t>&gt;, &lt;Stride</w:t>
+      </w:r>
+      <w:r>
+        <w:rPr>
+          <w:lang w:val="en-US"/>
+        </w:rPr>
+        <w:t xml:space="preserve"> Shape</w:t>
+      </w:r>
+      <w:r>
+        <w:rPr>
+          <w:lang w:val="en-US"/>
+        </w:rPr>
+        <w:t>&gt;, &lt;Padding</w:t>
+      </w:r>
+      <w:r>
+        <w:rPr>
+          <w:lang w:val="en-US"/>
+        </w:rPr>
+        <w:t xml:space="preserve"> Shape</w:t>
+      </w:r>
+      <w:r>
+        <w:rPr>
+          <w:lang w:val="en-US"/>
+        </w:rPr>
+        <w:t>&gt;, &lt;Dilation</w:t>
+      </w:r>
+      <w:r>
+        <w:rPr>
+          <w:lang w:val="en-US"/>
+        </w:rPr>
+        <w:t xml:space="preserve"> Shape</w:t>
+      </w:r>
+      <w:r>
+        <w:rPr>
+          <w:lang w:val="en-US"/>
+        </w:rPr>
+        <w:t>&gt;</w:t>
+      </w:r>
+    </w:p>
+    <w:p>
+      <w:pPr>
+        <w:pStyle w:val="ListParagraph"/>
+        <w:pBdr>
+          <w:top w:val="single" w:sz="4" w:space="1" w:color="auto"/>
+          <w:left w:val="single" w:sz="4" w:space="4" w:color="auto"/>
+          <w:bottom w:val="single" w:sz="4" w:space="1" w:color="auto"/>
+          <w:right w:val="single" w:sz="4" w:space="4" w:color="auto"/>
+        </w:pBdr>
+        <w:tabs>
+          <w:tab w:val="left" w:pos="2242"/>
+        </w:tabs>
+        <w:ind w:left="1080"/>
+        <w:rPr>
+          <w:lang w:val="en-US"/>
+        </w:rPr>
+      </w:pPr>
+      <w:r>
+        <w:rPr>
+          <w:lang w:val="en-US"/>
+        </w:rPr>
+        <w:t>)</w:t>
+      </w:r>
+    </w:p>
+    <w:p>
+      <w:pPr>
+        <w:pStyle w:val="ListParagraph"/>
+        <w:numPr>
+          <w:ilvl w:val="0"/>
+          <w:numId w:val="2"/>
+        </w:numPr>
+        <w:rPr>
+          <w:lang w:val="en-US"/>
+        </w:rPr>
+      </w:pPr>
+      <w:r>
+        <w:rPr>
+          <w:lang w:val="en-US"/>
+        </w:rPr>
+        <w:t>Mặc định</w:t>
+      </w:r>
+    </w:p>
+    <w:tbl>
+      <w:tblPr>
+        <w:tblStyle w:val="TableGrid"/>
+        <w:tblW w:w="0" w:type="auto"/>
+        <w:tblInd w:w="1080" w:type="dxa"/>
+        <w:tblLook w:val="04A0" w:firstRow="1" w:lastRow="0" w:firstColumn="1" w:lastColumn="0" w:noHBand="0" w:noVBand="1"/>
+      </w:tblPr>
+      <w:tblGrid>
+        <w:gridCol w:w="2366"/>
+        <w:gridCol w:w="2474"/>
+        <w:gridCol w:w="2233"/>
+        <w:gridCol w:w="2224"/>
+      </w:tblGrid>
+      <w:tr>
+        <w:tc>
+          <w:tcPr>
+            <w:tcW w:w="2366" w:type="dxa"/>
+          </w:tcPr>
+          <w:p>
+            <w:pPr>
+              <w:pStyle w:val="ListParagraph"/>
+              <w:ind w:left="0"/>
+              <w:jc w:val="center"/>
+              <w:rPr>
+                <w:lang w:val="en-US"/>
+              </w:rPr>
+            </w:pPr>
+            <w:r>
+              <w:rPr>
+                <w:lang w:val="en-US"/>
+              </w:rPr>
+              <w:t>&lt;Stride</w:t>
+            </w:r>
+            <w:r>
+              <w:rPr>
+                <w:lang w:val="en-US"/>
+              </w:rPr>
+              <w:t xml:space="preserve"> Shape</w:t>
+            </w:r>
+            <w:r>
+              <w:rPr>
+                <w:lang w:val="en-US"/>
+              </w:rPr>
+              <w:t>&gt;</w:t>
+            </w:r>
+          </w:p>
+        </w:tc>
+        <w:tc>
+          <w:tcPr>
+            <w:tcW w:w="2474" w:type="dxa"/>
+          </w:tcPr>
+          <w:p>
+            <w:pPr>
+              <w:pStyle w:val="ListParagraph"/>
+              <w:ind w:left="0"/>
+              <w:jc w:val="center"/>
+              <w:rPr>
+                <w:lang w:val="en-US"/>
+              </w:rPr>
+            </w:pPr>
+            <w:r>
+              <w:rPr>
+                <w:lang w:val="en-US"/>
+              </w:rPr>
+              <w:t>&lt;</w:t>
+            </w:r>
+            <w:r>
+              <w:rPr>
+                <w:lang w:val="en-US"/>
+              </w:rPr>
+              <w:t>Kernel Shape</w:t>
+            </w:r>
+            <w:r>
+              <w:rPr>
+                <w:lang w:val="en-US"/>
+              </w:rPr>
+              <w:t>&gt;</w:t>
+            </w:r>
+          </w:p>
+        </w:tc>
+        <w:tc>
+          <w:tcPr>
+            <w:tcW w:w="2233" w:type="dxa"/>
+          </w:tcPr>
+          <w:p>
+            <w:pPr>
+              <w:pStyle w:val="ListParagraph"/>
+              <w:ind w:left="0"/>
+              <w:jc w:val="center"/>
+              <w:rPr>
+                <w:lang w:val="en-US"/>
+              </w:rPr>
+            </w:pPr>
+            <w:r>
+              <w:rPr>
+                <w:lang w:val="en-US"/>
+              </w:rPr>
+              <w:t>&lt;Padding</w:t>
+            </w:r>
+            <w:r>
+              <w:rPr>
+                <w:lang w:val="en-US"/>
+              </w:rPr>
+              <w:t xml:space="preserve"> Shape</w:t>
+            </w:r>
+            <w:r>
+              <w:rPr>
+                <w:lang w:val="en-US"/>
+              </w:rPr>
+              <w:t>&gt;</w:t>
+            </w:r>
+          </w:p>
+        </w:tc>
+        <w:tc>
+          <w:tcPr>
+            <w:tcW w:w="2224" w:type="dxa"/>
+          </w:tcPr>
+          <w:p>
+            <w:pPr>
+              <w:pStyle w:val="ListParagraph"/>
+              <w:ind w:left="0"/>
+              <w:jc w:val="center"/>
+              <w:rPr>
+                <w:lang w:val="en-US"/>
+              </w:rPr>
+            </w:pPr>
+            <w:r>
+              <w:rPr>
+                <w:lang w:val="en-US"/>
+              </w:rPr>
+              <w:t>(</w:t>
+            </w:r>
+            <w:r>
+              <w:rPr>
+                <w:lang w:val="en-US"/>
+              </w:rPr>
+              <w:t>0</w:t>
+            </w:r>
+            <w:r>
+              <w:rPr>
+                <w:lang w:val="en-US"/>
+              </w:rPr>
+              <w:t>, 0)</w:t>
+            </w:r>
+          </w:p>
+        </w:tc>
+      </w:tr>
+      <w:tr>
+        <w:tc>
+          <w:tcPr>
+            <w:tcW w:w="2366" w:type="dxa"/>
+          </w:tcPr>
+          <w:p>
+            <w:pPr>
+              <w:pStyle w:val="ListParagraph"/>
+              <w:ind w:left="0"/>
+              <w:jc w:val="center"/>
+              <w:rPr>
+                <w:lang w:val="en-US"/>
+              </w:rPr>
+            </w:pPr>
+            <w:r>
+              <w:rPr>
+                <w:lang w:val="en-US"/>
+              </w:rPr>
+              <w:t>&lt;Dilation</w:t>
+            </w:r>
+            <w:r>
+              <w:rPr>
+                <w:lang w:val="en-US"/>
+              </w:rPr>
+              <w:t xml:space="preserve"> Shape</w:t>
+            </w:r>
+            <w:r>
+              <w:rPr>
+                <w:lang w:val="en-US"/>
+              </w:rPr>
+              <w:t>&gt;</w:t>
+            </w:r>
+          </w:p>
+        </w:tc>
+        <w:tc>
+          <w:tcPr>
+            <w:tcW w:w="2474" w:type="dxa"/>
+          </w:tcPr>
+          <w:p>
+            <w:pPr>
+              <w:pStyle w:val="ListParagraph"/>
+              <w:ind w:left="0"/>
+              <w:jc w:val="center"/>
+              <w:rPr>
+                <w:lang w:val="en-US"/>
+              </w:rPr>
+            </w:pPr>
+            <w:r>
+              <w:rPr>
+                <w:lang w:val="en-US"/>
+              </w:rPr>
+              <w:t>(</w:t>
+            </w:r>
+            <w:r>
+              <w:rPr>
+                <w:lang w:val="en-US"/>
+              </w:rPr>
+              <w:t>1</w:t>
+            </w:r>
+            <w:r>
+              <w:rPr>
+                <w:lang w:val="en-US"/>
+              </w:rPr>
+              <w:t>, 1)</w:t>
+            </w:r>
+          </w:p>
+        </w:tc>
+        <w:tc>
+          <w:tcPr>
+            <w:tcW w:w="2233" w:type="dxa"/>
+          </w:tcPr>
+          <w:p>
+            <w:pPr>
+              <w:pStyle w:val="ListParagraph"/>
+              <w:ind w:left="0"/>
+              <w:jc w:val="center"/>
+              <w:rPr>
+                <w:lang w:val="en-US"/>
+              </w:rPr>
+            </w:pPr>
+          </w:p>
+        </w:tc>
+        <w:tc>
+          <w:tcPr>
+            <w:tcW w:w="2224" w:type="dxa"/>
+          </w:tcPr>
+          <w:p>
+            <w:pPr>
+              <w:pStyle w:val="ListParagraph"/>
+              <w:ind w:left="0"/>
+              <w:jc w:val="center"/>
+              <w:rPr>
+                <w:lang w:val="en-US"/>
+              </w:rPr>
+            </w:pPr>
+          </w:p>
+        </w:tc>
+      </w:tr>
+    </w:tbl>
+    <w:p>
+      <w:pPr>
+        <w:pStyle w:val="ListParagraph"/>
+        <w:numPr>
+          <w:ilvl w:val="0"/>
+          <w:numId w:val="2"/>
+        </w:numPr>
+        <w:rPr>
+          <w:lang w:val="en-US"/>
+        </w:rPr>
+      </w:pPr>
+      <w:r>
+        <w:rPr>
+          <w:lang w:val="en-US"/>
+        </w:rPr>
+        <w:t>Forward</w:t>
+      </w:r>
+    </w:p>
+    <w:p>
+      <w:pPr>
+        <w:pStyle w:val="ListParagraph"/>
+        <w:pBdr>
+          <w:top w:val="single" w:sz="4" w:space="1" w:color="auto"/>
+          <w:left w:val="single" w:sz="4" w:space="4" w:color="auto"/>
+          <w:bottom w:val="single" w:sz="4" w:space="1" w:color="auto"/>
+          <w:right w:val="single" w:sz="4" w:space="4" w:color="auto"/>
+        </w:pBdr>
+        <w:ind w:left="1080"/>
+        <w:rPr>
+          <w:lang w:val="en-US"/>
+        </w:rPr>
+      </w:pPr>
+      <w:r>
+        <w:rPr>
+          <w:lang w:val="en-US"/>
+        </w:rPr>
+        <w:t xml:space="preserve">&lt;Output&gt; = &lt;Lớp </w:t>
+      </w:r>
+      <w:r>
+        <w:rPr>
+          <w:lang w:val="en-US"/>
+        </w:rPr>
+        <w:t>2</w:t>
+      </w:r>
+      <w:r>
+        <w:rPr>
+          <w:lang w:val="en-US"/>
+        </w:rPr>
+        <w:t>D Max Pool&gt;(&lt;Input&gt;)</w:t>
+      </w:r>
+    </w:p>
+    <w:p>
+      <w:pPr>
+        <w:pStyle w:val="ListParagraph"/>
+        <w:numPr>
+          <w:ilvl w:val="0"/>
+          <w:numId w:val="2"/>
+        </w:numPr>
+        <w:rPr>
+          <w:lang w:val="en-US"/>
+        </w:rPr>
+      </w:pPr>
+      <w:r>
+        <w:rPr>
+          <w:lang w:val="en-US"/>
+        </w:rPr>
+        <w:t>&lt;Lớ</w:t>
+      </w:r>
+      <w:r>
+        <w:rPr>
+          <w:lang w:val="en-US"/>
+        </w:rPr>
+        <w:t>p 2</w:t>
+      </w:r>
+      <w:r>
+        <w:rPr>
+          <w:lang w:val="en-US"/>
+        </w:rPr>
+        <w:t xml:space="preserve">D Max Pool&gt; hoạt động đéo khác gì 1 lớp </w:t>
+      </w:r>
+      <w:r>
+        <w:rPr>
+          <w:lang w:val="en-US"/>
+        </w:rPr>
+        <w:t>2</w:t>
+      </w:r>
+      <w:r>
+        <w:rPr>
+          <w:lang w:val="en-US"/>
+        </w:rPr>
+        <w:t>D CNN, chỉ có điều thay vì dùng toán tử Cross Correlation giữa Kernal với Input, thì nó dùng toán tử Max với phần Input nằm trong Kerne</w:t>
+      </w:r>
+      <w:r>
+        <w:rPr>
+          <w:lang w:val="en-US"/>
+        </w:rPr>
+        <w:t>l</w:t>
+      </w:r>
+      <w:bookmarkStart w:id="0" w:name="_GoBack"/>
+      <w:bookmarkEnd w:id="0"/>
+    </w:p>
+    <w:p>
+      <w:pPr>
+        <w:pStyle w:val="ListParagraph"/>
+        <w:numPr>
+          <w:ilvl w:val="0"/>
+          <w:numId w:val="2"/>
+        </w:numPr>
+        <w:rPr>
+          <w:lang w:val="en-US"/>
+        </w:rPr>
+      </w:pPr>
+      <w:r>
+        <w:rPr>
+          <w:lang w:val="en-US"/>
+        </w:rPr>
+        <w:t>Tóm tắt các trường hợp</w:t>
+      </w:r>
+    </w:p>
+    <w:tbl>
+      <w:tblPr>
+        <w:tblStyle w:val="TableGrid"/>
+        <w:tblW w:w="8951" w:type="dxa"/>
+        <w:tblInd w:w="1080" w:type="dxa"/>
+        <w:tblLook w:val="04A0" w:firstRow="1" w:lastRow="0" w:firstColumn="1" w:lastColumn="0" w:noHBand="0" w:noVBand="1"/>
+      </w:tblPr>
+      <w:tblGrid>
+        <w:gridCol w:w="4273"/>
+        <w:gridCol w:w="4678"/>
+      </w:tblGrid>
+      <w:tr>
+        <w:tc>
+          <w:tcPr>
+            <w:tcW w:w="4273" w:type="dxa"/>
+          </w:tcPr>
+          <w:p>
+            <w:pPr>
+              <w:pStyle w:val="ListParagraph"/>
+              <w:ind w:left="0"/>
+              <w:jc w:val="center"/>
+              <w:rPr>
+                <w:lang w:val="en-US"/>
+              </w:rPr>
+            </w:pPr>
+            <w:r>
+              <w:rPr>
+                <w:lang w:val="en-US"/>
+              </w:rPr>
+              <w:t>&lt;Input&gt; Shape</w:t>
+            </w:r>
+          </w:p>
+        </w:tc>
+        <w:tc>
+          <w:tcPr>
+            <w:tcW w:w="4678" w:type="dxa"/>
+          </w:tcPr>
+          <w:p>
+            <w:pPr>
+              <w:pStyle w:val="ListParagraph"/>
+              <w:ind w:left="0"/>
+              <w:jc w:val="center"/>
+              <w:rPr>
+                <w:lang w:val="en-US"/>
+              </w:rPr>
+            </w:pPr>
+            <w:r>
+              <w:rPr>
+                <w:lang w:val="en-US"/>
+              </w:rPr>
+              <w:t>&lt;Output&gt; Shape</w:t>
+            </w:r>
+          </w:p>
+        </w:tc>
+      </w:tr>
+      <w:tr>
+        <w:tc>
+          <w:tcPr>
+            <w:tcW w:w="4273" w:type="dxa"/>
+          </w:tcPr>
+          <w:p>
+            <w:pPr>
+              <w:pStyle w:val="ListParagraph"/>
+              <w:ind w:left="0"/>
+              <w:jc w:val="center"/>
+              <w:rPr>
+                <w:lang w:val="en-US"/>
+              </w:rPr>
+            </w:pPr>
+            <w:r>
+              <w:rPr>
+                <w:lang w:val="en-US"/>
+              </w:rPr>
+              <w:t>(&lt;Kích Thước Batch&gt;,</w:t>
+            </w:r>
+          </w:p>
+          <w:p>
+            <w:pPr>
+              <w:pStyle w:val="ListParagraph"/>
+              <w:ind w:left="0"/>
+              <w:jc w:val="center"/>
+              <w:rPr>
+                <w:lang w:val="en-US"/>
+              </w:rPr>
+            </w:pPr>
+            <w:r>
+              <w:rPr>
+                <w:lang w:val="en-US"/>
+              </w:rPr>
+              <w:t>&lt;Số Kênh Input&gt;,</w:t>
+            </w:r>
+          </w:p>
+          <w:p>
+            <w:pPr>
+              <w:pStyle w:val="ListParagraph"/>
+              <w:ind w:left="0"/>
+              <w:jc w:val="center"/>
+              <w:rPr>
+                <w:lang w:val="en-US"/>
+              </w:rPr>
+            </w:pPr>
+            <w:r>
+              <w:rPr>
+                <w:lang w:val="en-US"/>
+              </w:rPr>
+              <w:t>&lt;Kích Thước Input Theo Chiều Dọc&gt;,</w:t>
+            </w:r>
+          </w:p>
+          <w:p>
+            <w:pPr>
+              <w:pStyle w:val="ListParagraph"/>
+              <w:ind w:left="0"/>
+              <w:jc w:val="center"/>
+              <w:rPr>
+                <w:lang w:val="en-US"/>
+              </w:rPr>
+            </w:pPr>
+            <w:r>
+              <w:rPr>
+                <w:lang w:val="en-US"/>
+              </w:rPr>
+              <w:t>&lt;Kích Thước Input Theo Chiều Ngang&gt;)</w:t>
+            </w:r>
+          </w:p>
+        </w:tc>
+        <w:tc>
+          <w:tcPr>
+            <w:tcW w:w="4678" w:type="dxa"/>
+          </w:tcPr>
+          <w:p>
+            <w:pPr>
+              <w:pStyle w:val="ListParagraph"/>
+              <w:ind w:left="0"/>
+              <w:jc w:val="center"/>
+              <w:rPr>
+                <w:lang w:val="en-US"/>
+              </w:rPr>
+            </w:pPr>
+            <w:r>
+              <w:rPr>
+                <w:lang w:val="en-US"/>
+              </w:rPr>
+              <w:t>(&lt;Kích Thước Batch&gt;,</w:t>
+            </w:r>
+          </w:p>
+          <w:p>
+            <w:pPr>
+              <w:pStyle w:val="ListParagraph"/>
+              <w:ind w:left="0"/>
+              <w:jc w:val="center"/>
+              <w:rPr>
+                <w:lang w:val="en-US"/>
+              </w:rPr>
+            </w:pPr>
+            <w:r>
+              <w:rPr>
+                <w:lang w:val="en-US"/>
+              </w:rPr>
+              <w:t xml:space="preserve">&lt;Số Kênh </w:t>
+            </w:r>
+            <w:r>
+              <w:rPr>
+                <w:lang w:val="en-US"/>
+              </w:rPr>
+              <w:t>Input</w:t>
+            </w:r>
+            <w:r>
+              <w:rPr>
+                <w:lang w:val="en-US"/>
+              </w:rPr>
+              <w:t>&gt;,</w:t>
+            </w:r>
+          </w:p>
+          <w:p>
+            <w:pPr>
+              <w:pStyle w:val="ListParagraph"/>
+              <w:ind w:left="0"/>
+              <w:jc w:val="center"/>
+              <w:rPr>
+                <w:lang w:val="en-US"/>
+              </w:rPr>
+            </w:pPr>
+            <w:r>
+              <w:rPr>
+                <w:lang w:val="en-US"/>
+              </w:rPr>
+              <w:t>&lt;Kích Thước Output Theo Chiều Dọc&gt;,</w:t>
+            </w:r>
+          </w:p>
+          <w:p>
+            <w:pPr>
+              <w:pStyle w:val="ListParagraph"/>
+              <w:ind w:left="0"/>
+              <w:jc w:val="center"/>
+              <w:rPr>
+                <w:lang w:val="en-US"/>
+              </w:rPr>
+            </w:pPr>
+            <w:r>
+              <w:rPr>
+                <w:lang w:val="en-US"/>
+              </w:rPr>
+              <w:t>&lt;Kích Thước Output Theo Chiều Ngang&gt;)</w:t>
+            </w:r>
+          </w:p>
+        </w:tc>
+      </w:tr>
+      <w:tr>
+        <w:tc>
+          <w:tcPr>
+            <w:tcW w:w="4273" w:type="dxa"/>
+          </w:tcPr>
+          <w:p>
+            <w:pPr>
+              <w:pStyle w:val="ListParagraph"/>
+              <w:ind w:left="0"/>
+              <w:jc w:val="center"/>
+              <w:rPr>
+                <w:lang w:val="en-US"/>
+              </w:rPr>
+            </w:pPr>
+            <w:r>
+              <w:rPr>
+                <w:lang w:val="en-US"/>
+              </w:rPr>
+              <w:t>(&lt;Số Kênh Input&gt;,</w:t>
+            </w:r>
+          </w:p>
+          <w:p>
+            <w:pPr>
+              <w:pStyle w:val="ListParagraph"/>
+              <w:ind w:left="0"/>
+              <w:jc w:val="center"/>
+              <w:rPr>
+                <w:lang w:val="en-US"/>
+              </w:rPr>
+            </w:pPr>
+            <w:r>
+              <w:rPr>
+                <w:lang w:val="en-US"/>
+              </w:rPr>
+              <w:t>&lt;Kích Thước Input Theo Chiều Dọc&gt;,</w:t>
+            </w:r>
+          </w:p>
+          <w:p>
+            <w:pPr>
+              <w:pStyle w:val="ListParagraph"/>
+              <w:ind w:left="0"/>
+              <w:jc w:val="center"/>
+              <w:rPr>
+                <w:lang w:val="en-US"/>
+              </w:rPr>
+            </w:pPr>
+            <w:r>
+              <w:rPr>
+                <w:lang w:val="en-US"/>
+              </w:rPr>
+              <w:t>&lt;Kích Thước Input Theo Chiều Ngang&gt;)</w:t>
+            </w:r>
+          </w:p>
+        </w:tc>
+        <w:tc>
+          <w:tcPr>
+            <w:tcW w:w="4678" w:type="dxa"/>
+          </w:tcPr>
+          <w:p>
+            <w:pPr>
+              <w:pStyle w:val="ListParagraph"/>
+              <w:ind w:left="0"/>
+              <w:jc w:val="center"/>
+              <w:rPr>
+                <w:lang w:val="en-US"/>
+              </w:rPr>
+            </w:pPr>
+            <w:r>
+              <w:rPr>
+                <w:lang w:val="en-US"/>
+              </w:rPr>
+              <w:t xml:space="preserve">(&lt;Số Kênh </w:t>
+            </w:r>
+            <w:r>
+              <w:rPr>
+                <w:lang w:val="en-US"/>
+              </w:rPr>
+              <w:t>Input</w:t>
+            </w:r>
+            <w:r>
+              <w:rPr>
+                <w:lang w:val="en-US"/>
+              </w:rPr>
+              <w:t>&gt;,</w:t>
+            </w:r>
+          </w:p>
+          <w:p>
+            <w:pPr>
+              <w:pStyle w:val="ListParagraph"/>
+              <w:ind w:left="0"/>
+              <w:jc w:val="center"/>
+              <w:rPr>
+                <w:lang w:val="en-US"/>
+              </w:rPr>
+            </w:pPr>
+            <w:r>
+              <w:rPr>
+                <w:lang w:val="en-US"/>
+              </w:rPr>
+              <w:t>&lt;Kích Thước Output Theo Chiều Dọc&gt;,</w:t>
+            </w:r>
+          </w:p>
+          <w:p>
+            <w:pPr>
+              <w:pStyle w:val="ListParagraph"/>
+              <w:ind w:left="0"/>
+              <w:jc w:val="center"/>
+              <w:rPr>
+                <w:lang w:val="en-US"/>
+              </w:rPr>
+            </w:pPr>
+            <w:r>
+              <w:rPr>
+                <w:lang w:val="en-US"/>
+              </w:rPr>
+              <w:t>&lt;Kích Thước Output Theo Chiều Ngang&gt;)</w:t>
+            </w:r>
+          </w:p>
+        </w:tc>
+      </w:tr>
+    </w:tbl>
+    <w:p>
+      <w:pPr>
+        <w:pStyle w:val="ListParagraph"/>
+        <w:numPr>
+          <w:ilvl w:val="0"/>
+          <w:numId w:val="9"/>
+        </w:numPr>
+        <w:rPr>
+          <w:lang w:val="en-US"/>
+        </w:rPr>
+      </w:pPr>
+      <w:r>
+        <w:rPr>
+          <w:lang w:val="en-US"/>
+        </w:rPr>
+        <w:t>1D Batch Norm?</w:t>
+      </w:r>
+    </w:p>
+    <w:p>
+      <w:pPr>
+        <w:pStyle w:val="ListParagraph"/>
+        <w:numPr>
+          <w:ilvl w:val="0"/>
+          <w:numId w:val="2"/>
+        </w:numPr>
+        <w:rPr>
+          <w:lang w:val="en-US"/>
+        </w:rPr>
+      </w:pPr>
+      <w:r>
+        <w:rPr>
+          <w:lang w:val="en-US"/>
+        </w:rPr>
+        <w:t>Tạo 1 lớp 1D Batch Norm</w:t>
+      </w:r>
+    </w:p>
+    <w:p>
+      <w:pPr>
+        <w:pStyle w:val="ListParagraph"/>
+        <w:pBdr>
+          <w:top w:val="single" w:sz="4" w:space="1" w:color="auto"/>
+          <w:left w:val="single" w:sz="4" w:space="4" w:color="auto"/>
+          <w:bottom w:val="single" w:sz="4" w:space="1" w:color="auto"/>
+          <w:right w:val="single" w:sz="4" w:space="4" w:color="auto"/>
+        </w:pBdr>
+        <w:ind w:left="1080"/>
+        <w:rPr>
+          <w:lang w:val="en-US"/>
+        </w:rPr>
+      </w:pPr>
+      <w:r>
+        <w:rPr>
+          <w:lang w:val="en-US"/>
+        </w:rPr>
+        <w:t>&lt;Lớp 1D Batch Norm&gt; = nn.BatchNorm1d(</w:t>
+      </w:r>
+    </w:p>
+    <w:p>
+      <w:pPr>
+        <w:pStyle w:val="ListParagraph"/>
+        <w:pBdr>
+          <w:top w:val="single" w:sz="4" w:space="1" w:color="auto"/>
+          <w:left w:val="single" w:sz="4" w:space="4" w:color="auto"/>
+          <w:bottom w:val="single" w:sz="4" w:space="1" w:color="auto"/>
+          <w:right w:val="single" w:sz="4" w:space="4" w:color="auto"/>
+        </w:pBdr>
+        <w:ind w:left="1080"/>
+        <w:rPr>
+          <w:lang w:val="en-US"/>
+        </w:rPr>
+      </w:pPr>
+      <w:r>
+        <w:rPr>
+          <w:lang w:val="en-US"/>
+        </w:rPr>
+        <w:t xml:space="preserve">    &lt;Số Kênh Input&gt;, </w:t>
+      </w:r>
+      <w:r>
+        <w:rPr>
+          <w:lang w:val="en-US"/>
+        </w:rPr>
+        <w:t>&lt;</w:t>
+      </w:r>
+      <w:r>
+        <w:rPr>
+          <w:lang w:val="en-US"/>
+        </w:rPr>
+        <w:t>Epsilon</w:t>
+      </w:r>
+      <w:r>
+        <w:rPr>
+          <w:lang w:val="en-US"/>
+        </w:rPr>
+        <w:t>&gt;, &lt;</w:t>
+      </w:r>
+      <w:r>
+        <w:rPr>
+          <w:lang w:val="en-US"/>
+        </w:rPr>
+        <w:t>Momentum&gt;</w:t>
+      </w:r>
+    </w:p>
+    <w:p>
+      <w:pPr>
+        <w:pStyle w:val="ListParagraph"/>
+        <w:pBdr>
+          <w:top w:val="single" w:sz="4" w:space="1" w:color="auto"/>
+          <w:left w:val="single" w:sz="4" w:space="4" w:color="auto"/>
+          <w:bottom w:val="single" w:sz="4" w:space="1" w:color="auto"/>
+          <w:right w:val="single" w:sz="4" w:space="4" w:color="auto"/>
+        </w:pBdr>
+        <w:ind w:left="1080"/>
+        <w:rPr>
+          <w:lang w:val="en-US"/>
+        </w:rPr>
+      </w:pPr>
+      <w:r>
+        <w:rPr>
+          <w:lang w:val="en-US"/>
+        </w:rPr>
+        <w:t>)</w:t>
+      </w:r>
+    </w:p>
+    <w:p>
+      <w:pPr>
+        <w:pStyle w:val="ListParagraph"/>
+        <w:numPr>
+          <w:ilvl w:val="0"/>
+          <w:numId w:val="2"/>
+        </w:numPr>
+        <w:rPr>
+          <w:lang w:val="en-US"/>
+        </w:rPr>
+      </w:pPr>
+      <w:r>
+        <w:rPr>
+          <w:lang w:val="en-US"/>
+        </w:rPr>
+        <w:t>&lt;Epsilon&gt; mặc định = 1e–5</w:t>
+      </w:r>
+    </w:p>
+    <w:p>
+      <w:pPr>
+        <w:pStyle w:val="ListParagraph"/>
+        <w:numPr>
+          <w:ilvl w:val="0"/>
+          <w:numId w:val="2"/>
+        </w:numPr>
+        <w:rPr>
+          <w:lang w:val="en-US"/>
+        </w:rPr>
+      </w:pPr>
+      <w:r>
+        <w:rPr>
+          <w:lang w:val="en-US"/>
+        </w:rPr>
+        <w:t>&lt;Momentum&gt; mặc định = 0.1</w:t>
+      </w:r>
+    </w:p>
+    <w:p>
+      <w:pPr>
+        <w:pStyle w:val="ListParagraph"/>
+        <w:numPr>
+          <w:ilvl w:val="0"/>
+          <w:numId w:val="2"/>
+        </w:numPr>
+        <w:rPr>
+          <w:lang w:val="en-US"/>
+        </w:rPr>
+      </w:pPr>
+      <w:r>
+        <w:rPr>
+          <w:lang w:val="en-US"/>
+        </w:rPr>
+        <w:t>Forward</w:t>
+      </w:r>
+    </w:p>
+    <w:p>
+      <w:pPr>
+        <w:pStyle w:val="ListParagraph"/>
+        <w:pBdr>
+          <w:top w:val="single" w:sz="4" w:space="1" w:color="auto"/>
+          <w:left w:val="single" w:sz="4" w:space="4" w:color="auto"/>
+          <w:bottom w:val="single" w:sz="4" w:space="1" w:color="auto"/>
+          <w:right w:val="single" w:sz="4" w:space="4" w:color="auto"/>
+        </w:pBdr>
+        <w:ind w:left="1080"/>
+        <w:rPr>
+          <w:lang w:val="en-US"/>
+        </w:rPr>
+      </w:pPr>
+      <w:r>
+        <w:rPr>
+          <w:lang w:val="en-US"/>
+        </w:rPr>
         <w:t>&lt;Output&gt; = &lt;Lớp 1D Batch Norm&gt;(&lt;Input&gt;)</w:t>
       </w:r>
     </w:p>
@@ -16211,7 +18468,7 @@
           <w:lang w:val="en-US"/>
         </w:rPr>
       </w:pPr>
-      <w:hyperlink r:id="rId11" w:history="1">
+      <w:hyperlink r:id="rId12" w:history="1">
         <w:r>
           <w:rPr>
             <w:rStyle w:val="Hyperlink"/>
@@ -16500,6 +18757,7 @@
         <w:rPr>
           <w:lang w:val="en-US"/>
         </w:rPr>
+        <w:lastRenderedPageBreak/>
         <w:t>&lt;Input Variance&gt; cũng tương tự, lưu ý là tính = ước lượ</w:t>
       </w:r>
       <w:r>
@@ -16866,7 +19124,6 @@
         <w:rPr>
           <w:lang w:val="en-US"/>
         </w:rPr>
-        <w:lastRenderedPageBreak/>
         <w:t>&lt;Lớp 1D Batch Norm&gt;.train()</w:t>
       </w:r>
     </w:p>
@@ -17761,6 +20018,7 @@
               <w:rPr>
                 <w:lang w:val="en-US"/>
               </w:rPr>
+              <w:lastRenderedPageBreak/>
               <w:t>(&lt;Kích Thước Batch&gt;,</w:t>
             </w:r>
           </w:p>
@@ -18146,7 +20404,6 @@
         <w:rPr>
           <w:lang w:val="en-US"/>
         </w:rPr>
-        <w:lastRenderedPageBreak/>
         <w:t>Các tham số của &lt;Lớp Layer Norm&gt;</w:t>
       </w:r>
     </w:p>
@@ -19030,6 +21287,7 @@
         <w:rPr>
           <w:lang w:val="en-US"/>
         </w:rPr>
+        <w:lastRenderedPageBreak/>
         <w:t>Tóm tắt các trường hợp</w:t>
       </w:r>
     </w:p>
@@ -19607,7 +21865,6 @@
         <w:rPr>
           <w:lang w:val="en-US"/>
         </w:rPr>
-        <w:lastRenderedPageBreak/>
         <w:t>Tóm tắt các trường hợp</w:t>
       </w:r>
     </w:p>
@@ -20312,6 +22569,7 @@
         <w:rPr>
           <w:lang w:val="en-US"/>
         </w:rPr>
+        <w:lastRenderedPageBreak/>
         <w:t>Tóm tắt các trường hợp</w:t>
       </w:r>
     </w:p>
@@ -20693,7 +22951,6 @@
         <w:rPr>
           <w:lang w:val="en-US"/>
         </w:rPr>
-        <w:lastRenderedPageBreak/>
         <w:t xml:space="preserve">&lt;Lớp Drop Out&gt; có tác dụng tắt ngẫu nhiên các Neuron, do khi nhân với 0 thì sẽ không có Gradient, và do đó, Neuron không học, </w:t>
       </w:r>
       <w:r>
@@ -21002,7 +23259,7 @@
           <w:lang w:val="en-US"/>
         </w:rPr>
       </w:pPr>
-      <w:hyperlink r:id="rId12" w:history="1">
+      <w:hyperlink r:id="rId13" w:history="1">
         <w:r>
           <w:rPr>
             <w:rStyle w:val="Hyperlink"/>
@@ -21443,6 +23700,7 @@
         <w:rPr>
           <w:lang w:val="en-US"/>
         </w:rPr>
+        <w:lastRenderedPageBreak/>
         <w:t>Các tham số của &lt;Lớp Multi Head Attention&gt;</w:t>
       </w:r>
     </w:p>
@@ -22313,7 +24571,6 @@
               <w:rPr>
                 <w:lang w:val="en-US"/>
               </w:rPr>
-              <w:lastRenderedPageBreak/>
               <w:t>(&lt;Kích Thước Batch&gt;,</w:t>
             </w:r>
           </w:p>
@@ -23350,6 +25607,7 @@
         <w:rPr>
           <w:lang w:val="en-US"/>
         </w:rPr>
+        <w:lastRenderedPageBreak/>
         <w:t>&lt;Lớp Embedding&gt; = nn.Embedding(&lt;Kích Thước Input&gt;, &lt;Kích Thước Output&gt;</w:t>
       </w:r>
       <w:r>
@@ -23809,7 +26067,6 @@
         <w:rPr>
           <w:lang w:val="en-US"/>
         </w:rPr>
-        <w:lastRenderedPageBreak/>
         <w:t>)</w:t>
       </w:r>
     </w:p>
@@ -25000,6 +27257,7 @@
         <w:rPr>
           <w:lang w:val="en-US"/>
         </w:rPr>
+        <w:lastRenderedPageBreak/>
         <w:t>F</w:t>
       </w:r>
       <w:r>
@@ -25658,7 +27916,6 @@
         <w:rPr>
           <w:lang w:val="en-US"/>
         </w:rPr>
-        <w:lastRenderedPageBreak/>
         <w:t>N</w:t>
       </w:r>
       <w:r>
@@ -26643,8 +28900,6 @@
         </w:rPr>
         <w:t xml:space="preserve">i = </w:t>
       </w:r>
-      <w:bookmarkStart w:id="0" w:name="_GoBack"/>
-      <w:bookmarkEnd w:id="0"/>
       <w:r>
         <w:rPr>
           <w:lang w:val="en-US"/>
@@ -26756,6 +29011,7 @@
               <w:rPr>
                 <w:lang w:val="en-US"/>
               </w:rPr>
+              <w:lastRenderedPageBreak/>
               <w:t>(&lt;Kích Thước Batch&gt;,</w:t>
             </w:r>
           </w:p>
@@ -27148,14 +29404,7 @@
         <w:rPr>
           <w:lang w:val="en-US"/>
         </w:rPr>
-        <w:t xml:space="preserve">i Padding cho chúng những từ bất kì để các câu có độ dài = nhau, để tránh những nội dung dư thừa ảnh </w:t>
-      </w:r>
-      <w:r>
-        <w:rPr>
-          <w:lang w:val="en-US"/>
-        </w:rPr>
-        <w:lastRenderedPageBreak/>
-        <w:t>hưởng đến kết quả, dùng &lt;Key Padding Mask&gt; chứa các phần tử có giá trị là 0 và –</w:t>
+        <w:t>i Padding cho chúng những từ bất kì để các câu có độ dài = nhau, để tránh những nội dung dư thừa ảnh hưởng đến kết quả, dùng &lt;Key Padding Mask&gt; chứa các phần tử có giá trị là 0 và –</w:t>
       </w:r>
       <w:r>
         <w:rPr>
@@ -27893,6 +30142,7 @@
         <w:rPr>
           <w:lang w:val="en-US"/>
         </w:rPr>
+        <w:lastRenderedPageBreak/>
         <w:t>from torch import optim</w:t>
       </w:r>
     </w:p>
@@ -28840,6 +31090,7 @@
         <w:rPr>
           <w:lang w:val="en-US"/>
         </w:rPr>
+        <w:lastRenderedPageBreak/>
         <w:t>Dùng torchvision</w:t>
       </w:r>
       <w:r>
@@ -29287,7 +31538,6 @@
         <w:rPr>
           <w:lang w:val="en-US"/>
         </w:rPr>
-        <w:lastRenderedPageBreak/>
         <w:t>y_</w:t>
       </w:r>
       <w:r>
@@ -29643,6 +31893,7 @@
         <w:rPr>
           <w:lang w:val="en-US"/>
         </w:rPr>
+        <w:lastRenderedPageBreak/>
         <w:tab/>
       </w:r>
       <w:r>
@@ -30387,7 +32638,6 @@
         <w:rPr>
           <w:lang w:val="en-US"/>
         </w:rPr>
-        <w:lastRenderedPageBreak/>
         <w:t>chéo được dịch lên một đoạ</w:t>
       </w:r>
       <w:r>
@@ -30705,6 +32955,7 @@
         <w:rPr>
           <w:lang w:val="en-US"/>
         </w:rPr>
+        <w:lastRenderedPageBreak/>
         <w:tab/>
         <w:t>.numpy(): convert sang numpy</w:t>
       </w:r>
@@ -30953,7 +33204,6 @@
         <w:rPr>
           <w:lang w:val="en-US"/>
         </w:rPr>
-        <w:lastRenderedPageBreak/>
         <w:t xml:space="preserve">      </w:t>
       </w:r>
       <w:r>
@@ -31274,6 +33524,7 @@
         <w:rPr>
           <w:lang w:val="en-US"/>
         </w:rPr>
+        <w:lastRenderedPageBreak/>
         <w:t>Distributions</w:t>
       </w:r>
     </w:p>
@@ -31497,6 +33748,336 @@
         <w:rPr>
           <w:lang w:val="en-US"/>
         </w:rPr>
+        <w:tab/>
+      </w:r>
+      <w:r>
+        <w:rPr>
+          <w:lang w:val="en-US"/>
+        </w:rPr>
+        <w:tab/>
+        <w:t xml:space="preserve">.log_prob(action_tensor): trả về log likelihood của action trong normal </w:t>
+      </w:r>
+    </w:p>
+    <w:p>
+      <w:pPr>
+        <w:ind w:left="3600"/>
+        <w:rPr>
+          <w:lang w:val="en-US"/>
+        </w:rPr>
+      </w:pPr>
+      <w:r>
+        <w:rPr>
+          <w:lang w:val="en-US"/>
+        </w:rPr>
+        <w:t xml:space="preserve">      distribution</w:t>
+      </w:r>
+    </w:p>
+    <w:p>
+      <w:pPr>
+        <w:rPr>
+          <w:lang w:val="en-US"/>
+        </w:rPr>
+      </w:pPr>
+      <w:r>
+        <w:rPr>
+          <w:lang w:val="en-US"/>
+        </w:rPr>
+        <w:tab/>
+      </w:r>
+      <w:r>
+        <w:rPr>
+          <w:lang w:val="en-US"/>
+        </w:rPr>
+        <w:tab/>
+      </w:r>
+      <w:r>
+        <w:rPr>
+          <w:lang w:val="en-US"/>
+        </w:rPr>
+        <w:tab/>
+        <w:t>Ex: dist.log_prob([1.5, 0.5]) ~ [-1.64, -2.37]</w:t>
+      </w:r>
+    </w:p>
+    <w:p>
+      <w:pPr>
+        <w:rPr>
+          <w:lang w:val="en-US"/>
+        </w:rPr>
+      </w:pPr>
+      <w:r>
+        <w:rPr>
+          <w:lang w:val="en-US"/>
+        </w:rPr>
+        <w:tab/>
+        <w:t>.utils</w:t>
+      </w:r>
+    </w:p>
+    <w:p>
+      <w:pPr>
+        <w:rPr>
+          <w:lang w:val="en-US"/>
+        </w:rPr>
+      </w:pPr>
+      <w:r>
+        <w:rPr>
+          <w:lang w:val="en-US"/>
+        </w:rPr>
+        <w:tab/>
+      </w:r>
+      <w:r>
+        <w:rPr>
+          <w:lang w:val="en-US"/>
+        </w:rPr>
+        <w:tab/>
+        <w:t>.clamp_probs(probs): clamp giá trị trong khoảng eps đến 1 – eps</w:t>
+      </w:r>
+    </w:p>
+    <w:p>
+      <w:pPr>
+        <w:rPr>
+          <w:lang w:val="en-US"/>
+        </w:rPr>
+      </w:pPr>
+      <w:r>
+        <w:rPr>
+          <w:lang w:val="en-US"/>
+        </w:rPr>
+        <w:tab/>
+      </w:r>
+      <w:r>
+        <w:rPr>
+          <w:lang w:val="en-US"/>
+        </w:rPr>
+        <w:tab/>
+      </w:r>
+      <w:r>
+        <w:rPr>
+          <w:lang w:val="en-US"/>
+        </w:rPr>
+        <w:tab/>
+        <w:t>Ex: torch.distributions.utils.clamp_probs([</w:t>
+      </w:r>
+      <w:r>
+        <w:rPr>
+          <w:lang w:val="en-US"/>
+        </w:rPr>
+        <w:t>-1, 2</w:t>
+      </w:r>
+      <w:r>
+        <w:rPr>
+          <w:lang w:val="en-US"/>
+        </w:rPr>
+        <w:t>]) = [eps, 1 - eps]</w:t>
+      </w:r>
+    </w:p>
+    <w:p>
+      <w:pPr>
+        <w:rPr>
+          <w:lang w:val="en-US"/>
+        </w:rPr>
+      </w:pPr>
+      <w:r>
+        <w:rPr>
+          <w:lang w:val="en-US"/>
+        </w:rPr>
+        <w:t>Autograd</w:t>
+      </w:r>
+    </w:p>
+    <w:p>
+      <w:pPr>
+        <w:rPr>
+          <w:lang w:val="en-US"/>
+        </w:rPr>
+      </w:pPr>
+      <w:r>
+        <w:rPr>
+          <w:lang w:val="en-US"/>
+        </w:rPr>
+        <w:tab/>
+        <w:t xml:space="preserve">.grad(loss, inputs_tuple, retain_grad = T – giữ lại grad| F – free grad, create_graph = </w:t>
+      </w:r>
+    </w:p>
+    <w:p>
+      <w:pPr>
+        <w:ind w:left="720"/>
+        <w:rPr>
+          <w:lang w:val="en-US"/>
+        </w:rPr>
+      </w:pPr>
+      <w:r>
+        <w:rPr>
+          <w:lang w:val="en-US"/>
+        </w:rPr>
+        <w:t xml:space="preserve">         T – tạo một node đạo hàm (để tính higher order derivative)| F): </w:t>
+      </w:r>
+    </w:p>
+    <w:p>
+      <w:pPr>
+        <w:ind w:left="720"/>
+        <w:rPr>
+          <w:lang w:val="en-US"/>
+        </w:rPr>
+      </w:pPr>
+      <w:r>
+        <w:rPr>
+          <w:lang w:val="en-US"/>
+        </w:rPr>
+        <w:t xml:space="preserve">         Trả về tuple gradient của inputs</w:t>
+      </w:r>
+    </w:p>
+    <w:p>
+      <w:pPr>
+        <w:ind w:left="720"/>
+        <w:rPr>
+          <w:lang w:val="en-US"/>
+        </w:rPr>
+      </w:pPr>
+      <w:r>
+        <w:rPr>
+          <w:lang w:val="en-US"/>
+        </w:rPr>
+        <w:tab/>
+        <w:t>Ex: x = [1, 2, 3], y = x ** 2, z = y.sum()</w:t>
+      </w:r>
+    </w:p>
+    <w:p>
+      <w:pPr>
+        <w:ind w:left="720"/>
+        <w:rPr>
+          <w:lang w:val="en-US"/>
+        </w:rPr>
+      </w:pPr>
+      <w:r>
+        <w:rPr>
+          <w:lang w:val="en-US"/>
+        </w:rPr>
+        <w:tab/>
+        <w:t xml:space="preserve">      torch.autograd.grad(z, x) = [1, 2, 3]</w:t>
+      </w:r>
+    </w:p>
+    <w:p>
+      <w:pPr>
+        <w:rPr>
+          <w:lang w:val="en-US"/>
+        </w:rPr>
+      </w:pPr>
+      <w:r>
+        <w:rPr>
+          <w:lang w:val="en-US"/>
+        </w:rPr>
+        <w:t>NN</w:t>
+      </w:r>
+    </w:p>
+    <w:p>
+      <w:pPr>
+        <w:rPr>
+          <w:lang w:val="en-US"/>
+        </w:rPr>
+      </w:pPr>
+      <w:r>
+        <w:rPr>
+          <w:lang w:val="en-US"/>
+        </w:rPr>
+        <w:tab/>
+        <w:t>.LayerNorm(</w:t>
+      </w:r>
+      <w:r>
+        <w:rPr>
+          <w:lang w:val="en-US"/>
+        </w:rPr>
+        <w:t>dims_tuple</w:t>
+      </w:r>
+      <w:r>
+        <w:rPr>
+          <w:lang w:val="en-US"/>
+        </w:rPr>
+        <w:t>): normalize các dim cuối cùng (normalize nguyên layer)</w:t>
+      </w:r>
+    </w:p>
+    <w:p>
+      <w:pPr>
+        <w:rPr>
+          <w:lang w:val="en-US"/>
+        </w:rPr>
+      </w:pPr>
+      <w:r>
+        <w:rPr>
+          <w:lang w:val="en-US"/>
+        </w:rPr>
+        <w:tab/>
+      </w:r>
+      <w:r>
+        <w:rPr>
+          <w:lang w:val="en-US"/>
+        </w:rPr>
+        <w:tab/>
+        <w:t>Ex: torch.nn.LayerNorm(4) =&gt; batch size = 5, 4 neuron, normalize 4 neuron</w:t>
+      </w:r>
+    </w:p>
+    <w:p>
+      <w:pPr>
+        <w:ind w:left="720" w:firstLine="720"/>
+        <w:rPr>
+          <w:lang w:val="en-US"/>
+        </w:rPr>
+      </w:pPr>
+      <w:r>
+        <w:rPr>
+          <w:lang w:val="en-US"/>
+        </w:rPr>
+        <w:t xml:space="preserve">      mỗi batch</w:t>
+      </w:r>
+      <w:r>
+        <w:rPr>
+          <w:lang w:val="en-US"/>
+        </w:rPr>
+        <w:t>, chia n không phải n - 1</w:t>
+      </w:r>
+    </w:p>
+    <w:p>
+      <w:pPr>
+        <w:rPr>
+          <w:lang w:val="en-US"/>
+        </w:rPr>
+      </w:pPr>
+      <w:r>
+        <w:rPr>
+          <w:lang w:val="en-US"/>
+        </w:rPr>
+        <w:tab/>
+        <w:t>.init</w:t>
+      </w:r>
+    </w:p>
+    <w:p>
+      <w:pPr>
+        <w:rPr>
+          <w:lang w:val="en-US"/>
+        </w:rPr>
+      </w:pPr>
+      <w:r>
+        <w:rPr>
+          <w:lang w:val="en-US"/>
+        </w:rPr>
+        <w:tab/>
+      </w:r>
+      <w:r>
+        <w:rPr>
+          <w:lang w:val="en-US"/>
+        </w:rPr>
+        <w:tab/>
+        <w:t>.uniform_(tensor, lower, upper): modify in place tensor theo phân phối đều</w:t>
+      </w:r>
+    </w:p>
+    <w:p>
+      <w:pPr>
+        <w:rPr>
+          <w:lang w:val="en-US"/>
+        </w:rPr>
+      </w:pPr>
+      <w:r>
+        <w:rPr>
+          <w:lang w:val="en-US"/>
+        </w:rPr>
         <w:lastRenderedPageBreak/>
         <w:tab/>
       </w:r>
@@ -31505,336 +34086,6 @@
           <w:lang w:val="en-US"/>
         </w:rPr>
         <w:tab/>
-        <w:t xml:space="preserve">.log_prob(action_tensor): trả về log likelihood của action trong normal </w:t>
-      </w:r>
-    </w:p>
-    <w:p>
-      <w:pPr>
-        <w:ind w:left="3600"/>
-        <w:rPr>
-          <w:lang w:val="en-US"/>
-        </w:rPr>
-      </w:pPr>
-      <w:r>
-        <w:rPr>
-          <w:lang w:val="en-US"/>
-        </w:rPr>
-        <w:t xml:space="preserve">      distribution</w:t>
-      </w:r>
-    </w:p>
-    <w:p>
-      <w:pPr>
-        <w:rPr>
-          <w:lang w:val="en-US"/>
-        </w:rPr>
-      </w:pPr>
-      <w:r>
-        <w:rPr>
-          <w:lang w:val="en-US"/>
-        </w:rPr>
-        <w:tab/>
-      </w:r>
-      <w:r>
-        <w:rPr>
-          <w:lang w:val="en-US"/>
-        </w:rPr>
-        <w:tab/>
-      </w:r>
-      <w:r>
-        <w:rPr>
-          <w:lang w:val="en-US"/>
-        </w:rPr>
-        <w:tab/>
-        <w:t>Ex: dist.log_prob([1.5, 0.5]) ~ [-1.64, -2.37]</w:t>
-      </w:r>
-    </w:p>
-    <w:p>
-      <w:pPr>
-        <w:rPr>
-          <w:lang w:val="en-US"/>
-        </w:rPr>
-      </w:pPr>
-      <w:r>
-        <w:rPr>
-          <w:lang w:val="en-US"/>
-        </w:rPr>
-        <w:tab/>
-        <w:t>.utils</w:t>
-      </w:r>
-    </w:p>
-    <w:p>
-      <w:pPr>
-        <w:rPr>
-          <w:lang w:val="en-US"/>
-        </w:rPr>
-      </w:pPr>
-      <w:r>
-        <w:rPr>
-          <w:lang w:val="en-US"/>
-        </w:rPr>
-        <w:tab/>
-      </w:r>
-      <w:r>
-        <w:rPr>
-          <w:lang w:val="en-US"/>
-        </w:rPr>
-        <w:tab/>
-        <w:t>.clamp_probs(probs): clamp giá trị trong khoảng eps đến 1 – eps</w:t>
-      </w:r>
-    </w:p>
-    <w:p>
-      <w:pPr>
-        <w:rPr>
-          <w:lang w:val="en-US"/>
-        </w:rPr>
-      </w:pPr>
-      <w:r>
-        <w:rPr>
-          <w:lang w:val="en-US"/>
-        </w:rPr>
-        <w:tab/>
-      </w:r>
-      <w:r>
-        <w:rPr>
-          <w:lang w:val="en-US"/>
-        </w:rPr>
-        <w:tab/>
-      </w:r>
-      <w:r>
-        <w:rPr>
-          <w:lang w:val="en-US"/>
-        </w:rPr>
-        <w:tab/>
-        <w:t>Ex: torch.distributions.utils.clamp_probs([</w:t>
-      </w:r>
-      <w:r>
-        <w:rPr>
-          <w:lang w:val="en-US"/>
-        </w:rPr>
-        <w:t>-1, 2</w:t>
-      </w:r>
-      <w:r>
-        <w:rPr>
-          <w:lang w:val="en-US"/>
-        </w:rPr>
-        <w:t>]) = [eps, 1 - eps]</w:t>
-      </w:r>
-    </w:p>
-    <w:p>
-      <w:pPr>
-        <w:rPr>
-          <w:lang w:val="en-US"/>
-        </w:rPr>
-      </w:pPr>
-      <w:r>
-        <w:rPr>
-          <w:lang w:val="en-US"/>
-        </w:rPr>
-        <w:t>Autograd</w:t>
-      </w:r>
-    </w:p>
-    <w:p>
-      <w:pPr>
-        <w:rPr>
-          <w:lang w:val="en-US"/>
-        </w:rPr>
-      </w:pPr>
-      <w:r>
-        <w:rPr>
-          <w:lang w:val="en-US"/>
-        </w:rPr>
-        <w:tab/>
-        <w:t xml:space="preserve">.grad(loss, inputs_tuple, retain_grad = T – giữ lại grad| F – free grad, create_graph = </w:t>
-      </w:r>
-    </w:p>
-    <w:p>
-      <w:pPr>
-        <w:ind w:left="720"/>
-        <w:rPr>
-          <w:lang w:val="en-US"/>
-        </w:rPr>
-      </w:pPr>
-      <w:r>
-        <w:rPr>
-          <w:lang w:val="en-US"/>
-        </w:rPr>
-        <w:t xml:space="preserve">         T – tạo một node đạo hàm (để tính higher order derivative)| F): </w:t>
-      </w:r>
-    </w:p>
-    <w:p>
-      <w:pPr>
-        <w:ind w:left="720"/>
-        <w:rPr>
-          <w:lang w:val="en-US"/>
-        </w:rPr>
-      </w:pPr>
-      <w:r>
-        <w:rPr>
-          <w:lang w:val="en-US"/>
-        </w:rPr>
-        <w:t xml:space="preserve">         Trả về tuple gradient của inputs</w:t>
-      </w:r>
-    </w:p>
-    <w:p>
-      <w:pPr>
-        <w:ind w:left="720"/>
-        <w:rPr>
-          <w:lang w:val="en-US"/>
-        </w:rPr>
-      </w:pPr>
-      <w:r>
-        <w:rPr>
-          <w:lang w:val="en-US"/>
-        </w:rPr>
-        <w:tab/>
-        <w:t>Ex: x = [1, 2, 3], y = x ** 2, z = y.sum()</w:t>
-      </w:r>
-    </w:p>
-    <w:p>
-      <w:pPr>
-        <w:ind w:left="720"/>
-        <w:rPr>
-          <w:lang w:val="en-US"/>
-        </w:rPr>
-      </w:pPr>
-      <w:r>
-        <w:rPr>
-          <w:lang w:val="en-US"/>
-        </w:rPr>
-        <w:tab/>
-        <w:t xml:space="preserve">      torch.autograd.grad(z, x) = [1, 2, 3]</w:t>
-      </w:r>
-    </w:p>
-    <w:p>
-      <w:pPr>
-        <w:rPr>
-          <w:lang w:val="en-US"/>
-        </w:rPr>
-      </w:pPr>
-      <w:r>
-        <w:rPr>
-          <w:lang w:val="en-US"/>
-        </w:rPr>
-        <w:t>NN</w:t>
-      </w:r>
-    </w:p>
-    <w:p>
-      <w:pPr>
-        <w:rPr>
-          <w:lang w:val="en-US"/>
-        </w:rPr>
-      </w:pPr>
-      <w:r>
-        <w:rPr>
-          <w:lang w:val="en-US"/>
-        </w:rPr>
-        <w:tab/>
-        <w:t>.LayerNorm(</w:t>
-      </w:r>
-      <w:r>
-        <w:rPr>
-          <w:lang w:val="en-US"/>
-        </w:rPr>
-        <w:t>dims_tuple</w:t>
-      </w:r>
-      <w:r>
-        <w:rPr>
-          <w:lang w:val="en-US"/>
-        </w:rPr>
-        <w:t>): normalize các dim cuối cùng (normalize nguyên layer)</w:t>
-      </w:r>
-    </w:p>
-    <w:p>
-      <w:pPr>
-        <w:rPr>
-          <w:lang w:val="en-US"/>
-        </w:rPr>
-      </w:pPr>
-      <w:r>
-        <w:rPr>
-          <w:lang w:val="en-US"/>
-        </w:rPr>
-        <w:tab/>
-      </w:r>
-      <w:r>
-        <w:rPr>
-          <w:lang w:val="en-US"/>
-        </w:rPr>
-        <w:tab/>
-        <w:t>Ex: torch.nn.LayerNorm(4) =&gt; batch size = 5, 4 neuron, normalize 4 neuron</w:t>
-      </w:r>
-    </w:p>
-    <w:p>
-      <w:pPr>
-        <w:ind w:left="720" w:firstLine="720"/>
-        <w:rPr>
-          <w:lang w:val="en-US"/>
-        </w:rPr>
-      </w:pPr>
-      <w:r>
-        <w:rPr>
-          <w:lang w:val="en-US"/>
-        </w:rPr>
-        <w:t xml:space="preserve">      mỗi batch</w:t>
-      </w:r>
-      <w:r>
-        <w:rPr>
-          <w:lang w:val="en-US"/>
-        </w:rPr>
-        <w:t>, chia n không phải n - 1</w:t>
-      </w:r>
-    </w:p>
-    <w:p>
-      <w:pPr>
-        <w:rPr>
-          <w:lang w:val="en-US"/>
-        </w:rPr>
-      </w:pPr>
-      <w:r>
-        <w:rPr>
-          <w:lang w:val="en-US"/>
-        </w:rPr>
-        <w:tab/>
-        <w:t>.init</w:t>
-      </w:r>
-    </w:p>
-    <w:p>
-      <w:pPr>
-        <w:rPr>
-          <w:lang w:val="en-US"/>
-        </w:rPr>
-      </w:pPr>
-      <w:r>
-        <w:rPr>
-          <w:lang w:val="en-US"/>
-        </w:rPr>
-        <w:tab/>
-      </w:r>
-      <w:r>
-        <w:rPr>
-          <w:lang w:val="en-US"/>
-        </w:rPr>
-        <w:tab/>
-        <w:t>.uniform_(tensor, lower, upper): modify in place tensor theo phân phối đều</w:t>
-      </w:r>
-    </w:p>
-    <w:p>
-      <w:pPr>
-        <w:rPr>
-          <w:lang w:val="en-US"/>
-        </w:rPr>
-      </w:pPr>
-      <w:r>
-        <w:rPr>
-          <w:lang w:val="en-US"/>
-        </w:rPr>
-        <w:tab/>
-      </w:r>
-      <w:r>
-        <w:rPr>
-          <w:lang w:val="en-US"/>
-        </w:rPr>
-        <w:tab/>
       </w:r>
       <w:r>
         <w:rPr>
@@ -32010,7 +34261,6 @@
         <w:rPr>
           <w:lang w:val="en-US"/>
         </w:rPr>
-        <w:lastRenderedPageBreak/>
         <w:t>Ex: model.eval()</w:t>
       </w:r>
     </w:p>

--- a/torch.docx
+++ b/torch.docx
@@ -3443,7 +3443,19 @@
         <w:rPr>
           <w:lang w:val="en-US"/>
         </w:rPr>
-        <w:t xml:space="preserve">Được Ghép Từ 2 </w:t>
+        <w:t xml:space="preserve">Được Ghép Từ </w:t>
+      </w:r>
+      <w:r>
+        <w:rPr>
+          <w:lang w:val="en-US"/>
+        </w:rPr>
+        <w:t>Nhiều</w:t>
+      </w:r>
+      <w:r>
+        <w:rPr>
+          <w:lang w:val="en-US"/>
+        </w:rPr>
+        <w:t xml:space="preserve"> </w:t>
       </w:r>
       <w:r>
         <w:rPr>
@@ -3456,24 +3468,6 @@
           <w:lang w:val="en-US"/>
         </w:rPr>
         <w:t>?</w:t>
-      </w:r>
-    </w:p>
-    <w:p>
-      <w:pPr>
-        <w:pStyle w:val="ListParagraph"/>
-        <w:numPr>
-          <w:ilvl w:val="0"/>
-          <w:numId w:val="2"/>
-        </w:numPr>
-        <w:rPr>
-          <w:lang w:val="en-US"/>
-        </w:rPr>
-      </w:pPr>
-      <w:r>
-        <w:rPr>
-          <w:lang w:val="en-US"/>
-        </w:rPr>
-        <w:t>Tưởng tượng 2 Tensor là 2 xấp ảnh, bây giờ ta ghép 2 xấp ảnh này với nhau theo chiều ngang, dọc, … như thế nào đó để mặt ghép vừa khít với nhau, tạo ra xấp ảnh mới lớn hơn</w:t>
       </w:r>
     </w:p>
     <w:p>
@@ -3494,13 +3488,61 @@
         <w:rPr>
           <w:lang w:val="en-US"/>
         </w:rPr>
-        <w:t>&lt;Tensor Ghép&gt; = torch.cat((&lt;Tensor 1&gt;,&lt;Tensor 2&gt;), dim = &lt;Chiề</w:t>
+        <w:t>&lt;Tenso</w:t>
+      </w:r>
+      <w:r>
+        <w:rPr>
+          <w:lang w:val="en-US"/>
+        </w:rPr>
+        <w:t>r Ghép&gt; = torch.cat(&lt;Các Tensor&gt;</w:t>
+      </w:r>
+      <w:r>
+        <w:rPr>
+          <w:lang w:val="en-US"/>
+        </w:rPr>
+        <w:t>, dim = &lt;Chiề</w:t>
       </w:r>
       <w:r>
         <w:rPr>
           <w:lang w:val="en-US"/>
         </w:rPr>
         <w:t>u Ghép&gt;)</w:t>
+      </w:r>
+    </w:p>
+    <w:p>
+      <w:pPr>
+        <w:pStyle w:val="ListParagraph"/>
+        <w:numPr>
+          <w:ilvl w:val="0"/>
+          <w:numId w:val="2"/>
+        </w:numPr>
+        <w:rPr>
+          <w:lang w:val="en-US"/>
+        </w:rPr>
+      </w:pPr>
+      <w:r>
+        <w:rPr>
+          <w:lang w:val="en-US"/>
+        </w:rPr>
+        <w:t>&lt;Các Tensor&gt; là 1 Iterable có các phần tử là các Tensor cùng số chiều</w:t>
+      </w:r>
+    </w:p>
+    <w:p>
+      <w:pPr>
+        <w:pStyle w:val="ListParagraph"/>
+        <w:numPr>
+          <w:ilvl w:val="0"/>
+          <w:numId w:val="2"/>
+        </w:numPr>
+        <w:rPr>
+          <w:lang w:val="en-US"/>
+        </w:rPr>
+      </w:pPr>
+      <w:r>
+        <w:rPr>
+          <w:lang w:val="en-US"/>
+        </w:rPr>
+        <w:t>Tưởng tượng 2 Tensor là 2 xấp ảnh, bây giờ ta ghép 2 xấp ảnh này với nhau theo chiều ngang, dọc, … như thế nào đó để mặt ghép vừa khít với nhau, tạo ra xấp ảnh mới lớn hơn</w:t>
       </w:r>
     </w:p>
     <w:p>
@@ -3747,24 +3789,6 @@
         <w:pStyle w:val="ListParagraph"/>
         <w:numPr>
           <w:ilvl w:val="0"/>
-          <w:numId w:val="2"/>
-        </w:numPr>
-        <w:rPr>
-          <w:lang w:val="en-US"/>
-        </w:rPr>
-      </w:pPr>
-      <w:r>
-        <w:rPr>
-          <w:lang w:val="en-US"/>
-        </w:rPr>
-        <w:t>Không chỉ 2 mà ta còn có thể ghép 1 đống Tensor miễn sao khít</w:t>
-      </w:r>
-    </w:p>
-    <w:p>
-      <w:pPr>
-        <w:pStyle w:val="ListParagraph"/>
-        <w:numPr>
-          <w:ilvl w:val="0"/>
           <w:numId w:val="3"/>
         </w:numPr>
         <w:rPr>
@@ -3775,7 +3799,25 @@
         <w:rPr>
           <w:lang w:val="en-US"/>
         </w:rPr>
-        <w:t>Sử Dụng Hàm Softmax?</w:t>
+        <w:t xml:space="preserve">Chồng Tensor </w:t>
+      </w:r>
+      <w:r>
+        <w:rPr>
+          <w:lang w:val="en-US"/>
+        </w:rPr>
+        <w:t xml:space="preserve">Này Lên </w:t>
+      </w:r>
+      <w:r>
+        <w:rPr>
+          <w:lang w:val="en-US"/>
+        </w:rPr>
+        <w:t xml:space="preserve">Tensor </w:t>
+      </w:r>
+      <w:r>
+        <w:rPr>
+          <w:lang w:val="en-US"/>
+        </w:rPr>
+        <w:t>Khác?</w:t>
       </w:r>
     </w:p>
     <w:p>
@@ -3796,561 +3838,73 @@
         <w:rPr>
           <w:lang w:val="en-US"/>
         </w:rPr>
-        <w:t>&lt;Tensor Xác Suất&gt; = torch.softmax(&lt;Tensor&gt;, dim = &lt;Chiều Tính Softmax&gt;)</w:t>
-      </w:r>
-    </w:p>
-    <w:p>
-      <w:pPr>
-        <w:pStyle w:val="ListParagraph"/>
-        <w:numPr>
-          <w:ilvl w:val="0"/>
-          <w:numId w:val="3"/>
-        </w:numPr>
-        <w:rPr>
-          <w:lang w:val="en-US"/>
-        </w:rPr>
-      </w:pPr>
-      <w:r>
-        <w:rPr>
-          <w:lang w:val="en-US"/>
-        </w:rPr>
-        <w:t>Sử Dụng Hàm Tanh?</w:t>
-      </w:r>
-    </w:p>
-    <w:p>
-      <w:pPr>
-        <w:pStyle w:val="ListParagraph"/>
-        <w:numPr>
-          <w:ilvl w:val="0"/>
-          <w:numId w:val="2"/>
-        </w:numPr>
-        <w:rPr>
-          <w:lang w:val="en-US"/>
-        </w:rPr>
-      </w:pPr>
-      <w:r>
-        <w:rPr>
-          <w:lang w:val="en-US"/>
-        </w:rPr>
-        <w:t>&lt;Kết Quả&gt; = torch.tanh(&lt;Tensor&gt;)</w:t>
-      </w:r>
-    </w:p>
-    <w:p>
-      <w:pPr>
-        <w:rPr>
-          <w:lang w:val="en-US"/>
-        </w:rPr>
-      </w:pPr>
-    </w:p>
-    <w:p>
-      <w:pPr>
-        <w:rPr>
-          <w:lang w:val="en-US"/>
-        </w:rPr>
-      </w:pPr>
-      <w:r>
-        <w:rPr>
-          <w:lang w:val="en-US"/>
-        </w:rPr>
-        <w:t>Computation Graph – Sơ Đồ Tính Toán:</w:t>
-      </w:r>
-    </w:p>
-    <w:p>
-      <w:pPr>
-        <w:pStyle w:val="ListParagraph"/>
-        <w:numPr>
-          <w:ilvl w:val="0"/>
-          <w:numId w:val="6"/>
-        </w:numPr>
-        <w:rPr>
-          <w:lang w:val="en-US"/>
-        </w:rPr>
-      </w:pPr>
-      <w:r>
-        <w:rPr>
-          <w:lang w:val="en-US"/>
-        </w:rPr>
-        <w:lastRenderedPageBreak/>
-        <w:t xml:space="preserve">Cách </w:t>
-      </w:r>
-      <w:r>
-        <w:rPr>
-          <w:lang w:val="en-US"/>
-        </w:rPr>
-        <w:t xml:space="preserve">Torch </w:t>
-      </w:r>
-      <w:r>
-        <w:rPr>
-          <w:lang w:val="en-US"/>
-        </w:rPr>
-        <w:t xml:space="preserve">Tính </w:t>
-      </w:r>
-      <w:r>
-        <w:rPr>
-          <w:lang w:val="en-US"/>
-        </w:rPr>
-        <w:t>Gradient</w:t>
-      </w:r>
-      <w:r>
-        <w:rPr>
-          <w:lang w:val="en-US"/>
-        </w:rPr>
-        <w:t>?</w:t>
-      </w:r>
-    </w:p>
-    <w:p>
-      <w:pPr>
-        <w:pStyle w:val="ListParagraph"/>
-        <w:numPr>
-          <w:ilvl w:val="0"/>
-          <w:numId w:val="2"/>
-        </w:numPr>
-        <w:rPr>
-          <w:lang w:val="en-US"/>
-        </w:rPr>
-      </w:pPr>
-      <w:r>
-        <w:rPr>
-          <w:lang w:val="en-US"/>
-        </w:rPr>
-        <w:t xml:space="preserve">Nó tính Gradient = Chain Rule, đúng vậy, </w:t>
-      </w:r>
-      <w:r>
-        <w:rPr>
-          <w:lang w:val="en-US"/>
-        </w:rPr>
-        <w:t xml:space="preserve">bắt đầu từ Node chỉ định, nó sẽ xác định xem Node này được Node nào nhắm tới, giả sử Node </w:t>
-      </w:r>
-      <w:r>
-        <w:rPr>
-          <w:lang w:val="en-US"/>
-        </w:rPr>
-        <w:t>q</w:t>
-      </w:r>
-      <w:r>
-        <w:rPr>
-          <w:lang w:val="en-US"/>
-        </w:rPr>
-        <w:t xml:space="preserve"> = </w:t>
-      </w:r>
-      <w:r>
-        <w:rPr>
-          <w:lang w:val="en-US"/>
-        </w:rPr>
-        <w:t xml:space="preserve">Node </w:t>
-      </w:r>
-      <w:r>
-        <w:rPr>
-          <w:lang w:val="en-US"/>
-        </w:rPr>
-        <w:t xml:space="preserve">w * </w:t>
-      </w:r>
-      <w:r>
-        <w:rPr>
-          <w:lang w:val="en-US"/>
-        </w:rPr>
-        <w:t xml:space="preserve">Node </w:t>
-      </w:r>
-      <w:r>
-        <w:rPr>
-          <w:lang w:val="en-US"/>
-        </w:rPr>
-        <w:t>z,</w:t>
-      </w:r>
-      <w:r>
-        <w:rPr>
-          <w:lang w:val="en-US"/>
-        </w:rPr>
-        <w:t xml:space="preserve"> w có giá trị hiện tại = 10, z có giá trị hiện tại = 9,</w:t>
-      </w:r>
-      <w:r>
-        <w:rPr>
-          <w:lang w:val="en-US"/>
-        </w:rPr>
-        <w:t xml:space="preserve"> thì Node w và Node z chính là những Node đang nhắm tới Node y, ở đây, dựa vào toán tử “*”, nó xác định được </w:t>
-      </w:r>
-      <w:r>
-        <w:rPr>
-          <w:lang w:val="en-US"/>
-        </w:rPr>
-        <w:t>q</w:t>
-      </w:r>
-      <w:r>
-        <w:rPr>
-          <w:lang w:val="en-US"/>
-        </w:rPr>
-        <w:t>’ = w’z + wz’</w:t>
-      </w:r>
-      <w:r>
-        <w:rPr>
-          <w:lang w:val="en-US"/>
-        </w:rPr>
-        <w:t xml:space="preserve"> = </w:t>
-      </w:r>
-      <w:r>
-        <w:rPr>
-          <w:lang w:val="en-US"/>
-        </w:rPr>
-        <w:t>9</w:t>
-      </w:r>
-      <w:r>
-        <w:rPr>
-          <w:lang w:val="en-US"/>
-        </w:rPr>
-        <w:t>w’</w:t>
-      </w:r>
-      <w:r>
-        <w:rPr>
-          <w:lang w:val="en-US"/>
-        </w:rPr>
-        <w:t xml:space="preserve"> + 10</w:t>
-      </w:r>
-      <w:r>
-        <w:rPr>
-          <w:lang w:val="en-US"/>
-        </w:rPr>
-        <w:t>z’</w:t>
-      </w:r>
-      <w:r>
-        <w:rPr>
-          <w:lang w:val="en-US"/>
-        </w:rPr>
-        <w:t xml:space="preserve">, </w:t>
-      </w:r>
-      <w:r>
-        <w:rPr>
-          <w:lang w:val="en-US"/>
-        </w:rPr>
-        <w:t>dựa vào đây, nó truyền 9 cho Node w và 10 cho Node z, giả sử Node z = x</w:t>
-      </w:r>
-      <w:r>
-        <w:rPr>
-          <w:vertAlign w:val="superscript"/>
-          <w:lang w:val="en-US"/>
-        </w:rPr>
-        <w:t>2</w:t>
-      </w:r>
-      <w:r>
-        <w:rPr>
-          <w:lang w:val="en-US"/>
-        </w:rPr>
-        <w:t>, x có giá trị hiện tại = 3, nó sẽ tính 10z’ = 10(</w:t>
-      </w:r>
-      <w:r>
-        <w:rPr>
-          <w:lang w:val="en-US"/>
-        </w:rPr>
-        <w:t>2x</w:t>
-      </w:r>
-      <w:r>
-        <w:rPr>
-          <w:lang w:val="en-US"/>
-        </w:rPr>
-        <w:t>x’</w:t>
-      </w:r>
-      <w:r>
-        <w:rPr>
-          <w:lang w:val="en-US"/>
-        </w:rPr>
-        <w:t xml:space="preserve">) = </w:t>
-      </w:r>
-      <w:r>
-        <w:rPr>
-          <w:lang w:val="en-US"/>
-        </w:rPr>
-        <w:t>60</w:t>
-      </w:r>
-      <w:r>
-        <w:rPr>
-          <w:lang w:val="en-US"/>
-        </w:rPr>
-        <w:t>x’, nó tiếp tục truyền 6</w:t>
-      </w:r>
-      <w:r>
-        <w:rPr>
-          <w:lang w:val="en-US"/>
-        </w:rPr>
-        <w:t>0</w:t>
-      </w:r>
-      <w:r>
-        <w:rPr>
-          <w:lang w:val="en-US"/>
-        </w:rPr>
-        <w:t xml:space="preserve"> cho Node x</w:t>
-      </w:r>
-      <w:r>
-        <w:rPr>
-          <w:lang w:val="en-US"/>
-        </w:rPr>
-        <w:t>,</w:t>
-      </w:r>
-      <w:r>
-        <w:rPr>
-          <w:lang w:val="en-US"/>
-        </w:rPr>
-        <w:t xml:space="preserve"> x là Node cuối cùng</w:t>
-      </w:r>
-      <w:r>
-        <w:rPr>
-          <w:lang w:val="en-US"/>
-        </w:rPr>
-        <w:t>, gọi là Leaf</w:t>
-      </w:r>
-      <w:r>
-        <w:rPr>
-          <w:lang w:val="en-US"/>
-        </w:rPr>
-        <w:t>, nghĩa là không còn Node nào nhắm tới nó nữa,</w:t>
-      </w:r>
-      <w:r>
-        <w:rPr>
-          <w:lang w:val="en-US"/>
-        </w:rPr>
-        <w:t xml:space="preserve"> nên Gradient hiện tại của x là 0 được + 60, nãy giờ nói về việc lan truyền của z quên mẹ w, giả sử Node w = 3x + y, y có giá trị hiện tại = 1, nó sẽ tính 9w’ = 9(3x’ + y’) = 27x’ + 9y’, nó truyền 27 cho Node x, nhưng như đã nói thì nó sẽ dừng lại tại đây và 27 được + vào Gradient của Node x, làm cho Gradient của nó = 60 + 27 = 87, quên nữa là 9 được truyền cho Node y nhưng đây cũng là </w:t>
-      </w:r>
-      <w:r>
-        <w:rPr>
-          <w:lang w:val="en-US"/>
-        </w:rPr>
-        <w:t>Leaf</w:t>
-      </w:r>
-      <w:r>
-        <w:rPr>
-          <w:lang w:val="en-US"/>
-        </w:rPr>
-        <w:t xml:space="preserve"> nên Gradient của y là 0 được + 9, vậy sau khi tính toán ta có Gradient của x = 87 và Gradient củ</w:t>
-      </w:r>
-      <w:r>
-        <w:rPr>
-          <w:lang w:val="en-US"/>
-        </w:rPr>
-        <w:t xml:space="preserve">a y = 9, </w:t>
-      </w:r>
-      <w:r>
-        <w:rPr>
-          <w:lang w:val="en-US"/>
-        </w:rPr>
-        <w:t xml:space="preserve">nghiệm lại thấy </w:t>
-      </w:r>
-      <w:r>
-        <w:rPr>
-          <w:lang w:val="en-US"/>
-        </w:rPr>
-        <w:t xml:space="preserve">biểu thức </w:t>
-      </w:r>
-      <w:r>
-        <w:rPr>
-          <w:lang w:val="en-US"/>
-        </w:rPr>
-        <w:t>q = w</w:t>
-      </w:r>
-      <w:r>
-        <w:rPr>
-          <w:lang w:val="en-US"/>
-        </w:rPr>
-        <w:t>z</w:t>
-      </w:r>
-      <w:r>
-        <w:rPr>
-          <w:lang w:val="en-US"/>
-        </w:rPr>
-        <w:t xml:space="preserve"> = (3x + y)x</w:t>
-      </w:r>
-      <w:r>
-        <w:rPr>
-          <w:vertAlign w:val="superscript"/>
-          <w:lang w:val="en-US"/>
-        </w:rPr>
-        <w:t>2</w:t>
-      </w:r>
-      <w:r>
-        <w:rPr>
-          <w:lang w:val="en-US"/>
-        </w:rPr>
-        <w:t xml:space="preserve"> có đạo hàm theo x và theo y tại x = 3, và y = 1 đúng thật là = 87 và 9</w:t>
-      </w:r>
-    </w:p>
-    <w:p>
-      <w:pPr>
-        <w:pStyle w:val="ListParagraph"/>
-        <w:numPr>
-          <w:ilvl w:val="0"/>
-          <w:numId w:val="2"/>
-        </w:numPr>
-        <w:rPr>
-          <w:lang w:val="en-US"/>
-        </w:rPr>
-      </w:pPr>
-      <w:r>
-        <w:rPr>
-          <w:lang w:val="en-US"/>
-        </w:rPr>
-        <w:t>Nếu điều kiện có xuất hiện trong quá trình tính toán thì cũng đéo quan trọng, giả dụ có điều kiện nếu x &lt; 5 thì z = x</w:t>
-      </w:r>
-      <w:r>
-        <w:rPr>
-          <w:vertAlign w:val="superscript"/>
-          <w:lang w:val="en-US"/>
-        </w:rPr>
-        <w:t>2</w:t>
-      </w:r>
-      <w:r>
-        <w:rPr>
-          <w:lang w:val="en-US"/>
-        </w:rPr>
-        <w:t>, còn không thì z = 4x, rõ ràng trong đồ thị tính toán khi x = 3 sẽ chỉ có Node z = x</w:t>
-      </w:r>
-      <w:r>
-        <w:rPr>
-          <w:vertAlign w:val="superscript"/>
-          <w:lang w:val="en-US"/>
-        </w:rPr>
-        <w:t>2</w:t>
-      </w:r>
-      <w:r>
-        <w:rPr>
-          <w:lang w:val="en-US"/>
-        </w:rPr>
-        <w:t>, nên nó sẽ tính Gradient theo hàm này, còn cái z = 4x đéo quan tâm</w:t>
-      </w:r>
-    </w:p>
-    <w:p>
-      <w:pPr>
-        <w:pStyle w:val="ListParagraph"/>
-        <w:numPr>
-          <w:ilvl w:val="0"/>
-          <w:numId w:val="2"/>
-        </w:numPr>
-        <w:rPr>
-          <w:lang w:val="en-US"/>
-        </w:rPr>
-      </w:pPr>
-      <w:r>
-        <w:rPr>
-          <w:lang w:val="en-US"/>
-        </w:rPr>
-        <w:t>Lưu ý q phải là Tensor với duy nhất 1 giá trị, bao nhiêu chiều cũng được</w:t>
-      </w:r>
-    </w:p>
-    <w:p>
-      <w:pPr>
-        <w:pStyle w:val="ListParagraph"/>
-        <w:numPr>
-          <w:ilvl w:val="0"/>
-          <w:numId w:val="6"/>
-        </w:numPr>
-        <w:rPr>
-          <w:rFonts w:eastAsiaTheme="minorEastAsia"/>
-          <w:lang w:val="en-US"/>
-        </w:rPr>
-      </w:pPr>
-      <w:r>
-        <w:rPr>
-          <w:lang w:val="en-US"/>
-        </w:rPr>
-        <w:t>Đưa Tensor Vào Sơ Đồ Tính Toán?</w:t>
-      </w:r>
-    </w:p>
-    <w:p>
-      <w:pPr>
-        <w:pStyle w:val="ListParagraph"/>
-        <w:numPr>
-          <w:ilvl w:val="0"/>
-          <w:numId w:val="2"/>
-        </w:numPr>
-        <w:rPr>
-          <w:lang w:val="en-US"/>
-        </w:rPr>
-      </w:pPr>
-      <w:r>
-        <w:rPr>
-          <w:lang w:val="en-US"/>
-        </w:rPr>
-        <w:t>&lt;Tensor Muốn Đưa Vào Sơ Đồ Tính Toán&gt;.require_grad_()</w:t>
-      </w:r>
-    </w:p>
-    <w:p>
-      <w:pPr>
-        <w:pStyle w:val="ListParagraph"/>
-        <w:numPr>
-          <w:ilvl w:val="0"/>
-          <w:numId w:val="2"/>
-        </w:numPr>
-        <w:rPr>
-          <w:lang w:val="en-US"/>
-        </w:rPr>
-      </w:pPr>
-      <w:r>
-        <w:rPr>
-          <w:lang w:val="en-US"/>
-        </w:rPr>
-        <w:t>&lt;Tensor Muốn Đưa Vào Sơ Đồ Tính Toán&gt; là Tensor sẽ chứa Gradient khi lan truyền ngược</w:t>
-      </w:r>
-      <w:r>
-        <w:rPr>
-          <w:lang w:val="en-US"/>
-        </w:rPr>
-        <w:t>, gọi là Leaf</w:t>
-      </w:r>
-    </w:p>
-    <w:p>
-      <w:pPr>
-        <w:pStyle w:val="ListParagraph"/>
-        <w:numPr>
-          <w:ilvl w:val="0"/>
-          <w:numId w:val="2"/>
-        </w:numPr>
-        <w:rPr>
-          <w:lang w:val="en-US"/>
-        </w:rPr>
-      </w:pPr>
-      <w:r>
-        <w:rPr>
-          <w:lang w:val="en-US"/>
-        </w:rPr>
-        <w:t>Tất cả Tensor được tính bởi Tensor trong sơ đồ tính toán cũng sẽ được đưa vào sơ đồ tính toán</w:t>
-      </w:r>
-    </w:p>
-    <w:p>
-      <w:pPr>
-        <w:pStyle w:val="ListParagraph"/>
-        <w:numPr>
-          <w:ilvl w:val="0"/>
-          <w:numId w:val="2"/>
-        </w:numPr>
-        <w:rPr>
-          <w:lang w:val="en-US"/>
-        </w:rPr>
-      </w:pPr>
-      <w:r>
-        <w:rPr>
-          <w:lang w:val="en-US"/>
-        </w:rPr>
-        <w:t>Lưu ý sơ đồ tính toán chỉ chứa tham chiếu, không chứa Tensor thật</w:t>
-      </w:r>
-    </w:p>
-    <w:p>
-      <w:pPr>
-        <w:pStyle w:val="ListParagraph"/>
-        <w:numPr>
-          <w:ilvl w:val="0"/>
-          <w:numId w:val="6"/>
-        </w:numPr>
-        <w:rPr>
-          <w:lang w:val="en-US"/>
-        </w:rPr>
-      </w:pPr>
-      <w:r>
-        <w:rPr>
-          <w:lang w:val="en-US"/>
-        </w:rPr>
-        <w:t xml:space="preserve">Thực </w:t>
-      </w:r>
-      <w:r>
-        <w:rPr>
-          <w:lang w:val="en-US"/>
-        </w:rPr>
-        <w:t>Hiện Lan Truyền Ngược?</w:t>
+        <w:t>&lt;Tensor Chồ</w:t>
+      </w:r>
+      <w:r>
+        <w:rPr>
+          <w:lang w:val="en-US"/>
+        </w:rPr>
+        <w:t>ng&gt; = torch.stack(&lt;Các Tensor&gt;, dim = &lt;Chiều Quay Mặt&gt;</w:t>
+      </w:r>
+      <w:r>
+        <w:rPr>
+          <w:lang w:val="en-US"/>
+        </w:rPr>
+        <w:t>)</w:t>
+      </w:r>
+    </w:p>
+    <w:p>
+      <w:pPr>
+        <w:pStyle w:val="ListParagraph"/>
+        <w:numPr>
+          <w:ilvl w:val="0"/>
+          <w:numId w:val="2"/>
+        </w:numPr>
+        <w:rPr>
+          <w:lang w:val="en-US"/>
+        </w:rPr>
+      </w:pPr>
+      <w:r>
+        <w:rPr>
+          <w:lang w:val="en-US"/>
+        </w:rPr>
+        <w:t>&lt;Các Tensor&gt; là 1 Iterable có các phần tử là các Tensor cùng Shape</w:t>
+      </w:r>
+    </w:p>
+    <w:p>
+      <w:pPr>
+        <w:pStyle w:val="ListParagraph"/>
+        <w:numPr>
+          <w:ilvl w:val="0"/>
+          <w:numId w:val="2"/>
+        </w:numPr>
+        <w:rPr>
+          <w:lang w:val="en-US"/>
+        </w:rPr>
+      </w:pPr>
+      <w:r>
+        <w:rPr>
+          <w:lang w:val="en-US"/>
+        </w:rPr>
+        <w:t>Tưởng tượng 2 Tensor là 2 tấm ảnh trong không gian 2D, đưa chúng vào chiều không gian cao hơn 1 bậc là 3D, sau đó chồng 2 tấm ảnh lên nhau, tấm ảnh thứ 2 đặt ở dưới, cuối cùng xoay xấp ảnh sao cho mặt của chúng hướng vào &lt;Chiều Quay Mặt&gt;</w:t>
+      </w:r>
+    </w:p>
+    <w:p>
+      <w:pPr>
+        <w:pStyle w:val="ListParagraph"/>
+        <w:numPr>
+          <w:ilvl w:val="0"/>
+          <w:numId w:val="2"/>
+        </w:numPr>
+        <w:rPr>
+          <w:lang w:val="en-US"/>
+        </w:rPr>
+      </w:pPr>
+      <w:r>
+        <w:rPr>
+          <w:lang w:val="en-US"/>
+        </w:rPr>
+        <w:t>Ví dụ</w:t>
       </w:r>
     </w:p>
     <w:p>
@@ -4371,61 +3925,256 @@
         <w:rPr>
           <w:lang w:val="en-US"/>
         </w:rPr>
-        <w:t>&lt;Tensor</w:t>
-      </w:r>
-      <w:r>
-        <w:rPr>
-          <w:lang w:val="en-US"/>
-        </w:rPr>
-        <w:t>&gt;.backward()</w:t>
-      </w:r>
-    </w:p>
-    <w:p>
-      <w:pPr>
-        <w:pStyle w:val="ListParagraph"/>
-        <w:numPr>
-          <w:ilvl w:val="0"/>
-          <w:numId w:val="2"/>
-        </w:numPr>
-        <w:rPr>
-          <w:lang w:val="en-US"/>
-        </w:rPr>
-      </w:pPr>
-      <w:r>
-        <w:rPr>
-          <w:lang w:val="en-US"/>
-        </w:rPr>
-        <w:t xml:space="preserve">Khi này, tất cả các Leaf của &lt;Tensor&gt; sẽ nhận được Gradient, đồng thời trong phần sơ đồ tính toán với &lt;Tensor&gt; làm gốc, tất cả các tham chiếu </w:t>
-      </w:r>
-      <w:r>
-        <w:rPr>
-          <w:lang w:val="en-US"/>
-        </w:rPr>
-        <w:t>sẽ không còn trỏ vào Tensor hay đâu nữa</w:t>
-      </w:r>
-      <w:r>
-        <w:rPr>
-          <w:lang w:val="en-US"/>
-        </w:rPr>
-        <w:t>, do đó tại đây, mọi luồng lan truyền ngược tiếp theo sẽ bị chặn lại và báo lỗi</w:t>
-      </w:r>
-    </w:p>
-    <w:p>
-      <w:pPr>
-        <w:pStyle w:val="ListParagraph"/>
-        <w:numPr>
-          <w:ilvl w:val="0"/>
-          <w:numId w:val="2"/>
-        </w:numPr>
-        <w:rPr>
-          <w:lang w:val="en-US"/>
-        </w:rPr>
-      </w:pPr>
-      <w:r>
-        <w:rPr>
-          <w:lang w:val="en-US"/>
-        </w:rPr>
-        <w:t>Để giữ lại toàn bộ tham chiếu, viết</w:t>
+        <w:t>z</w:t>
+      </w:r>
+      <w:r>
+        <w:rPr>
+          <w:lang w:val="en-US"/>
+        </w:rPr>
+        <w:t xml:space="preserve"> = torch.stack((x, y), dim = 1)</w:t>
+      </w:r>
+    </w:p>
+    <w:p>
+      <w:pPr>
+        <w:pStyle w:val="ListParagraph"/>
+        <w:numPr>
+          <w:ilvl w:val="0"/>
+          <w:numId w:val="2"/>
+        </w:numPr>
+        <w:rPr>
+          <w:lang w:val="en-US"/>
+        </w:rPr>
+      </w:pPr>
+      <w:r>
+        <w:rPr>
+          <w:lang w:val="en-US"/>
+        </w:rPr>
+        <w:lastRenderedPageBreak/>
+        <w:t>Ta có</w:t>
+      </w:r>
+    </w:p>
+    <w:tbl>
+      <w:tblPr>
+        <w:tblStyle w:val="TableGrid"/>
+        <w:tblW w:w="0" w:type="auto"/>
+        <w:tblInd w:w="1080" w:type="dxa"/>
+        <w:tblLook w:val="04A0" w:firstRow="1" w:lastRow="0" w:firstColumn="1" w:lastColumn="0" w:noHBand="0" w:noVBand="1"/>
+      </w:tblPr>
+      <w:tblGrid>
+        <w:gridCol w:w="4621"/>
+        <w:gridCol w:w="4621"/>
+      </w:tblGrid>
+      <w:tr>
+        <w:tc>
+          <w:tcPr>
+            <w:tcW w:w="4621" w:type="dxa"/>
+          </w:tcPr>
+          <w:p>
+            <w:pPr>
+              <w:pStyle w:val="ListParagraph"/>
+              <w:ind w:left="0"/>
+              <w:jc w:val="center"/>
+              <w:rPr>
+                <w:lang w:val="en-US"/>
+              </w:rPr>
+            </w:pPr>
+          </w:p>
+        </w:tc>
+        <w:tc>
+          <w:tcPr>
+            <w:tcW w:w="4621" w:type="dxa"/>
+          </w:tcPr>
+          <w:p>
+            <w:pPr>
+              <w:pStyle w:val="ListParagraph"/>
+              <w:ind w:left="0"/>
+              <w:jc w:val="center"/>
+              <w:rPr>
+                <w:lang w:val="en-US"/>
+              </w:rPr>
+            </w:pPr>
+            <w:r>
+              <w:rPr>
+                <w:lang w:val="en-US"/>
+              </w:rPr>
+              <w:t>Shape</w:t>
+            </w:r>
+          </w:p>
+        </w:tc>
+      </w:tr>
+      <w:tr>
+        <w:tc>
+          <w:tcPr>
+            <w:tcW w:w="4621" w:type="dxa"/>
+          </w:tcPr>
+          <w:p>
+            <w:pPr>
+              <w:pStyle w:val="ListParagraph"/>
+              <w:ind w:left="0"/>
+              <w:jc w:val="center"/>
+              <w:rPr>
+                <w:lang w:val="en-US"/>
+              </w:rPr>
+            </w:pPr>
+            <w:r>
+              <w:rPr>
+                <w:lang w:val="en-US"/>
+              </w:rPr>
+              <w:t>x</w:t>
+            </w:r>
+          </w:p>
+        </w:tc>
+        <w:tc>
+          <w:tcPr>
+            <w:tcW w:w="4621" w:type="dxa"/>
+          </w:tcPr>
+          <w:p>
+            <w:pPr>
+              <w:pStyle w:val="ListParagraph"/>
+              <w:ind w:left="0"/>
+              <w:jc w:val="center"/>
+              <w:rPr>
+                <w:lang w:val="en-US"/>
+              </w:rPr>
+            </w:pPr>
+            <w:r>
+              <w:rPr>
+                <w:lang w:val="en-US"/>
+              </w:rPr>
+              <w:t>(4, 5)</w:t>
+            </w:r>
+          </w:p>
+        </w:tc>
+      </w:tr>
+      <w:tr>
+        <w:tc>
+          <w:tcPr>
+            <w:tcW w:w="4621" w:type="dxa"/>
+          </w:tcPr>
+          <w:p>
+            <w:pPr>
+              <w:pStyle w:val="ListParagraph"/>
+              <w:ind w:left="0"/>
+              <w:jc w:val="center"/>
+              <w:rPr>
+                <w:lang w:val="en-US"/>
+              </w:rPr>
+            </w:pPr>
+            <w:r>
+              <w:rPr>
+                <w:lang w:val="en-US"/>
+              </w:rPr>
+              <w:t>y</w:t>
+            </w:r>
+          </w:p>
+        </w:tc>
+        <w:tc>
+          <w:tcPr>
+            <w:tcW w:w="4621" w:type="dxa"/>
+          </w:tcPr>
+          <w:p>
+            <w:pPr>
+              <w:pStyle w:val="ListParagraph"/>
+              <w:ind w:left="0"/>
+              <w:jc w:val="center"/>
+              <w:rPr>
+                <w:lang w:val="en-US"/>
+              </w:rPr>
+            </w:pPr>
+            <w:r>
+              <w:rPr>
+                <w:lang w:val="en-US"/>
+              </w:rPr>
+              <w:t>(4, 5)</w:t>
+            </w:r>
+          </w:p>
+        </w:tc>
+      </w:tr>
+      <w:tr>
+        <w:tc>
+          <w:tcPr>
+            <w:tcW w:w="4621" w:type="dxa"/>
+          </w:tcPr>
+          <w:p>
+            <w:pPr>
+              <w:pStyle w:val="ListParagraph"/>
+              <w:ind w:left="0"/>
+              <w:jc w:val="center"/>
+              <w:rPr>
+                <w:lang w:val="en-US"/>
+              </w:rPr>
+            </w:pPr>
+            <w:r>
+              <w:rPr>
+                <w:lang w:val="en-US"/>
+              </w:rPr>
+              <w:t>z</w:t>
+            </w:r>
+          </w:p>
+        </w:tc>
+        <w:tc>
+          <w:tcPr>
+            <w:tcW w:w="4621" w:type="dxa"/>
+          </w:tcPr>
+          <w:p>
+            <w:pPr>
+              <w:pStyle w:val="ListParagraph"/>
+              <w:ind w:left="0"/>
+              <w:jc w:val="center"/>
+              <w:rPr>
+                <w:lang w:val="en-US"/>
+              </w:rPr>
+            </w:pPr>
+            <w:r>
+              <w:rPr>
+                <w:lang w:val="en-US"/>
+              </w:rPr>
+              <w:t>(</w:t>
+            </w:r>
+            <w:r>
+              <w:rPr>
+                <w:lang w:val="en-US"/>
+              </w:rPr>
+              <w:t>4</w:t>
+            </w:r>
+            <w:r>
+              <w:rPr>
+                <w:lang w:val="en-US"/>
+              </w:rPr>
+              <w:t xml:space="preserve">, </w:t>
+            </w:r>
+            <w:r>
+              <w:rPr>
+                <w:lang w:val="en-US"/>
+              </w:rPr>
+              <w:t>2, 5</w:t>
+            </w:r>
+            <w:r>
+              <w:rPr>
+                <w:lang w:val="en-US"/>
+              </w:rPr>
+              <w:t>)</w:t>
+            </w:r>
+          </w:p>
+        </w:tc>
+      </w:tr>
+    </w:tbl>
+    <w:p>
+      <w:pPr>
+        <w:pStyle w:val="ListParagraph"/>
+        <w:numPr>
+          <w:ilvl w:val="0"/>
+          <w:numId w:val="3"/>
+        </w:numPr>
+        <w:rPr>
+          <w:lang w:val="en-US"/>
+        </w:rPr>
+      </w:pPr>
+      <w:r>
+        <w:rPr>
+          <w:lang w:val="en-US"/>
+        </w:rPr>
+        <w:t>Sử Dụng Hàm Softmax?</w:t>
       </w:r>
     </w:p>
     <w:p>
@@ -4446,25 +4195,67 @@
         <w:rPr>
           <w:lang w:val="en-US"/>
         </w:rPr>
-        <w:t>&lt;Tensor&gt;.backward(retain_graph = True)</w:t>
-      </w:r>
-    </w:p>
-    <w:p>
-      <w:pPr>
-        <w:pStyle w:val="ListParagraph"/>
-        <w:numPr>
-          <w:ilvl w:val="0"/>
-          <w:numId w:val="6"/>
-        </w:numPr>
-        <w:rPr>
-          <w:lang w:val="en-US"/>
-        </w:rPr>
-      </w:pPr>
-      <w:r>
-        <w:rPr>
-          <w:lang w:val="en-US"/>
-        </w:rPr>
-        <w:t>Truy Cập Gradient?</w:t>
+        <w:t>&lt;Tensor Xác Suất&gt; = torch.softmax(&lt;Tensor&gt;, dim = &lt;Chiều Tính Softmax&gt;)</w:t>
+      </w:r>
+    </w:p>
+    <w:p>
+      <w:pPr>
+        <w:pStyle w:val="ListParagraph"/>
+        <w:numPr>
+          <w:ilvl w:val="0"/>
+          <w:numId w:val="3"/>
+        </w:numPr>
+        <w:rPr>
+          <w:lang w:val="en-US"/>
+        </w:rPr>
+      </w:pPr>
+      <w:r>
+        <w:rPr>
+          <w:lang w:val="en-US"/>
+        </w:rPr>
+        <w:t>Sử Dụng Hàm Tanh?</w:t>
+      </w:r>
+    </w:p>
+    <w:p>
+      <w:pPr>
+        <w:pStyle w:val="ListParagraph"/>
+        <w:numPr>
+          <w:ilvl w:val="0"/>
+          <w:numId w:val="2"/>
+        </w:numPr>
+        <w:rPr>
+          <w:lang w:val="en-US"/>
+        </w:rPr>
+      </w:pPr>
+      <w:r>
+        <w:rPr>
+          <w:lang w:val="en-US"/>
+        </w:rPr>
+        <w:t>&lt;Kết Quả&gt; = torch.tanh(&lt;Tensor&gt;)</w:t>
+      </w:r>
+    </w:p>
+    <w:p>
+      <w:pPr>
+        <w:pStyle w:val="ListParagraph"/>
+        <w:numPr>
+          <w:ilvl w:val="0"/>
+          <w:numId w:val="3"/>
+        </w:numPr>
+        <w:rPr>
+          <w:lang w:val="en-US"/>
+        </w:rPr>
+      </w:pPr>
+      <w:r>
+        <w:rPr>
+          <w:lang w:val="en-US"/>
+        </w:rPr>
+        <w:t xml:space="preserve">Sampling </w:t>
+      </w:r>
+      <w:r>
+        <w:rPr>
+          <w:lang w:val="en-US"/>
+        </w:rPr>
+        <w:t>Từ 1 Phân Phối Rời Rạc?</w:t>
       </w:r>
     </w:p>
     <w:p>
@@ -4485,49 +4276,7 @@
         <w:rPr>
           <w:lang w:val="en-US"/>
         </w:rPr>
-        <w:t>&lt;Tensor Lưu Trữ Gradient&gt; = &lt;Tensor Được Tính Gradient&gt;.grad</w:t>
-      </w:r>
-    </w:p>
-    <w:p>
-      <w:pPr>
-        <w:pStyle w:val="ListParagraph"/>
-        <w:numPr>
-          <w:ilvl w:val="0"/>
-          <w:numId w:val="6"/>
-        </w:numPr>
-        <w:rPr>
-          <w:lang w:val="en-US"/>
-        </w:rPr>
-      </w:pPr>
-      <w:r>
-        <w:rPr>
-          <w:lang w:val="en-US"/>
-        </w:rPr>
-        <w:t xml:space="preserve">Cách </w:t>
-      </w:r>
-      <w:r>
-        <w:rPr>
-          <w:lang w:val="en-US"/>
-        </w:rPr>
-        <w:t>Tạo Ảnh Biểu Đồ Tính Toán?</w:t>
-      </w:r>
-    </w:p>
-    <w:p>
-      <w:pPr>
-        <w:pStyle w:val="ListParagraph"/>
-        <w:numPr>
-          <w:ilvl w:val="0"/>
-          <w:numId w:val="2"/>
-        </w:numPr>
-        <w:rPr>
-          <w:lang w:val="en-US"/>
-        </w:rPr>
-      </w:pPr>
-      <w:r>
-        <w:rPr>
-          <w:lang w:val="en-US"/>
-        </w:rPr>
-        <w:t>Giả sử bạn có Node “foo”, và bạn muốn Show tất cả các Node có thể đi đến Node “foo”, dưới dạng biểu đồ, nhập</w:t>
+        <w:t>&lt;Sample&gt; = torch.multinomial(</w:t>
       </w:r>
     </w:p>
     <w:p>
@@ -4548,7 +4297,13 @@
         <w:rPr>
           <w:lang w:val="en-US"/>
         </w:rPr>
-        <w:t>from torchviz import make_dot</w:t>
+        <w:t xml:space="preserve">    </w:t>
+      </w:r>
+      <w:r>
+        <w:rPr>
+          <w:lang w:val="en-US"/>
+        </w:rPr>
+        <w:t>&lt;Tensor Trọng Số&gt;, &lt;Kích Thước Sample&gt;, replacement = True</w:t>
       </w:r>
     </w:p>
     <w:p>
@@ -4565,6 +4320,90 @@
           <w:lang w:val="en-US"/>
         </w:rPr>
       </w:pPr>
+      <w:r>
+        <w:rPr>
+          <w:lang w:val="en-US"/>
+        </w:rPr>
+        <w:t>)</w:t>
+      </w:r>
+    </w:p>
+    <w:p>
+      <w:pPr>
+        <w:pStyle w:val="ListParagraph"/>
+        <w:numPr>
+          <w:ilvl w:val="0"/>
+          <w:numId w:val="2"/>
+        </w:numPr>
+        <w:rPr>
+          <w:lang w:val="en-US"/>
+        </w:rPr>
+      </w:pPr>
+      <w:r>
+        <w:rPr>
+          <w:lang w:val="en-US"/>
+        </w:rPr>
+        <w:t>&lt;Sample&gt; bản chất =</w:t>
+      </w:r>
+      <w:r>
+        <w:rPr>
+          <w:lang w:val="en-US"/>
+        </w:rPr>
+        <w:t xml:space="preserve"> &lt;Tensor Trọng Số&gt; </w:t>
+      </w:r>
+      <w:r>
+        <w:rPr>
+          <w:lang w:val="en-US"/>
+        </w:rPr>
+        <w:t>nhưng</w:t>
+      </w:r>
+      <w:r>
+        <w:rPr>
+          <w:lang w:val="en-US"/>
+        </w:rPr>
+        <w:t xml:space="preserve"> mỗ</w:t>
+      </w:r>
+      <w:r>
+        <w:rPr>
+          <w:lang w:val="en-US"/>
+        </w:rPr>
+        <w:t>i phần tử là mảng 1 chiều trong đó, gọi là A, bị thay thế bởi mảng 1 chiều khác, gọi là B, B có số phần tử = &lt;Kích Thước Sample&gt;</w:t>
+      </w:r>
+    </w:p>
+    <w:p>
+      <w:pPr>
+        <w:pStyle w:val="ListParagraph"/>
+        <w:numPr>
+          <w:ilvl w:val="0"/>
+          <w:numId w:val="2"/>
+        </w:numPr>
+        <w:rPr>
+          <w:lang w:val="en-US"/>
+        </w:rPr>
+      </w:pPr>
+      <w:r>
+        <w:rPr>
+          <w:lang w:val="en-US"/>
+        </w:rPr>
+        <w:t>A ban đầu được chuẩn hóa để tổng các phần tử của nó = 1, gọi X là biến ngẫu nhiên sao cho P(X = i) = A[i], khi đó B chứa các phần tử được lấy từ phân phối của X</w:t>
+      </w:r>
+    </w:p>
+    <w:p>
+      <w:pPr>
+        <w:pStyle w:val="ListParagraph"/>
+        <w:numPr>
+          <w:ilvl w:val="0"/>
+          <w:numId w:val="2"/>
+        </w:numPr>
+        <w:rPr>
+          <w:lang w:val="en-US"/>
+        </w:rPr>
+      </w:pPr>
+      <w:r>
+        <w:rPr>
+          <w:lang w:val="en-US"/>
+        </w:rPr>
+        <w:t>Ví dụ</w:t>
+      </w:r>
     </w:p>
     <w:p>
       <w:pPr>
@@ -4584,7 +4423,441 @@
         <w:rPr>
           <w:lang w:val="en-US"/>
         </w:rPr>
-        <w:t>&lt;Biểu Đồ&gt; = make_dot(foo, &lt;Danh Sách Các Leaf&gt;)</w:t>
+        <w:t>f</w:t>
+      </w:r>
+      <w:r>
+        <w:rPr>
+          <w:lang w:val="en-US"/>
+        </w:rPr>
+        <w:t>oo = torch.multinomial(bar, 7, replacement = True)</w:t>
+      </w:r>
+    </w:p>
+    <w:p>
+      <w:pPr>
+        <w:pStyle w:val="ListParagraph"/>
+        <w:numPr>
+          <w:ilvl w:val="0"/>
+          <w:numId w:val="2"/>
+        </w:numPr>
+        <w:rPr>
+          <w:lang w:val="en-US"/>
+        </w:rPr>
+      </w:pPr>
+      <w:r>
+        <w:rPr>
+          <w:lang w:val="en-US"/>
+        </w:rPr>
+        <w:t>Ta có</w:t>
+      </w:r>
+    </w:p>
+    <w:tbl>
+      <w:tblPr>
+        <w:tblStyle w:val="TableGrid"/>
+        <w:tblW w:w="0" w:type="auto"/>
+        <w:tblInd w:w="1080" w:type="dxa"/>
+        <w:tblLook w:val="04A0" w:firstRow="1" w:lastRow="0" w:firstColumn="1" w:lastColumn="0" w:noHBand="0" w:noVBand="1"/>
+      </w:tblPr>
+      <w:tblGrid>
+        <w:gridCol w:w="4649"/>
+        <w:gridCol w:w="4648"/>
+      </w:tblGrid>
+      <w:tr>
+        <w:tc>
+          <w:tcPr>
+            <w:tcW w:w="5188" w:type="dxa"/>
+            <w:vAlign w:val="center"/>
+          </w:tcPr>
+          <w:p>
+            <w:pPr>
+              <w:pStyle w:val="ListParagraph"/>
+              <w:ind w:left="0"/>
+              <w:jc w:val="center"/>
+              <w:rPr>
+                <w:lang w:val="en-US"/>
+              </w:rPr>
+            </w:pPr>
+            <w:r>
+              <w:rPr>
+                <w:lang w:val="en-US"/>
+              </w:rPr>
+              <w:t>b</w:t>
+            </w:r>
+            <w:r>
+              <w:rPr>
+                <w:lang w:val="en-US"/>
+              </w:rPr>
+              <w:t>ar</w:t>
+            </w:r>
+          </w:p>
+        </w:tc>
+        <w:tc>
+          <w:tcPr>
+            <w:tcW w:w="5189" w:type="dxa"/>
+            <w:vAlign w:val="center"/>
+          </w:tcPr>
+          <w:p>
+            <w:pPr>
+              <w:pStyle w:val="ListParagraph"/>
+              <w:ind w:left="0"/>
+              <w:jc w:val="center"/>
+              <w:rPr>
+                <w:lang w:val="en-US"/>
+              </w:rPr>
+            </w:pPr>
+            <w:r>
+              <w:rPr>
+                <w:lang w:val="en-US"/>
+              </w:rPr>
+              <w:t>[[1, 2, 9, 4],</w:t>
+            </w:r>
+          </w:p>
+          <w:p>
+            <w:pPr>
+              <w:pStyle w:val="ListParagraph"/>
+              <w:ind w:left="0"/>
+              <w:jc w:val="center"/>
+              <w:rPr>
+                <w:lang w:val="en-US"/>
+              </w:rPr>
+            </w:pPr>
+            <w:r>
+              <w:rPr>
+                <w:lang w:val="en-US"/>
+              </w:rPr>
+              <w:t>[0, 0, 5, 0],</w:t>
+            </w:r>
+          </w:p>
+          <w:p>
+            <w:pPr>
+              <w:pStyle w:val="ListParagraph"/>
+              <w:ind w:left="0"/>
+              <w:jc w:val="center"/>
+              <w:rPr>
+                <w:lang w:val="en-US"/>
+              </w:rPr>
+            </w:pPr>
+            <w:r>
+              <w:rPr>
+                <w:lang w:val="en-US"/>
+              </w:rPr>
+              <w:t>[4, 0, 0, 4]]</w:t>
+            </w:r>
+          </w:p>
+        </w:tc>
+      </w:tr>
+      <w:tr>
+        <w:tc>
+          <w:tcPr>
+            <w:tcW w:w="5188" w:type="dxa"/>
+            <w:vAlign w:val="center"/>
+          </w:tcPr>
+          <w:p>
+            <w:pPr>
+              <w:pStyle w:val="ListParagraph"/>
+              <w:ind w:left="0"/>
+              <w:jc w:val="center"/>
+              <w:rPr>
+                <w:lang w:val="en-US"/>
+              </w:rPr>
+            </w:pPr>
+            <w:r>
+              <w:rPr>
+                <w:lang w:val="en-US"/>
+              </w:rPr>
+              <w:t>foo</w:t>
+            </w:r>
+          </w:p>
+        </w:tc>
+        <w:tc>
+          <w:tcPr>
+            <w:tcW w:w="5189" w:type="dxa"/>
+            <w:vAlign w:val="center"/>
+          </w:tcPr>
+          <w:p>
+            <w:pPr>
+              <w:pStyle w:val="ListParagraph"/>
+              <w:ind w:left="0"/>
+              <w:jc w:val="center"/>
+              <w:rPr>
+                <w:lang w:val="en-US"/>
+              </w:rPr>
+            </w:pPr>
+            <w:r>
+              <w:rPr>
+                <w:lang w:val="en-US"/>
+              </w:rPr>
+              <w:t>[[</w:t>
+            </w:r>
+            <w:r>
+              <w:rPr>
+                <w:lang w:val="en-US"/>
+              </w:rPr>
+              <w:t>3, 2, 1, 2, 1, 3, 2</w:t>
+            </w:r>
+            <w:r>
+              <w:rPr>
+                <w:lang w:val="en-US"/>
+              </w:rPr>
+              <w:t>],</w:t>
+            </w:r>
+          </w:p>
+          <w:p>
+            <w:pPr>
+              <w:pStyle w:val="ListParagraph"/>
+              <w:ind w:left="0"/>
+              <w:jc w:val="center"/>
+              <w:rPr>
+                <w:lang w:val="en-US"/>
+              </w:rPr>
+            </w:pPr>
+            <w:r>
+              <w:rPr>
+                <w:lang w:val="en-US"/>
+              </w:rPr>
+              <w:t>[</w:t>
+            </w:r>
+            <w:r>
+              <w:rPr>
+                <w:lang w:val="en-US"/>
+              </w:rPr>
+              <w:t>2, 2, 2, 2, 2, 2, 2</w:t>
+            </w:r>
+            <w:r>
+              <w:rPr>
+                <w:lang w:val="en-US"/>
+              </w:rPr>
+              <w:t>],</w:t>
+            </w:r>
+          </w:p>
+          <w:p>
+            <w:pPr>
+              <w:pStyle w:val="ListParagraph"/>
+              <w:ind w:left="0"/>
+              <w:jc w:val="center"/>
+              <w:rPr>
+                <w:lang w:val="en-US"/>
+              </w:rPr>
+            </w:pPr>
+            <w:r>
+              <w:rPr>
+                <w:lang w:val="en-US"/>
+              </w:rPr>
+              <w:t>[</w:t>
+            </w:r>
+            <w:r>
+              <w:rPr>
+                <w:lang w:val="en-US"/>
+              </w:rPr>
+              <w:t>0, 3, 0, 3, 3, 0, 0</w:t>
+            </w:r>
+            <w:r>
+              <w:rPr>
+                <w:lang w:val="en-US"/>
+              </w:rPr>
+              <w:t>]]</w:t>
+            </w:r>
+          </w:p>
+        </w:tc>
+      </w:tr>
+    </w:tbl>
+    <w:p>
+      <w:pPr>
+        <w:rPr>
+          <w:lang w:val="en-US"/>
+        </w:rPr>
+      </w:pPr>
+    </w:p>
+    <w:p>
+      <w:pPr>
+        <w:rPr>
+          <w:lang w:val="en-US"/>
+        </w:rPr>
+      </w:pPr>
+      <w:r>
+        <w:rPr>
+          <w:lang w:val="en-US"/>
+        </w:rPr>
+        <w:t>Processing Unit – Bộ Xử Lí</w:t>
+      </w:r>
+      <w:r>
+        <w:rPr>
+          <w:lang w:val="en-US"/>
+        </w:rPr>
+        <w:t>:</w:t>
+      </w:r>
+    </w:p>
+    <w:p>
+      <w:pPr>
+        <w:pStyle w:val="ListParagraph"/>
+        <w:numPr>
+          <w:ilvl w:val="0"/>
+          <w:numId w:val="14"/>
+        </w:numPr>
+        <w:rPr>
+          <w:lang w:val="en-US"/>
+        </w:rPr>
+      </w:pPr>
+      <w:r>
+        <w:rPr>
+          <w:lang w:val="en-US"/>
+        </w:rPr>
+        <w:t xml:space="preserve">CPU, GPU, </w:t>
+      </w:r>
+      <w:r>
+        <w:rPr>
+          <w:lang w:val="en-US"/>
+        </w:rPr>
+        <w:t>CUDA</w:t>
+      </w:r>
+      <w:r>
+        <w:rPr>
+          <w:lang w:val="en-US"/>
+        </w:rPr>
+        <w:t>, TPU</w:t>
+      </w:r>
+      <w:r>
+        <w:rPr>
+          <w:lang w:val="en-US"/>
+        </w:rPr>
+        <w:t>?</w:t>
+      </w:r>
+    </w:p>
+    <w:p>
+      <w:pPr>
+        <w:pStyle w:val="ListParagraph"/>
+        <w:numPr>
+          <w:ilvl w:val="0"/>
+          <w:numId w:val="2"/>
+        </w:numPr>
+        <w:rPr>
+          <w:lang w:val="en-US"/>
+        </w:rPr>
+      </w:pPr>
+      <w:r>
+        <w:rPr>
+          <w:lang w:val="en-US"/>
+        </w:rPr>
+        <w:t>CPU tính toán lần lượt, từng phép tính một, nhưng nó có thể thực hiện được nhiều nhiệm vụ khác nhau, mặc định khi tạo Tensor thì nó ở CPU</w:t>
+      </w:r>
+    </w:p>
+    <w:p>
+      <w:pPr>
+        <w:pStyle w:val="ListParagraph"/>
+        <w:numPr>
+          <w:ilvl w:val="0"/>
+          <w:numId w:val="2"/>
+        </w:numPr>
+        <w:rPr>
+          <w:lang w:val="en-US"/>
+        </w:rPr>
+      </w:pPr>
+      <w:r>
+        <w:rPr>
+          <w:lang w:val="en-US"/>
+        </w:rPr>
+        <w:t>GPU dùng để thực hiện tính toán song song,</w:t>
+      </w:r>
+      <w:r>
+        <w:rPr>
+          <w:lang w:val="en-US"/>
+        </w:rPr>
+        <w:t xml:space="preserve"> thực chất nó giống như CPU nhưng phân thân ra hàng nghìn lần,</w:t>
+      </w:r>
+      <w:r>
+        <w:rPr>
+          <w:lang w:val="en-US"/>
+        </w:rPr>
+        <w:t xml:space="preserve"> CUDA là 1 mô hình giúp bạn lập trình để thực hiện tính toán trên GPU bằng cách cung cấp các thư viện giúp bạn giao tiếp với GPU</w:t>
+      </w:r>
+    </w:p>
+    <w:p>
+      <w:pPr>
+        <w:pStyle w:val="ListParagraph"/>
+        <w:numPr>
+          <w:ilvl w:val="0"/>
+          <w:numId w:val="2"/>
+        </w:numPr>
+        <w:rPr>
+          <w:lang w:val="en-US"/>
+        </w:rPr>
+      </w:pPr>
+      <w:r>
+        <w:rPr>
+          <w:lang w:val="en-US"/>
+        </w:rPr>
+        <w:t>TPU được thiết kê chỉ cho 1 mục đích duy nhất là tính toán với ma trận, nhanh gấp nhiều lần GPU</w:t>
+      </w:r>
+    </w:p>
+    <w:p>
+      <w:pPr>
+        <w:pStyle w:val="ListParagraph"/>
+        <w:numPr>
+          <w:ilvl w:val="0"/>
+          <w:numId w:val="2"/>
+        </w:numPr>
+        <w:rPr>
+          <w:lang w:val="en-US"/>
+        </w:rPr>
+      </w:pPr>
+      <w:r>
+        <w:rPr>
+          <w:lang w:val="en-US"/>
+        </w:rPr>
+        <w:t xml:space="preserve">2 Tensor chỉ có thể tính toán được với nhau nếu chúng cùng ở trên </w:t>
+      </w:r>
+      <w:r>
+        <w:rPr>
+          <w:lang w:val="en-US"/>
+        </w:rPr>
+        <w:t xml:space="preserve">1 </w:t>
+      </w:r>
+      <w:r>
+        <w:rPr>
+          <w:lang w:val="en-US"/>
+        </w:rPr>
+        <w:t xml:space="preserve">CPU hoặc cùng ở trên </w:t>
+      </w:r>
+      <w:r>
+        <w:rPr>
+          <w:lang w:val="en-US"/>
+        </w:rPr>
+        <w:t xml:space="preserve">1 </w:t>
+      </w:r>
+      <w:r>
+        <w:rPr>
+          <w:lang w:val="en-US"/>
+        </w:rPr>
+        <w:t>GPU</w:t>
+      </w:r>
+      <w:r>
+        <w:rPr>
+          <w:lang w:val="en-US"/>
+        </w:rPr>
+        <w:t xml:space="preserve"> hoặc cùng ở trên 1 TPU</w:t>
+      </w:r>
+    </w:p>
+    <w:p>
+      <w:pPr>
+        <w:pStyle w:val="ListParagraph"/>
+        <w:numPr>
+          <w:ilvl w:val="0"/>
+          <w:numId w:val="14"/>
+        </w:numPr>
+        <w:rPr>
+          <w:lang w:val="en-US"/>
+        </w:rPr>
+      </w:pPr>
+      <w:r>
+        <w:rPr>
+          <w:lang w:val="en-US"/>
+        </w:rPr>
+        <w:t>Cách Import</w:t>
+      </w:r>
+      <w:r>
+        <w:rPr>
+          <w:lang w:val="en-US"/>
+        </w:rPr>
+        <w:t xml:space="preserve"> Thư Viện CUDA Trong Pytorch?</w:t>
       </w:r>
     </w:p>
     <w:p>
@@ -4605,128 +4878,25 @@
         <w:rPr>
           <w:lang w:val="en-US"/>
         </w:rPr>
-        <w:t xml:space="preserve">&lt;Biểu </w:t>
-      </w:r>
-      <w:r>
-        <w:rPr>
-          <w:lang w:val="en-US"/>
-        </w:rPr>
-        <w:t>Đồ</w:t>
-      </w:r>
-      <w:r>
-        <w:rPr>
-          <w:lang w:val="en-US"/>
-        </w:rPr>
-        <w:t>&gt;.view(&lt;Tên File&gt;)</w:t>
-      </w:r>
-    </w:p>
-    <w:p>
-      <w:pPr>
-        <w:pStyle w:val="ListParagraph"/>
-        <w:numPr>
-          <w:ilvl w:val="0"/>
-          <w:numId w:val="2"/>
-        </w:numPr>
-        <w:rPr>
-          <w:lang w:val="en-US"/>
-        </w:rPr>
-      </w:pPr>
-      <w:r>
-        <w:rPr>
-          <w:lang w:val="en-US"/>
-        </w:rPr>
-        <w:t>&lt;Danh Sách Các Leaf&gt; là 1 Dictionary với Key là tên sẽ được hiển thị lên biểu đồ của Leaf và giá trị là Tensor ứng với Leaf đó</w:t>
-      </w:r>
-    </w:p>
-    <w:p>
-      <w:pPr>
-        <w:pStyle w:val="ListParagraph"/>
-        <w:numPr>
-          <w:ilvl w:val="0"/>
-          <w:numId w:val="2"/>
-        </w:numPr>
-        <w:rPr>
-          <w:lang w:val="en-US"/>
-        </w:rPr>
-      </w:pPr>
-      <w:r>
-        <w:rPr>
-          <w:lang w:val="en-US"/>
-        </w:rPr>
-        <w:t>&lt;Tên File&gt; là đường dẫn đến File</w:t>
-      </w:r>
-      <w:r>
-        <w:rPr>
-          <w:lang w:val="en-US"/>
-        </w:rPr>
-        <w:t xml:space="preserve"> ảnh</w:t>
-      </w:r>
-      <w:r>
-        <w:rPr>
-          <w:lang w:val="en-US"/>
-        </w:rPr>
-        <w:t>, không có phần mở rộng</w:t>
-      </w:r>
-    </w:p>
-    <w:p>
-      <w:pPr>
-        <w:pStyle w:val="ListParagraph"/>
-        <w:numPr>
-          <w:ilvl w:val="0"/>
-          <w:numId w:val="2"/>
-        </w:numPr>
-        <w:rPr>
-          <w:lang w:val="en-US"/>
-        </w:rPr>
-      </w:pPr>
-      <w:r>
-        <w:rPr>
-          <w:lang w:val="en-US"/>
-        </w:rPr>
-        <w:t>Sau khi chạy đoạn Code trên, sẽ</w:t>
-      </w:r>
-      <w:r>
-        <w:rPr>
-          <w:lang w:val="en-US"/>
-        </w:rPr>
-        <w:t xml:space="preserve"> xuất hiện 2 File, 1 không có phần mở rộng, 2 là có phần mở rộng “.pdf” chứa ảnh</w:t>
-      </w:r>
-    </w:p>
-    <w:p>
-      <w:pPr>
-        <w:pStyle w:val="ListParagraph"/>
-        <w:numPr>
-          <w:ilvl w:val="0"/>
-          <w:numId w:val="6"/>
-        </w:numPr>
-        <w:rPr>
-          <w:lang w:val="en-US"/>
-        </w:rPr>
-      </w:pPr>
-      <w:r>
-        <w:rPr>
-          <w:lang w:val="en-US"/>
-        </w:rPr>
-        <w:lastRenderedPageBreak/>
-        <w:t xml:space="preserve">Cách </w:t>
-      </w:r>
-      <w:r>
-        <w:rPr>
-          <w:lang w:val="en-US"/>
-        </w:rPr>
-        <w:t xml:space="preserve">Tính Thủ Công </w:t>
-      </w:r>
-      <w:r>
-        <w:rPr>
-          <w:lang w:val="en-US"/>
-        </w:rPr>
-        <w:t xml:space="preserve">Gradient </w:t>
-      </w:r>
-      <w:r>
-        <w:rPr>
-          <w:lang w:val="en-US"/>
-        </w:rPr>
-        <w:t>Thay Vì Dùng Backward?</w:t>
+        <w:t>from torch import cuda</w:t>
+      </w:r>
+    </w:p>
+    <w:p>
+      <w:pPr>
+        <w:pStyle w:val="ListParagraph"/>
+        <w:numPr>
+          <w:ilvl w:val="0"/>
+          <w:numId w:val="14"/>
+        </w:numPr>
+        <w:rPr>
+          <w:lang w:val="en-US"/>
+        </w:rPr>
+      </w:pPr>
+      <w:r>
+        <w:rPr>
+          <w:lang w:val="en-US"/>
+        </w:rPr>
+        <w:t>Trả Về Số GPU Hiện Tại Đang Có Trong Máy?</w:t>
       </w:r>
     </w:p>
     <w:p>
@@ -4747,7 +4917,25 @@
         <w:rPr>
           <w:lang w:val="en-US"/>
         </w:rPr>
-        <w:t>from torch.autograd import grad</w:t>
+        <w:t>cuda.device_count()</w:t>
+      </w:r>
+    </w:p>
+    <w:p>
+      <w:pPr>
+        <w:pStyle w:val="ListParagraph"/>
+        <w:numPr>
+          <w:ilvl w:val="0"/>
+          <w:numId w:val="14"/>
+        </w:numPr>
+        <w:rPr>
+          <w:lang w:val="en-US"/>
+        </w:rPr>
+      </w:pPr>
+      <w:r>
+        <w:rPr>
+          <w:lang w:val="en-US"/>
+        </w:rPr>
+        <w:t>Trả Về Tên Của GPU Nào Đó Trên Máy?</w:t>
       </w:r>
     </w:p>
     <w:p>
@@ -4764,6 +4952,48 @@
           <w:lang w:val="en-US"/>
         </w:rPr>
       </w:pPr>
+      <w:r>
+        <w:rPr>
+          <w:lang w:val="en-US"/>
+        </w:rPr>
+        <w:t>cuda.get_device_name(&lt;Index&gt;)</w:t>
+      </w:r>
+    </w:p>
+    <w:p>
+      <w:pPr>
+        <w:pStyle w:val="ListParagraph"/>
+        <w:numPr>
+          <w:ilvl w:val="0"/>
+          <w:numId w:val="2"/>
+        </w:numPr>
+        <w:rPr>
+          <w:lang w:val="en-US"/>
+        </w:rPr>
+      </w:pPr>
+      <w:r>
+        <w:rPr>
+          <w:lang w:val="en-US"/>
+        </w:rPr>
+        <w:t>Các GPU trên máy sẽ được đánh &lt;Index&gt; bắt đầu từ 0</w:t>
+      </w:r>
+    </w:p>
+    <w:p>
+      <w:pPr>
+        <w:pStyle w:val="ListParagraph"/>
+        <w:numPr>
+          <w:ilvl w:val="0"/>
+          <w:numId w:val="2"/>
+        </w:numPr>
+        <w:rPr>
+          <w:lang w:val="en-US"/>
+        </w:rPr>
+      </w:pPr>
+      <w:r>
+        <w:rPr>
+          <w:lang w:val="en-US"/>
+        </w:rPr>
+        <w:t>Ví dụ</w:t>
+      </w:r>
     </w:p>
     <w:p>
       <w:pPr>
@@ -4783,7 +5013,130 @@
         <w:rPr>
           <w:lang w:val="en-US"/>
         </w:rPr>
-        <w:t>&lt;Các Gradient&gt; = grad(</w:t>
+        <w:lastRenderedPageBreak/>
+        <w:t>foo = cuda.get_device_name(0)</w:t>
+      </w:r>
+    </w:p>
+    <w:p>
+      <w:pPr>
+        <w:pStyle w:val="ListParagraph"/>
+        <w:numPr>
+          <w:ilvl w:val="0"/>
+          <w:numId w:val="2"/>
+        </w:numPr>
+        <w:rPr>
+          <w:lang w:val="en-US"/>
+        </w:rPr>
+      </w:pPr>
+      <w:r>
+        <w:rPr>
+          <w:lang w:val="en-US"/>
+        </w:rPr>
+        <w:t>Ta có</w:t>
+      </w:r>
+    </w:p>
+    <w:tbl>
+      <w:tblPr>
+        <w:tblStyle w:val="TableGrid"/>
+        <w:tblW w:w="0" w:type="auto"/>
+        <w:tblInd w:w="1080" w:type="dxa"/>
+        <w:tblLook w:val="04A0" w:firstRow="1" w:lastRow="0" w:firstColumn="1" w:lastColumn="0" w:noHBand="0" w:noVBand="1"/>
+      </w:tblPr>
+      <w:tblGrid>
+        <w:gridCol w:w="4629"/>
+        <w:gridCol w:w="4668"/>
+      </w:tblGrid>
+      <w:tr>
+        <w:tc>
+          <w:tcPr>
+            <w:tcW w:w="5188" w:type="dxa"/>
+          </w:tcPr>
+          <w:p>
+            <w:pPr>
+              <w:pStyle w:val="ListParagraph"/>
+              <w:ind w:left="0"/>
+              <w:jc w:val="center"/>
+              <w:rPr>
+                <w:lang w:val="en-US"/>
+              </w:rPr>
+            </w:pPr>
+            <w:r>
+              <w:rPr>
+                <w:lang w:val="en-US"/>
+              </w:rPr>
+              <w:t>foo</w:t>
+            </w:r>
+          </w:p>
+        </w:tc>
+        <w:tc>
+          <w:tcPr>
+            <w:tcW w:w="5189" w:type="dxa"/>
+          </w:tcPr>
+          <w:p>
+            <w:pPr>
+              <w:pStyle w:val="ListParagraph"/>
+              <w:ind w:left="0"/>
+              <w:jc w:val="center"/>
+              <w:rPr>
+                <w:lang w:val="en-US"/>
+              </w:rPr>
+            </w:pPr>
+            <w:r>
+              <w:rPr>
+                <w:lang w:val="en-US"/>
+              </w:rPr>
+              <w:t>"</w:t>
+            </w:r>
+            <w:r>
+              <w:rPr>
+                <w:lang w:val="en-US"/>
+              </w:rPr>
+              <w:t>Tesla T4</w:t>
+            </w:r>
+            <w:r>
+              <w:rPr>
+                <w:lang w:val="en-US"/>
+              </w:rPr>
+              <w:t>"</w:t>
+            </w:r>
+          </w:p>
+        </w:tc>
+      </w:tr>
+    </w:tbl>
+    <w:p>
+      <w:pPr>
+        <w:pStyle w:val="ListParagraph"/>
+        <w:numPr>
+          <w:ilvl w:val="0"/>
+          <w:numId w:val="14"/>
+        </w:numPr>
+        <w:rPr>
+          <w:lang w:val="en-US"/>
+        </w:rPr>
+      </w:pPr>
+      <w:r>
+        <w:rPr>
+          <w:lang w:val="en-US"/>
+        </w:rPr>
+        <w:t xml:space="preserve">Tạo </w:t>
+      </w:r>
+      <w:r>
+        <w:rPr>
+          <w:lang w:val="en-US"/>
+        </w:rPr>
+        <w:t xml:space="preserve">Tensor Trên </w:t>
+      </w:r>
+      <w:r>
+        <w:rPr>
+          <w:lang w:val="en-US"/>
+        </w:rPr>
+        <w:t>GPU</w:t>
+      </w:r>
+      <w:r>
+        <w:rPr>
+          <w:lang w:val="en-US"/>
+        </w:rPr>
+        <w:t>?</w:t>
       </w:r>
     </w:p>
     <w:p>
@@ -4804,25 +5157,73 @@
         <w:rPr>
           <w:lang w:val="en-US"/>
         </w:rPr>
-        <w:t xml:space="preserve">    </w:t>
-      </w:r>
-      <w:r>
-        <w:rPr>
-          <w:lang w:val="en-US"/>
-        </w:rPr>
-        <w:t>&lt;</w:t>
-      </w:r>
-      <w:r>
-        <w:rPr>
-          <w:lang w:val="en-US"/>
-        </w:rPr>
-        <w:t>Output</w:t>
-      </w:r>
-      <w:r>
-        <w:rPr>
-          <w:lang w:val="en-US"/>
-        </w:rPr>
-        <w:t xml:space="preserve">&gt;, </w:t>
+        <w:t xml:space="preserve">&lt;Tensor&gt; = torch.tensor(&lt;Dữ Liệu&gt;, device = </w:t>
+      </w:r>
+      <w:r>
+        <w:rPr>
+          <w:lang w:val="en-US"/>
+        </w:rPr>
+        <w:t>"cuda"</w:t>
+      </w:r>
+      <w:r>
+        <w:rPr>
+          <w:lang w:val="en-US"/>
+        </w:rPr>
+        <w:t>)</w:t>
+      </w:r>
+    </w:p>
+    <w:p>
+      <w:pPr>
+        <w:pStyle w:val="ListParagraph"/>
+        <w:numPr>
+          <w:ilvl w:val="0"/>
+          <w:numId w:val="2"/>
+        </w:numPr>
+        <w:rPr>
+          <w:lang w:val="en-US"/>
+        </w:rPr>
+      </w:pPr>
+      <w:r>
+        <w:rPr>
+          <w:lang w:val="en-US"/>
+        </w:rPr>
+        <w:t>&lt;Tensor&gt;</w:t>
+      </w:r>
+      <w:r>
+        <w:rPr>
+          <w:lang w:val="en-US"/>
+        </w:rPr>
+        <w:t xml:space="preserve"> sẽ </w:t>
+      </w:r>
+      <w:r>
+        <w:rPr>
+          <w:lang w:val="en-US"/>
+        </w:rPr>
+        <w:t xml:space="preserve">tự động </w:t>
+      </w:r>
+      <w:r>
+        <w:rPr>
+          <w:lang w:val="en-US"/>
+        </w:rPr>
+        <w:t>tạo trên GPU có &lt;Index&gt; = 0</w:t>
+      </w:r>
+    </w:p>
+    <w:p>
+      <w:pPr>
+        <w:pStyle w:val="ListParagraph"/>
+        <w:numPr>
+          <w:ilvl w:val="0"/>
+          <w:numId w:val="14"/>
+        </w:numPr>
+        <w:rPr>
+          <w:lang w:val="en-US"/>
+        </w:rPr>
+      </w:pPr>
+      <w:r>
+        <w:rPr>
+          <w:lang w:val="en-US"/>
+        </w:rPr>
+        <w:t>Copy Tensor Từ CPU Sang GPU?</w:t>
       </w:r>
     </w:p>
     <w:p>
@@ -4843,25 +5244,562 @@
         <w:rPr>
           <w:lang w:val="en-US"/>
         </w:rPr>
-        <w:t xml:space="preserve">    </w:t>
-      </w:r>
-      <w:r>
-        <w:rPr>
-          <w:lang w:val="en-US"/>
-        </w:rPr>
-        <w:t xml:space="preserve">&lt;Danh </w:t>
-      </w:r>
-      <w:r>
-        <w:rPr>
-          <w:lang w:val="en-US"/>
-        </w:rPr>
-        <w:t xml:space="preserve">Sách Các Biến Cần Tính </w:t>
-      </w:r>
-      <w:r>
-        <w:rPr>
-          <w:lang w:val="en-US"/>
-        </w:rPr>
-        <w:t xml:space="preserve">Gradient&gt;, </w:t>
+        <w:t>&lt;GPU Tensor&gt; = &lt;CPU Tensor&gt;.cuda()</w:t>
+      </w:r>
+    </w:p>
+    <w:p>
+      <w:pPr>
+        <w:pStyle w:val="ListParagraph"/>
+        <w:numPr>
+          <w:ilvl w:val="0"/>
+          <w:numId w:val="2"/>
+        </w:numPr>
+        <w:rPr>
+          <w:lang w:val="en-US"/>
+        </w:rPr>
+      </w:pPr>
+      <w:r>
+        <w:rPr>
+          <w:lang w:val="en-US"/>
+        </w:rPr>
+        <w:t>&lt;GPU Tensor&gt; sẽ ở trên GPU có &lt;Index&gt; = 0</w:t>
+      </w:r>
+    </w:p>
+    <w:p>
+      <w:pPr>
+        <w:pStyle w:val="ListParagraph"/>
+        <w:numPr>
+          <w:ilvl w:val="0"/>
+          <w:numId w:val="2"/>
+        </w:numPr>
+        <w:rPr>
+          <w:lang w:val="en-US"/>
+        </w:rPr>
+      </w:pPr>
+      <w:r>
+        <w:rPr>
+          <w:lang w:val="en-US"/>
+        </w:rPr>
+        <w:t>Bạn cũng có thể Copy Module từ CPU sang GPU với cú pháp tương tự</w:t>
+      </w:r>
+      <w:bookmarkStart w:id="0" w:name="_GoBack"/>
+      <w:bookmarkEnd w:id="0"/>
+    </w:p>
+    <w:p>
+      <w:pPr>
+        <w:rPr>
+          <w:lang w:val="en-US"/>
+        </w:rPr>
+      </w:pPr>
+    </w:p>
+    <w:p>
+      <w:pPr>
+        <w:rPr>
+          <w:lang w:val="en-US"/>
+        </w:rPr>
+      </w:pPr>
+      <w:r>
+        <w:rPr>
+          <w:lang w:val="en-US"/>
+        </w:rPr>
+        <w:t>Computation Graph – Sơ Đồ Tính Toán:</w:t>
+      </w:r>
+    </w:p>
+    <w:p>
+      <w:pPr>
+        <w:pStyle w:val="ListParagraph"/>
+        <w:numPr>
+          <w:ilvl w:val="0"/>
+          <w:numId w:val="6"/>
+        </w:numPr>
+        <w:rPr>
+          <w:lang w:val="en-US"/>
+        </w:rPr>
+      </w:pPr>
+      <w:r>
+        <w:rPr>
+          <w:lang w:val="en-US"/>
+        </w:rPr>
+        <w:t xml:space="preserve">Cách </w:t>
+      </w:r>
+      <w:r>
+        <w:rPr>
+          <w:lang w:val="en-US"/>
+        </w:rPr>
+        <w:t xml:space="preserve">Torch </w:t>
+      </w:r>
+      <w:r>
+        <w:rPr>
+          <w:lang w:val="en-US"/>
+        </w:rPr>
+        <w:t xml:space="preserve">Tính </w:t>
+      </w:r>
+      <w:r>
+        <w:rPr>
+          <w:lang w:val="en-US"/>
+        </w:rPr>
+        <w:t>Gradient</w:t>
+      </w:r>
+      <w:r>
+        <w:rPr>
+          <w:lang w:val="en-US"/>
+        </w:rPr>
+        <w:t>?</w:t>
+      </w:r>
+    </w:p>
+    <w:p>
+      <w:pPr>
+        <w:pStyle w:val="ListParagraph"/>
+        <w:numPr>
+          <w:ilvl w:val="0"/>
+          <w:numId w:val="2"/>
+        </w:numPr>
+        <w:rPr>
+          <w:lang w:val="en-US"/>
+        </w:rPr>
+      </w:pPr>
+      <w:r>
+        <w:rPr>
+          <w:lang w:val="en-US"/>
+        </w:rPr>
+        <w:t xml:space="preserve">Nó tính Gradient = Chain Rule, đúng vậy, </w:t>
+      </w:r>
+      <w:r>
+        <w:rPr>
+          <w:lang w:val="en-US"/>
+        </w:rPr>
+        <w:t xml:space="preserve">bắt đầu từ Node chỉ định, nó sẽ xác định xem Node này được Node nào nhắm tới, giả sử Node </w:t>
+      </w:r>
+      <w:r>
+        <w:rPr>
+          <w:lang w:val="en-US"/>
+        </w:rPr>
+        <w:t>q</w:t>
+      </w:r>
+      <w:r>
+        <w:rPr>
+          <w:lang w:val="en-US"/>
+        </w:rPr>
+        <w:t xml:space="preserve"> = </w:t>
+      </w:r>
+      <w:r>
+        <w:rPr>
+          <w:lang w:val="en-US"/>
+        </w:rPr>
+        <w:t xml:space="preserve">Node </w:t>
+      </w:r>
+      <w:r>
+        <w:rPr>
+          <w:lang w:val="en-US"/>
+        </w:rPr>
+        <w:t xml:space="preserve">w * </w:t>
+      </w:r>
+      <w:r>
+        <w:rPr>
+          <w:lang w:val="en-US"/>
+        </w:rPr>
+        <w:t xml:space="preserve">Node </w:t>
+      </w:r>
+      <w:r>
+        <w:rPr>
+          <w:lang w:val="en-US"/>
+        </w:rPr>
+        <w:t>z,</w:t>
+      </w:r>
+      <w:r>
+        <w:rPr>
+          <w:lang w:val="en-US"/>
+        </w:rPr>
+        <w:t xml:space="preserve"> w có giá trị hiện tại = 10, z có giá trị hiện tại = 9,</w:t>
+      </w:r>
+      <w:r>
+        <w:rPr>
+          <w:lang w:val="en-US"/>
+        </w:rPr>
+        <w:t xml:space="preserve"> thì Node w và Node z chính là những Node đang nhắm tới Node y, ở đây, dựa vào toán tử “*”, nó xác định được </w:t>
+      </w:r>
+      <w:r>
+        <w:rPr>
+          <w:lang w:val="en-US"/>
+        </w:rPr>
+        <w:t>q</w:t>
+      </w:r>
+      <w:r>
+        <w:rPr>
+          <w:lang w:val="en-US"/>
+        </w:rPr>
+        <w:t>’ = w’z + wz’</w:t>
+      </w:r>
+      <w:r>
+        <w:rPr>
+          <w:lang w:val="en-US"/>
+        </w:rPr>
+        <w:t xml:space="preserve"> = </w:t>
+      </w:r>
+      <w:r>
+        <w:rPr>
+          <w:lang w:val="en-US"/>
+        </w:rPr>
+        <w:t>9</w:t>
+      </w:r>
+      <w:r>
+        <w:rPr>
+          <w:lang w:val="en-US"/>
+        </w:rPr>
+        <w:t>w’</w:t>
+      </w:r>
+      <w:r>
+        <w:rPr>
+          <w:lang w:val="en-US"/>
+        </w:rPr>
+        <w:t xml:space="preserve"> + 10</w:t>
+      </w:r>
+      <w:r>
+        <w:rPr>
+          <w:lang w:val="en-US"/>
+        </w:rPr>
+        <w:t>z’</w:t>
+      </w:r>
+      <w:r>
+        <w:rPr>
+          <w:lang w:val="en-US"/>
+        </w:rPr>
+        <w:t xml:space="preserve">, </w:t>
+      </w:r>
+      <w:r>
+        <w:rPr>
+          <w:lang w:val="en-US"/>
+        </w:rPr>
+        <w:t>dựa vào đây, nó truyền 9 cho Node w và 10 cho Node z, giả sử Node z = x</w:t>
+      </w:r>
+      <w:r>
+        <w:rPr>
+          <w:vertAlign w:val="superscript"/>
+          <w:lang w:val="en-US"/>
+        </w:rPr>
+        <w:t>2</w:t>
+      </w:r>
+      <w:r>
+        <w:rPr>
+          <w:lang w:val="en-US"/>
+        </w:rPr>
+        <w:t>, x có giá trị hiện tại = 3, nó sẽ tính 10z’ = 10(</w:t>
+      </w:r>
+      <w:r>
+        <w:rPr>
+          <w:lang w:val="en-US"/>
+        </w:rPr>
+        <w:t>2x</w:t>
+      </w:r>
+      <w:r>
+        <w:rPr>
+          <w:lang w:val="en-US"/>
+        </w:rPr>
+        <w:t>x’</w:t>
+      </w:r>
+      <w:r>
+        <w:rPr>
+          <w:lang w:val="en-US"/>
+        </w:rPr>
+        <w:t xml:space="preserve">) = </w:t>
+      </w:r>
+      <w:r>
+        <w:rPr>
+          <w:lang w:val="en-US"/>
+        </w:rPr>
+        <w:t>60</w:t>
+      </w:r>
+      <w:r>
+        <w:rPr>
+          <w:lang w:val="en-US"/>
+        </w:rPr>
+        <w:t>x’, nó tiếp tục truyền 6</w:t>
+      </w:r>
+      <w:r>
+        <w:rPr>
+          <w:lang w:val="en-US"/>
+        </w:rPr>
+        <w:t>0</w:t>
+      </w:r>
+      <w:r>
+        <w:rPr>
+          <w:lang w:val="en-US"/>
+        </w:rPr>
+        <w:t xml:space="preserve"> cho Node x</w:t>
+      </w:r>
+      <w:r>
+        <w:rPr>
+          <w:lang w:val="en-US"/>
+        </w:rPr>
+        <w:t>,</w:t>
+      </w:r>
+      <w:r>
+        <w:rPr>
+          <w:lang w:val="en-US"/>
+        </w:rPr>
+        <w:t xml:space="preserve"> x là Node cuối cùng</w:t>
+      </w:r>
+      <w:r>
+        <w:rPr>
+          <w:lang w:val="en-US"/>
+        </w:rPr>
+        <w:t>, gọi là Leaf</w:t>
+      </w:r>
+      <w:r>
+        <w:rPr>
+          <w:lang w:val="en-US"/>
+        </w:rPr>
+        <w:t>, nghĩa là không còn Node nào nhắm tới nó nữa,</w:t>
+      </w:r>
+      <w:r>
+        <w:rPr>
+          <w:lang w:val="en-US"/>
+        </w:rPr>
+        <w:t xml:space="preserve"> nên Gradient hiện tại của x là 0 được + 60, nãy giờ nói về việc lan truyền của z quên mẹ w, giả sử Node w = 3x + y, y có giá trị hiện tại = 1, nó sẽ tính 9w’ = 9(3x’ + y’) = 27x’ + 9y’, nó truyền 27 cho Node x, nhưng như đã nói thì nó sẽ dừng lại tại đây và 27 được + vào Gradient của Node x, làm cho Gradient của nó = 60 + 27 = 87, quên nữa là 9 được truyền cho Node y nhưng đây cũng là </w:t>
+      </w:r>
+      <w:r>
+        <w:rPr>
+          <w:lang w:val="en-US"/>
+        </w:rPr>
+        <w:t>Leaf</w:t>
+      </w:r>
+      <w:r>
+        <w:rPr>
+          <w:lang w:val="en-US"/>
+        </w:rPr>
+        <w:t xml:space="preserve"> nên Gradient của y là 0 được + 9, vậy sau khi tính toán ta có Gradient của x = 87 và Gradient củ</w:t>
+      </w:r>
+      <w:r>
+        <w:rPr>
+          <w:lang w:val="en-US"/>
+        </w:rPr>
+        <w:t xml:space="preserve">a y = 9, </w:t>
+      </w:r>
+      <w:r>
+        <w:rPr>
+          <w:lang w:val="en-US"/>
+        </w:rPr>
+        <w:t xml:space="preserve">nghiệm lại thấy </w:t>
+      </w:r>
+      <w:r>
+        <w:rPr>
+          <w:lang w:val="en-US"/>
+        </w:rPr>
+        <w:t xml:space="preserve">biểu thức </w:t>
+      </w:r>
+      <w:r>
+        <w:rPr>
+          <w:lang w:val="en-US"/>
+        </w:rPr>
+        <w:t>q = w</w:t>
+      </w:r>
+      <w:r>
+        <w:rPr>
+          <w:lang w:val="en-US"/>
+        </w:rPr>
+        <w:t>z</w:t>
+      </w:r>
+      <w:r>
+        <w:rPr>
+          <w:lang w:val="en-US"/>
+        </w:rPr>
+        <w:t xml:space="preserve"> = (3x + y)x</w:t>
+      </w:r>
+      <w:r>
+        <w:rPr>
+          <w:vertAlign w:val="superscript"/>
+          <w:lang w:val="en-US"/>
+        </w:rPr>
+        <w:t>2</w:t>
+      </w:r>
+      <w:r>
+        <w:rPr>
+          <w:lang w:val="en-US"/>
+        </w:rPr>
+        <w:t xml:space="preserve"> có đạo hàm theo x và theo y tại x = 3, và y = 1 đúng thật là = 87 và 9</w:t>
+      </w:r>
+    </w:p>
+    <w:p>
+      <w:pPr>
+        <w:pStyle w:val="ListParagraph"/>
+        <w:numPr>
+          <w:ilvl w:val="0"/>
+          <w:numId w:val="2"/>
+        </w:numPr>
+        <w:rPr>
+          <w:lang w:val="en-US"/>
+        </w:rPr>
+      </w:pPr>
+      <w:r>
+        <w:rPr>
+          <w:lang w:val="en-US"/>
+        </w:rPr>
+        <w:t>Nếu điều kiện có xuất hiện trong quá trình tính toán thì cũng đéo quan trọng, giả dụ có điều kiện nếu x &lt; 5 thì z = x</w:t>
+      </w:r>
+      <w:r>
+        <w:rPr>
+          <w:vertAlign w:val="superscript"/>
+          <w:lang w:val="en-US"/>
+        </w:rPr>
+        <w:t>2</w:t>
+      </w:r>
+      <w:r>
+        <w:rPr>
+          <w:lang w:val="en-US"/>
+        </w:rPr>
+        <w:t>, còn không thì z = 4x, rõ ràng trong đồ thị tính toán khi x = 3 sẽ chỉ có Node z = x</w:t>
+      </w:r>
+      <w:r>
+        <w:rPr>
+          <w:vertAlign w:val="superscript"/>
+          <w:lang w:val="en-US"/>
+        </w:rPr>
+        <w:t>2</w:t>
+      </w:r>
+      <w:r>
+        <w:rPr>
+          <w:lang w:val="en-US"/>
+        </w:rPr>
+        <w:t>, nên nó sẽ tính Gradient theo hàm này, còn cái z = 4x đéo quan tâm</w:t>
+      </w:r>
+    </w:p>
+    <w:p>
+      <w:pPr>
+        <w:pStyle w:val="ListParagraph"/>
+        <w:numPr>
+          <w:ilvl w:val="0"/>
+          <w:numId w:val="2"/>
+        </w:numPr>
+        <w:rPr>
+          <w:lang w:val="en-US"/>
+        </w:rPr>
+      </w:pPr>
+      <w:r>
+        <w:rPr>
+          <w:lang w:val="en-US"/>
+        </w:rPr>
+        <w:t>Lưu ý q phải là Tensor với duy nhất 1 giá trị, bao nhiêu chiều cũng được</w:t>
+      </w:r>
+    </w:p>
+    <w:p>
+      <w:pPr>
+        <w:pStyle w:val="ListParagraph"/>
+        <w:numPr>
+          <w:ilvl w:val="0"/>
+          <w:numId w:val="6"/>
+        </w:numPr>
+        <w:rPr>
+          <w:rFonts w:eastAsiaTheme="minorEastAsia"/>
+          <w:lang w:val="en-US"/>
+        </w:rPr>
+      </w:pPr>
+      <w:r>
+        <w:rPr>
+          <w:lang w:val="en-US"/>
+        </w:rPr>
+        <w:t>Đưa Tensor Vào Sơ Đồ Tính Toán?</w:t>
+      </w:r>
+    </w:p>
+    <w:p>
+      <w:pPr>
+        <w:pStyle w:val="ListParagraph"/>
+        <w:numPr>
+          <w:ilvl w:val="0"/>
+          <w:numId w:val="2"/>
+        </w:numPr>
+        <w:rPr>
+          <w:lang w:val="en-US"/>
+        </w:rPr>
+      </w:pPr>
+      <w:r>
+        <w:rPr>
+          <w:lang w:val="en-US"/>
+        </w:rPr>
+        <w:t>&lt;Tensor Muốn Đưa Vào Sơ Đồ Tính Toán&gt;.require_grad_()</w:t>
+      </w:r>
+    </w:p>
+    <w:p>
+      <w:pPr>
+        <w:pStyle w:val="ListParagraph"/>
+        <w:numPr>
+          <w:ilvl w:val="0"/>
+          <w:numId w:val="2"/>
+        </w:numPr>
+        <w:rPr>
+          <w:lang w:val="en-US"/>
+        </w:rPr>
+      </w:pPr>
+      <w:r>
+        <w:rPr>
+          <w:lang w:val="en-US"/>
+        </w:rPr>
+        <w:t>&lt;Tensor Muốn Đưa Vào Sơ Đồ Tính Toán&gt; là Tensor sẽ chứa Gradient khi lan truyền ngược</w:t>
+      </w:r>
+      <w:r>
+        <w:rPr>
+          <w:lang w:val="en-US"/>
+        </w:rPr>
+        <w:t>, gọi là Leaf</w:t>
+      </w:r>
+    </w:p>
+    <w:p>
+      <w:pPr>
+        <w:pStyle w:val="ListParagraph"/>
+        <w:numPr>
+          <w:ilvl w:val="0"/>
+          <w:numId w:val="2"/>
+        </w:numPr>
+        <w:rPr>
+          <w:lang w:val="en-US"/>
+        </w:rPr>
+      </w:pPr>
+      <w:r>
+        <w:rPr>
+          <w:lang w:val="en-US"/>
+        </w:rPr>
+        <w:t>Tất cả Tensor được tính bởi Tensor trong sơ đồ tính toán cũng sẽ được đưa vào sơ đồ tính toán</w:t>
+      </w:r>
+    </w:p>
+    <w:p>
+      <w:pPr>
+        <w:pStyle w:val="ListParagraph"/>
+        <w:numPr>
+          <w:ilvl w:val="0"/>
+          <w:numId w:val="2"/>
+        </w:numPr>
+        <w:rPr>
+          <w:lang w:val="en-US"/>
+        </w:rPr>
+      </w:pPr>
+      <w:r>
+        <w:rPr>
+          <w:lang w:val="en-US"/>
+        </w:rPr>
+        <w:t>Lưu ý sơ đồ tính toán chỉ chứa tham chiếu, không chứa Tensor thật</w:t>
+      </w:r>
+    </w:p>
+    <w:p>
+      <w:pPr>
+        <w:pStyle w:val="ListParagraph"/>
+        <w:numPr>
+          <w:ilvl w:val="0"/>
+          <w:numId w:val="6"/>
+        </w:numPr>
+        <w:rPr>
+          <w:lang w:val="en-US"/>
+        </w:rPr>
+      </w:pPr>
+      <w:r>
+        <w:rPr>
+          <w:lang w:val="en-US"/>
+        </w:rPr>
+        <w:t xml:space="preserve">Thực </w:t>
+      </w:r>
+      <w:r>
+        <w:rPr>
+          <w:lang w:val="en-US"/>
+        </w:rPr>
+        <w:t>Hiện Lan Truyền Ngược?</w:t>
       </w:r>
     </w:p>
     <w:p>
@@ -4882,13 +5820,61 @@
         <w:rPr>
           <w:lang w:val="en-US"/>
         </w:rPr>
-        <w:t xml:space="preserve">    </w:t>
-      </w:r>
-      <w:r>
-        <w:rPr>
-          <w:lang w:val="en-US"/>
-        </w:rPr>
-        <w:t>create_graph = True</w:t>
+        <w:t>&lt;Tensor</w:t>
+      </w:r>
+      <w:r>
+        <w:rPr>
+          <w:lang w:val="en-US"/>
+        </w:rPr>
+        <w:t>&gt;.backward()</w:t>
+      </w:r>
+    </w:p>
+    <w:p>
+      <w:pPr>
+        <w:pStyle w:val="ListParagraph"/>
+        <w:numPr>
+          <w:ilvl w:val="0"/>
+          <w:numId w:val="2"/>
+        </w:numPr>
+        <w:rPr>
+          <w:lang w:val="en-US"/>
+        </w:rPr>
+      </w:pPr>
+      <w:r>
+        <w:rPr>
+          <w:lang w:val="en-US"/>
+        </w:rPr>
+        <w:t xml:space="preserve">Khi này, tất cả các Leaf của &lt;Tensor&gt; sẽ nhận được Gradient, đồng thời trong phần sơ đồ tính toán với &lt;Tensor&gt; làm gốc, tất cả các tham chiếu </w:t>
+      </w:r>
+      <w:r>
+        <w:rPr>
+          <w:lang w:val="en-US"/>
+        </w:rPr>
+        <w:t>sẽ không còn trỏ vào Tensor hay đâu nữa</w:t>
+      </w:r>
+      <w:r>
+        <w:rPr>
+          <w:lang w:val="en-US"/>
+        </w:rPr>
+        <w:t>, do đó tại đây, mọi luồng lan truyền ngược tiếp theo sẽ bị chặn lại và báo lỗi</w:t>
+      </w:r>
+    </w:p>
+    <w:p>
+      <w:pPr>
+        <w:pStyle w:val="ListParagraph"/>
+        <w:numPr>
+          <w:ilvl w:val="0"/>
+          <w:numId w:val="2"/>
+        </w:numPr>
+        <w:rPr>
+          <w:lang w:val="en-US"/>
+        </w:rPr>
+      </w:pPr>
+      <w:r>
+        <w:rPr>
+          <w:lang w:val="en-US"/>
+        </w:rPr>
+        <w:t>Để giữ lại toàn bộ tham chiếu, viết</w:t>
       </w:r>
     </w:p>
     <w:p>
@@ -4909,254 +5895,7 @@
         <w:rPr>
           <w:lang w:val="en-US"/>
         </w:rPr>
-        <w:t>)</w:t>
-      </w:r>
-    </w:p>
-    <w:p>
-      <w:pPr>
-        <w:pStyle w:val="ListParagraph"/>
-        <w:numPr>
-          <w:ilvl w:val="0"/>
-          <w:numId w:val="2"/>
-        </w:numPr>
-        <w:rPr>
-          <w:lang w:val="en-US"/>
-        </w:rPr>
-      </w:pPr>
-      <w:r>
-        <w:rPr>
-          <w:lang w:val="en-US"/>
-        </w:rPr>
-        <w:t xml:space="preserve">&lt;Các Gradient&gt; là 1 Tuple chứa các phần tử là Gradient tương ứng với </w:t>
-      </w:r>
-    </w:p>
-    <w:p>
-      <w:pPr>
-        <w:pStyle w:val="ListParagraph"/>
-        <w:ind w:left="1080"/>
-        <w:rPr>
-          <w:lang w:val="en-US"/>
-        </w:rPr>
-      </w:pPr>
-      <w:r>
-        <w:rPr>
-          <w:lang w:val="en-US"/>
-        </w:rPr>
-        <w:t>&lt;Danh sách các biến cần tính Gradient&gt;</w:t>
-      </w:r>
-    </w:p>
-    <w:p>
-      <w:pPr>
-        <w:pStyle w:val="ListParagraph"/>
-        <w:numPr>
-          <w:ilvl w:val="0"/>
-          <w:numId w:val="2"/>
-        </w:numPr>
-        <w:rPr>
-          <w:lang w:val="en-US"/>
-        </w:rPr>
-      </w:pPr>
-      <w:r>
-        <w:rPr>
-          <w:lang w:val="en-US"/>
-        </w:rPr>
-        <w:t xml:space="preserve">Đặt </w:t>
-      </w:r>
-      <w:r>
-        <w:rPr>
-          <w:lang w:val="en-US"/>
-        </w:rPr>
-        <w:t>“</w:t>
-      </w:r>
-      <w:r>
-        <w:rPr>
-          <w:lang w:val="en-US"/>
-        </w:rPr>
-        <w:t>create_graph = True</w:t>
-      </w:r>
-      <w:r>
-        <w:rPr>
-          <w:lang w:val="en-US"/>
-        </w:rPr>
-        <w:t>”</w:t>
-      </w:r>
-      <w:r>
-        <w:rPr>
-          <w:lang w:val="en-US"/>
-        </w:rPr>
-        <w:t xml:space="preserve"> để tạo ra 1 sơ đồ tính toán mới, không giố</w:t>
-      </w:r>
-      <w:r>
-        <w:rPr>
-          <w:lang w:val="en-US"/>
-        </w:rPr>
-        <w:t>ng như “b</w:t>
-      </w:r>
-      <w:r>
-        <w:rPr>
-          <w:lang w:val="en-US"/>
-        </w:rPr>
-        <w:t>ackward</w:t>
-      </w:r>
-      <w:r>
-        <w:rPr>
-          <w:lang w:val="en-US"/>
-        </w:rPr>
-        <w:t>()”</w:t>
-      </w:r>
-      <w:r>
-        <w:rPr>
-          <w:lang w:val="en-US"/>
-        </w:rPr>
-        <w:t>, sơ đồ tính toán cũ dùng để tính toán Gradient không bị xóa, sơ đồ tính toán mới có gốc là &lt;Các Gradient&gt;, và các Node liên quan</w:t>
-      </w:r>
-    </w:p>
-    <w:p>
-      <w:pPr>
-        <w:pStyle w:val="ListParagraph"/>
-        <w:numPr>
-          <w:ilvl w:val="0"/>
-          <w:numId w:val="2"/>
-        </w:numPr>
-        <w:rPr>
-          <w:lang w:val="en-US"/>
-        </w:rPr>
-      </w:pPr>
-      <w:r>
-        <w:rPr>
-          <w:lang w:val="en-US"/>
-        </w:rPr>
-        <w:t>Ví dụ</w:t>
-      </w:r>
-    </w:p>
-    <w:p>
-      <w:pPr>
-        <w:pStyle w:val="ListParagraph"/>
-        <w:numPr>
-          <w:ilvl w:val="0"/>
-          <w:numId w:val="2"/>
-        </w:numPr>
-        <w:rPr>
-          <w:lang w:val="en-US"/>
-        </w:rPr>
-      </w:pPr>
-      <w:r>
-        <w:rPr>
-          <w:lang w:val="en-US"/>
-        </w:rPr>
-        <w:t>x</w:t>
-      </w:r>
-      <w:r>
-        <w:rPr>
-          <w:lang w:val="en-US"/>
-        </w:rPr>
-        <w:t xml:space="preserve"> là Leaf, y = x + 1, thì khi tính </w:t>
-      </w:r>
-      <w:r>
-        <w:rPr>
-          <w:lang w:val="en-US"/>
-        </w:rPr>
-        <w:t xml:space="preserve">z = </w:t>
-      </w:r>
-      <w:r>
-        <w:rPr>
-          <w:lang w:val="en-US"/>
-        </w:rPr>
-        <w:t xml:space="preserve">dy / dx, và </w:t>
-      </w:r>
-      <w:r>
-        <w:rPr>
-          <w:lang w:val="en-US"/>
-        </w:rPr>
-        <w:t>“</w:t>
-      </w:r>
-      <w:r>
-        <w:rPr>
-          <w:lang w:val="en-US"/>
-        </w:rPr>
-        <w:t>create_graph = True</w:t>
-      </w:r>
-      <w:r>
-        <w:rPr>
-          <w:lang w:val="en-US"/>
-        </w:rPr>
-        <w:t>”</w:t>
-      </w:r>
-      <w:r>
-        <w:rPr>
-          <w:lang w:val="en-US"/>
-        </w:rPr>
-        <w:t xml:space="preserve">, thì rõ ràng </w:t>
-      </w:r>
-    </w:p>
-    <w:p>
-      <w:pPr>
-        <w:pStyle w:val="ListParagraph"/>
-        <w:ind w:left="1080"/>
-        <w:rPr>
-          <w:lang w:val="en-US"/>
-        </w:rPr>
-      </w:pPr>
-      <w:r>
-        <w:rPr>
-          <w:lang w:val="en-US"/>
-        </w:rPr>
-        <w:t>y = 1 không quan tâm x, nên trong sơ đồ tính toán mới không có x, nế</w:t>
-      </w:r>
-      <w:r>
-        <w:rPr>
-          <w:lang w:val="en-US"/>
-        </w:rPr>
-        <w:t>u y = x</w:t>
-      </w:r>
-      <w:r>
-        <w:rPr>
-          <w:vertAlign w:val="superscript"/>
-          <w:lang w:val="en-US"/>
-        </w:rPr>
-        <w:t>2</w:t>
-      </w:r>
-      <w:r>
-        <w:rPr>
-          <w:lang w:val="en-US"/>
-        </w:rPr>
-        <w:t xml:space="preserve">, thì rõ ràng y = 2x, trong sơ đồ tính toán mới có </w:t>
-      </w:r>
-      <w:r>
-        <w:rPr>
-          <w:lang w:val="en-US"/>
-        </w:rPr>
-        <w:t xml:space="preserve">Node </w:t>
-      </w:r>
-      <w:r>
-        <w:rPr>
-          <w:lang w:val="en-US"/>
-        </w:rPr>
-        <w:t>x</w:t>
-      </w:r>
-      <w:r>
-        <w:rPr>
-          <w:lang w:val="en-US"/>
-        </w:rPr>
-        <w:t xml:space="preserve"> gắn Node z, nhờ vậy, ta có thể tính tính dz / dx hay là đạo hàm bậc 2 của y so với x một lần nữa</w:t>
-      </w:r>
-    </w:p>
-    <w:p>
-      <w:pPr>
-        <w:pStyle w:val="ListParagraph"/>
-        <w:numPr>
-          <w:ilvl w:val="0"/>
-          <w:numId w:val="2"/>
-        </w:numPr>
-        <w:rPr>
-          <w:lang w:val="en-US"/>
-        </w:rPr>
-      </w:pPr>
-      <w:r>
-        <w:rPr>
-          <w:lang w:val="en-US"/>
-        </w:rPr>
-        <w:t>Đặt “create_graph = False” nếu không muốn tạo sơ đồ tính toán mới</w:t>
+        <w:t>&lt;Tensor&gt;.backward(retain_graph = True)</w:t>
       </w:r>
     </w:p>
     <w:p>
@@ -5174,7 +5913,8 @@
         <w:rPr>
           <w:lang w:val="en-US"/>
         </w:rPr>
-        <w:t>Cách Tạo Ra Tensor Mới Không Nằm Trong Sơ Đồ Tính Toán Cùng Chia Sẻ Dữ Liệu Với Tensor Cũ Nằm Trong Sơ Đồ Tính Toán?</w:t>
+        <w:lastRenderedPageBreak/>
+        <w:t>Truy Cập Gradient?</w:t>
       </w:r>
     </w:p>
     <w:p>
@@ -5195,63 +5935,49 @@
         <w:rPr>
           <w:lang w:val="en-US"/>
         </w:rPr>
-        <w:t>&lt;Tensor Mới&gt; = &lt;Tensor Cũ&gt;.detach()</w:t>
-      </w:r>
-    </w:p>
-    <w:p>
-      <w:pPr>
-        <w:pStyle w:val="ListParagraph"/>
-        <w:numPr>
-          <w:ilvl w:val="0"/>
-          <w:numId w:val="2"/>
-        </w:numPr>
-        <w:rPr>
-          <w:lang w:val="en-US"/>
-        </w:rPr>
-      </w:pPr>
-      <w:r>
-        <w:rPr>
-          <w:lang w:val="en-US"/>
-        </w:rPr>
-        <w:t>Câu lệnh trên cũng có thể chuyển Parameter thành Tensor thường</w:t>
-      </w:r>
-    </w:p>
-    <w:p>
-      <w:pPr>
-        <w:rPr>
-          <w:lang w:val="en-US"/>
-        </w:rPr>
-      </w:pPr>
-    </w:p>
-    <w:p>
-      <w:pPr>
-        <w:rPr>
-          <w:lang w:val="en-US"/>
-        </w:rPr>
-      </w:pPr>
-      <w:r>
-        <w:rPr>
-          <w:lang w:val="en-US"/>
-        </w:rPr>
-        <w:t>Tensor:</w:t>
-      </w:r>
-    </w:p>
-    <w:p>
-      <w:pPr>
-        <w:pStyle w:val="ListParagraph"/>
-        <w:numPr>
-          <w:ilvl w:val="0"/>
-          <w:numId w:val="4"/>
-        </w:numPr>
-        <w:rPr>
-          <w:lang w:val="en-US"/>
-        </w:rPr>
-      </w:pPr>
-      <w:r>
-        <w:rPr>
-          <w:lang w:val="en-US"/>
-        </w:rPr>
-        <w:t>Cách Import?</w:t>
+        <w:t>&lt;Tensor Lưu Trữ Gradient&gt; = &lt;Tensor Được Tính Gradient&gt;.grad</w:t>
+      </w:r>
+    </w:p>
+    <w:p>
+      <w:pPr>
+        <w:pStyle w:val="ListParagraph"/>
+        <w:numPr>
+          <w:ilvl w:val="0"/>
+          <w:numId w:val="6"/>
+        </w:numPr>
+        <w:rPr>
+          <w:lang w:val="en-US"/>
+        </w:rPr>
+      </w:pPr>
+      <w:r>
+        <w:rPr>
+          <w:lang w:val="en-US"/>
+        </w:rPr>
+        <w:t xml:space="preserve">Cách </w:t>
+      </w:r>
+      <w:r>
+        <w:rPr>
+          <w:lang w:val="en-US"/>
+        </w:rPr>
+        <w:t>Tạo Ảnh Biểu Đồ Tính Toán?</w:t>
+      </w:r>
+    </w:p>
+    <w:p>
+      <w:pPr>
+        <w:pStyle w:val="ListParagraph"/>
+        <w:numPr>
+          <w:ilvl w:val="0"/>
+          <w:numId w:val="2"/>
+        </w:numPr>
+        <w:rPr>
+          <w:lang w:val="en-US"/>
+        </w:rPr>
+      </w:pPr>
+      <w:r>
+        <w:rPr>
+          <w:lang w:val="en-US"/>
+        </w:rPr>
+        <w:t>Giả sử bạn có Node “foo”, và bạn muốn Show tất cả các Node có thể đi đến Node “foo”, dưới dạng biểu đồ, nhập</w:t>
       </w:r>
     </w:p>
     <w:p>
@@ -5272,25 +5998,7 @@
         <w:rPr>
           <w:lang w:val="en-US"/>
         </w:rPr>
-        <w:t>from torch import tensor</w:t>
-      </w:r>
-    </w:p>
-    <w:p>
-      <w:pPr>
-        <w:pStyle w:val="ListParagraph"/>
-        <w:numPr>
-          <w:ilvl w:val="0"/>
-          <w:numId w:val="4"/>
-        </w:numPr>
-        <w:rPr>
-          <w:lang w:val="en-US"/>
-        </w:rPr>
-      </w:pPr>
-      <w:r>
-        <w:rPr>
-          <w:lang w:val="en-US"/>
-        </w:rPr>
-        <w:t>Các Kiểu Dữ Liệu Của Tensor?</w:t>
+        <w:t>from torchviz import make_dot</w:t>
       </w:r>
     </w:p>
     <w:p>
@@ -5307,12 +6015,6 @@
           <w:lang w:val="en-US"/>
         </w:rPr>
       </w:pPr>
-      <w:r>
-        <w:rPr>
-          <w:lang w:val="en-US"/>
-        </w:rPr>
-        <w:t>torch.int32</w:t>
-      </w:r>
     </w:p>
     <w:p>
       <w:pPr>
@@ -5332,7 +6034,7 @@
         <w:rPr>
           <w:lang w:val="en-US"/>
         </w:rPr>
-        <w:t>torch.float32</w:t>
+        <w:t>&lt;Biểu Đồ&gt; = make_dot(foo, &lt;Danh Sách Các Leaf&gt;)</w:t>
       </w:r>
     </w:p>
     <w:p>
@@ -5353,6 +6055,754 @@
         <w:rPr>
           <w:lang w:val="en-US"/>
         </w:rPr>
+        <w:t xml:space="preserve">&lt;Biểu </w:t>
+      </w:r>
+      <w:r>
+        <w:rPr>
+          <w:lang w:val="en-US"/>
+        </w:rPr>
+        <w:t>Đồ</w:t>
+      </w:r>
+      <w:r>
+        <w:rPr>
+          <w:lang w:val="en-US"/>
+        </w:rPr>
+        <w:t>&gt;.view(&lt;Tên File&gt;)</w:t>
+      </w:r>
+    </w:p>
+    <w:p>
+      <w:pPr>
+        <w:pStyle w:val="ListParagraph"/>
+        <w:numPr>
+          <w:ilvl w:val="0"/>
+          <w:numId w:val="2"/>
+        </w:numPr>
+        <w:rPr>
+          <w:lang w:val="en-US"/>
+        </w:rPr>
+      </w:pPr>
+      <w:r>
+        <w:rPr>
+          <w:lang w:val="en-US"/>
+        </w:rPr>
+        <w:t>&lt;Danh Sách Các Leaf&gt; là 1 Dictionary với Key là tên sẽ được hiển thị lên biểu đồ của Leaf và giá trị là Tensor ứng với Leaf đó</w:t>
+      </w:r>
+    </w:p>
+    <w:p>
+      <w:pPr>
+        <w:pStyle w:val="ListParagraph"/>
+        <w:numPr>
+          <w:ilvl w:val="0"/>
+          <w:numId w:val="2"/>
+        </w:numPr>
+        <w:rPr>
+          <w:lang w:val="en-US"/>
+        </w:rPr>
+      </w:pPr>
+      <w:r>
+        <w:rPr>
+          <w:lang w:val="en-US"/>
+        </w:rPr>
+        <w:t>&lt;Tên File&gt; là đường dẫn đến File</w:t>
+      </w:r>
+      <w:r>
+        <w:rPr>
+          <w:lang w:val="en-US"/>
+        </w:rPr>
+        <w:t xml:space="preserve"> ảnh</w:t>
+      </w:r>
+      <w:r>
+        <w:rPr>
+          <w:lang w:val="en-US"/>
+        </w:rPr>
+        <w:t>, không có phần mở rộng</w:t>
+      </w:r>
+    </w:p>
+    <w:p>
+      <w:pPr>
+        <w:pStyle w:val="ListParagraph"/>
+        <w:numPr>
+          <w:ilvl w:val="0"/>
+          <w:numId w:val="2"/>
+        </w:numPr>
+        <w:rPr>
+          <w:lang w:val="en-US"/>
+        </w:rPr>
+      </w:pPr>
+      <w:r>
+        <w:rPr>
+          <w:lang w:val="en-US"/>
+        </w:rPr>
+        <w:t>Sau khi chạy đoạn Code trên, sẽ</w:t>
+      </w:r>
+      <w:r>
+        <w:rPr>
+          <w:lang w:val="en-US"/>
+        </w:rPr>
+        <w:t xml:space="preserve"> xuất hiện 2 File, 1 không có phần mở rộng, 2 là có phần mở rộng “.pdf” chứa ảnh</w:t>
+      </w:r>
+    </w:p>
+    <w:p>
+      <w:pPr>
+        <w:pStyle w:val="ListParagraph"/>
+        <w:numPr>
+          <w:ilvl w:val="0"/>
+          <w:numId w:val="6"/>
+        </w:numPr>
+        <w:rPr>
+          <w:lang w:val="en-US"/>
+        </w:rPr>
+      </w:pPr>
+      <w:r>
+        <w:rPr>
+          <w:lang w:val="en-US"/>
+        </w:rPr>
+        <w:t xml:space="preserve">Cách </w:t>
+      </w:r>
+      <w:r>
+        <w:rPr>
+          <w:lang w:val="en-US"/>
+        </w:rPr>
+        <w:t xml:space="preserve">Tính Thủ Công </w:t>
+      </w:r>
+      <w:r>
+        <w:rPr>
+          <w:lang w:val="en-US"/>
+        </w:rPr>
+        <w:t xml:space="preserve">Gradient </w:t>
+      </w:r>
+      <w:r>
+        <w:rPr>
+          <w:lang w:val="en-US"/>
+        </w:rPr>
+        <w:t>Thay Vì Dùng Backward?</w:t>
+      </w:r>
+    </w:p>
+    <w:p>
+      <w:pPr>
+        <w:pStyle w:val="ListParagraph"/>
+        <w:pBdr>
+          <w:top w:val="single" w:sz="4" w:space="1" w:color="auto"/>
+          <w:left w:val="single" w:sz="4" w:space="4" w:color="auto"/>
+          <w:bottom w:val="single" w:sz="4" w:space="1" w:color="auto"/>
+          <w:right w:val="single" w:sz="4" w:space="4" w:color="auto"/>
+        </w:pBdr>
+        <w:ind w:left="1080"/>
+        <w:rPr>
+          <w:lang w:val="en-US"/>
+        </w:rPr>
+      </w:pPr>
+      <w:r>
+        <w:rPr>
+          <w:lang w:val="en-US"/>
+        </w:rPr>
+        <w:t>from torch.autograd import grad</w:t>
+      </w:r>
+    </w:p>
+    <w:p>
+      <w:pPr>
+        <w:pStyle w:val="ListParagraph"/>
+        <w:pBdr>
+          <w:top w:val="single" w:sz="4" w:space="1" w:color="auto"/>
+          <w:left w:val="single" w:sz="4" w:space="4" w:color="auto"/>
+          <w:bottom w:val="single" w:sz="4" w:space="1" w:color="auto"/>
+          <w:right w:val="single" w:sz="4" w:space="4" w:color="auto"/>
+        </w:pBdr>
+        <w:ind w:left="1080"/>
+        <w:rPr>
+          <w:lang w:val="en-US"/>
+        </w:rPr>
+      </w:pPr>
+    </w:p>
+    <w:p>
+      <w:pPr>
+        <w:pStyle w:val="ListParagraph"/>
+        <w:pBdr>
+          <w:top w:val="single" w:sz="4" w:space="1" w:color="auto"/>
+          <w:left w:val="single" w:sz="4" w:space="4" w:color="auto"/>
+          <w:bottom w:val="single" w:sz="4" w:space="1" w:color="auto"/>
+          <w:right w:val="single" w:sz="4" w:space="4" w:color="auto"/>
+        </w:pBdr>
+        <w:ind w:left="1080"/>
+        <w:rPr>
+          <w:lang w:val="en-US"/>
+        </w:rPr>
+      </w:pPr>
+      <w:r>
+        <w:rPr>
+          <w:lang w:val="en-US"/>
+        </w:rPr>
+        <w:t>&lt;Các Gradient&gt; = grad(</w:t>
+      </w:r>
+    </w:p>
+    <w:p>
+      <w:pPr>
+        <w:pStyle w:val="ListParagraph"/>
+        <w:pBdr>
+          <w:top w:val="single" w:sz="4" w:space="1" w:color="auto"/>
+          <w:left w:val="single" w:sz="4" w:space="4" w:color="auto"/>
+          <w:bottom w:val="single" w:sz="4" w:space="1" w:color="auto"/>
+          <w:right w:val="single" w:sz="4" w:space="4" w:color="auto"/>
+        </w:pBdr>
+        <w:ind w:left="1080"/>
+        <w:rPr>
+          <w:lang w:val="en-US"/>
+        </w:rPr>
+      </w:pPr>
+      <w:r>
+        <w:rPr>
+          <w:lang w:val="en-US"/>
+        </w:rPr>
+        <w:t xml:space="preserve">    </w:t>
+      </w:r>
+      <w:r>
+        <w:rPr>
+          <w:lang w:val="en-US"/>
+        </w:rPr>
+        <w:t>&lt;</w:t>
+      </w:r>
+      <w:r>
+        <w:rPr>
+          <w:lang w:val="en-US"/>
+        </w:rPr>
+        <w:t>Output</w:t>
+      </w:r>
+      <w:r>
+        <w:rPr>
+          <w:lang w:val="en-US"/>
+        </w:rPr>
+        <w:t xml:space="preserve">&gt;, </w:t>
+      </w:r>
+    </w:p>
+    <w:p>
+      <w:pPr>
+        <w:pStyle w:val="ListParagraph"/>
+        <w:pBdr>
+          <w:top w:val="single" w:sz="4" w:space="1" w:color="auto"/>
+          <w:left w:val="single" w:sz="4" w:space="4" w:color="auto"/>
+          <w:bottom w:val="single" w:sz="4" w:space="1" w:color="auto"/>
+          <w:right w:val="single" w:sz="4" w:space="4" w:color="auto"/>
+        </w:pBdr>
+        <w:ind w:left="1080"/>
+        <w:rPr>
+          <w:lang w:val="en-US"/>
+        </w:rPr>
+      </w:pPr>
+      <w:r>
+        <w:rPr>
+          <w:lang w:val="en-US"/>
+        </w:rPr>
+        <w:t xml:space="preserve">    </w:t>
+      </w:r>
+      <w:r>
+        <w:rPr>
+          <w:lang w:val="en-US"/>
+        </w:rPr>
+        <w:t xml:space="preserve">&lt;Danh </w:t>
+      </w:r>
+      <w:r>
+        <w:rPr>
+          <w:lang w:val="en-US"/>
+        </w:rPr>
+        <w:t xml:space="preserve">Sách Các Biến Cần Tính </w:t>
+      </w:r>
+      <w:r>
+        <w:rPr>
+          <w:lang w:val="en-US"/>
+        </w:rPr>
+        <w:t xml:space="preserve">Gradient&gt;, </w:t>
+      </w:r>
+    </w:p>
+    <w:p>
+      <w:pPr>
+        <w:pStyle w:val="ListParagraph"/>
+        <w:pBdr>
+          <w:top w:val="single" w:sz="4" w:space="1" w:color="auto"/>
+          <w:left w:val="single" w:sz="4" w:space="4" w:color="auto"/>
+          <w:bottom w:val="single" w:sz="4" w:space="1" w:color="auto"/>
+          <w:right w:val="single" w:sz="4" w:space="4" w:color="auto"/>
+        </w:pBdr>
+        <w:ind w:left="1080"/>
+        <w:rPr>
+          <w:lang w:val="en-US"/>
+        </w:rPr>
+      </w:pPr>
+      <w:r>
+        <w:rPr>
+          <w:lang w:val="en-US"/>
+        </w:rPr>
+        <w:t xml:space="preserve">    </w:t>
+      </w:r>
+      <w:r>
+        <w:rPr>
+          <w:lang w:val="en-US"/>
+        </w:rPr>
+        <w:t>create_graph = True</w:t>
+      </w:r>
+    </w:p>
+    <w:p>
+      <w:pPr>
+        <w:pStyle w:val="ListParagraph"/>
+        <w:pBdr>
+          <w:top w:val="single" w:sz="4" w:space="1" w:color="auto"/>
+          <w:left w:val="single" w:sz="4" w:space="4" w:color="auto"/>
+          <w:bottom w:val="single" w:sz="4" w:space="1" w:color="auto"/>
+          <w:right w:val="single" w:sz="4" w:space="4" w:color="auto"/>
+        </w:pBdr>
+        <w:ind w:left="1080"/>
+        <w:rPr>
+          <w:lang w:val="en-US"/>
+        </w:rPr>
+      </w:pPr>
+      <w:r>
+        <w:rPr>
+          <w:lang w:val="en-US"/>
+        </w:rPr>
+        <w:t>)</w:t>
+      </w:r>
+    </w:p>
+    <w:p>
+      <w:pPr>
+        <w:pStyle w:val="ListParagraph"/>
+        <w:numPr>
+          <w:ilvl w:val="0"/>
+          <w:numId w:val="2"/>
+        </w:numPr>
+        <w:rPr>
+          <w:lang w:val="en-US"/>
+        </w:rPr>
+      </w:pPr>
+      <w:r>
+        <w:rPr>
+          <w:lang w:val="en-US"/>
+        </w:rPr>
+        <w:t xml:space="preserve">&lt;Các Gradient&gt; là 1 Tuple chứa các phần tử là Gradient tương ứng với </w:t>
+      </w:r>
+    </w:p>
+    <w:p>
+      <w:pPr>
+        <w:pStyle w:val="ListParagraph"/>
+        <w:ind w:left="1080"/>
+        <w:rPr>
+          <w:lang w:val="en-US"/>
+        </w:rPr>
+      </w:pPr>
+      <w:r>
+        <w:rPr>
+          <w:lang w:val="en-US"/>
+        </w:rPr>
+        <w:t>&lt;Danh sách các biến cần tính Gradient&gt;</w:t>
+      </w:r>
+    </w:p>
+    <w:p>
+      <w:pPr>
+        <w:pStyle w:val="ListParagraph"/>
+        <w:numPr>
+          <w:ilvl w:val="0"/>
+          <w:numId w:val="2"/>
+        </w:numPr>
+        <w:rPr>
+          <w:lang w:val="en-US"/>
+        </w:rPr>
+      </w:pPr>
+      <w:r>
+        <w:rPr>
+          <w:lang w:val="en-US"/>
+        </w:rPr>
+        <w:t xml:space="preserve">Đặt </w:t>
+      </w:r>
+      <w:r>
+        <w:rPr>
+          <w:lang w:val="en-US"/>
+        </w:rPr>
+        <w:t>“</w:t>
+      </w:r>
+      <w:r>
+        <w:rPr>
+          <w:lang w:val="en-US"/>
+        </w:rPr>
+        <w:t>create_graph = True</w:t>
+      </w:r>
+      <w:r>
+        <w:rPr>
+          <w:lang w:val="en-US"/>
+        </w:rPr>
+        <w:t>”</w:t>
+      </w:r>
+      <w:r>
+        <w:rPr>
+          <w:lang w:val="en-US"/>
+        </w:rPr>
+        <w:t xml:space="preserve"> để tạo ra 1 sơ đồ tính toán mới, không giố</w:t>
+      </w:r>
+      <w:r>
+        <w:rPr>
+          <w:lang w:val="en-US"/>
+        </w:rPr>
+        <w:t>ng như “b</w:t>
+      </w:r>
+      <w:r>
+        <w:rPr>
+          <w:lang w:val="en-US"/>
+        </w:rPr>
+        <w:t>ackward</w:t>
+      </w:r>
+      <w:r>
+        <w:rPr>
+          <w:lang w:val="en-US"/>
+        </w:rPr>
+        <w:t>()”</w:t>
+      </w:r>
+      <w:r>
+        <w:rPr>
+          <w:lang w:val="en-US"/>
+        </w:rPr>
+        <w:t>, sơ đồ tính toán cũ dùng để tính toán Gradient không bị xóa, sơ đồ tính toán mới có gốc là &lt;Các Gradient&gt;, và các Node liên quan</w:t>
+      </w:r>
+    </w:p>
+    <w:p>
+      <w:pPr>
+        <w:pStyle w:val="ListParagraph"/>
+        <w:numPr>
+          <w:ilvl w:val="0"/>
+          <w:numId w:val="2"/>
+        </w:numPr>
+        <w:rPr>
+          <w:lang w:val="en-US"/>
+        </w:rPr>
+      </w:pPr>
+      <w:r>
+        <w:rPr>
+          <w:lang w:val="en-US"/>
+        </w:rPr>
+        <w:t>Ví dụ</w:t>
+      </w:r>
+    </w:p>
+    <w:p>
+      <w:pPr>
+        <w:pStyle w:val="ListParagraph"/>
+        <w:numPr>
+          <w:ilvl w:val="0"/>
+          <w:numId w:val="2"/>
+        </w:numPr>
+        <w:rPr>
+          <w:lang w:val="en-US"/>
+        </w:rPr>
+      </w:pPr>
+      <w:r>
+        <w:rPr>
+          <w:lang w:val="en-US"/>
+        </w:rPr>
+        <w:t>x</w:t>
+      </w:r>
+      <w:r>
+        <w:rPr>
+          <w:lang w:val="en-US"/>
+        </w:rPr>
+        <w:t xml:space="preserve"> là Leaf, y = x + 1, thì khi tính </w:t>
+      </w:r>
+      <w:r>
+        <w:rPr>
+          <w:lang w:val="en-US"/>
+        </w:rPr>
+        <w:t xml:space="preserve">z = </w:t>
+      </w:r>
+      <w:r>
+        <w:rPr>
+          <w:lang w:val="en-US"/>
+        </w:rPr>
+        <w:t xml:space="preserve">dy / dx, và </w:t>
+      </w:r>
+      <w:r>
+        <w:rPr>
+          <w:lang w:val="en-US"/>
+        </w:rPr>
+        <w:t>“</w:t>
+      </w:r>
+      <w:r>
+        <w:rPr>
+          <w:lang w:val="en-US"/>
+        </w:rPr>
+        <w:t>create_graph = True</w:t>
+      </w:r>
+      <w:r>
+        <w:rPr>
+          <w:lang w:val="en-US"/>
+        </w:rPr>
+        <w:t>”</w:t>
+      </w:r>
+      <w:r>
+        <w:rPr>
+          <w:lang w:val="en-US"/>
+        </w:rPr>
+        <w:t xml:space="preserve">, thì rõ ràng </w:t>
+      </w:r>
+    </w:p>
+    <w:p>
+      <w:pPr>
+        <w:pStyle w:val="ListParagraph"/>
+        <w:ind w:left="1080"/>
+        <w:rPr>
+          <w:lang w:val="en-US"/>
+        </w:rPr>
+      </w:pPr>
+      <w:r>
+        <w:rPr>
+          <w:lang w:val="en-US"/>
+        </w:rPr>
+        <w:t>y = 1 không quan tâm x, nên trong sơ đồ tính toán mới không có x, nế</w:t>
+      </w:r>
+      <w:r>
+        <w:rPr>
+          <w:lang w:val="en-US"/>
+        </w:rPr>
+        <w:t>u y = x</w:t>
+      </w:r>
+      <w:r>
+        <w:rPr>
+          <w:vertAlign w:val="superscript"/>
+          <w:lang w:val="en-US"/>
+        </w:rPr>
+        <w:t>2</w:t>
+      </w:r>
+      <w:r>
+        <w:rPr>
+          <w:lang w:val="en-US"/>
+        </w:rPr>
+        <w:t xml:space="preserve">, thì rõ ràng y = 2x, trong sơ đồ tính toán mới có </w:t>
+      </w:r>
+      <w:r>
+        <w:rPr>
+          <w:lang w:val="en-US"/>
+        </w:rPr>
+        <w:t xml:space="preserve">Node </w:t>
+      </w:r>
+      <w:r>
+        <w:rPr>
+          <w:lang w:val="en-US"/>
+        </w:rPr>
+        <w:t>x</w:t>
+      </w:r>
+      <w:r>
+        <w:rPr>
+          <w:lang w:val="en-US"/>
+        </w:rPr>
+        <w:t xml:space="preserve"> gắn Node z, nhờ vậy, ta có thể tính tính dz / dx hay là đạo hàm bậc 2 của y so với x một lần nữa</w:t>
+      </w:r>
+    </w:p>
+    <w:p>
+      <w:pPr>
+        <w:pStyle w:val="ListParagraph"/>
+        <w:numPr>
+          <w:ilvl w:val="0"/>
+          <w:numId w:val="2"/>
+        </w:numPr>
+        <w:rPr>
+          <w:lang w:val="en-US"/>
+        </w:rPr>
+      </w:pPr>
+      <w:r>
+        <w:rPr>
+          <w:lang w:val="en-US"/>
+        </w:rPr>
+        <w:t>Đặt “create_graph = False” nếu không muốn tạo sơ đồ tính toán mới</w:t>
+      </w:r>
+    </w:p>
+    <w:p>
+      <w:pPr>
+        <w:pStyle w:val="ListParagraph"/>
+        <w:numPr>
+          <w:ilvl w:val="0"/>
+          <w:numId w:val="6"/>
+        </w:numPr>
+        <w:rPr>
+          <w:lang w:val="en-US"/>
+        </w:rPr>
+      </w:pPr>
+      <w:r>
+        <w:rPr>
+          <w:lang w:val="en-US"/>
+        </w:rPr>
+        <w:t>Cách Tạo Ra Tensor Mới Không Nằm Trong Sơ Đồ Tính Toán Cùng Chia Sẻ Dữ Liệu Với Tensor Cũ Nằm Trong Sơ Đồ Tính Toán?</w:t>
+      </w:r>
+    </w:p>
+    <w:p>
+      <w:pPr>
+        <w:pStyle w:val="ListParagraph"/>
+        <w:pBdr>
+          <w:top w:val="single" w:sz="4" w:space="1" w:color="auto"/>
+          <w:left w:val="single" w:sz="4" w:space="4" w:color="auto"/>
+          <w:bottom w:val="single" w:sz="4" w:space="1" w:color="auto"/>
+          <w:right w:val="single" w:sz="4" w:space="4" w:color="auto"/>
+        </w:pBdr>
+        <w:ind w:left="1080"/>
+        <w:rPr>
+          <w:lang w:val="en-US"/>
+        </w:rPr>
+      </w:pPr>
+      <w:r>
+        <w:rPr>
+          <w:lang w:val="en-US"/>
+        </w:rPr>
+        <w:t>&lt;Tensor Mới&gt; = &lt;Tensor Cũ&gt;.detach()</w:t>
+      </w:r>
+    </w:p>
+    <w:p>
+      <w:pPr>
+        <w:pStyle w:val="ListParagraph"/>
+        <w:numPr>
+          <w:ilvl w:val="0"/>
+          <w:numId w:val="2"/>
+        </w:numPr>
+        <w:rPr>
+          <w:lang w:val="en-US"/>
+        </w:rPr>
+      </w:pPr>
+      <w:r>
+        <w:rPr>
+          <w:lang w:val="en-US"/>
+        </w:rPr>
+        <w:t>Câu lệnh trên cũng có thể chuyển Parameter thành Tensor thường</w:t>
+      </w:r>
+    </w:p>
+    <w:p>
+      <w:pPr>
+        <w:rPr>
+          <w:lang w:val="en-US"/>
+        </w:rPr>
+      </w:pPr>
+    </w:p>
+    <w:p>
+      <w:pPr>
+        <w:rPr>
+          <w:lang w:val="en-US"/>
+        </w:rPr>
+      </w:pPr>
+      <w:r>
+        <w:rPr>
+          <w:lang w:val="en-US"/>
+        </w:rPr>
+        <w:t>Tensor:</w:t>
+      </w:r>
+    </w:p>
+    <w:p>
+      <w:pPr>
+        <w:pStyle w:val="ListParagraph"/>
+        <w:numPr>
+          <w:ilvl w:val="0"/>
+          <w:numId w:val="4"/>
+        </w:numPr>
+        <w:rPr>
+          <w:lang w:val="en-US"/>
+        </w:rPr>
+      </w:pPr>
+      <w:r>
+        <w:rPr>
+          <w:lang w:val="en-US"/>
+        </w:rPr>
+        <w:t>Cách Import?</w:t>
+      </w:r>
+    </w:p>
+    <w:p>
+      <w:pPr>
+        <w:pStyle w:val="ListParagraph"/>
+        <w:pBdr>
+          <w:top w:val="single" w:sz="4" w:space="1" w:color="auto"/>
+          <w:left w:val="single" w:sz="4" w:space="4" w:color="auto"/>
+          <w:bottom w:val="single" w:sz="4" w:space="1" w:color="auto"/>
+          <w:right w:val="single" w:sz="4" w:space="4" w:color="auto"/>
+        </w:pBdr>
+        <w:ind w:left="1080"/>
+        <w:rPr>
+          <w:lang w:val="en-US"/>
+        </w:rPr>
+      </w:pPr>
+      <w:r>
+        <w:rPr>
+          <w:lang w:val="en-US"/>
+        </w:rPr>
+        <w:t>from torch import tensor</w:t>
+      </w:r>
+    </w:p>
+    <w:p>
+      <w:pPr>
+        <w:pStyle w:val="ListParagraph"/>
+        <w:numPr>
+          <w:ilvl w:val="0"/>
+          <w:numId w:val="4"/>
+        </w:numPr>
+        <w:rPr>
+          <w:lang w:val="en-US"/>
+        </w:rPr>
+      </w:pPr>
+      <w:r>
+        <w:rPr>
+          <w:lang w:val="en-US"/>
+        </w:rPr>
+        <w:t>Các Kiểu Dữ Liệu Của Tensor?</w:t>
+      </w:r>
+    </w:p>
+    <w:p>
+      <w:pPr>
+        <w:pStyle w:val="ListParagraph"/>
+        <w:pBdr>
+          <w:top w:val="single" w:sz="4" w:space="1" w:color="auto"/>
+          <w:left w:val="single" w:sz="4" w:space="4" w:color="auto"/>
+          <w:bottom w:val="single" w:sz="4" w:space="1" w:color="auto"/>
+          <w:right w:val="single" w:sz="4" w:space="4" w:color="auto"/>
+        </w:pBdr>
+        <w:ind w:left="1080"/>
+        <w:rPr>
+          <w:lang w:val="en-US"/>
+        </w:rPr>
+      </w:pPr>
+      <w:r>
+        <w:rPr>
+          <w:lang w:val="en-US"/>
+        </w:rPr>
+        <w:t>torch.int32</w:t>
+      </w:r>
+    </w:p>
+    <w:p>
+      <w:pPr>
+        <w:pStyle w:val="ListParagraph"/>
+        <w:pBdr>
+          <w:top w:val="single" w:sz="4" w:space="1" w:color="auto"/>
+          <w:left w:val="single" w:sz="4" w:space="4" w:color="auto"/>
+          <w:bottom w:val="single" w:sz="4" w:space="1" w:color="auto"/>
+          <w:right w:val="single" w:sz="4" w:space="4" w:color="auto"/>
+        </w:pBdr>
+        <w:ind w:left="1080"/>
+        <w:rPr>
+          <w:lang w:val="en-US"/>
+        </w:rPr>
+      </w:pPr>
+      <w:r>
+        <w:rPr>
+          <w:lang w:val="en-US"/>
+        </w:rPr>
+        <w:t>torch.float32</w:t>
+      </w:r>
+    </w:p>
+    <w:p>
+      <w:pPr>
+        <w:pStyle w:val="ListParagraph"/>
+        <w:pBdr>
+          <w:top w:val="single" w:sz="4" w:space="1" w:color="auto"/>
+          <w:left w:val="single" w:sz="4" w:space="4" w:color="auto"/>
+          <w:bottom w:val="single" w:sz="4" w:space="1" w:color="auto"/>
+          <w:right w:val="single" w:sz="4" w:space="4" w:color="auto"/>
+        </w:pBdr>
+        <w:ind w:left="1080"/>
+        <w:rPr>
+          <w:lang w:val="en-US"/>
+        </w:rPr>
+      </w:pPr>
+      <w:r>
+        <w:rPr>
+          <w:lang w:val="en-US"/>
+        </w:rPr>
+        <w:lastRenderedPageBreak/>
         <w:t>float.bool</w:t>
       </w:r>
     </w:p>
@@ -5669,14 +7119,7 @@
         <w:rPr>
           <w:lang w:val="en-US"/>
         </w:rPr>
-        <w:t xml:space="preserve"> chiều cao xấp </w:t>
-      </w:r>
-      <w:r>
-        <w:rPr>
-          <w:lang w:val="en-US"/>
-        </w:rPr>
-        <w:lastRenderedPageBreak/>
-        <w:t>ảnh = a, chiều ngang = c, chiều hướng tới mặt bạn = b, đọc giá trị Tensor cũng giống như xem ảnh, từ trái qua phải, từ xa tới gần, từ trên xuống dưới</w:t>
+        <w:t xml:space="preserve"> chiều cao xấp ảnh = a, chiều ngang = c, chiều hướng tới mặt bạn = b, đọc giá trị Tensor cũng giống như xem ảnh, từ trái qua phải, từ xa tới gần, từ trên xuống dưới</w:t>
       </w:r>
       <w:r>
         <w:rPr>
@@ -6430,6 +7873,7 @@
               <w:rPr>
                 <w:lang w:val="en-US"/>
               </w:rPr>
+              <w:lastRenderedPageBreak/>
               <w:t>boo</w:t>
             </w:r>
           </w:p>
@@ -6802,7 +8246,6 @@
         <w:rPr>
           <w:lang w:val="en-US"/>
         </w:rPr>
-        <w:lastRenderedPageBreak/>
         <w:t>Khi đưa tensor lên 1 chiều như vậy, thì cấu trúc của nó không thay đổi, ví dụ xấp ảnh 2D đưa lên 3D thì nó vẫn vậy, chỉ có điều nó sẽ nằm ngang, hay úp mặt vào tường trái, hay dựa lưng vào tường phải</w:t>
       </w:r>
     </w:p>
@@ -7445,6 +8888,7 @@
         <w:rPr>
           <w:lang w:val="en-US"/>
         </w:rPr>
+        <w:lastRenderedPageBreak/>
         <w:t>Nhập đoạn Code sau</w:t>
       </w:r>
     </w:p>
@@ -7703,7 +9147,6 @@
         <w:rPr>
           <w:lang w:val="en-US"/>
         </w:rPr>
-        <w:lastRenderedPageBreak/>
         <w:t>&lt;Cận Dưới&gt; và &lt;Cận Trên&gt; chỉ định giá trị có màu đen và giá trị có màu trắng, giá trị ở giữa sẽ có màu được nội suy tuyến tính, nếu không đặt thì giá trị nhỏ nhất và lớn nhất của Tensor sẽ là &lt;Cận Dưới&gt; và &lt;Cận Trên&gt;</w:t>
       </w:r>
     </w:p>
@@ -8415,6 +9858,7 @@
         <w:rPr>
           <w:lang w:val="en-US"/>
         </w:rPr>
+        <w:lastRenderedPageBreak/>
         <w:t>Đây là Singleton Tensor</w:t>
       </w:r>
     </w:p>
@@ -8670,7 +10114,6 @@
         <w:rPr>
           <w:lang w:val="en-US"/>
         </w:rPr>
-        <w:lastRenderedPageBreak/>
         <w:t>Ví dụ</w:t>
       </w:r>
     </w:p>
@@ -9351,6 +10794,7 @@
         <w:rPr>
           <w:lang w:val="en-US"/>
         </w:rPr>
+        <w:lastRenderedPageBreak/>
         <w:t xml:space="preserve">            pass</w:t>
       </w:r>
     </w:p>
@@ -9678,7 +11122,6 @@
         <w:rPr>
           <w:lang w:val="en-US"/>
         </w:rPr>
-        <w:lastRenderedPageBreak/>
         <w:t xml:space="preserve">    one_hot_vector = torch.zeros(vector_size)</w:t>
       </w:r>
     </w:p>
@@ -10278,6 +11721,7 @@
         <w:rPr>
           <w:lang w:val="en-US"/>
         </w:rPr>
+        <w:lastRenderedPageBreak/>
         <w:t xml:space="preserve">&lt;Parameters Kèm Tên&gt; = &lt;Tên </w:t>
       </w:r>
       <w:r>
@@ -10548,7 +11992,6 @@
         <w:rPr>
           <w:lang w:val="en-US"/>
         </w:rPr>
-        <w:lastRenderedPageBreak/>
         <w:t xml:space="preserve">&lt;Module List&gt; y chang List thông thường, chỉ khác là nếu nó là giá trị của 1 thuộc tính trong 1 Module A, thì mọi Parameter của các Module trong </w:t>
       </w:r>
     </w:p>
@@ -11541,6 +12984,7 @@
               <w:rPr>
                 <w:lang w:val="en-US"/>
               </w:rPr>
+              <w:lastRenderedPageBreak/>
               <w:t>&lt;</w:t>
             </w:r>
             <w:r>
@@ -12007,7 +13451,6 @@
         <w:rPr>
           <w:lang w:val="en-US"/>
         </w:rPr>
-        <w:lastRenderedPageBreak/>
         <w:t>&lt;Lớp&gt; = nn.Softmax(dim = &lt;Chiều Tính Softmax&gt;)</w:t>
       </w:r>
     </w:p>
@@ -12306,6 +13749,7 @@
           <w:noProof/>
           <w:lang w:eastAsia="vi-VN"/>
         </w:rPr>
+        <w:lastRenderedPageBreak/>
         <w:drawing>
           <wp:inline distT="0" distB="0" distL="0" distR="0" wp14:anchorId="0B6D0928" wp14:editId="71050949">
             <wp:extent cx="5731510" cy="5373370"/>
@@ -12365,7 +13809,6 @@
           <w:noProof/>
           <w:lang w:eastAsia="vi-VN"/>
         </w:rPr>
-        <w:lastRenderedPageBreak/>
         <w:drawing>
           <wp:inline distT="0" distB="0" distL="0" distR="0" wp14:anchorId="694239D7" wp14:editId="2CB1E4EB">
             <wp:extent cx="5731328" cy="3429000"/>
@@ -12424,6 +13867,7 @@
         <w:rPr>
           <w:lang w:val="en-US"/>
         </w:rPr>
+        <w:lastRenderedPageBreak/>
         <w:t>W và B là Weight và Bias</w:t>
       </w:r>
     </w:p>
@@ -16695,13 +18139,7 @@
         <w:rPr>
           <w:lang w:val="en-US"/>
         </w:rPr>
-        <w:t>Tạo 1 lớp 1D</w:t>
-      </w:r>
-      <w:r>
-        <w:rPr>
-          <w:lang w:val="en-US"/>
-        </w:rPr>
-        <w:t xml:space="preserve"> Max Pool</w:t>
+        <w:t>Tạo 1 lớp 1D Max Pool</w:t>
       </w:r>
     </w:p>
     <w:p>
@@ -16722,13 +18160,7 @@
         <w:rPr>
           <w:lang w:val="en-US"/>
         </w:rPr>
-        <w:t>&lt;Lớp 1D Max Pool</w:t>
-      </w:r>
-      <w:r>
-        <w:rPr>
-          <w:lang w:val="en-US"/>
-        </w:rPr>
-        <w:t>&gt; = nn.</w:t>
+        <w:t>&lt;Lớp 1D Max Pool&gt; = nn.</w:t>
       </w:r>
       <w:r>
         <w:rPr>
@@ -16740,19 +18172,7 @@
         <w:rPr>
           <w:lang w:val="en-US"/>
         </w:rPr>
-        <w:t>Max</w:t>
-      </w:r>
-      <w:r>
-        <w:rPr>
-          <w:lang w:val="en-US"/>
-        </w:rPr>
-        <w:t>Pool</w:t>
-      </w:r>
-      <w:r>
-        <w:rPr>
-          <w:lang w:val="en-US"/>
-        </w:rPr>
-        <w:t>1d(</w:t>
+        <w:t>MaxPool1d(</w:t>
       </w:r>
     </w:p>
     <w:p>
@@ -16779,19 +18199,7 @@
         <w:rPr>
           <w:lang w:val="en-US"/>
         </w:rPr>
-        <w:t>&lt;Kích Thước Kernel&gt;,</w:t>
-      </w:r>
-      <w:r>
-        <w:rPr>
-          <w:lang w:val="en-US"/>
-        </w:rPr>
-        <w:t xml:space="preserve"> </w:t>
-      </w:r>
-      <w:r>
-        <w:rPr>
-          <w:lang w:val="en-US"/>
-        </w:rPr>
-        <w:t>&lt;Stride&gt;, &lt;Padding&gt;, &lt;Dilation&gt;</w:t>
+        <w:t>&lt;Kích Thước Kernel&gt;, &lt;Stride&gt;, &lt;Padding&gt;, &lt;Dilation&gt;</w:t>
       </w:r>
     </w:p>
     <w:p>
@@ -17359,19 +18767,7 @@
         <w:rPr>
           <w:lang w:val="en-US"/>
         </w:rPr>
-        <w:t xml:space="preserve">Tạo 1 lớp </w:t>
-      </w:r>
-      <w:r>
-        <w:rPr>
-          <w:lang w:val="en-US"/>
-        </w:rPr>
-        <w:t>2</w:t>
-      </w:r>
-      <w:r>
-        <w:rPr>
-          <w:lang w:val="en-US"/>
-        </w:rPr>
-        <w:t>D Max Pool</w:t>
+        <w:t>Tạo 1 lớp 2D Max Pool</w:t>
       </w:r>
     </w:p>
     <w:p>
@@ -17392,19 +18788,7 @@
         <w:rPr>
           <w:lang w:val="en-US"/>
         </w:rPr>
-        <w:t xml:space="preserve">&lt;Lớp </w:t>
-      </w:r>
-      <w:r>
-        <w:rPr>
-          <w:lang w:val="en-US"/>
-        </w:rPr>
-        <w:t>2</w:t>
-      </w:r>
-      <w:r>
-        <w:rPr>
-          <w:lang w:val="en-US"/>
-        </w:rPr>
-        <w:t>D Max Pool&gt; = nn.</w:t>
+        <w:t>&lt;Lớp 2D Max Pool&gt; = nn.</w:t>
       </w:r>
       <w:r>
         <w:rPr>
@@ -17416,19 +18800,7 @@
         <w:rPr>
           <w:lang w:val="en-US"/>
         </w:rPr>
-        <w:t>MaxPool</w:t>
-      </w:r>
-      <w:r>
-        <w:rPr>
-          <w:lang w:val="en-US"/>
-        </w:rPr>
-        <w:t>2</w:t>
-      </w:r>
-      <w:r>
-        <w:rPr>
-          <w:lang w:val="en-US"/>
-        </w:rPr>
-        <w:t>d(</w:t>
+        <w:t>MaxPool2d(</w:t>
       </w:r>
     </w:p>
     <w:p>
@@ -17579,19 +18951,7 @@
               <w:rPr>
                 <w:lang w:val="en-US"/>
               </w:rPr>
-              <w:t>&lt;Stride</w:t>
-            </w:r>
-            <w:r>
-              <w:rPr>
-                <w:lang w:val="en-US"/>
-              </w:rPr>
-              <w:t xml:space="preserve"> Shape</w:t>
-            </w:r>
-            <w:r>
-              <w:rPr>
-                <w:lang w:val="en-US"/>
-              </w:rPr>
-              <w:t>&gt;</w:t>
+              <w:t>&lt;Stride Shape&gt;</w:t>
             </w:r>
           </w:p>
         </w:tc>
@@ -17612,19 +18972,7 @@
               <w:rPr>
                 <w:lang w:val="en-US"/>
               </w:rPr>
-              <w:t>&lt;</w:t>
-            </w:r>
-            <w:r>
-              <w:rPr>
-                <w:lang w:val="en-US"/>
-              </w:rPr>
-              <w:t>Kernel Shape</w:t>
-            </w:r>
-            <w:r>
-              <w:rPr>
-                <w:lang w:val="en-US"/>
-              </w:rPr>
-              <w:t>&gt;</w:t>
+              <w:t>&lt;Kernel Shape&gt;</w:t>
             </w:r>
           </w:p>
         </w:tc>
@@ -17645,19 +18993,7 @@
               <w:rPr>
                 <w:lang w:val="en-US"/>
               </w:rPr>
-              <w:t>&lt;Padding</w:t>
-            </w:r>
-            <w:r>
-              <w:rPr>
-                <w:lang w:val="en-US"/>
-              </w:rPr>
-              <w:t xml:space="preserve"> Shape</w:t>
-            </w:r>
-            <w:r>
-              <w:rPr>
-                <w:lang w:val="en-US"/>
-              </w:rPr>
-              <w:t>&gt;</w:t>
+              <w:t>&lt;Padding Shape&gt;</w:t>
             </w:r>
           </w:p>
         </w:tc>
@@ -17678,19 +19014,7 @@
               <w:rPr>
                 <w:lang w:val="en-US"/>
               </w:rPr>
-              <w:t>(</w:t>
-            </w:r>
-            <w:r>
-              <w:rPr>
-                <w:lang w:val="en-US"/>
-              </w:rPr>
-              <w:t>0</w:t>
-            </w:r>
-            <w:r>
-              <w:rPr>
-                <w:lang w:val="en-US"/>
-              </w:rPr>
-              <w:t>, 0)</w:t>
+              <w:t>(0, 0)</w:t>
             </w:r>
           </w:p>
         </w:tc>
@@ -17713,19 +19037,7 @@
               <w:rPr>
                 <w:lang w:val="en-US"/>
               </w:rPr>
-              <w:t>&lt;Dilation</w:t>
-            </w:r>
-            <w:r>
-              <w:rPr>
-                <w:lang w:val="en-US"/>
-              </w:rPr>
-              <w:t xml:space="preserve"> Shape</w:t>
-            </w:r>
-            <w:r>
-              <w:rPr>
-                <w:lang w:val="en-US"/>
-              </w:rPr>
-              <w:t>&gt;</w:t>
+              <w:t>&lt;Dilation Shape&gt;</w:t>
             </w:r>
           </w:p>
         </w:tc>
@@ -17746,19 +19058,7 @@
               <w:rPr>
                 <w:lang w:val="en-US"/>
               </w:rPr>
-              <w:t>(</w:t>
-            </w:r>
-            <w:r>
-              <w:rPr>
-                <w:lang w:val="en-US"/>
-              </w:rPr>
-              <w:t>1</w:t>
-            </w:r>
-            <w:r>
-              <w:rPr>
-                <w:lang w:val="en-US"/>
-              </w:rPr>
-              <w:t>, 1)</w:t>
+              <w:t>(1, 1)</w:t>
             </w:r>
           </w:p>
         </w:tc>
@@ -17830,7 +19130,25 @@
         <w:rPr>
           <w:lang w:val="en-US"/>
         </w:rPr>
-        <w:t xml:space="preserve">&lt;Output&gt; = &lt;Lớp </w:t>
+        <w:t>&lt;Output&gt; = &lt;Lớp 2D Max Pool&gt;(&lt;Input&gt;)</w:t>
+      </w:r>
+    </w:p>
+    <w:p>
+      <w:pPr>
+        <w:pStyle w:val="ListParagraph"/>
+        <w:numPr>
+          <w:ilvl w:val="0"/>
+          <w:numId w:val="2"/>
+        </w:numPr>
+        <w:rPr>
+          <w:lang w:val="en-US"/>
+        </w:rPr>
+      </w:pPr>
+      <w:r>
+        <w:rPr>
+          <w:lang w:val="en-US"/>
+        </w:rPr>
+        <w:t xml:space="preserve">&lt;Lớp 2D Max Pool&gt; hoạt động đéo khác gì 1 lớp </w:t>
       </w:r>
       <w:r>
         <w:rPr>
@@ -17842,58 +19160,8 @@
         <w:rPr>
           <w:lang w:val="en-US"/>
         </w:rPr>
-        <w:t>D Max Pool&gt;(&lt;Input&gt;)</w:t>
-      </w:r>
-    </w:p>
-    <w:p>
-      <w:pPr>
-        <w:pStyle w:val="ListParagraph"/>
-        <w:numPr>
-          <w:ilvl w:val="0"/>
-          <w:numId w:val="2"/>
-        </w:numPr>
-        <w:rPr>
-          <w:lang w:val="en-US"/>
-        </w:rPr>
-      </w:pPr>
-      <w:r>
-        <w:rPr>
-          <w:lang w:val="en-US"/>
-        </w:rPr>
-        <w:t>&lt;Lớ</w:t>
-      </w:r>
-      <w:r>
-        <w:rPr>
-          <w:lang w:val="en-US"/>
-        </w:rPr>
-        <w:t>p 2</w:t>
-      </w:r>
-      <w:r>
-        <w:rPr>
-          <w:lang w:val="en-US"/>
-        </w:rPr>
-        <w:t xml:space="preserve">D Max Pool&gt; hoạt động đéo khác gì 1 lớp </w:t>
-      </w:r>
-      <w:r>
-        <w:rPr>
-          <w:lang w:val="en-US"/>
-        </w:rPr>
-        <w:t>2</w:t>
-      </w:r>
-      <w:r>
-        <w:rPr>
-          <w:lang w:val="en-US"/>
-        </w:rPr>
-        <w:t>D CNN, chỉ có điều thay vì dùng toán tử Cross Correlation giữa Kernal với Input, thì nó dùng toán tử Max với phần Input nằm trong Kerne</w:t>
-      </w:r>
-      <w:r>
-        <w:rPr>
-          <w:lang w:val="en-US"/>
-        </w:rPr>
-        <w:t>l</w:t>
-      </w:r>
-      <w:bookmarkStart w:id="0" w:name="_GoBack"/>
-      <w:bookmarkEnd w:id="0"/>
+        <w:t>D CNN, chỉ có điều thay vì dùng toán tử Cross Correlation giữa Kernal với Input, thì nó dùng toán tử Max với phần Input nằm trong Kernel</w:t>
+      </w:r>
     </w:p>
     <w:p>
       <w:pPr>
@@ -35326,10 +36594,10 @@
     </w:lvl>
   </w:abstractNum>
   <w:abstractNum w:abstractNumId="10">
-    <w:nsid w:val="74D2778E"/>
+    <w:nsid w:val="6BBE23A0"/>
     <w:multiLevelType w:val="hybridMultilevel"/>
-    <w:tmpl w:val="FCF63590"/>
-    <w:lvl w:ilvl="0" w:tplc="C6D0D2F0">
+    <w:tmpl w:val="0B28737A"/>
+    <w:lvl w:ilvl="0" w:tplc="7A36F058">
       <w:start w:val="1"/>
       <w:numFmt w:val="decimal"/>
       <w:lvlText w:val="%1."/>
@@ -35415,6 +36683,184 @@
     </w:lvl>
   </w:abstractNum>
   <w:abstractNum w:abstractNumId="11">
+    <w:nsid w:val="74D2778E"/>
+    <w:multiLevelType w:val="hybridMultilevel"/>
+    <w:tmpl w:val="FCF63590"/>
+    <w:lvl w:ilvl="0" w:tplc="C6D0D2F0">
+      <w:start w:val="1"/>
+      <w:numFmt w:val="decimal"/>
+      <w:lvlText w:val="%1."/>
+      <w:lvlJc w:val="left"/>
+      <w:pPr>
+        <w:ind w:left="1080" w:hanging="360"/>
+      </w:pPr>
+      <w:rPr>
+        <w:rFonts w:hint="default"/>
+      </w:rPr>
+    </w:lvl>
+    <w:lvl w:ilvl="1" w:tplc="042A0019" w:tentative="1">
+      <w:start w:val="1"/>
+      <w:numFmt w:val="lowerLetter"/>
+      <w:lvlText w:val="%2."/>
+      <w:lvlJc w:val="left"/>
+      <w:pPr>
+        <w:ind w:left="1800" w:hanging="360"/>
+      </w:pPr>
+    </w:lvl>
+    <w:lvl w:ilvl="2" w:tplc="042A001B" w:tentative="1">
+      <w:start w:val="1"/>
+      <w:numFmt w:val="lowerRoman"/>
+      <w:lvlText w:val="%3."/>
+      <w:lvlJc w:val="right"/>
+      <w:pPr>
+        <w:ind w:left="2520" w:hanging="180"/>
+      </w:pPr>
+    </w:lvl>
+    <w:lvl w:ilvl="3" w:tplc="042A000F" w:tentative="1">
+      <w:start w:val="1"/>
+      <w:numFmt w:val="decimal"/>
+      <w:lvlText w:val="%4."/>
+      <w:lvlJc w:val="left"/>
+      <w:pPr>
+        <w:ind w:left="3240" w:hanging="360"/>
+      </w:pPr>
+    </w:lvl>
+    <w:lvl w:ilvl="4" w:tplc="042A0019" w:tentative="1">
+      <w:start w:val="1"/>
+      <w:numFmt w:val="lowerLetter"/>
+      <w:lvlText w:val="%5."/>
+      <w:lvlJc w:val="left"/>
+      <w:pPr>
+        <w:ind w:left="3960" w:hanging="360"/>
+      </w:pPr>
+    </w:lvl>
+    <w:lvl w:ilvl="5" w:tplc="042A001B" w:tentative="1">
+      <w:start w:val="1"/>
+      <w:numFmt w:val="lowerRoman"/>
+      <w:lvlText w:val="%6."/>
+      <w:lvlJc w:val="right"/>
+      <w:pPr>
+        <w:ind w:left="4680" w:hanging="180"/>
+      </w:pPr>
+    </w:lvl>
+    <w:lvl w:ilvl="6" w:tplc="042A000F" w:tentative="1">
+      <w:start w:val="1"/>
+      <w:numFmt w:val="decimal"/>
+      <w:lvlText w:val="%7."/>
+      <w:lvlJc w:val="left"/>
+      <w:pPr>
+        <w:ind w:left="5400" w:hanging="360"/>
+      </w:pPr>
+    </w:lvl>
+    <w:lvl w:ilvl="7" w:tplc="042A0019" w:tentative="1">
+      <w:start w:val="1"/>
+      <w:numFmt w:val="lowerLetter"/>
+      <w:lvlText w:val="%8."/>
+      <w:lvlJc w:val="left"/>
+      <w:pPr>
+        <w:ind w:left="6120" w:hanging="360"/>
+      </w:pPr>
+    </w:lvl>
+    <w:lvl w:ilvl="8" w:tplc="042A001B" w:tentative="1">
+      <w:start w:val="1"/>
+      <w:numFmt w:val="lowerRoman"/>
+      <w:lvlText w:val="%9."/>
+      <w:lvlJc w:val="right"/>
+      <w:pPr>
+        <w:ind w:left="6840" w:hanging="180"/>
+      </w:pPr>
+    </w:lvl>
+  </w:abstractNum>
+  <w:abstractNum w:abstractNumId="12">
+    <w:nsid w:val="76C950CF"/>
+    <w:multiLevelType w:val="hybridMultilevel"/>
+    <w:tmpl w:val="C32AB144"/>
+    <w:lvl w:ilvl="0" w:tplc="D3421FBC">
+      <w:start w:val="1"/>
+      <w:numFmt w:val="decimal"/>
+      <w:lvlText w:val="%1."/>
+      <w:lvlJc w:val="left"/>
+      <w:pPr>
+        <w:ind w:left="1080" w:hanging="360"/>
+      </w:pPr>
+      <w:rPr>
+        <w:rFonts w:hint="default"/>
+      </w:rPr>
+    </w:lvl>
+    <w:lvl w:ilvl="1" w:tplc="042A0019" w:tentative="1">
+      <w:start w:val="1"/>
+      <w:numFmt w:val="lowerLetter"/>
+      <w:lvlText w:val="%2."/>
+      <w:lvlJc w:val="left"/>
+      <w:pPr>
+        <w:ind w:left="1800" w:hanging="360"/>
+      </w:pPr>
+    </w:lvl>
+    <w:lvl w:ilvl="2" w:tplc="042A001B" w:tentative="1">
+      <w:start w:val="1"/>
+      <w:numFmt w:val="lowerRoman"/>
+      <w:lvlText w:val="%3."/>
+      <w:lvlJc w:val="right"/>
+      <w:pPr>
+        <w:ind w:left="2520" w:hanging="180"/>
+      </w:pPr>
+    </w:lvl>
+    <w:lvl w:ilvl="3" w:tplc="042A000F" w:tentative="1">
+      <w:start w:val="1"/>
+      <w:numFmt w:val="decimal"/>
+      <w:lvlText w:val="%4."/>
+      <w:lvlJc w:val="left"/>
+      <w:pPr>
+        <w:ind w:left="3240" w:hanging="360"/>
+      </w:pPr>
+    </w:lvl>
+    <w:lvl w:ilvl="4" w:tplc="042A0019" w:tentative="1">
+      <w:start w:val="1"/>
+      <w:numFmt w:val="lowerLetter"/>
+      <w:lvlText w:val="%5."/>
+      <w:lvlJc w:val="left"/>
+      <w:pPr>
+        <w:ind w:left="3960" w:hanging="360"/>
+      </w:pPr>
+    </w:lvl>
+    <w:lvl w:ilvl="5" w:tplc="042A001B" w:tentative="1">
+      <w:start w:val="1"/>
+      <w:numFmt w:val="lowerRoman"/>
+      <w:lvlText w:val="%6."/>
+      <w:lvlJc w:val="right"/>
+      <w:pPr>
+        <w:ind w:left="4680" w:hanging="180"/>
+      </w:pPr>
+    </w:lvl>
+    <w:lvl w:ilvl="6" w:tplc="042A000F" w:tentative="1">
+      <w:start w:val="1"/>
+      <w:numFmt w:val="decimal"/>
+      <w:lvlText w:val="%7."/>
+      <w:lvlJc w:val="left"/>
+      <w:pPr>
+        <w:ind w:left="5400" w:hanging="360"/>
+      </w:pPr>
+    </w:lvl>
+    <w:lvl w:ilvl="7" w:tplc="042A0019" w:tentative="1">
+      <w:start w:val="1"/>
+      <w:numFmt w:val="lowerLetter"/>
+      <w:lvlText w:val="%8."/>
+      <w:lvlJc w:val="left"/>
+      <w:pPr>
+        <w:ind w:left="6120" w:hanging="360"/>
+      </w:pPr>
+    </w:lvl>
+    <w:lvl w:ilvl="8" w:tplc="042A001B" w:tentative="1">
+      <w:start w:val="1"/>
+      <w:numFmt w:val="lowerRoman"/>
+      <w:lvlText w:val="%9."/>
+      <w:lvlJc w:val="right"/>
+      <w:pPr>
+        <w:ind w:left="6840" w:hanging="180"/>
+      </w:pPr>
+    </w:lvl>
+  </w:abstractNum>
+  <w:abstractNum w:abstractNumId="13">
     <w:nsid w:val="7DC01358"/>
     <w:multiLevelType w:val="hybridMultilevel"/>
     <w:tmpl w:val="5EF2BF06"/>
@@ -35525,10 +36971,10 @@
     <w:abstractNumId w:val="0"/>
   </w:num>
   <w:num w:numId="8">
-    <w:abstractNumId w:val="11"/>
+    <w:abstractNumId w:val="13"/>
   </w:num>
   <w:num w:numId="9">
-    <w:abstractNumId w:val="10"/>
+    <w:abstractNumId w:val="11"/>
   </w:num>
   <w:num w:numId="10">
     <w:abstractNumId w:val="4"/>
@@ -35538,6 +36984,12 @@
   </w:num>
   <w:num w:numId="12">
     <w:abstractNumId w:val="2"/>
+  </w:num>
+  <w:num w:numId="13">
+    <w:abstractNumId w:val="12"/>
+  </w:num>
+  <w:num w:numId="14">
+    <w:abstractNumId w:val="10"/>
   </w:num>
 </w:numbering>
 </file>

--- a/torch.docx
+++ b/torch.docx
@@ -4737,31 +4737,109 @@
         <w:rPr>
           <w:lang w:val="en-US"/>
         </w:rPr>
-        <w:t>CPU tính toán lần lượt, từng phép tính một, nhưng nó có thể thực hiện được nhiều nhiệm vụ khác nhau, mặc định khi tạo Tensor thì nó ở CPU</w:t>
-      </w:r>
-    </w:p>
-    <w:p>
-      <w:pPr>
-        <w:pStyle w:val="ListParagraph"/>
-        <w:numPr>
-          <w:ilvl w:val="0"/>
-          <w:numId w:val="2"/>
-        </w:numPr>
-        <w:rPr>
-          <w:lang w:val="en-US"/>
-        </w:rPr>
-      </w:pPr>
-      <w:r>
-        <w:rPr>
-          <w:lang w:val="en-US"/>
-        </w:rPr>
-        <w:t>GPU dùng để thực hiện tính toán song song,</w:t>
-      </w:r>
-      <w:r>
-        <w:rPr>
-          <w:lang w:val="en-US"/>
-        </w:rPr>
-        <w:t xml:space="preserve"> thực chất nó giống như CPU nhưng phân thân ra hàng nghìn lần,</w:t>
+        <w:t xml:space="preserve">Mỗi Core </w:t>
+      </w:r>
+      <w:r>
+        <w:rPr>
+          <w:lang w:val="en-US"/>
+        </w:rPr>
+        <w:t>tính toán lần lượt, từng phép tính một</w:t>
+      </w:r>
+      <w:r>
+        <w:rPr>
+          <w:lang w:val="en-US"/>
+        </w:rPr>
+        <w:t>, ghép nhiều Core vào nhau để tính toán song song</w:t>
+      </w:r>
+    </w:p>
+    <w:p>
+      <w:pPr>
+        <w:pStyle w:val="ListParagraph"/>
+        <w:numPr>
+          <w:ilvl w:val="0"/>
+          <w:numId w:val="2"/>
+        </w:numPr>
+        <w:rPr>
+          <w:lang w:val="en-US"/>
+        </w:rPr>
+      </w:pPr>
+      <w:r>
+        <w:rPr>
+          <w:lang w:val="en-US"/>
+        </w:rPr>
+        <w:t>Mỗi Processing Unit sẽ có nhiều Core, có nhiệm vụ điều khiển chúng</w:t>
+      </w:r>
+    </w:p>
+    <w:p>
+      <w:pPr>
+        <w:pStyle w:val="ListParagraph"/>
+        <w:numPr>
+          <w:ilvl w:val="0"/>
+          <w:numId w:val="2"/>
+        </w:numPr>
+        <w:rPr>
+          <w:lang w:val="en-US"/>
+        </w:rPr>
+      </w:pPr>
+      <w:r>
+        <w:rPr>
+          <w:lang w:val="en-US"/>
+        </w:rPr>
+        <w:t>CPU</w:t>
+      </w:r>
+      <w:r>
+        <w:rPr>
+          <w:lang w:val="en-US"/>
+        </w:rPr>
+        <w:t xml:space="preserve"> chỉ có vài Core,</w:t>
+      </w:r>
+      <w:r>
+        <w:rPr>
+          <w:lang w:val="en-US"/>
+        </w:rPr>
+        <w:t xml:space="preserve"> nhưng nó có thể thực hiện được nhiều nhiệm vụ khác nhau, mặc định khi tạo Tensor thì nó ở CPU</w:t>
+      </w:r>
+    </w:p>
+    <w:p>
+      <w:pPr>
+        <w:pStyle w:val="ListParagraph"/>
+        <w:numPr>
+          <w:ilvl w:val="0"/>
+          <w:numId w:val="2"/>
+        </w:numPr>
+        <w:rPr>
+          <w:lang w:val="en-US"/>
+        </w:rPr>
+      </w:pPr>
+      <w:r>
+        <w:rPr>
+          <w:lang w:val="en-US"/>
+        </w:rPr>
+        <w:t>GPU</w:t>
+      </w:r>
+      <w:r>
+        <w:rPr>
+          <w:lang w:val="en-US"/>
+        </w:rPr>
+        <w:t xml:space="preserve"> có hàng nghìn Core,</w:t>
+      </w:r>
+      <w:r>
+        <w:rPr>
+          <w:lang w:val="en-US"/>
+        </w:rPr>
+        <w:t xml:space="preserve"> dùng để thực hiệ</w:t>
+      </w:r>
+      <w:r>
+        <w:rPr>
+          <w:lang w:val="en-US"/>
+        </w:rPr>
+        <w:t>n tính toán song song</w:t>
+      </w:r>
+      <w:r>
+        <w:rPr>
+          <w:lang w:val="en-US"/>
+        </w:rPr>
+        <w:t>,</w:t>
       </w:r>
       <w:r>
         <w:rPr>
@@ -4785,7 +4863,31 @@
         <w:rPr>
           <w:lang w:val="en-US"/>
         </w:rPr>
-        <w:t>TPU được thiết kê chỉ cho 1 mục đích duy nhất là tính toán với ma trận, nhanh gấp nhiều lần GPU</w:t>
+        <w:t xml:space="preserve">TPU </w:t>
+      </w:r>
+      <w:r>
+        <w:rPr>
+          <w:lang w:val="en-US"/>
+        </w:rPr>
+        <w:t xml:space="preserve">có hàng nghìn Tensor Core, </w:t>
+      </w:r>
+      <w:r>
+        <w:rPr>
+          <w:lang w:val="en-US"/>
+        </w:rPr>
+        <w:t xml:space="preserve">được thiết kê chỉ cho 1 mục đích duy nhất là tính toán với </w:t>
+      </w:r>
+      <w:r>
+        <w:rPr>
+          <w:lang w:val="en-US"/>
+        </w:rPr>
+        <w:t>Tensor</w:t>
+      </w:r>
+      <w:r>
+        <w:rPr>
+          <w:lang w:val="en-US"/>
+        </w:rPr>
+        <w:t>, nhanh gấp nhiều lần GPU</w:t>
       </w:r>
     </w:p>
     <w:p>
@@ -4833,7 +4935,19 @@
         <w:rPr>
           <w:lang w:val="en-US"/>
         </w:rPr>
-        <w:t xml:space="preserve"> hoặc cùng ở trên 1 TPU</w:t>
+        <w:t xml:space="preserve"> hoặc cùng ở trên 1</w:t>
+      </w:r>
+      <w:r>
+        <w:rPr>
+          <w:lang w:val="en-US"/>
+        </w:rPr>
+        <w:t xml:space="preserve"> Tensor Core của</w:t>
+      </w:r>
+      <w:r>
+        <w:rPr>
+          <w:lang w:val="en-US"/>
+        </w:rPr>
+        <w:t xml:space="preserve"> TPU</w:t>
       </w:r>
     </w:p>
     <w:p>
@@ -4956,6 +5070,7 @@
         <w:rPr>
           <w:lang w:val="en-US"/>
         </w:rPr>
+        <w:lastRenderedPageBreak/>
         <w:t>cuda.get_device_name(&lt;Index&gt;)</w:t>
       </w:r>
     </w:p>
@@ -5013,7 +5128,6 @@
         <w:rPr>
           <w:lang w:val="en-US"/>
         </w:rPr>
-        <w:lastRenderedPageBreak/>
         <w:t>foo = cuda.get_device_name(0)</w:t>
       </w:r>
     </w:p>
@@ -5043,8 +5157,8 @@
         <w:tblLook w:val="04A0" w:firstRow="1" w:lastRow="0" w:firstColumn="1" w:lastColumn="0" w:noHBand="0" w:noVBand="1"/>
       </w:tblPr>
       <w:tblGrid>
-        <w:gridCol w:w="4629"/>
-        <w:gridCol w:w="4668"/>
+        <w:gridCol w:w="4634"/>
+        <w:gridCol w:w="4663"/>
       </w:tblGrid>
       <w:tr>
         <w:tc>
@@ -5064,7 +5178,13 @@
               <w:rPr>
                 <w:lang w:val="en-US"/>
               </w:rPr>
-              <w:t>foo</w:t>
+              <w:t>F</w:t>
+            </w:r>
+            <w:r>
+              <w:rPr>
+                <w:lang w:val="en-US"/>
+              </w:rPr>
+              <w:t>oo</w:t>
             </w:r>
           </w:p>
         </w:tc>
@@ -5187,13 +5307,7 @@
         <w:rPr>
           <w:lang w:val="en-US"/>
         </w:rPr>
-        <w:t>&lt;Tensor&gt;</w:t>
-      </w:r>
-      <w:r>
-        <w:rPr>
-          <w:lang w:val="en-US"/>
-        </w:rPr>
-        <w:t xml:space="preserve"> sẽ </w:t>
+        <w:t xml:space="preserve">&lt;Tensor&gt; sẽ </w:t>
       </w:r>
       <w:r>
         <w:rPr>
@@ -5282,524 +5396,53 @@
         </w:rPr>
         <w:t>Bạn cũng có thể Copy Module từ CPU sang GPU với cú pháp tương tự</w:t>
       </w:r>
-      <w:bookmarkStart w:id="0" w:name="_GoBack"/>
-      <w:bookmarkEnd w:id="0"/>
-    </w:p>
-    <w:p>
-      <w:pPr>
-        <w:rPr>
-          <w:lang w:val="en-US"/>
-        </w:rPr>
-      </w:pPr>
-    </w:p>
-    <w:p>
-      <w:pPr>
-        <w:rPr>
-          <w:lang w:val="en-US"/>
-        </w:rPr>
-      </w:pPr>
-      <w:r>
-        <w:rPr>
-          <w:lang w:val="en-US"/>
-        </w:rPr>
-        <w:t>Computation Graph – Sơ Đồ Tính Toán:</w:t>
-      </w:r>
-    </w:p>
-    <w:p>
-      <w:pPr>
-        <w:pStyle w:val="ListParagraph"/>
-        <w:numPr>
-          <w:ilvl w:val="0"/>
-          <w:numId w:val="6"/>
-        </w:numPr>
-        <w:rPr>
-          <w:lang w:val="en-US"/>
-        </w:rPr>
-      </w:pPr>
-      <w:r>
-        <w:rPr>
-          <w:lang w:val="en-US"/>
-        </w:rPr>
-        <w:t xml:space="preserve">Cách </w:t>
-      </w:r>
-      <w:r>
-        <w:rPr>
-          <w:lang w:val="en-US"/>
-        </w:rPr>
-        <w:t xml:space="preserve">Torch </w:t>
-      </w:r>
-      <w:r>
-        <w:rPr>
-          <w:lang w:val="en-US"/>
-        </w:rPr>
-        <w:t xml:space="preserve">Tính </w:t>
-      </w:r>
-      <w:r>
-        <w:rPr>
-          <w:lang w:val="en-US"/>
-        </w:rPr>
-        <w:t>Gradient</w:t>
-      </w:r>
-      <w:r>
-        <w:rPr>
-          <w:lang w:val="en-US"/>
-        </w:rPr>
-        <w:t>?</w:t>
-      </w:r>
-    </w:p>
-    <w:p>
-      <w:pPr>
-        <w:pStyle w:val="ListParagraph"/>
-        <w:numPr>
-          <w:ilvl w:val="0"/>
-          <w:numId w:val="2"/>
-        </w:numPr>
-        <w:rPr>
-          <w:lang w:val="en-US"/>
-        </w:rPr>
-      </w:pPr>
-      <w:r>
-        <w:rPr>
-          <w:lang w:val="en-US"/>
-        </w:rPr>
-        <w:t xml:space="preserve">Nó tính Gradient = Chain Rule, đúng vậy, </w:t>
-      </w:r>
-      <w:r>
-        <w:rPr>
-          <w:lang w:val="en-US"/>
-        </w:rPr>
-        <w:t xml:space="preserve">bắt đầu từ Node chỉ định, nó sẽ xác định xem Node này được Node nào nhắm tới, giả sử Node </w:t>
-      </w:r>
-      <w:r>
-        <w:rPr>
-          <w:lang w:val="en-US"/>
-        </w:rPr>
-        <w:t>q</w:t>
-      </w:r>
-      <w:r>
-        <w:rPr>
-          <w:lang w:val="en-US"/>
-        </w:rPr>
-        <w:t xml:space="preserve"> = </w:t>
-      </w:r>
-      <w:r>
-        <w:rPr>
-          <w:lang w:val="en-US"/>
-        </w:rPr>
-        <w:t xml:space="preserve">Node </w:t>
-      </w:r>
-      <w:r>
-        <w:rPr>
-          <w:lang w:val="en-US"/>
-        </w:rPr>
-        <w:t xml:space="preserve">w * </w:t>
-      </w:r>
-      <w:r>
-        <w:rPr>
-          <w:lang w:val="en-US"/>
-        </w:rPr>
-        <w:t xml:space="preserve">Node </w:t>
-      </w:r>
-      <w:r>
-        <w:rPr>
-          <w:lang w:val="en-US"/>
-        </w:rPr>
-        <w:t>z,</w:t>
-      </w:r>
-      <w:r>
-        <w:rPr>
-          <w:lang w:val="en-US"/>
-        </w:rPr>
-        <w:t xml:space="preserve"> w có giá trị hiện tại = 10, z có giá trị hiện tại = 9,</w:t>
-      </w:r>
-      <w:r>
-        <w:rPr>
-          <w:lang w:val="en-US"/>
-        </w:rPr>
-        <w:t xml:space="preserve"> thì Node w và Node z chính là những Node đang nhắm tới Node y, ở đây, dựa vào toán tử “*”, nó xác định được </w:t>
-      </w:r>
-      <w:r>
-        <w:rPr>
-          <w:lang w:val="en-US"/>
-        </w:rPr>
-        <w:t>q</w:t>
-      </w:r>
-      <w:r>
-        <w:rPr>
-          <w:lang w:val="en-US"/>
-        </w:rPr>
-        <w:t>’ = w’z + wz’</w:t>
-      </w:r>
-      <w:r>
-        <w:rPr>
-          <w:lang w:val="en-US"/>
-        </w:rPr>
-        <w:t xml:space="preserve"> = </w:t>
-      </w:r>
-      <w:r>
-        <w:rPr>
-          <w:lang w:val="en-US"/>
-        </w:rPr>
-        <w:t>9</w:t>
-      </w:r>
-      <w:r>
-        <w:rPr>
-          <w:lang w:val="en-US"/>
-        </w:rPr>
-        <w:t>w’</w:t>
-      </w:r>
-      <w:r>
-        <w:rPr>
-          <w:lang w:val="en-US"/>
-        </w:rPr>
-        <w:t xml:space="preserve"> + 10</w:t>
-      </w:r>
-      <w:r>
-        <w:rPr>
-          <w:lang w:val="en-US"/>
-        </w:rPr>
-        <w:t>z’</w:t>
-      </w:r>
-      <w:r>
-        <w:rPr>
-          <w:lang w:val="en-US"/>
-        </w:rPr>
-        <w:t xml:space="preserve">, </w:t>
-      </w:r>
-      <w:r>
-        <w:rPr>
-          <w:lang w:val="en-US"/>
-        </w:rPr>
-        <w:t>dựa vào đây, nó truyền 9 cho Node w và 10 cho Node z, giả sử Node z = x</w:t>
-      </w:r>
-      <w:r>
-        <w:rPr>
-          <w:vertAlign w:val="superscript"/>
-          <w:lang w:val="en-US"/>
-        </w:rPr>
-        <w:t>2</w:t>
-      </w:r>
-      <w:r>
-        <w:rPr>
-          <w:lang w:val="en-US"/>
-        </w:rPr>
-        <w:t>, x có giá trị hiện tại = 3, nó sẽ tính 10z’ = 10(</w:t>
-      </w:r>
-      <w:r>
-        <w:rPr>
-          <w:lang w:val="en-US"/>
-        </w:rPr>
-        <w:t>2x</w:t>
-      </w:r>
-      <w:r>
-        <w:rPr>
-          <w:lang w:val="en-US"/>
-        </w:rPr>
-        <w:t>x’</w:t>
-      </w:r>
-      <w:r>
-        <w:rPr>
-          <w:lang w:val="en-US"/>
-        </w:rPr>
-        <w:t xml:space="preserve">) = </w:t>
-      </w:r>
-      <w:r>
-        <w:rPr>
-          <w:lang w:val="en-US"/>
-        </w:rPr>
-        <w:t>60</w:t>
-      </w:r>
-      <w:r>
-        <w:rPr>
-          <w:lang w:val="en-US"/>
-        </w:rPr>
-        <w:t>x’, nó tiếp tục truyền 6</w:t>
-      </w:r>
-      <w:r>
-        <w:rPr>
-          <w:lang w:val="en-US"/>
-        </w:rPr>
-        <w:t>0</w:t>
-      </w:r>
-      <w:r>
-        <w:rPr>
-          <w:lang w:val="en-US"/>
-        </w:rPr>
-        <w:t xml:space="preserve"> cho Node x</w:t>
-      </w:r>
-      <w:r>
-        <w:rPr>
-          <w:lang w:val="en-US"/>
-        </w:rPr>
-        <w:t>,</w:t>
-      </w:r>
-      <w:r>
-        <w:rPr>
-          <w:lang w:val="en-US"/>
-        </w:rPr>
-        <w:t xml:space="preserve"> x là Node cuối cùng</w:t>
-      </w:r>
-      <w:r>
-        <w:rPr>
-          <w:lang w:val="en-US"/>
-        </w:rPr>
-        <w:t>, gọi là Leaf</w:t>
-      </w:r>
-      <w:r>
-        <w:rPr>
-          <w:lang w:val="en-US"/>
-        </w:rPr>
-        <w:t>, nghĩa là không còn Node nào nhắm tới nó nữa,</w:t>
-      </w:r>
-      <w:r>
-        <w:rPr>
-          <w:lang w:val="en-US"/>
-        </w:rPr>
-        <w:t xml:space="preserve"> nên Gradient hiện tại của x là 0 được + 60, nãy giờ nói về việc lan truyền của z quên mẹ w, giả sử Node w = 3x + y, y có giá trị hiện tại = 1, nó sẽ tính 9w’ = 9(3x’ + y’) = 27x’ + 9y’, nó truyền 27 cho Node x, nhưng như đã nói thì nó sẽ dừng lại tại đây và 27 được + vào Gradient của Node x, làm cho Gradient của nó = 60 + 27 = 87, quên nữa là 9 được truyền cho Node y nhưng đây cũng là </w:t>
-      </w:r>
-      <w:r>
-        <w:rPr>
-          <w:lang w:val="en-US"/>
-        </w:rPr>
-        <w:t>Leaf</w:t>
-      </w:r>
-      <w:r>
-        <w:rPr>
-          <w:lang w:val="en-US"/>
-        </w:rPr>
-        <w:t xml:space="preserve"> nên Gradient của y là 0 được + 9, vậy sau khi tính toán ta có Gradient của x = 87 và Gradient củ</w:t>
-      </w:r>
-      <w:r>
-        <w:rPr>
-          <w:lang w:val="en-US"/>
-        </w:rPr>
-        <w:t xml:space="preserve">a y = 9, </w:t>
-      </w:r>
-      <w:r>
-        <w:rPr>
-          <w:lang w:val="en-US"/>
-        </w:rPr>
-        <w:t xml:space="preserve">nghiệm lại thấy </w:t>
-      </w:r>
-      <w:r>
-        <w:rPr>
-          <w:lang w:val="en-US"/>
-        </w:rPr>
-        <w:t xml:space="preserve">biểu thức </w:t>
-      </w:r>
-      <w:r>
-        <w:rPr>
-          <w:lang w:val="en-US"/>
-        </w:rPr>
-        <w:t>q = w</w:t>
-      </w:r>
-      <w:r>
-        <w:rPr>
-          <w:lang w:val="en-US"/>
-        </w:rPr>
-        <w:t>z</w:t>
-      </w:r>
-      <w:r>
-        <w:rPr>
-          <w:lang w:val="en-US"/>
-        </w:rPr>
-        <w:t xml:space="preserve"> = (3x + y)x</w:t>
-      </w:r>
-      <w:r>
-        <w:rPr>
-          <w:vertAlign w:val="superscript"/>
-          <w:lang w:val="en-US"/>
-        </w:rPr>
-        <w:t>2</w:t>
-      </w:r>
-      <w:r>
-        <w:rPr>
-          <w:lang w:val="en-US"/>
-        </w:rPr>
-        <w:t xml:space="preserve"> có đạo hàm theo x và theo y tại x = 3, và y = 1 đúng thật là = 87 và 9</w:t>
-      </w:r>
-    </w:p>
-    <w:p>
-      <w:pPr>
-        <w:pStyle w:val="ListParagraph"/>
-        <w:numPr>
-          <w:ilvl w:val="0"/>
-          <w:numId w:val="2"/>
-        </w:numPr>
-        <w:rPr>
-          <w:lang w:val="en-US"/>
-        </w:rPr>
-      </w:pPr>
-      <w:r>
-        <w:rPr>
-          <w:lang w:val="en-US"/>
-        </w:rPr>
-        <w:t>Nếu điều kiện có xuất hiện trong quá trình tính toán thì cũng đéo quan trọng, giả dụ có điều kiện nếu x &lt; 5 thì z = x</w:t>
-      </w:r>
-      <w:r>
-        <w:rPr>
-          <w:vertAlign w:val="superscript"/>
-          <w:lang w:val="en-US"/>
-        </w:rPr>
-        <w:t>2</w:t>
-      </w:r>
-      <w:r>
-        <w:rPr>
-          <w:lang w:val="en-US"/>
-        </w:rPr>
-        <w:t>, còn không thì z = 4x, rõ ràng trong đồ thị tính toán khi x = 3 sẽ chỉ có Node z = x</w:t>
-      </w:r>
-      <w:r>
-        <w:rPr>
-          <w:vertAlign w:val="superscript"/>
-          <w:lang w:val="en-US"/>
-        </w:rPr>
-        <w:t>2</w:t>
-      </w:r>
-      <w:r>
-        <w:rPr>
-          <w:lang w:val="en-US"/>
-        </w:rPr>
-        <w:t>, nên nó sẽ tính Gradient theo hàm này, còn cái z = 4x đéo quan tâm</w:t>
-      </w:r>
-    </w:p>
-    <w:p>
-      <w:pPr>
-        <w:pStyle w:val="ListParagraph"/>
-        <w:numPr>
-          <w:ilvl w:val="0"/>
-          <w:numId w:val="2"/>
-        </w:numPr>
-        <w:rPr>
-          <w:lang w:val="en-US"/>
-        </w:rPr>
-      </w:pPr>
-      <w:r>
-        <w:rPr>
-          <w:lang w:val="en-US"/>
-        </w:rPr>
-        <w:t>Lưu ý q phải là Tensor với duy nhất 1 giá trị, bao nhiêu chiều cũng được</w:t>
-      </w:r>
-    </w:p>
-    <w:p>
-      <w:pPr>
-        <w:pStyle w:val="ListParagraph"/>
-        <w:numPr>
-          <w:ilvl w:val="0"/>
-          <w:numId w:val="6"/>
-        </w:numPr>
-        <w:rPr>
-          <w:rFonts w:eastAsiaTheme="minorEastAsia"/>
-          <w:lang w:val="en-US"/>
-        </w:rPr>
-      </w:pPr>
-      <w:r>
-        <w:rPr>
-          <w:lang w:val="en-US"/>
-        </w:rPr>
-        <w:t>Đưa Tensor Vào Sơ Đồ Tính Toán?</w:t>
-      </w:r>
-    </w:p>
-    <w:p>
-      <w:pPr>
-        <w:pStyle w:val="ListParagraph"/>
-        <w:numPr>
-          <w:ilvl w:val="0"/>
-          <w:numId w:val="2"/>
-        </w:numPr>
-        <w:rPr>
-          <w:lang w:val="en-US"/>
-        </w:rPr>
-      </w:pPr>
-      <w:r>
-        <w:rPr>
-          <w:lang w:val="en-US"/>
-        </w:rPr>
-        <w:t>&lt;Tensor Muốn Đưa Vào Sơ Đồ Tính Toán&gt;.require_grad_()</w:t>
-      </w:r>
-    </w:p>
-    <w:p>
-      <w:pPr>
-        <w:pStyle w:val="ListParagraph"/>
-        <w:numPr>
-          <w:ilvl w:val="0"/>
-          <w:numId w:val="2"/>
-        </w:numPr>
-        <w:rPr>
-          <w:lang w:val="en-US"/>
-        </w:rPr>
-      </w:pPr>
-      <w:r>
-        <w:rPr>
-          <w:lang w:val="en-US"/>
-        </w:rPr>
-        <w:t>&lt;Tensor Muốn Đưa Vào Sơ Đồ Tính Toán&gt; là Tensor sẽ chứa Gradient khi lan truyền ngược</w:t>
-      </w:r>
-      <w:r>
-        <w:rPr>
-          <w:lang w:val="en-US"/>
-        </w:rPr>
-        <w:t>, gọi là Leaf</w:t>
-      </w:r>
-    </w:p>
-    <w:p>
-      <w:pPr>
-        <w:pStyle w:val="ListParagraph"/>
-        <w:numPr>
-          <w:ilvl w:val="0"/>
-          <w:numId w:val="2"/>
-        </w:numPr>
-        <w:rPr>
-          <w:lang w:val="en-US"/>
-        </w:rPr>
-      </w:pPr>
-      <w:r>
-        <w:rPr>
-          <w:lang w:val="en-US"/>
-        </w:rPr>
-        <w:t>Tất cả Tensor được tính bởi Tensor trong sơ đồ tính toán cũng sẽ được đưa vào sơ đồ tính toán</w:t>
-      </w:r>
-    </w:p>
-    <w:p>
-      <w:pPr>
-        <w:pStyle w:val="ListParagraph"/>
-        <w:numPr>
-          <w:ilvl w:val="0"/>
-          <w:numId w:val="2"/>
-        </w:numPr>
-        <w:rPr>
-          <w:lang w:val="en-US"/>
-        </w:rPr>
-      </w:pPr>
-      <w:r>
-        <w:rPr>
-          <w:lang w:val="en-US"/>
-        </w:rPr>
-        <w:t>Lưu ý sơ đồ tính toán chỉ chứa tham chiếu, không chứa Tensor thật</w:t>
-      </w:r>
-    </w:p>
-    <w:p>
-      <w:pPr>
-        <w:pStyle w:val="ListParagraph"/>
-        <w:numPr>
-          <w:ilvl w:val="0"/>
-          <w:numId w:val="6"/>
-        </w:numPr>
-        <w:rPr>
-          <w:lang w:val="en-US"/>
-        </w:rPr>
-      </w:pPr>
-      <w:r>
-        <w:rPr>
-          <w:lang w:val="en-US"/>
-        </w:rPr>
-        <w:t xml:space="preserve">Thực </w:t>
-      </w:r>
-      <w:r>
-        <w:rPr>
-          <w:lang w:val="en-US"/>
-        </w:rPr>
-        <w:t>Hiện Lan Truyền Ngược?</w:t>
+    </w:p>
+    <w:p>
+      <w:pPr>
+        <w:pStyle w:val="ListParagraph"/>
+        <w:numPr>
+          <w:ilvl w:val="0"/>
+          <w:numId w:val="14"/>
+        </w:numPr>
+        <w:rPr>
+          <w:lang w:val="en-US"/>
+        </w:rPr>
+      </w:pPr>
+      <w:r>
+        <w:rPr>
+          <w:lang w:val="en-US"/>
+        </w:rPr>
+        <w:t xml:space="preserve">Cài đặt thư viện tương tác với </w:t>
+      </w:r>
+      <w:r>
+        <w:rPr>
+          <w:lang w:val="en-US"/>
+        </w:rPr>
+        <w:t>TPU?</w:t>
+      </w:r>
+    </w:p>
+    <w:p>
+      <w:pPr>
+        <w:pStyle w:val="ListParagraph"/>
+        <w:numPr>
+          <w:ilvl w:val="0"/>
+          <w:numId w:val="2"/>
+        </w:numPr>
+        <w:rPr>
+          <w:lang w:val="en-US"/>
+        </w:rPr>
+      </w:pPr>
+      <w:r>
+        <w:rPr>
+          <w:lang w:val="en-US"/>
+        </w:rPr>
+        <w:t>Chuyển Runtime sang TPU, sau đó c</w:t>
+      </w:r>
+      <w:r>
+        <w:rPr>
+          <w:lang w:val="en-US"/>
+        </w:rPr>
+        <w:t>hạy lệnh sau để cài đặt thư viện tương tác với TPU</w:t>
       </w:r>
     </w:p>
     <w:p>
@@ -5820,61 +5463,112 @@
         <w:rPr>
           <w:lang w:val="en-US"/>
         </w:rPr>
-        <w:t>&lt;Tensor</w:t>
-      </w:r>
-      <w:r>
-        <w:rPr>
-          <w:lang w:val="en-US"/>
-        </w:rPr>
-        <w:t>&gt;.backward()</w:t>
-      </w:r>
-    </w:p>
-    <w:p>
-      <w:pPr>
-        <w:pStyle w:val="ListParagraph"/>
-        <w:numPr>
-          <w:ilvl w:val="0"/>
-          <w:numId w:val="2"/>
-        </w:numPr>
-        <w:rPr>
-          <w:lang w:val="en-US"/>
-        </w:rPr>
-      </w:pPr>
-      <w:r>
-        <w:rPr>
-          <w:lang w:val="en-US"/>
-        </w:rPr>
-        <w:t xml:space="preserve">Khi này, tất cả các Leaf của &lt;Tensor&gt; sẽ nhận được Gradient, đồng thời trong phần sơ đồ tính toán với &lt;Tensor&gt; làm gốc, tất cả các tham chiếu </w:t>
-      </w:r>
-      <w:r>
-        <w:rPr>
-          <w:lang w:val="en-US"/>
-        </w:rPr>
-        <w:t>sẽ không còn trỏ vào Tensor hay đâu nữa</w:t>
-      </w:r>
-      <w:r>
-        <w:rPr>
-          <w:lang w:val="en-US"/>
-        </w:rPr>
-        <w:t>, do đó tại đây, mọi luồng lan truyền ngược tiếp theo sẽ bị chặn lại và báo lỗi</w:t>
-      </w:r>
-    </w:p>
-    <w:p>
-      <w:pPr>
-        <w:pStyle w:val="ListParagraph"/>
-        <w:numPr>
-          <w:ilvl w:val="0"/>
-          <w:numId w:val="2"/>
-        </w:numPr>
-        <w:rPr>
-          <w:lang w:val="en-US"/>
-        </w:rPr>
-      </w:pPr>
-      <w:r>
-        <w:rPr>
-          <w:lang w:val="en-US"/>
-        </w:rPr>
-        <w:t>Để giữ lại toàn bộ tham chiếu, viết</w:t>
+        <w:t>!pip</w:t>
+      </w:r>
+      <w:r>
+        <w:rPr>
+          <w:lang w:val="en-US"/>
+        </w:rPr>
+        <w:t xml:space="preserve"> install cloud-tpu-client==0.10 </w:t>
+      </w:r>
+      <w:hyperlink r:id="rId7" w:history="1">
+        <w:r>
+          <w:rPr>
+            <w:rStyle w:val="Hyperlink"/>
+            <w:lang w:val="en-US"/>
+          </w:rPr>
+          <w:t>https://storage.googleapis.com/tpupytorch/wheels/colab/torch_xla-2.0-cp310-cp310-linux_x86_64.whl</w:t>
+        </w:r>
+      </w:hyperlink>
+    </w:p>
+    <w:p>
+      <w:pPr>
+        <w:pStyle w:val="ListParagraph"/>
+        <w:numPr>
+          <w:ilvl w:val="0"/>
+          <w:numId w:val="2"/>
+        </w:numPr>
+        <w:rPr>
+          <w:lang w:val="en-US"/>
+        </w:rPr>
+      </w:pPr>
+      <w:r>
+        <w:rPr>
+          <w:lang w:val="en-US"/>
+        </w:rPr>
+        <w:t>Sau đó Restart lại Runtime</w:t>
+      </w:r>
+    </w:p>
+    <w:p>
+      <w:pPr>
+        <w:pStyle w:val="ListParagraph"/>
+        <w:numPr>
+          <w:ilvl w:val="0"/>
+          <w:numId w:val="2"/>
+        </w:numPr>
+        <w:rPr>
+          <w:lang w:val="en-US"/>
+        </w:rPr>
+      </w:pPr>
+      <w:r>
+        <w:rPr>
+          <w:lang w:val="en-US"/>
+        </w:rPr>
+        <w:t>Bạn chỉ được sử dụng 1 TPU trong Google Colab mỗi phiên làm việc</w:t>
+      </w:r>
+    </w:p>
+    <w:p>
+      <w:pPr>
+        <w:pStyle w:val="ListParagraph"/>
+        <w:numPr>
+          <w:ilvl w:val="0"/>
+          <w:numId w:val="2"/>
+        </w:numPr>
+        <w:rPr>
+          <w:lang w:val="en-US"/>
+        </w:rPr>
+      </w:pPr>
+      <w:r>
+        <w:rPr>
+          <w:lang w:val="en-US"/>
+        </w:rPr>
+        <w:t>Mỗi Tensor Core của TPU này sẽ được xem là 1 Device riêng, tổng cộ</w:t>
+      </w:r>
+      <w:r>
+        <w:rPr>
+          <w:lang w:val="en-US"/>
+        </w:rPr>
+        <w:t>ng có 8</w:t>
+      </w:r>
+      <w:r>
+        <w:rPr>
+          <w:lang w:val="en-US"/>
+        </w:rPr>
+        <w:t xml:space="preserve"> Core</w:t>
+      </w:r>
+      <w:r>
+        <w:rPr>
+          <w:lang w:val="en-US"/>
+        </w:rPr>
+        <w:t xml:space="preserve"> được đánh &lt;Index&gt; từ 1 đến 8</w:t>
+      </w:r>
+    </w:p>
+    <w:p>
+      <w:pPr>
+        <w:pStyle w:val="ListParagraph"/>
+        <w:numPr>
+          <w:ilvl w:val="0"/>
+          <w:numId w:val="14"/>
+        </w:numPr>
+        <w:rPr>
+          <w:lang w:val="en-US"/>
+        </w:rPr>
+      </w:pPr>
+      <w:r>
+        <w:rPr>
+          <w:lang w:val="en-US"/>
+        </w:rPr>
+        <w:t>Cách Import Thư Viện Tương Tác Với TPU?</w:t>
       </w:r>
     </w:p>
     <w:p>
@@ -5895,26 +5589,25 @@
         <w:rPr>
           <w:lang w:val="en-US"/>
         </w:rPr>
-        <w:t>&lt;Tensor&gt;.backward(retain_graph = True)</w:t>
-      </w:r>
-    </w:p>
-    <w:p>
-      <w:pPr>
-        <w:pStyle w:val="ListParagraph"/>
-        <w:numPr>
-          <w:ilvl w:val="0"/>
-          <w:numId w:val="6"/>
-        </w:numPr>
-        <w:rPr>
-          <w:lang w:val="en-US"/>
-        </w:rPr>
-      </w:pPr>
-      <w:r>
-        <w:rPr>
-          <w:lang w:val="en-US"/>
-        </w:rPr>
-        <w:lastRenderedPageBreak/>
-        <w:t>Truy Cập Gradient?</w:t>
+        <w:t>import torch_xla as tx</w:t>
+      </w:r>
+    </w:p>
+    <w:p>
+      <w:pPr>
+        <w:pStyle w:val="ListParagraph"/>
+        <w:numPr>
+          <w:ilvl w:val="0"/>
+          <w:numId w:val="14"/>
+        </w:numPr>
+        <w:rPr>
+          <w:lang w:val="en-US"/>
+        </w:rPr>
+      </w:pPr>
+      <w:r>
+        <w:rPr>
+          <w:lang w:val="en-US"/>
+        </w:rPr>
+        <w:t>Trả Về Core Nào Đó?</w:t>
       </w:r>
     </w:p>
     <w:p>
@@ -5935,49 +5628,25 @@
         <w:rPr>
           <w:lang w:val="en-US"/>
         </w:rPr>
-        <w:t>&lt;Tensor Lưu Trữ Gradient&gt; = &lt;Tensor Được Tính Gradient&gt;.grad</w:t>
-      </w:r>
-    </w:p>
-    <w:p>
-      <w:pPr>
-        <w:pStyle w:val="ListParagraph"/>
-        <w:numPr>
-          <w:ilvl w:val="0"/>
-          <w:numId w:val="6"/>
-        </w:numPr>
-        <w:rPr>
-          <w:lang w:val="en-US"/>
-        </w:rPr>
-      </w:pPr>
-      <w:r>
-        <w:rPr>
-          <w:lang w:val="en-US"/>
-        </w:rPr>
-        <w:t xml:space="preserve">Cách </w:t>
-      </w:r>
-      <w:r>
-        <w:rPr>
-          <w:lang w:val="en-US"/>
-        </w:rPr>
-        <w:t>Tạo Ảnh Biểu Đồ Tính Toán?</w:t>
-      </w:r>
-    </w:p>
-    <w:p>
-      <w:pPr>
-        <w:pStyle w:val="ListParagraph"/>
-        <w:numPr>
-          <w:ilvl w:val="0"/>
-          <w:numId w:val="2"/>
-        </w:numPr>
-        <w:rPr>
-          <w:lang w:val="en-US"/>
-        </w:rPr>
-      </w:pPr>
-      <w:r>
-        <w:rPr>
-          <w:lang w:val="en-US"/>
-        </w:rPr>
-        <w:t>Giả sử bạn có Node “foo”, và bạn muốn Show tất cả các Node có thể đi đến Node “foo”, dưới dạng biểu đồ, nhập</w:t>
+        <w:t>&lt;Device&gt; = torch_xla.core.xla_model.xla_device(&lt;Index&gt;)</w:t>
+      </w:r>
+    </w:p>
+    <w:p>
+      <w:pPr>
+        <w:pStyle w:val="ListParagraph"/>
+        <w:numPr>
+          <w:ilvl w:val="0"/>
+          <w:numId w:val="2"/>
+        </w:numPr>
+        <w:rPr>
+          <w:lang w:val="en-US"/>
+        </w:rPr>
+      </w:pPr>
+      <w:r>
+        <w:rPr>
+          <w:lang w:val="en-US"/>
+        </w:rPr>
+        <w:t>Để tạo 1 Tensor trên Core này</w:t>
       </w:r>
     </w:p>
     <w:p>
@@ -5998,7 +5667,25 @@
         <w:rPr>
           <w:lang w:val="en-US"/>
         </w:rPr>
-        <w:t>from torchviz import make_dot</w:t>
+        <w:t>&lt;Tensor&gt; = torch.tensor(&lt;Dữ Liệu&gt;, device = &lt;Device&gt;)</w:t>
+      </w:r>
+    </w:p>
+    <w:p>
+      <w:pPr>
+        <w:pStyle w:val="ListParagraph"/>
+        <w:numPr>
+          <w:ilvl w:val="0"/>
+          <w:numId w:val="2"/>
+        </w:numPr>
+        <w:rPr>
+          <w:lang w:val="en-US"/>
+        </w:rPr>
+      </w:pPr>
+      <w:r>
+        <w:rPr>
+          <w:lang w:val="en-US"/>
+        </w:rPr>
+        <w:t>Copy Tensor từ nơi nào đó vào Core này</w:t>
       </w:r>
     </w:p>
     <w:p>
@@ -6015,6 +5702,556 @@
           <w:lang w:val="en-US"/>
         </w:rPr>
       </w:pPr>
+      <w:r>
+        <w:rPr>
+          <w:lang w:val="en-US"/>
+        </w:rPr>
+        <w:t>&lt;Tensor Mới&gt; = &lt;Tensor Cũ&gt;.to(&lt;Device&gt;)</w:t>
+      </w:r>
+    </w:p>
+    <w:p>
+      <w:pPr>
+        <w:pStyle w:val="ListParagraph"/>
+        <w:numPr>
+          <w:ilvl w:val="0"/>
+          <w:numId w:val="2"/>
+        </w:numPr>
+        <w:rPr>
+          <w:lang w:val="en-US"/>
+        </w:rPr>
+      </w:pPr>
+      <w:r>
+        <w:rPr>
+          <w:lang w:val="en-US"/>
+        </w:rPr>
+        <w:t>Bạn cũng có thể Copy Module từ nơi nào đó sang Core này với cú pháp tương tự</w:t>
+      </w:r>
+      <w:bookmarkStart w:id="0" w:name="_GoBack"/>
+      <w:bookmarkEnd w:id="0"/>
+    </w:p>
+    <w:p>
+      <w:pPr>
+        <w:rPr>
+          <w:lang w:val="en-US"/>
+        </w:rPr>
+      </w:pPr>
+    </w:p>
+    <w:p>
+      <w:pPr>
+        <w:rPr>
+          <w:lang w:val="en-US"/>
+        </w:rPr>
+      </w:pPr>
+      <w:r>
+        <w:rPr>
+          <w:lang w:val="en-US"/>
+        </w:rPr>
+        <w:t>Computation Graph – Sơ Đồ Tính Toán:</w:t>
+      </w:r>
+    </w:p>
+    <w:p>
+      <w:pPr>
+        <w:pStyle w:val="ListParagraph"/>
+        <w:numPr>
+          <w:ilvl w:val="0"/>
+          <w:numId w:val="6"/>
+        </w:numPr>
+        <w:rPr>
+          <w:lang w:val="en-US"/>
+        </w:rPr>
+      </w:pPr>
+      <w:r>
+        <w:rPr>
+          <w:lang w:val="en-US"/>
+        </w:rPr>
+        <w:t xml:space="preserve">Cách </w:t>
+      </w:r>
+      <w:r>
+        <w:rPr>
+          <w:lang w:val="en-US"/>
+        </w:rPr>
+        <w:t xml:space="preserve">Torch </w:t>
+      </w:r>
+      <w:r>
+        <w:rPr>
+          <w:lang w:val="en-US"/>
+        </w:rPr>
+        <w:t xml:space="preserve">Tính </w:t>
+      </w:r>
+      <w:r>
+        <w:rPr>
+          <w:lang w:val="en-US"/>
+        </w:rPr>
+        <w:t>Gradient</w:t>
+      </w:r>
+      <w:r>
+        <w:rPr>
+          <w:lang w:val="en-US"/>
+        </w:rPr>
+        <w:t>?</w:t>
+      </w:r>
+    </w:p>
+    <w:p>
+      <w:pPr>
+        <w:pStyle w:val="ListParagraph"/>
+        <w:numPr>
+          <w:ilvl w:val="0"/>
+          <w:numId w:val="2"/>
+        </w:numPr>
+        <w:rPr>
+          <w:lang w:val="en-US"/>
+        </w:rPr>
+      </w:pPr>
+      <w:r>
+        <w:rPr>
+          <w:lang w:val="en-US"/>
+        </w:rPr>
+        <w:t xml:space="preserve">Nó tính Gradient = Chain Rule, đúng vậy, </w:t>
+      </w:r>
+      <w:r>
+        <w:rPr>
+          <w:lang w:val="en-US"/>
+        </w:rPr>
+        <w:t xml:space="preserve">bắt đầu từ Node chỉ định, nó sẽ xác định xem Node này được Node nào nhắm tới, giả sử Node </w:t>
+      </w:r>
+      <w:r>
+        <w:rPr>
+          <w:lang w:val="en-US"/>
+        </w:rPr>
+        <w:t>q</w:t>
+      </w:r>
+      <w:r>
+        <w:rPr>
+          <w:lang w:val="en-US"/>
+        </w:rPr>
+        <w:t xml:space="preserve"> = </w:t>
+      </w:r>
+      <w:r>
+        <w:rPr>
+          <w:lang w:val="en-US"/>
+        </w:rPr>
+        <w:t xml:space="preserve">Node </w:t>
+      </w:r>
+      <w:r>
+        <w:rPr>
+          <w:lang w:val="en-US"/>
+        </w:rPr>
+        <w:t xml:space="preserve">w * </w:t>
+      </w:r>
+      <w:r>
+        <w:rPr>
+          <w:lang w:val="en-US"/>
+        </w:rPr>
+        <w:t xml:space="preserve">Node </w:t>
+      </w:r>
+      <w:r>
+        <w:rPr>
+          <w:lang w:val="en-US"/>
+        </w:rPr>
+        <w:t>z,</w:t>
+      </w:r>
+      <w:r>
+        <w:rPr>
+          <w:lang w:val="en-US"/>
+        </w:rPr>
+        <w:t xml:space="preserve"> w có giá trị hiện tại = 10, z có giá trị hiện tại = 9,</w:t>
+      </w:r>
+      <w:r>
+        <w:rPr>
+          <w:lang w:val="en-US"/>
+        </w:rPr>
+        <w:t xml:space="preserve"> thì Node w và Node z chính là những Node đang nhắm tới Node y, ở đây, dựa vào toán tử “*”, nó xác định được </w:t>
+      </w:r>
+      <w:r>
+        <w:rPr>
+          <w:lang w:val="en-US"/>
+        </w:rPr>
+        <w:t>q</w:t>
+      </w:r>
+      <w:r>
+        <w:rPr>
+          <w:lang w:val="en-US"/>
+        </w:rPr>
+        <w:t>’ = w’z + wz’</w:t>
+      </w:r>
+      <w:r>
+        <w:rPr>
+          <w:lang w:val="en-US"/>
+        </w:rPr>
+        <w:t xml:space="preserve"> = </w:t>
+      </w:r>
+      <w:r>
+        <w:rPr>
+          <w:lang w:val="en-US"/>
+        </w:rPr>
+        <w:t>9</w:t>
+      </w:r>
+      <w:r>
+        <w:rPr>
+          <w:lang w:val="en-US"/>
+        </w:rPr>
+        <w:t>w’</w:t>
+      </w:r>
+      <w:r>
+        <w:rPr>
+          <w:lang w:val="en-US"/>
+        </w:rPr>
+        <w:t xml:space="preserve"> + 10</w:t>
+      </w:r>
+      <w:r>
+        <w:rPr>
+          <w:lang w:val="en-US"/>
+        </w:rPr>
+        <w:t>z’</w:t>
+      </w:r>
+      <w:r>
+        <w:rPr>
+          <w:lang w:val="en-US"/>
+        </w:rPr>
+        <w:t xml:space="preserve">, </w:t>
+      </w:r>
+      <w:r>
+        <w:rPr>
+          <w:lang w:val="en-US"/>
+        </w:rPr>
+        <w:t>dựa vào đây, nó truyền 9 cho Node w và 10 cho Node z, giả sử Node z = x</w:t>
+      </w:r>
+      <w:r>
+        <w:rPr>
+          <w:vertAlign w:val="superscript"/>
+          <w:lang w:val="en-US"/>
+        </w:rPr>
+        <w:t>2</w:t>
+      </w:r>
+      <w:r>
+        <w:rPr>
+          <w:lang w:val="en-US"/>
+        </w:rPr>
+        <w:t>, x có giá trị hiện tại = 3, nó sẽ tính 10z’ = 10(</w:t>
+      </w:r>
+      <w:r>
+        <w:rPr>
+          <w:lang w:val="en-US"/>
+        </w:rPr>
+        <w:t>2x</w:t>
+      </w:r>
+      <w:r>
+        <w:rPr>
+          <w:lang w:val="en-US"/>
+        </w:rPr>
+        <w:t>x’</w:t>
+      </w:r>
+      <w:r>
+        <w:rPr>
+          <w:lang w:val="en-US"/>
+        </w:rPr>
+        <w:t xml:space="preserve">) = </w:t>
+      </w:r>
+      <w:r>
+        <w:rPr>
+          <w:lang w:val="en-US"/>
+        </w:rPr>
+        <w:t>60</w:t>
+      </w:r>
+      <w:r>
+        <w:rPr>
+          <w:lang w:val="en-US"/>
+        </w:rPr>
+        <w:t>x’, nó tiếp tục truyền 6</w:t>
+      </w:r>
+      <w:r>
+        <w:rPr>
+          <w:lang w:val="en-US"/>
+        </w:rPr>
+        <w:t>0</w:t>
+      </w:r>
+      <w:r>
+        <w:rPr>
+          <w:lang w:val="en-US"/>
+        </w:rPr>
+        <w:t xml:space="preserve"> cho Node x</w:t>
+      </w:r>
+      <w:r>
+        <w:rPr>
+          <w:lang w:val="en-US"/>
+        </w:rPr>
+        <w:t>,</w:t>
+      </w:r>
+      <w:r>
+        <w:rPr>
+          <w:lang w:val="en-US"/>
+        </w:rPr>
+        <w:t xml:space="preserve"> x là Node cuối cùng</w:t>
+      </w:r>
+      <w:r>
+        <w:rPr>
+          <w:lang w:val="en-US"/>
+        </w:rPr>
+        <w:t>, gọi là Leaf</w:t>
+      </w:r>
+      <w:r>
+        <w:rPr>
+          <w:lang w:val="en-US"/>
+        </w:rPr>
+        <w:t>, nghĩa là không còn Node nào nhắm tới nó nữa,</w:t>
+      </w:r>
+      <w:r>
+        <w:rPr>
+          <w:lang w:val="en-US"/>
+        </w:rPr>
+        <w:t xml:space="preserve"> nên Gradient hiện tại của x là 0 được + 60, nãy giờ nói về việc lan truyền của z quên mẹ w, giả sử Node w = 3x + y, y có giá trị hiện tại = 1, nó sẽ tính 9w’ = 9(3x’ + y’) = 27x’ + 9y’, nó truyền 27 cho Node x, nhưng như đã nói thì nó sẽ dừng lại tại đây và 27 được + vào Gradient của Node x, làm cho Gradient của nó = 60 + </w:t>
+      </w:r>
+      <w:r>
+        <w:rPr>
+          <w:lang w:val="en-US"/>
+        </w:rPr>
+        <w:lastRenderedPageBreak/>
+        <w:t xml:space="preserve">27 = 87, quên nữa là 9 được truyền cho Node y nhưng đây cũng là </w:t>
+      </w:r>
+      <w:r>
+        <w:rPr>
+          <w:lang w:val="en-US"/>
+        </w:rPr>
+        <w:t>Leaf</w:t>
+      </w:r>
+      <w:r>
+        <w:rPr>
+          <w:lang w:val="en-US"/>
+        </w:rPr>
+        <w:t xml:space="preserve"> nên Gradient của y là 0 được + 9, vậy sau khi tính toán ta có Gradient của x = 87 và Gradient củ</w:t>
+      </w:r>
+      <w:r>
+        <w:rPr>
+          <w:lang w:val="en-US"/>
+        </w:rPr>
+        <w:t xml:space="preserve">a y = 9, </w:t>
+      </w:r>
+      <w:r>
+        <w:rPr>
+          <w:lang w:val="en-US"/>
+        </w:rPr>
+        <w:t xml:space="preserve">nghiệm lại thấy </w:t>
+      </w:r>
+      <w:r>
+        <w:rPr>
+          <w:lang w:val="en-US"/>
+        </w:rPr>
+        <w:t xml:space="preserve">biểu thức </w:t>
+      </w:r>
+      <w:r>
+        <w:rPr>
+          <w:lang w:val="en-US"/>
+        </w:rPr>
+        <w:t>q = w</w:t>
+      </w:r>
+      <w:r>
+        <w:rPr>
+          <w:lang w:val="en-US"/>
+        </w:rPr>
+        <w:t>z</w:t>
+      </w:r>
+      <w:r>
+        <w:rPr>
+          <w:lang w:val="en-US"/>
+        </w:rPr>
+        <w:t xml:space="preserve"> = (3x + y)x</w:t>
+      </w:r>
+      <w:r>
+        <w:rPr>
+          <w:vertAlign w:val="superscript"/>
+          <w:lang w:val="en-US"/>
+        </w:rPr>
+        <w:t>2</w:t>
+      </w:r>
+      <w:r>
+        <w:rPr>
+          <w:lang w:val="en-US"/>
+        </w:rPr>
+        <w:t xml:space="preserve"> có đạo hàm theo x và theo y tại x = 3, và y = 1 đúng thật là = 87 và 9</w:t>
+      </w:r>
+    </w:p>
+    <w:p>
+      <w:pPr>
+        <w:pStyle w:val="ListParagraph"/>
+        <w:numPr>
+          <w:ilvl w:val="0"/>
+          <w:numId w:val="2"/>
+        </w:numPr>
+        <w:rPr>
+          <w:lang w:val="en-US"/>
+        </w:rPr>
+      </w:pPr>
+      <w:r>
+        <w:rPr>
+          <w:lang w:val="en-US"/>
+        </w:rPr>
+        <w:t>Nếu điều kiện có xuất hiện trong quá trình tính toán thì cũng đéo quan trọng, giả dụ có điều kiện nếu x &lt; 5 thì z = x</w:t>
+      </w:r>
+      <w:r>
+        <w:rPr>
+          <w:vertAlign w:val="superscript"/>
+          <w:lang w:val="en-US"/>
+        </w:rPr>
+        <w:t>2</w:t>
+      </w:r>
+      <w:r>
+        <w:rPr>
+          <w:lang w:val="en-US"/>
+        </w:rPr>
+        <w:t>, còn không thì z = 4x, rõ ràng trong đồ thị tính toán khi x = 3 sẽ chỉ có Node z = x</w:t>
+      </w:r>
+      <w:r>
+        <w:rPr>
+          <w:vertAlign w:val="superscript"/>
+          <w:lang w:val="en-US"/>
+        </w:rPr>
+        <w:t>2</w:t>
+      </w:r>
+      <w:r>
+        <w:rPr>
+          <w:lang w:val="en-US"/>
+        </w:rPr>
+        <w:t>, nên nó sẽ tính Gradient theo hàm này, còn cái z = 4x đéo quan tâm</w:t>
+      </w:r>
+    </w:p>
+    <w:p>
+      <w:pPr>
+        <w:pStyle w:val="ListParagraph"/>
+        <w:numPr>
+          <w:ilvl w:val="0"/>
+          <w:numId w:val="2"/>
+        </w:numPr>
+        <w:rPr>
+          <w:lang w:val="en-US"/>
+        </w:rPr>
+      </w:pPr>
+      <w:r>
+        <w:rPr>
+          <w:lang w:val="en-US"/>
+        </w:rPr>
+        <w:t>Lưu ý q phải là Tensor với duy nhất 1 giá trị, bao nhiêu chiều cũng được</w:t>
+      </w:r>
+    </w:p>
+    <w:p>
+      <w:pPr>
+        <w:pStyle w:val="ListParagraph"/>
+        <w:numPr>
+          <w:ilvl w:val="0"/>
+          <w:numId w:val="6"/>
+        </w:numPr>
+        <w:rPr>
+          <w:rFonts w:eastAsiaTheme="minorEastAsia"/>
+          <w:lang w:val="en-US"/>
+        </w:rPr>
+      </w:pPr>
+      <w:r>
+        <w:rPr>
+          <w:lang w:val="en-US"/>
+        </w:rPr>
+        <w:t>Đưa Tensor Vào Sơ Đồ Tính Toán?</w:t>
+      </w:r>
+    </w:p>
+    <w:p>
+      <w:pPr>
+        <w:pStyle w:val="ListParagraph"/>
+        <w:numPr>
+          <w:ilvl w:val="0"/>
+          <w:numId w:val="2"/>
+        </w:numPr>
+        <w:rPr>
+          <w:lang w:val="en-US"/>
+        </w:rPr>
+      </w:pPr>
+      <w:r>
+        <w:rPr>
+          <w:lang w:val="en-US"/>
+        </w:rPr>
+        <w:t>&lt;Tensor Muốn Đưa Vào Sơ Đồ Tính Toán&gt;.require_grad_()</w:t>
+      </w:r>
+    </w:p>
+    <w:p>
+      <w:pPr>
+        <w:pStyle w:val="ListParagraph"/>
+        <w:numPr>
+          <w:ilvl w:val="0"/>
+          <w:numId w:val="2"/>
+        </w:numPr>
+        <w:rPr>
+          <w:lang w:val="en-US"/>
+        </w:rPr>
+      </w:pPr>
+      <w:r>
+        <w:rPr>
+          <w:lang w:val="en-US"/>
+        </w:rPr>
+        <w:t>&lt;Tensor Muốn Đưa Vào Sơ Đồ Tính Toán&gt; là Tensor sẽ chứa Gradient khi lan truyền ngược</w:t>
+      </w:r>
+      <w:r>
+        <w:rPr>
+          <w:lang w:val="en-US"/>
+        </w:rPr>
+        <w:t>, gọi là Leaf</w:t>
+      </w:r>
+    </w:p>
+    <w:p>
+      <w:pPr>
+        <w:pStyle w:val="ListParagraph"/>
+        <w:numPr>
+          <w:ilvl w:val="0"/>
+          <w:numId w:val="2"/>
+        </w:numPr>
+        <w:rPr>
+          <w:lang w:val="en-US"/>
+        </w:rPr>
+      </w:pPr>
+      <w:r>
+        <w:rPr>
+          <w:lang w:val="en-US"/>
+        </w:rPr>
+        <w:t>Tất cả Tensor được tính bởi Tensor trong sơ đồ tính toán cũng sẽ được đưa vào sơ đồ tính toán</w:t>
+      </w:r>
+    </w:p>
+    <w:p>
+      <w:pPr>
+        <w:pStyle w:val="ListParagraph"/>
+        <w:numPr>
+          <w:ilvl w:val="0"/>
+          <w:numId w:val="2"/>
+        </w:numPr>
+        <w:rPr>
+          <w:lang w:val="en-US"/>
+        </w:rPr>
+      </w:pPr>
+      <w:r>
+        <w:rPr>
+          <w:lang w:val="en-US"/>
+        </w:rPr>
+        <w:t>Lưu ý sơ đồ tính toán chỉ chứa tham chiếu, không chứa Tensor thật</w:t>
+      </w:r>
+    </w:p>
+    <w:p>
+      <w:pPr>
+        <w:pStyle w:val="ListParagraph"/>
+        <w:numPr>
+          <w:ilvl w:val="0"/>
+          <w:numId w:val="6"/>
+        </w:numPr>
+        <w:rPr>
+          <w:lang w:val="en-US"/>
+        </w:rPr>
+      </w:pPr>
+      <w:r>
+        <w:rPr>
+          <w:lang w:val="en-US"/>
+        </w:rPr>
+        <w:t xml:space="preserve">Thực </w:t>
+      </w:r>
+      <w:r>
+        <w:rPr>
+          <w:lang w:val="en-US"/>
+        </w:rPr>
+        <w:t>Hiện Lan Truyền Ngược?</w:t>
+      </w:r>
     </w:p>
     <w:p>
       <w:pPr>
@@ -6034,7 +6271,61 @@
         <w:rPr>
           <w:lang w:val="en-US"/>
         </w:rPr>
-        <w:t>&lt;Biểu Đồ&gt; = make_dot(foo, &lt;Danh Sách Các Leaf&gt;)</w:t>
+        <w:t>&lt;Tensor</w:t>
+      </w:r>
+      <w:r>
+        <w:rPr>
+          <w:lang w:val="en-US"/>
+        </w:rPr>
+        <w:t>&gt;.backward()</w:t>
+      </w:r>
+    </w:p>
+    <w:p>
+      <w:pPr>
+        <w:pStyle w:val="ListParagraph"/>
+        <w:numPr>
+          <w:ilvl w:val="0"/>
+          <w:numId w:val="2"/>
+        </w:numPr>
+        <w:rPr>
+          <w:lang w:val="en-US"/>
+        </w:rPr>
+      </w:pPr>
+      <w:r>
+        <w:rPr>
+          <w:lang w:val="en-US"/>
+        </w:rPr>
+        <w:t xml:space="preserve">Khi này, tất cả các Leaf của &lt;Tensor&gt; sẽ nhận được Gradient, đồng thời trong phần sơ đồ tính toán với &lt;Tensor&gt; làm gốc, tất cả các tham chiếu </w:t>
+      </w:r>
+      <w:r>
+        <w:rPr>
+          <w:lang w:val="en-US"/>
+        </w:rPr>
+        <w:t>sẽ không còn trỏ vào Tensor hay đâu nữa</w:t>
+      </w:r>
+      <w:r>
+        <w:rPr>
+          <w:lang w:val="en-US"/>
+        </w:rPr>
+        <w:t>, do đó tại đây, mọi luồng lan truyền ngược tiếp theo sẽ bị chặn lại và báo lỗi</w:t>
+      </w:r>
+    </w:p>
+    <w:p>
+      <w:pPr>
+        <w:pStyle w:val="ListParagraph"/>
+        <w:numPr>
+          <w:ilvl w:val="0"/>
+          <w:numId w:val="2"/>
+        </w:numPr>
+        <w:rPr>
+          <w:lang w:val="en-US"/>
+        </w:rPr>
+      </w:pPr>
+      <w:r>
+        <w:rPr>
+          <w:lang w:val="en-US"/>
+        </w:rPr>
+        <w:t>Để giữ lại toàn bộ tham chiếu, viết</w:t>
       </w:r>
     </w:p>
     <w:p>
@@ -6055,91 +6346,7 @@
         <w:rPr>
           <w:lang w:val="en-US"/>
         </w:rPr>
-        <w:t xml:space="preserve">&lt;Biểu </w:t>
-      </w:r>
-      <w:r>
-        <w:rPr>
-          <w:lang w:val="en-US"/>
-        </w:rPr>
-        <w:t>Đồ</w:t>
-      </w:r>
-      <w:r>
-        <w:rPr>
-          <w:lang w:val="en-US"/>
-        </w:rPr>
-        <w:t>&gt;.view(&lt;Tên File&gt;)</w:t>
-      </w:r>
-    </w:p>
-    <w:p>
-      <w:pPr>
-        <w:pStyle w:val="ListParagraph"/>
-        <w:numPr>
-          <w:ilvl w:val="0"/>
-          <w:numId w:val="2"/>
-        </w:numPr>
-        <w:rPr>
-          <w:lang w:val="en-US"/>
-        </w:rPr>
-      </w:pPr>
-      <w:r>
-        <w:rPr>
-          <w:lang w:val="en-US"/>
-        </w:rPr>
-        <w:t>&lt;Danh Sách Các Leaf&gt; là 1 Dictionary với Key là tên sẽ được hiển thị lên biểu đồ của Leaf và giá trị là Tensor ứng với Leaf đó</w:t>
-      </w:r>
-    </w:p>
-    <w:p>
-      <w:pPr>
-        <w:pStyle w:val="ListParagraph"/>
-        <w:numPr>
-          <w:ilvl w:val="0"/>
-          <w:numId w:val="2"/>
-        </w:numPr>
-        <w:rPr>
-          <w:lang w:val="en-US"/>
-        </w:rPr>
-      </w:pPr>
-      <w:r>
-        <w:rPr>
-          <w:lang w:val="en-US"/>
-        </w:rPr>
-        <w:t>&lt;Tên File&gt; là đường dẫn đến File</w:t>
-      </w:r>
-      <w:r>
-        <w:rPr>
-          <w:lang w:val="en-US"/>
-        </w:rPr>
-        <w:t xml:space="preserve"> ảnh</w:t>
-      </w:r>
-      <w:r>
-        <w:rPr>
-          <w:lang w:val="en-US"/>
-        </w:rPr>
-        <w:t>, không có phần mở rộng</w:t>
-      </w:r>
-    </w:p>
-    <w:p>
-      <w:pPr>
-        <w:pStyle w:val="ListParagraph"/>
-        <w:numPr>
-          <w:ilvl w:val="0"/>
-          <w:numId w:val="2"/>
-        </w:numPr>
-        <w:rPr>
-          <w:lang w:val="en-US"/>
-        </w:rPr>
-      </w:pPr>
-      <w:r>
-        <w:rPr>
-          <w:lang w:val="en-US"/>
-        </w:rPr>
-        <w:t>Sau khi chạy đoạn Code trên, sẽ</w:t>
-      </w:r>
-      <w:r>
-        <w:rPr>
-          <w:lang w:val="en-US"/>
-        </w:rPr>
-        <w:t xml:space="preserve"> xuất hiện 2 File, 1 không có phần mở rộng, 2 là có phần mở rộng “.pdf” chứa ảnh</w:t>
+        <w:t>&lt;Tensor&gt;.backward(retain_graph = True)</w:t>
       </w:r>
     </w:p>
     <w:p>
@@ -6157,25 +6364,7 @@
         <w:rPr>
           <w:lang w:val="en-US"/>
         </w:rPr>
-        <w:t xml:space="preserve">Cách </w:t>
-      </w:r>
-      <w:r>
-        <w:rPr>
-          <w:lang w:val="en-US"/>
-        </w:rPr>
-        <w:t xml:space="preserve">Tính Thủ Công </w:t>
-      </w:r>
-      <w:r>
-        <w:rPr>
-          <w:lang w:val="en-US"/>
-        </w:rPr>
-        <w:t xml:space="preserve">Gradient </w:t>
-      </w:r>
-      <w:r>
-        <w:rPr>
-          <w:lang w:val="en-US"/>
-        </w:rPr>
-        <w:t>Thay Vì Dùng Backward?</w:t>
+        <w:t>Truy Cập Gradient?</w:t>
       </w:r>
     </w:p>
     <w:p>
@@ -6196,7 +6385,49 @@
         <w:rPr>
           <w:lang w:val="en-US"/>
         </w:rPr>
-        <w:t>from torch.autograd import grad</w:t>
+        <w:t>&lt;Tensor Lưu Trữ Gradient&gt; = &lt;Tensor Được Tính Gradient&gt;.grad</w:t>
+      </w:r>
+    </w:p>
+    <w:p>
+      <w:pPr>
+        <w:pStyle w:val="ListParagraph"/>
+        <w:numPr>
+          <w:ilvl w:val="0"/>
+          <w:numId w:val="6"/>
+        </w:numPr>
+        <w:rPr>
+          <w:lang w:val="en-US"/>
+        </w:rPr>
+      </w:pPr>
+      <w:r>
+        <w:rPr>
+          <w:lang w:val="en-US"/>
+        </w:rPr>
+        <w:t xml:space="preserve">Cách </w:t>
+      </w:r>
+      <w:r>
+        <w:rPr>
+          <w:lang w:val="en-US"/>
+        </w:rPr>
+        <w:t>Tạo Ảnh Biểu Đồ Tính Toán?</w:t>
+      </w:r>
+    </w:p>
+    <w:p>
+      <w:pPr>
+        <w:pStyle w:val="ListParagraph"/>
+        <w:numPr>
+          <w:ilvl w:val="0"/>
+          <w:numId w:val="2"/>
+        </w:numPr>
+        <w:rPr>
+          <w:lang w:val="en-US"/>
+        </w:rPr>
+      </w:pPr>
+      <w:r>
+        <w:rPr>
+          <w:lang w:val="en-US"/>
+        </w:rPr>
+        <w:t>Giả sử bạn có Node “foo”, và bạn muốn Show tất cả các Node có thể đi đến Node “foo”, dưới dạng biểu đồ, nhập</w:t>
       </w:r>
     </w:p>
     <w:p>
@@ -6213,6 +6444,12 @@
           <w:lang w:val="en-US"/>
         </w:rPr>
       </w:pPr>
+      <w:r>
+        <w:rPr>
+          <w:lang w:val="en-US"/>
+        </w:rPr>
+        <w:t>from torchviz import make_dot</w:t>
+      </w:r>
     </w:p>
     <w:p>
       <w:pPr>
@@ -6228,12 +6465,6 @@
           <w:lang w:val="en-US"/>
         </w:rPr>
       </w:pPr>
-      <w:r>
-        <w:rPr>
-          <w:lang w:val="en-US"/>
-        </w:rPr>
-        <w:t>&lt;Các Gradient&gt; = grad(</w:t>
-      </w:r>
     </w:p>
     <w:p>
       <w:pPr>
@@ -6253,25 +6484,7 @@
         <w:rPr>
           <w:lang w:val="en-US"/>
         </w:rPr>
-        <w:t xml:space="preserve">    </w:t>
-      </w:r>
-      <w:r>
-        <w:rPr>
-          <w:lang w:val="en-US"/>
-        </w:rPr>
-        <w:t>&lt;</w:t>
-      </w:r>
-      <w:r>
-        <w:rPr>
-          <w:lang w:val="en-US"/>
-        </w:rPr>
-        <w:t>Output</w:t>
-      </w:r>
-      <w:r>
-        <w:rPr>
-          <w:lang w:val="en-US"/>
-        </w:rPr>
-        <w:t xml:space="preserve">&gt;, </w:t>
+        <w:t>&lt;Biểu Đồ&gt; = make_dot(foo, &lt;Danh Sách Các Leaf&gt;)</w:t>
       </w:r>
     </w:p>
     <w:p>
@@ -6292,25 +6505,127 @@
         <w:rPr>
           <w:lang w:val="en-US"/>
         </w:rPr>
-        <w:t xml:space="preserve">    </w:t>
-      </w:r>
-      <w:r>
-        <w:rPr>
-          <w:lang w:val="en-US"/>
-        </w:rPr>
-        <w:t xml:space="preserve">&lt;Danh </w:t>
-      </w:r>
-      <w:r>
-        <w:rPr>
-          <w:lang w:val="en-US"/>
-        </w:rPr>
-        <w:t xml:space="preserve">Sách Các Biến Cần Tính </w:t>
-      </w:r>
-      <w:r>
-        <w:rPr>
-          <w:lang w:val="en-US"/>
-        </w:rPr>
-        <w:t xml:space="preserve">Gradient&gt;, </w:t>
+        <w:t xml:space="preserve">&lt;Biểu </w:t>
+      </w:r>
+      <w:r>
+        <w:rPr>
+          <w:lang w:val="en-US"/>
+        </w:rPr>
+        <w:t>Đồ</w:t>
+      </w:r>
+      <w:r>
+        <w:rPr>
+          <w:lang w:val="en-US"/>
+        </w:rPr>
+        <w:t>&gt;.view(&lt;Tên File&gt;)</w:t>
+      </w:r>
+    </w:p>
+    <w:p>
+      <w:pPr>
+        <w:pStyle w:val="ListParagraph"/>
+        <w:numPr>
+          <w:ilvl w:val="0"/>
+          <w:numId w:val="2"/>
+        </w:numPr>
+        <w:rPr>
+          <w:lang w:val="en-US"/>
+        </w:rPr>
+      </w:pPr>
+      <w:r>
+        <w:rPr>
+          <w:lang w:val="en-US"/>
+        </w:rPr>
+        <w:t>&lt;Danh Sách Các Leaf&gt; là 1 Dictionary với Key là tên sẽ được hiển thị lên biểu đồ của Leaf và giá trị là Tensor ứng với Leaf đó</w:t>
+      </w:r>
+    </w:p>
+    <w:p>
+      <w:pPr>
+        <w:pStyle w:val="ListParagraph"/>
+        <w:numPr>
+          <w:ilvl w:val="0"/>
+          <w:numId w:val="2"/>
+        </w:numPr>
+        <w:rPr>
+          <w:lang w:val="en-US"/>
+        </w:rPr>
+      </w:pPr>
+      <w:r>
+        <w:rPr>
+          <w:lang w:val="en-US"/>
+        </w:rPr>
+        <w:t>&lt;Tên File&gt; là đường dẫn đến File</w:t>
+      </w:r>
+      <w:r>
+        <w:rPr>
+          <w:lang w:val="en-US"/>
+        </w:rPr>
+        <w:t xml:space="preserve"> ảnh</w:t>
+      </w:r>
+      <w:r>
+        <w:rPr>
+          <w:lang w:val="en-US"/>
+        </w:rPr>
+        <w:t>, không có phần mở rộng</w:t>
+      </w:r>
+    </w:p>
+    <w:p>
+      <w:pPr>
+        <w:pStyle w:val="ListParagraph"/>
+        <w:numPr>
+          <w:ilvl w:val="0"/>
+          <w:numId w:val="2"/>
+        </w:numPr>
+        <w:rPr>
+          <w:lang w:val="en-US"/>
+        </w:rPr>
+      </w:pPr>
+      <w:r>
+        <w:rPr>
+          <w:lang w:val="en-US"/>
+        </w:rPr>
+        <w:t>Sau khi chạy đoạn Code trên, sẽ</w:t>
+      </w:r>
+      <w:r>
+        <w:rPr>
+          <w:lang w:val="en-US"/>
+        </w:rPr>
+        <w:t xml:space="preserve"> xuất hiện 2 File, 1 không có phần mở rộng, 2 là có phần mở rộng “.pdf” chứa ảnh</w:t>
+      </w:r>
+    </w:p>
+    <w:p>
+      <w:pPr>
+        <w:pStyle w:val="ListParagraph"/>
+        <w:numPr>
+          <w:ilvl w:val="0"/>
+          <w:numId w:val="6"/>
+        </w:numPr>
+        <w:rPr>
+          <w:lang w:val="en-US"/>
+        </w:rPr>
+      </w:pPr>
+      <w:r>
+        <w:rPr>
+          <w:lang w:val="en-US"/>
+        </w:rPr>
+        <w:t xml:space="preserve">Cách </w:t>
+      </w:r>
+      <w:r>
+        <w:rPr>
+          <w:lang w:val="en-US"/>
+        </w:rPr>
+        <w:t xml:space="preserve">Tính Thủ Công </w:t>
+      </w:r>
+      <w:r>
+        <w:rPr>
+          <w:lang w:val="en-US"/>
+        </w:rPr>
+        <w:t xml:space="preserve">Gradient </w:t>
+      </w:r>
+      <w:r>
+        <w:rPr>
+          <w:lang w:val="en-US"/>
+        </w:rPr>
+        <w:t>Thay Vì Dùng Backward?</w:t>
       </w:r>
     </w:p>
     <w:p>
@@ -6331,13 +6646,7 @@
         <w:rPr>
           <w:lang w:val="en-US"/>
         </w:rPr>
-        <w:t xml:space="preserve">    </w:t>
-      </w:r>
-      <w:r>
-        <w:rPr>
-          <w:lang w:val="en-US"/>
-        </w:rPr>
-        <w:t>create_graph = True</w:t>
+        <w:t>from torch.autograd import grad</w:t>
       </w:r>
     </w:p>
     <w:p>
@@ -6354,277 +6663,6 @@
           <w:lang w:val="en-US"/>
         </w:rPr>
       </w:pPr>
-      <w:r>
-        <w:rPr>
-          <w:lang w:val="en-US"/>
-        </w:rPr>
-        <w:t>)</w:t>
-      </w:r>
-    </w:p>
-    <w:p>
-      <w:pPr>
-        <w:pStyle w:val="ListParagraph"/>
-        <w:numPr>
-          <w:ilvl w:val="0"/>
-          <w:numId w:val="2"/>
-        </w:numPr>
-        <w:rPr>
-          <w:lang w:val="en-US"/>
-        </w:rPr>
-      </w:pPr>
-      <w:r>
-        <w:rPr>
-          <w:lang w:val="en-US"/>
-        </w:rPr>
-        <w:t xml:space="preserve">&lt;Các Gradient&gt; là 1 Tuple chứa các phần tử là Gradient tương ứng với </w:t>
-      </w:r>
-    </w:p>
-    <w:p>
-      <w:pPr>
-        <w:pStyle w:val="ListParagraph"/>
-        <w:ind w:left="1080"/>
-        <w:rPr>
-          <w:lang w:val="en-US"/>
-        </w:rPr>
-      </w:pPr>
-      <w:r>
-        <w:rPr>
-          <w:lang w:val="en-US"/>
-        </w:rPr>
-        <w:t>&lt;Danh sách các biến cần tính Gradient&gt;</w:t>
-      </w:r>
-    </w:p>
-    <w:p>
-      <w:pPr>
-        <w:pStyle w:val="ListParagraph"/>
-        <w:numPr>
-          <w:ilvl w:val="0"/>
-          <w:numId w:val="2"/>
-        </w:numPr>
-        <w:rPr>
-          <w:lang w:val="en-US"/>
-        </w:rPr>
-      </w:pPr>
-      <w:r>
-        <w:rPr>
-          <w:lang w:val="en-US"/>
-        </w:rPr>
-        <w:t xml:space="preserve">Đặt </w:t>
-      </w:r>
-      <w:r>
-        <w:rPr>
-          <w:lang w:val="en-US"/>
-        </w:rPr>
-        <w:t>“</w:t>
-      </w:r>
-      <w:r>
-        <w:rPr>
-          <w:lang w:val="en-US"/>
-        </w:rPr>
-        <w:t>create_graph = True</w:t>
-      </w:r>
-      <w:r>
-        <w:rPr>
-          <w:lang w:val="en-US"/>
-        </w:rPr>
-        <w:t>”</w:t>
-      </w:r>
-      <w:r>
-        <w:rPr>
-          <w:lang w:val="en-US"/>
-        </w:rPr>
-        <w:t xml:space="preserve"> để tạo ra 1 sơ đồ tính toán mới, không giố</w:t>
-      </w:r>
-      <w:r>
-        <w:rPr>
-          <w:lang w:val="en-US"/>
-        </w:rPr>
-        <w:t>ng như “b</w:t>
-      </w:r>
-      <w:r>
-        <w:rPr>
-          <w:lang w:val="en-US"/>
-        </w:rPr>
-        <w:t>ackward</w:t>
-      </w:r>
-      <w:r>
-        <w:rPr>
-          <w:lang w:val="en-US"/>
-        </w:rPr>
-        <w:t>()”</w:t>
-      </w:r>
-      <w:r>
-        <w:rPr>
-          <w:lang w:val="en-US"/>
-        </w:rPr>
-        <w:t>, sơ đồ tính toán cũ dùng để tính toán Gradient không bị xóa, sơ đồ tính toán mới có gốc là &lt;Các Gradient&gt;, và các Node liên quan</w:t>
-      </w:r>
-    </w:p>
-    <w:p>
-      <w:pPr>
-        <w:pStyle w:val="ListParagraph"/>
-        <w:numPr>
-          <w:ilvl w:val="0"/>
-          <w:numId w:val="2"/>
-        </w:numPr>
-        <w:rPr>
-          <w:lang w:val="en-US"/>
-        </w:rPr>
-      </w:pPr>
-      <w:r>
-        <w:rPr>
-          <w:lang w:val="en-US"/>
-        </w:rPr>
-        <w:t>Ví dụ</w:t>
-      </w:r>
-    </w:p>
-    <w:p>
-      <w:pPr>
-        <w:pStyle w:val="ListParagraph"/>
-        <w:numPr>
-          <w:ilvl w:val="0"/>
-          <w:numId w:val="2"/>
-        </w:numPr>
-        <w:rPr>
-          <w:lang w:val="en-US"/>
-        </w:rPr>
-      </w:pPr>
-      <w:r>
-        <w:rPr>
-          <w:lang w:val="en-US"/>
-        </w:rPr>
-        <w:t>x</w:t>
-      </w:r>
-      <w:r>
-        <w:rPr>
-          <w:lang w:val="en-US"/>
-        </w:rPr>
-        <w:t xml:space="preserve"> là Leaf, y = x + 1, thì khi tính </w:t>
-      </w:r>
-      <w:r>
-        <w:rPr>
-          <w:lang w:val="en-US"/>
-        </w:rPr>
-        <w:t xml:space="preserve">z = </w:t>
-      </w:r>
-      <w:r>
-        <w:rPr>
-          <w:lang w:val="en-US"/>
-        </w:rPr>
-        <w:t xml:space="preserve">dy / dx, và </w:t>
-      </w:r>
-      <w:r>
-        <w:rPr>
-          <w:lang w:val="en-US"/>
-        </w:rPr>
-        <w:t>“</w:t>
-      </w:r>
-      <w:r>
-        <w:rPr>
-          <w:lang w:val="en-US"/>
-        </w:rPr>
-        <w:t>create_graph = True</w:t>
-      </w:r>
-      <w:r>
-        <w:rPr>
-          <w:lang w:val="en-US"/>
-        </w:rPr>
-        <w:t>”</w:t>
-      </w:r>
-      <w:r>
-        <w:rPr>
-          <w:lang w:val="en-US"/>
-        </w:rPr>
-        <w:t xml:space="preserve">, thì rõ ràng </w:t>
-      </w:r>
-    </w:p>
-    <w:p>
-      <w:pPr>
-        <w:pStyle w:val="ListParagraph"/>
-        <w:ind w:left="1080"/>
-        <w:rPr>
-          <w:lang w:val="en-US"/>
-        </w:rPr>
-      </w:pPr>
-      <w:r>
-        <w:rPr>
-          <w:lang w:val="en-US"/>
-        </w:rPr>
-        <w:t>y = 1 không quan tâm x, nên trong sơ đồ tính toán mới không có x, nế</w:t>
-      </w:r>
-      <w:r>
-        <w:rPr>
-          <w:lang w:val="en-US"/>
-        </w:rPr>
-        <w:t>u y = x</w:t>
-      </w:r>
-      <w:r>
-        <w:rPr>
-          <w:vertAlign w:val="superscript"/>
-          <w:lang w:val="en-US"/>
-        </w:rPr>
-        <w:t>2</w:t>
-      </w:r>
-      <w:r>
-        <w:rPr>
-          <w:lang w:val="en-US"/>
-        </w:rPr>
-        <w:t xml:space="preserve">, thì rõ ràng y = 2x, trong sơ đồ tính toán mới có </w:t>
-      </w:r>
-      <w:r>
-        <w:rPr>
-          <w:lang w:val="en-US"/>
-        </w:rPr>
-        <w:t xml:space="preserve">Node </w:t>
-      </w:r>
-      <w:r>
-        <w:rPr>
-          <w:lang w:val="en-US"/>
-        </w:rPr>
-        <w:t>x</w:t>
-      </w:r>
-      <w:r>
-        <w:rPr>
-          <w:lang w:val="en-US"/>
-        </w:rPr>
-        <w:t xml:space="preserve"> gắn Node z, nhờ vậy, ta có thể tính tính dz / dx hay là đạo hàm bậc 2 của y so với x một lần nữa</w:t>
-      </w:r>
-    </w:p>
-    <w:p>
-      <w:pPr>
-        <w:pStyle w:val="ListParagraph"/>
-        <w:numPr>
-          <w:ilvl w:val="0"/>
-          <w:numId w:val="2"/>
-        </w:numPr>
-        <w:rPr>
-          <w:lang w:val="en-US"/>
-        </w:rPr>
-      </w:pPr>
-      <w:r>
-        <w:rPr>
-          <w:lang w:val="en-US"/>
-        </w:rPr>
-        <w:t>Đặt “create_graph = False” nếu không muốn tạo sơ đồ tính toán mới</w:t>
-      </w:r>
-    </w:p>
-    <w:p>
-      <w:pPr>
-        <w:pStyle w:val="ListParagraph"/>
-        <w:numPr>
-          <w:ilvl w:val="0"/>
-          <w:numId w:val="6"/>
-        </w:numPr>
-        <w:rPr>
-          <w:lang w:val="en-US"/>
-        </w:rPr>
-      </w:pPr>
-      <w:r>
-        <w:rPr>
-          <w:lang w:val="en-US"/>
-        </w:rPr>
-        <w:t>Cách Tạo Ra Tensor Mới Không Nằm Trong Sơ Đồ Tính Toán Cùng Chia Sẻ Dữ Liệu Với Tensor Cũ Nằm Trong Sơ Đồ Tính Toán?</w:t>
-      </w:r>
     </w:p>
     <w:p>
       <w:pPr>
@@ -6644,63 +6682,7 @@
         <w:rPr>
           <w:lang w:val="en-US"/>
         </w:rPr>
-        <w:t>&lt;Tensor Mới&gt; = &lt;Tensor Cũ&gt;.detach()</w:t>
-      </w:r>
-    </w:p>
-    <w:p>
-      <w:pPr>
-        <w:pStyle w:val="ListParagraph"/>
-        <w:numPr>
-          <w:ilvl w:val="0"/>
-          <w:numId w:val="2"/>
-        </w:numPr>
-        <w:rPr>
-          <w:lang w:val="en-US"/>
-        </w:rPr>
-      </w:pPr>
-      <w:r>
-        <w:rPr>
-          <w:lang w:val="en-US"/>
-        </w:rPr>
-        <w:t>Câu lệnh trên cũng có thể chuyển Parameter thành Tensor thường</w:t>
-      </w:r>
-    </w:p>
-    <w:p>
-      <w:pPr>
-        <w:rPr>
-          <w:lang w:val="en-US"/>
-        </w:rPr>
-      </w:pPr>
-    </w:p>
-    <w:p>
-      <w:pPr>
-        <w:rPr>
-          <w:lang w:val="en-US"/>
-        </w:rPr>
-      </w:pPr>
-      <w:r>
-        <w:rPr>
-          <w:lang w:val="en-US"/>
-        </w:rPr>
-        <w:t>Tensor:</w:t>
-      </w:r>
-    </w:p>
-    <w:p>
-      <w:pPr>
-        <w:pStyle w:val="ListParagraph"/>
-        <w:numPr>
-          <w:ilvl w:val="0"/>
-          <w:numId w:val="4"/>
-        </w:numPr>
-        <w:rPr>
-          <w:lang w:val="en-US"/>
-        </w:rPr>
-      </w:pPr>
-      <w:r>
-        <w:rPr>
-          <w:lang w:val="en-US"/>
-        </w:rPr>
-        <w:t>Cách Import?</w:t>
+        <w:t>&lt;Các Gradient&gt; = grad(</w:t>
       </w:r>
     </w:p>
     <w:p>
@@ -6721,25 +6703,25 @@
         <w:rPr>
           <w:lang w:val="en-US"/>
         </w:rPr>
-        <w:t>from torch import tensor</w:t>
-      </w:r>
-    </w:p>
-    <w:p>
-      <w:pPr>
-        <w:pStyle w:val="ListParagraph"/>
-        <w:numPr>
-          <w:ilvl w:val="0"/>
-          <w:numId w:val="4"/>
-        </w:numPr>
-        <w:rPr>
-          <w:lang w:val="en-US"/>
-        </w:rPr>
-      </w:pPr>
-      <w:r>
-        <w:rPr>
-          <w:lang w:val="en-US"/>
-        </w:rPr>
-        <w:t>Các Kiểu Dữ Liệu Của Tensor?</w:t>
+        <w:t xml:space="preserve">    </w:t>
+      </w:r>
+      <w:r>
+        <w:rPr>
+          <w:lang w:val="en-US"/>
+        </w:rPr>
+        <w:t>&lt;</w:t>
+      </w:r>
+      <w:r>
+        <w:rPr>
+          <w:lang w:val="en-US"/>
+        </w:rPr>
+        <w:t>Output</w:t>
+      </w:r>
+      <w:r>
+        <w:rPr>
+          <w:lang w:val="en-US"/>
+        </w:rPr>
+        <w:t xml:space="preserve">&gt;, </w:t>
       </w:r>
     </w:p>
     <w:p>
@@ -6760,7 +6742,25 @@
         <w:rPr>
           <w:lang w:val="en-US"/>
         </w:rPr>
-        <w:t>torch.int32</w:t>
+        <w:t xml:space="preserve">    </w:t>
+      </w:r>
+      <w:r>
+        <w:rPr>
+          <w:lang w:val="en-US"/>
+        </w:rPr>
+        <w:t xml:space="preserve">&lt;Danh </w:t>
+      </w:r>
+      <w:r>
+        <w:rPr>
+          <w:lang w:val="en-US"/>
+        </w:rPr>
+        <w:t xml:space="preserve">Sách Các Biến Cần Tính </w:t>
+      </w:r>
+      <w:r>
+        <w:rPr>
+          <w:lang w:val="en-US"/>
+        </w:rPr>
+        <w:t xml:space="preserve">Gradient&gt;, </w:t>
       </w:r>
     </w:p>
     <w:p>
@@ -6781,7 +6781,13 @@
         <w:rPr>
           <w:lang w:val="en-US"/>
         </w:rPr>
-        <w:t>torch.float32</w:t>
+        <w:t xml:space="preserve">    </w:t>
+      </w:r>
+      <w:r>
+        <w:rPr>
+          <w:lang w:val="en-US"/>
+        </w:rPr>
+        <w:t>create_graph = True</w:t>
       </w:r>
     </w:p>
     <w:p>
@@ -6802,7 +6808,451 @@
         <w:rPr>
           <w:lang w:val="en-US"/>
         </w:rPr>
+        <w:t>)</w:t>
+      </w:r>
+    </w:p>
+    <w:p>
+      <w:pPr>
+        <w:pStyle w:val="ListParagraph"/>
+        <w:numPr>
+          <w:ilvl w:val="0"/>
+          <w:numId w:val="2"/>
+        </w:numPr>
+        <w:rPr>
+          <w:lang w:val="en-US"/>
+        </w:rPr>
+      </w:pPr>
+      <w:r>
+        <w:rPr>
+          <w:lang w:val="en-US"/>
+        </w:rPr>
+        <w:t xml:space="preserve">&lt;Các Gradient&gt; là 1 Tuple chứa các phần tử là Gradient tương ứng với </w:t>
+      </w:r>
+    </w:p>
+    <w:p>
+      <w:pPr>
+        <w:pStyle w:val="ListParagraph"/>
+        <w:ind w:left="1080"/>
+        <w:rPr>
+          <w:lang w:val="en-US"/>
+        </w:rPr>
+      </w:pPr>
+      <w:r>
+        <w:rPr>
+          <w:lang w:val="en-US"/>
+        </w:rPr>
+        <w:t>&lt;Danh sách các biến cần tính Gradient&gt;</w:t>
+      </w:r>
+    </w:p>
+    <w:p>
+      <w:pPr>
+        <w:pStyle w:val="ListParagraph"/>
+        <w:numPr>
+          <w:ilvl w:val="0"/>
+          <w:numId w:val="2"/>
+        </w:numPr>
+        <w:rPr>
+          <w:lang w:val="en-US"/>
+        </w:rPr>
+      </w:pPr>
+      <w:r>
+        <w:rPr>
+          <w:lang w:val="en-US"/>
+        </w:rPr>
         <w:lastRenderedPageBreak/>
+        <w:t xml:space="preserve">Đặt </w:t>
+      </w:r>
+      <w:r>
+        <w:rPr>
+          <w:lang w:val="en-US"/>
+        </w:rPr>
+        <w:t>“</w:t>
+      </w:r>
+      <w:r>
+        <w:rPr>
+          <w:lang w:val="en-US"/>
+        </w:rPr>
+        <w:t>create_graph = True</w:t>
+      </w:r>
+      <w:r>
+        <w:rPr>
+          <w:lang w:val="en-US"/>
+        </w:rPr>
+        <w:t>”</w:t>
+      </w:r>
+      <w:r>
+        <w:rPr>
+          <w:lang w:val="en-US"/>
+        </w:rPr>
+        <w:t xml:space="preserve"> để tạo ra 1 sơ đồ tính toán mới, không giố</w:t>
+      </w:r>
+      <w:r>
+        <w:rPr>
+          <w:lang w:val="en-US"/>
+        </w:rPr>
+        <w:t>ng như “b</w:t>
+      </w:r>
+      <w:r>
+        <w:rPr>
+          <w:lang w:val="en-US"/>
+        </w:rPr>
+        <w:t>ackward</w:t>
+      </w:r>
+      <w:r>
+        <w:rPr>
+          <w:lang w:val="en-US"/>
+        </w:rPr>
+        <w:t>()”</w:t>
+      </w:r>
+      <w:r>
+        <w:rPr>
+          <w:lang w:val="en-US"/>
+        </w:rPr>
+        <w:t>, sơ đồ tính toán cũ dùng để tính toán Gradient không bị xóa, sơ đồ tính toán mới có gốc là &lt;Các Gradient&gt;, và các Node liên quan</w:t>
+      </w:r>
+    </w:p>
+    <w:p>
+      <w:pPr>
+        <w:pStyle w:val="ListParagraph"/>
+        <w:numPr>
+          <w:ilvl w:val="0"/>
+          <w:numId w:val="2"/>
+        </w:numPr>
+        <w:rPr>
+          <w:lang w:val="en-US"/>
+        </w:rPr>
+      </w:pPr>
+      <w:r>
+        <w:rPr>
+          <w:lang w:val="en-US"/>
+        </w:rPr>
+        <w:t>Ví dụ</w:t>
+      </w:r>
+    </w:p>
+    <w:p>
+      <w:pPr>
+        <w:pStyle w:val="ListParagraph"/>
+        <w:numPr>
+          <w:ilvl w:val="0"/>
+          <w:numId w:val="2"/>
+        </w:numPr>
+        <w:rPr>
+          <w:lang w:val="en-US"/>
+        </w:rPr>
+      </w:pPr>
+      <w:r>
+        <w:rPr>
+          <w:lang w:val="en-US"/>
+        </w:rPr>
+        <w:t>x</w:t>
+      </w:r>
+      <w:r>
+        <w:rPr>
+          <w:lang w:val="en-US"/>
+        </w:rPr>
+        <w:t xml:space="preserve"> là Leaf, y = x + 1, thì khi tính </w:t>
+      </w:r>
+      <w:r>
+        <w:rPr>
+          <w:lang w:val="en-US"/>
+        </w:rPr>
+        <w:t xml:space="preserve">z = </w:t>
+      </w:r>
+      <w:r>
+        <w:rPr>
+          <w:lang w:val="en-US"/>
+        </w:rPr>
+        <w:t xml:space="preserve">dy / dx, và </w:t>
+      </w:r>
+      <w:r>
+        <w:rPr>
+          <w:lang w:val="en-US"/>
+        </w:rPr>
+        <w:t>“</w:t>
+      </w:r>
+      <w:r>
+        <w:rPr>
+          <w:lang w:val="en-US"/>
+        </w:rPr>
+        <w:t>create_graph = True</w:t>
+      </w:r>
+      <w:r>
+        <w:rPr>
+          <w:lang w:val="en-US"/>
+        </w:rPr>
+        <w:t>”</w:t>
+      </w:r>
+      <w:r>
+        <w:rPr>
+          <w:lang w:val="en-US"/>
+        </w:rPr>
+        <w:t xml:space="preserve">, thì rõ ràng </w:t>
+      </w:r>
+    </w:p>
+    <w:p>
+      <w:pPr>
+        <w:pStyle w:val="ListParagraph"/>
+        <w:ind w:left="1080"/>
+        <w:rPr>
+          <w:lang w:val="en-US"/>
+        </w:rPr>
+      </w:pPr>
+      <w:r>
+        <w:rPr>
+          <w:lang w:val="en-US"/>
+        </w:rPr>
+        <w:t>y = 1 không quan tâm x, nên trong sơ đồ tính toán mới không có x, nế</w:t>
+      </w:r>
+      <w:r>
+        <w:rPr>
+          <w:lang w:val="en-US"/>
+        </w:rPr>
+        <w:t>u y = x</w:t>
+      </w:r>
+      <w:r>
+        <w:rPr>
+          <w:vertAlign w:val="superscript"/>
+          <w:lang w:val="en-US"/>
+        </w:rPr>
+        <w:t>2</w:t>
+      </w:r>
+      <w:r>
+        <w:rPr>
+          <w:lang w:val="en-US"/>
+        </w:rPr>
+        <w:t xml:space="preserve">, thì rõ ràng y = 2x, trong sơ đồ tính toán mới có </w:t>
+      </w:r>
+      <w:r>
+        <w:rPr>
+          <w:lang w:val="en-US"/>
+        </w:rPr>
+        <w:t xml:space="preserve">Node </w:t>
+      </w:r>
+      <w:r>
+        <w:rPr>
+          <w:lang w:val="en-US"/>
+        </w:rPr>
+        <w:t>x</w:t>
+      </w:r>
+      <w:r>
+        <w:rPr>
+          <w:lang w:val="en-US"/>
+        </w:rPr>
+        <w:t xml:space="preserve"> gắn Node z, nhờ vậy, ta có thể tính tính dz / dx hay là đạo hàm bậc 2 của y so với x một lần nữa</w:t>
+      </w:r>
+    </w:p>
+    <w:p>
+      <w:pPr>
+        <w:pStyle w:val="ListParagraph"/>
+        <w:numPr>
+          <w:ilvl w:val="0"/>
+          <w:numId w:val="2"/>
+        </w:numPr>
+        <w:rPr>
+          <w:lang w:val="en-US"/>
+        </w:rPr>
+      </w:pPr>
+      <w:r>
+        <w:rPr>
+          <w:lang w:val="en-US"/>
+        </w:rPr>
+        <w:t>Đặt “create_graph = False” nếu không muốn tạo sơ đồ tính toán mới</w:t>
+      </w:r>
+    </w:p>
+    <w:p>
+      <w:pPr>
+        <w:pStyle w:val="ListParagraph"/>
+        <w:numPr>
+          <w:ilvl w:val="0"/>
+          <w:numId w:val="6"/>
+        </w:numPr>
+        <w:rPr>
+          <w:lang w:val="en-US"/>
+        </w:rPr>
+      </w:pPr>
+      <w:r>
+        <w:rPr>
+          <w:lang w:val="en-US"/>
+        </w:rPr>
+        <w:t>Cách Tạo Ra Tensor Mới Không Nằm Trong Sơ Đồ Tính Toán Cùng Chia Sẻ Dữ Liệu Với Tensor Cũ Nằm Trong Sơ Đồ Tính Toán?</w:t>
+      </w:r>
+    </w:p>
+    <w:p>
+      <w:pPr>
+        <w:pStyle w:val="ListParagraph"/>
+        <w:pBdr>
+          <w:top w:val="single" w:sz="4" w:space="1" w:color="auto"/>
+          <w:left w:val="single" w:sz="4" w:space="4" w:color="auto"/>
+          <w:bottom w:val="single" w:sz="4" w:space="1" w:color="auto"/>
+          <w:right w:val="single" w:sz="4" w:space="4" w:color="auto"/>
+        </w:pBdr>
+        <w:ind w:left="1080"/>
+        <w:rPr>
+          <w:lang w:val="en-US"/>
+        </w:rPr>
+      </w:pPr>
+      <w:r>
+        <w:rPr>
+          <w:lang w:val="en-US"/>
+        </w:rPr>
+        <w:t>&lt;Tensor Mới&gt; = &lt;Tensor Cũ&gt;.detach()</w:t>
+      </w:r>
+    </w:p>
+    <w:p>
+      <w:pPr>
+        <w:pStyle w:val="ListParagraph"/>
+        <w:numPr>
+          <w:ilvl w:val="0"/>
+          <w:numId w:val="2"/>
+        </w:numPr>
+        <w:rPr>
+          <w:lang w:val="en-US"/>
+        </w:rPr>
+      </w:pPr>
+      <w:r>
+        <w:rPr>
+          <w:lang w:val="en-US"/>
+        </w:rPr>
+        <w:t>Câu lệnh trên cũng có thể chuyển Parameter thành Tensor thường</w:t>
+      </w:r>
+    </w:p>
+    <w:p>
+      <w:pPr>
+        <w:rPr>
+          <w:lang w:val="en-US"/>
+        </w:rPr>
+      </w:pPr>
+    </w:p>
+    <w:p>
+      <w:pPr>
+        <w:rPr>
+          <w:lang w:val="en-US"/>
+        </w:rPr>
+      </w:pPr>
+      <w:r>
+        <w:rPr>
+          <w:lang w:val="en-US"/>
+        </w:rPr>
+        <w:t>Tensor:</w:t>
+      </w:r>
+    </w:p>
+    <w:p>
+      <w:pPr>
+        <w:pStyle w:val="ListParagraph"/>
+        <w:numPr>
+          <w:ilvl w:val="0"/>
+          <w:numId w:val="4"/>
+        </w:numPr>
+        <w:rPr>
+          <w:lang w:val="en-US"/>
+        </w:rPr>
+      </w:pPr>
+      <w:r>
+        <w:rPr>
+          <w:lang w:val="en-US"/>
+        </w:rPr>
+        <w:t>Cách Import?</w:t>
+      </w:r>
+    </w:p>
+    <w:p>
+      <w:pPr>
+        <w:pStyle w:val="ListParagraph"/>
+        <w:pBdr>
+          <w:top w:val="single" w:sz="4" w:space="1" w:color="auto"/>
+          <w:left w:val="single" w:sz="4" w:space="4" w:color="auto"/>
+          <w:bottom w:val="single" w:sz="4" w:space="1" w:color="auto"/>
+          <w:right w:val="single" w:sz="4" w:space="4" w:color="auto"/>
+        </w:pBdr>
+        <w:ind w:left="1080"/>
+        <w:rPr>
+          <w:lang w:val="en-US"/>
+        </w:rPr>
+      </w:pPr>
+      <w:r>
+        <w:rPr>
+          <w:lang w:val="en-US"/>
+        </w:rPr>
+        <w:t>from torch import tensor</w:t>
+      </w:r>
+    </w:p>
+    <w:p>
+      <w:pPr>
+        <w:pStyle w:val="ListParagraph"/>
+        <w:numPr>
+          <w:ilvl w:val="0"/>
+          <w:numId w:val="4"/>
+        </w:numPr>
+        <w:rPr>
+          <w:lang w:val="en-US"/>
+        </w:rPr>
+      </w:pPr>
+      <w:r>
+        <w:rPr>
+          <w:lang w:val="en-US"/>
+        </w:rPr>
+        <w:t>Các Kiểu Dữ Liệu Của Tensor?</w:t>
+      </w:r>
+    </w:p>
+    <w:p>
+      <w:pPr>
+        <w:pStyle w:val="ListParagraph"/>
+        <w:pBdr>
+          <w:top w:val="single" w:sz="4" w:space="1" w:color="auto"/>
+          <w:left w:val="single" w:sz="4" w:space="4" w:color="auto"/>
+          <w:bottom w:val="single" w:sz="4" w:space="1" w:color="auto"/>
+          <w:right w:val="single" w:sz="4" w:space="4" w:color="auto"/>
+        </w:pBdr>
+        <w:ind w:left="1080"/>
+        <w:rPr>
+          <w:lang w:val="en-US"/>
+        </w:rPr>
+      </w:pPr>
+      <w:r>
+        <w:rPr>
+          <w:lang w:val="en-US"/>
+        </w:rPr>
+        <w:t>torch.int32</w:t>
+      </w:r>
+    </w:p>
+    <w:p>
+      <w:pPr>
+        <w:pStyle w:val="ListParagraph"/>
+        <w:pBdr>
+          <w:top w:val="single" w:sz="4" w:space="1" w:color="auto"/>
+          <w:left w:val="single" w:sz="4" w:space="4" w:color="auto"/>
+          <w:bottom w:val="single" w:sz="4" w:space="1" w:color="auto"/>
+          <w:right w:val="single" w:sz="4" w:space="4" w:color="auto"/>
+        </w:pBdr>
+        <w:ind w:left="1080"/>
+        <w:rPr>
+          <w:lang w:val="en-US"/>
+        </w:rPr>
+      </w:pPr>
+      <w:r>
+        <w:rPr>
+          <w:lang w:val="en-US"/>
+        </w:rPr>
+        <w:t>torch.float32</w:t>
+      </w:r>
+    </w:p>
+    <w:p>
+      <w:pPr>
+        <w:pStyle w:val="ListParagraph"/>
+        <w:pBdr>
+          <w:top w:val="single" w:sz="4" w:space="1" w:color="auto"/>
+          <w:left w:val="single" w:sz="4" w:space="4" w:color="auto"/>
+          <w:bottom w:val="single" w:sz="4" w:space="1" w:color="auto"/>
+          <w:right w:val="single" w:sz="4" w:space="4" w:color="auto"/>
+        </w:pBdr>
+        <w:ind w:left="1080"/>
+        <w:rPr>
+          <w:lang w:val="en-US"/>
+        </w:rPr>
+      </w:pPr>
+      <w:r>
+        <w:rPr>
+          <w:lang w:val="en-US"/>
+        </w:rPr>
         <w:t>float.bool</w:t>
       </w:r>
     </w:p>
@@ -7873,7 +8323,6 @@
               <w:rPr>
                 <w:lang w:val="en-US"/>
               </w:rPr>
-              <w:lastRenderedPageBreak/>
               <w:t>boo</w:t>
             </w:r>
           </w:p>
@@ -8456,6 +8905,7 @@
         <w:rPr>
           <w:lang w:val="en-US"/>
         </w:rPr>
+        <w:lastRenderedPageBreak/>
         <w:t>Ví dụ</w:t>
       </w:r>
     </w:p>
@@ -8888,7 +9338,6 @@
         <w:rPr>
           <w:lang w:val="en-US"/>
         </w:rPr>
-        <w:lastRenderedPageBreak/>
         <w:t>Nhập đoạn Code sau</w:t>
       </w:r>
     </w:p>
@@ -9372,6 +9821,7 @@
         <w:rPr>
           <w:lang w:val="en-US"/>
         </w:rPr>
+        <w:lastRenderedPageBreak/>
         <w:t>Tương đương việc cầm chặt xấp ảnh lên rồi đặt lại vào góc tường theo kiểu nằm khác</w:t>
       </w:r>
     </w:p>
@@ -9858,7 +10308,6 @@
         <w:rPr>
           <w:lang w:val="en-US"/>
         </w:rPr>
-        <w:lastRenderedPageBreak/>
         <w:t>Đây là Singleton Tensor</w:t>
       </w:r>
     </w:p>
@@ -10402,6 +10851,7 @@
         <w:rPr>
           <w:lang w:val="en-US"/>
         </w:rPr>
+        <w:lastRenderedPageBreak/>
         <w:t>Non Contiguous được tạo ra khi bạn ghép nhiều Tensor lại với nhau, hoặc thay đổi thứ tự Tensor, Pytorch sẽ không tạo ra Tensor mới mà tham chiếu đến các Tensor mảnh ghép</w:t>
       </w:r>
     </w:p>
@@ -10794,7 +11244,6 @@
         <w:rPr>
           <w:lang w:val="en-US"/>
         </w:rPr>
-        <w:lastRenderedPageBreak/>
         <w:t xml:space="preserve">            pass</w:t>
       </w:r>
     </w:p>
@@ -11313,6 +11762,7 @@
         <w:rPr>
           <w:lang w:val="en-US"/>
         </w:rPr>
+        <w:lastRenderedPageBreak/>
         <w:t>loss = criterion(&lt;Tensor Dự Đoán&gt;, &lt;Tensor Nhãn&gt;)</w:t>
       </w:r>
     </w:p>
@@ -11721,7 +12171,6 @@
         <w:rPr>
           <w:lang w:val="en-US"/>
         </w:rPr>
-        <w:lastRenderedPageBreak/>
         <w:t xml:space="preserve">&lt;Parameters Kèm Tên&gt; = &lt;Tên </w:t>
       </w:r>
       <w:r>
@@ -12265,6 +12714,7 @@
         <w:rPr>
           <w:lang w:val="en-US"/>
         </w:rPr>
+        <w:lastRenderedPageBreak/>
         <w:t>&lt;Lớp Sequential&gt; = nn.Sequential(&lt;Các Module&gt;)</w:t>
       </w:r>
     </w:p>
@@ -12984,7 +13434,6 @@
               <w:rPr>
                 <w:lang w:val="en-US"/>
               </w:rPr>
-              <w:lastRenderedPageBreak/>
               <w:t>&lt;</w:t>
             </w:r>
             <w:r>
@@ -13730,6 +14179,7 @@
         <w:rPr>
           <w:lang w:val="en-US"/>
         </w:rPr>
+        <w:lastRenderedPageBreak/>
         <w:t>Minh họa</w:t>
       </w:r>
     </w:p>
@@ -13749,7 +14199,6 @@
           <w:noProof/>
           <w:lang w:eastAsia="vi-VN"/>
         </w:rPr>
-        <w:lastRenderedPageBreak/>
         <w:drawing>
           <wp:inline distT="0" distB="0" distL="0" distR="0" wp14:anchorId="0B6D0928" wp14:editId="71050949">
             <wp:extent cx="5731510" cy="5373370"/>
@@ -13766,7 +14215,7 @@
                     <pic:cNvPicPr/>
                   </pic:nvPicPr>
                   <pic:blipFill>
-                    <a:blip r:embed="rId7">
+                    <a:blip r:embed="rId8">
                       <a:extLst>
                         <a:ext uri="{28A0092B-C50C-407E-A947-70E740481C1C}">
                           <a14:useLocalDpi xmlns:a14="http://schemas.microsoft.com/office/drawing/2010/main" val="0"/>
@@ -13809,6 +14258,7 @@
           <w:noProof/>
           <w:lang w:eastAsia="vi-VN"/>
         </w:rPr>
+        <w:lastRenderedPageBreak/>
         <w:drawing>
           <wp:inline distT="0" distB="0" distL="0" distR="0" wp14:anchorId="694239D7" wp14:editId="2CB1E4EB">
             <wp:extent cx="5731328" cy="3429000"/>
@@ -13825,7 +14275,7 @@
                     <pic:cNvPicPr/>
                   </pic:nvPicPr>
                   <pic:blipFill>
-                    <a:blip r:embed="rId8">
+                    <a:blip r:embed="rId9">
                       <a:extLst>
                         <a:ext uri="{28A0092B-C50C-407E-A947-70E740481C1C}">
                           <a14:useLocalDpi xmlns:a14="http://schemas.microsoft.com/office/drawing/2010/main" val="0"/>
@@ -13867,7 +14317,6 @@
         <w:rPr>
           <w:lang w:val="en-US"/>
         </w:rPr>
-        <w:lastRenderedPageBreak/>
         <w:t>W và B là Weight và Bias</w:t>
       </w:r>
     </w:p>
@@ -14831,7 +15280,7 @@
                     <pic:cNvPicPr/>
                   </pic:nvPicPr>
                   <pic:blipFill>
-                    <a:blip r:embed="rId9">
+                    <a:blip r:embed="rId10">
                       <a:extLst>
                         <a:ext uri="{28A0092B-C50C-407E-A947-70E740481C1C}">
                           <a14:useLocalDpi xmlns:a14="http://schemas.microsoft.com/office/drawing/2010/main" val="0"/>
@@ -15776,7 +16225,7 @@
           <w:lang w:val="en-US"/>
         </w:rPr>
       </w:pPr>
-      <w:hyperlink r:id="rId10" w:history="1">
+      <w:hyperlink r:id="rId11" w:history="1">
         <w:r>
           <w:rPr>
             <w:rStyle w:val="Hyperlink"/>
@@ -16429,7 +16878,7 @@
                     <pic:cNvPicPr/>
                   </pic:nvPicPr>
                   <pic:blipFill>
-                    <a:blip r:embed="rId11">
+                    <a:blip r:embed="rId12">
                       <a:extLst>
                         <a:ext uri="{28A0092B-C50C-407E-A947-70E740481C1C}">
                           <a14:useLocalDpi xmlns:a14="http://schemas.microsoft.com/office/drawing/2010/main" val="0"/>
@@ -19736,7 +20185,7 @@
           <w:lang w:val="en-US"/>
         </w:rPr>
       </w:pPr>
-      <w:hyperlink r:id="rId12" w:history="1">
+      <w:hyperlink r:id="rId13" w:history="1">
         <w:r>
           <w:rPr>
             <w:rStyle w:val="Hyperlink"/>
@@ -24527,7 +24976,7 @@
           <w:lang w:val="en-US"/>
         </w:rPr>
       </w:pPr>
-      <w:hyperlink r:id="rId13" w:history="1">
+      <w:hyperlink r:id="rId14" w:history="1">
         <w:r>
           <w:rPr>
             <w:rStyle w:val="Hyperlink"/>

--- a/torch.docx
+++ b/torch.docx
@@ -276,7 +276,49 @@
         <w:rPr>
           <w:lang w:val="en-US"/>
         </w:rPr>
-        <w:t>Muốn xem các biến đã lưu thì chọn mục Variables ở bên trái, biểu tượng {x}</w:t>
+        <w:t xml:space="preserve">Muốn xem các biến đã lưu thì chọn mục </w:t>
+      </w:r>
+      <w:r>
+        <w:rPr>
+          <w:lang w:val="en-US"/>
+        </w:rPr>
+        <w:t>“</w:t>
+      </w:r>
+      <w:r>
+        <w:rPr>
+          <w:lang w:val="en-US"/>
+        </w:rPr>
+        <w:t>Variables</w:t>
+      </w:r>
+      <w:r>
+        <w:rPr>
+          <w:lang w:val="en-US"/>
+        </w:rPr>
+        <w:t>”</w:t>
+      </w:r>
+      <w:r>
+        <w:rPr>
+          <w:lang w:val="en-US"/>
+        </w:rPr>
+        <w:t xml:space="preserve"> ở bên trái, biểu tượng </w:t>
+      </w:r>
+      <w:r>
+        <w:rPr>
+          <w:lang w:val="en-US"/>
+        </w:rPr>
+        <w:t>“</w:t>
+      </w:r>
+      <w:r>
+        <w:rPr>
+          <w:lang w:val="en-US"/>
+        </w:rPr>
+        <w:t>{x}</w:t>
+      </w:r>
+      <w:r>
+        <w:rPr>
+          <w:lang w:val="en-US"/>
+        </w:rPr>
+        <w:t>”</w:t>
       </w:r>
       <w:r>
         <w:rPr>
@@ -300,6 +342,78 @@
         <w:rPr>
           <w:lang w:val="en-US"/>
         </w:rPr>
+        <w:t>RAM Và Disk Trên Google Colab?</w:t>
+      </w:r>
+    </w:p>
+    <w:p>
+      <w:pPr>
+        <w:pStyle w:val="ListParagraph"/>
+        <w:numPr>
+          <w:ilvl w:val="0"/>
+          <w:numId w:val="2"/>
+        </w:numPr>
+        <w:rPr>
+          <w:lang w:val="en-US"/>
+        </w:rPr>
+      </w:pPr>
+      <w:r>
+        <w:rPr>
+          <w:lang w:val="en-US"/>
+        </w:rPr>
+        <w:t>Muốn xem dung lượng RAM và Disk tối đa và đã dùng thì di chuột lên biểu tượng của RAM và Disk góc phải trên</w:t>
+      </w:r>
+    </w:p>
+    <w:p>
+      <w:pPr>
+        <w:pStyle w:val="ListParagraph"/>
+        <w:numPr>
+          <w:ilvl w:val="0"/>
+          <w:numId w:val="2"/>
+        </w:numPr>
+        <w:rPr>
+          <w:lang w:val="en-US"/>
+        </w:rPr>
+      </w:pPr>
+      <w:r>
+        <w:rPr>
+          <w:lang w:val="en-US"/>
+        </w:rPr>
+        <w:t>Dung lượng RAM chủ yếu đến từ các biến đã lưu, gán lại giá trị hoặc xóa chúng đi để giảm dung lượng</w:t>
+      </w:r>
+    </w:p>
+    <w:p>
+      <w:pPr>
+        <w:pStyle w:val="ListParagraph"/>
+        <w:numPr>
+          <w:ilvl w:val="0"/>
+          <w:numId w:val="2"/>
+        </w:numPr>
+        <w:rPr>
+          <w:lang w:val="en-US"/>
+        </w:rPr>
+      </w:pPr>
+      <w:r>
+        <w:rPr>
+          <w:lang w:val="en-US"/>
+        </w:rPr>
+        <w:t>Dung lượng Disk đến từ các File bạn lưu, xóa chúng đi để giảm dung lượng</w:t>
+      </w:r>
+    </w:p>
+    <w:p>
+      <w:pPr>
+        <w:pStyle w:val="ListParagraph"/>
+        <w:numPr>
+          <w:ilvl w:val="0"/>
+          <w:numId w:val="1"/>
+        </w:numPr>
+        <w:rPr>
+          <w:lang w:val="en-US"/>
+        </w:rPr>
+      </w:pPr>
+      <w:r>
+        <w:rPr>
+          <w:lang w:val="en-US"/>
+        </w:rPr>
         <w:t>Cách Xóa Tất Cả Biến Đã Lưu?</w:t>
       </w:r>
     </w:p>
@@ -588,55 +702,145 @@
         <w:rPr>
           <w:lang w:val="en-US"/>
         </w:rPr>
-        <w:t xml:space="preserve">Thay </w:t>
-      </w:r>
-      <w:r>
-        <w:rPr>
-          <w:lang w:val="en-US"/>
-        </w:rPr>
-        <w:t>Đổi Thư Mục Làm Việc Hiện Tại Sang Thư Mục Khác?</w:t>
-      </w:r>
-    </w:p>
-    <w:p>
-      <w:pPr>
-        <w:pStyle w:val="ListParagraph"/>
-        <w:numPr>
-          <w:ilvl w:val="0"/>
-          <w:numId w:val="2"/>
-        </w:numPr>
-        <w:rPr>
-          <w:lang w:val="en-US"/>
-        </w:rPr>
-      </w:pPr>
-      <w:r>
-        <w:rPr>
-          <w:lang w:val="en-US"/>
-        </w:rPr>
-        <w:t xml:space="preserve">Chuyển sang thư mục </w:t>
-      </w:r>
-      <w:r>
-        <w:rPr>
-          <w:lang w:val="en-US"/>
-        </w:rPr>
-        <w:t>“</w:t>
-      </w:r>
-      <w:r>
-        <w:rPr>
-          <w:lang w:val="en-US"/>
-        </w:rPr>
-        <w:t>root</w:t>
-      </w:r>
-      <w:r>
-        <w:rPr>
-          <w:lang w:val="en-US"/>
-        </w:rPr>
-        <w:t>”</w:t>
-      </w:r>
-      <w:r>
-        <w:rPr>
-          <w:lang w:val="en-US"/>
-        </w:rPr>
-        <w:t xml:space="preserve"> từ thư mục bất kì</w:t>
+        <w:t xml:space="preserve">Cách </w:t>
+      </w:r>
+      <w:r>
+        <w:rPr>
+          <w:lang w:val="en-US"/>
+        </w:rPr>
+        <w:t xml:space="preserve">Lưu Vĩnh Viễn </w:t>
+      </w:r>
+      <w:r>
+        <w:rPr>
+          <w:lang w:val="en-US"/>
+        </w:rPr>
+        <w:t xml:space="preserve">File </w:t>
+      </w:r>
+      <w:r>
+        <w:rPr>
+          <w:lang w:val="en-US"/>
+        </w:rPr>
+        <w:t xml:space="preserve">Trên 1 </w:t>
+      </w:r>
+      <w:r>
+        <w:rPr>
+          <w:lang w:val="en-US"/>
+        </w:rPr>
+        <w:t>Note Book</w:t>
+      </w:r>
+      <w:r>
+        <w:rPr>
+          <w:lang w:val="en-US"/>
+        </w:rPr>
+        <w:t>?</w:t>
+      </w:r>
+    </w:p>
+    <w:p>
+      <w:pPr>
+        <w:pStyle w:val="ListParagraph"/>
+        <w:numPr>
+          <w:ilvl w:val="0"/>
+          <w:numId w:val="2"/>
+        </w:numPr>
+        <w:rPr>
+          <w:lang w:val="en-US"/>
+        </w:rPr>
+      </w:pPr>
+      <w:r>
+        <w:rPr>
+          <w:lang w:val="en-US"/>
+        </w:rPr>
+        <w:t>Click “Mount Drive”</w:t>
+      </w:r>
+      <w:r>
+        <w:rPr>
+          <w:lang w:val="en-US"/>
+        </w:rPr>
+        <w:t xml:space="preserve"> + chờ Restart Runtime</w:t>
+      </w:r>
+    </w:p>
+    <w:p>
+      <w:pPr>
+        <w:pStyle w:val="ListParagraph"/>
+        <w:numPr>
+          <w:ilvl w:val="0"/>
+          <w:numId w:val="2"/>
+        </w:numPr>
+        <w:rPr>
+          <w:lang w:val="en-US"/>
+        </w:rPr>
+      </w:pPr>
+      <w:r>
+        <w:rPr>
+          <w:lang w:val="en-US"/>
+        </w:rPr>
+        <w:t>Khi này, sẽ có 1 thư mục “drive” được tạo trong thư mụ</w:t>
+      </w:r>
+      <w:r>
+        <w:rPr>
+          <w:lang w:val="en-US"/>
+        </w:rPr>
+        <w:t>c “content”</w:t>
+      </w:r>
+      <w:r>
+        <w:rPr>
+          <w:lang w:val="en-US"/>
+        </w:rPr>
+        <w:t>, trong đó có thư mục “MyDrive”, trong này sẽ có tất cả File trên Drive của bạn</w:t>
+      </w:r>
+    </w:p>
+    <w:p>
+      <w:pPr>
+        <w:pStyle w:val="ListParagraph"/>
+        <w:numPr>
+          <w:ilvl w:val="0"/>
+          <w:numId w:val="2"/>
+        </w:numPr>
+        <w:rPr>
+          <w:lang w:val="en-US"/>
+        </w:rPr>
+      </w:pPr>
+      <w:r>
+        <w:rPr>
+          <w:lang w:val="en-US"/>
+        </w:rPr>
+        <w:t>Tất cả các File trong Note Book khi này sẽ tồn tại vĩnh viễn</w:t>
+      </w:r>
+    </w:p>
+    <w:p>
+      <w:pPr>
+        <w:pStyle w:val="ListParagraph"/>
+        <w:numPr>
+          <w:ilvl w:val="0"/>
+          <w:numId w:val="1"/>
+        </w:numPr>
+        <w:rPr>
+          <w:lang w:val="en-US"/>
+        </w:rPr>
+      </w:pPr>
+      <w:r>
+        <w:rPr>
+          <w:lang w:val="en-US"/>
+        </w:rPr>
+        <w:t>Giải Nén Toàn Bộ File Zip Trong Thư Mục Làm Việc Hiện Tại?</w:t>
+      </w:r>
+    </w:p>
+    <w:p>
+      <w:pPr>
+        <w:pStyle w:val="ListParagraph"/>
+        <w:numPr>
+          <w:ilvl w:val="0"/>
+          <w:numId w:val="2"/>
+        </w:numPr>
+        <w:rPr>
+          <w:lang w:val="en-US"/>
+        </w:rPr>
+      </w:pPr>
+      <w:r>
+        <w:rPr>
+          <w:lang w:val="en-US"/>
+        </w:rPr>
+        <w:t>Chạy lệnh sau</w:t>
       </w:r>
     </w:p>
     <w:p>
@@ -653,29 +857,98 @@
           <w:lang w:val="en-US"/>
         </w:rPr>
       </w:pPr>
-      <w:r>
-        <w:rPr>
-          <w:lang w:val="en-US"/>
-        </w:rPr>
-        <w:t>%cd</w:t>
-      </w:r>
-    </w:p>
-    <w:p>
-      <w:pPr>
-        <w:pStyle w:val="ListParagraph"/>
-        <w:numPr>
-          <w:ilvl w:val="0"/>
-          <w:numId w:val="2"/>
-        </w:numPr>
-        <w:rPr>
-          <w:lang w:val="en-US"/>
-        </w:rPr>
-      </w:pPr>
-      <w:r>
-        <w:rPr>
-          <w:lang w:val="en-US"/>
-        </w:rPr>
-        <w:t>Chuyển sang thư mục khác cùng cấp</w:t>
+      <w:bookmarkStart w:id="0" w:name="_GoBack"/>
+      <w:r>
+        <w:rPr>
+          <w:lang w:val="en-US"/>
+        </w:rPr>
+        <w:t>!unzip \*.zip &amp;&amp; rm *.zip</w:t>
+      </w:r>
+    </w:p>
+    <w:bookmarkEnd w:id="0"/>
+    <w:p>
+      <w:pPr>
+        <w:pStyle w:val="ListParagraph"/>
+        <w:numPr>
+          <w:ilvl w:val="0"/>
+          <w:numId w:val="2"/>
+        </w:numPr>
+        <w:rPr>
+          <w:lang w:val="en-US"/>
+        </w:rPr>
+      </w:pPr>
+      <w:r>
+        <w:rPr>
+          <w:lang w:val="en-US"/>
+        </w:rPr>
+        <w:t>Các File Zip ban đầu cũng được xóa</w:t>
+      </w:r>
+    </w:p>
+    <w:p>
+      <w:pPr>
+        <w:pStyle w:val="ListParagraph"/>
+        <w:numPr>
+          <w:ilvl w:val="0"/>
+          <w:numId w:val="1"/>
+        </w:numPr>
+        <w:rPr>
+          <w:lang w:val="en-US"/>
+        </w:rPr>
+      </w:pPr>
+      <w:r>
+        <w:rPr>
+          <w:lang w:val="en-US"/>
+        </w:rPr>
+        <w:lastRenderedPageBreak/>
+        <w:t xml:space="preserve">Thay </w:t>
+      </w:r>
+      <w:r>
+        <w:rPr>
+          <w:lang w:val="en-US"/>
+        </w:rPr>
+        <w:t>Đổi Thư Mục Làm Việc Hiện Tại Sang Thư Mục Khác?</w:t>
+      </w:r>
+    </w:p>
+    <w:p>
+      <w:pPr>
+        <w:pStyle w:val="ListParagraph"/>
+        <w:numPr>
+          <w:ilvl w:val="0"/>
+          <w:numId w:val="2"/>
+        </w:numPr>
+        <w:rPr>
+          <w:lang w:val="en-US"/>
+        </w:rPr>
+      </w:pPr>
+      <w:r>
+        <w:rPr>
+          <w:lang w:val="en-US"/>
+        </w:rPr>
+        <w:t xml:space="preserve">Chuyển sang thư mục </w:t>
+      </w:r>
+      <w:r>
+        <w:rPr>
+          <w:lang w:val="en-US"/>
+        </w:rPr>
+        <w:t>“</w:t>
+      </w:r>
+      <w:r>
+        <w:rPr>
+          <w:lang w:val="en-US"/>
+        </w:rPr>
+        <w:t>root</w:t>
+      </w:r>
+      <w:r>
+        <w:rPr>
+          <w:lang w:val="en-US"/>
+        </w:rPr>
+        <w:t>”</w:t>
+      </w:r>
+      <w:r>
+        <w:rPr>
+          <w:lang w:val="en-US"/>
+        </w:rPr>
+        <w:t xml:space="preserve"> từ thư mục bất kì</w:t>
       </w:r>
     </w:p>
     <w:p>
@@ -696,43 +969,25 @@
         <w:rPr>
           <w:lang w:val="en-US"/>
         </w:rPr>
-        <w:t>%cd /&lt;Tên Thư Mục Muốn Chuyển Sang&gt;</w:t>
-      </w:r>
-    </w:p>
-    <w:p>
-      <w:pPr>
-        <w:pStyle w:val="ListParagraph"/>
-        <w:numPr>
-          <w:ilvl w:val="0"/>
-          <w:numId w:val="2"/>
-        </w:numPr>
-        <w:rPr>
-          <w:lang w:val="en-US"/>
-        </w:rPr>
-      </w:pPr>
-      <w:r>
-        <w:rPr>
-          <w:lang w:val="en-US"/>
-        </w:rPr>
-        <w:t>Ví dụ</w:t>
-      </w:r>
-    </w:p>
-    <w:p>
-      <w:pPr>
-        <w:pStyle w:val="ListParagraph"/>
-        <w:numPr>
-          <w:ilvl w:val="0"/>
-          <w:numId w:val="2"/>
-        </w:numPr>
-        <w:rPr>
-          <w:lang w:val="en-US"/>
-        </w:rPr>
-      </w:pPr>
-      <w:r>
-        <w:rPr>
-          <w:lang w:val="en-US"/>
-        </w:rPr>
-        <w:t>Thư mục làm việc hiện tại là /content/foo</w:t>
+        <w:t>%cd</w:t>
+      </w:r>
+    </w:p>
+    <w:p>
+      <w:pPr>
+        <w:pStyle w:val="ListParagraph"/>
+        <w:numPr>
+          <w:ilvl w:val="0"/>
+          <w:numId w:val="2"/>
+        </w:numPr>
+        <w:rPr>
+          <w:lang w:val="en-US"/>
+        </w:rPr>
+      </w:pPr>
+      <w:r>
+        <w:rPr>
+          <w:lang w:val="en-US"/>
+        </w:rPr>
+        <w:t>Chuyển sang thư mục khác cùng cấp</w:t>
       </w:r>
     </w:p>
     <w:p>
@@ -753,43 +1008,43 @@
         <w:rPr>
           <w:lang w:val="en-US"/>
         </w:rPr>
-        <w:t>%cd /bar</w:t>
-      </w:r>
-    </w:p>
-    <w:p>
-      <w:pPr>
-        <w:pStyle w:val="ListParagraph"/>
-        <w:numPr>
-          <w:ilvl w:val="0"/>
-          <w:numId w:val="2"/>
-        </w:numPr>
-        <w:rPr>
-          <w:lang w:val="en-US"/>
-        </w:rPr>
-      </w:pPr>
-      <w:r>
-        <w:rPr>
-          <w:lang w:val="en-US"/>
-        </w:rPr>
-        <w:t>Thư mục làm việc hiện tại là /content/bar</w:t>
-      </w:r>
-    </w:p>
-    <w:p>
-      <w:pPr>
-        <w:pStyle w:val="ListParagraph"/>
-        <w:numPr>
-          <w:ilvl w:val="0"/>
-          <w:numId w:val="2"/>
-        </w:numPr>
-        <w:rPr>
-          <w:lang w:val="en-US"/>
-        </w:rPr>
-      </w:pPr>
-      <w:r>
-        <w:rPr>
-          <w:lang w:val="en-US"/>
-        </w:rPr>
-        <w:t>Chuyển sang thư mục con</w:t>
+        <w:t>%cd /&lt;Tên Thư Mục Muốn Chuyển Sang&gt;</w:t>
+      </w:r>
+    </w:p>
+    <w:p>
+      <w:pPr>
+        <w:pStyle w:val="ListParagraph"/>
+        <w:numPr>
+          <w:ilvl w:val="0"/>
+          <w:numId w:val="2"/>
+        </w:numPr>
+        <w:rPr>
+          <w:lang w:val="en-US"/>
+        </w:rPr>
+      </w:pPr>
+      <w:r>
+        <w:rPr>
+          <w:lang w:val="en-US"/>
+        </w:rPr>
+        <w:t>Ví dụ</w:t>
+      </w:r>
+    </w:p>
+    <w:p>
+      <w:pPr>
+        <w:pStyle w:val="ListParagraph"/>
+        <w:numPr>
+          <w:ilvl w:val="0"/>
+          <w:numId w:val="2"/>
+        </w:numPr>
+        <w:rPr>
+          <w:lang w:val="en-US"/>
+        </w:rPr>
+      </w:pPr>
+      <w:r>
+        <w:rPr>
+          <w:lang w:val="en-US"/>
+        </w:rPr>
+        <w:t>Thư mục làm việc hiện tại là /content/foo</w:t>
       </w:r>
     </w:p>
     <w:p>
@@ -810,67 +1065,43 @@
         <w:rPr>
           <w:lang w:val="en-US"/>
         </w:rPr>
-        <w:t>%cd &lt;Đườ</w:t>
-      </w:r>
-      <w:r>
-        <w:rPr>
-          <w:lang w:val="en-US"/>
-        </w:rPr>
-        <w:t>ng D</w:t>
-      </w:r>
-      <w:r>
-        <w:rPr>
-          <w:lang w:val="en-US"/>
-        </w:rPr>
-        <w:t>ẫn</w:t>
-      </w:r>
-      <w:r>
-        <w:rPr>
-          <w:lang w:val="en-US"/>
-        </w:rPr>
-        <w:t xml:space="preserve"> Từ Thư Mục Hiện Tại</w:t>
-      </w:r>
-      <w:r>
-        <w:rPr>
-          <w:lang w:val="en-US"/>
-        </w:rPr>
-        <w:t xml:space="preserve"> Đến Thư Mục Con&gt;</w:t>
-      </w:r>
-    </w:p>
-    <w:p>
-      <w:pPr>
-        <w:pStyle w:val="ListParagraph"/>
-        <w:numPr>
-          <w:ilvl w:val="0"/>
-          <w:numId w:val="2"/>
-        </w:numPr>
-        <w:rPr>
-          <w:lang w:val="en-US"/>
-        </w:rPr>
-      </w:pPr>
-      <w:r>
-        <w:rPr>
-          <w:lang w:val="en-US"/>
-        </w:rPr>
-        <w:t>Ví dụ</w:t>
-      </w:r>
-    </w:p>
-    <w:p>
-      <w:pPr>
-        <w:pStyle w:val="ListParagraph"/>
-        <w:numPr>
-          <w:ilvl w:val="0"/>
-          <w:numId w:val="2"/>
-        </w:numPr>
-        <w:rPr>
-          <w:lang w:val="en-US"/>
-        </w:rPr>
-      </w:pPr>
-      <w:r>
-        <w:rPr>
-          <w:lang w:val="en-US"/>
-        </w:rPr>
-        <w:t>Thư mục làm việc hiện tại là /root/foo</w:t>
+        <w:t>%cd /bar</w:t>
+      </w:r>
+    </w:p>
+    <w:p>
+      <w:pPr>
+        <w:pStyle w:val="ListParagraph"/>
+        <w:numPr>
+          <w:ilvl w:val="0"/>
+          <w:numId w:val="2"/>
+        </w:numPr>
+        <w:rPr>
+          <w:lang w:val="en-US"/>
+        </w:rPr>
+      </w:pPr>
+      <w:r>
+        <w:rPr>
+          <w:lang w:val="en-US"/>
+        </w:rPr>
+        <w:t>Thư mục làm việc hiện tại là /content/bar</w:t>
+      </w:r>
+    </w:p>
+    <w:p>
+      <w:pPr>
+        <w:pStyle w:val="ListParagraph"/>
+        <w:numPr>
+          <w:ilvl w:val="0"/>
+          <w:numId w:val="2"/>
+        </w:numPr>
+        <w:rPr>
+          <w:lang w:val="en-US"/>
+        </w:rPr>
+      </w:pPr>
+      <w:r>
+        <w:rPr>
+          <w:lang w:val="en-US"/>
+        </w:rPr>
+        <w:t>Chuyển sang thư mục con</w:t>
       </w:r>
     </w:p>
     <w:p>
@@ -891,62 +1122,67 @@
         <w:rPr>
           <w:lang w:val="en-US"/>
         </w:rPr>
-        <w:t>%cd bar/barfoo</w:t>
-      </w:r>
-    </w:p>
-    <w:p>
-      <w:pPr>
-        <w:pStyle w:val="ListParagraph"/>
-        <w:numPr>
-          <w:ilvl w:val="0"/>
-          <w:numId w:val="2"/>
-        </w:numPr>
-        <w:rPr>
-          <w:lang w:val="en-US"/>
-        </w:rPr>
-      </w:pPr>
-      <w:r>
-        <w:rPr>
-          <w:lang w:val="en-US"/>
-        </w:rPr>
-        <w:lastRenderedPageBreak/>
-        <w:t>Thư mục làm việc hiện tại là /root/foo/bar/barfoo</w:t>
-      </w:r>
-    </w:p>
-    <w:p>
-      <w:pPr>
-        <w:pStyle w:val="ListParagraph"/>
-        <w:numPr>
-          <w:ilvl w:val="0"/>
-          <w:numId w:val="1"/>
-        </w:numPr>
-        <w:rPr>
-          <w:lang w:val="en-US"/>
-        </w:rPr>
-      </w:pPr>
-      <w:r>
-        <w:rPr>
-          <w:lang w:val="en-US"/>
-        </w:rPr>
-        <w:t>Xóa 1 Thư Mục Không Rỗng Trong Google Colab?</w:t>
-      </w:r>
-    </w:p>
-    <w:p>
-      <w:pPr>
-        <w:pStyle w:val="ListParagraph"/>
-        <w:numPr>
-          <w:ilvl w:val="0"/>
-          <w:numId w:val="2"/>
-        </w:numPr>
-        <w:rPr>
-          <w:lang w:val="en-US"/>
-        </w:rPr>
-      </w:pPr>
-      <w:r>
-        <w:rPr>
-          <w:lang w:val="en-US"/>
-        </w:rPr>
-        <w:t>Xóa thư mục trong thư mục làm việc hiện tại</w:t>
+        <w:t>%cd &lt;Đườ</w:t>
+      </w:r>
+      <w:r>
+        <w:rPr>
+          <w:lang w:val="en-US"/>
+        </w:rPr>
+        <w:t>ng D</w:t>
+      </w:r>
+      <w:r>
+        <w:rPr>
+          <w:lang w:val="en-US"/>
+        </w:rPr>
+        <w:t>ẫn</w:t>
+      </w:r>
+      <w:r>
+        <w:rPr>
+          <w:lang w:val="en-US"/>
+        </w:rPr>
+        <w:t xml:space="preserve"> Từ Thư Mục Hiện Tại</w:t>
+      </w:r>
+      <w:r>
+        <w:rPr>
+          <w:lang w:val="en-US"/>
+        </w:rPr>
+        <w:t xml:space="preserve"> Đến Thư Mục Con&gt;</w:t>
+      </w:r>
+    </w:p>
+    <w:p>
+      <w:pPr>
+        <w:pStyle w:val="ListParagraph"/>
+        <w:numPr>
+          <w:ilvl w:val="0"/>
+          <w:numId w:val="2"/>
+        </w:numPr>
+        <w:rPr>
+          <w:lang w:val="en-US"/>
+        </w:rPr>
+      </w:pPr>
+      <w:r>
+        <w:rPr>
+          <w:lang w:val="en-US"/>
+        </w:rPr>
+        <w:t>Ví dụ</w:t>
+      </w:r>
+    </w:p>
+    <w:p>
+      <w:pPr>
+        <w:pStyle w:val="ListParagraph"/>
+        <w:numPr>
+          <w:ilvl w:val="0"/>
+          <w:numId w:val="2"/>
+        </w:numPr>
+        <w:rPr>
+          <w:lang w:val="en-US"/>
+        </w:rPr>
+      </w:pPr>
+      <w:r>
+        <w:rPr>
+          <w:lang w:val="en-US"/>
+        </w:rPr>
+        <w:t>Thư mục làm việc hiện tại là /root/foo</w:t>
       </w:r>
     </w:p>
     <w:p>
@@ -967,7 +1203,25 @@
         <w:rPr>
           <w:lang w:val="en-US"/>
         </w:rPr>
-        <w:t>!rm -r &lt;Tên Thư Mục Muốn Xóa&gt;</w:t>
+        <w:t>%cd bar/barfoo</w:t>
+      </w:r>
+    </w:p>
+    <w:p>
+      <w:pPr>
+        <w:pStyle w:val="ListParagraph"/>
+        <w:numPr>
+          <w:ilvl w:val="0"/>
+          <w:numId w:val="2"/>
+        </w:numPr>
+        <w:rPr>
+          <w:lang w:val="en-US"/>
+        </w:rPr>
+      </w:pPr>
+      <w:r>
+        <w:rPr>
+          <w:lang w:val="en-US"/>
+        </w:rPr>
+        <w:t>Thư mục làm việc hiện tại là /root/foo/bar/barfoo</w:t>
       </w:r>
     </w:p>
     <w:p>
@@ -985,205 +1239,25 @@
         <w:rPr>
           <w:lang w:val="en-US"/>
         </w:rPr>
-        <w:t>Lỡ Click Up One Level Rồi Thì Muốn Trở Về Thì Sao?</w:t>
-      </w:r>
-    </w:p>
-    <w:p>
-      <w:pPr>
-        <w:pStyle w:val="ListParagraph"/>
-        <w:numPr>
-          <w:ilvl w:val="0"/>
-          <w:numId w:val="2"/>
-        </w:numPr>
-        <w:rPr>
-          <w:lang w:val="en-US"/>
-        </w:rPr>
-      </w:pPr>
-      <w:r>
-        <w:rPr>
-          <w:lang w:val="en-US"/>
-        </w:rPr>
-        <w:t>Đéo</w:t>
-      </w:r>
-      <w:r>
-        <w:rPr>
-          <w:lang w:val="en-US"/>
-        </w:rPr>
-        <w:t xml:space="preserve"> trở về được</w:t>
-      </w:r>
-    </w:p>
-    <w:p>
-      <w:pPr>
-        <w:pStyle w:val="ListParagraph"/>
-        <w:numPr>
-          <w:ilvl w:val="0"/>
-          <w:numId w:val="1"/>
-        </w:numPr>
-        <w:rPr>
-          <w:lang w:val="en-US"/>
-        </w:rPr>
-      </w:pPr>
-      <w:r>
-        <w:rPr>
-          <w:lang w:val="en-US"/>
-        </w:rPr>
-        <w:t>Phím Tắt Để Chạy Đoạn Code Hiện Tại?</w:t>
-      </w:r>
-    </w:p>
-    <w:p>
-      <w:pPr>
-        <w:pStyle w:val="ListParagraph"/>
-        <w:numPr>
-          <w:ilvl w:val="0"/>
-          <w:numId w:val="2"/>
-        </w:numPr>
-        <w:rPr>
-          <w:lang w:val="en-US"/>
-        </w:rPr>
-      </w:pPr>
-      <w:r>
-        <w:rPr>
-          <w:lang w:val="en-US"/>
-        </w:rPr>
-        <w:t>Ctrl + Enter</w:t>
-      </w:r>
-    </w:p>
-    <w:p>
-      <w:pPr>
-        <w:pStyle w:val="ListParagraph"/>
-        <w:numPr>
-          <w:ilvl w:val="0"/>
-          <w:numId w:val="1"/>
-        </w:numPr>
-        <w:rPr>
-          <w:lang w:val="en-US"/>
-        </w:rPr>
-      </w:pPr>
-      <w:r>
-        <w:rPr>
-          <w:lang w:val="en-US"/>
-        </w:rPr>
-        <w:t>Không Kết Nối Được Runtime?</w:t>
-      </w:r>
-    </w:p>
-    <w:p>
-      <w:pPr>
-        <w:pStyle w:val="ListParagraph"/>
-        <w:numPr>
-          <w:ilvl w:val="0"/>
-          <w:numId w:val="2"/>
-        </w:numPr>
-        <w:rPr>
-          <w:lang w:val="en-US"/>
-        </w:rPr>
-      </w:pPr>
-      <w:r>
-        <w:rPr>
-          <w:lang w:val="en-US"/>
-        </w:rPr>
-        <w:t>Đổi từ GPU hay TPU sang CPU</w:t>
-      </w:r>
-    </w:p>
-    <w:p>
-      <w:pPr>
-        <w:pStyle w:val="ListParagraph"/>
-        <w:numPr>
-          <w:ilvl w:val="0"/>
-          <w:numId w:val="1"/>
-        </w:numPr>
-        <w:rPr>
-          <w:lang w:val="en-US"/>
-        </w:rPr>
-      </w:pPr>
-      <w:r>
-        <w:rPr>
-          <w:lang w:val="en-US"/>
-        </w:rPr>
-        <w:t>Cú Pháp Tải Thư Viện?</w:t>
-      </w:r>
-    </w:p>
-    <w:p>
-      <w:pPr>
-        <w:pStyle w:val="ListParagraph"/>
-        <w:numPr>
-          <w:ilvl w:val="0"/>
-          <w:numId w:val="2"/>
-        </w:numPr>
-        <w:pBdr>
-          <w:top w:val="single" w:sz="4" w:space="1" w:color="auto"/>
-          <w:left w:val="single" w:sz="4" w:space="4" w:color="auto"/>
-          <w:bottom w:val="single" w:sz="4" w:space="1" w:color="auto"/>
-          <w:right w:val="single" w:sz="4" w:space="4" w:color="auto"/>
-        </w:pBdr>
-        <w:rPr>
-          <w:lang w:val="en-US"/>
-        </w:rPr>
-      </w:pPr>
-      <w:r>
-        <w:rPr>
-          <w:lang w:val="en-US"/>
-        </w:rPr>
-        <w:t>!pip install &lt;Tên Thư Viện&gt;</w:t>
-      </w:r>
-    </w:p>
-    <w:p>
-      <w:pPr>
-        <w:pStyle w:val="ListParagraph"/>
-        <w:numPr>
-          <w:ilvl w:val="0"/>
-          <w:numId w:val="2"/>
-        </w:numPr>
-        <w:rPr>
-          <w:lang w:val="en-US"/>
-        </w:rPr>
-      </w:pPr>
-      <w:r>
-        <w:rPr>
-          <w:lang w:val="en-US"/>
-        </w:rPr>
-        <w:t>Ví dụ</w:t>
-      </w:r>
-    </w:p>
-    <w:p>
-      <w:pPr>
-        <w:pStyle w:val="ListParagraph"/>
-        <w:numPr>
-          <w:ilvl w:val="0"/>
-          <w:numId w:val="2"/>
-        </w:numPr>
-        <w:pBdr>
-          <w:top w:val="single" w:sz="4" w:space="1" w:color="auto"/>
-          <w:left w:val="single" w:sz="4" w:space="4" w:color="auto"/>
-          <w:bottom w:val="single" w:sz="4" w:space="1" w:color="auto"/>
-          <w:right w:val="single" w:sz="4" w:space="4" w:color="auto"/>
-        </w:pBdr>
-        <w:rPr>
-          <w:lang w:val="en-US"/>
-        </w:rPr>
-      </w:pPr>
-      <w:r>
-        <w:rPr>
-          <w:lang w:val="en-US"/>
-        </w:rPr>
-        <w:t>!pip install pygame</w:t>
-      </w:r>
-    </w:p>
-    <w:p>
-      <w:pPr>
-        <w:pStyle w:val="ListParagraph"/>
-        <w:numPr>
-          <w:ilvl w:val="0"/>
-          <w:numId w:val="1"/>
-        </w:numPr>
-        <w:rPr>
-          <w:lang w:val="en-US"/>
-        </w:rPr>
-      </w:pPr>
-      <w:r>
-        <w:rPr>
-          <w:lang w:val="en-US"/>
-        </w:rPr>
-        <w:t>Dãy Lệnh Tải Các Game Để Test AI Học Tăng Cường?</w:t>
+        <w:t>Xóa 1 Thư Mục Không Rỗng Trong Google Colab?</w:t>
+      </w:r>
+    </w:p>
+    <w:p>
+      <w:pPr>
+        <w:pStyle w:val="ListParagraph"/>
+        <w:numPr>
+          <w:ilvl w:val="0"/>
+          <w:numId w:val="2"/>
+        </w:numPr>
+        <w:rPr>
+          <w:lang w:val="en-US"/>
+        </w:rPr>
+      </w:pPr>
+      <w:r>
+        <w:rPr>
+          <w:lang w:val="en-US"/>
+        </w:rPr>
+        <w:t>Xóa thư mục trong thư mục làm việc hiện tại</w:t>
       </w:r>
     </w:p>
     <w:p>
@@ -1204,7 +1278,223 @@
         <w:rPr>
           <w:lang w:val="en-US"/>
         </w:rPr>
-        <w:t>!pip install gym gym[atari] gym[accept-rom-license] pyvirtualdisplay pygame</w:t>
+        <w:t>!rm -r &lt;Tên Thư Mục Muốn Xóa&gt;</w:t>
+      </w:r>
+    </w:p>
+    <w:p>
+      <w:pPr>
+        <w:pStyle w:val="ListParagraph"/>
+        <w:numPr>
+          <w:ilvl w:val="0"/>
+          <w:numId w:val="1"/>
+        </w:numPr>
+        <w:rPr>
+          <w:lang w:val="en-US"/>
+        </w:rPr>
+      </w:pPr>
+      <w:r>
+        <w:rPr>
+          <w:lang w:val="en-US"/>
+        </w:rPr>
+        <w:t>Lỡ Click Up One Level Rồi Thì Muốn Trở Về Thì Sao?</w:t>
+      </w:r>
+    </w:p>
+    <w:p>
+      <w:pPr>
+        <w:pStyle w:val="ListParagraph"/>
+        <w:numPr>
+          <w:ilvl w:val="0"/>
+          <w:numId w:val="2"/>
+        </w:numPr>
+        <w:rPr>
+          <w:lang w:val="en-US"/>
+        </w:rPr>
+      </w:pPr>
+      <w:r>
+        <w:rPr>
+          <w:lang w:val="en-US"/>
+        </w:rPr>
+        <w:t>Đéo</w:t>
+      </w:r>
+      <w:r>
+        <w:rPr>
+          <w:lang w:val="en-US"/>
+        </w:rPr>
+        <w:t xml:space="preserve"> trở về được</w:t>
+      </w:r>
+    </w:p>
+    <w:p>
+      <w:pPr>
+        <w:pStyle w:val="ListParagraph"/>
+        <w:numPr>
+          <w:ilvl w:val="0"/>
+          <w:numId w:val="1"/>
+        </w:numPr>
+        <w:rPr>
+          <w:lang w:val="en-US"/>
+        </w:rPr>
+      </w:pPr>
+      <w:r>
+        <w:rPr>
+          <w:lang w:val="en-US"/>
+        </w:rPr>
+        <w:t>Phím Tắt Để Chạy Đoạn Code Hiện Tại?</w:t>
+      </w:r>
+    </w:p>
+    <w:p>
+      <w:pPr>
+        <w:pStyle w:val="ListParagraph"/>
+        <w:numPr>
+          <w:ilvl w:val="0"/>
+          <w:numId w:val="2"/>
+        </w:numPr>
+        <w:rPr>
+          <w:lang w:val="en-US"/>
+        </w:rPr>
+      </w:pPr>
+      <w:r>
+        <w:rPr>
+          <w:lang w:val="en-US"/>
+        </w:rPr>
+        <w:t>Ctrl + Enter</w:t>
+      </w:r>
+    </w:p>
+    <w:p>
+      <w:pPr>
+        <w:pStyle w:val="ListParagraph"/>
+        <w:numPr>
+          <w:ilvl w:val="0"/>
+          <w:numId w:val="1"/>
+        </w:numPr>
+        <w:rPr>
+          <w:lang w:val="en-US"/>
+        </w:rPr>
+      </w:pPr>
+      <w:r>
+        <w:rPr>
+          <w:lang w:val="en-US"/>
+        </w:rPr>
+        <w:t>Không Kết Nối Được Runtime?</w:t>
+      </w:r>
+    </w:p>
+    <w:p>
+      <w:pPr>
+        <w:pStyle w:val="ListParagraph"/>
+        <w:numPr>
+          <w:ilvl w:val="0"/>
+          <w:numId w:val="2"/>
+        </w:numPr>
+        <w:rPr>
+          <w:lang w:val="en-US"/>
+        </w:rPr>
+      </w:pPr>
+      <w:r>
+        <w:rPr>
+          <w:lang w:val="en-US"/>
+        </w:rPr>
+        <w:t>Đổi từ GPU hay TPU sang CPU</w:t>
+      </w:r>
+    </w:p>
+    <w:p>
+      <w:pPr>
+        <w:pStyle w:val="ListParagraph"/>
+        <w:numPr>
+          <w:ilvl w:val="0"/>
+          <w:numId w:val="1"/>
+        </w:numPr>
+        <w:rPr>
+          <w:lang w:val="en-US"/>
+        </w:rPr>
+      </w:pPr>
+      <w:r>
+        <w:rPr>
+          <w:lang w:val="en-US"/>
+        </w:rPr>
+        <w:t>Cú Pháp Tải Thư Viện?</w:t>
+      </w:r>
+    </w:p>
+    <w:p>
+      <w:pPr>
+        <w:pStyle w:val="ListParagraph"/>
+        <w:numPr>
+          <w:ilvl w:val="0"/>
+          <w:numId w:val="2"/>
+        </w:numPr>
+        <w:pBdr>
+          <w:top w:val="single" w:sz="4" w:space="1" w:color="auto"/>
+          <w:left w:val="single" w:sz="4" w:space="4" w:color="auto"/>
+          <w:bottom w:val="single" w:sz="4" w:space="1" w:color="auto"/>
+          <w:right w:val="single" w:sz="4" w:space="4" w:color="auto"/>
+        </w:pBdr>
+        <w:rPr>
+          <w:lang w:val="en-US"/>
+        </w:rPr>
+      </w:pPr>
+      <w:r>
+        <w:rPr>
+          <w:lang w:val="en-US"/>
+        </w:rPr>
+        <w:t>!pip install &lt;Tên Thư Viện&gt;</w:t>
+      </w:r>
+    </w:p>
+    <w:p>
+      <w:pPr>
+        <w:pStyle w:val="ListParagraph"/>
+        <w:numPr>
+          <w:ilvl w:val="0"/>
+          <w:numId w:val="2"/>
+        </w:numPr>
+        <w:rPr>
+          <w:lang w:val="en-US"/>
+        </w:rPr>
+      </w:pPr>
+      <w:r>
+        <w:rPr>
+          <w:lang w:val="en-US"/>
+        </w:rPr>
+        <w:t>Ví dụ</w:t>
+      </w:r>
+    </w:p>
+    <w:p>
+      <w:pPr>
+        <w:pStyle w:val="ListParagraph"/>
+        <w:numPr>
+          <w:ilvl w:val="0"/>
+          <w:numId w:val="2"/>
+        </w:numPr>
+        <w:pBdr>
+          <w:top w:val="single" w:sz="4" w:space="1" w:color="auto"/>
+          <w:left w:val="single" w:sz="4" w:space="4" w:color="auto"/>
+          <w:bottom w:val="single" w:sz="4" w:space="1" w:color="auto"/>
+          <w:right w:val="single" w:sz="4" w:space="4" w:color="auto"/>
+        </w:pBdr>
+        <w:rPr>
+          <w:lang w:val="en-US"/>
+        </w:rPr>
+      </w:pPr>
+      <w:r>
+        <w:rPr>
+          <w:lang w:val="en-US"/>
+        </w:rPr>
+        <w:t>!pip install pygame</w:t>
+      </w:r>
+    </w:p>
+    <w:p>
+      <w:pPr>
+        <w:pStyle w:val="ListParagraph"/>
+        <w:numPr>
+          <w:ilvl w:val="0"/>
+          <w:numId w:val="1"/>
+        </w:numPr>
+        <w:rPr>
+          <w:lang w:val="en-US"/>
+        </w:rPr>
+      </w:pPr>
+      <w:r>
+        <w:rPr>
+          <w:lang w:val="en-US"/>
+        </w:rPr>
+        <w:t>Dãy Lệnh Tải Các Game Để Test AI Học Tăng Cường?</w:t>
       </w:r>
     </w:p>
     <w:p>
@@ -1225,7 +1515,7 @@
         <w:rPr>
           <w:lang w:val="en-US"/>
         </w:rPr>
-        <w:t>!apt-get update</w:t>
+        <w:t>!pip install gym gym[atari] gym[accept-rom-license] pyvirtualdisplay pygame</w:t>
       </w:r>
     </w:p>
     <w:p>
@@ -1246,43 +1536,7 @@
         <w:rPr>
           <w:lang w:val="en-US"/>
         </w:rPr>
-        <w:t>!apt-get install xvfb</w:t>
-      </w:r>
-    </w:p>
-    <w:p>
-      <w:pPr>
-        <w:pStyle w:val="ListParagraph"/>
-        <w:numPr>
-          <w:ilvl w:val="0"/>
-          <w:numId w:val="1"/>
-        </w:numPr>
-        <w:rPr>
-          <w:lang w:val="en-US"/>
-        </w:rPr>
-      </w:pPr>
-      <w:r>
-        <w:rPr>
-          <w:lang w:val="en-US"/>
-        </w:rPr>
-        <w:t xml:space="preserve">Những </w:t>
-      </w:r>
-      <w:r>
-        <w:rPr>
-          <w:lang w:val="en-US"/>
-        </w:rPr>
-        <w:t xml:space="preserve">Thư Viện Đã Có Sẵn Trong </w:t>
-      </w:r>
-      <w:r>
-        <w:rPr>
-          <w:lang w:val="en-US"/>
-        </w:rPr>
-        <w:t>Google Colab</w:t>
-      </w:r>
-      <w:r>
-        <w:rPr>
-          <w:lang w:val="en-US"/>
-        </w:rPr>
-        <w:t>?</w:t>
+        <w:t>!apt-get update</w:t>
       </w:r>
     </w:p>
     <w:p>
@@ -1303,31 +1557,7 @@
         <w:rPr>
           <w:lang w:val="en-US"/>
         </w:rPr>
-        <w:t>keras, torch, tensorflow</w:t>
-      </w:r>
-      <w:r>
-        <w:rPr>
-          <w:lang w:val="en-US"/>
-        </w:rPr>
-        <w:t>, jax</w:t>
-      </w:r>
-    </w:p>
-    <w:p>
-      <w:pPr>
-        <w:pStyle w:val="ListParagraph"/>
-        <w:numPr>
-          <w:ilvl w:val="0"/>
-          <w:numId w:val="2"/>
-        </w:numPr>
-        <w:rPr>
-          <w:lang w:val="en-US"/>
-        </w:rPr>
-      </w:pPr>
-      <w:r>
-        <w:rPr>
-          <w:lang w:val="en-US"/>
-        </w:rPr>
-        <w:t>Những thư viện này đều là bản mới nhất</w:t>
+        <w:t>!apt-get install xvfb</w:t>
       </w:r>
     </w:p>
     <w:p>
@@ -1345,7 +1575,25 @@
         <w:rPr>
           <w:lang w:val="en-US"/>
         </w:rPr>
-        <w:t>Tải Nhanh Những Thư Viện Xử Lí Hình Ảnh Chưa Có?</w:t>
+        <w:t xml:space="preserve">Những </w:t>
+      </w:r>
+      <w:r>
+        <w:rPr>
+          <w:lang w:val="en-US"/>
+        </w:rPr>
+        <w:t xml:space="preserve">Thư Viện Đã Có Sẵn Trong </w:t>
+      </w:r>
+      <w:r>
+        <w:rPr>
+          <w:lang w:val="en-US"/>
+        </w:rPr>
+        <w:t>Google Colab</w:t>
+      </w:r>
+      <w:r>
+        <w:rPr>
+          <w:lang w:val="en-US"/>
+        </w:rPr>
+        <w:t>?</w:t>
       </w:r>
     </w:p>
     <w:p>
@@ -1366,7 +1614,31 @@
         <w:rPr>
           <w:lang w:val="en-US"/>
         </w:rPr>
-        <w:t>!pip install mediapipe</w:t>
+        <w:t>keras, torch, tensorflow</w:t>
+      </w:r>
+      <w:r>
+        <w:rPr>
+          <w:lang w:val="en-US"/>
+        </w:rPr>
+        <w:t>, jax</w:t>
+      </w:r>
+    </w:p>
+    <w:p>
+      <w:pPr>
+        <w:pStyle w:val="ListParagraph"/>
+        <w:numPr>
+          <w:ilvl w:val="0"/>
+          <w:numId w:val="2"/>
+        </w:numPr>
+        <w:rPr>
+          <w:lang w:val="en-US"/>
+        </w:rPr>
+      </w:pPr>
+      <w:r>
+        <w:rPr>
+          <w:lang w:val="en-US"/>
+        </w:rPr>
+        <w:t>Những thư viện này đều là bản mới nhất</w:t>
       </w:r>
     </w:p>
     <w:p>
@@ -1384,133 +1656,118 @@
         <w:rPr>
           <w:lang w:val="en-US"/>
         </w:rPr>
-        <w:t>Cách Chọn GPU Và TPU?</w:t>
-      </w:r>
-    </w:p>
-    <w:p>
-      <w:pPr>
-        <w:pStyle w:val="ListParagraph"/>
-        <w:numPr>
-          <w:ilvl w:val="0"/>
-          <w:numId w:val="2"/>
-        </w:numPr>
-        <w:rPr>
-          <w:lang w:val="en-US"/>
-        </w:rPr>
-      </w:pPr>
-      <w:r>
-        <w:rPr>
-          <w:lang w:val="en-US"/>
-        </w:rPr>
-        <w:t>Vào Tab Runtime + chọn Change Runtime Type + tại Hardware Accelerator chọn GPU hoặc TPU + Click Save</w:t>
-      </w:r>
-    </w:p>
-    <w:p>
-      <w:pPr>
-        <w:pStyle w:val="ListParagraph"/>
-        <w:numPr>
-          <w:ilvl w:val="0"/>
-          <w:numId w:val="2"/>
-        </w:numPr>
-        <w:rPr>
-          <w:lang w:val="en-US"/>
-        </w:rPr>
-      </w:pPr>
-      <w:r>
-        <w:rPr>
-          <w:lang w:val="en-US"/>
-        </w:rPr>
-        <w:t>Việc làm này sẽ xóa toàn bộ dữ liệu đã tải xuống trước đó</w:t>
-      </w:r>
-    </w:p>
-    <w:p>
-      <w:pPr>
-        <w:pStyle w:val="ListParagraph"/>
-        <w:numPr>
-          <w:ilvl w:val="0"/>
-          <w:numId w:val="1"/>
-        </w:numPr>
-        <w:rPr>
-          <w:lang w:val="en-US"/>
-        </w:rPr>
-      </w:pPr>
-      <w:r>
-        <w:rPr>
-          <w:lang w:val="en-US"/>
-        </w:rPr>
-        <w:t>Câu Lệnh Dừng Code Trên Google Colab?</w:t>
-      </w:r>
-    </w:p>
-    <w:p>
-      <w:pPr>
-        <w:pStyle w:val="ListParagraph"/>
-        <w:numPr>
-          <w:ilvl w:val="0"/>
-          <w:numId w:val="2"/>
-        </w:numPr>
-        <w:rPr>
-          <w:lang w:val="en-US"/>
-        </w:rPr>
-      </w:pPr>
-      <w:r>
-        <w:rPr>
-          <w:lang w:val="en-US"/>
-        </w:rPr>
-        <w:t>Trước tiên khai báo thư viện</w:t>
-      </w:r>
-    </w:p>
-    <w:p>
-      <w:pPr>
-        <w:pStyle w:val="ListParagraph"/>
-        <w:numPr>
-          <w:ilvl w:val="0"/>
-          <w:numId w:val="2"/>
-        </w:numPr>
+        <w:t>Tải Nhanh Những Thư Viện Xử Lí Hình Ảnh Chưa Có?</w:t>
+      </w:r>
+    </w:p>
+    <w:p>
+      <w:pPr>
+        <w:pStyle w:val="ListParagraph"/>
         <w:pBdr>
           <w:top w:val="single" w:sz="4" w:space="1" w:color="auto"/>
           <w:left w:val="single" w:sz="4" w:space="4" w:color="auto"/>
           <w:bottom w:val="single" w:sz="4" w:space="1" w:color="auto"/>
           <w:right w:val="single" w:sz="4" w:space="4" w:color="auto"/>
         </w:pBdr>
-        <w:rPr>
-          <w:lang w:val="en-US"/>
-        </w:rPr>
-      </w:pPr>
-      <w:r>
-        <w:rPr>
-          <w:lang w:val="en-US"/>
-        </w:rPr>
-        <w:t>import sys</w:t>
-      </w:r>
-    </w:p>
-    <w:p>
-      <w:pPr>
-        <w:pStyle w:val="ListParagraph"/>
-        <w:numPr>
-          <w:ilvl w:val="0"/>
-          <w:numId w:val="2"/>
-        </w:numPr>
-        <w:rPr>
-          <w:lang w:val="en-US"/>
-        </w:rPr>
-      </w:pPr>
-      <w:r>
-        <w:rPr>
-          <w:lang w:val="en-US"/>
-        </w:rPr>
-        <w:t>Sau đó muốn dừng chỗ nào thì đặt câu lệnh</w:t>
-      </w:r>
-      <w:r>
-        <w:rPr>
-          <w:lang w:val="en-US"/>
-        </w:rPr>
-        <w:t xml:space="preserve"> này</w:t>
-      </w:r>
-      <w:r>
-        <w:rPr>
-          <w:lang w:val="en-US"/>
-        </w:rPr>
-        <w:t xml:space="preserve"> ngay chỗ đó</w:t>
+        <w:ind w:left="1080"/>
+        <w:rPr>
+          <w:lang w:val="en-US"/>
+        </w:rPr>
+      </w:pPr>
+      <w:r>
+        <w:rPr>
+          <w:lang w:val="en-US"/>
+        </w:rPr>
+        <w:t>!pip install mediapipe</w:t>
+      </w:r>
+    </w:p>
+    <w:p>
+      <w:pPr>
+        <w:pStyle w:val="ListParagraph"/>
+        <w:numPr>
+          <w:ilvl w:val="0"/>
+          <w:numId w:val="1"/>
+        </w:numPr>
+        <w:rPr>
+          <w:lang w:val="en-US"/>
+        </w:rPr>
+      </w:pPr>
+      <w:r>
+        <w:rPr>
+          <w:lang w:val="en-US"/>
+        </w:rPr>
+        <w:t>Cách Chọn GPU Và TPU?</w:t>
+      </w:r>
+    </w:p>
+    <w:p>
+      <w:pPr>
+        <w:pStyle w:val="ListParagraph"/>
+        <w:numPr>
+          <w:ilvl w:val="0"/>
+          <w:numId w:val="2"/>
+        </w:numPr>
+        <w:rPr>
+          <w:lang w:val="en-US"/>
+        </w:rPr>
+      </w:pPr>
+      <w:r>
+        <w:rPr>
+          <w:lang w:val="en-US"/>
+        </w:rPr>
+        <w:t>Vào Tab Runtime + chọn Change Runtime Type + tại Hardware Accelerator chọn GPU hoặc TPU + Click Save</w:t>
+      </w:r>
+    </w:p>
+    <w:p>
+      <w:pPr>
+        <w:pStyle w:val="ListParagraph"/>
+        <w:numPr>
+          <w:ilvl w:val="0"/>
+          <w:numId w:val="2"/>
+        </w:numPr>
+        <w:rPr>
+          <w:lang w:val="en-US"/>
+        </w:rPr>
+      </w:pPr>
+      <w:r>
+        <w:rPr>
+          <w:lang w:val="en-US"/>
+        </w:rPr>
+        <w:t>Việc làm này sẽ xóa toàn bộ dữ liệu đã tải xuống trước đó</w:t>
+      </w:r>
+    </w:p>
+    <w:p>
+      <w:pPr>
+        <w:pStyle w:val="ListParagraph"/>
+        <w:numPr>
+          <w:ilvl w:val="0"/>
+          <w:numId w:val="1"/>
+        </w:numPr>
+        <w:rPr>
+          <w:lang w:val="en-US"/>
+        </w:rPr>
+      </w:pPr>
+      <w:r>
+        <w:rPr>
+          <w:lang w:val="en-US"/>
+        </w:rPr>
+        <w:t>Câu Lệnh Dừng Code Trên Google Colab?</w:t>
+      </w:r>
+    </w:p>
+    <w:p>
+      <w:pPr>
+        <w:pStyle w:val="ListParagraph"/>
+        <w:numPr>
+          <w:ilvl w:val="0"/>
+          <w:numId w:val="2"/>
+        </w:numPr>
+        <w:rPr>
+          <w:lang w:val="en-US"/>
+        </w:rPr>
+      </w:pPr>
+      <w:r>
+        <w:rPr>
+          <w:lang w:val="en-US"/>
+        </w:rPr>
+        <w:t>Trước tiên khai báo thư viện</w:t>
       </w:r>
     </w:p>
     <w:p>
@@ -1534,55 +1791,37 @@
         <w:rPr>
           <w:lang w:val="en-US"/>
         </w:rPr>
-        <w:t>sys.exit()</w:t>
-      </w:r>
-    </w:p>
-    <w:p>
-      <w:pPr>
-        <w:pStyle w:val="ListParagraph"/>
-        <w:numPr>
-          <w:ilvl w:val="0"/>
-          <w:numId w:val="1"/>
-        </w:numPr>
-        <w:rPr>
-          <w:lang w:val="en-US"/>
-        </w:rPr>
-      </w:pPr>
-      <w:r>
-        <w:rPr>
-          <w:lang w:val="en-US"/>
-        </w:rPr>
-        <w:t>Muốn Đo Thời Gian</w:t>
-      </w:r>
-      <w:r>
-        <w:rPr>
-          <w:lang w:val="en-US"/>
-        </w:rPr>
-        <w:t xml:space="preserve"> Trung Bình</w:t>
-      </w:r>
-      <w:r>
-        <w:rPr>
-          <w:lang w:val="en-US"/>
-        </w:rPr>
-        <w:t xml:space="preserve"> Thực Thi 1 Câu Lệnh Trên Google Colab?</w:t>
-      </w:r>
-    </w:p>
-    <w:p>
-      <w:pPr>
-        <w:pStyle w:val="ListParagraph"/>
-        <w:numPr>
-          <w:ilvl w:val="0"/>
-          <w:numId w:val="2"/>
-        </w:numPr>
-        <w:rPr>
-          <w:lang w:val="en-US"/>
-        </w:rPr>
-      </w:pPr>
-      <w:r>
-        <w:rPr>
-          <w:lang w:val="en-US"/>
-        </w:rPr>
-        <w:t>Đặt trước câu lệnh dòng Code sau</w:t>
+        <w:t>import sys</w:t>
+      </w:r>
+    </w:p>
+    <w:p>
+      <w:pPr>
+        <w:pStyle w:val="ListParagraph"/>
+        <w:numPr>
+          <w:ilvl w:val="0"/>
+          <w:numId w:val="2"/>
+        </w:numPr>
+        <w:rPr>
+          <w:lang w:val="en-US"/>
+        </w:rPr>
+      </w:pPr>
+      <w:r>
+        <w:rPr>
+          <w:lang w:val="en-US"/>
+        </w:rPr>
+        <w:t>Sau đó muốn dừng chỗ nào thì đặt câu lệnh</w:t>
+      </w:r>
+      <w:r>
+        <w:rPr>
+          <w:lang w:val="en-US"/>
+        </w:rPr>
+        <w:t xml:space="preserve"> này</w:t>
+      </w:r>
+      <w:r>
+        <w:rPr>
+          <w:lang w:val="en-US"/>
+        </w:rPr>
+        <w:t xml:space="preserve"> ngay chỗ đó</w:t>
       </w:r>
     </w:p>
     <w:p>
@@ -1606,25 +1845,56 @@
         <w:rPr>
           <w:lang w:val="en-US"/>
         </w:rPr>
-        <w:t xml:space="preserve">%timeit –r &lt;Số Lần Chạy&gt; –n &lt;Số Lần Thực Thi Câu Lệnh Lệnh Mỗi Lần Chạy&gt; </w:t>
-      </w:r>
-    </w:p>
-    <w:p>
-      <w:pPr>
-        <w:pStyle w:val="ListParagraph"/>
-        <w:numPr>
-          <w:ilvl w:val="0"/>
-          <w:numId w:val="2"/>
-        </w:numPr>
-        <w:rPr>
-          <w:lang w:val="en-US"/>
-        </w:rPr>
-      </w:pPr>
-      <w:r>
-        <w:rPr>
-          <w:lang w:val="en-US"/>
-        </w:rPr>
-        <w:t>Ví dụ, câu lệnh sum sẽ chạy tổng cộng 1000 lần và đo thời gian trung bình thực hiện câu lệnh này</w:t>
+        <w:lastRenderedPageBreak/>
+        <w:t>sys.exit()</w:t>
+      </w:r>
+    </w:p>
+    <w:p>
+      <w:pPr>
+        <w:pStyle w:val="ListParagraph"/>
+        <w:numPr>
+          <w:ilvl w:val="0"/>
+          <w:numId w:val="1"/>
+        </w:numPr>
+        <w:rPr>
+          <w:lang w:val="en-US"/>
+        </w:rPr>
+      </w:pPr>
+      <w:r>
+        <w:rPr>
+          <w:lang w:val="en-US"/>
+        </w:rPr>
+        <w:t>Muốn Đo Thời Gian</w:t>
+      </w:r>
+      <w:r>
+        <w:rPr>
+          <w:lang w:val="en-US"/>
+        </w:rPr>
+        <w:t xml:space="preserve"> Trung Bình</w:t>
+      </w:r>
+      <w:r>
+        <w:rPr>
+          <w:lang w:val="en-US"/>
+        </w:rPr>
+        <w:t xml:space="preserve"> Thực Thi 1 Câu Lệnh Trên Google Colab?</w:t>
+      </w:r>
+    </w:p>
+    <w:p>
+      <w:pPr>
+        <w:pStyle w:val="ListParagraph"/>
+        <w:numPr>
+          <w:ilvl w:val="0"/>
+          <w:numId w:val="2"/>
+        </w:numPr>
+        <w:rPr>
+          <w:lang w:val="en-US"/>
+        </w:rPr>
+      </w:pPr>
+      <w:r>
+        <w:rPr>
+          <w:lang w:val="en-US"/>
+        </w:rPr>
+        <w:t>Đặt trước câu lệnh dòng Code sau</w:t>
       </w:r>
     </w:p>
     <w:p>
@@ -1648,61 +1918,25 @@
         <w:rPr>
           <w:lang w:val="en-US"/>
         </w:rPr>
-        <w:t>%timeit –r 10 –n 100 sum(range(20))</w:t>
-      </w:r>
-    </w:p>
-    <w:p>
-      <w:pPr>
-        <w:pStyle w:val="ListParagraph"/>
-        <w:numPr>
-          <w:ilvl w:val="0"/>
-          <w:numId w:val="2"/>
-        </w:numPr>
-        <w:rPr>
-          <w:lang w:val="en-US"/>
-        </w:rPr>
-      </w:pPr>
-      <w:r>
-        <w:rPr>
-          <w:lang w:val="en-US"/>
-        </w:rPr>
-        <w:t>Màn hình Output</w:t>
-      </w:r>
-    </w:p>
-    <w:p>
-      <w:pPr>
-        <w:pStyle w:val="ListParagraph"/>
-        <w:numPr>
-          <w:ilvl w:val="0"/>
-          <w:numId w:val="2"/>
-        </w:numPr>
-        <w:rPr>
-          <w:lang w:val="en-US"/>
-        </w:rPr>
-      </w:pPr>
-      <w:r>
-        <w:rPr>
-          <w:lang w:val="en-US"/>
-        </w:rPr>
-        <w:t>475 ns ± 43.5 ns per loop (mean ± std. dev. of 10 runs, 100 loops each)</w:t>
-      </w:r>
-    </w:p>
-    <w:p>
-      <w:pPr>
-        <w:pStyle w:val="ListParagraph"/>
-        <w:numPr>
-          <w:ilvl w:val="0"/>
-          <w:numId w:val="1"/>
-        </w:numPr>
-        <w:rPr>
-          <w:lang w:val="en-US"/>
-        </w:rPr>
-      </w:pPr>
-      <w:r>
-        <w:rPr>
-          <w:lang w:val="en-US"/>
-        </w:rPr>
-        <w:t>Chỉ Muốn Đo 1 Lần Thời Gian Thực Hiện Câu Lệnh Tại Thời Điểm Hiện Tại?</w:t>
+        <w:t xml:space="preserve">%timeit –r &lt;Số Lần Chạy&gt; –n &lt;Số Lần Thực Thi Câu Lệnh Lệnh Mỗi Lần Chạy&gt; </w:t>
+      </w:r>
+    </w:p>
+    <w:p>
+      <w:pPr>
+        <w:pStyle w:val="ListParagraph"/>
+        <w:numPr>
+          <w:ilvl w:val="0"/>
+          <w:numId w:val="2"/>
+        </w:numPr>
+        <w:rPr>
+          <w:lang w:val="en-US"/>
+        </w:rPr>
+      </w:pPr>
+      <w:r>
+        <w:rPr>
+          <w:lang w:val="en-US"/>
+        </w:rPr>
+        <w:t>Ví dụ, câu lệnh sum sẽ chạy tổng cộng 1000 lần và đo thời gian trung bình thực hiện câu lệnh này</w:t>
       </w:r>
     </w:p>
     <w:p>
@@ -1726,25 +1960,61 @@
         <w:rPr>
           <w:lang w:val="en-US"/>
         </w:rPr>
-        <w:t>%time &lt;Câu Lệnh&gt;</w:t>
-      </w:r>
-    </w:p>
-    <w:p>
-      <w:pPr>
-        <w:pStyle w:val="ListParagraph"/>
-        <w:numPr>
-          <w:ilvl w:val="0"/>
-          <w:numId w:val="2"/>
-        </w:numPr>
-        <w:rPr>
-          <w:lang w:val="en-US"/>
-        </w:rPr>
-      </w:pPr>
-      <w:r>
-        <w:rPr>
-          <w:lang w:val="en-US"/>
-        </w:rPr>
-        <w:t>Ví dụ</w:t>
+        <w:t>%timeit –r 10 –n 100 sum(range(20))</w:t>
+      </w:r>
+    </w:p>
+    <w:p>
+      <w:pPr>
+        <w:pStyle w:val="ListParagraph"/>
+        <w:numPr>
+          <w:ilvl w:val="0"/>
+          <w:numId w:val="2"/>
+        </w:numPr>
+        <w:rPr>
+          <w:lang w:val="en-US"/>
+        </w:rPr>
+      </w:pPr>
+      <w:r>
+        <w:rPr>
+          <w:lang w:val="en-US"/>
+        </w:rPr>
+        <w:t>Màn hình Output</w:t>
+      </w:r>
+    </w:p>
+    <w:p>
+      <w:pPr>
+        <w:pStyle w:val="ListParagraph"/>
+        <w:numPr>
+          <w:ilvl w:val="0"/>
+          <w:numId w:val="2"/>
+        </w:numPr>
+        <w:rPr>
+          <w:lang w:val="en-US"/>
+        </w:rPr>
+      </w:pPr>
+      <w:r>
+        <w:rPr>
+          <w:lang w:val="en-US"/>
+        </w:rPr>
+        <w:t>475 ns ± 43.5 ns per loop (mean ± std. dev. of 10 runs, 100 loops each)</w:t>
+      </w:r>
+    </w:p>
+    <w:p>
+      <w:pPr>
+        <w:pStyle w:val="ListParagraph"/>
+        <w:numPr>
+          <w:ilvl w:val="0"/>
+          <w:numId w:val="1"/>
+        </w:numPr>
+        <w:rPr>
+          <w:lang w:val="en-US"/>
+        </w:rPr>
+      </w:pPr>
+      <w:r>
+        <w:rPr>
+          <w:lang w:val="en-US"/>
+        </w:rPr>
+        <w:t>Chỉ Muốn Đo 1 Lần Thời Gian Thực Hiện Câu Lệnh Tại Thời Điểm Hiện Tại?</w:t>
       </w:r>
     </w:p>
     <w:p>
@@ -1768,25 +2038,25 @@
         <w:rPr>
           <w:lang w:val="en-US"/>
         </w:rPr>
-        <w:t>%time sum(range(100))</w:t>
-      </w:r>
-    </w:p>
-    <w:p>
-      <w:pPr>
-        <w:pStyle w:val="ListParagraph"/>
-        <w:numPr>
-          <w:ilvl w:val="0"/>
-          <w:numId w:val="2"/>
-        </w:numPr>
-        <w:rPr>
-          <w:lang w:val="en-US"/>
-        </w:rPr>
-      </w:pPr>
-      <w:r>
-        <w:rPr>
-          <w:lang w:val="en-US"/>
-        </w:rPr>
-        <w:t>Màn hình Output</w:t>
+        <w:t>%time &lt;Câu Lệnh&gt;</w:t>
+      </w:r>
+    </w:p>
+    <w:p>
+      <w:pPr>
+        <w:pStyle w:val="ListParagraph"/>
+        <w:numPr>
+          <w:ilvl w:val="0"/>
+          <w:numId w:val="2"/>
+        </w:numPr>
+        <w:rPr>
+          <w:lang w:val="en-US"/>
+        </w:rPr>
+      </w:pPr>
+      <w:r>
+        <w:rPr>
+          <w:lang w:val="en-US"/>
+        </w:rPr>
+        <w:t>Ví dụ</w:t>
       </w:r>
     </w:p>
     <w:p>
@@ -1810,7 +2080,48 @@
         <w:rPr>
           <w:lang w:val="en-US"/>
         </w:rPr>
-        <w:lastRenderedPageBreak/>
+        <w:t>%time sum(range(100))</w:t>
+      </w:r>
+    </w:p>
+    <w:p>
+      <w:pPr>
+        <w:pStyle w:val="ListParagraph"/>
+        <w:numPr>
+          <w:ilvl w:val="0"/>
+          <w:numId w:val="2"/>
+        </w:numPr>
+        <w:rPr>
+          <w:lang w:val="en-US"/>
+        </w:rPr>
+      </w:pPr>
+      <w:r>
+        <w:rPr>
+          <w:lang w:val="en-US"/>
+        </w:rPr>
+        <w:t>Màn hình Output</w:t>
+      </w:r>
+    </w:p>
+    <w:p>
+      <w:pPr>
+        <w:pStyle w:val="ListParagraph"/>
+        <w:numPr>
+          <w:ilvl w:val="0"/>
+          <w:numId w:val="2"/>
+        </w:numPr>
+        <w:pBdr>
+          <w:top w:val="single" w:sz="4" w:space="1" w:color="auto"/>
+          <w:left w:val="single" w:sz="4" w:space="4" w:color="auto"/>
+          <w:bottom w:val="single" w:sz="4" w:space="1" w:color="auto"/>
+          <w:right w:val="single" w:sz="4" w:space="4" w:color="auto"/>
+        </w:pBdr>
+        <w:rPr>
+          <w:lang w:val="en-US"/>
+        </w:rPr>
+      </w:pPr>
+      <w:r>
+        <w:rPr>
+          <w:lang w:val="en-US"/>
+        </w:rPr>
         <w:t>CPU times: user 8 µs, sys: 1 µs, total: 9 µs</w:t>
       </w:r>
     </w:p>
@@ -2556,6 +2867,7 @@
         <w:rPr>
           <w:lang w:val="en-US"/>
         </w:rPr>
+        <w:lastRenderedPageBreak/>
         <w:t>torch.randn(2, 3, 4)</w:t>
       </w:r>
     </w:p>
@@ -2879,7 +3191,6 @@
         <w:rPr>
           <w:lang w:val="en-US"/>
         </w:rPr>
-        <w:lastRenderedPageBreak/>
         <w:t>Cách Để Mỗi Lần Chạy Lại Chương Trình Thì Giá Trị Ngẫu Nhiên Không Thay Đổi?</w:t>
       </w:r>
     </w:p>
@@ -3542,6 +3853,7 @@
         <w:rPr>
           <w:lang w:val="en-US"/>
         </w:rPr>
+        <w:lastRenderedPageBreak/>
         <w:t>Tưởng tượng 2 Tensor là 2 xấp ảnh, bây giờ ta ghép 2 xấp ảnh này với nhau theo chiều ngang, dọc, … như thế nào đó để mặt ghép vừa khít với nhau, tạo ra xấp ảnh mới lớn hơn</w:t>
       </w:r>
     </w:p>
@@ -3949,7 +4261,6 @@
         <w:rPr>
           <w:lang w:val="en-US"/>
         </w:rPr>
-        <w:lastRenderedPageBreak/>
         <w:t>Ta có</w:t>
       </w:r>
     </w:p>
@@ -4737,19 +5048,8 @@
         <w:rPr>
           <w:lang w:val="en-US"/>
         </w:rPr>
-        <w:t xml:space="preserve">Mỗi Core </w:t>
-      </w:r>
-      <w:r>
-        <w:rPr>
-          <w:lang w:val="en-US"/>
-        </w:rPr>
-        <w:t>tính toán lần lượt, từng phép tính một</w:t>
-      </w:r>
-      <w:r>
-        <w:rPr>
-          <w:lang w:val="en-US"/>
-        </w:rPr>
-        <w:t>, ghép nhiều Core vào nhau để tính toán song song</w:t>
+        <w:lastRenderedPageBreak/>
+        <w:t>Mỗi Core tính toán lần lượt, từng phép tính một, ghép nhiều Core vào nhau để tính toán song song</w:t>
       </w:r>
     </w:p>
     <w:p>
@@ -5070,7 +5370,6 @@
         <w:rPr>
           <w:lang w:val="en-US"/>
         </w:rPr>
-        <w:lastRenderedPageBreak/>
         <w:t>cuda.get_device_name(&lt;Index&gt;)</w:t>
       </w:r>
     </w:p>
@@ -5706,6 +6005,7 @@
         <w:rPr>
           <w:lang w:val="en-US"/>
         </w:rPr>
+        <w:lastRenderedPageBreak/>
         <w:t>&lt;Tensor Mới&gt; = &lt;Tensor Cũ&gt;.to(&lt;Device&gt;)</w:t>
       </w:r>
     </w:p>
@@ -5726,8 +6026,6 @@
         </w:rPr>
         <w:t>Bạn cũng có thể Copy Module từ nơi nào đó sang Core này với cú pháp tương tự</w:t>
       </w:r>
-      <w:bookmarkStart w:id="0" w:name="_GoBack"/>
-      <w:bookmarkEnd w:id="0"/>
     </w:p>
     <w:p>
       <w:pPr>
@@ -5999,14 +6297,7 @@
         <w:rPr>
           <w:lang w:val="en-US"/>
         </w:rPr>
-        <w:t xml:space="preserve"> nên Gradient hiện tại của x là 0 được + 60, nãy giờ nói về việc lan truyền của z quên mẹ w, giả sử Node w = 3x + y, y có giá trị hiện tại = 1, nó sẽ tính 9w’ = 9(3x’ + y’) = 27x’ + 9y’, nó truyền 27 cho Node x, nhưng như đã nói thì nó sẽ dừng lại tại đây và 27 được + vào Gradient của Node x, làm cho Gradient của nó = 60 + </w:t>
-      </w:r>
-      <w:r>
-        <w:rPr>
-          <w:lang w:val="en-US"/>
-        </w:rPr>
-        <w:lastRenderedPageBreak/>
-        <w:t xml:space="preserve">27 = 87, quên nữa là 9 được truyền cho Node y nhưng đây cũng là </w:t>
+        <w:t xml:space="preserve"> nên Gradient hiện tại của x là 0 được + 60, nãy giờ nói về việc lan truyền của z quên mẹ w, giả sử Node w = 3x + y, y có giá trị hiện tại = 1, nó sẽ tính 9w’ = 9(3x’ + y’) = 27x’ + 9y’, nó truyền 27 cho Node x, nhưng như đã nói thì nó sẽ dừng lại tại đây và 27 được + vào Gradient của Node x, làm cho Gradient của nó = 60 + 27 = 87, quên nữa là 9 được truyền cho Node y nhưng đây cũng là </w:t>
       </w:r>
       <w:r>
         <w:rPr>
@@ -6505,6 +6796,7 @@
         <w:rPr>
           <w:lang w:val="en-US"/>
         </w:rPr>
+        <w:lastRenderedPageBreak/>
         <w:t xml:space="preserve">&lt;Biểu </w:t>
       </w:r>
       <w:r>
@@ -6859,7 +7151,6 @@
         <w:rPr>
           <w:lang w:val="en-US"/>
         </w:rPr>
-        <w:lastRenderedPageBreak/>
         <w:t xml:space="preserve">Đặt </w:t>
       </w:r>
       <w:r>
@@ -7385,6 +7676,7 @@
         <w:rPr>
           <w:lang w:val="en-US"/>
         </w:rPr>
+        <w:lastRenderedPageBreak/>
         <w:t>Ta có</w:t>
       </w:r>
     </w:p>
@@ -8569,6 +8861,7 @@
               <w:rPr>
                 <w:lang w:val="en-US"/>
               </w:rPr>
+              <w:lastRenderedPageBreak/>
               <w:t>foo mới</w:t>
             </w:r>
           </w:p>
@@ -8905,7 +9198,6 @@
         <w:rPr>
           <w:lang w:val="en-US"/>
         </w:rPr>
-        <w:lastRenderedPageBreak/>
         <w:t>Ví dụ</w:t>
       </w:r>
     </w:p>
@@ -9518,6 +9810,7 @@
         <w:rPr>
           <w:lang w:val="en-US"/>
         </w:rPr>
+        <w:lastRenderedPageBreak/>
         <w:t>)</w:t>
       </w:r>
     </w:p>
@@ -9821,7 +10114,6 @@
         <w:rPr>
           <w:lang w:val="en-US"/>
         </w:rPr>
-        <w:lastRenderedPageBreak/>
         <w:t>Tương đương việc cầm chặt xấp ảnh lên rồi đặt lại vào góc tường theo kiểu nằm khác</w:t>
       </w:r>
     </w:p>
@@ -10488,6 +10780,7 @@
         <w:rPr>
           <w:lang w:val="en-US"/>
         </w:rPr>
+        <w:lastRenderedPageBreak/>
         <w:t>Lặp Lại Tensor Nhưng Không Tốn Thêm Không Gian Lưu Trữ?</w:t>
       </w:r>
     </w:p>
@@ -10851,7 +11144,6 @@
         <w:rPr>
           <w:lang w:val="en-US"/>
         </w:rPr>
-        <w:lastRenderedPageBreak/>
         <w:t>Non Contiguous được tạo ra khi bạn ghép nhiều Tensor lại với nhau, hoặc thay đổi thứ tự Tensor, Pytorch sẽ không tạo ra Tensor mới mà tham chiếu đến các Tensor mảnh ghép</w:t>
       </w:r>
     </w:p>
@@ -11430,6 +11722,7 @@
         <w:rPr>
           <w:lang w:val="en-US"/>
         </w:rPr>
+        <w:lastRenderedPageBreak/>
         <w:t xml:space="preserve">Mỗi lần muốn lưu Parameter của </w:t>
       </w:r>
       <w:r>
@@ -11762,7 +12055,6 @@
         <w:rPr>
           <w:lang w:val="en-US"/>
         </w:rPr>
-        <w:lastRenderedPageBreak/>
         <w:t>loss = criterion(&lt;Tensor Dự Đoán&gt;, &lt;Tensor Nhãn&gt;)</w:t>
       </w:r>
     </w:p>
@@ -12354,6 +12646,7 @@
         <w:rPr>
           <w:lang w:val="en-US"/>
         </w:rPr>
+        <w:lastRenderedPageBreak/>
         <w:t>print(&lt;</w:t>
       </w:r>
       <w:r>
@@ -12714,7 +13007,6 @@
         <w:rPr>
           <w:lang w:val="en-US"/>
         </w:rPr>
-        <w:lastRenderedPageBreak/>
         <w:t>&lt;Lớp Sequential&gt; = nn.Sequential(&lt;Các Module&gt;)</w:t>
       </w:r>
     </w:p>
@@ -13831,6 +14123,7 @@
         <w:rPr>
           <w:lang w:val="en-US"/>
         </w:rPr>
+        <w:lastRenderedPageBreak/>
         <w:t>Để có thể sử dụng “nn.Linear”, … bên trong Class, khi đó mọi Parameter của mấ</w:t>
       </w:r>
       <w:r>
@@ -14179,7 +14472,6 @@
         <w:rPr>
           <w:lang w:val="en-US"/>
         </w:rPr>
-        <w:lastRenderedPageBreak/>
         <w:t>Minh họa</w:t>
       </w:r>
     </w:p>

--- a/torch.docx
+++ b/torch.docx
@@ -857,7 +857,6 @@
           <w:lang w:val="en-US"/>
         </w:rPr>
       </w:pPr>
-      <w:bookmarkStart w:id="0" w:name="_GoBack"/>
       <w:r>
         <w:rPr>
           <w:lang w:val="en-US"/>
@@ -865,7 +864,6 @@
         <w:t>!unzip \*.zip &amp;&amp; rm *.zip</w:t>
       </w:r>
     </w:p>
-    <w:bookmarkEnd w:id="0"/>
     <w:p>
       <w:pPr>
         <w:pStyle w:val="ListParagraph"/>
@@ -9543,19 +9541,19 @@
         <w:rPr>
           <w:lang w:val="en-US"/>
         </w:rPr>
-        <w:t>plt.axis(</w:t>
-      </w:r>
-      <w:r>
-        <w:rPr>
-          <w:lang w:val="en-US"/>
-        </w:rPr>
-        <w:t>‘</w:t>
-      </w:r>
-      <w:r>
-        <w:rPr>
-          <w:lang w:val="en-US"/>
-        </w:rPr>
-        <w:t>off’)</w:t>
+        <w:t>plt.axis</w:t>
+      </w:r>
+      <w:r>
+        <w:rPr>
+          <w:lang w:val="en-US"/>
+        </w:rPr>
+        <w:t>("off"</w:t>
+      </w:r>
+      <w:r>
+        <w:rPr>
+          <w:lang w:val="en-US"/>
+        </w:rPr>
+        <w:t>)</w:t>
       </w:r>
     </w:p>
     <w:p>
@@ -32382,25 +32380,25 @@
         <w:rPr>
           <w:lang w:val="en-US"/>
         </w:rPr>
-        <w:t>Datasets:</w:t>
-      </w:r>
-    </w:p>
-    <w:p>
-      <w:pPr>
-        <w:pStyle w:val="ListParagraph"/>
-        <w:numPr>
-          <w:ilvl w:val="0"/>
-          <w:numId w:val="5"/>
-        </w:numPr>
-        <w:rPr>
-          <w:lang w:val="en-US"/>
-        </w:rPr>
-      </w:pPr>
-      <w:r>
-        <w:rPr>
-          <w:lang w:val="en-US"/>
-        </w:rPr>
-        <w:t>Cách Sử Dụng Data Loader Để Xáo Trộn Bộ Dữ Liệu và chia thành các Batch?</w:t>
+        <w:t>Torch Vision:</w:t>
+      </w:r>
+    </w:p>
+    <w:p>
+      <w:pPr>
+        <w:pStyle w:val="ListParagraph"/>
+        <w:numPr>
+          <w:ilvl w:val="0"/>
+          <w:numId w:val="15"/>
+        </w:numPr>
+        <w:rPr>
+          <w:lang w:val="en-US"/>
+        </w:rPr>
+      </w:pPr>
+      <w:r>
+        <w:rPr>
+          <w:lang w:val="en-US"/>
+        </w:rPr>
+        <w:t>Cách Import?</w:t>
       </w:r>
     </w:p>
     <w:p>
@@ -32421,7 +32419,61 @@
         <w:rPr>
           <w:lang w:val="en-US"/>
         </w:rPr>
-        <w:t>from torch.utils.data import DataLoader</w:t>
+        <w:t>f</w:t>
+      </w:r>
+      <w:r>
+        <w:rPr>
+          <w:lang w:val="en-US"/>
+        </w:rPr>
+        <w:t>rom torchvision import transforms</w:t>
+      </w:r>
+    </w:p>
+    <w:p>
+      <w:pPr>
+        <w:pStyle w:val="ListParagraph"/>
+        <w:numPr>
+          <w:ilvl w:val="0"/>
+          <w:numId w:val="15"/>
+        </w:numPr>
+        <w:rPr>
+          <w:lang w:val="en-US"/>
+        </w:rPr>
+      </w:pPr>
+      <w:r>
+        <w:rPr>
+          <w:lang w:val="en-US"/>
+        </w:rPr>
+        <w:t xml:space="preserve">Tạo </w:t>
+      </w:r>
+      <w:r>
+        <w:rPr>
+          <w:lang w:val="en-US"/>
+        </w:rPr>
+        <w:t xml:space="preserve">Hàm Có Tác Dụng Biến Đổi </w:t>
+      </w:r>
+      <w:r>
+        <w:rPr>
+          <w:lang w:val="en-US"/>
+        </w:rPr>
+        <w:t xml:space="preserve">PIL Image </w:t>
+      </w:r>
+      <w:r>
+        <w:rPr>
+          <w:lang w:val="en-US"/>
+        </w:rPr>
+        <w:t xml:space="preserve">Thành </w:t>
+      </w:r>
+      <w:r>
+        <w:rPr>
+          <w:lang w:val="en-US"/>
+        </w:rPr>
+        <w:t>Tensor</w:t>
+      </w:r>
+      <w:r>
+        <w:rPr>
+          <w:lang w:val="en-US"/>
+        </w:rPr>
+        <w:t>?</w:t>
       </w:r>
     </w:p>
     <w:p>
@@ -32438,6 +32490,30 @@
           <w:lang w:val="en-US"/>
         </w:rPr>
       </w:pPr>
+      <w:r>
+        <w:rPr>
+          <w:lang w:val="en-US"/>
+        </w:rPr>
+        <w:t>&lt;Hàm Biến Đổi&gt; = transforms.PILToTensor()</w:t>
+      </w:r>
+    </w:p>
+    <w:p>
+      <w:pPr>
+        <w:pStyle w:val="ListParagraph"/>
+        <w:numPr>
+          <w:ilvl w:val="0"/>
+          <w:numId w:val="2"/>
+        </w:numPr>
+        <w:rPr>
+          <w:lang w:val="en-US"/>
+        </w:rPr>
+      </w:pPr>
+      <w:r>
+        <w:rPr>
+          <w:lang w:val="en-US"/>
+        </w:rPr>
+        <w:t>Để biến đổi</w:t>
+      </w:r>
     </w:p>
     <w:p>
       <w:pPr>
@@ -32457,13 +32533,160 @@
         <w:rPr>
           <w:lang w:val="en-US"/>
         </w:rPr>
-        <w:t>DATA_LOADER</w:t>
-      </w:r>
-      <w:r>
-        <w:rPr>
-          <w:lang w:val="en-US"/>
-        </w:rPr>
-        <w:t xml:space="preserve"> = DataLoader(</w:t>
+        <w:t>&lt;Tensor Ảnh&gt; = &lt;Hàm Biến Đổi&gt;(&lt;PIL Image&gt;)</w:t>
+      </w:r>
+    </w:p>
+    <w:p>
+      <w:pPr>
+        <w:pStyle w:val="ListParagraph"/>
+        <w:numPr>
+          <w:ilvl w:val="0"/>
+          <w:numId w:val="2"/>
+        </w:numPr>
+        <w:rPr>
+          <w:lang w:val="en-US"/>
+        </w:rPr>
+      </w:pPr>
+      <w:r>
+        <w:rPr>
+          <w:lang w:val="en-US"/>
+        </w:rPr>
+        <w:t>Mỗi phần tử trong &lt;Tensor Ảnh&gt; có giá trị từ 0 đến 255</w:t>
+      </w:r>
+    </w:p>
+    <w:p>
+      <w:pPr>
+        <w:pStyle w:val="ListParagraph"/>
+        <w:numPr>
+          <w:ilvl w:val="0"/>
+          <w:numId w:val="2"/>
+        </w:numPr>
+        <w:rPr>
+          <w:lang w:val="en-US"/>
+        </w:rPr>
+      </w:pPr>
+      <w:r>
+        <w:rPr>
+          <w:lang w:val="en-US"/>
+        </w:rPr>
+        <w:t>Ta có</w:t>
+      </w:r>
+    </w:p>
+    <w:tbl>
+      <w:tblPr>
+        <w:tblStyle w:val="TableGrid"/>
+        <w:tblW w:w="0" w:type="auto"/>
+        <w:tblInd w:w="1080" w:type="dxa"/>
+        <w:tblLook w:val="04A0" w:firstRow="1" w:lastRow="0" w:firstColumn="1" w:lastColumn="0" w:noHBand="0" w:noVBand="1"/>
+      </w:tblPr>
+      <w:tblGrid>
+        <w:gridCol w:w="9297"/>
+      </w:tblGrid>
+      <w:tr>
+        <w:tc>
+          <w:tcPr>
+            <w:tcW w:w="10377" w:type="dxa"/>
+          </w:tcPr>
+          <w:p>
+            <w:pPr>
+              <w:pStyle w:val="ListParagraph"/>
+              <w:ind w:left="0"/>
+              <w:jc w:val="center"/>
+              <w:rPr>
+                <w:lang w:val="en-US"/>
+              </w:rPr>
+            </w:pPr>
+            <w:r>
+              <w:rPr>
+                <w:lang w:val="en-US"/>
+              </w:rPr>
+              <w:t>&lt;Tensor Ảnh&gt; Shape</w:t>
+            </w:r>
+          </w:p>
+        </w:tc>
+      </w:tr>
+      <w:tr>
+        <w:tc>
+          <w:tcPr>
+            <w:tcW w:w="10377" w:type="dxa"/>
+          </w:tcPr>
+          <w:p>
+            <w:pPr>
+              <w:pStyle w:val="ListParagraph"/>
+              <w:ind w:left="0"/>
+              <w:jc w:val="center"/>
+              <w:rPr>
+                <w:lang w:val="en-US"/>
+              </w:rPr>
+            </w:pPr>
+            <w:r>
+              <w:rPr>
+                <w:lang w:val="en-US"/>
+              </w:rPr>
+              <w:t>(&lt;</w:t>
+            </w:r>
+            <w:r>
+              <w:rPr>
+                <w:lang w:val="en-US"/>
+              </w:rPr>
+              <w:t>Số Kênh Trong Ảnh</w:t>
+            </w:r>
+            <w:r>
+              <w:rPr>
+                <w:lang w:val="en-US"/>
+              </w:rPr>
+              <w:t>&gt;</w:t>
+            </w:r>
+            <w:r>
+              <w:rPr>
+                <w:lang w:val="en-US"/>
+              </w:rPr>
+              <w:t>, &lt;Kích Thước Chiều Dọc Ảnh&gt;, &lt;Kích Thước Chiều Ngang Ảnh&gt;</w:t>
+            </w:r>
+            <w:r>
+              <w:rPr>
+                <w:lang w:val="en-US"/>
+              </w:rPr>
+              <w:t>)</w:t>
+            </w:r>
+          </w:p>
+        </w:tc>
+      </w:tr>
+    </w:tbl>
+    <w:p>
+      <w:pPr>
+        <w:pStyle w:val="ListParagraph"/>
+        <w:numPr>
+          <w:ilvl w:val="0"/>
+          <w:numId w:val="2"/>
+        </w:numPr>
+        <w:rPr>
+          <w:lang w:val="en-US"/>
+        </w:rPr>
+      </w:pPr>
+      <w:r>
+        <w:rPr>
+          <w:lang w:val="en-US"/>
+        </w:rPr>
+        <w:t>Thứ tự kênh sẽ là R, G, B cho ảnh RGB</w:t>
+      </w:r>
+    </w:p>
+    <w:p>
+      <w:pPr>
+        <w:pStyle w:val="ListParagraph"/>
+        <w:numPr>
+          <w:ilvl w:val="0"/>
+          <w:numId w:val="15"/>
+        </w:numPr>
+        <w:rPr>
+          <w:lang w:val="en-US"/>
+        </w:rPr>
+      </w:pPr>
+      <w:r>
+        <w:rPr>
+          <w:lang w:val="en-US"/>
+        </w:rPr>
+        <w:t>Tạo Hàm Có Tác Dụng Biến Đổi Numpy Image Thành Tensor?</w:t>
       </w:r>
     </w:p>
     <w:p>
@@ -32484,19 +32707,37 @@
         <w:rPr>
           <w:lang w:val="en-US"/>
         </w:rPr>
-        <w:t xml:space="preserve">    </w:t>
-      </w:r>
-      <w:r>
-        <w:rPr>
-          <w:lang w:val="en-US"/>
-        </w:rPr>
-        <w:t>&lt;Dãy Dữ Liệu&gt;</w:t>
-      </w:r>
-      <w:r>
-        <w:rPr>
-          <w:lang w:val="en-US"/>
-        </w:rPr>
-        <w:t xml:space="preserve">, </w:t>
+        <w:t>&lt;Hàm Biến Đổ</w:t>
+      </w:r>
+      <w:r>
+        <w:rPr>
+          <w:lang w:val="en-US"/>
+        </w:rPr>
+        <w:t>i&gt; = transforms.</w:t>
+      </w:r>
+      <w:r>
+        <w:rPr>
+          <w:lang w:val="en-US"/>
+        </w:rPr>
+        <w:t>ToTensor()</w:t>
+      </w:r>
+    </w:p>
+    <w:p>
+      <w:pPr>
+        <w:pStyle w:val="ListParagraph"/>
+        <w:numPr>
+          <w:ilvl w:val="0"/>
+          <w:numId w:val="2"/>
+        </w:numPr>
+        <w:rPr>
+          <w:lang w:val="en-US"/>
+        </w:rPr>
+      </w:pPr>
+      <w:r>
+        <w:rPr>
+          <w:lang w:val="en-US"/>
+        </w:rPr>
+        <w:t>Để biến đổi</w:t>
       </w:r>
     </w:p>
     <w:p>
@@ -32517,37 +32758,205 @@
         <w:rPr>
           <w:lang w:val="en-US"/>
         </w:rPr>
-        <w:t xml:space="preserve">    </w:t>
-      </w:r>
-      <w:r>
-        <w:rPr>
-          <w:lang w:val="en-US"/>
-        </w:rPr>
-        <w:t>batch_size</w:t>
-      </w:r>
-      <w:r>
-        <w:rPr>
-          <w:lang w:val="en-US"/>
-        </w:rPr>
-        <w:t xml:space="preserve"> </w:t>
-      </w:r>
-      <w:r>
-        <w:rPr>
-          <w:lang w:val="en-US"/>
-        </w:rPr>
-        <w:t>=</w:t>
-      </w:r>
-      <w:r>
-        <w:rPr>
-          <w:lang w:val="en-US"/>
-        </w:rPr>
-        <w:t xml:space="preserve"> &lt;Số Phần Tử Mỗi Batch&gt;</w:t>
-      </w:r>
-      <w:r>
-        <w:rPr>
-          <w:lang w:val="en-US"/>
-        </w:rPr>
-        <w:t xml:space="preserve">, </w:t>
+        <w:t>&lt;Tensor Ảnh&gt; = &lt;Hàm Biến Đổi&gt;(</w:t>
+      </w:r>
+      <w:r>
+        <w:rPr>
+          <w:lang w:val="en-US"/>
+        </w:rPr>
+        <w:t>&lt;Numpy</w:t>
+      </w:r>
+      <w:r>
+        <w:rPr>
+          <w:lang w:val="en-US"/>
+        </w:rPr>
+        <w:t xml:space="preserve"> Image&gt;)</w:t>
+      </w:r>
+    </w:p>
+    <w:p>
+      <w:pPr>
+        <w:pStyle w:val="ListParagraph"/>
+        <w:numPr>
+          <w:ilvl w:val="0"/>
+          <w:numId w:val="2"/>
+        </w:numPr>
+        <w:rPr>
+          <w:lang w:val="en-US"/>
+        </w:rPr>
+      </w:pPr>
+      <w:r>
+        <w:rPr>
+          <w:lang w:val="en-US"/>
+        </w:rPr>
+        <w:t>Mỗi phần tử của &lt;Tensor Ảnh&gt; có giá trị từ 0 đến 1, nghĩa là = &lt;Numpy Image&gt; / 255</w:t>
+      </w:r>
+    </w:p>
+    <w:p>
+      <w:pPr>
+        <w:pStyle w:val="ListParagraph"/>
+        <w:numPr>
+          <w:ilvl w:val="0"/>
+          <w:numId w:val="2"/>
+        </w:numPr>
+        <w:rPr>
+          <w:lang w:val="en-US"/>
+        </w:rPr>
+      </w:pPr>
+      <w:r>
+        <w:rPr>
+          <w:lang w:val="en-US"/>
+        </w:rPr>
+        <w:t>Minh họa</w:t>
+      </w:r>
+    </w:p>
+    <w:p>
+      <w:pPr>
+        <w:pStyle w:val="ListParagraph"/>
+        <w:ind w:left="1080"/>
+        <w:rPr>
+          <w:lang w:val="en-US"/>
+        </w:rPr>
+      </w:pPr>
+      <w:r>
+        <w:rPr>
+          <w:noProof/>
+          <w:lang w:eastAsia="vi-VN"/>
+        </w:rPr>
+        <w:lastRenderedPageBreak/>
+        <w:drawing>
+          <wp:inline distT="0" distB="0" distL="0" distR="0">
+            <wp:extent cx="5227607" cy="3485071"/>
+            <wp:effectExtent l="0" t="0" r="0" b="1270"/>
+            <wp:docPr id="5" name="Picture 5"/>
+            <wp:cNvGraphicFramePr>
+              <a:graphicFrameLocks xmlns:a="http://schemas.openxmlformats.org/drawingml/2006/main" noChangeAspect="1"/>
+            </wp:cNvGraphicFramePr>
+            <a:graphic xmlns:a="http://schemas.openxmlformats.org/drawingml/2006/main">
+              <a:graphicData uri="http://schemas.openxmlformats.org/drawingml/2006/picture">
+                <pic:pic xmlns:pic="http://schemas.openxmlformats.org/drawingml/2006/picture">
+                  <pic:nvPicPr>
+                    <pic:cNvPr id="0" name="Untited-3.jpg"/>
+                    <pic:cNvPicPr/>
+                  </pic:nvPicPr>
+                  <pic:blipFill>
+                    <a:blip r:embed="rId15">
+                      <a:extLst>
+                        <a:ext uri="{28A0092B-C50C-407E-A947-70E740481C1C}">
+                          <a14:useLocalDpi xmlns:a14="http://schemas.microsoft.com/office/drawing/2010/main" val="0"/>
+                        </a:ext>
+                      </a:extLst>
+                    </a:blip>
+                    <a:stretch>
+                      <a:fillRect/>
+                    </a:stretch>
+                  </pic:blipFill>
+                  <pic:spPr>
+                    <a:xfrm>
+                      <a:off x="0" y="0"/>
+                      <a:ext cx="5236713" cy="3491142"/>
+                    </a:xfrm>
+                    <a:prstGeom prst="rect">
+                      <a:avLst/>
+                    </a:prstGeom>
+                  </pic:spPr>
+                </pic:pic>
+              </a:graphicData>
+            </a:graphic>
+          </wp:inline>
+        </w:drawing>
+      </w:r>
+    </w:p>
+    <w:p>
+      <w:pPr>
+        <w:pStyle w:val="ListParagraph"/>
+        <w:numPr>
+          <w:ilvl w:val="0"/>
+          <w:numId w:val="2"/>
+        </w:numPr>
+        <w:rPr>
+          <w:lang w:val="en-US"/>
+        </w:rPr>
+      </w:pPr>
+      <w:r>
+        <w:rPr>
+          <w:lang w:val="en-US"/>
+        </w:rPr>
+        <w:t>Ta có</w:t>
+      </w:r>
+    </w:p>
+    <w:tbl>
+      <w:tblPr>
+        <w:tblStyle w:val="TableGrid"/>
+        <w:tblW w:w="0" w:type="auto"/>
+        <w:tblInd w:w="1080" w:type="dxa"/>
+        <w:tblLook w:val="04A0" w:firstRow="1" w:lastRow="0" w:firstColumn="1" w:lastColumn="0" w:noHBand="0" w:noVBand="1"/>
+      </w:tblPr>
+      <w:tblGrid>
+        <w:gridCol w:w="9297"/>
+      </w:tblGrid>
+      <w:tr>
+        <w:tc>
+          <w:tcPr>
+            <w:tcW w:w="10377" w:type="dxa"/>
+          </w:tcPr>
+          <w:p>
+            <w:pPr>
+              <w:pStyle w:val="ListParagraph"/>
+              <w:ind w:left="0"/>
+              <w:jc w:val="center"/>
+              <w:rPr>
+                <w:lang w:val="en-US"/>
+              </w:rPr>
+            </w:pPr>
+            <w:r>
+              <w:rPr>
+                <w:lang w:val="en-US"/>
+              </w:rPr>
+              <w:t>&lt;Tensor Ảnh&gt; Shape</w:t>
+            </w:r>
+          </w:p>
+        </w:tc>
+      </w:tr>
+      <w:tr>
+        <w:tc>
+          <w:tcPr>
+            <w:tcW w:w="10377" w:type="dxa"/>
+          </w:tcPr>
+          <w:p>
+            <w:pPr>
+              <w:pStyle w:val="ListParagraph"/>
+              <w:ind w:left="0"/>
+              <w:jc w:val="center"/>
+              <w:rPr>
+                <w:lang w:val="en-US"/>
+              </w:rPr>
+            </w:pPr>
+            <w:r>
+              <w:rPr>
+                <w:lang w:val="en-US"/>
+              </w:rPr>
+              <w:t>(&lt;Số Kênh Trong Ảnh&gt;, &lt;Kích Thước Chiều Dọc Ảnh&gt;, &lt;Kích Thước Chiều Ngang Ảnh&gt;)</w:t>
+            </w:r>
+          </w:p>
+        </w:tc>
+      </w:tr>
+    </w:tbl>
+    <w:p>
+      <w:pPr>
+        <w:pStyle w:val="ListParagraph"/>
+        <w:numPr>
+          <w:ilvl w:val="0"/>
+          <w:numId w:val="15"/>
+        </w:numPr>
+        <w:rPr>
+          <w:lang w:val="en-US"/>
+        </w:rPr>
+      </w:pPr>
+      <w:r>
+        <w:rPr>
+          <w:lang w:val="en-US"/>
+        </w:rPr>
+        <w:t>Gộp Chung Nhiều Hàm Biến Đổi Thành 1 Hàm Duy Nhất?</w:t>
       </w:r>
     </w:p>
     <w:p>
@@ -32568,37 +32977,113 @@
         <w:rPr>
           <w:lang w:val="en-US"/>
         </w:rPr>
-        <w:t xml:space="preserve">    </w:t>
-      </w:r>
-      <w:r>
-        <w:rPr>
-          <w:lang w:val="en-US"/>
-        </w:rPr>
-        <w:t>shuffle</w:t>
-      </w:r>
-      <w:r>
-        <w:rPr>
-          <w:lang w:val="en-US"/>
-        </w:rPr>
-        <w:t xml:space="preserve"> </w:t>
-      </w:r>
-      <w:r>
-        <w:rPr>
-          <w:lang w:val="en-US"/>
-        </w:rPr>
-        <w:t>=</w:t>
-      </w:r>
-      <w:r>
-        <w:rPr>
-          <w:lang w:val="en-US"/>
-        </w:rPr>
-        <w:t xml:space="preserve"> </w:t>
-      </w:r>
-      <w:r>
-        <w:rPr>
-          <w:lang w:val="en-US"/>
-        </w:rPr>
-        <w:t>True</w:t>
+        <w:t>&lt;Hàm Biến Đổi Tổng Hợp&gt; = transforms.Compose(&lt;Các Hàm Biến Đổi&gt;)</w:t>
+      </w:r>
+    </w:p>
+    <w:p>
+      <w:pPr>
+        <w:pStyle w:val="ListParagraph"/>
+        <w:numPr>
+          <w:ilvl w:val="0"/>
+          <w:numId w:val="2"/>
+        </w:numPr>
+        <w:rPr>
+          <w:lang w:val="en-US"/>
+        </w:rPr>
+      </w:pPr>
+      <w:r>
+        <w:rPr>
+          <w:lang w:val="en-US"/>
+        </w:rPr>
+        <w:t>&lt;Các Hàm Biến Đổi&gt; là 1 Iterable chứa các phần tử là &lt;Hàm Biến Đổi&gt;</w:t>
+      </w:r>
+    </w:p>
+    <w:p>
+      <w:pPr>
+        <w:pStyle w:val="ListParagraph"/>
+        <w:numPr>
+          <w:ilvl w:val="0"/>
+          <w:numId w:val="2"/>
+        </w:numPr>
+        <w:rPr>
+          <w:lang w:val="en-US"/>
+        </w:rPr>
+      </w:pPr>
+      <w:r>
+        <w:rPr>
+          <w:lang w:val="en-US"/>
+        </w:rPr>
+        <w:t>Ví dụ</w:t>
+      </w:r>
+    </w:p>
+    <w:p>
+      <w:pPr>
+        <w:pStyle w:val="ListParagraph"/>
+        <w:numPr>
+          <w:ilvl w:val="0"/>
+          <w:numId w:val="2"/>
+        </w:numPr>
+        <w:rPr>
+          <w:lang w:val="en-US"/>
+        </w:rPr>
+      </w:pPr>
+      <w:r>
+        <w:rPr>
+          <w:lang w:val="en-US"/>
+        </w:rPr>
+        <w:t>Pass</w:t>
+      </w:r>
+    </w:p>
+    <w:p>
+      <w:pPr>
+        <w:pStyle w:val="ListParagraph"/>
+        <w:numPr>
+          <w:ilvl w:val="0"/>
+          <w:numId w:val="15"/>
+        </w:numPr>
+        <w:rPr>
+          <w:lang w:val="en-US"/>
+        </w:rPr>
+      </w:pPr>
+      <w:bookmarkStart w:id="0" w:name="_GoBack"/>
+      <w:bookmarkEnd w:id="0"/>
+    </w:p>
+    <w:p>
+      <w:pPr>
+        <w:rPr>
+          <w:lang w:val="en-US"/>
+        </w:rPr>
+      </w:pPr>
+    </w:p>
+    <w:p>
+      <w:pPr>
+        <w:rPr>
+          <w:lang w:val="en-US"/>
+        </w:rPr>
+      </w:pPr>
+      <w:r>
+        <w:rPr>
+          <w:lang w:val="en-US"/>
+        </w:rPr>
+        <w:t>Datasets:</w:t>
+      </w:r>
+    </w:p>
+    <w:p>
+      <w:pPr>
+        <w:pStyle w:val="ListParagraph"/>
+        <w:numPr>
+          <w:ilvl w:val="0"/>
+          <w:numId w:val="5"/>
+        </w:numPr>
+        <w:rPr>
+          <w:lang w:val="en-US"/>
+        </w:rPr>
+      </w:pPr>
+      <w:r>
+        <w:rPr>
+          <w:lang w:val="en-US"/>
+        </w:rPr>
+        <w:t>Cách Sử Dụng Data Loader Để Xáo Trộn Bộ Dữ Liệu và chia thành các Batch?</w:t>
       </w:r>
     </w:p>
     <w:p>
@@ -32619,7 +33104,7 @@
         <w:rPr>
           <w:lang w:val="en-US"/>
         </w:rPr>
-        <w:t>)</w:t>
+        <w:t>from torch.utils.data import DataLoader</w:t>
       </w:r>
     </w:p>
     <w:p>
@@ -32655,31 +33140,13 @@
         <w:rPr>
           <w:lang w:val="en-US"/>
         </w:rPr>
-        <w:t xml:space="preserve">for </w:t>
-      </w:r>
-      <w:r>
-        <w:rPr>
-          <w:lang w:val="en-US"/>
-        </w:rPr>
-        <w:t xml:space="preserve">&lt;Batch&gt; </w:t>
-      </w:r>
-      <w:r>
-        <w:rPr>
-          <w:lang w:val="en-US"/>
-        </w:rPr>
-        <w:t xml:space="preserve">in </w:t>
-      </w:r>
-      <w:r>
-        <w:rPr>
-          <w:lang w:val="en-US"/>
-        </w:rPr>
         <w:t>DATA_LOADER</w:t>
       </w:r>
       <w:r>
         <w:rPr>
           <w:lang w:val="en-US"/>
         </w:rPr>
-        <w:t>:</w:t>
+        <w:t xml:space="preserve"> = DataLoader(</w:t>
       </w:r>
     </w:p>
     <w:p>
@@ -32700,199 +33167,19 @@
         <w:rPr>
           <w:lang w:val="en-US"/>
         </w:rPr>
-        <w:t xml:space="preserve">    &lt;Làm Gì Đó Với Mỗi </w:t>
-      </w:r>
-      <w:r>
-        <w:rPr>
-          <w:lang w:val="en-US"/>
-        </w:rPr>
-        <w:t>Batch</w:t>
-      </w:r>
-      <w:r>
-        <w:rPr>
-          <w:lang w:val="en-US"/>
-        </w:rPr>
-        <w:t>&gt;</w:t>
-      </w:r>
-    </w:p>
-    <w:p>
-      <w:pPr>
-        <w:pStyle w:val="ListParagraph"/>
-        <w:numPr>
-          <w:ilvl w:val="0"/>
-          <w:numId w:val="2"/>
-        </w:numPr>
-        <w:rPr>
-          <w:lang w:val="en-US"/>
-        </w:rPr>
-      </w:pPr>
-      <w:r>
-        <w:rPr>
-          <w:lang w:val="en-US"/>
-        </w:rPr>
-        <w:t xml:space="preserve">&lt;Dãy Dữ Liệu&gt; có thể là List, Tuple, Tensor, … hay bất kể là loại mảng nào, chỉ cần mỗi phần tử trong đó có cùng Shape, cùng </w:t>
-      </w:r>
-      <w:r>
-        <w:rPr>
-          <w:lang w:val="en-US"/>
-        </w:rPr>
-        <w:t>loại</w:t>
-      </w:r>
-      <w:r>
-        <w:rPr>
-          <w:lang w:val="en-US"/>
-        </w:rPr>
-        <w:t xml:space="preserve"> mảng</w:t>
-      </w:r>
-      <w:r>
-        <w:rPr>
-          <w:lang w:val="en-US"/>
-        </w:rPr>
-        <w:t xml:space="preserve"> là Tensor hoặc mảng Numpy</w:t>
+        <w:t xml:space="preserve">    </w:t>
+      </w:r>
+      <w:r>
+        <w:rPr>
+          <w:lang w:val="en-US"/>
+        </w:rPr>
+        <w:t>&lt;Dãy Dữ Liệu&gt;</w:t>
       </w:r>
       <w:r>
         <w:rPr>
           <w:lang w:val="en-US"/>
         </w:rPr>
         <w:t xml:space="preserve">, </w:t>
-      </w:r>
-      <w:r>
-        <w:rPr>
-          <w:lang w:val="en-US"/>
-        </w:rPr>
-        <w:t>khác kiểu dữ liệu cũng được</w:t>
-      </w:r>
-    </w:p>
-    <w:p>
-      <w:pPr>
-        <w:pStyle w:val="ListParagraph"/>
-        <w:numPr>
-          <w:ilvl w:val="0"/>
-          <w:numId w:val="2"/>
-        </w:numPr>
-        <w:rPr>
-          <w:lang w:val="en-US"/>
-        </w:rPr>
-      </w:pPr>
-      <w:r>
-        <w:rPr>
-          <w:lang w:val="en-US"/>
-        </w:rPr>
-        <w:t>DATA_LOADER là &lt;Dãy Dữ Liệu&gt; chia thành các Batch theo thứ tự</w:t>
-      </w:r>
-      <w:r>
-        <w:rPr>
-          <w:lang w:val="en-US"/>
-        </w:rPr>
-        <w:t xml:space="preserve"> từ trái qua phải</w:t>
-      </w:r>
-      <w:r>
-        <w:rPr>
-          <w:lang w:val="en-US"/>
-        </w:rPr>
-        <w:t xml:space="preserve">, </w:t>
-      </w:r>
-      <w:r>
-        <w:rPr>
-          <w:lang w:val="en-US"/>
-        </w:rPr>
-        <w:t xml:space="preserve">do đó </w:t>
-      </w:r>
-      <w:r>
-        <w:rPr>
-          <w:lang w:val="en-US"/>
-        </w:rPr>
-        <w:t>không trùng lặp phần tử, nếu số lượng phần tử của &lt;Dãy Dữ Liệu&gt; không chia hết cho &lt;Số Phần Tử Mỗi Batch&gt; thì Batch cuối cùng sẽ bị Clip</w:t>
-      </w:r>
-    </w:p>
-    <w:p>
-      <w:pPr>
-        <w:pStyle w:val="ListParagraph"/>
-        <w:numPr>
-          <w:ilvl w:val="0"/>
-          <w:numId w:val="2"/>
-        </w:numPr>
-        <w:rPr>
-          <w:lang w:val="en-US"/>
-        </w:rPr>
-      </w:pPr>
-      <w:r>
-        <w:rPr>
-          <w:lang w:val="en-US"/>
-        </w:rPr>
-        <w:t xml:space="preserve">&lt;Batch&gt; </w:t>
-      </w:r>
-      <w:r>
-        <w:rPr>
-          <w:lang w:val="en-US"/>
-        </w:rPr>
-        <w:t>có</w:t>
-      </w:r>
-      <w:r>
-        <w:rPr>
-          <w:lang w:val="en-US"/>
-        </w:rPr>
-        <w:t xml:space="preserve"> kiểu dữ liệu là Tensor</w:t>
-      </w:r>
-    </w:p>
-    <w:p>
-      <w:pPr>
-        <w:pStyle w:val="ListParagraph"/>
-        <w:numPr>
-          <w:ilvl w:val="0"/>
-          <w:numId w:val="2"/>
-        </w:numPr>
-        <w:rPr>
-          <w:lang w:val="en-US"/>
-        </w:rPr>
-      </w:pPr>
-      <w:r>
-        <w:rPr>
-          <w:lang w:val="en-US"/>
-        </w:rPr>
-        <w:t>Đặt “shuffle = True” để xáo trộn lại &lt;Dãy Dữ Liệu&gt; mỗi lần duyệt hết DATA_LOADER trước khi chia Batch, đặt “shuffle = False” nếu muốn chia Batch theo đúng thứ tự</w:t>
-      </w:r>
-    </w:p>
-    <w:p>
-      <w:pPr>
-        <w:pStyle w:val="ListParagraph"/>
-        <w:numPr>
-          <w:ilvl w:val="0"/>
-          <w:numId w:val="5"/>
-        </w:numPr>
-        <w:rPr>
-          <w:lang w:val="en-US"/>
-        </w:rPr>
-      </w:pPr>
-      <w:r>
-        <w:rPr>
-          <w:lang w:val="en-US"/>
-        </w:rPr>
-        <w:t>Tải Datasets Nhìn Hình Đoán Số MNIST?</w:t>
-      </w:r>
-    </w:p>
-    <w:p>
-      <w:pPr>
-        <w:pStyle w:val="ListParagraph"/>
-        <w:numPr>
-          <w:ilvl w:val="0"/>
-          <w:numId w:val="2"/>
-        </w:numPr>
-        <w:rPr>
-          <w:lang w:val="en-US"/>
-        </w:rPr>
-      </w:pPr>
-      <w:r>
-        <w:rPr>
-          <w:lang w:val="en-US"/>
-        </w:rPr>
-        <w:t>Dùng keras</w:t>
-      </w:r>
-      <w:r>
-        <w:rPr>
-          <w:lang w:val="en-US"/>
-        </w:rPr>
-        <w:t xml:space="preserve"> nếu muốn dữ liệu là Numpy Array</w:t>
       </w:r>
     </w:p>
     <w:p>
@@ -32913,7 +33200,37 @@
         <w:rPr>
           <w:lang w:val="en-US"/>
         </w:rPr>
-        <w:t>from keras.datasets import mnist</w:t>
+        <w:t xml:space="preserve">    </w:t>
+      </w:r>
+      <w:r>
+        <w:rPr>
+          <w:lang w:val="en-US"/>
+        </w:rPr>
+        <w:t>batch_size</w:t>
+      </w:r>
+      <w:r>
+        <w:rPr>
+          <w:lang w:val="en-US"/>
+        </w:rPr>
+        <w:t xml:space="preserve"> </w:t>
+      </w:r>
+      <w:r>
+        <w:rPr>
+          <w:lang w:val="en-US"/>
+        </w:rPr>
+        <w:t>=</w:t>
+      </w:r>
+      <w:r>
+        <w:rPr>
+          <w:lang w:val="en-US"/>
+        </w:rPr>
+        <w:t xml:space="preserve"> &lt;Số Phần Tử Mỗi Batch&gt;</w:t>
+      </w:r>
+      <w:r>
+        <w:rPr>
+          <w:lang w:val="en-US"/>
+        </w:rPr>
+        <w:t xml:space="preserve">, </w:t>
       </w:r>
     </w:p>
     <w:p>
@@ -32934,7 +33251,37 @@
         <w:rPr>
           <w:lang w:val="en-US"/>
         </w:rPr>
-        <w:t>(x_train, y_train), (x_test, y_test) = mnist.load_data()</w:t>
+        <w:t xml:space="preserve">    </w:t>
+      </w:r>
+      <w:r>
+        <w:rPr>
+          <w:lang w:val="en-US"/>
+        </w:rPr>
+        <w:t>shuffle</w:t>
+      </w:r>
+      <w:r>
+        <w:rPr>
+          <w:lang w:val="en-US"/>
+        </w:rPr>
+        <w:t xml:space="preserve"> </w:t>
+      </w:r>
+      <w:r>
+        <w:rPr>
+          <w:lang w:val="en-US"/>
+        </w:rPr>
+        <w:t>=</w:t>
+      </w:r>
+      <w:r>
+        <w:rPr>
+          <w:lang w:val="en-US"/>
+        </w:rPr>
+        <w:t xml:space="preserve"> </w:t>
+      </w:r>
+      <w:r>
+        <w:rPr>
+          <w:lang w:val="en-US"/>
+        </w:rPr>
+        <w:t>True</w:t>
       </w:r>
     </w:p>
     <w:p>
@@ -32955,158 +33302,7 @@
         <w:rPr>
           <w:lang w:val="en-US"/>
         </w:rPr>
-        <w:t>x_train, x_test = x_train / 256, x_test / 256</w:t>
-      </w:r>
-    </w:p>
-    <w:p>
-      <w:pPr>
-        <w:pStyle w:val="ListParagraph"/>
-        <w:numPr>
-          <w:ilvl w:val="0"/>
-          <w:numId w:val="2"/>
-        </w:numPr>
-        <w:rPr>
-          <w:lang w:val="en-US"/>
-        </w:rPr>
-      </w:pPr>
-      <w:r>
-        <w:rPr>
-          <w:lang w:val="en-US"/>
-        </w:rPr>
-        <w:t>Vì tốc độ tải là 0 giây nên dữ liệu không được lưu</w:t>
-      </w:r>
-    </w:p>
-    <w:p>
-      <w:pPr>
-        <w:pStyle w:val="ListParagraph"/>
-        <w:numPr>
-          <w:ilvl w:val="0"/>
-          <w:numId w:val="2"/>
-        </w:numPr>
-        <w:rPr>
-          <w:lang w:val="en-US"/>
-        </w:rPr>
-      </w:pPr>
-      <w:r>
-        <w:rPr>
-          <w:lang w:val="en-US"/>
-        </w:rPr>
-        <w:t>x_train, y_train, x_test, y_</w:t>
-      </w:r>
-      <w:r>
-        <w:rPr>
-          <w:lang w:val="en-US"/>
-        </w:rPr>
-        <w:t>t</w:t>
-      </w:r>
-      <w:r>
-        <w:rPr>
-          <w:lang w:val="en-US"/>
-        </w:rPr>
-        <w:t>est đều là Numpy Array</w:t>
-      </w:r>
-    </w:p>
-    <w:p>
-      <w:pPr>
-        <w:pStyle w:val="ListParagraph"/>
-        <w:numPr>
-          <w:ilvl w:val="0"/>
-          <w:numId w:val="2"/>
-        </w:numPr>
-        <w:rPr>
-          <w:lang w:val="en-US"/>
-        </w:rPr>
-      </w:pPr>
-      <w:r>
-        <w:rPr>
-          <w:lang w:val="en-US"/>
-        </w:rPr>
-        <w:t>x_</w:t>
-      </w:r>
-      <w:r>
-        <w:rPr>
-          <w:lang w:val="en-US"/>
-        </w:rPr>
-        <w:t>train có Shape (60000, 28, 28), gồm 60000 nghìn hình, mỗi hình có kích thước 28 * 28</w:t>
-      </w:r>
-      <w:r>
-        <w:rPr>
-          <w:lang w:val="en-US"/>
-        </w:rPr>
-        <w:t>, có giá trị từ 0 đến 1</w:t>
-      </w:r>
-    </w:p>
-    <w:p>
-      <w:pPr>
-        <w:pStyle w:val="ListParagraph"/>
-        <w:numPr>
-          <w:ilvl w:val="0"/>
-          <w:numId w:val="2"/>
-        </w:numPr>
-        <w:rPr>
-          <w:lang w:val="en-US"/>
-        </w:rPr>
-      </w:pPr>
-      <w:r>
-        <w:rPr>
-          <w:lang w:val="en-US"/>
-        </w:rPr>
-        <w:t>y_train có Shape (60000), gồm 60000 nghìn nhãn ứng với 60000 hình, mỗi nhãn có giá trị từ 0 đến 9</w:t>
-      </w:r>
-    </w:p>
-    <w:p>
-      <w:pPr>
-        <w:pStyle w:val="ListParagraph"/>
-        <w:numPr>
-          <w:ilvl w:val="0"/>
-          <w:numId w:val="2"/>
-        </w:numPr>
-        <w:rPr>
-          <w:lang w:val="en-US"/>
-        </w:rPr>
-      </w:pPr>
-      <w:r>
-        <w:rPr>
-          <w:lang w:val="en-US"/>
-        </w:rPr>
-        <w:t>Dữ liệ</w:t>
-      </w:r>
-      <w:r>
-        <w:rPr>
-          <w:lang w:val="en-US"/>
-        </w:rPr>
-        <w:t>u T</w:t>
-      </w:r>
-      <w:r>
-        <w:rPr>
-          <w:lang w:val="en-US"/>
-        </w:rPr>
-        <w:t>est thì có 10000 hình</w:t>
-      </w:r>
-    </w:p>
-    <w:p>
-      <w:pPr>
-        <w:pStyle w:val="ListParagraph"/>
-        <w:numPr>
-          <w:ilvl w:val="0"/>
-          <w:numId w:val="2"/>
-        </w:numPr>
-        <w:rPr>
-          <w:lang w:val="en-US"/>
-        </w:rPr>
-      </w:pPr>
-      <w:r>
-        <w:rPr>
-          <w:lang w:val="en-US"/>
-        </w:rPr>
-        <w:lastRenderedPageBreak/>
-        <w:t>Dùng torchvision</w:t>
-      </w:r>
-      <w:r>
-        <w:rPr>
-          <w:lang w:val="en-US"/>
-        </w:rPr>
-        <w:t>, tương đương với keras chỉ khác kiểu dữ liệu là Tensor</w:t>
+        <w:t>)</w:t>
       </w:r>
     </w:p>
     <w:p>
@@ -33123,12 +33319,6 @@
           <w:lang w:val="en-US"/>
         </w:rPr>
       </w:pPr>
-      <w:r>
-        <w:rPr>
-          <w:lang w:val="en-US"/>
-        </w:rPr>
-        <w:t>from torchvision import datasets</w:t>
-      </w:r>
     </w:p>
     <w:p>
       <w:pPr>
@@ -33144,6 +33334,36 @@
           <w:lang w:val="en-US"/>
         </w:rPr>
       </w:pPr>
+      <w:r>
+        <w:rPr>
+          <w:lang w:val="en-US"/>
+        </w:rPr>
+        <w:t xml:space="preserve">for </w:t>
+      </w:r>
+      <w:r>
+        <w:rPr>
+          <w:lang w:val="en-US"/>
+        </w:rPr>
+        <w:t xml:space="preserve">&lt;Batch&gt; </w:t>
+      </w:r>
+      <w:r>
+        <w:rPr>
+          <w:lang w:val="en-US"/>
+        </w:rPr>
+        <w:t xml:space="preserve">in </w:t>
+      </w:r>
+      <w:r>
+        <w:rPr>
+          <w:lang w:val="en-US"/>
+        </w:rPr>
+        <w:t>DATA_LOADER</w:t>
+      </w:r>
+      <w:r>
+        <w:rPr>
+          <w:lang w:val="en-US"/>
+        </w:rPr>
+        <w:t>:</w:t>
+      </w:r>
     </w:p>
     <w:p>
       <w:pPr>
@@ -33163,6 +33383,469 @@
         <w:rPr>
           <w:lang w:val="en-US"/>
         </w:rPr>
+        <w:t xml:space="preserve">    &lt;Làm Gì Đó Với Mỗi </w:t>
+      </w:r>
+      <w:r>
+        <w:rPr>
+          <w:lang w:val="en-US"/>
+        </w:rPr>
+        <w:t>Batch</w:t>
+      </w:r>
+      <w:r>
+        <w:rPr>
+          <w:lang w:val="en-US"/>
+        </w:rPr>
+        <w:t>&gt;</w:t>
+      </w:r>
+    </w:p>
+    <w:p>
+      <w:pPr>
+        <w:pStyle w:val="ListParagraph"/>
+        <w:numPr>
+          <w:ilvl w:val="0"/>
+          <w:numId w:val="2"/>
+        </w:numPr>
+        <w:rPr>
+          <w:lang w:val="en-US"/>
+        </w:rPr>
+      </w:pPr>
+      <w:r>
+        <w:rPr>
+          <w:lang w:val="en-US"/>
+        </w:rPr>
+        <w:t xml:space="preserve">&lt;Dãy Dữ Liệu&gt; có thể là List, Tuple, Tensor, … hay bất kể là loại mảng nào, chỉ cần mỗi phần tử trong đó có cùng Shape, cùng </w:t>
+      </w:r>
+      <w:r>
+        <w:rPr>
+          <w:lang w:val="en-US"/>
+        </w:rPr>
+        <w:t>loại</w:t>
+      </w:r>
+      <w:r>
+        <w:rPr>
+          <w:lang w:val="en-US"/>
+        </w:rPr>
+        <w:t xml:space="preserve"> mảng</w:t>
+      </w:r>
+      <w:r>
+        <w:rPr>
+          <w:lang w:val="en-US"/>
+        </w:rPr>
+        <w:t xml:space="preserve"> là Tensor hoặc mảng Numpy</w:t>
+      </w:r>
+      <w:r>
+        <w:rPr>
+          <w:lang w:val="en-US"/>
+        </w:rPr>
+        <w:t xml:space="preserve">, </w:t>
+      </w:r>
+      <w:r>
+        <w:rPr>
+          <w:lang w:val="en-US"/>
+        </w:rPr>
+        <w:t>khác kiểu dữ liệu cũng được</w:t>
+      </w:r>
+    </w:p>
+    <w:p>
+      <w:pPr>
+        <w:pStyle w:val="ListParagraph"/>
+        <w:numPr>
+          <w:ilvl w:val="0"/>
+          <w:numId w:val="2"/>
+        </w:numPr>
+        <w:rPr>
+          <w:lang w:val="en-US"/>
+        </w:rPr>
+      </w:pPr>
+      <w:r>
+        <w:rPr>
+          <w:lang w:val="en-US"/>
+        </w:rPr>
+        <w:lastRenderedPageBreak/>
+        <w:t>DATA_LOADER là &lt;Dãy Dữ Liệu&gt; chia thành các Batch theo thứ tự</w:t>
+      </w:r>
+      <w:r>
+        <w:rPr>
+          <w:lang w:val="en-US"/>
+        </w:rPr>
+        <w:t xml:space="preserve"> từ trái qua phải</w:t>
+      </w:r>
+      <w:r>
+        <w:rPr>
+          <w:lang w:val="en-US"/>
+        </w:rPr>
+        <w:t xml:space="preserve">, </w:t>
+      </w:r>
+      <w:r>
+        <w:rPr>
+          <w:lang w:val="en-US"/>
+        </w:rPr>
+        <w:t xml:space="preserve">do đó </w:t>
+      </w:r>
+      <w:r>
+        <w:rPr>
+          <w:lang w:val="en-US"/>
+        </w:rPr>
+        <w:t>không trùng lặp phần tử, nếu số lượng phần tử của &lt;Dãy Dữ Liệu&gt; không chia hết cho &lt;Số Phần Tử Mỗi Batch&gt; thì Batch cuối cùng sẽ bị Clip</w:t>
+      </w:r>
+    </w:p>
+    <w:p>
+      <w:pPr>
+        <w:pStyle w:val="ListParagraph"/>
+        <w:numPr>
+          <w:ilvl w:val="0"/>
+          <w:numId w:val="2"/>
+        </w:numPr>
+        <w:rPr>
+          <w:lang w:val="en-US"/>
+        </w:rPr>
+      </w:pPr>
+      <w:r>
+        <w:rPr>
+          <w:lang w:val="en-US"/>
+        </w:rPr>
+        <w:t xml:space="preserve">&lt;Batch&gt; </w:t>
+      </w:r>
+      <w:r>
+        <w:rPr>
+          <w:lang w:val="en-US"/>
+        </w:rPr>
+        <w:t>có</w:t>
+      </w:r>
+      <w:r>
+        <w:rPr>
+          <w:lang w:val="en-US"/>
+        </w:rPr>
+        <w:t xml:space="preserve"> kiểu dữ liệu là Tensor</w:t>
+      </w:r>
+    </w:p>
+    <w:p>
+      <w:pPr>
+        <w:pStyle w:val="ListParagraph"/>
+        <w:numPr>
+          <w:ilvl w:val="0"/>
+          <w:numId w:val="2"/>
+        </w:numPr>
+        <w:rPr>
+          <w:lang w:val="en-US"/>
+        </w:rPr>
+      </w:pPr>
+      <w:r>
+        <w:rPr>
+          <w:lang w:val="en-US"/>
+        </w:rPr>
+        <w:t>Đặt “shuffle = True” để xáo trộn lại &lt;Dãy Dữ Liệu&gt; mỗi lần duyệt hết DATA_LOADER trước khi chia Batch, đặt “shuffle = False” nếu muốn chia Batch theo đúng thứ tự</w:t>
+      </w:r>
+    </w:p>
+    <w:p>
+      <w:pPr>
+        <w:pStyle w:val="ListParagraph"/>
+        <w:numPr>
+          <w:ilvl w:val="0"/>
+          <w:numId w:val="5"/>
+        </w:numPr>
+        <w:rPr>
+          <w:lang w:val="en-US"/>
+        </w:rPr>
+      </w:pPr>
+      <w:r>
+        <w:rPr>
+          <w:lang w:val="en-US"/>
+        </w:rPr>
+        <w:t>Tải Datasets Nhìn Hình Đoán Số MNIST?</w:t>
+      </w:r>
+    </w:p>
+    <w:p>
+      <w:pPr>
+        <w:pStyle w:val="ListParagraph"/>
+        <w:numPr>
+          <w:ilvl w:val="0"/>
+          <w:numId w:val="2"/>
+        </w:numPr>
+        <w:rPr>
+          <w:lang w:val="en-US"/>
+        </w:rPr>
+      </w:pPr>
+      <w:r>
+        <w:rPr>
+          <w:lang w:val="en-US"/>
+        </w:rPr>
+        <w:t>Dùng keras</w:t>
+      </w:r>
+      <w:r>
+        <w:rPr>
+          <w:lang w:val="en-US"/>
+        </w:rPr>
+        <w:t xml:space="preserve"> nếu muốn dữ liệu là Numpy Array</w:t>
+      </w:r>
+    </w:p>
+    <w:p>
+      <w:pPr>
+        <w:pStyle w:val="ListParagraph"/>
+        <w:pBdr>
+          <w:top w:val="single" w:sz="4" w:space="1" w:color="auto"/>
+          <w:left w:val="single" w:sz="4" w:space="4" w:color="auto"/>
+          <w:bottom w:val="single" w:sz="4" w:space="1" w:color="auto"/>
+          <w:right w:val="single" w:sz="4" w:space="4" w:color="auto"/>
+        </w:pBdr>
+        <w:ind w:left="1080"/>
+        <w:rPr>
+          <w:lang w:val="en-US"/>
+        </w:rPr>
+      </w:pPr>
+      <w:r>
+        <w:rPr>
+          <w:lang w:val="en-US"/>
+        </w:rPr>
+        <w:t>from keras.datasets import mnist</w:t>
+      </w:r>
+    </w:p>
+    <w:p>
+      <w:pPr>
+        <w:pStyle w:val="ListParagraph"/>
+        <w:pBdr>
+          <w:top w:val="single" w:sz="4" w:space="1" w:color="auto"/>
+          <w:left w:val="single" w:sz="4" w:space="4" w:color="auto"/>
+          <w:bottom w:val="single" w:sz="4" w:space="1" w:color="auto"/>
+          <w:right w:val="single" w:sz="4" w:space="4" w:color="auto"/>
+        </w:pBdr>
+        <w:ind w:left="1080"/>
+        <w:rPr>
+          <w:lang w:val="en-US"/>
+        </w:rPr>
+      </w:pPr>
+      <w:r>
+        <w:rPr>
+          <w:lang w:val="en-US"/>
+        </w:rPr>
+        <w:t>(x_train, y_train), (x_test, y_test) = mnist.load_data()</w:t>
+      </w:r>
+    </w:p>
+    <w:p>
+      <w:pPr>
+        <w:pStyle w:val="ListParagraph"/>
+        <w:pBdr>
+          <w:top w:val="single" w:sz="4" w:space="1" w:color="auto"/>
+          <w:left w:val="single" w:sz="4" w:space="4" w:color="auto"/>
+          <w:bottom w:val="single" w:sz="4" w:space="1" w:color="auto"/>
+          <w:right w:val="single" w:sz="4" w:space="4" w:color="auto"/>
+        </w:pBdr>
+        <w:ind w:left="1080"/>
+        <w:rPr>
+          <w:lang w:val="en-US"/>
+        </w:rPr>
+      </w:pPr>
+      <w:r>
+        <w:rPr>
+          <w:lang w:val="en-US"/>
+        </w:rPr>
+        <w:t>x_train, x_test = x_train / 256, x_test / 256</w:t>
+      </w:r>
+    </w:p>
+    <w:p>
+      <w:pPr>
+        <w:pStyle w:val="ListParagraph"/>
+        <w:numPr>
+          <w:ilvl w:val="0"/>
+          <w:numId w:val="2"/>
+        </w:numPr>
+        <w:rPr>
+          <w:lang w:val="en-US"/>
+        </w:rPr>
+      </w:pPr>
+      <w:r>
+        <w:rPr>
+          <w:lang w:val="en-US"/>
+        </w:rPr>
+        <w:t>Vì tốc độ tải là 0 giây nên dữ liệu không được lưu</w:t>
+      </w:r>
+    </w:p>
+    <w:p>
+      <w:pPr>
+        <w:pStyle w:val="ListParagraph"/>
+        <w:numPr>
+          <w:ilvl w:val="0"/>
+          <w:numId w:val="2"/>
+        </w:numPr>
+        <w:rPr>
+          <w:lang w:val="en-US"/>
+        </w:rPr>
+      </w:pPr>
+      <w:r>
+        <w:rPr>
+          <w:lang w:val="en-US"/>
+        </w:rPr>
+        <w:t>x_train, y_train, x_test, y_</w:t>
+      </w:r>
+      <w:r>
+        <w:rPr>
+          <w:lang w:val="en-US"/>
+        </w:rPr>
+        <w:t>t</w:t>
+      </w:r>
+      <w:r>
+        <w:rPr>
+          <w:lang w:val="en-US"/>
+        </w:rPr>
+        <w:t>est đều là Numpy Array</w:t>
+      </w:r>
+    </w:p>
+    <w:p>
+      <w:pPr>
+        <w:pStyle w:val="ListParagraph"/>
+        <w:numPr>
+          <w:ilvl w:val="0"/>
+          <w:numId w:val="2"/>
+        </w:numPr>
+        <w:rPr>
+          <w:lang w:val="en-US"/>
+        </w:rPr>
+      </w:pPr>
+      <w:r>
+        <w:rPr>
+          <w:lang w:val="en-US"/>
+        </w:rPr>
+        <w:t>x_</w:t>
+      </w:r>
+      <w:r>
+        <w:rPr>
+          <w:lang w:val="en-US"/>
+        </w:rPr>
+        <w:t>train có Shape (60000, 28, 28), gồm 60000 nghìn hình, mỗi hình có kích thước 28 * 28</w:t>
+      </w:r>
+      <w:r>
+        <w:rPr>
+          <w:lang w:val="en-US"/>
+        </w:rPr>
+        <w:t>, có giá trị từ 0 đến 1</w:t>
+      </w:r>
+    </w:p>
+    <w:p>
+      <w:pPr>
+        <w:pStyle w:val="ListParagraph"/>
+        <w:numPr>
+          <w:ilvl w:val="0"/>
+          <w:numId w:val="2"/>
+        </w:numPr>
+        <w:rPr>
+          <w:lang w:val="en-US"/>
+        </w:rPr>
+      </w:pPr>
+      <w:r>
+        <w:rPr>
+          <w:lang w:val="en-US"/>
+        </w:rPr>
+        <w:t>y_train có Shape (60000), gồm 60000 nghìn nhãn ứng với 60000 hình, mỗi nhãn có giá trị từ 0 đến 9</w:t>
+      </w:r>
+    </w:p>
+    <w:p>
+      <w:pPr>
+        <w:pStyle w:val="ListParagraph"/>
+        <w:numPr>
+          <w:ilvl w:val="0"/>
+          <w:numId w:val="2"/>
+        </w:numPr>
+        <w:rPr>
+          <w:lang w:val="en-US"/>
+        </w:rPr>
+      </w:pPr>
+      <w:r>
+        <w:rPr>
+          <w:lang w:val="en-US"/>
+        </w:rPr>
+        <w:t>Dữ liệ</w:t>
+      </w:r>
+      <w:r>
+        <w:rPr>
+          <w:lang w:val="en-US"/>
+        </w:rPr>
+        <w:t>u T</w:t>
+      </w:r>
+      <w:r>
+        <w:rPr>
+          <w:lang w:val="en-US"/>
+        </w:rPr>
+        <w:t>est thì có 10000 hình</w:t>
+      </w:r>
+    </w:p>
+    <w:p>
+      <w:pPr>
+        <w:pStyle w:val="ListParagraph"/>
+        <w:numPr>
+          <w:ilvl w:val="0"/>
+          <w:numId w:val="2"/>
+        </w:numPr>
+        <w:rPr>
+          <w:lang w:val="en-US"/>
+        </w:rPr>
+      </w:pPr>
+      <w:r>
+        <w:rPr>
+          <w:lang w:val="en-US"/>
+        </w:rPr>
+        <w:t>Dùng torchvision</w:t>
+      </w:r>
+      <w:r>
+        <w:rPr>
+          <w:lang w:val="en-US"/>
+        </w:rPr>
+        <w:t>, tương đương với keras chỉ khác kiểu dữ liệu là Tensor</w:t>
+      </w:r>
+    </w:p>
+    <w:p>
+      <w:pPr>
+        <w:pStyle w:val="ListParagraph"/>
+        <w:pBdr>
+          <w:top w:val="single" w:sz="4" w:space="1" w:color="auto"/>
+          <w:left w:val="single" w:sz="4" w:space="4" w:color="auto"/>
+          <w:bottom w:val="single" w:sz="4" w:space="1" w:color="auto"/>
+          <w:right w:val="single" w:sz="4" w:space="4" w:color="auto"/>
+        </w:pBdr>
+        <w:ind w:left="1080"/>
+        <w:rPr>
+          <w:lang w:val="en-US"/>
+        </w:rPr>
+      </w:pPr>
+      <w:r>
+        <w:rPr>
+          <w:lang w:val="en-US"/>
+        </w:rPr>
+        <w:t>from torchvision import datasets</w:t>
+      </w:r>
+    </w:p>
+    <w:p>
+      <w:pPr>
+        <w:pStyle w:val="ListParagraph"/>
+        <w:pBdr>
+          <w:top w:val="single" w:sz="4" w:space="1" w:color="auto"/>
+          <w:left w:val="single" w:sz="4" w:space="4" w:color="auto"/>
+          <w:bottom w:val="single" w:sz="4" w:space="1" w:color="auto"/>
+          <w:right w:val="single" w:sz="4" w:space="4" w:color="auto"/>
+        </w:pBdr>
+        <w:ind w:left="1080"/>
+        <w:rPr>
+          <w:lang w:val="en-US"/>
+        </w:rPr>
+      </w:pPr>
+    </w:p>
+    <w:p>
+      <w:pPr>
+        <w:pStyle w:val="ListParagraph"/>
+        <w:pBdr>
+          <w:top w:val="single" w:sz="4" w:space="1" w:color="auto"/>
+          <w:left w:val="single" w:sz="4" w:space="4" w:color="auto"/>
+          <w:bottom w:val="single" w:sz="4" w:space="1" w:color="auto"/>
+          <w:right w:val="single" w:sz="4" w:space="4" w:color="auto"/>
+        </w:pBdr>
+        <w:ind w:left="1080"/>
+        <w:rPr>
+          <w:lang w:val="en-US"/>
+        </w:rPr>
+      </w:pPr>
+      <w:r>
+        <w:rPr>
+          <w:lang w:val="en-US"/>
+        </w:rPr>
         <w:t xml:space="preserve">train_dataset = </w:t>
       </w:r>
       <w:r>
@@ -33742,6 +34425,7 @@
         <w:rPr>
           <w:lang w:val="en-US"/>
         </w:rPr>
+        <w:lastRenderedPageBreak/>
         <w:t>Đặt train = False để tải dữ liệu test</w:t>
       </w:r>
     </w:p>
@@ -33902,7 +34586,6 @@
         <w:rPr>
           <w:lang w:val="en-US"/>
         </w:rPr>
-        <w:lastRenderedPageBreak/>
         <w:tab/>
       </w:r>
       <w:r>
@@ -34800,6 +35483,7 @@
         <w:rPr>
           <w:lang w:val="en-US"/>
         </w:rPr>
+        <w:lastRenderedPageBreak/>
         <w:tab/>
       </w:r>
       <w:r>
@@ -34964,416 +35648,416 @@
         <w:rPr>
           <w:lang w:val="en-US"/>
         </w:rPr>
+        <w:tab/>
+        <w:t>.numpy(): convert sang numpy</w:t>
+      </w:r>
+    </w:p>
+    <w:p>
+      <w:pPr>
+        <w:rPr>
+          <w:lang w:val="en-US"/>
+        </w:rPr>
+      </w:pPr>
+      <w:r>
+        <w:rPr>
+          <w:lang w:val="en-US"/>
+        </w:rPr>
+        <w:tab/>
+        <w:t xml:space="preserve">.unfold(dim,  size, step): </w:t>
+      </w:r>
+      <w:r>
+        <w:rPr>
+          <w:lang w:val="en-US"/>
+        </w:rPr>
+        <w:t>sliding window</w:t>
+      </w:r>
+    </w:p>
+    <w:p>
+      <w:pPr>
+        <w:rPr>
+          <w:lang w:val="en-US"/>
+        </w:rPr>
+      </w:pPr>
+      <w:r>
+        <w:rPr>
+          <w:lang w:val="en-US"/>
+        </w:rPr>
+        <w:tab/>
+      </w:r>
+      <w:r>
+        <w:rPr>
+          <w:lang w:val="en-US"/>
+        </w:rPr>
+        <w:tab/>
+        <w:t>Ex: [1, 2, 3, 4, 5].unfold(0, 3, 1) = [[1, 2, 3]</w:t>
+      </w:r>
+    </w:p>
+    <w:p>
+      <w:pPr>
+        <w:rPr>
+          <w:lang w:val="en-US"/>
+        </w:rPr>
+      </w:pPr>
+      <w:r>
+        <w:rPr>
+          <w:lang w:val="en-US"/>
+        </w:rPr>
+        <w:tab/>
+      </w:r>
+      <w:r>
+        <w:rPr>
+          <w:lang w:val="en-US"/>
+        </w:rPr>
+        <w:tab/>
+      </w:r>
+      <w:r>
+        <w:rPr>
+          <w:lang w:val="en-US"/>
+        </w:rPr>
+        <w:tab/>
+      </w:r>
+      <w:r>
+        <w:rPr>
+          <w:lang w:val="en-US"/>
+        </w:rPr>
+        <w:tab/>
+      </w:r>
+      <w:r>
+        <w:rPr>
+          <w:lang w:val="en-US"/>
+        </w:rPr>
+        <w:tab/>
+      </w:r>
+      <w:r>
+        <w:rPr>
+          <w:lang w:val="en-US"/>
+        </w:rPr>
+        <w:tab/>
+      </w:r>
+      <w:r>
+        <w:rPr>
+          <w:lang w:val="en-US"/>
+        </w:rPr>
+        <w:tab/>
+        <w:t>[2, 3, 4]</w:t>
+      </w:r>
+    </w:p>
+    <w:p>
+      <w:pPr>
+        <w:rPr>
+          <w:lang w:val="en-US"/>
+        </w:rPr>
+      </w:pPr>
+      <w:r>
+        <w:rPr>
+          <w:lang w:val="en-US"/>
+        </w:rPr>
+        <w:tab/>
+      </w:r>
+      <w:r>
+        <w:rPr>
+          <w:lang w:val="en-US"/>
+        </w:rPr>
+        <w:tab/>
+      </w:r>
+      <w:r>
+        <w:rPr>
+          <w:lang w:val="en-US"/>
+        </w:rPr>
+        <w:tab/>
+      </w:r>
+      <w:r>
+        <w:rPr>
+          <w:lang w:val="en-US"/>
+        </w:rPr>
+        <w:tab/>
+      </w:r>
+      <w:r>
+        <w:rPr>
+          <w:lang w:val="en-US"/>
+        </w:rPr>
+        <w:tab/>
+      </w:r>
+      <w:r>
+        <w:rPr>
+          <w:lang w:val="en-US"/>
+        </w:rPr>
+        <w:tab/>
+      </w:r>
+      <w:r>
+        <w:rPr>
+          <w:lang w:val="en-US"/>
+        </w:rPr>
+        <w:tab/>
+        <w:t xml:space="preserve">    [3, 4, 5]]</w:t>
+      </w:r>
+    </w:p>
+    <w:p>
+      <w:pPr>
+        <w:rPr>
+          <w:lang w:val="en-US"/>
+        </w:rPr>
+      </w:pPr>
+      <w:r>
+        <w:rPr>
+          <w:lang w:val="en-US"/>
+        </w:rPr>
+        <w:tab/>
+        <w:t>.share_memory_(): đưa tensor lên host để share giữa các cpu</w:t>
+      </w:r>
+    </w:p>
+    <w:p>
+      <w:pPr>
+        <w:rPr>
+          <w:lang w:val="en-US"/>
+        </w:rPr>
+      </w:pPr>
+      <w:r>
+        <w:rPr>
+          <w:lang w:val="en-US"/>
+        </w:rPr>
+        <w:tab/>
+      </w:r>
+      <w:r>
+        <w:rPr>
+          <w:lang w:val="en-US"/>
+        </w:rPr>
+        <w:tab/>
+        <w:t>Ex: [1, 2, 3].share_memory_()</w:t>
+      </w:r>
+    </w:p>
+    <w:p>
+      <w:pPr>
+        <w:rPr>
+          <w:lang w:val="en-US"/>
+        </w:rPr>
+      </w:pPr>
+      <w:r>
+        <w:rPr>
+          <w:lang w:val="en-US"/>
+        </w:rPr>
+        <w:t>Torch</w:t>
+      </w:r>
+    </w:p>
+    <w:p>
+      <w:pPr>
+        <w:rPr>
+          <w:lang w:val="en-US"/>
+        </w:rPr>
+      </w:pPr>
+      <w:r>
+        <w:rPr>
+          <w:lang w:val="en-US"/>
+        </w:rPr>
+        <w:tab/>
+        <w:t xml:space="preserve">.tril_indices(m, n, offset): trả về tensor </w:t>
+      </w:r>
+      <w:r>
+        <w:rPr>
+          <w:lang w:val="en-US"/>
+        </w:rPr>
+        <w:t xml:space="preserve">có dim = </w:t>
+      </w:r>
+      <w:r>
+        <w:rPr>
+          <w:lang w:val="en-US"/>
+        </w:rPr>
+        <w:t xml:space="preserve">2 * số entry trong lower triangular </w:t>
+      </w:r>
+    </w:p>
+    <w:p>
+      <w:pPr>
+        <w:ind w:left="2160" w:firstLine="720"/>
+        <w:rPr>
+          <w:lang w:val="en-US"/>
+        </w:rPr>
+      </w:pPr>
+      <w:r>
+        <w:rPr>
+          <w:lang w:val="en-US"/>
+        </w:rPr>
+        <w:t xml:space="preserve">     matrix theo đường chéo được dịch chuyển lên offset</w:t>
+      </w:r>
+      <w:r>
+        <w:rPr>
+          <w:lang w:val="en-US"/>
+        </w:rPr>
+        <w:t>,</w:t>
+      </w:r>
+    </w:p>
+    <w:p>
+      <w:pPr>
+        <w:ind w:left="2160" w:firstLine="720"/>
+        <w:rPr>
+          <w:lang w:val="en-US"/>
+        </w:rPr>
+      </w:pPr>
+      <w:r>
+        <w:rPr>
+          <w:lang w:val="en-US"/>
+        </w:rPr>
+        <w:t xml:space="preserve">      </w:t>
+      </w:r>
+      <w:r>
+        <w:rPr>
+          <w:lang w:val="en-US"/>
+        </w:rPr>
+        <w:t>row 1 là tọa độ row, row 2 là tọa độ cột</w:t>
+      </w:r>
+    </w:p>
+    <w:p>
+      <w:pPr>
+        <w:rPr>
+          <w:lang w:val="en-US"/>
+        </w:rPr>
+      </w:pPr>
+      <w:r>
+        <w:rPr>
+          <w:lang w:val="en-US"/>
+        </w:rPr>
+        <w:tab/>
+      </w:r>
+      <w:r>
+        <w:rPr>
+          <w:lang w:val="en-US"/>
+        </w:rPr>
+        <w:tab/>
+        <w:t>Ex: torch.tril_indices(3, 3) = [0, 1, 1, 2, 2, 2] =&gt; [0, 0], [1, 0], [1, 1], [2, 0],…</w:t>
+      </w:r>
+    </w:p>
+    <w:p>
+      <w:pPr>
+        <w:rPr>
+          <w:lang w:val="en-US"/>
+        </w:rPr>
+      </w:pPr>
+      <w:r>
+        <w:rPr>
+          <w:lang w:val="en-US"/>
+        </w:rPr>
+        <w:tab/>
+      </w:r>
+      <w:r>
+        <w:rPr>
+          <w:lang w:val="en-US"/>
+        </w:rPr>
+        <w:tab/>
+      </w:r>
+      <w:r>
+        <w:rPr>
+          <w:lang w:val="en-US"/>
+        </w:rPr>
+        <w:tab/>
+      </w:r>
+      <w:r>
+        <w:rPr>
+          <w:lang w:val="en-US"/>
+        </w:rPr>
+        <w:tab/>
+      </w:r>
+      <w:r>
+        <w:rPr>
+          <w:lang w:val="en-US"/>
+        </w:rPr>
+        <w:tab/>
+        <w:t xml:space="preserve">         [0, 0, 1, 0, 1, 2]</w:t>
+      </w:r>
+    </w:p>
+    <w:p>
+      <w:pPr>
+        <w:rPr>
+          <w:lang w:val="en-US"/>
+        </w:rPr>
+      </w:pPr>
+      <w:r>
+        <w:rPr>
+          <w:lang w:val="en-US"/>
+        </w:rPr>
+        <w:tab/>
+        <w:t>.stack(inputs_tuple, dim): stack các tensor lên nhau theo dim mới</w:t>
+      </w:r>
+    </w:p>
+    <w:p>
+      <w:pPr>
+        <w:rPr>
+          <w:lang w:val="en-US"/>
+        </w:rPr>
+      </w:pPr>
+      <w:r>
+        <w:rPr>
+          <w:lang w:val="en-US"/>
+        </w:rPr>
+        <w:tab/>
+      </w:r>
+      <w:r>
+        <w:rPr>
+          <w:lang w:val="en-US"/>
+        </w:rPr>
+        <w:tab/>
+        <w:t>Ex: torch.stack(([1, 2, 3], [4, 5, 6])) = [[1, 2, 3]</w:t>
+      </w:r>
+    </w:p>
+    <w:p>
+      <w:pPr>
+        <w:ind w:left="4320" w:firstLine="720"/>
+        <w:rPr>
+          <w:lang w:val="en-US"/>
+        </w:rPr>
+      </w:pPr>
+      <w:r>
+        <w:rPr>
+          <w:lang w:val="en-US"/>
+        </w:rPr>
+        <w:t>[4, 5, 6]]</w:t>
+      </w:r>
+    </w:p>
+    <w:p>
+      <w:pPr>
+        <w:rPr>
+          <w:lang w:val="en-US"/>
+        </w:rPr>
+      </w:pPr>
+      <w:r>
+        <w:rPr>
+          <w:lang w:val="en-US"/>
+        </w:rPr>
+        <w:tab/>
+        <w:t>.inverse(tensor): trả về invert matrix</w:t>
+      </w:r>
+    </w:p>
+    <w:p>
+      <w:pPr>
+        <w:rPr>
+          <w:lang w:val="en-US"/>
+        </w:rPr>
+      </w:pPr>
+      <w:r>
+        <w:rPr>
+          <w:lang w:val="en-US"/>
+        </w:rPr>
+        <w:tab/>
+      </w:r>
+      <w:r>
+        <w:rPr>
+          <w:lang w:val="en-US"/>
+        </w:rPr>
+        <w:tab/>
+        <w:t>Ex: torch.inverse([</w:t>
+      </w:r>
+    </w:p>
+    <w:p>
+      <w:pPr>
+        <w:ind w:left="720" w:firstLine="720"/>
+        <w:rPr>
+          <w:lang w:val="en-US"/>
+        </w:rPr>
+      </w:pPr>
+      <w:r>
+        <w:rPr>
+          <w:lang w:val="en-US"/>
+        </w:rPr>
         <w:lastRenderedPageBreak/>
         <w:tab/>
-        <w:t>.numpy(): convert sang numpy</w:t>
-      </w:r>
-    </w:p>
-    <w:p>
-      <w:pPr>
-        <w:rPr>
-          <w:lang w:val="en-US"/>
-        </w:rPr>
-      </w:pPr>
-      <w:r>
-        <w:rPr>
-          <w:lang w:val="en-US"/>
-        </w:rPr>
-        <w:tab/>
-        <w:t xml:space="preserve">.unfold(dim,  size, step): </w:t>
-      </w:r>
-      <w:r>
-        <w:rPr>
-          <w:lang w:val="en-US"/>
-        </w:rPr>
-        <w:t>sliding window</w:t>
-      </w:r>
-    </w:p>
-    <w:p>
-      <w:pPr>
-        <w:rPr>
-          <w:lang w:val="en-US"/>
-        </w:rPr>
-      </w:pPr>
-      <w:r>
-        <w:rPr>
-          <w:lang w:val="en-US"/>
-        </w:rPr>
-        <w:tab/>
-      </w:r>
-      <w:r>
-        <w:rPr>
-          <w:lang w:val="en-US"/>
-        </w:rPr>
-        <w:tab/>
-        <w:t>Ex: [1, 2, 3, 4, 5].unfold(0, 3, 1) = [[1, 2, 3]</w:t>
-      </w:r>
-    </w:p>
-    <w:p>
-      <w:pPr>
-        <w:rPr>
-          <w:lang w:val="en-US"/>
-        </w:rPr>
-      </w:pPr>
-      <w:r>
-        <w:rPr>
-          <w:lang w:val="en-US"/>
-        </w:rPr>
-        <w:tab/>
-      </w:r>
-      <w:r>
-        <w:rPr>
-          <w:lang w:val="en-US"/>
-        </w:rPr>
-        <w:tab/>
-      </w:r>
-      <w:r>
-        <w:rPr>
-          <w:lang w:val="en-US"/>
-        </w:rPr>
-        <w:tab/>
-      </w:r>
-      <w:r>
-        <w:rPr>
-          <w:lang w:val="en-US"/>
-        </w:rPr>
-        <w:tab/>
-      </w:r>
-      <w:r>
-        <w:rPr>
-          <w:lang w:val="en-US"/>
-        </w:rPr>
-        <w:tab/>
-      </w:r>
-      <w:r>
-        <w:rPr>
-          <w:lang w:val="en-US"/>
-        </w:rPr>
-        <w:tab/>
-      </w:r>
-      <w:r>
-        <w:rPr>
-          <w:lang w:val="en-US"/>
-        </w:rPr>
-        <w:tab/>
-        <w:t>[2, 3, 4]</w:t>
-      </w:r>
-    </w:p>
-    <w:p>
-      <w:pPr>
-        <w:rPr>
-          <w:lang w:val="en-US"/>
-        </w:rPr>
-      </w:pPr>
-      <w:r>
-        <w:rPr>
-          <w:lang w:val="en-US"/>
-        </w:rPr>
-        <w:tab/>
-      </w:r>
-      <w:r>
-        <w:rPr>
-          <w:lang w:val="en-US"/>
-        </w:rPr>
-        <w:tab/>
-      </w:r>
-      <w:r>
-        <w:rPr>
-          <w:lang w:val="en-US"/>
-        </w:rPr>
-        <w:tab/>
-      </w:r>
-      <w:r>
-        <w:rPr>
-          <w:lang w:val="en-US"/>
-        </w:rPr>
-        <w:tab/>
-      </w:r>
-      <w:r>
-        <w:rPr>
-          <w:lang w:val="en-US"/>
-        </w:rPr>
-        <w:tab/>
-      </w:r>
-      <w:r>
-        <w:rPr>
-          <w:lang w:val="en-US"/>
-        </w:rPr>
-        <w:tab/>
-      </w:r>
-      <w:r>
-        <w:rPr>
-          <w:lang w:val="en-US"/>
-        </w:rPr>
-        <w:tab/>
-        <w:t xml:space="preserve">    [3, 4, 5]]</w:t>
-      </w:r>
-    </w:p>
-    <w:p>
-      <w:pPr>
-        <w:rPr>
-          <w:lang w:val="en-US"/>
-        </w:rPr>
-      </w:pPr>
-      <w:r>
-        <w:rPr>
-          <w:lang w:val="en-US"/>
-        </w:rPr>
-        <w:tab/>
-        <w:t>.share_memory_(): đưa tensor lên host để share giữa các cpu</w:t>
-      </w:r>
-    </w:p>
-    <w:p>
-      <w:pPr>
-        <w:rPr>
-          <w:lang w:val="en-US"/>
-        </w:rPr>
-      </w:pPr>
-      <w:r>
-        <w:rPr>
-          <w:lang w:val="en-US"/>
-        </w:rPr>
-        <w:tab/>
-      </w:r>
-      <w:r>
-        <w:rPr>
-          <w:lang w:val="en-US"/>
-        </w:rPr>
-        <w:tab/>
-        <w:t>Ex: [1, 2, 3].share_memory_()</w:t>
-      </w:r>
-    </w:p>
-    <w:p>
-      <w:pPr>
-        <w:rPr>
-          <w:lang w:val="en-US"/>
-        </w:rPr>
-      </w:pPr>
-      <w:r>
-        <w:rPr>
-          <w:lang w:val="en-US"/>
-        </w:rPr>
-        <w:t>Torch</w:t>
-      </w:r>
-    </w:p>
-    <w:p>
-      <w:pPr>
-        <w:rPr>
-          <w:lang w:val="en-US"/>
-        </w:rPr>
-      </w:pPr>
-      <w:r>
-        <w:rPr>
-          <w:lang w:val="en-US"/>
-        </w:rPr>
-        <w:tab/>
-        <w:t xml:space="preserve">.tril_indices(m, n, offset): trả về tensor </w:t>
-      </w:r>
-      <w:r>
-        <w:rPr>
-          <w:lang w:val="en-US"/>
-        </w:rPr>
-        <w:t xml:space="preserve">có dim = </w:t>
-      </w:r>
-      <w:r>
-        <w:rPr>
-          <w:lang w:val="en-US"/>
-        </w:rPr>
-        <w:t xml:space="preserve">2 * số entry trong lower triangular </w:t>
-      </w:r>
-    </w:p>
-    <w:p>
-      <w:pPr>
-        <w:ind w:left="2160" w:firstLine="720"/>
-        <w:rPr>
-          <w:lang w:val="en-US"/>
-        </w:rPr>
-      </w:pPr>
-      <w:r>
-        <w:rPr>
-          <w:lang w:val="en-US"/>
-        </w:rPr>
-        <w:t xml:space="preserve">     matrix theo đường chéo được dịch chuyển lên offset</w:t>
-      </w:r>
-      <w:r>
-        <w:rPr>
-          <w:lang w:val="en-US"/>
-        </w:rPr>
-        <w:t>,</w:t>
-      </w:r>
-    </w:p>
-    <w:p>
-      <w:pPr>
-        <w:ind w:left="2160" w:firstLine="720"/>
-        <w:rPr>
-          <w:lang w:val="en-US"/>
-        </w:rPr>
-      </w:pPr>
-      <w:r>
-        <w:rPr>
-          <w:lang w:val="en-US"/>
-        </w:rPr>
-        <w:t xml:space="preserve">      </w:t>
-      </w:r>
-      <w:r>
-        <w:rPr>
-          <w:lang w:val="en-US"/>
-        </w:rPr>
-        <w:t>row 1 là tọa độ row, row 2 là tọa độ cột</w:t>
-      </w:r>
-    </w:p>
-    <w:p>
-      <w:pPr>
-        <w:rPr>
-          <w:lang w:val="en-US"/>
-        </w:rPr>
-      </w:pPr>
-      <w:r>
-        <w:rPr>
-          <w:lang w:val="en-US"/>
-        </w:rPr>
-        <w:tab/>
-      </w:r>
-      <w:r>
-        <w:rPr>
-          <w:lang w:val="en-US"/>
-        </w:rPr>
-        <w:tab/>
-        <w:t>Ex: torch.tril_indices(3, 3) = [0, 1, 1, 2, 2, 2] =&gt; [0, 0], [1, 0], [1, 1], [2, 0],…</w:t>
-      </w:r>
-    </w:p>
-    <w:p>
-      <w:pPr>
-        <w:rPr>
-          <w:lang w:val="en-US"/>
-        </w:rPr>
-      </w:pPr>
-      <w:r>
-        <w:rPr>
-          <w:lang w:val="en-US"/>
-        </w:rPr>
-        <w:tab/>
-      </w:r>
-      <w:r>
-        <w:rPr>
-          <w:lang w:val="en-US"/>
-        </w:rPr>
-        <w:tab/>
-      </w:r>
-      <w:r>
-        <w:rPr>
-          <w:lang w:val="en-US"/>
-        </w:rPr>
-        <w:tab/>
-      </w:r>
-      <w:r>
-        <w:rPr>
-          <w:lang w:val="en-US"/>
-        </w:rPr>
-        <w:tab/>
-      </w:r>
-      <w:r>
-        <w:rPr>
-          <w:lang w:val="en-US"/>
-        </w:rPr>
-        <w:tab/>
-        <w:t xml:space="preserve">         [0, 0, 1, 0, 1, 2]</w:t>
-      </w:r>
-    </w:p>
-    <w:p>
-      <w:pPr>
-        <w:rPr>
-          <w:lang w:val="en-US"/>
-        </w:rPr>
-      </w:pPr>
-      <w:r>
-        <w:rPr>
-          <w:lang w:val="en-US"/>
-        </w:rPr>
-        <w:tab/>
-        <w:t>.stack(inputs_tuple, dim): stack các tensor lên nhau theo dim mới</w:t>
-      </w:r>
-    </w:p>
-    <w:p>
-      <w:pPr>
-        <w:rPr>
-          <w:lang w:val="en-US"/>
-        </w:rPr>
-      </w:pPr>
-      <w:r>
-        <w:rPr>
-          <w:lang w:val="en-US"/>
-        </w:rPr>
-        <w:tab/>
-      </w:r>
-      <w:r>
-        <w:rPr>
-          <w:lang w:val="en-US"/>
-        </w:rPr>
-        <w:tab/>
-        <w:t>Ex: torch.stack(([1, 2, 3], [4, 5, 6])) = [[1, 2, 3]</w:t>
-      </w:r>
-    </w:p>
-    <w:p>
-      <w:pPr>
-        <w:ind w:left="4320" w:firstLine="720"/>
-        <w:rPr>
-          <w:lang w:val="en-US"/>
-        </w:rPr>
-      </w:pPr>
-      <w:r>
-        <w:rPr>
-          <w:lang w:val="en-US"/>
-        </w:rPr>
-        <w:t>[4, 5, 6]]</w:t>
-      </w:r>
-    </w:p>
-    <w:p>
-      <w:pPr>
-        <w:rPr>
-          <w:lang w:val="en-US"/>
-        </w:rPr>
-      </w:pPr>
-      <w:r>
-        <w:rPr>
-          <w:lang w:val="en-US"/>
-        </w:rPr>
-        <w:tab/>
-        <w:t>.inverse(tensor): trả về invert matrix</w:t>
-      </w:r>
-    </w:p>
-    <w:p>
-      <w:pPr>
-        <w:rPr>
-          <w:lang w:val="en-US"/>
-        </w:rPr>
-      </w:pPr>
-      <w:r>
-        <w:rPr>
-          <w:lang w:val="en-US"/>
-        </w:rPr>
-        <w:tab/>
-      </w:r>
-      <w:r>
-        <w:rPr>
-          <w:lang w:val="en-US"/>
-        </w:rPr>
-        <w:tab/>
-        <w:t>Ex: torch.inverse([</w:t>
-      </w:r>
-    </w:p>
-    <w:p>
-      <w:pPr>
-        <w:ind w:left="720" w:firstLine="720"/>
-        <w:rPr>
-          <w:lang w:val="en-US"/>
-        </w:rPr>
-      </w:pPr>
-      <w:r>
-        <w:rPr>
-          <w:lang w:val="en-US"/>
-        </w:rPr>
-        <w:tab/>
         <w:t>[1, 2, 3],</w:t>
       </w:r>
     </w:p>
@@ -35533,7 +36217,6 @@
         <w:rPr>
           <w:lang w:val="en-US"/>
         </w:rPr>
-        <w:lastRenderedPageBreak/>
         <w:t>Distributions</w:t>
       </w:r>
     </w:p>
@@ -35917,6 +36600,7 @@
         <w:rPr>
           <w:lang w:val="en-US"/>
         </w:rPr>
+        <w:lastRenderedPageBreak/>
         <w:t xml:space="preserve">         T – tạo một node đạo hàm (để tính higher order derivative)| F): </w:t>
       </w:r>
     </w:p>
@@ -36087,7 +36771,6 @@
         <w:rPr>
           <w:lang w:val="en-US"/>
         </w:rPr>
-        <w:lastRenderedPageBreak/>
         <w:tab/>
       </w:r>
       <w:r>
@@ -37602,6 +38285,95 @@
     </w:lvl>
   </w:abstractNum>
   <w:abstractNum w:abstractNumId="13">
+    <w:nsid w:val="7D7671A8"/>
+    <w:multiLevelType w:val="hybridMultilevel"/>
+    <w:tmpl w:val="75A6CB3E"/>
+    <w:lvl w:ilvl="0" w:tplc="B29EF520">
+      <w:start w:val="1"/>
+      <w:numFmt w:val="decimal"/>
+      <w:lvlText w:val="%1."/>
+      <w:lvlJc w:val="left"/>
+      <w:pPr>
+        <w:ind w:left="1080" w:hanging="360"/>
+      </w:pPr>
+      <w:rPr>
+        <w:rFonts w:hint="default"/>
+      </w:rPr>
+    </w:lvl>
+    <w:lvl w:ilvl="1" w:tplc="042A0019" w:tentative="1">
+      <w:start w:val="1"/>
+      <w:numFmt w:val="lowerLetter"/>
+      <w:lvlText w:val="%2."/>
+      <w:lvlJc w:val="left"/>
+      <w:pPr>
+        <w:ind w:left="1800" w:hanging="360"/>
+      </w:pPr>
+    </w:lvl>
+    <w:lvl w:ilvl="2" w:tplc="042A001B" w:tentative="1">
+      <w:start w:val="1"/>
+      <w:numFmt w:val="lowerRoman"/>
+      <w:lvlText w:val="%3."/>
+      <w:lvlJc w:val="right"/>
+      <w:pPr>
+        <w:ind w:left="2520" w:hanging="180"/>
+      </w:pPr>
+    </w:lvl>
+    <w:lvl w:ilvl="3" w:tplc="042A000F" w:tentative="1">
+      <w:start w:val="1"/>
+      <w:numFmt w:val="decimal"/>
+      <w:lvlText w:val="%4."/>
+      <w:lvlJc w:val="left"/>
+      <w:pPr>
+        <w:ind w:left="3240" w:hanging="360"/>
+      </w:pPr>
+    </w:lvl>
+    <w:lvl w:ilvl="4" w:tplc="042A0019" w:tentative="1">
+      <w:start w:val="1"/>
+      <w:numFmt w:val="lowerLetter"/>
+      <w:lvlText w:val="%5."/>
+      <w:lvlJc w:val="left"/>
+      <w:pPr>
+        <w:ind w:left="3960" w:hanging="360"/>
+      </w:pPr>
+    </w:lvl>
+    <w:lvl w:ilvl="5" w:tplc="042A001B" w:tentative="1">
+      <w:start w:val="1"/>
+      <w:numFmt w:val="lowerRoman"/>
+      <w:lvlText w:val="%6."/>
+      <w:lvlJc w:val="right"/>
+      <w:pPr>
+        <w:ind w:left="4680" w:hanging="180"/>
+      </w:pPr>
+    </w:lvl>
+    <w:lvl w:ilvl="6" w:tplc="042A000F" w:tentative="1">
+      <w:start w:val="1"/>
+      <w:numFmt w:val="decimal"/>
+      <w:lvlText w:val="%7."/>
+      <w:lvlJc w:val="left"/>
+      <w:pPr>
+        <w:ind w:left="5400" w:hanging="360"/>
+      </w:pPr>
+    </w:lvl>
+    <w:lvl w:ilvl="7" w:tplc="042A0019" w:tentative="1">
+      <w:start w:val="1"/>
+      <w:numFmt w:val="lowerLetter"/>
+      <w:lvlText w:val="%8."/>
+      <w:lvlJc w:val="left"/>
+      <w:pPr>
+        <w:ind w:left="6120" w:hanging="360"/>
+      </w:pPr>
+    </w:lvl>
+    <w:lvl w:ilvl="8" w:tplc="042A001B" w:tentative="1">
+      <w:start w:val="1"/>
+      <w:numFmt w:val="lowerRoman"/>
+      <w:lvlText w:val="%9."/>
+      <w:lvlJc w:val="right"/>
+      <w:pPr>
+        <w:ind w:left="6840" w:hanging="180"/>
+      </w:pPr>
+    </w:lvl>
+  </w:abstractNum>
+  <w:abstractNum w:abstractNumId="14">
     <w:nsid w:val="7DC01358"/>
     <w:multiLevelType w:val="hybridMultilevel"/>
     <w:tmpl w:val="5EF2BF06"/>
@@ -37712,7 +38484,7 @@
     <w:abstractNumId w:val="0"/>
   </w:num>
   <w:num w:numId="8">
-    <w:abstractNumId w:val="13"/>
+    <w:abstractNumId w:val="14"/>
   </w:num>
   <w:num w:numId="9">
     <w:abstractNumId w:val="11"/>
@@ -37731,6 +38503,9 @@
   </w:num>
   <w:num w:numId="14">
     <w:abstractNumId w:val="10"/>
+  </w:num>
+  <w:num w:numId="15">
+    <w:abstractNumId w:val="13"/>
   </w:num>
 </w:numbering>
 </file>

--- a/torch.docx
+++ b/torch.docx
@@ -504,7 +504,37 @@
         <w:rPr>
           <w:lang w:val="en-US"/>
         </w:rPr>
-        <w:t xml:space="preserve">Ban đầu ở cửa sổ Files, bạn đang ở trong thư mục </w:t>
+        <w:t xml:space="preserve">Ban đầu ở cửa sổ </w:t>
+      </w:r>
+      <w:r>
+        <w:rPr>
+          <w:lang w:val="en-US"/>
+        </w:rPr>
+        <w:t>“</w:t>
+      </w:r>
+      <w:r>
+        <w:rPr>
+          <w:lang w:val="en-US"/>
+        </w:rPr>
+        <w:t>Files</w:t>
+      </w:r>
+      <w:r>
+        <w:rPr>
+          <w:lang w:val="en-US"/>
+        </w:rPr>
+        <w:t>”</w:t>
+      </w:r>
+      <w:r>
+        <w:rPr>
+          <w:lang w:val="en-US"/>
+        </w:rPr>
+        <w:t xml:space="preserve">, bạn đang ở trong thư mục </w:t>
+      </w:r>
+      <w:r>
+        <w:rPr>
+          <w:lang w:val="en-US"/>
+        </w:rPr>
+        <w:t>“</w:t>
       </w:r>
       <w:r>
         <w:rPr>
@@ -522,7 +552,43 @@
         <w:rPr>
           <w:lang w:val="en-US"/>
         </w:rPr>
-        <w:t>, và bạn thấy có 1 thư mục sample_data chứa sẵn 1 số Datasets</w:t>
+        <w:t>”</w:t>
+      </w:r>
+      <w:r>
+        <w:rPr>
+          <w:lang w:val="en-US"/>
+        </w:rPr>
+        <w:t xml:space="preserve">, và bạn thấy có 1 thư mục </w:t>
+      </w:r>
+      <w:r>
+        <w:rPr>
+          <w:lang w:val="en-US"/>
+        </w:rPr>
+        <w:t>“</w:t>
+      </w:r>
+      <w:r>
+        <w:rPr>
+          <w:lang w:val="en-US"/>
+        </w:rPr>
+        <w:t>sample_data</w:t>
+      </w:r>
+      <w:r>
+        <w:rPr>
+          <w:lang w:val="en-US"/>
+        </w:rPr>
+        <w:t>”</w:t>
+      </w:r>
+      <w:r>
+        <w:rPr>
+          <w:lang w:val="en-US"/>
+        </w:rPr>
+        <w:t xml:space="preserve"> chứa sẵn 1 số</w:t>
+      </w:r>
+      <w:r>
+        <w:rPr>
+          <w:lang w:val="en-US"/>
+        </w:rPr>
+        <w:t xml:space="preserve"> Dataset</w:t>
       </w:r>
       <w:r>
         <w:rPr>
@@ -546,7 +612,19 @@
         <w:rPr>
           <w:lang w:val="en-US"/>
         </w:rPr>
-        <w:t>Trong thư mục content bạn có thể tạo sửa xóa thư mục hoặc File tùy ý</w:t>
+        <w:t xml:space="preserve">Trong thư mục </w:t>
+      </w:r>
+      <w:r>
+        <w:rPr>
+          <w:lang w:val="en-US"/>
+        </w:rPr>
+        <w:t xml:space="preserve">“content” </w:t>
+      </w:r>
+      <w:r>
+        <w:rPr>
+          <w:lang w:val="en-US"/>
+        </w:rPr>
+        <w:t>bạn có thể tạo sửa xóa thư mục hoặc File tùy ý</w:t>
       </w:r>
       <w:r>
         <w:rPr>
@@ -624,7 +702,25 @@
         <w:rPr>
           <w:lang w:val="en-US"/>
         </w:rPr>
-        <w:t>c root</w:t>
+        <w:t xml:space="preserve">c </w:t>
+      </w:r>
+      <w:r>
+        <w:rPr>
+          <w:lang w:val="en-US"/>
+        </w:rPr>
+        <w:t>“</w:t>
+      </w:r>
+      <w:r>
+        <w:rPr>
+          <w:lang w:val="en-US"/>
+        </w:rPr>
+        <w:t>root</w:t>
+      </w:r>
+      <w:r>
+        <w:rPr>
+          <w:lang w:val="en-US"/>
+        </w:rPr>
+        <w:t>”</w:t>
       </w:r>
     </w:p>
     <w:p>
@@ -804,7 +900,25 @@
         <w:rPr>
           <w:lang w:val="en-US"/>
         </w:rPr>
-        <w:t>Tất cả các File trong Note Book khi này sẽ tồn tại vĩnh viễn</w:t>
+        <w:t>Vì Drive tồn tại vĩnh viễn nên bạn có thể lưu File vào thư mục “MyDrive” để nó cũng tồn tại vĩnh viễn</w:t>
+      </w:r>
+    </w:p>
+    <w:p>
+      <w:pPr>
+        <w:pStyle w:val="ListParagraph"/>
+        <w:numPr>
+          <w:ilvl w:val="0"/>
+          <w:numId w:val="2"/>
+        </w:numPr>
+        <w:rPr>
+          <w:lang w:val="en-US"/>
+        </w:rPr>
+      </w:pPr>
+      <w:r>
+        <w:rPr>
+          <w:lang w:val="en-US"/>
+        </w:rPr>
+        <w:t>Khi sắp kết thúc làm việc thì mới đưa dữ liệu vào Drive, còn trong khi làm việc thì cứ để nó ở ngoài</w:t>
       </w:r>
     </w:p>
     <w:p>
@@ -840,6 +954,7 @@
         <w:rPr>
           <w:lang w:val="en-US"/>
         </w:rPr>
+        <w:lastRenderedPageBreak/>
         <w:t>Chạy lệnh sau</w:t>
       </w:r>
     </w:p>
@@ -897,7 +1012,42 @@
         <w:rPr>
           <w:lang w:val="en-US"/>
         </w:rPr>
-        <w:lastRenderedPageBreak/>
+        <w:t>Cách Di Chuyển 1 File Hoặc Thư Mục Sang Thư Mục Khác?</w:t>
+      </w:r>
+    </w:p>
+    <w:p>
+      <w:pPr>
+        <w:pStyle w:val="ListParagraph"/>
+        <w:numPr>
+          <w:ilvl w:val="0"/>
+          <w:numId w:val="2"/>
+        </w:numPr>
+        <w:rPr>
+          <w:lang w:val="en-US"/>
+        </w:rPr>
+      </w:pPr>
+      <w:r>
+        <w:rPr>
+          <w:lang w:val="en-US"/>
+        </w:rPr>
+        <w:t>Nhấn giữ File hoặc thư mục rồi kéo thả sang thư mục khác</w:t>
+      </w:r>
+    </w:p>
+    <w:p>
+      <w:pPr>
+        <w:pStyle w:val="ListParagraph"/>
+        <w:numPr>
+          <w:ilvl w:val="0"/>
+          <w:numId w:val="1"/>
+        </w:numPr>
+        <w:rPr>
+          <w:lang w:val="en-US"/>
+        </w:rPr>
+      </w:pPr>
+      <w:r>
+        <w:rPr>
+          <w:lang w:val="en-US"/>
+        </w:rPr>
         <w:t xml:space="preserve">Thay </w:t>
       </w:r>
       <w:r>
@@ -1729,6 +1879,7 @@
         <w:rPr>
           <w:lang w:val="en-US"/>
         </w:rPr>
+        <w:lastRenderedPageBreak/>
         <w:t>Việc làm này sẽ xóa toàn bộ dữ liệu đã tải xuống trước đó</w:t>
       </w:r>
     </w:p>
@@ -1843,7 +1994,6 @@
         <w:rPr>
           <w:lang w:val="en-US"/>
         </w:rPr>
-        <w:lastRenderedPageBreak/>
         <w:t>sys.exit()</w:t>
       </w:r>
     </w:p>
@@ -2751,6 +2901,7 @@
         <w:rPr>
           <w:lang w:val="en-US"/>
         </w:rPr>
+        <w:lastRenderedPageBreak/>
         <w:t>torch.</w:t>
       </w:r>
       <w:r>
@@ -2781,19 +2932,7 @@
         <w:rPr>
           <w:lang w:val="en-US"/>
         </w:rPr>
-        <w:t xml:space="preserve">Trả Về Tensor Có </w:t>
-      </w:r>
-      <w:r>
-        <w:rPr>
-          <w:lang w:val="en-US"/>
-        </w:rPr>
-        <w:t xml:space="preserve">Giá Trị Ngẫu Nhiên Thuộc </w:t>
-      </w:r>
-      <w:r>
-        <w:rPr>
-          <w:lang w:val="en-US"/>
-        </w:rPr>
-        <w:t>Phân Phối Chuẩn Tắc?</w:t>
+        <w:t>Trả Về Tensor Là Cấp Số Cộng?</w:t>
       </w:r>
     </w:p>
     <w:p>
@@ -2814,21 +2953,145 @@
         <w:rPr>
           <w:lang w:val="en-US"/>
         </w:rPr>
-        <w:t>torch.randn(</w:t>
-      </w:r>
-      <w:r>
-        <w:rPr>
-          <w:lang w:val="en-US"/>
-        </w:rPr>
-        <w:t>&lt;Shape&gt;</w:t>
-      </w:r>
-      <w:r>
-        <w:rPr>
-          <w:lang w:val="en-US"/>
-        </w:rPr>
-        <w:t>)</w:t>
-      </w:r>
-    </w:p>
+        <w:t>torch.arange(&lt;Start&gt;, &lt;End&gt;, &lt;Step&gt;)</w:t>
+      </w:r>
+    </w:p>
+    <w:p>
+      <w:pPr>
+        <w:pStyle w:val="ListParagraph"/>
+        <w:numPr>
+          <w:ilvl w:val="0"/>
+          <w:numId w:val="2"/>
+        </w:numPr>
+        <w:rPr>
+          <w:lang w:val="en-US"/>
+        </w:rPr>
+      </w:pPr>
+      <w:r>
+        <w:rPr>
+          <w:lang w:val="en-US"/>
+        </w:rPr>
+        <w:t>Cấp số cộng bắt đầu từ &lt;Start&gt; và kết thúc trước &lt;End&gt;, công sai = &lt;Step&gt;</w:t>
+      </w:r>
+    </w:p>
+    <w:p>
+      <w:pPr>
+        <w:pStyle w:val="ListParagraph"/>
+        <w:numPr>
+          <w:ilvl w:val="0"/>
+          <w:numId w:val="2"/>
+        </w:numPr>
+        <w:rPr>
+          <w:lang w:val="en-US"/>
+        </w:rPr>
+      </w:pPr>
+      <w:r>
+        <w:rPr>
+          <w:lang w:val="en-US"/>
+        </w:rPr>
+        <w:t>Mặc định</w:t>
+      </w:r>
+    </w:p>
+    <w:tbl>
+      <w:tblPr>
+        <w:tblStyle w:val="TableGrid"/>
+        <w:tblW w:w="0" w:type="auto"/>
+        <w:tblInd w:w="1080" w:type="dxa"/>
+        <w:tblLook w:val="04A0" w:firstRow="1" w:lastRow="0" w:firstColumn="1" w:lastColumn="0" w:noHBand="0" w:noVBand="1"/>
+      </w:tblPr>
+      <w:tblGrid>
+        <w:gridCol w:w="4684"/>
+        <w:gridCol w:w="4613"/>
+      </w:tblGrid>
+      <w:tr>
+        <w:tc>
+          <w:tcPr>
+            <w:tcW w:w="5188" w:type="dxa"/>
+          </w:tcPr>
+          <w:p>
+            <w:pPr>
+              <w:pStyle w:val="ListParagraph"/>
+              <w:ind w:left="0"/>
+              <w:jc w:val="center"/>
+              <w:rPr>
+                <w:lang w:val="en-US"/>
+              </w:rPr>
+            </w:pPr>
+            <w:r>
+              <w:rPr>
+                <w:lang w:val="en-US"/>
+              </w:rPr>
+              <w:t>&lt;Start&gt;</w:t>
+            </w:r>
+          </w:p>
+        </w:tc>
+        <w:tc>
+          <w:tcPr>
+            <w:tcW w:w="5189" w:type="dxa"/>
+          </w:tcPr>
+          <w:p>
+            <w:pPr>
+              <w:pStyle w:val="ListParagraph"/>
+              <w:ind w:left="0"/>
+              <w:jc w:val="center"/>
+              <w:rPr>
+                <w:lang w:val="en-US"/>
+              </w:rPr>
+            </w:pPr>
+            <w:r>
+              <w:rPr>
+                <w:lang w:val="en-US"/>
+              </w:rPr>
+              <w:t>0</w:t>
+            </w:r>
+          </w:p>
+        </w:tc>
+      </w:tr>
+      <w:tr>
+        <w:tc>
+          <w:tcPr>
+            <w:tcW w:w="5188" w:type="dxa"/>
+          </w:tcPr>
+          <w:p>
+            <w:pPr>
+              <w:pStyle w:val="ListParagraph"/>
+              <w:ind w:left="0"/>
+              <w:jc w:val="center"/>
+              <w:rPr>
+                <w:lang w:val="en-US"/>
+              </w:rPr>
+            </w:pPr>
+            <w:r>
+              <w:rPr>
+                <w:lang w:val="en-US"/>
+              </w:rPr>
+              <w:t>&lt;Step&gt;</w:t>
+            </w:r>
+          </w:p>
+        </w:tc>
+        <w:tc>
+          <w:tcPr>
+            <w:tcW w:w="5189" w:type="dxa"/>
+          </w:tcPr>
+          <w:p>
+            <w:pPr>
+              <w:pStyle w:val="ListParagraph"/>
+              <w:ind w:left="0"/>
+              <w:jc w:val="center"/>
+              <w:rPr>
+                <w:lang w:val="en-US"/>
+              </w:rPr>
+            </w:pPr>
+            <w:r>
+              <w:rPr>
+                <w:lang w:val="en-US"/>
+              </w:rPr>
+              <w:t>1</w:t>
+            </w:r>
+          </w:p>
+        </w:tc>
+      </w:tr>
+    </w:tbl>
     <w:p>
       <w:pPr>
         <w:pStyle w:val="ListParagraph"/>
@@ -2865,7 +3128,190 @@
         <w:rPr>
           <w:lang w:val="en-US"/>
         </w:rPr>
-        <w:lastRenderedPageBreak/>
+        <w:t>foo = torch.arange(2, 5, 0.5)</w:t>
+      </w:r>
+    </w:p>
+    <w:p>
+      <w:pPr>
+        <w:pStyle w:val="ListParagraph"/>
+        <w:numPr>
+          <w:ilvl w:val="0"/>
+          <w:numId w:val="2"/>
+        </w:numPr>
+        <w:rPr>
+          <w:lang w:val="en-US"/>
+        </w:rPr>
+      </w:pPr>
+      <w:r>
+        <w:rPr>
+          <w:lang w:val="en-US"/>
+        </w:rPr>
+        <w:t>Ta có</w:t>
+      </w:r>
+    </w:p>
+    <w:tbl>
+      <w:tblPr>
+        <w:tblStyle w:val="TableGrid"/>
+        <w:tblW w:w="0" w:type="auto"/>
+        <w:tblInd w:w="1080" w:type="dxa"/>
+        <w:tblLook w:val="04A0" w:firstRow="1" w:lastRow="0" w:firstColumn="1" w:lastColumn="0" w:noHBand="0" w:noVBand="1"/>
+      </w:tblPr>
+      <w:tblGrid>
+        <w:gridCol w:w="4645"/>
+        <w:gridCol w:w="4652"/>
+      </w:tblGrid>
+      <w:tr>
+        <w:tc>
+          <w:tcPr>
+            <w:tcW w:w="5188" w:type="dxa"/>
+          </w:tcPr>
+          <w:p>
+            <w:pPr>
+              <w:pStyle w:val="ListParagraph"/>
+              <w:ind w:left="0"/>
+              <w:jc w:val="center"/>
+              <w:rPr>
+                <w:lang w:val="en-US"/>
+              </w:rPr>
+            </w:pPr>
+            <w:r>
+              <w:rPr>
+                <w:lang w:val="en-US"/>
+              </w:rPr>
+              <w:t>foo</w:t>
+            </w:r>
+          </w:p>
+        </w:tc>
+        <w:tc>
+          <w:tcPr>
+            <w:tcW w:w="5189" w:type="dxa"/>
+          </w:tcPr>
+          <w:p>
+            <w:pPr>
+              <w:pStyle w:val="ListParagraph"/>
+              <w:ind w:left="0"/>
+              <w:jc w:val="center"/>
+              <w:rPr>
+                <w:lang w:val="en-US"/>
+              </w:rPr>
+            </w:pPr>
+            <w:r>
+              <w:rPr>
+                <w:lang w:val="en-US"/>
+              </w:rPr>
+              <w:t>[2, 2.5, 3, 3.5, 4, 4.5]</w:t>
+            </w:r>
+          </w:p>
+        </w:tc>
+      </w:tr>
+    </w:tbl>
+    <w:p>
+      <w:pPr>
+        <w:pStyle w:val="ListParagraph"/>
+        <w:numPr>
+          <w:ilvl w:val="0"/>
+          <w:numId w:val="3"/>
+        </w:numPr>
+        <w:rPr>
+          <w:lang w:val="en-US"/>
+        </w:rPr>
+      </w:pPr>
+      <w:r>
+        <w:rPr>
+          <w:lang w:val="en-US"/>
+        </w:rPr>
+        <w:t xml:space="preserve">Trả </w:t>
+      </w:r>
+      <w:bookmarkStart w:id="0" w:name="_GoBack"/>
+      <w:bookmarkEnd w:id="0"/>
+      <w:r>
+        <w:rPr>
+          <w:lang w:val="en-US"/>
+        </w:rPr>
+        <w:t xml:space="preserve">Về Tensor Có </w:t>
+      </w:r>
+      <w:r>
+        <w:rPr>
+          <w:lang w:val="en-US"/>
+        </w:rPr>
+        <w:t xml:space="preserve">Giá Trị Ngẫu Nhiên Thuộc </w:t>
+      </w:r>
+      <w:r>
+        <w:rPr>
+          <w:lang w:val="en-US"/>
+        </w:rPr>
+        <w:t>Phân Phối Chuẩn Tắc?</w:t>
+      </w:r>
+    </w:p>
+    <w:p>
+      <w:pPr>
+        <w:pStyle w:val="ListParagraph"/>
+        <w:pBdr>
+          <w:top w:val="single" w:sz="4" w:space="1" w:color="auto"/>
+          <w:left w:val="single" w:sz="4" w:space="4" w:color="auto"/>
+          <w:bottom w:val="single" w:sz="4" w:space="1" w:color="auto"/>
+          <w:right w:val="single" w:sz="4" w:space="4" w:color="auto"/>
+        </w:pBdr>
+        <w:ind w:left="1080"/>
+        <w:rPr>
+          <w:lang w:val="en-US"/>
+        </w:rPr>
+      </w:pPr>
+      <w:r>
+        <w:rPr>
+          <w:lang w:val="en-US"/>
+        </w:rPr>
+        <w:t>torch.randn(</w:t>
+      </w:r>
+      <w:r>
+        <w:rPr>
+          <w:lang w:val="en-US"/>
+        </w:rPr>
+        <w:t>&lt;Shape&gt;</w:t>
+      </w:r>
+      <w:r>
+        <w:rPr>
+          <w:lang w:val="en-US"/>
+        </w:rPr>
+        <w:t>)</w:t>
+      </w:r>
+    </w:p>
+    <w:p>
+      <w:pPr>
+        <w:pStyle w:val="ListParagraph"/>
+        <w:numPr>
+          <w:ilvl w:val="0"/>
+          <w:numId w:val="2"/>
+        </w:numPr>
+        <w:rPr>
+          <w:lang w:val="en-US"/>
+        </w:rPr>
+      </w:pPr>
+      <w:r>
+        <w:rPr>
+          <w:lang w:val="en-US"/>
+        </w:rPr>
+        <w:t>Ví dụ</w:t>
+      </w:r>
+    </w:p>
+    <w:p>
+      <w:pPr>
+        <w:pStyle w:val="ListParagraph"/>
+        <w:pBdr>
+          <w:top w:val="single" w:sz="4" w:space="1" w:color="auto"/>
+          <w:left w:val="single" w:sz="4" w:space="4" w:color="auto"/>
+          <w:bottom w:val="single" w:sz="4" w:space="1" w:color="auto"/>
+          <w:right w:val="single" w:sz="4" w:space="4" w:color="auto"/>
+        </w:pBdr>
+        <w:ind w:left="1080"/>
+        <w:rPr>
+          <w:lang w:val="en-US"/>
+        </w:rPr>
+      </w:pPr>
+      <w:r>
+        <w:rPr>
+          <w:lang w:val="en-US"/>
+        </w:rPr>
         <w:t>torch.randn(2, 3, 4)</w:t>
       </w:r>
     </w:p>
@@ -3477,6 +3923,7 @@
         <w:rPr>
           <w:lang w:val="en-US"/>
         </w:rPr>
+        <w:lastRenderedPageBreak/>
         <w:t>Ví dụ</w:t>
       </w:r>
     </w:p>
@@ -3851,7 +4298,6 @@
         <w:rPr>
           <w:lang w:val="en-US"/>
         </w:rPr>
-        <w:lastRenderedPageBreak/>
         <w:t>Tưởng tượng 2 Tensor là 2 xấp ảnh, bây giờ ta ghép 2 xấp ảnh này với nhau theo chiều ngang, dọc, … như thế nào đó để mặt ghép vừa khít với nhau, tạo ra xấp ảnh mới lớn hơn</w:t>
       </w:r>
     </w:p>
@@ -4711,6 +5157,7 @@
         <w:rPr>
           <w:lang w:val="en-US"/>
         </w:rPr>
+        <w:lastRenderedPageBreak/>
         <w:t>Ví dụ</w:t>
       </w:r>
     </w:p>
@@ -5046,7 +5493,6 @@
         <w:rPr>
           <w:lang w:val="en-US"/>
         </w:rPr>
-        <w:lastRenderedPageBreak/>
         <w:t>Mỗi Core tính toán lần lượt, từng phép tính một, ghép nhiều Core vào nhau để tính toán song song</w:t>
       </w:r>
     </w:p>
@@ -5760,6 +6206,7 @@
         <w:rPr>
           <w:lang w:val="en-US"/>
         </w:rPr>
+        <w:lastRenderedPageBreak/>
         <w:t>!pip</w:t>
       </w:r>
       <w:r>
@@ -6003,7 +6450,6 @@
         <w:rPr>
           <w:lang w:val="en-US"/>
         </w:rPr>
-        <w:lastRenderedPageBreak/>
         <w:t>&lt;Tensor Mới&gt; = &lt;Tensor Cũ&gt;.to(&lt;Device&gt;)</w:t>
       </w:r>
     </w:p>
@@ -6438,108 +6884,6 @@
           <w:lang w:val="en-US"/>
         </w:rPr>
         <w:t>Đưa Tensor Vào Sơ Đồ Tính Toán?</w:t>
-      </w:r>
-    </w:p>
-    <w:p>
-      <w:pPr>
-        <w:pStyle w:val="ListParagraph"/>
-        <w:numPr>
-          <w:ilvl w:val="0"/>
-          <w:numId w:val="2"/>
-        </w:numPr>
-        <w:rPr>
-          <w:lang w:val="en-US"/>
-        </w:rPr>
-      </w:pPr>
-      <w:r>
-        <w:rPr>
-          <w:lang w:val="en-US"/>
-        </w:rPr>
-        <w:t>&lt;Tensor Muốn Đưa Vào Sơ Đồ Tính Toán&gt;.require_grad_()</w:t>
-      </w:r>
-    </w:p>
-    <w:p>
-      <w:pPr>
-        <w:pStyle w:val="ListParagraph"/>
-        <w:numPr>
-          <w:ilvl w:val="0"/>
-          <w:numId w:val="2"/>
-        </w:numPr>
-        <w:rPr>
-          <w:lang w:val="en-US"/>
-        </w:rPr>
-      </w:pPr>
-      <w:r>
-        <w:rPr>
-          <w:lang w:val="en-US"/>
-        </w:rPr>
-        <w:t>&lt;Tensor Muốn Đưa Vào Sơ Đồ Tính Toán&gt; là Tensor sẽ chứa Gradient khi lan truyền ngược</w:t>
-      </w:r>
-      <w:r>
-        <w:rPr>
-          <w:lang w:val="en-US"/>
-        </w:rPr>
-        <w:t>, gọi là Leaf</w:t>
-      </w:r>
-    </w:p>
-    <w:p>
-      <w:pPr>
-        <w:pStyle w:val="ListParagraph"/>
-        <w:numPr>
-          <w:ilvl w:val="0"/>
-          <w:numId w:val="2"/>
-        </w:numPr>
-        <w:rPr>
-          <w:lang w:val="en-US"/>
-        </w:rPr>
-      </w:pPr>
-      <w:r>
-        <w:rPr>
-          <w:lang w:val="en-US"/>
-        </w:rPr>
-        <w:t>Tất cả Tensor được tính bởi Tensor trong sơ đồ tính toán cũng sẽ được đưa vào sơ đồ tính toán</w:t>
-      </w:r>
-    </w:p>
-    <w:p>
-      <w:pPr>
-        <w:pStyle w:val="ListParagraph"/>
-        <w:numPr>
-          <w:ilvl w:val="0"/>
-          <w:numId w:val="2"/>
-        </w:numPr>
-        <w:rPr>
-          <w:lang w:val="en-US"/>
-        </w:rPr>
-      </w:pPr>
-      <w:r>
-        <w:rPr>
-          <w:lang w:val="en-US"/>
-        </w:rPr>
-        <w:t>Lưu ý sơ đồ tính toán chỉ chứa tham chiếu, không chứa Tensor thật</w:t>
-      </w:r>
-    </w:p>
-    <w:p>
-      <w:pPr>
-        <w:pStyle w:val="ListParagraph"/>
-        <w:numPr>
-          <w:ilvl w:val="0"/>
-          <w:numId w:val="6"/>
-        </w:numPr>
-        <w:rPr>
-          <w:lang w:val="en-US"/>
-        </w:rPr>
-      </w:pPr>
-      <w:r>
-        <w:rPr>
-          <w:lang w:val="en-US"/>
-        </w:rPr>
-        <w:t xml:space="preserve">Thực </w:t>
-      </w:r>
-      <w:r>
-        <w:rPr>
-          <w:lang w:val="en-US"/>
-        </w:rPr>
-        <w:t>Hiện Lan Truyền Ngược?</w:t>
       </w:r>
     </w:p>
     <w:p>
@@ -6560,61 +6904,110 @@
         <w:rPr>
           <w:lang w:val="en-US"/>
         </w:rPr>
-        <w:t>&lt;Tensor</w:t>
-      </w:r>
-      <w:r>
-        <w:rPr>
-          <w:lang w:val="en-US"/>
-        </w:rPr>
-        <w:t>&gt;.backward()</w:t>
-      </w:r>
-    </w:p>
-    <w:p>
-      <w:pPr>
-        <w:pStyle w:val="ListParagraph"/>
-        <w:numPr>
-          <w:ilvl w:val="0"/>
-          <w:numId w:val="2"/>
-        </w:numPr>
-        <w:rPr>
-          <w:lang w:val="en-US"/>
-        </w:rPr>
-      </w:pPr>
-      <w:r>
-        <w:rPr>
-          <w:lang w:val="en-US"/>
-        </w:rPr>
-        <w:t xml:space="preserve">Khi này, tất cả các Leaf của &lt;Tensor&gt; sẽ nhận được Gradient, đồng thời trong phần sơ đồ tính toán với &lt;Tensor&gt; làm gốc, tất cả các tham chiếu </w:t>
-      </w:r>
-      <w:r>
-        <w:rPr>
-          <w:lang w:val="en-US"/>
-        </w:rPr>
-        <w:t>sẽ không còn trỏ vào Tensor hay đâu nữa</w:t>
-      </w:r>
-      <w:r>
-        <w:rPr>
-          <w:lang w:val="en-US"/>
-        </w:rPr>
-        <w:t>, do đó tại đây, mọi luồng lan truyền ngược tiếp theo sẽ bị chặn lại và báo lỗi</w:t>
-      </w:r>
-    </w:p>
-    <w:p>
-      <w:pPr>
-        <w:pStyle w:val="ListParagraph"/>
-        <w:numPr>
-          <w:ilvl w:val="0"/>
-          <w:numId w:val="2"/>
-        </w:numPr>
-        <w:rPr>
-          <w:lang w:val="en-US"/>
-        </w:rPr>
-      </w:pPr>
-      <w:r>
-        <w:rPr>
-          <w:lang w:val="en-US"/>
-        </w:rPr>
-        <w:t>Để giữ lại toàn bộ tham chiếu, viết</w:t>
+        <w:t>&lt;Tensor Muốn Đưa Vào Sơ Đồ Tính Toán&gt;.require_grad_()</w:t>
+      </w:r>
+    </w:p>
+    <w:p>
+      <w:pPr>
+        <w:pStyle w:val="ListParagraph"/>
+        <w:numPr>
+          <w:ilvl w:val="0"/>
+          <w:numId w:val="2"/>
+        </w:numPr>
+        <w:rPr>
+          <w:lang w:val="en-US"/>
+        </w:rPr>
+      </w:pPr>
+      <w:r>
+        <w:rPr>
+          <w:lang w:val="en-US"/>
+        </w:rPr>
+        <w:t>&lt;Tensor Muốn Đưa Vào Sơ Đồ Tính Toán&gt; là Tensor sẽ chứa Gradient khi lan truyền ngược</w:t>
+      </w:r>
+      <w:r>
+        <w:rPr>
+          <w:lang w:val="en-US"/>
+        </w:rPr>
+        <w:t>, gọi là Leaf</w:t>
+      </w:r>
+    </w:p>
+    <w:p>
+      <w:pPr>
+        <w:pStyle w:val="ListParagraph"/>
+        <w:numPr>
+          <w:ilvl w:val="0"/>
+          <w:numId w:val="2"/>
+        </w:numPr>
+        <w:rPr>
+          <w:lang w:val="en-US"/>
+        </w:rPr>
+      </w:pPr>
+      <w:r>
+        <w:rPr>
+          <w:lang w:val="en-US"/>
+        </w:rPr>
+        <w:t xml:space="preserve">Tất cả Tensor được tính bởi </w:t>
+      </w:r>
+      <w:r>
+        <w:rPr>
+          <w:lang w:val="en-US"/>
+        </w:rPr>
+        <w:t>&lt;Tensor Muốn Đưa Vào Sơ Đồ Tính Toán&gt;</w:t>
+      </w:r>
+      <w:r>
+        <w:rPr>
+          <w:lang w:val="en-US"/>
+        </w:rPr>
+        <w:t xml:space="preserve"> </w:t>
+      </w:r>
+      <w:r>
+        <w:rPr>
+          <w:lang w:val="en-US"/>
+        </w:rPr>
+        <w:t>cũng sẽ được đưa vào sơ đồ tính toán</w:t>
+      </w:r>
+    </w:p>
+    <w:p>
+      <w:pPr>
+        <w:pStyle w:val="ListParagraph"/>
+        <w:numPr>
+          <w:ilvl w:val="0"/>
+          <w:numId w:val="2"/>
+        </w:numPr>
+        <w:rPr>
+          <w:lang w:val="en-US"/>
+        </w:rPr>
+      </w:pPr>
+      <w:r>
+        <w:rPr>
+          <w:lang w:val="en-US"/>
+        </w:rPr>
+        <w:t>Lưu ý sơ đồ tính toán chỉ chứa tham chiếu, không chứa Tensor thật</w:t>
+      </w:r>
+    </w:p>
+    <w:p>
+      <w:pPr>
+        <w:pStyle w:val="ListParagraph"/>
+        <w:numPr>
+          <w:ilvl w:val="0"/>
+          <w:numId w:val="6"/>
+        </w:numPr>
+        <w:rPr>
+          <w:lang w:val="en-US"/>
+        </w:rPr>
+      </w:pPr>
+      <w:r>
+        <w:rPr>
+          <w:lang w:val="en-US"/>
+        </w:rPr>
+        <w:lastRenderedPageBreak/>
+        <w:t xml:space="preserve">Thực </w:t>
+      </w:r>
+      <w:r>
+        <w:rPr>
+          <w:lang w:val="en-US"/>
+        </w:rPr>
+        <w:t>Hiện Lan Truyền Ngược?</w:t>
       </w:r>
     </w:p>
     <w:p>
@@ -6635,25 +7028,61 @@
         <w:rPr>
           <w:lang w:val="en-US"/>
         </w:rPr>
-        <w:t>&lt;Tensor&gt;.backward(retain_graph = True)</w:t>
-      </w:r>
-    </w:p>
-    <w:p>
-      <w:pPr>
-        <w:pStyle w:val="ListParagraph"/>
-        <w:numPr>
-          <w:ilvl w:val="0"/>
-          <w:numId w:val="6"/>
-        </w:numPr>
-        <w:rPr>
-          <w:lang w:val="en-US"/>
-        </w:rPr>
-      </w:pPr>
-      <w:r>
-        <w:rPr>
-          <w:lang w:val="en-US"/>
-        </w:rPr>
-        <w:t>Truy Cập Gradient?</w:t>
+        <w:t>&lt;Tensor</w:t>
+      </w:r>
+      <w:r>
+        <w:rPr>
+          <w:lang w:val="en-US"/>
+        </w:rPr>
+        <w:t>&gt;.backward()</w:t>
+      </w:r>
+    </w:p>
+    <w:p>
+      <w:pPr>
+        <w:pStyle w:val="ListParagraph"/>
+        <w:numPr>
+          <w:ilvl w:val="0"/>
+          <w:numId w:val="2"/>
+        </w:numPr>
+        <w:rPr>
+          <w:lang w:val="en-US"/>
+        </w:rPr>
+      </w:pPr>
+      <w:r>
+        <w:rPr>
+          <w:lang w:val="en-US"/>
+        </w:rPr>
+        <w:t xml:space="preserve">Khi này, tất cả các Leaf của &lt;Tensor&gt; sẽ nhận được Gradient, đồng thời trong phần sơ đồ tính toán với &lt;Tensor&gt; làm gốc, tất cả các tham chiếu </w:t>
+      </w:r>
+      <w:r>
+        <w:rPr>
+          <w:lang w:val="en-US"/>
+        </w:rPr>
+        <w:t>sẽ không còn trỏ vào Tensor hay đâu nữa</w:t>
+      </w:r>
+      <w:r>
+        <w:rPr>
+          <w:lang w:val="en-US"/>
+        </w:rPr>
+        <w:t>, do đó tại đây, mọi luồng lan truyền ngược tiếp theo sẽ bị chặn lại và báo lỗi</w:t>
+      </w:r>
+    </w:p>
+    <w:p>
+      <w:pPr>
+        <w:pStyle w:val="ListParagraph"/>
+        <w:numPr>
+          <w:ilvl w:val="0"/>
+          <w:numId w:val="2"/>
+        </w:numPr>
+        <w:rPr>
+          <w:lang w:val="en-US"/>
+        </w:rPr>
+      </w:pPr>
+      <w:r>
+        <w:rPr>
+          <w:lang w:val="en-US"/>
+        </w:rPr>
+        <w:t>Để giữ lại toàn bộ tham chiếu, viết</w:t>
       </w:r>
     </w:p>
     <w:p>
@@ -6674,7 +7103,7 @@
         <w:rPr>
           <w:lang w:val="en-US"/>
         </w:rPr>
-        <w:t>&lt;Tensor Lưu Trữ Gradient&gt; = &lt;Tensor Được Tính Gradient&gt;.grad</w:t>
+        <w:t>&lt;Tensor&gt;.backward(retain_graph = True)</w:t>
       </w:r>
     </w:p>
     <w:p>
@@ -6692,31 +7121,7 @@
         <w:rPr>
           <w:lang w:val="en-US"/>
         </w:rPr>
-        <w:t xml:space="preserve">Cách </w:t>
-      </w:r>
-      <w:r>
-        <w:rPr>
-          <w:lang w:val="en-US"/>
-        </w:rPr>
-        <w:t>Tạo Ảnh Biểu Đồ Tính Toán?</w:t>
-      </w:r>
-    </w:p>
-    <w:p>
-      <w:pPr>
-        <w:pStyle w:val="ListParagraph"/>
-        <w:numPr>
-          <w:ilvl w:val="0"/>
-          <w:numId w:val="2"/>
-        </w:numPr>
-        <w:rPr>
-          <w:lang w:val="en-US"/>
-        </w:rPr>
-      </w:pPr>
-      <w:r>
-        <w:rPr>
-          <w:lang w:val="en-US"/>
-        </w:rPr>
-        <w:t>Giả sử bạn có Node “foo”, và bạn muốn Show tất cả các Node có thể đi đến Node “foo”, dưới dạng biểu đồ, nhập</w:t>
+        <w:t>Truy Cập Gradient?</w:t>
       </w:r>
     </w:p>
     <w:p>
@@ -6737,7 +7142,49 @@
         <w:rPr>
           <w:lang w:val="en-US"/>
         </w:rPr>
-        <w:t>from torchviz import make_dot</w:t>
+        <w:t>&lt;Tensor Lưu Trữ Gradient&gt; = &lt;Tensor Được Tính Gradient&gt;.grad</w:t>
+      </w:r>
+    </w:p>
+    <w:p>
+      <w:pPr>
+        <w:pStyle w:val="ListParagraph"/>
+        <w:numPr>
+          <w:ilvl w:val="0"/>
+          <w:numId w:val="6"/>
+        </w:numPr>
+        <w:rPr>
+          <w:lang w:val="en-US"/>
+        </w:rPr>
+      </w:pPr>
+      <w:r>
+        <w:rPr>
+          <w:lang w:val="en-US"/>
+        </w:rPr>
+        <w:t xml:space="preserve">Cách </w:t>
+      </w:r>
+      <w:r>
+        <w:rPr>
+          <w:lang w:val="en-US"/>
+        </w:rPr>
+        <w:t>Tạo Ảnh Biểu Đồ Tính Toán?</w:t>
+      </w:r>
+    </w:p>
+    <w:p>
+      <w:pPr>
+        <w:pStyle w:val="ListParagraph"/>
+        <w:numPr>
+          <w:ilvl w:val="0"/>
+          <w:numId w:val="2"/>
+        </w:numPr>
+        <w:rPr>
+          <w:lang w:val="en-US"/>
+        </w:rPr>
+      </w:pPr>
+      <w:r>
+        <w:rPr>
+          <w:lang w:val="en-US"/>
+        </w:rPr>
+        <w:t>Giả sử bạn có Node “foo”, và bạn muốn Show tất cả các Node có thể đi đến Node “foo”, dưới dạng biểu đồ, nhập</w:t>
       </w:r>
     </w:p>
     <w:p>
@@ -6754,6 +7201,12 @@
           <w:lang w:val="en-US"/>
         </w:rPr>
       </w:pPr>
+      <w:r>
+        <w:rPr>
+          <w:lang w:val="en-US"/>
+        </w:rPr>
+        <w:t>from torchviz import make_dot</w:t>
+      </w:r>
     </w:p>
     <w:p>
       <w:pPr>
@@ -6769,12 +7222,6 @@
           <w:lang w:val="en-US"/>
         </w:rPr>
       </w:pPr>
-      <w:r>
-        <w:rPr>
-          <w:lang w:val="en-US"/>
-        </w:rPr>
-        <w:t>&lt;Biểu Đồ&gt; = make_dot(foo, &lt;Danh Sách Các Leaf&gt;)</w:t>
-      </w:r>
     </w:p>
     <w:p>
       <w:pPr>
@@ -6794,128 +7241,7 @@
         <w:rPr>
           <w:lang w:val="en-US"/>
         </w:rPr>
-        <w:lastRenderedPageBreak/>
-        <w:t xml:space="preserve">&lt;Biểu </w:t>
-      </w:r>
-      <w:r>
-        <w:rPr>
-          <w:lang w:val="en-US"/>
-        </w:rPr>
-        <w:t>Đồ</w:t>
-      </w:r>
-      <w:r>
-        <w:rPr>
-          <w:lang w:val="en-US"/>
-        </w:rPr>
-        <w:t>&gt;.view(&lt;Tên File&gt;)</w:t>
-      </w:r>
-    </w:p>
-    <w:p>
-      <w:pPr>
-        <w:pStyle w:val="ListParagraph"/>
-        <w:numPr>
-          <w:ilvl w:val="0"/>
-          <w:numId w:val="2"/>
-        </w:numPr>
-        <w:rPr>
-          <w:lang w:val="en-US"/>
-        </w:rPr>
-      </w:pPr>
-      <w:r>
-        <w:rPr>
-          <w:lang w:val="en-US"/>
-        </w:rPr>
-        <w:t>&lt;Danh Sách Các Leaf&gt; là 1 Dictionary với Key là tên sẽ được hiển thị lên biểu đồ của Leaf và giá trị là Tensor ứng với Leaf đó</w:t>
-      </w:r>
-    </w:p>
-    <w:p>
-      <w:pPr>
-        <w:pStyle w:val="ListParagraph"/>
-        <w:numPr>
-          <w:ilvl w:val="0"/>
-          <w:numId w:val="2"/>
-        </w:numPr>
-        <w:rPr>
-          <w:lang w:val="en-US"/>
-        </w:rPr>
-      </w:pPr>
-      <w:r>
-        <w:rPr>
-          <w:lang w:val="en-US"/>
-        </w:rPr>
-        <w:t>&lt;Tên File&gt; là đường dẫn đến File</w:t>
-      </w:r>
-      <w:r>
-        <w:rPr>
-          <w:lang w:val="en-US"/>
-        </w:rPr>
-        <w:t xml:space="preserve"> ảnh</w:t>
-      </w:r>
-      <w:r>
-        <w:rPr>
-          <w:lang w:val="en-US"/>
-        </w:rPr>
-        <w:t>, không có phần mở rộng</w:t>
-      </w:r>
-    </w:p>
-    <w:p>
-      <w:pPr>
-        <w:pStyle w:val="ListParagraph"/>
-        <w:numPr>
-          <w:ilvl w:val="0"/>
-          <w:numId w:val="2"/>
-        </w:numPr>
-        <w:rPr>
-          <w:lang w:val="en-US"/>
-        </w:rPr>
-      </w:pPr>
-      <w:r>
-        <w:rPr>
-          <w:lang w:val="en-US"/>
-        </w:rPr>
-        <w:t>Sau khi chạy đoạn Code trên, sẽ</w:t>
-      </w:r>
-      <w:r>
-        <w:rPr>
-          <w:lang w:val="en-US"/>
-        </w:rPr>
-        <w:t xml:space="preserve"> xuất hiện 2 File, 1 không có phần mở rộng, 2 là có phần mở rộng “.pdf” chứa ảnh</w:t>
-      </w:r>
-    </w:p>
-    <w:p>
-      <w:pPr>
-        <w:pStyle w:val="ListParagraph"/>
-        <w:numPr>
-          <w:ilvl w:val="0"/>
-          <w:numId w:val="6"/>
-        </w:numPr>
-        <w:rPr>
-          <w:lang w:val="en-US"/>
-        </w:rPr>
-      </w:pPr>
-      <w:r>
-        <w:rPr>
-          <w:lang w:val="en-US"/>
-        </w:rPr>
-        <w:t xml:space="preserve">Cách </w:t>
-      </w:r>
-      <w:r>
-        <w:rPr>
-          <w:lang w:val="en-US"/>
-        </w:rPr>
-        <w:t xml:space="preserve">Tính Thủ Công </w:t>
-      </w:r>
-      <w:r>
-        <w:rPr>
-          <w:lang w:val="en-US"/>
-        </w:rPr>
-        <w:t xml:space="preserve">Gradient </w:t>
-      </w:r>
-      <w:r>
-        <w:rPr>
-          <w:lang w:val="en-US"/>
-        </w:rPr>
-        <w:t>Thay Vì Dùng Backward?</w:t>
+        <w:t>&lt;Biểu Đồ&gt; = make_dot(foo, &lt;Danh Sách Các Leaf&gt;)</w:t>
       </w:r>
     </w:p>
     <w:p>
@@ -6936,7 +7262,127 @@
         <w:rPr>
           <w:lang w:val="en-US"/>
         </w:rPr>
-        <w:t>from torch.autograd import grad</w:t>
+        <w:t xml:space="preserve">&lt;Biểu </w:t>
+      </w:r>
+      <w:r>
+        <w:rPr>
+          <w:lang w:val="en-US"/>
+        </w:rPr>
+        <w:t>Đồ</w:t>
+      </w:r>
+      <w:r>
+        <w:rPr>
+          <w:lang w:val="en-US"/>
+        </w:rPr>
+        <w:t>&gt;.view(&lt;Tên File&gt;)</w:t>
+      </w:r>
+    </w:p>
+    <w:p>
+      <w:pPr>
+        <w:pStyle w:val="ListParagraph"/>
+        <w:numPr>
+          <w:ilvl w:val="0"/>
+          <w:numId w:val="2"/>
+        </w:numPr>
+        <w:rPr>
+          <w:lang w:val="en-US"/>
+        </w:rPr>
+      </w:pPr>
+      <w:r>
+        <w:rPr>
+          <w:lang w:val="en-US"/>
+        </w:rPr>
+        <w:t>&lt;Danh Sách Các Leaf&gt; là 1 Dictionary với Key là tên sẽ được hiển thị lên biểu đồ của Leaf và giá trị là Tensor ứng với Leaf đó</w:t>
+      </w:r>
+    </w:p>
+    <w:p>
+      <w:pPr>
+        <w:pStyle w:val="ListParagraph"/>
+        <w:numPr>
+          <w:ilvl w:val="0"/>
+          <w:numId w:val="2"/>
+        </w:numPr>
+        <w:rPr>
+          <w:lang w:val="en-US"/>
+        </w:rPr>
+      </w:pPr>
+      <w:r>
+        <w:rPr>
+          <w:lang w:val="en-US"/>
+        </w:rPr>
+        <w:t>&lt;Tên File&gt; là đường dẫn đến File</w:t>
+      </w:r>
+      <w:r>
+        <w:rPr>
+          <w:lang w:val="en-US"/>
+        </w:rPr>
+        <w:t xml:space="preserve"> ảnh</w:t>
+      </w:r>
+      <w:r>
+        <w:rPr>
+          <w:lang w:val="en-US"/>
+        </w:rPr>
+        <w:t>, không có phần mở rộng</w:t>
+      </w:r>
+    </w:p>
+    <w:p>
+      <w:pPr>
+        <w:pStyle w:val="ListParagraph"/>
+        <w:numPr>
+          <w:ilvl w:val="0"/>
+          <w:numId w:val="2"/>
+        </w:numPr>
+        <w:rPr>
+          <w:lang w:val="en-US"/>
+        </w:rPr>
+      </w:pPr>
+      <w:r>
+        <w:rPr>
+          <w:lang w:val="en-US"/>
+        </w:rPr>
+        <w:t>Sau khi chạy đoạn Code trên, sẽ</w:t>
+      </w:r>
+      <w:r>
+        <w:rPr>
+          <w:lang w:val="en-US"/>
+        </w:rPr>
+        <w:t xml:space="preserve"> xuất hiện 2 File, 1 không có phần mở rộng, 2 là có phần mở rộng “.pdf” chứa ảnh</w:t>
+      </w:r>
+    </w:p>
+    <w:p>
+      <w:pPr>
+        <w:pStyle w:val="ListParagraph"/>
+        <w:numPr>
+          <w:ilvl w:val="0"/>
+          <w:numId w:val="6"/>
+        </w:numPr>
+        <w:rPr>
+          <w:lang w:val="en-US"/>
+        </w:rPr>
+      </w:pPr>
+      <w:r>
+        <w:rPr>
+          <w:lang w:val="en-US"/>
+        </w:rPr>
+        <w:t xml:space="preserve">Cách </w:t>
+      </w:r>
+      <w:r>
+        <w:rPr>
+          <w:lang w:val="en-US"/>
+        </w:rPr>
+        <w:t xml:space="preserve">Tính Thủ Công </w:t>
+      </w:r>
+      <w:r>
+        <w:rPr>
+          <w:lang w:val="en-US"/>
+        </w:rPr>
+        <w:t xml:space="preserve">Gradient </w:t>
+      </w:r>
+      <w:r>
+        <w:rPr>
+          <w:lang w:val="en-US"/>
+        </w:rPr>
+        <w:t>Thay Vì Dùng Backward?</w:t>
       </w:r>
     </w:p>
     <w:p>
@@ -6953,6 +7399,12 @@
           <w:lang w:val="en-US"/>
         </w:rPr>
       </w:pPr>
+      <w:r>
+        <w:rPr>
+          <w:lang w:val="en-US"/>
+        </w:rPr>
+        <w:t>from torch.autograd import grad</w:t>
+      </w:r>
     </w:p>
     <w:p>
       <w:pPr>
@@ -6968,12 +7420,6 @@
           <w:lang w:val="en-US"/>
         </w:rPr>
       </w:pPr>
-      <w:r>
-        <w:rPr>
-          <w:lang w:val="en-US"/>
-        </w:rPr>
-        <w:t>&lt;Các Gradient&gt; = grad(</w:t>
-      </w:r>
     </w:p>
     <w:p>
       <w:pPr>
@@ -6993,25 +7439,7 @@
         <w:rPr>
           <w:lang w:val="en-US"/>
         </w:rPr>
-        <w:t xml:space="preserve">    </w:t>
-      </w:r>
-      <w:r>
-        <w:rPr>
-          <w:lang w:val="en-US"/>
-        </w:rPr>
-        <w:t>&lt;</w:t>
-      </w:r>
-      <w:r>
-        <w:rPr>
-          <w:lang w:val="en-US"/>
-        </w:rPr>
-        <w:t>Output</w:t>
-      </w:r>
-      <w:r>
-        <w:rPr>
-          <w:lang w:val="en-US"/>
-        </w:rPr>
-        <w:t xml:space="preserve">&gt;, </w:t>
+        <w:t>&lt;Các Gradient&gt; = grad(</w:t>
       </w:r>
     </w:p>
     <w:p>
@@ -7038,19 +7466,19 @@
         <w:rPr>
           <w:lang w:val="en-US"/>
         </w:rPr>
-        <w:t xml:space="preserve">&lt;Danh </w:t>
-      </w:r>
-      <w:r>
-        <w:rPr>
-          <w:lang w:val="en-US"/>
-        </w:rPr>
-        <w:t xml:space="preserve">Sách Các Biến Cần Tính </w:t>
-      </w:r>
-      <w:r>
-        <w:rPr>
-          <w:lang w:val="en-US"/>
-        </w:rPr>
-        <w:t xml:space="preserve">Gradient&gt;, </w:t>
+        <w:t>&lt;</w:t>
+      </w:r>
+      <w:r>
+        <w:rPr>
+          <w:lang w:val="en-US"/>
+        </w:rPr>
+        <w:t>Output</w:t>
+      </w:r>
+      <w:r>
+        <w:rPr>
+          <w:lang w:val="en-US"/>
+        </w:rPr>
+        <w:t xml:space="preserve">&gt;, </w:t>
       </w:r>
     </w:p>
     <w:p>
@@ -7077,7 +7505,19 @@
         <w:rPr>
           <w:lang w:val="en-US"/>
         </w:rPr>
-        <w:t>create_graph = True</w:t>
+        <w:t xml:space="preserve">&lt;Danh </w:t>
+      </w:r>
+      <w:r>
+        <w:rPr>
+          <w:lang w:val="en-US"/>
+        </w:rPr>
+        <w:t xml:space="preserve">Sách Các Biến Cần Tính </w:t>
+      </w:r>
+      <w:r>
+        <w:rPr>
+          <w:lang w:val="en-US"/>
+        </w:rPr>
+        <w:t xml:space="preserve">Gradient&gt;, </w:t>
       </w:r>
     </w:p>
     <w:p>
@@ -7098,272 +7538,13 @@
         <w:rPr>
           <w:lang w:val="en-US"/>
         </w:rPr>
-        <w:t>)</w:t>
-      </w:r>
-    </w:p>
-    <w:p>
-      <w:pPr>
-        <w:pStyle w:val="ListParagraph"/>
-        <w:numPr>
-          <w:ilvl w:val="0"/>
-          <w:numId w:val="2"/>
-        </w:numPr>
-        <w:rPr>
-          <w:lang w:val="en-US"/>
-        </w:rPr>
-      </w:pPr>
-      <w:r>
-        <w:rPr>
-          <w:lang w:val="en-US"/>
-        </w:rPr>
-        <w:t xml:space="preserve">&lt;Các Gradient&gt; là 1 Tuple chứa các phần tử là Gradient tương ứng với </w:t>
-      </w:r>
-    </w:p>
-    <w:p>
-      <w:pPr>
-        <w:pStyle w:val="ListParagraph"/>
-        <w:ind w:left="1080"/>
-        <w:rPr>
-          <w:lang w:val="en-US"/>
-        </w:rPr>
-      </w:pPr>
-      <w:r>
-        <w:rPr>
-          <w:lang w:val="en-US"/>
-        </w:rPr>
-        <w:t>&lt;Danh sách các biến cần tính Gradient&gt;</w:t>
-      </w:r>
-    </w:p>
-    <w:p>
-      <w:pPr>
-        <w:pStyle w:val="ListParagraph"/>
-        <w:numPr>
-          <w:ilvl w:val="0"/>
-          <w:numId w:val="2"/>
-        </w:numPr>
-        <w:rPr>
-          <w:lang w:val="en-US"/>
-        </w:rPr>
-      </w:pPr>
-      <w:r>
-        <w:rPr>
-          <w:lang w:val="en-US"/>
-        </w:rPr>
-        <w:t xml:space="preserve">Đặt </w:t>
-      </w:r>
-      <w:r>
-        <w:rPr>
-          <w:lang w:val="en-US"/>
-        </w:rPr>
-        <w:t>“</w:t>
+        <w:t xml:space="preserve">    </w:t>
       </w:r>
       <w:r>
         <w:rPr>
           <w:lang w:val="en-US"/>
         </w:rPr>
         <w:t>create_graph = True</w:t>
-      </w:r>
-      <w:r>
-        <w:rPr>
-          <w:lang w:val="en-US"/>
-        </w:rPr>
-        <w:t>”</w:t>
-      </w:r>
-      <w:r>
-        <w:rPr>
-          <w:lang w:val="en-US"/>
-        </w:rPr>
-        <w:t xml:space="preserve"> để tạo ra 1 sơ đồ tính toán mới, không giố</w:t>
-      </w:r>
-      <w:r>
-        <w:rPr>
-          <w:lang w:val="en-US"/>
-        </w:rPr>
-        <w:t>ng như “b</w:t>
-      </w:r>
-      <w:r>
-        <w:rPr>
-          <w:lang w:val="en-US"/>
-        </w:rPr>
-        <w:t>ackward</w:t>
-      </w:r>
-      <w:r>
-        <w:rPr>
-          <w:lang w:val="en-US"/>
-        </w:rPr>
-        <w:t>()”</w:t>
-      </w:r>
-      <w:r>
-        <w:rPr>
-          <w:lang w:val="en-US"/>
-        </w:rPr>
-        <w:t>, sơ đồ tính toán cũ dùng để tính toán Gradient không bị xóa, sơ đồ tính toán mới có gốc là &lt;Các Gradient&gt;, và các Node liên quan</w:t>
-      </w:r>
-    </w:p>
-    <w:p>
-      <w:pPr>
-        <w:pStyle w:val="ListParagraph"/>
-        <w:numPr>
-          <w:ilvl w:val="0"/>
-          <w:numId w:val="2"/>
-        </w:numPr>
-        <w:rPr>
-          <w:lang w:val="en-US"/>
-        </w:rPr>
-      </w:pPr>
-      <w:r>
-        <w:rPr>
-          <w:lang w:val="en-US"/>
-        </w:rPr>
-        <w:t>Ví dụ</w:t>
-      </w:r>
-    </w:p>
-    <w:p>
-      <w:pPr>
-        <w:pStyle w:val="ListParagraph"/>
-        <w:numPr>
-          <w:ilvl w:val="0"/>
-          <w:numId w:val="2"/>
-        </w:numPr>
-        <w:rPr>
-          <w:lang w:val="en-US"/>
-        </w:rPr>
-      </w:pPr>
-      <w:r>
-        <w:rPr>
-          <w:lang w:val="en-US"/>
-        </w:rPr>
-        <w:t>x</w:t>
-      </w:r>
-      <w:r>
-        <w:rPr>
-          <w:lang w:val="en-US"/>
-        </w:rPr>
-        <w:t xml:space="preserve"> là Leaf, y = x + 1, thì khi tính </w:t>
-      </w:r>
-      <w:r>
-        <w:rPr>
-          <w:lang w:val="en-US"/>
-        </w:rPr>
-        <w:t xml:space="preserve">z = </w:t>
-      </w:r>
-      <w:r>
-        <w:rPr>
-          <w:lang w:val="en-US"/>
-        </w:rPr>
-        <w:t xml:space="preserve">dy / dx, và </w:t>
-      </w:r>
-      <w:r>
-        <w:rPr>
-          <w:lang w:val="en-US"/>
-        </w:rPr>
-        <w:t>“</w:t>
-      </w:r>
-      <w:r>
-        <w:rPr>
-          <w:lang w:val="en-US"/>
-        </w:rPr>
-        <w:t>create_graph = True</w:t>
-      </w:r>
-      <w:r>
-        <w:rPr>
-          <w:lang w:val="en-US"/>
-        </w:rPr>
-        <w:t>”</w:t>
-      </w:r>
-      <w:r>
-        <w:rPr>
-          <w:lang w:val="en-US"/>
-        </w:rPr>
-        <w:t xml:space="preserve">, thì rõ ràng </w:t>
-      </w:r>
-    </w:p>
-    <w:p>
-      <w:pPr>
-        <w:pStyle w:val="ListParagraph"/>
-        <w:ind w:left="1080"/>
-        <w:rPr>
-          <w:lang w:val="en-US"/>
-        </w:rPr>
-      </w:pPr>
-      <w:r>
-        <w:rPr>
-          <w:lang w:val="en-US"/>
-        </w:rPr>
-        <w:t>y = 1 không quan tâm x, nên trong sơ đồ tính toán mới không có x, nế</w:t>
-      </w:r>
-      <w:r>
-        <w:rPr>
-          <w:lang w:val="en-US"/>
-        </w:rPr>
-        <w:t>u y = x</w:t>
-      </w:r>
-      <w:r>
-        <w:rPr>
-          <w:vertAlign w:val="superscript"/>
-          <w:lang w:val="en-US"/>
-        </w:rPr>
-        <w:t>2</w:t>
-      </w:r>
-      <w:r>
-        <w:rPr>
-          <w:lang w:val="en-US"/>
-        </w:rPr>
-        <w:t xml:space="preserve">, thì rõ ràng y = 2x, trong sơ đồ tính toán mới có </w:t>
-      </w:r>
-      <w:r>
-        <w:rPr>
-          <w:lang w:val="en-US"/>
-        </w:rPr>
-        <w:t xml:space="preserve">Node </w:t>
-      </w:r>
-      <w:r>
-        <w:rPr>
-          <w:lang w:val="en-US"/>
-        </w:rPr>
-        <w:t>x</w:t>
-      </w:r>
-      <w:r>
-        <w:rPr>
-          <w:lang w:val="en-US"/>
-        </w:rPr>
-        <w:t xml:space="preserve"> gắn Node z, nhờ vậy, ta có thể tính tính dz / dx hay là đạo hàm bậc 2 của y so với x một lần nữa</w:t>
-      </w:r>
-    </w:p>
-    <w:p>
-      <w:pPr>
-        <w:pStyle w:val="ListParagraph"/>
-        <w:numPr>
-          <w:ilvl w:val="0"/>
-          <w:numId w:val="2"/>
-        </w:numPr>
-        <w:rPr>
-          <w:lang w:val="en-US"/>
-        </w:rPr>
-      </w:pPr>
-      <w:r>
-        <w:rPr>
-          <w:lang w:val="en-US"/>
-        </w:rPr>
-        <w:t>Đặt “create_graph = False” nếu không muốn tạo sơ đồ tính toán mới</w:t>
-      </w:r>
-    </w:p>
-    <w:p>
-      <w:pPr>
-        <w:pStyle w:val="ListParagraph"/>
-        <w:numPr>
-          <w:ilvl w:val="0"/>
-          <w:numId w:val="6"/>
-        </w:numPr>
-        <w:rPr>
-          <w:lang w:val="en-US"/>
-        </w:rPr>
-      </w:pPr>
-      <w:r>
-        <w:rPr>
-          <w:lang w:val="en-US"/>
-        </w:rPr>
-        <w:t>Cách Tạo Ra Tensor Mới Không Nằm Trong Sơ Đồ Tính Toán Cùng Chia Sẻ Dữ Liệu Với Tensor Cũ Nằm Trong Sơ Đồ Tính Toán?</w:t>
       </w:r>
     </w:p>
     <w:p>
@@ -7384,63 +7565,272 @@
         <w:rPr>
           <w:lang w:val="en-US"/>
         </w:rPr>
-        <w:t>&lt;Tensor Mới&gt; = &lt;Tensor Cũ&gt;.detach()</w:t>
-      </w:r>
-    </w:p>
-    <w:p>
-      <w:pPr>
-        <w:pStyle w:val="ListParagraph"/>
-        <w:numPr>
-          <w:ilvl w:val="0"/>
-          <w:numId w:val="2"/>
-        </w:numPr>
-        <w:rPr>
-          <w:lang w:val="en-US"/>
-        </w:rPr>
-      </w:pPr>
-      <w:r>
-        <w:rPr>
-          <w:lang w:val="en-US"/>
-        </w:rPr>
-        <w:t>Câu lệnh trên cũng có thể chuyển Parameter thành Tensor thường</w:t>
-      </w:r>
-    </w:p>
-    <w:p>
-      <w:pPr>
-        <w:rPr>
-          <w:lang w:val="en-US"/>
-        </w:rPr>
-      </w:pPr>
-    </w:p>
-    <w:p>
-      <w:pPr>
-        <w:rPr>
-          <w:lang w:val="en-US"/>
-        </w:rPr>
-      </w:pPr>
-      <w:r>
-        <w:rPr>
-          <w:lang w:val="en-US"/>
-        </w:rPr>
-        <w:t>Tensor:</w:t>
-      </w:r>
-    </w:p>
-    <w:p>
-      <w:pPr>
-        <w:pStyle w:val="ListParagraph"/>
-        <w:numPr>
-          <w:ilvl w:val="0"/>
-          <w:numId w:val="4"/>
-        </w:numPr>
-        <w:rPr>
-          <w:lang w:val="en-US"/>
-        </w:rPr>
-      </w:pPr>
-      <w:r>
-        <w:rPr>
-          <w:lang w:val="en-US"/>
-        </w:rPr>
-        <w:t>Cách Import?</w:t>
+        <w:t>)</w:t>
+      </w:r>
+    </w:p>
+    <w:p>
+      <w:pPr>
+        <w:pStyle w:val="ListParagraph"/>
+        <w:numPr>
+          <w:ilvl w:val="0"/>
+          <w:numId w:val="2"/>
+        </w:numPr>
+        <w:rPr>
+          <w:lang w:val="en-US"/>
+        </w:rPr>
+      </w:pPr>
+      <w:r>
+        <w:rPr>
+          <w:lang w:val="en-US"/>
+        </w:rPr>
+        <w:t xml:space="preserve">&lt;Các Gradient&gt; là 1 Tuple chứa các phần tử là Gradient tương ứng với </w:t>
+      </w:r>
+    </w:p>
+    <w:p>
+      <w:pPr>
+        <w:pStyle w:val="ListParagraph"/>
+        <w:ind w:left="1080"/>
+        <w:rPr>
+          <w:lang w:val="en-US"/>
+        </w:rPr>
+      </w:pPr>
+      <w:r>
+        <w:rPr>
+          <w:lang w:val="en-US"/>
+        </w:rPr>
+        <w:t>&lt;Danh sách các biến cần tính Gradient&gt;</w:t>
+      </w:r>
+    </w:p>
+    <w:p>
+      <w:pPr>
+        <w:pStyle w:val="ListParagraph"/>
+        <w:numPr>
+          <w:ilvl w:val="0"/>
+          <w:numId w:val="2"/>
+        </w:numPr>
+        <w:rPr>
+          <w:lang w:val="en-US"/>
+        </w:rPr>
+      </w:pPr>
+      <w:r>
+        <w:rPr>
+          <w:lang w:val="en-US"/>
+        </w:rPr>
+        <w:t xml:space="preserve">Đặt </w:t>
+      </w:r>
+      <w:r>
+        <w:rPr>
+          <w:lang w:val="en-US"/>
+        </w:rPr>
+        <w:t>“</w:t>
+      </w:r>
+      <w:r>
+        <w:rPr>
+          <w:lang w:val="en-US"/>
+        </w:rPr>
+        <w:t>create_graph = True</w:t>
+      </w:r>
+      <w:r>
+        <w:rPr>
+          <w:lang w:val="en-US"/>
+        </w:rPr>
+        <w:t>”</w:t>
+      </w:r>
+      <w:r>
+        <w:rPr>
+          <w:lang w:val="en-US"/>
+        </w:rPr>
+        <w:t xml:space="preserve"> để tạo ra 1 sơ đồ tính toán mới, không giố</w:t>
+      </w:r>
+      <w:r>
+        <w:rPr>
+          <w:lang w:val="en-US"/>
+        </w:rPr>
+        <w:t>ng như “b</w:t>
+      </w:r>
+      <w:r>
+        <w:rPr>
+          <w:lang w:val="en-US"/>
+        </w:rPr>
+        <w:t>ackward</w:t>
+      </w:r>
+      <w:r>
+        <w:rPr>
+          <w:lang w:val="en-US"/>
+        </w:rPr>
+        <w:t>()”</w:t>
+      </w:r>
+      <w:r>
+        <w:rPr>
+          <w:lang w:val="en-US"/>
+        </w:rPr>
+        <w:t>, sơ đồ tính toán cũ dùng để tính toán Gradient không bị xóa, sơ đồ tính toán mới có gốc là &lt;Các Gradient&gt;, và các Node liên quan</w:t>
+      </w:r>
+    </w:p>
+    <w:p>
+      <w:pPr>
+        <w:pStyle w:val="ListParagraph"/>
+        <w:numPr>
+          <w:ilvl w:val="0"/>
+          <w:numId w:val="2"/>
+        </w:numPr>
+        <w:rPr>
+          <w:lang w:val="en-US"/>
+        </w:rPr>
+      </w:pPr>
+      <w:r>
+        <w:rPr>
+          <w:lang w:val="en-US"/>
+        </w:rPr>
+        <w:t>Ví dụ</w:t>
+      </w:r>
+    </w:p>
+    <w:p>
+      <w:pPr>
+        <w:pStyle w:val="ListParagraph"/>
+        <w:numPr>
+          <w:ilvl w:val="0"/>
+          <w:numId w:val="2"/>
+        </w:numPr>
+        <w:rPr>
+          <w:lang w:val="en-US"/>
+        </w:rPr>
+      </w:pPr>
+      <w:r>
+        <w:rPr>
+          <w:lang w:val="en-US"/>
+        </w:rPr>
+        <w:t>x</w:t>
+      </w:r>
+      <w:r>
+        <w:rPr>
+          <w:lang w:val="en-US"/>
+        </w:rPr>
+        <w:t xml:space="preserve"> là Leaf, y = x + 1, thì khi tính </w:t>
+      </w:r>
+      <w:r>
+        <w:rPr>
+          <w:lang w:val="en-US"/>
+        </w:rPr>
+        <w:t xml:space="preserve">z = </w:t>
+      </w:r>
+      <w:r>
+        <w:rPr>
+          <w:lang w:val="en-US"/>
+        </w:rPr>
+        <w:t xml:space="preserve">dy / dx, và </w:t>
+      </w:r>
+      <w:r>
+        <w:rPr>
+          <w:lang w:val="en-US"/>
+        </w:rPr>
+        <w:t>“</w:t>
+      </w:r>
+      <w:r>
+        <w:rPr>
+          <w:lang w:val="en-US"/>
+        </w:rPr>
+        <w:t>create_graph = True</w:t>
+      </w:r>
+      <w:r>
+        <w:rPr>
+          <w:lang w:val="en-US"/>
+        </w:rPr>
+        <w:t>”</w:t>
+      </w:r>
+      <w:r>
+        <w:rPr>
+          <w:lang w:val="en-US"/>
+        </w:rPr>
+        <w:t xml:space="preserve">, thì rõ ràng </w:t>
+      </w:r>
+    </w:p>
+    <w:p>
+      <w:pPr>
+        <w:pStyle w:val="ListParagraph"/>
+        <w:ind w:left="1080"/>
+        <w:rPr>
+          <w:lang w:val="en-US"/>
+        </w:rPr>
+      </w:pPr>
+      <w:r>
+        <w:rPr>
+          <w:lang w:val="en-US"/>
+        </w:rPr>
+        <w:t>y = 1 không quan tâm x, nên trong sơ đồ tính toán mới không có x, nế</w:t>
+      </w:r>
+      <w:r>
+        <w:rPr>
+          <w:lang w:val="en-US"/>
+        </w:rPr>
+        <w:t>u y = x</w:t>
+      </w:r>
+      <w:r>
+        <w:rPr>
+          <w:vertAlign w:val="superscript"/>
+          <w:lang w:val="en-US"/>
+        </w:rPr>
+        <w:t>2</w:t>
+      </w:r>
+      <w:r>
+        <w:rPr>
+          <w:lang w:val="en-US"/>
+        </w:rPr>
+        <w:t xml:space="preserve">, thì rõ ràng y = 2x, trong sơ đồ tính toán mới có </w:t>
+      </w:r>
+      <w:r>
+        <w:rPr>
+          <w:lang w:val="en-US"/>
+        </w:rPr>
+        <w:t xml:space="preserve">Node </w:t>
+      </w:r>
+      <w:r>
+        <w:rPr>
+          <w:lang w:val="en-US"/>
+        </w:rPr>
+        <w:t>x</w:t>
+      </w:r>
+      <w:r>
+        <w:rPr>
+          <w:lang w:val="en-US"/>
+        </w:rPr>
+        <w:t xml:space="preserve"> gắn Node z, nhờ vậy, ta có thể tính tính dz / dx hay là đạo hàm bậc 2 của y so với x một lần nữa</w:t>
+      </w:r>
+    </w:p>
+    <w:p>
+      <w:pPr>
+        <w:pStyle w:val="ListParagraph"/>
+        <w:numPr>
+          <w:ilvl w:val="0"/>
+          <w:numId w:val="2"/>
+        </w:numPr>
+        <w:rPr>
+          <w:lang w:val="en-US"/>
+        </w:rPr>
+      </w:pPr>
+      <w:r>
+        <w:rPr>
+          <w:lang w:val="en-US"/>
+        </w:rPr>
+        <w:t>Đặt “create_graph = False” nếu không muốn tạo sơ đồ tính toán mới</w:t>
+      </w:r>
+    </w:p>
+    <w:p>
+      <w:pPr>
+        <w:pStyle w:val="ListParagraph"/>
+        <w:numPr>
+          <w:ilvl w:val="0"/>
+          <w:numId w:val="6"/>
+        </w:numPr>
+        <w:rPr>
+          <w:lang w:val="en-US"/>
+        </w:rPr>
+      </w:pPr>
+      <w:r>
+        <w:rPr>
+          <w:lang w:val="en-US"/>
+        </w:rPr>
+        <w:t>Cách Tạo Ra Tensor Mới Không Nằm Trong Sơ Đồ Tính Toán Cùng Chia Sẻ Dữ Liệu Với Tensor Cũ Nằm Trong Sơ Đồ Tính Toán?</w:t>
       </w:r>
     </w:p>
     <w:p>
@@ -7461,7 +7851,46 @@
         <w:rPr>
           <w:lang w:val="en-US"/>
         </w:rPr>
-        <w:t>from torch import tensor</w:t>
+        <w:t>&lt;Tensor Mới&gt; = &lt;Tensor Cũ&gt;.detach()</w:t>
+      </w:r>
+    </w:p>
+    <w:p>
+      <w:pPr>
+        <w:pStyle w:val="ListParagraph"/>
+        <w:numPr>
+          <w:ilvl w:val="0"/>
+          <w:numId w:val="2"/>
+        </w:numPr>
+        <w:rPr>
+          <w:lang w:val="en-US"/>
+        </w:rPr>
+      </w:pPr>
+      <w:r>
+        <w:rPr>
+          <w:lang w:val="en-US"/>
+        </w:rPr>
+        <w:t>Câu lệnh trên cũng có thể chuyển Parameter thành Tensor thường</w:t>
+      </w:r>
+    </w:p>
+    <w:p>
+      <w:pPr>
+        <w:rPr>
+          <w:lang w:val="en-US"/>
+        </w:rPr>
+      </w:pPr>
+    </w:p>
+    <w:p>
+      <w:pPr>
+        <w:rPr>
+          <w:lang w:val="en-US"/>
+        </w:rPr>
+      </w:pPr>
+      <w:r>
+        <w:rPr>
+          <w:lang w:val="en-US"/>
+        </w:rPr>
+        <w:lastRenderedPageBreak/>
+        <w:t>Tensor:</w:t>
       </w:r>
     </w:p>
     <w:p>
@@ -7479,7 +7908,7 @@
         <w:rPr>
           <w:lang w:val="en-US"/>
         </w:rPr>
-        <w:t>Các Kiểu Dữ Liệu Của Tensor?</w:t>
+        <w:t>Cách Import?</w:t>
       </w:r>
     </w:p>
     <w:p>
@@ -7500,7 +7929,25 @@
         <w:rPr>
           <w:lang w:val="en-US"/>
         </w:rPr>
-        <w:t>torch.int32</w:t>
+        <w:t>from torch import tensor</w:t>
+      </w:r>
+    </w:p>
+    <w:p>
+      <w:pPr>
+        <w:pStyle w:val="ListParagraph"/>
+        <w:numPr>
+          <w:ilvl w:val="0"/>
+          <w:numId w:val="4"/>
+        </w:numPr>
+        <w:rPr>
+          <w:lang w:val="en-US"/>
+        </w:rPr>
+      </w:pPr>
+      <w:r>
+        <w:rPr>
+          <w:lang w:val="en-US"/>
+        </w:rPr>
+        <w:t>Các Kiểu Dữ Liệu Của Tensor?</w:t>
       </w:r>
     </w:p>
     <w:p>
@@ -7521,7 +7968,7 @@
         <w:rPr>
           <w:lang w:val="en-US"/>
         </w:rPr>
-        <w:t>torch.float32</w:t>
+        <w:t>torch.int32</w:t>
       </w:r>
     </w:p>
     <w:p>
@@ -7542,61 +7989,7 @@
         <w:rPr>
           <w:lang w:val="en-US"/>
         </w:rPr>
-        <w:t>float.bool</w:t>
-      </w:r>
-    </w:p>
-    <w:p>
-      <w:pPr>
-        <w:pStyle w:val="ListParagraph"/>
-        <w:numPr>
-          <w:ilvl w:val="0"/>
-          <w:numId w:val="4"/>
-        </w:numPr>
-        <w:rPr>
-          <w:lang w:val="en-US"/>
-        </w:rPr>
-      </w:pPr>
-      <w:r>
-        <w:rPr>
-          <w:lang w:val="en-US"/>
-        </w:rPr>
-        <w:t>Khi Gán Giá Trị Có Kiểu Dữ Liệu Khác Kiểu Dữ Liệu Của Tensor Vào Tensor Thì Chuyện Gì Sẽ Xảy Ra?</w:t>
-      </w:r>
-    </w:p>
-    <w:p>
-      <w:pPr>
-        <w:pStyle w:val="ListParagraph"/>
-        <w:numPr>
-          <w:ilvl w:val="0"/>
-          <w:numId w:val="2"/>
-        </w:numPr>
-        <w:rPr>
-          <w:lang w:val="en-US"/>
-        </w:rPr>
-      </w:pPr>
-      <w:r>
-        <w:rPr>
-          <w:lang w:val="en-US"/>
-        </w:rPr>
-        <w:t>Giá trị được gán vào sẽ được ép thành kiểu dữ liệu của Tensor</w:t>
-      </w:r>
-    </w:p>
-    <w:p>
-      <w:pPr>
-        <w:pStyle w:val="ListParagraph"/>
-        <w:numPr>
-          <w:ilvl w:val="0"/>
-          <w:numId w:val="4"/>
-        </w:numPr>
-        <w:rPr>
-          <w:lang w:val="en-US"/>
-        </w:rPr>
-      </w:pPr>
-      <w:r>
-        <w:rPr>
-          <w:lang w:val="en-US"/>
-        </w:rPr>
-        <w:t>Chuyển Kiểu Dữ Liệu Của Tensor?</w:t>
+        <w:t>torch.float32</w:t>
       </w:r>
     </w:p>
     <w:p>
@@ -7617,25 +8010,61 @@
         <w:rPr>
           <w:lang w:val="en-US"/>
         </w:rPr>
-        <w:t>&lt;Tensor Có Kiểu Dữ Liệu Mới&gt; = &lt;Tensor&gt;.&lt;Kiểu Dữ Liệu&gt;()</w:t>
-      </w:r>
-    </w:p>
-    <w:p>
-      <w:pPr>
-        <w:pStyle w:val="ListParagraph"/>
-        <w:numPr>
-          <w:ilvl w:val="0"/>
-          <w:numId w:val="2"/>
-        </w:numPr>
-        <w:rPr>
-          <w:lang w:val="en-US"/>
-        </w:rPr>
-      </w:pPr>
-      <w:r>
-        <w:rPr>
-          <w:lang w:val="en-US"/>
-        </w:rPr>
-        <w:t>Ví dụ</w:t>
+        <w:t>float.bool</w:t>
+      </w:r>
+    </w:p>
+    <w:p>
+      <w:pPr>
+        <w:pStyle w:val="ListParagraph"/>
+        <w:numPr>
+          <w:ilvl w:val="0"/>
+          <w:numId w:val="4"/>
+        </w:numPr>
+        <w:rPr>
+          <w:lang w:val="en-US"/>
+        </w:rPr>
+      </w:pPr>
+      <w:r>
+        <w:rPr>
+          <w:lang w:val="en-US"/>
+        </w:rPr>
+        <w:t>Khi Gán Giá Trị Có Kiểu Dữ Liệu Khác Kiểu Dữ Liệu Của Tensor Vào Tensor Thì Chuyện Gì Sẽ Xảy Ra?</w:t>
+      </w:r>
+    </w:p>
+    <w:p>
+      <w:pPr>
+        <w:pStyle w:val="ListParagraph"/>
+        <w:numPr>
+          <w:ilvl w:val="0"/>
+          <w:numId w:val="2"/>
+        </w:numPr>
+        <w:rPr>
+          <w:lang w:val="en-US"/>
+        </w:rPr>
+      </w:pPr>
+      <w:r>
+        <w:rPr>
+          <w:lang w:val="en-US"/>
+        </w:rPr>
+        <w:t>Giá trị được gán vào sẽ được ép thành kiểu dữ liệu của Tensor</w:t>
+      </w:r>
+    </w:p>
+    <w:p>
+      <w:pPr>
+        <w:pStyle w:val="ListParagraph"/>
+        <w:numPr>
+          <w:ilvl w:val="0"/>
+          <w:numId w:val="4"/>
+        </w:numPr>
+        <w:rPr>
+          <w:lang w:val="en-US"/>
+        </w:rPr>
+      </w:pPr>
+      <w:r>
+        <w:rPr>
+          <w:lang w:val="en-US"/>
+        </w:rPr>
+        <w:t>Chuyển Kiểu Dữ Liệu Của Tensor?</w:t>
       </w:r>
     </w:p>
     <w:p>
@@ -7656,6 +8085,45 @@
         <w:rPr>
           <w:lang w:val="en-US"/>
         </w:rPr>
+        <w:t>&lt;Tensor Có Kiểu Dữ Liệu Mới&gt; = &lt;Tensor&gt;.&lt;Kiểu Dữ Liệu&gt;()</w:t>
+      </w:r>
+    </w:p>
+    <w:p>
+      <w:pPr>
+        <w:pStyle w:val="ListParagraph"/>
+        <w:numPr>
+          <w:ilvl w:val="0"/>
+          <w:numId w:val="2"/>
+        </w:numPr>
+        <w:rPr>
+          <w:lang w:val="en-US"/>
+        </w:rPr>
+      </w:pPr>
+      <w:r>
+        <w:rPr>
+          <w:lang w:val="en-US"/>
+        </w:rPr>
+        <w:t>Ví dụ</w:t>
+      </w:r>
+    </w:p>
+    <w:p>
+      <w:pPr>
+        <w:pStyle w:val="ListParagraph"/>
+        <w:pBdr>
+          <w:top w:val="single" w:sz="4" w:space="1" w:color="auto"/>
+          <w:left w:val="single" w:sz="4" w:space="4" w:color="auto"/>
+          <w:bottom w:val="single" w:sz="4" w:space="1" w:color="auto"/>
+          <w:right w:val="single" w:sz="4" w:space="4" w:color="auto"/>
+        </w:pBdr>
+        <w:ind w:left="1080"/>
+        <w:rPr>
+          <w:lang w:val="en-US"/>
+        </w:rPr>
+      </w:pPr>
+      <w:r>
+        <w:rPr>
+          <w:lang w:val="en-US"/>
+        </w:rPr>
         <w:t>foo = bar.int()</w:t>
       </w:r>
     </w:p>
@@ -7674,7 +8142,6 @@
         <w:rPr>
           <w:lang w:val="en-US"/>
         </w:rPr>
-        <w:lastRenderedPageBreak/>
         <w:t>Ta có</w:t>
       </w:r>
     </w:p>
@@ -8468,6 +8935,7 @@
         <w:rPr>
           <w:lang w:val="en-US"/>
         </w:rPr>
+        <w:lastRenderedPageBreak/>
         <w:t>&lt;Tensor Sau Khi Đổi Giá Trị&gt; ban đầu có giá trị của &lt;Tensor&gt;, sau đó những chỗ nào trong &lt;Mask&gt; có giá trị là 1 thì chỗ tương ứng trong &lt;Tensor Sau Khi Đổi Giá Trị&gt; sẽ có giá trị là &lt;Giá Trị&gt;</w:t>
       </w:r>
     </w:p>
@@ -8859,7 +9327,6 @@
               <w:rPr>
                 <w:lang w:val="en-US"/>
               </w:rPr>
-              <w:lastRenderedPageBreak/>
               <w:t>foo mới</w:t>
             </w:r>
           </w:p>
@@ -9484,6 +9951,7 @@
         <w:rPr>
           <w:lang w:val="en-US"/>
         </w:rPr>
+        <w:lastRenderedPageBreak/>
         <w:t>import matplotlib.pyplot as plt</w:t>
       </w:r>
     </w:p>
@@ -9808,7 +10276,6 @@
         <w:rPr>
           <w:lang w:val="en-US"/>
         </w:rPr>
-        <w:lastRenderedPageBreak/>
         <w:t>)</w:t>
       </w:r>
     </w:p>
@@ -10469,6 +10936,7 @@
         <w:rPr>
           <w:lang w:val="en-US"/>
         </w:rPr>
+        <w:lastRenderedPageBreak/>
         <w:t>y có Shape là (1, 3, 1), nghĩa là x gộp vào trục tung</w:t>
       </w:r>
     </w:p>
@@ -10778,7 +11246,6 @@
         <w:rPr>
           <w:lang w:val="en-US"/>
         </w:rPr>
-        <w:lastRenderedPageBreak/>
         <w:t>Lặp Lại Tensor Nhưng Không Tốn Thêm Không Gian Lưu Trữ?</w:t>
       </w:r>
     </w:p>
@@ -11363,6 +11830,7 @@
         <w:rPr>
           <w:lang w:val="en-US"/>
         </w:rPr>
+        <w:lastRenderedPageBreak/>
         <w:t>Đặ</w:t>
       </w:r>
       <w:r>
@@ -11720,7 +12188,6 @@
         <w:rPr>
           <w:lang w:val="en-US"/>
         </w:rPr>
-        <w:lastRenderedPageBreak/>
         <w:t xml:space="preserve">Mỗi lần muốn lưu Parameter của </w:t>
       </w:r>
       <w:r>
@@ -12317,6 +12784,7 @@
         <w:rPr>
           <w:lang w:val="en-US"/>
         </w:rPr>
+        <w:lastRenderedPageBreak/>
         <w:t>&lt;Parameter&gt; sẽ mặc định có “requires_grad = True”</w:t>
       </w:r>
     </w:p>
@@ -12644,7 +13112,6 @@
         <w:rPr>
           <w:lang w:val="en-US"/>
         </w:rPr>
-        <w:lastRenderedPageBreak/>
         <w:t>print(&lt;</w:t>
       </w:r>
       <w:r>
@@ -14121,7 +14588,6 @@
         <w:rPr>
           <w:lang w:val="en-US"/>
         </w:rPr>
-        <w:lastRenderedPageBreak/>
         <w:t>Để có thể sử dụng “nn.Linear”, … bên trong Class, khi đó mọi Parameter của mấ</w:t>
       </w:r>
       <w:r>
@@ -14489,6 +14955,7 @@
           <w:noProof/>
           <w:lang w:eastAsia="vi-VN"/>
         </w:rPr>
+        <w:lastRenderedPageBreak/>
         <w:drawing>
           <wp:inline distT="0" distB="0" distL="0" distR="0" wp14:anchorId="0B6D0928" wp14:editId="71050949">
             <wp:extent cx="5731510" cy="5373370"/>
@@ -14548,7 +15015,6 @@
           <w:noProof/>
           <w:lang w:eastAsia="vi-VN"/>
         </w:rPr>
-        <w:lastRenderedPageBreak/>
         <w:drawing>
           <wp:inline distT="0" distB="0" distL="0" distR="0" wp14:anchorId="694239D7" wp14:editId="2CB1E4EB">
             <wp:extent cx="5731328" cy="3429000"/>
@@ -14607,6 +15073,7 @@
         <w:rPr>
           <w:lang w:val="en-US"/>
         </w:rPr>
+        <w:lastRenderedPageBreak/>
         <w:t>W và B là Weight và Bias</w:t>
       </w:r>
     </w:p>
@@ -32707,19 +33174,7 @@
         <w:rPr>
           <w:lang w:val="en-US"/>
         </w:rPr>
-        <w:t>&lt;Hàm Biến Đổ</w:t>
-      </w:r>
-      <w:r>
-        <w:rPr>
-          <w:lang w:val="en-US"/>
-        </w:rPr>
-        <w:t>i&gt; = transforms.</w:t>
-      </w:r>
-      <w:r>
-        <w:rPr>
-          <w:lang w:val="en-US"/>
-        </w:rPr>
-        <w:t>ToTensor()</w:t>
+        <w:t>&lt;Hàm Biến Đổi&gt; = transforms.ToTensor()</w:t>
       </w:r>
     </w:p>
     <w:p>
@@ -32758,19 +33213,7 @@
         <w:rPr>
           <w:lang w:val="en-US"/>
         </w:rPr>
-        <w:t>&lt;Tensor Ảnh&gt; = &lt;Hàm Biến Đổi&gt;(</w:t>
-      </w:r>
-      <w:r>
-        <w:rPr>
-          <w:lang w:val="en-US"/>
-        </w:rPr>
-        <w:t>&lt;Numpy</w:t>
-      </w:r>
-      <w:r>
-        <w:rPr>
-          <w:lang w:val="en-US"/>
-        </w:rPr>
-        <w:t xml:space="preserve"> Image&gt;)</w:t>
+        <w:t>&lt;Tensor Ảnh&gt; = &lt;Hàm Biến Đổi&gt;(&lt;Numpy Image&gt;)</w:t>
       </w:r>
     </w:p>
     <w:p>
@@ -33045,27 +33488,31 @@
           <w:lang w:val="en-US"/>
         </w:rPr>
       </w:pPr>
-      <w:bookmarkStart w:id="0" w:name="_GoBack"/>
-      <w:bookmarkEnd w:id="0"/>
-    </w:p>
-    <w:p>
-      <w:pPr>
-        <w:rPr>
-          <w:lang w:val="en-US"/>
-        </w:rPr>
-      </w:pPr>
-    </w:p>
-    <w:p>
-      <w:pPr>
-        <w:rPr>
-          <w:lang w:val="en-US"/>
-        </w:rPr>
-      </w:pPr>
-      <w:r>
-        <w:rPr>
-          <w:lang w:val="en-US"/>
-        </w:rPr>
-        <w:t>Datasets:</w:t>
+    </w:p>
+    <w:p>
+      <w:pPr>
+        <w:rPr>
+          <w:lang w:val="en-US"/>
+        </w:rPr>
+      </w:pPr>
+    </w:p>
+    <w:p>
+      <w:pPr>
+        <w:rPr>
+          <w:lang w:val="en-US"/>
+        </w:rPr>
+      </w:pPr>
+      <w:r>
+        <w:rPr>
+          <w:lang w:val="en-US"/>
+        </w:rPr>
+        <w:t>Dataset – Bộ Dữ Liệu</w:t>
+      </w:r>
+      <w:r>
+        <w:rPr>
+          <w:lang w:val="en-US"/>
+        </w:rPr>
+        <w:t>:</w:t>
       </w:r>
     </w:p>
     <w:p>
@@ -33083,7 +33530,7 @@
         <w:rPr>
           <w:lang w:val="en-US"/>
         </w:rPr>
-        <w:t>Cách Sử Dụng Data Loader Để Xáo Trộn Bộ Dữ Liệu và chia thành các Batch?</w:t>
+        <w:t>Cách Import?</w:t>
       </w:r>
     </w:p>
     <w:p>
@@ -33104,7 +33551,67 @@
         <w:rPr>
           <w:lang w:val="en-US"/>
         </w:rPr>
-        <w:t>from torch.utils.data import DataLoader</w:t>
+        <w:t>from t</w:t>
+      </w:r>
+      <w:r>
+        <w:rPr>
+          <w:lang w:val="en-US"/>
+        </w:rPr>
+        <w:t>orch.utils.data import DataLoader</w:t>
+      </w:r>
+      <w:r>
+        <w:rPr>
+          <w:lang w:val="en-US"/>
+        </w:rPr>
+        <w:t xml:space="preserve"> as loader</w:t>
+      </w:r>
+    </w:p>
+    <w:p>
+      <w:pPr>
+        <w:pStyle w:val="ListParagraph"/>
+        <w:numPr>
+          <w:ilvl w:val="0"/>
+          <w:numId w:val="5"/>
+        </w:numPr>
+        <w:rPr>
+          <w:lang w:val="en-US"/>
+        </w:rPr>
+      </w:pPr>
+      <w:r>
+        <w:rPr>
+          <w:lang w:val="en-US"/>
+        </w:rPr>
+        <w:t>Cách Sử Dụng Data Loader Để Xáo Trộ</w:t>
+      </w:r>
+      <w:r>
+        <w:rPr>
+          <w:lang w:val="en-US"/>
+        </w:rPr>
+        <w:t>n Dataset</w:t>
+      </w:r>
+      <w:r>
+        <w:rPr>
+          <w:lang w:val="en-US"/>
+        </w:rPr>
+        <w:t xml:space="preserve"> </w:t>
+      </w:r>
+      <w:r>
+        <w:rPr>
+          <w:lang w:val="en-US"/>
+        </w:rPr>
+        <w:t xml:space="preserve">Và Chia Thành Các </w:t>
+      </w:r>
+      <w:r>
+        <w:rPr>
+          <w:lang w:val="en-US"/>
+        </w:rPr>
+        <w:t>Batch</w:t>
+      </w:r>
+      <w:r>
+        <w:rPr>
+          <w:lang w:val="en-US"/>
+        </w:rPr>
+        <w:t>?</w:t>
       </w:r>
     </w:p>
     <w:p>
@@ -33121,6 +33628,18 @@
           <w:lang w:val="en-US"/>
         </w:rPr>
       </w:pPr>
+      <w:r>
+        <w:rPr>
+          <w:lang w:val="en-US"/>
+        </w:rPr>
+        <w:t>&lt;Data Loader&gt; = loader</w:t>
+      </w:r>
+      <w:r>
+        <w:rPr>
+          <w:lang w:val="en-US"/>
+        </w:rPr>
+        <w:t>(</w:t>
+      </w:r>
     </w:p>
     <w:p>
       <w:pPr>
@@ -33140,13 +33659,19 @@
         <w:rPr>
           <w:lang w:val="en-US"/>
         </w:rPr>
-        <w:t>DATA_LOADER</w:t>
-      </w:r>
-      <w:r>
-        <w:rPr>
-          <w:lang w:val="en-US"/>
-        </w:rPr>
-        <w:t xml:space="preserve"> = DataLoader(</w:t>
+        <w:t xml:space="preserve">    &lt;Dataset</w:t>
+      </w:r>
+      <w:r>
+        <w:rPr>
+          <w:lang w:val="en-US"/>
+        </w:rPr>
+        <w:t xml:space="preserve">&gt;, batch_size = &lt;Số Phần Tử Mỗi Batch&gt;, shuffle = </w:t>
+      </w:r>
+      <w:r>
+        <w:rPr>
+          <w:lang w:val="en-US"/>
+        </w:rPr>
+        <w:t>True</w:t>
       </w:r>
     </w:p>
     <w:p>
@@ -33167,19 +33692,7 @@
         <w:rPr>
           <w:lang w:val="en-US"/>
         </w:rPr>
-        <w:t xml:space="preserve">    </w:t>
-      </w:r>
-      <w:r>
-        <w:rPr>
-          <w:lang w:val="en-US"/>
-        </w:rPr>
-        <w:t>&lt;Dãy Dữ Liệu&gt;</w:t>
-      </w:r>
-      <w:r>
-        <w:rPr>
-          <w:lang w:val="en-US"/>
-        </w:rPr>
-        <w:t xml:space="preserve">, </w:t>
+        <w:t>)</w:t>
       </w:r>
     </w:p>
     <w:p>
@@ -33196,42 +33709,6 @@
           <w:lang w:val="en-US"/>
         </w:rPr>
       </w:pPr>
-      <w:r>
-        <w:rPr>
-          <w:lang w:val="en-US"/>
-        </w:rPr>
-        <w:t xml:space="preserve">    </w:t>
-      </w:r>
-      <w:r>
-        <w:rPr>
-          <w:lang w:val="en-US"/>
-        </w:rPr>
-        <w:t>batch_size</w:t>
-      </w:r>
-      <w:r>
-        <w:rPr>
-          <w:lang w:val="en-US"/>
-        </w:rPr>
-        <w:t xml:space="preserve"> </w:t>
-      </w:r>
-      <w:r>
-        <w:rPr>
-          <w:lang w:val="en-US"/>
-        </w:rPr>
-        <w:t>=</w:t>
-      </w:r>
-      <w:r>
-        <w:rPr>
-          <w:lang w:val="en-US"/>
-        </w:rPr>
-        <w:t xml:space="preserve"> &lt;Số Phần Tử Mỗi Batch&gt;</w:t>
-      </w:r>
-      <w:r>
-        <w:rPr>
-          <w:lang w:val="en-US"/>
-        </w:rPr>
-        <w:t xml:space="preserve">, </w:t>
-      </w:r>
     </w:p>
     <w:p>
       <w:pPr>
@@ -33251,37 +33728,31 @@
         <w:rPr>
           <w:lang w:val="en-US"/>
         </w:rPr>
-        <w:t xml:space="preserve">    </w:t>
-      </w:r>
-      <w:r>
-        <w:rPr>
-          <w:lang w:val="en-US"/>
-        </w:rPr>
-        <w:t>shuffle</w:t>
-      </w:r>
-      <w:r>
-        <w:rPr>
-          <w:lang w:val="en-US"/>
-        </w:rPr>
-        <w:t xml:space="preserve"> </w:t>
-      </w:r>
-      <w:r>
-        <w:rPr>
-          <w:lang w:val="en-US"/>
-        </w:rPr>
-        <w:t>=</w:t>
-      </w:r>
-      <w:r>
-        <w:rPr>
-          <w:lang w:val="en-US"/>
-        </w:rPr>
-        <w:t xml:space="preserve"> </w:t>
-      </w:r>
-      <w:r>
-        <w:rPr>
-          <w:lang w:val="en-US"/>
-        </w:rPr>
-        <w:t>True</w:t>
+        <w:t xml:space="preserve">for </w:t>
+      </w:r>
+      <w:r>
+        <w:rPr>
+          <w:lang w:val="en-US"/>
+        </w:rPr>
+        <w:t xml:space="preserve">&lt;Batch&gt; </w:t>
+      </w:r>
+      <w:r>
+        <w:rPr>
+          <w:lang w:val="en-US"/>
+        </w:rPr>
+        <w:t xml:space="preserve">in </w:t>
+      </w:r>
+      <w:r>
+        <w:rPr>
+          <w:lang w:val="en-US"/>
+        </w:rPr>
+        <w:t>&lt;Data Loader&gt;</w:t>
+      </w:r>
+      <w:r>
+        <w:rPr>
+          <w:lang w:val="en-US"/>
+        </w:rPr>
+        <w:t>:</w:t>
       </w:r>
     </w:p>
     <w:p>
@@ -33302,7 +33773,263 @@
         <w:rPr>
           <w:lang w:val="en-US"/>
         </w:rPr>
-        <w:t>)</w:t>
+        <w:t xml:space="preserve">    &lt;Làm Gì Đó Với Mỗi </w:t>
+      </w:r>
+      <w:r>
+        <w:rPr>
+          <w:lang w:val="en-US"/>
+        </w:rPr>
+        <w:t>Batch</w:t>
+      </w:r>
+      <w:r>
+        <w:rPr>
+          <w:lang w:val="en-US"/>
+        </w:rPr>
+        <w:t>&gt;</w:t>
+      </w:r>
+    </w:p>
+    <w:p>
+      <w:pPr>
+        <w:pStyle w:val="ListParagraph"/>
+        <w:numPr>
+          <w:ilvl w:val="0"/>
+          <w:numId w:val="2"/>
+        </w:numPr>
+        <w:rPr>
+          <w:lang w:val="en-US"/>
+        </w:rPr>
+      </w:pPr>
+      <w:r>
+        <w:rPr>
+          <w:lang w:val="en-US"/>
+        </w:rPr>
+        <w:t>&lt;Dataset&gt; là 1 Iterable mà các</w:t>
+      </w:r>
+      <w:r>
+        <w:rPr>
+          <w:lang w:val="en-US"/>
+        </w:rPr>
+        <w:t xml:space="preserve"> phần tử</w:t>
+      </w:r>
+      <w:r>
+        <w:rPr>
+          <w:lang w:val="en-US"/>
+        </w:rPr>
+        <w:t xml:space="preserve"> trong đó có cùng Shape, cùng</w:t>
+      </w:r>
+      <w:r>
+        <w:rPr>
+          <w:lang w:val="en-US"/>
+        </w:rPr>
+        <w:t xml:space="preserve"> là Tensor hoặc </w:t>
+      </w:r>
+      <w:r>
+        <w:rPr>
+          <w:lang w:val="en-US"/>
+        </w:rPr>
+        <w:t xml:space="preserve">cùng là </w:t>
+      </w:r>
+      <w:r>
+        <w:rPr>
+          <w:lang w:val="en-US"/>
+        </w:rPr>
+        <w:t>Numpy</w:t>
+      </w:r>
+      <w:r>
+        <w:rPr>
+          <w:lang w:val="en-US"/>
+        </w:rPr>
+        <w:t xml:space="preserve"> Array</w:t>
+      </w:r>
+    </w:p>
+    <w:p>
+      <w:pPr>
+        <w:pStyle w:val="ListParagraph"/>
+        <w:numPr>
+          <w:ilvl w:val="0"/>
+          <w:numId w:val="2"/>
+        </w:numPr>
+        <w:rPr>
+          <w:lang w:val="en-US"/>
+        </w:rPr>
+      </w:pPr>
+      <w:r>
+        <w:rPr>
+          <w:lang w:val="en-US"/>
+        </w:rPr>
+        <w:t>&lt;Data Loader&gt; là &lt;Dataset</w:t>
+      </w:r>
+      <w:r>
+        <w:rPr>
+          <w:lang w:val="en-US"/>
+        </w:rPr>
+        <w:t>&gt; chia thành các Batch theo thứ tự</w:t>
+      </w:r>
+      <w:r>
+        <w:rPr>
+          <w:lang w:val="en-US"/>
+        </w:rPr>
+        <w:t xml:space="preserve"> từ trái qua phải</w:t>
+      </w:r>
+      <w:r>
+        <w:rPr>
+          <w:lang w:val="en-US"/>
+        </w:rPr>
+        <w:t xml:space="preserve">, </w:t>
+      </w:r>
+      <w:r>
+        <w:rPr>
+          <w:lang w:val="en-US"/>
+        </w:rPr>
+        <w:t xml:space="preserve">do đó </w:t>
+      </w:r>
+      <w:r>
+        <w:rPr>
+          <w:lang w:val="en-US"/>
+        </w:rPr>
+        <w:t>không trùng lặp phần tử, nếu số lượng phần tử củ</w:t>
+      </w:r>
+      <w:r>
+        <w:rPr>
+          <w:lang w:val="en-US"/>
+        </w:rPr>
+        <w:t>a &lt;Dataset</w:t>
+      </w:r>
+      <w:r>
+        <w:rPr>
+          <w:lang w:val="en-US"/>
+        </w:rPr>
+        <w:t xml:space="preserve">&gt; không chia hết cho </w:t>
+      </w:r>
+    </w:p>
+    <w:p>
+      <w:pPr>
+        <w:pStyle w:val="ListParagraph"/>
+        <w:ind w:left="1080"/>
+        <w:rPr>
+          <w:lang w:val="en-US"/>
+        </w:rPr>
+      </w:pPr>
+      <w:r>
+        <w:rPr>
+          <w:lang w:val="en-US"/>
+        </w:rPr>
+        <w:t>&lt;Số Phần Tử Mỗi Batch&gt; thì Batch cuối cùng sẽ bị Clip</w:t>
+      </w:r>
+    </w:p>
+    <w:p>
+      <w:pPr>
+        <w:pStyle w:val="ListParagraph"/>
+        <w:numPr>
+          <w:ilvl w:val="0"/>
+          <w:numId w:val="2"/>
+        </w:numPr>
+        <w:rPr>
+          <w:lang w:val="en-US"/>
+        </w:rPr>
+      </w:pPr>
+      <w:r>
+        <w:rPr>
+          <w:lang w:val="en-US"/>
+        </w:rPr>
+        <w:t xml:space="preserve">&lt;Batch&gt; </w:t>
+      </w:r>
+      <w:r>
+        <w:rPr>
+          <w:lang w:val="en-US"/>
+        </w:rPr>
+        <w:t>có</w:t>
+      </w:r>
+      <w:r>
+        <w:rPr>
+          <w:lang w:val="en-US"/>
+        </w:rPr>
+        <w:t xml:space="preserve"> kiểu dữ liệu là Tensor</w:t>
+      </w:r>
+    </w:p>
+    <w:p>
+      <w:pPr>
+        <w:pStyle w:val="ListParagraph"/>
+        <w:numPr>
+          <w:ilvl w:val="0"/>
+          <w:numId w:val="2"/>
+        </w:numPr>
+        <w:rPr>
+          <w:lang w:val="en-US"/>
+        </w:rPr>
+      </w:pPr>
+      <w:r>
+        <w:rPr>
+          <w:lang w:val="en-US"/>
+        </w:rPr>
+        <w:lastRenderedPageBreak/>
+        <w:t>Đặt “shuffle = True” để xáo trộn lại &lt;</w:t>
+      </w:r>
+      <w:r>
+        <w:rPr>
+          <w:lang w:val="en-US"/>
+        </w:rPr>
+        <w:t>Dataset</w:t>
+      </w:r>
+      <w:r>
+        <w:rPr>
+          <w:lang w:val="en-US"/>
+        </w:rPr>
+        <w:t xml:space="preserve">&gt; mỗi lần duyệt hết </w:t>
+      </w:r>
+      <w:r>
+        <w:rPr>
+          <w:lang w:val="en-US"/>
+        </w:rPr>
+        <w:t>&lt;Data Loader&gt;</w:t>
+      </w:r>
+      <w:r>
+        <w:rPr>
+          <w:lang w:val="en-US"/>
+        </w:rPr>
+        <w:t xml:space="preserve"> trước khi chia Batch, đặt “shuffle = False” nếu muốn chia Batch theo đúng thứ tự</w:t>
+      </w:r>
+    </w:p>
+    <w:p>
+      <w:pPr>
+        <w:pStyle w:val="ListParagraph"/>
+        <w:numPr>
+          <w:ilvl w:val="0"/>
+          <w:numId w:val="5"/>
+        </w:numPr>
+        <w:rPr>
+          <w:lang w:val="en-US"/>
+        </w:rPr>
+      </w:pPr>
+      <w:r>
+        <w:rPr>
+          <w:lang w:val="en-US"/>
+        </w:rPr>
+        <w:t>Tải Datasets Nhìn Hình Đoán Số MNIST?</w:t>
+      </w:r>
+    </w:p>
+    <w:p>
+      <w:pPr>
+        <w:pStyle w:val="ListParagraph"/>
+        <w:numPr>
+          <w:ilvl w:val="0"/>
+          <w:numId w:val="2"/>
+        </w:numPr>
+        <w:rPr>
+          <w:lang w:val="en-US"/>
+        </w:rPr>
+      </w:pPr>
+      <w:r>
+        <w:rPr>
+          <w:lang w:val="en-US"/>
+        </w:rPr>
+        <w:t>Dùng keras</w:t>
+      </w:r>
+      <w:r>
+        <w:rPr>
+          <w:lang w:val="en-US"/>
+        </w:rPr>
+        <w:t xml:space="preserve"> nếu muốn dữ liệu là Numpy Array</w:t>
       </w:r>
     </w:p>
     <w:p>
@@ -33319,6 +34046,12 @@
           <w:lang w:val="en-US"/>
         </w:rPr>
       </w:pPr>
+      <w:r>
+        <w:rPr>
+          <w:lang w:val="en-US"/>
+        </w:rPr>
+        <w:t>from keras.datasets import mnist</w:t>
+      </w:r>
     </w:p>
     <w:p>
       <w:pPr>
@@ -33338,31 +34071,7 @@
         <w:rPr>
           <w:lang w:val="en-US"/>
         </w:rPr>
-        <w:t xml:space="preserve">for </w:t>
-      </w:r>
-      <w:r>
-        <w:rPr>
-          <w:lang w:val="en-US"/>
-        </w:rPr>
-        <w:t xml:space="preserve">&lt;Batch&gt; </w:t>
-      </w:r>
-      <w:r>
-        <w:rPr>
-          <w:lang w:val="en-US"/>
-        </w:rPr>
-        <w:t xml:space="preserve">in </w:t>
-      </w:r>
-      <w:r>
-        <w:rPr>
-          <w:lang w:val="en-US"/>
-        </w:rPr>
-        <w:t>DATA_LOADER</w:t>
-      </w:r>
-      <w:r>
-        <w:rPr>
-          <w:lang w:val="en-US"/>
-        </w:rPr>
-        <w:t>:</w:t>
+        <w:t>(x_train, y_train), (x_test, y_test) = mnist.load_data()</w:t>
       </w:r>
     </w:p>
     <w:p>
@@ -33383,200 +34092,157 @@
         <w:rPr>
           <w:lang w:val="en-US"/>
         </w:rPr>
-        <w:t xml:space="preserve">    &lt;Làm Gì Đó Với Mỗi </w:t>
-      </w:r>
-      <w:r>
-        <w:rPr>
-          <w:lang w:val="en-US"/>
-        </w:rPr>
-        <w:t>Batch</w:t>
-      </w:r>
-      <w:r>
-        <w:rPr>
-          <w:lang w:val="en-US"/>
-        </w:rPr>
-        <w:t>&gt;</w:t>
-      </w:r>
-    </w:p>
-    <w:p>
-      <w:pPr>
-        <w:pStyle w:val="ListParagraph"/>
-        <w:numPr>
-          <w:ilvl w:val="0"/>
-          <w:numId w:val="2"/>
-        </w:numPr>
-        <w:rPr>
-          <w:lang w:val="en-US"/>
-        </w:rPr>
-      </w:pPr>
-      <w:r>
-        <w:rPr>
-          <w:lang w:val="en-US"/>
-        </w:rPr>
-        <w:t xml:space="preserve">&lt;Dãy Dữ Liệu&gt; có thể là List, Tuple, Tensor, … hay bất kể là loại mảng nào, chỉ cần mỗi phần tử trong đó có cùng Shape, cùng </w:t>
-      </w:r>
-      <w:r>
-        <w:rPr>
-          <w:lang w:val="en-US"/>
-        </w:rPr>
-        <w:t>loại</w:t>
-      </w:r>
-      <w:r>
-        <w:rPr>
-          <w:lang w:val="en-US"/>
-        </w:rPr>
-        <w:t xml:space="preserve"> mảng</w:t>
-      </w:r>
-      <w:r>
-        <w:rPr>
-          <w:lang w:val="en-US"/>
-        </w:rPr>
-        <w:t xml:space="preserve"> là Tensor hoặc mảng Numpy</w:t>
-      </w:r>
-      <w:r>
-        <w:rPr>
-          <w:lang w:val="en-US"/>
-        </w:rPr>
-        <w:t xml:space="preserve">, </w:t>
-      </w:r>
-      <w:r>
-        <w:rPr>
-          <w:lang w:val="en-US"/>
-        </w:rPr>
-        <w:t>khác kiểu dữ liệu cũng được</w:t>
-      </w:r>
-    </w:p>
-    <w:p>
-      <w:pPr>
-        <w:pStyle w:val="ListParagraph"/>
-        <w:numPr>
-          <w:ilvl w:val="0"/>
-          <w:numId w:val="2"/>
-        </w:numPr>
-        <w:rPr>
-          <w:lang w:val="en-US"/>
-        </w:rPr>
-      </w:pPr>
-      <w:r>
-        <w:rPr>
-          <w:lang w:val="en-US"/>
-        </w:rPr>
-        <w:lastRenderedPageBreak/>
-        <w:t>DATA_LOADER là &lt;Dãy Dữ Liệu&gt; chia thành các Batch theo thứ tự</w:t>
-      </w:r>
-      <w:r>
-        <w:rPr>
-          <w:lang w:val="en-US"/>
-        </w:rPr>
-        <w:t xml:space="preserve"> từ trái qua phải</w:t>
-      </w:r>
-      <w:r>
-        <w:rPr>
-          <w:lang w:val="en-US"/>
-        </w:rPr>
-        <w:t xml:space="preserve">, </w:t>
-      </w:r>
-      <w:r>
-        <w:rPr>
-          <w:lang w:val="en-US"/>
-        </w:rPr>
-        <w:t xml:space="preserve">do đó </w:t>
-      </w:r>
-      <w:r>
-        <w:rPr>
-          <w:lang w:val="en-US"/>
-        </w:rPr>
-        <w:t>không trùng lặp phần tử, nếu số lượng phần tử của &lt;Dãy Dữ Liệu&gt; không chia hết cho &lt;Số Phần Tử Mỗi Batch&gt; thì Batch cuối cùng sẽ bị Clip</w:t>
-      </w:r>
-    </w:p>
-    <w:p>
-      <w:pPr>
-        <w:pStyle w:val="ListParagraph"/>
-        <w:numPr>
-          <w:ilvl w:val="0"/>
-          <w:numId w:val="2"/>
-        </w:numPr>
-        <w:rPr>
-          <w:lang w:val="en-US"/>
-        </w:rPr>
-      </w:pPr>
-      <w:r>
-        <w:rPr>
-          <w:lang w:val="en-US"/>
-        </w:rPr>
-        <w:t xml:space="preserve">&lt;Batch&gt; </w:t>
-      </w:r>
-      <w:r>
-        <w:rPr>
-          <w:lang w:val="en-US"/>
-        </w:rPr>
-        <w:t>có</w:t>
-      </w:r>
-      <w:r>
-        <w:rPr>
-          <w:lang w:val="en-US"/>
-        </w:rPr>
-        <w:t xml:space="preserve"> kiểu dữ liệu là Tensor</w:t>
-      </w:r>
-    </w:p>
-    <w:p>
-      <w:pPr>
-        <w:pStyle w:val="ListParagraph"/>
-        <w:numPr>
-          <w:ilvl w:val="0"/>
-          <w:numId w:val="2"/>
-        </w:numPr>
-        <w:rPr>
-          <w:lang w:val="en-US"/>
-        </w:rPr>
-      </w:pPr>
-      <w:r>
-        <w:rPr>
-          <w:lang w:val="en-US"/>
-        </w:rPr>
-        <w:t>Đặt “shuffle = True” để xáo trộn lại &lt;Dãy Dữ Liệu&gt; mỗi lần duyệt hết DATA_LOADER trước khi chia Batch, đặt “shuffle = False” nếu muốn chia Batch theo đúng thứ tự</w:t>
-      </w:r>
-    </w:p>
-    <w:p>
-      <w:pPr>
-        <w:pStyle w:val="ListParagraph"/>
-        <w:numPr>
-          <w:ilvl w:val="0"/>
-          <w:numId w:val="5"/>
-        </w:numPr>
-        <w:rPr>
-          <w:lang w:val="en-US"/>
-        </w:rPr>
-      </w:pPr>
-      <w:r>
-        <w:rPr>
-          <w:lang w:val="en-US"/>
-        </w:rPr>
-        <w:t>Tải Datasets Nhìn Hình Đoán Số MNIST?</w:t>
-      </w:r>
-    </w:p>
-    <w:p>
-      <w:pPr>
-        <w:pStyle w:val="ListParagraph"/>
-        <w:numPr>
-          <w:ilvl w:val="0"/>
-          <w:numId w:val="2"/>
-        </w:numPr>
-        <w:rPr>
-          <w:lang w:val="en-US"/>
-        </w:rPr>
-      </w:pPr>
-      <w:r>
-        <w:rPr>
-          <w:lang w:val="en-US"/>
-        </w:rPr>
-        <w:t>Dùng keras</w:t>
-      </w:r>
-      <w:r>
-        <w:rPr>
-          <w:lang w:val="en-US"/>
-        </w:rPr>
-        <w:t xml:space="preserve"> nếu muốn dữ liệu là Numpy Array</w:t>
+        <w:t>x_train, x_test = x_train / 256, x_test / 256</w:t>
+      </w:r>
+    </w:p>
+    <w:p>
+      <w:pPr>
+        <w:pStyle w:val="ListParagraph"/>
+        <w:numPr>
+          <w:ilvl w:val="0"/>
+          <w:numId w:val="2"/>
+        </w:numPr>
+        <w:rPr>
+          <w:lang w:val="en-US"/>
+        </w:rPr>
+      </w:pPr>
+      <w:r>
+        <w:rPr>
+          <w:lang w:val="en-US"/>
+        </w:rPr>
+        <w:t>Vì tốc độ tải là 0 giây nên dữ liệu không được lưu</w:t>
+      </w:r>
+    </w:p>
+    <w:p>
+      <w:pPr>
+        <w:pStyle w:val="ListParagraph"/>
+        <w:numPr>
+          <w:ilvl w:val="0"/>
+          <w:numId w:val="2"/>
+        </w:numPr>
+        <w:rPr>
+          <w:lang w:val="en-US"/>
+        </w:rPr>
+      </w:pPr>
+      <w:r>
+        <w:rPr>
+          <w:lang w:val="en-US"/>
+        </w:rPr>
+        <w:t>x_train, y_train, x_test, y_</w:t>
+      </w:r>
+      <w:r>
+        <w:rPr>
+          <w:lang w:val="en-US"/>
+        </w:rPr>
+        <w:t>t</w:t>
+      </w:r>
+      <w:r>
+        <w:rPr>
+          <w:lang w:val="en-US"/>
+        </w:rPr>
+        <w:t>est đều là Numpy Array</w:t>
+      </w:r>
+    </w:p>
+    <w:p>
+      <w:pPr>
+        <w:pStyle w:val="ListParagraph"/>
+        <w:numPr>
+          <w:ilvl w:val="0"/>
+          <w:numId w:val="2"/>
+        </w:numPr>
+        <w:rPr>
+          <w:lang w:val="en-US"/>
+        </w:rPr>
+      </w:pPr>
+      <w:r>
+        <w:rPr>
+          <w:lang w:val="en-US"/>
+        </w:rPr>
+        <w:t>x_</w:t>
+      </w:r>
+      <w:r>
+        <w:rPr>
+          <w:lang w:val="en-US"/>
+        </w:rPr>
+        <w:t>train có Shape (60000, 28, 28), gồm 60000 nghìn hình, mỗi hình có kích thước 28 * 28</w:t>
+      </w:r>
+      <w:r>
+        <w:rPr>
+          <w:lang w:val="en-US"/>
+        </w:rPr>
+        <w:t>, có giá trị từ 0 đến 1</w:t>
+      </w:r>
+    </w:p>
+    <w:p>
+      <w:pPr>
+        <w:pStyle w:val="ListParagraph"/>
+        <w:numPr>
+          <w:ilvl w:val="0"/>
+          <w:numId w:val="2"/>
+        </w:numPr>
+        <w:rPr>
+          <w:lang w:val="en-US"/>
+        </w:rPr>
+      </w:pPr>
+      <w:r>
+        <w:rPr>
+          <w:lang w:val="en-US"/>
+        </w:rPr>
+        <w:t>y_train có Shape (60000), gồm 60000 nghìn nhãn ứng với 60000 hình, mỗi nhãn có giá trị từ 0 đến 9</w:t>
+      </w:r>
+    </w:p>
+    <w:p>
+      <w:pPr>
+        <w:pStyle w:val="ListParagraph"/>
+        <w:numPr>
+          <w:ilvl w:val="0"/>
+          <w:numId w:val="2"/>
+        </w:numPr>
+        <w:rPr>
+          <w:lang w:val="en-US"/>
+        </w:rPr>
+      </w:pPr>
+      <w:r>
+        <w:rPr>
+          <w:lang w:val="en-US"/>
+        </w:rPr>
+        <w:t>Dữ liệ</w:t>
+      </w:r>
+      <w:r>
+        <w:rPr>
+          <w:lang w:val="en-US"/>
+        </w:rPr>
+        <w:t>u T</w:t>
+      </w:r>
+      <w:r>
+        <w:rPr>
+          <w:lang w:val="en-US"/>
+        </w:rPr>
+        <w:t>est thì có 10000 hình</w:t>
+      </w:r>
+    </w:p>
+    <w:p>
+      <w:pPr>
+        <w:pStyle w:val="ListParagraph"/>
+        <w:numPr>
+          <w:ilvl w:val="0"/>
+          <w:numId w:val="2"/>
+        </w:numPr>
+        <w:rPr>
+          <w:lang w:val="en-US"/>
+        </w:rPr>
+      </w:pPr>
+      <w:r>
+        <w:rPr>
+          <w:lang w:val="en-US"/>
+        </w:rPr>
+        <w:t>Dùng torchvision</w:t>
+      </w:r>
+      <w:r>
+        <w:rPr>
+          <w:lang w:val="en-US"/>
+        </w:rPr>
+        <w:t>, tương đương với keras chỉ khác kiểu dữ liệu là Tensor</w:t>
       </w:r>
     </w:p>
     <w:p>
@@ -33597,7 +34263,7 @@
         <w:rPr>
           <w:lang w:val="en-US"/>
         </w:rPr>
-        <w:t>from keras.datasets import mnist</w:t>
+        <w:t>from torchvision import datasets</w:t>
       </w:r>
     </w:p>
     <w:p>
@@ -33614,12 +34280,6 @@
           <w:lang w:val="en-US"/>
         </w:rPr>
       </w:pPr>
-      <w:r>
-        <w:rPr>
-          <w:lang w:val="en-US"/>
-        </w:rPr>
-        <w:t>(x_train, y_train), (x_test, y_test) = mnist.load_data()</w:t>
-      </w:r>
     </w:p>
     <w:p>
       <w:pPr>
@@ -33639,157 +34299,136 @@
         <w:rPr>
           <w:lang w:val="en-US"/>
         </w:rPr>
-        <w:t>x_train, x_test = x_train / 256, x_test / 256</w:t>
-      </w:r>
-    </w:p>
-    <w:p>
-      <w:pPr>
-        <w:pStyle w:val="ListParagraph"/>
-        <w:numPr>
-          <w:ilvl w:val="0"/>
-          <w:numId w:val="2"/>
-        </w:numPr>
-        <w:rPr>
-          <w:lang w:val="en-US"/>
-        </w:rPr>
-      </w:pPr>
-      <w:r>
-        <w:rPr>
-          <w:lang w:val="en-US"/>
-        </w:rPr>
-        <w:t>Vì tốc độ tải là 0 giây nên dữ liệu không được lưu</w:t>
-      </w:r>
-    </w:p>
-    <w:p>
-      <w:pPr>
-        <w:pStyle w:val="ListParagraph"/>
-        <w:numPr>
-          <w:ilvl w:val="0"/>
-          <w:numId w:val="2"/>
-        </w:numPr>
-        <w:rPr>
-          <w:lang w:val="en-US"/>
-        </w:rPr>
-      </w:pPr>
-      <w:r>
-        <w:rPr>
-          <w:lang w:val="en-US"/>
-        </w:rPr>
-        <w:t>x_train, y_train, x_test, y_</w:t>
-      </w:r>
-      <w:r>
-        <w:rPr>
-          <w:lang w:val="en-US"/>
-        </w:rPr>
-        <w:t>t</w:t>
-      </w:r>
-      <w:r>
-        <w:rPr>
-          <w:lang w:val="en-US"/>
-        </w:rPr>
-        <w:t>est đều là Numpy Array</w:t>
-      </w:r>
-    </w:p>
-    <w:p>
-      <w:pPr>
-        <w:pStyle w:val="ListParagraph"/>
-        <w:numPr>
-          <w:ilvl w:val="0"/>
-          <w:numId w:val="2"/>
-        </w:numPr>
-        <w:rPr>
-          <w:lang w:val="en-US"/>
-        </w:rPr>
-      </w:pPr>
-      <w:r>
-        <w:rPr>
-          <w:lang w:val="en-US"/>
-        </w:rPr>
-        <w:t>x_</w:t>
-      </w:r>
-      <w:r>
-        <w:rPr>
-          <w:lang w:val="en-US"/>
-        </w:rPr>
-        <w:t>train có Shape (60000, 28, 28), gồm 60000 nghìn hình, mỗi hình có kích thước 28 * 28</w:t>
-      </w:r>
-      <w:r>
-        <w:rPr>
-          <w:lang w:val="en-US"/>
-        </w:rPr>
-        <w:t>, có giá trị từ 0 đến 1</w:t>
-      </w:r>
-    </w:p>
-    <w:p>
-      <w:pPr>
-        <w:pStyle w:val="ListParagraph"/>
-        <w:numPr>
-          <w:ilvl w:val="0"/>
-          <w:numId w:val="2"/>
-        </w:numPr>
-        <w:rPr>
-          <w:lang w:val="en-US"/>
-        </w:rPr>
-      </w:pPr>
-      <w:r>
-        <w:rPr>
-          <w:lang w:val="en-US"/>
-        </w:rPr>
-        <w:t>y_train có Shape (60000), gồm 60000 nghìn nhãn ứng với 60000 hình, mỗi nhãn có giá trị từ 0 đến 9</w:t>
-      </w:r>
-    </w:p>
-    <w:p>
-      <w:pPr>
-        <w:pStyle w:val="ListParagraph"/>
-        <w:numPr>
-          <w:ilvl w:val="0"/>
-          <w:numId w:val="2"/>
-        </w:numPr>
-        <w:rPr>
-          <w:lang w:val="en-US"/>
-        </w:rPr>
-      </w:pPr>
-      <w:r>
-        <w:rPr>
-          <w:lang w:val="en-US"/>
-        </w:rPr>
-        <w:t>Dữ liệ</w:t>
-      </w:r>
-      <w:r>
-        <w:rPr>
-          <w:lang w:val="en-US"/>
-        </w:rPr>
-        <w:t>u T</w:t>
-      </w:r>
-      <w:r>
-        <w:rPr>
-          <w:lang w:val="en-US"/>
-        </w:rPr>
-        <w:t>est thì có 10000 hình</w:t>
-      </w:r>
-    </w:p>
-    <w:p>
-      <w:pPr>
-        <w:pStyle w:val="ListParagraph"/>
-        <w:numPr>
-          <w:ilvl w:val="0"/>
-          <w:numId w:val="2"/>
-        </w:numPr>
-        <w:rPr>
-          <w:lang w:val="en-US"/>
-        </w:rPr>
-      </w:pPr>
-      <w:r>
-        <w:rPr>
-          <w:lang w:val="en-US"/>
-        </w:rPr>
-        <w:t>Dùng torchvision</w:t>
-      </w:r>
-      <w:r>
-        <w:rPr>
-          <w:lang w:val="en-US"/>
-        </w:rPr>
-        <w:t>, tương đương với keras chỉ khác kiểu dữ liệu là Tensor</w:t>
+        <w:t xml:space="preserve">train_dataset = </w:t>
+      </w:r>
+      <w:r>
+        <w:rPr>
+          <w:lang w:val="en-US"/>
+        </w:rPr>
+        <w:t>datasets.MNIST(</w:t>
+      </w:r>
+    </w:p>
+    <w:p>
+      <w:pPr>
+        <w:pStyle w:val="ListParagraph"/>
+        <w:pBdr>
+          <w:top w:val="single" w:sz="4" w:space="1" w:color="auto"/>
+          <w:left w:val="single" w:sz="4" w:space="4" w:color="auto"/>
+          <w:bottom w:val="single" w:sz="4" w:space="1" w:color="auto"/>
+          <w:right w:val="single" w:sz="4" w:space="4" w:color="auto"/>
+        </w:pBdr>
+        <w:ind w:left="1080" w:firstLine="360"/>
+        <w:rPr>
+          <w:lang w:val="en-US"/>
+        </w:rPr>
+      </w:pPr>
+      <w:r>
+        <w:rPr>
+          <w:lang w:val="en-US"/>
+        </w:rPr>
+        <w:t>download</w:t>
+      </w:r>
+      <w:r>
+        <w:rPr>
+          <w:lang w:val="en-US"/>
+        </w:rPr>
+        <w:t xml:space="preserve"> </w:t>
+      </w:r>
+      <w:r>
+        <w:rPr>
+          <w:lang w:val="en-US"/>
+        </w:rPr>
+        <w:t>=</w:t>
+      </w:r>
+      <w:r>
+        <w:rPr>
+          <w:lang w:val="en-US"/>
+        </w:rPr>
+        <w:t xml:space="preserve"> </w:t>
+      </w:r>
+      <w:r>
+        <w:rPr>
+          <w:lang w:val="en-US"/>
+        </w:rPr>
+        <w:t>True,</w:t>
+      </w:r>
+      <w:r>
+        <w:rPr>
+          <w:lang w:val="en-US"/>
+        </w:rPr>
+        <w:t xml:space="preserve"> </w:t>
+      </w:r>
+    </w:p>
+    <w:p>
+      <w:pPr>
+        <w:pStyle w:val="ListParagraph"/>
+        <w:pBdr>
+          <w:top w:val="single" w:sz="4" w:space="1" w:color="auto"/>
+          <w:left w:val="single" w:sz="4" w:space="4" w:color="auto"/>
+          <w:bottom w:val="single" w:sz="4" w:space="1" w:color="auto"/>
+          <w:right w:val="single" w:sz="4" w:space="4" w:color="auto"/>
+        </w:pBdr>
+        <w:ind w:left="1080" w:firstLine="360"/>
+        <w:rPr>
+          <w:lang w:val="en-US"/>
+        </w:rPr>
+      </w:pPr>
+      <w:r>
+        <w:rPr>
+          <w:lang w:val="en-US"/>
+        </w:rPr>
+        <w:t>r</w:t>
+      </w:r>
+      <w:r>
+        <w:rPr>
+          <w:lang w:val="en-US"/>
+        </w:rPr>
+        <w:t>oot</w:t>
+      </w:r>
+      <w:r>
+        <w:rPr>
+          <w:lang w:val="en-US"/>
+        </w:rPr>
+        <w:t xml:space="preserve"> </w:t>
+      </w:r>
+      <w:r>
+        <w:rPr>
+          <w:lang w:val="en-US"/>
+        </w:rPr>
+        <w:t>=</w:t>
+      </w:r>
+      <w:r>
+        <w:rPr>
+          <w:lang w:val="en-US"/>
+        </w:rPr>
+        <w:t xml:space="preserve"> &lt;Đường Dẫn&gt;,</w:t>
+      </w:r>
+      <w:r>
+        <w:rPr>
+          <w:lang w:val="en-US"/>
+        </w:rPr>
+        <w:t xml:space="preserve"> </w:t>
+      </w:r>
+    </w:p>
+    <w:p>
+      <w:pPr>
+        <w:pStyle w:val="ListParagraph"/>
+        <w:pBdr>
+          <w:top w:val="single" w:sz="4" w:space="1" w:color="auto"/>
+          <w:left w:val="single" w:sz="4" w:space="4" w:color="auto"/>
+          <w:bottom w:val="single" w:sz="4" w:space="1" w:color="auto"/>
+          <w:right w:val="single" w:sz="4" w:space="4" w:color="auto"/>
+        </w:pBdr>
+        <w:ind w:left="1080" w:firstLine="360"/>
+        <w:rPr>
+          <w:lang w:val="en-US"/>
+        </w:rPr>
+      </w:pPr>
+      <w:r>
+        <w:rPr>
+          <w:lang w:val="en-US"/>
+        </w:rPr>
+        <w:t>train = True</w:t>
       </w:r>
     </w:p>
     <w:p>
@@ -33810,7 +34449,7 @@
         <w:rPr>
           <w:lang w:val="en-US"/>
         </w:rPr>
-        <w:t>from torchvision import datasets</w:t>
+        <w:t>)</w:t>
       </w:r>
     </w:p>
     <w:p>
@@ -33827,6 +34466,18 @@
           <w:lang w:val="en-US"/>
         </w:rPr>
       </w:pPr>
+      <w:r>
+        <w:rPr>
+          <w:lang w:val="en-US"/>
+        </w:rPr>
+        <w:t>x_train = train_dataset.data</w:t>
+      </w:r>
+      <w:r>
+        <w:rPr>
+          <w:lang w:val="en-US"/>
+        </w:rPr>
+        <w:t xml:space="preserve"> / 256</w:t>
+      </w:r>
     </w:p>
     <w:p>
       <w:pPr>
@@ -33846,7 +34497,43 @@
         <w:rPr>
           <w:lang w:val="en-US"/>
         </w:rPr>
-        <w:t xml:space="preserve">train_dataset = </w:t>
+        <w:t>y_train = train_dataset.targets</w:t>
+      </w:r>
+    </w:p>
+    <w:p>
+      <w:pPr>
+        <w:pStyle w:val="ListParagraph"/>
+        <w:pBdr>
+          <w:top w:val="single" w:sz="4" w:space="1" w:color="auto"/>
+          <w:left w:val="single" w:sz="4" w:space="4" w:color="auto"/>
+          <w:bottom w:val="single" w:sz="4" w:space="1" w:color="auto"/>
+          <w:right w:val="single" w:sz="4" w:space="4" w:color="auto"/>
+        </w:pBdr>
+        <w:ind w:left="1080"/>
+        <w:rPr>
+          <w:lang w:val="en-US"/>
+        </w:rPr>
+      </w:pPr>
+    </w:p>
+    <w:p>
+      <w:pPr>
+        <w:pStyle w:val="ListParagraph"/>
+        <w:pBdr>
+          <w:top w:val="single" w:sz="4" w:space="1" w:color="auto"/>
+          <w:left w:val="single" w:sz="4" w:space="4" w:color="auto"/>
+          <w:bottom w:val="single" w:sz="4" w:space="1" w:color="auto"/>
+          <w:right w:val="single" w:sz="4" w:space="4" w:color="auto"/>
+        </w:pBdr>
+        <w:ind w:left="1080"/>
+        <w:rPr>
+          <w:lang w:val="en-US"/>
+        </w:rPr>
+      </w:pPr>
+      <w:r>
+        <w:rPr>
+          <w:lang w:val="en-US"/>
+        </w:rPr>
+        <w:t xml:space="preserve">test_dataset = </w:t>
       </w:r>
       <w:r>
         <w:rPr>
@@ -33873,37 +34560,7 @@
         <w:rPr>
           <w:lang w:val="en-US"/>
         </w:rPr>
-        <w:t>download</w:t>
-      </w:r>
-      <w:r>
-        <w:rPr>
-          <w:lang w:val="en-US"/>
-        </w:rPr>
-        <w:t xml:space="preserve"> </w:t>
-      </w:r>
-      <w:r>
-        <w:rPr>
-          <w:lang w:val="en-US"/>
-        </w:rPr>
-        <w:t>=</w:t>
-      </w:r>
-      <w:r>
-        <w:rPr>
-          <w:lang w:val="en-US"/>
-        </w:rPr>
-        <w:t xml:space="preserve"> </w:t>
-      </w:r>
-      <w:r>
-        <w:rPr>
-          <w:lang w:val="en-US"/>
-        </w:rPr>
-        <w:t>True,</w:t>
-      </w:r>
-      <w:r>
-        <w:rPr>
-          <w:lang w:val="en-US"/>
-        </w:rPr>
-        <w:t xml:space="preserve"> </w:t>
+        <w:t>download = True,</w:t>
       </w:r>
     </w:p>
     <w:p>
@@ -33924,37 +34581,7 @@
         <w:rPr>
           <w:lang w:val="en-US"/>
         </w:rPr>
-        <w:t>r</w:t>
-      </w:r>
-      <w:r>
-        <w:rPr>
-          <w:lang w:val="en-US"/>
-        </w:rPr>
-        <w:t>oot</w:t>
-      </w:r>
-      <w:r>
-        <w:rPr>
-          <w:lang w:val="en-US"/>
-        </w:rPr>
-        <w:t xml:space="preserve"> </w:t>
-      </w:r>
-      <w:r>
-        <w:rPr>
-          <w:lang w:val="en-US"/>
-        </w:rPr>
-        <w:t>=</w:t>
-      </w:r>
-      <w:r>
-        <w:rPr>
-          <w:lang w:val="en-US"/>
-        </w:rPr>
-        <w:t xml:space="preserve"> &lt;Đường Dẫn&gt;,</w:t>
-      </w:r>
-      <w:r>
-        <w:rPr>
-          <w:lang w:val="en-US"/>
-        </w:rPr>
-        <w:t xml:space="preserve"> </w:t>
+        <w:t>root = &lt;Đường Dẫn&gt;,</w:t>
       </w:r>
     </w:p>
     <w:p>
@@ -33975,7 +34602,7 @@
         <w:rPr>
           <w:lang w:val="en-US"/>
         </w:rPr>
-        <w:t>train = True</w:t>
+        <w:t>train = False</w:t>
       </w:r>
     </w:p>
     <w:p>
@@ -34017,7 +34644,19 @@
         <w:rPr>
           <w:lang w:val="en-US"/>
         </w:rPr>
-        <w:t>x_train = train_dataset.data</w:t>
+        <w:t>x_</w:t>
+      </w:r>
+      <w:r>
+        <w:rPr>
+          <w:lang w:val="en-US"/>
+        </w:rPr>
+        <w:t>test = test</w:t>
+      </w:r>
+      <w:r>
+        <w:rPr>
+          <w:lang w:val="en-US"/>
+        </w:rPr>
+        <w:t>_dataset.data</w:t>
       </w:r>
       <w:r>
         <w:rPr>
@@ -34044,7 +34683,91 @@
         <w:rPr>
           <w:lang w:val="en-US"/>
         </w:rPr>
-        <w:t>y_train = train_dataset.targets</w:t>
+        <w:t>y_</w:t>
+      </w:r>
+      <w:r>
+        <w:rPr>
+          <w:lang w:val="en-US"/>
+        </w:rPr>
+        <w:t>test</w:t>
+      </w:r>
+      <w:r>
+        <w:rPr>
+          <w:lang w:val="en-US"/>
+        </w:rPr>
+        <w:t xml:space="preserve"> = </w:t>
+      </w:r>
+      <w:r>
+        <w:rPr>
+          <w:lang w:val="en-US"/>
+        </w:rPr>
+        <w:t>test</w:t>
+      </w:r>
+      <w:r>
+        <w:rPr>
+          <w:lang w:val="en-US"/>
+        </w:rPr>
+        <w:t>_dataset.targets</w:t>
+      </w:r>
+    </w:p>
+    <w:p>
+      <w:pPr>
+        <w:pStyle w:val="ListParagraph"/>
+        <w:numPr>
+          <w:ilvl w:val="0"/>
+          <w:numId w:val="2"/>
+        </w:numPr>
+        <w:rPr>
+          <w:lang w:val="en-US"/>
+        </w:rPr>
+      </w:pPr>
+      <w:r>
+        <w:rPr>
+          <w:lang w:val="en-US"/>
+        </w:rPr>
+        <w:t>&lt;Đường Dẫn&gt; là đường dẫn từ thư mục làm việc hiện tại đến thư mục con là nơi chứa dữ liệu, chưa có thư mục thì tự động  tạo</w:t>
+      </w:r>
+    </w:p>
+    <w:p>
+      <w:pPr>
+        <w:pStyle w:val="ListParagraph"/>
+        <w:numPr>
+          <w:ilvl w:val="0"/>
+          <w:numId w:val="2"/>
+        </w:numPr>
+        <w:rPr>
+          <w:lang w:val="en-US"/>
+        </w:rPr>
+      </w:pPr>
+      <w:r>
+        <w:rPr>
+          <w:lang w:val="en-US"/>
+        </w:rPr>
+        <w:t>Ví dụ</w:t>
+      </w:r>
+    </w:p>
+    <w:p>
+      <w:pPr>
+        <w:pStyle w:val="ListParagraph"/>
+        <w:numPr>
+          <w:ilvl w:val="0"/>
+          <w:numId w:val="2"/>
+        </w:numPr>
+        <w:rPr>
+          <w:lang w:val="en-US"/>
+        </w:rPr>
+      </w:pPr>
+      <w:r>
+        <w:rPr>
+          <w:lang w:val="en-US"/>
+        </w:rPr>
+        <w:t>Thư mục làm việc hiện tại</w:t>
+      </w:r>
+      <w:r>
+        <w:rPr>
+          <w:lang w:val="en-US"/>
+        </w:rPr>
+        <w:t xml:space="preserve"> là /content</w:t>
       </w:r>
     </w:p>
     <w:p>
@@ -34061,276 +34784,6 @@
           <w:lang w:val="en-US"/>
         </w:rPr>
       </w:pPr>
-    </w:p>
-    <w:p>
-      <w:pPr>
-        <w:pStyle w:val="ListParagraph"/>
-        <w:pBdr>
-          <w:top w:val="single" w:sz="4" w:space="1" w:color="auto"/>
-          <w:left w:val="single" w:sz="4" w:space="4" w:color="auto"/>
-          <w:bottom w:val="single" w:sz="4" w:space="1" w:color="auto"/>
-          <w:right w:val="single" w:sz="4" w:space="4" w:color="auto"/>
-        </w:pBdr>
-        <w:ind w:left="1080"/>
-        <w:rPr>
-          <w:lang w:val="en-US"/>
-        </w:rPr>
-      </w:pPr>
-      <w:r>
-        <w:rPr>
-          <w:lang w:val="en-US"/>
-        </w:rPr>
-        <w:t xml:space="preserve">test_dataset = </w:t>
-      </w:r>
-      <w:r>
-        <w:rPr>
-          <w:lang w:val="en-US"/>
-        </w:rPr>
-        <w:t>datasets.MNIST(</w:t>
-      </w:r>
-    </w:p>
-    <w:p>
-      <w:pPr>
-        <w:pStyle w:val="ListParagraph"/>
-        <w:pBdr>
-          <w:top w:val="single" w:sz="4" w:space="1" w:color="auto"/>
-          <w:left w:val="single" w:sz="4" w:space="4" w:color="auto"/>
-          <w:bottom w:val="single" w:sz="4" w:space="1" w:color="auto"/>
-          <w:right w:val="single" w:sz="4" w:space="4" w:color="auto"/>
-        </w:pBdr>
-        <w:ind w:left="1080" w:firstLine="360"/>
-        <w:rPr>
-          <w:lang w:val="en-US"/>
-        </w:rPr>
-      </w:pPr>
-      <w:r>
-        <w:rPr>
-          <w:lang w:val="en-US"/>
-        </w:rPr>
-        <w:t>download = True,</w:t>
-      </w:r>
-    </w:p>
-    <w:p>
-      <w:pPr>
-        <w:pStyle w:val="ListParagraph"/>
-        <w:pBdr>
-          <w:top w:val="single" w:sz="4" w:space="1" w:color="auto"/>
-          <w:left w:val="single" w:sz="4" w:space="4" w:color="auto"/>
-          <w:bottom w:val="single" w:sz="4" w:space="1" w:color="auto"/>
-          <w:right w:val="single" w:sz="4" w:space="4" w:color="auto"/>
-        </w:pBdr>
-        <w:ind w:left="1080" w:firstLine="360"/>
-        <w:rPr>
-          <w:lang w:val="en-US"/>
-        </w:rPr>
-      </w:pPr>
-      <w:r>
-        <w:rPr>
-          <w:lang w:val="en-US"/>
-        </w:rPr>
-        <w:t>root = &lt;Đường Dẫn&gt;,</w:t>
-      </w:r>
-    </w:p>
-    <w:p>
-      <w:pPr>
-        <w:pStyle w:val="ListParagraph"/>
-        <w:pBdr>
-          <w:top w:val="single" w:sz="4" w:space="1" w:color="auto"/>
-          <w:left w:val="single" w:sz="4" w:space="4" w:color="auto"/>
-          <w:bottom w:val="single" w:sz="4" w:space="1" w:color="auto"/>
-          <w:right w:val="single" w:sz="4" w:space="4" w:color="auto"/>
-        </w:pBdr>
-        <w:ind w:left="1080" w:firstLine="360"/>
-        <w:rPr>
-          <w:lang w:val="en-US"/>
-        </w:rPr>
-      </w:pPr>
-      <w:r>
-        <w:rPr>
-          <w:lang w:val="en-US"/>
-        </w:rPr>
-        <w:t>train = False</w:t>
-      </w:r>
-    </w:p>
-    <w:p>
-      <w:pPr>
-        <w:pStyle w:val="ListParagraph"/>
-        <w:pBdr>
-          <w:top w:val="single" w:sz="4" w:space="1" w:color="auto"/>
-          <w:left w:val="single" w:sz="4" w:space="4" w:color="auto"/>
-          <w:bottom w:val="single" w:sz="4" w:space="1" w:color="auto"/>
-          <w:right w:val="single" w:sz="4" w:space="4" w:color="auto"/>
-        </w:pBdr>
-        <w:ind w:left="1080"/>
-        <w:rPr>
-          <w:lang w:val="en-US"/>
-        </w:rPr>
-      </w:pPr>
-      <w:r>
-        <w:rPr>
-          <w:lang w:val="en-US"/>
-        </w:rPr>
-        <w:t>)</w:t>
-      </w:r>
-    </w:p>
-    <w:p>
-      <w:pPr>
-        <w:pStyle w:val="ListParagraph"/>
-        <w:pBdr>
-          <w:top w:val="single" w:sz="4" w:space="1" w:color="auto"/>
-          <w:left w:val="single" w:sz="4" w:space="4" w:color="auto"/>
-          <w:bottom w:val="single" w:sz="4" w:space="1" w:color="auto"/>
-          <w:right w:val="single" w:sz="4" w:space="4" w:color="auto"/>
-        </w:pBdr>
-        <w:ind w:left="1080"/>
-        <w:rPr>
-          <w:lang w:val="en-US"/>
-        </w:rPr>
-      </w:pPr>
-      <w:r>
-        <w:rPr>
-          <w:lang w:val="en-US"/>
-        </w:rPr>
-        <w:t>x_</w:t>
-      </w:r>
-      <w:r>
-        <w:rPr>
-          <w:lang w:val="en-US"/>
-        </w:rPr>
-        <w:t>test = test</w:t>
-      </w:r>
-      <w:r>
-        <w:rPr>
-          <w:lang w:val="en-US"/>
-        </w:rPr>
-        <w:t>_dataset.data</w:t>
-      </w:r>
-      <w:r>
-        <w:rPr>
-          <w:lang w:val="en-US"/>
-        </w:rPr>
-        <w:t xml:space="preserve"> / 256</w:t>
-      </w:r>
-    </w:p>
-    <w:p>
-      <w:pPr>
-        <w:pStyle w:val="ListParagraph"/>
-        <w:pBdr>
-          <w:top w:val="single" w:sz="4" w:space="1" w:color="auto"/>
-          <w:left w:val="single" w:sz="4" w:space="4" w:color="auto"/>
-          <w:bottom w:val="single" w:sz="4" w:space="1" w:color="auto"/>
-          <w:right w:val="single" w:sz="4" w:space="4" w:color="auto"/>
-        </w:pBdr>
-        <w:ind w:left="1080"/>
-        <w:rPr>
-          <w:lang w:val="en-US"/>
-        </w:rPr>
-      </w:pPr>
-      <w:r>
-        <w:rPr>
-          <w:lang w:val="en-US"/>
-        </w:rPr>
-        <w:t>y_</w:t>
-      </w:r>
-      <w:r>
-        <w:rPr>
-          <w:lang w:val="en-US"/>
-        </w:rPr>
-        <w:t>test</w:t>
-      </w:r>
-      <w:r>
-        <w:rPr>
-          <w:lang w:val="en-US"/>
-        </w:rPr>
-        <w:t xml:space="preserve"> = </w:t>
-      </w:r>
-      <w:r>
-        <w:rPr>
-          <w:lang w:val="en-US"/>
-        </w:rPr>
-        <w:t>test</w:t>
-      </w:r>
-      <w:r>
-        <w:rPr>
-          <w:lang w:val="en-US"/>
-        </w:rPr>
-        <w:t>_dataset.targets</w:t>
-      </w:r>
-    </w:p>
-    <w:p>
-      <w:pPr>
-        <w:pStyle w:val="ListParagraph"/>
-        <w:numPr>
-          <w:ilvl w:val="0"/>
-          <w:numId w:val="2"/>
-        </w:numPr>
-        <w:rPr>
-          <w:lang w:val="en-US"/>
-        </w:rPr>
-      </w:pPr>
-      <w:r>
-        <w:rPr>
-          <w:lang w:val="en-US"/>
-        </w:rPr>
-        <w:t>&lt;Đường Dẫn&gt; là đường dẫn từ thư mục làm việc hiện tại đến thư mục con là nơi chứa dữ liệu, chưa có thư mục thì tự động  tạo</w:t>
-      </w:r>
-    </w:p>
-    <w:p>
-      <w:pPr>
-        <w:pStyle w:val="ListParagraph"/>
-        <w:numPr>
-          <w:ilvl w:val="0"/>
-          <w:numId w:val="2"/>
-        </w:numPr>
-        <w:rPr>
-          <w:lang w:val="en-US"/>
-        </w:rPr>
-      </w:pPr>
-      <w:r>
-        <w:rPr>
-          <w:lang w:val="en-US"/>
-        </w:rPr>
-        <w:t>Ví dụ</w:t>
-      </w:r>
-    </w:p>
-    <w:p>
-      <w:pPr>
-        <w:pStyle w:val="ListParagraph"/>
-        <w:numPr>
-          <w:ilvl w:val="0"/>
-          <w:numId w:val="2"/>
-        </w:numPr>
-        <w:rPr>
-          <w:lang w:val="en-US"/>
-        </w:rPr>
-      </w:pPr>
-      <w:r>
-        <w:rPr>
-          <w:lang w:val="en-US"/>
-        </w:rPr>
-        <w:t>Thư mục làm việc hiện tại</w:t>
-      </w:r>
-      <w:r>
-        <w:rPr>
-          <w:lang w:val="en-US"/>
-        </w:rPr>
-        <w:t xml:space="preserve"> là /content</w:t>
-      </w:r>
-    </w:p>
-    <w:p>
-      <w:pPr>
-        <w:pStyle w:val="ListParagraph"/>
-        <w:pBdr>
-          <w:top w:val="single" w:sz="4" w:space="1" w:color="auto"/>
-          <w:left w:val="single" w:sz="4" w:space="4" w:color="auto"/>
-          <w:bottom w:val="single" w:sz="4" w:space="1" w:color="auto"/>
-          <w:right w:val="single" w:sz="4" w:space="4" w:color="auto"/>
-        </w:pBdr>
-        <w:ind w:left="1080"/>
-        <w:rPr>
-          <w:lang w:val="en-US"/>
-        </w:rPr>
-      </w:pPr>
       <w:r>
         <w:rPr>
           <w:lang w:val="en-US"/>
@@ -34425,40 +34878,40 @@
         <w:rPr>
           <w:lang w:val="en-US"/>
         </w:rPr>
+        <w:t>Đặt train = False để tải dữ liệu test</w:t>
+      </w:r>
+    </w:p>
+    <w:p>
+      <w:pPr>
+        <w:rPr>
+          <w:lang w:val="en-US"/>
+        </w:rPr>
+      </w:pPr>
+    </w:p>
+    <w:p>
+      <w:pPr>
+        <w:rPr>
+          <w:lang w:val="en-US"/>
+        </w:rPr>
+      </w:pPr>
+      <w:r>
+        <w:rPr>
+          <w:lang w:val="en-US"/>
+        </w:rPr>
+        <w:t>Rules</w:t>
+      </w:r>
+    </w:p>
+    <w:p>
+      <w:pPr>
+        <w:rPr>
+          <w:lang w:val="en-US"/>
+        </w:rPr>
+      </w:pPr>
+      <w:r>
+        <w:rPr>
+          <w:lang w:val="en-US"/>
+        </w:rPr>
         <w:lastRenderedPageBreak/>
-        <w:t>Đặt train = False để tải dữ liệu test</w:t>
-      </w:r>
-    </w:p>
-    <w:p>
-      <w:pPr>
-        <w:rPr>
-          <w:lang w:val="en-US"/>
-        </w:rPr>
-      </w:pPr>
-    </w:p>
-    <w:p>
-      <w:pPr>
-        <w:rPr>
-          <w:lang w:val="en-US"/>
-        </w:rPr>
-      </w:pPr>
-      <w:r>
-        <w:rPr>
-          <w:lang w:val="en-US"/>
-        </w:rPr>
-        <w:t>Rules</w:t>
-      </w:r>
-    </w:p>
-    <w:p>
-      <w:pPr>
-        <w:rPr>
-          <w:lang w:val="en-US"/>
-        </w:rPr>
-      </w:pPr>
-      <w:r>
-        <w:rPr>
-          <w:lang w:val="en-US"/>
-        </w:rPr>
         <w:tab/>
         <w:t>A @ B: matrix multiplication</w:t>
       </w:r>
@@ -35483,62 +35936,62 @@
         <w:rPr>
           <w:lang w:val="en-US"/>
         </w:rPr>
+        <w:tab/>
+      </w:r>
+      <w:r>
+        <w:rPr>
+          <w:lang w:val="en-US"/>
+        </w:rPr>
+        <w:tab/>
+        <w:t>Ex: [1, 2, 3].norm() ~= 3.74</w:t>
+      </w:r>
+    </w:p>
+    <w:p>
+      <w:pPr>
+        <w:rPr>
+          <w:lang w:val="en-US"/>
+        </w:rPr>
+      </w:pPr>
+      <w:r>
+        <w:rPr>
+          <w:lang w:val="en-US"/>
+        </w:rPr>
+        <w:tab/>
+        <w:t>.clone(): trả về copy của tensor</w:t>
+      </w:r>
+    </w:p>
+    <w:p>
+      <w:pPr>
+        <w:rPr>
+          <w:lang w:val="en-US"/>
+        </w:rPr>
+      </w:pPr>
+      <w:r>
+        <w:rPr>
+          <w:lang w:val="en-US"/>
+        </w:rPr>
+        <w:tab/>
+      </w:r>
+      <w:r>
+        <w:rPr>
+          <w:lang w:val="en-US"/>
+        </w:rPr>
+        <w:tab/>
+        <w:t>Ex: [1, 2, 3].copy() = [1, 2, 3]</w:t>
+      </w:r>
+    </w:p>
+    <w:p>
+      <w:pPr>
+        <w:rPr>
+          <w:lang w:val="en-US"/>
+        </w:rPr>
+      </w:pPr>
+      <w:r>
+        <w:rPr>
+          <w:lang w:val="en-US"/>
+        </w:rPr>
         <w:lastRenderedPageBreak/>
         <w:tab/>
-      </w:r>
-      <w:r>
-        <w:rPr>
-          <w:lang w:val="en-US"/>
-        </w:rPr>
-        <w:tab/>
-        <w:t>Ex: [1, 2, 3].norm() ~= 3.74</w:t>
-      </w:r>
-    </w:p>
-    <w:p>
-      <w:pPr>
-        <w:rPr>
-          <w:lang w:val="en-US"/>
-        </w:rPr>
-      </w:pPr>
-      <w:r>
-        <w:rPr>
-          <w:lang w:val="en-US"/>
-        </w:rPr>
-        <w:tab/>
-        <w:t>.clone(): trả về copy của tensor</w:t>
-      </w:r>
-    </w:p>
-    <w:p>
-      <w:pPr>
-        <w:rPr>
-          <w:lang w:val="en-US"/>
-        </w:rPr>
-      </w:pPr>
-      <w:r>
-        <w:rPr>
-          <w:lang w:val="en-US"/>
-        </w:rPr>
-        <w:tab/>
-      </w:r>
-      <w:r>
-        <w:rPr>
-          <w:lang w:val="en-US"/>
-        </w:rPr>
-        <w:tab/>
-        <w:t>Ex: [1, 2, 3].copy() = [1, 2, 3]</w:t>
-      </w:r>
-    </w:p>
-    <w:p>
-      <w:pPr>
-        <w:rPr>
-          <w:lang w:val="en-US"/>
-        </w:rPr>
-      </w:pPr>
-      <w:r>
-        <w:rPr>
-          <w:lang w:val="en-US"/>
-        </w:rPr>
-        <w:tab/>
         <w:t>.numel(): trả về tổng số phần tử của tensor</w:t>
       </w:r>
     </w:p>
@@ -36056,7 +36509,6 @@
         <w:rPr>
           <w:lang w:val="en-US"/>
         </w:rPr>
-        <w:lastRenderedPageBreak/>
         <w:tab/>
         <w:t>[1, 2, 3],</w:t>
       </w:r>
@@ -36102,6 +36554,7 @@
         <w:rPr>
           <w:lang w:val="en-US"/>
         </w:rPr>
+        <w:lastRenderedPageBreak/>
         <w:t>])</w:t>
       </w:r>
     </w:p>
@@ -36600,7 +37053,6 @@
         <w:rPr>
           <w:lang w:val="en-US"/>
         </w:rPr>
-        <w:lastRenderedPageBreak/>
         <w:t xml:space="preserve">         T – tạo một node đạo hàm (để tính higher order derivative)| F): </w:t>
       </w:r>
     </w:p>
@@ -36644,6 +37096,7 @@
         <w:rPr>
           <w:lang w:val="en-US"/>
         </w:rPr>
+        <w:lastRenderedPageBreak/>
         <w:tab/>
         <w:t xml:space="preserve">      torch.autograd.grad(z, x) = [1, 2, 3]</w:t>
       </w:r>

--- a/torch.docx
+++ b/torch.docx
@@ -3220,15 +3220,7 @@
         <w:rPr>
           <w:lang w:val="en-US"/>
         </w:rPr>
-        <w:t xml:space="preserve">Trả </w:t>
-      </w:r>
-      <w:bookmarkStart w:id="0" w:name="_GoBack"/>
-      <w:bookmarkEnd w:id="0"/>
-      <w:r>
-        <w:rPr>
-          <w:lang w:val="en-US"/>
-        </w:rPr>
-        <w:t xml:space="preserve">Về Tensor Có </w:t>
+        <w:t xml:space="preserve">Trả Về Tensor Có </w:t>
       </w:r>
       <w:r>
         <w:rPr>
@@ -4624,6 +4616,88 @@
         <w:rPr>
           <w:lang w:val="en-US"/>
         </w:rPr>
+        <w:t>Mặc định</w:t>
+      </w:r>
+      <w:bookmarkStart w:id="0" w:name="_GoBack"/>
+      <w:bookmarkEnd w:id="0"/>
+    </w:p>
+    <w:tbl>
+      <w:tblPr>
+        <w:tblStyle w:val="TableGrid"/>
+        <w:tblW w:w="0" w:type="auto"/>
+        <w:tblInd w:w="1080" w:type="dxa"/>
+        <w:tblLook w:val="04A0" w:firstRow="1" w:lastRow="0" w:firstColumn="1" w:lastColumn="0" w:noHBand="0" w:noVBand="1"/>
+      </w:tblPr>
+      <w:tblGrid>
+        <w:gridCol w:w="4682"/>
+        <w:gridCol w:w="4615"/>
+      </w:tblGrid>
+      <w:tr>
+        <w:tc>
+          <w:tcPr>
+            <w:tcW w:w="5188" w:type="dxa"/>
+          </w:tcPr>
+          <w:p>
+            <w:pPr>
+              <w:pStyle w:val="ListParagraph"/>
+              <w:ind w:left="0"/>
+              <w:jc w:val="center"/>
+              <w:rPr>
+                <w:lang w:val="en-US"/>
+              </w:rPr>
+            </w:pPr>
+            <w:r>
+              <w:rPr>
+                <w:lang w:val="en-US"/>
+              </w:rPr>
+              <w:t>&lt;Chiều Quay Mặt</w:t>
+            </w:r>
+            <w:r>
+              <w:rPr>
+                <w:lang w:val="en-US"/>
+              </w:rPr>
+              <w:t>&gt;</w:t>
+            </w:r>
+          </w:p>
+        </w:tc>
+        <w:tc>
+          <w:tcPr>
+            <w:tcW w:w="5189" w:type="dxa"/>
+          </w:tcPr>
+          <w:p>
+            <w:pPr>
+              <w:pStyle w:val="ListParagraph"/>
+              <w:ind w:left="0"/>
+              <w:jc w:val="center"/>
+              <w:rPr>
+                <w:lang w:val="en-US"/>
+              </w:rPr>
+            </w:pPr>
+            <w:r>
+              <w:rPr>
+                <w:lang w:val="en-US"/>
+              </w:rPr>
+              <w:t>0</w:t>
+            </w:r>
+          </w:p>
+        </w:tc>
+      </w:tr>
+    </w:tbl>
+    <w:p>
+      <w:pPr>
+        <w:pStyle w:val="ListParagraph"/>
+        <w:numPr>
+          <w:ilvl w:val="0"/>
+          <w:numId w:val="2"/>
+        </w:numPr>
+        <w:rPr>
+          <w:lang w:val="en-US"/>
+        </w:rPr>
+      </w:pPr>
+      <w:r>
+        <w:rPr>
+          <w:lang w:val="en-US"/>
+        </w:rPr>
         <w:t>&lt;Các Tensor&gt; là 1 Iterable có các phần tử là các Tensor cùng Shape</w:t>
       </w:r>
     </w:p>
@@ -5139,6 +5213,7 @@
         <w:rPr>
           <w:lang w:val="en-US"/>
         </w:rPr>
+        <w:lastRenderedPageBreak/>
         <w:t>A ban đầu được chuẩn hóa để tổng các phần tử của nó = 1, gọi X là biến ngẫu nhiên sao cho P(X = i) = A[i], khi đó B chứa các phần tử được lấy từ phân phối của X</w:t>
       </w:r>
     </w:p>
@@ -5157,7 +5232,6 @@
         <w:rPr>
           <w:lang w:val="en-US"/>
         </w:rPr>
-        <w:lastRenderedPageBreak/>
         <w:t>Ví dụ</w:t>
       </w:r>
     </w:p>

--- a/torch.docx
+++ b/torch.docx
@@ -4618,8 +4618,6 @@
         </w:rPr>
         <w:t>Mặc định</w:t>
       </w:r>
-      <w:bookmarkStart w:id="0" w:name="_GoBack"/>
-      <w:bookmarkEnd w:id="0"/>
     </w:p>
     <w:tbl>
       <w:tblPr>
@@ -4650,13 +4648,7 @@
               <w:rPr>
                 <w:lang w:val="en-US"/>
               </w:rPr>
-              <w:t>&lt;Chiều Quay Mặt</w:t>
-            </w:r>
-            <w:r>
-              <w:rPr>
-                <w:lang w:val="en-US"/>
-              </w:rPr>
-              <w:t>&gt;</w:t>
+              <w:t>&lt;Chiều Quay Mặt&gt;</w:t>
             </w:r>
           </w:p>
         </w:tc>
@@ -7026,13 +7018,7 @@
         <w:rPr>
           <w:lang w:val="en-US"/>
         </w:rPr>
-        <w:t>&lt;Tensor Muốn Đưa Vào Sơ Đồ Tính Toán&gt;</w:t>
-      </w:r>
-      <w:r>
-        <w:rPr>
-          <w:lang w:val="en-US"/>
-        </w:rPr>
-        <w:t xml:space="preserve"> </w:t>
+        <w:t xml:space="preserve">&lt;Tensor Muốn Đưa Vào Sơ Đồ Tính Toán&gt; </w:t>
       </w:r>
       <w:r>
         <w:rPr>
@@ -8700,259 +8686,7 @@
         <w:rPr>
           <w:lang w:val="en-US"/>
         </w:rPr>
-        <w:t xml:space="preserve">Hai Tensor </w:t>
-      </w:r>
-      <w:r>
-        <w:rPr>
-          <w:lang w:val="en-US"/>
-        </w:rPr>
-        <w:t>Cộ</w:t>
-      </w:r>
-      <w:r>
-        <w:rPr>
-          <w:lang w:val="en-US"/>
-        </w:rPr>
-        <w:t xml:space="preserve">ng Trừ Nhân </w:t>
-      </w:r>
-      <w:r>
-        <w:rPr>
-          <w:lang w:val="en-US"/>
-        </w:rPr>
-        <w:t xml:space="preserve">Chia </w:t>
-      </w:r>
-      <w:r>
-        <w:rPr>
-          <w:lang w:val="en-US"/>
-        </w:rPr>
-        <w:t>Hadamard</w:t>
-      </w:r>
-      <w:r>
-        <w:rPr>
-          <w:lang w:val="en-US"/>
-        </w:rPr>
-        <w:t xml:space="preserve"> </w:t>
-      </w:r>
-      <w:r>
-        <w:rPr>
-          <w:lang w:val="en-US"/>
-        </w:rPr>
-        <w:t>Được Khi Nào?</w:t>
-      </w:r>
-    </w:p>
-    <w:p>
-      <w:pPr>
-        <w:pStyle w:val="ListParagraph"/>
-        <w:numPr>
-          <w:ilvl w:val="0"/>
-          <w:numId w:val="2"/>
-        </w:numPr>
-        <w:rPr>
-          <w:lang w:val="en-US"/>
-        </w:rPr>
-      </w:pPr>
-      <w:r>
-        <w:rPr>
-          <w:lang w:val="en-US"/>
-        </w:rPr>
-        <w:t>Trước tiên Tensor có số chiều ít hơn sẽ được ép thêm chiều</w:t>
-      </w:r>
-      <w:r>
-        <w:rPr>
-          <w:lang w:val="en-US"/>
-        </w:rPr>
-        <w:t xml:space="preserve"> để 2 Tensor có số chiều = nhau</w:t>
-      </w:r>
-    </w:p>
-    <w:p>
-      <w:pPr>
-        <w:pStyle w:val="ListParagraph"/>
-        <w:numPr>
-          <w:ilvl w:val="0"/>
-          <w:numId w:val="2"/>
-        </w:numPr>
-        <w:rPr>
-          <w:lang w:val="en-US"/>
-        </w:rPr>
-      </w:pPr>
-      <w:r>
-        <w:rPr>
-          <w:lang w:val="en-US"/>
-        </w:rPr>
-        <w:t>V</w:t>
-      </w:r>
-      <w:r>
-        <w:rPr>
-          <w:lang w:val="en-US"/>
-        </w:rPr>
-        <w:t>í dụ</w:t>
-      </w:r>
-    </w:p>
-    <w:p>
-      <w:pPr>
-        <w:pStyle w:val="ListParagraph"/>
-        <w:numPr>
-          <w:ilvl w:val="0"/>
-          <w:numId w:val="2"/>
-        </w:numPr>
-        <w:rPr>
-          <w:lang w:val="en-US"/>
-        </w:rPr>
-      </w:pPr>
-      <w:r>
-        <w:rPr>
-          <w:lang w:val="en-US"/>
-        </w:rPr>
-        <w:t>T</w:t>
-      </w:r>
-      <w:r>
-        <w:rPr>
-          <w:lang w:val="en-US"/>
-        </w:rPr>
-        <w:t>ấm ả</w:t>
-      </w:r>
-      <w:r>
-        <w:rPr>
-          <w:lang w:val="en-US"/>
-        </w:rPr>
-        <w:t>nh 2D</w:t>
-      </w:r>
-      <w:r>
-        <w:rPr>
-          <w:lang w:val="en-US"/>
-        </w:rPr>
-        <w:t xml:space="preserve"> được ép thành tấm ảnh 3D chiều cao = 1</w:t>
-      </w:r>
-    </w:p>
-    <w:p>
-      <w:pPr>
-        <w:pStyle w:val="ListParagraph"/>
-        <w:numPr>
-          <w:ilvl w:val="0"/>
-          <w:numId w:val="2"/>
-        </w:numPr>
-        <w:rPr>
-          <w:lang w:val="en-US"/>
-        </w:rPr>
-      </w:pPr>
-      <w:r>
-        <w:rPr>
-          <w:lang w:val="en-US"/>
-        </w:rPr>
-        <w:t xml:space="preserve">Tiếp theo nếu 2 Tensor có Shape không </w:t>
-      </w:r>
-      <w:r>
-        <w:rPr>
-          <w:lang w:val="en-US"/>
-        </w:rPr>
-        <w:t xml:space="preserve">= </w:t>
-      </w:r>
-      <w:r>
-        <w:rPr>
-          <w:lang w:val="en-US"/>
-        </w:rPr>
-        <w:t>nhau thì xấp ảnh nào nhỏ hơn thì đặt bên trong xấp ảnh lớn hơn,</w:t>
-      </w:r>
-      <w:r>
-        <w:rPr>
-          <w:lang w:val="en-US"/>
-        </w:rPr>
-        <w:t xml:space="preserve"> cả 2 xấp ảnh phải sát góc tường,</w:t>
-      </w:r>
-      <w:r>
-        <w:rPr>
-          <w:lang w:val="en-US"/>
-        </w:rPr>
-        <w:t xml:space="preserve"> sau đó</w:t>
-      </w:r>
-      <w:r>
-        <w:rPr>
-          <w:lang w:val="en-US"/>
-        </w:rPr>
-        <w:t xml:space="preserve"> xấp ảnh nhỏ</w:t>
-      </w:r>
-      <w:r>
-        <w:rPr>
-          <w:lang w:val="en-US"/>
-        </w:rPr>
-        <w:t xml:space="preserve"> phân thân lấp đầy xấp ảnh lớn, lưu ý xấp ảnh nhỏ</w:t>
-      </w:r>
-      <w:r>
-        <w:rPr>
-          <w:lang w:val="en-US"/>
-        </w:rPr>
-        <w:t xml:space="preserve"> khi đặt trong xấp ảnh lớn,  chiều nào không khít thì </w:t>
-      </w:r>
-      <w:r>
-        <w:rPr>
-          <w:lang w:val="en-US"/>
-        </w:rPr>
-        <w:t xml:space="preserve">kích thước </w:t>
-      </w:r>
-      <w:r>
-        <w:rPr>
-          <w:lang w:val="en-US"/>
-        </w:rPr>
-        <w:t>chiều đấy phải = 1</w:t>
-      </w:r>
-    </w:p>
-    <w:p>
-      <w:pPr>
-        <w:pStyle w:val="ListParagraph"/>
-        <w:numPr>
-          <w:ilvl w:val="0"/>
-          <w:numId w:val="2"/>
-        </w:numPr>
-        <w:rPr>
-          <w:lang w:val="en-US"/>
-        </w:rPr>
-      </w:pPr>
-      <w:r>
-        <w:rPr>
-          <w:lang w:val="en-US"/>
-        </w:rPr>
-        <w:t>Sau khi ô nào cũng có 2 giá trị, thì tiến hành cộng trừ nhân chia</w:t>
-      </w:r>
-      <w:r>
-        <w:rPr>
-          <w:lang w:val="en-US"/>
-        </w:rPr>
-        <w:t xml:space="preserve"> Hadamard</w:t>
-      </w:r>
-    </w:p>
-    <w:p>
-      <w:pPr>
-        <w:pStyle w:val="ListParagraph"/>
-        <w:numPr>
-          <w:ilvl w:val="0"/>
-          <w:numId w:val="2"/>
-        </w:numPr>
-        <w:rPr>
-          <w:lang w:val="en-US"/>
-        </w:rPr>
-      </w:pPr>
-      <w:r>
-        <w:rPr>
-          <w:lang w:val="en-US"/>
-        </w:rPr>
-        <w:t>Việc phân thân Tensor nhỏ lấp kín Tensor lớn gọi là Broadcast</w:t>
-      </w:r>
-    </w:p>
-    <w:p>
-      <w:pPr>
-        <w:pStyle w:val="ListParagraph"/>
-        <w:numPr>
-          <w:ilvl w:val="0"/>
-          <w:numId w:val="4"/>
-        </w:numPr>
-        <w:rPr>
-          <w:lang w:val="en-US"/>
-        </w:rPr>
-      </w:pPr>
-      <w:r>
-        <w:rPr>
-          <w:lang w:val="en-US"/>
-        </w:rPr>
-        <w:t>Đổi Giá Trị Của Tensor Tại 1 Số Điểm Nào Đó Thành 1 Giá Trị Nào Đó?</w:t>
+        <w:t>Quay 1 Tensor?</w:t>
       </w:r>
     </w:p>
     <w:p>
@@ -8973,6 +8707,947 @@
         <w:rPr>
           <w:lang w:val="en-US"/>
         </w:rPr>
+        <w:t>&lt;Tensor Sau Khi Quay&gt; = &lt;Tensor&gt;.rot90(&lt;Số Lần Quay&gt;, &lt;Mặt Phẳng Quay&gt;)</w:t>
+      </w:r>
+    </w:p>
+    <w:p>
+      <w:pPr>
+        <w:pStyle w:val="ListParagraph"/>
+        <w:numPr>
+          <w:ilvl w:val="0"/>
+          <w:numId w:val="2"/>
+        </w:numPr>
+        <w:rPr>
+          <w:lang w:val="en-US"/>
+        </w:rPr>
+      </w:pPr>
+      <w:r>
+        <w:rPr>
+          <w:lang w:val="en-US"/>
+        </w:rPr>
+        <w:t>Mặc định</w:t>
+      </w:r>
+    </w:p>
+    <w:tbl>
+      <w:tblPr>
+        <w:tblStyle w:val="TableGrid"/>
+        <w:tblW w:w="0" w:type="auto"/>
+        <w:tblInd w:w="1080" w:type="dxa"/>
+        <w:tblLook w:val="04A0" w:firstRow="1" w:lastRow="0" w:firstColumn="1" w:lastColumn="0" w:noHBand="0" w:noVBand="1"/>
+      </w:tblPr>
+      <w:tblGrid>
+        <w:gridCol w:w="4673"/>
+        <w:gridCol w:w="4624"/>
+      </w:tblGrid>
+      <w:tr>
+        <w:tc>
+          <w:tcPr>
+            <w:tcW w:w="5188" w:type="dxa"/>
+          </w:tcPr>
+          <w:p>
+            <w:pPr>
+              <w:pStyle w:val="ListParagraph"/>
+              <w:ind w:left="0"/>
+              <w:jc w:val="center"/>
+              <w:rPr>
+                <w:lang w:val="en-US"/>
+              </w:rPr>
+            </w:pPr>
+            <w:r>
+              <w:rPr>
+                <w:lang w:val="en-US"/>
+              </w:rPr>
+              <w:t>&lt;Số Lần Quay&gt;</w:t>
+            </w:r>
+          </w:p>
+        </w:tc>
+        <w:tc>
+          <w:tcPr>
+            <w:tcW w:w="5189" w:type="dxa"/>
+          </w:tcPr>
+          <w:p>
+            <w:pPr>
+              <w:pStyle w:val="ListParagraph"/>
+              <w:ind w:left="0"/>
+              <w:jc w:val="center"/>
+              <w:rPr>
+                <w:lang w:val="en-US"/>
+              </w:rPr>
+            </w:pPr>
+            <w:r>
+              <w:rPr>
+                <w:lang w:val="en-US"/>
+              </w:rPr>
+              <w:t>1</w:t>
+            </w:r>
+          </w:p>
+        </w:tc>
+      </w:tr>
+      <w:tr>
+        <w:tc>
+          <w:tcPr>
+            <w:tcW w:w="5188" w:type="dxa"/>
+          </w:tcPr>
+          <w:p>
+            <w:pPr>
+              <w:pStyle w:val="ListParagraph"/>
+              <w:ind w:left="0"/>
+              <w:jc w:val="center"/>
+              <w:rPr>
+                <w:lang w:val="en-US"/>
+              </w:rPr>
+            </w:pPr>
+            <w:r>
+              <w:rPr>
+                <w:lang w:val="en-US"/>
+              </w:rPr>
+              <w:t>&lt;Mặt Phẳng Quay&gt;</w:t>
+            </w:r>
+          </w:p>
+        </w:tc>
+        <w:tc>
+          <w:tcPr>
+            <w:tcW w:w="5189" w:type="dxa"/>
+          </w:tcPr>
+          <w:p>
+            <w:pPr>
+              <w:pStyle w:val="ListParagraph"/>
+              <w:ind w:left="0"/>
+              <w:jc w:val="center"/>
+              <w:rPr>
+                <w:lang w:val="en-US"/>
+              </w:rPr>
+            </w:pPr>
+            <w:r>
+              <w:rPr>
+                <w:lang w:val="en-US"/>
+              </w:rPr>
+              <w:t>[0, 1]</w:t>
+            </w:r>
+          </w:p>
+        </w:tc>
+      </w:tr>
+    </w:tbl>
+    <w:p>
+      <w:pPr>
+        <w:pStyle w:val="ListParagraph"/>
+        <w:numPr>
+          <w:ilvl w:val="0"/>
+          <w:numId w:val="2"/>
+        </w:numPr>
+        <w:rPr>
+          <w:lang w:val="en-US"/>
+        </w:rPr>
+      </w:pPr>
+      <w:r>
+        <w:rPr>
+          <w:lang w:val="en-US"/>
+        </w:rPr>
+        <w:t>&lt;Mặt Phẳng Quay&gt; là 1 Iterable gồm 2 phần tử theo thứ tự là A và B</w:t>
+      </w:r>
+    </w:p>
+    <w:p>
+      <w:pPr>
+        <w:pStyle w:val="ListParagraph"/>
+        <w:numPr>
+          <w:ilvl w:val="0"/>
+          <w:numId w:val="2"/>
+        </w:numPr>
+        <w:rPr>
+          <w:lang w:val="en-US"/>
+        </w:rPr>
+      </w:pPr>
+      <w:r>
+        <w:rPr>
+          <w:lang w:val="en-US"/>
+        </w:rPr>
+        <w:t>Tưởng tượng Tensor là xấp ảnh,  quay Tensor thì cũng giống như quay xấp ả</w:t>
+      </w:r>
+      <w:r>
+        <w:rPr>
+          <w:lang w:val="en-US"/>
+        </w:rPr>
+        <w:t xml:space="preserve">nh, A và B </w:t>
+      </w:r>
+      <w:r>
+        <w:rPr>
+          <w:lang w:val="en-US"/>
+        </w:rPr>
+        <w:t>giống như tia Ox, Oy, Oz, …, giúp xác định 1 mặt phẳng, và xấp ảnh sẽ được quay quanh pháp tuyến của mặt phẳ</w:t>
+      </w:r>
+      <w:r>
+        <w:rPr>
+          <w:lang w:val="en-US"/>
+        </w:rPr>
+        <w:t>ng này, góc quay = 90 * &lt;Số Lần Quay&gt;, chiều quay từ A quét sang B</w:t>
+      </w:r>
+    </w:p>
+    <w:p>
+      <w:pPr>
+        <w:pStyle w:val="ListParagraph"/>
+        <w:numPr>
+          <w:ilvl w:val="0"/>
+          <w:numId w:val="2"/>
+        </w:numPr>
+        <w:rPr>
+          <w:lang w:val="en-US"/>
+        </w:rPr>
+      </w:pPr>
+      <w:r>
+        <w:rPr>
+          <w:lang w:val="en-US"/>
+        </w:rPr>
+        <w:t>Ví dụ</w:t>
+      </w:r>
+    </w:p>
+    <w:p>
+      <w:pPr>
+        <w:pStyle w:val="ListParagraph"/>
+        <w:pBdr>
+          <w:top w:val="single" w:sz="4" w:space="1" w:color="auto"/>
+          <w:left w:val="single" w:sz="4" w:space="4" w:color="auto"/>
+          <w:bottom w:val="single" w:sz="4" w:space="1" w:color="auto"/>
+          <w:right w:val="single" w:sz="4" w:space="4" w:color="auto"/>
+        </w:pBdr>
+        <w:ind w:left="1080"/>
+        <w:rPr>
+          <w:lang w:val="en-US"/>
+        </w:rPr>
+      </w:pPr>
+      <w:r>
+        <w:rPr>
+          <w:lang w:val="en-US"/>
+        </w:rPr>
+        <w:t>foo = bar.rot90(1, [1, 2])</w:t>
+      </w:r>
+    </w:p>
+    <w:p>
+      <w:pPr>
+        <w:pStyle w:val="ListParagraph"/>
+        <w:numPr>
+          <w:ilvl w:val="0"/>
+          <w:numId w:val="2"/>
+        </w:numPr>
+        <w:rPr>
+          <w:lang w:val="en-US"/>
+        </w:rPr>
+      </w:pPr>
+      <w:r>
+        <w:rPr>
+          <w:lang w:val="en-US"/>
+        </w:rPr>
+        <w:t>Ta có</w:t>
+      </w:r>
+    </w:p>
+    <w:tbl>
+      <w:tblPr>
+        <w:tblStyle w:val="TableGrid"/>
+        <w:tblW w:w="0" w:type="auto"/>
+        <w:tblInd w:w="1080" w:type="dxa"/>
+        <w:tblLook w:val="04A0" w:firstRow="1" w:lastRow="0" w:firstColumn="1" w:lastColumn="0" w:noHBand="0" w:noVBand="1"/>
+      </w:tblPr>
+      <w:tblGrid>
+        <w:gridCol w:w="4629"/>
+        <w:gridCol w:w="4668"/>
+      </w:tblGrid>
+      <w:tr>
+        <w:tc>
+          <w:tcPr>
+            <w:tcW w:w="5188" w:type="dxa"/>
+          </w:tcPr>
+          <w:p>
+            <w:pPr>
+              <w:pStyle w:val="ListParagraph"/>
+              <w:ind w:left="0"/>
+              <w:jc w:val="center"/>
+              <w:rPr>
+                <w:lang w:val="en-US"/>
+              </w:rPr>
+            </w:pPr>
+          </w:p>
+        </w:tc>
+        <w:tc>
+          <w:tcPr>
+            <w:tcW w:w="5189" w:type="dxa"/>
+          </w:tcPr>
+          <w:p>
+            <w:pPr>
+              <w:pStyle w:val="ListParagraph"/>
+              <w:ind w:left="0"/>
+              <w:jc w:val="center"/>
+              <w:rPr>
+                <w:lang w:val="en-US"/>
+              </w:rPr>
+            </w:pPr>
+            <w:r>
+              <w:rPr>
+                <w:lang w:val="en-US"/>
+              </w:rPr>
+              <w:t>Shape</w:t>
+            </w:r>
+          </w:p>
+        </w:tc>
+      </w:tr>
+      <w:tr>
+        <w:tc>
+          <w:tcPr>
+            <w:tcW w:w="5188" w:type="dxa"/>
+          </w:tcPr>
+          <w:p>
+            <w:pPr>
+              <w:pStyle w:val="ListParagraph"/>
+              <w:ind w:left="0"/>
+              <w:jc w:val="center"/>
+              <w:rPr>
+                <w:lang w:val="en-US"/>
+              </w:rPr>
+            </w:pPr>
+            <w:r>
+              <w:rPr>
+                <w:lang w:val="en-US"/>
+              </w:rPr>
+              <w:t>bar</w:t>
+            </w:r>
+          </w:p>
+        </w:tc>
+        <w:tc>
+          <w:tcPr>
+            <w:tcW w:w="5189" w:type="dxa"/>
+          </w:tcPr>
+          <w:p>
+            <w:pPr>
+              <w:pStyle w:val="ListParagraph"/>
+              <w:ind w:left="0"/>
+              <w:jc w:val="center"/>
+              <w:rPr>
+                <w:lang w:val="en-US"/>
+              </w:rPr>
+            </w:pPr>
+            <w:r>
+              <w:rPr>
+                <w:lang w:val="en-US"/>
+              </w:rPr>
+              <w:t>(2, 3, 4)</w:t>
+            </w:r>
+          </w:p>
+        </w:tc>
+      </w:tr>
+      <w:tr>
+        <w:tc>
+          <w:tcPr>
+            <w:tcW w:w="5188" w:type="dxa"/>
+          </w:tcPr>
+          <w:p>
+            <w:pPr>
+              <w:pStyle w:val="ListParagraph"/>
+              <w:ind w:left="0"/>
+              <w:jc w:val="center"/>
+              <w:rPr>
+                <w:lang w:val="en-US"/>
+              </w:rPr>
+            </w:pPr>
+            <w:r>
+              <w:rPr>
+                <w:lang w:val="en-US"/>
+              </w:rPr>
+              <w:t>foo</w:t>
+            </w:r>
+          </w:p>
+        </w:tc>
+        <w:tc>
+          <w:tcPr>
+            <w:tcW w:w="5189" w:type="dxa"/>
+          </w:tcPr>
+          <w:p>
+            <w:pPr>
+              <w:pStyle w:val="ListParagraph"/>
+              <w:ind w:left="0"/>
+              <w:jc w:val="center"/>
+              <w:rPr>
+                <w:lang w:val="en-US"/>
+              </w:rPr>
+            </w:pPr>
+            <w:r>
+              <w:rPr>
+                <w:lang w:val="en-US"/>
+              </w:rPr>
+              <w:t>(2, 4, 3)</w:t>
+            </w:r>
+          </w:p>
+        </w:tc>
+      </w:tr>
+    </w:tbl>
+    <w:p>
+      <w:pPr>
+        <w:pStyle w:val="ListParagraph"/>
+        <w:numPr>
+          <w:ilvl w:val="0"/>
+          <w:numId w:val="4"/>
+        </w:numPr>
+        <w:rPr>
+          <w:lang w:val="en-US"/>
+        </w:rPr>
+      </w:pPr>
+      <w:r>
+        <w:rPr>
+          <w:lang w:val="en-US"/>
+        </w:rPr>
+        <w:t xml:space="preserve">2 </w:t>
+      </w:r>
+      <w:r>
+        <w:rPr>
+          <w:lang w:val="en-US"/>
+        </w:rPr>
+        <w:t xml:space="preserve">Tensor </w:t>
+      </w:r>
+      <w:r>
+        <w:rPr>
+          <w:lang w:val="en-US"/>
+        </w:rPr>
+        <w:t>Cộ</w:t>
+      </w:r>
+      <w:r>
+        <w:rPr>
+          <w:lang w:val="en-US"/>
+        </w:rPr>
+        <w:t xml:space="preserve">ng Trừ Nhân </w:t>
+      </w:r>
+      <w:r>
+        <w:rPr>
+          <w:lang w:val="en-US"/>
+        </w:rPr>
+        <w:t xml:space="preserve">Chia </w:t>
+      </w:r>
+      <w:r>
+        <w:rPr>
+          <w:lang w:val="en-US"/>
+        </w:rPr>
+        <w:t>Hadamard</w:t>
+      </w:r>
+      <w:r>
+        <w:rPr>
+          <w:lang w:val="en-US"/>
+        </w:rPr>
+        <w:t xml:space="preserve"> </w:t>
+      </w:r>
+      <w:r>
+        <w:rPr>
+          <w:lang w:val="en-US"/>
+        </w:rPr>
+        <w:t>Được Khi Nào?</w:t>
+      </w:r>
+    </w:p>
+    <w:p>
+      <w:pPr>
+        <w:pStyle w:val="ListParagraph"/>
+        <w:numPr>
+          <w:ilvl w:val="0"/>
+          <w:numId w:val="2"/>
+        </w:numPr>
+        <w:rPr>
+          <w:lang w:val="en-US"/>
+        </w:rPr>
+      </w:pPr>
+      <w:r>
+        <w:rPr>
+          <w:lang w:val="en-US"/>
+        </w:rPr>
+        <w:t>Trước tiên Tensor có số chiều ít hơn sẽ được ép thêm chiều</w:t>
+      </w:r>
+      <w:r>
+        <w:rPr>
+          <w:lang w:val="en-US"/>
+        </w:rPr>
+        <w:t xml:space="preserve"> để 2 Tensor có số chiều = nhau</w:t>
+      </w:r>
+    </w:p>
+    <w:p>
+      <w:pPr>
+        <w:pStyle w:val="ListParagraph"/>
+        <w:numPr>
+          <w:ilvl w:val="0"/>
+          <w:numId w:val="2"/>
+        </w:numPr>
+        <w:rPr>
+          <w:lang w:val="en-US"/>
+        </w:rPr>
+      </w:pPr>
+      <w:r>
+        <w:rPr>
+          <w:lang w:val="en-US"/>
+        </w:rPr>
+        <w:t>V</w:t>
+      </w:r>
+      <w:r>
+        <w:rPr>
+          <w:lang w:val="en-US"/>
+        </w:rPr>
+        <w:t>í dụ</w:t>
+      </w:r>
+    </w:p>
+    <w:p>
+      <w:pPr>
+        <w:pStyle w:val="ListParagraph"/>
+        <w:numPr>
+          <w:ilvl w:val="0"/>
+          <w:numId w:val="2"/>
+        </w:numPr>
+        <w:rPr>
+          <w:lang w:val="en-US"/>
+        </w:rPr>
+      </w:pPr>
+      <w:r>
+        <w:rPr>
+          <w:lang w:val="en-US"/>
+        </w:rPr>
+        <w:t>T</w:t>
+      </w:r>
+      <w:r>
+        <w:rPr>
+          <w:lang w:val="en-US"/>
+        </w:rPr>
+        <w:t>ấm ả</w:t>
+      </w:r>
+      <w:r>
+        <w:rPr>
+          <w:lang w:val="en-US"/>
+        </w:rPr>
+        <w:t>nh 2D</w:t>
+      </w:r>
+      <w:r>
+        <w:rPr>
+          <w:lang w:val="en-US"/>
+        </w:rPr>
+        <w:t xml:space="preserve"> được ép thành tấm ảnh 3D chiều cao = 1</w:t>
+      </w:r>
+    </w:p>
+    <w:p>
+      <w:pPr>
+        <w:pStyle w:val="ListParagraph"/>
+        <w:numPr>
+          <w:ilvl w:val="0"/>
+          <w:numId w:val="2"/>
+        </w:numPr>
+        <w:rPr>
+          <w:lang w:val="en-US"/>
+        </w:rPr>
+      </w:pPr>
+      <w:r>
+        <w:rPr>
+          <w:lang w:val="en-US"/>
+        </w:rPr>
+        <w:t xml:space="preserve">Tiếp theo nếu 2 Tensor có Shape không </w:t>
+      </w:r>
+      <w:r>
+        <w:rPr>
+          <w:lang w:val="en-US"/>
+        </w:rPr>
+        <w:t xml:space="preserve">= </w:t>
+      </w:r>
+      <w:r>
+        <w:rPr>
+          <w:lang w:val="en-US"/>
+        </w:rPr>
+        <w:t>nhau thì xấp ảnh nào nhỏ hơn thì đặt bên trong xấp ảnh lớn hơn,</w:t>
+      </w:r>
+      <w:r>
+        <w:rPr>
+          <w:lang w:val="en-US"/>
+        </w:rPr>
+        <w:t xml:space="preserve"> cả 2 xấp ảnh phải sát góc tường,</w:t>
+      </w:r>
+      <w:r>
+        <w:rPr>
+          <w:lang w:val="en-US"/>
+        </w:rPr>
+        <w:t xml:space="preserve"> sau đó</w:t>
+      </w:r>
+      <w:r>
+        <w:rPr>
+          <w:lang w:val="en-US"/>
+        </w:rPr>
+        <w:t xml:space="preserve"> xấp ảnh nhỏ</w:t>
+      </w:r>
+      <w:r>
+        <w:rPr>
+          <w:lang w:val="en-US"/>
+        </w:rPr>
+        <w:t xml:space="preserve"> phân thân lấp đầy xấp ảnh lớn, lưu ý xấp ảnh nhỏ</w:t>
+      </w:r>
+      <w:r>
+        <w:rPr>
+          <w:lang w:val="en-US"/>
+        </w:rPr>
+        <w:t xml:space="preserve"> khi đặt trong xấp ảnh lớn,  chiều nào không khít thì </w:t>
+      </w:r>
+      <w:r>
+        <w:rPr>
+          <w:lang w:val="en-US"/>
+        </w:rPr>
+        <w:t xml:space="preserve">kích thước </w:t>
+      </w:r>
+      <w:r>
+        <w:rPr>
+          <w:lang w:val="en-US"/>
+        </w:rPr>
+        <w:t>chiều đấy phải = 1</w:t>
+      </w:r>
+    </w:p>
+    <w:p>
+      <w:pPr>
+        <w:pStyle w:val="ListParagraph"/>
+        <w:numPr>
+          <w:ilvl w:val="0"/>
+          <w:numId w:val="2"/>
+        </w:numPr>
+        <w:rPr>
+          <w:lang w:val="en-US"/>
+        </w:rPr>
+      </w:pPr>
+      <w:r>
+        <w:rPr>
+          <w:lang w:val="en-US"/>
+        </w:rPr>
+        <w:t>Sau khi ô nào cũng có 2 giá trị, thì tiến hành cộng trừ nhân chia</w:t>
+      </w:r>
+      <w:r>
+        <w:rPr>
+          <w:lang w:val="en-US"/>
+        </w:rPr>
+        <w:t xml:space="preserve"> Hadamard</w:t>
+      </w:r>
+    </w:p>
+    <w:p>
+      <w:pPr>
+        <w:pStyle w:val="ListParagraph"/>
+        <w:numPr>
+          <w:ilvl w:val="0"/>
+          <w:numId w:val="2"/>
+        </w:numPr>
+        <w:rPr>
+          <w:lang w:val="en-US"/>
+        </w:rPr>
+      </w:pPr>
+      <w:r>
+        <w:rPr>
+          <w:lang w:val="en-US"/>
+        </w:rPr>
+        <w:t>Việc phân thân Tensor nhỏ lấp kín Tensor lớn gọi là Broadcast</w:t>
+      </w:r>
+    </w:p>
+    <w:p>
+      <w:pPr>
+        <w:pStyle w:val="ListParagraph"/>
+        <w:numPr>
+          <w:ilvl w:val="0"/>
+          <w:numId w:val="4"/>
+        </w:numPr>
+        <w:rPr>
+          <w:lang w:val="en-US"/>
+        </w:rPr>
+      </w:pPr>
+      <w:r>
+        <w:rPr>
+          <w:lang w:val="en-US"/>
+        </w:rPr>
+        <w:t>Trả Về Tích Kronecker Giữa 2 Tensor?</w:t>
+      </w:r>
+    </w:p>
+    <w:p>
+      <w:pPr>
+        <w:pStyle w:val="ListParagraph"/>
+        <w:pBdr>
+          <w:top w:val="single" w:sz="4" w:space="1" w:color="auto"/>
+          <w:left w:val="single" w:sz="4" w:space="4" w:color="auto"/>
+          <w:bottom w:val="single" w:sz="4" w:space="1" w:color="auto"/>
+          <w:right w:val="single" w:sz="4" w:space="4" w:color="auto"/>
+        </w:pBdr>
+        <w:ind w:left="1080"/>
+        <w:rPr>
+          <w:lang w:val="en-US"/>
+        </w:rPr>
+      </w:pPr>
+      <w:r>
+        <w:rPr>
+          <w:lang w:val="en-US"/>
+        </w:rPr>
+        <w:t>&lt;Tensor A&gt;.kron(&lt;Tensor B&gt;)</w:t>
+      </w:r>
+    </w:p>
+    <w:p>
+      <w:pPr>
+        <w:pStyle w:val="ListParagraph"/>
+        <w:numPr>
+          <w:ilvl w:val="0"/>
+          <w:numId w:val="2"/>
+        </w:numPr>
+        <w:rPr>
+          <w:lang w:val="en-US"/>
+        </w:rPr>
+      </w:pPr>
+      <w:r>
+        <w:rPr>
+          <w:lang w:val="en-US"/>
+        </w:rPr>
+        <w:t>Ví dụ</w:t>
+      </w:r>
+    </w:p>
+    <w:p>
+      <w:pPr>
+        <w:pStyle w:val="ListParagraph"/>
+        <w:pBdr>
+          <w:top w:val="single" w:sz="4" w:space="1" w:color="auto"/>
+          <w:left w:val="single" w:sz="4" w:space="4" w:color="auto"/>
+          <w:bottom w:val="single" w:sz="4" w:space="1" w:color="auto"/>
+          <w:right w:val="single" w:sz="4" w:space="4" w:color="auto"/>
+        </w:pBdr>
+        <w:ind w:left="1080"/>
+        <w:rPr>
+          <w:lang w:val="en-US"/>
+        </w:rPr>
+      </w:pPr>
+      <w:r>
+        <w:rPr>
+          <w:lang w:val="en-US"/>
+        </w:rPr>
+        <w:t>foo = bar.kron(far)</w:t>
+      </w:r>
+    </w:p>
+    <w:p>
+      <w:pPr>
+        <w:pStyle w:val="ListParagraph"/>
+        <w:numPr>
+          <w:ilvl w:val="0"/>
+          <w:numId w:val="2"/>
+        </w:numPr>
+        <w:rPr>
+          <w:lang w:val="en-US"/>
+        </w:rPr>
+      </w:pPr>
+      <w:r>
+        <w:rPr>
+          <w:lang w:val="en-US"/>
+        </w:rPr>
+        <w:t>Ta có</w:t>
+      </w:r>
+    </w:p>
+    <w:tbl>
+      <w:tblPr>
+        <w:tblStyle w:val="TableGrid"/>
+        <w:tblW w:w="0" w:type="auto"/>
+        <w:tblInd w:w="1080" w:type="dxa"/>
+        <w:tblLook w:val="04A0" w:firstRow="1" w:lastRow="0" w:firstColumn="1" w:lastColumn="0" w:noHBand="0" w:noVBand="1"/>
+      </w:tblPr>
+      <w:tblGrid>
+        <w:gridCol w:w="3097"/>
+        <w:gridCol w:w="3089"/>
+        <w:gridCol w:w="3111"/>
+      </w:tblGrid>
+      <w:tr>
+        <w:tc>
+          <w:tcPr>
+            <w:tcW w:w="3459" w:type="dxa"/>
+            <w:vAlign w:val="center"/>
+          </w:tcPr>
+          <w:p>
+            <w:pPr>
+              <w:pStyle w:val="ListParagraph"/>
+              <w:ind w:left="0"/>
+              <w:jc w:val="center"/>
+              <w:rPr>
+                <w:lang w:val="en-US"/>
+              </w:rPr>
+            </w:pPr>
+            <w:r>
+              <w:rPr>
+                <w:lang w:val="en-US"/>
+              </w:rPr>
+              <w:t>bar</w:t>
+            </w:r>
+          </w:p>
+        </w:tc>
+        <w:tc>
+          <w:tcPr>
+            <w:tcW w:w="3459" w:type="dxa"/>
+            <w:vAlign w:val="center"/>
+          </w:tcPr>
+          <w:p>
+            <w:pPr>
+              <w:pStyle w:val="ListParagraph"/>
+              <w:ind w:left="0"/>
+              <w:jc w:val="center"/>
+              <w:rPr>
+                <w:lang w:val="en-US"/>
+              </w:rPr>
+            </w:pPr>
+            <w:r>
+              <w:rPr>
+                <w:lang w:val="en-US"/>
+              </w:rPr>
+              <w:t>far</w:t>
+            </w:r>
+          </w:p>
+        </w:tc>
+        <w:tc>
+          <w:tcPr>
+            <w:tcW w:w="3459" w:type="dxa"/>
+            <w:vAlign w:val="center"/>
+          </w:tcPr>
+          <w:p>
+            <w:pPr>
+              <w:pStyle w:val="ListParagraph"/>
+              <w:ind w:left="0"/>
+              <w:jc w:val="center"/>
+              <w:rPr>
+                <w:lang w:val="en-US"/>
+              </w:rPr>
+            </w:pPr>
+            <w:r>
+              <w:rPr>
+                <w:lang w:val="en-US"/>
+              </w:rPr>
+              <w:t>foo</w:t>
+            </w:r>
+          </w:p>
+        </w:tc>
+      </w:tr>
+      <w:tr>
+        <w:tc>
+          <w:tcPr>
+            <w:tcW w:w="3459" w:type="dxa"/>
+            <w:vAlign w:val="center"/>
+          </w:tcPr>
+          <w:p>
+            <w:pPr>
+              <w:pStyle w:val="ListParagraph"/>
+              <w:ind w:left="0"/>
+              <w:jc w:val="center"/>
+              <w:rPr>
+                <w:lang w:val="en-US"/>
+              </w:rPr>
+            </w:pPr>
+            <w:r>
+              <w:rPr>
+                <w:lang w:val="en-US"/>
+              </w:rPr>
+              <w:t>[[2, 4],</w:t>
+            </w:r>
+          </w:p>
+          <w:p>
+            <w:pPr>
+              <w:pStyle w:val="ListParagraph"/>
+              <w:ind w:left="0"/>
+              <w:jc w:val="center"/>
+              <w:rPr>
+                <w:lang w:val="en-US"/>
+              </w:rPr>
+            </w:pPr>
+            <w:r>
+              <w:rPr>
+                <w:lang w:val="en-US"/>
+              </w:rPr>
+              <w:t>[1, 3]]</w:t>
+            </w:r>
+          </w:p>
+        </w:tc>
+        <w:tc>
+          <w:tcPr>
+            <w:tcW w:w="3459" w:type="dxa"/>
+            <w:vAlign w:val="center"/>
+          </w:tcPr>
+          <w:p>
+            <w:pPr>
+              <w:pStyle w:val="ListParagraph"/>
+              <w:ind w:left="0"/>
+              <w:jc w:val="center"/>
+              <w:rPr>
+                <w:lang w:val="en-US"/>
+              </w:rPr>
+            </w:pPr>
+            <w:r>
+              <w:rPr>
+                <w:lang w:val="en-US"/>
+              </w:rPr>
+              <w:t>[5, 6]</w:t>
+            </w:r>
+          </w:p>
+        </w:tc>
+        <w:tc>
+          <w:tcPr>
+            <w:tcW w:w="3459" w:type="dxa"/>
+            <w:vAlign w:val="center"/>
+          </w:tcPr>
+          <w:p>
+            <w:pPr>
+              <w:pStyle w:val="ListParagraph"/>
+              <w:ind w:left="0"/>
+              <w:jc w:val="center"/>
+              <w:rPr>
+                <w:lang w:val="en-US"/>
+              </w:rPr>
+            </w:pPr>
+            <w:r>
+              <w:rPr>
+                <w:lang w:val="en-US"/>
+              </w:rPr>
+              <w:t>[[10, 12, 20, 24],</w:t>
+            </w:r>
+          </w:p>
+          <w:p>
+            <w:pPr>
+              <w:pStyle w:val="ListParagraph"/>
+              <w:ind w:left="0"/>
+              <w:jc w:val="center"/>
+              <w:rPr>
+                <w:lang w:val="en-US"/>
+              </w:rPr>
+            </w:pPr>
+            <w:r>
+              <w:rPr>
+                <w:lang w:val="en-US"/>
+              </w:rPr>
+              <w:t>[5, 6, 15, 18]</w:t>
+            </w:r>
+          </w:p>
+        </w:tc>
+      </w:tr>
+    </w:tbl>
+    <w:p>
+      <w:pPr>
+        <w:pStyle w:val="ListParagraph"/>
+        <w:numPr>
+          <w:ilvl w:val="0"/>
+          <w:numId w:val="4"/>
+        </w:numPr>
+        <w:rPr>
+          <w:lang w:val="en-US"/>
+        </w:rPr>
+      </w:pPr>
+      <w:r>
+        <w:rPr>
+          <w:lang w:val="en-US"/>
+        </w:rPr>
+        <w:t>Đổi Giá Trị Của Tensor Tại 1 Số Điểm Nào Đó Thành 1 Giá Trị Nào Đó?</w:t>
+      </w:r>
+    </w:p>
+    <w:p>
+      <w:pPr>
+        <w:pStyle w:val="ListParagraph"/>
+        <w:pBdr>
+          <w:top w:val="single" w:sz="4" w:space="1" w:color="auto"/>
+          <w:left w:val="single" w:sz="4" w:space="4" w:color="auto"/>
+          <w:bottom w:val="single" w:sz="4" w:space="1" w:color="auto"/>
+          <w:right w:val="single" w:sz="4" w:space="4" w:color="auto"/>
+        </w:pBdr>
+        <w:ind w:left="1080"/>
+        <w:rPr>
+          <w:lang w:val="en-US"/>
+        </w:rPr>
+      </w:pPr>
+      <w:r>
+        <w:rPr>
+          <w:lang w:val="en-US"/>
+        </w:rPr>
         <w:t>&lt;Tensor Sau Khi Đổi Giá Trị&gt; = &lt;Tensor&gt;.masked_fill(&lt;Mask&gt;, &lt;Giá Trị&gt;)</w:t>
       </w:r>
     </w:p>
@@ -9009,7 +9684,6 @@
         <w:rPr>
           <w:lang w:val="en-US"/>
         </w:rPr>
-        <w:lastRenderedPageBreak/>
         <w:t>&lt;Tensor Sau Khi Đổi Giá Trị&gt; ban đầu có giá trị của &lt;Tensor&gt;, sau đó những chỗ nào trong &lt;Mask&gt; có giá trị là 1 thì chỗ tương ứng trong &lt;Tensor Sau Khi Đổi Giá Trị&gt; sẽ có giá trị là &lt;Giá Trị&gt;</w:t>
       </w:r>
     </w:p>
@@ -9545,6 +10219,7 @@
         <w:rPr>
           <w:lang w:val="en-US"/>
         </w:rPr>
+        <w:lastRenderedPageBreak/>
         <w:t>Ví dụ</w:t>
       </w:r>
     </w:p>
@@ -10025,7 +10700,6 @@
         <w:rPr>
           <w:lang w:val="en-US"/>
         </w:rPr>
-        <w:lastRenderedPageBreak/>
         <w:t>import matplotlib.pyplot as plt</w:t>
       </w:r>
     </w:p>
@@ -10446,6 +11120,7 @@
         <w:rPr>
           <w:lang w:val="en-US"/>
         </w:rPr>
+        <w:lastRenderedPageBreak/>
         <w:t>Ví dụ</w:t>
       </w:r>
     </w:p>
@@ -11010,7 +11685,6 @@
         <w:rPr>
           <w:lang w:val="en-US"/>
         </w:rPr>
-        <w:lastRenderedPageBreak/>
         <w:t>y có Shape là (1, 3, 1), nghĩa là x gộp vào trục tung</w:t>
       </w:r>
     </w:p>
@@ -11742,7 +12416,25 @@
         <w:rPr>
           <w:lang w:val="en-US"/>
         </w:rPr>
-        <w:t>Trick – Mẹo:</w:t>
+        <w:t>Quick Codes</w:t>
+      </w:r>
+      <w:r>
+        <w:rPr>
+          <w:lang w:val="en-US"/>
+        </w:rPr>
+        <w:t xml:space="preserve"> – M</w:t>
+      </w:r>
+      <w:r>
+        <w:rPr>
+          <w:lang w:val="en-US"/>
+        </w:rPr>
+        <w:t>ã Nhanh</w:t>
+      </w:r>
+      <w:r>
+        <w:rPr>
+          <w:lang w:val="en-US"/>
+        </w:rPr>
+        <w:t>:</w:t>
       </w:r>
     </w:p>
     <w:p>
@@ -11904,7 +12596,6 @@
         <w:rPr>
           <w:lang w:val="en-US"/>
         </w:rPr>
-        <w:lastRenderedPageBreak/>
         <w:t>Đặ</w:t>
       </w:r>
       <w:r>
@@ -12462,58 +13153,39 @@
     </w:p>
     <w:p>
       <w:pPr>
-        <w:rPr>
-          <w:lang w:val="en-US"/>
-        </w:rPr>
-      </w:pPr>
-    </w:p>
-    <w:p>
-      <w:pPr>
-        <w:rPr>
-          <w:lang w:val="en-US"/>
-        </w:rPr>
-      </w:pPr>
-      <w:r>
-        <w:rPr>
-          <w:lang w:val="en-US"/>
-        </w:rPr>
-        <w:t>Neural Network</w:t>
-      </w:r>
-      <w:r>
-        <w:rPr>
-          <w:lang w:val="en-US"/>
-        </w:rPr>
-        <w:t xml:space="preserve"> –</w:t>
-      </w:r>
-      <w:r>
-        <w:rPr>
-          <w:lang w:val="en-US"/>
-        </w:rPr>
-        <w:t xml:space="preserve"> Mạng Thần Kinh</w:t>
-      </w:r>
-      <w:r>
-        <w:rPr>
-          <w:lang w:val="en-US"/>
-        </w:rPr>
-        <w:t>:</w:t>
-      </w:r>
-    </w:p>
-    <w:p>
-      <w:pPr>
-        <w:pStyle w:val="ListParagraph"/>
-        <w:numPr>
-          <w:ilvl w:val="0"/>
-          <w:numId w:val="9"/>
-        </w:numPr>
-        <w:rPr>
-          <w:lang w:val="en-US"/>
-        </w:rPr>
-      </w:pPr>
-      <w:r>
-        <w:rPr>
-          <w:lang w:val="en-US"/>
-        </w:rPr>
-        <w:t>Cách Import?</w:t>
+        <w:pStyle w:val="ListParagraph"/>
+        <w:numPr>
+          <w:ilvl w:val="0"/>
+          <w:numId w:val="8"/>
+        </w:numPr>
+        <w:rPr>
+          <w:lang w:val="en-US"/>
+        </w:rPr>
+      </w:pPr>
+      <w:r>
+        <w:rPr>
+          <w:lang w:val="en-US"/>
+        </w:rPr>
+        <w:lastRenderedPageBreak/>
+        <w:t xml:space="preserve">Hàm Trả </w:t>
+      </w:r>
+      <w:r>
+        <w:rPr>
+          <w:lang w:val="en-US"/>
+        </w:rPr>
+        <w:t xml:space="preserve">Về Dilated Tensor Của </w:t>
+      </w:r>
+      <w:r>
+        <w:rPr>
+          <w:lang w:val="en-US"/>
+        </w:rPr>
+        <w:t>2D Tensor</w:t>
+      </w:r>
+      <w:r>
+        <w:rPr>
+          <w:lang w:val="en-US"/>
+        </w:rPr>
+        <w:t>?</w:t>
       </w:r>
     </w:p>
     <w:p>
@@ -12534,25 +13206,7 @@
         <w:rPr>
           <w:lang w:val="en-US"/>
         </w:rPr>
-        <w:t>from torch import nn</w:t>
-      </w:r>
-    </w:p>
-    <w:p>
-      <w:pPr>
-        <w:pStyle w:val="ListParagraph"/>
-        <w:numPr>
-          <w:ilvl w:val="0"/>
-          <w:numId w:val="9"/>
-        </w:numPr>
-        <w:rPr>
-          <w:lang w:val="en-US"/>
-        </w:rPr>
-      </w:pPr>
-      <w:r>
-        <w:rPr>
-          <w:lang w:val="en-US"/>
-        </w:rPr>
-        <w:t>Cách Sử Dụng Hàm Loss Nào Đó?</w:t>
+        <w:t>def dilation_2d(tensor, dilation_shape):</w:t>
       </w:r>
     </w:p>
     <w:p>
@@ -12573,7 +13227,31 @@
         <w:rPr>
           <w:lang w:val="en-US"/>
         </w:rPr>
-        <w:t>criterion = nn.&lt;Tên Hàm Loss&gt;()</w:t>
+        <w:t xml:space="preserve">    b</w:t>
+      </w:r>
+      <w:r>
+        <w:rPr>
+          <w:lang w:val="en-US"/>
+        </w:rPr>
+        <w:t xml:space="preserve"> = torch.zeros(</w:t>
+      </w:r>
+      <w:r>
+        <w:rPr>
+          <w:lang w:val="en-US"/>
+        </w:rPr>
+        <w:t>*</w:t>
+      </w:r>
+      <w:r>
+        <w:rPr>
+          <w:lang w:val="en-US"/>
+        </w:rPr>
+        <w:t>dilation_shape</w:t>
+      </w:r>
+      <w:r>
+        <w:rPr>
+          <w:lang w:val="en-US"/>
+        </w:rPr>
+        <w:t>)</w:t>
       </w:r>
     </w:p>
     <w:p>
@@ -12594,25 +13272,13 @@
         <w:rPr>
           <w:lang w:val="en-US"/>
         </w:rPr>
-        <w:t>loss = criterion(&lt;Tensor Dự Đoán&gt;, &lt;Tensor Nhãn&gt;)</w:t>
-      </w:r>
-    </w:p>
-    <w:p>
-      <w:pPr>
-        <w:pStyle w:val="ListParagraph"/>
-        <w:numPr>
-          <w:ilvl w:val="0"/>
-          <w:numId w:val="9"/>
-        </w:numPr>
-        <w:rPr>
-          <w:lang w:val="en-US"/>
-        </w:rPr>
-      </w:pPr>
-      <w:r>
-        <w:rPr>
-          <w:lang w:val="en-US"/>
-        </w:rPr>
-        <w:t>Cross Entropy Loss?</w:t>
+        <w:t xml:space="preserve">    b[0, 0]</w:t>
+      </w:r>
+      <w:r>
+        <w:rPr>
+          <w:lang w:val="en-US"/>
+        </w:rPr>
+        <w:t xml:space="preserve"> = 1</w:t>
       </w:r>
     </w:p>
     <w:p>
@@ -12633,7 +13299,19 @@
         <w:rPr>
           <w:lang w:val="en-US"/>
         </w:rPr>
-        <w:t>criterion = nn.CrossEntropyLoss()</w:t>
+        <w:t xml:space="preserve">    dilated_tensor = </w:t>
+      </w:r>
+      <w:r>
+        <w:rPr>
+          <w:lang w:val="en-US"/>
+        </w:rPr>
+        <w:t>tensor.kron(b</w:t>
+      </w:r>
+      <w:r>
+        <w:rPr>
+          <w:lang w:val="en-US"/>
+        </w:rPr>
+        <w:t>)</w:t>
       </w:r>
     </w:p>
     <w:p>
@@ -12650,177 +13328,6 @@
           <w:lang w:val="en-US"/>
         </w:rPr>
       </w:pPr>
-      <w:r>
-        <w:rPr>
-          <w:lang w:val="en-US"/>
-        </w:rPr>
-        <w:t>loss = criterion(&lt;Tensor Dự Đoán&gt;, &lt;Tensor Nhãn&gt;)</w:t>
-      </w:r>
-    </w:p>
-    <w:p>
-      <w:pPr>
-        <w:pStyle w:val="ListParagraph"/>
-        <w:numPr>
-          <w:ilvl w:val="0"/>
-          <w:numId w:val="2"/>
-        </w:numPr>
-        <w:rPr>
-          <w:lang w:val="en-US"/>
-        </w:rPr>
-      </w:pPr>
-      <w:r>
-        <w:rPr>
-          <w:lang w:val="en-US"/>
-        </w:rPr>
-        <w:t>Khi tính “loss = nn.CrossEntropyLoss()” thì &lt;Tensor Dự Đoán&gt; không cần được xử lí = hàm Softmax vì trong “nn.CrossEntropyLoss()” đã tích hợp sẵn Softmax rồi</w:t>
-      </w:r>
-    </w:p>
-    <w:p>
-      <w:pPr>
-        <w:pStyle w:val="ListParagraph"/>
-        <w:numPr>
-          <w:ilvl w:val="0"/>
-          <w:numId w:val="2"/>
-        </w:numPr>
-        <w:rPr>
-          <w:lang w:val="en-US"/>
-        </w:rPr>
-      </w:pPr>
-      <w:r>
-        <w:rPr>
-          <w:lang w:val="en-US"/>
-        </w:rPr>
-        <w:t>Đồng thời &lt;Tensor Nhãn&gt; không phải là 1 đố</w:t>
-      </w:r>
-      <w:r>
-        <w:rPr>
-          <w:lang w:val="en-US"/>
-        </w:rPr>
-        <w:t>ng One Hot Vector mà là Tensor</w:t>
-      </w:r>
-      <w:r>
-        <w:rPr>
-          <w:lang w:val="en-US"/>
-        </w:rPr>
-        <w:t xml:space="preserve"> chứa các phần tử là vị trí của số 1 trong One Hot Vector</w:t>
-      </w:r>
-      <w:r>
-        <w:rPr>
-          <w:lang w:val="en-US"/>
-        </w:rPr>
-        <w:t xml:space="preserve">, 1D nếu </w:t>
-      </w:r>
-    </w:p>
-    <w:p>
-      <w:pPr>
-        <w:pStyle w:val="ListParagraph"/>
-        <w:ind w:left="1080"/>
-        <w:rPr>
-          <w:lang w:val="en-US"/>
-        </w:rPr>
-      </w:pPr>
-      <w:r>
-        <w:rPr>
-          <w:lang w:val="en-US"/>
-        </w:rPr>
-        <w:t>&lt;Tensor Dự Đoán&gt; 2D, còn Singleton khi &lt;Tensor Dự Đoán&gt; 1D</w:t>
-      </w:r>
-    </w:p>
-    <w:p>
-      <w:pPr>
-        <w:pStyle w:val="ListParagraph"/>
-        <w:numPr>
-          <w:ilvl w:val="0"/>
-          <w:numId w:val="9"/>
-        </w:numPr>
-        <w:rPr>
-          <w:lang w:val="en-US"/>
-        </w:rPr>
-      </w:pPr>
-      <w:r>
-        <w:rPr>
-          <w:lang w:val="en-US"/>
-        </w:rPr>
-        <w:t>Parameter Khác Gì Tensor?</w:t>
-      </w:r>
-    </w:p>
-    <w:p>
-      <w:pPr>
-        <w:pStyle w:val="ListParagraph"/>
-        <w:numPr>
-          <w:ilvl w:val="0"/>
-          <w:numId w:val="2"/>
-        </w:numPr>
-        <w:rPr>
-          <w:lang w:val="en-US"/>
-        </w:rPr>
-      </w:pPr>
-      <w:r>
-        <w:rPr>
-          <w:lang w:val="en-US"/>
-        </w:rPr>
-        <w:t xml:space="preserve">Trong Pytorch, Parameter là 1 dạng của Tensor, nhưng có thêm 1 đặc tính là nếu bạn đặt nó vào trong 1 </w:t>
-      </w:r>
-      <w:r>
-        <w:rPr>
-          <w:lang w:val="en-US"/>
-        </w:rPr>
-        <w:t>Module</w:t>
-      </w:r>
-      <w:r>
-        <w:rPr>
-          <w:lang w:val="en-US"/>
-        </w:rPr>
-        <w:t xml:space="preserve"> kế thừa “nn.Module” thì nó sẽ được tự động thêm vào danh sách các Parameter củ</w:t>
-      </w:r>
-      <w:r>
-        <w:rPr>
-          <w:lang w:val="en-US"/>
-        </w:rPr>
-        <w:t xml:space="preserve">a </w:t>
-      </w:r>
-      <w:r>
-        <w:rPr>
-          <w:lang w:val="en-US"/>
-        </w:rPr>
-        <w:t>Module</w:t>
-      </w:r>
-    </w:p>
-    <w:p>
-      <w:pPr>
-        <w:pStyle w:val="ListParagraph"/>
-        <w:numPr>
-          <w:ilvl w:val="0"/>
-          <w:numId w:val="9"/>
-        </w:numPr>
-        <w:rPr>
-          <w:lang w:val="en-US"/>
-        </w:rPr>
-      </w:pPr>
-      <w:r>
-        <w:rPr>
-          <w:lang w:val="en-US"/>
-        </w:rPr>
-        <w:t xml:space="preserve">Cách </w:t>
-      </w:r>
-      <w:r>
-        <w:rPr>
-          <w:lang w:val="en-US"/>
-        </w:rPr>
-        <w:t xml:space="preserve">Tạo 1 </w:t>
-      </w:r>
-      <w:r>
-        <w:rPr>
-          <w:lang w:val="en-US"/>
-        </w:rPr>
-        <w:t>Parameter</w:t>
-      </w:r>
-      <w:r>
-        <w:rPr>
-          <w:lang w:val="en-US"/>
-        </w:rPr>
-        <w:t>?</w:t>
-      </w:r>
     </w:p>
     <w:p>
       <w:pPr>
@@ -12840,74 +13347,7 @@
         <w:rPr>
           <w:lang w:val="en-US"/>
         </w:rPr>
-        <w:t>&lt;Parameter&gt; = nn.parameter.Parameter(&lt;Tensor&gt;)</w:t>
-      </w:r>
-    </w:p>
-    <w:p>
-      <w:pPr>
-        <w:pStyle w:val="ListParagraph"/>
-        <w:numPr>
-          <w:ilvl w:val="0"/>
-          <w:numId w:val="2"/>
-        </w:numPr>
-        <w:rPr>
-          <w:lang w:val="en-US"/>
-        </w:rPr>
-      </w:pPr>
-      <w:r>
-        <w:rPr>
-          <w:lang w:val="en-US"/>
-        </w:rPr>
-        <w:lastRenderedPageBreak/>
-        <w:t>&lt;Parameter&gt; sẽ mặc định có “requires_grad = True”</w:t>
-      </w:r>
-    </w:p>
-    <w:p>
-      <w:pPr>
-        <w:pStyle w:val="ListParagraph"/>
-        <w:numPr>
-          <w:ilvl w:val="0"/>
-          <w:numId w:val="2"/>
-        </w:numPr>
-        <w:rPr>
-          <w:lang w:val="en-US"/>
-        </w:rPr>
-      </w:pPr>
-      <w:r>
-        <w:rPr>
-          <w:lang w:val="en-US"/>
-        </w:rPr>
-        <w:t>&lt;Tensor&gt; phải có kiểu dữ liệu Float</w:t>
-      </w:r>
-    </w:p>
-    <w:p>
-      <w:pPr>
-        <w:pStyle w:val="ListParagraph"/>
-        <w:numPr>
-          <w:ilvl w:val="0"/>
-          <w:numId w:val="9"/>
-        </w:numPr>
-        <w:rPr>
-          <w:lang w:val="en-US"/>
-        </w:rPr>
-      </w:pPr>
-      <w:r>
-        <w:rPr>
-          <w:lang w:val="en-US"/>
-        </w:rPr>
-        <w:t xml:space="preserve">Cách Show Parameter Của 1 </w:t>
-      </w:r>
-      <w:r>
-        <w:rPr>
-          <w:lang w:val="en-US"/>
-        </w:rPr>
-        <w:t>Module</w:t>
-      </w:r>
-      <w:r>
-        <w:rPr>
-          <w:lang w:val="en-US"/>
-        </w:rPr>
-        <w:t>?</w:t>
+        <w:t xml:space="preserve">    return dilated_tensor[</w:t>
       </w:r>
     </w:p>
     <w:p>
@@ -12928,61 +13368,49 @@
         <w:rPr>
           <w:lang w:val="en-US"/>
         </w:rPr>
-        <w:t xml:space="preserve">&lt;Parameters&gt; = &lt;Tên </w:t>
-      </w:r>
-      <w:r>
-        <w:rPr>
-          <w:lang w:val="en-US"/>
-        </w:rPr>
-        <w:t>Module</w:t>
-      </w:r>
-      <w:r>
-        <w:rPr>
-          <w:lang w:val="en-US"/>
-        </w:rPr>
-        <w:t>&gt;.parameters()</w:t>
-      </w:r>
-    </w:p>
-    <w:p>
-      <w:pPr>
-        <w:pStyle w:val="ListParagraph"/>
-        <w:numPr>
-          <w:ilvl w:val="0"/>
-          <w:numId w:val="2"/>
-        </w:numPr>
-        <w:rPr>
-          <w:lang w:val="en-US"/>
-        </w:rPr>
-      </w:pPr>
-      <w:r>
-        <w:rPr>
-          <w:lang w:val="en-US"/>
-        </w:rPr>
-        <w:t xml:space="preserve">&lt;Parameters&gt; là 1 Generator chứa các phần tử là Parameter của </w:t>
-      </w:r>
-      <w:r>
-        <w:rPr>
-          <w:lang w:val="en-US"/>
-        </w:rPr>
-        <w:t>Module</w:t>
-      </w:r>
-    </w:p>
-    <w:p>
-      <w:pPr>
-        <w:pStyle w:val="ListParagraph"/>
-        <w:numPr>
-          <w:ilvl w:val="0"/>
-          <w:numId w:val="2"/>
-        </w:numPr>
-        <w:rPr>
-          <w:lang w:val="en-US"/>
-        </w:rPr>
-      </w:pPr>
-      <w:r>
-        <w:rPr>
-          <w:lang w:val="en-US"/>
-        </w:rPr>
-        <w:t>Nếu muốn có thêm tên của Parameter</w:t>
+        <w:t xml:space="preserve">        :</w:t>
+      </w:r>
+      <w:r>
+        <w:rPr>
+          <w:lang w:val="en-US"/>
+        </w:rPr>
+        <w:t>dilated_tensor</w:t>
+      </w:r>
+      <w:r>
+        <w:rPr>
+          <w:lang w:val="en-US"/>
+        </w:rPr>
+        <w:t>.shape[0] -</w:t>
+      </w:r>
+      <w:r>
+        <w:rPr>
+          <w:lang w:val="en-US"/>
+        </w:rPr>
+        <w:t xml:space="preserve"> </w:t>
+      </w:r>
+      <w:r>
+        <w:rPr>
+          <w:lang w:val="en-US"/>
+        </w:rPr>
+        <w:t>dilation_shape</w:t>
+      </w:r>
+      <w:r>
+        <w:rPr>
+          <w:lang w:val="en-US"/>
+        </w:rPr>
+        <w:t>[0]</w:t>
+      </w:r>
+      <w:r>
+        <w:rPr>
+          <w:lang w:val="en-US"/>
+        </w:rPr>
+        <w:t xml:space="preserve"> + 1</w:t>
+      </w:r>
+      <w:r>
+        <w:rPr>
+          <w:lang w:val="en-US"/>
+        </w:rPr>
+        <w:t>,</w:t>
       </w:r>
     </w:p>
     <w:p>
@@ -13003,6 +13431,1462 @@
         <w:rPr>
           <w:lang w:val="en-US"/>
         </w:rPr>
+        <w:t xml:space="preserve">        </w:t>
+      </w:r>
+      <w:r>
+        <w:rPr>
+          <w:lang w:val="en-US"/>
+        </w:rPr>
+        <w:t>:</w:t>
+      </w:r>
+      <w:r>
+        <w:rPr>
+          <w:lang w:val="en-US"/>
+        </w:rPr>
+        <w:t>dilated_tensor</w:t>
+      </w:r>
+      <w:r>
+        <w:rPr>
+          <w:lang w:val="en-US"/>
+        </w:rPr>
+        <w:t>.shape[1</w:t>
+      </w:r>
+      <w:r>
+        <w:rPr>
+          <w:lang w:val="en-US"/>
+        </w:rPr>
+        <w:t xml:space="preserve">] </w:t>
+      </w:r>
+      <w:r>
+        <w:rPr>
+          <w:lang w:val="en-US"/>
+        </w:rPr>
+        <w:t>-</w:t>
+      </w:r>
+      <w:r>
+        <w:rPr>
+          <w:lang w:val="en-US"/>
+        </w:rPr>
+        <w:t xml:space="preserve"> </w:t>
+      </w:r>
+      <w:r>
+        <w:rPr>
+          <w:lang w:val="en-US"/>
+        </w:rPr>
+        <w:t>dilation_shape</w:t>
+      </w:r>
+      <w:r>
+        <w:rPr>
+          <w:lang w:val="en-US"/>
+        </w:rPr>
+        <w:t>[1</w:t>
+      </w:r>
+      <w:r>
+        <w:rPr>
+          <w:lang w:val="en-US"/>
+        </w:rPr>
+        <w:t>]</w:t>
+      </w:r>
+      <w:r>
+        <w:rPr>
+          <w:lang w:val="en-US"/>
+        </w:rPr>
+        <w:t xml:space="preserve"> + 1</w:t>
+      </w:r>
+    </w:p>
+    <w:p>
+      <w:pPr>
+        <w:pStyle w:val="ListParagraph"/>
+        <w:pBdr>
+          <w:top w:val="single" w:sz="4" w:space="1" w:color="auto"/>
+          <w:left w:val="single" w:sz="4" w:space="4" w:color="auto"/>
+          <w:bottom w:val="single" w:sz="4" w:space="1" w:color="auto"/>
+          <w:right w:val="single" w:sz="4" w:space="4" w:color="auto"/>
+        </w:pBdr>
+        <w:ind w:left="1080"/>
+        <w:rPr>
+          <w:lang w:val="en-US"/>
+        </w:rPr>
+      </w:pPr>
+      <w:r>
+        <w:rPr>
+          <w:lang w:val="en-US"/>
+        </w:rPr>
+        <w:t xml:space="preserve">    </w:t>
+      </w:r>
+      <w:r>
+        <w:rPr>
+          <w:lang w:val="en-US"/>
+        </w:rPr>
+        <w:t>]</w:t>
+      </w:r>
+    </w:p>
+    <w:p>
+      <w:pPr>
+        <w:pStyle w:val="ListParagraph"/>
+        <w:numPr>
+          <w:ilvl w:val="0"/>
+          <w:numId w:val="2"/>
+        </w:numPr>
+        <w:rPr>
+          <w:lang w:val="en-US"/>
+        </w:rPr>
+      </w:pPr>
+      <w:r>
+        <w:rPr>
+          <w:lang w:val="en-US"/>
+        </w:rPr>
+        <w:t>Ví dụ</w:t>
+      </w:r>
+    </w:p>
+    <w:p>
+      <w:pPr>
+        <w:pStyle w:val="ListParagraph"/>
+        <w:pBdr>
+          <w:top w:val="single" w:sz="4" w:space="1" w:color="auto"/>
+          <w:left w:val="single" w:sz="4" w:space="4" w:color="auto"/>
+          <w:bottom w:val="single" w:sz="4" w:space="1" w:color="auto"/>
+          <w:right w:val="single" w:sz="4" w:space="4" w:color="auto"/>
+        </w:pBdr>
+        <w:ind w:left="1080"/>
+        <w:rPr>
+          <w:lang w:val="en-US"/>
+        </w:rPr>
+      </w:pPr>
+      <w:r>
+        <w:rPr>
+          <w:lang w:val="en-US"/>
+        </w:rPr>
+        <w:t>foo = dilation_2d(bar, (2, 3))</w:t>
+      </w:r>
+    </w:p>
+    <w:p>
+      <w:pPr>
+        <w:pStyle w:val="ListParagraph"/>
+        <w:numPr>
+          <w:ilvl w:val="0"/>
+          <w:numId w:val="2"/>
+        </w:numPr>
+        <w:rPr>
+          <w:lang w:val="en-US"/>
+        </w:rPr>
+      </w:pPr>
+      <w:r>
+        <w:rPr>
+          <w:lang w:val="en-US"/>
+        </w:rPr>
+        <w:t>Ta có</w:t>
+      </w:r>
+    </w:p>
+    <w:tbl>
+      <w:tblPr>
+        <w:tblStyle w:val="TableGrid"/>
+        <w:tblW w:w="0" w:type="auto"/>
+        <w:tblInd w:w="1080" w:type="dxa"/>
+        <w:tblLook w:val="04A0" w:firstRow="1" w:lastRow="0" w:firstColumn="1" w:lastColumn="0" w:noHBand="0" w:noVBand="1"/>
+      </w:tblPr>
+      <w:tblGrid>
+        <w:gridCol w:w="4649"/>
+        <w:gridCol w:w="4648"/>
+      </w:tblGrid>
+      <w:tr>
+        <w:tc>
+          <w:tcPr>
+            <w:tcW w:w="5188" w:type="dxa"/>
+            <w:vAlign w:val="center"/>
+          </w:tcPr>
+          <w:p>
+            <w:pPr>
+              <w:pStyle w:val="ListParagraph"/>
+              <w:ind w:left="0"/>
+              <w:jc w:val="center"/>
+              <w:rPr>
+                <w:lang w:val="en-US"/>
+              </w:rPr>
+            </w:pPr>
+            <w:r>
+              <w:rPr>
+                <w:lang w:val="en-US"/>
+              </w:rPr>
+              <w:t>bar</w:t>
+            </w:r>
+          </w:p>
+        </w:tc>
+        <w:tc>
+          <w:tcPr>
+            <w:tcW w:w="5189" w:type="dxa"/>
+            <w:vAlign w:val="center"/>
+          </w:tcPr>
+          <w:p>
+            <w:pPr>
+              <w:pStyle w:val="ListParagraph"/>
+              <w:ind w:left="0"/>
+              <w:jc w:val="center"/>
+              <w:rPr>
+                <w:lang w:val="en-US"/>
+              </w:rPr>
+            </w:pPr>
+            <w:r>
+              <w:rPr>
+                <w:lang w:val="en-US"/>
+              </w:rPr>
+              <w:t>[[1, 2, 3],</w:t>
+            </w:r>
+          </w:p>
+          <w:p>
+            <w:pPr>
+              <w:pStyle w:val="ListParagraph"/>
+              <w:ind w:left="0"/>
+              <w:jc w:val="center"/>
+              <w:rPr>
+                <w:lang w:val="en-US"/>
+              </w:rPr>
+            </w:pPr>
+            <w:r>
+              <w:rPr>
+                <w:lang w:val="en-US"/>
+              </w:rPr>
+              <w:t>[4, 5, 6]]</w:t>
+            </w:r>
+          </w:p>
+        </w:tc>
+      </w:tr>
+      <w:tr>
+        <w:tc>
+          <w:tcPr>
+            <w:tcW w:w="5188" w:type="dxa"/>
+            <w:vAlign w:val="center"/>
+          </w:tcPr>
+          <w:p>
+            <w:pPr>
+              <w:pStyle w:val="ListParagraph"/>
+              <w:ind w:left="0"/>
+              <w:jc w:val="center"/>
+              <w:rPr>
+                <w:lang w:val="en-US"/>
+              </w:rPr>
+            </w:pPr>
+            <w:r>
+              <w:rPr>
+                <w:lang w:val="en-US"/>
+              </w:rPr>
+              <w:t>foo</w:t>
+            </w:r>
+          </w:p>
+        </w:tc>
+        <w:tc>
+          <w:tcPr>
+            <w:tcW w:w="5189" w:type="dxa"/>
+            <w:vAlign w:val="center"/>
+          </w:tcPr>
+          <w:p>
+            <w:pPr>
+              <w:pStyle w:val="ListParagraph"/>
+              <w:ind w:left="0"/>
+              <w:jc w:val="center"/>
+              <w:rPr>
+                <w:lang w:val="en-US"/>
+              </w:rPr>
+            </w:pPr>
+            <w:r>
+              <w:rPr>
+                <w:lang w:val="en-US"/>
+              </w:rPr>
+              <w:t>[[1, 0, 0, 2, 0, 0, 3],</w:t>
+            </w:r>
+          </w:p>
+          <w:p>
+            <w:pPr>
+              <w:pStyle w:val="ListParagraph"/>
+              <w:ind w:left="0"/>
+              <w:jc w:val="center"/>
+              <w:rPr>
+                <w:lang w:val="en-US"/>
+              </w:rPr>
+            </w:pPr>
+            <w:r>
+              <w:rPr>
+                <w:lang w:val="en-US"/>
+              </w:rPr>
+              <w:t>[0, 0, 0, 0, 0, 0, 0],</w:t>
+            </w:r>
+          </w:p>
+          <w:p>
+            <w:pPr>
+              <w:pStyle w:val="ListParagraph"/>
+              <w:ind w:left="0"/>
+              <w:jc w:val="center"/>
+              <w:rPr>
+                <w:lang w:val="en-US"/>
+              </w:rPr>
+            </w:pPr>
+            <w:r>
+              <w:rPr>
+                <w:lang w:val="en-US"/>
+              </w:rPr>
+              <w:t>[4, 0, 0, 5, 0, 0, 6]]</w:t>
+            </w:r>
+          </w:p>
+        </w:tc>
+      </w:tr>
+    </w:tbl>
+    <w:p>
+      <w:pPr>
+        <w:pStyle w:val="ListParagraph"/>
+        <w:numPr>
+          <w:ilvl w:val="0"/>
+          <w:numId w:val="8"/>
+        </w:numPr>
+        <w:rPr>
+          <w:lang w:val="en-US"/>
+        </w:rPr>
+      </w:pPr>
+      <w:r>
+        <w:rPr>
+          <w:lang w:val="en-US"/>
+        </w:rPr>
+        <w:t xml:space="preserve">Hàm </w:t>
+      </w:r>
+      <w:r>
+        <w:rPr>
+          <w:lang w:val="en-US"/>
+        </w:rPr>
+        <w:t xml:space="preserve">Mở Rộng </w:t>
+      </w:r>
+      <w:r>
+        <w:rPr>
+          <w:lang w:val="en-US"/>
+        </w:rPr>
+        <w:t xml:space="preserve">2D </w:t>
+      </w:r>
+      <w:r>
+        <w:rPr>
+          <w:lang w:val="en-US"/>
+        </w:rPr>
+        <w:t>Tensor Với Giá Trị 0?</w:t>
+      </w:r>
+    </w:p>
+    <w:p>
+      <w:pPr>
+        <w:pStyle w:val="ListParagraph"/>
+        <w:pBdr>
+          <w:top w:val="single" w:sz="4" w:space="1" w:color="auto"/>
+          <w:left w:val="single" w:sz="4" w:space="4" w:color="auto"/>
+          <w:bottom w:val="single" w:sz="4" w:space="1" w:color="auto"/>
+          <w:right w:val="single" w:sz="4" w:space="4" w:color="auto"/>
+        </w:pBdr>
+        <w:ind w:left="1080"/>
+        <w:rPr>
+          <w:lang w:val="en-US"/>
+        </w:rPr>
+      </w:pPr>
+      <w:r>
+        <w:rPr>
+          <w:lang w:val="en-US"/>
+        </w:rPr>
+        <w:t xml:space="preserve">def </w:t>
+      </w:r>
+      <w:r>
+        <w:rPr>
+          <w:lang w:val="en-US"/>
+        </w:rPr>
+        <w:t>expand</w:t>
+      </w:r>
+      <w:r>
+        <w:rPr>
+          <w:lang w:val="en-US"/>
+        </w:rPr>
+        <w:t xml:space="preserve">_2d(tensor, </w:t>
+      </w:r>
+      <w:r>
+        <w:rPr>
+          <w:lang w:val="en-US"/>
+        </w:rPr>
+        <w:t>expand</w:t>
+      </w:r>
+      <w:r>
+        <w:rPr>
+          <w:lang w:val="en-US"/>
+        </w:rPr>
+        <w:t>_shape):</w:t>
+      </w:r>
+    </w:p>
+    <w:p>
+      <w:pPr>
+        <w:pStyle w:val="ListParagraph"/>
+        <w:pBdr>
+          <w:top w:val="single" w:sz="4" w:space="1" w:color="auto"/>
+          <w:left w:val="single" w:sz="4" w:space="4" w:color="auto"/>
+          <w:bottom w:val="single" w:sz="4" w:space="1" w:color="auto"/>
+          <w:right w:val="single" w:sz="4" w:space="4" w:color="auto"/>
+        </w:pBdr>
+        <w:ind w:left="1080"/>
+        <w:rPr>
+          <w:lang w:val="en-US"/>
+        </w:rPr>
+      </w:pPr>
+      <w:r>
+        <w:rPr>
+          <w:lang w:val="en-US"/>
+        </w:rPr>
+        <w:t xml:space="preserve">    x, y = tensor.shape</w:t>
+      </w:r>
+    </w:p>
+    <w:p>
+      <w:pPr>
+        <w:pStyle w:val="ListParagraph"/>
+        <w:pBdr>
+          <w:top w:val="single" w:sz="4" w:space="1" w:color="auto"/>
+          <w:left w:val="single" w:sz="4" w:space="4" w:color="auto"/>
+          <w:bottom w:val="single" w:sz="4" w:space="1" w:color="auto"/>
+          <w:right w:val="single" w:sz="4" w:space="4" w:color="auto"/>
+        </w:pBdr>
+        <w:ind w:left="1080"/>
+        <w:rPr>
+          <w:lang w:val="en-US"/>
+        </w:rPr>
+      </w:pPr>
+      <w:r>
+        <w:rPr>
+          <w:lang w:val="en-US"/>
+        </w:rPr>
+        <w:t xml:space="preserve">    </w:t>
+      </w:r>
+      <w:r>
+        <w:rPr>
+          <w:lang w:val="en-US"/>
+        </w:rPr>
+        <w:t>container</w:t>
+      </w:r>
+      <w:r>
+        <w:rPr>
+          <w:lang w:val="en-US"/>
+        </w:rPr>
+        <w:t xml:space="preserve"> = torch.zeros(</w:t>
+      </w:r>
+    </w:p>
+    <w:p>
+      <w:pPr>
+        <w:pStyle w:val="ListParagraph"/>
+        <w:pBdr>
+          <w:top w:val="single" w:sz="4" w:space="1" w:color="auto"/>
+          <w:left w:val="single" w:sz="4" w:space="4" w:color="auto"/>
+          <w:bottom w:val="single" w:sz="4" w:space="1" w:color="auto"/>
+          <w:right w:val="single" w:sz="4" w:space="4" w:color="auto"/>
+        </w:pBdr>
+        <w:ind w:left="1080"/>
+        <w:rPr>
+          <w:lang w:val="en-US"/>
+        </w:rPr>
+      </w:pPr>
+      <w:r>
+        <w:rPr>
+          <w:lang w:val="en-US"/>
+        </w:rPr>
+        <w:t xml:space="preserve">        </w:t>
+      </w:r>
+      <w:r>
+        <w:rPr>
+          <w:lang w:val="en-US"/>
+        </w:rPr>
+        <w:t>expand</w:t>
+      </w:r>
+      <w:r>
+        <w:rPr>
+          <w:lang w:val="en-US"/>
+        </w:rPr>
+        <w:t>_shape</w:t>
+      </w:r>
+      <w:r>
+        <w:rPr>
+          <w:lang w:val="en-US"/>
+        </w:rPr>
+        <w:t>[0] + x,</w:t>
+      </w:r>
+    </w:p>
+    <w:p>
+      <w:pPr>
+        <w:pStyle w:val="ListParagraph"/>
+        <w:pBdr>
+          <w:top w:val="single" w:sz="4" w:space="1" w:color="auto"/>
+          <w:left w:val="single" w:sz="4" w:space="4" w:color="auto"/>
+          <w:bottom w:val="single" w:sz="4" w:space="1" w:color="auto"/>
+          <w:right w:val="single" w:sz="4" w:space="4" w:color="auto"/>
+        </w:pBdr>
+        <w:ind w:left="1080"/>
+        <w:rPr>
+          <w:lang w:val="en-US"/>
+        </w:rPr>
+      </w:pPr>
+      <w:r>
+        <w:rPr>
+          <w:lang w:val="en-US"/>
+        </w:rPr>
+        <w:t xml:space="preserve">        </w:t>
+      </w:r>
+      <w:r>
+        <w:rPr>
+          <w:lang w:val="en-US"/>
+        </w:rPr>
+        <w:t>expand_shape[</w:t>
+      </w:r>
+      <w:r>
+        <w:rPr>
+          <w:lang w:val="en-US"/>
+        </w:rPr>
+        <w:t>1</w:t>
+      </w:r>
+      <w:r>
+        <w:rPr>
+          <w:lang w:val="en-US"/>
+        </w:rPr>
+        <w:t xml:space="preserve">] + </w:t>
+      </w:r>
+      <w:r>
+        <w:rPr>
+          <w:lang w:val="en-US"/>
+        </w:rPr>
+        <w:t>y</w:t>
+      </w:r>
+    </w:p>
+    <w:p>
+      <w:pPr>
+        <w:pStyle w:val="ListParagraph"/>
+        <w:pBdr>
+          <w:top w:val="single" w:sz="4" w:space="1" w:color="auto"/>
+          <w:left w:val="single" w:sz="4" w:space="4" w:color="auto"/>
+          <w:bottom w:val="single" w:sz="4" w:space="1" w:color="auto"/>
+          <w:right w:val="single" w:sz="4" w:space="4" w:color="auto"/>
+        </w:pBdr>
+        <w:ind w:left="1080"/>
+        <w:rPr>
+          <w:lang w:val="en-US"/>
+        </w:rPr>
+      </w:pPr>
+      <w:r>
+        <w:rPr>
+          <w:lang w:val="en-US"/>
+        </w:rPr>
+        <w:t xml:space="preserve">    </w:t>
+      </w:r>
+      <w:r>
+        <w:rPr>
+          <w:lang w:val="en-US"/>
+        </w:rPr>
+        <w:t>)</w:t>
+      </w:r>
+    </w:p>
+    <w:p>
+      <w:pPr>
+        <w:pStyle w:val="ListParagraph"/>
+        <w:pBdr>
+          <w:top w:val="single" w:sz="4" w:space="1" w:color="auto"/>
+          <w:left w:val="single" w:sz="4" w:space="4" w:color="auto"/>
+          <w:bottom w:val="single" w:sz="4" w:space="1" w:color="auto"/>
+          <w:right w:val="single" w:sz="4" w:space="4" w:color="auto"/>
+        </w:pBdr>
+        <w:ind w:left="1080"/>
+        <w:rPr>
+          <w:lang w:val="en-US"/>
+        </w:rPr>
+      </w:pPr>
+      <w:r>
+        <w:rPr>
+          <w:lang w:val="en-US"/>
+        </w:rPr>
+        <w:t xml:space="preserve">    </w:t>
+      </w:r>
+      <w:r>
+        <w:rPr>
+          <w:lang w:val="en-US"/>
+        </w:rPr>
+        <w:t>container[:x, :y] = tensor</w:t>
+      </w:r>
+    </w:p>
+    <w:p>
+      <w:pPr>
+        <w:pStyle w:val="ListParagraph"/>
+        <w:pBdr>
+          <w:top w:val="single" w:sz=